--- a/01-foundations/CIS_Controls_v8.1/Portugues_BR/CIS_Critical_Security_Controls_v8.1_Practical_Manager_and_Junior_Analyst_Manual_Portugues_BR_v1.0.docx
+++ b/01-foundations/CIS_Controls_v8.1/Portugues_BR/CIS_Critical_Security_Controls_v8.1_Practical_Manager_and_Junior_Analyst_Manual_Portugues_BR_v1.0.docx
@@ -2,32 +2,6 @@
 <file path=word/document.xml><?xml version="1.0" encoding="utf-8"?>
 <w:document xmlns:w="http://schemas.openxmlformats.org/wordprocessingml/2006/main" xmlns:m="http://schemas.openxmlformats.org/officeDocument/2006/math" xmlns:r="http://schemas.openxmlformats.org/officeDocument/2006/relationships" xmlns:o="urn:schemas-microsoft-com:office:office" xmlns:v="urn:schemas-microsoft-com:vml" xmlns:w10="urn:schemas-microsoft-com:office:word" xmlns:a="http://schemas.openxmlformats.org/drawingml/2006/main" xmlns:pic="http://schemas.openxmlformats.org/drawingml/2006/picture" xmlns:wp="http://schemas.openxmlformats.org/drawingml/2006/wordprocessingDrawing">
   <w:body>
-    <w:sdt>
-      <w:sdtPr>
-        <w:docPartObj>
-          <w:docPartGallery w:val="Table of Contents"/>
-          <w:docPartUnique/>
-        </w:docPartObj>
-      </w:sdtPr>
-      <w:sdtContent>
-        <w:p>
-          <w:pPr>
-            <w:pStyle w:val="TOCHeading"/>
-          </w:pPr>
-          <w:r>
-            <w:t xml:space="preserve">Table of Contents</w:t>
-          </w:r>
-        </w:p>
-        <w:p>
-          <w:r>
-            <w:fldChar w:fldCharType="begin" w:dirty="true"/>
-            <w:instrText xml:space="preserve">TOC \o "1-3" \h \z \u</w:instrText>
-            <w:fldChar w:fldCharType="separate"/>
-            <w:fldChar w:fldCharType="end"/>
-          </w:r>
-        </w:p>
-      </w:sdtContent>
-    </w:sdt>
     <w:p>
       <w:pPr>
         <w:pStyle w:val="BlockText"/>

--- a/01-foundations/CIS_Controls_v8.1/Portugues_BR/CIS_Critical_Security_Controls_v8.1_Practical_Manager_and_Junior_Analyst_Manual_Portugues_BR_v1.0.docx
+++ b/01-foundations/CIS_Controls_v8.1/Portugues_BR/CIS_Critical_Security_Controls_v8.1_Practical_Manager_and_Junior_Analyst_Manual_Portugues_BR_v1.0.docx
@@ -2,6 +2,32 @@
 <file path=word/document.xml><?xml version="1.0" encoding="utf-8"?>
 <w:document xmlns:w="http://schemas.openxmlformats.org/wordprocessingml/2006/main" xmlns:m="http://schemas.openxmlformats.org/officeDocument/2006/math" xmlns:r="http://schemas.openxmlformats.org/officeDocument/2006/relationships" xmlns:o="urn:schemas-microsoft-com:office:office" xmlns:v="urn:schemas-microsoft-com:vml" xmlns:w10="urn:schemas-microsoft-com:office:word" xmlns:a="http://schemas.openxmlformats.org/drawingml/2006/main" xmlns:pic="http://schemas.openxmlformats.org/drawingml/2006/picture" xmlns:wp="http://schemas.openxmlformats.org/drawingml/2006/wordprocessingDrawing">
   <w:body>
+    <w:sdt>
+      <w:sdtPr>
+        <w:docPartObj>
+          <w:docPartGallery w:val="Table of Contents"/>
+          <w:docPartUnique/>
+        </w:docPartObj>
+      </w:sdtPr>
+      <w:sdtContent>
+        <w:p>
+          <w:pPr>
+            <w:pStyle w:val="TOCHeading"/>
+          </w:pPr>
+          <w:r>
+            <w:t xml:space="preserve">Table of Contents</w:t>
+          </w:r>
+        </w:p>
+        <w:p>
+          <w:r>
+            <w:fldChar w:fldCharType="begin" w:dirty="true"/>
+            <w:instrText xml:space="preserve">TOC \o "1-3" \h \z \u</w:instrText>
+            <w:fldChar w:fldCharType="separate"/>
+            <w:fldChar w:fldCharType="end"/>
+          </w:r>
+        </w:p>
+      </w:sdtContent>
+    </w:sdt>
     <w:p>
       <w:pPr>
         <w:pStyle w:val="BlockText"/>

--- a/01-foundations/CIS_Controls_v8.1/Portugues_BR/CIS_Critical_Security_Controls_v8.1_Practical_Manager_and_Junior_Analyst_Manual_Portugues_BR_v1.0.docx
+++ b/01-foundations/CIS_Controls_v8.1/Portugues_BR/CIS_Critical_Security_Controls_v8.1_Practical_Manager_and_Junior_Analyst_Manual_Portugues_BR_v1.0.docx
@@ -34,8 +34,8 @@
       </w:pPr>
       <w:r>
         <w:rPr>
+          <w:bCs/>
           <w:b/>
-          <w:bCs/>
         </w:rPr>
         <w:t xml:space="preserve">Status da revisão:</w:t>
       </w:r>
@@ -60,8 +60,8 @@
       </w:pPr>
       <w:r>
         <w:rPr>
+          <w:bCs/>
           <w:b/>
-          <w:bCs/>
         </w:rPr>
         <w:t xml:space="preserve">CIS Critical Security Controls v8.1</w:t>
       </w:r>
@@ -76,11 +76,11 @@
     </w:p>
     <w:p>
       <w:pPr>
+        <w:numPr>
+          <w:ilvl w:val="0"/>
+          <w:numId w:val="1001"/>
+        </w:numPr>
         <w:pStyle w:val="Compact"/>
-        <w:numPr>
-          <w:ilvl w:val="0"/>
-          <w:numId w:val="1001"/>
-        </w:numPr>
       </w:pPr>
       <w:r>
         <w:t xml:space="preserve">Um manual de trabalho para gerentes, analistas júnior, estudantes, profissionais de mudança de carreira, avaliadores e equipes de segurança*</w:t>
@@ -102,7 +102,7 @@
         <w:t xml:space="preserve">Primeira edição • Julho de 2026</w:t>
       </w:r>
     </w:p>
-    <w:bookmarkStart w:id="9" w:name="Xf8a1e4956e8634914e3835ca3b453af7660da75"/>
+    <w:bookmarkStart w:id="20" w:name="Xf8a1e4956e8634914e3835ca3b453af7660da75"/>
     <w:p>
       <w:pPr>
         <w:pStyle w:val="Heading2"/>
@@ -111,8 +111,8 @@
         <w:t xml:space="preserve">No interior:** 18 Controlos • 153 Salvaguardas • IG1, IG2, IG3 • medição • evidência • ferramentas • livro de instruções do gestor • laboratórios • preparação para a carreira</w:t>
       </w:r>
     </w:p>
-    <w:bookmarkEnd w:id="9"/>
-    <w:bookmarkStart w:id="10" w:name="publicação-e-aviso-de-uso"/>
+    <w:bookmarkEnd w:id="20"/>
+    <w:bookmarkStart w:id="21" w:name="publicação-e-aviso-de-uso"/>
     <w:p>
       <w:pPr>
         <w:pStyle w:val="Heading1"/>
@@ -153,8 +153,8 @@
         <w:t xml:space="preserve">Os controles CIS são as melhores práticas de segurança cibernética. Não substituem as leis, regulamentos, contratos, requisitos do setor, avaliação de risco ou responsabilidade de gestão aplicáveis. Um mapeamento mostra relacionamentos; ele não prova automaticamente conformidade com outro framework.</w:t>
       </w:r>
     </w:p>
-    <w:bookmarkEnd w:id="10"/>
-    <w:bookmarkStart w:id="11" w:name="uso-ético-e-autorizado"/>
+    <w:bookmarkEnd w:id="21"/>
+    <w:bookmarkStart w:id="22" w:name="uso-ético-e-autorizado"/>
     <w:p>
       <w:pPr>
         <w:pStyle w:val="Heading1"/>
@@ -181,11 +181,11 @@
     </w:p>
     <w:p>
       <w:pPr>
+        <w:numPr>
+          <w:ilvl w:val="0"/>
+          <w:numId w:val="1002"/>
+        </w:numPr>
         <w:pStyle w:val="Compact"/>
-        <w:numPr>
-          <w:ilvl w:val="0"/>
-          <w:numId w:val="1002"/>
-        </w:numPr>
       </w:pPr>
       <w:r>
         <w:t xml:space="preserve">Uma introdução prática para a defesa cibernética priorizada e medição baseada em evidências.*</w:t>
@@ -1147,8 +1147,8 @@
         </w:r>
       </w:hyperlink>
     </w:p>
-    <w:bookmarkEnd w:id="11"/>
-    <w:bookmarkStart w:id="14" w:name="cis-controls-v8.1-fundações"/>
+    <w:bookmarkEnd w:id="22"/>
+    <w:bookmarkStart w:id="25" w:name="cis-controls-v8.1-fundações"/>
     <w:p>
       <w:pPr>
         <w:pStyle w:val="Heading1"/>
@@ -1159,11 +1159,11 @@
     </w:p>
     <w:p>
       <w:pPr>
+        <w:numPr>
+          <w:ilvl w:val="0"/>
+          <w:numId w:val="1004"/>
+        </w:numPr>
         <w:pStyle w:val="Compact"/>
-        <w:numPr>
-          <w:ilvl w:val="0"/>
-          <w:numId w:val="1004"/>
-        </w:numPr>
       </w:pPr>
       <w:r>
         <w:t xml:space="preserve">A versão atual, estrutura, propósito e limitações.*</w:t>
@@ -1248,7 +1248,7 @@
         <w:t xml:space="preserve">Existem mapeamentos oficiais para múltiplos quadros, mas a implementação deve ser verificada separadamente para cada requisito aplicável.</w:t>
       </w:r>
     </w:p>
-    <w:bookmarkStart w:id="12" w:name="section"/>
+    <w:bookmarkStart w:id="23" w:name="section"/>
     <w:p>
       <w:pPr>
         <w:pStyle w:val="Heading2"/>
@@ -1297,11 +1297,11 @@
     </w:p>
     <w:p>
       <w:pPr>
+        <w:numPr>
+          <w:ilvl w:val="0"/>
+          <w:numId w:val="1006"/>
+        </w:numPr>
         <w:pStyle w:val="Compact"/>
-        <w:numPr>
-          <w:ilvl w:val="0"/>
-          <w:numId w:val="1006"/>
-        </w:numPr>
       </w:pPr>
       <w:r>
         <w:t xml:space="preserve">Grupos de Implementação e Priorização</w:t>
@@ -1309,11 +1309,11 @@
     </w:p>
     <w:p>
       <w:pPr>
+        <w:numPr>
+          <w:ilvl w:val="0"/>
+          <w:numId w:val="1007"/>
+        </w:numPr>
         <w:pStyle w:val="Compact"/>
-        <w:numPr>
-          <w:ilvl w:val="0"/>
-          <w:numId w:val="1007"/>
-        </w:numPr>
       </w:pPr>
       <w:r>
         <w:t xml:space="preserve">Como IG1, IG2 e IG3 ajudam as organizações a escolher um ponto de partida realista.*</w:t>
@@ -1332,8 +1332,8 @@
         <w:t xml:space="preserve">Figura 2. Progressão do Grupo de Implementação</w:t>
       </w:r>
     </w:p>
-    <w:bookmarkEnd w:id="12"/>
-    <w:bookmarkStart w:id="13" w:name="X12712295119fbc0834529784f3daeccebe42d0e"/>
+    <w:bookmarkEnd w:id="23"/>
+    <w:bookmarkStart w:id="24" w:name="X12712295119fbc0834529784f3daeccebe42d0e"/>
     <w:p>
       <w:pPr>
         <w:pStyle w:val="Heading2"/>
@@ -1346,8 +1346,8 @@
       </w:r>
       <w:r>
         <w:rPr>
+          <w:bCs/>
           <w:b/>
-          <w:bCs/>
         </w:rPr>
         <w:t xml:space="preserve">Segurança</w:t>
       </w:r>
@@ -1362,8 +1362,8 @@
       </w:r>
       <w:r>
         <w:rPr>
+          <w:bCs/>
           <w:b/>
-          <w:bCs/>
         </w:rPr>
         <w:t xml:space="preserve">Objetivo</w:t>
       </w:r>
@@ -1443,9 +1443,9 @@
         <w:t xml:space="preserve">Use o oficial CIS Controls Navigator para filtrar v8.1 Salvaguardas e mapeamentos de revisão.</w:t>
       </w:r>
     </w:p>
-    <w:bookmarkEnd w:id="13"/>
-    <w:bookmarkEnd w:id="14"/>
-    <w:bookmarkStart w:id="16" w:name="governança-escopo-e-propriedade"/>
+    <w:bookmarkEnd w:id="24"/>
+    <w:bookmarkEnd w:id="25"/>
+    <w:bookmarkStart w:id="27" w:name="governança-escopo-e-propriedade"/>
     <w:p>
       <w:pPr>
         <w:pStyle w:val="Heading1"/>
@@ -1542,7 +1542,7 @@
         <w:t xml:space="preserve">Operar um ciclo de governança: priorizar, implementar, medir, corrigir, reteste e melhorar.</w:t>
       </w:r>
     </w:p>
-    <w:bookmarkStart w:id="15" w:name="decisão-ou-responsabilidade"/>
+    <w:bookmarkStart w:id="26" w:name="decisão-ou-responsabilidade"/>
     <w:p>
       <w:pPr>
         <w:pStyle w:val="Heading2"/>
@@ -1599,722 +1599,389 @@
       </w:r>
       <w:r>
         <w:t xml:space="preserve">Prestador de serviços □ Controles, evidências, incidentes, mudanças e suporte de saída contratados</w:t>
-      </w:r>
-    </w:p>
-    <w:bookmarkEnd w:id="15"/>
-    <w:bookmarkEnd w:id="16"/>
-    <w:bookmarkStart w:id="18" w:name="X06493154cf1c2f0205a15d3d7c0b7800f512d13"/>
-    <w:p>
-      <w:pPr>
-        <w:pStyle w:val="Heading1"/>
-      </w:pPr>
-      <w:r>
-        <w:t xml:space="preserve">4. Medição com a especificação de avaliação CIS</w:t>
-      </w:r>
-    </w:p>
-    <w:p>
-      <w:pPr>
-        <w:pStyle w:val="Compact"/>
-        <w:numPr>
-          <w:ilvl w:val="0"/>
-          <w:numId w:val="1010"/>
-        </w:numPr>
-      </w:pPr>
-      <w:r>
-        <w:t xml:space="preserve">Um método repetitivo para decidir se as salvaguardas são implementadas.*</w:t>
-      </w:r>
-    </w:p>
-    <w:p>
-      <w:pPr>
-        <w:pStyle w:val="FirstParagraph"/>
-      </w:pPr>
-    </w:p>
-    <w:p>
-      <w:pPr>
-        <w:pStyle w:val="BodyText"/>
-      </w:pPr>
-      <w:r>
-        <w:t xml:space="preserve">Figura 3. CIS Estrutura de medição de salvaguarda</w:t>
-      </w:r>
-    </w:p>
-    <w:p>
-      <w:pPr>
-        <w:pStyle w:val="Heading2"/>
-        <w:numPr>
-          <w:ilvl w:val="0"/>
-          <w:numId w:val="1011"/>
-        </w:numPr>
-      </w:pPr>
-      <w:bookmarkStart w:id="17" w:name="elemento-pergunta"/>
-      <w:r>
-        <w:t xml:space="preserve">Elemento** ** Pergunta**</w:t>
-      </w:r>
-      <w:bookmarkEnd w:id="17"/>
-    </w:p>
-    <w:p>
-      <w:pPr>
-        <w:numPr>
-          <w:ilvl w:val="0"/>
-          <w:numId w:val="1000"/>
-        </w:numPr>
-      </w:pPr>
-      <w:r>
-        <w:t xml:space="preserve">□ Proteger metadados Qual é a segurança exata, classe de ativos, função de segurança e IG?</w:t>
-      </w:r>
-      <w:r>
-        <w:t xml:space="preserve"> </w:t>
-      </w:r>
-      <w:r>
-        <w:t xml:space="preserve">Dependências Que outras salvaguardas ou populações devem existir primeiro?</w:t>
-      </w:r>
-      <w:r>
-        <w:t xml:space="preserve"> </w:t>
-      </w:r>
-      <w:r>
-        <w:t xml:space="preserve">Assunções Qual condição aceita afeta a medição?</w:t>
-      </w:r>
-      <w:r>
-        <w:t xml:space="preserve"> </w:t>
-      </w:r>
-      <w:r>
-        <w:t xml:space="preserve">Entradas Que dados completos e confiáveis são necessários? □</w:t>
-      </w:r>
-    </w:p>
-    <w:p>
-      <w:pPr>
-        <w:numPr>
-          <w:ilvl w:val="0"/>
-          <w:numId w:val="1011"/>
-        </w:numPr>
-      </w:pPr>
-      <w:r>
-        <w:t xml:space="preserve">Operações - Que análise deve ser realizada nas entradas?</w:t>
-      </w:r>
-      <w:r>
-        <w:t xml:space="preserve"> </w:t>
-      </w:r>
-      <w:r>
-        <w:t xml:space="preserve">Medidas O que conta, listas, datas, configurações ou resultados resultam?</w:t>
-      </w:r>
-      <w:r>
-        <w:t xml:space="preserve"> </w:t>
-      </w:r>
-      <w:r>
-        <w:t xml:space="preserve">Como as medidas são calculadas e interpretadas?</w:t>
-      </w:r>
-      <w:r>
-        <w:t xml:space="preserve"> </w:t>
-      </w:r>
-      <w:r>
-        <w:t xml:space="preserve">□ Revisão de procedimentos □ Existe um processo documentado e inclui elementos necessários? □</w:t>
-      </w:r>
-    </w:p>
-    <w:p>
-      <w:pPr>
-        <w:numPr>
-          <w:ilvl w:val="0"/>
-          <w:numId w:val="1011"/>
-        </w:numPr>
-      </w:pPr>
-      <w:r>
-        <w:t xml:space="preserve">Define exactamente a segurança e a população.</w:t>
-      </w:r>
-    </w:p>
-    <w:p>
-      <w:pPr>
-        <w:numPr>
-          <w:ilvl w:val="0"/>
-          <w:numId w:val="1011"/>
-        </w:numPr>
-      </w:pPr>
-      <w:r>
-        <w:t xml:space="preserve">Obter entradas necessárias e validar a completude, precisão, tempo, propriedade e confiabilidade da fonte.</w:t>
-      </w:r>
-    </w:p>
-    <w:p>
-      <w:pPr>
-        <w:numPr>
-          <w:ilvl w:val="0"/>
-          <w:numId w:val="1011"/>
-        </w:numPr>
-      </w:pPr>
-      <w:r>
-        <w:t xml:space="preserve">Siga as operações oficiais de medição ou documento de um método equivalente confiável.</w:t>
-      </w:r>
-    </w:p>
-    <w:p>
-      <w:pPr>
-        <w:numPr>
-          <w:ilvl w:val="0"/>
-          <w:numId w:val="1011"/>
-        </w:numPr>
-      </w:pPr>
-      <w:r>
-        <w:t xml:space="preserve">Manter os cálculos das medidas e a população de excepção subjacente — não apenas uma percentagem.</w:t>
-      </w:r>
-    </w:p>
-    <w:p>
-      <w:pPr>
-        <w:numPr>
-          <w:ilvl w:val="0"/>
-          <w:numId w:val="1011"/>
-        </w:numPr>
-      </w:pPr>
-      <w:r>
-        <w:t xml:space="preserve">Avaliar se a Salvaguarda está implementada e se está funcionando bem.</w:t>
-      </w:r>
-    </w:p>
-    <w:p>
-      <w:pPr>
-        <w:numPr>
-          <w:ilvl w:val="0"/>
-          <w:numId w:val="1011"/>
-        </w:numPr>
-      </w:pPr>
-      <w:r>
-        <w:t xml:space="preserve">Atribuir uma correção por falta de cobertura, má configuração, revisão atrasada, exceções, ou dados não confiáveis.</w:t>
-      </w:r>
-    </w:p>
-    <w:p>
-      <w:pPr>
-        <w:numPr>
-          <w:ilvl w:val="0"/>
-          <w:numId w:val="1011"/>
-        </w:numPr>
-      </w:pPr>
-      <w:r>
-        <w:t xml:space="preserve">Reteste usando os mesmos critérios e população atualizada.</w:t>
-      </w:r>
-    </w:p>
-    <w:p>
-      <w:pPr>
-        <w:numPr>
-          <w:ilvl w:val="0"/>
-          <w:numId w:val="1011"/>
-        </w:numPr>
-      </w:pPr>
-      <w:r>
-        <w:t xml:space="preserve">Denunciar escopo, resultado, exceção, limitação, proprietário, ação e data.</w:t>
-      </w:r>
-    </w:p>
-    <w:bookmarkEnd w:id="18"/>
-    <w:bookmarkStart w:id="19" w:name="roteiro-de-implementação"/>
-    <w:p>
-      <w:pPr>
-        <w:pStyle w:val="Heading1"/>
-      </w:pPr>
-      <w:r>
-        <w:t xml:space="preserve">5. Roteiro de Implementação</w:t>
-      </w:r>
-    </w:p>
-    <w:p>
-      <w:pPr>
-        <w:pStyle w:val="Compact"/>
-        <w:numPr>
-          <w:ilvl w:val="0"/>
-          <w:numId w:val="1012"/>
-        </w:numPr>
-      </w:pPr>
-      <w:r>
-        <w:t xml:space="preserve">Uma sequência prática de inventários para resiliência testada.*</w:t>
-      </w:r>
-    </w:p>
-    <w:p>
-      <w:pPr>
-        <w:numPr>
-          <w:ilvl w:val="0"/>
-          <w:numId w:val="1013"/>
-        </w:numPr>
-      </w:pPr>
-      <w:r>
-        <w:t xml:space="preserve">Escolha e documente o Grupo de Implementação inicial e quaisquer adições necessárias.</w:t>
-      </w:r>
-    </w:p>
-    <w:p>
-      <w:pPr>
-        <w:numPr>
-          <w:ilvl w:val="0"/>
-          <w:numId w:val="1013"/>
-        </w:numPr>
-      </w:pPr>
-      <w:r>
-        <w:t xml:space="preserve">Construir e conciliar as populações principais: ativos, software, dados, contas, sistemas de autenticação, rede, fornecedores, aplicações e logs.</w:t>
-      </w:r>
-    </w:p>
-    <w:p>
-      <w:pPr>
-        <w:numPr>
-          <w:ilvl w:val="0"/>
-          <w:numId w:val="1013"/>
-        </w:numPr>
-      </w:pPr>
-      <w:r>
-        <w:t xml:space="preserve">Implementar salvaguardas IG1 com proprietários, procedimentos, métricas de cobertura, exceções e evidências.</w:t>
-      </w:r>
-    </w:p>
-    <w:p>
-      <w:pPr>
-        <w:numPr>
-          <w:ilvl w:val="0"/>
-          <w:numId w:val="1013"/>
-        </w:numPr>
-      </w:pPr>
-      <w:r>
-        <w:t xml:space="preserve">Identidades seguras, configurações, vulnerabilidades, e-mail, navegadores, defesas de malware, backups e monitoramento essencial.</w:t>
-      </w:r>
-    </w:p>
-    <w:p>
-      <w:pPr>
-        <w:numPr>
-          <w:ilvl w:val="0"/>
-          <w:numId w:val="1013"/>
-        </w:numPr>
-      </w:pPr>
-      <w:r>
-        <w:t xml:space="preserve">Exercite resposta incidente e recuperação antes de uma emergência real.</w:t>
-      </w:r>
-    </w:p>
-    <w:p>
-      <w:pPr>
-        <w:numPr>
-          <w:ilvl w:val="0"/>
-          <w:numId w:val="1013"/>
-        </w:numPr>
-      </w:pPr>
-      <w:r>
-        <w:t xml:space="preserve">Medir cada salvaguarda aplicável usando entradas confiáveis e operações repetitivas.</w:t>
-      </w:r>
-    </w:p>
-    <w:p>
-      <w:pPr>
-        <w:numPr>
-          <w:ilvl w:val="0"/>
-          <w:numId w:val="1013"/>
-        </w:numPr>
-      </w:pPr>
-      <w:r>
-        <w:t xml:space="preserve">Corrigir a cobertura incompleta e repetir falhas; verificar correções através do reteste.</w:t>
-      </w:r>
-    </w:p>
-    <w:p>
-      <w:pPr>
-        <w:numPr>
-          <w:ilvl w:val="0"/>
-          <w:numId w:val="1013"/>
-        </w:numPr>
-      </w:pPr>
-      <w:r>
-        <w:t xml:space="preserve">Expandir para IG2 ou IG3 com base em risco, obrigações, maturidade e exposição à ameaça.</w:t>
-      </w:r>
-    </w:p>
-    <w:p>
-      <w:pPr>
-        <w:numPr>
-          <w:ilvl w:val="0"/>
-          <w:numId w:val="1013"/>
-        </w:numPr>
-      </w:pPr>
-      <w:r>
-        <w:t xml:space="preserve">Use mapeamentos oficiais para coordenar outros frameworks sem tratar mapeamentos como conformidade automática.</w:t>
-      </w:r>
-    </w:p>
-    <w:p>
-      <w:pPr>
-        <w:pStyle w:val="FirstParagraph"/>
-      </w:pPr>
-      <w:r>
-        <w:t xml:space="preserve">Princípio de implementação:** Um grupo menor de Salvaguardas que é totalmente escopo, operado, medido e melhorado é mais defensável do que uma longa lista marcada completa sem evidência confiável. □</w:t>
-      </w:r>
-      <w:r>
-        <w:t xml:space="preserve"> </w:t>
-      </w:r>
-      <w:r>
-        <w:t xml:space="preserve">□———————————————————————————————————————————————————————————————————————————————————————————</w:t>
-      </w:r>
-    </w:p>
-    <w:bookmarkEnd w:id="19"/>
-    <w:bookmarkStart w:id="22" w:name="X7695489a38f7c692e8afcb40666cce5b46824ac"/>
-    <w:p>
-      <w:pPr>
-        <w:pStyle w:val="Heading1"/>
-      </w:pPr>
-      <w:r>
-        <w:t xml:space="preserve">6. Controle 1 — Inventário e controle de ativos empresariais</w:t>
-      </w:r>
-    </w:p>
-    <w:p>
-      <w:pPr>
-        <w:pStyle w:val="Compact"/>
-        <w:numPr>
-          <w:ilvl w:val="0"/>
-          <w:numId w:val="1014"/>
-        </w:numPr>
-      </w:pPr>
-      <w:r>
-        <w:t xml:space="preserve">Todas as 5 Salvaguardas, significado simples, foco de verificação e evidência de exemplo.*</w:t>
-      </w:r>
-    </w:p>
-    <w:p>
-      <w:pPr>
-        <w:pStyle w:val="FirstParagraph"/>
-      </w:pPr>
-    </w:p>
-    <w:p>
-      <w:pPr>
-        <w:pStyle w:val="BodyText"/>
-      </w:pPr>
-      <w:r>
-        <w:t xml:space="preserve">Figura 4. Ciclo de inventário de ativos e software</w:t>
-      </w:r>
-    </w:p>
-    <w:bookmarkStart w:id="20" w:name="X9cbcb2868390f18733d53433a304c2c0ef02e49"/>
-    <w:p>
-      <w:pPr>
-        <w:pStyle w:val="Heading2"/>
-      </w:pPr>
-      <w:r>
-        <w:t xml:space="preserve">. ** Finalidade do controlo: ** Fortalecer a empresa através da implementação e medição de salvaguardas para o inventário e controle de ativos empresariais. □</w:t>
-      </w:r>
-    </w:p>
-    <w:bookmarkEnd w:id="20"/>
-    <w:bookmarkStart w:id="21" w:name="section-1"/>
-    <w:p>
-      <w:pPr>
-        <w:pStyle w:val="Heading2"/>
-      </w:pPr>
-      <w:r>
-        <w:t xml:space="preserve">* * * * * * * * * * * * * * * * * * * * * * * * * * * * * * * * * * * * * * * * * * * * * * * * * * * *</w:t>
-      </w:r>
-    </w:p>
-    <w:p>
-      <w:pPr>
-        <w:pStyle w:val="FirstParagraph"/>
-      </w:pPr>
-      <w:r>
-        <w:t xml:space="preserve">Introdução e manutenção detalhada Inventário de ativos corporativos Coloque em prática um processo repetível, de propriedade ou controle técnico para estabelecer e manter o Inventário de ativos corporativos detalhados, então verifique cobertura e exceções. Confirmar escopo definido, população, propriedade, implementação, frequência, cobertura, exceções, correção e reteste. Inventário de ativos, proprietários, status de aprovação, descoberta ativa/passiva, logs DHCP/IPAM, tickets não autorizados</w:t>
-      </w:r>
-      <w:r>
-        <w:t xml:space="preserve"> </w:t>
-      </w:r>
-      <w:r>
-        <w:t xml:space="preserve">Endereço Activos Não Autorizados Coloque um processo repetível, de propriedade ou controle técnico no local para abordar ativos não autorizados, em seguida, verificar cobertura e exceções. Confirmar escopo definido, população, propriedade, implementação, frequência, cobertura, exceções, correção e reteste. Inventário de ativos, proprietários, status de aprovação, descoberta ativa/passiva, logs DHCP/IPAM, tickets não autorizados</w:t>
-      </w:r>
-      <w:r>
-        <w:t xml:space="preserve"> </w:t>
-      </w:r>
-      <w:r>
-        <w:t xml:space="preserve">□ 1.3 □ Utilizar uma ferramenta de descoberta ativa Coloque no lugar um processo repetível, de propriedade ou controle técnico para utilizar uma ferramenta Active Discovery, então verifique cobertura e exceções. Confirmar escopo definido, população, propriedade, implementação, frequência, cobertura, exceções, correção e reteste. Inventário de ativos, proprietários, status de aprovação, descoberta ativa/passiva, logs DHCP/IPAM, tickets não autorizados</w:t>
-      </w:r>
-      <w:r>
-        <w:t xml:space="preserve"> </w:t>
-      </w:r>
-      <w:r>
-        <w:t xml:space="preserve">Use o DHCP Logging para atualizar o Inventário de Ativos Empresariais.Põr em prática um processo repetível, de propriedade ou controle técnico para usar o DHCP Logging para atualizar o Inventário de Ativos Empresariais, em seguida, verificar a cobertura e exceções. Confirmar escopo definido, população, propriedade, implementação, frequência, cobertura, exceções, correção e reteste. Inventário de ativos, proprietários, status de aprovação, descoberta ativa/passiva, logs DHCP/IPAM, tickets não autorizados</w:t>
-      </w:r>
-      <w:r>
-        <w:t xml:space="preserve"> </w:t>
-      </w:r>
-      <w:r>
-        <w:t xml:space="preserve">Use uma ferramenta de descoberta passiva de ativos Coloque no lugar um processo repetível, de propriedade ou controle técnico para usar uma ferramenta Passive Asset Discovery, então verifique cobertura e exceções. Confirmar escopo definido, população, propriedade, implementação, frequência, cobertura, exceções, correção e reteste. Inventário de ativos, proprietários, status de aprovação, descoberta ativa/passiva, logs DHCP/IPAM, tickets não autorizados</w:t>
-      </w:r>
-    </w:p>
-    <w:p>
-      <w:pPr>
-        <w:pStyle w:val="BodyText"/>
-      </w:pPr>
-      <w:r>
-        <w:t xml:space="preserve">Use o guia oficial de Controles CIS v8.1 e Especificações de Avaliação de Controles para linguagem de Salvaguarda exata, classe de ativos, função de segurança, Grupo de Implementação, dependências, entradas, operações, medidas, métricas e revisão processual.</w:t>
-      </w:r>
-    </w:p>
-    <w:bookmarkEnd w:id="21"/>
-    <w:bookmarkEnd w:id="22"/>
-    <w:bookmarkStart w:id="24" w:name="Xeb9b34ac7dc5be396e103312241fbdff6bec423"/>
-    <w:p>
-      <w:pPr>
-        <w:pStyle w:val="Heading1"/>
-      </w:pPr>
-      <w:r>
-        <w:t xml:space="preserve">7. Controle 2 — Inventário e Controle de Ativos de Software</w:t>
-      </w:r>
-    </w:p>
-    <w:p>
-      <w:pPr>
-        <w:pStyle w:val="Compact"/>
-        <w:numPr>
-          <w:ilvl w:val="0"/>
-          <w:numId w:val="1015"/>
-        </w:numPr>
-      </w:pPr>
-      <w:r>
-        <w:t xml:space="preserve">Todas as 7 Salvaguardas, significado simples, foco de verificação e evidência de exemplo.*</w:t>
-      </w:r>
-    </w:p>
-    <w:p>
-      <w:pPr>
-        <w:pStyle w:val="FirstParagraph"/>
-      </w:pPr>
-      <w:r>
-        <w:t xml:space="preserve">. ** Finalidade do controlo: ** Fortalecer a empresa através da implementação e medição de salvaguardas para o inventário e controle de ativos de software. □</w:t>
-      </w:r>
-      <w:r>
-        <w:t xml:space="preserve"> </w:t>
-      </w:r>
-      <w:r>
-        <w:t xml:space="preserve">□—————————————————————————————————————————————————————————————————————————————————————–</w:t>
-      </w:r>
-    </w:p>
-    <w:bookmarkStart w:id="23" w:name="section-2"/>
-    <w:p>
-      <w:pPr>
-        <w:pStyle w:val="Heading2"/>
-      </w:pPr>
-      <w:r>
-        <w:t xml:space="preserve">* * * * * * * * * * * * * * * * * * * * * * * * * * * * * * * * * * * * * * * * * * * * * * * * * * * *</w:t>
-      </w:r>
-    </w:p>
-    <w:p>
-      <w:pPr>
-        <w:pStyle w:val="FirstParagraph"/>
-      </w:pPr>
-      <w:r>
-        <w:t xml:space="preserve">Estabelecer e manter um Inventário de Software.Coloque em prática um processo repetível, de propriedade ou controle técnico para estabelecer e manter um Inventário de Software, então verifique cobertura e exceções. Confirmar escopo definido, população, propriedade, implementação, frequência, cobertura, exceções, correção e reteste. Inventário de software, status de suporte, lista aprovada, resultados de descoberta, exceções, política de allowlisting e eventos</w:t>
-      </w:r>
-      <w:r>
-        <w:t xml:space="preserve"> </w:t>
-      </w:r>
-      <w:r>
-        <w:t xml:space="preserve">• 2.2 • Certifique-se de que o Software Autorizado está atualmente suportado □ Coloque em prática um processo repetível, de propriedade ou controle técnico para garantir que o Software Autorizado esteja atualmente apoiado, então verifique cobertura e exceções. Confirmar escopo definido, população, propriedade, implementação, frequência, cobertura, exceções, correção e reteste. Inventário de software, status de suporte, lista aprovada, resultados de descoberta, exceções, política de allowlisting e eventos</w:t>
-      </w:r>
-      <w:r>
-        <w:t xml:space="preserve"> </w:t>
-      </w:r>
-      <w:r>
-        <w:t xml:space="preserve">Endereço Software não autorizado Coloque um processo repetível, de propriedade ou controle técnico no local para abordar Software não autorizado, em seguida, verificar cobertura e exceções. Confirmar escopo definido, população, propriedade, implementação, frequência, cobertura, exceções, correção e reteste. Inventário de software, status de suporte, lista aprovada, resultados de descoberta, exceções, política de allowlisting e eventos</w:t>
-      </w:r>
-      <w:r>
-        <w:t xml:space="preserve"> </w:t>
-      </w:r>
-      <w:r>
-        <w:t xml:space="preserve">□ 2.4 □ Utilizar ferramentas de inventário de software automatizadas Coloque um processo repetível, de propriedade ou controle técnico no local para utilizar Ferramentas de Inventário de Software Automatizado, em seguida, verifique cobertura e exceções. Confirmar escopo definido, população, propriedade, implementação, frequência, cobertura, exceções, correção e reteste. Inventário de software, status de suporte, lista aprovada, resultados de descoberta, exceções, política de allowlisting e eventos</w:t>
-      </w:r>
-      <w:r>
-        <w:t xml:space="preserve"> </w:t>
-      </w:r>
-      <w:r>
-        <w:t xml:space="preserve">Software Autorizado de Allowlist Coloque um processo repetível, de propriedade ou controle técnico no local para permitir o software autorizado lista, em seguida, verificar a cobertura e exceções. Confirmar escopo definido, população, propriedade, implementação, frequência, cobertura, exceções, correção e reteste. Inventário de software, status de suporte, lista aprovada, resultados de descoberta, exceções, política de allowlisting e eventos</w:t>
-      </w:r>
-      <w:r>
-        <w:t xml:space="preserve"> </w:t>
-      </w:r>
-      <w:r>
-        <w:t xml:space="preserve">2.6 □ Allowlist Bibliotecas Autorizadas □ Coloque em prática um processo repetível, de propriedade ou controle técnico para permitir a lista Bibliotecas Autorizadas, então verifique cobertura e exceções. Confirmar escopo definido, população, propriedade, implementação, frequência, cobertura, exceções, correção e reteste. Inventário de software, status de suporte, lista aprovada, resultados de descoberta, exceções, política de allowlisting e eventos</w:t>
-      </w:r>
-      <w:r>
-        <w:t xml:space="preserve"> </w:t>
-      </w:r>
-      <w:r>
-        <w:t xml:space="preserve">Lista de Allowlist Scripts Autorizados Coloque um processo repetível, de propriedade ou controle técnico no local para permitir Lista Scripts Autorizados, em seguida, verificar cobertura e exceções. Confirmar escopo definido, população, propriedade, implementação, frequência, cobertura, exceções, correção e reteste. Inventário de software, status de suporte, lista aprovada, resultados de descoberta, exceções, política de allowlisting e eventos</w:t>
-      </w:r>
-    </w:p>
-    <w:p>
-      <w:pPr>
-        <w:pStyle w:val="BodyText"/>
-      </w:pPr>
-      <w:r>
-        <w:t xml:space="preserve">Use o guia oficial de Controles CIS v8.1 e Especificações de Avaliação de Controles para linguagem de Salvaguarda exata, classe de ativos, função de segurança, Grupo de Implementação, dependências, entradas, operações, medidas, métricas e revisão processual.</w:t>
-      </w:r>
-    </w:p>
-    <w:bookmarkEnd w:id="23"/>
-    <w:bookmarkEnd w:id="24"/>
-    <w:bookmarkStart w:id="27" w:name="controle-3-proteção-de-dados"/>
-    <w:p>
-      <w:pPr>
-        <w:pStyle w:val="Heading1"/>
-      </w:pPr>
-      <w:r>
-        <w:t xml:space="preserve">8. Controle 3 — Proteção de dados</w:t>
-      </w:r>
-    </w:p>
-    <w:p>
-      <w:pPr>
-        <w:pStyle w:val="Compact"/>
-        <w:numPr>
-          <w:ilvl w:val="0"/>
-          <w:numId w:val="1016"/>
-        </w:numPr>
-      </w:pPr>
-      <w:r>
-        <w:t xml:space="preserve">Todas as 14 Salvaguardas, significado simples, foco de verificação e evidência de exemplo.*</w:t>
-      </w:r>
-    </w:p>
-    <w:p>
-      <w:pPr>
-        <w:pStyle w:val="FirstParagraph"/>
-      </w:pPr>
-    </w:p>
-    <w:p>
-      <w:pPr>
-        <w:pStyle w:val="BodyText"/>
-      </w:pPr>
-      <w:r>
-        <w:t xml:space="preserve">Figura 5. Ciclo de vida de proteção de dados</w:t>
-      </w:r>
-    </w:p>
-    <w:bookmarkStart w:id="25" w:name="Xafbf8e1b4b26e3da78f01c41e124c491db11a0b"/>
-    <w:p>
-      <w:pPr>
-        <w:pStyle w:val="Heading2"/>
-      </w:pPr>
-      <w:r>
-        <w:t xml:space="preserve">. ** Finalidade do controlo: ** Reforçar a empresa através da implementação e medição de salvaguardas para a protecção de dados. □</w:t>
-      </w:r>
-    </w:p>
-    <w:bookmarkEnd w:id="25"/>
-    <w:bookmarkStart w:id="26" w:name="section-3"/>
-    <w:p>
-      <w:pPr>
-        <w:pStyle w:val="Heading2"/>
-      </w:pPr>
-      <w:r>
-        <w:t xml:space="preserve">* * * * * * * * * * * * * * * * * * * * * * * * * * * * * * * * * * * * * * * * * * * * * * * * * * * *</w:t>
-      </w:r>
-    </w:p>
-    <w:p>
-      <w:pPr>
-        <w:pStyle w:val="FirstParagraph"/>
-      </w:pPr>
-      <w:r>
-        <w:t xml:space="preserve">3.1 Estabelecer e manter um processo de gerenciamento de dados .Põr em prática um processo repetível, de propriedade ou controle técnico para estabelecer e manter um processo de gerenciamento de dados, em seguida, verificar cobertura e exceções. Confirmar escopo definido, população, propriedade, implementação, frequência, cobertura, exceções, correção e reteste. Lista de dados, classificação, fluxos, ACLs, retenção, eliminação, criptografia, DLP e logs de acesso</w:t>
-      </w:r>
-      <w:r>
-        <w:t xml:space="preserve"> </w:t>
-      </w:r>
-      <w:r>
-        <w:t xml:space="preserve">3.2 Estabelecer e manter um Inventário de Dados .Põr em prática um processo repetível, de propriedade ou controle técnico para estabelecer e manter um Inventário de Dados, em seguida, verificar a cobertura e exceções. Confirmar escopo definido, população, propriedade, implementação, frequência, cobertura, exceções, correção e reteste. Lista de dados, classificação, fluxos, ACLs, retenção, eliminação, criptografia, DLP e logs de acesso</w:t>
-      </w:r>
-      <w:r>
-        <w:t xml:space="preserve"> </w:t>
-      </w:r>
-      <w:r>
-        <w:t xml:space="preserve">Configurar Listas de Controle de Acesso de Dados Coloque em prática um processo repetível, de propriedade ou controle técnico para configurar Listas de Controle de Acesso de Dados e, em seguida, verifique a cobertura e exceções. Confirmar escopo definido, população, propriedade, implementação, frequência, cobertura, exceções, correção e reteste. Lista de dados, classificação, fluxos, ACLs, retenção, eliminação, criptografia, DLP e logs de acesso</w:t>
-      </w:r>
-      <w:r>
-        <w:t xml:space="preserve"> </w:t>
-      </w:r>
-      <w:r>
-        <w:t xml:space="preserve">□ 3.4 □ Forçar a retenção de dados □ Coloque em prática um processo repetível, de propriedade ou controle técnico para impor a retenção de dados, em seguida, verificar a cobertura e exceções. Confirmar escopo definido, população, propriedade, implementação, frequência, cobertura, exceções, correção e reteste. Lista de dados, classificação, fluxos, ACLs, retenção, eliminação, criptografia, DLP e logs de acesso</w:t>
-      </w:r>
-      <w:r>
-        <w:t xml:space="preserve"> </w:t>
-      </w:r>
-      <w:r>
-        <w:t xml:space="preserve">3.5 □ Eliminar com segurança os dados Coloque em prática um processo repetível, de propriedade ou controle técnico para eliminar de forma segura os dados, então verifique a cobertura e exceções. Confirmar escopo definido, população, propriedade, implementação, frequência, cobertura, exceções, correção e reteste. Lista de dados, classificação, fluxos, ACLs, retenção, eliminação, criptografia, DLP e logs de acesso</w:t>
-      </w:r>
-      <w:r>
-        <w:t xml:space="preserve"> </w:t>
-      </w:r>
-      <w:r>
-        <w:t xml:space="preserve">□ 3.6 □ Criptografar Dados em Dispositivos de Usuário Final □ Coloque em prática um processo repetível, de propriedade ou controle técnico para criptografar Dados em Dispositivos de Usuário Final, então verifique cobertura e exceções. Confirmar escopo definido, população, propriedade, implementação, frequência, cobertura, exceções, correção e reteste. Lista de dados, classificação, fluxos, ACLs, retenção, eliminação, criptografia, DLP e logs de acesso</w:t>
-      </w:r>
-      <w:r>
-        <w:t xml:space="preserve"> </w:t>
-      </w:r>
-      <w:r>
-        <w:t xml:space="preserve">□ 3.7 □ Estabelecer e manter um esquema de classificação de dados □ Colocar em prática um processo repetível, de propriedade ou controle técnico para estabelecer e manter um esquema de classificação de dados, em seguida, verificar a cobertura e exceções. Confirmar escopo definido, população, propriedade, implementação, frequência, cobertura, exceções, correção e reteste. Lista de dados, classificação, fluxos, ACLs, retenção, eliminação, criptografia, DLP e logs de acesso</w:t>
-      </w:r>
-      <w:r>
-        <w:t xml:space="preserve"> </w:t>
-      </w:r>
-      <w:r>
-        <w:t xml:space="preserve">Os fluxos de dados do documento Coloque em prática um processo repetível, de propriedade ou controle técnico para documentar Fluxos de Dados, então verifique cobertura e exceções. Confirmar escopo definido, população, propriedade, implementação, frequência, cobertura, exceções, correção e reteste. Lista de dados, classificação, fluxos, ACLs, retenção, eliminação, criptografia, DLP e logs de acesso</w:t>
-      </w:r>
-      <w:r>
-        <w:t xml:space="preserve"> </w:t>
-      </w:r>
-      <w:r>
-        <w:t xml:space="preserve">.. 3.9 .. Criptografar dados em mídia removível .. Coloque um processo repetível, de propriedade ou controle técnico para criptografar dados em mídia removível, em seguida, verificar cobertura e exceções. Confirmar escopo definido, população, propriedade, implementação, frequência, cobertura, exceções, correção e reteste. Lista de dados, classificação, fluxos, ACLs, retenção, eliminação, criptografia, DLP e logs de acesso</w:t>
-      </w:r>
-      <w:r>
-        <w:t xml:space="preserve"> </w:t>
-      </w:r>
-      <w:r>
-        <w:t xml:space="preserve">3.10 Crypt Sensitive Data in Trânsito Coloque no lugar um processo repetível, de propriedade ou controle técnico para criptografar Dados Sensitivos em Trânsito, então verifique cobertura e exceções. Confirmar escopo definido, população, propriedade, implementação, frequência, cobertura, exceções, correção e reteste. Lista de dados, classificação, fluxos, ACLs, retenção, eliminação, criptografia, DLP e logs de acesso</w:t>
-      </w:r>
-      <w:r>
-        <w:t xml:space="preserve"> </w:t>
-      </w:r>
-      <w:r>
-        <w:t xml:space="preserve">Em repouso, criptografar dados sensíveis Coloque um processo repetível, de propriedade ou controle técnico no local para criptografar dados sensíveis em repouso, então verifique cobertura e exceções. Confirmar escopo definido, população, propriedade, implementação, frequência, cobertura, exceções, correção e reteste. Lista de dados, classificação, fluxos, ACLs, retenção, eliminação, criptografia, DLP e logs de acesso</w:t>
-      </w:r>
-      <w:r>
-        <w:t xml:space="preserve"> </w:t>
-      </w:r>
-      <w:r>
-        <w:t xml:space="preserve">Segmento Processamento e Armazenamento de Dados Baseado na Sensibilidade .. Coloque em prática um processo repetível, de propriedade ou controle técnico para segmentar Processamento e Armazenamento de Dados Baseado na Sensibilidade, então verifique cobertura e exceções. Confirmar escopo definido, população, propriedade, implementação, frequência, cobertura, exceções, correção e reteste. Lista de dados, classificação, fluxos, ACLs, retenção, eliminação, criptografia, DLP e logs de acesso</w:t>
-      </w:r>
-      <w:r>
-        <w:t xml:space="preserve"> </w:t>
-      </w:r>
-      <w:r>
-        <w:t xml:space="preserve">3.13 Implantar uma solução de prevenção de perda de dados Coloque em prática um processo repetível, de propriedade ou controle técnico para implantar uma Solução de Prevenção de Perda de Dados, então verifique cobertura e exceções. Confirmar escopo definido, população, propriedade, implementação, frequência, cobertura, exceções, correção e reteste. Lista de dados, classificação, fluxos, ACLs, retenção, eliminação, criptografia, DLP e logs de acesso</w:t>
-      </w:r>
-      <w:r>
-        <w:t xml:space="preserve"> </w:t>
-      </w:r>
-      <w:r>
-        <w:t xml:space="preserve">Acesso de Dados Sensíveis ao Log Coloque um processo repetível, de propriedade ou controle técnico no local para registrar o acesso de dados sensíveis, em seguida, verificar a cobertura e exceções. Confirmar escopo definido, população, propriedade, implementação, frequência, cobertura, exceções, correção e reteste. Lista de dados, classificação, fluxos, ACLs, retenção, eliminação, criptografia, DLP e logs de acesso</w:t>
-      </w:r>
-    </w:p>
-    <w:p>
-      <w:pPr>
-        <w:pStyle w:val="BodyText"/>
-      </w:pPr>
-      <w:r>
-        <w:t xml:space="preserve">Use o guia oficial de Controles CIS v8.1 e Especificações de Avaliação de Controles para linguagem de Salvaguarda exata, classe de ativos, função de segurança, Grupo de Implementação, dependências, entradas, operações, medidas, métricas e revisão processual.</w:t>
       </w:r>
     </w:p>
     <w:bookmarkEnd w:id="26"/>
     <w:bookmarkEnd w:id="27"/>
-    <w:bookmarkStart w:id="29" w:name="Xd2ef3f86512794823bc8b468f11f6ff2370559c"/>
+    <w:bookmarkStart w:id="29" w:name="X06493154cf1c2f0205a15d3d7c0b7800f512d13"/>
     <w:p>
       <w:pPr>
         <w:pStyle w:val="Heading1"/>
       </w:pPr>
       <w:r>
-        <w:t xml:space="preserve">9. Controle 4 — Configuração segura de ativos empresariais e software</w:t>
-      </w:r>
-    </w:p>
-    <w:p>
-      <w:pPr>
+        <w:t xml:space="preserve">4. Medição com a especificação de avaliação CIS</w:t>
+      </w:r>
+    </w:p>
+    <w:p>
+      <w:pPr>
+        <w:numPr>
+          <w:ilvl w:val="0"/>
+          <w:numId w:val="1010"/>
+        </w:numPr>
         <w:pStyle w:val="Compact"/>
-        <w:numPr>
-          <w:ilvl w:val="0"/>
-          <w:numId w:val="1017"/>
-        </w:numPr>
-      </w:pPr>
-      <w:r>
-        <w:t xml:space="preserve">Todas as 12 Salvaguardas, significado simples, foco de verificação e evidência de exemplo.*</w:t>
+      </w:pPr>
+      <w:r>
+        <w:t xml:space="preserve">Um método repetitivo para decidir se as salvaguardas são implementadas.*</w:t>
       </w:r>
     </w:p>
     <w:p>
       <w:pPr>
         <w:pStyle w:val="FirstParagraph"/>
       </w:pPr>
-      <w:r>
-        <w:t xml:space="preserve">. ** Finalidade do controlo: ** Fortaleça a empresa implementando e medindo salvaguardas para a configuração segura de ativos e software da empresa. □</w:t>
-      </w:r>
-      <w:r>
-        <w:t xml:space="preserve"> </w:t>
-      </w:r>
-      <w:r>
-        <w:t xml:space="preserve">□———————————————————————————————————————————————————————————————————————————</w:t>
-      </w:r>
-    </w:p>
-    <w:bookmarkStart w:id="28" w:name="section-4"/>
-    <w:p>
-      <w:pPr>
+    </w:p>
+    <w:p>
+      <w:pPr>
+        <w:pStyle w:val="BodyText"/>
+      </w:pPr>
+      <w:r>
+        <w:t xml:space="preserve">Figura 3. CIS Estrutura de medição de salvaguarda</w:t>
+      </w:r>
+    </w:p>
+    <w:p>
+      <w:pPr>
+        <w:numPr>
+          <w:ilvl w:val="0"/>
+          <w:numId w:val="1011"/>
+        </w:numPr>
         <w:pStyle w:val="Heading2"/>
       </w:pPr>
+      <w:bookmarkStart w:id="28" w:name="elemento-pergunta"/>
+      <w:r>
+        <w:t xml:space="preserve">Elemento** ** Pergunta**</w:t>
+      </w:r>
+      <w:bookmarkEnd w:id="28"/>
+    </w:p>
+    <w:p>
+      <w:pPr>
+        <w:numPr>
+          <w:ilvl w:val="0"/>
+          <w:numId w:val="1000"/>
+        </w:numPr>
+      </w:pPr>
+      <w:r>
+        <w:t xml:space="preserve">□ Proteger metadados Qual é a segurança exata, classe de ativos, função de segurança e IG?</w:t>
+      </w:r>
+      <w:r>
+        <w:t xml:space="preserve"> </w:t>
+      </w:r>
+      <w:r>
+        <w:t xml:space="preserve">Dependências Que outras salvaguardas ou populações devem existir primeiro?</w:t>
+      </w:r>
+      <w:r>
+        <w:t xml:space="preserve"> </w:t>
+      </w:r>
+      <w:r>
+        <w:t xml:space="preserve">Assunções Qual condição aceita afeta a medição?</w:t>
+      </w:r>
+      <w:r>
+        <w:t xml:space="preserve"> </w:t>
+      </w:r>
+      <w:r>
+        <w:t xml:space="preserve">Entradas Que dados completos e confiáveis são necessários? □</w:t>
+      </w:r>
+    </w:p>
+    <w:p>
+      <w:pPr>
+        <w:numPr>
+          <w:ilvl w:val="0"/>
+          <w:numId w:val="1011"/>
+        </w:numPr>
+      </w:pPr>
+      <w:r>
+        <w:t xml:space="preserve">Operações - Que análise deve ser realizada nas entradas?</w:t>
+      </w:r>
+      <w:r>
+        <w:t xml:space="preserve"> </w:t>
+      </w:r>
+      <w:r>
+        <w:t xml:space="preserve">Medidas O que conta, listas, datas, configurações ou resultados resultam?</w:t>
+      </w:r>
+      <w:r>
+        <w:t xml:space="preserve"> </w:t>
+      </w:r>
+      <w:r>
+        <w:t xml:space="preserve">Como as medidas são calculadas e interpretadas?</w:t>
+      </w:r>
+      <w:r>
+        <w:t xml:space="preserve"> </w:t>
+      </w:r>
+      <w:r>
+        <w:t xml:space="preserve">□ Revisão de procedimentos □ Existe um processo documentado e inclui elementos necessários? □</w:t>
+      </w:r>
+    </w:p>
+    <w:p>
+      <w:pPr>
+        <w:numPr>
+          <w:ilvl w:val="0"/>
+          <w:numId w:val="1011"/>
+        </w:numPr>
+      </w:pPr>
+      <w:r>
+        <w:t xml:space="preserve">Define exactamente a segurança e a população.</w:t>
+      </w:r>
+    </w:p>
+    <w:p>
+      <w:pPr>
+        <w:numPr>
+          <w:ilvl w:val="0"/>
+          <w:numId w:val="1011"/>
+        </w:numPr>
+      </w:pPr>
+      <w:r>
+        <w:t xml:space="preserve">Obter entradas necessárias e validar a completude, precisão, tempo, propriedade e confiabilidade da fonte.</w:t>
+      </w:r>
+    </w:p>
+    <w:p>
+      <w:pPr>
+        <w:numPr>
+          <w:ilvl w:val="0"/>
+          <w:numId w:val="1011"/>
+        </w:numPr>
+      </w:pPr>
+      <w:r>
+        <w:t xml:space="preserve">Siga as operações oficiais de medição ou documento de um método equivalente confiável.</w:t>
+      </w:r>
+    </w:p>
+    <w:p>
+      <w:pPr>
+        <w:numPr>
+          <w:ilvl w:val="0"/>
+          <w:numId w:val="1011"/>
+        </w:numPr>
+      </w:pPr>
+      <w:r>
+        <w:t xml:space="preserve">Manter os cálculos das medidas e a população de excepção subjacente — não apenas uma percentagem.</w:t>
+      </w:r>
+    </w:p>
+    <w:p>
+      <w:pPr>
+        <w:numPr>
+          <w:ilvl w:val="0"/>
+          <w:numId w:val="1011"/>
+        </w:numPr>
+      </w:pPr>
+      <w:r>
+        <w:t xml:space="preserve">Avaliar se a Salvaguarda está implementada e se está funcionando bem.</w:t>
+      </w:r>
+    </w:p>
+    <w:p>
+      <w:pPr>
+        <w:numPr>
+          <w:ilvl w:val="0"/>
+          <w:numId w:val="1011"/>
+        </w:numPr>
+      </w:pPr>
+      <w:r>
+        <w:t xml:space="preserve">Atribuir uma correção por falta de cobertura, má configuração, revisão atrasada, exceções, ou dados não confiáveis.</w:t>
+      </w:r>
+    </w:p>
+    <w:p>
+      <w:pPr>
+        <w:numPr>
+          <w:ilvl w:val="0"/>
+          <w:numId w:val="1011"/>
+        </w:numPr>
+      </w:pPr>
+      <w:r>
+        <w:t xml:space="preserve">Reteste usando os mesmos critérios e população atualizada.</w:t>
+      </w:r>
+    </w:p>
+    <w:p>
+      <w:pPr>
+        <w:numPr>
+          <w:ilvl w:val="0"/>
+          <w:numId w:val="1011"/>
+        </w:numPr>
+      </w:pPr>
+      <w:r>
+        <w:t xml:space="preserve">Denunciar escopo, resultado, exceção, limitação, proprietário, ação e data.</w:t>
+      </w:r>
+    </w:p>
+    <w:bookmarkEnd w:id="29"/>
+    <w:bookmarkStart w:id="30" w:name="roteiro-de-implementação"/>
+    <w:p>
+      <w:pPr>
+        <w:pStyle w:val="Heading1"/>
+      </w:pPr>
+      <w:r>
+        <w:t xml:space="preserve">5. Roteiro de Implementação</w:t>
+      </w:r>
+    </w:p>
+    <w:p>
+      <w:pPr>
+        <w:numPr>
+          <w:ilvl w:val="0"/>
+          <w:numId w:val="1012"/>
+        </w:numPr>
+        <w:pStyle w:val="Compact"/>
+      </w:pPr>
+      <w:r>
+        <w:t xml:space="preserve">Uma sequência prática de inventários para resiliência testada.*</w:t>
+      </w:r>
+    </w:p>
+    <w:p>
+      <w:pPr>
+        <w:numPr>
+          <w:ilvl w:val="0"/>
+          <w:numId w:val="1013"/>
+        </w:numPr>
+      </w:pPr>
+      <w:r>
+        <w:t xml:space="preserve">Escolha e documente o Grupo de Implementação inicial e quaisquer adições necessárias.</w:t>
+      </w:r>
+    </w:p>
+    <w:p>
+      <w:pPr>
+        <w:numPr>
+          <w:ilvl w:val="0"/>
+          <w:numId w:val="1013"/>
+        </w:numPr>
+      </w:pPr>
+      <w:r>
+        <w:t xml:space="preserve">Construir e conciliar as populações principais: ativos, software, dados, contas, sistemas de autenticação, rede, fornecedores, aplicações e logs.</w:t>
+      </w:r>
+    </w:p>
+    <w:p>
+      <w:pPr>
+        <w:numPr>
+          <w:ilvl w:val="0"/>
+          <w:numId w:val="1013"/>
+        </w:numPr>
+      </w:pPr>
+      <w:r>
+        <w:t xml:space="preserve">Implementar salvaguardas IG1 com proprietários, procedimentos, métricas de cobertura, exceções e evidências.</w:t>
+      </w:r>
+    </w:p>
+    <w:p>
+      <w:pPr>
+        <w:numPr>
+          <w:ilvl w:val="0"/>
+          <w:numId w:val="1013"/>
+        </w:numPr>
+      </w:pPr>
+      <w:r>
+        <w:t xml:space="preserve">Identidades seguras, configurações, vulnerabilidades, e-mail, navegadores, defesas de malware, backups e monitoramento essencial.</w:t>
+      </w:r>
+    </w:p>
+    <w:p>
+      <w:pPr>
+        <w:numPr>
+          <w:ilvl w:val="0"/>
+          <w:numId w:val="1013"/>
+        </w:numPr>
+      </w:pPr>
+      <w:r>
+        <w:t xml:space="preserve">Exercite resposta incidente e recuperação antes de uma emergência real.</w:t>
+      </w:r>
+    </w:p>
+    <w:p>
+      <w:pPr>
+        <w:numPr>
+          <w:ilvl w:val="0"/>
+          <w:numId w:val="1013"/>
+        </w:numPr>
+      </w:pPr>
+      <w:r>
+        <w:t xml:space="preserve">Medir cada salvaguarda aplicável usando entradas confiáveis e operações repetitivas.</w:t>
+      </w:r>
+    </w:p>
+    <w:p>
+      <w:pPr>
+        <w:numPr>
+          <w:ilvl w:val="0"/>
+          <w:numId w:val="1013"/>
+        </w:numPr>
+      </w:pPr>
+      <w:r>
+        <w:t xml:space="preserve">Corrigir a cobertura incompleta e repetir falhas; verificar correções através do reteste.</w:t>
+      </w:r>
+    </w:p>
+    <w:p>
+      <w:pPr>
+        <w:numPr>
+          <w:ilvl w:val="0"/>
+          <w:numId w:val="1013"/>
+        </w:numPr>
+      </w:pPr>
+      <w:r>
+        <w:t xml:space="preserve">Expandir para IG2 ou IG3 com base em risco, obrigações, maturidade e exposição à ameaça.</w:t>
+      </w:r>
+    </w:p>
+    <w:p>
+      <w:pPr>
+        <w:numPr>
+          <w:ilvl w:val="0"/>
+          <w:numId w:val="1013"/>
+        </w:numPr>
+      </w:pPr>
+      <w:r>
+        <w:t xml:space="preserve">Use mapeamentos oficiais para coordenar outros frameworks sem tratar mapeamentos como conformidade automática.</w:t>
+      </w:r>
+    </w:p>
+    <w:p>
+      <w:pPr>
+        <w:pStyle w:val="FirstParagraph"/>
+      </w:pPr>
+      <w:r>
+        <w:t xml:space="preserve">Princípio de implementação:** Um grupo menor de Salvaguardas que é totalmente escopo, operado, medido e melhorado é mais defensável do que uma longa lista marcada completa sem evidência confiável. □</w:t>
+      </w:r>
+      <w:r>
+        <w:t xml:space="preserve"> </w:t>
+      </w:r>
+      <w:r>
+        <w:t xml:space="preserve">□———————————————————————————————————————————————————————————————————————————————————————————</w:t>
+      </w:r>
+    </w:p>
+    <w:bookmarkEnd w:id="30"/>
+    <w:bookmarkStart w:id="33" w:name="X7695489a38f7c692e8afcb40666cce5b46824ac"/>
+    <w:p>
+      <w:pPr>
+        <w:pStyle w:val="Heading1"/>
+      </w:pPr>
+      <w:r>
+        <w:t xml:space="preserve">6. Controle 1 — Inventário e controle de ativos empresariais</w:t>
+      </w:r>
+    </w:p>
+    <w:p>
+      <w:pPr>
+        <w:numPr>
+          <w:ilvl w:val="0"/>
+          <w:numId w:val="1014"/>
+        </w:numPr>
+        <w:pStyle w:val="Compact"/>
+      </w:pPr>
+      <w:r>
+        <w:t xml:space="preserve">Todas as 5 Salvaguardas, significado simples, foco de verificação e evidência de exemplo.*</w:t>
+      </w:r>
+    </w:p>
+    <w:p>
+      <w:pPr>
+        <w:pStyle w:val="FirstParagraph"/>
+      </w:pPr>
+    </w:p>
+    <w:p>
+      <w:pPr>
+        <w:pStyle w:val="BodyText"/>
+      </w:pPr>
+      <w:r>
+        <w:t xml:space="preserve">Figura 4. Ciclo de inventário de ativos e software</w:t>
+      </w:r>
+    </w:p>
+    <w:bookmarkStart w:id="31" w:name="X9cbcb2868390f18733d53433a304c2c0ef02e49"/>
+    <w:p>
+      <w:pPr>
+        <w:pStyle w:val="Heading2"/>
+      </w:pPr>
+      <w:r>
+        <w:t xml:space="preserve">. ** Finalidade do controlo: ** Fortalecer a empresa através da implementação e medição de salvaguardas para o inventário e controle de ativos empresariais. □</w:t>
+      </w:r>
+    </w:p>
+    <w:bookmarkEnd w:id="31"/>
+    <w:bookmarkStart w:id="32" w:name="section-1"/>
+    <w:p>
+      <w:pPr>
+        <w:pStyle w:val="Heading2"/>
+      </w:pPr>
       <w:r>
         <w:t xml:space="preserve">* * * * * * * * * * * * * * * * * * * * * * * * * * * * * * * * * * * * * * * * * * * * * * * * * * * *</w:t>
       </w:r>
@@ -2324,73 +1991,31 @@
         <w:pStyle w:val="FirstParagraph"/>
       </w:pPr>
       <w:r>
-        <w:t xml:space="preserve">4.1 Estabelecer e manter um processo de configuração seguro .Põr em prática um processo repetível, de propriedade ou controle técnico para estabelecer e manter um processo de configuração seguro, em seguida, verificar a cobertura e exceções. Confirmar escopo definido, população, propriedade, implementação, frequência, cobertura, exceções, correção e reteste. Normas de configuração, resultados de benchmark, firewalls, bloqueios de sessão, protocolos de administração, defaults, serviços e configurações móveis</w:t>
-      </w:r>
-      <w:r>
-        <w:t xml:space="preserve"> </w:t>
-      </w:r>
-      <w:r>
-        <w:t xml:space="preserve">4.2 Estabelecer e manter um processo de configuração seguro para a infraestrutura de rede.Põr em prática um processo repetível, de propriedade ou controle técnico para estabelecer e manter um processo de configuração seguro para a infraestrutura de rede, em seguida, verificar a cobertura e exceções. Confirmar escopo definido, população, propriedade, implementação, frequência, cobertura, exceções, correção e reteste. Normas de configuração, resultados de benchmark, firewalls, bloqueios de sessão, protocolos de administração, defaults, serviços e configurações móveis</w:t>
-      </w:r>
-      <w:r>
-        <w:t xml:space="preserve"> </w:t>
-      </w:r>
-      <w:r>
-        <w:t xml:space="preserve">Configura o bloqueio automático de sessão em ativos empresariais Coloque em prática um processo repetível, de propriedade ou controle técnico para configurar o bloqueio automático de sessão em ativos corporativos, em seguida, verifique a cobertura e exceções. Confirmar escopo definido, população, propriedade, implementação, frequência, cobertura, exceções, correção e reteste. Normas de configuração, resultados de benchmark, firewalls, bloqueios de sessão, protocolos de administração, defaults, serviços e configurações móveis</w:t>
-      </w:r>
-      <w:r>
-        <w:t xml:space="preserve"> </w:t>
-      </w:r>
-      <w:r>
-        <w:t xml:space="preserve">4.4 Implementar e Gerenciar um Firewall em Servidores Coloque um processo repetível, de propriedade ou controle técnico para implementar e gerenciar um Firewall em Servidores, então verifique cobertura e exceções. Confirmar escopo definido, população, propriedade, implementação, frequência, cobertura, exceções, correção e reteste. Normas de configuração, resultados de benchmark, firewalls, bloqueios de sessão, protocolos de administração, defaults, serviços e configurações móveis</w:t>
-      </w:r>
-      <w:r>
-        <w:t xml:space="preserve"> </w:t>
-      </w:r>
-      <w:r>
-        <w:t xml:space="preserve">□ 4.5 □ Implementar e Gerenciar um Firewall em Dispositivos de Usuário Final □ Coloque em prática um processo ou controle técnico repetível, de propriedade para implementar e gerenciar um Firewall em Dispositivos de Usuário Final, em seguida, verifique cobertura e exceções. Confirmar escopo definido, população, propriedade, implementação, frequência, cobertura, exceções, correção e reteste. Normas de configuração, resultados de benchmark, firewalls, bloqueios de sessão, protocolos de administração, defaults, serviços e configurações móveis</w:t>
-      </w:r>
-      <w:r>
-        <w:t xml:space="preserve"> </w:t>
-      </w:r>
-      <w:r>
-        <w:t xml:space="preserve">Como Gerenciar com segurança os ativos e o software corporativos?Coloque no lugar um processo repetível, de propriedade ou controle técnico para Gerenciar com segurança os ativos empresariais e o software, então verifique a cobertura e exceções. Confirmar escopo definido, população, propriedade, implementação, frequência, cobertura, exceções, correção e reteste. Normas de configuração, resultados de benchmark, firewalls, bloqueios de sessão, protocolos de administração, defaults, serviços e configurações móveis</w:t>
-      </w:r>
-      <w:r>
-        <w:t xml:space="preserve"> </w:t>
-      </w:r>
-      <w:r>
-        <w:t xml:space="preserve">Como Gerenciar contas padrão em ativos e software corporativos?Coloque em prática um processo repetível, de propriedade ou controle técnico para gerenciar contas padrão em ativos corporativos e software, então verifique cobertura e exceções. Confirmar escopo definido, população, propriedade, implementação, frequência, cobertura, exceções, correção e reteste. Normas de configuração, resultados de benchmark, firewalls, bloqueios de sessão, protocolos de administração, defaults, serviços e configurações móveis</w:t>
-      </w:r>
-      <w:r>
-        <w:t xml:space="preserve"> </w:t>
-      </w:r>
-      <w:r>
-        <w:t xml:space="preserve">4.8 Desinstalar ou desativar Serviços Desnecessários em Ativos e Software Corporativos Coloque em prática um processo ou controle técnico repetível, de propriedade para desinstalar ou desativar Serviços Desnecessários em Ativos e Software Corporativos, então verifique cobertura e exceções. Confirmar escopo definido, população, propriedade, implementação, frequência, cobertura, exceções, correção e reteste. Normas de configuração, resultados de benchmark, firewalls, bloqueios de sessão, protocolos de administração, defaults, serviços e configurações móveis</w:t>
-      </w:r>
-      <w:r>
-        <w:t xml:space="preserve"> </w:t>
-      </w:r>
-      <w:r>
-        <w:t xml:space="preserve">Configura Servidores DNS confiáveis em ativos corporativos Coloque um processo repetível, de propriedade ou controle técnico para configurar Servidores DNS confiáveis em ativos corporativos, então verifique cobertura e exceções. Confirmar escopo definido, população, propriedade, implementação, frequência, cobertura, exceções, correção e reteste. Normas de configuração, resultados de benchmark, firewalls, bloqueios de sessão, protocolos de administração, defaults, serviços e configurações móveis</w:t>
-      </w:r>
-      <w:r>
-        <w:t xml:space="preserve"> </w:t>
-      </w:r>
-      <w:r>
-        <w:t xml:space="preserve">4.10 Forçar o bloqueio automático do dispositivo em dispositivos portáteis do usuário final Coloque em prática um processo repetível, de propriedade ou controle técnico para aplicar o Bloqueio Automático de Dispositivos Portáteis de Usuário Final, em seguida, verifique a cobertura e exceções. Confirmar escopo definido, população, propriedade, implementação, frequência, cobertura, exceções, correção e reteste. Normas de configuração, resultados de benchmark, firewalls, bloqueios de sessão, protocolos de administração, defaults, serviços e configurações móveis</w:t>
-      </w:r>
-      <w:r>
-        <w:t xml:space="preserve"> </w:t>
-      </w:r>
-      <w:r>
-        <w:t xml:space="preserve">• 4.11 • Forçar a capacidade de limpeza remota em dispositivos portáteis de uso final Coloque em prática um processo repetível, de propriedade ou controle técnico para impor a capacidade de limpeza remota em dispositivos portáteis de usuário final, em seguida, verifique a cobertura e exceções. Confirmar escopo definido, população, propriedade, implementação, frequência, cobertura, exceções, correção e reteste. Normas de configuração, resultados de benchmark, firewalls, bloqueios de sessão, protocolos de administração, defaults, serviços e configurações móveis</w:t>
-      </w:r>
-      <w:r>
-        <w:t xml:space="preserve"> </w:t>
-      </w:r>
-      <w:r>
-        <w:t xml:space="preserve">□ 4.12 □ Separar os espaços de trabalho empresariais em dispositivos móveis de utilização final □ Coloque em prática um processo repetível, de propriedade ou controlo técnico para separar os espaços de trabalho empresariais em dispositivos móveis de utilização final e verificar a cobertura e as exceções. Confirmar escopo definido, população, propriedade, implementação, frequência, cobertura, exceções, correção e reteste. Normas de configuração, resultados de benchmark, firewalls, bloqueios de sessão, protocolos de administração, defaults, serviços e configurações móveis</w:t>
+        <w:t xml:space="preserve">Introdução e manutenção detalhada Inventário de ativos corporativos Coloque em prática um processo repetível, de propriedade ou controle técnico para estabelecer e manter o Inventário de ativos corporativos detalhados, então verifique cobertura e exceções. Confirmar escopo definido, população, propriedade, implementação, frequência, cobertura, exceções, correção e reteste. Inventário de ativos, proprietários, status de aprovação, descoberta ativa/passiva, logs DHCP/IPAM, tickets não autorizados</w:t>
+      </w:r>
+      <w:r>
+        <w:t xml:space="preserve"> </w:t>
+      </w:r>
+      <w:r>
+        <w:t xml:space="preserve">Endereço Activos Não Autorizados Coloque um processo repetível, de propriedade ou controle técnico no local para abordar ativos não autorizados, em seguida, verificar cobertura e exceções. Confirmar escopo definido, população, propriedade, implementação, frequência, cobertura, exceções, correção e reteste. Inventário de ativos, proprietários, status de aprovação, descoberta ativa/passiva, logs DHCP/IPAM, tickets não autorizados</w:t>
+      </w:r>
+      <w:r>
+        <w:t xml:space="preserve"> </w:t>
+      </w:r>
+      <w:r>
+        <w:t xml:space="preserve">□ 1.3 □ Utilizar uma ferramenta de descoberta ativa Coloque no lugar um processo repetível, de propriedade ou controle técnico para utilizar uma ferramenta Active Discovery, então verifique cobertura e exceções. Confirmar escopo definido, população, propriedade, implementação, frequência, cobertura, exceções, correção e reteste. Inventário de ativos, proprietários, status de aprovação, descoberta ativa/passiva, logs DHCP/IPAM, tickets não autorizados</w:t>
+      </w:r>
+      <w:r>
+        <w:t xml:space="preserve"> </w:t>
+      </w:r>
+      <w:r>
+        <w:t xml:space="preserve">Use o DHCP Logging para atualizar o Inventário de Ativos Empresariais.Põr em prática um processo repetível, de propriedade ou controle técnico para usar o DHCP Logging para atualizar o Inventário de Ativos Empresariais, em seguida, verificar a cobertura e exceções. Confirmar escopo definido, população, propriedade, implementação, frequência, cobertura, exceções, correção e reteste. Inventário de ativos, proprietários, status de aprovação, descoberta ativa/passiva, logs DHCP/IPAM, tickets não autorizados</w:t>
+      </w:r>
+      <w:r>
+        <w:t xml:space="preserve"> </w:t>
+      </w:r>
+      <w:r>
+        <w:t xml:space="preserve">Use uma ferramenta de descoberta passiva de ativos Coloque no lugar um processo repetível, de propriedade ou controle técnico para usar uma ferramenta Passive Asset Discovery, então verifique cobertura e exceções. Confirmar escopo definido, população, propriedade, implementação, frequência, cobertura, exceções, correção e reteste. Inventário de ativos, proprietários, status de aprovação, descoberta ativa/passiva, logs DHCP/IPAM, tickets não autorizados</w:t>
       </w:r>
     </w:p>
     <w:p>
@@ -2401,27 +2026,27 @@
         <w:t xml:space="preserve">Use o guia oficial de Controles CIS v8.1 e Especificações de Avaliação de Controles para linguagem de Salvaguarda exata, classe de ativos, função de segurança, Grupo de Implementação, dependências, entradas, operações, medidas, métricas e revisão processual.</w:t>
       </w:r>
     </w:p>
-    <w:bookmarkEnd w:id="28"/>
-    <w:bookmarkEnd w:id="29"/>
-    <w:bookmarkStart w:id="31" w:name="controle-5-gestão-de-contas"/>
+    <w:bookmarkEnd w:id="32"/>
+    <w:bookmarkEnd w:id="33"/>
+    <w:bookmarkStart w:id="35" w:name="Xeb9b34ac7dc5be396e103312241fbdff6bec423"/>
     <w:p>
       <w:pPr>
         <w:pStyle w:val="Heading1"/>
       </w:pPr>
       <w:r>
-        <w:t xml:space="preserve">10. Controle 5 — Gestão de Contas</w:t>
-      </w:r>
-    </w:p>
-    <w:p>
-      <w:pPr>
+        <w:t xml:space="preserve">7. Controle 2 — Inventário e Controle de Ativos de Software</w:t>
+      </w:r>
+    </w:p>
+    <w:p>
+      <w:pPr>
+        <w:numPr>
+          <w:ilvl w:val="0"/>
+          <w:numId w:val="1015"/>
+        </w:numPr>
         <w:pStyle w:val="Compact"/>
-        <w:numPr>
-          <w:ilvl w:val="0"/>
-          <w:numId w:val="1018"/>
-        </w:numPr>
-      </w:pPr>
-      <w:r>
-        <w:t xml:space="preserve">Todas as 6 Salvaguardas, significado simples, foco de verificação e evidência de exemplo.*</w:t>
+      </w:pPr>
+      <w:r>
+        <w:t xml:space="preserve">Todas as 7 Salvaguardas, significado simples, foco de verificação e evidência de exemplo.*</w:t>
       </w:r>
     </w:p>
     <w:p>
@@ -2429,16 +2054,16 @@
         <w:pStyle w:val="FirstParagraph"/>
       </w:pPr>
       <w:r>
-        <w:t xml:space="preserve">. ** Finalidade do controlo: ** Reforçar a empresa através da implementação e medição de salvaguardas para a gestão de contas. □</w:t>
-      </w:r>
-      <w:r>
-        <w:t xml:space="preserve"> </w:t>
-      </w:r>
-      <w:r>
-        <w:t xml:space="preserve">□——————————————————————————————————————————–</w:t>
-      </w:r>
-    </w:p>
-    <w:bookmarkStart w:id="30" w:name="section-5"/>
+        <w:t xml:space="preserve">. ** Finalidade do controlo: ** Fortalecer a empresa através da implementação e medição de salvaguardas para o inventário e controle de ativos de software. □</w:t>
+      </w:r>
+      <w:r>
+        <w:t xml:space="preserve"> </w:t>
+      </w:r>
+      <w:r>
+        <w:t xml:space="preserve">□—————————————————————————————————————————————————————————————————————————————————————–</w:t>
+      </w:r>
+    </w:p>
+    <w:bookmarkStart w:id="34" w:name="section-2"/>
     <w:p>
       <w:pPr>
         <w:pStyle w:val="Heading2"/>
@@ -2452,37 +2077,43 @@
         <w:pStyle w:val="FirstParagraph"/>
       </w:pPr>
       <w:r>
-        <w:t xml:space="preserve">• 5.1 • Estabelecer e manter um Inventário de Contas • Colocar em prática um processo repetível, de propriedade ou controle técnico para estabelecer e manter um Inventário de Contas, em seguida, verificar a cobertura e exceções. Confirmar escopo definido, população, propriedade, implementação, frequência, cobertura, exceções, correção e reteste. As populações da conta, os proprietários, as datas, a política da senha, as ações da conta dormente, os inventários da conta do administrador e do serviço</w:t>
-      </w:r>
-      <w:r>
-        <w:t xml:space="preserve"> </w:t>
-      </w:r>
-      <w:r>
-        <w:t xml:space="preserve">Use senhas únicas Coloque um processo repetível, de propriedade ou controle técnico para usar senhas únicas e, em seguida, verifique a cobertura e exceções. Confirmar escopo definido, população, propriedade, implementação, frequência, cobertura, exceções, correção e reteste. As populações da conta, os proprietários, as datas, a política da senha, as ações da conta dormente, os inventários da conta do administrador e do serviço</w:t>
-      </w:r>
-      <w:r>
-        <w:t xml:space="preserve"> </w:t>
-      </w:r>
-      <w:r>
-        <w:t xml:space="preserve">5.3 Desactivar contas domésticas Coloque em prática um processo repetível, de propriedade ou controle técnico para desativar Contas Dormintes e, em seguida, verificar a cobertura e exceções. Confirmar escopo definido, população, propriedade, implementação, frequência, cobertura, exceções, correção e reteste. As populações da conta, os proprietários, as datas, a política da senha, as ações da conta dormente, os inventários da conta do administrador e do serviço</w:t>
-      </w:r>
-      <w:r>
-        <w:t xml:space="preserve"> </w:t>
-      </w:r>
-      <w:r>
-        <w:t xml:space="preserve">Restringir os Privilégios de Administrador às Contas de Administradores Dedicadas Coloque em prática um processo repetível, de propriedade ou controle técnico para restringir os Privilégios de Administrador às Contas de Administrador Dedicadas, em seguida, verifique a cobertura e exceções. Confirmar escopo definido, população, propriedade, implementação, frequência, cobertura, exceções, correção e reteste. As populações da conta, os proprietários, as datas, a política da senha, as ações da conta dormente, os inventários da conta do administrador e do serviço</w:t>
-      </w:r>
-      <w:r>
-        <w:t xml:space="preserve"> </w:t>
-      </w:r>
-      <w:r>
-        <w:t xml:space="preserve">5,5 □ Estabelecer e manter um Inventário de Contas de Serviço □ Colocar em prática um processo repetível, de propriedade ou controle técnico para estabelecer e manter um Inventário de Contas de Serviço, em seguida, verificar cobertura e exceções. Confirmar escopo definido, população, propriedade, implementação, frequência, cobertura, exceções, correção e reteste. As populações da conta, os proprietários, as datas, a política da senha, as ações da conta dormente, os inventários da conta do administrador e do serviço</w:t>
-      </w:r>
-      <w:r>
-        <w:t xml:space="preserve"> </w:t>
-      </w:r>
-      <w:r>
-        <w:t xml:space="preserve">5.6 Centralizar a Gestão de Contas Coloque em prática um processo repetível, de propriedade ou controle técnico para centralizar o Gerenciamento de Contas, em seguida, verifique a cobertura e exceções. Confirmar escopo definido, população, propriedade, implementação, frequência, cobertura, exceções, correção e reteste. As populações da conta, os proprietários, as datas, a política da senha, as ações da conta dormente, os inventários da conta do administrador e do serviço</w:t>
+        <w:t xml:space="preserve">Estabelecer e manter um Inventário de Software.Coloque em prática um processo repetível, de propriedade ou controle técnico para estabelecer e manter um Inventário de Software, então verifique cobertura e exceções. Confirmar escopo definido, população, propriedade, implementação, frequência, cobertura, exceções, correção e reteste. Inventário de software, status de suporte, lista aprovada, resultados de descoberta, exceções, política de allowlisting e eventos</w:t>
+      </w:r>
+      <w:r>
+        <w:t xml:space="preserve"> </w:t>
+      </w:r>
+      <w:r>
+        <w:t xml:space="preserve">• 2.2 • Certifique-se de que o Software Autorizado está atualmente suportado □ Coloque em prática um processo repetível, de propriedade ou controle técnico para garantir que o Software Autorizado esteja atualmente apoiado, então verifique cobertura e exceções. Confirmar escopo definido, população, propriedade, implementação, frequência, cobertura, exceções, correção e reteste. Inventário de software, status de suporte, lista aprovada, resultados de descoberta, exceções, política de allowlisting e eventos</w:t>
+      </w:r>
+      <w:r>
+        <w:t xml:space="preserve"> </w:t>
+      </w:r>
+      <w:r>
+        <w:t xml:space="preserve">Endereço Software não autorizado Coloque um processo repetível, de propriedade ou controle técnico no local para abordar Software não autorizado, em seguida, verificar cobertura e exceções. Confirmar escopo definido, população, propriedade, implementação, frequência, cobertura, exceções, correção e reteste. Inventário de software, status de suporte, lista aprovada, resultados de descoberta, exceções, política de allowlisting e eventos</w:t>
+      </w:r>
+      <w:r>
+        <w:t xml:space="preserve"> </w:t>
+      </w:r>
+      <w:r>
+        <w:t xml:space="preserve">□ 2.4 □ Utilizar ferramentas de inventário de software automatizadas Coloque um processo repetível, de propriedade ou controle técnico no local para utilizar Ferramentas de Inventário de Software Automatizado, em seguida, verifique cobertura e exceções. Confirmar escopo definido, população, propriedade, implementação, frequência, cobertura, exceções, correção e reteste. Inventário de software, status de suporte, lista aprovada, resultados de descoberta, exceções, política de allowlisting e eventos</w:t>
+      </w:r>
+      <w:r>
+        <w:t xml:space="preserve"> </w:t>
+      </w:r>
+      <w:r>
+        <w:t xml:space="preserve">Software Autorizado de Allowlist Coloque um processo repetível, de propriedade ou controle técnico no local para permitir o software autorizado lista, em seguida, verificar a cobertura e exceções. Confirmar escopo definido, população, propriedade, implementação, frequência, cobertura, exceções, correção e reteste. Inventário de software, status de suporte, lista aprovada, resultados de descoberta, exceções, política de allowlisting e eventos</w:t>
+      </w:r>
+      <w:r>
+        <w:t xml:space="preserve"> </w:t>
+      </w:r>
+      <w:r>
+        <w:t xml:space="preserve">2.6 □ Allowlist Bibliotecas Autorizadas □ Coloque em prática um processo repetível, de propriedade ou controle técnico para permitir a lista Bibliotecas Autorizadas, então verifique cobertura e exceções. Confirmar escopo definido, população, propriedade, implementação, frequência, cobertura, exceções, correção e reteste. Inventário de software, status de suporte, lista aprovada, resultados de descoberta, exceções, política de allowlisting e eventos</w:t>
+      </w:r>
+      <w:r>
+        <w:t xml:space="preserve"> </w:t>
+      </w:r>
+      <w:r>
+        <w:t xml:space="preserve">Lista de Allowlist Scripts Autorizados Coloque um processo repetível, de propriedade ou controle técnico no local para permitir Lista Scripts Autorizados, em seguida, verificar cobertura e exceções. Confirmar escopo definido, população, propriedade, implementação, frequência, cobertura, exceções, correção e reteste. Inventário de software, status de suporte, lista aprovada, resultados de descoberta, exceções, política de allowlisting e eventos</w:t>
       </w:r>
     </w:p>
     <w:p>
@@ -2493,27 +2124,27 @@
         <w:t xml:space="preserve">Use o guia oficial de Controles CIS v8.1 e Especificações de Avaliação de Controles para linguagem de Salvaguarda exata, classe de ativos, função de segurança, Grupo de Implementação, dependências, entradas, operações, medidas, métricas e revisão processual.</w:t>
       </w:r>
     </w:p>
-    <w:bookmarkEnd w:id="30"/>
-    <w:bookmarkEnd w:id="31"/>
-    <w:bookmarkStart w:id="34" w:name="Xa894af05b3af31fdf2a084a9cec3813ac700e27"/>
+    <w:bookmarkEnd w:id="34"/>
+    <w:bookmarkEnd w:id="35"/>
+    <w:bookmarkStart w:id="38" w:name="controle-3-proteção-de-dados"/>
     <w:p>
       <w:pPr>
         <w:pStyle w:val="Heading1"/>
       </w:pPr>
       <w:r>
-        <w:t xml:space="preserve">11. Controle 6 — Gerenciamento de Controle de Acesso</w:t>
-      </w:r>
-    </w:p>
-    <w:p>
-      <w:pPr>
+        <w:t xml:space="preserve">8. Controle 3 — Proteção de dados</w:t>
+      </w:r>
+    </w:p>
+    <w:p>
+      <w:pPr>
+        <w:numPr>
+          <w:ilvl w:val="0"/>
+          <w:numId w:val="1016"/>
+        </w:numPr>
         <w:pStyle w:val="Compact"/>
-        <w:numPr>
-          <w:ilvl w:val="0"/>
-          <w:numId w:val="1019"/>
-        </w:numPr>
-      </w:pPr>
-      <w:r>
-        <w:t xml:space="preserve">Todas as 8 Salvaguardas, significado simples, foco de verificação e evidência de exemplo.*</w:t>
+      </w:pPr>
+      <w:r>
+        <w:t xml:space="preserve">Todas as 14 Salvaguardas, significado simples, foco de verificação e evidência de exemplo.*</w:t>
       </w:r>
     </w:p>
     <w:p>
@@ -2526,20 +2157,20 @@
         <w:pStyle w:val="BodyText"/>
       </w:pPr>
       <w:r>
-        <w:t xml:space="preserve">Figura 6. Ciclo de vida de identidade e acesso</w:t>
-      </w:r>
-    </w:p>
-    <w:bookmarkStart w:id="32" w:name="Xcabd0b0a654464b8c9f73c37431732309c07dc8"/>
+        <w:t xml:space="preserve">Figura 5. Ciclo de vida de proteção de dados</w:t>
+      </w:r>
+    </w:p>
+    <w:bookmarkStart w:id="36" w:name="Xafbf8e1b4b26e3da78f01c41e124c491db11a0b"/>
     <w:p>
       <w:pPr>
         <w:pStyle w:val="Heading2"/>
       </w:pPr>
       <w:r>
-        <w:t xml:space="preserve">. ** Finalidade do controlo: ** Reforçar a empresa através da implementação e medição de salvaguardas para a gestão do controlo de acesso. □</w:t>
-      </w:r>
-    </w:p>
-    <w:bookmarkEnd w:id="32"/>
-    <w:bookmarkStart w:id="33" w:name="section-6"/>
+        <w:t xml:space="preserve">. ** Finalidade do controlo: ** Reforçar a empresa através da implementação e medição de salvaguardas para a protecção de dados. □</w:t>
+      </w:r>
+    </w:p>
+    <w:bookmarkEnd w:id="36"/>
+    <w:bookmarkStart w:id="37" w:name="section-3"/>
     <w:p>
       <w:pPr>
         <w:pStyle w:val="Heading2"/>
@@ -2553,288 +2184,85 @@
         <w:pStyle w:val="FirstParagraph"/>
       </w:pPr>
       <w:r>
-        <w:t xml:space="preserve">• 6.1 • Estabelecer um Processo de Concessão de Acesso • Colocar em prática um processo repetível, de propriedade ou controle técnico para estabelecer um Processo de Concessão de Acesso e, em seguida, verificar a cobertura e exceções. Confirmar escopo definido, população, propriedade, implementação, frequência, cobertura, exceções, correção e reteste. Ingressos de concessão/revoke, cobertura MFA, inventário do sistema de autenticação, funções, direitos e revisões de acesso</w:t>
-      </w:r>
-      <w:r>
-        <w:t xml:space="preserve"> </w:t>
-      </w:r>
-      <w:r>
-        <w:t xml:space="preserve">□ 6.2 □ Estabelecer um Processo de Revogação de Acesso □ Colocar um processo repetível, de propriedade ou controle técnico para estabelecer um Processo de Revogação de Acesso, em seguida, verificar a cobertura e exceções. Confirmar escopo definido, população, propriedade, implementação, frequência, cobertura, exceções, correção e reteste. Ingressos de concessão/revoke, cobertura MFA, inventário do sistema de autenticação, funções, direitos e revisões de acesso</w:t>
-      </w:r>
-      <w:r>
-        <w:t xml:space="preserve"> </w:t>
-      </w:r>
-      <w:r>
-        <w:t xml:space="preserve">□ 6.3 □ Exigir o MFA para Aplicações Expostas Externamente • Coloque em prática um processo repetível, de propriedade ou controle técnico para exigir o MFA para Aplicações Expostas Externamente e, em seguida, verifique a cobertura e exceções. Confirmar escopo definido, população, propriedade, implementação, frequência, cobertura, exceções, correção e reteste. Ingressos de concessão/revoke, cobertura MFA, inventário do sistema de autenticação, funções, direitos e revisões de acesso</w:t>
-      </w:r>
-      <w:r>
-        <w:t xml:space="preserve"> </w:t>
-      </w:r>
-      <w:r>
-        <w:t xml:space="preserve">6.4 Requer MFA para acesso remoto à rede Coloque um processo repetível, de propriedade ou controle técnico para exigir MFA para acesso remoto à rede, então verifique cobertura e exceções. Confirmar escopo definido, população, propriedade, implementação, frequência, cobertura, exceções, correção e reteste. Ingressos de concessão/revoke, cobertura MFA, inventário do sistema de autenticação, funções, direitos e revisões de acesso</w:t>
-      </w:r>
-      <w:r>
-        <w:t xml:space="preserve"> </w:t>
-      </w:r>
-      <w:r>
-        <w:t xml:space="preserve">6.5 Requer AMF para acesso administrativo Coloque um processo repetível, de propriedade ou controle técnico para exigir MFA para acesso administrativo, em seguida, verificar cobertura e exceções. Confirmar escopo definido, população, propriedade, implementação, frequência, cobertura, exceções, correção e reteste. Ingressos de concessão/revoke, cobertura MFA, inventário do sistema de autenticação, funções, direitos e revisões de acesso</w:t>
-      </w:r>
-      <w:r>
-        <w:t xml:space="preserve"> </w:t>
-      </w:r>
-      <w:r>
-        <w:t xml:space="preserve">6.6 Criar e manter um Inventário de Sistemas de Autenticação e Autorização.Põr em prática um processo repetível, de propriedade ou controle técnico para estabelecer e manter um Inventário de Sistemas de Autenticação e Autorização, em seguida, verificar a cobertura e exceções. Confirmar escopo definido, população, propriedade, implementação, frequência, cobertura, exceções, correção e reteste. Ingressos de concessão/revoke, cobertura MFA, inventário do sistema de autenticação, funções, direitos e revisões de acesso</w:t>
-      </w:r>
-      <w:r>
-        <w:t xml:space="preserve"> </w:t>
-      </w:r>
-      <w:r>
-        <w:t xml:space="preserve">6.7 Centralizar o Controle de Acesso Coloque em prática um processo repetível, de propriedade ou controle técnico para centralizar o Controle de Acesso, então verifique cobertura e exceções. Confirmar escopo definido, população, propriedade, implementação, frequência, cobertura, exceções, correção e reteste. Ingressos de concessão/revoke, cobertura MFA, inventário do sistema de autenticação, funções, direitos e revisões de acesso</w:t>
-      </w:r>
-      <w:r>
-        <w:t xml:space="preserve"> </w:t>
-      </w:r>
-      <w:r>
-        <w:t xml:space="preserve">Defina e mantenha o controle de acesso baseado em funções Coloque em prática um processo repetível, de propriedade ou controle técnico para definir e manter o controle de acesso baseado em funções, então verifique cobertura e exceções. Confirmar escopo definido, população, propriedade, implementação, frequência, cobertura, exceções, correção e reteste. Ingressos de concessão/revoke, cobertura MFA, inventário do sistema de autenticação, funções, direitos e revisões de acesso</w:t>
-      </w:r>
-    </w:p>
-    <w:p>
-      <w:pPr>
-        <w:pStyle w:val="BodyText"/>
-      </w:pPr>
-      <w:r>
-        <w:t xml:space="preserve">Use o guia oficial de Controles CIS v8.1 e Especificações de Avaliação de Controles para linguagem de Salvaguarda exata, classe de ativos, função de segurança, Grupo de Implementação, dependências, entradas, operações, medidas, métricas e revisão processual.</w:t>
-      </w:r>
-    </w:p>
-    <w:bookmarkEnd w:id="33"/>
-    <w:bookmarkEnd w:id="34"/>
-    <w:bookmarkStart w:id="36" w:name="Xc417a421edbe5d2e6b240c7d3d615c29c5a6aa2"/>
-    <w:p>
-      <w:pPr>
-        <w:pStyle w:val="Heading1"/>
-      </w:pPr>
-      <w:r>
-        <w:t xml:space="preserve">12. Controle 7 — Gestão de Vulnerabilidade Contínua</w:t>
-      </w:r>
-    </w:p>
-    <w:p>
-      <w:pPr>
-        <w:pStyle w:val="Compact"/>
-        <w:numPr>
-          <w:ilvl w:val="0"/>
-          <w:numId w:val="1020"/>
-        </w:numPr>
-      </w:pPr>
-      <w:r>
-        <w:t xml:space="preserve">Todas as 7 Salvaguardas, significado simples, foco de verificação e evidência de exemplo.*</w:t>
-      </w:r>
-    </w:p>
-    <w:p>
-      <w:pPr>
-        <w:pStyle w:val="FirstParagraph"/>
-      </w:pPr>
-    </w:p>
-    <w:p>
-      <w:pPr>
-        <w:pStyle w:val="BodyText"/>
-      </w:pPr>
-      <w:r>
-        <w:t xml:space="preserve">Figura 7. Gestão contínua da vulnerabilidade</w:t>
-      </w:r>
-    </w:p>
-    <w:p>
-      <w:pPr>
-        <w:pStyle w:val="BodyText"/>
-      </w:pPr>
-      <w:r>
-        <w:t xml:space="preserve">. ** Finalidade do controlo: ** Fortalecer a empresa implementando e medindo salvaguardas para a gestão contínua da vulnerabilidade. □</w:t>
-      </w:r>
-      <w:r>
-        <w:t xml:space="preserve"> </w:t>
-      </w:r>
-      <w:r>
-        <w:t xml:space="preserve">□———————————————————————————————————————————————————————————-</w:t>
-      </w:r>
-    </w:p>
-    <w:bookmarkStart w:id="35" w:name="section-7"/>
-    <w:p>
-      <w:pPr>
-        <w:pStyle w:val="Heading2"/>
-      </w:pPr>
-      <w:r>
-        <w:t xml:space="preserve">* * * * * * * * * * * * * * * * * * * * * * * * * * * * * * * * * * * * * * * * * * * * * * * * * * * *</w:t>
-      </w:r>
-    </w:p>
-    <w:p>
-      <w:pPr>
-        <w:pStyle w:val="FirstParagraph"/>
-      </w:pPr>
-      <w:r>
-        <w:t xml:space="preserve">□ 7.1 □ Estabeleça e mantenha um Processo de Gestão de Vulnerabilidade □ Coloque em prática um processo repetível, de propriedade ou controle técnico para estabelecer e manter um Processo de Gestão de Vulnerabilidade, em seguida, verifique cobertura e exceções. Confirmar escopo definido, população, propriedade, implementação, frequência, cobertura, exceções, correção e reteste. Processos, feeds, cobertura de ativos, varreduras autenticadas, resultados de patch, exceções, tickets de remediação e rescans</w:t>
-      </w:r>
-      <w:r>
-        <w:t xml:space="preserve"> </w:t>
-      </w:r>
-      <w:r>
-        <w:t xml:space="preserve">• 7,2 • Estabelecer e manter um processo de remediação; • Colocar um processo repetível, de propriedade ou controle técnico para estabelecer e manter um processo de remediação; Confirmar escopo definido, população, propriedade, implementação, frequência, cobertura, exceções, correção e reteste. Processos, feeds, cobertura de ativos, varreduras autenticadas, resultados de patch, exceções, tickets de remediação e rescans</w:t>
-      </w:r>
-      <w:r>
-        <w:t xml:space="preserve"> </w:t>
-      </w:r>
-      <w:r>
-        <w:t xml:space="preserve">Realizar o gerenciamento automático do patch do sistema operacional Coloque em prática um processo repetível, de propriedade ou controle técnico para executar o gerenciamento automático do patch do sistema operacional, então verifique a cobertura e exceções. Confirmar escopo definido, população, propriedade, implementação, frequência, cobertura, exceções, correção e reteste. Processos, feeds, cobertura de ativos, varreduras autenticadas, resultados de patch, exceções, tickets de remediação e rescans</w:t>
-      </w:r>
-      <w:r>
-        <w:t xml:space="preserve"> </w:t>
-      </w:r>
-      <w:r>
-        <w:t xml:space="preserve">Realizar o gerenciamento automatizado do patch da aplicação Coloque um processo repetível, de propriedade ou controle técnico no local para executar o gerenciamento automático de patch de aplicação, em seguida, verifique a cobertura e exceções. Confirmar escopo definido, população, propriedade, implementação, frequência, cobertura, exceções, correção e reteste. Processos, feeds, cobertura de ativos, varreduras autenticadas, resultados de patch, exceções, tickets de remediação e rescans</w:t>
-      </w:r>
-      <w:r>
-        <w:t xml:space="preserve"> </w:t>
-      </w:r>
-      <w:r>
-        <w:t xml:space="preserve">Realizar verificações automáticas de vulnerabilidade de ativos internos da empresa Coloque em prática um processo repetível, de propriedade ou controle técnico para realizar varreduras de vulnerabilidade automatizada de ativos empresariais internos, então verifique cobertura e exceções. Confirmar escopo definido, população, propriedade, implementação, frequência, cobertura, exceções, correção e reteste. Processos, feeds, cobertura de ativos, varreduras autenticadas, resultados de patch, exceções, tickets de remediação e rescans</w:t>
-      </w:r>
-      <w:r>
-        <w:t xml:space="preserve"> </w:t>
-      </w:r>
-      <w:r>
-        <w:t xml:space="preserve">Realizar verificações de vulnerabilidade automatizadas de ativos empresariais externamente expostos Coloque em prática um processo repetível, de propriedade ou controle técnico para executar varreduras de vulnerabilidade automatizada de ativos corporativos externamente expostos, então verifique cobertura e exceções. Confirmar escopo definido, população, propriedade, implementação, frequência, cobertura, exceções, correção e reteste. Processos, feeds, cobertura de ativos, varreduras autenticadas, resultados de patch, exceções, tickets de remediação e rescans</w:t>
-      </w:r>
-      <w:r>
-        <w:t xml:space="preserve"> </w:t>
-      </w:r>
-      <w:r>
-        <w:t xml:space="preserve">□ 7.7 □ Remediar Vulnerabilidades Detectadas □ Coloque no lugar um processo repetível, de propriedade ou controle técnico para corrigir Vulnerabilidades Detectadas, então verifique cobertura e exceções. Confirmar escopo definido, população, propriedade, implementação, frequência, cobertura, exceções, correção e reteste. Processos, feeds, cobertura de ativos, varreduras autenticadas, resultados de patch, exceções, tickets de remediação e rescans</w:t>
-      </w:r>
-    </w:p>
-    <w:p>
-      <w:pPr>
-        <w:pStyle w:val="BodyText"/>
-      </w:pPr>
-      <w:r>
-        <w:t xml:space="preserve">Use o guia oficial de Controles CIS v8.1 e Especificações de Avaliação de Controles para linguagem de Salvaguarda exata, classe de ativos, função de segurança, Grupo de Implementação, dependências, entradas, operações, medidas, métricas e revisão processual.</w:t>
-      </w:r>
-    </w:p>
-    <w:bookmarkEnd w:id="35"/>
-    <w:bookmarkEnd w:id="36"/>
-    <w:bookmarkStart w:id="38" w:name="X5849b052f89f1dbd6d1795dfe10269d3f72715f"/>
-    <w:p>
-      <w:pPr>
-        <w:pStyle w:val="Heading1"/>
-      </w:pPr>
-      <w:r>
-        <w:t xml:space="preserve">13. Controle 8 — Gestão do Registo de Auditoria</w:t>
-      </w:r>
-    </w:p>
-    <w:p>
-      <w:pPr>
-        <w:pStyle w:val="Compact"/>
-        <w:numPr>
-          <w:ilvl w:val="0"/>
-          <w:numId w:val="1021"/>
-        </w:numPr>
-      </w:pPr>
-      <w:r>
-        <w:t xml:space="preserve">Todas as 12 Salvaguardas, significado simples, foco de verificação e evidência de exemplo.*</w:t>
-      </w:r>
-    </w:p>
-    <w:p>
-      <w:pPr>
-        <w:pStyle w:val="FirstParagraph"/>
-      </w:pPr>
-      <w:r>
-        <w:t xml:space="preserve">. ** Finalidade do controlo: ** Reforçar a empresa através da implementação e medição de salvaguardas para a gestão de registos de auditoria. □</w:t>
-      </w:r>
-      <w:r>
-        <w:t xml:space="preserve"> </w:t>
-      </w:r>
-      <w:r>
-        <w:t xml:space="preserve">□————————————————————————————————————————————————-</w:t>
-      </w:r>
-    </w:p>
-    <w:bookmarkStart w:id="37" w:name="section-8"/>
-    <w:p>
-      <w:pPr>
-        <w:pStyle w:val="Heading2"/>
-      </w:pPr>
-      <w:r>
-        <w:t xml:space="preserve">* * * * * * * * * * * * * * * * * * * * * * * * * * * * * * * * * * * * * * * * * * * * * * * * * * * *</w:t>
-      </w:r>
-    </w:p>
-    <w:p>
-      <w:pPr>
-        <w:pStyle w:val="FirstParagraph"/>
-      </w:pPr>
-      <w:r>
-        <w:t xml:space="preserve">□ 8.1 □ Estabelecer e manter um processo de gerenciamento de registro de auditoria □ Colocar em prática um processo repetível, de propriedade ou controle técnico para estabelecer e manter um processo de gerenciamento de registro de auditoria, em seguida, verificar cobertura e exceções. Confirmar escopo definido, população, propriedade, implementação, frequência, cobertura, exceções, correção e reteste. Requisitos de registro, inventário de origem, armazenamento, configurações de tempo, logs detalhados, plataforma central, comentários e retenção</w:t>
-      </w:r>
-      <w:r>
-        <w:t xml:space="preserve"> </w:t>
-      </w:r>
-      <w:r>
-        <w:t xml:space="preserve">Recolher registros de auditoria Coloque um processo repetível, de propriedade ou controle técnico no local para coletar Registros de Auditoria, em seguida, verificar a cobertura e exceções. Confirmar escopo definido, população, propriedade, implementação, frequência, cobertura, exceções, correção e reteste. Requisitos de registro, inventário de origem, armazenamento, configurações de tempo, logs detalhados, plataforma central, comentários e retenção</w:t>
-      </w:r>
-      <w:r>
-        <w:t xml:space="preserve"> </w:t>
-      </w:r>
-      <w:r>
-        <w:t xml:space="preserve">□ 8.3 □ Assegurar o armazenamento adequado do log de auditoria Coloque em prática um processo repetível, de propriedade ou controle técnico para garantir o armazenamento adequado do registro de auditoria e, em seguida, verificar a cobertura e exceções. Confirmar escopo definido, população, propriedade, implementação, frequência, cobertura, exceções, correção e reteste. Requisitos de registro, inventário de origem, armazenamento, configurações de tempo, logs detalhados, plataforma central, comentários e retenção</w:t>
-      </w:r>
-      <w:r>
-        <w:t xml:space="preserve"> </w:t>
-      </w:r>
-      <w:r>
-        <w:t xml:space="preserve">□ 8.4 □ Padronize a Sincronização do Tempo □ Coloque em prática um processo repetível, de propriedade ou controle técnico para padronizar a Sincronização do Tempo, em seguida, verifique a cobertura e exceções. Confirmar escopo definido, população, propriedade, implementação, frequência, cobertura, exceções, correção e reteste. Requisitos de registro, inventário de origem, armazenamento, configurações de tempo, logs detalhados, plataforma central, comentários e retenção</w:t>
-      </w:r>
-      <w:r>
-        <w:t xml:space="preserve"> </w:t>
-      </w:r>
-      <w:r>
-        <w:t xml:space="preserve">Recolher registros de auditoria detalhados Coloque em prática um processo repetível, de propriedade ou controle técnico para coletar registros de auditoria detalhados, em seguida, verifique a cobertura e exceções. Confirmar escopo definido, população, propriedade, implementação, frequência, cobertura, exceções, correção e reteste. Requisitos de registro, inventário de origem, armazenamento, configurações de tempo, logs detalhados, plataforma central, comentários e retenção</w:t>
-      </w:r>
-      <w:r>
-        <w:t xml:space="preserve"> </w:t>
-      </w:r>
-      <w:r>
-        <w:t xml:space="preserve">Recolher registros de auditoria do DNS Coloque um processo repetível, de propriedade ou controle técnico no local para coletar DNS Consultar Registros de Auditoria, em seguida, verificar cobertura e exceções. Confirmar escopo definido, população, propriedade, implementação, frequência, cobertura, exceções, correção e reteste. Requisitos de registro, inventário de origem, armazenamento, configurações de tempo, logs detalhados, plataforma central, comentários e retenção</w:t>
-      </w:r>
-      <w:r>
-        <w:t xml:space="preserve"> </w:t>
-      </w:r>
-      <w:r>
-        <w:t xml:space="preserve">Recolher URL Solicitar Registros de Auditoria Coloque em prática um processo repetível, de propriedade ou controle técnico para coletar URL Request Audit Logs, então verifique cobertura e exceções. Confirmar escopo definido, população, propriedade, implementação, frequência, cobertura, exceções, correção e reteste. Requisitos de registro, inventário de origem, armazenamento, configurações de tempo, logs detalhados, plataforma central, comentários e retenção</w:t>
-      </w:r>
-      <w:r>
-        <w:t xml:space="preserve"> </w:t>
-      </w:r>
-      <w:r>
-        <w:t xml:space="preserve">Recolher registros de auditoria de linha de comando Coloque um processo repetível, de propriedade ou controle técnico para coletar registros de auditoria de linha de comando, em seguida, verificar a cobertura e exceções. Confirmar escopo definido, população, propriedade, implementação, frequência, cobertura, exceções, correção e reteste. Requisitos de registro, inventário de origem, armazenamento, configurações de tempo, logs detalhados, plataforma central, comentários e retenção</w:t>
-      </w:r>
-      <w:r>
-        <w:t xml:space="preserve"> </w:t>
-      </w:r>
-      <w:r>
-        <w:t xml:space="preserve">• 8.9 □ Centralizar os Registos de Auditoria Coloque em prática um processo repetível, de propriedade ou controle técnico para centralizar os Logs de Auditoria, em seguida, verifique a cobertura e exceções. Confirmar escopo definido, população, propriedade, implementação, frequência, cobertura, exceções, correção e reteste. Requisitos de registro, inventário de origem, armazenamento, configurações de tempo, logs detalhados, plataforma central, comentários e retenção</w:t>
-      </w:r>
-      <w:r>
-        <w:t xml:space="preserve"> </w:t>
-      </w:r>
-      <w:r>
-        <w:t xml:space="preserve">* 8.10 * Manter registos de auditoria * Coloque em prática um processo repetível, de propriedade ou controle técnico para reter registros de auditoria, em seguida, verificar a cobertura e exceções. Confirmar escopo definido, população, propriedade, implementação, frequência, cobertura, exceções, correção e reteste. Requisitos de registro, inventário de origem, armazenamento, configurações de tempo, logs detalhados, plataforma central, comentários e retenção</w:t>
-      </w:r>
-      <w:r>
-        <w:t xml:space="preserve"> </w:t>
-      </w:r>
-      <w:r>
-        <w:t xml:space="preserve">• 8,11 • Realizar revisões de registos de auditoria Coloque em prática um processo repetível, de propriedade ou controle técnico para realizar Revisões de Registro de Auditoria, então verifique cobertura e exceções. Confirmar escopo definido, população, propriedade, implementação, frequência, cobertura, exceções, correção e reteste. Requisitos de registro, inventário de origem, armazenamento, configurações de tempo, logs detalhados, plataforma central, comentários e retenção</w:t>
-      </w:r>
-      <w:r>
-        <w:t xml:space="preserve"> </w:t>
-      </w:r>
-      <w:r>
-        <w:t xml:space="preserve">Recolher Registros do Provedor de Serviço Coloque em prática um processo repetível, de propriedade ou controle técnico para coletar registros de provedores de serviços, então verifique cobertura e exceções. Confirmar escopo definido, população, propriedade, implementação, frequência, cobertura, exceções, correção e reteste. Requisitos de registro, inventário de origem, armazenamento, configurações de tempo, logs detalhados, plataforma central, comentários e retenção</w:t>
+        <w:t xml:space="preserve">3.1 Estabelecer e manter um processo de gerenciamento de dados .Põr em prática um processo repetível, de propriedade ou controle técnico para estabelecer e manter um processo de gerenciamento de dados, em seguida, verificar cobertura e exceções. Confirmar escopo definido, população, propriedade, implementação, frequência, cobertura, exceções, correção e reteste. Lista de dados, classificação, fluxos, ACLs, retenção, eliminação, criptografia, DLP e logs de acesso</w:t>
+      </w:r>
+      <w:r>
+        <w:t xml:space="preserve"> </w:t>
+      </w:r>
+      <w:r>
+        <w:t xml:space="preserve">3.2 Estabelecer e manter um Inventário de Dados .Põr em prática um processo repetível, de propriedade ou controle técnico para estabelecer e manter um Inventário de Dados, em seguida, verificar a cobertura e exceções. Confirmar escopo definido, população, propriedade, implementação, frequência, cobertura, exceções, correção e reteste. Lista de dados, classificação, fluxos, ACLs, retenção, eliminação, criptografia, DLP e logs de acesso</w:t>
+      </w:r>
+      <w:r>
+        <w:t xml:space="preserve"> </w:t>
+      </w:r>
+      <w:r>
+        <w:t xml:space="preserve">Configurar Listas de Controle de Acesso de Dados Coloque em prática um processo repetível, de propriedade ou controle técnico para configurar Listas de Controle de Acesso de Dados e, em seguida, verifique a cobertura e exceções. Confirmar escopo definido, população, propriedade, implementação, frequência, cobertura, exceções, correção e reteste. Lista de dados, classificação, fluxos, ACLs, retenção, eliminação, criptografia, DLP e logs de acesso</w:t>
+      </w:r>
+      <w:r>
+        <w:t xml:space="preserve"> </w:t>
+      </w:r>
+      <w:r>
+        <w:t xml:space="preserve">□ 3.4 □ Forçar a retenção de dados □ Coloque em prática um processo repetível, de propriedade ou controle técnico para impor a retenção de dados, em seguida, verificar a cobertura e exceções. Confirmar escopo definido, população, propriedade, implementação, frequência, cobertura, exceções, correção e reteste. Lista de dados, classificação, fluxos, ACLs, retenção, eliminação, criptografia, DLP e logs de acesso</w:t>
+      </w:r>
+      <w:r>
+        <w:t xml:space="preserve"> </w:t>
+      </w:r>
+      <w:r>
+        <w:t xml:space="preserve">3.5 □ Eliminar com segurança os dados Coloque em prática um processo repetível, de propriedade ou controle técnico para eliminar de forma segura os dados, então verifique a cobertura e exceções. Confirmar escopo definido, população, propriedade, implementação, frequência, cobertura, exceções, correção e reteste. Lista de dados, classificação, fluxos, ACLs, retenção, eliminação, criptografia, DLP e logs de acesso</w:t>
+      </w:r>
+      <w:r>
+        <w:t xml:space="preserve"> </w:t>
+      </w:r>
+      <w:r>
+        <w:t xml:space="preserve">□ 3.6 □ Criptografar Dados em Dispositivos de Usuário Final □ Coloque em prática um processo repetível, de propriedade ou controle técnico para criptografar Dados em Dispositivos de Usuário Final, então verifique cobertura e exceções. Confirmar escopo definido, população, propriedade, implementação, frequência, cobertura, exceções, correção e reteste. Lista de dados, classificação, fluxos, ACLs, retenção, eliminação, criptografia, DLP e logs de acesso</w:t>
+      </w:r>
+      <w:r>
+        <w:t xml:space="preserve"> </w:t>
+      </w:r>
+      <w:r>
+        <w:t xml:space="preserve">□ 3.7 □ Estabelecer e manter um esquema de classificação de dados □ Colocar em prática um processo repetível, de propriedade ou controle técnico para estabelecer e manter um esquema de classificação de dados, em seguida, verificar a cobertura e exceções. Confirmar escopo definido, população, propriedade, implementação, frequência, cobertura, exceções, correção e reteste. Lista de dados, classificação, fluxos, ACLs, retenção, eliminação, criptografia, DLP e logs de acesso</w:t>
+      </w:r>
+      <w:r>
+        <w:t xml:space="preserve"> </w:t>
+      </w:r>
+      <w:r>
+        <w:t xml:space="preserve">Os fluxos de dados do documento Coloque em prática um processo repetível, de propriedade ou controle técnico para documentar Fluxos de Dados, então verifique cobertura e exceções. Confirmar escopo definido, população, propriedade, implementação, frequência, cobertura, exceções, correção e reteste. Lista de dados, classificação, fluxos, ACLs, retenção, eliminação, criptografia, DLP e logs de acesso</w:t>
+      </w:r>
+      <w:r>
+        <w:t xml:space="preserve"> </w:t>
+      </w:r>
+      <w:r>
+        <w:t xml:space="preserve">.. 3.9 .. Criptografar dados em mídia removível .. Coloque um processo repetível, de propriedade ou controle técnico para criptografar dados em mídia removível, em seguida, verificar cobertura e exceções. Confirmar escopo definido, população, propriedade, implementação, frequência, cobertura, exceções, correção e reteste. Lista de dados, classificação, fluxos, ACLs, retenção, eliminação, criptografia, DLP e logs de acesso</w:t>
+      </w:r>
+      <w:r>
+        <w:t xml:space="preserve"> </w:t>
+      </w:r>
+      <w:r>
+        <w:t xml:space="preserve">3.10 Crypt Sensitive Data in Trânsito Coloque no lugar um processo repetível, de propriedade ou controle técnico para criptografar Dados Sensitivos em Trânsito, então verifique cobertura e exceções. Confirmar escopo definido, população, propriedade, implementação, frequência, cobertura, exceções, correção e reteste. Lista de dados, classificação, fluxos, ACLs, retenção, eliminação, criptografia, DLP e logs de acesso</w:t>
+      </w:r>
+      <w:r>
+        <w:t xml:space="preserve"> </w:t>
+      </w:r>
+      <w:r>
+        <w:t xml:space="preserve">Em repouso, criptografar dados sensíveis Coloque um processo repetível, de propriedade ou controle técnico no local para criptografar dados sensíveis em repouso, então verifique cobertura e exceções. Confirmar escopo definido, população, propriedade, implementação, frequência, cobertura, exceções, correção e reteste. Lista de dados, classificação, fluxos, ACLs, retenção, eliminação, criptografia, DLP e logs de acesso</w:t>
+      </w:r>
+      <w:r>
+        <w:t xml:space="preserve"> </w:t>
+      </w:r>
+      <w:r>
+        <w:t xml:space="preserve">Segmento Processamento e Armazenamento de Dados Baseado na Sensibilidade .. Coloque em prática um processo repetível, de propriedade ou controle técnico para segmentar Processamento e Armazenamento de Dados Baseado na Sensibilidade, então verifique cobertura e exceções. Confirmar escopo definido, população, propriedade, implementação, frequência, cobertura, exceções, correção e reteste. Lista de dados, classificação, fluxos, ACLs, retenção, eliminação, criptografia, DLP e logs de acesso</w:t>
+      </w:r>
+      <w:r>
+        <w:t xml:space="preserve"> </w:t>
+      </w:r>
+      <w:r>
+        <w:t xml:space="preserve">3.13 Implantar uma solução de prevenção de perda de dados Coloque em prática um processo repetível, de propriedade ou controle técnico para implantar uma Solução de Prevenção de Perda de Dados, então verifique cobertura e exceções. Confirmar escopo definido, população, propriedade, implementação, frequência, cobertura, exceções, correção e reteste. Lista de dados, classificação, fluxos, ACLs, retenção, eliminação, criptografia, DLP e logs de acesso</w:t>
+      </w:r>
+      <w:r>
+        <w:t xml:space="preserve"> </w:t>
+      </w:r>
+      <w:r>
+        <w:t xml:space="preserve">Acesso de Dados Sensíveis ao Log Coloque um processo repetível, de propriedade ou controle técnico no local para registrar o acesso de dados sensíveis, em seguida, verificar a cobertura e exceções. Confirmar escopo definido, população, propriedade, implementação, frequência, cobertura, exceções, correção e reteste. Lista de dados, classificação, fluxos, ACLs, retenção, eliminação, criptografia, DLP e logs de acesso</w:t>
       </w:r>
     </w:p>
     <w:p>
@@ -2847,25 +2275,25 @@
     </w:p>
     <w:bookmarkEnd w:id="37"/>
     <w:bookmarkEnd w:id="38"/>
-    <w:bookmarkStart w:id="40" w:name="Xefeb98fc2df86833b12ebf88d7ca750829aa89f"/>
+    <w:bookmarkStart w:id="40" w:name="Xd2ef3f86512794823bc8b468f11f6ff2370559c"/>
     <w:p>
       <w:pPr>
         <w:pStyle w:val="Heading1"/>
       </w:pPr>
       <w:r>
-        <w:t xml:space="preserve">14. Controle 9 — Email e Proteção de Navegador Web</w:t>
-      </w:r>
-    </w:p>
-    <w:p>
-      <w:pPr>
+        <w:t xml:space="preserve">9. Controle 4 — Configuração segura de ativos empresariais e software</w:t>
+      </w:r>
+    </w:p>
+    <w:p>
+      <w:pPr>
+        <w:numPr>
+          <w:ilvl w:val="0"/>
+          <w:numId w:val="1017"/>
+        </w:numPr>
         <w:pStyle w:val="Compact"/>
-        <w:numPr>
-          <w:ilvl w:val="0"/>
-          <w:numId w:val="1022"/>
-        </w:numPr>
-      </w:pPr>
-      <w:r>
-        <w:t xml:space="preserve">Todas as 7 Salvaguardas, significado simples, foco de verificação e evidência de exemplo.*</w:t>
+      </w:pPr>
+      <w:r>
+        <w:t xml:space="preserve">Todas as 12 Salvaguardas, significado simples, foco de verificação e evidência de exemplo.*</w:t>
       </w:r>
     </w:p>
     <w:p>
@@ -2873,16 +2301,16 @@
         <w:pStyle w:val="FirstParagraph"/>
       </w:pPr>
       <w:r>
-        <w:t xml:space="preserve">. ** Finalidade do controlo: ** Fortaleça a empresa implementando e medindo salvaguardas para proteção de e-mail e navegador web. □</w:t>
-      </w:r>
-      <w:r>
-        <w:t xml:space="preserve"> </w:t>
-      </w:r>
-      <w:r>
-        <w:t xml:space="preserve">O que é que se passa?</w:t>
-      </w:r>
-    </w:p>
-    <w:bookmarkStart w:id="39" w:name="section-9"/>
+        <w:t xml:space="preserve">. ** Finalidade do controlo: ** Fortaleça a empresa implementando e medindo salvaguardas para a configuração segura de ativos e software da empresa. □</w:t>
+      </w:r>
+      <w:r>
+        <w:t xml:space="preserve"> </w:t>
+      </w:r>
+      <w:r>
+        <w:t xml:space="preserve">□———————————————————————————————————————————————————————————————————————————</w:t>
+      </w:r>
+    </w:p>
+    <w:bookmarkStart w:id="39" w:name="section-4"/>
     <w:p>
       <w:pPr>
         <w:pStyle w:val="Heading2"/>
@@ -2896,43 +2324,73 @@
         <w:pStyle w:val="FirstParagraph"/>
       </w:pPr>
       <w:r>
-        <w:t xml:space="preserve">• 9.1 • Garantir o uso de apenas navegadores totalmente suportados e clientes de e-mail • Colocar um processo repetível, de propriedade ou controle técnico para garantir o uso de apenas navegadores totalmente suportados e clientes de e-mail, em seguida, verificar a cobertura e exceções. Confirmar escopo definido, população, propriedade, implementação, frequência, cobertura, exceções, correção e reteste. Lista de navegadores e e-mails, status de suporte, filtragem DNS/URL, política de extensão, controle DMARC e anexo</w:t>
-      </w:r>
-      <w:r>
-        <w:t xml:space="preserve"> </w:t>
-      </w:r>
-      <w:r>
-        <w:t xml:space="preserve">□ 9.2 □ Use os Serviços de Filtragem DNS □ Coloque em prática um processo repetível, de propriedade ou controle técnico para usar os Serviços de Filtragem DNS e, em seguida, verifique a cobertura e exceções. Confirmar escopo definido, população, propriedade, implementação, frequência, cobertura, exceções, correção e reteste. Lista de navegadores e e-mails, status de suporte, filtragem DNS/URL, política de extensão, controle DMARC e anexo</w:t>
-      </w:r>
-      <w:r>
-        <w:t xml:space="preserve"> </w:t>
-      </w:r>
-      <w:r>
-        <w:t xml:space="preserve">Manter e reforçar os filtros de URL baseados em rede Coloque um processo repetível, de propriedade ou controle técnico no local para manter e reforçar filtros de URL baseados em rede, em seguida, verifique cobertura e exceções. Confirmar escopo definido, população, propriedade, implementação, frequência, cobertura, exceções, correção e reteste. Lista de navegadores e e-mails, status de suporte, filtragem DNS/URL, política de extensão, controle DMARC e anexo</w:t>
-      </w:r>
-      <w:r>
-        <w:t xml:space="preserve"> </w:t>
-      </w:r>
-      <w:r>
-        <w:t xml:space="preserve">9.4 Restrinja Extensões Desnecessárias ou Não Autorizadas do Navegador e do Cliente de Email.Coloque em prática um processo ou controle técnico repetível, próprio para restringir Extensões Desnecessárias ou Não Autorizadas do Navegador e do Cliente de Email, então verifique cobertura e exceções. Confirmar escopo definido, população, propriedade, implementação, frequência, cobertura, exceções, correção e reteste. Lista de navegadores e e-mails, status de suporte, filtragem DNS/URL, política de extensão, controle DMARC e anexo</w:t>
-      </w:r>
-      <w:r>
-        <w:t xml:space="preserve"> </w:t>
-      </w:r>
-      <w:r>
-        <w:t xml:space="preserve">□ 9.5 □ Implementar o DMARC □ Colocar em prática um processo repetível, de propriedade ou controle técnico para implementar o DMARC, em seguida, verificar a cobertura e exceções. Confirmar escopo definido, população, propriedade, implementação, frequência, cobertura, exceções, correção e reteste. Lista de navegadores e e-mails, status de suporte, filtragem DNS/URL, política de extensão, controle DMARC e anexo</w:t>
-      </w:r>
-      <w:r>
-        <w:t xml:space="preserve"> </w:t>
-      </w:r>
-      <w:r>
-        <w:t xml:space="preserve">“!9 .. Bloquear tipos de ficheiros desnecessários Coloque um processo repetível, de propriedade ou controle técnico no local para bloquear Tipos de Arquivo Desnecessários, em seguida, verifique cobertura e exceções. Confirmar escopo definido, população, propriedade, implementação, frequência, cobertura, exceções, correção e reteste. Lista de navegadores e e-mails, status de suporte, filtragem DNS/URL, política de extensão, controle DMARC e anexo</w:t>
-      </w:r>
-      <w:r>
-        <w:t xml:space="preserve"> </w:t>
-      </w:r>
-      <w:r>
-        <w:t xml:space="preserve">□ 9.7 □ Implantar e manter as proteções anti-Malware do servidor de e-mail Coloque em prática um processo repetível, de propriedade ou controle técnico para implantar e manter as proteções anti-Malware do servidor de e-mail, em seguida, verifique a cobertura e exceções. Confirmar escopo definido, população, propriedade, implementação, frequência, cobertura, exceções, correção e reteste. Lista de navegadores e e-mails, status de suporte, filtragem DNS/URL, política de extensão, controle DMARC e anexo</w:t>
+        <w:t xml:space="preserve">4.1 Estabelecer e manter um processo de configuração seguro .Põr em prática um processo repetível, de propriedade ou controle técnico para estabelecer e manter um processo de configuração seguro, em seguida, verificar a cobertura e exceções. Confirmar escopo definido, população, propriedade, implementação, frequência, cobertura, exceções, correção e reteste. Normas de configuração, resultados de benchmark, firewalls, bloqueios de sessão, protocolos de administração, defaults, serviços e configurações móveis</w:t>
+      </w:r>
+      <w:r>
+        <w:t xml:space="preserve"> </w:t>
+      </w:r>
+      <w:r>
+        <w:t xml:space="preserve">4.2 Estabelecer e manter um processo de configuração seguro para a infraestrutura de rede.Põr em prática um processo repetível, de propriedade ou controle técnico para estabelecer e manter um processo de configuração seguro para a infraestrutura de rede, em seguida, verificar a cobertura e exceções. Confirmar escopo definido, população, propriedade, implementação, frequência, cobertura, exceções, correção e reteste. Normas de configuração, resultados de benchmark, firewalls, bloqueios de sessão, protocolos de administração, defaults, serviços e configurações móveis</w:t>
+      </w:r>
+      <w:r>
+        <w:t xml:space="preserve"> </w:t>
+      </w:r>
+      <w:r>
+        <w:t xml:space="preserve">Configura o bloqueio automático de sessão em ativos empresariais Coloque em prática um processo repetível, de propriedade ou controle técnico para configurar o bloqueio automático de sessão em ativos corporativos, em seguida, verifique a cobertura e exceções. Confirmar escopo definido, população, propriedade, implementação, frequência, cobertura, exceções, correção e reteste. Normas de configuração, resultados de benchmark, firewalls, bloqueios de sessão, protocolos de administração, defaults, serviços e configurações móveis</w:t>
+      </w:r>
+      <w:r>
+        <w:t xml:space="preserve"> </w:t>
+      </w:r>
+      <w:r>
+        <w:t xml:space="preserve">4.4 Implementar e Gerenciar um Firewall em Servidores Coloque um processo repetível, de propriedade ou controle técnico para implementar e gerenciar um Firewall em Servidores, então verifique cobertura e exceções. Confirmar escopo definido, população, propriedade, implementação, frequência, cobertura, exceções, correção e reteste. Normas de configuração, resultados de benchmark, firewalls, bloqueios de sessão, protocolos de administração, defaults, serviços e configurações móveis</w:t>
+      </w:r>
+      <w:r>
+        <w:t xml:space="preserve"> </w:t>
+      </w:r>
+      <w:r>
+        <w:t xml:space="preserve">□ 4.5 □ Implementar e Gerenciar um Firewall em Dispositivos de Usuário Final □ Coloque em prática um processo ou controle técnico repetível, de propriedade para implementar e gerenciar um Firewall em Dispositivos de Usuário Final, em seguida, verifique cobertura e exceções. Confirmar escopo definido, população, propriedade, implementação, frequência, cobertura, exceções, correção e reteste. Normas de configuração, resultados de benchmark, firewalls, bloqueios de sessão, protocolos de administração, defaults, serviços e configurações móveis</w:t>
+      </w:r>
+      <w:r>
+        <w:t xml:space="preserve"> </w:t>
+      </w:r>
+      <w:r>
+        <w:t xml:space="preserve">Como Gerenciar com segurança os ativos e o software corporativos?Coloque no lugar um processo repetível, de propriedade ou controle técnico para Gerenciar com segurança os ativos empresariais e o software, então verifique a cobertura e exceções. Confirmar escopo definido, população, propriedade, implementação, frequência, cobertura, exceções, correção e reteste. Normas de configuração, resultados de benchmark, firewalls, bloqueios de sessão, protocolos de administração, defaults, serviços e configurações móveis</w:t>
+      </w:r>
+      <w:r>
+        <w:t xml:space="preserve"> </w:t>
+      </w:r>
+      <w:r>
+        <w:t xml:space="preserve">Como Gerenciar contas padrão em ativos e software corporativos?Coloque em prática um processo repetível, de propriedade ou controle técnico para gerenciar contas padrão em ativos corporativos e software, então verifique cobertura e exceções. Confirmar escopo definido, população, propriedade, implementação, frequência, cobertura, exceções, correção e reteste. Normas de configuração, resultados de benchmark, firewalls, bloqueios de sessão, protocolos de administração, defaults, serviços e configurações móveis</w:t>
+      </w:r>
+      <w:r>
+        <w:t xml:space="preserve"> </w:t>
+      </w:r>
+      <w:r>
+        <w:t xml:space="preserve">4.8 Desinstalar ou desativar Serviços Desnecessários em Ativos e Software Corporativos Coloque em prática um processo ou controle técnico repetível, de propriedade para desinstalar ou desativar Serviços Desnecessários em Ativos e Software Corporativos, então verifique cobertura e exceções. Confirmar escopo definido, população, propriedade, implementação, frequência, cobertura, exceções, correção e reteste. Normas de configuração, resultados de benchmark, firewalls, bloqueios de sessão, protocolos de administração, defaults, serviços e configurações móveis</w:t>
+      </w:r>
+      <w:r>
+        <w:t xml:space="preserve"> </w:t>
+      </w:r>
+      <w:r>
+        <w:t xml:space="preserve">Configura Servidores DNS confiáveis em ativos corporativos Coloque um processo repetível, de propriedade ou controle técnico para configurar Servidores DNS confiáveis em ativos corporativos, então verifique cobertura e exceções. Confirmar escopo definido, população, propriedade, implementação, frequência, cobertura, exceções, correção e reteste. Normas de configuração, resultados de benchmark, firewalls, bloqueios de sessão, protocolos de administração, defaults, serviços e configurações móveis</w:t>
+      </w:r>
+      <w:r>
+        <w:t xml:space="preserve"> </w:t>
+      </w:r>
+      <w:r>
+        <w:t xml:space="preserve">4.10 Forçar o bloqueio automático do dispositivo em dispositivos portáteis do usuário final Coloque em prática um processo repetível, de propriedade ou controle técnico para aplicar o Bloqueio Automático de Dispositivos Portáteis de Usuário Final, em seguida, verifique a cobertura e exceções. Confirmar escopo definido, população, propriedade, implementação, frequência, cobertura, exceções, correção e reteste. Normas de configuração, resultados de benchmark, firewalls, bloqueios de sessão, protocolos de administração, defaults, serviços e configurações móveis</w:t>
+      </w:r>
+      <w:r>
+        <w:t xml:space="preserve"> </w:t>
+      </w:r>
+      <w:r>
+        <w:t xml:space="preserve">• 4.11 • Forçar a capacidade de limpeza remota em dispositivos portáteis de uso final Coloque em prática um processo repetível, de propriedade ou controle técnico para impor a capacidade de limpeza remota em dispositivos portáteis de usuário final, em seguida, verifique a cobertura e exceções. Confirmar escopo definido, população, propriedade, implementação, frequência, cobertura, exceções, correção e reteste. Normas de configuração, resultados de benchmark, firewalls, bloqueios de sessão, protocolos de administração, defaults, serviços e configurações móveis</w:t>
+      </w:r>
+      <w:r>
+        <w:t xml:space="preserve"> </w:t>
+      </w:r>
+      <w:r>
+        <w:t xml:space="preserve">□ 4.12 □ Separar os espaços de trabalho empresariais em dispositivos móveis de utilização final □ Coloque em prática um processo repetível, de propriedade ou controlo técnico para separar os espaços de trabalho empresariais em dispositivos móveis de utilização final e verificar a cobertura e as exceções. Confirmar escopo definido, população, propriedade, implementação, frequência, cobertura, exceções, correção e reteste. Normas de configuração, resultados de benchmark, firewalls, bloqueios de sessão, protocolos de administração, defaults, serviços e configurações móveis</w:t>
       </w:r>
     </w:p>
     <w:p>
@@ -2945,38 +2403,358 @@
     </w:p>
     <w:bookmarkEnd w:id="39"/>
     <w:bookmarkEnd w:id="40"/>
-    <w:bookmarkStart w:id="43" w:name="controle-10-defesas-de-malware"/>
+    <w:bookmarkStart w:id="42" w:name="controle-5-gestão-de-contas"/>
     <w:p>
       <w:pPr>
         <w:pStyle w:val="Heading1"/>
       </w:pPr>
       <w:r>
-        <w:t xml:space="preserve">15. Controle 10 — Defesas de Malware</w:t>
-      </w:r>
-    </w:p>
-    <w:p>
-      <w:pPr>
+        <w:t xml:space="preserve">10. Controle 5 — Gestão de Contas</w:t>
+      </w:r>
+    </w:p>
+    <w:p>
+      <w:pPr>
+        <w:numPr>
+          <w:ilvl w:val="0"/>
+          <w:numId w:val="1018"/>
+        </w:numPr>
         <w:pStyle w:val="Compact"/>
-        <w:numPr>
-          <w:ilvl w:val="0"/>
-          <w:numId w:val="1023"/>
-        </w:numPr>
+      </w:pPr>
+      <w:r>
+        <w:t xml:space="preserve">Todas as 6 Salvaguardas, significado simples, foco de verificação e evidência de exemplo.*</w:t>
+      </w:r>
+    </w:p>
+    <w:p>
+      <w:pPr>
+        <w:pStyle w:val="FirstParagraph"/>
+      </w:pPr>
+      <w:r>
+        <w:t xml:space="preserve">. ** Finalidade do controlo: ** Reforçar a empresa através da implementação e medição de salvaguardas para a gestão de contas. □</w:t>
+      </w:r>
+      <w:r>
+        <w:t xml:space="preserve"> </w:t>
+      </w:r>
+      <w:r>
+        <w:t xml:space="preserve">□——————————————————————————————————————————–</w:t>
+      </w:r>
+    </w:p>
+    <w:bookmarkStart w:id="41" w:name="section-5"/>
+    <w:p>
+      <w:pPr>
+        <w:pStyle w:val="Heading2"/>
+      </w:pPr>
+      <w:r>
+        <w:t xml:space="preserve">* * * * * * * * * * * * * * * * * * * * * * * * * * * * * * * * * * * * * * * * * * * * * * * * * * * *</w:t>
+      </w:r>
+    </w:p>
+    <w:p>
+      <w:pPr>
+        <w:pStyle w:val="FirstParagraph"/>
+      </w:pPr>
+      <w:r>
+        <w:t xml:space="preserve">• 5.1 • Estabelecer e manter um Inventário de Contas • Colocar em prática um processo repetível, de propriedade ou controle técnico para estabelecer e manter um Inventário de Contas, em seguida, verificar a cobertura e exceções. Confirmar escopo definido, população, propriedade, implementação, frequência, cobertura, exceções, correção e reteste. As populações da conta, os proprietários, as datas, a política da senha, as ações da conta dormente, os inventários da conta do administrador e do serviço</w:t>
+      </w:r>
+      <w:r>
+        <w:t xml:space="preserve"> </w:t>
+      </w:r>
+      <w:r>
+        <w:t xml:space="preserve">Use senhas únicas Coloque um processo repetível, de propriedade ou controle técnico para usar senhas únicas e, em seguida, verifique a cobertura e exceções. Confirmar escopo definido, população, propriedade, implementação, frequência, cobertura, exceções, correção e reteste. As populações da conta, os proprietários, as datas, a política da senha, as ações da conta dormente, os inventários da conta do administrador e do serviço</w:t>
+      </w:r>
+      <w:r>
+        <w:t xml:space="preserve"> </w:t>
+      </w:r>
+      <w:r>
+        <w:t xml:space="preserve">5.3 Desactivar contas domésticas Coloque em prática um processo repetível, de propriedade ou controle técnico para desativar Contas Dormintes e, em seguida, verificar a cobertura e exceções. Confirmar escopo definido, população, propriedade, implementação, frequência, cobertura, exceções, correção e reteste. As populações da conta, os proprietários, as datas, a política da senha, as ações da conta dormente, os inventários da conta do administrador e do serviço</w:t>
+      </w:r>
+      <w:r>
+        <w:t xml:space="preserve"> </w:t>
+      </w:r>
+      <w:r>
+        <w:t xml:space="preserve">Restringir os Privilégios de Administrador às Contas de Administradores Dedicadas Coloque em prática um processo repetível, de propriedade ou controle técnico para restringir os Privilégios de Administrador às Contas de Administrador Dedicadas, em seguida, verifique a cobertura e exceções. Confirmar escopo definido, população, propriedade, implementação, frequência, cobertura, exceções, correção e reteste. As populações da conta, os proprietários, as datas, a política da senha, as ações da conta dormente, os inventários da conta do administrador e do serviço</w:t>
+      </w:r>
+      <w:r>
+        <w:t xml:space="preserve"> </w:t>
+      </w:r>
+      <w:r>
+        <w:t xml:space="preserve">5,5 □ Estabelecer e manter um Inventário de Contas de Serviço □ Colocar em prática um processo repetível, de propriedade ou controle técnico para estabelecer e manter um Inventário de Contas de Serviço, em seguida, verificar cobertura e exceções. Confirmar escopo definido, população, propriedade, implementação, frequência, cobertura, exceções, correção e reteste. As populações da conta, os proprietários, as datas, a política da senha, as ações da conta dormente, os inventários da conta do administrador e do serviço</w:t>
+      </w:r>
+      <w:r>
+        <w:t xml:space="preserve"> </w:t>
+      </w:r>
+      <w:r>
+        <w:t xml:space="preserve">5.6 Centralizar a Gestão de Contas Coloque em prática um processo repetível, de propriedade ou controle técnico para centralizar o Gerenciamento de Contas, em seguida, verifique a cobertura e exceções. Confirmar escopo definido, população, propriedade, implementação, frequência, cobertura, exceções, correção e reteste. As populações da conta, os proprietários, as datas, a política da senha, as ações da conta dormente, os inventários da conta do administrador e do serviço</w:t>
+      </w:r>
+    </w:p>
+    <w:p>
+      <w:pPr>
+        <w:pStyle w:val="BodyText"/>
+      </w:pPr>
+      <w:r>
+        <w:t xml:space="preserve">Use o guia oficial de Controles CIS v8.1 e Especificações de Avaliação de Controles para linguagem de Salvaguarda exata, classe de ativos, função de segurança, Grupo de Implementação, dependências, entradas, operações, medidas, métricas e revisão processual.</w:t>
+      </w:r>
+    </w:p>
+    <w:bookmarkEnd w:id="41"/>
+    <w:bookmarkEnd w:id="42"/>
+    <w:bookmarkStart w:id="45" w:name="Xa894af05b3af31fdf2a084a9cec3813ac700e27"/>
+    <w:p>
+      <w:pPr>
+        <w:pStyle w:val="Heading1"/>
+      </w:pPr>
+      <w:r>
+        <w:t xml:space="preserve">11. Controle 6 — Gerenciamento de Controle de Acesso</w:t>
+      </w:r>
+    </w:p>
+    <w:p>
+      <w:pPr>
+        <w:numPr>
+          <w:ilvl w:val="0"/>
+          <w:numId w:val="1019"/>
+        </w:numPr>
+        <w:pStyle w:val="Compact"/>
+      </w:pPr>
+      <w:r>
+        <w:t xml:space="preserve">Todas as 8 Salvaguardas, significado simples, foco de verificação e evidência de exemplo.*</w:t>
+      </w:r>
+    </w:p>
+    <w:p>
+      <w:pPr>
+        <w:pStyle w:val="FirstParagraph"/>
+      </w:pPr>
+    </w:p>
+    <w:p>
+      <w:pPr>
+        <w:pStyle w:val="BodyText"/>
+      </w:pPr>
+      <w:r>
+        <w:t xml:space="preserve">Figura 6. Ciclo de vida de identidade e acesso</w:t>
+      </w:r>
+    </w:p>
+    <w:bookmarkStart w:id="43" w:name="Xcabd0b0a654464b8c9f73c37431732309c07dc8"/>
+    <w:p>
+      <w:pPr>
+        <w:pStyle w:val="Heading2"/>
+      </w:pPr>
+      <w:r>
+        <w:t xml:space="preserve">. ** Finalidade do controlo: ** Reforçar a empresa através da implementação e medição de salvaguardas para a gestão do controlo de acesso. □</w:t>
+      </w:r>
+    </w:p>
+    <w:bookmarkEnd w:id="43"/>
+    <w:bookmarkStart w:id="44" w:name="section-6"/>
+    <w:p>
+      <w:pPr>
+        <w:pStyle w:val="Heading2"/>
+      </w:pPr>
+      <w:r>
+        <w:t xml:space="preserve">* * * * * * * * * * * * * * * * * * * * * * * * * * * * * * * * * * * * * * * * * * * * * * * * * * * *</w:t>
+      </w:r>
+    </w:p>
+    <w:p>
+      <w:pPr>
+        <w:pStyle w:val="FirstParagraph"/>
+      </w:pPr>
+      <w:r>
+        <w:t xml:space="preserve">• 6.1 • Estabelecer um Processo de Concessão de Acesso • Colocar em prática um processo repetível, de propriedade ou controle técnico para estabelecer um Processo de Concessão de Acesso e, em seguida, verificar a cobertura e exceções. Confirmar escopo definido, população, propriedade, implementação, frequência, cobertura, exceções, correção e reteste. Ingressos de concessão/revoke, cobertura MFA, inventário do sistema de autenticação, funções, direitos e revisões de acesso</w:t>
+      </w:r>
+      <w:r>
+        <w:t xml:space="preserve"> </w:t>
+      </w:r>
+      <w:r>
+        <w:t xml:space="preserve">□ 6.2 □ Estabelecer um Processo de Revogação de Acesso □ Colocar um processo repetível, de propriedade ou controle técnico para estabelecer um Processo de Revogação de Acesso, em seguida, verificar a cobertura e exceções. Confirmar escopo definido, população, propriedade, implementação, frequência, cobertura, exceções, correção e reteste. Ingressos de concessão/revoke, cobertura MFA, inventário do sistema de autenticação, funções, direitos e revisões de acesso</w:t>
+      </w:r>
+      <w:r>
+        <w:t xml:space="preserve"> </w:t>
+      </w:r>
+      <w:r>
+        <w:t xml:space="preserve">□ 6.3 □ Exigir o MFA para Aplicações Expostas Externamente • Coloque em prática um processo repetível, de propriedade ou controle técnico para exigir o MFA para Aplicações Expostas Externamente e, em seguida, verifique a cobertura e exceções. Confirmar escopo definido, população, propriedade, implementação, frequência, cobertura, exceções, correção e reteste. Ingressos de concessão/revoke, cobertura MFA, inventário do sistema de autenticação, funções, direitos e revisões de acesso</w:t>
+      </w:r>
+      <w:r>
+        <w:t xml:space="preserve"> </w:t>
+      </w:r>
+      <w:r>
+        <w:t xml:space="preserve">6.4 Requer MFA para acesso remoto à rede Coloque um processo repetível, de propriedade ou controle técnico para exigir MFA para acesso remoto à rede, então verifique cobertura e exceções. Confirmar escopo definido, população, propriedade, implementação, frequência, cobertura, exceções, correção e reteste. Ingressos de concessão/revoke, cobertura MFA, inventário do sistema de autenticação, funções, direitos e revisões de acesso</w:t>
+      </w:r>
+      <w:r>
+        <w:t xml:space="preserve"> </w:t>
+      </w:r>
+      <w:r>
+        <w:t xml:space="preserve">6.5 Requer AMF para acesso administrativo Coloque um processo repetível, de propriedade ou controle técnico para exigir MFA para acesso administrativo, em seguida, verificar cobertura e exceções. Confirmar escopo definido, população, propriedade, implementação, frequência, cobertura, exceções, correção e reteste. Ingressos de concessão/revoke, cobertura MFA, inventário do sistema de autenticação, funções, direitos e revisões de acesso</w:t>
+      </w:r>
+      <w:r>
+        <w:t xml:space="preserve"> </w:t>
+      </w:r>
+      <w:r>
+        <w:t xml:space="preserve">6.6 Criar e manter um Inventário de Sistemas de Autenticação e Autorização.Põr em prática um processo repetível, de propriedade ou controle técnico para estabelecer e manter um Inventário de Sistemas de Autenticação e Autorização, em seguida, verificar a cobertura e exceções. Confirmar escopo definido, população, propriedade, implementação, frequência, cobertura, exceções, correção e reteste. Ingressos de concessão/revoke, cobertura MFA, inventário do sistema de autenticação, funções, direitos e revisões de acesso</w:t>
+      </w:r>
+      <w:r>
+        <w:t xml:space="preserve"> </w:t>
+      </w:r>
+      <w:r>
+        <w:t xml:space="preserve">6.7 Centralizar o Controle de Acesso Coloque em prática um processo repetível, de propriedade ou controle técnico para centralizar o Controle de Acesso, então verifique cobertura e exceções. Confirmar escopo definido, população, propriedade, implementação, frequência, cobertura, exceções, correção e reteste. Ingressos de concessão/revoke, cobertura MFA, inventário do sistema de autenticação, funções, direitos e revisões de acesso</w:t>
+      </w:r>
+      <w:r>
+        <w:t xml:space="preserve"> </w:t>
+      </w:r>
+      <w:r>
+        <w:t xml:space="preserve">Defina e mantenha o controle de acesso baseado em funções Coloque em prática um processo repetível, de propriedade ou controle técnico para definir e manter o controle de acesso baseado em funções, então verifique cobertura e exceções. Confirmar escopo definido, população, propriedade, implementação, frequência, cobertura, exceções, correção e reteste. Ingressos de concessão/revoke, cobertura MFA, inventário do sistema de autenticação, funções, direitos e revisões de acesso</w:t>
+      </w:r>
+    </w:p>
+    <w:p>
+      <w:pPr>
+        <w:pStyle w:val="BodyText"/>
+      </w:pPr>
+      <w:r>
+        <w:t xml:space="preserve">Use o guia oficial de Controles CIS v8.1 e Especificações de Avaliação de Controles para linguagem de Salvaguarda exata, classe de ativos, função de segurança, Grupo de Implementação, dependências, entradas, operações, medidas, métricas e revisão processual.</w:t>
+      </w:r>
+    </w:p>
+    <w:bookmarkEnd w:id="44"/>
+    <w:bookmarkEnd w:id="45"/>
+    <w:bookmarkStart w:id="47" w:name="Xc417a421edbe5d2e6b240c7d3d615c29c5a6aa2"/>
+    <w:p>
+      <w:pPr>
+        <w:pStyle w:val="Heading1"/>
+      </w:pPr>
+      <w:r>
+        <w:t xml:space="preserve">12. Controle 7 — Gestão de Vulnerabilidade Contínua</w:t>
+      </w:r>
+    </w:p>
+    <w:p>
+      <w:pPr>
+        <w:numPr>
+          <w:ilvl w:val="0"/>
+          <w:numId w:val="1020"/>
+        </w:numPr>
+        <w:pStyle w:val="Compact"/>
       </w:pPr>
       <w:r>
         <w:t xml:space="preserve">Todas as 7 Salvaguardas, significado simples, foco de verificação e evidência de exemplo.*</w:t>
       </w:r>
     </w:p>
-    <w:bookmarkStart w:id="41" w:name="X31cb3c27ed506a61c5b7a87832510fc038b08f1"/>
+    <w:p>
+      <w:pPr>
+        <w:pStyle w:val="FirstParagraph"/>
+      </w:pPr>
+    </w:p>
+    <w:p>
+      <w:pPr>
+        <w:pStyle w:val="BodyText"/>
+      </w:pPr>
+      <w:r>
+        <w:t xml:space="preserve">Figura 7. Gestão contínua da vulnerabilidade</w:t>
+      </w:r>
+    </w:p>
+    <w:p>
+      <w:pPr>
+        <w:pStyle w:val="BodyText"/>
+      </w:pPr>
+      <w:r>
+        <w:t xml:space="preserve">. ** Finalidade do controlo: ** Fortalecer a empresa implementando e medindo salvaguardas para a gestão contínua da vulnerabilidade. □</w:t>
+      </w:r>
+      <w:r>
+        <w:t xml:space="preserve"> </w:t>
+      </w:r>
+      <w:r>
+        <w:t xml:space="preserve">□———————————————————————————————————————————————————————————-</w:t>
+      </w:r>
+    </w:p>
+    <w:bookmarkStart w:id="46" w:name="section-7"/>
     <w:p>
       <w:pPr>
         <w:pStyle w:val="Heading2"/>
       </w:pPr>
       <w:r>
-        <w:t xml:space="preserve">. ** Finalidade do controlo: ** Fortaleça a empresa implementando e medindo salvaguardas para defesas de malware. □</w:t>
-      </w:r>
-    </w:p>
-    <w:bookmarkEnd w:id="41"/>
-    <w:bookmarkStart w:id="42" w:name="section-10"/>
+        <w:t xml:space="preserve">* * * * * * * * * * * * * * * * * * * * * * * * * * * * * * * * * * * * * * * * * * * * * * * * * * * *</w:t>
+      </w:r>
+    </w:p>
+    <w:p>
+      <w:pPr>
+        <w:pStyle w:val="FirstParagraph"/>
+      </w:pPr>
+      <w:r>
+        <w:t xml:space="preserve">□ 7.1 □ Estabeleça e mantenha um Processo de Gestão de Vulnerabilidade □ Coloque em prática um processo repetível, de propriedade ou controle técnico para estabelecer e manter um Processo de Gestão de Vulnerabilidade, em seguida, verifique cobertura e exceções. Confirmar escopo definido, população, propriedade, implementação, frequência, cobertura, exceções, correção e reteste. Processos, feeds, cobertura de ativos, varreduras autenticadas, resultados de patch, exceções, tickets de remediação e rescans</w:t>
+      </w:r>
+      <w:r>
+        <w:t xml:space="preserve"> </w:t>
+      </w:r>
+      <w:r>
+        <w:t xml:space="preserve">• 7,2 • Estabelecer e manter um processo de remediação; • Colocar um processo repetível, de propriedade ou controle técnico para estabelecer e manter um processo de remediação; Confirmar escopo definido, população, propriedade, implementação, frequência, cobertura, exceções, correção e reteste. Processos, feeds, cobertura de ativos, varreduras autenticadas, resultados de patch, exceções, tickets de remediação e rescans</w:t>
+      </w:r>
+      <w:r>
+        <w:t xml:space="preserve"> </w:t>
+      </w:r>
+      <w:r>
+        <w:t xml:space="preserve">Realizar o gerenciamento automático do patch do sistema operacional Coloque em prática um processo repetível, de propriedade ou controle técnico para executar o gerenciamento automático do patch do sistema operacional, então verifique a cobertura e exceções. Confirmar escopo definido, população, propriedade, implementação, frequência, cobertura, exceções, correção e reteste. Processos, feeds, cobertura de ativos, varreduras autenticadas, resultados de patch, exceções, tickets de remediação e rescans</w:t>
+      </w:r>
+      <w:r>
+        <w:t xml:space="preserve"> </w:t>
+      </w:r>
+      <w:r>
+        <w:t xml:space="preserve">Realizar o gerenciamento automatizado do patch da aplicação Coloque um processo repetível, de propriedade ou controle técnico no local para executar o gerenciamento automático de patch de aplicação, em seguida, verifique a cobertura e exceções. Confirmar escopo definido, população, propriedade, implementação, frequência, cobertura, exceções, correção e reteste. Processos, feeds, cobertura de ativos, varreduras autenticadas, resultados de patch, exceções, tickets de remediação e rescans</w:t>
+      </w:r>
+      <w:r>
+        <w:t xml:space="preserve"> </w:t>
+      </w:r>
+      <w:r>
+        <w:t xml:space="preserve">Realizar verificações automáticas de vulnerabilidade de ativos internos da empresa Coloque em prática um processo repetível, de propriedade ou controle técnico para realizar varreduras de vulnerabilidade automatizada de ativos empresariais internos, então verifique cobertura e exceções. Confirmar escopo definido, população, propriedade, implementação, frequência, cobertura, exceções, correção e reteste. Processos, feeds, cobertura de ativos, varreduras autenticadas, resultados de patch, exceções, tickets de remediação e rescans</w:t>
+      </w:r>
+      <w:r>
+        <w:t xml:space="preserve"> </w:t>
+      </w:r>
+      <w:r>
+        <w:t xml:space="preserve">Realizar verificações de vulnerabilidade automatizadas de ativos empresariais externamente expostos Coloque em prática um processo repetível, de propriedade ou controle técnico para executar varreduras de vulnerabilidade automatizada de ativos corporativos externamente expostos, então verifique cobertura e exceções. Confirmar escopo definido, população, propriedade, implementação, frequência, cobertura, exceções, correção e reteste. Processos, feeds, cobertura de ativos, varreduras autenticadas, resultados de patch, exceções, tickets de remediação e rescans</w:t>
+      </w:r>
+      <w:r>
+        <w:t xml:space="preserve"> </w:t>
+      </w:r>
+      <w:r>
+        <w:t xml:space="preserve">□ 7.7 □ Remediar Vulnerabilidades Detectadas □ Coloque no lugar um processo repetível, de propriedade ou controle técnico para corrigir Vulnerabilidades Detectadas, então verifique cobertura e exceções. Confirmar escopo definido, população, propriedade, implementação, frequência, cobertura, exceções, correção e reteste. Processos, feeds, cobertura de ativos, varreduras autenticadas, resultados de patch, exceções, tickets de remediação e rescans</w:t>
+      </w:r>
+    </w:p>
+    <w:p>
+      <w:pPr>
+        <w:pStyle w:val="BodyText"/>
+      </w:pPr>
+      <w:r>
+        <w:t xml:space="preserve">Use o guia oficial de Controles CIS v8.1 e Especificações de Avaliação de Controles para linguagem de Salvaguarda exata, classe de ativos, função de segurança, Grupo de Implementação, dependências, entradas, operações, medidas, métricas e revisão processual.</w:t>
+      </w:r>
+    </w:p>
+    <w:bookmarkEnd w:id="46"/>
+    <w:bookmarkEnd w:id="47"/>
+    <w:bookmarkStart w:id="49" w:name="X5849b052f89f1dbd6d1795dfe10269d3f72715f"/>
+    <w:p>
+      <w:pPr>
+        <w:pStyle w:val="Heading1"/>
+      </w:pPr>
+      <w:r>
+        <w:t xml:space="preserve">13. Controle 8 — Gestão do Registo de Auditoria</w:t>
+      </w:r>
+    </w:p>
+    <w:p>
+      <w:pPr>
+        <w:numPr>
+          <w:ilvl w:val="0"/>
+          <w:numId w:val="1021"/>
+        </w:numPr>
+        <w:pStyle w:val="Compact"/>
+      </w:pPr>
+      <w:r>
+        <w:t xml:space="preserve">Todas as 12 Salvaguardas, significado simples, foco de verificação e evidência de exemplo.*</w:t>
+      </w:r>
+    </w:p>
+    <w:p>
+      <w:pPr>
+        <w:pStyle w:val="FirstParagraph"/>
+      </w:pPr>
+      <w:r>
+        <w:t xml:space="preserve">. ** Finalidade do controlo: ** Reforçar a empresa através da implementação e medição de salvaguardas para a gestão de registos de auditoria. □</w:t>
+      </w:r>
+      <w:r>
+        <w:t xml:space="preserve"> </w:t>
+      </w:r>
+      <w:r>
+        <w:t xml:space="preserve">□————————————————————————————————————————————————-</w:t>
+      </w:r>
+    </w:p>
+    <w:bookmarkStart w:id="48" w:name="section-8"/>
     <w:p>
       <w:pPr>
         <w:pStyle w:val="Heading2"/>
@@ -2990,43 +2768,73 @@
         <w:pStyle w:val="FirstParagraph"/>
       </w:pPr>
       <w:r>
-        <w:t xml:space="preserve">□ 10.1 □ Implantar e manter o software anti-Malware Coloque um processo repetível, de propriedade ou controle técnico no local para implantar e manter o software Anti-Malware, em seguida, verifique a cobertura e exceções. Confirmar escopo definido, população, propriedade, implementação, frequência, cobertura, exceções, correção e reteste. cobertura de endpoint , configuração anti-malware, atualizações, controles de mídia removível, alertas de comportamento e tickets de resposta .</w:t>
-      </w:r>
-      <w:r>
-        <w:t xml:space="preserve"> </w:t>
-      </w:r>
-      <w:r>
-        <w:t xml:space="preserve">□ 10.2 □ Configurar atualizações automáticas de assinatura anti-Malware Coloque em prática um processo repetível, de propriedade ou controle técnico para configurar Atualizações de Assinatura Automáticas Anti-Malware, então verifique cobertura e exceções. Confirmar escopo definido, população, propriedade, implementação, frequência, cobertura, exceções, correção e reteste. cobertura de endpoint , configuração anti-malware, atualizações, controles de mídia removível, alertas de comportamento e tickets de resposta .</w:t>
-      </w:r>
-      <w:r>
-        <w:t xml:space="preserve"> </w:t>
-      </w:r>
-      <w:r>
-        <w:t xml:space="preserve">□ 10.3 □ Desativar Autorun e Autoplay para mídia removível □ Coloque no lugar um processo repetível, de propriedade ou controle técnico para desativar Autorun e Autoplay para mídia removível, então verifique cobertura e exceções. Confirmar escopo definido, população, propriedade, implementação, frequência, cobertura, exceções, correção e reteste. cobertura de endpoint , configuração anti-malware, atualizações, controles de mídia removível, alertas de comportamento e tickets de resposta .</w:t>
-      </w:r>
-      <w:r>
-        <w:t xml:space="preserve"> </w:t>
-      </w:r>
-      <w:r>
-        <w:t xml:space="preserve">Configura a verificação automática anti-Malware de mídia removível Coloque em prática um processo repetível, de propriedade ou controle técnico para configurar a Digitalização Automática Anti-Malware de Mídia Removível, em seguida, verifique a cobertura e exceções. Confirmar escopo definido, população, propriedade, implementação, frequência, cobertura, exceções, correção e reteste. cobertura de endpoint , configuração anti-malware, atualizações, controles de mídia removível, alertas de comportamento e tickets de resposta .</w:t>
-      </w:r>
-      <w:r>
-        <w:t xml:space="preserve"> </w:t>
-      </w:r>
-      <w:r>
-        <w:t xml:space="preserve">Ativar recursos anti-exploração Coloque em prática um processo repetível, de propriedade ou controle técnico para permitir o Anti-exploração Características, em seguida, verificar a cobertura e exceções. Confirmar escopo definido, população, propriedade, implementação, frequência, cobertura, exceções, correção e reteste. cobertura de endpoint , configuração anti-malware, atualizações, controles de mídia removível, alertas de comportamento e tickets de resposta .</w:t>
-      </w:r>
-      <w:r>
-        <w:t xml:space="preserve"> </w:t>
-      </w:r>
-      <w:r>
-        <w:t xml:space="preserve">Gerenciar o software anti-Malware centralmente Coloque um processo repetível, de propriedade ou controle técnico no local para gerenciar centralmente o Software Anti-Malware, então verifique a cobertura e exceções. Confirmar escopo definido, população, propriedade, implementação, frequência, cobertura, exceções, correção e reteste. cobertura de endpoint , configuração anti-malware, atualizações, controles de mídia removível, alertas de comportamento e tickets de resposta .</w:t>
-      </w:r>
-      <w:r>
-        <w:t xml:space="preserve"> </w:t>
-      </w:r>
-      <w:r>
-        <w:t xml:space="preserve">Use o software anti-Malware baseado em comportamento Coloque um processo repetível, de propriedade ou controle técnico no local para usar Behavior-Based Anti-Malware Software, em seguida, verifique cobertura e exceções. Confirmar escopo definido, população, propriedade, implementação, frequência, cobertura, exceções, correção e reteste. cobertura de endpoint , configuração anti-malware, atualizações, controles de mídia removível, alertas de comportamento e tickets de resposta .</w:t>
+        <w:t xml:space="preserve">□ 8.1 □ Estabelecer e manter um processo de gerenciamento de registro de auditoria □ Colocar em prática um processo repetível, de propriedade ou controle técnico para estabelecer e manter um processo de gerenciamento de registro de auditoria, em seguida, verificar cobertura e exceções. Confirmar escopo definido, população, propriedade, implementação, frequência, cobertura, exceções, correção e reteste. Requisitos de registro, inventário de origem, armazenamento, configurações de tempo, logs detalhados, plataforma central, comentários e retenção</w:t>
+      </w:r>
+      <w:r>
+        <w:t xml:space="preserve"> </w:t>
+      </w:r>
+      <w:r>
+        <w:t xml:space="preserve">Recolher registros de auditoria Coloque um processo repetível, de propriedade ou controle técnico no local para coletar Registros de Auditoria, em seguida, verificar a cobertura e exceções. Confirmar escopo definido, população, propriedade, implementação, frequência, cobertura, exceções, correção e reteste. Requisitos de registro, inventário de origem, armazenamento, configurações de tempo, logs detalhados, plataforma central, comentários e retenção</w:t>
+      </w:r>
+      <w:r>
+        <w:t xml:space="preserve"> </w:t>
+      </w:r>
+      <w:r>
+        <w:t xml:space="preserve">□ 8.3 □ Assegurar o armazenamento adequado do log de auditoria Coloque em prática um processo repetível, de propriedade ou controle técnico para garantir o armazenamento adequado do registro de auditoria e, em seguida, verificar a cobertura e exceções. Confirmar escopo definido, população, propriedade, implementação, frequência, cobertura, exceções, correção e reteste. Requisitos de registro, inventário de origem, armazenamento, configurações de tempo, logs detalhados, plataforma central, comentários e retenção</w:t>
+      </w:r>
+      <w:r>
+        <w:t xml:space="preserve"> </w:t>
+      </w:r>
+      <w:r>
+        <w:t xml:space="preserve">□ 8.4 □ Padronize a Sincronização do Tempo □ Coloque em prática um processo repetível, de propriedade ou controle técnico para padronizar a Sincronização do Tempo, em seguida, verifique a cobertura e exceções. Confirmar escopo definido, população, propriedade, implementação, frequência, cobertura, exceções, correção e reteste. Requisitos de registro, inventário de origem, armazenamento, configurações de tempo, logs detalhados, plataforma central, comentários e retenção</w:t>
+      </w:r>
+      <w:r>
+        <w:t xml:space="preserve"> </w:t>
+      </w:r>
+      <w:r>
+        <w:t xml:space="preserve">Recolher registros de auditoria detalhados Coloque em prática um processo repetível, de propriedade ou controle técnico para coletar registros de auditoria detalhados, em seguida, verifique a cobertura e exceções. Confirmar escopo definido, população, propriedade, implementação, frequência, cobertura, exceções, correção e reteste. Requisitos de registro, inventário de origem, armazenamento, configurações de tempo, logs detalhados, plataforma central, comentários e retenção</w:t>
+      </w:r>
+      <w:r>
+        <w:t xml:space="preserve"> </w:t>
+      </w:r>
+      <w:r>
+        <w:t xml:space="preserve">Recolher registros de auditoria do DNS Coloque um processo repetível, de propriedade ou controle técnico no local para coletar DNS Consultar Registros de Auditoria, em seguida, verificar cobertura e exceções. Confirmar escopo definido, população, propriedade, implementação, frequência, cobertura, exceções, correção e reteste. Requisitos de registro, inventário de origem, armazenamento, configurações de tempo, logs detalhados, plataforma central, comentários e retenção</w:t>
+      </w:r>
+      <w:r>
+        <w:t xml:space="preserve"> </w:t>
+      </w:r>
+      <w:r>
+        <w:t xml:space="preserve">Recolher URL Solicitar Registros de Auditoria Coloque em prática um processo repetível, de propriedade ou controle técnico para coletar URL Request Audit Logs, então verifique cobertura e exceções. Confirmar escopo definido, população, propriedade, implementação, frequência, cobertura, exceções, correção e reteste. Requisitos de registro, inventário de origem, armazenamento, configurações de tempo, logs detalhados, plataforma central, comentários e retenção</w:t>
+      </w:r>
+      <w:r>
+        <w:t xml:space="preserve"> </w:t>
+      </w:r>
+      <w:r>
+        <w:t xml:space="preserve">Recolher registros de auditoria de linha de comando Coloque um processo repetível, de propriedade ou controle técnico para coletar registros de auditoria de linha de comando, em seguida, verificar a cobertura e exceções. Confirmar escopo definido, população, propriedade, implementação, frequência, cobertura, exceções, correção e reteste. Requisitos de registro, inventário de origem, armazenamento, configurações de tempo, logs detalhados, plataforma central, comentários e retenção</w:t>
+      </w:r>
+      <w:r>
+        <w:t xml:space="preserve"> </w:t>
+      </w:r>
+      <w:r>
+        <w:t xml:space="preserve">• 8.9 □ Centralizar os Registos de Auditoria Coloque em prática um processo repetível, de propriedade ou controle técnico para centralizar os Logs de Auditoria, em seguida, verifique a cobertura e exceções. Confirmar escopo definido, população, propriedade, implementação, frequência, cobertura, exceções, correção e reteste. Requisitos de registro, inventário de origem, armazenamento, configurações de tempo, logs detalhados, plataforma central, comentários e retenção</w:t>
+      </w:r>
+      <w:r>
+        <w:t xml:space="preserve"> </w:t>
+      </w:r>
+      <w:r>
+        <w:t xml:space="preserve">* 8.10 * Manter registos de auditoria * Coloque em prática um processo repetível, de propriedade ou controle técnico para reter registros de auditoria, em seguida, verificar a cobertura e exceções. Confirmar escopo definido, população, propriedade, implementação, frequência, cobertura, exceções, correção e reteste. Requisitos de registro, inventário de origem, armazenamento, configurações de tempo, logs detalhados, plataforma central, comentários e retenção</w:t>
+      </w:r>
+      <w:r>
+        <w:t xml:space="preserve"> </w:t>
+      </w:r>
+      <w:r>
+        <w:t xml:space="preserve">• 8,11 • Realizar revisões de registos de auditoria Coloque em prática um processo repetível, de propriedade ou controle técnico para realizar Revisões de Registro de Auditoria, então verifique cobertura e exceções. Confirmar escopo definido, população, propriedade, implementação, frequência, cobertura, exceções, correção e reteste. Requisitos de registro, inventário de origem, armazenamento, configurações de tempo, logs detalhados, plataforma central, comentários e retenção</w:t>
+      </w:r>
+      <w:r>
+        <w:t xml:space="preserve"> </w:t>
+      </w:r>
+      <w:r>
+        <w:t xml:space="preserve">Recolher Registros do Provedor de Serviço Coloque em prática um processo repetível, de propriedade ou controle técnico para coletar registros de provedores de serviços, então verifique cobertura e exceções. Confirmar escopo definido, população, propriedade, implementação, frequência, cobertura, exceções, correção e reteste. Requisitos de registro, inventário de origem, armazenamento, configurações de tempo, logs detalhados, plataforma central, comentários e retenção</w:t>
       </w:r>
     </w:p>
     <w:p>
@@ -3037,45 +2845,49 @@
         <w:t xml:space="preserve">Use o guia oficial de Controles CIS v8.1 e Especificações de Avaliação de Controles para linguagem de Salvaguarda exata, classe de ativos, função de segurança, Grupo de Implementação, dependências, entradas, operações, medidas, métricas e revisão processual.</w:t>
       </w:r>
     </w:p>
-    <w:bookmarkEnd w:id="42"/>
-    <w:bookmarkEnd w:id="43"/>
-    <w:bookmarkStart w:id="46" w:name="controle-11-recuperação-de-dados"/>
+    <w:bookmarkEnd w:id="48"/>
+    <w:bookmarkEnd w:id="49"/>
+    <w:bookmarkStart w:id="51" w:name="Xefeb98fc2df86833b12ebf88d7ca750829aa89f"/>
     <w:p>
       <w:pPr>
         <w:pStyle w:val="Heading1"/>
       </w:pPr>
       <w:r>
-        <w:t xml:space="preserve">16. Controle 11 — Recuperação de dados</w:t>
-      </w:r>
-    </w:p>
-    <w:p>
-      <w:pPr>
+        <w:t xml:space="preserve">14. Controle 9 — Email e Proteção de Navegador Web</w:t>
+      </w:r>
+    </w:p>
+    <w:p>
+      <w:pPr>
+        <w:numPr>
+          <w:ilvl w:val="0"/>
+          <w:numId w:val="1022"/>
+        </w:numPr>
         <w:pStyle w:val="Compact"/>
-        <w:numPr>
-          <w:ilvl w:val="0"/>
-          <w:numId w:val="1024"/>
-        </w:numPr>
-      </w:pPr>
-      <w:r>
-        <w:t xml:space="preserve">Todas as 5 Salvaguardas, significado simples, foco de verificação e evidência de exemplo.*</w:t>
-      </w:r>
-    </w:p>
-    <w:bookmarkStart w:id="44" w:name="X015b0bcfd91b54beae9ac352c972dc96fc365b8"/>
+      </w:pPr>
+      <w:r>
+        <w:t xml:space="preserve">Todas as 7 Salvaguardas, significado simples, foco de verificação e evidência de exemplo.*</w:t>
+      </w:r>
+    </w:p>
+    <w:p>
+      <w:pPr>
+        <w:pStyle w:val="FirstParagraph"/>
+      </w:pPr>
+      <w:r>
+        <w:t xml:space="preserve">. ** Finalidade do controlo: ** Fortaleça a empresa implementando e medindo salvaguardas para proteção de e-mail e navegador web. □</w:t>
+      </w:r>
+      <w:r>
+        <w:t xml:space="preserve"> </w:t>
+      </w:r>
+      <w:r>
+        <w:t xml:space="preserve">O que é que se passa?</w:t>
+      </w:r>
+    </w:p>
+    <w:bookmarkStart w:id="50" w:name="section-9"/>
     <w:p>
       <w:pPr>
         <w:pStyle w:val="Heading2"/>
       </w:pPr>
       <w:r>
-        <w:t xml:space="preserve">. ** Finalidade do controlo: ** Reforçar a empresa através da implementação e medição de salvaguardas para a recuperação de dados. □</w:t>
-      </w:r>
-    </w:p>
-    <w:bookmarkEnd w:id="44"/>
-    <w:bookmarkStart w:id="45" w:name="section-11"/>
-    <w:p>
-      <w:pPr>
-        <w:pStyle w:val="Heading2"/>
-      </w:pPr>
-      <w:r>
         <w:t xml:space="preserve">* * * * * * * * * * * * * * * * * * * * * * * * * * * * * * * * * * * * * * * * * * * * * * * * * * * *</w:t>
       </w:r>
     </w:p>
@@ -3084,266 +2896,43 @@
         <w:pStyle w:val="FirstParagraph"/>
       </w:pPr>
       <w:r>
-        <w:t xml:space="preserve">.11.1 .. Estabelecer e manter um processo de recuperação de dados .. Coloque um processo repetível, de propriedade ou controle técnico no lugar para estabelecer e manter um processo de recuperação de dados, em seguida, verificar a cobertura e exceções. Confirmar escopo definido, população, propriedade, implementação, frequência, cobertura, exceções, correção e reteste. Plano de recuperação, cobertura de backup, cópias protegidas e isoladas, restaurar testes, resultados, lacunas e retestes</w:t>
-      </w:r>
-      <w:r>
-        <w:t xml:space="preserve"> </w:t>
-      </w:r>
-      <w:r>
-        <w:t xml:space="preserve">Realizar backups automatizados Coloque um processo repetível, de propriedade ou controle técnico no local para executar backups automatizados, em seguida, verifique cobertura e exceções. Confirmar escopo definido, população, propriedade, implementação, frequência, cobertura, exceções, correção e reteste. Plano de recuperação, cobertura de backup, cópias protegidas e isoladas, restaurar testes, resultados, lacunas e retestes</w:t>
-      </w:r>
-      <w:r>
-        <w:t xml:space="preserve"> </w:t>
-      </w:r>
-      <w:r>
-        <w:t xml:space="preserve">Proteger Dados de Recuperação Coloque um processo repetível, de propriedade ou controle técnico no local para proteger dados de recuperação, em seguida, verificar a cobertura e exceções. Confirmar escopo definido, população, propriedade, implementação, frequência, cobertura, exceções, correção e reteste. Plano de recuperação, cobertura de backup, cópias protegidas e isoladas, restaurar testes, resultados, lacunas e retestes</w:t>
-      </w:r>
-      <w:r>
-        <w:t xml:space="preserve"> </w:t>
-      </w:r>
-      <w:r>
-        <w:t xml:space="preserve">11.4 Estabelecer e manter uma instância isolada de dados de recuperação , colocar um processo repetível, de propriedade ou controle técnico no local para estabelecer e manter uma instância isolada de dados de recuperação, em seguida, verificar a cobertura e exceções. Confirmar escopo definido, população, propriedade, implementação, frequência, cobertura, exceções, correção e reteste. Plano de recuperação, cobertura de backup, cópias protegidas e isoladas, restaurar testes, resultados, lacunas e retestes</w:t>
-      </w:r>
-      <w:r>
-        <w:t xml:space="preserve"> </w:t>
-      </w:r>
-      <w:r>
-        <w:t xml:space="preserve">.11.5 .. Testar Recuperação de Dados .. Coloque um processo repetível, de propriedade ou controle técnico no lugar para testar a recuperação de dados, em seguida, verificar a cobertura e exceções. Confirmar escopo definido, população, propriedade, implementação, frequência, cobertura, exceções, correção e reteste. Plano de recuperação, cobertura de backup, cópias protegidas e isoladas, restaurar testes, resultados, lacunas e retestes</w:t>
-      </w:r>
-    </w:p>
-    <w:p>
-      <w:pPr>
-        <w:pStyle w:val="BodyText"/>
-      </w:pPr>
-      <w:r>
-        <w:t xml:space="preserve">Use o guia oficial de Controles CIS v8.1 e Especificações de Avaliação de Controles para linguagem de Salvaguarda exata, classe de ativos, função de segurança, Grupo de Implementação, dependências, entradas, operações, medidas, métricas e revisão processual.</w:t>
-      </w:r>
-    </w:p>
-    <w:bookmarkEnd w:id="45"/>
-    <w:bookmarkEnd w:id="46"/>
-    <w:bookmarkStart w:id="48" w:name="X1d5309c9ab119912d099fb58d981b232220432a"/>
-    <w:p>
-      <w:pPr>
-        <w:pStyle w:val="Heading1"/>
-      </w:pPr>
-      <w:r>
-        <w:t xml:space="preserve">17. Controle 12 — Gestão de Infraestruturas de Rede</w:t>
-      </w:r>
-    </w:p>
-    <w:p>
-      <w:pPr>
-        <w:pStyle w:val="Compact"/>
-        <w:numPr>
-          <w:ilvl w:val="0"/>
-          <w:numId w:val="1025"/>
-        </w:numPr>
-      </w:pPr>
-      <w:r>
-        <w:t xml:space="preserve">Todas as 8 Salvaguardas, significado simples, foco de verificação e evidência de exemplo.*</w:t>
-      </w:r>
-    </w:p>
-    <w:p>
-      <w:pPr>
-        <w:pStyle w:val="FirstParagraph"/>
-      </w:pPr>
-      <w:r>
-        <w:t xml:space="preserve">. ** Finalidade do controlo: ** Reforçar a empresa através da implementação e medição de salvaguardas para a gestão das infra-estruturas de rede. □</w:t>
-      </w:r>
-      <w:r>
-        <w:t xml:space="preserve"> </w:t>
-      </w:r>
-      <w:r>
-        <w:t xml:space="preserve">O que é que se passa?</w:t>
-      </w:r>
-    </w:p>
-    <w:bookmarkStart w:id="47" w:name="section-12"/>
-    <w:p>
-      <w:pPr>
-        <w:pStyle w:val="Heading2"/>
-      </w:pPr>
-      <w:r>
-        <w:t xml:space="preserve">* * * * * * * * * * * * * * * * * * * * * * * * * * * * * * * * * * * * * * * * * * * * * * * * * * * *</w:t>
-      </w:r>
-    </w:p>
-    <w:p>
-      <w:pPr>
-        <w:pStyle w:val="FirstParagraph"/>
-      </w:pPr>
-      <w:r>
-        <w:t xml:space="preserve">• 12.1 • Garantir que a infra-estrutura de rede está atualizada Coloque em prática um processo repetível, de propriedade ou controle técnico para garantir que a Infraestrutura de Rede está atualizada, então verifique cobertura e exceções. Confirmar escopo definido, população, propriedade, implementação, frequência, cobertura, exceções, correção e reteste. Inventário de rede, versões, arquitetura, diagramas, caminhos de administração, AAA, protocolos seguros, estações de trabalho VPN e admin</w:t>
-      </w:r>
-      <w:r>
-        <w:t xml:space="preserve"> </w:t>
-      </w:r>
-      <w:r>
-        <w:t xml:space="preserve">.12.2 Estabelecer e manter uma arquitetura segura de rede .. Coloque em prática um processo repetível, de propriedade ou controle técnico para estabelecer e manter uma arquitetura segura de rede, em seguida, verificar cobertura e exceções. Confirmar escopo definido, população, propriedade, implementação, frequência, cobertura, exceções, correção e reteste. Inventário de rede, versões, arquitetura, diagramas, caminhos de administração, AAA, protocolos seguros, estações de trabalho VPN e admin</w:t>
-      </w:r>
-      <w:r>
-        <w:t xml:space="preserve"> </w:t>
-      </w:r>
-      <w:r>
-        <w:t xml:space="preserve">Gestão segura da infra-estrutura de rede Coloque em prática um processo repetível, de propriedade ou controle técnico para gerenciar com segurança a infraestrutura de rede, então verifique a cobertura e exceções. Confirmar escopo definido, população, propriedade, implementação, frequência, cobertura, exceções, correção e reteste. Inventário de rede, versões, arquitetura, diagramas, caminhos de administração, AAA, protocolos seguros, estações de trabalho VPN e admin</w:t>
-      </w:r>
-      <w:r>
-        <w:t xml:space="preserve"> </w:t>
-      </w:r>
-      <w:r>
-        <w:t xml:space="preserve">.12.4 . Estabeleça e mantenha os Diagramas de Arquitetura . Coloque em prática um processo repetível, de propriedade ou controle técnico para estabelecer e manter os Diagramas de Arquitetura, então verifique a cobertura e exceções. Confirmar escopo definido, população, propriedade, implementação, frequência, cobertura, exceções, correção e reteste. Inventário de rede, versões, arquitetura, diagramas, caminhos de administração, AAA, protocolos seguros, estações de trabalho VPN e admin</w:t>
-      </w:r>
-      <w:r>
-        <w:t xml:space="preserve"> </w:t>
-      </w:r>
-      <w:r>
-        <w:t xml:space="preserve">Autenticação, Autorização e Auditoria de Redes Centralize a Autenticação, a Autorização e a Auditoria de Redes Coloque em prática um processo repetível, de propriedade ou controle técnico para centralizar a Autenticação, a Autorização e a Auditoria de Redes e, em seguida, verifique a cobertura e exceções. Confirmar escopo definido, população, propriedade, implementação, frequência, cobertura, exceções, correção e reteste. Inventário de rede, versões, arquitetura, diagramas, caminhos de administração, AAA, protocolos seguros, estações de trabalho VPN e admin</w:t>
-      </w:r>
-      <w:r>
-        <w:t xml:space="preserve"> </w:t>
-      </w:r>
-      <w:r>
-        <w:t xml:space="preserve">Utilização de protocolos seguros de gestão e comunicação de rede Coloque em prática um processo repetível, de propriedade ou controle técnico para usar os Protocolos de Gestão e Comunicação de Rede Segura e, em seguida, verifique a cobertura e exceções. Confirmar escopo definido, população, propriedade, implementação, frequência, cobertura, exceções, correção e reteste. Inventário de rede, versões, arquitetura, diagramas, caminhos de administração, AAA, protocolos seguros, estações de trabalho VPN e admin</w:t>
-      </w:r>
-      <w:r>
-        <w:t xml:space="preserve"> </w:t>
-      </w:r>
-      <w:r>
-        <w:t xml:space="preserve">□ 12.7 □ Garantir Dispositivos Remotos Use uma VPN e Enterprise AAA □ Coloque em prática um processo repetível, de propriedade ou controle técnico para garantir Dispositivos Remotos Use uma VPN e Enterprise AAA, então verifique cobertura e exceções. Confirmar escopo definido, população, propriedade, implementação, frequência, cobertura, exceções, correção e reteste. Inventário de rede, versões, arquitetura, diagramas, caminhos de administração, AAA, protocolos seguros, estações de trabalho VPN e admin</w:t>
-      </w:r>
-      <w:r>
-        <w:t xml:space="preserve"> </w:t>
-      </w:r>
-      <w:r>
-        <w:t xml:space="preserve">Manter recursos de computação dedicados para o trabalho administrativo Coloque em prática um processo repetível, de propriedade ou controle técnico para manter recursos de computação dedicados para o trabalho administrativo, em seguida, verificar a cobertura e exceções. Confirmar escopo definido, população, propriedade, implementação, frequência, cobertura, exceções, correção e reteste. Inventário de rede, versões, arquitetura, diagramas, caminhos de administração, AAA, protocolos seguros, estações de trabalho VPN e admin</w:t>
-      </w:r>
-    </w:p>
-    <w:p>
-      <w:pPr>
-        <w:pStyle w:val="BodyText"/>
-      </w:pPr>
-      <w:r>
-        <w:t xml:space="preserve">Use o guia oficial de Controles CIS v8.1 e Especificações de Avaliação de Controles para linguagem de Salvaguarda exata, classe de ativos, função de segurança, Grupo de Implementação, dependências, entradas, operações, medidas, métricas e revisão processual.</w:t>
-      </w:r>
-    </w:p>
-    <w:bookmarkEnd w:id="47"/>
-    <w:bookmarkEnd w:id="48"/>
-    <w:bookmarkStart w:id="51" w:name="X76e070d17354a7fbaf7b14d1946632e2442e03e"/>
-    <w:p>
-      <w:pPr>
-        <w:pStyle w:val="Heading1"/>
-      </w:pPr>
-      <w:r>
-        <w:t xml:space="preserve">18. Controle 13 — Monitoramento e Defesa de Rede</w:t>
-      </w:r>
-    </w:p>
-    <w:p>
-      <w:pPr>
-        <w:pStyle w:val="Compact"/>
-        <w:numPr>
-          <w:ilvl w:val="0"/>
-          <w:numId w:val="1026"/>
-        </w:numPr>
-      </w:pPr>
-      <w:r>
-        <w:t xml:space="preserve">Todas as 11 Salvaguardas, significado simples, foco de verificação e evidência de exemplo.*</w:t>
-      </w:r>
-    </w:p>
-    <w:p>
-      <w:pPr>
-        <w:pStyle w:val="FirstParagraph"/>
-      </w:pPr>
-    </w:p>
-    <w:p>
-      <w:pPr>
-        <w:pStyle w:val="BodyText"/>
-      </w:pPr>
-      <w:r>
-        <w:t xml:space="preserve">Figura 8. Fluxo de trabalho de monitorização à resposta</w:t>
-      </w:r>
-    </w:p>
-    <w:bookmarkStart w:id="49" w:name="X22f40d2393e260a55234d876d291e3404ab7edf"/>
-    <w:p>
-      <w:pPr>
-        <w:pStyle w:val="Heading2"/>
-      </w:pPr>
-      <w:r>
-        <w:t xml:space="preserve">. ** Finalidade do controlo: ** Fortalecer a empresa implementando e medindo salvaguardas para monitoramento e defesa da rede. □</w:t>
-      </w:r>
-    </w:p>
-    <w:bookmarkEnd w:id="49"/>
-    <w:bookmarkStart w:id="50" w:name="section-13"/>
-    <w:p>
-      <w:pPr>
-        <w:pStyle w:val="Heading2"/>
-      </w:pPr>
-      <w:r>
-        <w:t xml:space="preserve">* * * * * * * * * * * * * * * * * * * * * * * * * * * * * * * * * * * * * * * * * * * * * * * * * * * *</w:t>
-      </w:r>
-    </w:p>
-    <w:p>
-      <w:pPr>
-        <w:pStyle w:val="FirstParagraph"/>
-      </w:pPr>
-      <w:r>
-        <w:t xml:space="preserve">Alertar o Evento de Segurança Centralize o Evento de Segurança Coloque no lugar um processo repetível, de propriedade ou controle técnico para centralizar o Alerta do Evento de Segurança, então verifique a cobertura e exceções. Confirmar escopo definido, população, propriedade, implementação, frequência, cobertura, exceções, correção e reteste. Cobertura do SIEM, detecção de host/rede, segmentação, controles remotos, registros de fluxo, sistemas de prevenção e ajuste de alerta</w:t>
-      </w:r>
-      <w:r>
-        <w:t xml:space="preserve"> </w:t>
-      </w:r>
-      <w:r>
-        <w:t xml:space="preserve">Implemente uma solução de detecção de intrusão baseada em hosts Coloque em prática um processo repetível, de propriedade ou controle técnico para implantar uma Solução de Detecção de Intrusão Baseada em Host, então verifique cobertura e exceções. Confirmar escopo definido, população, propriedade, implementação, frequência, cobertura, exceções, correção e reteste. Cobertura do SIEM, detecção de host/rede, segmentação, controles remotos, registros de fluxo, sistemas de prevenção e ajuste de alerta</w:t>
-      </w:r>
-      <w:r>
-        <w:t xml:space="preserve"> </w:t>
-      </w:r>
-      <w:r>
-        <w:t xml:space="preserve">□ 13.3 □ Implantar uma solução de detecção de intrusão de rede Coloque em prática um processo repetível, de propriedade ou controle técnico para implantar uma Solução de Detecção de Intrusão de Rede, então verifique cobertura e exceções. Confirmar escopo definido, população, propriedade, implementação, frequência, cobertura, exceções, correção e reteste. Cobertura do SIEM, detecção de host/rede, segmentação, controles remotos, registros de fluxo, sistemas de prevenção e ajuste de alerta</w:t>
-      </w:r>
-      <w:r>
-        <w:t xml:space="preserve"> </w:t>
-      </w:r>
-      <w:r>
-        <w:t xml:space="preserve">Realizar filtragem de tráfego entre segmentos de rede Coloque em prática um processo repetível, de propriedade ou controle técnico para realizar Filtragem de Tráfego Entre Segmentos de Rede, então verifique cobertura e exceções. Confirmar escopo definido, população, propriedade, implementação, frequência, cobertura, exceções, correção e reteste. Cobertura do SIEM, detecção de host/rede, segmentação, controles remotos, registros de fluxo, sistemas de prevenção e ajuste de alerta</w:t>
-      </w:r>
-      <w:r>
-        <w:t xml:space="preserve"> </w:t>
-      </w:r>
-      <w:r>
-        <w:t xml:space="preserve">Gerenciar controle de acesso para ativos remotos Coloque um processo repetível, de propriedade ou controle técnico para gerenciar o controle de acesso para ativos remotos, então verifique cobertura e exceções. Confirmar escopo definido, população, propriedade, implementação, frequência, cobertura, exceções, correção e reteste. Cobertura do SIEM, detecção de host/rede, segmentação, controles remotos, registros de fluxo, sistemas de prevenção e ajuste de alerta</w:t>
-      </w:r>
-      <w:r>
-        <w:t xml:space="preserve"> </w:t>
-      </w:r>
-      <w:r>
-        <w:t xml:space="preserve">Recolher registros de fluxo de tráfego de rede Coloque um processo repetível, de propriedade ou controle técnico para coletar registros de fluxo de tráfego de rede, em seguida, verifique cobertura e exceções. Confirmar escopo definido, população, propriedade, implementação, frequência, cobertura, exceções, correção e reteste. Cobertura do SIEM, detecção de host/rede, segmentação, controles remotos, registros de fluxo, sistemas de prevenção e ajuste de alerta</w:t>
-      </w:r>
-      <w:r>
-        <w:t xml:space="preserve"> </w:t>
-      </w:r>
-      <w:r>
-        <w:t xml:space="preserve">Solução de Prevenção de Intrusão Baseada em Host Coloque em prática um processo repetível, de propriedade ou controle técnico para implantar uma Solução de Prevenção de Intrusão Baseada em Host, então verifique cobertura e exceções. Confirmar escopo definido, população, propriedade, implementação, frequência, cobertura, exceções, correção e reteste. Cobertura do SIEM, detecção de host/rede, segmentação, controles remotos, registros de fluxo, sistemas de prevenção e ajuste de alerta</w:t>
-      </w:r>
-      <w:r>
-        <w:t xml:space="preserve"> </w:t>
-      </w:r>
-      <w:r>
-        <w:t xml:space="preserve">□ 13.8 □ Implantar uma solução de prevenção de intrusão de rede □ Coloque em prática um processo repetível, de propriedade ou controle técnico para implantar uma solução de prevenção de intrusão de rede, em seguida, verifique cobertura e exceções. Confirmar escopo definido, população, propriedade, implementação, frequência, cobertura, exceções, correção e reteste. Cobertura do SIEM, detecção de host/rede, segmentação, controles remotos, registros de fluxo, sistemas de prevenção e ajuste de alerta</w:t>
-      </w:r>
-      <w:r>
-        <w:t xml:space="preserve"> </w:t>
-      </w:r>
-      <w:r>
-        <w:t xml:space="preserve">Controle de Acesso de Nível-Porto Coloque em prática um processo repetível, de propriedade ou controle técnico para implantar o Controle de Acesso de Nível-Porto, então verifique a cobertura e exceções. Confirmar escopo definido, população, propriedade, implementação, frequência, cobertura, exceções, correção e reteste. Cobertura do SIEM, detecção de host/rede, segmentação, controles remotos, registros de fluxo, sistemas de prevenção e ajuste de alerta</w:t>
-      </w:r>
-      <w:r>
-        <w:t xml:space="preserve"> </w:t>
-      </w:r>
-      <w:r>
-        <w:t xml:space="preserve">Realizar Filtragem de Camada de Aplicação Coloque um processo repetível, de propriedade ou controle técnico para executar Filtragem de Camada de Aplicação, então verifique cobertura e exceções. Confirmar escopo definido, população, propriedade, implementação, frequência, cobertura, exceções, correção e reteste. Cobertura do SIEM, detecção de host/rede, segmentação, controles remotos, registros de fluxo, sistemas de prevenção e ajuste de alerta</w:t>
-      </w:r>
-      <w:r>
-        <w:t xml:space="preserve"> </w:t>
-      </w:r>
-      <w:r>
-        <w:t xml:space="preserve">Ajustar os Limiares de Alerta de Evento de Segurança .Coloque no lugar um processo repetível, de propriedade ou controle técnico para sintonizar os Limiares de Alerta de Evento de Segurança, então verifique a cobertura e exceções. Confirmar escopo definido, população, propriedade, implementação, frequência, cobertura, exceções, correção e reteste. Cobertura do SIEM, detecção de host/rede, segmentação, controles remotos, registros de fluxo, sistemas de prevenção e ajuste de alerta</w:t>
+        <w:t xml:space="preserve">• 9.1 • Garantir o uso de apenas navegadores totalmente suportados e clientes de e-mail • Colocar um processo repetível, de propriedade ou controle técnico para garantir o uso de apenas navegadores totalmente suportados e clientes de e-mail, em seguida, verificar a cobertura e exceções. Confirmar escopo definido, população, propriedade, implementação, frequência, cobertura, exceções, correção e reteste. Lista de navegadores e e-mails, status de suporte, filtragem DNS/URL, política de extensão, controle DMARC e anexo</w:t>
+      </w:r>
+      <w:r>
+        <w:t xml:space="preserve"> </w:t>
+      </w:r>
+      <w:r>
+        <w:t xml:space="preserve">□ 9.2 □ Use os Serviços de Filtragem DNS □ Coloque em prática um processo repetível, de propriedade ou controle técnico para usar os Serviços de Filtragem DNS e, em seguida, verifique a cobertura e exceções. Confirmar escopo definido, população, propriedade, implementação, frequência, cobertura, exceções, correção e reteste. Lista de navegadores e e-mails, status de suporte, filtragem DNS/URL, política de extensão, controle DMARC e anexo</w:t>
+      </w:r>
+      <w:r>
+        <w:t xml:space="preserve"> </w:t>
+      </w:r>
+      <w:r>
+        <w:t xml:space="preserve">Manter e reforçar os filtros de URL baseados em rede Coloque um processo repetível, de propriedade ou controle técnico no local para manter e reforçar filtros de URL baseados em rede, em seguida, verifique cobertura e exceções. Confirmar escopo definido, população, propriedade, implementação, frequência, cobertura, exceções, correção e reteste. Lista de navegadores e e-mails, status de suporte, filtragem DNS/URL, política de extensão, controle DMARC e anexo</w:t>
+      </w:r>
+      <w:r>
+        <w:t xml:space="preserve"> </w:t>
+      </w:r>
+      <w:r>
+        <w:t xml:space="preserve">9.4 Restrinja Extensões Desnecessárias ou Não Autorizadas do Navegador e do Cliente de Email.Coloque em prática um processo ou controle técnico repetível, próprio para restringir Extensões Desnecessárias ou Não Autorizadas do Navegador e do Cliente de Email, então verifique cobertura e exceções. Confirmar escopo definido, população, propriedade, implementação, frequência, cobertura, exceções, correção e reteste. Lista de navegadores e e-mails, status de suporte, filtragem DNS/URL, política de extensão, controle DMARC e anexo</w:t>
+      </w:r>
+      <w:r>
+        <w:t xml:space="preserve"> </w:t>
+      </w:r>
+      <w:r>
+        <w:t xml:space="preserve">□ 9.5 □ Implementar o DMARC □ Colocar em prática um processo repetível, de propriedade ou controle técnico para implementar o DMARC, em seguida, verificar a cobertura e exceções. Confirmar escopo definido, população, propriedade, implementação, frequência, cobertura, exceções, correção e reteste. Lista de navegadores e e-mails, status de suporte, filtragem DNS/URL, política de extensão, controle DMARC e anexo</w:t>
+      </w:r>
+      <w:r>
+        <w:t xml:space="preserve"> </w:t>
+      </w:r>
+      <w:r>
+        <w:t xml:space="preserve">“!9 .. Bloquear tipos de ficheiros desnecessários Coloque um processo repetível, de propriedade ou controle técnico no local para bloquear Tipos de Arquivo Desnecessários, em seguida, verifique cobertura e exceções. Confirmar escopo definido, população, propriedade, implementação, frequência, cobertura, exceções, correção e reteste. Lista de navegadores e e-mails, status de suporte, filtragem DNS/URL, política de extensão, controle DMARC e anexo</w:t>
+      </w:r>
+      <w:r>
+        <w:t xml:space="preserve"> </w:t>
+      </w:r>
+      <w:r>
+        <w:t xml:space="preserve">□ 9.7 □ Implantar e manter as proteções anti-Malware do servidor de e-mail Coloque em prática um processo repetível, de propriedade ou controle técnico para implantar e manter as proteções anti-Malware do servidor de e-mail, em seguida, verifique a cobertura e exceções. Confirmar escopo definido, população, propriedade, implementação, frequência, cobertura, exceções, correção e reteste. Lista de navegadores e e-mails, status de suporte, filtragem DNS/URL, política de extensão, controle DMARC e anexo</w:t>
       </w:r>
     </w:p>
     <w:p>
@@ -3356,25 +2945,44 @@
     </w:p>
     <w:bookmarkEnd w:id="50"/>
     <w:bookmarkEnd w:id="51"/>
-    <w:bookmarkStart w:id="53" w:name="X81d6d7f1ac6530f3beb43689d4d7b8360b58626"/>
+    <w:bookmarkStart w:id="54" w:name="controle-10-defesas-de-malware"/>
     <w:p>
       <w:pPr>
         <w:pStyle w:val="Heading1"/>
       </w:pPr>
       <w:r>
-        <w:t xml:space="preserve">19. Controle 14 — Sensibilização de Segurança e Treinamento de Habilidades</w:t>
-      </w:r>
-    </w:p>
-    <w:p>
-      <w:pPr>
+        <w:t xml:space="preserve">15. Controle 10 — Defesas de Malware</w:t>
+      </w:r>
+    </w:p>
+    <w:p>
+      <w:pPr>
+        <w:numPr>
+          <w:ilvl w:val="0"/>
+          <w:numId w:val="1023"/>
+        </w:numPr>
         <w:pStyle w:val="Compact"/>
-        <w:numPr>
-          <w:ilvl w:val="0"/>
-          <w:numId w:val="1027"/>
-        </w:numPr>
-      </w:pPr>
-      <w:r>
-        <w:t xml:space="preserve">Todas as 9 Salvaguardas, significado simples, foco de verificação e evidência de exemplo.*</w:t>
+      </w:pPr>
+      <w:r>
+        <w:t xml:space="preserve">Todas as 7 Salvaguardas, significado simples, foco de verificação e evidência de exemplo.*</w:t>
+      </w:r>
+    </w:p>
+    <w:bookmarkStart w:id="52" w:name="X31cb3c27ed506a61c5b7a87832510fc038b08f1"/>
+    <w:p>
+      <w:pPr>
+        <w:pStyle w:val="Heading2"/>
+      </w:pPr>
+      <w:r>
+        <w:t xml:space="preserve">. ** Finalidade do controlo: ** Fortaleça a empresa implementando e medindo salvaguardas para defesas de malware. □</w:t>
+      </w:r>
+    </w:p>
+    <w:bookmarkEnd w:id="52"/>
+    <w:bookmarkStart w:id="53" w:name="section-10"/>
+    <w:p>
+      <w:pPr>
+        <w:pStyle w:val="Heading2"/>
+      </w:pPr>
+      <w:r>
+        <w:t xml:space="preserve">* * * * * * * * * * * * * * * * * * * * * * * * * * * * * * * * * * * * * * * * * * * * * * * * * * * *</w:t>
       </w:r>
     </w:p>
     <w:p>
@@ -3382,21 +2990,92 @@
         <w:pStyle w:val="FirstParagraph"/>
       </w:pPr>
       <w:r>
-        <w:t xml:space="preserve">. ** Finalidade do controlo: ** Reforçar a empresa através da implementação e medição de salvaguardas para a sensibilização para a segurança e formação de competências. □</w:t>
-      </w:r>
-      <w:r>
-        <w:t xml:space="preserve"> </w:t>
-      </w:r>
-      <w:r>
-        <w:t xml:space="preserve">□—————————————————————————————————————————————————————————————————————–</w:t>
-      </w:r>
-    </w:p>
-    <w:bookmarkStart w:id="52" w:name="section-14"/>
+        <w:t xml:space="preserve">□ 10.1 □ Implantar e manter o software anti-Malware Coloque um processo repetível, de propriedade ou controle técnico no local para implantar e manter o software Anti-Malware, em seguida, verifique a cobertura e exceções. Confirmar escopo definido, população, propriedade, implementação, frequência, cobertura, exceções, correção e reteste. cobertura de endpoint , configuração anti-malware, atualizações, controles de mídia removível, alertas de comportamento e tickets de resposta .</w:t>
+      </w:r>
+      <w:r>
+        <w:t xml:space="preserve"> </w:t>
+      </w:r>
+      <w:r>
+        <w:t xml:space="preserve">□ 10.2 □ Configurar atualizações automáticas de assinatura anti-Malware Coloque em prática um processo repetível, de propriedade ou controle técnico para configurar Atualizações de Assinatura Automáticas Anti-Malware, então verifique cobertura e exceções. Confirmar escopo definido, população, propriedade, implementação, frequência, cobertura, exceções, correção e reteste. cobertura de endpoint , configuração anti-malware, atualizações, controles de mídia removível, alertas de comportamento e tickets de resposta .</w:t>
+      </w:r>
+      <w:r>
+        <w:t xml:space="preserve"> </w:t>
+      </w:r>
+      <w:r>
+        <w:t xml:space="preserve">□ 10.3 □ Desativar Autorun e Autoplay para mídia removível □ Coloque no lugar um processo repetível, de propriedade ou controle técnico para desativar Autorun e Autoplay para mídia removível, então verifique cobertura e exceções. Confirmar escopo definido, população, propriedade, implementação, frequência, cobertura, exceções, correção e reteste. cobertura de endpoint , configuração anti-malware, atualizações, controles de mídia removível, alertas de comportamento e tickets de resposta .</w:t>
+      </w:r>
+      <w:r>
+        <w:t xml:space="preserve"> </w:t>
+      </w:r>
+      <w:r>
+        <w:t xml:space="preserve">Configura a verificação automática anti-Malware de mídia removível Coloque em prática um processo repetível, de propriedade ou controle técnico para configurar a Digitalização Automática Anti-Malware de Mídia Removível, em seguida, verifique a cobertura e exceções. Confirmar escopo definido, população, propriedade, implementação, frequência, cobertura, exceções, correção e reteste. cobertura de endpoint , configuração anti-malware, atualizações, controles de mídia removível, alertas de comportamento e tickets de resposta .</w:t>
+      </w:r>
+      <w:r>
+        <w:t xml:space="preserve"> </w:t>
+      </w:r>
+      <w:r>
+        <w:t xml:space="preserve">Ativar recursos anti-exploração Coloque em prática um processo repetível, de propriedade ou controle técnico para permitir o Anti-exploração Características, em seguida, verificar a cobertura e exceções. Confirmar escopo definido, população, propriedade, implementação, frequência, cobertura, exceções, correção e reteste. cobertura de endpoint , configuração anti-malware, atualizações, controles de mídia removível, alertas de comportamento e tickets de resposta .</w:t>
+      </w:r>
+      <w:r>
+        <w:t xml:space="preserve"> </w:t>
+      </w:r>
+      <w:r>
+        <w:t xml:space="preserve">Gerenciar o software anti-Malware centralmente Coloque um processo repetível, de propriedade ou controle técnico no local para gerenciar centralmente o Software Anti-Malware, então verifique a cobertura e exceções. Confirmar escopo definido, população, propriedade, implementação, frequência, cobertura, exceções, correção e reteste. cobertura de endpoint , configuração anti-malware, atualizações, controles de mídia removível, alertas de comportamento e tickets de resposta .</w:t>
+      </w:r>
+      <w:r>
+        <w:t xml:space="preserve"> </w:t>
+      </w:r>
+      <w:r>
+        <w:t xml:space="preserve">Use o software anti-Malware baseado em comportamento Coloque um processo repetível, de propriedade ou controle técnico no local para usar Behavior-Based Anti-Malware Software, em seguida, verifique cobertura e exceções. Confirmar escopo definido, população, propriedade, implementação, frequência, cobertura, exceções, correção e reteste. cobertura de endpoint , configuração anti-malware, atualizações, controles de mídia removível, alertas de comportamento e tickets de resposta .</w:t>
+      </w:r>
+    </w:p>
+    <w:p>
+      <w:pPr>
+        <w:pStyle w:val="BodyText"/>
+      </w:pPr>
+      <w:r>
+        <w:t xml:space="preserve">Use o guia oficial de Controles CIS v8.1 e Especificações de Avaliação de Controles para linguagem de Salvaguarda exata, classe de ativos, função de segurança, Grupo de Implementação, dependências, entradas, operações, medidas, métricas e revisão processual.</w:t>
+      </w:r>
+    </w:p>
+    <w:bookmarkEnd w:id="53"/>
+    <w:bookmarkEnd w:id="54"/>
+    <w:bookmarkStart w:id="57" w:name="controle-11-recuperação-de-dados"/>
+    <w:p>
+      <w:pPr>
+        <w:pStyle w:val="Heading1"/>
+      </w:pPr>
+      <w:r>
+        <w:t xml:space="preserve">16. Controle 11 — Recuperação de dados</w:t>
+      </w:r>
+    </w:p>
+    <w:p>
+      <w:pPr>
+        <w:numPr>
+          <w:ilvl w:val="0"/>
+          <w:numId w:val="1024"/>
+        </w:numPr>
+        <w:pStyle w:val="Compact"/>
+      </w:pPr>
+      <w:r>
+        <w:t xml:space="preserve">Todas as 5 Salvaguardas, significado simples, foco de verificação e evidência de exemplo.*</w:t>
+      </w:r>
+    </w:p>
+    <w:bookmarkStart w:id="55" w:name="X015b0bcfd91b54beae9ac352c972dc96fc365b8"/>
     <w:p>
       <w:pPr>
         <w:pStyle w:val="Heading2"/>
       </w:pPr>
       <w:r>
+        <w:t xml:space="preserve">. ** Finalidade do controlo: ** Reforçar a empresa através da implementação e medição de salvaguardas para a recuperação de dados. □</w:t>
+      </w:r>
+    </w:p>
+    <w:bookmarkEnd w:id="55"/>
+    <w:bookmarkStart w:id="56" w:name="section-11"/>
+    <w:p>
+      <w:pPr>
+        <w:pStyle w:val="Heading2"/>
+      </w:pPr>
+      <w:r>
         <w:t xml:space="preserve">* * * * * * * * * * * * * * * * * * * * * * * * * * * * * * * * * * * * * * * * * * * * * * * * * * * *</w:t>
       </w:r>
     </w:p>
@@ -3405,55 +3084,31 @@
         <w:pStyle w:val="FirstParagraph"/>
       </w:pPr>
       <w:r>
-        <w:t xml:space="preserve">• 14,1 • Estabelecer e manter um Programa de Sensibilização de Segurança • Colocar em prática um processo repetível, de propriedade ou controle técnico para estabelecer e manter um Programa de Sensibilização de Segurança e, em seguida, verificar a cobertura e exceções. Confirmar escopo definido, população, propriedade, implementação, frequência, cobertura, exceções, correção e reteste. Programa, população de trabalhadores, currículo de funções, conclusão, simulações, avaliação, exceções e acompanhamento</w:t>
-      </w:r>
-      <w:r>
-        <w:t xml:space="preserve"> </w:t>
-      </w:r>
-      <w:r>
-        <w:t xml:space="preserve">Os membros da força de trabalho do trem para reconhecer ataques de engenharia social.Coloque em prática um processo repetível, de propriedade ou controle técnico para treinar os membros da força de trabalho para reconhecer ataques de engenharia social, então verifique cobertura e exceções. Confirmar escopo definido, população, propriedade, implementação, frequência, cobertura, exceções, correção e reteste. Programa, população de trabalhadores, currículo de funções, conclusão, simulações, avaliação, exceções e acompanhamento</w:t>
-      </w:r>
-      <w:r>
-        <w:t xml:space="preserve"> </w:t>
-      </w:r>
-      <w:r>
-        <w:t xml:space="preserve">Os membros da força de trabalho do trem sobre as melhores práticas de autenticação do trem.Coloque em prática um processo repetível, de propriedade ou controle técnico para treinar os membros da força de trabalho sobre as melhores práticas de autenticação e, em seguida, verifique a cobertura e exceções. Confirmar escopo definido, população, propriedade, implementação, frequência, cobertura, exceções, correção e reteste. Programa, população de trabalhadores, currículo de funções, conclusão, simulações, avaliação, exceções e acompanhamento</w:t>
-      </w:r>
-      <w:r>
-        <w:t xml:space="preserve"> </w:t>
-      </w:r>
-      <w:r>
-        <w:t xml:space="preserve">□ 14.4 □ Train Workforce on Data Handling Best Practices □ Coloque em prática um processo repetível, de propriedade ou controle técnico para treinar Workforce on Data Handling Best Practices, então verifique cobertura e exceções. Confirmar escopo definido, população, propriedade, implementação, frequência, cobertura, exceções, correção e reteste. Programa, população de trabalhadores, currículo de funções, conclusão, simulações, avaliação, exceções e acompanhamento</w:t>
-      </w:r>
-      <w:r>
-        <w:t xml:space="preserve"> </w:t>
-      </w:r>
-      <w:r>
-        <w:t xml:space="preserve">Os membros da força de trabalho do trem sobre causas de exposição de dados não intencionais . . . . . . . . . . . . . . . . . . . . . . . . . . . . . . . . . . . . . . . . . . . . . . . . . . . . . . . . . . . . . . Confirmar escopo definido, população, propriedade, implementação, frequência, cobertura, exceções, correção e reteste. Programa, população de trabalhadores, currículo de funções, conclusão, simulações, avaliação, exceções e acompanhamento</w:t>
-      </w:r>
-      <w:r>
-        <w:t xml:space="preserve"> </w:t>
-      </w:r>
-      <w:r>
-        <w:t xml:space="preserve">Os membros da Força de Trabalho do Trem em Incidentes de Segurança de Reconhecimento e Relato .Coloque em prática um processo repetível, de propriedade ou controle técnico para treinar os membros da Força de Trabalho em Incidentes de Segurança de Reconhecimento e Relato, em seguida, verifique cobertura e exceções. Confirmar escopo definido, população, propriedade, implementação, frequência, cobertura, exceções, correção e reteste. Programa, população de trabalhadores, currículo de funções, conclusão, simulações, avaliação, exceções e acompanhamento</w:t>
-      </w:r>
-      <w:r>
-        <w:t xml:space="preserve"> </w:t>
-      </w:r>
-      <w:r>
-        <w:t xml:space="preserve">□ 14.7 □ Força de Trabalho do Trem para Identificar e Denunciar Atualizações de Segurança Desaparecidas □ Coloque em prática um processo repetível, de propriedade ou controle técnico para treinar a Força de Trabalho para Identificar e Comunicar Atualizações de Segurança Desaparecidas, em seguida, verifique cobertura e exceções. Confirmar escopo definido, população, propriedade, implementação, frequência, cobertura, exceções, correção e reteste. Programa, população de trabalhadores, currículo de funções, conclusão, simulações, avaliação, exceções e acompanhamento</w:t>
-      </w:r>
-      <w:r>
-        <w:t xml:space="preserve"> </w:t>
-      </w:r>
-      <w:r>
-        <w:t xml:space="preserve">□ 14.8 □ Força de Trabalho do Trem em Riscos de Redes Inseguras □ Coloque em prática um processo repetível, de propriedade ou controle técnico para treinar a Força de Trabalho em Riscos de Redes Inseguras, em seguida, verifique cobertura e exceções. Confirmar escopo definido, população, propriedade, implementação, frequência, cobertura, exceções, correção e reteste. Programa, população de trabalhadores, currículo de funções, conclusão, simulações, avaliação, exceções e acompanhamento</w:t>
-      </w:r>
-      <w:r>
-        <w:t xml:space="preserve"> </w:t>
-      </w:r>
-      <w:r>
-        <w:t xml:space="preserve">□ 14.9 □ Conduzir Conscientização de Segurança Específica e Treinamento de Habilidades □ Coloque em prática um processo repetível, de propriedade ou controle técnico para conduzir a Consciência de Segurança Específica e Treinamento de Habilidades, em seguida, verifique cobertura e exceções. Confirmar escopo definido, população, propriedade, implementação, frequência, cobertura, exceções, correção e reteste. Programa, população de trabalhadores, currículo de funções, conclusão, simulações, avaliação, exceções e acompanhamento</w:t>
+        <w:t xml:space="preserve">.11.1 .. Estabelecer e manter um processo de recuperação de dados .. Coloque um processo repetível, de propriedade ou controle técnico no lugar para estabelecer e manter um processo de recuperação de dados, em seguida, verificar a cobertura e exceções. Confirmar escopo definido, população, propriedade, implementação, frequência, cobertura, exceções, correção e reteste. Plano de recuperação, cobertura de backup, cópias protegidas e isoladas, restaurar testes, resultados, lacunas e retestes</w:t>
+      </w:r>
+      <w:r>
+        <w:t xml:space="preserve"> </w:t>
+      </w:r>
+      <w:r>
+        <w:t xml:space="preserve">Realizar backups automatizados Coloque um processo repetível, de propriedade ou controle técnico no local para executar backups automatizados, em seguida, verifique cobertura e exceções. Confirmar escopo definido, população, propriedade, implementação, frequência, cobertura, exceções, correção e reteste. Plano de recuperação, cobertura de backup, cópias protegidas e isoladas, restaurar testes, resultados, lacunas e retestes</w:t>
+      </w:r>
+      <w:r>
+        <w:t xml:space="preserve"> </w:t>
+      </w:r>
+      <w:r>
+        <w:t xml:space="preserve">Proteger Dados de Recuperação Coloque um processo repetível, de propriedade ou controle técnico no local para proteger dados de recuperação, em seguida, verificar a cobertura e exceções. Confirmar escopo definido, população, propriedade, implementação, frequência, cobertura, exceções, correção e reteste. Plano de recuperação, cobertura de backup, cópias protegidas e isoladas, restaurar testes, resultados, lacunas e retestes</w:t>
+      </w:r>
+      <w:r>
+        <w:t xml:space="preserve"> </w:t>
+      </w:r>
+      <w:r>
+        <w:t xml:space="preserve">11.4 Estabelecer e manter uma instância isolada de dados de recuperação , colocar um processo repetível, de propriedade ou controle técnico no local para estabelecer e manter uma instância isolada de dados de recuperação, em seguida, verificar a cobertura e exceções. Confirmar escopo definido, população, propriedade, implementação, frequência, cobertura, exceções, correção e reteste. Plano de recuperação, cobertura de backup, cópias protegidas e isoladas, restaurar testes, resultados, lacunas e retestes</w:t>
+      </w:r>
+      <w:r>
+        <w:t xml:space="preserve"> </w:t>
+      </w:r>
+      <w:r>
+        <w:t xml:space="preserve">.11.5 .. Testar Recuperação de Dados .. Coloque um processo repetível, de propriedade ou controle técnico no lugar para testar a recuperação de dados, em seguida, verificar a cobertura e exceções. Confirmar escopo definido, população, propriedade, implementação, frequência, cobertura, exceções, correção e reteste. Plano de recuperação, cobertura de backup, cópias protegidas e isoladas, restaurar testes, resultados, lacunas e retestes</w:t>
       </w:r>
     </w:p>
     <w:p>
@@ -3464,45 +3119,49 @@
         <w:t xml:space="preserve">Use o guia oficial de Controles CIS v8.1 e Especificações de Avaliação de Controles para linguagem de Salvaguarda exata, classe de ativos, função de segurança, Grupo de Implementação, dependências, entradas, operações, medidas, métricas e revisão processual.</w:t>
       </w:r>
     </w:p>
-    <w:bookmarkEnd w:id="52"/>
-    <w:bookmarkEnd w:id="53"/>
-    <w:bookmarkStart w:id="56" w:name="Xd49ca9d8e48ed88f948967f818255b91d398ae1"/>
+    <w:bookmarkEnd w:id="56"/>
+    <w:bookmarkEnd w:id="57"/>
+    <w:bookmarkStart w:id="59" w:name="X1d5309c9ab119912d099fb58d981b232220432a"/>
     <w:p>
       <w:pPr>
         <w:pStyle w:val="Heading1"/>
       </w:pPr>
       <w:r>
-        <w:t xml:space="preserve">20. Controle 15 — Gestão de Prestadores de Serviços</w:t>
-      </w:r>
-    </w:p>
-    <w:p>
-      <w:pPr>
+        <w:t xml:space="preserve">17. Controle 12 — Gestão de Infraestruturas de Rede</w:t>
+      </w:r>
+    </w:p>
+    <w:p>
+      <w:pPr>
+        <w:numPr>
+          <w:ilvl w:val="0"/>
+          <w:numId w:val="1025"/>
+        </w:numPr>
         <w:pStyle w:val="Compact"/>
-        <w:numPr>
-          <w:ilvl w:val="0"/>
-          <w:numId w:val="1028"/>
-        </w:numPr>
-      </w:pPr>
-      <w:r>
-        <w:t xml:space="preserve">Todas as 7 Salvaguardas, significado simples, foco de verificação e evidência de exemplo.*</w:t>
-      </w:r>
-    </w:p>
-    <w:bookmarkStart w:id="54" w:name="X5f013bca2048707228eec070712629866b16068"/>
+      </w:pPr>
+      <w:r>
+        <w:t xml:space="preserve">Todas as 8 Salvaguardas, significado simples, foco de verificação e evidência de exemplo.*</w:t>
+      </w:r>
+    </w:p>
+    <w:p>
+      <w:pPr>
+        <w:pStyle w:val="FirstParagraph"/>
+      </w:pPr>
+      <w:r>
+        <w:t xml:space="preserve">. ** Finalidade do controlo: ** Reforçar a empresa através da implementação e medição de salvaguardas para a gestão das infra-estruturas de rede. □</w:t>
+      </w:r>
+      <w:r>
+        <w:t xml:space="preserve"> </w:t>
+      </w:r>
+      <w:r>
+        <w:t xml:space="preserve">O que é que se passa?</w:t>
+      </w:r>
+    </w:p>
+    <w:bookmarkStart w:id="58" w:name="section-12"/>
     <w:p>
       <w:pPr>
         <w:pStyle w:val="Heading2"/>
       </w:pPr>
       <w:r>
-        <w:t xml:space="preserve">. ** Finalidade do controlo: ** Reforçar a empresa através da implementação e medição de salvaguardas para a gestão dos prestadores de serviços. □</w:t>
-      </w:r>
-    </w:p>
-    <w:bookmarkEnd w:id="54"/>
-    <w:bookmarkStart w:id="55" w:name="section-15"/>
-    <w:p>
-      <w:pPr>
-        <w:pStyle w:val="Heading2"/>
-      </w:pPr>
-      <w:r>
         <w:t xml:space="preserve">* * * * * * * * * * * * * * * * * * * * * * * * * * * * * * * * * * * * * * * * * * * * * * * * * * * *</w:t>
       </w:r>
     </w:p>
@@ -3511,179 +3170,49 @@
         <w:pStyle w:val="FirstParagraph"/>
       </w:pPr>
       <w:r>
-        <w:t xml:space="preserve">□ 15.1 □ Estabeleça e mantenha um Inventário de Prestadores de Serviços □ Coloque em prática um processo repetível, de propriedade ou controle técnico para estabelecer e manter um Inventário de Prestadores de Serviços, em seguida, verifique cobertura e exceções. Confirmar escopo definido, população, propriedade, implementação, frequência, cobertura, exceções, correção e reteste. Inventário, classificações, política, contratos, avaliações, acompanhamento, incidentes e provas de desmantelamento</w:t>
-      </w:r>
-      <w:r>
-        <w:t xml:space="preserve"> </w:t>
-      </w:r>
-      <w:r>
-        <w:t xml:space="preserve">• 15.2 • Estabelecer e manter uma política de gerenciamento de provedores de serviços • Colocar em prática um processo repetível, de propriedade ou controle técnico para estabelecer e manter uma política de gerenciamento de provedores de serviços e, em seguida, verificar cobertura e exceções. Confirmar escopo definido, população, propriedade, implementação, frequência, cobertura, exceções, correção e reteste. Inventário, classificações, política, contratos, avaliações, acompanhamento, incidentes e provas de desmantelamento</w:t>
-      </w:r>
-      <w:r>
-        <w:t xml:space="preserve"> </w:t>
-      </w:r>
-      <w:r>
-        <w:t xml:space="preserve">□ 15.3 □ Classifique prestadores de serviços Coloque em prática um processo repetível, de propriedade ou controle técnico para classificar os provedores de serviços, em seguida, verificar a cobertura e exceções. Confirmar escopo definido, população, propriedade, implementação, frequência, cobertura, exceções, correção e reteste. Inventário, classificações, política, contratos, avaliações, acompanhamento, incidentes e provas de desmantelamento</w:t>
-      </w:r>
-      <w:r>
-        <w:t xml:space="preserve"> </w:t>
-      </w:r>
-      <w:r>
-        <w:t xml:space="preserve">□ 15.4 □ Garanta que os contratos de prestador de serviços incluam requisitos de segurança □ Coloque em prática um processo repetível, de propriedade ou controle técnico para garantir que os contratos de prestador de serviços incluam requisitos de segurança, então verifique cobertura e exceções. Confirmar escopo definido, população, propriedade, implementação, frequência, cobertura, exceções, correção e reteste. Inventário, classificações, política, contratos, avaliações, acompanhamento, incidentes e provas de desmantelamento</w:t>
-      </w:r>
-      <w:r>
-        <w:t xml:space="preserve"> </w:t>
-      </w:r>
-      <w:r>
-        <w:t xml:space="preserve">□ 15.5 □ Avaliar Prestadores de Serviços □ Coloque em prática um processo repetível, de propriedade ou controle técnico para avaliar Prestadores de Serviços, em seguida, verificar a cobertura e exceções. Confirmar escopo definido, população, propriedade, implementação, frequência, cobertura, exceções, correção e reteste. Inventário, classificações, política, contratos, avaliações, acompanhamento, incidentes e provas de desmantelamento</w:t>
-      </w:r>
-      <w:r>
-        <w:t xml:space="preserve"> </w:t>
-      </w:r>
-      <w:r>
-        <w:t xml:space="preserve">Monitorar provedores de serviços Coloque em prática um processo repetível, de propriedade ou controle técnico para monitorar provedores de serviços, então verifique cobertura e exceções. Confirmar escopo definido, população, propriedade, implementação, frequência, cobertura, exceções, correção e reteste. Inventário, classificações, política, contratos, avaliações, acompanhamento, incidentes e provas de desmantelamento</w:t>
-      </w:r>
-      <w:r>
-        <w:t xml:space="preserve"> </w:t>
-      </w:r>
-      <w:r>
-        <w:t xml:space="preserve">15.7 Prestadores de serviços de desmantelamento seguros Coloque em prática um processo repetível, de propriedade ou controle técnico para os provedores de serviços de desactivação com segurança e, em seguida, verifique a cobertura e exceções. Confirmar escopo definido, população, propriedade, implementação, frequência, cobertura, exceções, correção e reteste. Inventário, classificações, política, contratos, avaliações, acompanhamento, incidentes e provas de desmantelamento</w:t>
-      </w:r>
-    </w:p>
-    <w:p>
-      <w:pPr>
-        <w:pStyle w:val="BodyText"/>
-      </w:pPr>
-      <w:r>
-        <w:t xml:space="preserve">Use o guia oficial de Controles CIS v8.1 e Especificações de Avaliação de Controles para linguagem de Salvaguarda exata, classe de ativos, função de segurança, Grupo de Implementação, dependências, entradas, operações, medidas, métricas e revisão processual.</w:t>
-      </w:r>
-    </w:p>
-    <w:bookmarkEnd w:id="55"/>
-    <w:bookmarkEnd w:id="56"/>
-    <w:bookmarkStart w:id="59" w:name="X462f3600ff91c676cd671f9a1a14212099b1516"/>
-    <w:p>
-      <w:pPr>
-        <w:pStyle w:val="Heading1"/>
-      </w:pPr>
-      <w:r>
-        <w:t xml:space="preserve">21. Controle 16 — Segurança de Software de Aplicação</w:t>
-      </w:r>
-    </w:p>
-    <w:p>
-      <w:pPr>
-        <w:pStyle w:val="Compact"/>
-        <w:numPr>
-          <w:ilvl w:val="0"/>
-          <w:numId w:val="1029"/>
-        </w:numPr>
-      </w:pPr>
-      <w:r>
-        <w:t xml:space="preserve">Todas as 14 Salvaguardas, significado simples, foco de verificação e evidência de exemplo.*</w:t>
-      </w:r>
-    </w:p>
-    <w:bookmarkStart w:id="57" w:name="Xb7560af9d2f4820a82522d131c5cd8c21e87fde"/>
-    <w:p>
-      <w:pPr>
-        <w:pStyle w:val="Heading2"/>
-      </w:pPr>
-      <w:r>
-        <w:t xml:space="preserve">. ** Finalidade do controlo: ** Fortaleça a empresa implementando e medindo salvaguardas para segurança de software de aplicação. □</w:t>
-      </w:r>
-    </w:p>
-    <w:bookmarkEnd w:id="57"/>
-    <w:bookmarkStart w:id="58" w:name="section-16"/>
-    <w:p>
-      <w:pPr>
-        <w:pStyle w:val="Heading2"/>
-      </w:pPr>
-      <w:r>
-        <w:t xml:space="preserve">* * * * * * * * * * * * * * * * * * * * * * * * * * * * * * * * * * * * * * * * * * * * * * * * * * * *</w:t>
-      </w:r>
-    </w:p>
-    <w:p>
-      <w:pPr>
-        <w:pStyle w:val="FirstParagraph"/>
-      </w:pPr>
-      <w:r>
-        <w:t xml:space="preserve">□ 16.1 □ Estabelecer e manter um processo seguro de desenvolvimento de aplicativos □ Colocar em prática um processo repetível, de propriedade ou controle técnico para estabelecer e manter um processo seguro de desenvolvimento de aplicativos, em seguida, verificar a cobertura e exceções. Confirmar escopo definido, população, propriedade, implementação, frequência, cobertura, exceções, correção e reteste. SDLC seguro, processo de divulgação, causa raiz, inventário de componentes, severidade, endurecimento, treinamento, testes e modelos de ameaça</w:t>
-      </w:r>
-      <w:r>
-        <w:t xml:space="preserve"> </w:t>
-      </w:r>
-      <w:r>
-        <w:t xml:space="preserve">Criar e Manter um Processo para Aceitar e Endereçar Vulnerabilidades de Software .Coloque em prática um processo repetível, de propriedade ou controle técnico para estabelecer e manter um Processo para Aceitar e Endereçar Vulnerabilidades de Software, então verifique cobertura e exceções. Confirmar escopo definido, população, propriedade, implementação, frequência, cobertura, exceções, correção e reteste. SDLC seguro, processo de divulgação, causa raiz, inventário de componentes, severidade, endurecimento, treinamento, testes e modelos de ameaça</w:t>
-      </w:r>
-      <w:r>
-        <w:t xml:space="preserve"> </w:t>
-      </w:r>
-      <w:r>
-        <w:t xml:space="preserve">Realizar análise de causas de raiz em vulnerabilidades de segurança Colocar um processo repetível, de propriedade ou controle técnico para realizar análise de causas de raiz em vulnerabilidades de segurança, em seguida, verificar a cobertura e exceções. Confirmar escopo definido, população, propriedade, implementação, frequência, cobertura, exceções, correção e reteste. SDLC seguro, processo de divulgação, causa raiz, inventário de componentes, severidade, endurecimento, treinamento, testes e modelos de ameaça</w:t>
-      </w:r>
-      <w:r>
-        <w:t xml:space="preserve"> </w:t>
-      </w:r>
-      <w:r>
-        <w:t xml:space="preserve">□ 16.4 Criar e Gerenciar um Inventário de Componentes de Software de Terceiros □ Coloque em prática um processo repetível, de propriedade ou controle técnico para estabelecer e gerenciar um Inventário de Componentes de Software de Terceiros, em seguida, verifique a cobertura e exceções. Confirmar escopo definido, população, propriedade, implementação, frequência, cobertura, exceções, correção e reteste. SDLC seguro, processo de divulgação, causa raiz, inventário de componentes, severidade, endurecimento, treinamento, testes e modelos de ameaça</w:t>
-      </w:r>
-      <w:r>
-        <w:t xml:space="preserve"> </w:t>
-      </w:r>
-      <w:r>
-        <w:t xml:space="preserve">Use componentes de software de terceiros atualizados e confiáveis Coloque em prática um processo repetível, de propriedade ou controle técnico para usar Componentes de Software Up-to-Date e Trusted Third-Party, então verifique cobertura e exceções. Confirmar escopo definido, população, propriedade, implementação, frequência, cobertura, exceções, correção e reteste. SDLC seguro, processo de divulgação, causa raiz, inventário de componentes, severidade, endurecimento, treinamento, testes e modelos de ameaça</w:t>
-      </w:r>
-      <w:r>
-        <w:t xml:space="preserve"> </w:t>
-      </w:r>
-      <w:r>
-        <w:t xml:space="preserve">□ 16.6 □ Estabeleça um Sistema de Avaliação de Severidade e um Processo para Vulnerabilidades de Aplicações □ Coloque em prática um processo repetível, de propriedade ou controle técnico para estabelecer um Sistema de Avaliação de Severidade e Processo para Vulnerabilidades de Aplicações, em seguida, verifique cobertura e exceções. Confirmar escopo definido, população, propriedade, implementação, frequência, cobertura, exceções, correção e reteste. SDLC seguro, processo de divulgação, causa raiz, inventário de componentes, severidade, endurecimento, treinamento, testes e modelos de ameaça</w:t>
-      </w:r>
-      <w:r>
-        <w:t xml:space="preserve"> </w:t>
-      </w:r>
-      <w:r>
-        <w:t xml:space="preserve">Use Modelos de Endurecimento Padrão para Infraestrutura de Aplicação □ Coloque em prática um processo repetível, de propriedade ou controle técnico para usar Modelos de Endurecimento Padrão para Infraestrutura de Aplicação, então verifique cobertura e exceções. Confirmar escopo definido, população, propriedade, implementação, frequência, cobertura, exceções, correção e reteste. SDLC seguro, processo de divulgação, causa raiz, inventário de componentes, severidade, endurecimento, treinamento, testes e modelos de ameaça</w:t>
-      </w:r>
-      <w:r>
-        <w:t xml:space="preserve"> </w:t>
-      </w:r>
-      <w:r>
-        <w:t xml:space="preserve">16,8 Sistemas de Produção e Não Produção Separados Coloque em prática um processo repetível, de propriedade ou controle técnico para separar sistemas de produção e não-produção, então verifique cobertura e exceções. Confirmar escopo definido, população, propriedade, implementação, frequência, cobertura, exceções, correção e reteste. SDLC seguro, processo de divulgação, causa raiz, inventário de componentes, severidade, endurecimento, treinamento, testes e modelos de ameaça</w:t>
-      </w:r>
-      <w:r>
-        <w:t xml:space="preserve"> </w:t>
-      </w:r>
-      <w:r>
-        <w:t xml:space="preserve">Os desenvolvedores de trens em Segurança de Aplicação e Codificação Segura . Coloque um processo repetível, de propriedade ou controle técnico para treinar desenvolvedores em Segurança de Aplicação e Codificação Segura, então verifique cobertura e exceções. Confirmar escopo definido, população, propriedade, implementação, frequência, cobertura, exceções, correção e reteste. SDLC seguro, processo de divulgação, causa raiz, inventário de componentes, severidade, endurecimento, treinamento, testes e modelos de ameaça</w:t>
-      </w:r>
-      <w:r>
-        <w:t xml:space="preserve"> </w:t>
-      </w:r>
-      <w:r>
-        <w:t xml:space="preserve">Aplique Princípios de Design Seguro em Arquiteturas de Aplicação .Coloque em prática um processo repetível, de propriedade ou controle técnico para aplicar Princípios de Design Seguro em Arquiteturas de Aplicação e, em seguida, verifique cobertura e exceções. Confirmar escopo definido, população, propriedade, implementação, frequência, cobertura, exceções, correção e reteste. SDLC seguro, processo de divulgação, causa raiz, inventário de componentes, severidade, endurecimento, treinamento, testes e modelos de ameaça</w:t>
-      </w:r>
-      <w:r>
-        <w:t xml:space="preserve"> </w:t>
-      </w:r>
-      <w:r>
-        <w:t xml:space="preserve">Use Módulos ou Serviços Vetted para Componentes de Segurança de Aplicações □ Coloque em prática um processo repetível, de propriedade ou controle técnico para usar Módulos ou Serviços Vetted para Componentes de Segurança de Aplicações, em seguida, verifique cobertura e exceções. Confirmar escopo definido, população, propriedade, implementação, frequência, cobertura, exceções, correção e reteste. SDLC seguro, processo de divulgação, causa raiz, inventário de componentes, severidade, endurecimento, treinamento, testes e modelos de ameaça</w:t>
-      </w:r>
-      <w:r>
-        <w:t xml:space="preserve"> </w:t>
-      </w:r>
-      <w:r>
-        <w:t xml:space="preserve">6.12 Implementar verificações de segurança de nível de código Coloque em prática um processo repetível, de propriedade ou controle técnico para implementar verificações de segurança de nível de código, em seguida, verificar a cobertura e exceções. Confirmar escopo definido, população, propriedade, implementação, frequência, cobertura, exceções, correção e reteste. SDLC seguro, processo de divulgação, causa raiz, inventário de componentes, severidade, endurecimento, treinamento, testes e modelos de ameaça</w:t>
-      </w:r>
-      <w:r>
-        <w:t xml:space="preserve"> </w:t>
-      </w:r>
-      <w:r>
-        <w:t xml:space="preserve">Teste de penetração de aplicação de condução Coloque em prática um processo repetível, de propriedade ou controle técnico para realizar o Teste de Penetração de Aplicação, em seguida, verifique a cobertura e exceções. Confirmar escopo definido, população, propriedade, implementação, frequência, cobertura, exceções, correção e reteste. SDLC seguro, processo de divulgação, causa raiz, inventário de componentes, severidade, endurecimento, treinamento, testes e modelos de ameaça</w:t>
-      </w:r>
-      <w:r>
-        <w:t xml:space="preserve"> </w:t>
-      </w:r>
-      <w:r>
-        <w:t xml:space="preserve">• 16.14 • Conduzir a Modelação de Ameaças • Coloque no lugar um processo repetível, de propriedade ou controle técnico para conduzir a Modelação de Ameaças, em seguida, verifique a cobertura e exceções. Confirmar escopo definido, população, propriedade, implementação, frequência, cobertura, exceções, correção e reteste. SDLC seguro, processo de divulgação, causa raiz, inventário de componentes, severidade, endurecimento, treinamento, testes e modelos de ameaça</w:t>
+        <w:t xml:space="preserve">• 12.1 • Garantir que a infra-estrutura de rede está atualizada Coloque em prática um processo repetível, de propriedade ou controle técnico para garantir que a Infraestrutura de Rede está atualizada, então verifique cobertura e exceções. Confirmar escopo definido, população, propriedade, implementação, frequência, cobertura, exceções, correção e reteste. Inventário de rede, versões, arquitetura, diagramas, caminhos de administração, AAA, protocolos seguros, estações de trabalho VPN e admin</w:t>
+      </w:r>
+      <w:r>
+        <w:t xml:space="preserve"> </w:t>
+      </w:r>
+      <w:r>
+        <w:t xml:space="preserve">.12.2 Estabelecer e manter uma arquitetura segura de rede .. Coloque em prática um processo repetível, de propriedade ou controle técnico para estabelecer e manter uma arquitetura segura de rede, em seguida, verificar cobertura e exceções. Confirmar escopo definido, população, propriedade, implementação, frequência, cobertura, exceções, correção e reteste. Inventário de rede, versões, arquitetura, diagramas, caminhos de administração, AAA, protocolos seguros, estações de trabalho VPN e admin</w:t>
+      </w:r>
+      <w:r>
+        <w:t xml:space="preserve"> </w:t>
+      </w:r>
+      <w:r>
+        <w:t xml:space="preserve">Gestão segura da infra-estrutura de rede Coloque em prática um processo repetível, de propriedade ou controle técnico para gerenciar com segurança a infraestrutura de rede, então verifique a cobertura e exceções. Confirmar escopo definido, população, propriedade, implementação, frequência, cobertura, exceções, correção e reteste. Inventário de rede, versões, arquitetura, diagramas, caminhos de administração, AAA, protocolos seguros, estações de trabalho VPN e admin</w:t>
+      </w:r>
+      <w:r>
+        <w:t xml:space="preserve"> </w:t>
+      </w:r>
+      <w:r>
+        <w:t xml:space="preserve">.12.4 . Estabeleça e mantenha os Diagramas de Arquitetura . Coloque em prática um processo repetível, de propriedade ou controle técnico para estabelecer e manter os Diagramas de Arquitetura, então verifique a cobertura e exceções. Confirmar escopo definido, população, propriedade, implementação, frequência, cobertura, exceções, correção e reteste. Inventário de rede, versões, arquitetura, diagramas, caminhos de administração, AAA, protocolos seguros, estações de trabalho VPN e admin</w:t>
+      </w:r>
+      <w:r>
+        <w:t xml:space="preserve"> </w:t>
+      </w:r>
+      <w:r>
+        <w:t xml:space="preserve">Autenticação, Autorização e Auditoria de Redes Centralize a Autenticação, a Autorização e a Auditoria de Redes Coloque em prática um processo repetível, de propriedade ou controle técnico para centralizar a Autenticação, a Autorização e a Auditoria de Redes e, em seguida, verifique a cobertura e exceções. Confirmar escopo definido, população, propriedade, implementação, frequência, cobertura, exceções, correção e reteste. Inventário de rede, versões, arquitetura, diagramas, caminhos de administração, AAA, protocolos seguros, estações de trabalho VPN e admin</w:t>
+      </w:r>
+      <w:r>
+        <w:t xml:space="preserve"> </w:t>
+      </w:r>
+      <w:r>
+        <w:t xml:space="preserve">Utilização de protocolos seguros de gestão e comunicação de rede Coloque em prática um processo repetível, de propriedade ou controle técnico para usar os Protocolos de Gestão e Comunicação de Rede Segura e, em seguida, verifique a cobertura e exceções. Confirmar escopo definido, população, propriedade, implementação, frequência, cobertura, exceções, correção e reteste. Inventário de rede, versões, arquitetura, diagramas, caminhos de administração, AAA, protocolos seguros, estações de trabalho VPN e admin</w:t>
+      </w:r>
+      <w:r>
+        <w:t xml:space="preserve"> </w:t>
+      </w:r>
+      <w:r>
+        <w:t xml:space="preserve">□ 12.7 □ Garantir Dispositivos Remotos Use uma VPN e Enterprise AAA □ Coloque em prática um processo repetível, de propriedade ou controle técnico para garantir Dispositivos Remotos Use uma VPN e Enterprise AAA, então verifique cobertura e exceções. Confirmar escopo definido, população, propriedade, implementação, frequência, cobertura, exceções, correção e reteste. Inventário de rede, versões, arquitetura, diagramas, caminhos de administração, AAA, protocolos seguros, estações de trabalho VPN e admin</w:t>
+      </w:r>
+      <w:r>
+        <w:t xml:space="preserve"> </w:t>
+      </w:r>
+      <w:r>
+        <w:t xml:space="preserve">Manter recursos de computação dedicados para o trabalho administrativo Coloque em prática um processo repetível, de propriedade ou controle técnico para manter recursos de computação dedicados para o trabalho administrativo, em seguida, verificar a cobertura e exceções. Confirmar escopo definido, população, propriedade, implementação, frequência, cobertura, exceções, correção e reteste. Inventário de rede, versões, arquitetura, diagramas, caminhos de administração, AAA, protocolos seguros, estações de trabalho VPN e admin</w:t>
       </w:r>
     </w:p>
     <w:p>
@@ -3696,25 +3225,25 @@
     </w:p>
     <w:bookmarkEnd w:id="58"/>
     <w:bookmarkEnd w:id="59"/>
-    <w:bookmarkStart w:id="62" w:name="X27cfe67134368280dae13341561ec0ab8773f97"/>
+    <w:bookmarkStart w:id="62" w:name="X76e070d17354a7fbaf7b14d1946632e2442e03e"/>
     <w:p>
       <w:pPr>
         <w:pStyle w:val="Heading1"/>
       </w:pPr>
       <w:r>
-        <w:t xml:space="preserve">22. Controle 17 — Gestão de Respostas a Incidentes</w:t>
-      </w:r>
-    </w:p>
-    <w:p>
-      <w:pPr>
+        <w:t xml:space="preserve">18. Controle 13 — Monitoramento e Defesa de Rede</w:t>
+      </w:r>
+    </w:p>
+    <w:p>
+      <w:pPr>
+        <w:numPr>
+          <w:ilvl w:val="0"/>
+          <w:numId w:val="1026"/>
+        </w:numPr>
         <w:pStyle w:val="Compact"/>
-        <w:numPr>
-          <w:ilvl w:val="0"/>
-          <w:numId w:val="1030"/>
-        </w:numPr>
-      </w:pPr>
-      <w:r>
-        <w:t xml:space="preserve">Todas as 9 Salvaguardas, significado simples, foco de verificação e evidência de exemplo.*</w:t>
+      </w:pPr>
+      <w:r>
+        <w:t xml:space="preserve">Todas as 11 Salvaguardas, significado simples, foco de verificação e evidência de exemplo.*</w:t>
       </w:r>
     </w:p>
     <w:p>
@@ -3727,20 +3256,20 @@
         <w:pStyle w:val="BodyText"/>
       </w:pPr>
       <w:r>
-        <w:t xml:space="preserve">Figura 9. Disponibilidade para resposta ao incidente</w:t>
-      </w:r>
-    </w:p>
-    <w:bookmarkStart w:id="60" w:name="Xeb4c58f7274f8cbcfdddfb393279b429f14d52c"/>
+        <w:t xml:space="preserve">Figura 8. Fluxo de trabalho de monitorização à resposta</w:t>
+      </w:r>
+    </w:p>
+    <w:bookmarkStart w:id="60" w:name="X22f40d2393e260a55234d876d291e3404ab7edf"/>
     <w:p>
       <w:pPr>
         <w:pStyle w:val="Heading2"/>
       </w:pPr>
       <w:r>
-        <w:t xml:space="preserve">. ** Finalidade do controlo: ** Reforçar a empresa através da implementação e medição de salvaguardas para a gestão da resposta a incidentes. □</w:t>
+        <w:t xml:space="preserve">. ** Finalidade do controlo: ** Fortalecer a empresa implementando e medindo salvaguardas para monitoramento e defesa da rede. □</w:t>
       </w:r>
     </w:p>
     <w:bookmarkEnd w:id="60"/>
-    <w:bookmarkStart w:id="61" w:name="section-17"/>
+    <w:bookmarkStart w:id="61" w:name="section-13"/>
     <w:p>
       <w:pPr>
         <w:pStyle w:val="Heading2"/>
@@ -3754,55 +3283,67 @@
         <w:pStyle w:val="FirstParagraph"/>
       </w:pPr>
       <w:r>
-        <w:t xml:space="preserve">□ 17.1 □ Designar Pessoal para Gerenciar o Tratamento de Incidentes □ Coloque em prática um processo repetível, de propriedade ou controle técnico para designar Pessoal para Gerenciar o Tratamento de Incidentes e, em seguida, verificar a cobertura e exceções. Confirmar escopo definido, população, propriedade, implementação, frequência, cobertura, exceções, correção e reteste. Líderes incidentes, contatos, relatórios, planos, funções, comunicações, exercícios, revisões e limiares</w:t>
-      </w:r>
-      <w:r>
-        <w:t xml:space="preserve"> </w:t>
-      </w:r>
-      <w:r>
-        <w:t xml:space="preserve">• 17,2 • Mantenha as informações de contato para os incidentes de segurança de relatórios • Coloque em prática um processo repetível, de propriedade ou controle técnico para manter as informações de contato para os incidentes de segurança de relatórios e, em seguida, verifique a cobertura e exceções. Confirmar escopo definido, população, propriedade, implementação, frequência, cobertura, exceções, correção e reteste. Líderes incidentes, contatos, relatórios, planos, funções, comunicações, exercícios, revisões e limiares</w:t>
-      </w:r>
-      <w:r>
-        <w:t xml:space="preserve"> </w:t>
-      </w:r>
-      <w:r>
-        <w:t xml:space="preserve">Manter um Processo Empresarial para Incidentes de Relato . Coloque em prática um processo repetível, de propriedade ou controle técnico para manter um Processo Empresarial para Incidentes de Relato, então verifique cobertura e exceções. Confirmar escopo definido, população, propriedade, implementação, frequência, cobertura, exceções, correção e reteste. Líderes incidentes, contatos, relatórios, planos, funções, comunicações, exercícios, revisões e limiares</w:t>
-      </w:r>
-      <w:r>
-        <w:t xml:space="preserve"> </w:t>
-      </w:r>
-      <w:r>
-        <w:t xml:space="preserve">□ 17.4 □ Estabelecer e manter um Processo de Resposta a Incidentes □ Colocar em prática um processo repetível, de propriedade ou controle técnico para estabelecer e manter um Processo de Resposta a Incidentes, em seguida, verificar a cobertura e exceções. Confirmar escopo definido, população, propriedade, implementação, frequência, cobertura, exceções, correção e reteste. Líderes incidentes, contatos, relatórios, planos, funções, comunicações, exercícios, revisões e limiares</w:t>
-      </w:r>
-      <w:r>
-        <w:t xml:space="preserve"> </w:t>
-      </w:r>
-      <w:r>
-        <w:t xml:space="preserve">Atribuir funções-chave e responsabilidades .Coloque no lugar um processo repetível, de propriedade ou controle técnico para atribuir funções-chave e responsabilidades, então verifique cobertura e exceções. Confirmar escopo definido, população, propriedade, implementação, frequência, cobertura, exceções, correção e reteste. Líderes incidentes, contatos, relatórios, planos, funções, comunicações, exercícios, revisões e limiares</w:t>
-      </w:r>
-      <w:r>
-        <w:t xml:space="preserve"> </w:t>
-      </w:r>
-      <w:r>
-        <w:t xml:space="preserve">Define mecanismos para comunicação durante a resposta ao incidente Coloque em prática um processo repetível, de propriedade ou controle técnico para definir Mecanismos de Comunicação Durante a Resposta a Incidentes, então verifique cobertura e exceções. Confirmar escopo definido, população, propriedade, implementação, frequência, cobertura, exceções, correção e reteste. Líderes incidentes, contatos, relatórios, planos, funções, comunicações, exercícios, revisões e limiares</w:t>
-      </w:r>
-      <w:r>
-        <w:t xml:space="preserve"> </w:t>
-      </w:r>
-      <w:r>
-        <w:t xml:space="preserve">Exercícios de resposta de incidentes de rotina Coloque em prática um processo repetível, de propriedade ou controle técnico para realizar exercícios de resposta a incidentes de rotina, então verifique cobertura e exceções. Confirmar escopo definido, população, propriedade, implementação, frequência, cobertura, exceções, correção e reteste. Líderes incidentes, contatos, relatórios, planos, funções, comunicações, exercícios, revisões e limiares</w:t>
-      </w:r>
-      <w:r>
-        <w:t xml:space="preserve"> </w:t>
-      </w:r>
-      <w:r>
-        <w:t xml:space="preserve">17.8 Comentários Pós-Incidentes Coloque em prática um processo repetível, de propriedade ou controle técnico para realizar Revisões Pós-Incidentes, em seguida, verifique cobertura e exceções. Confirmar escopo definido, população, propriedade, implementação, frequência, cobertura, exceções, correção e reteste. Líderes incidentes, contatos, relatórios, planos, funções, comunicações, exercícios, revisões e limiares</w:t>
-      </w:r>
-      <w:r>
-        <w:t xml:space="preserve"> </w:t>
-      </w:r>
-      <w:r>
-        <w:t xml:space="preserve">□ 17.9 □ Estabelecer e Manter Limiares de Incidente de Segurança □ Colocar um processo repetível, de propriedade ou controle técnico para estabelecer e manter Limiares de Incidente de Segurança, em seguida, verificar a cobertura e exceções. Confirmar escopo definido, população, propriedade, implementação, frequência, cobertura, exceções, correção e reteste. Líderes incidentes, contatos, relatórios, planos, funções, comunicações, exercícios, revisões e limiares</w:t>
+        <w:t xml:space="preserve">Alertar o Evento de Segurança Centralize o Evento de Segurança Coloque no lugar um processo repetível, de propriedade ou controle técnico para centralizar o Alerta do Evento de Segurança, então verifique a cobertura e exceções. Confirmar escopo definido, população, propriedade, implementação, frequência, cobertura, exceções, correção e reteste. Cobertura do SIEM, detecção de host/rede, segmentação, controles remotos, registros de fluxo, sistemas de prevenção e ajuste de alerta</w:t>
+      </w:r>
+      <w:r>
+        <w:t xml:space="preserve"> </w:t>
+      </w:r>
+      <w:r>
+        <w:t xml:space="preserve">Implemente uma solução de detecção de intrusão baseada em hosts Coloque em prática um processo repetível, de propriedade ou controle técnico para implantar uma Solução de Detecção de Intrusão Baseada em Host, então verifique cobertura e exceções. Confirmar escopo definido, população, propriedade, implementação, frequência, cobertura, exceções, correção e reteste. Cobertura do SIEM, detecção de host/rede, segmentação, controles remotos, registros de fluxo, sistemas de prevenção e ajuste de alerta</w:t>
+      </w:r>
+      <w:r>
+        <w:t xml:space="preserve"> </w:t>
+      </w:r>
+      <w:r>
+        <w:t xml:space="preserve">□ 13.3 □ Implantar uma solução de detecção de intrusão de rede Coloque em prática um processo repetível, de propriedade ou controle técnico para implantar uma Solução de Detecção de Intrusão de Rede, então verifique cobertura e exceções. Confirmar escopo definido, população, propriedade, implementação, frequência, cobertura, exceções, correção e reteste. Cobertura do SIEM, detecção de host/rede, segmentação, controles remotos, registros de fluxo, sistemas de prevenção e ajuste de alerta</w:t>
+      </w:r>
+      <w:r>
+        <w:t xml:space="preserve"> </w:t>
+      </w:r>
+      <w:r>
+        <w:t xml:space="preserve">Realizar filtragem de tráfego entre segmentos de rede Coloque em prática um processo repetível, de propriedade ou controle técnico para realizar Filtragem de Tráfego Entre Segmentos de Rede, então verifique cobertura e exceções. Confirmar escopo definido, população, propriedade, implementação, frequência, cobertura, exceções, correção e reteste. Cobertura do SIEM, detecção de host/rede, segmentação, controles remotos, registros de fluxo, sistemas de prevenção e ajuste de alerta</w:t>
+      </w:r>
+      <w:r>
+        <w:t xml:space="preserve"> </w:t>
+      </w:r>
+      <w:r>
+        <w:t xml:space="preserve">Gerenciar controle de acesso para ativos remotos Coloque um processo repetível, de propriedade ou controle técnico para gerenciar o controle de acesso para ativos remotos, então verifique cobertura e exceções. Confirmar escopo definido, população, propriedade, implementação, frequência, cobertura, exceções, correção e reteste. Cobertura do SIEM, detecção de host/rede, segmentação, controles remotos, registros de fluxo, sistemas de prevenção e ajuste de alerta</w:t>
+      </w:r>
+      <w:r>
+        <w:t xml:space="preserve"> </w:t>
+      </w:r>
+      <w:r>
+        <w:t xml:space="preserve">Recolher registros de fluxo de tráfego de rede Coloque um processo repetível, de propriedade ou controle técnico para coletar registros de fluxo de tráfego de rede, em seguida, verifique cobertura e exceções. Confirmar escopo definido, população, propriedade, implementação, frequência, cobertura, exceções, correção e reteste. Cobertura do SIEM, detecção de host/rede, segmentação, controles remotos, registros de fluxo, sistemas de prevenção e ajuste de alerta</w:t>
+      </w:r>
+      <w:r>
+        <w:t xml:space="preserve"> </w:t>
+      </w:r>
+      <w:r>
+        <w:t xml:space="preserve">Solução de Prevenção de Intrusão Baseada em Host Coloque em prática um processo repetível, de propriedade ou controle técnico para implantar uma Solução de Prevenção de Intrusão Baseada em Host, então verifique cobertura e exceções. Confirmar escopo definido, população, propriedade, implementação, frequência, cobertura, exceções, correção e reteste. Cobertura do SIEM, detecção de host/rede, segmentação, controles remotos, registros de fluxo, sistemas de prevenção e ajuste de alerta</w:t>
+      </w:r>
+      <w:r>
+        <w:t xml:space="preserve"> </w:t>
+      </w:r>
+      <w:r>
+        <w:t xml:space="preserve">□ 13.8 □ Implantar uma solução de prevenção de intrusão de rede □ Coloque em prática um processo repetível, de propriedade ou controle técnico para implantar uma solução de prevenção de intrusão de rede, em seguida, verifique cobertura e exceções. Confirmar escopo definido, população, propriedade, implementação, frequência, cobertura, exceções, correção e reteste. Cobertura do SIEM, detecção de host/rede, segmentação, controles remotos, registros de fluxo, sistemas de prevenção e ajuste de alerta</w:t>
+      </w:r>
+      <w:r>
+        <w:t xml:space="preserve"> </w:t>
+      </w:r>
+      <w:r>
+        <w:t xml:space="preserve">Controle de Acesso de Nível-Porto Coloque em prática um processo repetível, de propriedade ou controle técnico para implantar o Controle de Acesso de Nível-Porto, então verifique a cobertura e exceções. Confirmar escopo definido, população, propriedade, implementação, frequência, cobertura, exceções, correção e reteste. Cobertura do SIEM, detecção de host/rede, segmentação, controles remotos, registros de fluxo, sistemas de prevenção e ajuste de alerta</w:t>
+      </w:r>
+      <w:r>
+        <w:t xml:space="preserve"> </w:t>
+      </w:r>
+      <w:r>
+        <w:t xml:space="preserve">Realizar Filtragem de Camada de Aplicação Coloque um processo repetível, de propriedade ou controle técnico para executar Filtragem de Camada de Aplicação, então verifique cobertura e exceções. Confirmar escopo definido, população, propriedade, implementação, frequência, cobertura, exceções, correção e reteste. Cobertura do SIEM, detecção de host/rede, segmentação, controles remotos, registros de fluxo, sistemas de prevenção e ajuste de alerta</w:t>
+      </w:r>
+      <w:r>
+        <w:t xml:space="preserve"> </w:t>
+      </w:r>
+      <w:r>
+        <w:t xml:space="preserve">Ajustar os Limiares de Alerta de Evento de Segurança .Coloque no lugar um processo repetível, de propriedade ou controle técnico para sintonizar os Limiares de Alerta de Evento de Segurança, então verifique a cobertura e exceções. Confirmar escopo definido, população, propriedade, implementação, frequência, cobertura, exceções, correção e reteste. Cobertura do SIEM, detecção de host/rede, segmentação, controles remotos, registros de fluxo, sistemas de prevenção e ajuste de alerta</w:t>
       </w:r>
     </w:p>
     <w:p>
@@ -3815,25 +3356,25 @@
     </w:p>
     <w:bookmarkEnd w:id="61"/>
     <w:bookmarkEnd w:id="62"/>
-    <w:bookmarkStart w:id="64" w:name="controle-18-testes-de-penetração"/>
+    <w:bookmarkStart w:id="64" w:name="X81d6d7f1ac6530f3beb43689d4d7b8360b58626"/>
     <w:p>
       <w:pPr>
         <w:pStyle w:val="Heading1"/>
       </w:pPr>
       <w:r>
-        <w:t xml:space="preserve">23. Controle 18 — Testes de penetração</w:t>
-      </w:r>
-    </w:p>
-    <w:p>
-      <w:pPr>
+        <w:t xml:space="preserve">19. Controle 14 — Sensibilização de Segurança e Treinamento de Habilidades</w:t>
+      </w:r>
+    </w:p>
+    <w:p>
+      <w:pPr>
+        <w:numPr>
+          <w:ilvl w:val="0"/>
+          <w:numId w:val="1027"/>
+        </w:numPr>
         <w:pStyle w:val="Compact"/>
-        <w:numPr>
-          <w:ilvl w:val="0"/>
-          <w:numId w:val="1031"/>
-        </w:numPr>
-      </w:pPr>
-      <w:r>
-        <w:t xml:space="preserve">Todas as 5 Salvaguardas, significado simples, foco de verificação e evidência de exemplo.*</w:t>
+      </w:pPr>
+      <w:r>
+        <w:t xml:space="preserve">Todas as 9 Salvaguardas, significado simples, foco de verificação e evidência de exemplo.*</w:t>
       </w:r>
     </w:p>
     <w:p>
@@ -3841,16 +3382,16 @@
         <w:pStyle w:val="FirstParagraph"/>
       </w:pPr>
       <w:r>
-        <w:t xml:space="preserve">. ** Finalidade do controlo: ** Reforçar a empresa através da implementação e medição de salvaguardas para testes de penetração. □</w:t>
-      </w:r>
-      <w:r>
-        <w:t xml:space="preserve"> </w:t>
-      </w:r>
-      <w:r>
-        <w:t xml:space="preserve">□————————————————————————————————————————————————–</w:t>
-      </w:r>
-    </w:p>
-    <w:bookmarkStart w:id="63" w:name="section-18"/>
+        <w:t xml:space="preserve">. ** Finalidade do controlo: ** Reforçar a empresa através da implementação e medição de salvaguardas para a sensibilização para a segurança e formação de competências. □</w:t>
+      </w:r>
+      <w:r>
+        <w:t xml:space="preserve"> </w:t>
+      </w:r>
+      <w:r>
+        <w:t xml:space="preserve">□—————————————————————————————————————————————————————————————————————–</w:t>
+      </w:r>
+    </w:p>
+    <w:bookmarkStart w:id="63" w:name="section-14"/>
     <w:p>
       <w:pPr>
         <w:pStyle w:val="Heading2"/>
@@ -3864,31 +3405,55 @@
         <w:pStyle w:val="FirstParagraph"/>
       </w:pPr>
       <w:r>
-        <w:t xml:space="preserve">Criar e Manter um Programa de Teste de Penetração.Coloque em prática um processo repetível, de propriedade ou controle técnico para estabelecer e manter um Programa de Teste de Penetração, então verifique cobertura e exceções. Confirmar escopo definido, população, propriedade, implementação, frequência, cobertura, exceções, correção e reteste. As regras aprovadas de engajamento, escopo, testadores qualificados, relatórios, remediação, reteste e evidência de validação .</w:t>
-      </w:r>
-      <w:r>
-        <w:t xml:space="preserve"> </w:t>
-      </w:r>
-      <w:r>
-        <w:t xml:space="preserve">• 18.2 • Realizar Testes Periódicos de Penetração Externa Coloque um processo repetível, de propriedade ou controle técnico para realizar testes de penetração externa periódica, em seguida, verificar a cobertura e exceções. Confirmar escopo definido, população, propriedade, implementação, frequência, cobertura, exceções, correção e reteste. As regras aprovadas de engajamento, escopo, testadores qualificados, relatórios, remediação, reteste e evidência de validação .</w:t>
-      </w:r>
-      <w:r>
-        <w:t xml:space="preserve"> </w:t>
-      </w:r>
-      <w:r>
-        <w:t xml:space="preserve">• 18,3 • Resultados do teste de penetração corretiva Coloque um processo repetível, de propriedade ou controle técnico no local para corrigir os resultados do teste de penetração, em seguida, verificar a cobertura e exceções. Confirmar escopo definido, população, propriedade, implementação, frequência, cobertura, exceções, correção e reteste. As regras aprovadas de engajamento, escopo, testadores qualificados, relatórios, remediação, reteste e evidência de validação .</w:t>
-      </w:r>
-      <w:r>
-        <w:t xml:space="preserve"> </w:t>
-      </w:r>
-      <w:r>
-        <w:t xml:space="preserve">18.4 Validar medidas de segurança Coloque em prática um processo repetível, de propriedade ou controle técnico para validar medidas de segurança, em seguida, verificar a cobertura e exceções. Confirmar escopo definido, população, propriedade, implementação, frequência, cobertura, exceções, correção e reteste. As regras aprovadas de engajamento, escopo, testadores qualificados, relatórios, remediação, reteste e evidência de validação .</w:t>
-      </w:r>
-      <w:r>
-        <w:t xml:space="preserve"> </w:t>
-      </w:r>
-      <w:r>
-        <w:t xml:space="preserve">Realizar testes de penetração interna periódica Coloque um processo repetível, de propriedade ou controle técnico para realizar testes de penetração interna periódica, em seguida, verificar a cobertura e exceções. Confirmar escopo definido, população, propriedade, implementação, frequência, cobertura, exceções, correção e reteste. As regras aprovadas de engajamento, escopo, testadores qualificados, relatórios, remediação, reteste e evidência de validação .</w:t>
+        <w:t xml:space="preserve">• 14,1 • Estabelecer e manter um Programa de Sensibilização de Segurança • Colocar em prática um processo repetível, de propriedade ou controle técnico para estabelecer e manter um Programa de Sensibilização de Segurança e, em seguida, verificar a cobertura e exceções. Confirmar escopo definido, população, propriedade, implementação, frequência, cobertura, exceções, correção e reteste. Programa, população de trabalhadores, currículo de funções, conclusão, simulações, avaliação, exceções e acompanhamento</w:t>
+      </w:r>
+      <w:r>
+        <w:t xml:space="preserve"> </w:t>
+      </w:r>
+      <w:r>
+        <w:t xml:space="preserve">Os membros da força de trabalho do trem para reconhecer ataques de engenharia social.Coloque em prática um processo repetível, de propriedade ou controle técnico para treinar os membros da força de trabalho para reconhecer ataques de engenharia social, então verifique cobertura e exceções. Confirmar escopo definido, população, propriedade, implementação, frequência, cobertura, exceções, correção e reteste. Programa, população de trabalhadores, currículo de funções, conclusão, simulações, avaliação, exceções e acompanhamento</w:t>
+      </w:r>
+      <w:r>
+        <w:t xml:space="preserve"> </w:t>
+      </w:r>
+      <w:r>
+        <w:t xml:space="preserve">Os membros da força de trabalho do trem sobre as melhores práticas de autenticação do trem.Coloque em prática um processo repetível, de propriedade ou controle técnico para treinar os membros da força de trabalho sobre as melhores práticas de autenticação e, em seguida, verifique a cobertura e exceções. Confirmar escopo definido, população, propriedade, implementação, frequência, cobertura, exceções, correção e reteste. Programa, população de trabalhadores, currículo de funções, conclusão, simulações, avaliação, exceções e acompanhamento</w:t>
+      </w:r>
+      <w:r>
+        <w:t xml:space="preserve"> </w:t>
+      </w:r>
+      <w:r>
+        <w:t xml:space="preserve">□ 14.4 □ Train Workforce on Data Handling Best Practices □ Coloque em prática um processo repetível, de propriedade ou controle técnico para treinar Workforce on Data Handling Best Practices, então verifique cobertura e exceções. Confirmar escopo definido, população, propriedade, implementação, frequência, cobertura, exceções, correção e reteste. Programa, população de trabalhadores, currículo de funções, conclusão, simulações, avaliação, exceções e acompanhamento</w:t>
+      </w:r>
+      <w:r>
+        <w:t xml:space="preserve"> </w:t>
+      </w:r>
+      <w:r>
+        <w:t xml:space="preserve">Os membros da força de trabalho do trem sobre causas de exposição de dados não intencionais . . . . . . . . . . . . . . . . . . . . . . . . . . . . . . . . . . . . . . . . . . . . . . . . . . . . . . . . . . . . . . Confirmar escopo definido, população, propriedade, implementação, frequência, cobertura, exceções, correção e reteste. Programa, população de trabalhadores, currículo de funções, conclusão, simulações, avaliação, exceções e acompanhamento</w:t>
+      </w:r>
+      <w:r>
+        <w:t xml:space="preserve"> </w:t>
+      </w:r>
+      <w:r>
+        <w:t xml:space="preserve">Os membros da Força de Trabalho do Trem em Incidentes de Segurança de Reconhecimento e Relato .Coloque em prática um processo repetível, de propriedade ou controle técnico para treinar os membros da Força de Trabalho em Incidentes de Segurança de Reconhecimento e Relato, em seguida, verifique cobertura e exceções. Confirmar escopo definido, população, propriedade, implementação, frequência, cobertura, exceções, correção e reteste. Programa, população de trabalhadores, currículo de funções, conclusão, simulações, avaliação, exceções e acompanhamento</w:t>
+      </w:r>
+      <w:r>
+        <w:t xml:space="preserve"> </w:t>
+      </w:r>
+      <w:r>
+        <w:t xml:space="preserve">□ 14.7 □ Força de Trabalho do Trem para Identificar e Denunciar Atualizações de Segurança Desaparecidas □ Coloque em prática um processo repetível, de propriedade ou controle técnico para treinar a Força de Trabalho para Identificar e Comunicar Atualizações de Segurança Desaparecidas, em seguida, verifique cobertura e exceções. Confirmar escopo definido, população, propriedade, implementação, frequência, cobertura, exceções, correção e reteste. Programa, população de trabalhadores, currículo de funções, conclusão, simulações, avaliação, exceções e acompanhamento</w:t>
+      </w:r>
+      <w:r>
+        <w:t xml:space="preserve"> </w:t>
+      </w:r>
+      <w:r>
+        <w:t xml:space="preserve">□ 14.8 □ Força de Trabalho do Trem em Riscos de Redes Inseguras □ Coloque em prática um processo repetível, de propriedade ou controle técnico para treinar a Força de Trabalho em Riscos de Redes Inseguras, em seguida, verifique cobertura e exceções. Confirmar escopo definido, população, propriedade, implementação, frequência, cobertura, exceções, correção e reteste. Programa, população de trabalhadores, currículo de funções, conclusão, simulações, avaliação, exceções e acompanhamento</w:t>
+      </w:r>
+      <w:r>
+        <w:t xml:space="preserve"> </w:t>
+      </w:r>
+      <w:r>
+        <w:t xml:space="preserve">□ 14.9 □ Conduzir Conscientização de Segurança Específica e Treinamento de Habilidades □ Coloque em prática um processo repetível, de propriedade ou controle técnico para conduzir a Consciência de Segurança Específica e Treinamento de Habilidades, em seguida, verifique cobertura e exceções. Confirmar escopo definido, população, propriedade, implementação, frequência, cobertura, exceções, correção e reteste. Programa, população de trabalhadores, currículo de funções, conclusão, simulações, avaliação, exceções e acompanhamento</w:t>
       </w:r>
     </w:p>
     <w:p>
@@ -3901,28 +3466,463 @@
     </w:p>
     <w:bookmarkEnd w:id="63"/>
     <w:bookmarkEnd w:id="64"/>
-    <w:bookmarkStart w:id="66" w:name="ferramentas-de-código-aberto"/>
+    <w:bookmarkStart w:id="67" w:name="Xd49ca9d8e48ed88f948967f818255b91d398ae1"/>
     <w:p>
       <w:pPr>
         <w:pStyle w:val="Heading1"/>
       </w:pPr>
       <w:r>
+        <w:t xml:space="preserve">20. Controle 15 — Gestão de Prestadores de Serviços</w:t>
+      </w:r>
+    </w:p>
+    <w:p>
+      <w:pPr>
+        <w:numPr>
+          <w:ilvl w:val="0"/>
+          <w:numId w:val="1028"/>
+        </w:numPr>
+        <w:pStyle w:val="Compact"/>
+      </w:pPr>
+      <w:r>
+        <w:t xml:space="preserve">Todas as 7 Salvaguardas, significado simples, foco de verificação e evidência de exemplo.*</w:t>
+      </w:r>
+    </w:p>
+    <w:bookmarkStart w:id="65" w:name="X5f013bca2048707228eec070712629866b16068"/>
+    <w:p>
+      <w:pPr>
+        <w:pStyle w:val="Heading2"/>
+      </w:pPr>
+      <w:r>
+        <w:t xml:space="preserve">. ** Finalidade do controlo: ** Reforçar a empresa através da implementação e medição de salvaguardas para a gestão dos prestadores de serviços. □</w:t>
+      </w:r>
+    </w:p>
+    <w:bookmarkEnd w:id="65"/>
+    <w:bookmarkStart w:id="66" w:name="section-15"/>
+    <w:p>
+      <w:pPr>
+        <w:pStyle w:val="Heading2"/>
+      </w:pPr>
+      <w:r>
+        <w:t xml:space="preserve">* * * * * * * * * * * * * * * * * * * * * * * * * * * * * * * * * * * * * * * * * * * * * * * * * * * *</w:t>
+      </w:r>
+    </w:p>
+    <w:p>
+      <w:pPr>
+        <w:pStyle w:val="FirstParagraph"/>
+      </w:pPr>
+      <w:r>
+        <w:t xml:space="preserve">□ 15.1 □ Estabeleça e mantenha um Inventário de Prestadores de Serviços □ Coloque em prática um processo repetível, de propriedade ou controle técnico para estabelecer e manter um Inventário de Prestadores de Serviços, em seguida, verifique cobertura e exceções. Confirmar escopo definido, população, propriedade, implementação, frequência, cobertura, exceções, correção e reteste. Inventário, classificações, política, contratos, avaliações, acompanhamento, incidentes e provas de desmantelamento</w:t>
+      </w:r>
+      <w:r>
+        <w:t xml:space="preserve"> </w:t>
+      </w:r>
+      <w:r>
+        <w:t xml:space="preserve">• 15.2 • Estabelecer e manter uma política de gerenciamento de provedores de serviços • Colocar em prática um processo repetível, de propriedade ou controle técnico para estabelecer e manter uma política de gerenciamento de provedores de serviços e, em seguida, verificar cobertura e exceções. Confirmar escopo definido, população, propriedade, implementação, frequência, cobertura, exceções, correção e reteste. Inventário, classificações, política, contratos, avaliações, acompanhamento, incidentes e provas de desmantelamento</w:t>
+      </w:r>
+      <w:r>
+        <w:t xml:space="preserve"> </w:t>
+      </w:r>
+      <w:r>
+        <w:t xml:space="preserve">□ 15.3 □ Classifique prestadores de serviços Coloque em prática um processo repetível, de propriedade ou controle técnico para classificar os provedores de serviços, em seguida, verificar a cobertura e exceções. Confirmar escopo definido, população, propriedade, implementação, frequência, cobertura, exceções, correção e reteste. Inventário, classificações, política, contratos, avaliações, acompanhamento, incidentes e provas de desmantelamento</w:t>
+      </w:r>
+      <w:r>
+        <w:t xml:space="preserve"> </w:t>
+      </w:r>
+      <w:r>
+        <w:t xml:space="preserve">□ 15.4 □ Garanta que os contratos de prestador de serviços incluam requisitos de segurança □ Coloque em prática um processo repetível, de propriedade ou controle técnico para garantir que os contratos de prestador de serviços incluam requisitos de segurança, então verifique cobertura e exceções. Confirmar escopo definido, população, propriedade, implementação, frequência, cobertura, exceções, correção e reteste. Inventário, classificações, política, contratos, avaliações, acompanhamento, incidentes e provas de desmantelamento</w:t>
+      </w:r>
+      <w:r>
+        <w:t xml:space="preserve"> </w:t>
+      </w:r>
+      <w:r>
+        <w:t xml:space="preserve">□ 15.5 □ Avaliar Prestadores de Serviços □ Coloque em prática um processo repetível, de propriedade ou controle técnico para avaliar Prestadores de Serviços, em seguida, verificar a cobertura e exceções. Confirmar escopo definido, população, propriedade, implementação, frequência, cobertura, exceções, correção e reteste. Inventário, classificações, política, contratos, avaliações, acompanhamento, incidentes e provas de desmantelamento</w:t>
+      </w:r>
+      <w:r>
+        <w:t xml:space="preserve"> </w:t>
+      </w:r>
+      <w:r>
+        <w:t xml:space="preserve">Monitorar provedores de serviços Coloque em prática um processo repetível, de propriedade ou controle técnico para monitorar provedores de serviços, então verifique cobertura e exceções. Confirmar escopo definido, população, propriedade, implementação, frequência, cobertura, exceções, correção e reteste. Inventário, classificações, política, contratos, avaliações, acompanhamento, incidentes e provas de desmantelamento</w:t>
+      </w:r>
+      <w:r>
+        <w:t xml:space="preserve"> </w:t>
+      </w:r>
+      <w:r>
+        <w:t xml:space="preserve">15.7 Prestadores de serviços de desmantelamento seguros Coloque em prática um processo repetível, de propriedade ou controle técnico para os provedores de serviços de desactivação com segurança e, em seguida, verifique a cobertura e exceções. Confirmar escopo definido, população, propriedade, implementação, frequência, cobertura, exceções, correção e reteste. Inventário, classificações, política, contratos, avaliações, acompanhamento, incidentes e provas de desmantelamento</w:t>
+      </w:r>
+    </w:p>
+    <w:p>
+      <w:pPr>
+        <w:pStyle w:val="BodyText"/>
+      </w:pPr>
+      <w:r>
+        <w:t xml:space="preserve">Use o guia oficial de Controles CIS v8.1 e Especificações de Avaliação de Controles para linguagem de Salvaguarda exata, classe de ativos, função de segurança, Grupo de Implementação, dependências, entradas, operações, medidas, métricas e revisão processual.</w:t>
+      </w:r>
+    </w:p>
+    <w:bookmarkEnd w:id="66"/>
+    <w:bookmarkEnd w:id="67"/>
+    <w:bookmarkStart w:id="70" w:name="X462f3600ff91c676cd671f9a1a14212099b1516"/>
+    <w:p>
+      <w:pPr>
+        <w:pStyle w:val="Heading1"/>
+      </w:pPr>
+      <w:r>
+        <w:t xml:space="preserve">21. Controle 16 — Segurança de Software de Aplicação</w:t>
+      </w:r>
+    </w:p>
+    <w:p>
+      <w:pPr>
+        <w:numPr>
+          <w:ilvl w:val="0"/>
+          <w:numId w:val="1029"/>
+        </w:numPr>
+        <w:pStyle w:val="Compact"/>
+      </w:pPr>
+      <w:r>
+        <w:t xml:space="preserve">Todas as 14 Salvaguardas, significado simples, foco de verificação e evidência de exemplo.*</w:t>
+      </w:r>
+    </w:p>
+    <w:bookmarkStart w:id="68" w:name="Xb7560af9d2f4820a82522d131c5cd8c21e87fde"/>
+    <w:p>
+      <w:pPr>
+        <w:pStyle w:val="Heading2"/>
+      </w:pPr>
+      <w:r>
+        <w:t xml:space="preserve">. ** Finalidade do controlo: ** Fortaleça a empresa implementando e medindo salvaguardas para segurança de software de aplicação. □</w:t>
+      </w:r>
+    </w:p>
+    <w:bookmarkEnd w:id="68"/>
+    <w:bookmarkStart w:id="69" w:name="section-16"/>
+    <w:p>
+      <w:pPr>
+        <w:pStyle w:val="Heading2"/>
+      </w:pPr>
+      <w:r>
+        <w:t xml:space="preserve">* * * * * * * * * * * * * * * * * * * * * * * * * * * * * * * * * * * * * * * * * * * * * * * * * * * *</w:t>
+      </w:r>
+    </w:p>
+    <w:p>
+      <w:pPr>
+        <w:pStyle w:val="FirstParagraph"/>
+      </w:pPr>
+      <w:r>
+        <w:t xml:space="preserve">□ 16.1 □ Estabelecer e manter um processo seguro de desenvolvimento de aplicativos □ Colocar em prática um processo repetível, de propriedade ou controle técnico para estabelecer e manter um processo seguro de desenvolvimento de aplicativos, em seguida, verificar a cobertura e exceções. Confirmar escopo definido, população, propriedade, implementação, frequência, cobertura, exceções, correção e reteste. SDLC seguro, processo de divulgação, causa raiz, inventário de componentes, severidade, endurecimento, treinamento, testes e modelos de ameaça</w:t>
+      </w:r>
+      <w:r>
+        <w:t xml:space="preserve"> </w:t>
+      </w:r>
+      <w:r>
+        <w:t xml:space="preserve">Criar e Manter um Processo para Aceitar e Endereçar Vulnerabilidades de Software .Coloque em prática um processo repetível, de propriedade ou controle técnico para estabelecer e manter um Processo para Aceitar e Endereçar Vulnerabilidades de Software, então verifique cobertura e exceções. Confirmar escopo definido, população, propriedade, implementação, frequência, cobertura, exceções, correção e reteste. SDLC seguro, processo de divulgação, causa raiz, inventário de componentes, severidade, endurecimento, treinamento, testes e modelos de ameaça</w:t>
+      </w:r>
+      <w:r>
+        <w:t xml:space="preserve"> </w:t>
+      </w:r>
+      <w:r>
+        <w:t xml:space="preserve">Realizar análise de causas de raiz em vulnerabilidades de segurança Colocar um processo repetível, de propriedade ou controle técnico para realizar análise de causas de raiz em vulnerabilidades de segurança, em seguida, verificar a cobertura e exceções. Confirmar escopo definido, população, propriedade, implementação, frequência, cobertura, exceções, correção e reteste. SDLC seguro, processo de divulgação, causa raiz, inventário de componentes, severidade, endurecimento, treinamento, testes e modelos de ameaça</w:t>
+      </w:r>
+      <w:r>
+        <w:t xml:space="preserve"> </w:t>
+      </w:r>
+      <w:r>
+        <w:t xml:space="preserve">□ 16.4 Criar e Gerenciar um Inventário de Componentes de Software de Terceiros □ Coloque em prática um processo repetível, de propriedade ou controle técnico para estabelecer e gerenciar um Inventário de Componentes de Software de Terceiros, em seguida, verifique a cobertura e exceções. Confirmar escopo definido, população, propriedade, implementação, frequência, cobertura, exceções, correção e reteste. SDLC seguro, processo de divulgação, causa raiz, inventário de componentes, severidade, endurecimento, treinamento, testes e modelos de ameaça</w:t>
+      </w:r>
+      <w:r>
+        <w:t xml:space="preserve"> </w:t>
+      </w:r>
+      <w:r>
+        <w:t xml:space="preserve">Use componentes de software de terceiros atualizados e confiáveis Coloque em prática um processo repetível, de propriedade ou controle técnico para usar Componentes de Software Up-to-Date e Trusted Third-Party, então verifique cobertura e exceções. Confirmar escopo definido, população, propriedade, implementação, frequência, cobertura, exceções, correção e reteste. SDLC seguro, processo de divulgação, causa raiz, inventário de componentes, severidade, endurecimento, treinamento, testes e modelos de ameaça</w:t>
+      </w:r>
+      <w:r>
+        <w:t xml:space="preserve"> </w:t>
+      </w:r>
+      <w:r>
+        <w:t xml:space="preserve">□ 16.6 □ Estabeleça um Sistema de Avaliação de Severidade e um Processo para Vulnerabilidades de Aplicações □ Coloque em prática um processo repetível, de propriedade ou controle técnico para estabelecer um Sistema de Avaliação de Severidade e Processo para Vulnerabilidades de Aplicações, em seguida, verifique cobertura e exceções. Confirmar escopo definido, população, propriedade, implementação, frequência, cobertura, exceções, correção e reteste. SDLC seguro, processo de divulgação, causa raiz, inventário de componentes, severidade, endurecimento, treinamento, testes e modelos de ameaça</w:t>
+      </w:r>
+      <w:r>
+        <w:t xml:space="preserve"> </w:t>
+      </w:r>
+      <w:r>
+        <w:t xml:space="preserve">Use Modelos de Endurecimento Padrão para Infraestrutura de Aplicação □ Coloque em prática um processo repetível, de propriedade ou controle técnico para usar Modelos de Endurecimento Padrão para Infraestrutura de Aplicação, então verifique cobertura e exceções. Confirmar escopo definido, população, propriedade, implementação, frequência, cobertura, exceções, correção e reteste. SDLC seguro, processo de divulgação, causa raiz, inventário de componentes, severidade, endurecimento, treinamento, testes e modelos de ameaça</w:t>
+      </w:r>
+      <w:r>
+        <w:t xml:space="preserve"> </w:t>
+      </w:r>
+      <w:r>
+        <w:t xml:space="preserve">16,8 Sistemas de Produção e Não Produção Separados Coloque em prática um processo repetível, de propriedade ou controle técnico para separar sistemas de produção e não-produção, então verifique cobertura e exceções. Confirmar escopo definido, população, propriedade, implementação, frequência, cobertura, exceções, correção e reteste. SDLC seguro, processo de divulgação, causa raiz, inventário de componentes, severidade, endurecimento, treinamento, testes e modelos de ameaça</w:t>
+      </w:r>
+      <w:r>
+        <w:t xml:space="preserve"> </w:t>
+      </w:r>
+      <w:r>
+        <w:t xml:space="preserve">Os desenvolvedores de trens em Segurança de Aplicação e Codificação Segura . Coloque um processo repetível, de propriedade ou controle técnico para treinar desenvolvedores em Segurança de Aplicação e Codificação Segura, então verifique cobertura e exceções. Confirmar escopo definido, população, propriedade, implementação, frequência, cobertura, exceções, correção e reteste. SDLC seguro, processo de divulgação, causa raiz, inventário de componentes, severidade, endurecimento, treinamento, testes e modelos de ameaça</w:t>
+      </w:r>
+      <w:r>
+        <w:t xml:space="preserve"> </w:t>
+      </w:r>
+      <w:r>
+        <w:t xml:space="preserve">Aplique Princípios de Design Seguro em Arquiteturas de Aplicação .Coloque em prática um processo repetível, de propriedade ou controle técnico para aplicar Princípios de Design Seguro em Arquiteturas de Aplicação e, em seguida, verifique cobertura e exceções. Confirmar escopo definido, população, propriedade, implementação, frequência, cobertura, exceções, correção e reteste. SDLC seguro, processo de divulgação, causa raiz, inventário de componentes, severidade, endurecimento, treinamento, testes e modelos de ameaça</w:t>
+      </w:r>
+      <w:r>
+        <w:t xml:space="preserve"> </w:t>
+      </w:r>
+      <w:r>
+        <w:t xml:space="preserve">Use Módulos ou Serviços Vetted para Componentes de Segurança de Aplicações □ Coloque em prática um processo repetível, de propriedade ou controle técnico para usar Módulos ou Serviços Vetted para Componentes de Segurança de Aplicações, em seguida, verifique cobertura e exceções. Confirmar escopo definido, população, propriedade, implementação, frequência, cobertura, exceções, correção e reteste. SDLC seguro, processo de divulgação, causa raiz, inventário de componentes, severidade, endurecimento, treinamento, testes e modelos de ameaça</w:t>
+      </w:r>
+      <w:r>
+        <w:t xml:space="preserve"> </w:t>
+      </w:r>
+      <w:r>
+        <w:t xml:space="preserve">6.12 Implementar verificações de segurança de nível de código Coloque em prática um processo repetível, de propriedade ou controle técnico para implementar verificações de segurança de nível de código, em seguida, verificar a cobertura e exceções. Confirmar escopo definido, população, propriedade, implementação, frequência, cobertura, exceções, correção e reteste. SDLC seguro, processo de divulgação, causa raiz, inventário de componentes, severidade, endurecimento, treinamento, testes e modelos de ameaça</w:t>
+      </w:r>
+      <w:r>
+        <w:t xml:space="preserve"> </w:t>
+      </w:r>
+      <w:r>
+        <w:t xml:space="preserve">Teste de penetração de aplicação de condução Coloque em prática um processo repetível, de propriedade ou controle técnico para realizar o Teste de Penetração de Aplicação, em seguida, verifique a cobertura e exceções. Confirmar escopo definido, população, propriedade, implementação, frequência, cobertura, exceções, correção e reteste. SDLC seguro, processo de divulgação, causa raiz, inventário de componentes, severidade, endurecimento, treinamento, testes e modelos de ameaça</w:t>
+      </w:r>
+      <w:r>
+        <w:t xml:space="preserve"> </w:t>
+      </w:r>
+      <w:r>
+        <w:t xml:space="preserve">• 16.14 • Conduzir a Modelação de Ameaças • Coloque no lugar um processo repetível, de propriedade ou controle técnico para conduzir a Modelação de Ameaças, em seguida, verifique a cobertura e exceções. Confirmar escopo definido, população, propriedade, implementação, frequência, cobertura, exceções, correção e reteste. SDLC seguro, processo de divulgação, causa raiz, inventário de componentes, severidade, endurecimento, treinamento, testes e modelos de ameaça</w:t>
+      </w:r>
+    </w:p>
+    <w:p>
+      <w:pPr>
+        <w:pStyle w:val="BodyText"/>
+      </w:pPr>
+      <w:r>
+        <w:t xml:space="preserve">Use o guia oficial de Controles CIS v8.1 e Especificações de Avaliação de Controles para linguagem de Salvaguarda exata, classe de ativos, função de segurança, Grupo de Implementação, dependências, entradas, operações, medidas, métricas e revisão processual.</w:t>
+      </w:r>
+    </w:p>
+    <w:bookmarkEnd w:id="69"/>
+    <w:bookmarkEnd w:id="70"/>
+    <w:bookmarkStart w:id="73" w:name="X27cfe67134368280dae13341561ec0ab8773f97"/>
+    <w:p>
+      <w:pPr>
+        <w:pStyle w:val="Heading1"/>
+      </w:pPr>
+      <w:r>
+        <w:t xml:space="preserve">22. Controle 17 — Gestão de Respostas a Incidentes</w:t>
+      </w:r>
+    </w:p>
+    <w:p>
+      <w:pPr>
+        <w:numPr>
+          <w:ilvl w:val="0"/>
+          <w:numId w:val="1030"/>
+        </w:numPr>
+        <w:pStyle w:val="Compact"/>
+      </w:pPr>
+      <w:r>
+        <w:t xml:space="preserve">Todas as 9 Salvaguardas, significado simples, foco de verificação e evidência de exemplo.*</w:t>
+      </w:r>
+    </w:p>
+    <w:p>
+      <w:pPr>
+        <w:pStyle w:val="FirstParagraph"/>
+      </w:pPr>
+    </w:p>
+    <w:p>
+      <w:pPr>
+        <w:pStyle w:val="BodyText"/>
+      </w:pPr>
+      <w:r>
+        <w:t xml:space="preserve">Figura 9. Disponibilidade para resposta ao incidente</w:t>
+      </w:r>
+    </w:p>
+    <w:bookmarkStart w:id="71" w:name="Xeb4c58f7274f8cbcfdddfb393279b429f14d52c"/>
+    <w:p>
+      <w:pPr>
+        <w:pStyle w:val="Heading2"/>
+      </w:pPr>
+      <w:r>
+        <w:t xml:space="preserve">. ** Finalidade do controlo: ** Reforçar a empresa através da implementação e medição de salvaguardas para a gestão da resposta a incidentes. □</w:t>
+      </w:r>
+    </w:p>
+    <w:bookmarkEnd w:id="71"/>
+    <w:bookmarkStart w:id="72" w:name="section-17"/>
+    <w:p>
+      <w:pPr>
+        <w:pStyle w:val="Heading2"/>
+      </w:pPr>
+      <w:r>
+        <w:t xml:space="preserve">* * * * * * * * * * * * * * * * * * * * * * * * * * * * * * * * * * * * * * * * * * * * * * * * * * * *</w:t>
+      </w:r>
+    </w:p>
+    <w:p>
+      <w:pPr>
+        <w:pStyle w:val="FirstParagraph"/>
+      </w:pPr>
+      <w:r>
+        <w:t xml:space="preserve">□ 17.1 □ Designar Pessoal para Gerenciar o Tratamento de Incidentes □ Coloque em prática um processo repetível, de propriedade ou controle técnico para designar Pessoal para Gerenciar o Tratamento de Incidentes e, em seguida, verificar a cobertura e exceções. Confirmar escopo definido, população, propriedade, implementação, frequência, cobertura, exceções, correção e reteste. Líderes incidentes, contatos, relatórios, planos, funções, comunicações, exercícios, revisões e limiares</w:t>
+      </w:r>
+      <w:r>
+        <w:t xml:space="preserve"> </w:t>
+      </w:r>
+      <w:r>
+        <w:t xml:space="preserve">• 17,2 • Mantenha as informações de contato para os incidentes de segurança de relatórios • Coloque em prática um processo repetível, de propriedade ou controle técnico para manter as informações de contato para os incidentes de segurança de relatórios e, em seguida, verifique a cobertura e exceções. Confirmar escopo definido, população, propriedade, implementação, frequência, cobertura, exceções, correção e reteste. Líderes incidentes, contatos, relatórios, planos, funções, comunicações, exercícios, revisões e limiares</w:t>
+      </w:r>
+      <w:r>
+        <w:t xml:space="preserve"> </w:t>
+      </w:r>
+      <w:r>
+        <w:t xml:space="preserve">Manter um Processo Empresarial para Incidentes de Relato . Coloque em prática um processo repetível, de propriedade ou controle técnico para manter um Processo Empresarial para Incidentes de Relato, então verifique cobertura e exceções. Confirmar escopo definido, população, propriedade, implementação, frequência, cobertura, exceções, correção e reteste. Líderes incidentes, contatos, relatórios, planos, funções, comunicações, exercícios, revisões e limiares</w:t>
+      </w:r>
+      <w:r>
+        <w:t xml:space="preserve"> </w:t>
+      </w:r>
+      <w:r>
+        <w:t xml:space="preserve">□ 17.4 □ Estabelecer e manter um Processo de Resposta a Incidentes □ Colocar em prática um processo repetível, de propriedade ou controle técnico para estabelecer e manter um Processo de Resposta a Incidentes, em seguida, verificar a cobertura e exceções. Confirmar escopo definido, população, propriedade, implementação, frequência, cobertura, exceções, correção e reteste. Líderes incidentes, contatos, relatórios, planos, funções, comunicações, exercícios, revisões e limiares</w:t>
+      </w:r>
+      <w:r>
+        <w:t xml:space="preserve"> </w:t>
+      </w:r>
+      <w:r>
+        <w:t xml:space="preserve">Atribuir funções-chave e responsabilidades .Coloque no lugar um processo repetível, de propriedade ou controle técnico para atribuir funções-chave e responsabilidades, então verifique cobertura e exceções. Confirmar escopo definido, população, propriedade, implementação, frequência, cobertura, exceções, correção e reteste. Líderes incidentes, contatos, relatórios, planos, funções, comunicações, exercícios, revisões e limiares</w:t>
+      </w:r>
+      <w:r>
+        <w:t xml:space="preserve"> </w:t>
+      </w:r>
+      <w:r>
+        <w:t xml:space="preserve">Define mecanismos para comunicação durante a resposta ao incidente Coloque em prática um processo repetível, de propriedade ou controle técnico para definir Mecanismos de Comunicação Durante a Resposta a Incidentes, então verifique cobertura e exceções. Confirmar escopo definido, população, propriedade, implementação, frequência, cobertura, exceções, correção e reteste. Líderes incidentes, contatos, relatórios, planos, funções, comunicações, exercícios, revisões e limiares</w:t>
+      </w:r>
+      <w:r>
+        <w:t xml:space="preserve"> </w:t>
+      </w:r>
+      <w:r>
+        <w:t xml:space="preserve">Exercícios de resposta de incidentes de rotina Coloque em prática um processo repetível, de propriedade ou controle técnico para realizar exercícios de resposta a incidentes de rotina, então verifique cobertura e exceções. Confirmar escopo definido, população, propriedade, implementação, frequência, cobertura, exceções, correção e reteste. Líderes incidentes, contatos, relatórios, planos, funções, comunicações, exercícios, revisões e limiares</w:t>
+      </w:r>
+      <w:r>
+        <w:t xml:space="preserve"> </w:t>
+      </w:r>
+      <w:r>
+        <w:t xml:space="preserve">17.8 Comentários Pós-Incidentes Coloque em prática um processo repetível, de propriedade ou controle técnico para realizar Revisões Pós-Incidentes, em seguida, verifique cobertura e exceções. Confirmar escopo definido, população, propriedade, implementação, frequência, cobertura, exceções, correção e reteste. Líderes incidentes, contatos, relatórios, planos, funções, comunicações, exercícios, revisões e limiares</w:t>
+      </w:r>
+      <w:r>
+        <w:t xml:space="preserve"> </w:t>
+      </w:r>
+      <w:r>
+        <w:t xml:space="preserve">□ 17.9 □ Estabelecer e Manter Limiares de Incidente de Segurança □ Colocar um processo repetível, de propriedade ou controle técnico para estabelecer e manter Limiares de Incidente de Segurança, em seguida, verificar a cobertura e exceções. Confirmar escopo definido, população, propriedade, implementação, frequência, cobertura, exceções, correção e reteste. Líderes incidentes, contatos, relatórios, planos, funções, comunicações, exercícios, revisões e limiares</w:t>
+      </w:r>
+    </w:p>
+    <w:p>
+      <w:pPr>
+        <w:pStyle w:val="BodyText"/>
+      </w:pPr>
+      <w:r>
+        <w:t xml:space="preserve">Use o guia oficial de Controles CIS v8.1 e Especificações de Avaliação de Controles para linguagem de Salvaguarda exata, classe de ativos, função de segurança, Grupo de Implementação, dependências, entradas, operações, medidas, métricas e revisão processual.</w:t>
+      </w:r>
+    </w:p>
+    <w:bookmarkEnd w:id="72"/>
+    <w:bookmarkEnd w:id="73"/>
+    <w:bookmarkStart w:id="75" w:name="controle-18-testes-de-penetração"/>
+    <w:p>
+      <w:pPr>
+        <w:pStyle w:val="Heading1"/>
+      </w:pPr>
+      <w:r>
+        <w:t xml:space="preserve">23. Controle 18 — Testes de penetração</w:t>
+      </w:r>
+    </w:p>
+    <w:p>
+      <w:pPr>
+        <w:numPr>
+          <w:ilvl w:val="0"/>
+          <w:numId w:val="1031"/>
+        </w:numPr>
+        <w:pStyle w:val="Compact"/>
+      </w:pPr>
+      <w:r>
+        <w:t xml:space="preserve">Todas as 5 Salvaguardas, significado simples, foco de verificação e evidência de exemplo.*</w:t>
+      </w:r>
+    </w:p>
+    <w:p>
+      <w:pPr>
+        <w:pStyle w:val="FirstParagraph"/>
+      </w:pPr>
+      <w:r>
+        <w:t xml:space="preserve">. ** Finalidade do controlo: ** Reforçar a empresa através da implementação e medição de salvaguardas para testes de penetração. □</w:t>
+      </w:r>
+      <w:r>
+        <w:t xml:space="preserve"> </w:t>
+      </w:r>
+      <w:r>
+        <w:t xml:space="preserve">□————————————————————————————————————————————————–</w:t>
+      </w:r>
+    </w:p>
+    <w:bookmarkStart w:id="74" w:name="section-18"/>
+    <w:p>
+      <w:pPr>
+        <w:pStyle w:val="Heading2"/>
+      </w:pPr>
+      <w:r>
+        <w:t xml:space="preserve">* * * * * * * * * * * * * * * * * * * * * * * * * * * * * * * * * * * * * * * * * * * * * * * * * * * *</w:t>
+      </w:r>
+    </w:p>
+    <w:p>
+      <w:pPr>
+        <w:pStyle w:val="FirstParagraph"/>
+      </w:pPr>
+      <w:r>
+        <w:t xml:space="preserve">Criar e Manter um Programa de Teste de Penetração.Coloque em prática um processo repetível, de propriedade ou controle técnico para estabelecer e manter um Programa de Teste de Penetração, então verifique cobertura e exceções. Confirmar escopo definido, população, propriedade, implementação, frequência, cobertura, exceções, correção e reteste. As regras aprovadas de engajamento, escopo, testadores qualificados, relatórios, remediação, reteste e evidência de validação .</w:t>
+      </w:r>
+      <w:r>
+        <w:t xml:space="preserve"> </w:t>
+      </w:r>
+      <w:r>
+        <w:t xml:space="preserve">• 18.2 • Realizar Testes Periódicos de Penetração Externa Coloque um processo repetível, de propriedade ou controle técnico para realizar testes de penetração externa periódica, em seguida, verificar a cobertura e exceções. Confirmar escopo definido, população, propriedade, implementação, frequência, cobertura, exceções, correção e reteste. As regras aprovadas de engajamento, escopo, testadores qualificados, relatórios, remediação, reteste e evidência de validação .</w:t>
+      </w:r>
+      <w:r>
+        <w:t xml:space="preserve"> </w:t>
+      </w:r>
+      <w:r>
+        <w:t xml:space="preserve">• 18,3 • Resultados do teste de penetração corretiva Coloque um processo repetível, de propriedade ou controle técnico no local para corrigir os resultados do teste de penetração, em seguida, verificar a cobertura e exceções. Confirmar escopo definido, população, propriedade, implementação, frequência, cobertura, exceções, correção e reteste. As regras aprovadas de engajamento, escopo, testadores qualificados, relatórios, remediação, reteste e evidência de validação .</w:t>
+      </w:r>
+      <w:r>
+        <w:t xml:space="preserve"> </w:t>
+      </w:r>
+      <w:r>
+        <w:t xml:space="preserve">18.4 Validar medidas de segurança Coloque em prática um processo repetível, de propriedade ou controle técnico para validar medidas de segurança, em seguida, verificar a cobertura e exceções. Confirmar escopo definido, população, propriedade, implementação, frequência, cobertura, exceções, correção e reteste. As regras aprovadas de engajamento, escopo, testadores qualificados, relatórios, remediação, reteste e evidência de validação .</w:t>
+      </w:r>
+      <w:r>
+        <w:t xml:space="preserve"> </w:t>
+      </w:r>
+      <w:r>
+        <w:t xml:space="preserve">Realizar testes de penetração interna periódica Coloque um processo repetível, de propriedade ou controle técnico para realizar testes de penetração interna periódica, em seguida, verificar a cobertura e exceções. Confirmar escopo definido, população, propriedade, implementação, frequência, cobertura, exceções, correção e reteste. As regras aprovadas de engajamento, escopo, testadores qualificados, relatórios, remediação, reteste e evidência de validação .</w:t>
+      </w:r>
+    </w:p>
+    <w:p>
+      <w:pPr>
+        <w:pStyle w:val="BodyText"/>
+      </w:pPr>
+      <w:r>
+        <w:t xml:space="preserve">Use o guia oficial de Controles CIS v8.1 e Especificações de Avaliação de Controles para linguagem de Salvaguarda exata, classe de ativos, função de segurança, Grupo de Implementação, dependências, entradas, operações, medidas, métricas e revisão processual.</w:t>
+      </w:r>
+    </w:p>
+    <w:bookmarkEnd w:id="74"/>
+    <w:bookmarkEnd w:id="75"/>
+    <w:bookmarkStart w:id="77" w:name="ferramentas-de-código-aberto"/>
+    <w:p>
+      <w:pPr>
+        <w:pStyle w:val="Heading1"/>
+      </w:pPr>
+      <w:r>
         <w:t xml:space="preserve">24. Ferramentas de Código Aberto</w:t>
       </w:r>
     </w:p>
     <w:p>
       <w:pPr>
+        <w:numPr>
+          <w:ilvl w:val="0"/>
+          <w:numId w:val="1032"/>
+        </w:numPr>
         <w:pStyle w:val="Compact"/>
-        <w:numPr>
-          <w:ilvl w:val="0"/>
-          <w:numId w:val="1032"/>
-        </w:numPr>
       </w:pPr>
       <w:r>
         <w:t xml:space="preserve">Links oficiais, inícios rápidos seguros, evidências e limitações.*</w:t>
       </w:r>
     </w:p>
-    <w:bookmarkStart w:id="65" w:name="ferramenta-purpose-controles-possíveis"/>
+    <w:bookmarkStart w:id="76" w:name="ferramenta-purpose-controles-possíveis"/>
     <w:p>
       <w:pPr>
         <w:pStyle w:val="Heading2"/>
@@ -3935,42 +3935,42 @@
       </w:r>
       <w:r>
         <w:rPr>
+          <w:bCs/>
           <w:b/>
-          <w:bCs/>
         </w:rPr>
         <w:t xml:space="preserve">Ferramenta</w:t>
       </w:r>
       <w:r>
         <w:rPr>
+          <w:bCs/>
           <w:b/>
+        </w:rPr>
+        <w:t xml:space="preserve"> </w:t>
+      </w:r>
+      <w:r>
+        <w:t xml:space="preserve"> </w:t>
+      </w:r>
+      <w:r>
+        <w:rPr>
           <w:bCs/>
-        </w:rPr>
-        <w:t xml:space="preserve"> </w:t>
-      </w:r>
-      <w:r>
-        <w:t xml:space="preserve"> </w:t>
-      </w:r>
-      <w:r>
-        <w:rPr>
           <w:b/>
-          <w:bCs/>
         </w:rPr>
         <w:t xml:space="preserve">Purpose</w:t>
       </w:r>
       <w:r>
         <w:rPr>
+          <w:bCs/>
           <w:b/>
+        </w:rPr>
+        <w:t xml:space="preserve"> </w:t>
+      </w:r>
+      <w:r>
+        <w:t xml:space="preserve"> </w:t>
+      </w:r>
+      <w:r>
+        <w:rPr>
           <w:bCs/>
-        </w:rPr>
-        <w:t xml:space="preserve"> </w:t>
-      </w:r>
-      <w:r>
-        <w:t xml:space="preserve"> </w:t>
-      </w:r>
-      <w:r>
-        <w:rPr>
           <w:b/>
-          <w:bCs/>
         </w:rPr>
         <w:t xml:space="preserve">Controles Possíveis</w:t>
       </w:r>
@@ -4017,891 +4017,891 @@
       </w:r>
       <w:r>
         <w:rPr>
+          <w:iCs/>
           <w:i/>
+        </w:rPr>
+        <w:t xml:space="preserve"> </w:t>
+      </w:r>
+      <w:r>
+        <w:rPr>
           <w:iCs/>
-        </w:rPr>
-        <w:t xml:space="preserve"> </w:t>
-      </w:r>
-      <w:r>
-        <w:rPr>
           <w:i/>
-          <w:iCs/>
         </w:rPr>
         <w:t xml:space="preserve">• Avaliação de configuração segura do OpenSCAP</w:t>
       </w:r>
       <w:r>
         <w:rPr>
+          <w:iCs/>
           <w:i/>
+        </w:rPr>
+        <w:t xml:space="preserve"> </w:t>
+      </w:r>
+      <w:r>
+        <w:t xml:space="preserve"> </w:t>
+      </w:r>
+      <w:r>
+        <w:t xml:space="preserve">Lynis * Auditoria de segurança Linux * 4, 7</w:t>
+      </w:r>
+      <w:r>
+        <w:t xml:space="preserve"> </w:t>
+      </w:r>
+      <w:r>
+        <w:rPr>
           <w:iCs/>
+          <w:i/>
         </w:rPr>
         <w:t xml:space="preserve"> </w:t>
       </w:r>
       <w:r>
-        <w:t xml:space="preserve"> </w:t>
-      </w:r>
-      <w:r>
-        <w:t xml:space="preserve">Lynis * Auditoria de segurança Linux * 4, 7</w:t>
-      </w:r>
-      <w:r>
-        <w:t xml:space="preserve"> </w:t>
-      </w:r>
-      <w:r>
         <w:rPr>
+          <w:iCs/>
           <w:i/>
-          <w:iCs/>
-        </w:rPr>
-        <w:t xml:space="preserve"> </w:t>
-      </w:r>
-      <w:r>
-        <w:rPr>
-          <w:i/>
-          <w:iCs/>
         </w:rPr>
         <w:t xml:space="preserve">O Nmap O activo autorizado e a descoberta do serviço</w:t>
       </w:r>
       <w:r>
         <w:rPr>
+          <w:iCs/>
           <w:i/>
+        </w:rPr>
+        <w:t xml:space="preserve"> </w:t>
+      </w:r>
+      <w:r>
+        <w:rPr>
           <w:iCs/>
-        </w:rPr>
-        <w:t xml:space="preserve"> </w:t>
-      </w:r>
-      <w:r>
-        <w:rPr>
           <w:i/>
-          <w:iCs/>
         </w:rPr>
         <w:t xml:space="preserve">Edição da Comunidade Greenbone</w:t>
       </w:r>
       <w:r>
         <w:rPr>
+          <w:iCs/>
           <w:i/>
+        </w:rPr>
+        <w:t xml:space="preserve"> </w:t>
+      </w:r>
+      <w:r>
+        <w:rPr>
           <w:iCs/>
-        </w:rPr>
-        <w:t xml:space="preserve"> </w:t>
-      </w:r>
-      <w:r>
-        <w:rPr>
           <w:i/>
-          <w:iCs/>
         </w:rPr>
         <w:t xml:space="preserve">Repositórios, imagens, dependências, segredos e IaC</w:t>
       </w:r>
       <w:r>
         <w:rPr>
+          <w:iCs/>
           <w:i/>
+        </w:rPr>
+        <w:t xml:space="preserve"> </w:t>
+      </w:r>
+      <w:r>
+        <w:rPr>
           <w:iCs/>
-        </w:rPr>
-        <w:t xml:space="preserve"> </w:t>
-      </w:r>
-      <w:r>
-        <w:rPr>
           <w:i/>
-          <w:iCs/>
         </w:rPr>
         <w:t xml:space="preserve">OWASP ZAP □ Testes de segurança da web autorizados</w:t>
       </w:r>
       <w:r>
         <w:rPr>
+          <w:iCs/>
           <w:i/>
+        </w:rPr>
+        <w:t xml:space="preserve"> </w:t>
+      </w:r>
+      <w:r>
+        <w:rPr>
           <w:iCs/>
-        </w:rPr>
-        <w:t xml:space="preserve"> </w:t>
-      </w:r>
-      <w:r>
-        <w:rPr>
           <w:i/>
-          <w:iCs/>
         </w:rPr>
         <w:t xml:space="preserve">□ Suricata □ Detecção de intrusão de rede e visibilidade de tráfego</w:t>
       </w:r>
       <w:r>
         <w:rPr>
+          <w:iCs/>
           <w:i/>
+        </w:rPr>
+        <w:t xml:space="preserve"> </w:t>
+      </w:r>
+      <w:r>
+        <w:rPr>
           <w:iCs/>
-        </w:rPr>
-        <w:t xml:space="preserve"> </w:t>
-      </w:r>
-      <w:r>
-        <w:rPr>
           <w:i/>
-          <w:iCs/>
         </w:rPr>
         <w:t xml:space="preserve">Keycloak, identidade, papéis, MFA, sessões e eventos</w:t>
       </w:r>
       <w:r>
         <w:rPr>
+          <w:iCs/>
           <w:i/>
+        </w:rPr>
+        <w:t xml:space="preserve"> </w:t>
+      </w:r>
+      <w:r>
+        <w:t xml:space="preserve"> </w:t>
+      </w:r>
+      <w:r>
+        <w:t xml:space="preserve">DefectDojo * Encontrando ingestão, deduplicação, remediação e reteste</w:t>
+      </w:r>
+      <w:r>
+        <w:t xml:space="preserve"> </w:t>
+      </w:r>
+      <w:r>
+        <w:t xml:space="preserve">* Velociraptor * Visibilidade e resposta de incidentes * 1, 8, 13, 17 *</w:t>
+      </w:r>
+    </w:p>
+    <w:p>
+      <w:pPr>
+        <w:pStyle w:val="BodyText"/>
+      </w:pPr>
+      <w:r>
+        <w:t xml:space="preserve">Limitação crítica: ** Uma ferramenta pode suportar uma ou mais Salvaguardas, mas não pode escolher o GI da organização, definir tolerância ao risco, garantir cobertura completa, substituir procedimento e revisão humana, autorizar testes de penetração ou provar a conformidade de outro framework por si só. □</w:t>
+      </w:r>
+      <w:r>
+        <w:t xml:space="preserve"> </w:t>
+      </w:r>
+      <w:r>
+        <w:t xml:space="preserve">□—————————————————————————————————————————————————————————————————————————————————————————————————————————————</w:t>
+      </w:r>
+    </w:p>
+    <w:bookmarkEnd w:id="76"/>
+    <w:bookmarkEnd w:id="77"/>
+    <w:bookmarkStart w:id="79" w:name="cis-controla-navegador"/>
+    <w:p>
+      <w:pPr>
+        <w:pStyle w:val="Heading1"/>
+      </w:pPr>
+      <w:r>
+        <w:t xml:space="preserve"># 24,1 CIS Controla Navegador</w:t>
+      </w:r>
+    </w:p>
+    <w:p>
+      <w:pPr>
+        <w:pStyle w:val="FirstParagraph"/>
+      </w:pPr>
+      <w:r>
+        <w:t xml:space="preserve">Objetivo: Selecione IGs e explore mapeamentos oficiais. Projeto oficial:</w:t>
+      </w:r>
+      <w:r>
+        <w:t xml:space="preserve"> </w:t>
+      </w:r>
+      <w:hyperlink r:id="rId78">
+        <w:r>
+          <w:rPr>
+            <w:rStyle w:val="Hyperlink"/>
+          </w:rPr>
+          <w:t xml:space="preserve">CIS Controls Navigator</w:t>
+        </w:r>
+      </w:hyperlink>
+    </w:p>
+    <w:p>
+      <w:pPr>
+        <w:pStyle w:val="BodyText"/>
+      </w:pPr>
+      <w:r>
+        <w:t xml:space="preserve">Início rápido seguro: Escolha v8.1, selecione um Grupo de Implementação e mapeamento, reveja Salvaguardas e, em seguida, exporte a seleção autorizada.</w:t>
+      </w:r>
+    </w:p>
+    <w:p>
+      <w:pPr>
+        <w:pStyle w:val="BodyText"/>
+      </w:pPr>
+      <w:r>
+        <w:t xml:space="preserve">Evidências: escopo aprovado, versão, configuração, cobertura, dados fonte, resultados, revisão humana, exceção, remediação e reteste. Proteger o acesso administrativo e dados recolhidos.</w:t>
+      </w:r>
+    </w:p>
+    <w:bookmarkEnd w:id="79"/>
+    <w:bookmarkStart w:id="81" w:name="X043313d27a7cbf114a8c44e80cfb2dad5fc6c09"/>
+    <w:p>
+      <w:pPr>
+        <w:pStyle w:val="Heading1"/>
+      </w:pPr>
+      <w:r>
+        <w:t xml:space="preserve"># 24.2 CIS Especificação de Avaliação de Controles</w:t>
+      </w:r>
+    </w:p>
+    <w:p>
+      <w:pPr>
+        <w:pStyle w:val="FirstParagraph"/>
+      </w:pPr>
+      <w:r>
+        <w:t xml:space="preserve">Objetivo: Orientação oficial de medição. Projecto oficial:</w:t>
+      </w:r>
+      <w:r>
+        <w:t xml:space="preserve"> </w:t>
+      </w:r>
+      <w:hyperlink r:id="rId80">
+        <w:r>
+          <w:rPr>
+            <w:rStyle w:val="Hyperlink"/>
+          </w:rPr>
+          <w:t xml:space="preserve">CIS Controls Assessment Specification</w:t>
+        </w:r>
+      </w:hyperlink>
+    </w:p>
+    <w:p>
+      <w:pPr>
+        <w:pStyle w:val="BodyText"/>
+      </w:pPr>
+      <w:r>
+        <w:t xml:space="preserve">Início rápido seguro: Abra uma Salvaguarda, identifique inputs e suposições, siga operações, calcule medidas e revisão do procedimento do documento.</w:t>
+      </w:r>
+    </w:p>
+    <w:p>
+      <w:pPr>
+        <w:pStyle w:val="BodyText"/>
+      </w:pPr>
+      <w:r>
+        <w:t xml:space="preserve">Evidências: escopo aprovado, versão, configuração, cobertura, dados fonte, resultados, revisão humana, exceção, remediação e reteste. Proteger o acesso administrativo e dados recolhidos.</w:t>
+      </w:r>
+    </w:p>
+    <w:bookmarkEnd w:id="81"/>
+    <w:bookmarkStart w:id="83" w:name="cis-cat-lite"/>
+    <w:p>
+      <w:pPr>
+        <w:pStyle w:val="Heading1"/>
+      </w:pPr>
+      <w:r>
+        <w:t xml:space="preserve"># 24,3 CIS-CAT Lite</w:t>
+      </w:r>
+    </w:p>
+    <w:p>
+      <w:pPr>
+        <w:pStyle w:val="FirstParagraph"/>
+      </w:pPr>
+      <w:r>
+        <w:t xml:space="preserve">Objetivo: CIS selecionado Avaliação comparativa. Projecto oficial:</w:t>
+      </w:r>
+      <w:r>
+        <w:t xml:space="preserve"> </w:t>
+      </w:r>
+      <w:hyperlink r:id="rId82">
+        <w:r>
+          <w:rPr>
+            <w:rStyle w:val="Hyperlink"/>
+          </w:rPr>
+          <w:t xml:space="preserve">CIS-CAT Lite</w:t>
+        </w:r>
+      </w:hyperlink>
+    </w:p>
+    <w:p>
+      <w:pPr>
+        <w:pStyle w:val="BodyText"/>
+      </w:pPr>
+      <w:r>
+        <w:t xml:space="preserve">Início rápido seguro: Execute apenas em sistemas autorizados, escolha um benchmark e perfil disponíveis, preserve o relatório, valide as descobertas, corrija e reavalie.</w:t>
+      </w:r>
+    </w:p>
+    <w:p>
+      <w:pPr>
+        <w:pStyle w:val="BodyText"/>
+      </w:pPr>
+      <w:r>
+        <w:t xml:space="preserve">Evidências: escopo aprovado, versão, configuração, cobertura, dados fonte, resultados, revisão humana, exceção, remediação e reteste. Proteger o acesso administrativo e dados recolhidos.</w:t>
+      </w:r>
+    </w:p>
+    <w:bookmarkEnd w:id="83"/>
+    <w:bookmarkStart w:id="85" w:name="assistente-ciso"/>
+    <w:p>
+      <w:pPr>
+        <w:pStyle w:val="Heading1"/>
+      </w:pPr>
+      <w:r>
+        <w:t xml:space="preserve"># 24.4 Assistente CISO</w:t>
+      </w:r>
+    </w:p>
+    <w:p>
+      <w:pPr>
+        <w:pStyle w:val="FirstParagraph"/>
+      </w:pPr>
+      <w:r>
+        <w:t xml:space="preserve">Objetivo: Controles, riscos, evidências e achados. Projeto oficial:</w:t>
+      </w:r>
+      <w:r>
+        <w:t xml:space="preserve"> </w:t>
+      </w:r>
+      <w:hyperlink r:id="rId84">
+        <w:r>
+          <w:rPr>
+            <w:rStyle w:val="Hyperlink"/>
+          </w:rPr>
+          <w:t xml:space="preserve">CISO Assistant</w:t>
+        </w:r>
+      </w:hyperlink>
+    </w:p>
+    <w:p>
+      <w:pPr>
+        <w:pStyle w:val="BodyText"/>
+      </w:pPr>
+      <w:r>
+        <w:t xml:space="preserve">Início rápido seguro: Crie um projeto abrangente, carregue um framework aplicável, atribua proprietários, anexe evidências, rastreie descobertas e reveja permissões.</w:t>
+      </w:r>
+    </w:p>
+    <w:p>
+      <w:pPr>
+        <w:pStyle w:val="BodyText"/>
+      </w:pPr>
+      <w:r>
+        <w:t xml:space="preserve">Evidências: escopo aprovado, versão, configuração, cobertura, dados fonte, resultados, revisão humana, exceção, remediação e reteste. Proteger o acesso administrativo e dados recolhidos.</w:t>
+      </w:r>
+    </w:p>
+    <w:bookmarkEnd w:id="85"/>
+    <w:bookmarkStart w:id="87" w:name="wazuh"/>
+    <w:p>
+      <w:pPr>
+        <w:pStyle w:val="Heading1"/>
+      </w:pPr>
+      <w:r>
+        <w:t xml:space="preserve">24.5 Wazuh</w:t>
+      </w:r>
+    </w:p>
+    <w:p>
+      <w:pPr>
+        <w:pStyle w:val="FirstParagraph"/>
+      </w:pPr>
+      <w:r>
+        <w:t xml:space="preserve">Objetivo: Monitoramento de pontos finais, SIEM, MIF e alertas. Projecto oficial:</w:t>
+      </w:r>
+      <w:r>
+        <w:t xml:space="preserve"> </w:t>
+      </w:r>
+      <w:hyperlink r:id="rId86">
+        <w:r>
+          <w:rPr>
+            <w:rStyle w:val="Hyperlink"/>
+          </w:rPr>
+          <w:t xml:space="preserve">Wazuh</w:t>
+        </w:r>
+      </w:hyperlink>
+    </w:p>
+    <w:p>
+      <w:pPr>
+        <w:pStyle w:val="BodyText"/>
+      </w:pPr>
+      <w:r>
+        <w:t xml:space="preserve">Início rápido e seguro: Inscreva-se em um endpoint de laboratório, desencadeie um evento seguro, confirme coleta e alerta, investigue e mantenha evidências de cobertura e resposta.</w:t>
+      </w:r>
+    </w:p>
+    <w:p>
+      <w:pPr>
+        <w:pStyle w:val="BodyText"/>
+      </w:pPr>
+      <w:r>
+        <w:t xml:space="preserve">Evidências: escopo aprovado, versão, configuração, cobertura, dados fonte, resultados, revisão humana, exceção, remediação e reteste. Proteger o acesso administrativo e dados recolhidos.</w:t>
+      </w:r>
+    </w:p>
+    <w:bookmarkEnd w:id="87"/>
+    <w:bookmarkStart w:id="89" w:name="osquery"/>
+    <w:p>
+      <w:pPr>
+        <w:pStyle w:val="Heading1"/>
+      </w:pPr>
+      <w:r>
+        <w:t xml:space="preserve"># 24.6 Osquery</w:t>
+      </w:r>
+    </w:p>
+    <w:p>
+      <w:pPr>
+        <w:pStyle w:val="FirstParagraph"/>
+      </w:pPr>
+      <w:r>
+        <w:t xml:space="preserve">Finalidade: Asset, software, conta e consultas de configuração. Projeto oficial:</w:t>
+      </w:r>
+      <w:r>
+        <w:t xml:space="preserve"> </w:t>
+      </w:r>
+      <w:hyperlink r:id="rId88">
+        <w:r>
+          <w:rPr>
+            <w:rStyle w:val="Hyperlink"/>
+          </w:rPr>
+          <w:t xml:space="preserve">osquery</w:t>
+        </w:r>
+      </w:hyperlink>
+    </w:p>
+    <w:p>
+      <w:pPr>
+        <w:pStyle w:val="BodyText"/>
+      </w:pPr>
+      <w:r>
+        <w:t xml:space="preserve">Início rápido seguro: Execute consultas somente leitura em um laboratório, agendar consultas aprovadas, comparar resultados com inventários, plataforma de documentos e limites de cobertura.</w:t>
+      </w:r>
+    </w:p>
+    <w:p>
+      <w:pPr>
+        <w:pStyle w:val="BodyText"/>
+      </w:pPr>
+      <w:r>
+        <w:t xml:space="preserve">Evidências: escopo aprovado, versão, configuração, cobertura, dados fonte, resultados, revisão humana, exceção, remediação e reteste. Proteger o acesso administrativo e dados recolhidos.</w:t>
+      </w:r>
+    </w:p>
+    <w:bookmarkEnd w:id="89"/>
+    <w:bookmarkStart w:id="93" w:name="openscap"/>
+    <w:p>
+      <w:pPr>
+        <w:pStyle w:val="Heading1"/>
+      </w:pPr>
+      <w:r>
+        <w:t xml:space="preserve"># 24.7 OpenSCAP</w:t>
+      </w:r>
+    </w:p>
+    <w:p>
+      <w:pPr>
+        <w:pStyle w:val="FirstParagraph"/>
+      </w:pPr>
+      <w:r>
+        <w:t xml:space="preserve">Objetivo: Avaliação da configuração segura do Linux. Projeto oficial:</w:t>
+      </w:r>
+      <w:r>
+        <w:t xml:space="preserve"> </w:t>
+      </w:r>
+      <w:hyperlink r:id="rId90">
+        <w:r>
+          <w:rPr>
+            <w:rStyle w:val="Hyperlink"/>
+          </w:rPr>
+          <w:t xml:space="preserve">OpenSCAP</w:t>
+        </w:r>
+      </w:hyperlink>
+    </w:p>
+    <w:p>
+      <w:pPr>
+        <w:pStyle w:val="BodyText"/>
+      </w:pPr>
+      <w:r>
+        <w:t xml:space="preserve">Início rápido seguro: Escolha um perfil apropriado, verifique um sistema de laboratório, valide resultados, exceções de documentos, corrija e reescane.</w:t>
+      </w:r>
+    </w:p>
+    <w:p>
+      <w:pPr>
+        <w:pStyle w:val="BodyText"/>
+      </w:pPr>
+      <w:r>
+        <w:t xml:space="preserve">Evidências: escopo aprovado, versão, configuração, cobertura, dados fonte, resultados, revisão humana, exceção, remediação e reteste. Proteger o acesso administrativo e dados recolhidos.</w:t>
+      </w:r>
+    </w:p>
+    <w:bookmarkStart w:id="92" w:name="lynis"/>
+    <w:p>
+      <w:pPr>
+        <w:pStyle w:val="Heading2"/>
+      </w:pPr>
+      <w:r>
+        <w:t xml:space="preserve">24.8 Lynis</w:t>
+      </w:r>
+    </w:p>
+    <w:p>
+      <w:pPr>
+        <w:pStyle w:val="FirstParagraph"/>
+      </w:pPr>
+      <w:r>
+        <w:t xml:space="preserve">Objetivo: Auditoria de segurança Linux. Projeto oficial:</w:t>
+      </w:r>
+      <w:r>
+        <w:t xml:space="preserve"> </w:t>
+      </w:r>
+      <w:hyperlink r:id="rId91">
+        <w:r>
+          <w:rPr>
+            <w:rStyle w:val="Hyperlink"/>
+          </w:rPr>
+          <w:t xml:space="preserve">Lynis</w:t>
+        </w:r>
+      </w:hyperlink>
+    </w:p>
+    <w:p>
+      <w:pPr>
+        <w:pStyle w:val="BodyText"/>
+      </w:pPr>
+      <w:r>
+        <w:t xml:space="preserve">Início rápido seguro: Audite um host de laboratório, reveja os resultados contra o escopo e os padrões, atribua ações, corrija itens selecionados e reexecute.</w:t>
+      </w:r>
+    </w:p>
+    <w:p>
+      <w:pPr>
+        <w:pStyle w:val="BodyText"/>
+      </w:pPr>
+      <w:r>
+        <w:t xml:space="preserve">Evidências: escopo aprovado, versão, configuração, cobertura, dados fonte, resultados, revisão humana, exceção, remediação e reteste. Proteger o acesso administrativo e dados recolhidos.</w:t>
+      </w:r>
+    </w:p>
+    <w:bookmarkEnd w:id="92"/>
+    <w:bookmarkEnd w:id="93"/>
+    <w:bookmarkStart w:id="95" w:name="nmap"/>
+    <w:p>
+      <w:pPr>
+        <w:pStyle w:val="Heading1"/>
+      </w:pPr>
+      <w:r>
+        <w:t xml:space="preserve"># 24.9 Nmap</w:t>
+      </w:r>
+    </w:p>
+    <w:p>
+      <w:pPr>
+        <w:pStyle w:val="FirstParagraph"/>
+      </w:pPr>
+      <w:r>
+        <w:t xml:space="preserve">Finalidade: Activo autorizado e descoberta de serviços. Projeto oficial:</w:t>
+      </w:r>
+      <w:r>
+        <w:t xml:space="preserve"> </w:t>
+      </w:r>
+      <w:hyperlink r:id="rId94">
+        <w:r>
+          <w:rPr>
+            <w:rStyle w:val="Hyperlink"/>
+          </w:rPr>
+          <w:t xml:space="preserve">Nmap</w:t>
+        </w:r>
+      </w:hyperlink>
+    </w:p>
+    <w:p>
+      <w:pPr>
+        <w:pStyle w:val="BodyText"/>
+      </w:pPr>
+      <w:r>
+        <w:t xml:space="preserve">Início rápido seguro: Use uma varredura limitada em intervalos escritos-autorizados, compare com inventário, investigue serviços desconhecidos e mantenha o escopo e evidência de comando.</w:t>
+      </w:r>
+    </w:p>
+    <w:p>
+      <w:pPr>
+        <w:pStyle w:val="BodyText"/>
+      </w:pPr>
+      <w:r>
+        <w:t xml:space="preserve">Evidências: escopo aprovado, versão, configuração, cobertura, dados fonte, resultados, revisão humana, exceção, remediação e reteste. Proteger o acesso administrativo e dados recolhidos.</w:t>
+      </w:r>
+    </w:p>
+    <w:bookmarkEnd w:id="95"/>
+    <w:bookmarkStart w:id="97" w:name="greenbone-community-edition"/>
+    <w:p>
+      <w:pPr>
+        <w:pStyle w:val="Heading1"/>
+      </w:pPr>
+      <w:r>
+        <w:t xml:space="preserve"># 24.10 Greenbone Community Edition</w:t>
+      </w:r>
+    </w:p>
+    <w:p>
+      <w:pPr>
+        <w:pStyle w:val="FirstParagraph"/>
+      </w:pPr>
+      <w:r>
+        <w:t xml:space="preserve">Objetivo: Avaliação da vulnerabilidade. Projeto oficial:</w:t>
+      </w:r>
+      <w:r>
+        <w:t xml:space="preserve"> </w:t>
+      </w:r>
+      <w:hyperlink r:id="rId96">
+        <w:r>
+          <w:rPr>
+            <w:rStyle w:val="Hyperlink"/>
+          </w:rPr>
+          <w:t xml:space="preserve">Greenbone Community Edition</w:t>
+        </w:r>
+      </w:hyperlink>
+    </w:p>
+    <w:p>
+      <w:pPr>
+        <w:pStyle w:val="BodyText"/>
+      </w:pPr>
+      <w:r>
+        <w:t xml:space="preserve">Início rápido e seguro: Atualizar feeds, usar metas e credenciais autorizadas, validar cobertura de ativos, revisar descobertas, corrigir e reescapar.</w:t>
+      </w:r>
+    </w:p>
+    <w:p>
+      <w:pPr>
+        <w:pStyle w:val="BodyText"/>
+      </w:pPr>
+      <w:r>
+        <w:t xml:space="preserve">Evidências: escopo aprovado, versão, configuração, cobertura, dados fonte, resultados, revisão humana, exceção, remediação e reteste. Proteger o acesso administrativo e dados recolhidos.</w:t>
+      </w:r>
+    </w:p>
+    <w:bookmarkEnd w:id="97"/>
+    <w:bookmarkStart w:id="99" w:name="trivy"/>
+    <w:p>
+      <w:pPr>
+        <w:pStyle w:val="Heading1"/>
+      </w:pPr>
+      <w:r>
+        <w:t xml:space="preserve"># 24.11 Trivy</w:t>
+      </w:r>
+    </w:p>
+    <w:p>
+      <w:pPr>
+        <w:pStyle w:val="FirstParagraph"/>
+      </w:pPr>
+      <w:r>
+        <w:t xml:space="preserve">Objetivo: Repositórios, imagens, dependências, segredos e IAC. Projeto oficial:</w:t>
+      </w:r>
+      <w:r>
+        <w:t xml:space="preserve"> </w:t>
+      </w:r>
+      <w:hyperlink r:id="rId98">
+        <w:r>
+          <w:rPr>
+            <w:rStyle w:val="Hyperlink"/>
+          </w:rPr>
+          <w:t xml:space="preserve">Trivy</w:t>
+        </w:r>
+      </w:hyperlink>
+    </w:p>
+    <w:p>
+      <w:pPr>
+        <w:pStyle w:val="BodyText"/>
+      </w:pPr>
+      <w:r>
+        <w:t xml:space="preserve">Início rápido e seguro: Analise um repositório de testes ou imagem, valide achados, confira exceções justificadas por documentos e reescane na tubulação.</w:t>
+      </w:r>
+    </w:p>
+    <w:p>
+      <w:pPr>
+        <w:pStyle w:val="BodyText"/>
+      </w:pPr>
+      <w:r>
+        <w:t xml:space="preserve">Evidências: escopo aprovado, versão, configuração, cobertura, dados fonte, resultados, revisão humana, exceção, remediação e reteste. Proteger o acesso administrativo e dados recolhidos.</w:t>
+      </w:r>
+    </w:p>
+    <w:bookmarkEnd w:id="99"/>
+    <w:bookmarkStart w:id="101" w:name="owasp-zap"/>
+    <w:p>
+      <w:pPr>
+        <w:pStyle w:val="Heading1"/>
+      </w:pPr>
+      <w:r>
+        <w:t xml:space="preserve"># 24.12 OWASP ZAP</w:t>
+      </w:r>
+    </w:p>
+    <w:p>
+      <w:pPr>
+        <w:pStyle w:val="FirstParagraph"/>
+      </w:pPr>
+      <w:r>
+        <w:t xml:space="preserve">Objetivo: Testes de segurança da web autorizados. Projecto oficial:</w:t>
+      </w:r>
+      <w:r>
+        <w:t xml:space="preserve"> </w:t>
+      </w:r>
+      <w:hyperlink r:id="rId100">
+        <w:r>
+          <w:rPr>
+            <w:rStyle w:val="Hyperlink"/>
+          </w:rPr>
+          <w:t xml:space="preserve">OWASP ZAP</w:t>
+        </w:r>
+      </w:hyperlink>
+    </w:p>
+    <w:p>
+      <w:pPr>
+        <w:pStyle w:val="BodyText"/>
+      </w:pPr>
+      <w:r>
+        <w:t xml:space="preserve">Início rápido seguro: Proxy uma aplicação de treinamento, rasteje passivamente, use a varredura ativa apenas com aprovação, valide achados, correto e reteste.</w:t>
+      </w:r>
+    </w:p>
+    <w:p>
+      <w:pPr>
+        <w:pStyle w:val="BodyText"/>
+      </w:pPr>
+      <w:r>
+        <w:t xml:space="preserve">Evidências: escopo aprovado, versão, configuração, cobertura, dados fonte, resultados, revisão humana, exceção, remediação e reteste. Proteger o acesso administrativo e dados recolhidos.</w:t>
+      </w:r>
+    </w:p>
+    <w:bookmarkEnd w:id="101"/>
+    <w:bookmarkStart w:id="103" w:name="suricata"/>
+    <w:p>
+      <w:pPr>
+        <w:pStyle w:val="Heading1"/>
+      </w:pPr>
+      <w:r>
+        <w:t xml:space="preserve"># 24.13 Suricata</w:t>
+      </w:r>
+    </w:p>
+    <w:p>
+      <w:pPr>
+        <w:pStyle w:val="FirstParagraph"/>
+      </w:pPr>
+      <w:r>
+        <w:t xml:space="preserve">Objetivo: Detecção de intrusão de rede e visibilidade do tráfego. Projeto oficial:</w:t>
+      </w:r>
+      <w:r>
+        <w:t xml:space="preserve"> </w:t>
+      </w:r>
+      <w:hyperlink r:id="rId102">
+        <w:r>
+          <w:rPr>
+            <w:rStyle w:val="Hyperlink"/>
+          </w:rPr>
+          <w:t xml:space="preserve">Suricata</w:t>
+        </w:r>
+      </w:hyperlink>
+    </w:p>
+    <w:p>
+      <w:pPr>
+        <w:pStyle w:val="BodyText"/>
+      </w:pPr>
+      <w:r>
+        <w:t xml:space="preserve">Início rápido seguro: Use um sensor de laboratório, confirme interface e regras, gere tráfego de teste aprovado, valide alertas, afinar cuidadosamente e preservar o histórico de alterações.</w:t>
+      </w:r>
+    </w:p>
+    <w:p>
+      <w:pPr>
+        <w:pStyle w:val="BodyText"/>
+      </w:pPr>
+      <w:r>
+        <w:t xml:space="preserve">Evidências: escopo aprovado, versão, configuração, cobertura, dados fonte, resultados, revisão humana, exceção, remediação e reteste. Proteger o acesso administrativo e dados recolhidos.</w:t>
+      </w:r>
+    </w:p>
+    <w:bookmarkEnd w:id="103"/>
+    <w:bookmarkStart w:id="105" w:name="keycloak"/>
+    <w:p>
+      <w:pPr>
+        <w:pStyle w:val="Heading1"/>
+      </w:pPr>
+      <w:r>
+        <w:t xml:space="preserve"># 24.14 Keycloak</w:t>
+      </w:r>
+    </w:p>
+    <w:p>
+      <w:pPr>
+        <w:pStyle w:val="FirstParagraph"/>
+      </w:pPr>
+      <w:r>
+        <w:t xml:space="preserve">Objetivo: Identidade, papéis, MFA, sessões e eventos. Projeto oficial:</w:t>
+      </w:r>
+      <w:r>
+        <w:t xml:space="preserve"> </w:t>
+      </w:r>
+      <w:hyperlink r:id="rId104">
+        <w:r>
+          <w:rPr>
+            <w:rStyle w:val="Hyperlink"/>
+          </w:rPr>
+          <w:t xml:space="preserve">Keycloak</w:t>
+        </w:r>
+      </w:hyperlink>
+    </w:p>
+    <w:p>
+      <w:pPr>
+        <w:pStyle w:val="BodyText"/>
+      </w:pPr>
+      <w:r>
+        <w:t xml:space="preserve">Início rápido e seguro: Crie um reino de laboratório, papéis e MFA, teste casos de joiner-mover-leaver, reveja eventos e configuração de documentos e resultados.</w:t>
+      </w:r>
+    </w:p>
+    <w:p>
+      <w:pPr>
+        <w:pStyle w:val="BodyText"/>
+      </w:pPr>
+      <w:r>
+        <w:t xml:space="preserve">Evidências: escopo aprovado, versão, configuração, cobertura, dados fonte, resultados, revisão humana, exceção, remediação e reteste. Proteger o acesso administrativo e dados recolhidos.</w:t>
+      </w:r>
+    </w:p>
+    <w:bookmarkEnd w:id="105"/>
+    <w:bookmarkStart w:id="107" w:name="defectdojo"/>
+    <w:p>
+      <w:pPr>
+        <w:pStyle w:val="Heading1"/>
+      </w:pPr>
+      <w:r>
+        <w:t xml:space="preserve"># 24.15 DefectDojo</w:t>
+      </w:r>
+    </w:p>
+    <w:p>
+      <w:pPr>
+        <w:pStyle w:val="FirstParagraph"/>
+      </w:pPr>
+      <w:r>
+        <w:t xml:space="preserve">Objetivo: Encontrar ingestão, deduplicação, remediação e reteste. Projeto oficial:</w:t>
+      </w:r>
+      <w:r>
+        <w:t xml:space="preserve"> </w:t>
+      </w:r>
+      <w:hyperlink r:id="rId106">
+        <w:r>
+          <w:rPr>
+            <w:rStyle w:val="Hyperlink"/>
+          </w:rPr>
+          <w:t xml:space="preserve">DefectDojo</w:t>
+        </w:r>
+      </w:hyperlink>
+    </w:p>
+    <w:p>
+      <w:pPr>
+        <w:pStyle w:val="BodyText"/>
+      </w:pPr>
+      <w:r>
+        <w:t xml:space="preserve">Início rápido seguro: Importar resultados seguros, validar deduplicação, atribuir proprietários e datas, anexar prova e fechar apenas após o reteste verificado.</w:t>
+      </w:r>
+    </w:p>
+    <w:p>
+      <w:pPr>
+        <w:pStyle w:val="BodyText"/>
+      </w:pPr>
+      <w:r>
+        <w:t xml:space="preserve">Evidências: escopo aprovado, versão, configuração, cobertura, dados fonte, resultados, revisão humana, exceção, remediação e reteste. Proteger o acesso administrativo e dados recolhidos.</w:t>
+      </w:r>
+    </w:p>
+    <w:bookmarkEnd w:id="107"/>
+    <w:bookmarkStart w:id="109" w:name="velociraptor"/>
+    <w:p>
+      <w:pPr>
+        <w:pStyle w:val="Heading1"/>
+      </w:pPr>
+      <w:r>
+        <w:t xml:space="preserve"># 24.16 Velociraptor</w:t>
+      </w:r>
+    </w:p>
+    <w:p>
+      <w:pPr>
+        <w:pStyle w:val="FirstParagraph"/>
+      </w:pPr>
+      <w:r>
+        <w:t xml:space="preserve">Objetivo: Visibilidade do ponto final e resposta ao incidente. Projecto oficial:</w:t>
+      </w:r>
+      <w:r>
+        <w:t xml:space="preserve"> </w:t>
+      </w:r>
+      <w:hyperlink r:id="rId108">
+        <w:r>
+          <w:rPr>
+            <w:rStyle w:val="Hyperlink"/>
+          </w:rPr>
+          <w:t xml:space="preserve">Velociraptor</w:t>
+        </w:r>
+      </w:hyperlink>
+    </w:p>
+    <w:p>
+      <w:pPr>
+        <w:pStyle w:val="BodyText"/>
+      </w:pPr>
+      <w:r>
+        <w:t xml:space="preserve">Início rápido seguro: Implantar apenas em um laboratório autorizado isolado, coletar um artefato estreito, escopo de documentos e acesso, investigar resultados e remover dados do laboratório com segurança.</w:t>
+      </w:r>
+    </w:p>
+    <w:p>
+      <w:pPr>
+        <w:pStyle w:val="BodyText"/>
+      </w:pPr>
+      <w:r>
+        <w:t xml:space="preserve">Evidências: escopo aprovado, versão, configuração, cobertura, dados fonte, resultados, revisão humana, exceção, remediação e reteste. Proteger o acesso administrativo e dados recolhidos.</w:t>
+      </w:r>
+    </w:p>
+    <w:bookmarkEnd w:id="109"/>
+    <w:bookmarkStart w:id="111" w:name="cis-do-gerente-controla-playbook"/>
+    <w:p>
+      <w:pPr>
+        <w:pStyle w:val="Heading1"/>
+      </w:pPr>
+      <w:r>
+        <w:t xml:space="preserve">25. CIS do gerente controla playbook</w:t>
+      </w:r>
+    </w:p>
+    <w:p>
+      <w:pPr>
+        <w:pStyle w:val="FirstParagraph"/>
+      </w:pPr>
+      <w:r>
+        <w:rPr>
           <w:iCs/>
-        </w:rPr>
-        <w:t xml:space="preserve"> </w:t>
-      </w:r>
-      <w:r>
-        <w:t xml:space="preserve"> </w:t>
-      </w:r>
-      <w:r>
-        <w:t xml:space="preserve">DefectDojo * Encontrando ingestão, deduplicação, remediação e reteste</w:t>
-      </w:r>
-      <w:r>
-        <w:t xml:space="preserve"> </w:t>
-      </w:r>
-      <w:r>
-        <w:t xml:space="preserve">* Velociraptor * Visibilidade e resposta de incidentes * 1, 8, 13, 17 *</w:t>
-      </w:r>
-    </w:p>
-    <w:p>
-      <w:pPr>
-        <w:pStyle w:val="BodyText"/>
-      </w:pPr>
-      <w:r>
-        <w:t xml:space="preserve">Limitação crítica: ** Uma ferramenta pode suportar uma ou mais Salvaguardas, mas não pode escolher o GI da organização, definir tolerância ao risco, garantir cobertura completa, substituir procedimento e revisão humana, autorizar testes de penetração ou provar a conformidade de outro framework por si só. □</w:t>
-      </w:r>
-      <w:r>
-        <w:t xml:space="preserve"> </w:t>
-      </w:r>
-      <w:r>
-        <w:t xml:space="preserve">□—————————————————————————————————————————————————————————————————————————————————————————————————————————————</w:t>
-      </w:r>
-    </w:p>
-    <w:bookmarkEnd w:id="65"/>
-    <w:bookmarkEnd w:id="66"/>
-    <w:bookmarkStart w:id="68" w:name="cis-controla-navegador"/>
-    <w:p>
-      <w:pPr>
-        <w:pStyle w:val="Heading1"/>
-      </w:pPr>
-      <w:r>
-        <w:t xml:space="preserve"># 24,1 CIS Controla Navegador</w:t>
-      </w:r>
-    </w:p>
-    <w:p>
-      <w:pPr>
-        <w:pStyle w:val="FirstParagraph"/>
-      </w:pPr>
-      <w:r>
-        <w:t xml:space="preserve">Objetivo: Selecione IGs e explore mapeamentos oficiais. Projeto oficial:</w:t>
-      </w:r>
-      <w:r>
-        <w:t xml:space="preserve"> </w:t>
-      </w:r>
-      <w:hyperlink r:id="rId67">
-        <w:r>
-          <w:rPr>
-            <w:rStyle w:val="Hyperlink"/>
-          </w:rPr>
-          <w:t xml:space="preserve">CIS Controls Navigator</w:t>
-        </w:r>
-      </w:hyperlink>
-    </w:p>
-    <w:p>
-      <w:pPr>
-        <w:pStyle w:val="BodyText"/>
-      </w:pPr>
-      <w:r>
-        <w:t xml:space="preserve">Início rápido seguro: Escolha v8.1, selecione um Grupo de Implementação e mapeamento, reveja Salvaguardas e, em seguida, exporte a seleção autorizada.</w:t>
-      </w:r>
-    </w:p>
-    <w:p>
-      <w:pPr>
-        <w:pStyle w:val="BodyText"/>
-      </w:pPr>
-      <w:r>
-        <w:t xml:space="preserve">Evidências: escopo aprovado, versão, configuração, cobertura, dados fonte, resultados, revisão humana, exceção, remediação e reteste. Proteger o acesso administrativo e dados recolhidos.</w:t>
-      </w:r>
-    </w:p>
-    <w:bookmarkEnd w:id="68"/>
-    <w:bookmarkStart w:id="70" w:name="X043313d27a7cbf114a8c44e80cfb2dad5fc6c09"/>
-    <w:p>
-      <w:pPr>
-        <w:pStyle w:val="Heading1"/>
-      </w:pPr>
-      <w:r>
-        <w:t xml:space="preserve"># 24.2 CIS Especificação de Avaliação de Controles</w:t>
-      </w:r>
-    </w:p>
-    <w:p>
-      <w:pPr>
-        <w:pStyle w:val="FirstParagraph"/>
-      </w:pPr>
-      <w:r>
-        <w:t xml:space="preserve">Objetivo: Orientação oficial de medição. Projecto oficial:</w:t>
-      </w:r>
-      <w:r>
-        <w:t xml:space="preserve"> </w:t>
-      </w:r>
-      <w:hyperlink r:id="rId69">
-        <w:r>
-          <w:rPr>
-            <w:rStyle w:val="Hyperlink"/>
-          </w:rPr>
-          <w:t xml:space="preserve">CIS Controls Assessment Specification</w:t>
-        </w:r>
-      </w:hyperlink>
-    </w:p>
-    <w:p>
-      <w:pPr>
-        <w:pStyle w:val="BodyText"/>
-      </w:pPr>
-      <w:r>
-        <w:t xml:space="preserve">Início rápido seguro: Abra uma Salvaguarda, identifique inputs e suposições, siga operações, calcule medidas e revisão do procedimento do documento.</w:t>
-      </w:r>
-    </w:p>
-    <w:p>
-      <w:pPr>
-        <w:pStyle w:val="BodyText"/>
-      </w:pPr>
-      <w:r>
-        <w:t xml:space="preserve">Evidências: escopo aprovado, versão, configuração, cobertura, dados fonte, resultados, revisão humana, exceção, remediação e reteste. Proteger o acesso administrativo e dados recolhidos.</w:t>
-      </w:r>
-    </w:p>
-    <w:bookmarkEnd w:id="70"/>
-    <w:bookmarkStart w:id="72" w:name="cis-cat-lite"/>
-    <w:p>
-      <w:pPr>
-        <w:pStyle w:val="Heading1"/>
-      </w:pPr>
-      <w:r>
-        <w:t xml:space="preserve"># 24,3 CIS-CAT Lite</w:t>
-      </w:r>
-    </w:p>
-    <w:p>
-      <w:pPr>
-        <w:pStyle w:val="FirstParagraph"/>
-      </w:pPr>
-      <w:r>
-        <w:t xml:space="preserve">Objetivo: CIS selecionado Avaliação comparativa. Projecto oficial:</w:t>
-      </w:r>
-      <w:r>
-        <w:t xml:space="preserve"> </w:t>
-      </w:r>
-      <w:hyperlink r:id="rId71">
-        <w:r>
-          <w:rPr>
-            <w:rStyle w:val="Hyperlink"/>
-          </w:rPr>
-          <w:t xml:space="preserve">CIS-CAT Lite</w:t>
-        </w:r>
-      </w:hyperlink>
-    </w:p>
-    <w:p>
-      <w:pPr>
-        <w:pStyle w:val="BodyText"/>
-      </w:pPr>
-      <w:r>
-        <w:t xml:space="preserve">Início rápido seguro: Execute apenas em sistemas autorizados, escolha um benchmark e perfil disponíveis, preserve o relatório, valide as descobertas, corrija e reavalie.</w:t>
-      </w:r>
-    </w:p>
-    <w:p>
-      <w:pPr>
-        <w:pStyle w:val="BodyText"/>
-      </w:pPr>
-      <w:r>
-        <w:t xml:space="preserve">Evidências: escopo aprovado, versão, configuração, cobertura, dados fonte, resultados, revisão humana, exceção, remediação e reteste. Proteger o acesso administrativo e dados recolhidos.</w:t>
-      </w:r>
-    </w:p>
-    <w:bookmarkEnd w:id="72"/>
-    <w:bookmarkStart w:id="74" w:name="assistente-ciso"/>
-    <w:p>
-      <w:pPr>
-        <w:pStyle w:val="Heading1"/>
-      </w:pPr>
-      <w:r>
-        <w:t xml:space="preserve"># 24.4 Assistente CISO</w:t>
-      </w:r>
-    </w:p>
-    <w:p>
-      <w:pPr>
-        <w:pStyle w:val="FirstParagraph"/>
-      </w:pPr>
-      <w:r>
-        <w:t xml:space="preserve">Objetivo: Controles, riscos, evidências e achados. Projeto oficial:</w:t>
-      </w:r>
-      <w:r>
-        <w:t xml:space="preserve"> </w:t>
-      </w:r>
-      <w:hyperlink r:id="rId73">
-        <w:r>
-          <w:rPr>
-            <w:rStyle w:val="Hyperlink"/>
-          </w:rPr>
-          <w:t xml:space="preserve">CISO Assistant</w:t>
-        </w:r>
-      </w:hyperlink>
-    </w:p>
-    <w:p>
-      <w:pPr>
-        <w:pStyle w:val="BodyText"/>
-      </w:pPr>
-      <w:r>
-        <w:t xml:space="preserve">Início rápido seguro: Crie um projeto abrangente, carregue um framework aplicável, atribua proprietários, anexe evidências, rastreie descobertas e reveja permissões.</w:t>
-      </w:r>
-    </w:p>
-    <w:p>
-      <w:pPr>
-        <w:pStyle w:val="BodyText"/>
-      </w:pPr>
-      <w:r>
-        <w:t xml:space="preserve">Evidências: escopo aprovado, versão, configuração, cobertura, dados fonte, resultados, revisão humana, exceção, remediação e reteste. Proteger o acesso administrativo e dados recolhidos.</w:t>
-      </w:r>
-    </w:p>
-    <w:bookmarkEnd w:id="74"/>
-    <w:bookmarkStart w:id="76" w:name="wazuh"/>
-    <w:p>
-      <w:pPr>
-        <w:pStyle w:val="Heading1"/>
-      </w:pPr>
-      <w:r>
-        <w:t xml:space="preserve">24.5 Wazuh</w:t>
-      </w:r>
-    </w:p>
-    <w:p>
-      <w:pPr>
-        <w:pStyle w:val="FirstParagraph"/>
-      </w:pPr>
-      <w:r>
-        <w:t xml:space="preserve">Objetivo: Monitoramento de pontos finais, SIEM, MIF e alertas. Projecto oficial:</w:t>
-      </w:r>
-      <w:r>
-        <w:t xml:space="preserve"> </w:t>
-      </w:r>
-      <w:hyperlink r:id="rId75">
-        <w:r>
-          <w:rPr>
-            <w:rStyle w:val="Hyperlink"/>
-          </w:rPr>
-          <w:t xml:space="preserve">Wazuh</w:t>
-        </w:r>
-      </w:hyperlink>
-    </w:p>
-    <w:p>
-      <w:pPr>
-        <w:pStyle w:val="BodyText"/>
-      </w:pPr>
-      <w:r>
-        <w:t xml:space="preserve">Início rápido e seguro: Inscreva-se em um endpoint de laboratório, desencadeie um evento seguro, confirme coleta e alerta, investigue e mantenha evidências de cobertura e resposta.</w:t>
-      </w:r>
-    </w:p>
-    <w:p>
-      <w:pPr>
-        <w:pStyle w:val="BodyText"/>
-      </w:pPr>
-      <w:r>
-        <w:t xml:space="preserve">Evidências: escopo aprovado, versão, configuração, cobertura, dados fonte, resultados, revisão humana, exceção, remediação e reteste. Proteger o acesso administrativo e dados recolhidos.</w:t>
-      </w:r>
-    </w:p>
-    <w:bookmarkEnd w:id="76"/>
-    <w:bookmarkStart w:id="78" w:name="osquery"/>
-    <w:p>
-      <w:pPr>
-        <w:pStyle w:val="Heading1"/>
-      </w:pPr>
-      <w:r>
-        <w:t xml:space="preserve"># 24.6 Osquery</w:t>
-      </w:r>
-    </w:p>
-    <w:p>
-      <w:pPr>
-        <w:pStyle w:val="FirstParagraph"/>
-      </w:pPr>
-      <w:r>
-        <w:t xml:space="preserve">Finalidade: Asset, software, conta e consultas de configuração. Projeto oficial:</w:t>
-      </w:r>
-      <w:r>
-        <w:t xml:space="preserve"> </w:t>
-      </w:r>
-      <w:hyperlink r:id="rId77">
-        <w:r>
-          <w:rPr>
-            <w:rStyle w:val="Hyperlink"/>
-          </w:rPr>
-          <w:t xml:space="preserve">osquery</w:t>
-        </w:r>
-      </w:hyperlink>
-    </w:p>
-    <w:p>
-      <w:pPr>
-        <w:pStyle w:val="BodyText"/>
-      </w:pPr>
-      <w:r>
-        <w:t xml:space="preserve">Início rápido seguro: Execute consultas somente leitura em um laboratório, agendar consultas aprovadas, comparar resultados com inventários, plataforma de documentos e limites de cobertura.</w:t>
-      </w:r>
-    </w:p>
-    <w:p>
-      <w:pPr>
-        <w:pStyle w:val="BodyText"/>
-      </w:pPr>
-      <w:r>
-        <w:t xml:space="preserve">Evidências: escopo aprovado, versão, configuração, cobertura, dados fonte, resultados, revisão humana, exceção, remediação e reteste. Proteger o acesso administrativo e dados recolhidos.</w:t>
-      </w:r>
-    </w:p>
-    <w:bookmarkEnd w:id="78"/>
-    <w:bookmarkStart w:id="82" w:name="openscap"/>
-    <w:p>
-      <w:pPr>
-        <w:pStyle w:val="Heading1"/>
-      </w:pPr>
-      <w:r>
-        <w:t xml:space="preserve"># 24.7 OpenSCAP</w:t>
-      </w:r>
-    </w:p>
-    <w:p>
-      <w:pPr>
-        <w:pStyle w:val="FirstParagraph"/>
-      </w:pPr>
-      <w:r>
-        <w:t xml:space="preserve">Objetivo: Avaliação da configuração segura do Linux. Projeto oficial:</w:t>
-      </w:r>
-      <w:r>
-        <w:t xml:space="preserve"> </w:t>
-      </w:r>
-      <w:hyperlink r:id="rId79">
-        <w:r>
-          <w:rPr>
-            <w:rStyle w:val="Hyperlink"/>
-          </w:rPr>
-          <w:t xml:space="preserve">OpenSCAP</w:t>
-        </w:r>
-      </w:hyperlink>
-    </w:p>
-    <w:p>
-      <w:pPr>
-        <w:pStyle w:val="BodyText"/>
-      </w:pPr>
-      <w:r>
-        <w:t xml:space="preserve">Início rápido seguro: Escolha um perfil apropriado, verifique um sistema de laboratório, valide resultados, exceções de documentos, corrija e reescane.</w:t>
-      </w:r>
-    </w:p>
-    <w:p>
-      <w:pPr>
-        <w:pStyle w:val="BodyText"/>
-      </w:pPr>
-      <w:r>
-        <w:t xml:space="preserve">Evidências: escopo aprovado, versão, configuração, cobertura, dados fonte, resultados, revisão humana, exceção, remediação e reteste. Proteger o acesso administrativo e dados recolhidos.</w:t>
-      </w:r>
-    </w:p>
-    <w:bookmarkStart w:id="81" w:name="lynis"/>
-    <w:p>
-      <w:pPr>
-        <w:pStyle w:val="Heading2"/>
-      </w:pPr>
-      <w:r>
-        <w:t xml:space="preserve">24.8 Lynis</w:t>
-      </w:r>
-    </w:p>
-    <w:p>
-      <w:pPr>
-        <w:pStyle w:val="FirstParagraph"/>
-      </w:pPr>
-      <w:r>
-        <w:t xml:space="preserve">Objetivo: Auditoria de segurança Linux. Projeto oficial:</w:t>
-      </w:r>
-      <w:r>
-        <w:t xml:space="preserve"> </w:t>
-      </w:r>
-      <w:hyperlink r:id="rId80">
-        <w:r>
-          <w:rPr>
-            <w:rStyle w:val="Hyperlink"/>
-          </w:rPr>
-          <w:t xml:space="preserve">Lynis</w:t>
-        </w:r>
-      </w:hyperlink>
-    </w:p>
-    <w:p>
-      <w:pPr>
-        <w:pStyle w:val="BodyText"/>
-      </w:pPr>
-      <w:r>
-        <w:t xml:space="preserve">Início rápido seguro: Audite um host de laboratório, reveja os resultados contra o escopo e os padrões, atribua ações, corrija itens selecionados e reexecute.</w:t>
-      </w:r>
-    </w:p>
-    <w:p>
-      <w:pPr>
-        <w:pStyle w:val="BodyText"/>
-      </w:pPr>
-      <w:r>
-        <w:t xml:space="preserve">Evidências: escopo aprovado, versão, configuração, cobertura, dados fonte, resultados, revisão humana, exceção, remediação e reteste. Proteger o acesso administrativo e dados recolhidos.</w:t>
-      </w:r>
-    </w:p>
-    <w:bookmarkEnd w:id="81"/>
-    <w:bookmarkEnd w:id="82"/>
-    <w:bookmarkStart w:id="84" w:name="nmap"/>
-    <w:p>
-      <w:pPr>
-        <w:pStyle w:val="Heading1"/>
-      </w:pPr>
-      <w:r>
-        <w:t xml:space="preserve"># 24.9 Nmap</w:t>
-      </w:r>
-    </w:p>
-    <w:p>
-      <w:pPr>
-        <w:pStyle w:val="FirstParagraph"/>
-      </w:pPr>
-      <w:r>
-        <w:t xml:space="preserve">Finalidade: Activo autorizado e descoberta de serviços. Projeto oficial:</w:t>
-      </w:r>
-      <w:r>
-        <w:t xml:space="preserve"> </w:t>
-      </w:r>
-      <w:hyperlink r:id="rId83">
-        <w:r>
-          <w:rPr>
-            <w:rStyle w:val="Hyperlink"/>
-          </w:rPr>
-          <w:t xml:space="preserve">Nmap</w:t>
-        </w:r>
-      </w:hyperlink>
-    </w:p>
-    <w:p>
-      <w:pPr>
-        <w:pStyle w:val="BodyText"/>
-      </w:pPr>
-      <w:r>
-        <w:t xml:space="preserve">Início rápido seguro: Use uma varredura limitada em intervalos escritos-autorizados, compare com inventário, investigue serviços desconhecidos e mantenha o escopo e evidência de comando.</w:t>
-      </w:r>
-    </w:p>
-    <w:p>
-      <w:pPr>
-        <w:pStyle w:val="BodyText"/>
-      </w:pPr>
-      <w:r>
-        <w:t xml:space="preserve">Evidências: escopo aprovado, versão, configuração, cobertura, dados fonte, resultados, revisão humana, exceção, remediação e reteste. Proteger o acesso administrativo e dados recolhidos.</w:t>
-      </w:r>
-    </w:p>
-    <w:bookmarkEnd w:id="84"/>
-    <w:bookmarkStart w:id="86" w:name="greenbone-community-edition"/>
-    <w:p>
-      <w:pPr>
-        <w:pStyle w:val="Heading1"/>
-      </w:pPr>
-      <w:r>
-        <w:t xml:space="preserve"># 24.10 Greenbone Community Edition</w:t>
-      </w:r>
-    </w:p>
-    <w:p>
-      <w:pPr>
-        <w:pStyle w:val="FirstParagraph"/>
-      </w:pPr>
-      <w:r>
-        <w:t xml:space="preserve">Objetivo: Avaliação da vulnerabilidade. Projeto oficial:</w:t>
-      </w:r>
-      <w:r>
-        <w:t xml:space="preserve"> </w:t>
-      </w:r>
-      <w:hyperlink r:id="rId85">
-        <w:r>
-          <w:rPr>
-            <w:rStyle w:val="Hyperlink"/>
-          </w:rPr>
-          <w:t xml:space="preserve">Greenbone Community Edition</w:t>
-        </w:r>
-      </w:hyperlink>
-    </w:p>
-    <w:p>
-      <w:pPr>
-        <w:pStyle w:val="BodyText"/>
-      </w:pPr>
-      <w:r>
-        <w:t xml:space="preserve">Início rápido e seguro: Atualizar feeds, usar metas e credenciais autorizadas, validar cobertura de ativos, revisar descobertas, corrigir e reescapar.</w:t>
-      </w:r>
-    </w:p>
-    <w:p>
-      <w:pPr>
-        <w:pStyle w:val="BodyText"/>
-      </w:pPr>
-      <w:r>
-        <w:t xml:space="preserve">Evidências: escopo aprovado, versão, configuração, cobertura, dados fonte, resultados, revisão humana, exceção, remediação e reteste. Proteger o acesso administrativo e dados recolhidos.</w:t>
-      </w:r>
-    </w:p>
-    <w:bookmarkEnd w:id="86"/>
-    <w:bookmarkStart w:id="88" w:name="trivy"/>
-    <w:p>
-      <w:pPr>
-        <w:pStyle w:val="Heading1"/>
-      </w:pPr>
-      <w:r>
-        <w:t xml:space="preserve"># 24.11 Trivy</w:t>
-      </w:r>
-    </w:p>
-    <w:p>
-      <w:pPr>
-        <w:pStyle w:val="FirstParagraph"/>
-      </w:pPr>
-      <w:r>
-        <w:t xml:space="preserve">Objetivo: Repositórios, imagens, dependências, segredos e IAC. Projeto oficial:</w:t>
-      </w:r>
-      <w:r>
-        <w:t xml:space="preserve"> </w:t>
-      </w:r>
-      <w:hyperlink r:id="rId87">
-        <w:r>
-          <w:rPr>
-            <w:rStyle w:val="Hyperlink"/>
-          </w:rPr>
-          <w:t xml:space="preserve">Trivy</w:t>
-        </w:r>
-      </w:hyperlink>
-    </w:p>
-    <w:p>
-      <w:pPr>
-        <w:pStyle w:val="BodyText"/>
-      </w:pPr>
-      <w:r>
-        <w:t xml:space="preserve">Início rápido e seguro: Analise um repositório de testes ou imagem, valide achados, confira exceções justificadas por documentos e reescane na tubulação.</w:t>
-      </w:r>
-    </w:p>
-    <w:p>
-      <w:pPr>
-        <w:pStyle w:val="BodyText"/>
-      </w:pPr>
-      <w:r>
-        <w:t xml:space="preserve">Evidências: escopo aprovado, versão, configuração, cobertura, dados fonte, resultados, revisão humana, exceção, remediação e reteste. Proteger o acesso administrativo e dados recolhidos.</w:t>
-      </w:r>
-    </w:p>
-    <w:bookmarkEnd w:id="88"/>
-    <w:bookmarkStart w:id="90" w:name="owasp-zap"/>
-    <w:p>
-      <w:pPr>
-        <w:pStyle w:val="Heading1"/>
-      </w:pPr>
-      <w:r>
-        <w:t xml:space="preserve"># 24.12 OWASP ZAP</w:t>
-      </w:r>
-    </w:p>
-    <w:p>
-      <w:pPr>
-        <w:pStyle w:val="FirstParagraph"/>
-      </w:pPr>
-      <w:r>
-        <w:t xml:space="preserve">Objetivo: Testes de segurança da web autorizados. Projecto oficial:</w:t>
-      </w:r>
-      <w:r>
-        <w:t xml:space="preserve"> </w:t>
-      </w:r>
-      <w:hyperlink r:id="rId89">
-        <w:r>
-          <w:rPr>
-            <w:rStyle w:val="Hyperlink"/>
-          </w:rPr>
-          <w:t xml:space="preserve">OWASP ZAP</w:t>
-        </w:r>
-      </w:hyperlink>
-    </w:p>
-    <w:p>
-      <w:pPr>
-        <w:pStyle w:val="BodyText"/>
-      </w:pPr>
-      <w:r>
-        <w:t xml:space="preserve">Início rápido seguro: Proxy uma aplicação de treinamento, rasteje passivamente, use a varredura ativa apenas com aprovação, valide achados, correto e reteste.</w:t>
-      </w:r>
-    </w:p>
-    <w:p>
-      <w:pPr>
-        <w:pStyle w:val="BodyText"/>
-      </w:pPr>
-      <w:r>
-        <w:t xml:space="preserve">Evidências: escopo aprovado, versão, configuração, cobertura, dados fonte, resultados, revisão humana, exceção, remediação e reteste. Proteger o acesso administrativo e dados recolhidos.</w:t>
-      </w:r>
-    </w:p>
-    <w:bookmarkEnd w:id="90"/>
-    <w:bookmarkStart w:id="92" w:name="suricata"/>
-    <w:p>
-      <w:pPr>
-        <w:pStyle w:val="Heading1"/>
-      </w:pPr>
-      <w:r>
-        <w:t xml:space="preserve"># 24.13 Suricata</w:t>
-      </w:r>
-    </w:p>
-    <w:p>
-      <w:pPr>
-        <w:pStyle w:val="FirstParagraph"/>
-      </w:pPr>
-      <w:r>
-        <w:t xml:space="preserve">Objetivo: Detecção de intrusão de rede e visibilidade do tráfego. Projeto oficial:</w:t>
-      </w:r>
-      <w:r>
-        <w:t xml:space="preserve"> </w:t>
-      </w:r>
-      <w:hyperlink r:id="rId91">
-        <w:r>
-          <w:rPr>
-            <w:rStyle w:val="Hyperlink"/>
-          </w:rPr>
-          <w:t xml:space="preserve">Suricata</w:t>
-        </w:r>
-      </w:hyperlink>
-    </w:p>
-    <w:p>
-      <w:pPr>
-        <w:pStyle w:val="BodyText"/>
-      </w:pPr>
-      <w:r>
-        <w:t xml:space="preserve">Início rápido seguro: Use um sensor de laboratório, confirme interface e regras, gere tráfego de teste aprovado, valide alertas, afinar cuidadosamente e preservar o histórico de alterações.</w:t>
-      </w:r>
-    </w:p>
-    <w:p>
-      <w:pPr>
-        <w:pStyle w:val="BodyText"/>
-      </w:pPr>
-      <w:r>
-        <w:t xml:space="preserve">Evidências: escopo aprovado, versão, configuração, cobertura, dados fonte, resultados, revisão humana, exceção, remediação e reteste. Proteger o acesso administrativo e dados recolhidos.</w:t>
-      </w:r>
-    </w:p>
-    <w:bookmarkEnd w:id="92"/>
-    <w:bookmarkStart w:id="94" w:name="keycloak"/>
-    <w:p>
-      <w:pPr>
-        <w:pStyle w:val="Heading1"/>
-      </w:pPr>
-      <w:r>
-        <w:t xml:space="preserve"># 24.14 Keycloak</w:t>
-      </w:r>
-    </w:p>
-    <w:p>
-      <w:pPr>
-        <w:pStyle w:val="FirstParagraph"/>
-      </w:pPr>
-      <w:r>
-        <w:t xml:space="preserve">Objetivo: Identidade, papéis, MFA, sessões e eventos. Projeto oficial:</w:t>
-      </w:r>
-      <w:r>
-        <w:t xml:space="preserve"> </w:t>
-      </w:r>
-      <w:hyperlink r:id="rId93">
-        <w:r>
-          <w:rPr>
-            <w:rStyle w:val="Hyperlink"/>
-          </w:rPr>
-          <w:t xml:space="preserve">Keycloak</w:t>
-        </w:r>
-      </w:hyperlink>
-    </w:p>
-    <w:p>
-      <w:pPr>
-        <w:pStyle w:val="BodyText"/>
-      </w:pPr>
-      <w:r>
-        <w:t xml:space="preserve">Início rápido e seguro: Crie um reino de laboratório, papéis e MFA, teste casos de joiner-mover-leaver, reveja eventos e configuração de documentos e resultados.</w:t>
-      </w:r>
-    </w:p>
-    <w:p>
-      <w:pPr>
-        <w:pStyle w:val="BodyText"/>
-      </w:pPr>
-      <w:r>
-        <w:t xml:space="preserve">Evidências: escopo aprovado, versão, configuração, cobertura, dados fonte, resultados, revisão humana, exceção, remediação e reteste. Proteger o acesso administrativo e dados recolhidos.</w:t>
-      </w:r>
-    </w:p>
-    <w:bookmarkEnd w:id="94"/>
-    <w:bookmarkStart w:id="96" w:name="defectdojo"/>
-    <w:p>
-      <w:pPr>
-        <w:pStyle w:val="Heading1"/>
-      </w:pPr>
-      <w:r>
-        <w:t xml:space="preserve"># 24.15 DefectDojo</w:t>
-      </w:r>
-    </w:p>
-    <w:p>
-      <w:pPr>
-        <w:pStyle w:val="FirstParagraph"/>
-      </w:pPr>
-      <w:r>
-        <w:t xml:space="preserve">Objetivo: Encontrar ingestão, deduplicação, remediação e reteste. Projeto oficial:</w:t>
-      </w:r>
-      <w:r>
-        <w:t xml:space="preserve"> </w:t>
-      </w:r>
-      <w:hyperlink r:id="rId95">
-        <w:r>
-          <w:rPr>
-            <w:rStyle w:val="Hyperlink"/>
-          </w:rPr>
-          <w:t xml:space="preserve">DefectDojo</w:t>
-        </w:r>
-      </w:hyperlink>
-    </w:p>
-    <w:p>
-      <w:pPr>
-        <w:pStyle w:val="BodyText"/>
-      </w:pPr>
-      <w:r>
-        <w:t xml:space="preserve">Início rápido seguro: Importar resultados seguros, validar deduplicação, atribuir proprietários e datas, anexar prova e fechar apenas após o reteste verificado.</w:t>
-      </w:r>
-    </w:p>
-    <w:p>
-      <w:pPr>
-        <w:pStyle w:val="BodyText"/>
-      </w:pPr>
-      <w:r>
-        <w:t xml:space="preserve">Evidências: escopo aprovado, versão, configuração, cobertura, dados fonte, resultados, revisão humana, exceção, remediação e reteste. Proteger o acesso administrativo e dados recolhidos.</w:t>
-      </w:r>
-    </w:p>
-    <w:bookmarkEnd w:id="96"/>
-    <w:bookmarkStart w:id="98" w:name="velociraptor"/>
-    <w:p>
-      <w:pPr>
-        <w:pStyle w:val="Heading1"/>
-      </w:pPr>
-      <w:r>
-        <w:t xml:space="preserve"># 24.16 Velociraptor</w:t>
-      </w:r>
-    </w:p>
-    <w:p>
-      <w:pPr>
-        <w:pStyle w:val="FirstParagraph"/>
-      </w:pPr>
-      <w:r>
-        <w:t xml:space="preserve">Objetivo: Visibilidade do ponto final e resposta ao incidente. Projecto oficial:</w:t>
-      </w:r>
-      <w:r>
-        <w:t xml:space="preserve"> </w:t>
-      </w:r>
-      <w:hyperlink r:id="rId97">
-        <w:r>
-          <w:rPr>
-            <w:rStyle w:val="Hyperlink"/>
-          </w:rPr>
-          <w:t xml:space="preserve">Velociraptor</w:t>
-        </w:r>
-      </w:hyperlink>
-    </w:p>
-    <w:p>
-      <w:pPr>
-        <w:pStyle w:val="BodyText"/>
-      </w:pPr>
-      <w:r>
-        <w:t xml:space="preserve">Início rápido seguro: Implantar apenas em um laboratório autorizado isolado, coletar um artefato estreito, escopo de documentos e acesso, investigar resultados e remover dados do laboratório com segurança.</w:t>
-      </w:r>
-    </w:p>
-    <w:p>
-      <w:pPr>
-        <w:pStyle w:val="BodyText"/>
-      </w:pPr>
-      <w:r>
-        <w:t xml:space="preserve">Evidências: escopo aprovado, versão, configuração, cobertura, dados fonte, resultados, revisão humana, exceção, remediação e reteste. Proteger o acesso administrativo e dados recolhidos.</w:t>
-      </w:r>
-    </w:p>
-    <w:bookmarkEnd w:id="98"/>
-    <w:bookmarkStart w:id="100" w:name="cis-do-gerente-controla-playbook"/>
-    <w:p>
-      <w:pPr>
-        <w:pStyle w:val="Heading1"/>
-      </w:pPr>
-      <w:r>
-        <w:t xml:space="preserve">25. CIS do gerente controla playbook</w:t>
-      </w:r>
-    </w:p>
-    <w:p>
-      <w:pPr>
-        <w:pStyle w:val="FirstParagraph"/>
-      </w:pPr>
-      <w:r>
-        <w:rPr>
           <w:i/>
-          <w:iCs/>
         </w:rPr>
         <w:t xml:space="preserve">Perguntas, painel, propriedade e decisões os gerentes devem controlar.</w:t>
       </w:r>
@@ -4994,7 +4994,7 @@
         <w:t xml:space="preserve">Que financiamento, pessoal, tempo de engenharia, ou decisão de negócios está bloqueando correção?</w:t>
       </w:r>
     </w:p>
-    <w:bookmarkStart w:id="99" w:name="section-19"/>
+    <w:bookmarkStart w:id="110" w:name="section-19"/>
     <w:p>
       <w:pPr>
         <w:pStyle w:val="Heading2"/>
@@ -5053,9 +5053,9 @@
         <w:t xml:space="preserve">Assegura-te que os testes, as limitações, os resultados e os retestes são suportáveis? Verde / Amarelo / Vermelho</w:t>
       </w:r>
     </w:p>
-    <w:bookmarkEnd w:id="99"/>
-    <w:bookmarkEnd w:id="100"/>
-    <w:bookmarkStart w:id="101" w:name="guia-de-carreira-do-analista-júnior"/>
+    <w:bookmarkEnd w:id="110"/>
+    <w:bookmarkEnd w:id="111"/>
+    <w:bookmarkStart w:id="112" w:name="guia-de-carreira-do-analista-júnior"/>
     <w:p>
       <w:pPr>
         <w:pStyle w:val="Heading1"/>
@@ -5070,8 +5070,8 @@
       </w:pPr>
       <w:r>
         <w:rPr>
+          <w:iCs/>
           <w:i/>
-          <w:iCs/>
         </w:rPr>
         <w:t xml:space="preserve">Uma rota prática para controles, vulnerabilidade, garantia, GRC, e operações de segurança funcionam.</w:t>
       </w:r>
@@ -5153,8 +5153,8 @@
         <w:t xml:space="preserve">Analista do Programa de Cibersegurança</w:t>
       </w:r>
     </w:p>
-    <w:bookmarkEnd w:id="101"/>
-    <w:bookmarkStart w:id="103" w:name="típico-trabalho-júnior"/>
+    <w:bookmarkEnd w:id="112"/>
+    <w:bookmarkStart w:id="114" w:name="típico-trabalho-júnior"/>
     <w:p>
       <w:pPr>
         <w:pStyle w:val="Heading1"/>
@@ -5240,7 +5240,7 @@
         <w:t xml:space="preserve">Escreva conclusões claras sem reivindicar autoridade ou certeza além das provas.</w:t>
       </w:r>
     </w:p>
-    <w:bookmarkStart w:id="102" w:name="competência-comprovação-de-portfólio"/>
+    <w:bookmarkStart w:id="113" w:name="competência-comprovação-de-portfólio"/>
     <w:p>
       <w:pPr>
         <w:pStyle w:val="Heading2"/>
@@ -5293,9 +5293,9 @@
         <w:t xml:space="preserve">Ético Use dados sintéticos, autorização, limites de escopo e alegações honestas</w:t>
       </w:r>
     </w:p>
-    <w:bookmarkEnd w:id="102"/>
-    <w:bookmarkEnd w:id="103"/>
-    <w:bookmarkStart w:id="105" w:name="laboratório-fictício-e-portfólio"/>
+    <w:bookmarkEnd w:id="113"/>
+    <w:bookmarkEnd w:id="114"/>
+    <w:bookmarkStart w:id="116" w:name="laboratório-fictício-e-portfólio"/>
     <w:p>
       <w:pPr>
         <w:pStyle w:val="Heading1"/>
@@ -5306,11 +5306,11 @@
     </w:p>
     <w:p>
       <w:pPr>
+        <w:numPr>
+          <w:ilvl w:val="0"/>
+          <w:numId w:val="1035"/>
+        </w:numPr>
         <w:pStyle w:val="Compact"/>
-        <w:numPr>
-          <w:ilvl w:val="0"/>
-          <w:numId w:val="1035"/>
-        </w:numPr>
       </w:pPr>
       <w:r>
         <w:t xml:space="preserve">Um ambiente de prática segura usando dados sintéticos e sistemas de laboratório autorizados.*</w:t>
@@ -5451,7 +5451,7 @@
         <w:t xml:space="preserve">Publicar apenas artefatos higienizados e afirmar claramente que o projeto é fictício e não uma avaliação formal CIS.</w:t>
       </w:r>
     </w:p>
-    <w:bookmarkStart w:id="104" w:name="artifact-artifact-artifact"/>
+    <w:bookmarkStart w:id="115" w:name="artifact-artifact-artifact"/>
     <w:p>
       <w:pPr>
         <w:pStyle w:val="Heading2"/>
@@ -5510,9 +5510,9 @@
         <w:t xml:space="preserve">Painel do gerente ..Limpar a comunicação de risco e ação .</w:t>
       </w:r>
     </w:p>
-    <w:bookmarkEnd w:id="104"/>
-    <w:bookmarkEnd w:id="105"/>
-    <w:bookmarkStart w:id="108" w:name="plano-de-aprendizagem-de-trinta-dias"/>
+    <w:bookmarkEnd w:id="115"/>
+    <w:bookmarkEnd w:id="116"/>
+    <w:bookmarkStart w:id="119" w:name="plano-de-aprendizagem-de-trinta-dias"/>
     <w:p>
       <w:pPr>
         <w:pStyle w:val="Heading1"/>
@@ -5534,17 +5534,17 @@
     </w:p>
     <w:p>
       <w:pPr>
+        <w:numPr>
+          <w:ilvl w:val="0"/>
+          <w:numId w:val="1037"/>
+        </w:numPr>
         <w:pStyle w:val="Heading2"/>
-        <w:numPr>
-          <w:ilvl w:val="0"/>
-          <w:numId w:val="1037"/>
-        </w:numPr>
-      </w:pPr>
-      <w:bookmarkStart w:id="106" w:name="dias-foco-entrega"/>
+      </w:pPr>
+      <w:bookmarkStart w:id="117" w:name="dias-foco-entrega"/>
       <w:r>
         <w:t xml:space="preserve">Dias** * Foco** * Entrega**</w:t>
       </w:r>
-      <w:bookmarkEnd w:id="106"/>
+      <w:bookmarkEnd w:id="117"/>
     </w:p>
     <w:p>
       <w:pPr>
@@ -5607,11 +5607,11 @@
     </w:p>
     <w:p>
       <w:pPr>
+        <w:numPr>
+          <w:ilvl w:val="0"/>
+          <w:numId w:val="1038"/>
+        </w:numPr>
         <w:pStyle w:val="Compact"/>
-        <w:numPr>
-          <w:ilvl w:val="0"/>
-          <w:numId w:val="1038"/>
-        </w:numPr>
       </w:pPr>
       <w:r>
         <w:t xml:space="preserve">Preparação da entrevista</w:t>
@@ -5619,17 +5619,17 @@
     </w:p>
     <w:p>
       <w:pPr>
+        <w:numPr>
+          <w:ilvl w:val="0"/>
+          <w:numId w:val="1039"/>
+        </w:numPr>
         <w:pStyle w:val="Compact"/>
-        <w:numPr>
-          <w:ilvl w:val="0"/>
-          <w:numId w:val="1039"/>
-        </w:numPr>
       </w:pPr>
       <w:r>
         <w:t xml:space="preserve">Respostas claras, cenários práticos e perguntas para o empregador.*</w:t>
       </w:r>
     </w:p>
-    <w:bookmarkStart w:id="107" w:name="quais-são-os-controles-cis"/>
+    <w:bookmarkStart w:id="118" w:name="quais-são-os-controles-cis"/>
     <w:p>
       <w:pPr>
         <w:pStyle w:val="Heading2"/>
@@ -5646,9 +5646,9 @@
         <w:t xml:space="preserve">Um conjunto priorizado de melhores práticas defensivas organizadas em 18 Controles e 153 Salvaguardas focadas.</w:t>
       </w:r>
     </w:p>
-    <w:bookmarkEnd w:id="107"/>
-    <w:bookmarkEnd w:id="108"/>
-    <w:bookmarkStart w:id="109" w:name="o-que-é-o-ig1"/>
+    <w:bookmarkEnd w:id="118"/>
+    <w:bookmarkEnd w:id="119"/>
+    <w:bookmarkStart w:id="120" w:name="o-que-é-o-ig1"/>
     <w:p>
       <w:pPr>
         <w:pStyle w:val="Heading1"/>
@@ -5665,8 +5665,8 @@
         <w:t xml:space="preserve">O ponto de partida de higiene cibernética essencial 56-Safeguard que a CIS recomenda a cada empresa que comece.</w:t>
       </w:r>
     </w:p>
-    <w:bookmarkEnd w:id="109"/>
-    <w:bookmarkStart w:id="115" w:name="o-ig1-se-encaixa-em-todos-os-requisitos"/>
+    <w:bookmarkEnd w:id="120"/>
+    <w:bookmarkStart w:id="126" w:name="o-ig1-se-encaixa-em-todos-os-requisitos"/>
     <w:p>
       <w:pPr>
         <w:pStyle w:val="Heading1"/>
@@ -5683,7 +5683,7 @@
         <w:t xml:space="preserve">É uma linha de base de priorização. Risco material, contratos, leis, clientes ou serviços críticos podem exigir salvaguardas adicionais.</w:t>
       </w:r>
     </w:p>
-    <w:bookmarkStart w:id="110" w:name="como-mede-uma-salvaguarda"/>
+    <w:bookmarkStart w:id="121" w:name="como-mede-uma-salvaguarda"/>
     <w:p>
       <w:pPr>
         <w:pStyle w:val="Heading2"/>
@@ -5700,8 +5700,8 @@
         <w:t xml:space="preserve">Use critérios oficiais, dependências, suposições, entradas completas, operações definidas, medidas, métricas, revisão de procedimentos, exceções e reteste.</w:t>
       </w:r>
     </w:p>
-    <w:bookmarkEnd w:id="110"/>
-    <w:bookmarkStart w:id="111" w:name="por-que-os-inventários-são-importantes"/>
+    <w:bookmarkEnd w:id="121"/>
+    <w:bookmarkStart w:id="122" w:name="por-que-os-inventários-são-importantes"/>
     <w:p>
       <w:pPr>
         <w:pStyle w:val="Heading2"/>
@@ -5718,8 +5718,8 @@
         <w:t xml:space="preserve">Eles definem as populações que os controles de configuração, vulnerabilidade, registro, recuperação e resposta devem cobrir.</w:t>
       </w:r>
     </w:p>
-    <w:bookmarkEnd w:id="111"/>
-    <w:bookmarkStart w:id="112" w:name="X5faff83a01d7b0e8292502c8985ade671742931"/>
+    <w:bookmarkEnd w:id="122"/>
+    <w:bookmarkStart w:id="123" w:name="X5faff83a01d7b0e8292502c8985ade671742931"/>
     <w:p>
       <w:pPr>
         <w:pStyle w:val="Heading2"/>
@@ -5736,8 +5736,8 @@
         <w:t xml:space="preserve">Um scan identifica principalmente fraquezas conhecidas; teste de penetração usa análise humana qualificada e exploração controlada para avaliar o impacto e resiliência.</w:t>
       </w:r>
     </w:p>
-    <w:bookmarkEnd w:id="112"/>
-    <w:bookmarkStart w:id="113" w:name="X18ec6286101b55f9f7988a74b90583c927e5d87"/>
+    <w:bookmarkEnd w:id="123"/>
+    <w:bookmarkStart w:id="124" w:name="X18ec6286101b55f9f7988a74b90583c927e5d87"/>
     <w:p>
       <w:pPr>
         <w:pStyle w:val="Heading2"/>
@@ -5754,8 +5754,8 @@
         <w:t xml:space="preserve">Não. Identifica relações, mas a organização deve testar o requisito e a evidência exatos aplicáveis.</w:t>
       </w:r>
     </w:p>
-    <w:bookmarkEnd w:id="113"/>
-    <w:bookmarkStart w:id="114" w:name="o-que-pode-concluir-um-analista-júnior"/>
+    <w:bookmarkEnd w:id="124"/>
+    <w:bookmarkStart w:id="125" w:name="o-que-pode-concluir-um-analista-júnior"/>
     <w:p>
       <w:pPr>
         <w:pStyle w:val="Heading2"/>
@@ -5772,9 +5772,9 @@
         <w:t xml:space="preserve">Apenas o que o escopo definido e o suporte de evidência confiável, com amostragem e limitações claramente divulgadas.</w:t>
       </w:r>
     </w:p>
-    <w:bookmarkEnd w:id="114"/>
-    <w:bookmarkEnd w:id="115"/>
-    <w:bookmarkStart w:id="116" w:name="perguntas-para-perguntar-ao-empregador"/>
+    <w:bookmarkEnd w:id="125"/>
+    <w:bookmarkEnd w:id="126"/>
+    <w:bookmarkStart w:id="127" w:name="perguntas-para-perguntar-ao-empregador"/>
     <w:p>
       <w:pPr>
         <w:pStyle w:val="Heading1"/>
@@ -5839,8 +5839,8 @@
         <w:t xml:space="preserve">Como avaliará o trabalho júnior?</w:t>
       </w:r>
     </w:p>
-    <w:bookmarkEnd w:id="116"/>
-    <w:bookmarkStart w:id="118" w:name="modelos-glossário-índice-e-referências"/>
+    <w:bookmarkEnd w:id="127"/>
+    <w:bookmarkStart w:id="129" w:name="modelos-glossário-índice-e-referências"/>
     <w:p>
       <w:pPr>
         <w:pStyle w:val="Heading1"/>
@@ -5851,17 +5851,17 @@
     </w:p>
     <w:p>
       <w:pPr>
+        <w:numPr>
+          <w:ilvl w:val="0"/>
+          <w:numId w:val="1040"/>
+        </w:numPr>
         <w:pStyle w:val="Compact"/>
-        <w:numPr>
-          <w:ilvl w:val="0"/>
-          <w:numId w:val="1040"/>
-        </w:numPr>
       </w:pPr>
       <w:r>
         <w:t xml:space="preserve">Estruturas de trabalho reutilizáveis, termos importantes e pontos de partida autoritários.*</w:t>
       </w:r>
     </w:p>
-    <w:bookmarkStart w:id="117" w:name="papel-de-medição-de-proteção"/>
+    <w:bookmarkStart w:id="128" w:name="papel-de-medição-de-proteção"/>
     <w:p>
       <w:pPr>
         <w:pStyle w:val="Heading2"/>
@@ -5872,298 +5872,298 @@
     </w:p>
     <w:p>
       <w:pPr>
+        <w:numPr>
+          <w:ilvl w:val="0"/>
+          <w:numId w:val="1041"/>
+        </w:numPr>
         <w:pStyle w:val="Compact"/>
+      </w:pPr>
+      <w:r>
+        <w:t xml:space="preserve">Campo** * Entrada**</w:t>
+      </w:r>
+      <w:r>
+        <w:t xml:space="preserve"> </w:t>
+      </w:r>
+      <w:r>
+        <w:t xml:space="preserve">(——————————– (———————– (————–)</w:t>
+      </w:r>
+    </w:p>
+    <w:p>
+      <w:pPr>
         <w:numPr>
           <w:ilvl w:val="0"/>
           <w:numId w:val="1041"/>
         </w:numPr>
-      </w:pPr>
+        <w:pStyle w:val="Compact"/>
+      </w:pPr>
+      <w:r>
+        <w:t xml:space="preserve">Salvaguarda e IG                                  </w:t>
+      </w:r>
+      <w:r>
+        <w:t xml:space="preserve"> </w:t>
+      </w:r>
+      <w:r>
+        <w:t xml:space="preserve">Classe de âmbito e de activo</w:t>
+      </w:r>
+      <w:r>
+        <w:t xml:space="preserve"> </w:t>
+      </w:r>
+      <w:r>
+        <w:t xml:space="preserve">• Proprietário e sistemas</w:t>
+      </w:r>
+      <w:r>
+        <w:t xml:space="preserve"> </w:t>
+      </w:r>
+      <w:r>
+        <w:t xml:space="preserve">Dependências e pressupostos</w:t>
+      </w:r>
+      <w:r>
+        <w:t xml:space="preserve"> </w:t>
+      </w:r>
+      <w:r>
+        <w:t xml:space="preserve">Entradas e validação</w:t>
+      </w:r>
+      <w:r>
+        <w:t xml:space="preserve"> </w:t>
+      </w:r>
+      <w:r>
+        <w:t xml:space="preserve">Operações realizadas</w:t>
+      </w:r>
+      <w:r>
+        <w:t xml:space="preserve"> </w:t>
+      </w:r>
+      <w:r>
+        <w:t xml:space="preserve">Medidas</w:t>
+      </w:r>
+      <w:r>
+        <w:t xml:space="preserve"> </w:t>
+      </w:r>
+      <w:r>
+        <w:t xml:space="preserve">Métrico e interpretação</w:t>
+      </w:r>
+      <w:r>
+        <w:t xml:space="preserve"> </w:t>
+      </w:r>
+      <w:r>
+        <w:t xml:space="preserve">Excepções e limitações</w:t>
+      </w:r>
+      <w:r>
+        <w:t xml:space="preserve"> </w:t>
+      </w:r>
+      <w:r>
+        <w:t xml:space="preserve">Acção, proprietário, data e novo teste</w:t>
+      </w:r>
+    </w:p>
+    <w:bookmarkEnd w:id="128"/>
+    <w:bookmarkEnd w:id="129"/>
+    <w:bookmarkStart w:id="131" w:name="encontrar-e-reteste-recorde"/>
+    <w:p>
+      <w:pPr>
+        <w:pStyle w:val="Heading1"/>
+      </w:pPr>
+      <w:r>
+        <w:t xml:space="preserve"># 30.2 Encontrar e reteste recorde</w:t>
+      </w:r>
+    </w:p>
+    <w:p>
+      <w:pPr>
+        <w:numPr>
+          <w:ilvl w:val="0"/>
+          <w:numId w:val="1042"/>
+        </w:numPr>
+        <w:pStyle w:val="Heading2"/>
+      </w:pPr>
+      <w:bookmarkStart w:id="130" w:name="campo-entrada"/>
       <w:r>
         <w:t xml:space="preserve">Campo** * Entrada**</w:t>
       </w:r>
-      <w:r>
-        <w:t xml:space="preserve"> </w:t>
-      </w:r>
-      <w:r>
-        <w:t xml:space="preserve">(——————————– (———————– (————–)</w:t>
-      </w:r>
-    </w:p>
-    <w:p>
-      <w:pPr>
+      <w:bookmarkEnd w:id="130"/>
+    </w:p>
+    <w:p>
+      <w:pPr>
+        <w:numPr>
+          <w:ilvl w:val="0"/>
+          <w:numId w:val="1000"/>
+        </w:numPr>
         <w:pStyle w:val="Compact"/>
-        <w:numPr>
-          <w:ilvl w:val="0"/>
-          <w:numId w:val="1041"/>
-        </w:numPr>
-      </w:pPr>
-      <w:r>
-        <w:t xml:space="preserve">Salvaguarda e IG                                  </w:t>
-      </w:r>
-      <w:r>
-        <w:t xml:space="preserve"> </w:t>
-      </w:r>
-      <w:r>
-        <w:t xml:space="preserve">Classe de âmbito e de activo</w:t>
-      </w:r>
-      <w:r>
-        <w:t xml:space="preserve"> </w:t>
-      </w:r>
-      <w:r>
-        <w:t xml:space="preserve">• Proprietário e sistemas</w:t>
-      </w:r>
-      <w:r>
-        <w:t xml:space="preserve"> </w:t>
-      </w:r>
-      <w:r>
-        <w:t xml:space="preserve">Dependências e pressupostos</w:t>
-      </w:r>
-      <w:r>
-        <w:t xml:space="preserve"> </w:t>
-      </w:r>
-      <w:r>
-        <w:t xml:space="preserve">Entradas e validação</w:t>
-      </w:r>
-      <w:r>
-        <w:t xml:space="preserve"> </w:t>
-      </w:r>
-      <w:r>
-        <w:t xml:space="preserve">Operações realizadas</w:t>
-      </w:r>
-      <w:r>
-        <w:t xml:space="preserve"> </w:t>
-      </w:r>
-      <w:r>
-        <w:t xml:space="preserve">Medidas</w:t>
-      </w:r>
-      <w:r>
-        <w:t xml:space="preserve"> </w:t>
-      </w:r>
-      <w:r>
-        <w:t xml:space="preserve">Métrico e interpretação</w:t>
-      </w:r>
-      <w:r>
-        <w:t xml:space="preserve"> </w:t>
-      </w:r>
-      <w:r>
-        <w:t xml:space="preserve">Excepções e limitações</w:t>
-      </w:r>
-      <w:r>
-        <w:t xml:space="preserve"> </w:t>
-      </w:r>
-      <w:r>
-        <w:t xml:space="preserve">Acção, proprietário, data e novo teste</w:t>
-      </w:r>
-    </w:p>
-    <w:bookmarkEnd w:id="117"/>
-    <w:bookmarkEnd w:id="118"/>
-    <w:bookmarkStart w:id="120" w:name="encontrar-e-reteste-recorde"/>
+      </w:pPr>
+      <w:r>
+        <w:t xml:space="preserve">Critérios</w:t>
+      </w:r>
+      <w:r>
+        <w:t xml:space="preserve"> </w:t>
+      </w:r>
+      <w:r>
+        <w:t xml:space="preserve">Condição e provas</w:t>
+      </w:r>
+      <w:r>
+        <w:t xml:space="preserve"> </w:t>
+      </w:r>
+      <w:r>
+        <w:t xml:space="preserve">População afectada</w:t>
+      </w:r>
+      <w:r>
+        <w:t xml:space="preserve"> </w:t>
+      </w:r>
+      <w:r>
+        <w:t xml:space="preserve">Risco e impacto</w:t>
+      </w:r>
+      <w:r>
+        <w:t xml:space="preserve"> </w:t>
+      </w:r>
+      <w:r>
+        <w:t xml:space="preserve">Causa:</w:t>
+      </w:r>
+      <w:r>
+        <w:t xml:space="preserve"> </w:t>
+      </w:r>
+      <w:r>
+        <w:t xml:space="preserve">Protecção provisória</w:t>
+      </w:r>
+      <w:r>
+        <w:t xml:space="preserve"> </w:t>
+      </w:r>
+      <w:r>
+        <w:t xml:space="preserve">Correcção e proprietário</w:t>
+      </w:r>
+      <w:r>
+        <w:t xml:space="preserve"> </w:t>
+      </w:r>
+      <w:r>
+        <w:t xml:space="preserve">Data limite</w:t>
+      </w:r>
+      <w:r>
+        <w:t xml:space="preserve"> </w:t>
+      </w:r>
+      <w:r>
+        <w:t xml:space="preserve">• Procedimento de repetição</w:t>
+      </w:r>
+      <w:r>
+        <w:t xml:space="preserve"> </w:t>
+      </w:r>
+      <w:r>
+        <w:t xml:space="preserve">Resultado final</w:t>
+      </w:r>
+    </w:p>
+    <w:bookmarkEnd w:id="131"/>
+    <w:bookmarkStart w:id="133" w:name="glossário"/>
     <w:p>
       <w:pPr>
         <w:pStyle w:val="Heading1"/>
       </w:pPr>
       <w:r>
-        <w:t xml:space="preserve"># 30.2 Encontrar e reteste recorde</w:t>
-      </w:r>
-    </w:p>
+        <w:t xml:space="preserve"># 30.3 Glossário</w:t>
+      </w:r>
+    </w:p>
+    <w:bookmarkStart w:id="132" w:name="section-20"/>
     <w:p>
       <w:pPr>
         <w:pStyle w:val="Heading2"/>
-        <w:numPr>
-          <w:ilvl w:val="0"/>
-          <w:numId w:val="1042"/>
-        </w:numPr>
-      </w:pPr>
-      <w:bookmarkStart w:id="119" w:name="campo-entrada"/>
-      <w:r>
-        <w:t xml:space="preserve">Campo** * Entrada**</w:t>
-      </w:r>
-      <w:bookmarkEnd w:id="119"/>
-    </w:p>
-    <w:p>
-      <w:pPr>
-        <w:pStyle w:val="Compact"/>
-        <w:numPr>
-          <w:ilvl w:val="0"/>
-          <w:numId w:val="1000"/>
-        </w:numPr>
-      </w:pPr>
-      <w:r>
-        <w:t xml:space="preserve">Critérios</w:t>
-      </w:r>
-      <w:r>
-        <w:t xml:space="preserve"> </w:t>
-      </w:r>
-      <w:r>
-        <w:t xml:space="preserve">Condição e provas</w:t>
-      </w:r>
-      <w:r>
-        <w:t xml:space="preserve"> </w:t>
-      </w:r>
-      <w:r>
-        <w:t xml:space="preserve">População afectada</w:t>
-      </w:r>
-      <w:r>
-        <w:t xml:space="preserve"> </w:t>
-      </w:r>
-      <w:r>
-        <w:t xml:space="preserve">Risco e impacto</w:t>
-      </w:r>
-      <w:r>
-        <w:t xml:space="preserve"> </w:t>
-      </w:r>
-      <w:r>
-        <w:t xml:space="preserve">Causa:</w:t>
-      </w:r>
-      <w:r>
-        <w:t xml:space="preserve"> </w:t>
-      </w:r>
-      <w:r>
-        <w:t xml:space="preserve">Protecção provisória</w:t>
-      </w:r>
-      <w:r>
-        <w:t xml:space="preserve"> </w:t>
-      </w:r>
-      <w:r>
-        <w:t xml:space="preserve">Correcção e proprietário</w:t>
-      </w:r>
-      <w:r>
-        <w:t xml:space="preserve"> </w:t>
-      </w:r>
-      <w:r>
-        <w:t xml:space="preserve">Data limite</w:t>
-      </w:r>
-      <w:r>
-        <w:t xml:space="preserve"> </w:t>
-      </w:r>
-      <w:r>
-        <w:t xml:space="preserve">• Procedimento de repetição</w:t>
-      </w:r>
-      <w:r>
-        <w:t xml:space="preserve"> </w:t>
-      </w:r>
-      <w:r>
-        <w:t xml:space="preserve">Resultado final</w:t>
-      </w:r>
-    </w:p>
-    <w:bookmarkEnd w:id="120"/>
-    <w:bookmarkStart w:id="122" w:name="glossário"/>
+      </w:pPr>
+      <w:r>
+        <w:t xml:space="preserve">* ** ** ** ** ** ** **</w:t>
+      </w:r>
+    </w:p>
+    <w:p>
+      <w:pPr>
+        <w:pStyle w:val="FirstParagraph"/>
+      </w:pPr>
+      <w:r>
+        <w:t xml:space="preserve">□ Classe de ativos □ Categoria afetada por uma Salvaguarda, como dispositivos, software, dados, rede, usuários ou documentação. □</w:t>
+      </w:r>
+      <w:r>
+        <w:t xml:space="preserve"> </w:t>
+      </w:r>
+      <w:r>
+        <w:t xml:space="preserve">□ CIS Benchmark • Recomendações de configuração segura para uma tecnologia específica.</w:t>
+      </w:r>
+      <w:r>
+        <w:t xml:space="preserve"> </w:t>
+      </w:r>
+      <w:r>
+        <w:t xml:space="preserve">Controle CIS □ Uma das 18 áreas de defesa amplas.</w:t>
+      </w:r>
+      <w:r>
+        <w:t xml:space="preserve"> </w:t>
+      </w:r>
+      <w:r>
+        <w:t xml:space="preserve">CIS Salvaguarda □ Uma ação focada e implementável dentro de um controle.</w:t>
+      </w:r>
+      <w:r>
+        <w:t xml:space="preserve"> </w:t>
+      </w:r>
+      <w:r>
+        <w:t xml:space="preserve">. Cobertura .. Parte da população aplicável na qual a Salvaguarda é devidamente implementada. □</w:t>
+      </w:r>
+      <w:r>
+        <w:t xml:space="preserve"> </w:t>
+      </w:r>
+      <w:r>
+        <w:t xml:space="preserve">□ IG1 56 Higiene cibernética essencial</w:t>
+      </w:r>
+      <w:r>
+        <w:t xml:space="preserve"> </w:t>
+      </w:r>
+      <w:r>
+        <w:t xml:space="preserve">□ IG2 □ IG1 mais 74 salvaguardas adicionais.</w:t>
+      </w:r>
+      <w:r>
+        <w:t xml:space="preserve"> </w:t>
+      </w:r>
+      <w:r>
+        <w:t xml:space="preserve">. . . . . .</w:t>
+      </w:r>
+      <w:r>
+        <w:t xml:space="preserve"> </w:t>
+      </w:r>
+      <w:r>
+        <w:t xml:space="preserve">□ Medir □ Contagem, lista, data, configuração ou resultado produzidos por operações de avaliação. □</w:t>
+      </w:r>
+      <w:r>
+        <w:t xml:space="preserve"> </w:t>
+      </w:r>
+      <w:r>
+        <w:t xml:space="preserve">Cálculo ou interpretação construída a partir de medidas.</w:t>
+      </w:r>
+      <w:r>
+        <w:t xml:space="preserve"> </w:t>
+      </w:r>
+      <w:r>
+        <w:t xml:space="preserve">• População – Conjunto completo de registros, ativos, pessoas, sistemas ou eventos aplicáveis.</w:t>
+      </w:r>
+      <w:r>
+        <w:t xml:space="preserve"> </w:t>
+      </w:r>
+      <w:r>
+        <w:t xml:space="preserve">• Revisão do procedimento; avaliação manual da existência ou não de um processo necessário e que contenha elementos necessários. □</w:t>
+      </w:r>
+      <w:r>
+        <w:t xml:space="preserve"> </w:t>
+      </w:r>
+      <w:r>
+        <w:t xml:space="preserve">Função de segurança .Govern, Identificar, Proteger, Detectar, Responder ou Recuperar mapeamento. .</w:t>
+      </w:r>
+    </w:p>
+    <w:bookmarkEnd w:id="132"/>
+    <w:bookmarkEnd w:id="133"/>
+    <w:bookmarkStart w:id="141" w:name="índice-de-assunto"/>
     <w:p>
       <w:pPr>
         <w:pStyle w:val="Heading1"/>
       </w:pPr>
       <w:r>
-        <w:t xml:space="preserve"># 30.3 Glossário</w:t>
-      </w:r>
-    </w:p>
-    <w:bookmarkStart w:id="121" w:name="section-20"/>
+        <w:t xml:space="preserve"># 30.4 Índice de assunto</w:t>
+      </w:r>
+    </w:p>
+    <w:bookmarkStart w:id="134" w:name="sujeito-capítulo"/>
     <w:p>
       <w:pPr>
         <w:pStyle w:val="Heading2"/>
       </w:pPr>
       <w:r>
-        <w:t xml:space="preserve">* ** ** ** ** ** ** **</w:t>
-      </w:r>
-    </w:p>
-    <w:p>
-      <w:pPr>
-        <w:pStyle w:val="FirstParagraph"/>
-      </w:pPr>
-      <w:r>
-        <w:t xml:space="preserve">□ Classe de ativos □ Categoria afetada por uma Salvaguarda, como dispositivos, software, dados, rede, usuários ou documentação. □</w:t>
-      </w:r>
-      <w:r>
-        <w:t xml:space="preserve"> </w:t>
-      </w:r>
-      <w:r>
-        <w:t xml:space="preserve">□ CIS Benchmark • Recomendações de configuração segura para uma tecnologia específica.</w:t>
-      </w:r>
-      <w:r>
-        <w:t xml:space="preserve"> </w:t>
-      </w:r>
-      <w:r>
-        <w:t xml:space="preserve">Controle CIS □ Uma das 18 áreas de defesa amplas.</w:t>
-      </w:r>
-      <w:r>
-        <w:t xml:space="preserve"> </w:t>
-      </w:r>
-      <w:r>
-        <w:t xml:space="preserve">CIS Salvaguarda □ Uma ação focada e implementável dentro de um controle.</w:t>
-      </w:r>
-      <w:r>
-        <w:t xml:space="preserve"> </w:t>
-      </w:r>
-      <w:r>
-        <w:t xml:space="preserve">. Cobertura .. Parte da população aplicável na qual a Salvaguarda é devidamente implementada. □</w:t>
-      </w:r>
-      <w:r>
-        <w:t xml:space="preserve"> </w:t>
-      </w:r>
-      <w:r>
-        <w:t xml:space="preserve">□ IG1 56 Higiene cibernética essencial</w:t>
-      </w:r>
-      <w:r>
-        <w:t xml:space="preserve"> </w:t>
-      </w:r>
-      <w:r>
-        <w:t xml:space="preserve">□ IG2 □ IG1 mais 74 salvaguardas adicionais.</w:t>
-      </w:r>
-      <w:r>
-        <w:t xml:space="preserve"> </w:t>
-      </w:r>
-      <w:r>
-        <w:t xml:space="preserve">. . . . . .</w:t>
-      </w:r>
-      <w:r>
-        <w:t xml:space="preserve"> </w:t>
-      </w:r>
-      <w:r>
-        <w:t xml:space="preserve">□ Medir □ Contagem, lista, data, configuração ou resultado produzidos por operações de avaliação. □</w:t>
-      </w:r>
-      <w:r>
-        <w:t xml:space="preserve"> </w:t>
-      </w:r>
-      <w:r>
-        <w:t xml:space="preserve">Cálculo ou interpretação construída a partir de medidas.</w:t>
-      </w:r>
-      <w:r>
-        <w:t xml:space="preserve"> </w:t>
-      </w:r>
-      <w:r>
-        <w:t xml:space="preserve">• População – Conjunto completo de registros, ativos, pessoas, sistemas ou eventos aplicáveis.</w:t>
-      </w:r>
-      <w:r>
-        <w:t xml:space="preserve"> </w:t>
-      </w:r>
-      <w:r>
-        <w:t xml:space="preserve">• Revisão do procedimento; avaliação manual da existência ou não de um processo necessário e que contenha elementos necessários. □</w:t>
-      </w:r>
-      <w:r>
-        <w:t xml:space="preserve"> </w:t>
-      </w:r>
-      <w:r>
-        <w:t xml:space="preserve">Função de segurança .Govern, Identificar, Proteger, Detectar, Responder ou Recuperar mapeamento. .</w:t>
-      </w:r>
-    </w:p>
-    <w:bookmarkEnd w:id="121"/>
-    <w:bookmarkEnd w:id="122"/>
-    <w:bookmarkStart w:id="130" w:name="índice-de-assunto"/>
-    <w:p>
-      <w:pPr>
-        <w:pStyle w:val="Heading1"/>
-      </w:pPr>
-      <w:r>
-        <w:t xml:space="preserve"># 30.4 Índice de assunto</w:t>
-      </w:r>
-    </w:p>
-    <w:bookmarkStart w:id="123" w:name="sujeito-capítulo"/>
-    <w:p>
-      <w:pPr>
-        <w:pStyle w:val="Heading2"/>
-      </w:pPr>
-      <w:r>
         <w:rPr>
+          <w:bCs/>
           <w:b/>
-          <w:bCs/>
         </w:rPr>
         <w:t xml:space="preserve">Sujeito</w:t>
       </w:r>
@@ -6172,8 +6172,8 @@
       </w:r>
       <w:r>
         <w:rPr>
+          <w:bCs/>
           <w:b/>
-          <w:bCs/>
         </w:rPr>
         <w:t xml:space="preserve">Capítulo</w:t>
       </w:r>
@@ -6294,8 +6294,8 @@
         <w:t xml:space="preserve">Gestão da vulnerabilidade</w:t>
       </w:r>
     </w:p>
-    <w:bookmarkEnd w:id="123"/>
-    <w:bookmarkStart w:id="129" w:name="referências-oficiais"/>
+    <w:bookmarkEnd w:id="134"/>
+    <w:bookmarkStart w:id="140" w:name="referências-oficiais"/>
     <w:p>
       <w:pPr>
         <w:pStyle w:val="Heading2"/>
@@ -6308,7 +6308,7 @@
       <w:pPr>
         <w:pStyle w:val="FirstParagraph"/>
       </w:pPr>
-      <w:hyperlink r:id="rId124">
+      <w:hyperlink r:id="rId135">
         <w:r>
           <w:rPr>
             <w:rStyle w:val="Hyperlink"/>
@@ -6321,7 +6321,7 @@
       <w:pPr>
         <w:pStyle w:val="BodyText"/>
       </w:pPr>
-      <w:hyperlink r:id="rId125">
+      <w:hyperlink r:id="rId136">
         <w:r>
           <w:rPr>
             <w:rStyle w:val="Hyperlink"/>
@@ -6334,7 +6334,7 @@
       <w:pPr>
         <w:pStyle w:val="BodyText"/>
       </w:pPr>
-      <w:hyperlink r:id="rId126">
+      <w:hyperlink r:id="rId137">
         <w:r>
           <w:rPr>
             <w:rStyle w:val="Hyperlink"/>
@@ -6347,7 +6347,7 @@
       <w:pPr>
         <w:pStyle w:val="BodyText"/>
       </w:pPr>
-      <w:hyperlink r:id="rId127">
+      <w:hyperlink r:id="rId138">
         <w:r>
           <w:rPr>
             <w:rStyle w:val="Hyperlink"/>
@@ -6366,7 +6366,7 @@
       <w:pPr>
         <w:pStyle w:val="BodyText"/>
       </w:pPr>
-      <w:hyperlink r:id="rId69">
+      <w:hyperlink r:id="rId80">
         <w:r>
           <w:rPr>
             <w:rStyle w:val="Hyperlink"/>
@@ -6379,7 +6379,7 @@
       <w:pPr>
         <w:pStyle w:val="BodyText"/>
       </w:pPr>
-      <w:hyperlink r:id="rId67">
+      <w:hyperlink r:id="rId78">
         <w:r>
           <w:rPr>
             <w:rStyle w:val="Hyperlink"/>
@@ -6392,7 +6392,7 @@
       <w:pPr>
         <w:pStyle w:val="BodyText"/>
       </w:pPr>
-      <w:hyperlink r:id="rId128">
+      <w:hyperlink r:id="rId139">
         <w:r>
           <w:rPr>
             <w:rStyle w:val="Hyperlink"/>
@@ -6407,8 +6407,8 @@
       </w:pPr>
       <w:r>
         <w:rPr>
+          <w:bCs/>
           <w:b/>
-          <w:bCs/>
         </w:rPr>
         <w:t xml:space="preserve">Lembramento final:</w:t>
       </w:r>
@@ -6425,13 +6425,9 @@
         <w:t xml:space="preserve">O que é que se passa?</w:t>
       </w:r>
     </w:p>
-    <w:bookmarkEnd w:id="129"/>
-    <w:bookmarkEnd w:id="130"/>
-    <w:sectPr>
-      <w:footnotePr>
-        <w:numRestart w:val="eachSect"/>
-      </w:footnotePr>
-    </w:sectPr>
+    <w:bookmarkEnd w:id="140"/>
+    <w:bookmarkEnd w:id="141"/>
+    <w:sectPr/>
   </w:body>
 </w:document>
 </file>
@@ -6462,14 +6458,14 @@
 <file path=word/numbering.xml><?xml version="1.0" encoding="utf-8"?>
 <w:numbering xmlns:w="http://schemas.openxmlformats.org/wordprocessingml/2006/main">
   <w:abstractNum w:abstractNumId="990">
-    <w:nsid w:val="0000A990"/>
+    <w:nsid w:val="A990"/>
     <w:multiLevelType w:val="multilevel"/>
     <w:lvl w:ilvl="0">
       <w:numFmt w:val="bullet"/>
       <w:lvlText w:val=" "/>
       <w:lvlJc w:val="left"/>
       <w:pPr>
-        <w:ind w:left="720" w:hanging="360"/>
+        <w:ind w:left="720" w:hanging="480"/>
       </w:pPr>
     </w:lvl>
     <w:lvl w:ilvl="1">
@@ -6477,7 +6473,7 @@
       <w:lvlText w:val=" "/>
       <w:lvlJc w:val="left"/>
       <w:pPr>
-        <w:ind w:left="1440" w:hanging="360"/>
+        <w:ind w:left="1440" w:hanging="480"/>
       </w:pPr>
     </w:lvl>
     <w:lvl w:ilvl="2">
@@ -6485,7 +6481,7 @@
       <w:lvlText w:val=" "/>
       <w:lvlJc w:val="left"/>
       <w:pPr>
-        <w:ind w:left="2160" w:hanging="360"/>
+        <w:ind w:left="2160" w:hanging="480"/>
       </w:pPr>
     </w:lvl>
     <w:lvl w:ilvl="3">
@@ -6493,7 +6489,7 @@
       <w:lvlText w:val=" "/>
       <w:lvlJc w:val="left"/>
       <w:pPr>
-        <w:ind w:left="2880" w:hanging="360"/>
+        <w:ind w:left="2880" w:hanging="480"/>
       </w:pPr>
     </w:lvl>
     <w:lvl w:ilvl="4">
@@ -6501,7 +6497,7 @@
       <w:lvlText w:val=" "/>
       <w:lvlJc w:val="left"/>
       <w:pPr>
-        <w:ind w:left="3600" w:hanging="360"/>
+        <w:ind w:left="3600" w:hanging="480"/>
       </w:pPr>
     </w:lvl>
     <w:lvl w:ilvl="5">
@@ -6509,7 +6505,7 @@
       <w:lvlText w:val=" "/>
       <w:lvlJc w:val="left"/>
       <w:pPr>
-        <w:ind w:left="4320" w:hanging="360"/>
+        <w:ind w:left="4320" w:hanging="480"/>
       </w:pPr>
     </w:lvl>
     <w:lvl w:ilvl="6">
@@ -6517,7 +6513,7 @@
       <w:lvlText w:val=" "/>
       <w:lvlJc w:val="left"/>
       <w:pPr>
-        <w:ind w:left="5040" w:hanging="360"/>
+        <w:ind w:left="5040" w:hanging="480"/>
       </w:pPr>
     </w:lvl>
     <w:lvl w:ilvl="7">
@@ -6525,7 +6521,7 @@
       <w:lvlText w:val=" "/>
       <w:lvlJc w:val="left"/>
       <w:pPr>
-        <w:ind w:left="5760" w:hanging="360"/>
+        <w:ind w:left="5760" w:hanging="480"/>
       </w:pPr>
     </w:lvl>
     <w:lvl w:ilvl="8">
@@ -6533,115 +6529,88 @@
       <w:lvlText w:val=" "/>
       <w:lvlJc w:val="left"/>
       <w:pPr>
-        <w:ind w:left="6480" w:hanging="360"/>
+        <w:ind w:left="6480" w:hanging="480"/>
       </w:pPr>
     </w:lvl>
   </w:abstractNum>
   <w:abstractNum w:abstractNumId="991">
-    <w:nsid w:val="0000A991"/>
+    <w:nsid w:val="A991"/>
     <w:multiLevelType w:val="multilevel"/>
     <w:lvl w:ilvl="0">
       <w:numFmt w:val="bullet"/>
-      <w:lvlText w:val=""/>
+      <w:lvlText w:val="•"/>
       <w:lvlJc w:val="left"/>
       <w:pPr>
-        <w:ind w:left="720" w:hanging="360"/>
-      </w:pPr>
-      <w:rPr>
-        <w:rFonts w:ascii="Symbol" w:hAnsi="Symbol" w:cs="Symbol" w:hint="default"/>
-      </w:rPr>
+        <w:ind w:left="720" w:hanging="480"/>
+      </w:pPr>
     </w:lvl>
     <w:lvl w:ilvl="1">
       <w:numFmt w:val="bullet"/>
-      <w:lvlText w:val="o"/>
+      <w:lvlText w:val="–"/>
       <w:lvlJc w:val="left"/>
       <w:pPr>
-        <w:ind w:left="1440" w:hanging="360"/>
-      </w:pPr>
-      <w:rPr>
-        <w:rFonts w:ascii="Courier New" w:hAnsi="Courier New" w:cs="Courier New" w:hint="default"/>
-      </w:rPr>
+        <w:ind w:left="1440" w:hanging="480"/>
+      </w:pPr>
     </w:lvl>
     <w:lvl w:ilvl="2">
       <w:numFmt w:val="bullet"/>
-      <w:lvlText w:val=""/>
+      <w:lvlText w:val="•"/>
       <w:lvlJc w:val="left"/>
       <w:pPr>
-        <w:ind w:left="2160" w:hanging="360"/>
-      </w:pPr>
-      <w:rPr>
-        <w:rFonts w:ascii="Wingdings" w:hAnsi="Wingdings" w:cs="Wingdings" w:hint="default"/>
-      </w:rPr>
+        <w:ind w:left="2160" w:hanging="480"/>
+      </w:pPr>
     </w:lvl>
     <w:lvl w:ilvl="3">
       <w:numFmt w:val="bullet"/>
-      <w:lvlText w:val=""/>
+      <w:lvlText w:val="–"/>
       <w:lvlJc w:val="left"/>
       <w:pPr>
-        <w:ind w:left="2880" w:hanging="360"/>
-      </w:pPr>
-      <w:rPr>
-        <w:rFonts w:ascii="Symbol" w:hAnsi="Symbol" w:cs="Symbol" w:hint="default"/>
-      </w:rPr>
+        <w:ind w:left="2880" w:hanging="480"/>
+      </w:pPr>
     </w:lvl>
     <w:lvl w:ilvl="4">
       <w:numFmt w:val="bullet"/>
-      <w:lvlText w:val="o"/>
+      <w:lvlText w:val="•"/>
       <w:lvlJc w:val="left"/>
       <w:pPr>
-        <w:ind w:left="3600" w:hanging="360"/>
-      </w:pPr>
-      <w:rPr>
-        <w:rFonts w:ascii="Courier New" w:hAnsi="Courier New" w:cs="Courier New" w:hint="default"/>
-      </w:rPr>
+        <w:ind w:left="3600" w:hanging="480"/>
+      </w:pPr>
     </w:lvl>
     <w:lvl w:ilvl="5">
       <w:numFmt w:val="bullet"/>
-      <w:lvlText w:val=""/>
+      <w:lvlText w:val="–"/>
       <w:lvlJc w:val="left"/>
       <w:pPr>
-        <w:ind w:left="4320" w:hanging="360"/>
-      </w:pPr>
-      <w:rPr>
-        <w:rFonts w:ascii="Wingdings" w:hAnsi="Wingdings" w:cs="Wingdings" w:hint="default"/>
-      </w:rPr>
+        <w:ind w:left="4320" w:hanging="480"/>
+      </w:pPr>
     </w:lvl>
     <w:lvl w:ilvl="6">
       <w:numFmt w:val="bullet"/>
-      <w:lvlText w:val=""/>
+      <w:lvlText w:val="•"/>
       <w:lvlJc w:val="left"/>
       <w:pPr>
-        <w:ind w:left="5040" w:hanging="360"/>
-      </w:pPr>
-      <w:rPr>
-        <w:rFonts w:ascii="Symbol" w:hAnsi="Symbol" w:cs="Symbol" w:hint="default"/>
-      </w:rPr>
+        <w:ind w:left="5040" w:hanging="480"/>
+      </w:pPr>
     </w:lvl>
     <w:lvl w:ilvl="7">
       <w:numFmt w:val="bullet"/>
-      <w:lvlText w:val="o"/>
+      <w:lvlText w:val="–"/>
       <w:lvlJc w:val="left"/>
       <w:pPr>
-        <w:ind w:left="5760" w:hanging="360"/>
-      </w:pPr>
-      <w:rPr>
-        <w:rFonts w:ascii="Courier New" w:hAnsi="Courier New" w:cs="Courier New" w:hint="default"/>
-      </w:rPr>
+        <w:ind w:left="5760" w:hanging="480"/>
+      </w:pPr>
     </w:lvl>
     <w:lvl w:ilvl="8">
       <w:numFmt w:val="bullet"/>
-      <w:lvlText w:val=""/>
+      <w:lvlText w:val="•"/>
       <w:lvlJc w:val="left"/>
       <w:pPr>
-        <w:ind w:left="6480" w:hanging="360"/>
-      </w:pPr>
-      <w:rPr>
-        <w:rFonts w:ascii="Wingdings" w:hAnsi="Wingdings" w:cs="Wingdings" w:hint="default"/>
-      </w:rPr>
+        <w:ind w:left="6480" w:hanging="480"/>
+      </w:pPr>
     </w:lvl>
   </w:abstractNum>
   <w:abstractNum w:abstractNumId="99412">
-    <w:nsid w:val="00A99412"/>
+    <w:nsid w:val="A99412"/>
     <w:multiLevelType w:val="multilevel"/>
     <w:lvl w:ilvl="0">
       <w:start w:val="2"/>
@@ -6649,7 +6618,7 @@
       <w:lvlText w:val="%1."/>
       <w:lvlJc w:val="left"/>
       <w:pPr>
-        <w:ind w:left="720" w:hanging="360"/>
+        <w:ind w:left="720" w:hanging="480"/>
       </w:pPr>
     </w:lvl>
     <w:lvl w:ilvl="1">
@@ -6658,7 +6627,7 @@
       <w:lvlText w:val="%2."/>
       <w:lvlJc w:val="left"/>
       <w:pPr>
-        <w:ind w:left="1440" w:hanging="360"/>
+        <w:ind w:left="1440" w:hanging="480"/>
       </w:pPr>
     </w:lvl>
     <w:lvl w:ilvl="2">
@@ -6667,7 +6636,7 @@
       <w:lvlText w:val="%3."/>
       <w:lvlJc w:val="left"/>
       <w:pPr>
-        <w:ind w:left="2160" w:hanging="360"/>
+        <w:ind w:left="2160" w:hanging="480"/>
       </w:pPr>
     </w:lvl>
     <w:lvl w:ilvl="3">
@@ -6676,7 +6645,7 @@
       <w:lvlText w:val="%4."/>
       <w:lvlJc w:val="left"/>
       <w:pPr>
-        <w:ind w:left="2880" w:hanging="360"/>
+        <w:ind w:left="2880" w:hanging="480"/>
       </w:pPr>
     </w:lvl>
     <w:lvl w:ilvl="4">
@@ -6685,7 +6654,7 @@
       <w:lvlText w:val="%5."/>
       <w:lvlJc w:val="left"/>
       <w:pPr>
-        <w:ind w:left="3600" w:hanging="360"/>
+        <w:ind w:left="3600" w:hanging="480"/>
       </w:pPr>
     </w:lvl>
     <w:lvl w:ilvl="5">
@@ -6694,7 +6663,7 @@
       <w:lvlText w:val="%6."/>
       <w:lvlJc w:val="left"/>
       <w:pPr>
-        <w:ind w:left="4320" w:hanging="360"/>
+        <w:ind w:left="4320" w:hanging="480"/>
       </w:pPr>
     </w:lvl>
     <w:lvl w:ilvl="6">
@@ -6703,7 +6672,7 @@
       <w:lvlText w:val="%7."/>
       <w:lvlJc w:val="left"/>
       <w:pPr>
-        <w:ind w:left="5040" w:hanging="360"/>
+        <w:ind w:left="5040" w:hanging="480"/>
       </w:pPr>
     </w:lvl>
     <w:lvl w:ilvl="7">
@@ -6712,7 +6681,7 @@
       <w:lvlText w:val="%8."/>
       <w:lvlJc w:val="left"/>
       <w:pPr>
-        <w:ind w:left="5760" w:hanging="360"/>
+        <w:ind w:left="5760" w:hanging="480"/>
       </w:pPr>
     </w:lvl>
     <w:lvl w:ilvl="8">
@@ -6721,12 +6690,12 @@
       <w:lvlText w:val="%9."/>
       <w:lvlJc w:val="left"/>
       <w:pPr>
-        <w:ind w:left="6480" w:hanging="360"/>
+        <w:ind w:left="6480" w:hanging="480"/>
       </w:pPr>
     </w:lvl>
   </w:abstractNum>
   <w:abstractNum w:abstractNumId="99411">
-    <w:nsid w:val="00A99411"/>
+    <w:nsid w:val="A99411"/>
     <w:multiLevelType w:val="multilevel"/>
     <w:lvl w:ilvl="0">
       <w:start w:val="1"/>
@@ -6734,7 +6703,7 @@
       <w:lvlText w:val="%1."/>
       <w:lvlJc w:val="left"/>
       <w:pPr>
-        <w:ind w:left="720" w:hanging="360"/>
+        <w:ind w:left="720" w:hanging="480"/>
       </w:pPr>
     </w:lvl>
     <w:lvl w:ilvl="1">
@@ -6743,7 +6712,7 @@
       <w:lvlText w:val="%2."/>
       <w:lvlJc w:val="left"/>
       <w:pPr>
-        <w:ind w:left="1440" w:hanging="360"/>
+        <w:ind w:left="1440" w:hanging="480"/>
       </w:pPr>
     </w:lvl>
     <w:lvl w:ilvl="2">
@@ -6752,7 +6721,7 @@
       <w:lvlText w:val="%3."/>
       <w:lvlJc w:val="left"/>
       <w:pPr>
-        <w:ind w:left="2160" w:hanging="360"/>
+        <w:ind w:left="2160" w:hanging="480"/>
       </w:pPr>
     </w:lvl>
     <w:lvl w:ilvl="3">
@@ -6761,7 +6730,7 @@
       <w:lvlText w:val="%4."/>
       <w:lvlJc w:val="left"/>
       <w:pPr>
-        <w:ind w:left="2880" w:hanging="360"/>
+        <w:ind w:left="2880" w:hanging="480"/>
       </w:pPr>
     </w:lvl>
     <w:lvl w:ilvl="4">
@@ -6770,7 +6739,7 @@
       <w:lvlText w:val="%5."/>
       <w:lvlJc w:val="left"/>
       <w:pPr>
-        <w:ind w:left="3600" w:hanging="360"/>
+        <w:ind w:left="3600" w:hanging="480"/>
       </w:pPr>
     </w:lvl>
     <w:lvl w:ilvl="5">
@@ -6779,7 +6748,7 @@
       <w:lvlText w:val="%6."/>
       <w:lvlJc w:val="left"/>
       <w:pPr>
-        <w:ind w:left="4320" w:hanging="360"/>
+        <w:ind w:left="4320" w:hanging="480"/>
       </w:pPr>
     </w:lvl>
     <w:lvl w:ilvl="6">
@@ -6788,7 +6757,7 @@
       <w:lvlText w:val="%7."/>
       <w:lvlJc w:val="left"/>
       <w:pPr>
-        <w:ind w:left="5040" w:hanging="360"/>
+        <w:ind w:left="5040" w:hanging="480"/>
       </w:pPr>
     </w:lvl>
     <w:lvl w:ilvl="7">
@@ -6797,7 +6766,7 @@
       <w:lvlText w:val="%8."/>
       <w:lvlJc w:val="left"/>
       <w:pPr>
-        <w:ind w:left="5760" w:hanging="360"/>
+        <w:ind w:left="5760" w:hanging="480"/>
       </w:pPr>
     </w:lvl>
     <w:lvl w:ilvl="8">
@@ -6806,12 +6775,12 @@
       <w:lvlText w:val="%9."/>
       <w:lvlJc w:val="left"/>
       <w:pPr>
-        <w:ind w:left="6480" w:hanging="360"/>
+        <w:ind w:left="6480" w:hanging="480"/>
       </w:pPr>
     </w:lvl>
   </w:abstractNum>
   <w:abstractNum w:abstractNumId="994129">
-    <w:nsid w:val="0A994129"/>
+    <w:nsid w:val="A994129"/>
     <w:multiLevelType w:val="multilevel"/>
     <w:lvl w:ilvl="0">
       <w:start w:val="29"/>
@@ -6819,7 +6788,7 @@
       <w:lvlText w:val="%1."/>
       <w:lvlJc w:val="left"/>
       <w:pPr>
-        <w:ind w:left="720" w:hanging="360"/>
+        <w:ind w:left="720" w:hanging="480"/>
       </w:pPr>
     </w:lvl>
     <w:lvl w:ilvl="1">
@@ -6828,7 +6797,7 @@
       <w:lvlText w:val="%2."/>
       <w:lvlJc w:val="left"/>
       <w:pPr>
-        <w:ind w:left="1440" w:hanging="360"/>
+        <w:ind w:left="1440" w:hanging="480"/>
       </w:pPr>
     </w:lvl>
     <w:lvl w:ilvl="2">
@@ -6837,7 +6806,7 @@
       <w:lvlText w:val="%3."/>
       <w:lvlJc w:val="left"/>
       <w:pPr>
-        <w:ind w:left="2160" w:hanging="360"/>
+        <w:ind w:left="2160" w:hanging="480"/>
       </w:pPr>
     </w:lvl>
     <w:lvl w:ilvl="3">
@@ -6846,7 +6815,7 @@
       <w:lvlText w:val="%4."/>
       <w:lvlJc w:val="left"/>
       <w:pPr>
-        <w:ind w:left="2880" w:hanging="360"/>
+        <w:ind w:left="2880" w:hanging="480"/>
       </w:pPr>
     </w:lvl>
     <w:lvl w:ilvl="4">
@@ -6855,7 +6824,7 @@
       <w:lvlText w:val="%5."/>
       <w:lvlJc w:val="left"/>
       <w:pPr>
-        <w:ind w:left="3600" w:hanging="360"/>
+        <w:ind w:left="3600" w:hanging="480"/>
       </w:pPr>
     </w:lvl>
     <w:lvl w:ilvl="5">
@@ -6864,7 +6833,7 @@
       <w:lvlText w:val="%6."/>
       <w:lvlJc w:val="left"/>
       <w:pPr>
-        <w:ind w:left="4320" w:hanging="360"/>
+        <w:ind w:left="4320" w:hanging="480"/>
       </w:pPr>
     </w:lvl>
     <w:lvl w:ilvl="6">
@@ -6873,7 +6842,7 @@
       <w:lvlText w:val="%7."/>
       <w:lvlJc w:val="left"/>
       <w:pPr>
-        <w:ind w:left="5040" w:hanging="360"/>
+        <w:ind w:left="5040" w:hanging="480"/>
       </w:pPr>
     </w:lvl>
     <w:lvl w:ilvl="7">
@@ -6882,7 +6851,7 @@
       <w:lvlText w:val="%8."/>
       <w:lvlJc w:val="left"/>
       <w:pPr>
-        <w:ind w:left="5760" w:hanging="360"/>
+        <w:ind w:left="5760" w:hanging="480"/>
       </w:pPr>
     </w:lvl>
     <w:lvl w:ilvl="8">
@@ -6891,7 +6860,7 @@
       <w:lvlText w:val="%9."/>
       <w:lvlJc w:val="left"/>
       <w:pPr>
-        <w:ind w:left="6480" w:hanging="360"/>
+        <w:ind w:left="6480" w:hanging="480"/>
       </w:pPr>
     </w:lvl>
   </w:abstractNum>
@@ -7167,10 +7136,10 @@
   <w:docDefaults>
     <w:rPrDefault>
       <w:rPr>
-        <w:rFonts w:asciiTheme="minorHAnsi" w:cstheme="minorBidi" w:eastAsiaTheme="minorEastAsia" w:hAnsiTheme="minorHAnsi"/>
+        <w:rFonts w:asciiTheme="minorHAnsi" w:cstheme="minorBidi" w:eastAsiaTheme="minorHAnsi" w:hAnsiTheme="minorHAnsi"/>
         <w:sz w:val="24"/>
         <w:szCs w:val="24"/>
-        <w:lang w:bidi="ar-SA" w:eastAsia="zh-CN" w:val="en-US"/>
+        <w:lang w:bidi="ar-SA" w:eastAsia="en-US" w:val="en-US"/>
       </w:rPr>
     </w:rPrDefault>
     <w:pPrDefault>
@@ -7188,10 +7157,10 @@
     <w:name w:val="Body Text"/>
     <w:basedOn w:val="Normal"/>
     <w:link w:val="BodyTextChar"/>
-    <w:qFormat/>
     <w:pPr>
       <w:spacing w:after="180" w:before="180"/>
     </w:pPr>
+    <w:qFormat/>
   </w:style>
   <w:style w:customStyle="1" w:styleId="FirstParagraph" w:type="paragraph">
     <w:name w:val="First Paragraph"/>
@@ -7211,94 +7180,57 @@
     <w:name w:val="Title"/>
     <w:basedOn w:val="Normal"/>
     <w:next w:val="BodyText"/>
-    <w:link w:val="TitleChar"/>
-    <w:uiPriority w:val="10"/>
     <w:qFormat/>
-    <w:rsid w:val="00A10FD9"/>
     <w:pPr>
-      <w:spacing w:after="80" w:line="240" w:lineRule="auto"/>
-      <w:contextualSpacing/>
+      <w:keepNext/>
+      <w:keepLines/>
+      <w:spacing w:after="240" w:before="480"/>
       <w:jc w:val="center"/>
     </w:pPr>
     <w:rPr>
       <w:rFonts w:asciiTheme="majorHAnsi" w:cstheme="majorBidi" w:eastAsiaTheme="majorEastAsia" w:hAnsiTheme="majorHAnsi"/>
-      <w:sz w:val="56"/>
-      <w:szCs w:val="56"/>
-    </w:rPr>
-  </w:style>
-  <w:style w:customStyle="1" w:styleId="TitleChar" w:type="character">
-    <w:name w:val="Title Char"/>
-    <w:basedOn w:val="DefaultParagraphFont"/>
-    <w:link w:val="Title"/>
-    <w:uiPriority w:val="10"/>
-    <w:rsid w:val="00A10FD9"/>
-    <w:rPr>
-      <w:rFonts w:asciiTheme="majorHAnsi" w:cstheme="majorBidi" w:eastAsiaTheme="majorEastAsia" w:hAnsiTheme="majorHAnsi"/>
-      <w:sz w:val="56"/>
-      <w:szCs w:val="56"/>
+      <w:b/>
+      <w:bCs/>
+      <w:color w:themeColor="accent1" w:themeShade="B5" w:val="345A8A"/>
+      <w:sz w:val="36"/>
+      <w:szCs w:val="36"/>
     </w:rPr>
   </w:style>
   <w:style w:styleId="Subtitle" w:type="paragraph">
     <w:name w:val="Subtitle"/>
     <w:basedOn w:val="Title"/>
     <w:next w:val="BodyText"/>
-    <w:link w:val="SubtitleChar"/>
-    <w:uiPriority w:val="11"/>
     <w:qFormat/>
-    <w:rsid w:val="00A10FD9"/>
     <w:pPr>
-      <w:numPr>
-        <w:ilvl w:val="1"/>
-      </w:numPr>
+      <w:keepNext/>
+      <w:keepLines/>
+      <w:spacing w:after="240" w:before="240"/>
+      <w:jc w:val="center"/>
     </w:pPr>
     <w:rPr>
-      <w:rFonts w:cstheme="majorBidi" w:eastAsiaTheme="majorEastAsia"/>
-      <w:spacing w:val="15"/>
-      <w:sz w:val="28"/>
-      <w:szCs w:val="28"/>
-    </w:rPr>
-  </w:style>
-  <w:style w:customStyle="1" w:styleId="SubtitleChar" w:type="character">
-    <w:name w:val="Subtitle Char"/>
-    <w:basedOn w:val="DefaultParagraphFont"/>
-    <w:link w:val="Subtitle"/>
-    <w:uiPriority w:val="11"/>
-    <w:rsid w:val="00A10FD9"/>
-    <w:rPr>
-      <w:rFonts w:cstheme="majorBidi" w:eastAsiaTheme="majorEastAsia"/>
-      <w:color w:themeColor="text1" w:themeTint="A6" w:val="595959"/>
-      <w:spacing w:val="15"/>
-      <w:sz w:val="28"/>
-      <w:szCs w:val="28"/>
+      <w:sz w:val="30"/>
+      <w:szCs w:val="30"/>
     </w:rPr>
   </w:style>
   <w:style w:customStyle="1" w:styleId="Author" w:type="paragraph">
     <w:name w:val="Author"/>
-    <w:basedOn w:val="Title"/>
     <w:next w:val="BodyText"/>
     <w:qFormat/>
     <w:pPr>
       <w:keepNext/>
       <w:keepLines/>
+      <w:jc w:val="center"/>
     </w:pPr>
-    <w:rPr>
-      <w:sz w:val="24"/>
-      <w:szCs w:val="24"/>
-    </w:rPr>
   </w:style>
   <w:style w:styleId="Date" w:type="paragraph">
     <w:name w:val="Date"/>
-    <w:basedOn w:val="Title"/>
     <w:next w:val="BodyText"/>
     <w:qFormat/>
     <w:pPr>
       <w:keepNext/>
       <w:keepLines/>
+      <w:jc w:val="center"/>
     </w:pPr>
-    <w:rPr>
-      <w:sz w:val="24"/>
-      <w:szCs w:val="24"/>
-    </w:rPr>
   </w:style>
   <w:style w:customStyle="1" w:styleId="AbstractTitle" w:type="paragraph">
     <w:name w:val="Abstract Title"/>
@@ -7308,13 +7240,15 @@
     <w:pPr>
       <w:keepNext/>
       <w:keepLines/>
+      <w:jc w:val="center"/>
       <w:spacing w:after="0" w:before="300"/>
-      <w:jc w:val="center"/>
     </w:pPr>
     <w:rPr>
-      <w:b/>
       <w:sz w:val="20"/>
       <w:szCs w:val="20"/>
+      <w:b/>
+      <w:color w:val="345A8A"/>
+      &gt;
     </w:rPr>
   </w:style>
   <w:style w:customStyle="1" w:styleId="Abstract" w:type="paragraph">
@@ -7341,321 +7275,191 @@
     <w:rPr/>
   </w:style>
   <w:style w:styleId="Heading1" w:type="paragraph">
-    <w:name w:val="heading 1"/>
+    <w:name w:val="Heading 1"/>
     <w:basedOn w:val="Normal"/>
     <w:next w:val="BodyText"/>
-    <w:link w:val="Heading1Char"/>
     <w:uiPriority w:val="9"/>
     <w:qFormat/>
-    <w:rsid w:val="00A10FD9"/>
     <w:pPr>
       <w:keepNext/>
       <w:keepLines/>
-      <w:spacing w:after="80" w:before="360"/>
+      <w:spacing w:after="0" w:before="480"/>
       <w:outlineLvl w:val="0"/>
     </w:pPr>
     <w:rPr>
       <w:rFonts w:asciiTheme="majorHAnsi" w:cstheme="majorBidi" w:eastAsiaTheme="majorEastAsia" w:hAnsiTheme="majorHAnsi"/>
-      <w:color w:themeColor="accent1" w:themeShade="BF" w:val="0F4761"/>
-      <w:sz w:val="40"/>
-      <w:szCs w:val="40"/>
+      <w:b/>
+      <w:bCs/>
+      <w:color w:themeColor="accent1" w:val="4F81BD"/>
+      <w:sz w:val="32"/>
+      <w:szCs w:val="32"/>
     </w:rPr>
   </w:style>
   <w:style w:styleId="Heading2" w:type="paragraph">
-    <w:name w:val="heading 2"/>
+    <w:name w:val="Heading 2"/>
     <w:basedOn w:val="Normal"/>
     <w:next w:val="BodyText"/>
-    <w:link w:val="Heading2Char"/>
     <w:uiPriority w:val="9"/>
-    <w:semiHidden/>
     <w:unhideWhenUsed/>
     <w:qFormat/>
-    <w:rsid w:val="00A10FD9"/>
     <w:pPr>
       <w:keepNext/>
       <w:keepLines/>
-      <w:spacing w:after="80" w:before="160"/>
+      <w:spacing w:after="0" w:before="200"/>
       <w:outlineLvl w:val="1"/>
     </w:pPr>
     <w:rPr>
       <w:rFonts w:asciiTheme="majorHAnsi" w:cstheme="majorBidi" w:eastAsiaTheme="majorEastAsia" w:hAnsiTheme="majorHAnsi"/>
-      <w:color w:themeColor="accent1" w:themeShade="BF" w:val="0F4761"/>
-      <w:sz w:val="32"/>
-      <w:szCs w:val="32"/>
-    </w:rPr>
-  </w:style>
-  <w:style w:styleId="Heading3" w:type="paragraph">
-    <w:name w:val="heading 3"/>
-    <w:basedOn w:val="Normal"/>
-    <w:next w:val="BodyText"/>
-    <w:link w:val="Heading3Char"/>
-    <w:uiPriority w:val="9"/>
-    <w:semiHidden/>
-    <w:unhideWhenUsed/>
-    <w:qFormat/>
-    <w:rsid w:val="00A10FD9"/>
-    <w:pPr>
-      <w:keepNext/>
-      <w:keepLines/>
-      <w:spacing w:after="80" w:before="160"/>
-      <w:outlineLvl w:val="2"/>
-    </w:pPr>
-    <w:rPr>
-      <w:rFonts w:cstheme="majorBidi" w:eastAsiaTheme="majorEastAsia"/>
-      <w:color w:themeColor="accent1" w:themeShade="BF" w:val="0F4761"/>
+      <w:b/>
+      <w:bCs/>
+      <w:color w:themeColor="accent1" w:val="4F81BD"/>
       <w:sz w:val="28"/>
       <w:szCs w:val="28"/>
     </w:rPr>
   </w:style>
-  <w:style w:styleId="Heading4" w:type="paragraph">
-    <w:name w:val="heading 4"/>
+  <w:style w:styleId="Heading3" w:type="paragraph">
+    <w:name w:val="Heading 3"/>
     <w:basedOn w:val="Normal"/>
     <w:next w:val="BodyText"/>
-    <w:link w:val="Heading4Char"/>
     <w:uiPriority w:val="9"/>
-    <w:semiHidden/>
     <w:unhideWhenUsed/>
     <w:qFormat/>
-    <w:rsid w:val="00A10FD9"/>
     <w:pPr>
       <w:keepNext/>
       <w:keepLines/>
-      <w:spacing w:after="40" w:before="80"/>
+      <w:spacing w:after="0" w:before="200"/>
+      <w:outlineLvl w:val="2"/>
+    </w:pPr>
+    <w:rPr>
+      <w:rFonts w:asciiTheme="majorHAnsi" w:cstheme="majorBidi" w:eastAsiaTheme="majorEastAsia" w:hAnsiTheme="majorHAnsi"/>
+      <w:b/>
+      <w:bCs/>
+      <w:color w:themeColor="accent1" w:val="4F81BD"/>
+      <w:sz w:val="24"/>
+      <w:szCs w:val="24"/>
+    </w:rPr>
+  </w:style>
+  <w:style w:styleId="Heading4" w:type="paragraph">
+    <w:name w:val="Heading 4"/>
+    <w:basedOn w:val="Normal"/>
+    <w:next w:val="BodyText"/>
+    <w:uiPriority w:val="9"/>
+    <w:unhideWhenUsed/>
+    <w:qFormat/>
+    <w:pPr>
+      <w:keepNext/>
+      <w:keepLines/>
+      <w:spacing w:after="0" w:before="200"/>
       <w:outlineLvl w:val="3"/>
     </w:pPr>
     <w:rPr>
-      <w:rFonts w:cstheme="majorBidi" w:eastAsiaTheme="majorEastAsia"/>
+      <w:rFonts w:asciiTheme="majorHAnsi" w:cstheme="majorBidi" w:eastAsiaTheme="majorEastAsia" w:hAnsiTheme="majorHAnsi"/>
       <w:i/>
-      <w:iCs/>
-      <w:color w:themeColor="accent1" w:themeShade="BF" w:val="0F4761"/>
+      <w:bCs/>
+      <w:color w:themeColor="accent1" w:val="4F81BD"/>
+      <w:sz w:val="24"/>
+      <w:szCs w:val="24"/>
     </w:rPr>
   </w:style>
   <w:style w:styleId="Heading5" w:type="paragraph">
-    <w:name w:val="heading 5"/>
+    <w:name w:val="Heading 5"/>
     <w:basedOn w:val="Normal"/>
     <w:next w:val="BodyText"/>
-    <w:link w:val="Heading5Char"/>
     <w:uiPriority w:val="9"/>
-    <w:semiHidden/>
     <w:unhideWhenUsed/>
     <w:qFormat/>
-    <w:rsid w:val="00A10FD9"/>
     <w:pPr>
       <w:keepNext/>
       <w:keepLines/>
-      <w:spacing w:after="40" w:before="80"/>
+      <w:spacing w:after="0" w:before="200"/>
       <w:outlineLvl w:val="4"/>
     </w:pPr>
     <w:rPr>
-      <w:rFonts w:cstheme="majorBidi" w:eastAsiaTheme="majorEastAsia"/>
-      <w:color w:themeColor="accent1" w:themeShade="BF" w:val="0F4761"/>
+      <w:rFonts w:asciiTheme="majorHAnsi" w:cstheme="majorBidi" w:eastAsiaTheme="majorEastAsia" w:hAnsiTheme="majorHAnsi"/>
+      <w:iCs/>
+      <w:color w:themeColor="accent1" w:val="4F81BD"/>
+      <w:sz w:val="24"/>
+      <w:szCs w:val="24"/>
     </w:rPr>
   </w:style>
   <w:style w:styleId="Heading6" w:type="paragraph">
-    <w:name w:val="heading 6"/>
+    <w:name w:val="Heading 6"/>
     <w:basedOn w:val="Normal"/>
     <w:next w:val="BodyText"/>
-    <w:link w:val="Heading6Char"/>
     <w:uiPriority w:val="9"/>
-    <w:semiHidden/>
     <w:unhideWhenUsed/>
     <w:qFormat/>
-    <w:rsid w:val="00A10FD9"/>
     <w:pPr>
       <w:keepNext/>
       <w:keepLines/>
-      <w:spacing w:after="0" w:before="40"/>
+      <w:spacing w:after="0" w:before="200"/>
       <w:outlineLvl w:val="5"/>
     </w:pPr>
     <w:rPr>
-      <w:rFonts w:cstheme="majorBidi" w:eastAsiaTheme="majorEastAsia"/>
-      <w:i/>
-      <w:iCs/>
-      <w:color w:themeColor="text1" w:themeTint="A6" w:val="595959"/>
+      <w:rFonts w:asciiTheme="majorHAnsi" w:cstheme="majorBidi" w:eastAsiaTheme="majorEastAsia" w:hAnsiTheme="majorHAnsi"/>
+      <w:color w:themeColor="accent1" w:val="4F81BD"/>
+      <w:sz w:val="24"/>
+      <w:szCs w:val="24"/>
     </w:rPr>
   </w:style>
   <w:style w:styleId="Heading7" w:type="paragraph">
-    <w:name w:val="heading 7"/>
+    <w:name w:val="Heading 7"/>
     <w:basedOn w:val="Normal"/>
     <w:next w:val="BodyText"/>
-    <w:link w:val="Heading7Char"/>
     <w:uiPriority w:val="9"/>
-    <w:semiHidden/>
     <w:unhideWhenUsed/>
     <w:qFormat/>
-    <w:rsid w:val="00A10FD9"/>
     <w:pPr>
       <w:keepNext/>
       <w:keepLines/>
-      <w:spacing w:after="0" w:before="40"/>
+      <w:spacing w:after="0" w:before="200"/>
       <w:outlineLvl w:val="6"/>
     </w:pPr>
     <w:rPr>
-      <w:rFonts w:cstheme="majorBidi" w:eastAsiaTheme="majorEastAsia"/>
-      <w:color w:themeColor="text1" w:themeTint="A6" w:val="595959"/>
+      <w:rFonts w:asciiTheme="majorHAnsi" w:cstheme="majorBidi" w:eastAsiaTheme="majorEastAsia" w:hAnsiTheme="majorHAnsi"/>
+      <w:color w:themeColor="accent1" w:val="4F81BD"/>
+      <w:sz w:val="24"/>
+      <w:szCs w:val="24"/>
     </w:rPr>
   </w:style>
   <w:style w:styleId="Heading8" w:type="paragraph">
-    <w:name w:val="heading 8"/>
+    <w:name w:val="Heading 8"/>
     <w:basedOn w:val="Normal"/>
     <w:next w:val="BodyText"/>
-    <w:link w:val="Heading8Char"/>
     <w:uiPriority w:val="9"/>
-    <w:semiHidden/>
     <w:unhideWhenUsed/>
     <w:qFormat/>
-    <w:rsid w:val="00A10FD9"/>
     <w:pPr>
       <w:keepNext/>
       <w:keepLines/>
-      <w:spacing w:after="0"/>
+      <w:spacing w:after="0" w:before="200"/>
       <w:outlineLvl w:val="7"/>
     </w:pPr>
     <w:rPr>
-      <w:rFonts w:cstheme="majorBidi" w:eastAsiaTheme="majorEastAsia"/>
-      <w:i/>
-      <w:iCs/>
-      <w:color w:themeColor="text1" w:themeTint="D8" w:val="272727"/>
+      <w:rFonts w:asciiTheme="majorHAnsi" w:cstheme="majorBidi" w:eastAsiaTheme="majorEastAsia" w:hAnsiTheme="majorHAnsi"/>
+      <w:color w:themeColor="accent1" w:val="4F81BD"/>
+      <w:sz w:val="24"/>
+      <w:szCs w:val="24"/>
     </w:rPr>
   </w:style>
   <w:style w:styleId="Heading9" w:type="paragraph">
-    <w:name w:val="heading 9"/>
+    <w:name w:val="Heading 9"/>
     <w:basedOn w:val="Normal"/>
     <w:next w:val="BodyText"/>
-    <w:link w:val="Heading9Char"/>
     <w:uiPriority w:val="9"/>
-    <w:semiHidden/>
     <w:unhideWhenUsed/>
     <w:qFormat/>
-    <w:rsid w:val="00A10FD9"/>
     <w:pPr>
       <w:keepNext/>
       <w:keepLines/>
-      <w:spacing w:after="0"/>
+      <w:spacing w:after="0" w:before="200"/>
       <w:outlineLvl w:val="8"/>
     </w:pPr>
     <w:rPr>
-      <w:rFonts w:cstheme="majorBidi" w:eastAsiaTheme="majorEastAsia"/>
-      <w:color w:themeColor="text1" w:themeTint="D8" w:val="272727"/>
-    </w:rPr>
-  </w:style>
-  <w:style w:customStyle="1" w:styleId="Heading1Char" w:type="character">
-    <w:name w:val="Heading 1 Char"/>
-    <w:basedOn w:val="DefaultParagraphFont"/>
-    <w:link w:val="Heading1"/>
-    <w:uiPriority w:val="9"/>
-    <w:rsid w:val="00A10FD9"/>
-    <w:rPr>
       <w:rFonts w:asciiTheme="majorHAnsi" w:cstheme="majorBidi" w:eastAsiaTheme="majorEastAsia" w:hAnsiTheme="majorHAnsi"/>
-      <w:color w:themeColor="accent1" w:themeShade="BF" w:val="0F4761"/>
-      <w:sz w:val="40"/>
-      <w:szCs w:val="40"/>
-    </w:rPr>
-  </w:style>
-  <w:style w:customStyle="1" w:styleId="Heading2Char" w:type="character">
-    <w:name w:val="Heading 2 Char"/>
-    <w:basedOn w:val="DefaultParagraphFont"/>
-    <w:link w:val="Heading2"/>
-    <w:uiPriority w:val="9"/>
-    <w:semiHidden/>
-    <w:rsid w:val="00A10FD9"/>
-    <w:rPr>
-      <w:rFonts w:asciiTheme="majorHAnsi" w:cstheme="majorBidi" w:eastAsiaTheme="majorEastAsia" w:hAnsiTheme="majorHAnsi"/>
-      <w:color w:themeColor="accent1" w:themeShade="BF" w:val="0F4761"/>
-      <w:sz w:val="32"/>
-      <w:szCs w:val="32"/>
-    </w:rPr>
-  </w:style>
-  <w:style w:customStyle="1" w:styleId="Heading3Char" w:type="character">
-    <w:name w:val="Heading 3 Char"/>
-    <w:basedOn w:val="DefaultParagraphFont"/>
-    <w:link w:val="Heading3"/>
-    <w:uiPriority w:val="9"/>
-    <w:semiHidden/>
-    <w:rsid w:val="00A10FD9"/>
-    <w:rPr>
-      <w:rFonts w:cstheme="majorBidi" w:eastAsiaTheme="majorEastAsia"/>
-      <w:color w:themeColor="accent1" w:themeShade="BF" w:val="0F4761"/>
-      <w:sz w:val="28"/>
-      <w:szCs w:val="28"/>
-    </w:rPr>
-  </w:style>
-  <w:style w:customStyle="1" w:styleId="Heading4Char" w:type="character">
-    <w:name w:val="Heading 4 Char"/>
-    <w:basedOn w:val="DefaultParagraphFont"/>
-    <w:link w:val="Heading4"/>
-    <w:uiPriority w:val="9"/>
-    <w:semiHidden/>
-    <w:rsid w:val="00A10FD9"/>
-    <w:rPr>
-      <w:rFonts w:cstheme="majorBidi" w:eastAsiaTheme="majorEastAsia"/>
-      <w:i/>
-      <w:iCs/>
-      <w:color w:themeColor="accent1" w:themeShade="BF" w:val="0F4761"/>
-    </w:rPr>
-  </w:style>
-  <w:style w:customStyle="1" w:styleId="Heading5Char" w:type="character">
-    <w:name w:val="Heading 5 Char"/>
-    <w:basedOn w:val="DefaultParagraphFont"/>
-    <w:link w:val="Heading5"/>
-    <w:uiPriority w:val="9"/>
-    <w:semiHidden/>
-    <w:rsid w:val="00A10FD9"/>
-    <w:rPr>
-      <w:rFonts w:cstheme="majorBidi" w:eastAsiaTheme="majorEastAsia"/>
-      <w:color w:themeColor="accent1" w:themeShade="BF" w:val="0F4761"/>
-    </w:rPr>
-  </w:style>
-  <w:style w:customStyle="1" w:styleId="Heading6Char" w:type="character">
-    <w:name w:val="Heading 6 Char"/>
-    <w:basedOn w:val="DefaultParagraphFont"/>
-    <w:link w:val="Heading6"/>
-    <w:uiPriority w:val="9"/>
-    <w:semiHidden/>
-    <w:rsid w:val="00A10FD9"/>
-    <w:rPr>
-      <w:rFonts w:cstheme="majorBidi" w:eastAsiaTheme="majorEastAsia"/>
-      <w:i/>
-      <w:iCs/>
-      <w:color w:themeColor="text1" w:themeTint="A6" w:val="595959"/>
-    </w:rPr>
-  </w:style>
-  <w:style w:customStyle="1" w:styleId="Heading7Char" w:type="character">
-    <w:name w:val="Heading 7 Char"/>
-    <w:basedOn w:val="DefaultParagraphFont"/>
-    <w:link w:val="Heading7"/>
-    <w:uiPriority w:val="9"/>
-    <w:semiHidden/>
-    <w:rsid w:val="00A10FD9"/>
-    <w:rPr>
-      <w:rFonts w:cstheme="majorBidi" w:eastAsiaTheme="majorEastAsia"/>
-      <w:color w:themeColor="text1" w:themeTint="A6" w:val="595959"/>
-    </w:rPr>
-  </w:style>
-  <w:style w:customStyle="1" w:styleId="Heading8Char" w:type="character">
-    <w:name w:val="Heading 8 Char"/>
-    <w:basedOn w:val="DefaultParagraphFont"/>
-    <w:link w:val="Heading8"/>
-    <w:uiPriority w:val="9"/>
-    <w:semiHidden/>
-    <w:rsid w:val="00A10FD9"/>
-    <w:rPr>
-      <w:rFonts w:cstheme="majorBidi" w:eastAsiaTheme="majorEastAsia"/>
-      <w:i/>
-      <w:iCs/>
-      <w:color w:themeColor="text1" w:themeTint="D8" w:val="272727"/>
-    </w:rPr>
-  </w:style>
-  <w:style w:customStyle="1" w:styleId="Heading9Char" w:type="character">
-    <w:name w:val="Heading 9 Char"/>
-    <w:basedOn w:val="DefaultParagraphFont"/>
-    <w:link w:val="Heading9"/>
-    <w:uiPriority w:val="9"/>
-    <w:semiHidden/>
-    <w:rsid w:val="00A10FD9"/>
-    <w:rPr>
-      <w:rFonts w:cstheme="majorBidi" w:eastAsiaTheme="majorEastAsia"/>
-      <w:color w:themeColor="text1" w:themeTint="D8" w:val="272727"/>
+      <w:color w:themeColor="accent1" w:val="4F81BD"/>
+      <w:sz w:val="24"/>
+      <w:szCs w:val="24"/>
     </w:rPr>
   </w:style>
   <w:style w:styleId="BlockText" w:type="paragraph">
@@ -7678,18 +7482,6 @@
     <w:unhideWhenUsed/>
     <w:qFormat/>
   </w:style>
-  <w:style w:styleId="FootnoteBlockText" w:type="paragraph">
-    <w:name w:val="Footnote Block Text"/>
-    <w:basedOn w:val="FootnoteText"/>
-    <w:next w:val="FootnoteText"/>
-    <w:uiPriority w:val="9"/>
-    <w:unhideWhenUsed/>
-    <w:qFormat/>
-    <w:pPr>
-      <w:spacing w:after="100" w:before="100"/>
-      <w:ind w:firstLine="0" w:left="480" w:right="480"/>
-    </w:pPr>
-  </w:style>
   <w:style w:default="1" w:styleId="DefaultParagraphFont" w:type="character">
     <w:name w:val="Default Paragraph Font"/>
     <w:semiHidden/>
@@ -7711,11 +7503,18 @@
       </w:tblCellMar>
     </w:tblPr>
     <w:tblStylePr w:type="firstRow">
+      <w:tblPr>
+        <w:jc w:val="left"/>
+        <w:tblInd w:type="dxa" w:w="0"/>
+      </w:tblPr>
+      <w:trPr>
+        <w:jc w:val="left"/>
+      </w:trPr>
       <w:tcPr>
+        <w:vAlign w:val="bottom"/>
         <w:tcBorders>
           <w:bottom w:val="single"/>
         </w:tcBorders>
-        <w:vAlign w:val="bottom"/>
       </w:tcPr>
     </w:tblStylePr>
   </w:style>
@@ -7830,8 +7629,8 @@
     <w:name w:val="KeywordTok"/>
     <w:basedOn w:val="VerbatimChar"/>
     <w:rPr>
+      <w:color w:val="007020"/>
       <w:b/>
-      <w:color w:val="007020"/>
     </w:rPr>
   </w:style>
   <w:style w:type="character" w:customStyle="1" w:styleId="DataTypeTok">
@@ -7908,42 +7707,42 @@
     <w:name w:val="ImportTok"/>
     <w:basedOn w:val="VerbatimChar"/>
     <w:rPr>
+      <w:color w:val="008000"/>
       <w:b/>
-      <w:color w:val="008000"/>
     </w:rPr>
   </w:style>
   <w:style w:type="character" w:customStyle="1" w:styleId="CommentTok">
     <w:name w:val="CommentTok"/>
     <w:basedOn w:val="VerbatimChar"/>
     <w:rPr>
+      <w:color w:val="60a0b0"/>
       <w:i/>
-      <w:color w:val="60a0b0"/>
     </w:rPr>
   </w:style>
   <w:style w:type="character" w:customStyle="1" w:styleId="DocumentationTok">
     <w:name w:val="DocumentationTok"/>
     <w:basedOn w:val="VerbatimChar"/>
     <w:rPr>
+      <w:color w:val="ba2121"/>
       <w:i/>
-      <w:color w:val="ba2121"/>
     </w:rPr>
   </w:style>
   <w:style w:type="character" w:customStyle="1" w:styleId="AnnotationTok">
     <w:name w:val="AnnotationTok"/>
     <w:basedOn w:val="VerbatimChar"/>
     <w:rPr>
+      <w:color w:val="60a0b0"/>
       <w:b/>
       <w:i/>
-      <w:color w:val="60a0b0"/>
     </w:rPr>
   </w:style>
   <w:style w:type="character" w:customStyle="1" w:styleId="CommentVarTok">
     <w:name w:val="CommentVarTok"/>
     <w:basedOn w:val="VerbatimChar"/>
     <w:rPr>
+      <w:color w:val="60a0b0"/>
       <w:b/>
       <w:i/>
-      <w:color w:val="60a0b0"/>
     </w:rPr>
   </w:style>
   <w:style w:type="character" w:customStyle="1" w:styleId="OtherTok">
@@ -7971,8 +7770,8 @@
     <w:name w:val="ControlFlowTok"/>
     <w:basedOn w:val="VerbatimChar"/>
     <w:rPr>
+      <w:color w:val="007020"/>
       <w:b/>
-      <w:color w:val="007020"/>
     </w:rPr>
   </w:style>
   <w:style w:type="character" w:customStyle="1" w:styleId="OperatorTok">
@@ -8017,34 +7816,34 @@
     <w:name w:val="InformationTok"/>
     <w:basedOn w:val="VerbatimChar"/>
     <w:rPr>
+      <w:color w:val="60a0b0"/>
       <w:b/>
       <w:i/>
-      <w:color w:val="60a0b0"/>
     </w:rPr>
   </w:style>
   <w:style w:type="character" w:customStyle="1" w:styleId="WarningTok">
     <w:name w:val="WarningTok"/>
     <w:basedOn w:val="VerbatimChar"/>
     <w:rPr>
+      <w:color w:val="60a0b0"/>
       <w:b/>
       <w:i/>
-      <w:color w:val="60a0b0"/>
     </w:rPr>
   </w:style>
   <w:style w:type="character" w:customStyle="1" w:styleId="AlertTok">
     <w:name w:val="AlertTok"/>
     <w:basedOn w:val="VerbatimChar"/>
     <w:rPr>
+      <w:color w:val="ff0000"/>
       <w:b/>
-      <w:color w:val="ff0000"/>
     </w:rPr>
   </w:style>
   <w:style w:type="character" w:customStyle="1" w:styleId="ErrorTok">
     <w:name w:val="ErrorTok"/>
     <w:basedOn w:val="VerbatimChar"/>
     <w:rPr>
+      <w:color w:val="ff0000"/>
       <w:b/>
-      <w:color w:val="ff0000"/>
     </w:rPr>
   </w:style>
   <w:style w:type="character" w:customStyle="1" w:styleId="NormalTok">
@@ -8066,44 +7865,44 @@
         <a:sysClr val="window" lastClr="FFFFFF"/>
       </a:lt1>
       <a:dk2>
-        <a:srgbClr val="0E2841"/>
+        <a:srgbClr val="1F497D"/>
       </a:dk2>
       <a:lt2>
-        <a:srgbClr val="E8E8E8"/>
+        <a:srgbClr val="EEECE1"/>
       </a:lt2>
       <a:accent1>
-        <a:srgbClr val="156082"/>
+        <a:srgbClr val="4F81BD"/>
       </a:accent1>
       <a:accent2>
-        <a:srgbClr val="E97132"/>
+        <a:srgbClr val="C0504D"/>
       </a:accent2>
       <a:accent3>
-        <a:srgbClr val="196B24"/>
+        <a:srgbClr val="9BBB59"/>
       </a:accent3>
       <a:accent4>
-        <a:srgbClr val="0F9ED5"/>
+        <a:srgbClr val="8064A2"/>
       </a:accent4>
       <a:accent5>
-        <a:srgbClr val="A02B93"/>
+        <a:srgbClr val="4BACC6"/>
       </a:accent5>
       <a:accent6>
-        <a:srgbClr val="4EA72E"/>
+        <a:srgbClr val="F79646"/>
       </a:accent6>
       <a:hlink>
-        <a:srgbClr val="467886"/>
+        <a:srgbClr val="0000FF"/>
       </a:hlink>
       <a:folHlink>
-        <a:srgbClr val="96607D"/>
+        <a:srgbClr val="800080"/>
       </a:folHlink>
     </a:clrScheme>
     <a:fontScheme name="Office">
       <a:majorFont>
-        <a:latin typeface="Aptos Display" panose="02110004020202020204"/>
+        <a:latin typeface="Calibri"/>
         <a:ea typeface=""/>
         <a:cs typeface=""/>
-        <a:font script="Jpan" typeface="游ゴシック Light"/>
+        <a:font script="Jpan" typeface="ＭＳ ゴシック"/>
         <a:font script="Hang" typeface="맑은 고딕"/>
-        <a:font script="Hans" typeface="等线 Light"/>
+        <a:font script="Hans" typeface="宋体"/>
         <a:font script="Hant" typeface="新細明體"/>
         <a:font script="Arab" typeface="Times New Roman"/>
         <a:font script="Hebr" typeface="Times New Roman"/>
@@ -8130,32 +7929,14 @@
         <a:font script="Mong" typeface="Mongolian Baiti"/>
         <a:font script="Viet" typeface="Times New Roman"/>
         <a:font script="Uigh" typeface="Microsoft Uighur"/>
-        <a:font script="Geor" typeface="Sylfaen"/>
-        <a:font script="Armn" typeface="Arial"/>
-        <a:font script="Bugi" typeface="Leelawadee UI"/>
-        <a:font script="Bopo" typeface="Microsoft JhengHei"/>
-        <a:font script="Java" typeface="Javanese Text"/>
-        <a:font script="Lisu" typeface="Segoe UI"/>
-        <a:font script="Mymr" typeface="Myanmar Text"/>
-        <a:font script="Nkoo" typeface="Ebrima"/>
-        <a:font script="Olck" typeface="Nirmala UI"/>
-        <a:font script="Osma" typeface="Ebrima"/>
-        <a:font script="Phag" typeface="Phagspa"/>
-        <a:font script="Syrn" typeface="Estrangelo Edessa"/>
-        <a:font script="Syrj" typeface="Estrangelo Edessa"/>
-        <a:font script="Syre" typeface="Estrangelo Edessa"/>
-        <a:font script="Sora" typeface="Nirmala UI"/>
-        <a:font script="Tale" typeface="Microsoft Tai Le"/>
-        <a:font script="Talu" typeface="Microsoft New Tai Lue"/>
-        <a:font script="Tfng" typeface="Ebrima"/>
       </a:majorFont>
       <a:minorFont>
-        <a:latin typeface="Aptos" panose="02110004020202020204"/>
+        <a:latin typeface="Cambria"/>
         <a:ea typeface=""/>
         <a:cs typeface=""/>
-        <a:font script="Jpan" typeface="游明朝"/>
+        <a:font script="Jpan" typeface="ＭＳ 明朝"/>
         <a:font script="Hang" typeface="맑은 고딕"/>
-        <a:font script="Hans" typeface="等线"/>
+        <a:font script="Hans" typeface="宋体"/>
         <a:font script="Hant" typeface="新細明體"/>
         <a:font script="Arab" typeface="Arial"/>
         <a:font script="Hebr" typeface="Arial"/>
@@ -8182,24 +7963,6 @@
         <a:font script="Mong" typeface="Mongolian Baiti"/>
         <a:font script="Viet" typeface="Arial"/>
         <a:font script="Uigh" typeface="Microsoft Uighur"/>
-        <a:font script="Geor" typeface="Sylfaen"/>
-        <a:font script="Armn" typeface="Arial"/>
-        <a:font script="Bugi" typeface="Leelawadee UI"/>
-        <a:font script="Bopo" typeface="Microsoft JhengHei"/>
-        <a:font script="Java" typeface="Javanese Text"/>
-        <a:font script="Lisu" typeface="Segoe UI"/>
-        <a:font script="Mymr" typeface="Myanmar Text"/>
-        <a:font script="Nkoo" typeface="Ebrima"/>
-        <a:font script="Olck" typeface="Nirmala UI"/>
-        <a:font script="Osma" typeface="Ebrima"/>
-        <a:font script="Phag" typeface="Phagspa"/>
-        <a:font script="Syrn" typeface="Estrangelo Edessa"/>
-        <a:font script="Syrj" typeface="Estrangelo Edessa"/>
-        <a:font script="Syre" typeface="Estrangelo Edessa"/>
-        <a:font script="Sora" typeface="Nirmala UI"/>
-        <a:font script="Tale" typeface="Microsoft Tai Le"/>
-        <a:font script="Talu" typeface="Microsoft New Tai Lue"/>
-        <a:font script="Tfng" typeface="Ebrima"/>
       </a:minorFont>
     </a:fontScheme>
     <a:fmtScheme name="Office">
@@ -8211,141 +7974,200 @@
           <a:gsLst>
             <a:gs pos="0">
               <a:schemeClr val="phClr">
-                <a:lumMod val="110000"/>
-                <a:satMod val="105000"/>
-                <a:tint val="67000"/>
+                <a:tint val="50000"/>
+                <a:satMod val="300000"/>
               </a:schemeClr>
             </a:gs>
-            <a:gs pos="50000">
+            <a:gs pos="35000">
               <a:schemeClr val="phClr">
-                <a:lumMod val="105000"/>
-                <a:satMod val="103000"/>
-                <a:tint val="73000"/>
+                <a:tint val="37000"/>
+                <a:satMod val="300000"/>
               </a:schemeClr>
             </a:gs>
             <a:gs pos="100000">
               <a:schemeClr val="phClr">
-                <a:lumMod val="105000"/>
-                <a:satMod val="109000"/>
-                <a:tint val="81000"/>
+                <a:tint val="15000"/>
+                <a:satMod val="350000"/>
               </a:schemeClr>
             </a:gs>
           </a:gsLst>
-          <a:lin ang="5400000" scaled="0"/>
+          <a:lin ang="16200000" scaled="1"/>
         </a:gradFill>
         <a:gradFill rotWithShape="1">
           <a:gsLst>
             <a:gs pos="0">
               <a:schemeClr val="phClr">
-                <a:satMod val="103000"/>
-                <a:lumMod val="102000"/>
-                <a:tint val="94000"/>
-              </a:schemeClr>
-            </a:gs>
-            <a:gs pos="50000">
-              <a:schemeClr val="phClr">
-                <a:satMod val="110000"/>
-                <a:lumMod val="100000"/>
+                <a:tint val="100000"/>
                 <a:shade val="100000"/>
+                <a:satMod val="130000"/>
               </a:schemeClr>
             </a:gs>
             <a:gs pos="100000">
               <a:schemeClr val="phClr">
-                <a:lumMod val="99000"/>
-                <a:satMod val="120000"/>
-                <a:shade val="78000"/>
+                <a:tint val="50000"/>
+                <a:shade val="100000"/>
+                <a:satMod val="350000"/>
               </a:schemeClr>
             </a:gs>
           </a:gsLst>
-          <a:lin ang="5400000" scaled="0"/>
+          <a:lin ang="16200000" scaled="0"/>
         </a:gradFill>
       </a:fillStyleLst>
       <a:lnStyleLst>
-        <a:ln w="6350" cap="flat" cmpd="sng" algn="ctr">
+        <a:ln w="9525" cap="flat" cmpd="sng" algn="ctr">
+          <a:solidFill>
+            <a:schemeClr val="phClr">
+              <a:shade val="95000"/>
+              <a:satMod val="105000"/>
+            </a:schemeClr>
+          </a:solidFill>
+          <a:prstDash val="solid"/>
+        </a:ln>
+        <a:ln w="25400" cap="flat" cmpd="sng" algn="ctr">
           <a:solidFill>
             <a:schemeClr val="phClr"/>
           </a:solidFill>
           <a:prstDash val="solid"/>
-          <a:miter lim="800000"/>
         </a:ln>
-        <a:ln w="12700" cap="flat" cmpd="sng" algn="ctr">
+        <a:ln w="38100" cap="flat" cmpd="sng" algn="ctr">
           <a:solidFill>
             <a:schemeClr val="phClr"/>
           </a:solidFill>
           <a:prstDash val="solid"/>
-          <a:miter lim="800000"/>
-        </a:ln>
-        <a:ln w="19050" cap="flat" cmpd="sng" algn="ctr">
-          <a:solidFill>
-            <a:schemeClr val="phClr"/>
-          </a:solidFill>
-          <a:prstDash val="solid"/>
-          <a:miter lim="800000"/>
         </a:ln>
       </a:lnStyleLst>
       <a:effectStyleLst>
         <a:effectStyle>
-          <a:effectLst/>
-        </a:effectStyle>
-        <a:effectStyle>
-          <a:effectLst/>
+          <a:effectLst>
+            <a:outerShdw blurRad="40000" dist="20000" dir="5400000" rotWithShape="0">
+              <a:srgbClr val="000000">
+                <a:alpha val="38000"/>
+              </a:srgbClr>
+            </a:outerShdw>
+          </a:effectLst>
         </a:effectStyle>
         <a:effectStyle>
           <a:effectLst>
-            <a:outerShdw blurRad="57150" dist="19050" dir="5400000" algn="ctr" rotWithShape="0">
+            <a:outerShdw blurRad="40000" dist="23000" dir="5400000" rotWithShape="0">
               <a:srgbClr val="000000">
-                <a:alpha val="63000"/>
+                <a:alpha val="35000"/>
               </a:srgbClr>
             </a:outerShdw>
           </a:effectLst>
+        </a:effectStyle>
+        <a:effectStyle>
+          <a:effectLst>
+            <a:outerShdw blurRad="40000" dist="23000" dir="5400000" rotWithShape="0">
+              <a:srgbClr val="000000">
+                <a:alpha val="35000"/>
+              </a:srgbClr>
+            </a:outerShdw>
+          </a:effectLst>
+          <a:scene3d>
+            <a:camera prst="orthographicFront">
+              <a:rot lat="0" lon="0" rev="0"/>
+            </a:camera>
+            <a:lightRig rig="threePt" dir="t">
+              <a:rot lat="0" lon="0" rev="1200000"/>
+            </a:lightRig>
+          </a:scene3d>
+          <a:sp3d>
+            <a:bevelT w="63500" h="25400"/>
+          </a:sp3d>
         </a:effectStyle>
       </a:effectStyleLst>
       <a:bgFillStyleLst>
         <a:solidFill>
           <a:schemeClr val="phClr"/>
         </a:solidFill>
-        <a:solidFill>
-          <a:schemeClr val="phClr">
-            <a:tint val="95000"/>
-            <a:satMod val="170000"/>
-          </a:schemeClr>
-        </a:solidFill>
         <a:gradFill rotWithShape="1">
           <a:gsLst>
             <a:gs pos="0">
               <a:schemeClr val="phClr">
-                <a:tint val="93000"/>
-                <a:satMod val="150000"/>
-                <a:shade val="98000"/>
-                <a:lumMod val="102000"/>
+                <a:tint val="40000"/>
+                <a:satMod val="350000"/>
               </a:schemeClr>
             </a:gs>
-            <a:gs pos="50000">
+            <a:gs pos="40000">
               <a:schemeClr val="phClr">
-                <a:tint val="98000"/>
-                <a:satMod val="130000"/>
-                <a:shade val="90000"/>
-                <a:lumMod val="103000"/>
+                <a:tint val="45000"/>
+                <a:shade val="99000"/>
+                <a:satMod val="350000"/>
               </a:schemeClr>
             </a:gs>
             <a:gs pos="100000">
               <a:schemeClr val="phClr">
-                <a:shade val="63000"/>
-                <a:satMod val="120000"/>
+                <a:shade val="20000"/>
+                <a:satMod val="255000"/>
               </a:schemeClr>
             </a:gs>
           </a:gsLst>
-          <a:lin ang="5400000" scaled="0"/>
+          <a:path path="circle">
+            <a:fillToRect l="50000" t="-80000" r="50000" b="180000"/>
+          </a:path>
+        </a:gradFill>
+        <a:gradFill rotWithShape="1">
+          <a:gsLst>
+            <a:gs pos="0">
+              <a:schemeClr val="phClr">
+                <a:tint val="80000"/>
+                <a:satMod val="300000"/>
+              </a:schemeClr>
+            </a:gs>
+            <a:gs pos="100000">
+              <a:schemeClr val="phClr">
+                <a:shade val="30000"/>
+                <a:satMod val="200000"/>
+              </a:schemeClr>
+            </a:gs>
+          </a:gsLst>
+          <a:path path="circle">
+            <a:fillToRect l="50000" t="50000" r="50000" b="50000"/>
+          </a:path>
         </a:gradFill>
       </a:bgFillStyleLst>
     </a:fmtScheme>
   </a:themeElements>
-  <a:objectDefaults/>
+  <a:objectDefaults>
+    <a:spDef>
+      <a:spPr/>
+      <a:bodyPr/>
+      <a:lstStyle/>
+      <a:style>
+        <a:lnRef idx="1">
+          <a:schemeClr val="accent1"/>
+        </a:lnRef>
+        <a:fillRef idx="3">
+          <a:schemeClr val="accent1"/>
+        </a:fillRef>
+        <a:effectRef idx="2">
+          <a:schemeClr val="accent1"/>
+        </a:effectRef>
+        <a:fontRef idx="minor">
+          <a:schemeClr val="lt1"/>
+        </a:fontRef>
+      </a:style>
+    </a:spDef>
+    <a:lnDef>
+      <a:spPr/>
+      <a:bodyPr/>
+      <a:lstStyle/>
+      <a:style>
+        <a:lnRef idx="2">
+          <a:schemeClr val="accent1"/>
+        </a:lnRef>
+        <a:fillRef idx="0">
+          <a:schemeClr val="accent1"/>
+        </a:fillRef>
+        <a:effectRef idx="1">
+          <a:schemeClr val="accent1"/>
+        </a:effectRef>
+        <a:fontRef idx="minor">
+          <a:schemeClr val="tx1"/>
+        </a:fontRef>
+      </a:style>
+    </a:lnDef>
+  </a:objectDefaults>
   <a:extraClrSchemeLst/>
-  <a:extLst>
-    <a:ext uri="{05A4C25C-085E-4340-85A3-A5531E510DB2}">
-      <thm15:themeFamily xmlns:thm15="http://schemas.microsoft.com/office/thememl/2012/main" name="Office Theme" id="{2E142A2C-CD16-42D6-873A-C26D2A0506FA}" vid="{1BDDFF52-6CD6-40A5-AB3C-68EB2F1E4D0A}"/>
-    </a:ext>
-  </a:extLst>
 </a:theme>
 </file>
--- a/01-foundations/CIS_Controls_v8.1/Portugues_BR/CIS_Critical_Security_Controls_v8.1_Practical_Manager_and_Junior_Analyst_Manual_Portugues_BR_v1.0.docx
+++ b/01-foundations/CIS_Controls_v8.1/Portugues_BR/CIS_Critical_Security_Controls_v8.1_Practical_Manager_and_Junior_Analyst_Manual_Portugues_BR_v1.0.docx
@@ -2,40 +2,14 @@
 <file path=word/document.xml><?xml version="1.0" encoding="utf-8"?>
 <w:document xmlns:w="http://schemas.openxmlformats.org/wordprocessingml/2006/main" xmlns:m="http://schemas.openxmlformats.org/officeDocument/2006/math" xmlns:r="http://schemas.openxmlformats.org/officeDocument/2006/relationships" xmlns:o="urn:schemas-microsoft-com:office:office" xmlns:v="urn:schemas-microsoft-com:vml" xmlns:w10="urn:schemas-microsoft-com:office:word" xmlns:a="http://schemas.openxmlformats.org/drawingml/2006/main" xmlns:pic="http://schemas.openxmlformats.org/drawingml/2006/picture" xmlns:wp="http://schemas.openxmlformats.org/drawingml/2006/wordprocessingDrawing">
   <w:body>
-    <w:sdt>
-      <w:sdtPr>
-        <w:docPartObj>
-          <w:docPartGallery w:val="Table of Contents"/>
-          <w:docPartUnique/>
-        </w:docPartObj>
-      </w:sdtPr>
-      <w:sdtContent>
-        <w:p>
-          <w:pPr>
-            <w:pStyle w:val="TOCHeading"/>
-          </w:pPr>
-          <w:r>
-            <w:t xml:space="preserve">Table of Contents</w:t>
-          </w:r>
-        </w:p>
-        <w:p>
-          <w:r>
-            <w:fldChar w:fldCharType="begin" w:dirty="true"/>
-            <w:instrText xml:space="preserve">TOC \o "1-3" \h \z \u</w:instrText>
-            <w:fldChar w:fldCharType="separate"/>
-            <w:fldChar w:fldCharType="end"/>
-          </w:r>
-        </w:p>
-      </w:sdtContent>
-    </w:sdt>
     <w:p>
       <w:pPr>
         <w:pStyle w:val="BlockText"/>
       </w:pPr>
       <w:r>
         <w:rPr>
+          <w:bCs/>
           <w:b/>
-          <w:bCs/>
         </w:rPr>
         <w:t xml:space="preserve">Status da revisão:</w:t>
       </w:r>
@@ -60,8 +34,8 @@
       </w:pPr>
       <w:r>
         <w:rPr>
+          <w:bCs/>
           <w:b/>
-          <w:bCs/>
         </w:rPr>
         <w:t xml:space="preserve">CIS Critical Security Controls v8.1</w:t>
       </w:r>
@@ -76,11 +50,11 @@
     </w:p>
     <w:p>
       <w:pPr>
+        <w:numPr>
+          <w:ilvl w:val="0"/>
+          <w:numId w:val="1001"/>
+        </w:numPr>
         <w:pStyle w:val="Compact"/>
-        <w:numPr>
-          <w:ilvl w:val="0"/>
-          <w:numId w:val="1001"/>
-        </w:numPr>
       </w:pPr>
       <w:r>
         <w:t xml:space="preserve">Um manual de trabalho para gerentes, analistas júnior, estudantes, profissionais de mudança de carreira, avaliadores e equipes de segurança*</w:t>
@@ -102,7 +76,7 @@
         <w:t xml:space="preserve">Primeira edição • Julho de 2026</w:t>
       </w:r>
     </w:p>
-    <w:bookmarkStart w:id="9" w:name="Xf8a1e4956e8634914e3835ca3b453af7660da75"/>
+    <w:bookmarkStart w:id="20" w:name="Xf8a1e4956e8634914e3835ca3b453af7660da75"/>
     <w:p>
       <w:pPr>
         <w:pStyle w:val="Heading2"/>
@@ -111,8 +85,8 @@
         <w:t xml:space="preserve">No interior:** 18 Controlos • 153 Salvaguardas • IG1, IG2, IG3 • medição • evidência • ferramentas • livro de instruções do gestor • laboratórios • preparação para a carreira</w:t>
       </w:r>
     </w:p>
-    <w:bookmarkEnd w:id="9"/>
-    <w:bookmarkStart w:id="10" w:name="publicação-e-aviso-de-uso"/>
+    <w:bookmarkEnd w:id="20"/>
+    <w:bookmarkStart w:id="21" w:name="publicação-e-aviso-de-uso"/>
     <w:p>
       <w:pPr>
         <w:pStyle w:val="Heading1"/>
@@ -153,8 +127,8 @@
         <w:t xml:space="preserve">Os controles CIS são as melhores práticas de segurança cibernética. Não substituem as leis, regulamentos, contratos, requisitos do setor, avaliação de risco ou responsabilidade de gestão aplicáveis. Um mapeamento mostra relacionamentos; ele não prova automaticamente conformidade com outro framework.</w:t>
       </w:r>
     </w:p>
-    <w:bookmarkEnd w:id="10"/>
-    <w:bookmarkStart w:id="11" w:name="uso-ético-e-autorizado"/>
+    <w:bookmarkEnd w:id="21"/>
+    <w:bookmarkStart w:id="22" w:name="uso-ético-e-autorizado"/>
     <w:p>
       <w:pPr>
         <w:pStyle w:val="Heading1"/>
@@ -181,11 +155,11 @@
     </w:p>
     <w:p>
       <w:pPr>
+        <w:numPr>
+          <w:ilvl w:val="0"/>
+          <w:numId w:val="1002"/>
+        </w:numPr>
         <w:pStyle w:val="Compact"/>
-        <w:numPr>
-          <w:ilvl w:val="0"/>
-          <w:numId w:val="1002"/>
-        </w:numPr>
       </w:pPr>
       <w:r>
         <w:t xml:space="preserve">Uma introdução prática para a defesa cibernética priorizada e medição baseada em evidências.*</w:t>
@@ -1147,8 +1121,8 @@
         </w:r>
       </w:hyperlink>
     </w:p>
-    <w:bookmarkEnd w:id="11"/>
-    <w:bookmarkStart w:id="14" w:name="cis-controls-v8.1-fundações"/>
+    <w:bookmarkEnd w:id="22"/>
+    <w:bookmarkStart w:id="25" w:name="cis-controls-v8.1-fundações"/>
     <w:p>
       <w:pPr>
         <w:pStyle w:val="Heading1"/>
@@ -1159,11 +1133,11 @@
     </w:p>
     <w:p>
       <w:pPr>
+        <w:numPr>
+          <w:ilvl w:val="0"/>
+          <w:numId w:val="1004"/>
+        </w:numPr>
         <w:pStyle w:val="Compact"/>
-        <w:numPr>
-          <w:ilvl w:val="0"/>
-          <w:numId w:val="1004"/>
-        </w:numPr>
       </w:pPr>
       <w:r>
         <w:t xml:space="preserve">A versão atual, estrutura, propósito e limitações.*</w:t>
@@ -1248,7 +1222,7 @@
         <w:t xml:space="preserve">Existem mapeamentos oficiais para múltiplos quadros, mas a implementação deve ser verificada separadamente para cada requisito aplicável.</w:t>
       </w:r>
     </w:p>
-    <w:bookmarkStart w:id="12" w:name="section"/>
+    <w:bookmarkStart w:id="23" w:name="section"/>
     <w:p>
       <w:pPr>
         <w:pStyle w:val="Heading2"/>
@@ -1297,11 +1271,11 @@
     </w:p>
     <w:p>
       <w:pPr>
+        <w:numPr>
+          <w:ilvl w:val="0"/>
+          <w:numId w:val="1006"/>
+        </w:numPr>
         <w:pStyle w:val="Compact"/>
-        <w:numPr>
-          <w:ilvl w:val="0"/>
-          <w:numId w:val="1006"/>
-        </w:numPr>
       </w:pPr>
       <w:r>
         <w:t xml:space="preserve">Grupos de Implementação e Priorização</w:t>
@@ -1309,11 +1283,11 @@
     </w:p>
     <w:p>
       <w:pPr>
+        <w:numPr>
+          <w:ilvl w:val="0"/>
+          <w:numId w:val="1007"/>
+        </w:numPr>
         <w:pStyle w:val="Compact"/>
-        <w:numPr>
-          <w:ilvl w:val="0"/>
-          <w:numId w:val="1007"/>
-        </w:numPr>
       </w:pPr>
       <w:r>
         <w:t xml:space="preserve">Como IG1, IG2 e IG3 ajudam as organizações a escolher um ponto de partida realista.*</w:t>
@@ -1332,8 +1306,8 @@
         <w:t xml:space="preserve">Figura 2. Progressão do Grupo de Implementação</w:t>
       </w:r>
     </w:p>
-    <w:bookmarkEnd w:id="12"/>
-    <w:bookmarkStart w:id="13" w:name="X12712295119fbc0834529784f3daeccebe42d0e"/>
+    <w:bookmarkEnd w:id="23"/>
+    <w:bookmarkStart w:id="24" w:name="X12712295119fbc0834529784f3daeccebe42d0e"/>
     <w:p>
       <w:pPr>
         <w:pStyle w:val="Heading2"/>
@@ -1346,8 +1320,8 @@
       </w:r>
       <w:r>
         <w:rPr>
+          <w:bCs/>
           <w:b/>
-          <w:bCs/>
         </w:rPr>
         <w:t xml:space="preserve">Segurança</w:t>
       </w:r>
@@ -1362,8 +1336,8 @@
       </w:r>
       <w:r>
         <w:rPr>
+          <w:bCs/>
           <w:b/>
-          <w:bCs/>
         </w:rPr>
         <w:t xml:space="preserve">Objetivo</w:t>
       </w:r>
@@ -1443,9 +1417,9 @@
         <w:t xml:space="preserve">Use o oficial CIS Controls Navigator para filtrar v8.1 Salvaguardas e mapeamentos de revisão.</w:t>
       </w:r>
     </w:p>
-    <w:bookmarkEnd w:id="13"/>
-    <w:bookmarkEnd w:id="14"/>
-    <w:bookmarkStart w:id="16" w:name="governança-escopo-e-propriedade"/>
+    <w:bookmarkEnd w:id="24"/>
+    <w:bookmarkEnd w:id="25"/>
+    <w:bookmarkStart w:id="27" w:name="governança-escopo-e-propriedade"/>
     <w:p>
       <w:pPr>
         <w:pStyle w:val="Heading1"/>
@@ -1542,7 +1516,7 @@
         <w:t xml:space="preserve">Operar um ciclo de governança: priorizar, implementar, medir, corrigir, reteste e melhorar.</w:t>
       </w:r>
     </w:p>
-    <w:bookmarkStart w:id="15" w:name="decisão-ou-responsabilidade"/>
+    <w:bookmarkStart w:id="26" w:name="decisão-ou-responsabilidade"/>
     <w:p>
       <w:pPr>
         <w:pStyle w:val="Heading2"/>
@@ -1599,722 +1573,389 @@
       </w:r>
       <w:r>
         <w:t xml:space="preserve">Prestador de serviços □ Controles, evidências, incidentes, mudanças e suporte de saída contratados</w:t>
-      </w:r>
-    </w:p>
-    <w:bookmarkEnd w:id="15"/>
-    <w:bookmarkEnd w:id="16"/>
-    <w:bookmarkStart w:id="18" w:name="X06493154cf1c2f0205a15d3d7c0b7800f512d13"/>
-    <w:p>
-      <w:pPr>
-        <w:pStyle w:val="Heading1"/>
-      </w:pPr>
-      <w:r>
-        <w:t xml:space="preserve">4. Medição com a especificação de avaliação CIS</w:t>
-      </w:r>
-    </w:p>
-    <w:p>
-      <w:pPr>
-        <w:pStyle w:val="Compact"/>
-        <w:numPr>
-          <w:ilvl w:val="0"/>
-          <w:numId w:val="1010"/>
-        </w:numPr>
-      </w:pPr>
-      <w:r>
-        <w:t xml:space="preserve">Um método repetitivo para decidir se as salvaguardas são implementadas.*</w:t>
-      </w:r>
-    </w:p>
-    <w:p>
-      <w:pPr>
-        <w:pStyle w:val="FirstParagraph"/>
-      </w:pPr>
-    </w:p>
-    <w:p>
-      <w:pPr>
-        <w:pStyle w:val="BodyText"/>
-      </w:pPr>
-      <w:r>
-        <w:t xml:space="preserve">Figura 3. CIS Estrutura de medição de salvaguarda</w:t>
-      </w:r>
-    </w:p>
-    <w:p>
-      <w:pPr>
-        <w:pStyle w:val="Heading2"/>
-        <w:numPr>
-          <w:ilvl w:val="0"/>
-          <w:numId w:val="1011"/>
-        </w:numPr>
-      </w:pPr>
-      <w:bookmarkStart w:id="17" w:name="elemento-pergunta"/>
-      <w:r>
-        <w:t xml:space="preserve">Elemento** ** Pergunta**</w:t>
-      </w:r>
-      <w:bookmarkEnd w:id="17"/>
-    </w:p>
-    <w:p>
-      <w:pPr>
-        <w:numPr>
-          <w:ilvl w:val="0"/>
-          <w:numId w:val="1000"/>
-        </w:numPr>
-      </w:pPr>
-      <w:r>
-        <w:t xml:space="preserve">□ Proteger metadados Qual é a segurança exata, classe de ativos, função de segurança e IG?</w:t>
-      </w:r>
-      <w:r>
-        <w:t xml:space="preserve"> </w:t>
-      </w:r>
-      <w:r>
-        <w:t xml:space="preserve">Dependências Que outras salvaguardas ou populações devem existir primeiro?</w:t>
-      </w:r>
-      <w:r>
-        <w:t xml:space="preserve"> </w:t>
-      </w:r>
-      <w:r>
-        <w:t xml:space="preserve">Assunções Qual condição aceita afeta a medição?</w:t>
-      </w:r>
-      <w:r>
-        <w:t xml:space="preserve"> </w:t>
-      </w:r>
-      <w:r>
-        <w:t xml:space="preserve">Entradas Que dados completos e confiáveis são necessários? □</w:t>
-      </w:r>
-    </w:p>
-    <w:p>
-      <w:pPr>
-        <w:numPr>
-          <w:ilvl w:val="0"/>
-          <w:numId w:val="1011"/>
-        </w:numPr>
-      </w:pPr>
-      <w:r>
-        <w:t xml:space="preserve">Operações - Que análise deve ser realizada nas entradas?</w:t>
-      </w:r>
-      <w:r>
-        <w:t xml:space="preserve"> </w:t>
-      </w:r>
-      <w:r>
-        <w:t xml:space="preserve">Medidas O que conta, listas, datas, configurações ou resultados resultam?</w:t>
-      </w:r>
-      <w:r>
-        <w:t xml:space="preserve"> </w:t>
-      </w:r>
-      <w:r>
-        <w:t xml:space="preserve">Como as medidas são calculadas e interpretadas?</w:t>
-      </w:r>
-      <w:r>
-        <w:t xml:space="preserve"> </w:t>
-      </w:r>
-      <w:r>
-        <w:t xml:space="preserve">□ Revisão de procedimentos □ Existe um processo documentado e inclui elementos necessários? □</w:t>
-      </w:r>
-    </w:p>
-    <w:p>
-      <w:pPr>
-        <w:numPr>
-          <w:ilvl w:val="0"/>
-          <w:numId w:val="1011"/>
-        </w:numPr>
-      </w:pPr>
-      <w:r>
-        <w:t xml:space="preserve">Define exactamente a segurança e a população.</w:t>
-      </w:r>
-    </w:p>
-    <w:p>
-      <w:pPr>
-        <w:numPr>
-          <w:ilvl w:val="0"/>
-          <w:numId w:val="1011"/>
-        </w:numPr>
-      </w:pPr>
-      <w:r>
-        <w:t xml:space="preserve">Obter entradas necessárias e validar a completude, precisão, tempo, propriedade e confiabilidade da fonte.</w:t>
-      </w:r>
-    </w:p>
-    <w:p>
-      <w:pPr>
-        <w:numPr>
-          <w:ilvl w:val="0"/>
-          <w:numId w:val="1011"/>
-        </w:numPr>
-      </w:pPr>
-      <w:r>
-        <w:t xml:space="preserve">Siga as operações oficiais de medição ou documento de um método equivalente confiável.</w:t>
-      </w:r>
-    </w:p>
-    <w:p>
-      <w:pPr>
-        <w:numPr>
-          <w:ilvl w:val="0"/>
-          <w:numId w:val="1011"/>
-        </w:numPr>
-      </w:pPr>
-      <w:r>
-        <w:t xml:space="preserve">Manter os cálculos das medidas e a população de excepção subjacente — não apenas uma percentagem.</w:t>
-      </w:r>
-    </w:p>
-    <w:p>
-      <w:pPr>
-        <w:numPr>
-          <w:ilvl w:val="0"/>
-          <w:numId w:val="1011"/>
-        </w:numPr>
-      </w:pPr>
-      <w:r>
-        <w:t xml:space="preserve">Avaliar se a Salvaguarda está implementada e se está funcionando bem.</w:t>
-      </w:r>
-    </w:p>
-    <w:p>
-      <w:pPr>
-        <w:numPr>
-          <w:ilvl w:val="0"/>
-          <w:numId w:val="1011"/>
-        </w:numPr>
-      </w:pPr>
-      <w:r>
-        <w:t xml:space="preserve">Atribuir uma correção por falta de cobertura, má configuração, revisão atrasada, exceções, ou dados não confiáveis.</w:t>
-      </w:r>
-    </w:p>
-    <w:p>
-      <w:pPr>
-        <w:numPr>
-          <w:ilvl w:val="0"/>
-          <w:numId w:val="1011"/>
-        </w:numPr>
-      </w:pPr>
-      <w:r>
-        <w:t xml:space="preserve">Reteste usando os mesmos critérios e população atualizada.</w:t>
-      </w:r>
-    </w:p>
-    <w:p>
-      <w:pPr>
-        <w:numPr>
-          <w:ilvl w:val="0"/>
-          <w:numId w:val="1011"/>
-        </w:numPr>
-      </w:pPr>
-      <w:r>
-        <w:t xml:space="preserve">Denunciar escopo, resultado, exceção, limitação, proprietário, ação e data.</w:t>
-      </w:r>
-    </w:p>
-    <w:bookmarkEnd w:id="18"/>
-    <w:bookmarkStart w:id="19" w:name="roteiro-de-implementação"/>
-    <w:p>
-      <w:pPr>
-        <w:pStyle w:val="Heading1"/>
-      </w:pPr>
-      <w:r>
-        <w:t xml:space="preserve">5. Roteiro de Implementação</w:t>
-      </w:r>
-    </w:p>
-    <w:p>
-      <w:pPr>
-        <w:pStyle w:val="Compact"/>
-        <w:numPr>
-          <w:ilvl w:val="0"/>
-          <w:numId w:val="1012"/>
-        </w:numPr>
-      </w:pPr>
-      <w:r>
-        <w:t xml:space="preserve">Uma sequência prática de inventários para resiliência testada.*</w:t>
-      </w:r>
-    </w:p>
-    <w:p>
-      <w:pPr>
-        <w:numPr>
-          <w:ilvl w:val="0"/>
-          <w:numId w:val="1013"/>
-        </w:numPr>
-      </w:pPr>
-      <w:r>
-        <w:t xml:space="preserve">Escolha e documente o Grupo de Implementação inicial e quaisquer adições necessárias.</w:t>
-      </w:r>
-    </w:p>
-    <w:p>
-      <w:pPr>
-        <w:numPr>
-          <w:ilvl w:val="0"/>
-          <w:numId w:val="1013"/>
-        </w:numPr>
-      </w:pPr>
-      <w:r>
-        <w:t xml:space="preserve">Construir e conciliar as populações principais: ativos, software, dados, contas, sistemas de autenticação, rede, fornecedores, aplicações e logs.</w:t>
-      </w:r>
-    </w:p>
-    <w:p>
-      <w:pPr>
-        <w:numPr>
-          <w:ilvl w:val="0"/>
-          <w:numId w:val="1013"/>
-        </w:numPr>
-      </w:pPr>
-      <w:r>
-        <w:t xml:space="preserve">Implementar salvaguardas IG1 com proprietários, procedimentos, métricas de cobertura, exceções e evidências.</w:t>
-      </w:r>
-    </w:p>
-    <w:p>
-      <w:pPr>
-        <w:numPr>
-          <w:ilvl w:val="0"/>
-          <w:numId w:val="1013"/>
-        </w:numPr>
-      </w:pPr>
-      <w:r>
-        <w:t xml:space="preserve">Identidades seguras, configurações, vulnerabilidades, e-mail, navegadores, defesas de malware, backups e monitoramento essencial.</w:t>
-      </w:r>
-    </w:p>
-    <w:p>
-      <w:pPr>
-        <w:numPr>
-          <w:ilvl w:val="0"/>
-          <w:numId w:val="1013"/>
-        </w:numPr>
-      </w:pPr>
-      <w:r>
-        <w:t xml:space="preserve">Exercite resposta incidente e recuperação antes de uma emergência real.</w:t>
-      </w:r>
-    </w:p>
-    <w:p>
-      <w:pPr>
-        <w:numPr>
-          <w:ilvl w:val="0"/>
-          <w:numId w:val="1013"/>
-        </w:numPr>
-      </w:pPr>
-      <w:r>
-        <w:t xml:space="preserve">Medir cada salvaguarda aplicável usando entradas confiáveis e operações repetitivas.</w:t>
-      </w:r>
-    </w:p>
-    <w:p>
-      <w:pPr>
-        <w:numPr>
-          <w:ilvl w:val="0"/>
-          <w:numId w:val="1013"/>
-        </w:numPr>
-      </w:pPr>
-      <w:r>
-        <w:t xml:space="preserve">Corrigir a cobertura incompleta e repetir falhas; verificar correções através do reteste.</w:t>
-      </w:r>
-    </w:p>
-    <w:p>
-      <w:pPr>
-        <w:numPr>
-          <w:ilvl w:val="0"/>
-          <w:numId w:val="1013"/>
-        </w:numPr>
-      </w:pPr>
-      <w:r>
-        <w:t xml:space="preserve">Expandir para IG2 ou IG3 com base em risco, obrigações, maturidade e exposição à ameaça.</w:t>
-      </w:r>
-    </w:p>
-    <w:p>
-      <w:pPr>
-        <w:numPr>
-          <w:ilvl w:val="0"/>
-          <w:numId w:val="1013"/>
-        </w:numPr>
-      </w:pPr>
-      <w:r>
-        <w:t xml:space="preserve">Use mapeamentos oficiais para coordenar outros frameworks sem tratar mapeamentos como conformidade automática.</w:t>
-      </w:r>
-    </w:p>
-    <w:p>
-      <w:pPr>
-        <w:pStyle w:val="FirstParagraph"/>
-      </w:pPr>
-      <w:r>
-        <w:t xml:space="preserve">Princípio de implementação:** Um grupo menor de Salvaguardas que é totalmente escopo, operado, medido e melhorado é mais defensável do que uma longa lista marcada completa sem evidência confiável. □</w:t>
-      </w:r>
-      <w:r>
-        <w:t xml:space="preserve"> </w:t>
-      </w:r>
-      <w:r>
-        <w:t xml:space="preserve">□———————————————————————————————————————————————————————————————————————————————————————————</w:t>
-      </w:r>
-    </w:p>
-    <w:bookmarkEnd w:id="19"/>
-    <w:bookmarkStart w:id="22" w:name="X7695489a38f7c692e8afcb40666cce5b46824ac"/>
-    <w:p>
-      <w:pPr>
-        <w:pStyle w:val="Heading1"/>
-      </w:pPr>
-      <w:r>
-        <w:t xml:space="preserve">6. Controle 1 — Inventário e controle de ativos empresariais</w:t>
-      </w:r>
-    </w:p>
-    <w:p>
-      <w:pPr>
-        <w:pStyle w:val="Compact"/>
-        <w:numPr>
-          <w:ilvl w:val="0"/>
-          <w:numId w:val="1014"/>
-        </w:numPr>
-      </w:pPr>
-      <w:r>
-        <w:t xml:space="preserve">Todas as 5 Salvaguardas, significado simples, foco de verificação e evidência de exemplo.*</w:t>
-      </w:r>
-    </w:p>
-    <w:p>
-      <w:pPr>
-        <w:pStyle w:val="FirstParagraph"/>
-      </w:pPr>
-    </w:p>
-    <w:p>
-      <w:pPr>
-        <w:pStyle w:val="BodyText"/>
-      </w:pPr>
-      <w:r>
-        <w:t xml:space="preserve">Figura 4. Ciclo de inventário de ativos e software</w:t>
-      </w:r>
-    </w:p>
-    <w:bookmarkStart w:id="20" w:name="X9cbcb2868390f18733d53433a304c2c0ef02e49"/>
-    <w:p>
-      <w:pPr>
-        <w:pStyle w:val="Heading2"/>
-      </w:pPr>
-      <w:r>
-        <w:t xml:space="preserve">. ** Finalidade do controlo: ** Fortalecer a empresa através da implementação e medição de salvaguardas para o inventário e controle de ativos empresariais. □</w:t>
-      </w:r>
-    </w:p>
-    <w:bookmarkEnd w:id="20"/>
-    <w:bookmarkStart w:id="21" w:name="section-1"/>
-    <w:p>
-      <w:pPr>
-        <w:pStyle w:val="Heading2"/>
-      </w:pPr>
-      <w:r>
-        <w:t xml:space="preserve">* * * * * * * * * * * * * * * * * * * * * * * * * * * * * * * * * * * * * * * * * * * * * * * * * * * *</w:t>
-      </w:r>
-    </w:p>
-    <w:p>
-      <w:pPr>
-        <w:pStyle w:val="FirstParagraph"/>
-      </w:pPr>
-      <w:r>
-        <w:t xml:space="preserve">Introdução e manutenção detalhada Inventário de ativos corporativos Coloque em prática um processo repetível, de propriedade ou controle técnico para estabelecer e manter o Inventário de ativos corporativos detalhados, então verifique cobertura e exceções. Confirmar escopo definido, população, propriedade, implementação, frequência, cobertura, exceções, correção e reteste. Inventário de ativos, proprietários, status de aprovação, descoberta ativa/passiva, logs DHCP/IPAM, tickets não autorizados</w:t>
-      </w:r>
-      <w:r>
-        <w:t xml:space="preserve"> </w:t>
-      </w:r>
-      <w:r>
-        <w:t xml:space="preserve">Endereço Activos Não Autorizados Coloque um processo repetível, de propriedade ou controle técnico no local para abordar ativos não autorizados, em seguida, verificar cobertura e exceções. Confirmar escopo definido, população, propriedade, implementação, frequência, cobertura, exceções, correção e reteste. Inventário de ativos, proprietários, status de aprovação, descoberta ativa/passiva, logs DHCP/IPAM, tickets não autorizados</w:t>
-      </w:r>
-      <w:r>
-        <w:t xml:space="preserve"> </w:t>
-      </w:r>
-      <w:r>
-        <w:t xml:space="preserve">□ 1.3 □ Utilizar uma ferramenta de descoberta ativa Coloque no lugar um processo repetível, de propriedade ou controle técnico para utilizar uma ferramenta Active Discovery, então verifique cobertura e exceções. Confirmar escopo definido, população, propriedade, implementação, frequência, cobertura, exceções, correção e reteste. Inventário de ativos, proprietários, status de aprovação, descoberta ativa/passiva, logs DHCP/IPAM, tickets não autorizados</w:t>
-      </w:r>
-      <w:r>
-        <w:t xml:space="preserve"> </w:t>
-      </w:r>
-      <w:r>
-        <w:t xml:space="preserve">Use o DHCP Logging para atualizar o Inventário de Ativos Empresariais.Põr em prática um processo repetível, de propriedade ou controle técnico para usar o DHCP Logging para atualizar o Inventário de Ativos Empresariais, em seguida, verificar a cobertura e exceções. Confirmar escopo definido, população, propriedade, implementação, frequência, cobertura, exceções, correção e reteste. Inventário de ativos, proprietários, status de aprovação, descoberta ativa/passiva, logs DHCP/IPAM, tickets não autorizados</w:t>
-      </w:r>
-      <w:r>
-        <w:t xml:space="preserve"> </w:t>
-      </w:r>
-      <w:r>
-        <w:t xml:space="preserve">Use uma ferramenta de descoberta passiva de ativos Coloque no lugar um processo repetível, de propriedade ou controle técnico para usar uma ferramenta Passive Asset Discovery, então verifique cobertura e exceções. Confirmar escopo definido, população, propriedade, implementação, frequência, cobertura, exceções, correção e reteste. Inventário de ativos, proprietários, status de aprovação, descoberta ativa/passiva, logs DHCP/IPAM, tickets não autorizados</w:t>
-      </w:r>
-    </w:p>
-    <w:p>
-      <w:pPr>
-        <w:pStyle w:val="BodyText"/>
-      </w:pPr>
-      <w:r>
-        <w:t xml:space="preserve">Use o guia oficial de Controles CIS v8.1 e Especificações de Avaliação de Controles para linguagem de Salvaguarda exata, classe de ativos, função de segurança, Grupo de Implementação, dependências, entradas, operações, medidas, métricas e revisão processual.</w:t>
-      </w:r>
-    </w:p>
-    <w:bookmarkEnd w:id="21"/>
-    <w:bookmarkEnd w:id="22"/>
-    <w:bookmarkStart w:id="24" w:name="Xeb9b34ac7dc5be396e103312241fbdff6bec423"/>
-    <w:p>
-      <w:pPr>
-        <w:pStyle w:val="Heading1"/>
-      </w:pPr>
-      <w:r>
-        <w:t xml:space="preserve">7. Controle 2 — Inventário e Controle de Ativos de Software</w:t>
-      </w:r>
-    </w:p>
-    <w:p>
-      <w:pPr>
-        <w:pStyle w:val="Compact"/>
-        <w:numPr>
-          <w:ilvl w:val="0"/>
-          <w:numId w:val="1015"/>
-        </w:numPr>
-      </w:pPr>
-      <w:r>
-        <w:t xml:space="preserve">Todas as 7 Salvaguardas, significado simples, foco de verificação e evidência de exemplo.*</w:t>
-      </w:r>
-    </w:p>
-    <w:p>
-      <w:pPr>
-        <w:pStyle w:val="FirstParagraph"/>
-      </w:pPr>
-      <w:r>
-        <w:t xml:space="preserve">. ** Finalidade do controlo: ** Fortalecer a empresa através da implementação e medição de salvaguardas para o inventário e controle de ativos de software. □</w:t>
-      </w:r>
-      <w:r>
-        <w:t xml:space="preserve"> </w:t>
-      </w:r>
-      <w:r>
-        <w:t xml:space="preserve">□—————————————————————————————————————————————————————————————————————————————————————–</w:t>
-      </w:r>
-    </w:p>
-    <w:bookmarkStart w:id="23" w:name="section-2"/>
-    <w:p>
-      <w:pPr>
-        <w:pStyle w:val="Heading2"/>
-      </w:pPr>
-      <w:r>
-        <w:t xml:space="preserve">* * * * * * * * * * * * * * * * * * * * * * * * * * * * * * * * * * * * * * * * * * * * * * * * * * * *</w:t>
-      </w:r>
-    </w:p>
-    <w:p>
-      <w:pPr>
-        <w:pStyle w:val="FirstParagraph"/>
-      </w:pPr>
-      <w:r>
-        <w:t xml:space="preserve">Estabelecer e manter um Inventário de Software.Coloque em prática um processo repetível, de propriedade ou controle técnico para estabelecer e manter um Inventário de Software, então verifique cobertura e exceções. Confirmar escopo definido, população, propriedade, implementação, frequência, cobertura, exceções, correção e reteste. Inventário de software, status de suporte, lista aprovada, resultados de descoberta, exceções, política de allowlisting e eventos</w:t>
-      </w:r>
-      <w:r>
-        <w:t xml:space="preserve"> </w:t>
-      </w:r>
-      <w:r>
-        <w:t xml:space="preserve">• 2.2 • Certifique-se de que o Software Autorizado está atualmente suportado □ Coloque em prática um processo repetível, de propriedade ou controle técnico para garantir que o Software Autorizado esteja atualmente apoiado, então verifique cobertura e exceções. Confirmar escopo definido, população, propriedade, implementação, frequência, cobertura, exceções, correção e reteste. Inventário de software, status de suporte, lista aprovada, resultados de descoberta, exceções, política de allowlisting e eventos</w:t>
-      </w:r>
-      <w:r>
-        <w:t xml:space="preserve"> </w:t>
-      </w:r>
-      <w:r>
-        <w:t xml:space="preserve">Endereço Software não autorizado Coloque um processo repetível, de propriedade ou controle técnico no local para abordar Software não autorizado, em seguida, verificar cobertura e exceções. Confirmar escopo definido, população, propriedade, implementação, frequência, cobertura, exceções, correção e reteste. Inventário de software, status de suporte, lista aprovada, resultados de descoberta, exceções, política de allowlisting e eventos</w:t>
-      </w:r>
-      <w:r>
-        <w:t xml:space="preserve"> </w:t>
-      </w:r>
-      <w:r>
-        <w:t xml:space="preserve">□ 2.4 □ Utilizar ferramentas de inventário de software automatizadas Coloque um processo repetível, de propriedade ou controle técnico no local para utilizar Ferramentas de Inventário de Software Automatizado, em seguida, verifique cobertura e exceções. Confirmar escopo definido, população, propriedade, implementação, frequência, cobertura, exceções, correção e reteste. Inventário de software, status de suporte, lista aprovada, resultados de descoberta, exceções, política de allowlisting e eventos</w:t>
-      </w:r>
-      <w:r>
-        <w:t xml:space="preserve"> </w:t>
-      </w:r>
-      <w:r>
-        <w:t xml:space="preserve">Software Autorizado de Allowlist Coloque um processo repetível, de propriedade ou controle técnico no local para permitir o software autorizado lista, em seguida, verificar a cobertura e exceções. Confirmar escopo definido, população, propriedade, implementação, frequência, cobertura, exceções, correção e reteste. Inventário de software, status de suporte, lista aprovada, resultados de descoberta, exceções, política de allowlisting e eventos</w:t>
-      </w:r>
-      <w:r>
-        <w:t xml:space="preserve"> </w:t>
-      </w:r>
-      <w:r>
-        <w:t xml:space="preserve">2.6 □ Allowlist Bibliotecas Autorizadas □ Coloque em prática um processo repetível, de propriedade ou controle técnico para permitir a lista Bibliotecas Autorizadas, então verifique cobertura e exceções. Confirmar escopo definido, população, propriedade, implementação, frequência, cobertura, exceções, correção e reteste. Inventário de software, status de suporte, lista aprovada, resultados de descoberta, exceções, política de allowlisting e eventos</w:t>
-      </w:r>
-      <w:r>
-        <w:t xml:space="preserve"> </w:t>
-      </w:r>
-      <w:r>
-        <w:t xml:space="preserve">Lista de Allowlist Scripts Autorizados Coloque um processo repetível, de propriedade ou controle técnico no local para permitir Lista Scripts Autorizados, em seguida, verificar cobertura e exceções. Confirmar escopo definido, população, propriedade, implementação, frequência, cobertura, exceções, correção e reteste. Inventário de software, status de suporte, lista aprovada, resultados de descoberta, exceções, política de allowlisting e eventos</w:t>
-      </w:r>
-    </w:p>
-    <w:p>
-      <w:pPr>
-        <w:pStyle w:val="BodyText"/>
-      </w:pPr>
-      <w:r>
-        <w:t xml:space="preserve">Use o guia oficial de Controles CIS v8.1 e Especificações de Avaliação de Controles para linguagem de Salvaguarda exata, classe de ativos, função de segurança, Grupo de Implementação, dependências, entradas, operações, medidas, métricas e revisão processual.</w:t>
-      </w:r>
-    </w:p>
-    <w:bookmarkEnd w:id="23"/>
-    <w:bookmarkEnd w:id="24"/>
-    <w:bookmarkStart w:id="27" w:name="controle-3-proteção-de-dados"/>
-    <w:p>
-      <w:pPr>
-        <w:pStyle w:val="Heading1"/>
-      </w:pPr>
-      <w:r>
-        <w:t xml:space="preserve">8. Controle 3 — Proteção de dados</w:t>
-      </w:r>
-    </w:p>
-    <w:p>
-      <w:pPr>
-        <w:pStyle w:val="Compact"/>
-        <w:numPr>
-          <w:ilvl w:val="0"/>
-          <w:numId w:val="1016"/>
-        </w:numPr>
-      </w:pPr>
-      <w:r>
-        <w:t xml:space="preserve">Todas as 14 Salvaguardas, significado simples, foco de verificação e evidência de exemplo.*</w:t>
-      </w:r>
-    </w:p>
-    <w:p>
-      <w:pPr>
-        <w:pStyle w:val="FirstParagraph"/>
-      </w:pPr>
-    </w:p>
-    <w:p>
-      <w:pPr>
-        <w:pStyle w:val="BodyText"/>
-      </w:pPr>
-      <w:r>
-        <w:t xml:space="preserve">Figura 5. Ciclo de vida de proteção de dados</w:t>
-      </w:r>
-    </w:p>
-    <w:bookmarkStart w:id="25" w:name="Xafbf8e1b4b26e3da78f01c41e124c491db11a0b"/>
-    <w:p>
-      <w:pPr>
-        <w:pStyle w:val="Heading2"/>
-      </w:pPr>
-      <w:r>
-        <w:t xml:space="preserve">. ** Finalidade do controlo: ** Reforçar a empresa através da implementação e medição de salvaguardas para a protecção de dados. □</w:t>
-      </w:r>
-    </w:p>
-    <w:bookmarkEnd w:id="25"/>
-    <w:bookmarkStart w:id="26" w:name="section-3"/>
-    <w:p>
-      <w:pPr>
-        <w:pStyle w:val="Heading2"/>
-      </w:pPr>
-      <w:r>
-        <w:t xml:space="preserve">* * * * * * * * * * * * * * * * * * * * * * * * * * * * * * * * * * * * * * * * * * * * * * * * * * * *</w:t>
-      </w:r>
-    </w:p>
-    <w:p>
-      <w:pPr>
-        <w:pStyle w:val="FirstParagraph"/>
-      </w:pPr>
-      <w:r>
-        <w:t xml:space="preserve">3.1 Estabelecer e manter um processo de gerenciamento de dados .Põr em prática um processo repetível, de propriedade ou controle técnico para estabelecer e manter um processo de gerenciamento de dados, em seguida, verificar cobertura e exceções. Confirmar escopo definido, população, propriedade, implementação, frequência, cobertura, exceções, correção e reteste. Lista de dados, classificação, fluxos, ACLs, retenção, eliminação, criptografia, DLP e logs de acesso</w:t>
-      </w:r>
-      <w:r>
-        <w:t xml:space="preserve"> </w:t>
-      </w:r>
-      <w:r>
-        <w:t xml:space="preserve">3.2 Estabelecer e manter um Inventário de Dados .Põr em prática um processo repetível, de propriedade ou controle técnico para estabelecer e manter um Inventário de Dados, em seguida, verificar a cobertura e exceções. Confirmar escopo definido, população, propriedade, implementação, frequência, cobertura, exceções, correção e reteste. Lista de dados, classificação, fluxos, ACLs, retenção, eliminação, criptografia, DLP e logs de acesso</w:t>
-      </w:r>
-      <w:r>
-        <w:t xml:space="preserve"> </w:t>
-      </w:r>
-      <w:r>
-        <w:t xml:space="preserve">Configurar Listas de Controle de Acesso de Dados Coloque em prática um processo repetível, de propriedade ou controle técnico para configurar Listas de Controle de Acesso de Dados e, em seguida, verifique a cobertura e exceções. Confirmar escopo definido, população, propriedade, implementação, frequência, cobertura, exceções, correção e reteste. Lista de dados, classificação, fluxos, ACLs, retenção, eliminação, criptografia, DLP e logs de acesso</w:t>
-      </w:r>
-      <w:r>
-        <w:t xml:space="preserve"> </w:t>
-      </w:r>
-      <w:r>
-        <w:t xml:space="preserve">□ 3.4 □ Forçar a retenção de dados □ Coloque em prática um processo repetível, de propriedade ou controle técnico para impor a retenção de dados, em seguida, verificar a cobertura e exceções. Confirmar escopo definido, população, propriedade, implementação, frequência, cobertura, exceções, correção e reteste. Lista de dados, classificação, fluxos, ACLs, retenção, eliminação, criptografia, DLP e logs de acesso</w:t>
-      </w:r>
-      <w:r>
-        <w:t xml:space="preserve"> </w:t>
-      </w:r>
-      <w:r>
-        <w:t xml:space="preserve">3.5 □ Eliminar com segurança os dados Coloque em prática um processo repetível, de propriedade ou controle técnico para eliminar de forma segura os dados, então verifique a cobertura e exceções. Confirmar escopo definido, população, propriedade, implementação, frequência, cobertura, exceções, correção e reteste. Lista de dados, classificação, fluxos, ACLs, retenção, eliminação, criptografia, DLP e logs de acesso</w:t>
-      </w:r>
-      <w:r>
-        <w:t xml:space="preserve"> </w:t>
-      </w:r>
-      <w:r>
-        <w:t xml:space="preserve">□ 3.6 □ Criptografar Dados em Dispositivos de Usuário Final □ Coloque em prática um processo repetível, de propriedade ou controle técnico para criptografar Dados em Dispositivos de Usuário Final, então verifique cobertura e exceções. Confirmar escopo definido, população, propriedade, implementação, frequência, cobertura, exceções, correção e reteste. Lista de dados, classificação, fluxos, ACLs, retenção, eliminação, criptografia, DLP e logs de acesso</w:t>
-      </w:r>
-      <w:r>
-        <w:t xml:space="preserve"> </w:t>
-      </w:r>
-      <w:r>
-        <w:t xml:space="preserve">□ 3.7 □ Estabelecer e manter um esquema de classificação de dados □ Colocar em prática um processo repetível, de propriedade ou controle técnico para estabelecer e manter um esquema de classificação de dados, em seguida, verificar a cobertura e exceções. Confirmar escopo definido, população, propriedade, implementação, frequência, cobertura, exceções, correção e reteste. Lista de dados, classificação, fluxos, ACLs, retenção, eliminação, criptografia, DLP e logs de acesso</w:t>
-      </w:r>
-      <w:r>
-        <w:t xml:space="preserve"> </w:t>
-      </w:r>
-      <w:r>
-        <w:t xml:space="preserve">Os fluxos de dados do documento Coloque em prática um processo repetível, de propriedade ou controle técnico para documentar Fluxos de Dados, então verifique cobertura e exceções. Confirmar escopo definido, população, propriedade, implementação, frequência, cobertura, exceções, correção e reteste. Lista de dados, classificação, fluxos, ACLs, retenção, eliminação, criptografia, DLP e logs de acesso</w:t>
-      </w:r>
-      <w:r>
-        <w:t xml:space="preserve"> </w:t>
-      </w:r>
-      <w:r>
-        <w:t xml:space="preserve">.. 3.9 .. Criptografar dados em mídia removível .. Coloque um processo repetível, de propriedade ou controle técnico para criptografar dados em mídia removível, em seguida, verificar cobertura e exceções. Confirmar escopo definido, população, propriedade, implementação, frequência, cobertura, exceções, correção e reteste. Lista de dados, classificação, fluxos, ACLs, retenção, eliminação, criptografia, DLP e logs de acesso</w:t>
-      </w:r>
-      <w:r>
-        <w:t xml:space="preserve"> </w:t>
-      </w:r>
-      <w:r>
-        <w:t xml:space="preserve">3.10 Crypt Sensitive Data in Trânsito Coloque no lugar um processo repetível, de propriedade ou controle técnico para criptografar Dados Sensitivos em Trânsito, então verifique cobertura e exceções. Confirmar escopo definido, população, propriedade, implementação, frequência, cobertura, exceções, correção e reteste. Lista de dados, classificação, fluxos, ACLs, retenção, eliminação, criptografia, DLP e logs de acesso</w:t>
-      </w:r>
-      <w:r>
-        <w:t xml:space="preserve"> </w:t>
-      </w:r>
-      <w:r>
-        <w:t xml:space="preserve">Em repouso, criptografar dados sensíveis Coloque um processo repetível, de propriedade ou controle técnico no local para criptografar dados sensíveis em repouso, então verifique cobertura e exceções. Confirmar escopo definido, população, propriedade, implementação, frequência, cobertura, exceções, correção e reteste. Lista de dados, classificação, fluxos, ACLs, retenção, eliminação, criptografia, DLP e logs de acesso</w:t>
-      </w:r>
-      <w:r>
-        <w:t xml:space="preserve"> </w:t>
-      </w:r>
-      <w:r>
-        <w:t xml:space="preserve">Segmento Processamento e Armazenamento de Dados Baseado na Sensibilidade .. Coloque em prática um processo repetível, de propriedade ou controle técnico para segmentar Processamento e Armazenamento de Dados Baseado na Sensibilidade, então verifique cobertura e exceções. Confirmar escopo definido, população, propriedade, implementação, frequência, cobertura, exceções, correção e reteste. Lista de dados, classificação, fluxos, ACLs, retenção, eliminação, criptografia, DLP e logs de acesso</w:t>
-      </w:r>
-      <w:r>
-        <w:t xml:space="preserve"> </w:t>
-      </w:r>
-      <w:r>
-        <w:t xml:space="preserve">3.13 Implantar uma solução de prevenção de perda de dados Coloque em prática um processo repetível, de propriedade ou controle técnico para implantar uma Solução de Prevenção de Perda de Dados, então verifique cobertura e exceções. Confirmar escopo definido, população, propriedade, implementação, frequência, cobertura, exceções, correção e reteste. Lista de dados, classificação, fluxos, ACLs, retenção, eliminação, criptografia, DLP e logs de acesso</w:t>
-      </w:r>
-      <w:r>
-        <w:t xml:space="preserve"> </w:t>
-      </w:r>
-      <w:r>
-        <w:t xml:space="preserve">Acesso de Dados Sensíveis ao Log Coloque um processo repetível, de propriedade ou controle técnico no local para registrar o acesso de dados sensíveis, em seguida, verificar a cobertura e exceções. Confirmar escopo definido, população, propriedade, implementação, frequência, cobertura, exceções, correção e reteste. Lista de dados, classificação, fluxos, ACLs, retenção, eliminação, criptografia, DLP e logs de acesso</w:t>
-      </w:r>
-    </w:p>
-    <w:p>
-      <w:pPr>
-        <w:pStyle w:val="BodyText"/>
-      </w:pPr>
-      <w:r>
-        <w:t xml:space="preserve">Use o guia oficial de Controles CIS v8.1 e Especificações de Avaliação de Controles para linguagem de Salvaguarda exata, classe de ativos, função de segurança, Grupo de Implementação, dependências, entradas, operações, medidas, métricas e revisão processual.</w:t>
       </w:r>
     </w:p>
     <w:bookmarkEnd w:id="26"/>
     <w:bookmarkEnd w:id="27"/>
-    <w:bookmarkStart w:id="29" w:name="Xd2ef3f86512794823bc8b468f11f6ff2370559c"/>
+    <w:bookmarkStart w:id="29" w:name="X06493154cf1c2f0205a15d3d7c0b7800f512d13"/>
     <w:p>
       <w:pPr>
         <w:pStyle w:val="Heading1"/>
       </w:pPr>
       <w:r>
-        <w:t xml:space="preserve">9. Controle 4 — Configuração segura de ativos empresariais e software</w:t>
-      </w:r>
-    </w:p>
-    <w:p>
-      <w:pPr>
+        <w:t xml:space="preserve">4. Medição com a especificação de avaliação CIS</w:t>
+      </w:r>
+    </w:p>
+    <w:p>
+      <w:pPr>
+        <w:numPr>
+          <w:ilvl w:val="0"/>
+          <w:numId w:val="1010"/>
+        </w:numPr>
         <w:pStyle w:val="Compact"/>
-        <w:numPr>
-          <w:ilvl w:val="0"/>
-          <w:numId w:val="1017"/>
-        </w:numPr>
-      </w:pPr>
-      <w:r>
-        <w:t xml:space="preserve">Todas as 12 Salvaguardas, significado simples, foco de verificação e evidência de exemplo.*</w:t>
+      </w:pPr>
+      <w:r>
+        <w:t xml:space="preserve">Um método repetitivo para decidir se as salvaguardas são implementadas.*</w:t>
       </w:r>
     </w:p>
     <w:p>
       <w:pPr>
         <w:pStyle w:val="FirstParagraph"/>
       </w:pPr>
-      <w:r>
-        <w:t xml:space="preserve">. ** Finalidade do controlo: ** Fortaleça a empresa implementando e medindo salvaguardas para a configuração segura de ativos e software da empresa. □</w:t>
-      </w:r>
-      <w:r>
-        <w:t xml:space="preserve"> </w:t>
-      </w:r>
-      <w:r>
-        <w:t xml:space="preserve">□———————————————————————————————————————————————————————————————————————————</w:t>
-      </w:r>
-    </w:p>
-    <w:bookmarkStart w:id="28" w:name="section-4"/>
-    <w:p>
-      <w:pPr>
+    </w:p>
+    <w:p>
+      <w:pPr>
+        <w:pStyle w:val="BodyText"/>
+      </w:pPr>
+      <w:r>
+        <w:t xml:space="preserve">Figura 3. CIS Estrutura de medição de salvaguarda</w:t>
+      </w:r>
+    </w:p>
+    <w:p>
+      <w:pPr>
+        <w:numPr>
+          <w:ilvl w:val="0"/>
+          <w:numId w:val="1011"/>
+        </w:numPr>
         <w:pStyle w:val="Heading2"/>
       </w:pPr>
+      <w:bookmarkStart w:id="28" w:name="elemento-pergunta"/>
+      <w:r>
+        <w:t xml:space="preserve">Elemento** ** Pergunta**</w:t>
+      </w:r>
+      <w:bookmarkEnd w:id="28"/>
+    </w:p>
+    <w:p>
+      <w:pPr>
+        <w:numPr>
+          <w:ilvl w:val="0"/>
+          <w:numId w:val="1000"/>
+        </w:numPr>
+      </w:pPr>
+      <w:r>
+        <w:t xml:space="preserve">□ Proteger metadados Qual é a segurança exata, classe de ativos, função de segurança e IG?</w:t>
+      </w:r>
+      <w:r>
+        <w:t xml:space="preserve"> </w:t>
+      </w:r>
+      <w:r>
+        <w:t xml:space="preserve">Dependências Que outras salvaguardas ou populações devem existir primeiro?</w:t>
+      </w:r>
+      <w:r>
+        <w:t xml:space="preserve"> </w:t>
+      </w:r>
+      <w:r>
+        <w:t xml:space="preserve">Assunções Qual condição aceita afeta a medição?</w:t>
+      </w:r>
+      <w:r>
+        <w:t xml:space="preserve"> </w:t>
+      </w:r>
+      <w:r>
+        <w:t xml:space="preserve">Entradas Que dados completos e confiáveis são necessários? □</w:t>
+      </w:r>
+    </w:p>
+    <w:p>
+      <w:pPr>
+        <w:numPr>
+          <w:ilvl w:val="0"/>
+          <w:numId w:val="1011"/>
+        </w:numPr>
+      </w:pPr>
+      <w:r>
+        <w:t xml:space="preserve">Operações - Que análise deve ser realizada nas entradas?</w:t>
+      </w:r>
+      <w:r>
+        <w:t xml:space="preserve"> </w:t>
+      </w:r>
+      <w:r>
+        <w:t xml:space="preserve">Medidas O que conta, listas, datas, configurações ou resultados resultam?</w:t>
+      </w:r>
+      <w:r>
+        <w:t xml:space="preserve"> </w:t>
+      </w:r>
+      <w:r>
+        <w:t xml:space="preserve">Como as medidas são calculadas e interpretadas?</w:t>
+      </w:r>
+      <w:r>
+        <w:t xml:space="preserve"> </w:t>
+      </w:r>
+      <w:r>
+        <w:t xml:space="preserve">□ Revisão de procedimentos □ Existe um processo documentado e inclui elementos necessários? □</w:t>
+      </w:r>
+    </w:p>
+    <w:p>
+      <w:pPr>
+        <w:numPr>
+          <w:ilvl w:val="0"/>
+          <w:numId w:val="1011"/>
+        </w:numPr>
+      </w:pPr>
+      <w:r>
+        <w:t xml:space="preserve">Define exactamente a segurança e a população.</w:t>
+      </w:r>
+    </w:p>
+    <w:p>
+      <w:pPr>
+        <w:numPr>
+          <w:ilvl w:val="0"/>
+          <w:numId w:val="1011"/>
+        </w:numPr>
+      </w:pPr>
+      <w:r>
+        <w:t xml:space="preserve">Obter entradas necessárias e validar a completude, precisão, tempo, propriedade e confiabilidade da fonte.</w:t>
+      </w:r>
+    </w:p>
+    <w:p>
+      <w:pPr>
+        <w:numPr>
+          <w:ilvl w:val="0"/>
+          <w:numId w:val="1011"/>
+        </w:numPr>
+      </w:pPr>
+      <w:r>
+        <w:t xml:space="preserve">Siga as operações oficiais de medição ou documento de um método equivalente confiável.</w:t>
+      </w:r>
+    </w:p>
+    <w:p>
+      <w:pPr>
+        <w:numPr>
+          <w:ilvl w:val="0"/>
+          <w:numId w:val="1011"/>
+        </w:numPr>
+      </w:pPr>
+      <w:r>
+        <w:t xml:space="preserve">Manter os cálculos das medidas e a população de excepção subjacente — não apenas uma percentagem.</w:t>
+      </w:r>
+    </w:p>
+    <w:p>
+      <w:pPr>
+        <w:numPr>
+          <w:ilvl w:val="0"/>
+          <w:numId w:val="1011"/>
+        </w:numPr>
+      </w:pPr>
+      <w:r>
+        <w:t xml:space="preserve">Avaliar se a Salvaguarda está implementada e se está funcionando bem.</w:t>
+      </w:r>
+    </w:p>
+    <w:p>
+      <w:pPr>
+        <w:numPr>
+          <w:ilvl w:val="0"/>
+          <w:numId w:val="1011"/>
+        </w:numPr>
+      </w:pPr>
+      <w:r>
+        <w:t xml:space="preserve">Atribuir uma correção por falta de cobertura, má configuração, revisão atrasada, exceções, ou dados não confiáveis.</w:t>
+      </w:r>
+    </w:p>
+    <w:p>
+      <w:pPr>
+        <w:numPr>
+          <w:ilvl w:val="0"/>
+          <w:numId w:val="1011"/>
+        </w:numPr>
+      </w:pPr>
+      <w:r>
+        <w:t xml:space="preserve">Reteste usando os mesmos critérios e população atualizada.</w:t>
+      </w:r>
+    </w:p>
+    <w:p>
+      <w:pPr>
+        <w:numPr>
+          <w:ilvl w:val="0"/>
+          <w:numId w:val="1011"/>
+        </w:numPr>
+      </w:pPr>
+      <w:r>
+        <w:t xml:space="preserve">Denunciar escopo, resultado, exceção, limitação, proprietário, ação e data.</w:t>
+      </w:r>
+    </w:p>
+    <w:bookmarkEnd w:id="29"/>
+    <w:bookmarkStart w:id="30" w:name="roteiro-de-implementação"/>
+    <w:p>
+      <w:pPr>
+        <w:pStyle w:val="Heading1"/>
+      </w:pPr>
+      <w:r>
+        <w:t xml:space="preserve">5. Roteiro de Implementação</w:t>
+      </w:r>
+    </w:p>
+    <w:p>
+      <w:pPr>
+        <w:numPr>
+          <w:ilvl w:val="0"/>
+          <w:numId w:val="1012"/>
+        </w:numPr>
+        <w:pStyle w:val="Compact"/>
+      </w:pPr>
+      <w:r>
+        <w:t xml:space="preserve">Uma sequência prática de inventários para resiliência testada.*</w:t>
+      </w:r>
+    </w:p>
+    <w:p>
+      <w:pPr>
+        <w:numPr>
+          <w:ilvl w:val="0"/>
+          <w:numId w:val="1013"/>
+        </w:numPr>
+      </w:pPr>
+      <w:r>
+        <w:t xml:space="preserve">Escolha e documente o Grupo de Implementação inicial e quaisquer adições necessárias.</w:t>
+      </w:r>
+    </w:p>
+    <w:p>
+      <w:pPr>
+        <w:numPr>
+          <w:ilvl w:val="0"/>
+          <w:numId w:val="1013"/>
+        </w:numPr>
+      </w:pPr>
+      <w:r>
+        <w:t xml:space="preserve">Construir e conciliar as populações principais: ativos, software, dados, contas, sistemas de autenticação, rede, fornecedores, aplicações e logs.</w:t>
+      </w:r>
+    </w:p>
+    <w:p>
+      <w:pPr>
+        <w:numPr>
+          <w:ilvl w:val="0"/>
+          <w:numId w:val="1013"/>
+        </w:numPr>
+      </w:pPr>
+      <w:r>
+        <w:t xml:space="preserve">Implementar salvaguardas IG1 com proprietários, procedimentos, métricas de cobertura, exceções e evidências.</w:t>
+      </w:r>
+    </w:p>
+    <w:p>
+      <w:pPr>
+        <w:numPr>
+          <w:ilvl w:val="0"/>
+          <w:numId w:val="1013"/>
+        </w:numPr>
+      </w:pPr>
+      <w:r>
+        <w:t xml:space="preserve">Identidades seguras, configurações, vulnerabilidades, e-mail, navegadores, defesas de malware, backups e monitoramento essencial.</w:t>
+      </w:r>
+    </w:p>
+    <w:p>
+      <w:pPr>
+        <w:numPr>
+          <w:ilvl w:val="0"/>
+          <w:numId w:val="1013"/>
+        </w:numPr>
+      </w:pPr>
+      <w:r>
+        <w:t xml:space="preserve">Exercite resposta incidente e recuperação antes de uma emergência real.</w:t>
+      </w:r>
+    </w:p>
+    <w:p>
+      <w:pPr>
+        <w:numPr>
+          <w:ilvl w:val="0"/>
+          <w:numId w:val="1013"/>
+        </w:numPr>
+      </w:pPr>
+      <w:r>
+        <w:t xml:space="preserve">Medir cada salvaguarda aplicável usando entradas confiáveis e operações repetitivas.</w:t>
+      </w:r>
+    </w:p>
+    <w:p>
+      <w:pPr>
+        <w:numPr>
+          <w:ilvl w:val="0"/>
+          <w:numId w:val="1013"/>
+        </w:numPr>
+      </w:pPr>
+      <w:r>
+        <w:t xml:space="preserve">Corrigir a cobertura incompleta e repetir falhas; verificar correções através do reteste.</w:t>
+      </w:r>
+    </w:p>
+    <w:p>
+      <w:pPr>
+        <w:numPr>
+          <w:ilvl w:val="0"/>
+          <w:numId w:val="1013"/>
+        </w:numPr>
+      </w:pPr>
+      <w:r>
+        <w:t xml:space="preserve">Expandir para IG2 ou IG3 com base em risco, obrigações, maturidade e exposição à ameaça.</w:t>
+      </w:r>
+    </w:p>
+    <w:p>
+      <w:pPr>
+        <w:numPr>
+          <w:ilvl w:val="0"/>
+          <w:numId w:val="1013"/>
+        </w:numPr>
+      </w:pPr>
+      <w:r>
+        <w:t xml:space="preserve">Use mapeamentos oficiais para coordenar outros frameworks sem tratar mapeamentos como conformidade automática.</w:t>
+      </w:r>
+    </w:p>
+    <w:p>
+      <w:pPr>
+        <w:pStyle w:val="FirstParagraph"/>
+      </w:pPr>
+      <w:r>
+        <w:t xml:space="preserve">Princípio de implementação:** Um grupo menor de Salvaguardas que é totalmente escopo, operado, medido e melhorado é mais defensável do que uma longa lista marcada completa sem evidência confiável. □</w:t>
+      </w:r>
+      <w:r>
+        <w:t xml:space="preserve"> </w:t>
+      </w:r>
+      <w:r>
+        <w:t xml:space="preserve">□———————————————————————————————————————————————————————————————————————————————————————————</w:t>
+      </w:r>
+    </w:p>
+    <w:bookmarkEnd w:id="30"/>
+    <w:bookmarkStart w:id="33" w:name="X7695489a38f7c692e8afcb40666cce5b46824ac"/>
+    <w:p>
+      <w:pPr>
+        <w:pStyle w:val="Heading1"/>
+      </w:pPr>
+      <w:r>
+        <w:t xml:space="preserve">6. Controle 1 — Inventário e controle de ativos empresariais</w:t>
+      </w:r>
+    </w:p>
+    <w:p>
+      <w:pPr>
+        <w:numPr>
+          <w:ilvl w:val="0"/>
+          <w:numId w:val="1014"/>
+        </w:numPr>
+        <w:pStyle w:val="Compact"/>
+      </w:pPr>
+      <w:r>
+        <w:t xml:space="preserve">Todas as 5 Salvaguardas, significado simples, foco de verificação e evidência de exemplo.*</w:t>
+      </w:r>
+    </w:p>
+    <w:p>
+      <w:pPr>
+        <w:pStyle w:val="FirstParagraph"/>
+      </w:pPr>
+    </w:p>
+    <w:p>
+      <w:pPr>
+        <w:pStyle w:val="BodyText"/>
+      </w:pPr>
+      <w:r>
+        <w:t xml:space="preserve">Figura 4. Ciclo de inventário de ativos e software</w:t>
+      </w:r>
+    </w:p>
+    <w:bookmarkStart w:id="31" w:name="X9cbcb2868390f18733d53433a304c2c0ef02e49"/>
+    <w:p>
+      <w:pPr>
+        <w:pStyle w:val="Heading2"/>
+      </w:pPr>
+      <w:r>
+        <w:t xml:space="preserve">. ** Finalidade do controlo: ** Fortalecer a empresa através da implementação e medição de salvaguardas para o inventário e controle de ativos empresariais. □</w:t>
+      </w:r>
+    </w:p>
+    <w:bookmarkEnd w:id="31"/>
+    <w:bookmarkStart w:id="32" w:name="section-1"/>
+    <w:p>
+      <w:pPr>
+        <w:pStyle w:val="Heading2"/>
+      </w:pPr>
       <w:r>
         <w:t xml:space="preserve">* * * * * * * * * * * * * * * * * * * * * * * * * * * * * * * * * * * * * * * * * * * * * * * * * * * *</w:t>
       </w:r>
@@ -2324,73 +1965,31 @@
         <w:pStyle w:val="FirstParagraph"/>
       </w:pPr>
       <w:r>
-        <w:t xml:space="preserve">4.1 Estabelecer e manter um processo de configuração seguro .Põr em prática um processo repetível, de propriedade ou controle técnico para estabelecer e manter um processo de configuração seguro, em seguida, verificar a cobertura e exceções. Confirmar escopo definido, população, propriedade, implementação, frequência, cobertura, exceções, correção e reteste. Normas de configuração, resultados de benchmark, firewalls, bloqueios de sessão, protocolos de administração, defaults, serviços e configurações móveis</w:t>
-      </w:r>
-      <w:r>
-        <w:t xml:space="preserve"> </w:t>
-      </w:r>
-      <w:r>
-        <w:t xml:space="preserve">4.2 Estabelecer e manter um processo de configuração seguro para a infraestrutura de rede.Põr em prática um processo repetível, de propriedade ou controle técnico para estabelecer e manter um processo de configuração seguro para a infraestrutura de rede, em seguida, verificar a cobertura e exceções. Confirmar escopo definido, população, propriedade, implementação, frequência, cobertura, exceções, correção e reteste. Normas de configuração, resultados de benchmark, firewalls, bloqueios de sessão, protocolos de administração, defaults, serviços e configurações móveis</w:t>
-      </w:r>
-      <w:r>
-        <w:t xml:space="preserve"> </w:t>
-      </w:r>
-      <w:r>
-        <w:t xml:space="preserve">Configura o bloqueio automático de sessão em ativos empresariais Coloque em prática um processo repetível, de propriedade ou controle técnico para configurar o bloqueio automático de sessão em ativos corporativos, em seguida, verifique a cobertura e exceções. Confirmar escopo definido, população, propriedade, implementação, frequência, cobertura, exceções, correção e reteste. Normas de configuração, resultados de benchmark, firewalls, bloqueios de sessão, protocolos de administração, defaults, serviços e configurações móveis</w:t>
-      </w:r>
-      <w:r>
-        <w:t xml:space="preserve"> </w:t>
-      </w:r>
-      <w:r>
-        <w:t xml:space="preserve">4.4 Implementar e Gerenciar um Firewall em Servidores Coloque um processo repetível, de propriedade ou controle técnico para implementar e gerenciar um Firewall em Servidores, então verifique cobertura e exceções. Confirmar escopo definido, população, propriedade, implementação, frequência, cobertura, exceções, correção e reteste. Normas de configuração, resultados de benchmark, firewalls, bloqueios de sessão, protocolos de administração, defaults, serviços e configurações móveis</w:t>
-      </w:r>
-      <w:r>
-        <w:t xml:space="preserve"> </w:t>
-      </w:r>
-      <w:r>
-        <w:t xml:space="preserve">□ 4.5 □ Implementar e Gerenciar um Firewall em Dispositivos de Usuário Final □ Coloque em prática um processo ou controle técnico repetível, de propriedade para implementar e gerenciar um Firewall em Dispositivos de Usuário Final, em seguida, verifique cobertura e exceções. Confirmar escopo definido, população, propriedade, implementação, frequência, cobertura, exceções, correção e reteste. Normas de configuração, resultados de benchmark, firewalls, bloqueios de sessão, protocolos de administração, defaults, serviços e configurações móveis</w:t>
-      </w:r>
-      <w:r>
-        <w:t xml:space="preserve"> </w:t>
-      </w:r>
-      <w:r>
-        <w:t xml:space="preserve">Como Gerenciar com segurança os ativos e o software corporativos?Coloque no lugar um processo repetível, de propriedade ou controle técnico para Gerenciar com segurança os ativos empresariais e o software, então verifique a cobertura e exceções. Confirmar escopo definido, população, propriedade, implementação, frequência, cobertura, exceções, correção e reteste. Normas de configuração, resultados de benchmark, firewalls, bloqueios de sessão, protocolos de administração, defaults, serviços e configurações móveis</w:t>
-      </w:r>
-      <w:r>
-        <w:t xml:space="preserve"> </w:t>
-      </w:r>
-      <w:r>
-        <w:t xml:space="preserve">Como Gerenciar contas padrão em ativos e software corporativos?Coloque em prática um processo repetível, de propriedade ou controle técnico para gerenciar contas padrão em ativos corporativos e software, então verifique cobertura e exceções. Confirmar escopo definido, população, propriedade, implementação, frequência, cobertura, exceções, correção e reteste. Normas de configuração, resultados de benchmark, firewalls, bloqueios de sessão, protocolos de administração, defaults, serviços e configurações móveis</w:t>
-      </w:r>
-      <w:r>
-        <w:t xml:space="preserve"> </w:t>
-      </w:r>
-      <w:r>
-        <w:t xml:space="preserve">4.8 Desinstalar ou desativar Serviços Desnecessários em Ativos e Software Corporativos Coloque em prática um processo ou controle técnico repetível, de propriedade para desinstalar ou desativar Serviços Desnecessários em Ativos e Software Corporativos, então verifique cobertura e exceções. Confirmar escopo definido, população, propriedade, implementação, frequência, cobertura, exceções, correção e reteste. Normas de configuração, resultados de benchmark, firewalls, bloqueios de sessão, protocolos de administração, defaults, serviços e configurações móveis</w:t>
-      </w:r>
-      <w:r>
-        <w:t xml:space="preserve"> </w:t>
-      </w:r>
-      <w:r>
-        <w:t xml:space="preserve">Configura Servidores DNS confiáveis em ativos corporativos Coloque um processo repetível, de propriedade ou controle técnico para configurar Servidores DNS confiáveis em ativos corporativos, então verifique cobertura e exceções. Confirmar escopo definido, população, propriedade, implementação, frequência, cobertura, exceções, correção e reteste. Normas de configuração, resultados de benchmark, firewalls, bloqueios de sessão, protocolos de administração, defaults, serviços e configurações móveis</w:t>
-      </w:r>
-      <w:r>
-        <w:t xml:space="preserve"> </w:t>
-      </w:r>
-      <w:r>
-        <w:t xml:space="preserve">4.10 Forçar o bloqueio automático do dispositivo em dispositivos portáteis do usuário final Coloque em prática um processo repetível, de propriedade ou controle técnico para aplicar o Bloqueio Automático de Dispositivos Portáteis de Usuário Final, em seguida, verifique a cobertura e exceções. Confirmar escopo definido, população, propriedade, implementação, frequência, cobertura, exceções, correção e reteste. Normas de configuração, resultados de benchmark, firewalls, bloqueios de sessão, protocolos de administração, defaults, serviços e configurações móveis</w:t>
-      </w:r>
-      <w:r>
-        <w:t xml:space="preserve"> </w:t>
-      </w:r>
-      <w:r>
-        <w:t xml:space="preserve">• 4.11 • Forçar a capacidade de limpeza remota em dispositivos portáteis de uso final Coloque em prática um processo repetível, de propriedade ou controle técnico para impor a capacidade de limpeza remota em dispositivos portáteis de usuário final, em seguida, verifique a cobertura e exceções. Confirmar escopo definido, população, propriedade, implementação, frequência, cobertura, exceções, correção e reteste. Normas de configuração, resultados de benchmark, firewalls, bloqueios de sessão, protocolos de administração, defaults, serviços e configurações móveis</w:t>
-      </w:r>
-      <w:r>
-        <w:t xml:space="preserve"> </w:t>
-      </w:r>
-      <w:r>
-        <w:t xml:space="preserve">□ 4.12 □ Separar os espaços de trabalho empresariais em dispositivos móveis de utilização final □ Coloque em prática um processo repetível, de propriedade ou controlo técnico para separar os espaços de trabalho empresariais em dispositivos móveis de utilização final e verificar a cobertura e as exceções. Confirmar escopo definido, população, propriedade, implementação, frequência, cobertura, exceções, correção e reteste. Normas de configuração, resultados de benchmark, firewalls, bloqueios de sessão, protocolos de administração, defaults, serviços e configurações móveis</w:t>
+        <w:t xml:space="preserve">Introdução e manutenção detalhada Inventário de ativos corporativos Coloque em prática um processo repetível, de propriedade ou controle técnico para estabelecer e manter o Inventário de ativos corporativos detalhados, então verifique cobertura e exceções. Confirmar escopo definido, população, propriedade, implementação, frequência, cobertura, exceções, correção e reteste. Inventário de ativos, proprietários, status de aprovação, descoberta ativa/passiva, logs DHCP/IPAM, tickets não autorizados</w:t>
+      </w:r>
+      <w:r>
+        <w:t xml:space="preserve"> </w:t>
+      </w:r>
+      <w:r>
+        <w:t xml:space="preserve">Endereço Activos Não Autorizados Coloque um processo repetível, de propriedade ou controle técnico no local para abordar ativos não autorizados, em seguida, verificar cobertura e exceções. Confirmar escopo definido, população, propriedade, implementação, frequência, cobertura, exceções, correção e reteste. Inventário de ativos, proprietários, status de aprovação, descoberta ativa/passiva, logs DHCP/IPAM, tickets não autorizados</w:t>
+      </w:r>
+      <w:r>
+        <w:t xml:space="preserve"> </w:t>
+      </w:r>
+      <w:r>
+        <w:t xml:space="preserve">□ 1.3 □ Utilizar uma ferramenta de descoberta ativa Coloque no lugar um processo repetível, de propriedade ou controle técnico para utilizar uma ferramenta Active Discovery, então verifique cobertura e exceções. Confirmar escopo definido, população, propriedade, implementação, frequência, cobertura, exceções, correção e reteste. Inventário de ativos, proprietários, status de aprovação, descoberta ativa/passiva, logs DHCP/IPAM, tickets não autorizados</w:t>
+      </w:r>
+      <w:r>
+        <w:t xml:space="preserve"> </w:t>
+      </w:r>
+      <w:r>
+        <w:t xml:space="preserve">Use o DHCP Logging para atualizar o Inventário de Ativos Empresariais.Põr em prática um processo repetível, de propriedade ou controle técnico para usar o DHCP Logging para atualizar o Inventário de Ativos Empresariais, em seguida, verificar a cobertura e exceções. Confirmar escopo definido, população, propriedade, implementação, frequência, cobertura, exceções, correção e reteste. Inventário de ativos, proprietários, status de aprovação, descoberta ativa/passiva, logs DHCP/IPAM, tickets não autorizados</w:t>
+      </w:r>
+      <w:r>
+        <w:t xml:space="preserve"> </w:t>
+      </w:r>
+      <w:r>
+        <w:t xml:space="preserve">Use uma ferramenta de descoberta passiva de ativos Coloque no lugar um processo repetível, de propriedade ou controle técnico para usar uma ferramenta Passive Asset Discovery, então verifique cobertura e exceções. Confirmar escopo definido, população, propriedade, implementação, frequência, cobertura, exceções, correção e reteste. Inventário de ativos, proprietários, status de aprovação, descoberta ativa/passiva, logs DHCP/IPAM, tickets não autorizados</w:t>
       </w:r>
     </w:p>
     <w:p>
@@ -2401,27 +2000,27 @@
         <w:t xml:space="preserve">Use o guia oficial de Controles CIS v8.1 e Especificações de Avaliação de Controles para linguagem de Salvaguarda exata, classe de ativos, função de segurança, Grupo de Implementação, dependências, entradas, operações, medidas, métricas e revisão processual.</w:t>
       </w:r>
     </w:p>
-    <w:bookmarkEnd w:id="28"/>
-    <w:bookmarkEnd w:id="29"/>
-    <w:bookmarkStart w:id="31" w:name="controle-5-gestão-de-contas"/>
+    <w:bookmarkEnd w:id="32"/>
+    <w:bookmarkEnd w:id="33"/>
+    <w:bookmarkStart w:id="35" w:name="Xeb9b34ac7dc5be396e103312241fbdff6bec423"/>
     <w:p>
       <w:pPr>
         <w:pStyle w:val="Heading1"/>
       </w:pPr>
       <w:r>
-        <w:t xml:space="preserve">10. Controle 5 — Gestão de Contas</w:t>
-      </w:r>
-    </w:p>
-    <w:p>
-      <w:pPr>
+        <w:t xml:space="preserve">7. Controle 2 — Inventário e Controle de Ativos de Software</w:t>
+      </w:r>
+    </w:p>
+    <w:p>
+      <w:pPr>
+        <w:numPr>
+          <w:ilvl w:val="0"/>
+          <w:numId w:val="1015"/>
+        </w:numPr>
         <w:pStyle w:val="Compact"/>
-        <w:numPr>
-          <w:ilvl w:val="0"/>
-          <w:numId w:val="1018"/>
-        </w:numPr>
-      </w:pPr>
-      <w:r>
-        <w:t xml:space="preserve">Todas as 6 Salvaguardas, significado simples, foco de verificação e evidência de exemplo.*</w:t>
+      </w:pPr>
+      <w:r>
+        <w:t xml:space="preserve">Todas as 7 Salvaguardas, significado simples, foco de verificação e evidência de exemplo.*</w:t>
       </w:r>
     </w:p>
     <w:p>
@@ -2429,16 +2028,16 @@
         <w:pStyle w:val="FirstParagraph"/>
       </w:pPr>
       <w:r>
-        <w:t xml:space="preserve">. ** Finalidade do controlo: ** Reforçar a empresa através da implementação e medição de salvaguardas para a gestão de contas. □</w:t>
-      </w:r>
-      <w:r>
-        <w:t xml:space="preserve"> </w:t>
-      </w:r>
-      <w:r>
-        <w:t xml:space="preserve">□——————————————————————————————————————————–</w:t>
-      </w:r>
-    </w:p>
-    <w:bookmarkStart w:id="30" w:name="section-5"/>
+        <w:t xml:space="preserve">. ** Finalidade do controlo: ** Fortalecer a empresa através da implementação e medição de salvaguardas para o inventário e controle de ativos de software. □</w:t>
+      </w:r>
+      <w:r>
+        <w:t xml:space="preserve"> </w:t>
+      </w:r>
+      <w:r>
+        <w:t xml:space="preserve">□—————————————————————————————————————————————————————————————————————————————————————–</w:t>
+      </w:r>
+    </w:p>
+    <w:bookmarkStart w:id="34" w:name="section-2"/>
     <w:p>
       <w:pPr>
         <w:pStyle w:val="Heading2"/>
@@ -2452,37 +2051,43 @@
         <w:pStyle w:val="FirstParagraph"/>
       </w:pPr>
       <w:r>
-        <w:t xml:space="preserve">• 5.1 • Estabelecer e manter um Inventário de Contas • Colocar em prática um processo repetível, de propriedade ou controle técnico para estabelecer e manter um Inventário de Contas, em seguida, verificar a cobertura e exceções. Confirmar escopo definido, população, propriedade, implementação, frequência, cobertura, exceções, correção e reteste. As populações da conta, os proprietários, as datas, a política da senha, as ações da conta dormente, os inventários da conta do administrador e do serviço</w:t>
-      </w:r>
-      <w:r>
-        <w:t xml:space="preserve"> </w:t>
-      </w:r>
-      <w:r>
-        <w:t xml:space="preserve">Use senhas únicas Coloque um processo repetível, de propriedade ou controle técnico para usar senhas únicas e, em seguida, verifique a cobertura e exceções. Confirmar escopo definido, população, propriedade, implementação, frequência, cobertura, exceções, correção e reteste. As populações da conta, os proprietários, as datas, a política da senha, as ações da conta dormente, os inventários da conta do administrador e do serviço</w:t>
-      </w:r>
-      <w:r>
-        <w:t xml:space="preserve"> </w:t>
-      </w:r>
-      <w:r>
-        <w:t xml:space="preserve">5.3 Desactivar contas domésticas Coloque em prática um processo repetível, de propriedade ou controle técnico para desativar Contas Dormintes e, em seguida, verificar a cobertura e exceções. Confirmar escopo definido, população, propriedade, implementação, frequência, cobertura, exceções, correção e reteste. As populações da conta, os proprietários, as datas, a política da senha, as ações da conta dormente, os inventários da conta do administrador e do serviço</w:t>
-      </w:r>
-      <w:r>
-        <w:t xml:space="preserve"> </w:t>
-      </w:r>
-      <w:r>
-        <w:t xml:space="preserve">Restringir os Privilégios de Administrador às Contas de Administradores Dedicadas Coloque em prática um processo repetível, de propriedade ou controle técnico para restringir os Privilégios de Administrador às Contas de Administrador Dedicadas, em seguida, verifique a cobertura e exceções. Confirmar escopo definido, população, propriedade, implementação, frequência, cobertura, exceções, correção e reteste. As populações da conta, os proprietários, as datas, a política da senha, as ações da conta dormente, os inventários da conta do administrador e do serviço</w:t>
-      </w:r>
-      <w:r>
-        <w:t xml:space="preserve"> </w:t>
-      </w:r>
-      <w:r>
-        <w:t xml:space="preserve">5,5 □ Estabelecer e manter um Inventário de Contas de Serviço □ Colocar em prática um processo repetível, de propriedade ou controle técnico para estabelecer e manter um Inventário de Contas de Serviço, em seguida, verificar cobertura e exceções. Confirmar escopo definido, população, propriedade, implementação, frequência, cobertura, exceções, correção e reteste. As populações da conta, os proprietários, as datas, a política da senha, as ações da conta dormente, os inventários da conta do administrador e do serviço</w:t>
-      </w:r>
-      <w:r>
-        <w:t xml:space="preserve"> </w:t>
-      </w:r>
-      <w:r>
-        <w:t xml:space="preserve">5.6 Centralizar a Gestão de Contas Coloque em prática um processo repetível, de propriedade ou controle técnico para centralizar o Gerenciamento de Contas, em seguida, verifique a cobertura e exceções. Confirmar escopo definido, população, propriedade, implementação, frequência, cobertura, exceções, correção e reteste. As populações da conta, os proprietários, as datas, a política da senha, as ações da conta dormente, os inventários da conta do administrador e do serviço</w:t>
+        <w:t xml:space="preserve">Estabelecer e manter um Inventário de Software.Coloque em prática um processo repetível, de propriedade ou controle técnico para estabelecer e manter um Inventário de Software, então verifique cobertura e exceções. Confirmar escopo definido, população, propriedade, implementação, frequência, cobertura, exceções, correção e reteste. Inventário de software, status de suporte, lista aprovada, resultados de descoberta, exceções, política de allowlisting e eventos</w:t>
+      </w:r>
+      <w:r>
+        <w:t xml:space="preserve"> </w:t>
+      </w:r>
+      <w:r>
+        <w:t xml:space="preserve">• 2.2 • Certifique-se de que o Software Autorizado está atualmente suportado □ Coloque em prática um processo repetível, de propriedade ou controle técnico para garantir que o Software Autorizado esteja atualmente apoiado, então verifique cobertura e exceções. Confirmar escopo definido, população, propriedade, implementação, frequência, cobertura, exceções, correção e reteste. Inventário de software, status de suporte, lista aprovada, resultados de descoberta, exceções, política de allowlisting e eventos</w:t>
+      </w:r>
+      <w:r>
+        <w:t xml:space="preserve"> </w:t>
+      </w:r>
+      <w:r>
+        <w:t xml:space="preserve">Endereço Software não autorizado Coloque um processo repetível, de propriedade ou controle técnico no local para abordar Software não autorizado, em seguida, verificar cobertura e exceções. Confirmar escopo definido, população, propriedade, implementação, frequência, cobertura, exceções, correção e reteste. Inventário de software, status de suporte, lista aprovada, resultados de descoberta, exceções, política de allowlisting e eventos</w:t>
+      </w:r>
+      <w:r>
+        <w:t xml:space="preserve"> </w:t>
+      </w:r>
+      <w:r>
+        <w:t xml:space="preserve">□ 2.4 □ Utilizar ferramentas de inventário de software automatizadas Coloque um processo repetível, de propriedade ou controle técnico no local para utilizar Ferramentas de Inventário de Software Automatizado, em seguida, verifique cobertura e exceções. Confirmar escopo definido, população, propriedade, implementação, frequência, cobertura, exceções, correção e reteste. Inventário de software, status de suporte, lista aprovada, resultados de descoberta, exceções, política de allowlisting e eventos</w:t>
+      </w:r>
+      <w:r>
+        <w:t xml:space="preserve"> </w:t>
+      </w:r>
+      <w:r>
+        <w:t xml:space="preserve">Software Autorizado de Allowlist Coloque um processo repetível, de propriedade ou controle técnico no local para permitir o software autorizado lista, em seguida, verificar a cobertura e exceções. Confirmar escopo definido, população, propriedade, implementação, frequência, cobertura, exceções, correção e reteste. Inventário de software, status de suporte, lista aprovada, resultados de descoberta, exceções, política de allowlisting e eventos</w:t>
+      </w:r>
+      <w:r>
+        <w:t xml:space="preserve"> </w:t>
+      </w:r>
+      <w:r>
+        <w:t xml:space="preserve">2.6 □ Allowlist Bibliotecas Autorizadas □ Coloque em prática um processo repetível, de propriedade ou controle técnico para permitir a lista Bibliotecas Autorizadas, então verifique cobertura e exceções. Confirmar escopo definido, população, propriedade, implementação, frequência, cobertura, exceções, correção e reteste. Inventário de software, status de suporte, lista aprovada, resultados de descoberta, exceções, política de allowlisting e eventos</w:t>
+      </w:r>
+      <w:r>
+        <w:t xml:space="preserve"> </w:t>
+      </w:r>
+      <w:r>
+        <w:t xml:space="preserve">Lista de Allowlist Scripts Autorizados Coloque um processo repetível, de propriedade ou controle técnico no local para permitir Lista Scripts Autorizados, em seguida, verificar cobertura e exceções. Confirmar escopo definido, população, propriedade, implementação, frequência, cobertura, exceções, correção e reteste. Inventário de software, status de suporte, lista aprovada, resultados de descoberta, exceções, política de allowlisting e eventos</w:t>
       </w:r>
     </w:p>
     <w:p>
@@ -2493,27 +2098,27 @@
         <w:t xml:space="preserve">Use o guia oficial de Controles CIS v8.1 e Especificações de Avaliação de Controles para linguagem de Salvaguarda exata, classe de ativos, função de segurança, Grupo de Implementação, dependências, entradas, operações, medidas, métricas e revisão processual.</w:t>
       </w:r>
     </w:p>
-    <w:bookmarkEnd w:id="30"/>
-    <w:bookmarkEnd w:id="31"/>
-    <w:bookmarkStart w:id="34" w:name="Xa894af05b3af31fdf2a084a9cec3813ac700e27"/>
+    <w:bookmarkEnd w:id="34"/>
+    <w:bookmarkEnd w:id="35"/>
+    <w:bookmarkStart w:id="38" w:name="controle-3-proteção-de-dados"/>
     <w:p>
       <w:pPr>
         <w:pStyle w:val="Heading1"/>
       </w:pPr>
       <w:r>
-        <w:t xml:space="preserve">11. Controle 6 — Gerenciamento de Controle de Acesso</w:t>
-      </w:r>
-    </w:p>
-    <w:p>
-      <w:pPr>
+        <w:t xml:space="preserve">8. Controle 3 — Proteção de dados</w:t>
+      </w:r>
+    </w:p>
+    <w:p>
+      <w:pPr>
+        <w:numPr>
+          <w:ilvl w:val="0"/>
+          <w:numId w:val="1016"/>
+        </w:numPr>
         <w:pStyle w:val="Compact"/>
-        <w:numPr>
-          <w:ilvl w:val="0"/>
-          <w:numId w:val="1019"/>
-        </w:numPr>
-      </w:pPr>
-      <w:r>
-        <w:t xml:space="preserve">Todas as 8 Salvaguardas, significado simples, foco de verificação e evidência de exemplo.*</w:t>
+      </w:pPr>
+      <w:r>
+        <w:t xml:space="preserve">Todas as 14 Salvaguardas, significado simples, foco de verificação e evidência de exemplo.*</w:t>
       </w:r>
     </w:p>
     <w:p>
@@ -2526,20 +2131,20 @@
         <w:pStyle w:val="BodyText"/>
       </w:pPr>
       <w:r>
-        <w:t xml:space="preserve">Figura 6. Ciclo de vida de identidade e acesso</w:t>
-      </w:r>
-    </w:p>
-    <w:bookmarkStart w:id="32" w:name="Xcabd0b0a654464b8c9f73c37431732309c07dc8"/>
+        <w:t xml:space="preserve">Figura 5. Ciclo de vida de proteção de dados</w:t>
+      </w:r>
+    </w:p>
+    <w:bookmarkStart w:id="36" w:name="Xafbf8e1b4b26e3da78f01c41e124c491db11a0b"/>
     <w:p>
       <w:pPr>
         <w:pStyle w:val="Heading2"/>
       </w:pPr>
       <w:r>
-        <w:t xml:space="preserve">. ** Finalidade do controlo: ** Reforçar a empresa através da implementação e medição de salvaguardas para a gestão do controlo de acesso. □</w:t>
-      </w:r>
-    </w:p>
-    <w:bookmarkEnd w:id="32"/>
-    <w:bookmarkStart w:id="33" w:name="section-6"/>
+        <w:t xml:space="preserve">. ** Finalidade do controlo: ** Reforçar a empresa através da implementação e medição de salvaguardas para a protecção de dados. □</w:t>
+      </w:r>
+    </w:p>
+    <w:bookmarkEnd w:id="36"/>
+    <w:bookmarkStart w:id="37" w:name="section-3"/>
     <w:p>
       <w:pPr>
         <w:pStyle w:val="Heading2"/>
@@ -2553,288 +2158,85 @@
         <w:pStyle w:val="FirstParagraph"/>
       </w:pPr>
       <w:r>
-        <w:t xml:space="preserve">• 6.1 • Estabelecer um Processo de Concessão de Acesso • Colocar em prática um processo repetível, de propriedade ou controle técnico para estabelecer um Processo de Concessão de Acesso e, em seguida, verificar a cobertura e exceções. Confirmar escopo definido, população, propriedade, implementação, frequência, cobertura, exceções, correção e reteste. Ingressos de concessão/revoke, cobertura MFA, inventário do sistema de autenticação, funções, direitos e revisões de acesso</w:t>
-      </w:r>
-      <w:r>
-        <w:t xml:space="preserve"> </w:t>
-      </w:r>
-      <w:r>
-        <w:t xml:space="preserve">□ 6.2 □ Estabelecer um Processo de Revogação de Acesso □ Colocar um processo repetível, de propriedade ou controle técnico para estabelecer um Processo de Revogação de Acesso, em seguida, verificar a cobertura e exceções. Confirmar escopo definido, população, propriedade, implementação, frequência, cobertura, exceções, correção e reteste. Ingressos de concessão/revoke, cobertura MFA, inventário do sistema de autenticação, funções, direitos e revisões de acesso</w:t>
-      </w:r>
-      <w:r>
-        <w:t xml:space="preserve"> </w:t>
-      </w:r>
-      <w:r>
-        <w:t xml:space="preserve">□ 6.3 □ Exigir o MFA para Aplicações Expostas Externamente • Coloque em prática um processo repetível, de propriedade ou controle técnico para exigir o MFA para Aplicações Expostas Externamente e, em seguida, verifique a cobertura e exceções. Confirmar escopo definido, população, propriedade, implementação, frequência, cobertura, exceções, correção e reteste. Ingressos de concessão/revoke, cobertura MFA, inventário do sistema de autenticação, funções, direitos e revisões de acesso</w:t>
-      </w:r>
-      <w:r>
-        <w:t xml:space="preserve"> </w:t>
-      </w:r>
-      <w:r>
-        <w:t xml:space="preserve">6.4 Requer MFA para acesso remoto à rede Coloque um processo repetível, de propriedade ou controle técnico para exigir MFA para acesso remoto à rede, então verifique cobertura e exceções. Confirmar escopo definido, população, propriedade, implementação, frequência, cobertura, exceções, correção e reteste. Ingressos de concessão/revoke, cobertura MFA, inventário do sistema de autenticação, funções, direitos e revisões de acesso</w:t>
-      </w:r>
-      <w:r>
-        <w:t xml:space="preserve"> </w:t>
-      </w:r>
-      <w:r>
-        <w:t xml:space="preserve">6.5 Requer AMF para acesso administrativo Coloque um processo repetível, de propriedade ou controle técnico para exigir MFA para acesso administrativo, em seguida, verificar cobertura e exceções. Confirmar escopo definido, população, propriedade, implementação, frequência, cobertura, exceções, correção e reteste. Ingressos de concessão/revoke, cobertura MFA, inventário do sistema de autenticação, funções, direitos e revisões de acesso</w:t>
-      </w:r>
-      <w:r>
-        <w:t xml:space="preserve"> </w:t>
-      </w:r>
-      <w:r>
-        <w:t xml:space="preserve">6.6 Criar e manter um Inventário de Sistemas de Autenticação e Autorização.Põr em prática um processo repetível, de propriedade ou controle técnico para estabelecer e manter um Inventário de Sistemas de Autenticação e Autorização, em seguida, verificar a cobertura e exceções. Confirmar escopo definido, população, propriedade, implementação, frequência, cobertura, exceções, correção e reteste. Ingressos de concessão/revoke, cobertura MFA, inventário do sistema de autenticação, funções, direitos e revisões de acesso</w:t>
-      </w:r>
-      <w:r>
-        <w:t xml:space="preserve"> </w:t>
-      </w:r>
-      <w:r>
-        <w:t xml:space="preserve">6.7 Centralizar o Controle de Acesso Coloque em prática um processo repetível, de propriedade ou controle técnico para centralizar o Controle de Acesso, então verifique cobertura e exceções. Confirmar escopo definido, população, propriedade, implementação, frequência, cobertura, exceções, correção e reteste. Ingressos de concessão/revoke, cobertura MFA, inventário do sistema de autenticação, funções, direitos e revisões de acesso</w:t>
-      </w:r>
-      <w:r>
-        <w:t xml:space="preserve"> </w:t>
-      </w:r>
-      <w:r>
-        <w:t xml:space="preserve">Defina e mantenha o controle de acesso baseado em funções Coloque em prática um processo repetível, de propriedade ou controle técnico para definir e manter o controle de acesso baseado em funções, então verifique cobertura e exceções. Confirmar escopo definido, população, propriedade, implementação, frequência, cobertura, exceções, correção e reteste. Ingressos de concessão/revoke, cobertura MFA, inventário do sistema de autenticação, funções, direitos e revisões de acesso</w:t>
-      </w:r>
-    </w:p>
-    <w:p>
-      <w:pPr>
-        <w:pStyle w:val="BodyText"/>
-      </w:pPr>
-      <w:r>
-        <w:t xml:space="preserve">Use o guia oficial de Controles CIS v8.1 e Especificações de Avaliação de Controles para linguagem de Salvaguarda exata, classe de ativos, função de segurança, Grupo de Implementação, dependências, entradas, operações, medidas, métricas e revisão processual.</w:t>
-      </w:r>
-    </w:p>
-    <w:bookmarkEnd w:id="33"/>
-    <w:bookmarkEnd w:id="34"/>
-    <w:bookmarkStart w:id="36" w:name="Xc417a421edbe5d2e6b240c7d3d615c29c5a6aa2"/>
-    <w:p>
-      <w:pPr>
-        <w:pStyle w:val="Heading1"/>
-      </w:pPr>
-      <w:r>
-        <w:t xml:space="preserve">12. Controle 7 — Gestão de Vulnerabilidade Contínua</w:t>
-      </w:r>
-    </w:p>
-    <w:p>
-      <w:pPr>
-        <w:pStyle w:val="Compact"/>
-        <w:numPr>
-          <w:ilvl w:val="0"/>
-          <w:numId w:val="1020"/>
-        </w:numPr>
-      </w:pPr>
-      <w:r>
-        <w:t xml:space="preserve">Todas as 7 Salvaguardas, significado simples, foco de verificação e evidência de exemplo.*</w:t>
-      </w:r>
-    </w:p>
-    <w:p>
-      <w:pPr>
-        <w:pStyle w:val="FirstParagraph"/>
-      </w:pPr>
-    </w:p>
-    <w:p>
-      <w:pPr>
-        <w:pStyle w:val="BodyText"/>
-      </w:pPr>
-      <w:r>
-        <w:t xml:space="preserve">Figura 7. Gestão contínua da vulnerabilidade</w:t>
-      </w:r>
-    </w:p>
-    <w:p>
-      <w:pPr>
-        <w:pStyle w:val="BodyText"/>
-      </w:pPr>
-      <w:r>
-        <w:t xml:space="preserve">. ** Finalidade do controlo: ** Fortalecer a empresa implementando e medindo salvaguardas para a gestão contínua da vulnerabilidade. □</w:t>
-      </w:r>
-      <w:r>
-        <w:t xml:space="preserve"> </w:t>
-      </w:r>
-      <w:r>
-        <w:t xml:space="preserve">□———————————————————————————————————————————————————————————-</w:t>
-      </w:r>
-    </w:p>
-    <w:bookmarkStart w:id="35" w:name="section-7"/>
-    <w:p>
-      <w:pPr>
-        <w:pStyle w:val="Heading2"/>
-      </w:pPr>
-      <w:r>
-        <w:t xml:space="preserve">* * * * * * * * * * * * * * * * * * * * * * * * * * * * * * * * * * * * * * * * * * * * * * * * * * * *</w:t>
-      </w:r>
-    </w:p>
-    <w:p>
-      <w:pPr>
-        <w:pStyle w:val="FirstParagraph"/>
-      </w:pPr>
-      <w:r>
-        <w:t xml:space="preserve">□ 7.1 □ Estabeleça e mantenha um Processo de Gestão de Vulnerabilidade □ Coloque em prática um processo repetível, de propriedade ou controle técnico para estabelecer e manter um Processo de Gestão de Vulnerabilidade, em seguida, verifique cobertura e exceções. Confirmar escopo definido, população, propriedade, implementação, frequência, cobertura, exceções, correção e reteste. Processos, feeds, cobertura de ativos, varreduras autenticadas, resultados de patch, exceções, tickets de remediação e rescans</w:t>
-      </w:r>
-      <w:r>
-        <w:t xml:space="preserve"> </w:t>
-      </w:r>
-      <w:r>
-        <w:t xml:space="preserve">• 7,2 • Estabelecer e manter um processo de remediação; • Colocar um processo repetível, de propriedade ou controle técnico para estabelecer e manter um processo de remediação; Confirmar escopo definido, população, propriedade, implementação, frequência, cobertura, exceções, correção e reteste. Processos, feeds, cobertura de ativos, varreduras autenticadas, resultados de patch, exceções, tickets de remediação e rescans</w:t>
-      </w:r>
-      <w:r>
-        <w:t xml:space="preserve"> </w:t>
-      </w:r>
-      <w:r>
-        <w:t xml:space="preserve">Realizar o gerenciamento automático do patch do sistema operacional Coloque em prática um processo repetível, de propriedade ou controle técnico para executar o gerenciamento automático do patch do sistema operacional, então verifique a cobertura e exceções. Confirmar escopo definido, população, propriedade, implementação, frequência, cobertura, exceções, correção e reteste. Processos, feeds, cobertura de ativos, varreduras autenticadas, resultados de patch, exceções, tickets de remediação e rescans</w:t>
-      </w:r>
-      <w:r>
-        <w:t xml:space="preserve"> </w:t>
-      </w:r>
-      <w:r>
-        <w:t xml:space="preserve">Realizar o gerenciamento automatizado do patch da aplicação Coloque um processo repetível, de propriedade ou controle técnico no local para executar o gerenciamento automático de patch de aplicação, em seguida, verifique a cobertura e exceções. Confirmar escopo definido, população, propriedade, implementação, frequência, cobertura, exceções, correção e reteste. Processos, feeds, cobertura de ativos, varreduras autenticadas, resultados de patch, exceções, tickets de remediação e rescans</w:t>
-      </w:r>
-      <w:r>
-        <w:t xml:space="preserve"> </w:t>
-      </w:r>
-      <w:r>
-        <w:t xml:space="preserve">Realizar verificações automáticas de vulnerabilidade de ativos internos da empresa Coloque em prática um processo repetível, de propriedade ou controle técnico para realizar varreduras de vulnerabilidade automatizada de ativos empresariais internos, então verifique cobertura e exceções. Confirmar escopo definido, população, propriedade, implementação, frequência, cobertura, exceções, correção e reteste. Processos, feeds, cobertura de ativos, varreduras autenticadas, resultados de patch, exceções, tickets de remediação e rescans</w:t>
-      </w:r>
-      <w:r>
-        <w:t xml:space="preserve"> </w:t>
-      </w:r>
-      <w:r>
-        <w:t xml:space="preserve">Realizar verificações de vulnerabilidade automatizadas de ativos empresariais externamente expostos Coloque em prática um processo repetível, de propriedade ou controle técnico para executar varreduras de vulnerabilidade automatizada de ativos corporativos externamente expostos, então verifique cobertura e exceções. Confirmar escopo definido, população, propriedade, implementação, frequência, cobertura, exceções, correção e reteste. Processos, feeds, cobertura de ativos, varreduras autenticadas, resultados de patch, exceções, tickets de remediação e rescans</w:t>
-      </w:r>
-      <w:r>
-        <w:t xml:space="preserve"> </w:t>
-      </w:r>
-      <w:r>
-        <w:t xml:space="preserve">□ 7.7 □ Remediar Vulnerabilidades Detectadas □ Coloque no lugar um processo repetível, de propriedade ou controle técnico para corrigir Vulnerabilidades Detectadas, então verifique cobertura e exceções. Confirmar escopo definido, população, propriedade, implementação, frequência, cobertura, exceções, correção e reteste. Processos, feeds, cobertura de ativos, varreduras autenticadas, resultados de patch, exceções, tickets de remediação e rescans</w:t>
-      </w:r>
-    </w:p>
-    <w:p>
-      <w:pPr>
-        <w:pStyle w:val="BodyText"/>
-      </w:pPr>
-      <w:r>
-        <w:t xml:space="preserve">Use o guia oficial de Controles CIS v8.1 e Especificações de Avaliação de Controles para linguagem de Salvaguarda exata, classe de ativos, função de segurança, Grupo de Implementação, dependências, entradas, operações, medidas, métricas e revisão processual.</w:t>
-      </w:r>
-    </w:p>
-    <w:bookmarkEnd w:id="35"/>
-    <w:bookmarkEnd w:id="36"/>
-    <w:bookmarkStart w:id="38" w:name="X5849b052f89f1dbd6d1795dfe10269d3f72715f"/>
-    <w:p>
-      <w:pPr>
-        <w:pStyle w:val="Heading1"/>
-      </w:pPr>
-      <w:r>
-        <w:t xml:space="preserve">13. Controle 8 — Gestão do Registo de Auditoria</w:t>
-      </w:r>
-    </w:p>
-    <w:p>
-      <w:pPr>
-        <w:pStyle w:val="Compact"/>
-        <w:numPr>
-          <w:ilvl w:val="0"/>
-          <w:numId w:val="1021"/>
-        </w:numPr>
-      </w:pPr>
-      <w:r>
-        <w:t xml:space="preserve">Todas as 12 Salvaguardas, significado simples, foco de verificação e evidência de exemplo.*</w:t>
-      </w:r>
-    </w:p>
-    <w:p>
-      <w:pPr>
-        <w:pStyle w:val="FirstParagraph"/>
-      </w:pPr>
-      <w:r>
-        <w:t xml:space="preserve">. ** Finalidade do controlo: ** Reforçar a empresa através da implementação e medição de salvaguardas para a gestão de registos de auditoria. □</w:t>
-      </w:r>
-      <w:r>
-        <w:t xml:space="preserve"> </w:t>
-      </w:r>
-      <w:r>
-        <w:t xml:space="preserve">□————————————————————————————————————————————————-</w:t>
-      </w:r>
-    </w:p>
-    <w:bookmarkStart w:id="37" w:name="section-8"/>
-    <w:p>
-      <w:pPr>
-        <w:pStyle w:val="Heading2"/>
-      </w:pPr>
-      <w:r>
-        <w:t xml:space="preserve">* * * * * * * * * * * * * * * * * * * * * * * * * * * * * * * * * * * * * * * * * * * * * * * * * * * *</w:t>
-      </w:r>
-    </w:p>
-    <w:p>
-      <w:pPr>
-        <w:pStyle w:val="FirstParagraph"/>
-      </w:pPr>
-      <w:r>
-        <w:t xml:space="preserve">□ 8.1 □ Estabelecer e manter um processo de gerenciamento de registro de auditoria □ Colocar em prática um processo repetível, de propriedade ou controle técnico para estabelecer e manter um processo de gerenciamento de registro de auditoria, em seguida, verificar cobertura e exceções. Confirmar escopo definido, população, propriedade, implementação, frequência, cobertura, exceções, correção e reteste. Requisitos de registro, inventário de origem, armazenamento, configurações de tempo, logs detalhados, plataforma central, comentários e retenção</w:t>
-      </w:r>
-      <w:r>
-        <w:t xml:space="preserve"> </w:t>
-      </w:r>
-      <w:r>
-        <w:t xml:space="preserve">Recolher registros de auditoria Coloque um processo repetível, de propriedade ou controle técnico no local para coletar Registros de Auditoria, em seguida, verificar a cobertura e exceções. Confirmar escopo definido, população, propriedade, implementação, frequência, cobertura, exceções, correção e reteste. Requisitos de registro, inventário de origem, armazenamento, configurações de tempo, logs detalhados, plataforma central, comentários e retenção</w:t>
-      </w:r>
-      <w:r>
-        <w:t xml:space="preserve"> </w:t>
-      </w:r>
-      <w:r>
-        <w:t xml:space="preserve">□ 8.3 □ Assegurar o armazenamento adequado do log de auditoria Coloque em prática um processo repetível, de propriedade ou controle técnico para garantir o armazenamento adequado do registro de auditoria e, em seguida, verificar a cobertura e exceções. Confirmar escopo definido, população, propriedade, implementação, frequência, cobertura, exceções, correção e reteste. Requisitos de registro, inventário de origem, armazenamento, configurações de tempo, logs detalhados, plataforma central, comentários e retenção</w:t>
-      </w:r>
-      <w:r>
-        <w:t xml:space="preserve"> </w:t>
-      </w:r>
-      <w:r>
-        <w:t xml:space="preserve">□ 8.4 □ Padronize a Sincronização do Tempo □ Coloque em prática um processo repetível, de propriedade ou controle técnico para padronizar a Sincronização do Tempo, em seguida, verifique a cobertura e exceções. Confirmar escopo definido, população, propriedade, implementação, frequência, cobertura, exceções, correção e reteste. Requisitos de registro, inventário de origem, armazenamento, configurações de tempo, logs detalhados, plataforma central, comentários e retenção</w:t>
-      </w:r>
-      <w:r>
-        <w:t xml:space="preserve"> </w:t>
-      </w:r>
-      <w:r>
-        <w:t xml:space="preserve">Recolher registros de auditoria detalhados Coloque em prática um processo repetível, de propriedade ou controle técnico para coletar registros de auditoria detalhados, em seguida, verifique a cobertura e exceções. Confirmar escopo definido, população, propriedade, implementação, frequência, cobertura, exceções, correção e reteste. Requisitos de registro, inventário de origem, armazenamento, configurações de tempo, logs detalhados, plataforma central, comentários e retenção</w:t>
-      </w:r>
-      <w:r>
-        <w:t xml:space="preserve"> </w:t>
-      </w:r>
-      <w:r>
-        <w:t xml:space="preserve">Recolher registros de auditoria do DNS Coloque um processo repetível, de propriedade ou controle técnico no local para coletar DNS Consultar Registros de Auditoria, em seguida, verificar cobertura e exceções. Confirmar escopo definido, população, propriedade, implementação, frequência, cobertura, exceções, correção e reteste. Requisitos de registro, inventário de origem, armazenamento, configurações de tempo, logs detalhados, plataforma central, comentários e retenção</w:t>
-      </w:r>
-      <w:r>
-        <w:t xml:space="preserve"> </w:t>
-      </w:r>
-      <w:r>
-        <w:t xml:space="preserve">Recolher URL Solicitar Registros de Auditoria Coloque em prática um processo repetível, de propriedade ou controle técnico para coletar URL Request Audit Logs, então verifique cobertura e exceções. Confirmar escopo definido, população, propriedade, implementação, frequência, cobertura, exceções, correção e reteste. Requisitos de registro, inventário de origem, armazenamento, configurações de tempo, logs detalhados, plataforma central, comentários e retenção</w:t>
-      </w:r>
-      <w:r>
-        <w:t xml:space="preserve"> </w:t>
-      </w:r>
-      <w:r>
-        <w:t xml:space="preserve">Recolher registros de auditoria de linha de comando Coloque um processo repetível, de propriedade ou controle técnico para coletar registros de auditoria de linha de comando, em seguida, verificar a cobertura e exceções. Confirmar escopo definido, população, propriedade, implementação, frequência, cobertura, exceções, correção e reteste. Requisitos de registro, inventário de origem, armazenamento, configurações de tempo, logs detalhados, plataforma central, comentários e retenção</w:t>
-      </w:r>
-      <w:r>
-        <w:t xml:space="preserve"> </w:t>
-      </w:r>
-      <w:r>
-        <w:t xml:space="preserve">• 8.9 □ Centralizar os Registos de Auditoria Coloque em prática um processo repetível, de propriedade ou controle técnico para centralizar os Logs de Auditoria, em seguida, verifique a cobertura e exceções. Confirmar escopo definido, população, propriedade, implementação, frequência, cobertura, exceções, correção e reteste. Requisitos de registro, inventário de origem, armazenamento, configurações de tempo, logs detalhados, plataforma central, comentários e retenção</w:t>
-      </w:r>
-      <w:r>
-        <w:t xml:space="preserve"> </w:t>
-      </w:r>
-      <w:r>
-        <w:t xml:space="preserve">* 8.10 * Manter registos de auditoria * Coloque em prática um processo repetível, de propriedade ou controle técnico para reter registros de auditoria, em seguida, verificar a cobertura e exceções. Confirmar escopo definido, população, propriedade, implementação, frequência, cobertura, exceções, correção e reteste. Requisitos de registro, inventário de origem, armazenamento, configurações de tempo, logs detalhados, plataforma central, comentários e retenção</w:t>
-      </w:r>
-      <w:r>
-        <w:t xml:space="preserve"> </w:t>
-      </w:r>
-      <w:r>
-        <w:t xml:space="preserve">• 8,11 • Realizar revisões de registos de auditoria Coloque em prática um processo repetível, de propriedade ou controle técnico para realizar Revisões de Registro de Auditoria, então verifique cobertura e exceções. Confirmar escopo definido, população, propriedade, implementação, frequência, cobertura, exceções, correção e reteste. Requisitos de registro, inventário de origem, armazenamento, configurações de tempo, logs detalhados, plataforma central, comentários e retenção</w:t>
-      </w:r>
-      <w:r>
-        <w:t xml:space="preserve"> </w:t>
-      </w:r>
-      <w:r>
-        <w:t xml:space="preserve">Recolher Registros do Provedor de Serviço Coloque em prática um processo repetível, de propriedade ou controle técnico para coletar registros de provedores de serviços, então verifique cobertura e exceções. Confirmar escopo definido, população, propriedade, implementação, frequência, cobertura, exceções, correção e reteste. Requisitos de registro, inventário de origem, armazenamento, configurações de tempo, logs detalhados, plataforma central, comentários e retenção</w:t>
+        <w:t xml:space="preserve">3.1 Estabelecer e manter um processo de gerenciamento de dados .Põr em prática um processo repetível, de propriedade ou controle técnico para estabelecer e manter um processo de gerenciamento de dados, em seguida, verificar cobertura e exceções. Confirmar escopo definido, população, propriedade, implementação, frequência, cobertura, exceções, correção e reteste. Lista de dados, classificação, fluxos, ACLs, retenção, eliminação, criptografia, DLP e logs de acesso</w:t>
+      </w:r>
+      <w:r>
+        <w:t xml:space="preserve"> </w:t>
+      </w:r>
+      <w:r>
+        <w:t xml:space="preserve">3.2 Estabelecer e manter um Inventário de Dados .Põr em prática um processo repetível, de propriedade ou controle técnico para estabelecer e manter um Inventário de Dados, em seguida, verificar a cobertura e exceções. Confirmar escopo definido, população, propriedade, implementação, frequência, cobertura, exceções, correção e reteste. Lista de dados, classificação, fluxos, ACLs, retenção, eliminação, criptografia, DLP e logs de acesso</w:t>
+      </w:r>
+      <w:r>
+        <w:t xml:space="preserve"> </w:t>
+      </w:r>
+      <w:r>
+        <w:t xml:space="preserve">Configurar Listas de Controle de Acesso de Dados Coloque em prática um processo repetível, de propriedade ou controle técnico para configurar Listas de Controle de Acesso de Dados e, em seguida, verifique a cobertura e exceções. Confirmar escopo definido, população, propriedade, implementação, frequência, cobertura, exceções, correção e reteste. Lista de dados, classificação, fluxos, ACLs, retenção, eliminação, criptografia, DLP e logs de acesso</w:t>
+      </w:r>
+      <w:r>
+        <w:t xml:space="preserve"> </w:t>
+      </w:r>
+      <w:r>
+        <w:t xml:space="preserve">□ 3.4 □ Forçar a retenção de dados □ Coloque em prática um processo repetível, de propriedade ou controle técnico para impor a retenção de dados, em seguida, verificar a cobertura e exceções. Confirmar escopo definido, população, propriedade, implementação, frequência, cobertura, exceções, correção e reteste. Lista de dados, classificação, fluxos, ACLs, retenção, eliminação, criptografia, DLP e logs de acesso</w:t>
+      </w:r>
+      <w:r>
+        <w:t xml:space="preserve"> </w:t>
+      </w:r>
+      <w:r>
+        <w:t xml:space="preserve">3.5 □ Eliminar com segurança os dados Coloque em prática um processo repetível, de propriedade ou controle técnico para eliminar de forma segura os dados, então verifique a cobertura e exceções. Confirmar escopo definido, população, propriedade, implementação, frequência, cobertura, exceções, correção e reteste. Lista de dados, classificação, fluxos, ACLs, retenção, eliminação, criptografia, DLP e logs de acesso</w:t>
+      </w:r>
+      <w:r>
+        <w:t xml:space="preserve"> </w:t>
+      </w:r>
+      <w:r>
+        <w:t xml:space="preserve">□ 3.6 □ Criptografar Dados em Dispositivos de Usuário Final □ Coloque em prática um processo repetível, de propriedade ou controle técnico para criptografar Dados em Dispositivos de Usuário Final, então verifique cobertura e exceções. Confirmar escopo definido, população, propriedade, implementação, frequência, cobertura, exceções, correção e reteste. Lista de dados, classificação, fluxos, ACLs, retenção, eliminação, criptografia, DLP e logs de acesso</w:t>
+      </w:r>
+      <w:r>
+        <w:t xml:space="preserve"> </w:t>
+      </w:r>
+      <w:r>
+        <w:t xml:space="preserve">□ 3.7 □ Estabelecer e manter um esquema de classificação de dados □ Colocar em prática um processo repetível, de propriedade ou controle técnico para estabelecer e manter um esquema de classificação de dados, em seguida, verificar a cobertura e exceções. Confirmar escopo definido, população, propriedade, implementação, frequência, cobertura, exceções, correção e reteste. Lista de dados, classificação, fluxos, ACLs, retenção, eliminação, criptografia, DLP e logs de acesso</w:t>
+      </w:r>
+      <w:r>
+        <w:t xml:space="preserve"> </w:t>
+      </w:r>
+      <w:r>
+        <w:t xml:space="preserve">Os fluxos de dados do documento Coloque em prática um processo repetível, de propriedade ou controle técnico para documentar Fluxos de Dados, então verifique cobertura e exceções. Confirmar escopo definido, população, propriedade, implementação, frequência, cobertura, exceções, correção e reteste. Lista de dados, classificação, fluxos, ACLs, retenção, eliminação, criptografia, DLP e logs de acesso</w:t>
+      </w:r>
+      <w:r>
+        <w:t xml:space="preserve"> </w:t>
+      </w:r>
+      <w:r>
+        <w:t xml:space="preserve">.. 3.9 .. Criptografar dados em mídia removível .. Coloque um processo repetível, de propriedade ou controle técnico para criptografar dados em mídia removível, em seguida, verificar cobertura e exceções. Confirmar escopo definido, população, propriedade, implementação, frequência, cobertura, exceções, correção e reteste. Lista de dados, classificação, fluxos, ACLs, retenção, eliminação, criptografia, DLP e logs de acesso</w:t>
+      </w:r>
+      <w:r>
+        <w:t xml:space="preserve"> </w:t>
+      </w:r>
+      <w:r>
+        <w:t xml:space="preserve">3.10 Crypt Sensitive Data in Trânsito Coloque no lugar um processo repetível, de propriedade ou controle técnico para criptografar Dados Sensitivos em Trânsito, então verifique cobertura e exceções. Confirmar escopo definido, população, propriedade, implementação, frequência, cobertura, exceções, correção e reteste. Lista de dados, classificação, fluxos, ACLs, retenção, eliminação, criptografia, DLP e logs de acesso</w:t>
+      </w:r>
+      <w:r>
+        <w:t xml:space="preserve"> </w:t>
+      </w:r>
+      <w:r>
+        <w:t xml:space="preserve">Em repouso, criptografar dados sensíveis Coloque um processo repetível, de propriedade ou controle técnico no local para criptografar dados sensíveis em repouso, então verifique cobertura e exceções. Confirmar escopo definido, população, propriedade, implementação, frequência, cobertura, exceções, correção e reteste. Lista de dados, classificação, fluxos, ACLs, retenção, eliminação, criptografia, DLP e logs de acesso</w:t>
+      </w:r>
+      <w:r>
+        <w:t xml:space="preserve"> </w:t>
+      </w:r>
+      <w:r>
+        <w:t xml:space="preserve">Segmento Processamento e Armazenamento de Dados Baseado na Sensibilidade .. Coloque em prática um processo repetível, de propriedade ou controle técnico para segmentar Processamento e Armazenamento de Dados Baseado na Sensibilidade, então verifique cobertura e exceções. Confirmar escopo definido, população, propriedade, implementação, frequência, cobertura, exceções, correção e reteste. Lista de dados, classificação, fluxos, ACLs, retenção, eliminação, criptografia, DLP e logs de acesso</w:t>
+      </w:r>
+      <w:r>
+        <w:t xml:space="preserve"> </w:t>
+      </w:r>
+      <w:r>
+        <w:t xml:space="preserve">3.13 Implantar uma solução de prevenção de perda de dados Coloque em prática um processo repetível, de propriedade ou controle técnico para implantar uma Solução de Prevenção de Perda de Dados, então verifique cobertura e exceções. Confirmar escopo definido, população, propriedade, implementação, frequência, cobertura, exceções, correção e reteste. Lista de dados, classificação, fluxos, ACLs, retenção, eliminação, criptografia, DLP e logs de acesso</w:t>
+      </w:r>
+      <w:r>
+        <w:t xml:space="preserve"> </w:t>
+      </w:r>
+      <w:r>
+        <w:t xml:space="preserve">Acesso de Dados Sensíveis ao Log Coloque um processo repetível, de propriedade ou controle técnico no local para registrar o acesso de dados sensíveis, em seguida, verificar a cobertura e exceções. Confirmar escopo definido, população, propriedade, implementação, frequência, cobertura, exceções, correção e reteste. Lista de dados, classificação, fluxos, ACLs, retenção, eliminação, criptografia, DLP e logs de acesso</w:t>
       </w:r>
     </w:p>
     <w:p>
@@ -2847,25 +2249,25 @@
     </w:p>
     <w:bookmarkEnd w:id="37"/>
     <w:bookmarkEnd w:id="38"/>
-    <w:bookmarkStart w:id="40" w:name="Xefeb98fc2df86833b12ebf88d7ca750829aa89f"/>
+    <w:bookmarkStart w:id="40" w:name="Xd2ef3f86512794823bc8b468f11f6ff2370559c"/>
     <w:p>
       <w:pPr>
         <w:pStyle w:val="Heading1"/>
       </w:pPr>
       <w:r>
-        <w:t xml:space="preserve">14. Controle 9 — Email e Proteção de Navegador Web</w:t>
-      </w:r>
-    </w:p>
-    <w:p>
-      <w:pPr>
+        <w:t xml:space="preserve">9. Controle 4 — Configuração segura de ativos empresariais e software</w:t>
+      </w:r>
+    </w:p>
+    <w:p>
+      <w:pPr>
+        <w:numPr>
+          <w:ilvl w:val="0"/>
+          <w:numId w:val="1017"/>
+        </w:numPr>
         <w:pStyle w:val="Compact"/>
-        <w:numPr>
-          <w:ilvl w:val="0"/>
-          <w:numId w:val="1022"/>
-        </w:numPr>
-      </w:pPr>
-      <w:r>
-        <w:t xml:space="preserve">Todas as 7 Salvaguardas, significado simples, foco de verificação e evidência de exemplo.*</w:t>
+      </w:pPr>
+      <w:r>
+        <w:t xml:space="preserve">Todas as 12 Salvaguardas, significado simples, foco de verificação e evidência de exemplo.*</w:t>
       </w:r>
     </w:p>
     <w:p>
@@ -2873,16 +2275,16 @@
         <w:pStyle w:val="FirstParagraph"/>
       </w:pPr>
       <w:r>
-        <w:t xml:space="preserve">. ** Finalidade do controlo: ** Fortaleça a empresa implementando e medindo salvaguardas para proteção de e-mail e navegador web. □</w:t>
-      </w:r>
-      <w:r>
-        <w:t xml:space="preserve"> </w:t>
-      </w:r>
-      <w:r>
-        <w:t xml:space="preserve">O que é que se passa?</w:t>
-      </w:r>
-    </w:p>
-    <w:bookmarkStart w:id="39" w:name="section-9"/>
+        <w:t xml:space="preserve">. ** Finalidade do controlo: ** Fortaleça a empresa implementando e medindo salvaguardas para a configuração segura de ativos e software da empresa. □</w:t>
+      </w:r>
+      <w:r>
+        <w:t xml:space="preserve"> </w:t>
+      </w:r>
+      <w:r>
+        <w:t xml:space="preserve">□———————————————————————————————————————————————————————————————————————————</w:t>
+      </w:r>
+    </w:p>
+    <w:bookmarkStart w:id="39" w:name="section-4"/>
     <w:p>
       <w:pPr>
         <w:pStyle w:val="Heading2"/>
@@ -2896,43 +2298,73 @@
         <w:pStyle w:val="FirstParagraph"/>
       </w:pPr>
       <w:r>
-        <w:t xml:space="preserve">• 9.1 • Garantir o uso de apenas navegadores totalmente suportados e clientes de e-mail • Colocar um processo repetível, de propriedade ou controle técnico para garantir o uso de apenas navegadores totalmente suportados e clientes de e-mail, em seguida, verificar a cobertura e exceções. Confirmar escopo definido, população, propriedade, implementação, frequência, cobertura, exceções, correção e reteste. Lista de navegadores e e-mails, status de suporte, filtragem DNS/URL, política de extensão, controle DMARC e anexo</w:t>
-      </w:r>
-      <w:r>
-        <w:t xml:space="preserve"> </w:t>
-      </w:r>
-      <w:r>
-        <w:t xml:space="preserve">□ 9.2 □ Use os Serviços de Filtragem DNS □ Coloque em prática um processo repetível, de propriedade ou controle técnico para usar os Serviços de Filtragem DNS e, em seguida, verifique a cobertura e exceções. Confirmar escopo definido, população, propriedade, implementação, frequência, cobertura, exceções, correção e reteste. Lista de navegadores e e-mails, status de suporte, filtragem DNS/URL, política de extensão, controle DMARC e anexo</w:t>
-      </w:r>
-      <w:r>
-        <w:t xml:space="preserve"> </w:t>
-      </w:r>
-      <w:r>
-        <w:t xml:space="preserve">Manter e reforçar os filtros de URL baseados em rede Coloque um processo repetível, de propriedade ou controle técnico no local para manter e reforçar filtros de URL baseados em rede, em seguida, verifique cobertura e exceções. Confirmar escopo definido, população, propriedade, implementação, frequência, cobertura, exceções, correção e reteste. Lista de navegadores e e-mails, status de suporte, filtragem DNS/URL, política de extensão, controle DMARC e anexo</w:t>
-      </w:r>
-      <w:r>
-        <w:t xml:space="preserve"> </w:t>
-      </w:r>
-      <w:r>
-        <w:t xml:space="preserve">9.4 Restrinja Extensões Desnecessárias ou Não Autorizadas do Navegador e do Cliente de Email.Coloque em prática um processo ou controle técnico repetível, próprio para restringir Extensões Desnecessárias ou Não Autorizadas do Navegador e do Cliente de Email, então verifique cobertura e exceções. Confirmar escopo definido, população, propriedade, implementação, frequência, cobertura, exceções, correção e reteste. Lista de navegadores e e-mails, status de suporte, filtragem DNS/URL, política de extensão, controle DMARC e anexo</w:t>
-      </w:r>
-      <w:r>
-        <w:t xml:space="preserve"> </w:t>
-      </w:r>
-      <w:r>
-        <w:t xml:space="preserve">□ 9.5 □ Implementar o DMARC □ Colocar em prática um processo repetível, de propriedade ou controle técnico para implementar o DMARC, em seguida, verificar a cobertura e exceções. Confirmar escopo definido, população, propriedade, implementação, frequência, cobertura, exceções, correção e reteste. Lista de navegadores e e-mails, status de suporte, filtragem DNS/URL, política de extensão, controle DMARC e anexo</w:t>
-      </w:r>
-      <w:r>
-        <w:t xml:space="preserve"> </w:t>
-      </w:r>
-      <w:r>
-        <w:t xml:space="preserve">“!9 .. Bloquear tipos de ficheiros desnecessários Coloque um processo repetível, de propriedade ou controle técnico no local para bloquear Tipos de Arquivo Desnecessários, em seguida, verifique cobertura e exceções. Confirmar escopo definido, população, propriedade, implementação, frequência, cobertura, exceções, correção e reteste. Lista de navegadores e e-mails, status de suporte, filtragem DNS/URL, política de extensão, controle DMARC e anexo</w:t>
-      </w:r>
-      <w:r>
-        <w:t xml:space="preserve"> </w:t>
-      </w:r>
-      <w:r>
-        <w:t xml:space="preserve">□ 9.7 □ Implantar e manter as proteções anti-Malware do servidor de e-mail Coloque em prática um processo repetível, de propriedade ou controle técnico para implantar e manter as proteções anti-Malware do servidor de e-mail, em seguida, verifique a cobertura e exceções. Confirmar escopo definido, população, propriedade, implementação, frequência, cobertura, exceções, correção e reteste. Lista de navegadores e e-mails, status de suporte, filtragem DNS/URL, política de extensão, controle DMARC e anexo</w:t>
+        <w:t xml:space="preserve">4.1 Estabelecer e manter um processo de configuração seguro .Põr em prática um processo repetível, de propriedade ou controle técnico para estabelecer e manter um processo de configuração seguro, em seguida, verificar a cobertura e exceções. Confirmar escopo definido, população, propriedade, implementação, frequência, cobertura, exceções, correção e reteste. Normas de configuração, resultados de benchmark, firewalls, bloqueios de sessão, protocolos de administração, defaults, serviços e configurações móveis</w:t>
+      </w:r>
+      <w:r>
+        <w:t xml:space="preserve"> </w:t>
+      </w:r>
+      <w:r>
+        <w:t xml:space="preserve">4.2 Estabelecer e manter um processo de configuração seguro para a infraestrutura de rede.Põr em prática um processo repetível, de propriedade ou controle técnico para estabelecer e manter um processo de configuração seguro para a infraestrutura de rede, em seguida, verificar a cobertura e exceções. Confirmar escopo definido, população, propriedade, implementação, frequência, cobertura, exceções, correção e reteste. Normas de configuração, resultados de benchmark, firewalls, bloqueios de sessão, protocolos de administração, defaults, serviços e configurações móveis</w:t>
+      </w:r>
+      <w:r>
+        <w:t xml:space="preserve"> </w:t>
+      </w:r>
+      <w:r>
+        <w:t xml:space="preserve">Configura o bloqueio automático de sessão em ativos empresariais Coloque em prática um processo repetível, de propriedade ou controle técnico para configurar o bloqueio automático de sessão em ativos corporativos, em seguida, verifique a cobertura e exceções. Confirmar escopo definido, população, propriedade, implementação, frequência, cobertura, exceções, correção e reteste. Normas de configuração, resultados de benchmark, firewalls, bloqueios de sessão, protocolos de administração, defaults, serviços e configurações móveis</w:t>
+      </w:r>
+      <w:r>
+        <w:t xml:space="preserve"> </w:t>
+      </w:r>
+      <w:r>
+        <w:t xml:space="preserve">4.4 Implementar e Gerenciar um Firewall em Servidores Coloque um processo repetível, de propriedade ou controle técnico para implementar e gerenciar um Firewall em Servidores, então verifique cobertura e exceções. Confirmar escopo definido, população, propriedade, implementação, frequência, cobertura, exceções, correção e reteste. Normas de configuração, resultados de benchmark, firewalls, bloqueios de sessão, protocolos de administração, defaults, serviços e configurações móveis</w:t>
+      </w:r>
+      <w:r>
+        <w:t xml:space="preserve"> </w:t>
+      </w:r>
+      <w:r>
+        <w:t xml:space="preserve">□ 4.5 □ Implementar e Gerenciar um Firewall em Dispositivos de Usuário Final □ Coloque em prática um processo ou controle técnico repetível, de propriedade para implementar e gerenciar um Firewall em Dispositivos de Usuário Final, em seguida, verifique cobertura e exceções. Confirmar escopo definido, população, propriedade, implementação, frequência, cobertura, exceções, correção e reteste. Normas de configuração, resultados de benchmark, firewalls, bloqueios de sessão, protocolos de administração, defaults, serviços e configurações móveis</w:t>
+      </w:r>
+      <w:r>
+        <w:t xml:space="preserve"> </w:t>
+      </w:r>
+      <w:r>
+        <w:t xml:space="preserve">Como Gerenciar com segurança os ativos e o software corporativos?Coloque no lugar um processo repetível, de propriedade ou controle técnico para Gerenciar com segurança os ativos empresariais e o software, então verifique a cobertura e exceções. Confirmar escopo definido, população, propriedade, implementação, frequência, cobertura, exceções, correção e reteste. Normas de configuração, resultados de benchmark, firewalls, bloqueios de sessão, protocolos de administração, defaults, serviços e configurações móveis</w:t>
+      </w:r>
+      <w:r>
+        <w:t xml:space="preserve"> </w:t>
+      </w:r>
+      <w:r>
+        <w:t xml:space="preserve">Como Gerenciar contas padrão em ativos e software corporativos?Coloque em prática um processo repetível, de propriedade ou controle técnico para gerenciar contas padrão em ativos corporativos e software, então verifique cobertura e exceções. Confirmar escopo definido, população, propriedade, implementação, frequência, cobertura, exceções, correção e reteste. Normas de configuração, resultados de benchmark, firewalls, bloqueios de sessão, protocolos de administração, defaults, serviços e configurações móveis</w:t>
+      </w:r>
+      <w:r>
+        <w:t xml:space="preserve"> </w:t>
+      </w:r>
+      <w:r>
+        <w:t xml:space="preserve">4.8 Desinstalar ou desativar Serviços Desnecessários em Ativos e Software Corporativos Coloque em prática um processo ou controle técnico repetível, de propriedade para desinstalar ou desativar Serviços Desnecessários em Ativos e Software Corporativos, então verifique cobertura e exceções. Confirmar escopo definido, população, propriedade, implementação, frequência, cobertura, exceções, correção e reteste. Normas de configuração, resultados de benchmark, firewalls, bloqueios de sessão, protocolos de administração, defaults, serviços e configurações móveis</w:t>
+      </w:r>
+      <w:r>
+        <w:t xml:space="preserve"> </w:t>
+      </w:r>
+      <w:r>
+        <w:t xml:space="preserve">Configura Servidores DNS confiáveis em ativos corporativos Coloque um processo repetível, de propriedade ou controle técnico para configurar Servidores DNS confiáveis em ativos corporativos, então verifique cobertura e exceções. Confirmar escopo definido, população, propriedade, implementação, frequência, cobertura, exceções, correção e reteste. Normas de configuração, resultados de benchmark, firewalls, bloqueios de sessão, protocolos de administração, defaults, serviços e configurações móveis</w:t>
+      </w:r>
+      <w:r>
+        <w:t xml:space="preserve"> </w:t>
+      </w:r>
+      <w:r>
+        <w:t xml:space="preserve">4.10 Forçar o bloqueio automático do dispositivo em dispositivos portáteis do usuário final Coloque em prática um processo repetível, de propriedade ou controle técnico para aplicar o Bloqueio Automático de Dispositivos Portáteis de Usuário Final, em seguida, verifique a cobertura e exceções. Confirmar escopo definido, população, propriedade, implementação, frequência, cobertura, exceções, correção e reteste. Normas de configuração, resultados de benchmark, firewalls, bloqueios de sessão, protocolos de administração, defaults, serviços e configurações móveis</w:t>
+      </w:r>
+      <w:r>
+        <w:t xml:space="preserve"> </w:t>
+      </w:r>
+      <w:r>
+        <w:t xml:space="preserve">• 4.11 • Forçar a capacidade de limpeza remota em dispositivos portáteis de uso final Coloque em prática um processo repetível, de propriedade ou controle técnico para impor a capacidade de limpeza remota em dispositivos portáteis de usuário final, em seguida, verifique a cobertura e exceções. Confirmar escopo definido, população, propriedade, implementação, frequência, cobertura, exceções, correção e reteste. Normas de configuração, resultados de benchmark, firewalls, bloqueios de sessão, protocolos de administração, defaults, serviços e configurações móveis</w:t>
+      </w:r>
+      <w:r>
+        <w:t xml:space="preserve"> </w:t>
+      </w:r>
+      <w:r>
+        <w:t xml:space="preserve">□ 4.12 □ Separar os espaços de trabalho empresariais em dispositivos móveis de utilização final □ Coloque em prática um processo repetível, de propriedade ou controlo técnico para separar os espaços de trabalho empresariais em dispositivos móveis de utilização final e verificar a cobertura e as exceções. Confirmar escopo definido, população, propriedade, implementação, frequência, cobertura, exceções, correção e reteste. Normas de configuração, resultados de benchmark, firewalls, bloqueios de sessão, protocolos de administração, defaults, serviços e configurações móveis</w:t>
       </w:r>
     </w:p>
     <w:p>
@@ -2945,38 +2377,358 @@
     </w:p>
     <w:bookmarkEnd w:id="39"/>
     <w:bookmarkEnd w:id="40"/>
-    <w:bookmarkStart w:id="43" w:name="controle-10-defesas-de-malware"/>
+    <w:bookmarkStart w:id="42" w:name="controle-5-gestão-de-contas"/>
     <w:p>
       <w:pPr>
         <w:pStyle w:val="Heading1"/>
       </w:pPr>
       <w:r>
-        <w:t xml:space="preserve">15. Controle 10 — Defesas de Malware</w:t>
-      </w:r>
-    </w:p>
-    <w:p>
-      <w:pPr>
+        <w:t xml:space="preserve">10. Controle 5 — Gestão de Contas</w:t>
+      </w:r>
+    </w:p>
+    <w:p>
+      <w:pPr>
+        <w:numPr>
+          <w:ilvl w:val="0"/>
+          <w:numId w:val="1018"/>
+        </w:numPr>
         <w:pStyle w:val="Compact"/>
-        <w:numPr>
-          <w:ilvl w:val="0"/>
-          <w:numId w:val="1023"/>
-        </w:numPr>
+      </w:pPr>
+      <w:r>
+        <w:t xml:space="preserve">Todas as 6 Salvaguardas, significado simples, foco de verificação e evidência de exemplo.*</w:t>
+      </w:r>
+    </w:p>
+    <w:p>
+      <w:pPr>
+        <w:pStyle w:val="FirstParagraph"/>
+      </w:pPr>
+      <w:r>
+        <w:t xml:space="preserve">. ** Finalidade do controlo: ** Reforçar a empresa através da implementação e medição de salvaguardas para a gestão de contas. □</w:t>
+      </w:r>
+      <w:r>
+        <w:t xml:space="preserve"> </w:t>
+      </w:r>
+      <w:r>
+        <w:t xml:space="preserve">□——————————————————————————————————————————–</w:t>
+      </w:r>
+    </w:p>
+    <w:bookmarkStart w:id="41" w:name="section-5"/>
+    <w:p>
+      <w:pPr>
+        <w:pStyle w:val="Heading2"/>
+      </w:pPr>
+      <w:r>
+        <w:t xml:space="preserve">* * * * * * * * * * * * * * * * * * * * * * * * * * * * * * * * * * * * * * * * * * * * * * * * * * * *</w:t>
+      </w:r>
+    </w:p>
+    <w:p>
+      <w:pPr>
+        <w:pStyle w:val="FirstParagraph"/>
+      </w:pPr>
+      <w:r>
+        <w:t xml:space="preserve">• 5.1 • Estabelecer e manter um Inventário de Contas • Colocar em prática um processo repetível, de propriedade ou controle técnico para estabelecer e manter um Inventário de Contas, em seguida, verificar a cobertura e exceções. Confirmar escopo definido, população, propriedade, implementação, frequência, cobertura, exceções, correção e reteste. As populações da conta, os proprietários, as datas, a política da senha, as ações da conta dormente, os inventários da conta do administrador e do serviço</w:t>
+      </w:r>
+      <w:r>
+        <w:t xml:space="preserve"> </w:t>
+      </w:r>
+      <w:r>
+        <w:t xml:space="preserve">Use senhas únicas Coloque um processo repetível, de propriedade ou controle técnico para usar senhas únicas e, em seguida, verifique a cobertura e exceções. Confirmar escopo definido, população, propriedade, implementação, frequência, cobertura, exceções, correção e reteste. As populações da conta, os proprietários, as datas, a política da senha, as ações da conta dormente, os inventários da conta do administrador e do serviço</w:t>
+      </w:r>
+      <w:r>
+        <w:t xml:space="preserve"> </w:t>
+      </w:r>
+      <w:r>
+        <w:t xml:space="preserve">5.3 Desactivar contas domésticas Coloque em prática um processo repetível, de propriedade ou controle técnico para desativar Contas Dormintes e, em seguida, verificar a cobertura e exceções. Confirmar escopo definido, população, propriedade, implementação, frequência, cobertura, exceções, correção e reteste. As populações da conta, os proprietários, as datas, a política da senha, as ações da conta dormente, os inventários da conta do administrador e do serviço</w:t>
+      </w:r>
+      <w:r>
+        <w:t xml:space="preserve"> </w:t>
+      </w:r>
+      <w:r>
+        <w:t xml:space="preserve">Restringir os Privilégios de Administrador às Contas de Administradores Dedicadas Coloque em prática um processo repetível, de propriedade ou controle técnico para restringir os Privilégios de Administrador às Contas de Administrador Dedicadas, em seguida, verifique a cobertura e exceções. Confirmar escopo definido, população, propriedade, implementação, frequência, cobertura, exceções, correção e reteste. As populações da conta, os proprietários, as datas, a política da senha, as ações da conta dormente, os inventários da conta do administrador e do serviço</w:t>
+      </w:r>
+      <w:r>
+        <w:t xml:space="preserve"> </w:t>
+      </w:r>
+      <w:r>
+        <w:t xml:space="preserve">5,5 □ Estabelecer e manter um Inventário de Contas de Serviço □ Colocar em prática um processo repetível, de propriedade ou controle técnico para estabelecer e manter um Inventário de Contas de Serviço, em seguida, verificar cobertura e exceções. Confirmar escopo definido, população, propriedade, implementação, frequência, cobertura, exceções, correção e reteste. As populações da conta, os proprietários, as datas, a política da senha, as ações da conta dormente, os inventários da conta do administrador e do serviço</w:t>
+      </w:r>
+      <w:r>
+        <w:t xml:space="preserve"> </w:t>
+      </w:r>
+      <w:r>
+        <w:t xml:space="preserve">5.6 Centralizar a Gestão de Contas Coloque em prática um processo repetível, de propriedade ou controle técnico para centralizar o Gerenciamento de Contas, em seguida, verifique a cobertura e exceções. Confirmar escopo definido, população, propriedade, implementação, frequência, cobertura, exceções, correção e reteste. As populações da conta, os proprietários, as datas, a política da senha, as ações da conta dormente, os inventários da conta do administrador e do serviço</w:t>
+      </w:r>
+    </w:p>
+    <w:p>
+      <w:pPr>
+        <w:pStyle w:val="BodyText"/>
+      </w:pPr>
+      <w:r>
+        <w:t xml:space="preserve">Use o guia oficial de Controles CIS v8.1 e Especificações de Avaliação de Controles para linguagem de Salvaguarda exata, classe de ativos, função de segurança, Grupo de Implementação, dependências, entradas, operações, medidas, métricas e revisão processual.</w:t>
+      </w:r>
+    </w:p>
+    <w:bookmarkEnd w:id="41"/>
+    <w:bookmarkEnd w:id="42"/>
+    <w:bookmarkStart w:id="45" w:name="Xa894af05b3af31fdf2a084a9cec3813ac700e27"/>
+    <w:p>
+      <w:pPr>
+        <w:pStyle w:val="Heading1"/>
+      </w:pPr>
+      <w:r>
+        <w:t xml:space="preserve">11. Controle 6 — Gerenciamento de Controle de Acesso</w:t>
+      </w:r>
+    </w:p>
+    <w:p>
+      <w:pPr>
+        <w:numPr>
+          <w:ilvl w:val="0"/>
+          <w:numId w:val="1019"/>
+        </w:numPr>
+        <w:pStyle w:val="Compact"/>
+      </w:pPr>
+      <w:r>
+        <w:t xml:space="preserve">Todas as 8 Salvaguardas, significado simples, foco de verificação e evidência de exemplo.*</w:t>
+      </w:r>
+    </w:p>
+    <w:p>
+      <w:pPr>
+        <w:pStyle w:val="FirstParagraph"/>
+      </w:pPr>
+    </w:p>
+    <w:p>
+      <w:pPr>
+        <w:pStyle w:val="BodyText"/>
+      </w:pPr>
+      <w:r>
+        <w:t xml:space="preserve">Figura 6. Ciclo de vida de identidade e acesso</w:t>
+      </w:r>
+    </w:p>
+    <w:bookmarkStart w:id="43" w:name="Xcabd0b0a654464b8c9f73c37431732309c07dc8"/>
+    <w:p>
+      <w:pPr>
+        <w:pStyle w:val="Heading2"/>
+      </w:pPr>
+      <w:r>
+        <w:t xml:space="preserve">. ** Finalidade do controlo: ** Reforçar a empresa através da implementação e medição de salvaguardas para a gestão do controlo de acesso. □</w:t>
+      </w:r>
+    </w:p>
+    <w:bookmarkEnd w:id="43"/>
+    <w:bookmarkStart w:id="44" w:name="section-6"/>
+    <w:p>
+      <w:pPr>
+        <w:pStyle w:val="Heading2"/>
+      </w:pPr>
+      <w:r>
+        <w:t xml:space="preserve">* * * * * * * * * * * * * * * * * * * * * * * * * * * * * * * * * * * * * * * * * * * * * * * * * * * *</w:t>
+      </w:r>
+    </w:p>
+    <w:p>
+      <w:pPr>
+        <w:pStyle w:val="FirstParagraph"/>
+      </w:pPr>
+      <w:r>
+        <w:t xml:space="preserve">• 6.1 • Estabelecer um Processo de Concessão de Acesso • Colocar em prática um processo repetível, de propriedade ou controle técnico para estabelecer um Processo de Concessão de Acesso e, em seguida, verificar a cobertura e exceções. Confirmar escopo definido, população, propriedade, implementação, frequência, cobertura, exceções, correção e reteste. Ingressos de concessão/revoke, cobertura MFA, inventário do sistema de autenticação, funções, direitos e revisões de acesso</w:t>
+      </w:r>
+      <w:r>
+        <w:t xml:space="preserve"> </w:t>
+      </w:r>
+      <w:r>
+        <w:t xml:space="preserve">□ 6.2 □ Estabelecer um Processo de Revogação de Acesso □ Colocar um processo repetível, de propriedade ou controle técnico para estabelecer um Processo de Revogação de Acesso, em seguida, verificar a cobertura e exceções. Confirmar escopo definido, população, propriedade, implementação, frequência, cobertura, exceções, correção e reteste. Ingressos de concessão/revoke, cobertura MFA, inventário do sistema de autenticação, funções, direitos e revisões de acesso</w:t>
+      </w:r>
+      <w:r>
+        <w:t xml:space="preserve"> </w:t>
+      </w:r>
+      <w:r>
+        <w:t xml:space="preserve">□ 6.3 □ Exigir o MFA para Aplicações Expostas Externamente • Coloque em prática um processo repetível, de propriedade ou controle técnico para exigir o MFA para Aplicações Expostas Externamente e, em seguida, verifique a cobertura e exceções. Confirmar escopo definido, população, propriedade, implementação, frequência, cobertura, exceções, correção e reteste. Ingressos de concessão/revoke, cobertura MFA, inventário do sistema de autenticação, funções, direitos e revisões de acesso</w:t>
+      </w:r>
+      <w:r>
+        <w:t xml:space="preserve"> </w:t>
+      </w:r>
+      <w:r>
+        <w:t xml:space="preserve">6.4 Requer MFA para acesso remoto à rede Coloque um processo repetível, de propriedade ou controle técnico para exigir MFA para acesso remoto à rede, então verifique cobertura e exceções. Confirmar escopo definido, população, propriedade, implementação, frequência, cobertura, exceções, correção e reteste. Ingressos de concessão/revoke, cobertura MFA, inventário do sistema de autenticação, funções, direitos e revisões de acesso</w:t>
+      </w:r>
+      <w:r>
+        <w:t xml:space="preserve"> </w:t>
+      </w:r>
+      <w:r>
+        <w:t xml:space="preserve">6.5 Requer AMF para acesso administrativo Coloque um processo repetível, de propriedade ou controle técnico para exigir MFA para acesso administrativo, em seguida, verificar cobertura e exceções. Confirmar escopo definido, população, propriedade, implementação, frequência, cobertura, exceções, correção e reteste. Ingressos de concessão/revoke, cobertura MFA, inventário do sistema de autenticação, funções, direitos e revisões de acesso</w:t>
+      </w:r>
+      <w:r>
+        <w:t xml:space="preserve"> </w:t>
+      </w:r>
+      <w:r>
+        <w:t xml:space="preserve">6.6 Criar e manter um Inventário de Sistemas de Autenticação e Autorização.Põr em prática um processo repetível, de propriedade ou controle técnico para estabelecer e manter um Inventário de Sistemas de Autenticação e Autorização, em seguida, verificar a cobertura e exceções. Confirmar escopo definido, população, propriedade, implementação, frequência, cobertura, exceções, correção e reteste. Ingressos de concessão/revoke, cobertura MFA, inventário do sistema de autenticação, funções, direitos e revisões de acesso</w:t>
+      </w:r>
+      <w:r>
+        <w:t xml:space="preserve"> </w:t>
+      </w:r>
+      <w:r>
+        <w:t xml:space="preserve">6.7 Centralizar o Controle de Acesso Coloque em prática um processo repetível, de propriedade ou controle técnico para centralizar o Controle de Acesso, então verifique cobertura e exceções. Confirmar escopo definido, população, propriedade, implementação, frequência, cobertura, exceções, correção e reteste. Ingressos de concessão/revoke, cobertura MFA, inventário do sistema de autenticação, funções, direitos e revisões de acesso</w:t>
+      </w:r>
+      <w:r>
+        <w:t xml:space="preserve"> </w:t>
+      </w:r>
+      <w:r>
+        <w:t xml:space="preserve">Defina e mantenha o controle de acesso baseado em funções Coloque em prática um processo repetível, de propriedade ou controle técnico para definir e manter o controle de acesso baseado em funções, então verifique cobertura e exceções. Confirmar escopo definido, população, propriedade, implementação, frequência, cobertura, exceções, correção e reteste. Ingressos de concessão/revoke, cobertura MFA, inventário do sistema de autenticação, funções, direitos e revisões de acesso</w:t>
+      </w:r>
+    </w:p>
+    <w:p>
+      <w:pPr>
+        <w:pStyle w:val="BodyText"/>
+      </w:pPr>
+      <w:r>
+        <w:t xml:space="preserve">Use o guia oficial de Controles CIS v8.1 e Especificações de Avaliação de Controles para linguagem de Salvaguarda exata, classe de ativos, função de segurança, Grupo de Implementação, dependências, entradas, operações, medidas, métricas e revisão processual.</w:t>
+      </w:r>
+    </w:p>
+    <w:bookmarkEnd w:id="44"/>
+    <w:bookmarkEnd w:id="45"/>
+    <w:bookmarkStart w:id="47" w:name="Xc417a421edbe5d2e6b240c7d3d615c29c5a6aa2"/>
+    <w:p>
+      <w:pPr>
+        <w:pStyle w:val="Heading1"/>
+      </w:pPr>
+      <w:r>
+        <w:t xml:space="preserve">12. Controle 7 — Gestão de Vulnerabilidade Contínua</w:t>
+      </w:r>
+    </w:p>
+    <w:p>
+      <w:pPr>
+        <w:numPr>
+          <w:ilvl w:val="0"/>
+          <w:numId w:val="1020"/>
+        </w:numPr>
+        <w:pStyle w:val="Compact"/>
       </w:pPr>
       <w:r>
         <w:t xml:space="preserve">Todas as 7 Salvaguardas, significado simples, foco de verificação e evidência de exemplo.*</w:t>
       </w:r>
     </w:p>
-    <w:bookmarkStart w:id="41" w:name="X31cb3c27ed506a61c5b7a87832510fc038b08f1"/>
+    <w:p>
+      <w:pPr>
+        <w:pStyle w:val="FirstParagraph"/>
+      </w:pPr>
+    </w:p>
+    <w:p>
+      <w:pPr>
+        <w:pStyle w:val="BodyText"/>
+      </w:pPr>
+      <w:r>
+        <w:t xml:space="preserve">Figura 7. Gestão contínua da vulnerabilidade</w:t>
+      </w:r>
+    </w:p>
+    <w:p>
+      <w:pPr>
+        <w:pStyle w:val="BodyText"/>
+      </w:pPr>
+      <w:r>
+        <w:t xml:space="preserve">. ** Finalidade do controlo: ** Fortalecer a empresa implementando e medindo salvaguardas para a gestão contínua da vulnerabilidade. □</w:t>
+      </w:r>
+      <w:r>
+        <w:t xml:space="preserve"> </w:t>
+      </w:r>
+      <w:r>
+        <w:t xml:space="preserve">□———————————————————————————————————————————————————————————-</w:t>
+      </w:r>
+    </w:p>
+    <w:bookmarkStart w:id="46" w:name="section-7"/>
     <w:p>
       <w:pPr>
         <w:pStyle w:val="Heading2"/>
       </w:pPr>
       <w:r>
-        <w:t xml:space="preserve">. ** Finalidade do controlo: ** Fortaleça a empresa implementando e medindo salvaguardas para defesas de malware. □</w:t>
-      </w:r>
-    </w:p>
-    <w:bookmarkEnd w:id="41"/>
-    <w:bookmarkStart w:id="42" w:name="section-10"/>
+        <w:t xml:space="preserve">* * * * * * * * * * * * * * * * * * * * * * * * * * * * * * * * * * * * * * * * * * * * * * * * * * * *</w:t>
+      </w:r>
+    </w:p>
+    <w:p>
+      <w:pPr>
+        <w:pStyle w:val="FirstParagraph"/>
+      </w:pPr>
+      <w:r>
+        <w:t xml:space="preserve">□ 7.1 □ Estabeleça e mantenha um Processo de Gestão de Vulnerabilidade □ Coloque em prática um processo repetível, de propriedade ou controle técnico para estabelecer e manter um Processo de Gestão de Vulnerabilidade, em seguida, verifique cobertura e exceções. Confirmar escopo definido, população, propriedade, implementação, frequência, cobertura, exceções, correção e reteste. Processos, feeds, cobertura de ativos, varreduras autenticadas, resultados de patch, exceções, tickets de remediação e rescans</w:t>
+      </w:r>
+      <w:r>
+        <w:t xml:space="preserve"> </w:t>
+      </w:r>
+      <w:r>
+        <w:t xml:space="preserve">• 7,2 • Estabelecer e manter um processo de remediação; • Colocar um processo repetível, de propriedade ou controle técnico para estabelecer e manter um processo de remediação; Confirmar escopo definido, população, propriedade, implementação, frequência, cobertura, exceções, correção e reteste. Processos, feeds, cobertura de ativos, varreduras autenticadas, resultados de patch, exceções, tickets de remediação e rescans</w:t>
+      </w:r>
+      <w:r>
+        <w:t xml:space="preserve"> </w:t>
+      </w:r>
+      <w:r>
+        <w:t xml:space="preserve">Realizar o gerenciamento automático do patch do sistema operacional Coloque em prática um processo repetível, de propriedade ou controle técnico para executar o gerenciamento automático do patch do sistema operacional, então verifique a cobertura e exceções. Confirmar escopo definido, população, propriedade, implementação, frequência, cobertura, exceções, correção e reteste. Processos, feeds, cobertura de ativos, varreduras autenticadas, resultados de patch, exceções, tickets de remediação e rescans</w:t>
+      </w:r>
+      <w:r>
+        <w:t xml:space="preserve"> </w:t>
+      </w:r>
+      <w:r>
+        <w:t xml:space="preserve">Realizar o gerenciamento automatizado do patch da aplicação Coloque um processo repetível, de propriedade ou controle técnico no local para executar o gerenciamento automático de patch de aplicação, em seguida, verifique a cobertura e exceções. Confirmar escopo definido, população, propriedade, implementação, frequência, cobertura, exceções, correção e reteste. Processos, feeds, cobertura de ativos, varreduras autenticadas, resultados de patch, exceções, tickets de remediação e rescans</w:t>
+      </w:r>
+      <w:r>
+        <w:t xml:space="preserve"> </w:t>
+      </w:r>
+      <w:r>
+        <w:t xml:space="preserve">Realizar verificações automáticas de vulnerabilidade de ativos internos da empresa Coloque em prática um processo repetível, de propriedade ou controle técnico para realizar varreduras de vulnerabilidade automatizada de ativos empresariais internos, então verifique cobertura e exceções. Confirmar escopo definido, população, propriedade, implementação, frequência, cobertura, exceções, correção e reteste. Processos, feeds, cobertura de ativos, varreduras autenticadas, resultados de patch, exceções, tickets de remediação e rescans</w:t>
+      </w:r>
+      <w:r>
+        <w:t xml:space="preserve"> </w:t>
+      </w:r>
+      <w:r>
+        <w:t xml:space="preserve">Realizar verificações de vulnerabilidade automatizadas de ativos empresariais externamente expostos Coloque em prática um processo repetível, de propriedade ou controle técnico para executar varreduras de vulnerabilidade automatizada de ativos corporativos externamente expostos, então verifique cobertura e exceções. Confirmar escopo definido, população, propriedade, implementação, frequência, cobertura, exceções, correção e reteste. Processos, feeds, cobertura de ativos, varreduras autenticadas, resultados de patch, exceções, tickets de remediação e rescans</w:t>
+      </w:r>
+      <w:r>
+        <w:t xml:space="preserve"> </w:t>
+      </w:r>
+      <w:r>
+        <w:t xml:space="preserve">□ 7.7 □ Remediar Vulnerabilidades Detectadas □ Coloque no lugar um processo repetível, de propriedade ou controle técnico para corrigir Vulnerabilidades Detectadas, então verifique cobertura e exceções. Confirmar escopo definido, população, propriedade, implementação, frequência, cobertura, exceções, correção e reteste. Processos, feeds, cobertura de ativos, varreduras autenticadas, resultados de patch, exceções, tickets de remediação e rescans</w:t>
+      </w:r>
+    </w:p>
+    <w:p>
+      <w:pPr>
+        <w:pStyle w:val="BodyText"/>
+      </w:pPr>
+      <w:r>
+        <w:t xml:space="preserve">Use o guia oficial de Controles CIS v8.1 e Especificações de Avaliação de Controles para linguagem de Salvaguarda exata, classe de ativos, função de segurança, Grupo de Implementação, dependências, entradas, operações, medidas, métricas e revisão processual.</w:t>
+      </w:r>
+    </w:p>
+    <w:bookmarkEnd w:id="46"/>
+    <w:bookmarkEnd w:id="47"/>
+    <w:bookmarkStart w:id="49" w:name="X5849b052f89f1dbd6d1795dfe10269d3f72715f"/>
+    <w:p>
+      <w:pPr>
+        <w:pStyle w:val="Heading1"/>
+      </w:pPr>
+      <w:r>
+        <w:t xml:space="preserve">13. Controle 8 — Gestão do Registo de Auditoria</w:t>
+      </w:r>
+    </w:p>
+    <w:p>
+      <w:pPr>
+        <w:numPr>
+          <w:ilvl w:val="0"/>
+          <w:numId w:val="1021"/>
+        </w:numPr>
+        <w:pStyle w:val="Compact"/>
+      </w:pPr>
+      <w:r>
+        <w:t xml:space="preserve">Todas as 12 Salvaguardas, significado simples, foco de verificação e evidência de exemplo.*</w:t>
+      </w:r>
+    </w:p>
+    <w:p>
+      <w:pPr>
+        <w:pStyle w:val="FirstParagraph"/>
+      </w:pPr>
+      <w:r>
+        <w:t xml:space="preserve">. ** Finalidade do controlo: ** Reforçar a empresa através da implementação e medição de salvaguardas para a gestão de registos de auditoria. □</w:t>
+      </w:r>
+      <w:r>
+        <w:t xml:space="preserve"> </w:t>
+      </w:r>
+      <w:r>
+        <w:t xml:space="preserve">□————————————————————————————————————————————————-</w:t>
+      </w:r>
+    </w:p>
+    <w:bookmarkStart w:id="48" w:name="section-8"/>
     <w:p>
       <w:pPr>
         <w:pStyle w:val="Heading2"/>
@@ -2990,43 +2742,73 @@
         <w:pStyle w:val="FirstParagraph"/>
       </w:pPr>
       <w:r>
-        <w:t xml:space="preserve">□ 10.1 □ Implantar e manter o software anti-Malware Coloque um processo repetível, de propriedade ou controle técnico no local para implantar e manter o software Anti-Malware, em seguida, verifique a cobertura e exceções. Confirmar escopo definido, população, propriedade, implementação, frequência, cobertura, exceções, correção e reteste. cobertura de endpoint , configuração anti-malware, atualizações, controles de mídia removível, alertas de comportamento e tickets de resposta .</w:t>
-      </w:r>
-      <w:r>
-        <w:t xml:space="preserve"> </w:t>
-      </w:r>
-      <w:r>
-        <w:t xml:space="preserve">□ 10.2 □ Configurar atualizações automáticas de assinatura anti-Malware Coloque em prática um processo repetível, de propriedade ou controle técnico para configurar Atualizações de Assinatura Automáticas Anti-Malware, então verifique cobertura e exceções. Confirmar escopo definido, população, propriedade, implementação, frequência, cobertura, exceções, correção e reteste. cobertura de endpoint , configuração anti-malware, atualizações, controles de mídia removível, alertas de comportamento e tickets de resposta .</w:t>
-      </w:r>
-      <w:r>
-        <w:t xml:space="preserve"> </w:t>
-      </w:r>
-      <w:r>
-        <w:t xml:space="preserve">□ 10.3 □ Desativar Autorun e Autoplay para mídia removível □ Coloque no lugar um processo repetível, de propriedade ou controle técnico para desativar Autorun e Autoplay para mídia removível, então verifique cobertura e exceções. Confirmar escopo definido, população, propriedade, implementação, frequência, cobertura, exceções, correção e reteste. cobertura de endpoint , configuração anti-malware, atualizações, controles de mídia removível, alertas de comportamento e tickets de resposta .</w:t>
-      </w:r>
-      <w:r>
-        <w:t xml:space="preserve"> </w:t>
-      </w:r>
-      <w:r>
-        <w:t xml:space="preserve">Configura a verificação automática anti-Malware de mídia removível Coloque em prática um processo repetível, de propriedade ou controle técnico para configurar a Digitalização Automática Anti-Malware de Mídia Removível, em seguida, verifique a cobertura e exceções. Confirmar escopo definido, população, propriedade, implementação, frequência, cobertura, exceções, correção e reteste. cobertura de endpoint , configuração anti-malware, atualizações, controles de mídia removível, alertas de comportamento e tickets de resposta .</w:t>
-      </w:r>
-      <w:r>
-        <w:t xml:space="preserve"> </w:t>
-      </w:r>
-      <w:r>
-        <w:t xml:space="preserve">Ativar recursos anti-exploração Coloque em prática um processo repetível, de propriedade ou controle técnico para permitir o Anti-exploração Características, em seguida, verificar a cobertura e exceções. Confirmar escopo definido, população, propriedade, implementação, frequência, cobertura, exceções, correção e reteste. cobertura de endpoint , configuração anti-malware, atualizações, controles de mídia removível, alertas de comportamento e tickets de resposta .</w:t>
-      </w:r>
-      <w:r>
-        <w:t xml:space="preserve"> </w:t>
-      </w:r>
-      <w:r>
-        <w:t xml:space="preserve">Gerenciar o software anti-Malware centralmente Coloque um processo repetível, de propriedade ou controle técnico no local para gerenciar centralmente o Software Anti-Malware, então verifique a cobertura e exceções. Confirmar escopo definido, população, propriedade, implementação, frequência, cobertura, exceções, correção e reteste. cobertura de endpoint , configuração anti-malware, atualizações, controles de mídia removível, alertas de comportamento e tickets de resposta .</w:t>
-      </w:r>
-      <w:r>
-        <w:t xml:space="preserve"> </w:t>
-      </w:r>
-      <w:r>
-        <w:t xml:space="preserve">Use o software anti-Malware baseado em comportamento Coloque um processo repetível, de propriedade ou controle técnico no local para usar Behavior-Based Anti-Malware Software, em seguida, verifique cobertura e exceções. Confirmar escopo definido, população, propriedade, implementação, frequência, cobertura, exceções, correção e reteste. cobertura de endpoint , configuração anti-malware, atualizações, controles de mídia removível, alertas de comportamento e tickets de resposta .</w:t>
+        <w:t xml:space="preserve">□ 8.1 □ Estabelecer e manter um processo de gerenciamento de registro de auditoria □ Colocar em prática um processo repetível, de propriedade ou controle técnico para estabelecer e manter um processo de gerenciamento de registro de auditoria, em seguida, verificar cobertura e exceções. Confirmar escopo definido, população, propriedade, implementação, frequência, cobertura, exceções, correção e reteste. Requisitos de registro, inventário de origem, armazenamento, configurações de tempo, logs detalhados, plataforma central, comentários e retenção</w:t>
+      </w:r>
+      <w:r>
+        <w:t xml:space="preserve"> </w:t>
+      </w:r>
+      <w:r>
+        <w:t xml:space="preserve">Recolher registros de auditoria Coloque um processo repetível, de propriedade ou controle técnico no local para coletar Registros de Auditoria, em seguida, verificar a cobertura e exceções. Confirmar escopo definido, população, propriedade, implementação, frequência, cobertura, exceções, correção e reteste. Requisitos de registro, inventário de origem, armazenamento, configurações de tempo, logs detalhados, plataforma central, comentários e retenção</w:t>
+      </w:r>
+      <w:r>
+        <w:t xml:space="preserve"> </w:t>
+      </w:r>
+      <w:r>
+        <w:t xml:space="preserve">□ 8.3 □ Assegurar o armazenamento adequado do log de auditoria Coloque em prática um processo repetível, de propriedade ou controle técnico para garantir o armazenamento adequado do registro de auditoria e, em seguida, verificar a cobertura e exceções. Confirmar escopo definido, população, propriedade, implementação, frequência, cobertura, exceções, correção e reteste. Requisitos de registro, inventário de origem, armazenamento, configurações de tempo, logs detalhados, plataforma central, comentários e retenção</w:t>
+      </w:r>
+      <w:r>
+        <w:t xml:space="preserve"> </w:t>
+      </w:r>
+      <w:r>
+        <w:t xml:space="preserve">□ 8.4 □ Padronize a Sincronização do Tempo □ Coloque em prática um processo repetível, de propriedade ou controle técnico para padronizar a Sincronização do Tempo, em seguida, verifique a cobertura e exceções. Confirmar escopo definido, população, propriedade, implementação, frequência, cobertura, exceções, correção e reteste. Requisitos de registro, inventário de origem, armazenamento, configurações de tempo, logs detalhados, plataforma central, comentários e retenção</w:t>
+      </w:r>
+      <w:r>
+        <w:t xml:space="preserve"> </w:t>
+      </w:r>
+      <w:r>
+        <w:t xml:space="preserve">Recolher registros de auditoria detalhados Coloque em prática um processo repetível, de propriedade ou controle técnico para coletar registros de auditoria detalhados, em seguida, verifique a cobertura e exceções. Confirmar escopo definido, população, propriedade, implementação, frequência, cobertura, exceções, correção e reteste. Requisitos de registro, inventário de origem, armazenamento, configurações de tempo, logs detalhados, plataforma central, comentários e retenção</w:t>
+      </w:r>
+      <w:r>
+        <w:t xml:space="preserve"> </w:t>
+      </w:r>
+      <w:r>
+        <w:t xml:space="preserve">Recolher registros de auditoria do DNS Coloque um processo repetível, de propriedade ou controle técnico no local para coletar DNS Consultar Registros de Auditoria, em seguida, verificar cobertura e exceções. Confirmar escopo definido, população, propriedade, implementação, frequência, cobertura, exceções, correção e reteste. Requisitos de registro, inventário de origem, armazenamento, configurações de tempo, logs detalhados, plataforma central, comentários e retenção</w:t>
+      </w:r>
+      <w:r>
+        <w:t xml:space="preserve"> </w:t>
+      </w:r>
+      <w:r>
+        <w:t xml:space="preserve">Recolher URL Solicitar Registros de Auditoria Coloque em prática um processo repetível, de propriedade ou controle técnico para coletar URL Request Audit Logs, então verifique cobertura e exceções. Confirmar escopo definido, população, propriedade, implementação, frequência, cobertura, exceções, correção e reteste. Requisitos de registro, inventário de origem, armazenamento, configurações de tempo, logs detalhados, plataforma central, comentários e retenção</w:t>
+      </w:r>
+      <w:r>
+        <w:t xml:space="preserve"> </w:t>
+      </w:r>
+      <w:r>
+        <w:t xml:space="preserve">Recolher registros de auditoria de linha de comando Coloque um processo repetível, de propriedade ou controle técnico para coletar registros de auditoria de linha de comando, em seguida, verificar a cobertura e exceções. Confirmar escopo definido, população, propriedade, implementação, frequência, cobertura, exceções, correção e reteste. Requisitos de registro, inventário de origem, armazenamento, configurações de tempo, logs detalhados, plataforma central, comentários e retenção</w:t>
+      </w:r>
+      <w:r>
+        <w:t xml:space="preserve"> </w:t>
+      </w:r>
+      <w:r>
+        <w:t xml:space="preserve">• 8.9 □ Centralizar os Registos de Auditoria Coloque em prática um processo repetível, de propriedade ou controle técnico para centralizar os Logs de Auditoria, em seguida, verifique a cobertura e exceções. Confirmar escopo definido, população, propriedade, implementação, frequência, cobertura, exceções, correção e reteste. Requisitos de registro, inventário de origem, armazenamento, configurações de tempo, logs detalhados, plataforma central, comentários e retenção</w:t>
+      </w:r>
+      <w:r>
+        <w:t xml:space="preserve"> </w:t>
+      </w:r>
+      <w:r>
+        <w:t xml:space="preserve">* 8.10 * Manter registos de auditoria * Coloque em prática um processo repetível, de propriedade ou controle técnico para reter registros de auditoria, em seguida, verificar a cobertura e exceções. Confirmar escopo definido, população, propriedade, implementação, frequência, cobertura, exceções, correção e reteste. Requisitos de registro, inventário de origem, armazenamento, configurações de tempo, logs detalhados, plataforma central, comentários e retenção</w:t>
+      </w:r>
+      <w:r>
+        <w:t xml:space="preserve"> </w:t>
+      </w:r>
+      <w:r>
+        <w:t xml:space="preserve">• 8,11 • Realizar revisões de registos de auditoria Coloque em prática um processo repetível, de propriedade ou controle técnico para realizar Revisões de Registro de Auditoria, então verifique cobertura e exceções. Confirmar escopo definido, população, propriedade, implementação, frequência, cobertura, exceções, correção e reteste. Requisitos de registro, inventário de origem, armazenamento, configurações de tempo, logs detalhados, plataforma central, comentários e retenção</w:t>
+      </w:r>
+      <w:r>
+        <w:t xml:space="preserve"> </w:t>
+      </w:r>
+      <w:r>
+        <w:t xml:space="preserve">Recolher Registros do Provedor de Serviço Coloque em prática um processo repetível, de propriedade ou controle técnico para coletar registros de provedores de serviços, então verifique cobertura e exceções. Confirmar escopo definido, população, propriedade, implementação, frequência, cobertura, exceções, correção e reteste. Requisitos de registro, inventário de origem, armazenamento, configurações de tempo, logs detalhados, plataforma central, comentários e retenção</w:t>
       </w:r>
     </w:p>
     <w:p>
@@ -3037,45 +2819,49 @@
         <w:t xml:space="preserve">Use o guia oficial de Controles CIS v8.1 e Especificações de Avaliação de Controles para linguagem de Salvaguarda exata, classe de ativos, função de segurança, Grupo de Implementação, dependências, entradas, operações, medidas, métricas e revisão processual.</w:t>
       </w:r>
     </w:p>
-    <w:bookmarkEnd w:id="42"/>
-    <w:bookmarkEnd w:id="43"/>
-    <w:bookmarkStart w:id="46" w:name="controle-11-recuperação-de-dados"/>
+    <w:bookmarkEnd w:id="48"/>
+    <w:bookmarkEnd w:id="49"/>
+    <w:bookmarkStart w:id="51" w:name="Xefeb98fc2df86833b12ebf88d7ca750829aa89f"/>
     <w:p>
       <w:pPr>
         <w:pStyle w:val="Heading1"/>
       </w:pPr>
       <w:r>
-        <w:t xml:space="preserve">16. Controle 11 — Recuperação de dados</w:t>
-      </w:r>
-    </w:p>
-    <w:p>
-      <w:pPr>
+        <w:t xml:space="preserve">14. Controle 9 — Email e Proteção de Navegador Web</w:t>
+      </w:r>
+    </w:p>
+    <w:p>
+      <w:pPr>
+        <w:numPr>
+          <w:ilvl w:val="0"/>
+          <w:numId w:val="1022"/>
+        </w:numPr>
         <w:pStyle w:val="Compact"/>
-        <w:numPr>
-          <w:ilvl w:val="0"/>
-          <w:numId w:val="1024"/>
-        </w:numPr>
-      </w:pPr>
-      <w:r>
-        <w:t xml:space="preserve">Todas as 5 Salvaguardas, significado simples, foco de verificação e evidência de exemplo.*</w:t>
-      </w:r>
-    </w:p>
-    <w:bookmarkStart w:id="44" w:name="X015b0bcfd91b54beae9ac352c972dc96fc365b8"/>
+      </w:pPr>
+      <w:r>
+        <w:t xml:space="preserve">Todas as 7 Salvaguardas, significado simples, foco de verificação e evidência de exemplo.*</w:t>
+      </w:r>
+    </w:p>
+    <w:p>
+      <w:pPr>
+        <w:pStyle w:val="FirstParagraph"/>
+      </w:pPr>
+      <w:r>
+        <w:t xml:space="preserve">. ** Finalidade do controlo: ** Fortaleça a empresa implementando e medindo salvaguardas para proteção de e-mail e navegador web. □</w:t>
+      </w:r>
+      <w:r>
+        <w:t xml:space="preserve"> </w:t>
+      </w:r>
+      <w:r>
+        <w:t xml:space="preserve">O que é que se passa?</w:t>
+      </w:r>
+    </w:p>
+    <w:bookmarkStart w:id="50" w:name="section-9"/>
     <w:p>
       <w:pPr>
         <w:pStyle w:val="Heading2"/>
       </w:pPr>
       <w:r>
-        <w:t xml:space="preserve">. ** Finalidade do controlo: ** Reforçar a empresa através da implementação e medição de salvaguardas para a recuperação de dados. □</w:t>
-      </w:r>
-    </w:p>
-    <w:bookmarkEnd w:id="44"/>
-    <w:bookmarkStart w:id="45" w:name="section-11"/>
-    <w:p>
-      <w:pPr>
-        <w:pStyle w:val="Heading2"/>
-      </w:pPr>
-      <w:r>
         <w:t xml:space="preserve">* * * * * * * * * * * * * * * * * * * * * * * * * * * * * * * * * * * * * * * * * * * * * * * * * * * *</w:t>
       </w:r>
     </w:p>
@@ -3084,266 +2870,43 @@
         <w:pStyle w:val="FirstParagraph"/>
       </w:pPr>
       <w:r>
-        <w:t xml:space="preserve">.11.1 .. Estabelecer e manter um processo de recuperação de dados .. Coloque um processo repetível, de propriedade ou controle técnico no lugar para estabelecer e manter um processo de recuperação de dados, em seguida, verificar a cobertura e exceções. Confirmar escopo definido, população, propriedade, implementação, frequência, cobertura, exceções, correção e reteste. Plano de recuperação, cobertura de backup, cópias protegidas e isoladas, restaurar testes, resultados, lacunas e retestes</w:t>
-      </w:r>
-      <w:r>
-        <w:t xml:space="preserve"> </w:t>
-      </w:r>
-      <w:r>
-        <w:t xml:space="preserve">Realizar backups automatizados Coloque um processo repetível, de propriedade ou controle técnico no local para executar backups automatizados, em seguida, verifique cobertura e exceções. Confirmar escopo definido, população, propriedade, implementação, frequência, cobertura, exceções, correção e reteste. Plano de recuperação, cobertura de backup, cópias protegidas e isoladas, restaurar testes, resultados, lacunas e retestes</w:t>
-      </w:r>
-      <w:r>
-        <w:t xml:space="preserve"> </w:t>
-      </w:r>
-      <w:r>
-        <w:t xml:space="preserve">Proteger Dados de Recuperação Coloque um processo repetível, de propriedade ou controle técnico no local para proteger dados de recuperação, em seguida, verificar a cobertura e exceções. Confirmar escopo definido, população, propriedade, implementação, frequência, cobertura, exceções, correção e reteste. Plano de recuperação, cobertura de backup, cópias protegidas e isoladas, restaurar testes, resultados, lacunas e retestes</w:t>
-      </w:r>
-      <w:r>
-        <w:t xml:space="preserve"> </w:t>
-      </w:r>
-      <w:r>
-        <w:t xml:space="preserve">11.4 Estabelecer e manter uma instância isolada de dados de recuperação , colocar um processo repetível, de propriedade ou controle técnico no local para estabelecer e manter uma instância isolada de dados de recuperação, em seguida, verificar a cobertura e exceções. Confirmar escopo definido, população, propriedade, implementação, frequência, cobertura, exceções, correção e reteste. Plano de recuperação, cobertura de backup, cópias protegidas e isoladas, restaurar testes, resultados, lacunas e retestes</w:t>
-      </w:r>
-      <w:r>
-        <w:t xml:space="preserve"> </w:t>
-      </w:r>
-      <w:r>
-        <w:t xml:space="preserve">.11.5 .. Testar Recuperação de Dados .. Coloque um processo repetível, de propriedade ou controle técnico no lugar para testar a recuperação de dados, em seguida, verificar a cobertura e exceções. Confirmar escopo definido, população, propriedade, implementação, frequência, cobertura, exceções, correção e reteste. Plano de recuperação, cobertura de backup, cópias protegidas e isoladas, restaurar testes, resultados, lacunas e retestes</w:t>
-      </w:r>
-    </w:p>
-    <w:p>
-      <w:pPr>
-        <w:pStyle w:val="BodyText"/>
-      </w:pPr>
-      <w:r>
-        <w:t xml:space="preserve">Use o guia oficial de Controles CIS v8.1 e Especificações de Avaliação de Controles para linguagem de Salvaguarda exata, classe de ativos, função de segurança, Grupo de Implementação, dependências, entradas, operações, medidas, métricas e revisão processual.</w:t>
-      </w:r>
-    </w:p>
-    <w:bookmarkEnd w:id="45"/>
-    <w:bookmarkEnd w:id="46"/>
-    <w:bookmarkStart w:id="48" w:name="X1d5309c9ab119912d099fb58d981b232220432a"/>
-    <w:p>
-      <w:pPr>
-        <w:pStyle w:val="Heading1"/>
-      </w:pPr>
-      <w:r>
-        <w:t xml:space="preserve">17. Controle 12 — Gestão de Infraestruturas de Rede</w:t>
-      </w:r>
-    </w:p>
-    <w:p>
-      <w:pPr>
-        <w:pStyle w:val="Compact"/>
-        <w:numPr>
-          <w:ilvl w:val="0"/>
-          <w:numId w:val="1025"/>
-        </w:numPr>
-      </w:pPr>
-      <w:r>
-        <w:t xml:space="preserve">Todas as 8 Salvaguardas, significado simples, foco de verificação e evidência de exemplo.*</w:t>
-      </w:r>
-    </w:p>
-    <w:p>
-      <w:pPr>
-        <w:pStyle w:val="FirstParagraph"/>
-      </w:pPr>
-      <w:r>
-        <w:t xml:space="preserve">. ** Finalidade do controlo: ** Reforçar a empresa através da implementação e medição de salvaguardas para a gestão das infra-estruturas de rede. □</w:t>
-      </w:r>
-      <w:r>
-        <w:t xml:space="preserve"> </w:t>
-      </w:r>
-      <w:r>
-        <w:t xml:space="preserve">O que é que se passa?</w:t>
-      </w:r>
-    </w:p>
-    <w:bookmarkStart w:id="47" w:name="section-12"/>
-    <w:p>
-      <w:pPr>
-        <w:pStyle w:val="Heading2"/>
-      </w:pPr>
-      <w:r>
-        <w:t xml:space="preserve">* * * * * * * * * * * * * * * * * * * * * * * * * * * * * * * * * * * * * * * * * * * * * * * * * * * *</w:t>
-      </w:r>
-    </w:p>
-    <w:p>
-      <w:pPr>
-        <w:pStyle w:val="FirstParagraph"/>
-      </w:pPr>
-      <w:r>
-        <w:t xml:space="preserve">• 12.1 • Garantir que a infra-estrutura de rede está atualizada Coloque em prática um processo repetível, de propriedade ou controle técnico para garantir que a Infraestrutura de Rede está atualizada, então verifique cobertura e exceções. Confirmar escopo definido, população, propriedade, implementação, frequência, cobertura, exceções, correção e reteste. Inventário de rede, versões, arquitetura, diagramas, caminhos de administração, AAA, protocolos seguros, estações de trabalho VPN e admin</w:t>
-      </w:r>
-      <w:r>
-        <w:t xml:space="preserve"> </w:t>
-      </w:r>
-      <w:r>
-        <w:t xml:space="preserve">.12.2 Estabelecer e manter uma arquitetura segura de rede .. Coloque em prática um processo repetível, de propriedade ou controle técnico para estabelecer e manter uma arquitetura segura de rede, em seguida, verificar cobertura e exceções. Confirmar escopo definido, população, propriedade, implementação, frequência, cobertura, exceções, correção e reteste. Inventário de rede, versões, arquitetura, diagramas, caminhos de administração, AAA, protocolos seguros, estações de trabalho VPN e admin</w:t>
-      </w:r>
-      <w:r>
-        <w:t xml:space="preserve"> </w:t>
-      </w:r>
-      <w:r>
-        <w:t xml:space="preserve">Gestão segura da infra-estrutura de rede Coloque em prática um processo repetível, de propriedade ou controle técnico para gerenciar com segurança a infraestrutura de rede, então verifique a cobertura e exceções. Confirmar escopo definido, população, propriedade, implementação, frequência, cobertura, exceções, correção e reteste. Inventário de rede, versões, arquitetura, diagramas, caminhos de administração, AAA, protocolos seguros, estações de trabalho VPN e admin</w:t>
-      </w:r>
-      <w:r>
-        <w:t xml:space="preserve"> </w:t>
-      </w:r>
-      <w:r>
-        <w:t xml:space="preserve">.12.4 . Estabeleça e mantenha os Diagramas de Arquitetura . Coloque em prática um processo repetível, de propriedade ou controle técnico para estabelecer e manter os Diagramas de Arquitetura, então verifique a cobertura e exceções. Confirmar escopo definido, população, propriedade, implementação, frequência, cobertura, exceções, correção e reteste. Inventário de rede, versões, arquitetura, diagramas, caminhos de administração, AAA, protocolos seguros, estações de trabalho VPN e admin</w:t>
-      </w:r>
-      <w:r>
-        <w:t xml:space="preserve"> </w:t>
-      </w:r>
-      <w:r>
-        <w:t xml:space="preserve">Autenticação, Autorização e Auditoria de Redes Centralize a Autenticação, a Autorização e a Auditoria de Redes Coloque em prática um processo repetível, de propriedade ou controle técnico para centralizar a Autenticação, a Autorização e a Auditoria de Redes e, em seguida, verifique a cobertura e exceções. Confirmar escopo definido, população, propriedade, implementação, frequência, cobertura, exceções, correção e reteste. Inventário de rede, versões, arquitetura, diagramas, caminhos de administração, AAA, protocolos seguros, estações de trabalho VPN e admin</w:t>
-      </w:r>
-      <w:r>
-        <w:t xml:space="preserve"> </w:t>
-      </w:r>
-      <w:r>
-        <w:t xml:space="preserve">Utilização de protocolos seguros de gestão e comunicação de rede Coloque em prática um processo repetível, de propriedade ou controle técnico para usar os Protocolos de Gestão e Comunicação de Rede Segura e, em seguida, verifique a cobertura e exceções. Confirmar escopo definido, população, propriedade, implementação, frequência, cobertura, exceções, correção e reteste. Inventário de rede, versões, arquitetura, diagramas, caminhos de administração, AAA, protocolos seguros, estações de trabalho VPN e admin</w:t>
-      </w:r>
-      <w:r>
-        <w:t xml:space="preserve"> </w:t>
-      </w:r>
-      <w:r>
-        <w:t xml:space="preserve">□ 12.7 □ Garantir Dispositivos Remotos Use uma VPN e Enterprise AAA □ Coloque em prática um processo repetível, de propriedade ou controle técnico para garantir Dispositivos Remotos Use uma VPN e Enterprise AAA, então verifique cobertura e exceções. Confirmar escopo definido, população, propriedade, implementação, frequência, cobertura, exceções, correção e reteste. Inventário de rede, versões, arquitetura, diagramas, caminhos de administração, AAA, protocolos seguros, estações de trabalho VPN e admin</w:t>
-      </w:r>
-      <w:r>
-        <w:t xml:space="preserve"> </w:t>
-      </w:r>
-      <w:r>
-        <w:t xml:space="preserve">Manter recursos de computação dedicados para o trabalho administrativo Coloque em prática um processo repetível, de propriedade ou controle técnico para manter recursos de computação dedicados para o trabalho administrativo, em seguida, verificar a cobertura e exceções. Confirmar escopo definido, população, propriedade, implementação, frequência, cobertura, exceções, correção e reteste. Inventário de rede, versões, arquitetura, diagramas, caminhos de administração, AAA, protocolos seguros, estações de trabalho VPN e admin</w:t>
-      </w:r>
-    </w:p>
-    <w:p>
-      <w:pPr>
-        <w:pStyle w:val="BodyText"/>
-      </w:pPr>
-      <w:r>
-        <w:t xml:space="preserve">Use o guia oficial de Controles CIS v8.1 e Especificações de Avaliação de Controles para linguagem de Salvaguarda exata, classe de ativos, função de segurança, Grupo de Implementação, dependências, entradas, operações, medidas, métricas e revisão processual.</w:t>
-      </w:r>
-    </w:p>
-    <w:bookmarkEnd w:id="47"/>
-    <w:bookmarkEnd w:id="48"/>
-    <w:bookmarkStart w:id="51" w:name="X76e070d17354a7fbaf7b14d1946632e2442e03e"/>
-    <w:p>
-      <w:pPr>
-        <w:pStyle w:val="Heading1"/>
-      </w:pPr>
-      <w:r>
-        <w:t xml:space="preserve">18. Controle 13 — Monitoramento e Defesa de Rede</w:t>
-      </w:r>
-    </w:p>
-    <w:p>
-      <w:pPr>
-        <w:pStyle w:val="Compact"/>
-        <w:numPr>
-          <w:ilvl w:val="0"/>
-          <w:numId w:val="1026"/>
-        </w:numPr>
-      </w:pPr>
-      <w:r>
-        <w:t xml:space="preserve">Todas as 11 Salvaguardas, significado simples, foco de verificação e evidência de exemplo.*</w:t>
-      </w:r>
-    </w:p>
-    <w:p>
-      <w:pPr>
-        <w:pStyle w:val="FirstParagraph"/>
-      </w:pPr>
-    </w:p>
-    <w:p>
-      <w:pPr>
-        <w:pStyle w:val="BodyText"/>
-      </w:pPr>
-      <w:r>
-        <w:t xml:space="preserve">Figura 8. Fluxo de trabalho de monitorização à resposta</w:t>
-      </w:r>
-    </w:p>
-    <w:bookmarkStart w:id="49" w:name="X22f40d2393e260a55234d876d291e3404ab7edf"/>
-    <w:p>
-      <w:pPr>
-        <w:pStyle w:val="Heading2"/>
-      </w:pPr>
-      <w:r>
-        <w:t xml:space="preserve">. ** Finalidade do controlo: ** Fortalecer a empresa implementando e medindo salvaguardas para monitoramento e defesa da rede. □</w:t>
-      </w:r>
-    </w:p>
-    <w:bookmarkEnd w:id="49"/>
-    <w:bookmarkStart w:id="50" w:name="section-13"/>
-    <w:p>
-      <w:pPr>
-        <w:pStyle w:val="Heading2"/>
-      </w:pPr>
-      <w:r>
-        <w:t xml:space="preserve">* * * * * * * * * * * * * * * * * * * * * * * * * * * * * * * * * * * * * * * * * * * * * * * * * * * *</w:t>
-      </w:r>
-    </w:p>
-    <w:p>
-      <w:pPr>
-        <w:pStyle w:val="FirstParagraph"/>
-      </w:pPr>
-      <w:r>
-        <w:t xml:space="preserve">Alertar o Evento de Segurança Centralize o Evento de Segurança Coloque no lugar um processo repetível, de propriedade ou controle técnico para centralizar o Alerta do Evento de Segurança, então verifique a cobertura e exceções. Confirmar escopo definido, população, propriedade, implementação, frequência, cobertura, exceções, correção e reteste. Cobertura do SIEM, detecção de host/rede, segmentação, controles remotos, registros de fluxo, sistemas de prevenção e ajuste de alerta</w:t>
-      </w:r>
-      <w:r>
-        <w:t xml:space="preserve"> </w:t>
-      </w:r>
-      <w:r>
-        <w:t xml:space="preserve">Implemente uma solução de detecção de intrusão baseada em hosts Coloque em prática um processo repetível, de propriedade ou controle técnico para implantar uma Solução de Detecção de Intrusão Baseada em Host, então verifique cobertura e exceções. Confirmar escopo definido, população, propriedade, implementação, frequência, cobertura, exceções, correção e reteste. Cobertura do SIEM, detecção de host/rede, segmentação, controles remotos, registros de fluxo, sistemas de prevenção e ajuste de alerta</w:t>
-      </w:r>
-      <w:r>
-        <w:t xml:space="preserve"> </w:t>
-      </w:r>
-      <w:r>
-        <w:t xml:space="preserve">□ 13.3 □ Implantar uma solução de detecção de intrusão de rede Coloque em prática um processo repetível, de propriedade ou controle técnico para implantar uma Solução de Detecção de Intrusão de Rede, então verifique cobertura e exceções. Confirmar escopo definido, população, propriedade, implementação, frequência, cobertura, exceções, correção e reteste. Cobertura do SIEM, detecção de host/rede, segmentação, controles remotos, registros de fluxo, sistemas de prevenção e ajuste de alerta</w:t>
-      </w:r>
-      <w:r>
-        <w:t xml:space="preserve"> </w:t>
-      </w:r>
-      <w:r>
-        <w:t xml:space="preserve">Realizar filtragem de tráfego entre segmentos de rede Coloque em prática um processo repetível, de propriedade ou controle técnico para realizar Filtragem de Tráfego Entre Segmentos de Rede, então verifique cobertura e exceções. Confirmar escopo definido, população, propriedade, implementação, frequência, cobertura, exceções, correção e reteste. Cobertura do SIEM, detecção de host/rede, segmentação, controles remotos, registros de fluxo, sistemas de prevenção e ajuste de alerta</w:t>
-      </w:r>
-      <w:r>
-        <w:t xml:space="preserve"> </w:t>
-      </w:r>
-      <w:r>
-        <w:t xml:space="preserve">Gerenciar controle de acesso para ativos remotos Coloque um processo repetível, de propriedade ou controle técnico para gerenciar o controle de acesso para ativos remotos, então verifique cobertura e exceções. Confirmar escopo definido, população, propriedade, implementação, frequência, cobertura, exceções, correção e reteste. Cobertura do SIEM, detecção de host/rede, segmentação, controles remotos, registros de fluxo, sistemas de prevenção e ajuste de alerta</w:t>
-      </w:r>
-      <w:r>
-        <w:t xml:space="preserve"> </w:t>
-      </w:r>
-      <w:r>
-        <w:t xml:space="preserve">Recolher registros de fluxo de tráfego de rede Coloque um processo repetível, de propriedade ou controle técnico para coletar registros de fluxo de tráfego de rede, em seguida, verifique cobertura e exceções. Confirmar escopo definido, população, propriedade, implementação, frequência, cobertura, exceções, correção e reteste. Cobertura do SIEM, detecção de host/rede, segmentação, controles remotos, registros de fluxo, sistemas de prevenção e ajuste de alerta</w:t>
-      </w:r>
-      <w:r>
-        <w:t xml:space="preserve"> </w:t>
-      </w:r>
-      <w:r>
-        <w:t xml:space="preserve">Solução de Prevenção de Intrusão Baseada em Host Coloque em prática um processo repetível, de propriedade ou controle técnico para implantar uma Solução de Prevenção de Intrusão Baseada em Host, então verifique cobertura e exceções. Confirmar escopo definido, população, propriedade, implementação, frequência, cobertura, exceções, correção e reteste. Cobertura do SIEM, detecção de host/rede, segmentação, controles remotos, registros de fluxo, sistemas de prevenção e ajuste de alerta</w:t>
-      </w:r>
-      <w:r>
-        <w:t xml:space="preserve"> </w:t>
-      </w:r>
-      <w:r>
-        <w:t xml:space="preserve">□ 13.8 □ Implantar uma solução de prevenção de intrusão de rede □ Coloque em prática um processo repetível, de propriedade ou controle técnico para implantar uma solução de prevenção de intrusão de rede, em seguida, verifique cobertura e exceções. Confirmar escopo definido, população, propriedade, implementação, frequência, cobertura, exceções, correção e reteste. Cobertura do SIEM, detecção de host/rede, segmentação, controles remotos, registros de fluxo, sistemas de prevenção e ajuste de alerta</w:t>
-      </w:r>
-      <w:r>
-        <w:t xml:space="preserve"> </w:t>
-      </w:r>
-      <w:r>
-        <w:t xml:space="preserve">Controle de Acesso de Nível-Porto Coloque em prática um processo repetível, de propriedade ou controle técnico para implantar o Controle de Acesso de Nível-Porto, então verifique a cobertura e exceções. Confirmar escopo definido, população, propriedade, implementação, frequência, cobertura, exceções, correção e reteste. Cobertura do SIEM, detecção de host/rede, segmentação, controles remotos, registros de fluxo, sistemas de prevenção e ajuste de alerta</w:t>
-      </w:r>
-      <w:r>
-        <w:t xml:space="preserve"> </w:t>
-      </w:r>
-      <w:r>
-        <w:t xml:space="preserve">Realizar Filtragem de Camada de Aplicação Coloque um processo repetível, de propriedade ou controle técnico para executar Filtragem de Camada de Aplicação, então verifique cobertura e exceções. Confirmar escopo definido, população, propriedade, implementação, frequência, cobertura, exceções, correção e reteste. Cobertura do SIEM, detecção de host/rede, segmentação, controles remotos, registros de fluxo, sistemas de prevenção e ajuste de alerta</w:t>
-      </w:r>
-      <w:r>
-        <w:t xml:space="preserve"> </w:t>
-      </w:r>
-      <w:r>
-        <w:t xml:space="preserve">Ajustar os Limiares de Alerta de Evento de Segurança .Coloque no lugar um processo repetível, de propriedade ou controle técnico para sintonizar os Limiares de Alerta de Evento de Segurança, então verifique a cobertura e exceções. Confirmar escopo definido, população, propriedade, implementação, frequência, cobertura, exceções, correção e reteste. Cobertura do SIEM, detecção de host/rede, segmentação, controles remotos, registros de fluxo, sistemas de prevenção e ajuste de alerta</w:t>
+        <w:t xml:space="preserve">• 9.1 • Garantir o uso de apenas navegadores totalmente suportados e clientes de e-mail • Colocar um processo repetível, de propriedade ou controle técnico para garantir o uso de apenas navegadores totalmente suportados e clientes de e-mail, em seguida, verificar a cobertura e exceções. Confirmar escopo definido, população, propriedade, implementação, frequência, cobertura, exceções, correção e reteste. Lista de navegadores e e-mails, status de suporte, filtragem DNS/URL, política de extensão, controle DMARC e anexo</w:t>
+      </w:r>
+      <w:r>
+        <w:t xml:space="preserve"> </w:t>
+      </w:r>
+      <w:r>
+        <w:t xml:space="preserve">□ 9.2 □ Use os Serviços de Filtragem DNS □ Coloque em prática um processo repetível, de propriedade ou controle técnico para usar os Serviços de Filtragem DNS e, em seguida, verifique a cobertura e exceções. Confirmar escopo definido, população, propriedade, implementação, frequência, cobertura, exceções, correção e reteste. Lista de navegadores e e-mails, status de suporte, filtragem DNS/URL, política de extensão, controle DMARC e anexo</w:t>
+      </w:r>
+      <w:r>
+        <w:t xml:space="preserve"> </w:t>
+      </w:r>
+      <w:r>
+        <w:t xml:space="preserve">Manter e reforçar os filtros de URL baseados em rede Coloque um processo repetível, de propriedade ou controle técnico no local para manter e reforçar filtros de URL baseados em rede, em seguida, verifique cobertura e exceções. Confirmar escopo definido, população, propriedade, implementação, frequência, cobertura, exceções, correção e reteste. Lista de navegadores e e-mails, status de suporte, filtragem DNS/URL, política de extensão, controle DMARC e anexo</w:t>
+      </w:r>
+      <w:r>
+        <w:t xml:space="preserve"> </w:t>
+      </w:r>
+      <w:r>
+        <w:t xml:space="preserve">9.4 Restrinja Extensões Desnecessárias ou Não Autorizadas do Navegador e do Cliente de Email.Coloque em prática um processo ou controle técnico repetível, próprio para restringir Extensões Desnecessárias ou Não Autorizadas do Navegador e do Cliente de Email, então verifique cobertura e exceções. Confirmar escopo definido, população, propriedade, implementação, frequência, cobertura, exceções, correção e reteste. Lista de navegadores e e-mails, status de suporte, filtragem DNS/URL, política de extensão, controle DMARC e anexo</w:t>
+      </w:r>
+      <w:r>
+        <w:t xml:space="preserve"> </w:t>
+      </w:r>
+      <w:r>
+        <w:t xml:space="preserve">□ 9.5 □ Implementar o DMARC □ Colocar em prática um processo repetível, de propriedade ou controle técnico para implementar o DMARC, em seguida, verificar a cobertura e exceções. Confirmar escopo definido, população, propriedade, implementação, frequência, cobertura, exceções, correção e reteste. Lista de navegadores e e-mails, status de suporte, filtragem DNS/URL, política de extensão, controle DMARC e anexo</w:t>
+      </w:r>
+      <w:r>
+        <w:t xml:space="preserve"> </w:t>
+      </w:r>
+      <w:r>
+        <w:t xml:space="preserve">“!9 .. Bloquear tipos de ficheiros desnecessários Coloque um processo repetível, de propriedade ou controle técnico no local para bloquear Tipos de Arquivo Desnecessários, em seguida, verifique cobertura e exceções. Confirmar escopo definido, população, propriedade, implementação, frequência, cobertura, exceções, correção e reteste. Lista de navegadores e e-mails, status de suporte, filtragem DNS/URL, política de extensão, controle DMARC e anexo</w:t>
+      </w:r>
+      <w:r>
+        <w:t xml:space="preserve"> </w:t>
+      </w:r>
+      <w:r>
+        <w:t xml:space="preserve">□ 9.7 □ Implantar e manter as proteções anti-Malware do servidor de e-mail Coloque em prática um processo repetível, de propriedade ou controle técnico para implantar e manter as proteções anti-Malware do servidor de e-mail, em seguida, verifique a cobertura e exceções. Confirmar escopo definido, população, propriedade, implementação, frequência, cobertura, exceções, correção e reteste. Lista de navegadores e e-mails, status de suporte, filtragem DNS/URL, política de extensão, controle DMARC e anexo</w:t>
       </w:r>
     </w:p>
     <w:p>
@@ -3356,25 +2919,44 @@
     </w:p>
     <w:bookmarkEnd w:id="50"/>
     <w:bookmarkEnd w:id="51"/>
-    <w:bookmarkStart w:id="53" w:name="X81d6d7f1ac6530f3beb43689d4d7b8360b58626"/>
+    <w:bookmarkStart w:id="54" w:name="controle-10-defesas-de-malware"/>
     <w:p>
       <w:pPr>
         <w:pStyle w:val="Heading1"/>
       </w:pPr>
       <w:r>
-        <w:t xml:space="preserve">19. Controle 14 — Sensibilização de Segurança e Treinamento de Habilidades</w:t>
-      </w:r>
-    </w:p>
-    <w:p>
-      <w:pPr>
+        <w:t xml:space="preserve">15. Controle 10 — Defesas de Malware</w:t>
+      </w:r>
+    </w:p>
+    <w:p>
+      <w:pPr>
+        <w:numPr>
+          <w:ilvl w:val="0"/>
+          <w:numId w:val="1023"/>
+        </w:numPr>
         <w:pStyle w:val="Compact"/>
-        <w:numPr>
-          <w:ilvl w:val="0"/>
-          <w:numId w:val="1027"/>
-        </w:numPr>
-      </w:pPr>
-      <w:r>
-        <w:t xml:space="preserve">Todas as 9 Salvaguardas, significado simples, foco de verificação e evidência de exemplo.*</w:t>
+      </w:pPr>
+      <w:r>
+        <w:t xml:space="preserve">Todas as 7 Salvaguardas, significado simples, foco de verificação e evidência de exemplo.*</w:t>
+      </w:r>
+    </w:p>
+    <w:bookmarkStart w:id="52" w:name="X31cb3c27ed506a61c5b7a87832510fc038b08f1"/>
+    <w:p>
+      <w:pPr>
+        <w:pStyle w:val="Heading2"/>
+      </w:pPr>
+      <w:r>
+        <w:t xml:space="preserve">. ** Finalidade do controlo: ** Fortaleça a empresa implementando e medindo salvaguardas para defesas de malware. □</w:t>
+      </w:r>
+    </w:p>
+    <w:bookmarkEnd w:id="52"/>
+    <w:bookmarkStart w:id="53" w:name="section-10"/>
+    <w:p>
+      <w:pPr>
+        <w:pStyle w:val="Heading2"/>
+      </w:pPr>
+      <w:r>
+        <w:t xml:space="preserve">* * * * * * * * * * * * * * * * * * * * * * * * * * * * * * * * * * * * * * * * * * * * * * * * * * * *</w:t>
       </w:r>
     </w:p>
     <w:p>
@@ -3382,21 +2964,92 @@
         <w:pStyle w:val="FirstParagraph"/>
       </w:pPr>
       <w:r>
-        <w:t xml:space="preserve">. ** Finalidade do controlo: ** Reforçar a empresa através da implementação e medição de salvaguardas para a sensibilização para a segurança e formação de competências. □</w:t>
-      </w:r>
-      <w:r>
-        <w:t xml:space="preserve"> </w:t>
-      </w:r>
-      <w:r>
-        <w:t xml:space="preserve">□—————————————————————————————————————————————————————————————————————–</w:t>
-      </w:r>
-    </w:p>
-    <w:bookmarkStart w:id="52" w:name="section-14"/>
+        <w:t xml:space="preserve">□ 10.1 □ Implantar e manter o software anti-Malware Coloque um processo repetível, de propriedade ou controle técnico no local para implantar e manter o software Anti-Malware, em seguida, verifique a cobertura e exceções. Confirmar escopo definido, população, propriedade, implementação, frequência, cobertura, exceções, correção e reteste. cobertura de endpoint , configuração anti-malware, atualizações, controles de mídia removível, alertas de comportamento e tickets de resposta .</w:t>
+      </w:r>
+      <w:r>
+        <w:t xml:space="preserve"> </w:t>
+      </w:r>
+      <w:r>
+        <w:t xml:space="preserve">□ 10.2 □ Configurar atualizações automáticas de assinatura anti-Malware Coloque em prática um processo repetível, de propriedade ou controle técnico para configurar Atualizações de Assinatura Automáticas Anti-Malware, então verifique cobertura e exceções. Confirmar escopo definido, população, propriedade, implementação, frequência, cobertura, exceções, correção e reteste. cobertura de endpoint , configuração anti-malware, atualizações, controles de mídia removível, alertas de comportamento e tickets de resposta .</w:t>
+      </w:r>
+      <w:r>
+        <w:t xml:space="preserve"> </w:t>
+      </w:r>
+      <w:r>
+        <w:t xml:space="preserve">□ 10.3 □ Desativar Autorun e Autoplay para mídia removível □ Coloque no lugar um processo repetível, de propriedade ou controle técnico para desativar Autorun e Autoplay para mídia removível, então verifique cobertura e exceções. Confirmar escopo definido, população, propriedade, implementação, frequência, cobertura, exceções, correção e reteste. cobertura de endpoint , configuração anti-malware, atualizações, controles de mídia removível, alertas de comportamento e tickets de resposta .</w:t>
+      </w:r>
+      <w:r>
+        <w:t xml:space="preserve"> </w:t>
+      </w:r>
+      <w:r>
+        <w:t xml:space="preserve">Configura a verificação automática anti-Malware de mídia removível Coloque em prática um processo repetível, de propriedade ou controle técnico para configurar a Digitalização Automática Anti-Malware de Mídia Removível, em seguida, verifique a cobertura e exceções. Confirmar escopo definido, população, propriedade, implementação, frequência, cobertura, exceções, correção e reteste. cobertura de endpoint , configuração anti-malware, atualizações, controles de mídia removível, alertas de comportamento e tickets de resposta .</w:t>
+      </w:r>
+      <w:r>
+        <w:t xml:space="preserve"> </w:t>
+      </w:r>
+      <w:r>
+        <w:t xml:space="preserve">Ativar recursos anti-exploração Coloque em prática um processo repetível, de propriedade ou controle técnico para permitir o Anti-exploração Características, em seguida, verificar a cobertura e exceções. Confirmar escopo definido, população, propriedade, implementação, frequência, cobertura, exceções, correção e reteste. cobertura de endpoint , configuração anti-malware, atualizações, controles de mídia removível, alertas de comportamento e tickets de resposta .</w:t>
+      </w:r>
+      <w:r>
+        <w:t xml:space="preserve"> </w:t>
+      </w:r>
+      <w:r>
+        <w:t xml:space="preserve">Gerenciar o software anti-Malware centralmente Coloque um processo repetível, de propriedade ou controle técnico no local para gerenciar centralmente o Software Anti-Malware, então verifique a cobertura e exceções. Confirmar escopo definido, população, propriedade, implementação, frequência, cobertura, exceções, correção e reteste. cobertura de endpoint , configuração anti-malware, atualizações, controles de mídia removível, alertas de comportamento e tickets de resposta .</w:t>
+      </w:r>
+      <w:r>
+        <w:t xml:space="preserve"> </w:t>
+      </w:r>
+      <w:r>
+        <w:t xml:space="preserve">Use o software anti-Malware baseado em comportamento Coloque um processo repetível, de propriedade ou controle técnico no local para usar Behavior-Based Anti-Malware Software, em seguida, verifique cobertura e exceções. Confirmar escopo definido, população, propriedade, implementação, frequência, cobertura, exceções, correção e reteste. cobertura de endpoint , configuração anti-malware, atualizações, controles de mídia removível, alertas de comportamento e tickets de resposta .</w:t>
+      </w:r>
+    </w:p>
+    <w:p>
+      <w:pPr>
+        <w:pStyle w:val="BodyText"/>
+      </w:pPr>
+      <w:r>
+        <w:t xml:space="preserve">Use o guia oficial de Controles CIS v8.1 e Especificações de Avaliação de Controles para linguagem de Salvaguarda exata, classe de ativos, função de segurança, Grupo de Implementação, dependências, entradas, operações, medidas, métricas e revisão processual.</w:t>
+      </w:r>
+    </w:p>
+    <w:bookmarkEnd w:id="53"/>
+    <w:bookmarkEnd w:id="54"/>
+    <w:bookmarkStart w:id="57" w:name="controle-11-recuperação-de-dados"/>
+    <w:p>
+      <w:pPr>
+        <w:pStyle w:val="Heading1"/>
+      </w:pPr>
+      <w:r>
+        <w:t xml:space="preserve">16. Controle 11 — Recuperação de dados</w:t>
+      </w:r>
+    </w:p>
+    <w:p>
+      <w:pPr>
+        <w:numPr>
+          <w:ilvl w:val="0"/>
+          <w:numId w:val="1024"/>
+        </w:numPr>
+        <w:pStyle w:val="Compact"/>
+      </w:pPr>
+      <w:r>
+        <w:t xml:space="preserve">Todas as 5 Salvaguardas, significado simples, foco de verificação e evidência de exemplo.*</w:t>
+      </w:r>
+    </w:p>
+    <w:bookmarkStart w:id="55" w:name="X015b0bcfd91b54beae9ac352c972dc96fc365b8"/>
     <w:p>
       <w:pPr>
         <w:pStyle w:val="Heading2"/>
       </w:pPr>
       <w:r>
+        <w:t xml:space="preserve">. ** Finalidade do controlo: ** Reforçar a empresa através da implementação e medição de salvaguardas para a recuperação de dados. □</w:t>
+      </w:r>
+    </w:p>
+    <w:bookmarkEnd w:id="55"/>
+    <w:bookmarkStart w:id="56" w:name="section-11"/>
+    <w:p>
+      <w:pPr>
+        <w:pStyle w:val="Heading2"/>
+      </w:pPr>
+      <w:r>
         <w:t xml:space="preserve">* * * * * * * * * * * * * * * * * * * * * * * * * * * * * * * * * * * * * * * * * * * * * * * * * * * *</w:t>
       </w:r>
     </w:p>
@@ -3405,55 +3058,31 @@
         <w:pStyle w:val="FirstParagraph"/>
       </w:pPr>
       <w:r>
-        <w:t xml:space="preserve">• 14,1 • Estabelecer e manter um Programa de Sensibilização de Segurança • Colocar em prática um processo repetível, de propriedade ou controle técnico para estabelecer e manter um Programa de Sensibilização de Segurança e, em seguida, verificar a cobertura e exceções. Confirmar escopo definido, população, propriedade, implementação, frequência, cobertura, exceções, correção e reteste. Programa, população de trabalhadores, currículo de funções, conclusão, simulações, avaliação, exceções e acompanhamento</w:t>
-      </w:r>
-      <w:r>
-        <w:t xml:space="preserve"> </w:t>
-      </w:r>
-      <w:r>
-        <w:t xml:space="preserve">Os membros da força de trabalho do trem para reconhecer ataques de engenharia social.Coloque em prática um processo repetível, de propriedade ou controle técnico para treinar os membros da força de trabalho para reconhecer ataques de engenharia social, então verifique cobertura e exceções. Confirmar escopo definido, população, propriedade, implementação, frequência, cobertura, exceções, correção e reteste. Programa, população de trabalhadores, currículo de funções, conclusão, simulações, avaliação, exceções e acompanhamento</w:t>
-      </w:r>
-      <w:r>
-        <w:t xml:space="preserve"> </w:t>
-      </w:r>
-      <w:r>
-        <w:t xml:space="preserve">Os membros da força de trabalho do trem sobre as melhores práticas de autenticação do trem.Coloque em prática um processo repetível, de propriedade ou controle técnico para treinar os membros da força de trabalho sobre as melhores práticas de autenticação e, em seguida, verifique a cobertura e exceções. Confirmar escopo definido, população, propriedade, implementação, frequência, cobertura, exceções, correção e reteste. Programa, população de trabalhadores, currículo de funções, conclusão, simulações, avaliação, exceções e acompanhamento</w:t>
-      </w:r>
-      <w:r>
-        <w:t xml:space="preserve"> </w:t>
-      </w:r>
-      <w:r>
-        <w:t xml:space="preserve">□ 14.4 □ Train Workforce on Data Handling Best Practices □ Coloque em prática um processo repetível, de propriedade ou controle técnico para treinar Workforce on Data Handling Best Practices, então verifique cobertura e exceções. Confirmar escopo definido, população, propriedade, implementação, frequência, cobertura, exceções, correção e reteste. Programa, população de trabalhadores, currículo de funções, conclusão, simulações, avaliação, exceções e acompanhamento</w:t>
-      </w:r>
-      <w:r>
-        <w:t xml:space="preserve"> </w:t>
-      </w:r>
-      <w:r>
-        <w:t xml:space="preserve">Os membros da força de trabalho do trem sobre causas de exposição de dados não intencionais . . . . . . . . . . . . . . . . . . . . . . . . . . . . . . . . . . . . . . . . . . . . . . . . . . . . . . . . . . . . . . Confirmar escopo definido, população, propriedade, implementação, frequência, cobertura, exceções, correção e reteste. Programa, população de trabalhadores, currículo de funções, conclusão, simulações, avaliação, exceções e acompanhamento</w:t>
-      </w:r>
-      <w:r>
-        <w:t xml:space="preserve"> </w:t>
-      </w:r>
-      <w:r>
-        <w:t xml:space="preserve">Os membros da Força de Trabalho do Trem em Incidentes de Segurança de Reconhecimento e Relato .Coloque em prática um processo repetível, de propriedade ou controle técnico para treinar os membros da Força de Trabalho em Incidentes de Segurança de Reconhecimento e Relato, em seguida, verifique cobertura e exceções. Confirmar escopo definido, população, propriedade, implementação, frequência, cobertura, exceções, correção e reteste. Programa, população de trabalhadores, currículo de funções, conclusão, simulações, avaliação, exceções e acompanhamento</w:t>
-      </w:r>
-      <w:r>
-        <w:t xml:space="preserve"> </w:t>
-      </w:r>
-      <w:r>
-        <w:t xml:space="preserve">□ 14.7 □ Força de Trabalho do Trem para Identificar e Denunciar Atualizações de Segurança Desaparecidas □ Coloque em prática um processo repetível, de propriedade ou controle técnico para treinar a Força de Trabalho para Identificar e Comunicar Atualizações de Segurança Desaparecidas, em seguida, verifique cobertura e exceções. Confirmar escopo definido, população, propriedade, implementação, frequência, cobertura, exceções, correção e reteste. Programa, população de trabalhadores, currículo de funções, conclusão, simulações, avaliação, exceções e acompanhamento</w:t>
-      </w:r>
-      <w:r>
-        <w:t xml:space="preserve"> </w:t>
-      </w:r>
-      <w:r>
-        <w:t xml:space="preserve">□ 14.8 □ Força de Trabalho do Trem em Riscos de Redes Inseguras □ Coloque em prática um processo repetível, de propriedade ou controle técnico para treinar a Força de Trabalho em Riscos de Redes Inseguras, em seguida, verifique cobertura e exceções. Confirmar escopo definido, população, propriedade, implementação, frequência, cobertura, exceções, correção e reteste. Programa, população de trabalhadores, currículo de funções, conclusão, simulações, avaliação, exceções e acompanhamento</w:t>
-      </w:r>
-      <w:r>
-        <w:t xml:space="preserve"> </w:t>
-      </w:r>
-      <w:r>
-        <w:t xml:space="preserve">□ 14.9 □ Conduzir Conscientização de Segurança Específica e Treinamento de Habilidades □ Coloque em prática um processo repetível, de propriedade ou controle técnico para conduzir a Consciência de Segurança Específica e Treinamento de Habilidades, em seguida, verifique cobertura e exceções. Confirmar escopo definido, população, propriedade, implementação, frequência, cobertura, exceções, correção e reteste. Programa, população de trabalhadores, currículo de funções, conclusão, simulações, avaliação, exceções e acompanhamento</w:t>
+        <w:t xml:space="preserve">.11.1 .. Estabelecer e manter um processo de recuperação de dados .. Coloque um processo repetível, de propriedade ou controle técnico no lugar para estabelecer e manter um processo de recuperação de dados, em seguida, verificar a cobertura e exceções. Confirmar escopo definido, população, propriedade, implementação, frequência, cobertura, exceções, correção e reteste. Plano de recuperação, cobertura de backup, cópias protegidas e isoladas, restaurar testes, resultados, lacunas e retestes</w:t>
+      </w:r>
+      <w:r>
+        <w:t xml:space="preserve"> </w:t>
+      </w:r>
+      <w:r>
+        <w:t xml:space="preserve">Realizar backups automatizados Coloque um processo repetível, de propriedade ou controle técnico no local para executar backups automatizados, em seguida, verifique cobertura e exceções. Confirmar escopo definido, população, propriedade, implementação, frequência, cobertura, exceções, correção e reteste. Plano de recuperação, cobertura de backup, cópias protegidas e isoladas, restaurar testes, resultados, lacunas e retestes</w:t>
+      </w:r>
+      <w:r>
+        <w:t xml:space="preserve"> </w:t>
+      </w:r>
+      <w:r>
+        <w:t xml:space="preserve">Proteger Dados de Recuperação Coloque um processo repetível, de propriedade ou controle técnico no local para proteger dados de recuperação, em seguida, verificar a cobertura e exceções. Confirmar escopo definido, população, propriedade, implementação, frequência, cobertura, exceções, correção e reteste. Plano de recuperação, cobertura de backup, cópias protegidas e isoladas, restaurar testes, resultados, lacunas e retestes</w:t>
+      </w:r>
+      <w:r>
+        <w:t xml:space="preserve"> </w:t>
+      </w:r>
+      <w:r>
+        <w:t xml:space="preserve">11.4 Estabelecer e manter uma instância isolada de dados de recuperação , colocar um processo repetível, de propriedade ou controle técnico no local para estabelecer e manter uma instância isolada de dados de recuperação, em seguida, verificar a cobertura e exceções. Confirmar escopo definido, população, propriedade, implementação, frequência, cobertura, exceções, correção e reteste. Plano de recuperação, cobertura de backup, cópias protegidas e isoladas, restaurar testes, resultados, lacunas e retestes</w:t>
+      </w:r>
+      <w:r>
+        <w:t xml:space="preserve"> </w:t>
+      </w:r>
+      <w:r>
+        <w:t xml:space="preserve">.11.5 .. Testar Recuperação de Dados .. Coloque um processo repetível, de propriedade ou controle técnico no lugar para testar a recuperação de dados, em seguida, verificar a cobertura e exceções. Confirmar escopo definido, população, propriedade, implementação, frequência, cobertura, exceções, correção e reteste. Plano de recuperação, cobertura de backup, cópias protegidas e isoladas, restaurar testes, resultados, lacunas e retestes</w:t>
       </w:r>
     </w:p>
     <w:p>
@@ -3464,45 +3093,49 @@
         <w:t xml:space="preserve">Use o guia oficial de Controles CIS v8.1 e Especificações de Avaliação de Controles para linguagem de Salvaguarda exata, classe de ativos, função de segurança, Grupo de Implementação, dependências, entradas, operações, medidas, métricas e revisão processual.</w:t>
       </w:r>
     </w:p>
-    <w:bookmarkEnd w:id="52"/>
-    <w:bookmarkEnd w:id="53"/>
-    <w:bookmarkStart w:id="56" w:name="Xd49ca9d8e48ed88f948967f818255b91d398ae1"/>
+    <w:bookmarkEnd w:id="56"/>
+    <w:bookmarkEnd w:id="57"/>
+    <w:bookmarkStart w:id="59" w:name="X1d5309c9ab119912d099fb58d981b232220432a"/>
     <w:p>
       <w:pPr>
         <w:pStyle w:val="Heading1"/>
       </w:pPr>
       <w:r>
-        <w:t xml:space="preserve">20. Controle 15 — Gestão de Prestadores de Serviços</w:t>
-      </w:r>
-    </w:p>
-    <w:p>
-      <w:pPr>
+        <w:t xml:space="preserve">17. Controle 12 — Gestão de Infraestruturas de Rede</w:t>
+      </w:r>
+    </w:p>
+    <w:p>
+      <w:pPr>
+        <w:numPr>
+          <w:ilvl w:val="0"/>
+          <w:numId w:val="1025"/>
+        </w:numPr>
         <w:pStyle w:val="Compact"/>
-        <w:numPr>
-          <w:ilvl w:val="0"/>
-          <w:numId w:val="1028"/>
-        </w:numPr>
-      </w:pPr>
-      <w:r>
-        <w:t xml:space="preserve">Todas as 7 Salvaguardas, significado simples, foco de verificação e evidência de exemplo.*</w:t>
-      </w:r>
-    </w:p>
-    <w:bookmarkStart w:id="54" w:name="X5f013bca2048707228eec070712629866b16068"/>
+      </w:pPr>
+      <w:r>
+        <w:t xml:space="preserve">Todas as 8 Salvaguardas, significado simples, foco de verificação e evidência de exemplo.*</w:t>
+      </w:r>
+    </w:p>
+    <w:p>
+      <w:pPr>
+        <w:pStyle w:val="FirstParagraph"/>
+      </w:pPr>
+      <w:r>
+        <w:t xml:space="preserve">. ** Finalidade do controlo: ** Reforçar a empresa através da implementação e medição de salvaguardas para a gestão das infra-estruturas de rede. □</w:t>
+      </w:r>
+      <w:r>
+        <w:t xml:space="preserve"> </w:t>
+      </w:r>
+      <w:r>
+        <w:t xml:space="preserve">O que é que se passa?</w:t>
+      </w:r>
+    </w:p>
+    <w:bookmarkStart w:id="58" w:name="section-12"/>
     <w:p>
       <w:pPr>
         <w:pStyle w:val="Heading2"/>
       </w:pPr>
       <w:r>
-        <w:t xml:space="preserve">. ** Finalidade do controlo: ** Reforçar a empresa através da implementação e medição de salvaguardas para a gestão dos prestadores de serviços. □</w:t>
-      </w:r>
-    </w:p>
-    <w:bookmarkEnd w:id="54"/>
-    <w:bookmarkStart w:id="55" w:name="section-15"/>
-    <w:p>
-      <w:pPr>
-        <w:pStyle w:val="Heading2"/>
-      </w:pPr>
-      <w:r>
         <w:t xml:space="preserve">* * * * * * * * * * * * * * * * * * * * * * * * * * * * * * * * * * * * * * * * * * * * * * * * * * * *</w:t>
       </w:r>
     </w:p>
@@ -3511,179 +3144,49 @@
         <w:pStyle w:val="FirstParagraph"/>
       </w:pPr>
       <w:r>
-        <w:t xml:space="preserve">□ 15.1 □ Estabeleça e mantenha um Inventário de Prestadores de Serviços □ Coloque em prática um processo repetível, de propriedade ou controle técnico para estabelecer e manter um Inventário de Prestadores de Serviços, em seguida, verifique cobertura e exceções. Confirmar escopo definido, população, propriedade, implementação, frequência, cobertura, exceções, correção e reteste. Inventário, classificações, política, contratos, avaliações, acompanhamento, incidentes e provas de desmantelamento</w:t>
-      </w:r>
-      <w:r>
-        <w:t xml:space="preserve"> </w:t>
-      </w:r>
-      <w:r>
-        <w:t xml:space="preserve">• 15.2 • Estabelecer e manter uma política de gerenciamento de provedores de serviços • Colocar em prática um processo repetível, de propriedade ou controle técnico para estabelecer e manter uma política de gerenciamento de provedores de serviços e, em seguida, verificar cobertura e exceções. Confirmar escopo definido, população, propriedade, implementação, frequência, cobertura, exceções, correção e reteste. Inventário, classificações, política, contratos, avaliações, acompanhamento, incidentes e provas de desmantelamento</w:t>
-      </w:r>
-      <w:r>
-        <w:t xml:space="preserve"> </w:t>
-      </w:r>
-      <w:r>
-        <w:t xml:space="preserve">□ 15.3 □ Classifique prestadores de serviços Coloque em prática um processo repetível, de propriedade ou controle técnico para classificar os provedores de serviços, em seguida, verificar a cobertura e exceções. Confirmar escopo definido, população, propriedade, implementação, frequência, cobertura, exceções, correção e reteste. Inventário, classificações, política, contratos, avaliações, acompanhamento, incidentes e provas de desmantelamento</w:t>
-      </w:r>
-      <w:r>
-        <w:t xml:space="preserve"> </w:t>
-      </w:r>
-      <w:r>
-        <w:t xml:space="preserve">□ 15.4 □ Garanta que os contratos de prestador de serviços incluam requisitos de segurança □ Coloque em prática um processo repetível, de propriedade ou controle técnico para garantir que os contratos de prestador de serviços incluam requisitos de segurança, então verifique cobertura e exceções. Confirmar escopo definido, população, propriedade, implementação, frequência, cobertura, exceções, correção e reteste. Inventário, classificações, política, contratos, avaliações, acompanhamento, incidentes e provas de desmantelamento</w:t>
-      </w:r>
-      <w:r>
-        <w:t xml:space="preserve"> </w:t>
-      </w:r>
-      <w:r>
-        <w:t xml:space="preserve">□ 15.5 □ Avaliar Prestadores de Serviços □ Coloque em prática um processo repetível, de propriedade ou controle técnico para avaliar Prestadores de Serviços, em seguida, verificar a cobertura e exceções. Confirmar escopo definido, população, propriedade, implementação, frequência, cobertura, exceções, correção e reteste. Inventário, classificações, política, contratos, avaliações, acompanhamento, incidentes e provas de desmantelamento</w:t>
-      </w:r>
-      <w:r>
-        <w:t xml:space="preserve"> </w:t>
-      </w:r>
-      <w:r>
-        <w:t xml:space="preserve">Monitorar provedores de serviços Coloque em prática um processo repetível, de propriedade ou controle técnico para monitorar provedores de serviços, então verifique cobertura e exceções. Confirmar escopo definido, população, propriedade, implementação, frequência, cobertura, exceções, correção e reteste. Inventário, classificações, política, contratos, avaliações, acompanhamento, incidentes e provas de desmantelamento</w:t>
-      </w:r>
-      <w:r>
-        <w:t xml:space="preserve"> </w:t>
-      </w:r>
-      <w:r>
-        <w:t xml:space="preserve">15.7 Prestadores de serviços de desmantelamento seguros Coloque em prática um processo repetível, de propriedade ou controle técnico para os provedores de serviços de desactivação com segurança e, em seguida, verifique a cobertura e exceções. Confirmar escopo definido, população, propriedade, implementação, frequência, cobertura, exceções, correção e reteste. Inventário, classificações, política, contratos, avaliações, acompanhamento, incidentes e provas de desmantelamento</w:t>
-      </w:r>
-    </w:p>
-    <w:p>
-      <w:pPr>
-        <w:pStyle w:val="BodyText"/>
-      </w:pPr>
-      <w:r>
-        <w:t xml:space="preserve">Use o guia oficial de Controles CIS v8.1 e Especificações de Avaliação de Controles para linguagem de Salvaguarda exata, classe de ativos, função de segurança, Grupo de Implementação, dependências, entradas, operações, medidas, métricas e revisão processual.</w:t>
-      </w:r>
-    </w:p>
-    <w:bookmarkEnd w:id="55"/>
-    <w:bookmarkEnd w:id="56"/>
-    <w:bookmarkStart w:id="59" w:name="X462f3600ff91c676cd671f9a1a14212099b1516"/>
-    <w:p>
-      <w:pPr>
-        <w:pStyle w:val="Heading1"/>
-      </w:pPr>
-      <w:r>
-        <w:t xml:space="preserve">21. Controle 16 — Segurança de Software de Aplicação</w:t>
-      </w:r>
-    </w:p>
-    <w:p>
-      <w:pPr>
-        <w:pStyle w:val="Compact"/>
-        <w:numPr>
-          <w:ilvl w:val="0"/>
-          <w:numId w:val="1029"/>
-        </w:numPr>
-      </w:pPr>
-      <w:r>
-        <w:t xml:space="preserve">Todas as 14 Salvaguardas, significado simples, foco de verificação e evidência de exemplo.*</w:t>
-      </w:r>
-    </w:p>
-    <w:bookmarkStart w:id="57" w:name="Xb7560af9d2f4820a82522d131c5cd8c21e87fde"/>
-    <w:p>
-      <w:pPr>
-        <w:pStyle w:val="Heading2"/>
-      </w:pPr>
-      <w:r>
-        <w:t xml:space="preserve">. ** Finalidade do controlo: ** Fortaleça a empresa implementando e medindo salvaguardas para segurança de software de aplicação. □</w:t>
-      </w:r>
-    </w:p>
-    <w:bookmarkEnd w:id="57"/>
-    <w:bookmarkStart w:id="58" w:name="section-16"/>
-    <w:p>
-      <w:pPr>
-        <w:pStyle w:val="Heading2"/>
-      </w:pPr>
-      <w:r>
-        <w:t xml:space="preserve">* * * * * * * * * * * * * * * * * * * * * * * * * * * * * * * * * * * * * * * * * * * * * * * * * * * *</w:t>
-      </w:r>
-    </w:p>
-    <w:p>
-      <w:pPr>
-        <w:pStyle w:val="FirstParagraph"/>
-      </w:pPr>
-      <w:r>
-        <w:t xml:space="preserve">□ 16.1 □ Estabelecer e manter um processo seguro de desenvolvimento de aplicativos □ Colocar em prática um processo repetível, de propriedade ou controle técnico para estabelecer e manter um processo seguro de desenvolvimento de aplicativos, em seguida, verificar a cobertura e exceções. Confirmar escopo definido, população, propriedade, implementação, frequência, cobertura, exceções, correção e reteste. SDLC seguro, processo de divulgação, causa raiz, inventário de componentes, severidade, endurecimento, treinamento, testes e modelos de ameaça</w:t>
-      </w:r>
-      <w:r>
-        <w:t xml:space="preserve"> </w:t>
-      </w:r>
-      <w:r>
-        <w:t xml:space="preserve">Criar e Manter um Processo para Aceitar e Endereçar Vulnerabilidades de Software .Coloque em prática um processo repetível, de propriedade ou controle técnico para estabelecer e manter um Processo para Aceitar e Endereçar Vulnerabilidades de Software, então verifique cobertura e exceções. Confirmar escopo definido, população, propriedade, implementação, frequência, cobertura, exceções, correção e reteste. SDLC seguro, processo de divulgação, causa raiz, inventário de componentes, severidade, endurecimento, treinamento, testes e modelos de ameaça</w:t>
-      </w:r>
-      <w:r>
-        <w:t xml:space="preserve"> </w:t>
-      </w:r>
-      <w:r>
-        <w:t xml:space="preserve">Realizar análise de causas de raiz em vulnerabilidades de segurança Colocar um processo repetível, de propriedade ou controle técnico para realizar análise de causas de raiz em vulnerabilidades de segurança, em seguida, verificar a cobertura e exceções. Confirmar escopo definido, população, propriedade, implementação, frequência, cobertura, exceções, correção e reteste. SDLC seguro, processo de divulgação, causa raiz, inventário de componentes, severidade, endurecimento, treinamento, testes e modelos de ameaça</w:t>
-      </w:r>
-      <w:r>
-        <w:t xml:space="preserve"> </w:t>
-      </w:r>
-      <w:r>
-        <w:t xml:space="preserve">□ 16.4 Criar e Gerenciar um Inventário de Componentes de Software de Terceiros □ Coloque em prática um processo repetível, de propriedade ou controle técnico para estabelecer e gerenciar um Inventário de Componentes de Software de Terceiros, em seguida, verifique a cobertura e exceções. Confirmar escopo definido, população, propriedade, implementação, frequência, cobertura, exceções, correção e reteste. SDLC seguro, processo de divulgação, causa raiz, inventário de componentes, severidade, endurecimento, treinamento, testes e modelos de ameaça</w:t>
-      </w:r>
-      <w:r>
-        <w:t xml:space="preserve"> </w:t>
-      </w:r>
-      <w:r>
-        <w:t xml:space="preserve">Use componentes de software de terceiros atualizados e confiáveis Coloque em prática um processo repetível, de propriedade ou controle técnico para usar Componentes de Software Up-to-Date e Trusted Third-Party, então verifique cobertura e exceções. Confirmar escopo definido, população, propriedade, implementação, frequência, cobertura, exceções, correção e reteste. SDLC seguro, processo de divulgação, causa raiz, inventário de componentes, severidade, endurecimento, treinamento, testes e modelos de ameaça</w:t>
-      </w:r>
-      <w:r>
-        <w:t xml:space="preserve"> </w:t>
-      </w:r>
-      <w:r>
-        <w:t xml:space="preserve">□ 16.6 □ Estabeleça um Sistema de Avaliação de Severidade e um Processo para Vulnerabilidades de Aplicações □ Coloque em prática um processo repetível, de propriedade ou controle técnico para estabelecer um Sistema de Avaliação de Severidade e Processo para Vulnerabilidades de Aplicações, em seguida, verifique cobertura e exceções. Confirmar escopo definido, população, propriedade, implementação, frequência, cobertura, exceções, correção e reteste. SDLC seguro, processo de divulgação, causa raiz, inventário de componentes, severidade, endurecimento, treinamento, testes e modelos de ameaça</w:t>
-      </w:r>
-      <w:r>
-        <w:t xml:space="preserve"> </w:t>
-      </w:r>
-      <w:r>
-        <w:t xml:space="preserve">Use Modelos de Endurecimento Padrão para Infraestrutura de Aplicação □ Coloque em prática um processo repetível, de propriedade ou controle técnico para usar Modelos de Endurecimento Padrão para Infraestrutura de Aplicação, então verifique cobertura e exceções. Confirmar escopo definido, população, propriedade, implementação, frequência, cobertura, exceções, correção e reteste. SDLC seguro, processo de divulgação, causa raiz, inventário de componentes, severidade, endurecimento, treinamento, testes e modelos de ameaça</w:t>
-      </w:r>
-      <w:r>
-        <w:t xml:space="preserve"> </w:t>
-      </w:r>
-      <w:r>
-        <w:t xml:space="preserve">16,8 Sistemas de Produção e Não Produção Separados Coloque em prática um processo repetível, de propriedade ou controle técnico para separar sistemas de produção e não-produção, então verifique cobertura e exceções. Confirmar escopo definido, população, propriedade, implementação, frequência, cobertura, exceções, correção e reteste. SDLC seguro, processo de divulgação, causa raiz, inventário de componentes, severidade, endurecimento, treinamento, testes e modelos de ameaça</w:t>
-      </w:r>
-      <w:r>
-        <w:t xml:space="preserve"> </w:t>
-      </w:r>
-      <w:r>
-        <w:t xml:space="preserve">Os desenvolvedores de trens em Segurança de Aplicação e Codificação Segura . Coloque um processo repetível, de propriedade ou controle técnico para treinar desenvolvedores em Segurança de Aplicação e Codificação Segura, então verifique cobertura e exceções. Confirmar escopo definido, população, propriedade, implementação, frequência, cobertura, exceções, correção e reteste. SDLC seguro, processo de divulgação, causa raiz, inventário de componentes, severidade, endurecimento, treinamento, testes e modelos de ameaça</w:t>
-      </w:r>
-      <w:r>
-        <w:t xml:space="preserve"> </w:t>
-      </w:r>
-      <w:r>
-        <w:t xml:space="preserve">Aplique Princípios de Design Seguro em Arquiteturas de Aplicação .Coloque em prática um processo repetível, de propriedade ou controle técnico para aplicar Princípios de Design Seguro em Arquiteturas de Aplicação e, em seguida, verifique cobertura e exceções. Confirmar escopo definido, população, propriedade, implementação, frequência, cobertura, exceções, correção e reteste. SDLC seguro, processo de divulgação, causa raiz, inventário de componentes, severidade, endurecimento, treinamento, testes e modelos de ameaça</w:t>
-      </w:r>
-      <w:r>
-        <w:t xml:space="preserve"> </w:t>
-      </w:r>
-      <w:r>
-        <w:t xml:space="preserve">Use Módulos ou Serviços Vetted para Componentes de Segurança de Aplicações □ Coloque em prática um processo repetível, de propriedade ou controle técnico para usar Módulos ou Serviços Vetted para Componentes de Segurança de Aplicações, em seguida, verifique cobertura e exceções. Confirmar escopo definido, população, propriedade, implementação, frequência, cobertura, exceções, correção e reteste. SDLC seguro, processo de divulgação, causa raiz, inventário de componentes, severidade, endurecimento, treinamento, testes e modelos de ameaça</w:t>
-      </w:r>
-      <w:r>
-        <w:t xml:space="preserve"> </w:t>
-      </w:r>
-      <w:r>
-        <w:t xml:space="preserve">6.12 Implementar verificações de segurança de nível de código Coloque em prática um processo repetível, de propriedade ou controle técnico para implementar verificações de segurança de nível de código, em seguida, verificar a cobertura e exceções. Confirmar escopo definido, população, propriedade, implementação, frequência, cobertura, exceções, correção e reteste. SDLC seguro, processo de divulgação, causa raiz, inventário de componentes, severidade, endurecimento, treinamento, testes e modelos de ameaça</w:t>
-      </w:r>
-      <w:r>
-        <w:t xml:space="preserve"> </w:t>
-      </w:r>
-      <w:r>
-        <w:t xml:space="preserve">Teste de penetração de aplicação de condução Coloque em prática um processo repetível, de propriedade ou controle técnico para realizar o Teste de Penetração de Aplicação, em seguida, verifique a cobertura e exceções. Confirmar escopo definido, população, propriedade, implementação, frequência, cobertura, exceções, correção e reteste. SDLC seguro, processo de divulgação, causa raiz, inventário de componentes, severidade, endurecimento, treinamento, testes e modelos de ameaça</w:t>
-      </w:r>
-      <w:r>
-        <w:t xml:space="preserve"> </w:t>
-      </w:r>
-      <w:r>
-        <w:t xml:space="preserve">• 16.14 • Conduzir a Modelação de Ameaças • Coloque no lugar um processo repetível, de propriedade ou controle técnico para conduzir a Modelação de Ameaças, em seguida, verifique a cobertura e exceções. Confirmar escopo definido, população, propriedade, implementação, frequência, cobertura, exceções, correção e reteste. SDLC seguro, processo de divulgação, causa raiz, inventário de componentes, severidade, endurecimento, treinamento, testes e modelos de ameaça</w:t>
+        <w:t xml:space="preserve">• 12.1 • Garantir que a infra-estrutura de rede está atualizada Coloque em prática um processo repetível, de propriedade ou controle técnico para garantir que a Infraestrutura de Rede está atualizada, então verifique cobertura e exceções. Confirmar escopo definido, população, propriedade, implementação, frequência, cobertura, exceções, correção e reteste. Inventário de rede, versões, arquitetura, diagramas, caminhos de administração, AAA, protocolos seguros, estações de trabalho VPN e admin</w:t>
+      </w:r>
+      <w:r>
+        <w:t xml:space="preserve"> </w:t>
+      </w:r>
+      <w:r>
+        <w:t xml:space="preserve">.12.2 Estabelecer e manter uma arquitetura segura de rede .. Coloque em prática um processo repetível, de propriedade ou controle técnico para estabelecer e manter uma arquitetura segura de rede, em seguida, verificar cobertura e exceções. Confirmar escopo definido, população, propriedade, implementação, frequência, cobertura, exceções, correção e reteste. Inventário de rede, versões, arquitetura, diagramas, caminhos de administração, AAA, protocolos seguros, estações de trabalho VPN e admin</w:t>
+      </w:r>
+      <w:r>
+        <w:t xml:space="preserve"> </w:t>
+      </w:r>
+      <w:r>
+        <w:t xml:space="preserve">Gestão segura da infra-estrutura de rede Coloque em prática um processo repetível, de propriedade ou controle técnico para gerenciar com segurança a infraestrutura de rede, então verifique a cobertura e exceções. Confirmar escopo definido, população, propriedade, implementação, frequência, cobertura, exceções, correção e reteste. Inventário de rede, versões, arquitetura, diagramas, caminhos de administração, AAA, protocolos seguros, estações de trabalho VPN e admin</w:t>
+      </w:r>
+      <w:r>
+        <w:t xml:space="preserve"> </w:t>
+      </w:r>
+      <w:r>
+        <w:t xml:space="preserve">.12.4 . Estabeleça e mantenha os Diagramas de Arquitetura . Coloque em prática um processo repetível, de propriedade ou controle técnico para estabelecer e manter os Diagramas de Arquitetura, então verifique a cobertura e exceções. Confirmar escopo definido, população, propriedade, implementação, frequência, cobertura, exceções, correção e reteste. Inventário de rede, versões, arquitetura, diagramas, caminhos de administração, AAA, protocolos seguros, estações de trabalho VPN e admin</w:t>
+      </w:r>
+      <w:r>
+        <w:t xml:space="preserve"> </w:t>
+      </w:r>
+      <w:r>
+        <w:t xml:space="preserve">Autenticação, Autorização e Auditoria de Redes Centralize a Autenticação, a Autorização e a Auditoria de Redes Coloque em prática um processo repetível, de propriedade ou controle técnico para centralizar a Autenticação, a Autorização e a Auditoria de Redes e, em seguida, verifique a cobertura e exceções. Confirmar escopo definido, população, propriedade, implementação, frequência, cobertura, exceções, correção e reteste. Inventário de rede, versões, arquitetura, diagramas, caminhos de administração, AAA, protocolos seguros, estações de trabalho VPN e admin</w:t>
+      </w:r>
+      <w:r>
+        <w:t xml:space="preserve"> </w:t>
+      </w:r>
+      <w:r>
+        <w:t xml:space="preserve">Utilização de protocolos seguros de gestão e comunicação de rede Coloque em prática um processo repetível, de propriedade ou controle técnico para usar os Protocolos de Gestão e Comunicação de Rede Segura e, em seguida, verifique a cobertura e exceções. Confirmar escopo definido, população, propriedade, implementação, frequência, cobertura, exceções, correção e reteste. Inventário de rede, versões, arquitetura, diagramas, caminhos de administração, AAA, protocolos seguros, estações de trabalho VPN e admin</w:t>
+      </w:r>
+      <w:r>
+        <w:t xml:space="preserve"> </w:t>
+      </w:r>
+      <w:r>
+        <w:t xml:space="preserve">□ 12.7 □ Garantir Dispositivos Remotos Use uma VPN e Enterprise AAA □ Coloque em prática um processo repetível, de propriedade ou controle técnico para garantir Dispositivos Remotos Use uma VPN e Enterprise AAA, então verifique cobertura e exceções. Confirmar escopo definido, população, propriedade, implementação, frequência, cobertura, exceções, correção e reteste. Inventário de rede, versões, arquitetura, diagramas, caminhos de administração, AAA, protocolos seguros, estações de trabalho VPN e admin</w:t>
+      </w:r>
+      <w:r>
+        <w:t xml:space="preserve"> </w:t>
+      </w:r>
+      <w:r>
+        <w:t xml:space="preserve">Manter recursos de computação dedicados para o trabalho administrativo Coloque em prática um processo repetível, de propriedade ou controle técnico para manter recursos de computação dedicados para o trabalho administrativo, em seguida, verificar a cobertura e exceções. Confirmar escopo definido, população, propriedade, implementação, frequência, cobertura, exceções, correção e reteste. Inventário de rede, versões, arquitetura, diagramas, caminhos de administração, AAA, protocolos seguros, estações de trabalho VPN e admin</w:t>
       </w:r>
     </w:p>
     <w:p>
@@ -3696,25 +3199,25 @@
     </w:p>
     <w:bookmarkEnd w:id="58"/>
     <w:bookmarkEnd w:id="59"/>
-    <w:bookmarkStart w:id="62" w:name="X27cfe67134368280dae13341561ec0ab8773f97"/>
+    <w:bookmarkStart w:id="62" w:name="X76e070d17354a7fbaf7b14d1946632e2442e03e"/>
     <w:p>
       <w:pPr>
         <w:pStyle w:val="Heading1"/>
       </w:pPr>
       <w:r>
-        <w:t xml:space="preserve">22. Controle 17 — Gestão de Respostas a Incidentes</w:t>
-      </w:r>
-    </w:p>
-    <w:p>
-      <w:pPr>
+        <w:t xml:space="preserve">18. Controle 13 — Monitoramento e Defesa de Rede</w:t>
+      </w:r>
+    </w:p>
+    <w:p>
+      <w:pPr>
+        <w:numPr>
+          <w:ilvl w:val="0"/>
+          <w:numId w:val="1026"/>
+        </w:numPr>
         <w:pStyle w:val="Compact"/>
-        <w:numPr>
-          <w:ilvl w:val="0"/>
-          <w:numId w:val="1030"/>
-        </w:numPr>
-      </w:pPr>
-      <w:r>
-        <w:t xml:space="preserve">Todas as 9 Salvaguardas, significado simples, foco de verificação e evidência de exemplo.*</w:t>
+      </w:pPr>
+      <w:r>
+        <w:t xml:space="preserve">Todas as 11 Salvaguardas, significado simples, foco de verificação e evidência de exemplo.*</w:t>
       </w:r>
     </w:p>
     <w:p>
@@ -3727,20 +3230,20 @@
         <w:pStyle w:val="BodyText"/>
       </w:pPr>
       <w:r>
-        <w:t xml:space="preserve">Figura 9. Disponibilidade para resposta ao incidente</w:t>
-      </w:r>
-    </w:p>
-    <w:bookmarkStart w:id="60" w:name="Xeb4c58f7274f8cbcfdddfb393279b429f14d52c"/>
+        <w:t xml:space="preserve">Figura 8. Fluxo de trabalho de monitorização à resposta</w:t>
+      </w:r>
+    </w:p>
+    <w:bookmarkStart w:id="60" w:name="X22f40d2393e260a55234d876d291e3404ab7edf"/>
     <w:p>
       <w:pPr>
         <w:pStyle w:val="Heading2"/>
       </w:pPr>
       <w:r>
-        <w:t xml:space="preserve">. ** Finalidade do controlo: ** Reforçar a empresa através da implementação e medição de salvaguardas para a gestão da resposta a incidentes. □</w:t>
+        <w:t xml:space="preserve">. ** Finalidade do controlo: ** Fortalecer a empresa implementando e medindo salvaguardas para monitoramento e defesa da rede. □</w:t>
       </w:r>
     </w:p>
     <w:bookmarkEnd w:id="60"/>
-    <w:bookmarkStart w:id="61" w:name="section-17"/>
+    <w:bookmarkStart w:id="61" w:name="section-13"/>
     <w:p>
       <w:pPr>
         <w:pStyle w:val="Heading2"/>
@@ -3754,55 +3257,67 @@
         <w:pStyle w:val="FirstParagraph"/>
       </w:pPr>
       <w:r>
-        <w:t xml:space="preserve">□ 17.1 □ Designar Pessoal para Gerenciar o Tratamento de Incidentes □ Coloque em prática um processo repetível, de propriedade ou controle técnico para designar Pessoal para Gerenciar o Tratamento de Incidentes e, em seguida, verificar a cobertura e exceções. Confirmar escopo definido, população, propriedade, implementação, frequência, cobertura, exceções, correção e reteste. Líderes incidentes, contatos, relatórios, planos, funções, comunicações, exercícios, revisões e limiares</w:t>
-      </w:r>
-      <w:r>
-        <w:t xml:space="preserve"> </w:t>
-      </w:r>
-      <w:r>
-        <w:t xml:space="preserve">• 17,2 • Mantenha as informações de contato para os incidentes de segurança de relatórios • Coloque em prática um processo repetível, de propriedade ou controle técnico para manter as informações de contato para os incidentes de segurança de relatórios e, em seguida, verifique a cobertura e exceções. Confirmar escopo definido, população, propriedade, implementação, frequência, cobertura, exceções, correção e reteste. Líderes incidentes, contatos, relatórios, planos, funções, comunicações, exercícios, revisões e limiares</w:t>
-      </w:r>
-      <w:r>
-        <w:t xml:space="preserve"> </w:t>
-      </w:r>
-      <w:r>
-        <w:t xml:space="preserve">Manter um Processo Empresarial para Incidentes de Relato . Coloque em prática um processo repetível, de propriedade ou controle técnico para manter um Processo Empresarial para Incidentes de Relato, então verifique cobertura e exceções. Confirmar escopo definido, população, propriedade, implementação, frequência, cobertura, exceções, correção e reteste. Líderes incidentes, contatos, relatórios, planos, funções, comunicações, exercícios, revisões e limiares</w:t>
-      </w:r>
-      <w:r>
-        <w:t xml:space="preserve"> </w:t>
-      </w:r>
-      <w:r>
-        <w:t xml:space="preserve">□ 17.4 □ Estabelecer e manter um Processo de Resposta a Incidentes □ Colocar em prática um processo repetível, de propriedade ou controle técnico para estabelecer e manter um Processo de Resposta a Incidentes, em seguida, verificar a cobertura e exceções. Confirmar escopo definido, população, propriedade, implementação, frequência, cobertura, exceções, correção e reteste. Líderes incidentes, contatos, relatórios, planos, funções, comunicações, exercícios, revisões e limiares</w:t>
-      </w:r>
-      <w:r>
-        <w:t xml:space="preserve"> </w:t>
-      </w:r>
-      <w:r>
-        <w:t xml:space="preserve">Atribuir funções-chave e responsabilidades .Coloque no lugar um processo repetível, de propriedade ou controle técnico para atribuir funções-chave e responsabilidades, então verifique cobertura e exceções. Confirmar escopo definido, população, propriedade, implementação, frequência, cobertura, exceções, correção e reteste. Líderes incidentes, contatos, relatórios, planos, funções, comunicações, exercícios, revisões e limiares</w:t>
-      </w:r>
-      <w:r>
-        <w:t xml:space="preserve"> </w:t>
-      </w:r>
-      <w:r>
-        <w:t xml:space="preserve">Define mecanismos para comunicação durante a resposta ao incidente Coloque em prática um processo repetível, de propriedade ou controle técnico para definir Mecanismos de Comunicação Durante a Resposta a Incidentes, então verifique cobertura e exceções. Confirmar escopo definido, população, propriedade, implementação, frequência, cobertura, exceções, correção e reteste. Líderes incidentes, contatos, relatórios, planos, funções, comunicações, exercícios, revisões e limiares</w:t>
-      </w:r>
-      <w:r>
-        <w:t xml:space="preserve"> </w:t>
-      </w:r>
-      <w:r>
-        <w:t xml:space="preserve">Exercícios de resposta de incidentes de rotina Coloque em prática um processo repetível, de propriedade ou controle técnico para realizar exercícios de resposta a incidentes de rotina, então verifique cobertura e exceções. Confirmar escopo definido, população, propriedade, implementação, frequência, cobertura, exceções, correção e reteste. Líderes incidentes, contatos, relatórios, planos, funções, comunicações, exercícios, revisões e limiares</w:t>
-      </w:r>
-      <w:r>
-        <w:t xml:space="preserve"> </w:t>
-      </w:r>
-      <w:r>
-        <w:t xml:space="preserve">17.8 Comentários Pós-Incidentes Coloque em prática um processo repetível, de propriedade ou controle técnico para realizar Revisões Pós-Incidentes, em seguida, verifique cobertura e exceções. Confirmar escopo definido, população, propriedade, implementação, frequência, cobertura, exceções, correção e reteste. Líderes incidentes, contatos, relatórios, planos, funções, comunicações, exercícios, revisões e limiares</w:t>
-      </w:r>
-      <w:r>
-        <w:t xml:space="preserve"> </w:t>
-      </w:r>
-      <w:r>
-        <w:t xml:space="preserve">□ 17.9 □ Estabelecer e Manter Limiares de Incidente de Segurança □ Colocar um processo repetível, de propriedade ou controle técnico para estabelecer e manter Limiares de Incidente de Segurança, em seguida, verificar a cobertura e exceções. Confirmar escopo definido, população, propriedade, implementação, frequência, cobertura, exceções, correção e reteste. Líderes incidentes, contatos, relatórios, planos, funções, comunicações, exercícios, revisões e limiares</w:t>
+        <w:t xml:space="preserve">Alertar o Evento de Segurança Centralize o Evento de Segurança Coloque no lugar um processo repetível, de propriedade ou controle técnico para centralizar o Alerta do Evento de Segurança, então verifique a cobertura e exceções. Confirmar escopo definido, população, propriedade, implementação, frequência, cobertura, exceções, correção e reteste. Cobertura do SIEM, detecção de host/rede, segmentação, controles remotos, registros de fluxo, sistemas de prevenção e ajuste de alerta</w:t>
+      </w:r>
+      <w:r>
+        <w:t xml:space="preserve"> </w:t>
+      </w:r>
+      <w:r>
+        <w:t xml:space="preserve">Implemente uma solução de detecção de intrusão baseada em hosts Coloque em prática um processo repetível, de propriedade ou controle técnico para implantar uma Solução de Detecção de Intrusão Baseada em Host, então verifique cobertura e exceções. Confirmar escopo definido, população, propriedade, implementação, frequência, cobertura, exceções, correção e reteste. Cobertura do SIEM, detecção de host/rede, segmentação, controles remotos, registros de fluxo, sistemas de prevenção e ajuste de alerta</w:t>
+      </w:r>
+      <w:r>
+        <w:t xml:space="preserve"> </w:t>
+      </w:r>
+      <w:r>
+        <w:t xml:space="preserve">□ 13.3 □ Implantar uma solução de detecção de intrusão de rede Coloque em prática um processo repetível, de propriedade ou controle técnico para implantar uma Solução de Detecção de Intrusão de Rede, então verifique cobertura e exceções. Confirmar escopo definido, população, propriedade, implementação, frequência, cobertura, exceções, correção e reteste. Cobertura do SIEM, detecção de host/rede, segmentação, controles remotos, registros de fluxo, sistemas de prevenção e ajuste de alerta</w:t>
+      </w:r>
+      <w:r>
+        <w:t xml:space="preserve"> </w:t>
+      </w:r>
+      <w:r>
+        <w:t xml:space="preserve">Realizar filtragem de tráfego entre segmentos de rede Coloque em prática um processo repetível, de propriedade ou controle técnico para realizar Filtragem de Tráfego Entre Segmentos de Rede, então verifique cobertura e exceções. Confirmar escopo definido, população, propriedade, implementação, frequência, cobertura, exceções, correção e reteste. Cobertura do SIEM, detecção de host/rede, segmentação, controles remotos, registros de fluxo, sistemas de prevenção e ajuste de alerta</w:t>
+      </w:r>
+      <w:r>
+        <w:t xml:space="preserve"> </w:t>
+      </w:r>
+      <w:r>
+        <w:t xml:space="preserve">Gerenciar controle de acesso para ativos remotos Coloque um processo repetível, de propriedade ou controle técnico para gerenciar o controle de acesso para ativos remotos, então verifique cobertura e exceções. Confirmar escopo definido, população, propriedade, implementação, frequência, cobertura, exceções, correção e reteste. Cobertura do SIEM, detecção de host/rede, segmentação, controles remotos, registros de fluxo, sistemas de prevenção e ajuste de alerta</w:t>
+      </w:r>
+      <w:r>
+        <w:t xml:space="preserve"> </w:t>
+      </w:r>
+      <w:r>
+        <w:t xml:space="preserve">Recolher registros de fluxo de tráfego de rede Coloque um processo repetível, de propriedade ou controle técnico para coletar registros de fluxo de tráfego de rede, em seguida, verifique cobertura e exceções. Confirmar escopo definido, população, propriedade, implementação, frequência, cobertura, exceções, correção e reteste. Cobertura do SIEM, detecção de host/rede, segmentação, controles remotos, registros de fluxo, sistemas de prevenção e ajuste de alerta</w:t>
+      </w:r>
+      <w:r>
+        <w:t xml:space="preserve"> </w:t>
+      </w:r>
+      <w:r>
+        <w:t xml:space="preserve">Solução de Prevenção de Intrusão Baseada em Host Coloque em prática um processo repetível, de propriedade ou controle técnico para implantar uma Solução de Prevenção de Intrusão Baseada em Host, então verifique cobertura e exceções. Confirmar escopo definido, população, propriedade, implementação, frequência, cobertura, exceções, correção e reteste. Cobertura do SIEM, detecção de host/rede, segmentação, controles remotos, registros de fluxo, sistemas de prevenção e ajuste de alerta</w:t>
+      </w:r>
+      <w:r>
+        <w:t xml:space="preserve"> </w:t>
+      </w:r>
+      <w:r>
+        <w:t xml:space="preserve">□ 13.8 □ Implantar uma solução de prevenção de intrusão de rede □ Coloque em prática um processo repetível, de propriedade ou controle técnico para implantar uma solução de prevenção de intrusão de rede, em seguida, verifique cobertura e exceções. Confirmar escopo definido, população, propriedade, implementação, frequência, cobertura, exceções, correção e reteste. Cobertura do SIEM, detecção de host/rede, segmentação, controles remotos, registros de fluxo, sistemas de prevenção e ajuste de alerta</w:t>
+      </w:r>
+      <w:r>
+        <w:t xml:space="preserve"> </w:t>
+      </w:r>
+      <w:r>
+        <w:t xml:space="preserve">Controle de Acesso de Nível-Porto Coloque em prática um processo repetível, de propriedade ou controle técnico para implantar o Controle de Acesso de Nível-Porto, então verifique a cobertura e exceções. Confirmar escopo definido, população, propriedade, implementação, frequência, cobertura, exceções, correção e reteste. Cobertura do SIEM, detecção de host/rede, segmentação, controles remotos, registros de fluxo, sistemas de prevenção e ajuste de alerta</w:t>
+      </w:r>
+      <w:r>
+        <w:t xml:space="preserve"> </w:t>
+      </w:r>
+      <w:r>
+        <w:t xml:space="preserve">Realizar Filtragem de Camada de Aplicação Coloque um processo repetível, de propriedade ou controle técnico para executar Filtragem de Camada de Aplicação, então verifique cobertura e exceções. Confirmar escopo definido, população, propriedade, implementação, frequência, cobertura, exceções, correção e reteste. Cobertura do SIEM, detecção de host/rede, segmentação, controles remotos, registros de fluxo, sistemas de prevenção e ajuste de alerta</w:t>
+      </w:r>
+      <w:r>
+        <w:t xml:space="preserve"> </w:t>
+      </w:r>
+      <w:r>
+        <w:t xml:space="preserve">Ajustar os Limiares de Alerta de Evento de Segurança .Coloque no lugar um processo repetível, de propriedade ou controle técnico para sintonizar os Limiares de Alerta de Evento de Segurança, então verifique a cobertura e exceções. Confirmar escopo definido, população, propriedade, implementação, frequência, cobertura, exceções, correção e reteste. Cobertura do SIEM, detecção de host/rede, segmentação, controles remotos, registros de fluxo, sistemas de prevenção e ajuste de alerta</w:t>
       </w:r>
     </w:p>
     <w:p>
@@ -3815,25 +3330,25 @@
     </w:p>
     <w:bookmarkEnd w:id="61"/>
     <w:bookmarkEnd w:id="62"/>
-    <w:bookmarkStart w:id="64" w:name="controle-18-testes-de-penetração"/>
+    <w:bookmarkStart w:id="64" w:name="X81d6d7f1ac6530f3beb43689d4d7b8360b58626"/>
     <w:p>
       <w:pPr>
         <w:pStyle w:val="Heading1"/>
       </w:pPr>
       <w:r>
-        <w:t xml:space="preserve">23. Controle 18 — Testes de penetração</w:t>
-      </w:r>
-    </w:p>
-    <w:p>
-      <w:pPr>
+        <w:t xml:space="preserve">19. Controle 14 — Sensibilização de Segurança e Treinamento de Habilidades</w:t>
+      </w:r>
+    </w:p>
+    <w:p>
+      <w:pPr>
+        <w:numPr>
+          <w:ilvl w:val="0"/>
+          <w:numId w:val="1027"/>
+        </w:numPr>
         <w:pStyle w:val="Compact"/>
-        <w:numPr>
-          <w:ilvl w:val="0"/>
-          <w:numId w:val="1031"/>
-        </w:numPr>
-      </w:pPr>
-      <w:r>
-        <w:t xml:space="preserve">Todas as 5 Salvaguardas, significado simples, foco de verificação e evidência de exemplo.*</w:t>
+      </w:pPr>
+      <w:r>
+        <w:t xml:space="preserve">Todas as 9 Salvaguardas, significado simples, foco de verificação e evidência de exemplo.*</w:t>
       </w:r>
     </w:p>
     <w:p>
@@ -3841,16 +3356,16 @@
         <w:pStyle w:val="FirstParagraph"/>
       </w:pPr>
       <w:r>
-        <w:t xml:space="preserve">. ** Finalidade do controlo: ** Reforçar a empresa através da implementação e medição de salvaguardas para testes de penetração. □</w:t>
-      </w:r>
-      <w:r>
-        <w:t xml:space="preserve"> </w:t>
-      </w:r>
-      <w:r>
-        <w:t xml:space="preserve">□————————————————————————————————————————————————–</w:t>
-      </w:r>
-    </w:p>
-    <w:bookmarkStart w:id="63" w:name="section-18"/>
+        <w:t xml:space="preserve">. ** Finalidade do controlo: ** Reforçar a empresa através da implementação e medição de salvaguardas para a sensibilização para a segurança e formação de competências. □</w:t>
+      </w:r>
+      <w:r>
+        <w:t xml:space="preserve"> </w:t>
+      </w:r>
+      <w:r>
+        <w:t xml:space="preserve">□—————————————————————————————————————————————————————————————————————–</w:t>
+      </w:r>
+    </w:p>
+    <w:bookmarkStart w:id="63" w:name="section-14"/>
     <w:p>
       <w:pPr>
         <w:pStyle w:val="Heading2"/>
@@ -3864,31 +3379,55 @@
         <w:pStyle w:val="FirstParagraph"/>
       </w:pPr>
       <w:r>
-        <w:t xml:space="preserve">Criar e Manter um Programa de Teste de Penetração.Coloque em prática um processo repetível, de propriedade ou controle técnico para estabelecer e manter um Programa de Teste de Penetração, então verifique cobertura e exceções. Confirmar escopo definido, população, propriedade, implementação, frequência, cobertura, exceções, correção e reteste. As regras aprovadas de engajamento, escopo, testadores qualificados, relatórios, remediação, reteste e evidência de validação .</w:t>
-      </w:r>
-      <w:r>
-        <w:t xml:space="preserve"> </w:t>
-      </w:r>
-      <w:r>
-        <w:t xml:space="preserve">• 18.2 • Realizar Testes Periódicos de Penetração Externa Coloque um processo repetível, de propriedade ou controle técnico para realizar testes de penetração externa periódica, em seguida, verificar a cobertura e exceções. Confirmar escopo definido, população, propriedade, implementação, frequência, cobertura, exceções, correção e reteste. As regras aprovadas de engajamento, escopo, testadores qualificados, relatórios, remediação, reteste e evidência de validação .</w:t>
-      </w:r>
-      <w:r>
-        <w:t xml:space="preserve"> </w:t>
-      </w:r>
-      <w:r>
-        <w:t xml:space="preserve">• 18,3 • Resultados do teste de penetração corretiva Coloque um processo repetível, de propriedade ou controle técnico no local para corrigir os resultados do teste de penetração, em seguida, verificar a cobertura e exceções. Confirmar escopo definido, população, propriedade, implementação, frequência, cobertura, exceções, correção e reteste. As regras aprovadas de engajamento, escopo, testadores qualificados, relatórios, remediação, reteste e evidência de validação .</w:t>
-      </w:r>
-      <w:r>
-        <w:t xml:space="preserve"> </w:t>
-      </w:r>
-      <w:r>
-        <w:t xml:space="preserve">18.4 Validar medidas de segurança Coloque em prática um processo repetível, de propriedade ou controle técnico para validar medidas de segurança, em seguida, verificar a cobertura e exceções. Confirmar escopo definido, população, propriedade, implementação, frequência, cobertura, exceções, correção e reteste. As regras aprovadas de engajamento, escopo, testadores qualificados, relatórios, remediação, reteste e evidência de validação .</w:t>
-      </w:r>
-      <w:r>
-        <w:t xml:space="preserve"> </w:t>
-      </w:r>
-      <w:r>
-        <w:t xml:space="preserve">Realizar testes de penetração interna periódica Coloque um processo repetível, de propriedade ou controle técnico para realizar testes de penetração interna periódica, em seguida, verificar a cobertura e exceções. Confirmar escopo definido, população, propriedade, implementação, frequência, cobertura, exceções, correção e reteste. As regras aprovadas de engajamento, escopo, testadores qualificados, relatórios, remediação, reteste e evidência de validação .</w:t>
+        <w:t xml:space="preserve">• 14,1 • Estabelecer e manter um Programa de Sensibilização de Segurança • Colocar em prática um processo repetível, de propriedade ou controle técnico para estabelecer e manter um Programa de Sensibilização de Segurança e, em seguida, verificar a cobertura e exceções. Confirmar escopo definido, população, propriedade, implementação, frequência, cobertura, exceções, correção e reteste. Programa, população de trabalhadores, currículo de funções, conclusão, simulações, avaliação, exceções e acompanhamento</w:t>
+      </w:r>
+      <w:r>
+        <w:t xml:space="preserve"> </w:t>
+      </w:r>
+      <w:r>
+        <w:t xml:space="preserve">Os membros da força de trabalho do trem para reconhecer ataques de engenharia social.Coloque em prática um processo repetível, de propriedade ou controle técnico para treinar os membros da força de trabalho para reconhecer ataques de engenharia social, então verifique cobertura e exceções. Confirmar escopo definido, população, propriedade, implementação, frequência, cobertura, exceções, correção e reteste. Programa, população de trabalhadores, currículo de funções, conclusão, simulações, avaliação, exceções e acompanhamento</w:t>
+      </w:r>
+      <w:r>
+        <w:t xml:space="preserve"> </w:t>
+      </w:r>
+      <w:r>
+        <w:t xml:space="preserve">Os membros da força de trabalho do trem sobre as melhores práticas de autenticação do trem.Coloque em prática um processo repetível, de propriedade ou controle técnico para treinar os membros da força de trabalho sobre as melhores práticas de autenticação e, em seguida, verifique a cobertura e exceções. Confirmar escopo definido, população, propriedade, implementação, frequência, cobertura, exceções, correção e reteste. Programa, população de trabalhadores, currículo de funções, conclusão, simulações, avaliação, exceções e acompanhamento</w:t>
+      </w:r>
+      <w:r>
+        <w:t xml:space="preserve"> </w:t>
+      </w:r>
+      <w:r>
+        <w:t xml:space="preserve">□ 14.4 □ Train Workforce on Data Handling Best Practices □ Coloque em prática um processo repetível, de propriedade ou controle técnico para treinar Workforce on Data Handling Best Practices, então verifique cobertura e exceções. Confirmar escopo definido, população, propriedade, implementação, frequência, cobertura, exceções, correção e reteste. Programa, população de trabalhadores, currículo de funções, conclusão, simulações, avaliação, exceções e acompanhamento</w:t>
+      </w:r>
+      <w:r>
+        <w:t xml:space="preserve"> </w:t>
+      </w:r>
+      <w:r>
+        <w:t xml:space="preserve">Os membros da força de trabalho do trem sobre causas de exposição de dados não intencionais . . . . . . . . . . . . . . . . . . . . . . . . . . . . . . . . . . . . . . . . . . . . . . . . . . . . . . . . . . . . . . Confirmar escopo definido, população, propriedade, implementação, frequência, cobertura, exceções, correção e reteste. Programa, população de trabalhadores, currículo de funções, conclusão, simulações, avaliação, exceções e acompanhamento</w:t>
+      </w:r>
+      <w:r>
+        <w:t xml:space="preserve"> </w:t>
+      </w:r>
+      <w:r>
+        <w:t xml:space="preserve">Os membros da Força de Trabalho do Trem em Incidentes de Segurança de Reconhecimento e Relato .Coloque em prática um processo repetível, de propriedade ou controle técnico para treinar os membros da Força de Trabalho em Incidentes de Segurança de Reconhecimento e Relato, em seguida, verifique cobertura e exceções. Confirmar escopo definido, população, propriedade, implementação, frequência, cobertura, exceções, correção e reteste. Programa, população de trabalhadores, currículo de funções, conclusão, simulações, avaliação, exceções e acompanhamento</w:t>
+      </w:r>
+      <w:r>
+        <w:t xml:space="preserve"> </w:t>
+      </w:r>
+      <w:r>
+        <w:t xml:space="preserve">□ 14.7 □ Força de Trabalho do Trem para Identificar e Denunciar Atualizações de Segurança Desaparecidas □ Coloque em prática um processo repetível, de propriedade ou controle técnico para treinar a Força de Trabalho para Identificar e Comunicar Atualizações de Segurança Desaparecidas, em seguida, verifique cobertura e exceções. Confirmar escopo definido, população, propriedade, implementação, frequência, cobertura, exceções, correção e reteste. Programa, população de trabalhadores, currículo de funções, conclusão, simulações, avaliação, exceções e acompanhamento</w:t>
+      </w:r>
+      <w:r>
+        <w:t xml:space="preserve"> </w:t>
+      </w:r>
+      <w:r>
+        <w:t xml:space="preserve">□ 14.8 □ Força de Trabalho do Trem em Riscos de Redes Inseguras □ Coloque em prática um processo repetível, de propriedade ou controle técnico para treinar a Força de Trabalho em Riscos de Redes Inseguras, em seguida, verifique cobertura e exceções. Confirmar escopo definido, população, propriedade, implementação, frequência, cobertura, exceções, correção e reteste. Programa, população de trabalhadores, currículo de funções, conclusão, simulações, avaliação, exceções e acompanhamento</w:t>
+      </w:r>
+      <w:r>
+        <w:t xml:space="preserve"> </w:t>
+      </w:r>
+      <w:r>
+        <w:t xml:space="preserve">□ 14.9 □ Conduzir Conscientização de Segurança Específica e Treinamento de Habilidades □ Coloque em prática um processo repetível, de propriedade ou controle técnico para conduzir a Consciência de Segurança Específica e Treinamento de Habilidades, em seguida, verifique cobertura e exceções. Confirmar escopo definido, população, propriedade, implementação, frequência, cobertura, exceções, correção e reteste. Programa, população de trabalhadores, currículo de funções, conclusão, simulações, avaliação, exceções e acompanhamento</w:t>
       </w:r>
     </w:p>
     <w:p>
@@ -3901,28 +3440,463 @@
     </w:p>
     <w:bookmarkEnd w:id="63"/>
     <w:bookmarkEnd w:id="64"/>
-    <w:bookmarkStart w:id="66" w:name="ferramentas-de-código-aberto"/>
+    <w:bookmarkStart w:id="67" w:name="Xd49ca9d8e48ed88f948967f818255b91d398ae1"/>
     <w:p>
       <w:pPr>
         <w:pStyle w:val="Heading1"/>
       </w:pPr>
       <w:r>
+        <w:t xml:space="preserve">20. Controle 15 — Gestão de Prestadores de Serviços</w:t>
+      </w:r>
+    </w:p>
+    <w:p>
+      <w:pPr>
+        <w:numPr>
+          <w:ilvl w:val="0"/>
+          <w:numId w:val="1028"/>
+        </w:numPr>
+        <w:pStyle w:val="Compact"/>
+      </w:pPr>
+      <w:r>
+        <w:t xml:space="preserve">Todas as 7 Salvaguardas, significado simples, foco de verificação e evidência de exemplo.*</w:t>
+      </w:r>
+    </w:p>
+    <w:bookmarkStart w:id="65" w:name="X5f013bca2048707228eec070712629866b16068"/>
+    <w:p>
+      <w:pPr>
+        <w:pStyle w:val="Heading2"/>
+      </w:pPr>
+      <w:r>
+        <w:t xml:space="preserve">. ** Finalidade do controlo: ** Reforçar a empresa através da implementação e medição de salvaguardas para a gestão dos prestadores de serviços. □</w:t>
+      </w:r>
+    </w:p>
+    <w:bookmarkEnd w:id="65"/>
+    <w:bookmarkStart w:id="66" w:name="section-15"/>
+    <w:p>
+      <w:pPr>
+        <w:pStyle w:val="Heading2"/>
+      </w:pPr>
+      <w:r>
+        <w:t xml:space="preserve">* * * * * * * * * * * * * * * * * * * * * * * * * * * * * * * * * * * * * * * * * * * * * * * * * * * *</w:t>
+      </w:r>
+    </w:p>
+    <w:p>
+      <w:pPr>
+        <w:pStyle w:val="FirstParagraph"/>
+      </w:pPr>
+      <w:r>
+        <w:t xml:space="preserve">□ 15.1 □ Estabeleça e mantenha um Inventário de Prestadores de Serviços □ Coloque em prática um processo repetível, de propriedade ou controle técnico para estabelecer e manter um Inventário de Prestadores de Serviços, em seguida, verifique cobertura e exceções. Confirmar escopo definido, população, propriedade, implementação, frequência, cobertura, exceções, correção e reteste. Inventário, classificações, política, contratos, avaliações, acompanhamento, incidentes e provas de desmantelamento</w:t>
+      </w:r>
+      <w:r>
+        <w:t xml:space="preserve"> </w:t>
+      </w:r>
+      <w:r>
+        <w:t xml:space="preserve">• 15.2 • Estabelecer e manter uma política de gerenciamento de provedores de serviços • Colocar em prática um processo repetível, de propriedade ou controle técnico para estabelecer e manter uma política de gerenciamento de provedores de serviços e, em seguida, verificar cobertura e exceções. Confirmar escopo definido, população, propriedade, implementação, frequência, cobertura, exceções, correção e reteste. Inventário, classificações, política, contratos, avaliações, acompanhamento, incidentes e provas de desmantelamento</w:t>
+      </w:r>
+      <w:r>
+        <w:t xml:space="preserve"> </w:t>
+      </w:r>
+      <w:r>
+        <w:t xml:space="preserve">□ 15.3 □ Classifique prestadores de serviços Coloque em prática um processo repetível, de propriedade ou controle técnico para classificar os provedores de serviços, em seguida, verificar a cobertura e exceções. Confirmar escopo definido, população, propriedade, implementação, frequência, cobertura, exceções, correção e reteste. Inventário, classificações, política, contratos, avaliações, acompanhamento, incidentes e provas de desmantelamento</w:t>
+      </w:r>
+      <w:r>
+        <w:t xml:space="preserve"> </w:t>
+      </w:r>
+      <w:r>
+        <w:t xml:space="preserve">□ 15.4 □ Garanta que os contratos de prestador de serviços incluam requisitos de segurança □ Coloque em prática um processo repetível, de propriedade ou controle técnico para garantir que os contratos de prestador de serviços incluam requisitos de segurança, então verifique cobertura e exceções. Confirmar escopo definido, população, propriedade, implementação, frequência, cobertura, exceções, correção e reteste. Inventário, classificações, política, contratos, avaliações, acompanhamento, incidentes e provas de desmantelamento</w:t>
+      </w:r>
+      <w:r>
+        <w:t xml:space="preserve"> </w:t>
+      </w:r>
+      <w:r>
+        <w:t xml:space="preserve">□ 15.5 □ Avaliar Prestadores de Serviços □ Coloque em prática um processo repetível, de propriedade ou controle técnico para avaliar Prestadores de Serviços, em seguida, verificar a cobertura e exceções. Confirmar escopo definido, população, propriedade, implementação, frequência, cobertura, exceções, correção e reteste. Inventário, classificações, política, contratos, avaliações, acompanhamento, incidentes e provas de desmantelamento</w:t>
+      </w:r>
+      <w:r>
+        <w:t xml:space="preserve"> </w:t>
+      </w:r>
+      <w:r>
+        <w:t xml:space="preserve">Monitorar provedores de serviços Coloque em prática um processo repetível, de propriedade ou controle técnico para monitorar provedores de serviços, então verifique cobertura e exceções. Confirmar escopo definido, população, propriedade, implementação, frequência, cobertura, exceções, correção e reteste. Inventário, classificações, política, contratos, avaliações, acompanhamento, incidentes e provas de desmantelamento</w:t>
+      </w:r>
+      <w:r>
+        <w:t xml:space="preserve"> </w:t>
+      </w:r>
+      <w:r>
+        <w:t xml:space="preserve">15.7 Prestadores de serviços de desmantelamento seguros Coloque em prática um processo repetível, de propriedade ou controle técnico para os provedores de serviços de desactivação com segurança e, em seguida, verifique a cobertura e exceções. Confirmar escopo definido, população, propriedade, implementação, frequência, cobertura, exceções, correção e reteste. Inventário, classificações, política, contratos, avaliações, acompanhamento, incidentes e provas de desmantelamento</w:t>
+      </w:r>
+    </w:p>
+    <w:p>
+      <w:pPr>
+        <w:pStyle w:val="BodyText"/>
+      </w:pPr>
+      <w:r>
+        <w:t xml:space="preserve">Use o guia oficial de Controles CIS v8.1 e Especificações de Avaliação de Controles para linguagem de Salvaguarda exata, classe de ativos, função de segurança, Grupo de Implementação, dependências, entradas, operações, medidas, métricas e revisão processual.</w:t>
+      </w:r>
+    </w:p>
+    <w:bookmarkEnd w:id="66"/>
+    <w:bookmarkEnd w:id="67"/>
+    <w:bookmarkStart w:id="70" w:name="X462f3600ff91c676cd671f9a1a14212099b1516"/>
+    <w:p>
+      <w:pPr>
+        <w:pStyle w:val="Heading1"/>
+      </w:pPr>
+      <w:r>
+        <w:t xml:space="preserve">21. Controle 16 — Segurança de Software de Aplicação</w:t>
+      </w:r>
+    </w:p>
+    <w:p>
+      <w:pPr>
+        <w:numPr>
+          <w:ilvl w:val="0"/>
+          <w:numId w:val="1029"/>
+        </w:numPr>
+        <w:pStyle w:val="Compact"/>
+      </w:pPr>
+      <w:r>
+        <w:t xml:space="preserve">Todas as 14 Salvaguardas, significado simples, foco de verificação e evidência de exemplo.*</w:t>
+      </w:r>
+    </w:p>
+    <w:bookmarkStart w:id="68" w:name="Xb7560af9d2f4820a82522d131c5cd8c21e87fde"/>
+    <w:p>
+      <w:pPr>
+        <w:pStyle w:val="Heading2"/>
+      </w:pPr>
+      <w:r>
+        <w:t xml:space="preserve">. ** Finalidade do controlo: ** Fortaleça a empresa implementando e medindo salvaguardas para segurança de software de aplicação. □</w:t>
+      </w:r>
+    </w:p>
+    <w:bookmarkEnd w:id="68"/>
+    <w:bookmarkStart w:id="69" w:name="section-16"/>
+    <w:p>
+      <w:pPr>
+        <w:pStyle w:val="Heading2"/>
+      </w:pPr>
+      <w:r>
+        <w:t xml:space="preserve">* * * * * * * * * * * * * * * * * * * * * * * * * * * * * * * * * * * * * * * * * * * * * * * * * * * *</w:t>
+      </w:r>
+    </w:p>
+    <w:p>
+      <w:pPr>
+        <w:pStyle w:val="FirstParagraph"/>
+      </w:pPr>
+      <w:r>
+        <w:t xml:space="preserve">□ 16.1 □ Estabelecer e manter um processo seguro de desenvolvimento de aplicativos □ Colocar em prática um processo repetível, de propriedade ou controle técnico para estabelecer e manter um processo seguro de desenvolvimento de aplicativos, em seguida, verificar a cobertura e exceções. Confirmar escopo definido, população, propriedade, implementação, frequência, cobertura, exceções, correção e reteste. SDLC seguro, processo de divulgação, causa raiz, inventário de componentes, severidade, endurecimento, treinamento, testes e modelos de ameaça</w:t>
+      </w:r>
+      <w:r>
+        <w:t xml:space="preserve"> </w:t>
+      </w:r>
+      <w:r>
+        <w:t xml:space="preserve">Criar e Manter um Processo para Aceitar e Endereçar Vulnerabilidades de Software .Coloque em prática um processo repetível, de propriedade ou controle técnico para estabelecer e manter um Processo para Aceitar e Endereçar Vulnerabilidades de Software, então verifique cobertura e exceções. Confirmar escopo definido, população, propriedade, implementação, frequência, cobertura, exceções, correção e reteste. SDLC seguro, processo de divulgação, causa raiz, inventário de componentes, severidade, endurecimento, treinamento, testes e modelos de ameaça</w:t>
+      </w:r>
+      <w:r>
+        <w:t xml:space="preserve"> </w:t>
+      </w:r>
+      <w:r>
+        <w:t xml:space="preserve">Realizar análise de causas de raiz em vulnerabilidades de segurança Colocar um processo repetível, de propriedade ou controle técnico para realizar análise de causas de raiz em vulnerabilidades de segurança, em seguida, verificar a cobertura e exceções. Confirmar escopo definido, população, propriedade, implementação, frequência, cobertura, exceções, correção e reteste. SDLC seguro, processo de divulgação, causa raiz, inventário de componentes, severidade, endurecimento, treinamento, testes e modelos de ameaça</w:t>
+      </w:r>
+      <w:r>
+        <w:t xml:space="preserve"> </w:t>
+      </w:r>
+      <w:r>
+        <w:t xml:space="preserve">□ 16.4 Criar e Gerenciar um Inventário de Componentes de Software de Terceiros □ Coloque em prática um processo repetível, de propriedade ou controle técnico para estabelecer e gerenciar um Inventário de Componentes de Software de Terceiros, em seguida, verifique a cobertura e exceções. Confirmar escopo definido, população, propriedade, implementação, frequência, cobertura, exceções, correção e reteste. SDLC seguro, processo de divulgação, causa raiz, inventário de componentes, severidade, endurecimento, treinamento, testes e modelos de ameaça</w:t>
+      </w:r>
+      <w:r>
+        <w:t xml:space="preserve"> </w:t>
+      </w:r>
+      <w:r>
+        <w:t xml:space="preserve">Use componentes de software de terceiros atualizados e confiáveis Coloque em prática um processo repetível, de propriedade ou controle técnico para usar Componentes de Software Up-to-Date e Trusted Third-Party, então verifique cobertura e exceções. Confirmar escopo definido, população, propriedade, implementação, frequência, cobertura, exceções, correção e reteste. SDLC seguro, processo de divulgação, causa raiz, inventário de componentes, severidade, endurecimento, treinamento, testes e modelos de ameaça</w:t>
+      </w:r>
+      <w:r>
+        <w:t xml:space="preserve"> </w:t>
+      </w:r>
+      <w:r>
+        <w:t xml:space="preserve">□ 16.6 □ Estabeleça um Sistema de Avaliação de Severidade e um Processo para Vulnerabilidades de Aplicações □ Coloque em prática um processo repetível, de propriedade ou controle técnico para estabelecer um Sistema de Avaliação de Severidade e Processo para Vulnerabilidades de Aplicações, em seguida, verifique cobertura e exceções. Confirmar escopo definido, população, propriedade, implementação, frequência, cobertura, exceções, correção e reteste. SDLC seguro, processo de divulgação, causa raiz, inventário de componentes, severidade, endurecimento, treinamento, testes e modelos de ameaça</w:t>
+      </w:r>
+      <w:r>
+        <w:t xml:space="preserve"> </w:t>
+      </w:r>
+      <w:r>
+        <w:t xml:space="preserve">Use Modelos de Endurecimento Padrão para Infraestrutura de Aplicação □ Coloque em prática um processo repetível, de propriedade ou controle técnico para usar Modelos de Endurecimento Padrão para Infraestrutura de Aplicação, então verifique cobertura e exceções. Confirmar escopo definido, população, propriedade, implementação, frequência, cobertura, exceções, correção e reteste. SDLC seguro, processo de divulgação, causa raiz, inventário de componentes, severidade, endurecimento, treinamento, testes e modelos de ameaça</w:t>
+      </w:r>
+      <w:r>
+        <w:t xml:space="preserve"> </w:t>
+      </w:r>
+      <w:r>
+        <w:t xml:space="preserve">16,8 Sistemas de Produção e Não Produção Separados Coloque em prática um processo repetível, de propriedade ou controle técnico para separar sistemas de produção e não-produção, então verifique cobertura e exceções. Confirmar escopo definido, população, propriedade, implementação, frequência, cobertura, exceções, correção e reteste. SDLC seguro, processo de divulgação, causa raiz, inventário de componentes, severidade, endurecimento, treinamento, testes e modelos de ameaça</w:t>
+      </w:r>
+      <w:r>
+        <w:t xml:space="preserve"> </w:t>
+      </w:r>
+      <w:r>
+        <w:t xml:space="preserve">Os desenvolvedores de trens em Segurança de Aplicação e Codificação Segura . Coloque um processo repetível, de propriedade ou controle técnico para treinar desenvolvedores em Segurança de Aplicação e Codificação Segura, então verifique cobertura e exceções. Confirmar escopo definido, população, propriedade, implementação, frequência, cobertura, exceções, correção e reteste. SDLC seguro, processo de divulgação, causa raiz, inventário de componentes, severidade, endurecimento, treinamento, testes e modelos de ameaça</w:t>
+      </w:r>
+      <w:r>
+        <w:t xml:space="preserve"> </w:t>
+      </w:r>
+      <w:r>
+        <w:t xml:space="preserve">Aplique Princípios de Design Seguro em Arquiteturas de Aplicação .Coloque em prática um processo repetível, de propriedade ou controle técnico para aplicar Princípios de Design Seguro em Arquiteturas de Aplicação e, em seguida, verifique cobertura e exceções. Confirmar escopo definido, população, propriedade, implementação, frequência, cobertura, exceções, correção e reteste. SDLC seguro, processo de divulgação, causa raiz, inventário de componentes, severidade, endurecimento, treinamento, testes e modelos de ameaça</w:t>
+      </w:r>
+      <w:r>
+        <w:t xml:space="preserve"> </w:t>
+      </w:r>
+      <w:r>
+        <w:t xml:space="preserve">Use Módulos ou Serviços Vetted para Componentes de Segurança de Aplicações □ Coloque em prática um processo repetível, de propriedade ou controle técnico para usar Módulos ou Serviços Vetted para Componentes de Segurança de Aplicações, em seguida, verifique cobertura e exceções. Confirmar escopo definido, população, propriedade, implementação, frequência, cobertura, exceções, correção e reteste. SDLC seguro, processo de divulgação, causa raiz, inventário de componentes, severidade, endurecimento, treinamento, testes e modelos de ameaça</w:t>
+      </w:r>
+      <w:r>
+        <w:t xml:space="preserve"> </w:t>
+      </w:r>
+      <w:r>
+        <w:t xml:space="preserve">6.12 Implementar verificações de segurança de nível de código Coloque em prática um processo repetível, de propriedade ou controle técnico para implementar verificações de segurança de nível de código, em seguida, verificar a cobertura e exceções. Confirmar escopo definido, população, propriedade, implementação, frequência, cobertura, exceções, correção e reteste. SDLC seguro, processo de divulgação, causa raiz, inventário de componentes, severidade, endurecimento, treinamento, testes e modelos de ameaça</w:t>
+      </w:r>
+      <w:r>
+        <w:t xml:space="preserve"> </w:t>
+      </w:r>
+      <w:r>
+        <w:t xml:space="preserve">Teste de penetração de aplicação de condução Coloque em prática um processo repetível, de propriedade ou controle técnico para realizar o Teste de Penetração de Aplicação, em seguida, verifique a cobertura e exceções. Confirmar escopo definido, população, propriedade, implementação, frequência, cobertura, exceções, correção e reteste. SDLC seguro, processo de divulgação, causa raiz, inventário de componentes, severidade, endurecimento, treinamento, testes e modelos de ameaça</w:t>
+      </w:r>
+      <w:r>
+        <w:t xml:space="preserve"> </w:t>
+      </w:r>
+      <w:r>
+        <w:t xml:space="preserve">• 16.14 • Conduzir a Modelação de Ameaças • Coloque no lugar um processo repetível, de propriedade ou controle técnico para conduzir a Modelação de Ameaças, em seguida, verifique a cobertura e exceções. Confirmar escopo definido, população, propriedade, implementação, frequência, cobertura, exceções, correção e reteste. SDLC seguro, processo de divulgação, causa raiz, inventário de componentes, severidade, endurecimento, treinamento, testes e modelos de ameaça</w:t>
+      </w:r>
+    </w:p>
+    <w:p>
+      <w:pPr>
+        <w:pStyle w:val="BodyText"/>
+      </w:pPr>
+      <w:r>
+        <w:t xml:space="preserve">Use o guia oficial de Controles CIS v8.1 e Especificações de Avaliação de Controles para linguagem de Salvaguarda exata, classe de ativos, função de segurança, Grupo de Implementação, dependências, entradas, operações, medidas, métricas e revisão processual.</w:t>
+      </w:r>
+    </w:p>
+    <w:bookmarkEnd w:id="69"/>
+    <w:bookmarkEnd w:id="70"/>
+    <w:bookmarkStart w:id="73" w:name="X27cfe67134368280dae13341561ec0ab8773f97"/>
+    <w:p>
+      <w:pPr>
+        <w:pStyle w:val="Heading1"/>
+      </w:pPr>
+      <w:r>
+        <w:t xml:space="preserve">22. Controle 17 — Gestão de Respostas a Incidentes</w:t>
+      </w:r>
+    </w:p>
+    <w:p>
+      <w:pPr>
+        <w:numPr>
+          <w:ilvl w:val="0"/>
+          <w:numId w:val="1030"/>
+        </w:numPr>
+        <w:pStyle w:val="Compact"/>
+      </w:pPr>
+      <w:r>
+        <w:t xml:space="preserve">Todas as 9 Salvaguardas, significado simples, foco de verificação e evidência de exemplo.*</w:t>
+      </w:r>
+    </w:p>
+    <w:p>
+      <w:pPr>
+        <w:pStyle w:val="FirstParagraph"/>
+      </w:pPr>
+    </w:p>
+    <w:p>
+      <w:pPr>
+        <w:pStyle w:val="BodyText"/>
+      </w:pPr>
+      <w:r>
+        <w:t xml:space="preserve">Figura 9. Disponibilidade para resposta ao incidente</w:t>
+      </w:r>
+    </w:p>
+    <w:bookmarkStart w:id="71" w:name="Xeb4c58f7274f8cbcfdddfb393279b429f14d52c"/>
+    <w:p>
+      <w:pPr>
+        <w:pStyle w:val="Heading2"/>
+      </w:pPr>
+      <w:r>
+        <w:t xml:space="preserve">. ** Finalidade do controlo: ** Reforçar a empresa através da implementação e medição de salvaguardas para a gestão da resposta a incidentes. □</w:t>
+      </w:r>
+    </w:p>
+    <w:bookmarkEnd w:id="71"/>
+    <w:bookmarkStart w:id="72" w:name="section-17"/>
+    <w:p>
+      <w:pPr>
+        <w:pStyle w:val="Heading2"/>
+      </w:pPr>
+      <w:r>
+        <w:t xml:space="preserve">* * * * * * * * * * * * * * * * * * * * * * * * * * * * * * * * * * * * * * * * * * * * * * * * * * * *</w:t>
+      </w:r>
+    </w:p>
+    <w:p>
+      <w:pPr>
+        <w:pStyle w:val="FirstParagraph"/>
+      </w:pPr>
+      <w:r>
+        <w:t xml:space="preserve">□ 17.1 □ Designar Pessoal para Gerenciar o Tratamento de Incidentes □ Coloque em prática um processo repetível, de propriedade ou controle técnico para designar Pessoal para Gerenciar o Tratamento de Incidentes e, em seguida, verificar a cobertura e exceções. Confirmar escopo definido, população, propriedade, implementação, frequência, cobertura, exceções, correção e reteste. Líderes incidentes, contatos, relatórios, planos, funções, comunicações, exercícios, revisões e limiares</w:t>
+      </w:r>
+      <w:r>
+        <w:t xml:space="preserve"> </w:t>
+      </w:r>
+      <w:r>
+        <w:t xml:space="preserve">• 17,2 • Mantenha as informações de contato para os incidentes de segurança de relatórios • Coloque em prática um processo repetível, de propriedade ou controle técnico para manter as informações de contato para os incidentes de segurança de relatórios e, em seguida, verifique a cobertura e exceções. Confirmar escopo definido, população, propriedade, implementação, frequência, cobertura, exceções, correção e reteste. Líderes incidentes, contatos, relatórios, planos, funções, comunicações, exercícios, revisões e limiares</w:t>
+      </w:r>
+      <w:r>
+        <w:t xml:space="preserve"> </w:t>
+      </w:r>
+      <w:r>
+        <w:t xml:space="preserve">Manter um Processo Empresarial para Incidentes de Relato . Coloque em prática um processo repetível, de propriedade ou controle técnico para manter um Processo Empresarial para Incidentes de Relato, então verifique cobertura e exceções. Confirmar escopo definido, população, propriedade, implementação, frequência, cobertura, exceções, correção e reteste. Líderes incidentes, contatos, relatórios, planos, funções, comunicações, exercícios, revisões e limiares</w:t>
+      </w:r>
+      <w:r>
+        <w:t xml:space="preserve"> </w:t>
+      </w:r>
+      <w:r>
+        <w:t xml:space="preserve">□ 17.4 □ Estabelecer e manter um Processo de Resposta a Incidentes □ Colocar em prática um processo repetível, de propriedade ou controle técnico para estabelecer e manter um Processo de Resposta a Incidentes, em seguida, verificar a cobertura e exceções. Confirmar escopo definido, população, propriedade, implementação, frequência, cobertura, exceções, correção e reteste. Líderes incidentes, contatos, relatórios, planos, funções, comunicações, exercícios, revisões e limiares</w:t>
+      </w:r>
+      <w:r>
+        <w:t xml:space="preserve"> </w:t>
+      </w:r>
+      <w:r>
+        <w:t xml:space="preserve">Atribuir funções-chave e responsabilidades .Coloque no lugar um processo repetível, de propriedade ou controle técnico para atribuir funções-chave e responsabilidades, então verifique cobertura e exceções. Confirmar escopo definido, população, propriedade, implementação, frequência, cobertura, exceções, correção e reteste. Líderes incidentes, contatos, relatórios, planos, funções, comunicações, exercícios, revisões e limiares</w:t>
+      </w:r>
+      <w:r>
+        <w:t xml:space="preserve"> </w:t>
+      </w:r>
+      <w:r>
+        <w:t xml:space="preserve">Define mecanismos para comunicação durante a resposta ao incidente Coloque em prática um processo repetível, de propriedade ou controle técnico para definir Mecanismos de Comunicação Durante a Resposta a Incidentes, então verifique cobertura e exceções. Confirmar escopo definido, população, propriedade, implementação, frequência, cobertura, exceções, correção e reteste. Líderes incidentes, contatos, relatórios, planos, funções, comunicações, exercícios, revisões e limiares</w:t>
+      </w:r>
+      <w:r>
+        <w:t xml:space="preserve"> </w:t>
+      </w:r>
+      <w:r>
+        <w:t xml:space="preserve">Exercícios de resposta de incidentes de rotina Coloque em prática um processo repetível, de propriedade ou controle técnico para realizar exercícios de resposta a incidentes de rotina, então verifique cobertura e exceções. Confirmar escopo definido, população, propriedade, implementação, frequência, cobertura, exceções, correção e reteste. Líderes incidentes, contatos, relatórios, planos, funções, comunicações, exercícios, revisões e limiares</w:t>
+      </w:r>
+      <w:r>
+        <w:t xml:space="preserve"> </w:t>
+      </w:r>
+      <w:r>
+        <w:t xml:space="preserve">17.8 Comentários Pós-Incidentes Coloque em prática um processo repetível, de propriedade ou controle técnico para realizar Revisões Pós-Incidentes, em seguida, verifique cobertura e exceções. Confirmar escopo definido, população, propriedade, implementação, frequência, cobertura, exceções, correção e reteste. Líderes incidentes, contatos, relatórios, planos, funções, comunicações, exercícios, revisões e limiares</w:t>
+      </w:r>
+      <w:r>
+        <w:t xml:space="preserve"> </w:t>
+      </w:r>
+      <w:r>
+        <w:t xml:space="preserve">□ 17.9 □ Estabelecer e Manter Limiares de Incidente de Segurança □ Colocar um processo repetível, de propriedade ou controle técnico para estabelecer e manter Limiares de Incidente de Segurança, em seguida, verificar a cobertura e exceções. Confirmar escopo definido, população, propriedade, implementação, frequência, cobertura, exceções, correção e reteste. Líderes incidentes, contatos, relatórios, planos, funções, comunicações, exercícios, revisões e limiares</w:t>
+      </w:r>
+    </w:p>
+    <w:p>
+      <w:pPr>
+        <w:pStyle w:val="BodyText"/>
+      </w:pPr>
+      <w:r>
+        <w:t xml:space="preserve">Use o guia oficial de Controles CIS v8.1 e Especificações de Avaliação de Controles para linguagem de Salvaguarda exata, classe de ativos, função de segurança, Grupo de Implementação, dependências, entradas, operações, medidas, métricas e revisão processual.</w:t>
+      </w:r>
+    </w:p>
+    <w:bookmarkEnd w:id="72"/>
+    <w:bookmarkEnd w:id="73"/>
+    <w:bookmarkStart w:id="75" w:name="controle-18-testes-de-penetração"/>
+    <w:p>
+      <w:pPr>
+        <w:pStyle w:val="Heading1"/>
+      </w:pPr>
+      <w:r>
+        <w:t xml:space="preserve">23. Controle 18 — Testes de penetração</w:t>
+      </w:r>
+    </w:p>
+    <w:p>
+      <w:pPr>
+        <w:numPr>
+          <w:ilvl w:val="0"/>
+          <w:numId w:val="1031"/>
+        </w:numPr>
+        <w:pStyle w:val="Compact"/>
+      </w:pPr>
+      <w:r>
+        <w:t xml:space="preserve">Todas as 5 Salvaguardas, significado simples, foco de verificação e evidência de exemplo.*</w:t>
+      </w:r>
+    </w:p>
+    <w:p>
+      <w:pPr>
+        <w:pStyle w:val="FirstParagraph"/>
+      </w:pPr>
+      <w:r>
+        <w:t xml:space="preserve">. ** Finalidade do controlo: ** Reforçar a empresa através da implementação e medição de salvaguardas para testes de penetração. □</w:t>
+      </w:r>
+      <w:r>
+        <w:t xml:space="preserve"> </w:t>
+      </w:r>
+      <w:r>
+        <w:t xml:space="preserve">□————————————————————————————————————————————————–</w:t>
+      </w:r>
+    </w:p>
+    <w:bookmarkStart w:id="74" w:name="section-18"/>
+    <w:p>
+      <w:pPr>
+        <w:pStyle w:val="Heading2"/>
+      </w:pPr>
+      <w:r>
+        <w:t xml:space="preserve">* * * * * * * * * * * * * * * * * * * * * * * * * * * * * * * * * * * * * * * * * * * * * * * * * * * *</w:t>
+      </w:r>
+    </w:p>
+    <w:p>
+      <w:pPr>
+        <w:pStyle w:val="FirstParagraph"/>
+      </w:pPr>
+      <w:r>
+        <w:t xml:space="preserve">Criar e Manter um Programa de Teste de Penetração.Coloque em prática um processo repetível, de propriedade ou controle técnico para estabelecer e manter um Programa de Teste de Penetração, então verifique cobertura e exceções. Confirmar escopo definido, população, propriedade, implementação, frequência, cobertura, exceções, correção e reteste. As regras aprovadas de engajamento, escopo, testadores qualificados, relatórios, remediação, reteste e evidência de validação .</w:t>
+      </w:r>
+      <w:r>
+        <w:t xml:space="preserve"> </w:t>
+      </w:r>
+      <w:r>
+        <w:t xml:space="preserve">• 18.2 • Realizar Testes Periódicos de Penetração Externa Coloque um processo repetível, de propriedade ou controle técnico para realizar testes de penetração externa periódica, em seguida, verificar a cobertura e exceções. Confirmar escopo definido, população, propriedade, implementação, frequência, cobertura, exceções, correção e reteste. As regras aprovadas de engajamento, escopo, testadores qualificados, relatórios, remediação, reteste e evidência de validação .</w:t>
+      </w:r>
+      <w:r>
+        <w:t xml:space="preserve"> </w:t>
+      </w:r>
+      <w:r>
+        <w:t xml:space="preserve">• 18,3 • Resultados do teste de penetração corretiva Coloque um processo repetível, de propriedade ou controle técnico no local para corrigir os resultados do teste de penetração, em seguida, verificar a cobertura e exceções. Confirmar escopo definido, população, propriedade, implementação, frequência, cobertura, exceções, correção e reteste. As regras aprovadas de engajamento, escopo, testadores qualificados, relatórios, remediação, reteste e evidência de validação .</w:t>
+      </w:r>
+      <w:r>
+        <w:t xml:space="preserve"> </w:t>
+      </w:r>
+      <w:r>
+        <w:t xml:space="preserve">18.4 Validar medidas de segurança Coloque em prática um processo repetível, de propriedade ou controle técnico para validar medidas de segurança, em seguida, verificar a cobertura e exceções. Confirmar escopo definido, população, propriedade, implementação, frequência, cobertura, exceções, correção e reteste. As regras aprovadas de engajamento, escopo, testadores qualificados, relatórios, remediação, reteste e evidência de validação .</w:t>
+      </w:r>
+      <w:r>
+        <w:t xml:space="preserve"> </w:t>
+      </w:r>
+      <w:r>
+        <w:t xml:space="preserve">Realizar testes de penetração interna periódica Coloque um processo repetível, de propriedade ou controle técnico para realizar testes de penetração interna periódica, em seguida, verificar a cobertura e exceções. Confirmar escopo definido, população, propriedade, implementação, frequência, cobertura, exceções, correção e reteste. As regras aprovadas de engajamento, escopo, testadores qualificados, relatórios, remediação, reteste e evidência de validação .</w:t>
+      </w:r>
+    </w:p>
+    <w:p>
+      <w:pPr>
+        <w:pStyle w:val="BodyText"/>
+      </w:pPr>
+      <w:r>
+        <w:t xml:space="preserve">Use o guia oficial de Controles CIS v8.1 e Especificações de Avaliação de Controles para linguagem de Salvaguarda exata, classe de ativos, função de segurança, Grupo de Implementação, dependências, entradas, operações, medidas, métricas e revisão processual.</w:t>
+      </w:r>
+    </w:p>
+    <w:bookmarkEnd w:id="74"/>
+    <w:bookmarkEnd w:id="75"/>
+    <w:bookmarkStart w:id="77" w:name="ferramentas-de-código-aberto"/>
+    <w:p>
+      <w:pPr>
+        <w:pStyle w:val="Heading1"/>
+      </w:pPr>
+      <w:r>
         <w:t xml:space="preserve">24. Ferramentas de Código Aberto</w:t>
       </w:r>
     </w:p>
     <w:p>
       <w:pPr>
+        <w:numPr>
+          <w:ilvl w:val="0"/>
+          <w:numId w:val="1032"/>
+        </w:numPr>
         <w:pStyle w:val="Compact"/>
-        <w:numPr>
-          <w:ilvl w:val="0"/>
-          <w:numId w:val="1032"/>
-        </w:numPr>
       </w:pPr>
       <w:r>
         <w:t xml:space="preserve">Links oficiais, inícios rápidos seguros, evidências e limitações.*</w:t>
       </w:r>
     </w:p>
-    <w:bookmarkStart w:id="65" w:name="ferramenta-purpose-controles-possíveis"/>
+    <w:bookmarkStart w:id="76" w:name="ferramenta-purpose-controles-possíveis"/>
     <w:p>
       <w:pPr>
         <w:pStyle w:val="Heading2"/>
@@ -3935,42 +3909,42 @@
       </w:r>
       <w:r>
         <w:rPr>
+          <w:bCs/>
           <w:b/>
-          <w:bCs/>
         </w:rPr>
         <w:t xml:space="preserve">Ferramenta</w:t>
       </w:r>
       <w:r>
         <w:rPr>
+          <w:bCs/>
           <w:b/>
+        </w:rPr>
+        <w:t xml:space="preserve"> </w:t>
+      </w:r>
+      <w:r>
+        <w:t xml:space="preserve"> </w:t>
+      </w:r>
+      <w:r>
+        <w:rPr>
           <w:bCs/>
-        </w:rPr>
-        <w:t xml:space="preserve"> </w:t>
-      </w:r>
-      <w:r>
-        <w:t xml:space="preserve"> </w:t>
-      </w:r>
-      <w:r>
-        <w:rPr>
           <w:b/>
-          <w:bCs/>
         </w:rPr>
         <w:t xml:space="preserve">Purpose</w:t>
       </w:r>
       <w:r>
         <w:rPr>
+          <w:bCs/>
           <w:b/>
+        </w:rPr>
+        <w:t xml:space="preserve"> </w:t>
+      </w:r>
+      <w:r>
+        <w:t xml:space="preserve"> </w:t>
+      </w:r>
+      <w:r>
+        <w:rPr>
           <w:bCs/>
-        </w:rPr>
-        <w:t xml:space="preserve"> </w:t>
-      </w:r>
-      <w:r>
-        <w:t xml:space="preserve"> </w:t>
-      </w:r>
-      <w:r>
-        <w:rPr>
           <w:b/>
-          <w:bCs/>
         </w:rPr>
         <w:t xml:space="preserve">Controles Possíveis</w:t>
       </w:r>
@@ -4017,891 +3991,891 @@
       </w:r>
       <w:r>
         <w:rPr>
+          <w:iCs/>
           <w:i/>
+        </w:rPr>
+        <w:t xml:space="preserve"> </w:t>
+      </w:r>
+      <w:r>
+        <w:rPr>
           <w:iCs/>
-        </w:rPr>
-        <w:t xml:space="preserve"> </w:t>
-      </w:r>
-      <w:r>
-        <w:rPr>
           <w:i/>
-          <w:iCs/>
         </w:rPr>
         <w:t xml:space="preserve">• Avaliação de configuração segura do OpenSCAP</w:t>
       </w:r>
       <w:r>
         <w:rPr>
+          <w:iCs/>
           <w:i/>
+        </w:rPr>
+        <w:t xml:space="preserve"> </w:t>
+      </w:r>
+      <w:r>
+        <w:t xml:space="preserve"> </w:t>
+      </w:r>
+      <w:r>
+        <w:t xml:space="preserve">Lynis * Auditoria de segurança Linux * 4, 7</w:t>
+      </w:r>
+      <w:r>
+        <w:t xml:space="preserve"> </w:t>
+      </w:r>
+      <w:r>
+        <w:rPr>
           <w:iCs/>
+          <w:i/>
         </w:rPr>
         <w:t xml:space="preserve"> </w:t>
       </w:r>
       <w:r>
-        <w:t xml:space="preserve"> </w:t>
-      </w:r>
-      <w:r>
-        <w:t xml:space="preserve">Lynis * Auditoria de segurança Linux * 4, 7</w:t>
-      </w:r>
-      <w:r>
-        <w:t xml:space="preserve"> </w:t>
-      </w:r>
-      <w:r>
         <w:rPr>
+          <w:iCs/>
           <w:i/>
-          <w:iCs/>
-        </w:rPr>
-        <w:t xml:space="preserve"> </w:t>
-      </w:r>
-      <w:r>
-        <w:rPr>
-          <w:i/>
-          <w:iCs/>
         </w:rPr>
         <w:t xml:space="preserve">O Nmap O activo autorizado e a descoberta do serviço</w:t>
       </w:r>
       <w:r>
         <w:rPr>
+          <w:iCs/>
           <w:i/>
+        </w:rPr>
+        <w:t xml:space="preserve"> </w:t>
+      </w:r>
+      <w:r>
+        <w:rPr>
           <w:iCs/>
-        </w:rPr>
-        <w:t xml:space="preserve"> </w:t>
-      </w:r>
-      <w:r>
-        <w:rPr>
           <w:i/>
-          <w:iCs/>
         </w:rPr>
         <w:t xml:space="preserve">Edição da Comunidade Greenbone</w:t>
       </w:r>
       <w:r>
         <w:rPr>
+          <w:iCs/>
           <w:i/>
+        </w:rPr>
+        <w:t xml:space="preserve"> </w:t>
+      </w:r>
+      <w:r>
+        <w:rPr>
           <w:iCs/>
-        </w:rPr>
-        <w:t xml:space="preserve"> </w:t>
-      </w:r>
-      <w:r>
-        <w:rPr>
           <w:i/>
-          <w:iCs/>
         </w:rPr>
         <w:t xml:space="preserve">Repositórios, imagens, dependências, segredos e IaC</w:t>
       </w:r>
       <w:r>
         <w:rPr>
+          <w:iCs/>
           <w:i/>
+        </w:rPr>
+        <w:t xml:space="preserve"> </w:t>
+      </w:r>
+      <w:r>
+        <w:rPr>
           <w:iCs/>
-        </w:rPr>
-        <w:t xml:space="preserve"> </w:t>
-      </w:r>
-      <w:r>
-        <w:rPr>
           <w:i/>
-          <w:iCs/>
         </w:rPr>
         <w:t xml:space="preserve">OWASP ZAP □ Testes de segurança da web autorizados</w:t>
       </w:r>
       <w:r>
         <w:rPr>
+          <w:iCs/>
           <w:i/>
+        </w:rPr>
+        <w:t xml:space="preserve"> </w:t>
+      </w:r>
+      <w:r>
+        <w:rPr>
           <w:iCs/>
-        </w:rPr>
-        <w:t xml:space="preserve"> </w:t>
-      </w:r>
-      <w:r>
-        <w:rPr>
           <w:i/>
-          <w:iCs/>
         </w:rPr>
         <w:t xml:space="preserve">□ Suricata □ Detecção de intrusão de rede e visibilidade de tráfego</w:t>
       </w:r>
       <w:r>
         <w:rPr>
+          <w:iCs/>
           <w:i/>
+        </w:rPr>
+        <w:t xml:space="preserve"> </w:t>
+      </w:r>
+      <w:r>
+        <w:rPr>
           <w:iCs/>
-        </w:rPr>
-        <w:t xml:space="preserve"> </w:t>
-      </w:r>
-      <w:r>
-        <w:rPr>
           <w:i/>
-          <w:iCs/>
         </w:rPr>
         <w:t xml:space="preserve">Keycloak, identidade, papéis, MFA, sessões e eventos</w:t>
       </w:r>
       <w:r>
         <w:rPr>
+          <w:iCs/>
           <w:i/>
+        </w:rPr>
+        <w:t xml:space="preserve"> </w:t>
+      </w:r>
+      <w:r>
+        <w:t xml:space="preserve"> </w:t>
+      </w:r>
+      <w:r>
+        <w:t xml:space="preserve">DefectDojo * Encontrando ingestão, deduplicação, remediação e reteste</w:t>
+      </w:r>
+      <w:r>
+        <w:t xml:space="preserve"> </w:t>
+      </w:r>
+      <w:r>
+        <w:t xml:space="preserve">* Velociraptor * Visibilidade e resposta de incidentes * 1, 8, 13, 17 *</w:t>
+      </w:r>
+    </w:p>
+    <w:p>
+      <w:pPr>
+        <w:pStyle w:val="BodyText"/>
+      </w:pPr>
+      <w:r>
+        <w:t xml:space="preserve">Limitação crítica: ** Uma ferramenta pode suportar uma ou mais Salvaguardas, mas não pode escolher o GI da organização, definir tolerância ao risco, garantir cobertura completa, substituir procedimento e revisão humana, autorizar testes de penetração ou provar a conformidade de outro framework por si só. □</w:t>
+      </w:r>
+      <w:r>
+        <w:t xml:space="preserve"> </w:t>
+      </w:r>
+      <w:r>
+        <w:t xml:space="preserve">□—————————————————————————————————————————————————————————————————————————————————————————————————————————————</w:t>
+      </w:r>
+    </w:p>
+    <w:bookmarkEnd w:id="76"/>
+    <w:bookmarkEnd w:id="77"/>
+    <w:bookmarkStart w:id="79" w:name="cis-controla-navegador"/>
+    <w:p>
+      <w:pPr>
+        <w:pStyle w:val="Heading1"/>
+      </w:pPr>
+      <w:r>
+        <w:t xml:space="preserve"># 24,1 CIS Controla Navegador</w:t>
+      </w:r>
+    </w:p>
+    <w:p>
+      <w:pPr>
+        <w:pStyle w:val="FirstParagraph"/>
+      </w:pPr>
+      <w:r>
+        <w:t xml:space="preserve">Objetivo: Selecione IGs e explore mapeamentos oficiais. Projeto oficial:</w:t>
+      </w:r>
+      <w:r>
+        <w:t xml:space="preserve"> </w:t>
+      </w:r>
+      <w:hyperlink r:id="rId78">
+        <w:r>
+          <w:rPr>
+            <w:rStyle w:val="Hyperlink"/>
+          </w:rPr>
+          <w:t xml:space="preserve">CIS Controls Navigator</w:t>
+        </w:r>
+      </w:hyperlink>
+    </w:p>
+    <w:p>
+      <w:pPr>
+        <w:pStyle w:val="BodyText"/>
+      </w:pPr>
+      <w:r>
+        <w:t xml:space="preserve">Início rápido seguro: Escolha v8.1, selecione um Grupo de Implementação e mapeamento, reveja Salvaguardas e, em seguida, exporte a seleção autorizada.</w:t>
+      </w:r>
+    </w:p>
+    <w:p>
+      <w:pPr>
+        <w:pStyle w:val="BodyText"/>
+      </w:pPr>
+      <w:r>
+        <w:t xml:space="preserve">Evidências: escopo aprovado, versão, configuração, cobertura, dados fonte, resultados, revisão humana, exceção, remediação e reteste. Proteger o acesso administrativo e dados recolhidos.</w:t>
+      </w:r>
+    </w:p>
+    <w:bookmarkEnd w:id="79"/>
+    <w:bookmarkStart w:id="81" w:name="X043313d27a7cbf114a8c44e80cfb2dad5fc6c09"/>
+    <w:p>
+      <w:pPr>
+        <w:pStyle w:val="Heading1"/>
+      </w:pPr>
+      <w:r>
+        <w:t xml:space="preserve"># 24.2 CIS Especificação de Avaliação de Controles</w:t>
+      </w:r>
+    </w:p>
+    <w:p>
+      <w:pPr>
+        <w:pStyle w:val="FirstParagraph"/>
+      </w:pPr>
+      <w:r>
+        <w:t xml:space="preserve">Objetivo: Orientação oficial de medição. Projecto oficial:</w:t>
+      </w:r>
+      <w:r>
+        <w:t xml:space="preserve"> </w:t>
+      </w:r>
+      <w:hyperlink r:id="rId80">
+        <w:r>
+          <w:rPr>
+            <w:rStyle w:val="Hyperlink"/>
+          </w:rPr>
+          <w:t xml:space="preserve">CIS Controls Assessment Specification</w:t>
+        </w:r>
+      </w:hyperlink>
+    </w:p>
+    <w:p>
+      <w:pPr>
+        <w:pStyle w:val="BodyText"/>
+      </w:pPr>
+      <w:r>
+        <w:t xml:space="preserve">Início rápido seguro: Abra uma Salvaguarda, identifique inputs e suposições, siga operações, calcule medidas e revisão do procedimento do documento.</w:t>
+      </w:r>
+    </w:p>
+    <w:p>
+      <w:pPr>
+        <w:pStyle w:val="BodyText"/>
+      </w:pPr>
+      <w:r>
+        <w:t xml:space="preserve">Evidências: escopo aprovado, versão, configuração, cobertura, dados fonte, resultados, revisão humana, exceção, remediação e reteste. Proteger o acesso administrativo e dados recolhidos.</w:t>
+      </w:r>
+    </w:p>
+    <w:bookmarkEnd w:id="81"/>
+    <w:bookmarkStart w:id="83" w:name="cis-cat-lite"/>
+    <w:p>
+      <w:pPr>
+        <w:pStyle w:val="Heading1"/>
+      </w:pPr>
+      <w:r>
+        <w:t xml:space="preserve"># 24,3 CIS-CAT Lite</w:t>
+      </w:r>
+    </w:p>
+    <w:p>
+      <w:pPr>
+        <w:pStyle w:val="FirstParagraph"/>
+      </w:pPr>
+      <w:r>
+        <w:t xml:space="preserve">Objetivo: CIS selecionado Avaliação comparativa. Projecto oficial:</w:t>
+      </w:r>
+      <w:r>
+        <w:t xml:space="preserve"> </w:t>
+      </w:r>
+      <w:hyperlink r:id="rId82">
+        <w:r>
+          <w:rPr>
+            <w:rStyle w:val="Hyperlink"/>
+          </w:rPr>
+          <w:t xml:space="preserve">CIS-CAT Lite</w:t>
+        </w:r>
+      </w:hyperlink>
+    </w:p>
+    <w:p>
+      <w:pPr>
+        <w:pStyle w:val="BodyText"/>
+      </w:pPr>
+      <w:r>
+        <w:t xml:space="preserve">Início rápido seguro: Execute apenas em sistemas autorizados, escolha um benchmark e perfil disponíveis, preserve o relatório, valide as descobertas, corrija e reavalie.</w:t>
+      </w:r>
+    </w:p>
+    <w:p>
+      <w:pPr>
+        <w:pStyle w:val="BodyText"/>
+      </w:pPr>
+      <w:r>
+        <w:t xml:space="preserve">Evidências: escopo aprovado, versão, configuração, cobertura, dados fonte, resultados, revisão humana, exceção, remediação e reteste. Proteger o acesso administrativo e dados recolhidos.</w:t>
+      </w:r>
+    </w:p>
+    <w:bookmarkEnd w:id="83"/>
+    <w:bookmarkStart w:id="85" w:name="assistente-ciso"/>
+    <w:p>
+      <w:pPr>
+        <w:pStyle w:val="Heading1"/>
+      </w:pPr>
+      <w:r>
+        <w:t xml:space="preserve"># 24.4 Assistente CISO</w:t>
+      </w:r>
+    </w:p>
+    <w:p>
+      <w:pPr>
+        <w:pStyle w:val="FirstParagraph"/>
+      </w:pPr>
+      <w:r>
+        <w:t xml:space="preserve">Objetivo: Controles, riscos, evidências e achados. Projeto oficial:</w:t>
+      </w:r>
+      <w:r>
+        <w:t xml:space="preserve"> </w:t>
+      </w:r>
+      <w:hyperlink r:id="rId84">
+        <w:r>
+          <w:rPr>
+            <w:rStyle w:val="Hyperlink"/>
+          </w:rPr>
+          <w:t xml:space="preserve">CISO Assistant</w:t>
+        </w:r>
+      </w:hyperlink>
+    </w:p>
+    <w:p>
+      <w:pPr>
+        <w:pStyle w:val="BodyText"/>
+      </w:pPr>
+      <w:r>
+        <w:t xml:space="preserve">Início rápido seguro: Crie um projeto abrangente, carregue um framework aplicável, atribua proprietários, anexe evidências, rastreie descobertas e reveja permissões.</w:t>
+      </w:r>
+    </w:p>
+    <w:p>
+      <w:pPr>
+        <w:pStyle w:val="BodyText"/>
+      </w:pPr>
+      <w:r>
+        <w:t xml:space="preserve">Evidências: escopo aprovado, versão, configuração, cobertura, dados fonte, resultados, revisão humana, exceção, remediação e reteste. Proteger o acesso administrativo e dados recolhidos.</w:t>
+      </w:r>
+    </w:p>
+    <w:bookmarkEnd w:id="85"/>
+    <w:bookmarkStart w:id="87" w:name="wazuh"/>
+    <w:p>
+      <w:pPr>
+        <w:pStyle w:val="Heading1"/>
+      </w:pPr>
+      <w:r>
+        <w:t xml:space="preserve">24.5 Wazuh</w:t>
+      </w:r>
+    </w:p>
+    <w:p>
+      <w:pPr>
+        <w:pStyle w:val="FirstParagraph"/>
+      </w:pPr>
+      <w:r>
+        <w:t xml:space="preserve">Objetivo: Monitoramento de pontos finais, SIEM, MIF e alertas. Projecto oficial:</w:t>
+      </w:r>
+      <w:r>
+        <w:t xml:space="preserve"> </w:t>
+      </w:r>
+      <w:hyperlink r:id="rId86">
+        <w:r>
+          <w:rPr>
+            <w:rStyle w:val="Hyperlink"/>
+          </w:rPr>
+          <w:t xml:space="preserve">Wazuh</w:t>
+        </w:r>
+      </w:hyperlink>
+    </w:p>
+    <w:p>
+      <w:pPr>
+        <w:pStyle w:val="BodyText"/>
+      </w:pPr>
+      <w:r>
+        <w:t xml:space="preserve">Início rápido e seguro: Inscreva-se em um endpoint de laboratório, desencadeie um evento seguro, confirme coleta e alerta, investigue e mantenha evidências de cobertura e resposta.</w:t>
+      </w:r>
+    </w:p>
+    <w:p>
+      <w:pPr>
+        <w:pStyle w:val="BodyText"/>
+      </w:pPr>
+      <w:r>
+        <w:t xml:space="preserve">Evidências: escopo aprovado, versão, configuração, cobertura, dados fonte, resultados, revisão humana, exceção, remediação e reteste. Proteger o acesso administrativo e dados recolhidos.</w:t>
+      </w:r>
+    </w:p>
+    <w:bookmarkEnd w:id="87"/>
+    <w:bookmarkStart w:id="89" w:name="osquery"/>
+    <w:p>
+      <w:pPr>
+        <w:pStyle w:val="Heading1"/>
+      </w:pPr>
+      <w:r>
+        <w:t xml:space="preserve"># 24.6 Osquery</w:t>
+      </w:r>
+    </w:p>
+    <w:p>
+      <w:pPr>
+        <w:pStyle w:val="FirstParagraph"/>
+      </w:pPr>
+      <w:r>
+        <w:t xml:space="preserve">Finalidade: Asset, software, conta e consultas de configuração. Projeto oficial:</w:t>
+      </w:r>
+      <w:r>
+        <w:t xml:space="preserve"> </w:t>
+      </w:r>
+      <w:hyperlink r:id="rId88">
+        <w:r>
+          <w:rPr>
+            <w:rStyle w:val="Hyperlink"/>
+          </w:rPr>
+          <w:t xml:space="preserve">osquery</w:t>
+        </w:r>
+      </w:hyperlink>
+    </w:p>
+    <w:p>
+      <w:pPr>
+        <w:pStyle w:val="BodyText"/>
+      </w:pPr>
+      <w:r>
+        <w:t xml:space="preserve">Início rápido seguro: Execute consultas somente leitura em um laboratório, agendar consultas aprovadas, comparar resultados com inventários, plataforma de documentos e limites de cobertura.</w:t>
+      </w:r>
+    </w:p>
+    <w:p>
+      <w:pPr>
+        <w:pStyle w:val="BodyText"/>
+      </w:pPr>
+      <w:r>
+        <w:t xml:space="preserve">Evidências: escopo aprovado, versão, configuração, cobertura, dados fonte, resultados, revisão humana, exceção, remediação e reteste. Proteger o acesso administrativo e dados recolhidos.</w:t>
+      </w:r>
+    </w:p>
+    <w:bookmarkEnd w:id="89"/>
+    <w:bookmarkStart w:id="93" w:name="openscap"/>
+    <w:p>
+      <w:pPr>
+        <w:pStyle w:val="Heading1"/>
+      </w:pPr>
+      <w:r>
+        <w:t xml:space="preserve"># 24.7 OpenSCAP</w:t>
+      </w:r>
+    </w:p>
+    <w:p>
+      <w:pPr>
+        <w:pStyle w:val="FirstParagraph"/>
+      </w:pPr>
+      <w:r>
+        <w:t xml:space="preserve">Objetivo: Avaliação da configuração segura do Linux. Projeto oficial:</w:t>
+      </w:r>
+      <w:r>
+        <w:t xml:space="preserve"> </w:t>
+      </w:r>
+      <w:hyperlink r:id="rId90">
+        <w:r>
+          <w:rPr>
+            <w:rStyle w:val="Hyperlink"/>
+          </w:rPr>
+          <w:t xml:space="preserve">OpenSCAP</w:t>
+        </w:r>
+      </w:hyperlink>
+    </w:p>
+    <w:p>
+      <w:pPr>
+        <w:pStyle w:val="BodyText"/>
+      </w:pPr>
+      <w:r>
+        <w:t xml:space="preserve">Início rápido seguro: Escolha um perfil apropriado, verifique um sistema de laboratório, valide resultados, exceções de documentos, corrija e reescane.</w:t>
+      </w:r>
+    </w:p>
+    <w:p>
+      <w:pPr>
+        <w:pStyle w:val="BodyText"/>
+      </w:pPr>
+      <w:r>
+        <w:t xml:space="preserve">Evidências: escopo aprovado, versão, configuração, cobertura, dados fonte, resultados, revisão humana, exceção, remediação e reteste. Proteger o acesso administrativo e dados recolhidos.</w:t>
+      </w:r>
+    </w:p>
+    <w:bookmarkStart w:id="92" w:name="lynis"/>
+    <w:p>
+      <w:pPr>
+        <w:pStyle w:val="Heading2"/>
+      </w:pPr>
+      <w:r>
+        <w:t xml:space="preserve">24.8 Lynis</w:t>
+      </w:r>
+    </w:p>
+    <w:p>
+      <w:pPr>
+        <w:pStyle w:val="FirstParagraph"/>
+      </w:pPr>
+      <w:r>
+        <w:t xml:space="preserve">Objetivo: Auditoria de segurança Linux. Projeto oficial:</w:t>
+      </w:r>
+      <w:r>
+        <w:t xml:space="preserve"> </w:t>
+      </w:r>
+      <w:hyperlink r:id="rId91">
+        <w:r>
+          <w:rPr>
+            <w:rStyle w:val="Hyperlink"/>
+          </w:rPr>
+          <w:t xml:space="preserve">Lynis</w:t>
+        </w:r>
+      </w:hyperlink>
+    </w:p>
+    <w:p>
+      <w:pPr>
+        <w:pStyle w:val="BodyText"/>
+      </w:pPr>
+      <w:r>
+        <w:t xml:space="preserve">Início rápido seguro: Audite um host de laboratório, reveja os resultados contra o escopo e os padrões, atribua ações, corrija itens selecionados e reexecute.</w:t>
+      </w:r>
+    </w:p>
+    <w:p>
+      <w:pPr>
+        <w:pStyle w:val="BodyText"/>
+      </w:pPr>
+      <w:r>
+        <w:t xml:space="preserve">Evidências: escopo aprovado, versão, configuração, cobertura, dados fonte, resultados, revisão humana, exceção, remediação e reteste. Proteger o acesso administrativo e dados recolhidos.</w:t>
+      </w:r>
+    </w:p>
+    <w:bookmarkEnd w:id="92"/>
+    <w:bookmarkEnd w:id="93"/>
+    <w:bookmarkStart w:id="95" w:name="nmap"/>
+    <w:p>
+      <w:pPr>
+        <w:pStyle w:val="Heading1"/>
+      </w:pPr>
+      <w:r>
+        <w:t xml:space="preserve"># 24.9 Nmap</w:t>
+      </w:r>
+    </w:p>
+    <w:p>
+      <w:pPr>
+        <w:pStyle w:val="FirstParagraph"/>
+      </w:pPr>
+      <w:r>
+        <w:t xml:space="preserve">Finalidade: Activo autorizado e descoberta de serviços. Projeto oficial:</w:t>
+      </w:r>
+      <w:r>
+        <w:t xml:space="preserve"> </w:t>
+      </w:r>
+      <w:hyperlink r:id="rId94">
+        <w:r>
+          <w:rPr>
+            <w:rStyle w:val="Hyperlink"/>
+          </w:rPr>
+          <w:t xml:space="preserve">Nmap</w:t>
+        </w:r>
+      </w:hyperlink>
+    </w:p>
+    <w:p>
+      <w:pPr>
+        <w:pStyle w:val="BodyText"/>
+      </w:pPr>
+      <w:r>
+        <w:t xml:space="preserve">Início rápido seguro: Use uma varredura limitada em intervalos escritos-autorizados, compare com inventário, investigue serviços desconhecidos e mantenha o escopo e evidência de comando.</w:t>
+      </w:r>
+    </w:p>
+    <w:p>
+      <w:pPr>
+        <w:pStyle w:val="BodyText"/>
+      </w:pPr>
+      <w:r>
+        <w:t xml:space="preserve">Evidências: escopo aprovado, versão, configuração, cobertura, dados fonte, resultados, revisão humana, exceção, remediação e reteste. Proteger o acesso administrativo e dados recolhidos.</w:t>
+      </w:r>
+    </w:p>
+    <w:bookmarkEnd w:id="95"/>
+    <w:bookmarkStart w:id="97" w:name="greenbone-community-edition"/>
+    <w:p>
+      <w:pPr>
+        <w:pStyle w:val="Heading1"/>
+      </w:pPr>
+      <w:r>
+        <w:t xml:space="preserve"># 24.10 Greenbone Community Edition</w:t>
+      </w:r>
+    </w:p>
+    <w:p>
+      <w:pPr>
+        <w:pStyle w:val="FirstParagraph"/>
+      </w:pPr>
+      <w:r>
+        <w:t xml:space="preserve">Objetivo: Avaliação da vulnerabilidade. Projeto oficial:</w:t>
+      </w:r>
+      <w:r>
+        <w:t xml:space="preserve"> </w:t>
+      </w:r>
+      <w:hyperlink r:id="rId96">
+        <w:r>
+          <w:rPr>
+            <w:rStyle w:val="Hyperlink"/>
+          </w:rPr>
+          <w:t xml:space="preserve">Greenbone Community Edition</w:t>
+        </w:r>
+      </w:hyperlink>
+    </w:p>
+    <w:p>
+      <w:pPr>
+        <w:pStyle w:val="BodyText"/>
+      </w:pPr>
+      <w:r>
+        <w:t xml:space="preserve">Início rápido e seguro: Atualizar feeds, usar metas e credenciais autorizadas, validar cobertura de ativos, revisar descobertas, corrigir e reescapar.</w:t>
+      </w:r>
+    </w:p>
+    <w:p>
+      <w:pPr>
+        <w:pStyle w:val="BodyText"/>
+      </w:pPr>
+      <w:r>
+        <w:t xml:space="preserve">Evidências: escopo aprovado, versão, configuração, cobertura, dados fonte, resultados, revisão humana, exceção, remediação e reteste. Proteger o acesso administrativo e dados recolhidos.</w:t>
+      </w:r>
+    </w:p>
+    <w:bookmarkEnd w:id="97"/>
+    <w:bookmarkStart w:id="99" w:name="trivy"/>
+    <w:p>
+      <w:pPr>
+        <w:pStyle w:val="Heading1"/>
+      </w:pPr>
+      <w:r>
+        <w:t xml:space="preserve"># 24.11 Trivy</w:t>
+      </w:r>
+    </w:p>
+    <w:p>
+      <w:pPr>
+        <w:pStyle w:val="FirstParagraph"/>
+      </w:pPr>
+      <w:r>
+        <w:t xml:space="preserve">Objetivo: Repositórios, imagens, dependências, segredos e IAC. Projeto oficial:</w:t>
+      </w:r>
+      <w:r>
+        <w:t xml:space="preserve"> </w:t>
+      </w:r>
+      <w:hyperlink r:id="rId98">
+        <w:r>
+          <w:rPr>
+            <w:rStyle w:val="Hyperlink"/>
+          </w:rPr>
+          <w:t xml:space="preserve">Trivy</w:t>
+        </w:r>
+      </w:hyperlink>
+    </w:p>
+    <w:p>
+      <w:pPr>
+        <w:pStyle w:val="BodyText"/>
+      </w:pPr>
+      <w:r>
+        <w:t xml:space="preserve">Início rápido e seguro: Analise um repositório de testes ou imagem, valide achados, confira exceções justificadas por documentos e reescane na tubulação.</w:t>
+      </w:r>
+    </w:p>
+    <w:p>
+      <w:pPr>
+        <w:pStyle w:val="BodyText"/>
+      </w:pPr>
+      <w:r>
+        <w:t xml:space="preserve">Evidências: escopo aprovado, versão, configuração, cobertura, dados fonte, resultados, revisão humana, exceção, remediação e reteste. Proteger o acesso administrativo e dados recolhidos.</w:t>
+      </w:r>
+    </w:p>
+    <w:bookmarkEnd w:id="99"/>
+    <w:bookmarkStart w:id="101" w:name="owasp-zap"/>
+    <w:p>
+      <w:pPr>
+        <w:pStyle w:val="Heading1"/>
+      </w:pPr>
+      <w:r>
+        <w:t xml:space="preserve"># 24.12 OWASP ZAP</w:t>
+      </w:r>
+    </w:p>
+    <w:p>
+      <w:pPr>
+        <w:pStyle w:val="FirstParagraph"/>
+      </w:pPr>
+      <w:r>
+        <w:t xml:space="preserve">Objetivo: Testes de segurança da web autorizados. Projecto oficial:</w:t>
+      </w:r>
+      <w:r>
+        <w:t xml:space="preserve"> </w:t>
+      </w:r>
+      <w:hyperlink r:id="rId100">
+        <w:r>
+          <w:rPr>
+            <w:rStyle w:val="Hyperlink"/>
+          </w:rPr>
+          <w:t xml:space="preserve">OWASP ZAP</w:t>
+        </w:r>
+      </w:hyperlink>
+    </w:p>
+    <w:p>
+      <w:pPr>
+        <w:pStyle w:val="BodyText"/>
+      </w:pPr>
+      <w:r>
+        <w:t xml:space="preserve">Início rápido seguro: Proxy uma aplicação de treinamento, rasteje passivamente, use a varredura ativa apenas com aprovação, valide achados, correto e reteste.</w:t>
+      </w:r>
+    </w:p>
+    <w:p>
+      <w:pPr>
+        <w:pStyle w:val="BodyText"/>
+      </w:pPr>
+      <w:r>
+        <w:t xml:space="preserve">Evidências: escopo aprovado, versão, configuração, cobertura, dados fonte, resultados, revisão humana, exceção, remediação e reteste. Proteger o acesso administrativo e dados recolhidos.</w:t>
+      </w:r>
+    </w:p>
+    <w:bookmarkEnd w:id="101"/>
+    <w:bookmarkStart w:id="103" w:name="suricata"/>
+    <w:p>
+      <w:pPr>
+        <w:pStyle w:val="Heading1"/>
+      </w:pPr>
+      <w:r>
+        <w:t xml:space="preserve"># 24.13 Suricata</w:t>
+      </w:r>
+    </w:p>
+    <w:p>
+      <w:pPr>
+        <w:pStyle w:val="FirstParagraph"/>
+      </w:pPr>
+      <w:r>
+        <w:t xml:space="preserve">Objetivo: Detecção de intrusão de rede e visibilidade do tráfego. Projeto oficial:</w:t>
+      </w:r>
+      <w:r>
+        <w:t xml:space="preserve"> </w:t>
+      </w:r>
+      <w:hyperlink r:id="rId102">
+        <w:r>
+          <w:rPr>
+            <w:rStyle w:val="Hyperlink"/>
+          </w:rPr>
+          <w:t xml:space="preserve">Suricata</w:t>
+        </w:r>
+      </w:hyperlink>
+    </w:p>
+    <w:p>
+      <w:pPr>
+        <w:pStyle w:val="BodyText"/>
+      </w:pPr>
+      <w:r>
+        <w:t xml:space="preserve">Início rápido seguro: Use um sensor de laboratório, confirme interface e regras, gere tráfego de teste aprovado, valide alertas, afinar cuidadosamente e preservar o histórico de alterações.</w:t>
+      </w:r>
+    </w:p>
+    <w:p>
+      <w:pPr>
+        <w:pStyle w:val="BodyText"/>
+      </w:pPr>
+      <w:r>
+        <w:t xml:space="preserve">Evidências: escopo aprovado, versão, configuração, cobertura, dados fonte, resultados, revisão humana, exceção, remediação e reteste. Proteger o acesso administrativo e dados recolhidos.</w:t>
+      </w:r>
+    </w:p>
+    <w:bookmarkEnd w:id="103"/>
+    <w:bookmarkStart w:id="105" w:name="keycloak"/>
+    <w:p>
+      <w:pPr>
+        <w:pStyle w:val="Heading1"/>
+      </w:pPr>
+      <w:r>
+        <w:t xml:space="preserve"># 24.14 Keycloak</w:t>
+      </w:r>
+    </w:p>
+    <w:p>
+      <w:pPr>
+        <w:pStyle w:val="FirstParagraph"/>
+      </w:pPr>
+      <w:r>
+        <w:t xml:space="preserve">Objetivo: Identidade, papéis, MFA, sessões e eventos. Projeto oficial:</w:t>
+      </w:r>
+      <w:r>
+        <w:t xml:space="preserve"> </w:t>
+      </w:r>
+      <w:hyperlink r:id="rId104">
+        <w:r>
+          <w:rPr>
+            <w:rStyle w:val="Hyperlink"/>
+          </w:rPr>
+          <w:t xml:space="preserve">Keycloak</w:t>
+        </w:r>
+      </w:hyperlink>
+    </w:p>
+    <w:p>
+      <w:pPr>
+        <w:pStyle w:val="BodyText"/>
+      </w:pPr>
+      <w:r>
+        <w:t xml:space="preserve">Início rápido e seguro: Crie um reino de laboratório, papéis e MFA, teste casos de joiner-mover-leaver, reveja eventos e configuração de documentos e resultados.</w:t>
+      </w:r>
+    </w:p>
+    <w:p>
+      <w:pPr>
+        <w:pStyle w:val="BodyText"/>
+      </w:pPr>
+      <w:r>
+        <w:t xml:space="preserve">Evidências: escopo aprovado, versão, configuração, cobertura, dados fonte, resultados, revisão humana, exceção, remediação e reteste. Proteger o acesso administrativo e dados recolhidos.</w:t>
+      </w:r>
+    </w:p>
+    <w:bookmarkEnd w:id="105"/>
+    <w:bookmarkStart w:id="107" w:name="defectdojo"/>
+    <w:p>
+      <w:pPr>
+        <w:pStyle w:val="Heading1"/>
+      </w:pPr>
+      <w:r>
+        <w:t xml:space="preserve"># 24.15 DefectDojo</w:t>
+      </w:r>
+    </w:p>
+    <w:p>
+      <w:pPr>
+        <w:pStyle w:val="FirstParagraph"/>
+      </w:pPr>
+      <w:r>
+        <w:t xml:space="preserve">Objetivo: Encontrar ingestão, deduplicação, remediação e reteste. Projeto oficial:</w:t>
+      </w:r>
+      <w:r>
+        <w:t xml:space="preserve"> </w:t>
+      </w:r>
+      <w:hyperlink r:id="rId106">
+        <w:r>
+          <w:rPr>
+            <w:rStyle w:val="Hyperlink"/>
+          </w:rPr>
+          <w:t xml:space="preserve">DefectDojo</w:t>
+        </w:r>
+      </w:hyperlink>
+    </w:p>
+    <w:p>
+      <w:pPr>
+        <w:pStyle w:val="BodyText"/>
+      </w:pPr>
+      <w:r>
+        <w:t xml:space="preserve">Início rápido seguro: Importar resultados seguros, validar deduplicação, atribuir proprietários e datas, anexar prova e fechar apenas após o reteste verificado.</w:t>
+      </w:r>
+    </w:p>
+    <w:p>
+      <w:pPr>
+        <w:pStyle w:val="BodyText"/>
+      </w:pPr>
+      <w:r>
+        <w:t xml:space="preserve">Evidências: escopo aprovado, versão, configuração, cobertura, dados fonte, resultados, revisão humana, exceção, remediação e reteste. Proteger o acesso administrativo e dados recolhidos.</w:t>
+      </w:r>
+    </w:p>
+    <w:bookmarkEnd w:id="107"/>
+    <w:bookmarkStart w:id="109" w:name="velociraptor"/>
+    <w:p>
+      <w:pPr>
+        <w:pStyle w:val="Heading1"/>
+      </w:pPr>
+      <w:r>
+        <w:t xml:space="preserve"># 24.16 Velociraptor</w:t>
+      </w:r>
+    </w:p>
+    <w:p>
+      <w:pPr>
+        <w:pStyle w:val="FirstParagraph"/>
+      </w:pPr>
+      <w:r>
+        <w:t xml:space="preserve">Objetivo: Visibilidade do ponto final e resposta ao incidente. Projecto oficial:</w:t>
+      </w:r>
+      <w:r>
+        <w:t xml:space="preserve"> </w:t>
+      </w:r>
+      <w:hyperlink r:id="rId108">
+        <w:r>
+          <w:rPr>
+            <w:rStyle w:val="Hyperlink"/>
+          </w:rPr>
+          <w:t xml:space="preserve">Velociraptor</w:t>
+        </w:r>
+      </w:hyperlink>
+    </w:p>
+    <w:p>
+      <w:pPr>
+        <w:pStyle w:val="BodyText"/>
+      </w:pPr>
+      <w:r>
+        <w:t xml:space="preserve">Início rápido seguro: Implantar apenas em um laboratório autorizado isolado, coletar um artefato estreito, escopo de documentos e acesso, investigar resultados e remover dados do laboratório com segurança.</w:t>
+      </w:r>
+    </w:p>
+    <w:p>
+      <w:pPr>
+        <w:pStyle w:val="BodyText"/>
+      </w:pPr>
+      <w:r>
+        <w:t xml:space="preserve">Evidências: escopo aprovado, versão, configuração, cobertura, dados fonte, resultados, revisão humana, exceção, remediação e reteste. Proteger o acesso administrativo e dados recolhidos.</w:t>
+      </w:r>
+    </w:p>
+    <w:bookmarkEnd w:id="109"/>
+    <w:bookmarkStart w:id="111" w:name="manual-dos-controles-cis-para-gerentes"/>
+    <w:p>
+      <w:pPr>
+        <w:pStyle w:val="Heading1"/>
+      </w:pPr>
+      <w:r>
+        <w:t xml:space="preserve">25. Manual dos Controles CIS para gerentes</w:t>
+      </w:r>
+    </w:p>
+    <w:p>
+      <w:pPr>
+        <w:pStyle w:val="FirstParagraph"/>
+      </w:pPr>
+      <w:r>
+        <w:rPr>
           <w:iCs/>
-        </w:rPr>
-        <w:t xml:space="preserve"> </w:t>
-      </w:r>
-      <w:r>
-        <w:t xml:space="preserve"> </w:t>
-      </w:r>
-      <w:r>
-        <w:t xml:space="preserve">DefectDojo * Encontrando ingestão, deduplicação, remediação e reteste</w:t>
-      </w:r>
-      <w:r>
-        <w:t xml:space="preserve"> </w:t>
-      </w:r>
-      <w:r>
-        <w:t xml:space="preserve">* Velociraptor * Visibilidade e resposta de incidentes * 1, 8, 13, 17 *</w:t>
-      </w:r>
-    </w:p>
-    <w:p>
-      <w:pPr>
-        <w:pStyle w:val="BodyText"/>
-      </w:pPr>
-      <w:r>
-        <w:t xml:space="preserve">Limitação crítica: ** Uma ferramenta pode suportar uma ou mais Salvaguardas, mas não pode escolher o GI da organização, definir tolerância ao risco, garantir cobertura completa, substituir procedimento e revisão humana, autorizar testes de penetração ou provar a conformidade de outro framework por si só. □</w:t>
-      </w:r>
-      <w:r>
-        <w:t xml:space="preserve"> </w:t>
-      </w:r>
-      <w:r>
-        <w:t xml:space="preserve">□—————————————————————————————————————————————————————————————————————————————————————————————————————————————</w:t>
-      </w:r>
-    </w:p>
-    <w:bookmarkEnd w:id="65"/>
-    <w:bookmarkEnd w:id="66"/>
-    <w:bookmarkStart w:id="68" w:name="cis-controla-navegador"/>
-    <w:p>
-      <w:pPr>
-        <w:pStyle w:val="Heading1"/>
-      </w:pPr>
-      <w:r>
-        <w:t xml:space="preserve"># 24,1 CIS Controla Navegador</w:t>
-      </w:r>
-    </w:p>
-    <w:p>
-      <w:pPr>
-        <w:pStyle w:val="FirstParagraph"/>
-      </w:pPr>
-      <w:r>
-        <w:t xml:space="preserve">Objetivo: Selecione IGs e explore mapeamentos oficiais. Projeto oficial:</w:t>
-      </w:r>
-      <w:r>
-        <w:t xml:space="preserve"> </w:t>
-      </w:r>
-      <w:hyperlink r:id="rId67">
-        <w:r>
-          <w:rPr>
-            <w:rStyle w:val="Hyperlink"/>
-          </w:rPr>
-          <w:t xml:space="preserve">CIS Controls Navigator</w:t>
-        </w:r>
-      </w:hyperlink>
-    </w:p>
-    <w:p>
-      <w:pPr>
-        <w:pStyle w:val="BodyText"/>
-      </w:pPr>
-      <w:r>
-        <w:t xml:space="preserve">Início rápido seguro: Escolha v8.1, selecione um Grupo de Implementação e mapeamento, reveja Salvaguardas e, em seguida, exporte a seleção autorizada.</w:t>
-      </w:r>
-    </w:p>
-    <w:p>
-      <w:pPr>
-        <w:pStyle w:val="BodyText"/>
-      </w:pPr>
-      <w:r>
-        <w:t xml:space="preserve">Evidências: escopo aprovado, versão, configuração, cobertura, dados fonte, resultados, revisão humana, exceção, remediação e reteste. Proteger o acesso administrativo e dados recolhidos.</w:t>
-      </w:r>
-    </w:p>
-    <w:bookmarkEnd w:id="68"/>
-    <w:bookmarkStart w:id="70" w:name="X043313d27a7cbf114a8c44e80cfb2dad5fc6c09"/>
-    <w:p>
-      <w:pPr>
-        <w:pStyle w:val="Heading1"/>
-      </w:pPr>
-      <w:r>
-        <w:t xml:space="preserve"># 24.2 CIS Especificação de Avaliação de Controles</w:t>
-      </w:r>
-    </w:p>
-    <w:p>
-      <w:pPr>
-        <w:pStyle w:val="FirstParagraph"/>
-      </w:pPr>
-      <w:r>
-        <w:t xml:space="preserve">Objetivo: Orientação oficial de medição. Projecto oficial:</w:t>
-      </w:r>
-      <w:r>
-        <w:t xml:space="preserve"> </w:t>
-      </w:r>
-      <w:hyperlink r:id="rId69">
-        <w:r>
-          <w:rPr>
-            <w:rStyle w:val="Hyperlink"/>
-          </w:rPr>
-          <w:t xml:space="preserve">CIS Controls Assessment Specification</w:t>
-        </w:r>
-      </w:hyperlink>
-    </w:p>
-    <w:p>
-      <w:pPr>
-        <w:pStyle w:val="BodyText"/>
-      </w:pPr>
-      <w:r>
-        <w:t xml:space="preserve">Início rápido seguro: Abra uma Salvaguarda, identifique inputs e suposições, siga operações, calcule medidas e revisão do procedimento do documento.</w:t>
-      </w:r>
-    </w:p>
-    <w:p>
-      <w:pPr>
-        <w:pStyle w:val="BodyText"/>
-      </w:pPr>
-      <w:r>
-        <w:t xml:space="preserve">Evidências: escopo aprovado, versão, configuração, cobertura, dados fonte, resultados, revisão humana, exceção, remediação e reteste. Proteger o acesso administrativo e dados recolhidos.</w:t>
-      </w:r>
-    </w:p>
-    <w:bookmarkEnd w:id="70"/>
-    <w:bookmarkStart w:id="72" w:name="cis-cat-lite"/>
-    <w:p>
-      <w:pPr>
-        <w:pStyle w:val="Heading1"/>
-      </w:pPr>
-      <w:r>
-        <w:t xml:space="preserve"># 24,3 CIS-CAT Lite</w:t>
-      </w:r>
-    </w:p>
-    <w:p>
-      <w:pPr>
-        <w:pStyle w:val="FirstParagraph"/>
-      </w:pPr>
-      <w:r>
-        <w:t xml:space="preserve">Objetivo: CIS selecionado Avaliação comparativa. Projecto oficial:</w:t>
-      </w:r>
-      <w:r>
-        <w:t xml:space="preserve"> </w:t>
-      </w:r>
-      <w:hyperlink r:id="rId71">
-        <w:r>
-          <w:rPr>
-            <w:rStyle w:val="Hyperlink"/>
-          </w:rPr>
-          <w:t xml:space="preserve">CIS-CAT Lite</w:t>
-        </w:r>
-      </w:hyperlink>
-    </w:p>
-    <w:p>
-      <w:pPr>
-        <w:pStyle w:val="BodyText"/>
-      </w:pPr>
-      <w:r>
-        <w:t xml:space="preserve">Início rápido seguro: Execute apenas em sistemas autorizados, escolha um benchmark e perfil disponíveis, preserve o relatório, valide as descobertas, corrija e reavalie.</w:t>
-      </w:r>
-    </w:p>
-    <w:p>
-      <w:pPr>
-        <w:pStyle w:val="BodyText"/>
-      </w:pPr>
-      <w:r>
-        <w:t xml:space="preserve">Evidências: escopo aprovado, versão, configuração, cobertura, dados fonte, resultados, revisão humana, exceção, remediação e reteste. Proteger o acesso administrativo e dados recolhidos.</w:t>
-      </w:r>
-    </w:p>
-    <w:bookmarkEnd w:id="72"/>
-    <w:bookmarkStart w:id="74" w:name="assistente-ciso"/>
-    <w:p>
-      <w:pPr>
-        <w:pStyle w:val="Heading1"/>
-      </w:pPr>
-      <w:r>
-        <w:t xml:space="preserve"># 24.4 Assistente CISO</w:t>
-      </w:r>
-    </w:p>
-    <w:p>
-      <w:pPr>
-        <w:pStyle w:val="FirstParagraph"/>
-      </w:pPr>
-      <w:r>
-        <w:t xml:space="preserve">Objetivo: Controles, riscos, evidências e achados. Projeto oficial:</w:t>
-      </w:r>
-      <w:r>
-        <w:t xml:space="preserve"> </w:t>
-      </w:r>
-      <w:hyperlink r:id="rId73">
-        <w:r>
-          <w:rPr>
-            <w:rStyle w:val="Hyperlink"/>
-          </w:rPr>
-          <w:t xml:space="preserve">CISO Assistant</w:t>
-        </w:r>
-      </w:hyperlink>
-    </w:p>
-    <w:p>
-      <w:pPr>
-        <w:pStyle w:val="BodyText"/>
-      </w:pPr>
-      <w:r>
-        <w:t xml:space="preserve">Início rápido seguro: Crie um projeto abrangente, carregue um framework aplicável, atribua proprietários, anexe evidências, rastreie descobertas e reveja permissões.</w:t>
-      </w:r>
-    </w:p>
-    <w:p>
-      <w:pPr>
-        <w:pStyle w:val="BodyText"/>
-      </w:pPr>
-      <w:r>
-        <w:t xml:space="preserve">Evidências: escopo aprovado, versão, configuração, cobertura, dados fonte, resultados, revisão humana, exceção, remediação e reteste. Proteger o acesso administrativo e dados recolhidos.</w:t>
-      </w:r>
-    </w:p>
-    <w:bookmarkEnd w:id="74"/>
-    <w:bookmarkStart w:id="76" w:name="wazuh"/>
-    <w:p>
-      <w:pPr>
-        <w:pStyle w:val="Heading1"/>
-      </w:pPr>
-      <w:r>
-        <w:t xml:space="preserve">24.5 Wazuh</w:t>
-      </w:r>
-    </w:p>
-    <w:p>
-      <w:pPr>
-        <w:pStyle w:val="FirstParagraph"/>
-      </w:pPr>
-      <w:r>
-        <w:t xml:space="preserve">Objetivo: Monitoramento de pontos finais, SIEM, MIF e alertas. Projecto oficial:</w:t>
-      </w:r>
-      <w:r>
-        <w:t xml:space="preserve"> </w:t>
-      </w:r>
-      <w:hyperlink r:id="rId75">
-        <w:r>
-          <w:rPr>
-            <w:rStyle w:val="Hyperlink"/>
-          </w:rPr>
-          <w:t xml:space="preserve">Wazuh</w:t>
-        </w:r>
-      </w:hyperlink>
-    </w:p>
-    <w:p>
-      <w:pPr>
-        <w:pStyle w:val="BodyText"/>
-      </w:pPr>
-      <w:r>
-        <w:t xml:space="preserve">Início rápido e seguro: Inscreva-se em um endpoint de laboratório, desencadeie um evento seguro, confirme coleta e alerta, investigue e mantenha evidências de cobertura e resposta.</w:t>
-      </w:r>
-    </w:p>
-    <w:p>
-      <w:pPr>
-        <w:pStyle w:val="BodyText"/>
-      </w:pPr>
-      <w:r>
-        <w:t xml:space="preserve">Evidências: escopo aprovado, versão, configuração, cobertura, dados fonte, resultados, revisão humana, exceção, remediação e reteste. Proteger o acesso administrativo e dados recolhidos.</w:t>
-      </w:r>
-    </w:p>
-    <w:bookmarkEnd w:id="76"/>
-    <w:bookmarkStart w:id="78" w:name="osquery"/>
-    <w:p>
-      <w:pPr>
-        <w:pStyle w:val="Heading1"/>
-      </w:pPr>
-      <w:r>
-        <w:t xml:space="preserve"># 24.6 Osquery</w:t>
-      </w:r>
-    </w:p>
-    <w:p>
-      <w:pPr>
-        <w:pStyle w:val="FirstParagraph"/>
-      </w:pPr>
-      <w:r>
-        <w:t xml:space="preserve">Finalidade: Asset, software, conta e consultas de configuração. Projeto oficial:</w:t>
-      </w:r>
-      <w:r>
-        <w:t xml:space="preserve"> </w:t>
-      </w:r>
-      <w:hyperlink r:id="rId77">
-        <w:r>
-          <w:rPr>
-            <w:rStyle w:val="Hyperlink"/>
-          </w:rPr>
-          <w:t xml:space="preserve">osquery</w:t>
-        </w:r>
-      </w:hyperlink>
-    </w:p>
-    <w:p>
-      <w:pPr>
-        <w:pStyle w:val="BodyText"/>
-      </w:pPr>
-      <w:r>
-        <w:t xml:space="preserve">Início rápido seguro: Execute consultas somente leitura em um laboratório, agendar consultas aprovadas, comparar resultados com inventários, plataforma de documentos e limites de cobertura.</w:t>
-      </w:r>
-    </w:p>
-    <w:p>
-      <w:pPr>
-        <w:pStyle w:val="BodyText"/>
-      </w:pPr>
-      <w:r>
-        <w:t xml:space="preserve">Evidências: escopo aprovado, versão, configuração, cobertura, dados fonte, resultados, revisão humana, exceção, remediação e reteste. Proteger o acesso administrativo e dados recolhidos.</w:t>
-      </w:r>
-    </w:p>
-    <w:bookmarkEnd w:id="78"/>
-    <w:bookmarkStart w:id="82" w:name="openscap"/>
-    <w:p>
-      <w:pPr>
-        <w:pStyle w:val="Heading1"/>
-      </w:pPr>
-      <w:r>
-        <w:t xml:space="preserve"># 24.7 OpenSCAP</w:t>
-      </w:r>
-    </w:p>
-    <w:p>
-      <w:pPr>
-        <w:pStyle w:val="FirstParagraph"/>
-      </w:pPr>
-      <w:r>
-        <w:t xml:space="preserve">Objetivo: Avaliação da configuração segura do Linux. Projeto oficial:</w:t>
-      </w:r>
-      <w:r>
-        <w:t xml:space="preserve"> </w:t>
-      </w:r>
-      <w:hyperlink r:id="rId79">
-        <w:r>
-          <w:rPr>
-            <w:rStyle w:val="Hyperlink"/>
-          </w:rPr>
-          <w:t xml:space="preserve">OpenSCAP</w:t>
-        </w:r>
-      </w:hyperlink>
-    </w:p>
-    <w:p>
-      <w:pPr>
-        <w:pStyle w:val="BodyText"/>
-      </w:pPr>
-      <w:r>
-        <w:t xml:space="preserve">Início rápido seguro: Escolha um perfil apropriado, verifique um sistema de laboratório, valide resultados, exceções de documentos, corrija e reescane.</w:t>
-      </w:r>
-    </w:p>
-    <w:p>
-      <w:pPr>
-        <w:pStyle w:val="BodyText"/>
-      </w:pPr>
-      <w:r>
-        <w:t xml:space="preserve">Evidências: escopo aprovado, versão, configuração, cobertura, dados fonte, resultados, revisão humana, exceção, remediação e reteste. Proteger o acesso administrativo e dados recolhidos.</w:t>
-      </w:r>
-    </w:p>
-    <w:bookmarkStart w:id="81" w:name="lynis"/>
-    <w:p>
-      <w:pPr>
-        <w:pStyle w:val="Heading2"/>
-      </w:pPr>
-      <w:r>
-        <w:t xml:space="preserve">24.8 Lynis</w:t>
-      </w:r>
-    </w:p>
-    <w:p>
-      <w:pPr>
-        <w:pStyle w:val="FirstParagraph"/>
-      </w:pPr>
-      <w:r>
-        <w:t xml:space="preserve">Objetivo: Auditoria de segurança Linux. Projeto oficial:</w:t>
-      </w:r>
-      <w:r>
-        <w:t xml:space="preserve"> </w:t>
-      </w:r>
-      <w:hyperlink r:id="rId80">
-        <w:r>
-          <w:rPr>
-            <w:rStyle w:val="Hyperlink"/>
-          </w:rPr>
-          <w:t xml:space="preserve">Lynis</w:t>
-        </w:r>
-      </w:hyperlink>
-    </w:p>
-    <w:p>
-      <w:pPr>
-        <w:pStyle w:val="BodyText"/>
-      </w:pPr>
-      <w:r>
-        <w:t xml:space="preserve">Início rápido seguro: Audite um host de laboratório, reveja os resultados contra o escopo e os padrões, atribua ações, corrija itens selecionados e reexecute.</w:t>
-      </w:r>
-    </w:p>
-    <w:p>
-      <w:pPr>
-        <w:pStyle w:val="BodyText"/>
-      </w:pPr>
-      <w:r>
-        <w:t xml:space="preserve">Evidências: escopo aprovado, versão, configuração, cobertura, dados fonte, resultados, revisão humana, exceção, remediação e reteste. Proteger o acesso administrativo e dados recolhidos.</w:t>
-      </w:r>
-    </w:p>
-    <w:bookmarkEnd w:id="81"/>
-    <w:bookmarkEnd w:id="82"/>
-    <w:bookmarkStart w:id="84" w:name="nmap"/>
-    <w:p>
-      <w:pPr>
-        <w:pStyle w:val="Heading1"/>
-      </w:pPr>
-      <w:r>
-        <w:t xml:space="preserve"># 24.9 Nmap</w:t>
-      </w:r>
-    </w:p>
-    <w:p>
-      <w:pPr>
-        <w:pStyle w:val="FirstParagraph"/>
-      </w:pPr>
-      <w:r>
-        <w:t xml:space="preserve">Finalidade: Activo autorizado e descoberta de serviços. Projeto oficial:</w:t>
-      </w:r>
-      <w:r>
-        <w:t xml:space="preserve"> </w:t>
-      </w:r>
-      <w:hyperlink r:id="rId83">
-        <w:r>
-          <w:rPr>
-            <w:rStyle w:val="Hyperlink"/>
-          </w:rPr>
-          <w:t xml:space="preserve">Nmap</w:t>
-        </w:r>
-      </w:hyperlink>
-    </w:p>
-    <w:p>
-      <w:pPr>
-        <w:pStyle w:val="BodyText"/>
-      </w:pPr>
-      <w:r>
-        <w:t xml:space="preserve">Início rápido seguro: Use uma varredura limitada em intervalos escritos-autorizados, compare com inventário, investigue serviços desconhecidos e mantenha o escopo e evidência de comando.</w:t>
-      </w:r>
-    </w:p>
-    <w:p>
-      <w:pPr>
-        <w:pStyle w:val="BodyText"/>
-      </w:pPr>
-      <w:r>
-        <w:t xml:space="preserve">Evidências: escopo aprovado, versão, configuração, cobertura, dados fonte, resultados, revisão humana, exceção, remediação e reteste. Proteger o acesso administrativo e dados recolhidos.</w:t>
-      </w:r>
-    </w:p>
-    <w:bookmarkEnd w:id="84"/>
-    <w:bookmarkStart w:id="86" w:name="greenbone-community-edition"/>
-    <w:p>
-      <w:pPr>
-        <w:pStyle w:val="Heading1"/>
-      </w:pPr>
-      <w:r>
-        <w:t xml:space="preserve"># 24.10 Greenbone Community Edition</w:t>
-      </w:r>
-    </w:p>
-    <w:p>
-      <w:pPr>
-        <w:pStyle w:val="FirstParagraph"/>
-      </w:pPr>
-      <w:r>
-        <w:t xml:space="preserve">Objetivo: Avaliação da vulnerabilidade. Projeto oficial:</w:t>
-      </w:r>
-      <w:r>
-        <w:t xml:space="preserve"> </w:t>
-      </w:r>
-      <w:hyperlink r:id="rId85">
-        <w:r>
-          <w:rPr>
-            <w:rStyle w:val="Hyperlink"/>
-          </w:rPr>
-          <w:t xml:space="preserve">Greenbone Community Edition</w:t>
-        </w:r>
-      </w:hyperlink>
-    </w:p>
-    <w:p>
-      <w:pPr>
-        <w:pStyle w:val="BodyText"/>
-      </w:pPr>
-      <w:r>
-        <w:t xml:space="preserve">Início rápido e seguro: Atualizar feeds, usar metas e credenciais autorizadas, validar cobertura de ativos, revisar descobertas, corrigir e reescapar.</w:t>
-      </w:r>
-    </w:p>
-    <w:p>
-      <w:pPr>
-        <w:pStyle w:val="BodyText"/>
-      </w:pPr>
-      <w:r>
-        <w:t xml:space="preserve">Evidências: escopo aprovado, versão, configuração, cobertura, dados fonte, resultados, revisão humana, exceção, remediação e reteste. Proteger o acesso administrativo e dados recolhidos.</w:t>
-      </w:r>
-    </w:p>
-    <w:bookmarkEnd w:id="86"/>
-    <w:bookmarkStart w:id="88" w:name="trivy"/>
-    <w:p>
-      <w:pPr>
-        <w:pStyle w:val="Heading1"/>
-      </w:pPr>
-      <w:r>
-        <w:t xml:space="preserve"># 24.11 Trivy</w:t>
-      </w:r>
-    </w:p>
-    <w:p>
-      <w:pPr>
-        <w:pStyle w:val="FirstParagraph"/>
-      </w:pPr>
-      <w:r>
-        <w:t xml:space="preserve">Objetivo: Repositórios, imagens, dependências, segredos e IAC. Projeto oficial:</w:t>
-      </w:r>
-      <w:r>
-        <w:t xml:space="preserve"> </w:t>
-      </w:r>
-      <w:hyperlink r:id="rId87">
-        <w:r>
-          <w:rPr>
-            <w:rStyle w:val="Hyperlink"/>
-          </w:rPr>
-          <w:t xml:space="preserve">Trivy</w:t>
-        </w:r>
-      </w:hyperlink>
-    </w:p>
-    <w:p>
-      <w:pPr>
-        <w:pStyle w:val="BodyText"/>
-      </w:pPr>
-      <w:r>
-        <w:t xml:space="preserve">Início rápido e seguro: Analise um repositório de testes ou imagem, valide achados, confira exceções justificadas por documentos e reescane na tubulação.</w:t>
-      </w:r>
-    </w:p>
-    <w:p>
-      <w:pPr>
-        <w:pStyle w:val="BodyText"/>
-      </w:pPr>
-      <w:r>
-        <w:t xml:space="preserve">Evidências: escopo aprovado, versão, configuração, cobertura, dados fonte, resultados, revisão humana, exceção, remediação e reteste. Proteger o acesso administrativo e dados recolhidos.</w:t>
-      </w:r>
-    </w:p>
-    <w:bookmarkEnd w:id="88"/>
-    <w:bookmarkStart w:id="90" w:name="owasp-zap"/>
-    <w:p>
-      <w:pPr>
-        <w:pStyle w:val="Heading1"/>
-      </w:pPr>
-      <w:r>
-        <w:t xml:space="preserve"># 24.12 OWASP ZAP</w:t>
-      </w:r>
-    </w:p>
-    <w:p>
-      <w:pPr>
-        <w:pStyle w:val="FirstParagraph"/>
-      </w:pPr>
-      <w:r>
-        <w:t xml:space="preserve">Objetivo: Testes de segurança da web autorizados. Projecto oficial:</w:t>
-      </w:r>
-      <w:r>
-        <w:t xml:space="preserve"> </w:t>
-      </w:r>
-      <w:hyperlink r:id="rId89">
-        <w:r>
-          <w:rPr>
-            <w:rStyle w:val="Hyperlink"/>
-          </w:rPr>
-          <w:t xml:space="preserve">OWASP ZAP</w:t>
-        </w:r>
-      </w:hyperlink>
-    </w:p>
-    <w:p>
-      <w:pPr>
-        <w:pStyle w:val="BodyText"/>
-      </w:pPr>
-      <w:r>
-        <w:t xml:space="preserve">Início rápido seguro: Proxy uma aplicação de treinamento, rasteje passivamente, use a varredura ativa apenas com aprovação, valide achados, correto e reteste.</w:t>
-      </w:r>
-    </w:p>
-    <w:p>
-      <w:pPr>
-        <w:pStyle w:val="BodyText"/>
-      </w:pPr>
-      <w:r>
-        <w:t xml:space="preserve">Evidências: escopo aprovado, versão, configuração, cobertura, dados fonte, resultados, revisão humana, exceção, remediação e reteste. Proteger o acesso administrativo e dados recolhidos.</w:t>
-      </w:r>
-    </w:p>
-    <w:bookmarkEnd w:id="90"/>
-    <w:bookmarkStart w:id="92" w:name="suricata"/>
-    <w:p>
-      <w:pPr>
-        <w:pStyle w:val="Heading1"/>
-      </w:pPr>
-      <w:r>
-        <w:t xml:space="preserve"># 24.13 Suricata</w:t>
-      </w:r>
-    </w:p>
-    <w:p>
-      <w:pPr>
-        <w:pStyle w:val="FirstParagraph"/>
-      </w:pPr>
-      <w:r>
-        <w:t xml:space="preserve">Objetivo: Detecção de intrusão de rede e visibilidade do tráfego. Projeto oficial:</w:t>
-      </w:r>
-      <w:r>
-        <w:t xml:space="preserve"> </w:t>
-      </w:r>
-      <w:hyperlink r:id="rId91">
-        <w:r>
-          <w:rPr>
-            <w:rStyle w:val="Hyperlink"/>
-          </w:rPr>
-          <w:t xml:space="preserve">Suricata</w:t>
-        </w:r>
-      </w:hyperlink>
-    </w:p>
-    <w:p>
-      <w:pPr>
-        <w:pStyle w:val="BodyText"/>
-      </w:pPr>
-      <w:r>
-        <w:t xml:space="preserve">Início rápido seguro: Use um sensor de laboratório, confirme interface e regras, gere tráfego de teste aprovado, valide alertas, afinar cuidadosamente e preservar o histórico de alterações.</w:t>
-      </w:r>
-    </w:p>
-    <w:p>
-      <w:pPr>
-        <w:pStyle w:val="BodyText"/>
-      </w:pPr>
-      <w:r>
-        <w:t xml:space="preserve">Evidências: escopo aprovado, versão, configuração, cobertura, dados fonte, resultados, revisão humana, exceção, remediação e reteste. Proteger o acesso administrativo e dados recolhidos.</w:t>
-      </w:r>
-    </w:p>
-    <w:bookmarkEnd w:id="92"/>
-    <w:bookmarkStart w:id="94" w:name="keycloak"/>
-    <w:p>
-      <w:pPr>
-        <w:pStyle w:val="Heading1"/>
-      </w:pPr>
-      <w:r>
-        <w:t xml:space="preserve"># 24.14 Keycloak</w:t>
-      </w:r>
-    </w:p>
-    <w:p>
-      <w:pPr>
-        <w:pStyle w:val="FirstParagraph"/>
-      </w:pPr>
-      <w:r>
-        <w:t xml:space="preserve">Objetivo: Identidade, papéis, MFA, sessões e eventos. Projeto oficial:</w:t>
-      </w:r>
-      <w:r>
-        <w:t xml:space="preserve"> </w:t>
-      </w:r>
-      <w:hyperlink r:id="rId93">
-        <w:r>
-          <w:rPr>
-            <w:rStyle w:val="Hyperlink"/>
-          </w:rPr>
-          <w:t xml:space="preserve">Keycloak</w:t>
-        </w:r>
-      </w:hyperlink>
-    </w:p>
-    <w:p>
-      <w:pPr>
-        <w:pStyle w:val="BodyText"/>
-      </w:pPr>
-      <w:r>
-        <w:t xml:space="preserve">Início rápido e seguro: Crie um reino de laboratório, papéis e MFA, teste casos de joiner-mover-leaver, reveja eventos e configuração de documentos e resultados.</w:t>
-      </w:r>
-    </w:p>
-    <w:p>
-      <w:pPr>
-        <w:pStyle w:val="BodyText"/>
-      </w:pPr>
-      <w:r>
-        <w:t xml:space="preserve">Evidências: escopo aprovado, versão, configuração, cobertura, dados fonte, resultados, revisão humana, exceção, remediação e reteste. Proteger o acesso administrativo e dados recolhidos.</w:t>
-      </w:r>
-    </w:p>
-    <w:bookmarkEnd w:id="94"/>
-    <w:bookmarkStart w:id="96" w:name="defectdojo"/>
-    <w:p>
-      <w:pPr>
-        <w:pStyle w:val="Heading1"/>
-      </w:pPr>
-      <w:r>
-        <w:t xml:space="preserve"># 24.15 DefectDojo</w:t>
-      </w:r>
-    </w:p>
-    <w:p>
-      <w:pPr>
-        <w:pStyle w:val="FirstParagraph"/>
-      </w:pPr>
-      <w:r>
-        <w:t xml:space="preserve">Objetivo: Encontrar ingestão, deduplicação, remediação e reteste. Projeto oficial:</w:t>
-      </w:r>
-      <w:r>
-        <w:t xml:space="preserve"> </w:t>
-      </w:r>
-      <w:hyperlink r:id="rId95">
-        <w:r>
-          <w:rPr>
-            <w:rStyle w:val="Hyperlink"/>
-          </w:rPr>
-          <w:t xml:space="preserve">DefectDojo</w:t>
-        </w:r>
-      </w:hyperlink>
-    </w:p>
-    <w:p>
-      <w:pPr>
-        <w:pStyle w:val="BodyText"/>
-      </w:pPr>
-      <w:r>
-        <w:t xml:space="preserve">Início rápido seguro: Importar resultados seguros, validar deduplicação, atribuir proprietários e datas, anexar prova e fechar apenas após o reteste verificado.</w:t>
-      </w:r>
-    </w:p>
-    <w:p>
-      <w:pPr>
-        <w:pStyle w:val="BodyText"/>
-      </w:pPr>
-      <w:r>
-        <w:t xml:space="preserve">Evidências: escopo aprovado, versão, configuração, cobertura, dados fonte, resultados, revisão humana, exceção, remediação e reteste. Proteger o acesso administrativo e dados recolhidos.</w:t>
-      </w:r>
-    </w:p>
-    <w:bookmarkEnd w:id="96"/>
-    <w:bookmarkStart w:id="98" w:name="velociraptor"/>
-    <w:p>
-      <w:pPr>
-        <w:pStyle w:val="Heading1"/>
-      </w:pPr>
-      <w:r>
-        <w:t xml:space="preserve"># 24.16 Velociraptor</w:t>
-      </w:r>
-    </w:p>
-    <w:p>
-      <w:pPr>
-        <w:pStyle w:val="FirstParagraph"/>
-      </w:pPr>
-      <w:r>
-        <w:t xml:space="preserve">Objetivo: Visibilidade do ponto final e resposta ao incidente. Projecto oficial:</w:t>
-      </w:r>
-      <w:r>
-        <w:t xml:space="preserve"> </w:t>
-      </w:r>
-      <w:hyperlink r:id="rId97">
-        <w:r>
-          <w:rPr>
-            <w:rStyle w:val="Hyperlink"/>
-          </w:rPr>
-          <w:t xml:space="preserve">Velociraptor</w:t>
-        </w:r>
-      </w:hyperlink>
-    </w:p>
-    <w:p>
-      <w:pPr>
-        <w:pStyle w:val="BodyText"/>
-      </w:pPr>
-      <w:r>
-        <w:t xml:space="preserve">Início rápido seguro: Implantar apenas em um laboratório autorizado isolado, coletar um artefato estreito, escopo de documentos e acesso, investigar resultados e remover dados do laboratório com segurança.</w:t>
-      </w:r>
-    </w:p>
-    <w:p>
-      <w:pPr>
-        <w:pStyle w:val="BodyText"/>
-      </w:pPr>
-      <w:r>
-        <w:t xml:space="preserve">Evidências: escopo aprovado, versão, configuração, cobertura, dados fonte, resultados, revisão humana, exceção, remediação e reteste. Proteger o acesso administrativo e dados recolhidos.</w:t>
-      </w:r>
-    </w:p>
-    <w:bookmarkEnd w:id="98"/>
-    <w:bookmarkStart w:id="100" w:name="manual-dos-controles-cis-para-gerentes"/>
-    <w:p>
-      <w:pPr>
-        <w:pStyle w:val="Heading1"/>
-      </w:pPr>
-      <w:r>
-        <w:t xml:space="preserve">25. Manual dos Controles CIS para gerentes</w:t>
-      </w:r>
-    </w:p>
-    <w:p>
-      <w:pPr>
-        <w:pStyle w:val="FirstParagraph"/>
-      </w:pPr>
-      <w:r>
-        <w:rPr>
           <w:i/>
-          <w:iCs/>
         </w:rPr>
         <w:t xml:space="preserve">Perguntas, painel, propriedade e decisões os gerentes devem controlar.</w:t>
       </w:r>
@@ -4994,7 +4968,7 @@
         <w:t xml:space="preserve">Que financiamento, pessoal, tempo de engenharia, ou decisão de negócios está bloqueando correção?</w:t>
       </w:r>
     </w:p>
-    <w:bookmarkStart w:id="99" w:name="section-19"/>
+    <w:bookmarkStart w:id="110" w:name="section-19"/>
     <w:p>
       <w:pPr>
         <w:pStyle w:val="Heading2"/>
@@ -5053,9 +5027,9 @@
         <w:t xml:space="preserve">Assegura-te que os testes, as limitações, os resultados e os retestes são suportáveis? Verde / Amarelo / Vermelho</w:t>
       </w:r>
     </w:p>
-    <w:bookmarkEnd w:id="99"/>
-    <w:bookmarkEnd w:id="100"/>
-    <w:bookmarkStart w:id="101" w:name="guia-de-carreira-do-analista-júnior"/>
+    <w:bookmarkEnd w:id="110"/>
+    <w:bookmarkEnd w:id="111"/>
+    <w:bookmarkStart w:id="112" w:name="guia-de-carreira-do-analista-júnior"/>
     <w:p>
       <w:pPr>
         <w:pStyle w:val="Heading1"/>
@@ -5070,8 +5044,8 @@
       </w:pPr>
       <w:r>
         <w:rPr>
+          <w:iCs/>
           <w:i/>
-          <w:iCs/>
         </w:rPr>
         <w:t xml:space="preserve">Uma rota prática para controles, vulnerabilidade, garantia, GRC, e operações de segurança funcionam.</w:t>
       </w:r>
@@ -5153,8 +5127,8 @@
         <w:t xml:space="preserve">Analista do Programa de Cibersegurança</w:t>
       </w:r>
     </w:p>
-    <w:bookmarkEnd w:id="101"/>
-    <w:bookmarkStart w:id="103" w:name="típico-trabalho-júnior"/>
+    <w:bookmarkEnd w:id="112"/>
+    <w:bookmarkStart w:id="114" w:name="típico-trabalho-júnior"/>
     <w:p>
       <w:pPr>
         <w:pStyle w:val="Heading1"/>
@@ -5240,7 +5214,7 @@
         <w:t xml:space="preserve">Escreva conclusões claras sem reivindicar autoridade ou certeza além das provas.</w:t>
       </w:r>
     </w:p>
-    <w:bookmarkStart w:id="102" w:name="competência-comprovação-de-portfólio"/>
+    <w:bookmarkStart w:id="113" w:name="competência-comprovação-de-portfólio"/>
     <w:p>
       <w:pPr>
         <w:pStyle w:val="Heading2"/>
@@ -5293,9 +5267,9 @@
         <w:t xml:space="preserve">Ético Use dados sintéticos, autorização, limites de escopo e alegações honestas</w:t>
       </w:r>
     </w:p>
-    <w:bookmarkEnd w:id="102"/>
-    <w:bookmarkEnd w:id="103"/>
-    <w:bookmarkStart w:id="105" w:name="laboratório-fictício-e-portfólio"/>
+    <w:bookmarkEnd w:id="113"/>
+    <w:bookmarkEnd w:id="114"/>
+    <w:bookmarkStart w:id="116" w:name="laboratório-fictício-e-portfólio"/>
     <w:p>
       <w:pPr>
         <w:pStyle w:val="Heading1"/>
@@ -5306,11 +5280,11 @@
     </w:p>
     <w:p>
       <w:pPr>
+        <w:numPr>
+          <w:ilvl w:val="0"/>
+          <w:numId w:val="1035"/>
+        </w:numPr>
         <w:pStyle w:val="Compact"/>
-        <w:numPr>
-          <w:ilvl w:val="0"/>
-          <w:numId w:val="1035"/>
-        </w:numPr>
       </w:pPr>
       <w:r>
         <w:t xml:space="preserve">Um ambiente de prática segura usando dados sintéticos e sistemas de laboratório autorizados.*</w:t>
@@ -5451,7 +5425,7 @@
         <w:t xml:space="preserve">Publicar apenas artefatos higienizados e afirmar claramente que o projeto é fictício e não uma avaliação formal CIS.</w:t>
       </w:r>
     </w:p>
-    <w:bookmarkStart w:id="104" w:name="artifact-artifact-artifact"/>
+    <w:bookmarkStart w:id="115" w:name="artifact-artifact-artifact"/>
     <w:p>
       <w:pPr>
         <w:pStyle w:val="Heading2"/>
@@ -5510,9 +5484,9 @@
         <w:t xml:space="preserve">Painel do gerente ..Limpar a comunicação de risco e ação .</w:t>
       </w:r>
     </w:p>
-    <w:bookmarkEnd w:id="104"/>
-    <w:bookmarkEnd w:id="105"/>
-    <w:bookmarkStart w:id="108" w:name="plano-de-aprendizagem-de-trinta-dias"/>
+    <w:bookmarkEnd w:id="115"/>
+    <w:bookmarkEnd w:id="116"/>
+    <w:bookmarkStart w:id="119" w:name="plano-de-aprendizagem-de-trinta-dias"/>
     <w:p>
       <w:pPr>
         <w:pStyle w:val="Heading1"/>
@@ -5534,17 +5508,17 @@
     </w:p>
     <w:p>
       <w:pPr>
+        <w:numPr>
+          <w:ilvl w:val="0"/>
+          <w:numId w:val="1037"/>
+        </w:numPr>
         <w:pStyle w:val="Heading2"/>
-        <w:numPr>
-          <w:ilvl w:val="0"/>
-          <w:numId w:val="1037"/>
-        </w:numPr>
-      </w:pPr>
-      <w:bookmarkStart w:id="106" w:name="dias-foco-entrega"/>
+      </w:pPr>
+      <w:bookmarkStart w:id="117" w:name="dias-foco-entrega"/>
       <w:r>
         <w:t xml:space="preserve">Dias** * Foco** * Entrega**</w:t>
       </w:r>
-      <w:bookmarkEnd w:id="106"/>
+      <w:bookmarkEnd w:id="117"/>
     </w:p>
     <w:p>
       <w:pPr>
@@ -5607,11 +5581,11 @@
     </w:p>
     <w:p>
       <w:pPr>
+        <w:numPr>
+          <w:ilvl w:val="0"/>
+          <w:numId w:val="1038"/>
+        </w:numPr>
         <w:pStyle w:val="Compact"/>
-        <w:numPr>
-          <w:ilvl w:val="0"/>
-          <w:numId w:val="1038"/>
-        </w:numPr>
       </w:pPr>
       <w:r>
         <w:t xml:space="preserve">Preparação da entrevista</w:t>
@@ -5619,17 +5593,17 @@
     </w:p>
     <w:p>
       <w:pPr>
+        <w:numPr>
+          <w:ilvl w:val="0"/>
+          <w:numId w:val="1039"/>
+        </w:numPr>
         <w:pStyle w:val="Compact"/>
-        <w:numPr>
-          <w:ilvl w:val="0"/>
-          <w:numId w:val="1039"/>
-        </w:numPr>
       </w:pPr>
       <w:r>
         <w:t xml:space="preserve">Respostas claras, cenários práticos e perguntas para o empregador.*</w:t>
       </w:r>
     </w:p>
-    <w:bookmarkStart w:id="107" w:name="quais-são-os-controles-cis"/>
+    <w:bookmarkStart w:id="118" w:name="quais-são-os-controles-cis"/>
     <w:p>
       <w:pPr>
         <w:pStyle w:val="Heading2"/>
@@ -5646,9 +5620,9 @@
         <w:t xml:space="preserve">Um conjunto priorizado de melhores práticas defensivas organizadas em 18 Controles e 153 Salvaguardas focadas.</w:t>
       </w:r>
     </w:p>
-    <w:bookmarkEnd w:id="107"/>
-    <w:bookmarkEnd w:id="108"/>
-    <w:bookmarkStart w:id="109" w:name="o-que-é-o-ig1"/>
+    <w:bookmarkEnd w:id="118"/>
+    <w:bookmarkEnd w:id="119"/>
+    <w:bookmarkStart w:id="120" w:name="o-que-é-o-ig1"/>
     <w:p>
       <w:pPr>
         <w:pStyle w:val="Heading1"/>
@@ -5665,8 +5639,8 @@
         <w:t xml:space="preserve">O ponto de partida de higiene cibernética essencial 56-Safeguard que a CIS recomenda a cada empresa que comece.</w:t>
       </w:r>
     </w:p>
-    <w:bookmarkEnd w:id="109"/>
-    <w:bookmarkStart w:id="115" w:name="o-ig1-se-encaixa-em-todos-os-requisitos"/>
+    <w:bookmarkEnd w:id="120"/>
+    <w:bookmarkStart w:id="126" w:name="o-ig1-se-encaixa-em-todos-os-requisitos"/>
     <w:p>
       <w:pPr>
         <w:pStyle w:val="Heading1"/>
@@ -5683,7 +5657,7 @@
         <w:t xml:space="preserve">É uma linha de base de priorização. Risco material, contratos, leis, clientes ou serviços críticos podem exigir salvaguardas adicionais.</w:t>
       </w:r>
     </w:p>
-    <w:bookmarkStart w:id="110" w:name="como-mede-uma-salvaguarda"/>
+    <w:bookmarkStart w:id="121" w:name="como-mede-uma-salvaguarda"/>
     <w:p>
       <w:pPr>
         <w:pStyle w:val="Heading2"/>
@@ -5700,8 +5674,8 @@
         <w:t xml:space="preserve">Use critérios oficiais, dependências, suposições, entradas completas, operações definidas, medidas, métricas, revisão de procedimentos, exceções e reteste.</w:t>
       </w:r>
     </w:p>
-    <w:bookmarkEnd w:id="110"/>
-    <w:bookmarkStart w:id="111" w:name="por-que-os-inventários-são-importantes"/>
+    <w:bookmarkEnd w:id="121"/>
+    <w:bookmarkStart w:id="122" w:name="por-que-os-inventários-são-importantes"/>
     <w:p>
       <w:pPr>
         <w:pStyle w:val="Heading2"/>
@@ -5718,8 +5692,8 @@
         <w:t xml:space="preserve">Eles definem as populações que os controles de configuração, vulnerabilidade, registro, recuperação e resposta devem cobrir.</w:t>
       </w:r>
     </w:p>
-    <w:bookmarkEnd w:id="111"/>
-    <w:bookmarkStart w:id="112" w:name="X5faff83a01d7b0e8292502c8985ade671742931"/>
+    <w:bookmarkEnd w:id="122"/>
+    <w:bookmarkStart w:id="123" w:name="X5faff83a01d7b0e8292502c8985ade671742931"/>
     <w:p>
       <w:pPr>
         <w:pStyle w:val="Heading2"/>
@@ -5736,8 +5710,8 @@
         <w:t xml:space="preserve">Um scan identifica principalmente fraquezas conhecidas; teste de penetração usa análise humana qualificada e exploração controlada para avaliar o impacto e resiliência.</w:t>
       </w:r>
     </w:p>
-    <w:bookmarkEnd w:id="112"/>
-    <w:bookmarkStart w:id="113" w:name="X18ec6286101b55f9f7988a74b90583c927e5d87"/>
+    <w:bookmarkEnd w:id="123"/>
+    <w:bookmarkStart w:id="124" w:name="X18ec6286101b55f9f7988a74b90583c927e5d87"/>
     <w:p>
       <w:pPr>
         <w:pStyle w:val="Heading2"/>
@@ -5754,8 +5728,8 @@
         <w:t xml:space="preserve">Não. Identifica relações, mas a organização deve testar o requisito e a evidência exatos aplicáveis.</w:t>
       </w:r>
     </w:p>
-    <w:bookmarkEnd w:id="113"/>
-    <w:bookmarkStart w:id="114" w:name="o-que-pode-concluir-um-analista-júnior"/>
+    <w:bookmarkEnd w:id="124"/>
+    <w:bookmarkStart w:id="125" w:name="o-que-pode-concluir-um-analista-júnior"/>
     <w:p>
       <w:pPr>
         <w:pStyle w:val="Heading2"/>
@@ -5772,9 +5746,9 @@
         <w:t xml:space="preserve">Apenas o que o escopo definido e o suporte de evidência confiável, com amostragem e limitações claramente divulgadas.</w:t>
       </w:r>
     </w:p>
-    <w:bookmarkEnd w:id="114"/>
-    <w:bookmarkEnd w:id="115"/>
-    <w:bookmarkStart w:id="116" w:name="perguntas-para-perguntar-ao-empregador"/>
+    <w:bookmarkEnd w:id="125"/>
+    <w:bookmarkEnd w:id="126"/>
+    <w:bookmarkStart w:id="127" w:name="perguntas-para-perguntar-ao-empregador"/>
     <w:p>
       <w:pPr>
         <w:pStyle w:val="Heading1"/>
@@ -5839,8 +5813,8 @@
         <w:t xml:space="preserve">Como avaliará o trabalho júnior?</w:t>
       </w:r>
     </w:p>
-    <w:bookmarkEnd w:id="116"/>
-    <w:bookmarkStart w:id="120" w:name="modelos-glossário-índice-e-referências"/>
+    <w:bookmarkEnd w:id="127"/>
+    <w:bookmarkStart w:id="131" w:name="modelos-glossário-índice-e-referências"/>
     <w:p>
       <w:pPr>
         <w:pStyle w:val="Heading1"/>
@@ -5851,17 +5825,17 @@
     </w:p>
     <w:p>
       <w:pPr>
+        <w:numPr>
+          <w:ilvl w:val="0"/>
+          <w:numId w:val="1040"/>
+        </w:numPr>
         <w:pStyle w:val="Compact"/>
-        <w:numPr>
-          <w:ilvl w:val="0"/>
-          <w:numId w:val="1040"/>
-        </w:numPr>
       </w:pPr>
       <w:r>
         <w:t xml:space="preserve">Estruturas de trabalho reutilizáveis, termos importantes e pontos de partida autoritários.*</w:t>
       </w:r>
     </w:p>
-    <w:bookmarkStart w:id="117" w:name="papel-de-medição-de-proteção"/>
+    <w:bookmarkStart w:id="128" w:name="papel-de-medição-de-proteção"/>
     <w:p>
       <w:pPr>
         <w:pStyle w:val="Heading2"/>
@@ -5872,298 +5846,298 @@
     </w:p>
     <w:p>
       <w:pPr>
+        <w:numPr>
+          <w:ilvl w:val="0"/>
+          <w:numId w:val="1041"/>
+        </w:numPr>
         <w:pStyle w:val="Compact"/>
+      </w:pPr>
+      <w:r>
+        <w:t xml:space="preserve">Campo** * Entrada**</w:t>
+      </w:r>
+      <w:r>
+        <w:t xml:space="preserve"> </w:t>
+      </w:r>
+      <w:r>
+        <w:t xml:space="preserve">(——————————– (———————– (————–)</w:t>
+      </w:r>
+    </w:p>
+    <w:p>
+      <w:pPr>
         <w:numPr>
           <w:ilvl w:val="0"/>
           <w:numId w:val="1041"/>
         </w:numPr>
-      </w:pPr>
+        <w:pStyle w:val="Compact"/>
+      </w:pPr>
+      <w:r>
+        <w:t xml:space="preserve">Salvaguarda e IG                                  </w:t>
+      </w:r>
+      <w:r>
+        <w:t xml:space="preserve"> </w:t>
+      </w:r>
+      <w:r>
+        <w:t xml:space="preserve">Classe de âmbito e de activo</w:t>
+      </w:r>
+      <w:r>
+        <w:t xml:space="preserve"> </w:t>
+      </w:r>
+      <w:r>
+        <w:t xml:space="preserve">• Proprietário e sistemas</w:t>
+      </w:r>
+      <w:r>
+        <w:t xml:space="preserve"> </w:t>
+      </w:r>
+      <w:r>
+        <w:t xml:space="preserve">Dependências e pressupostos</w:t>
+      </w:r>
+      <w:r>
+        <w:t xml:space="preserve"> </w:t>
+      </w:r>
+      <w:r>
+        <w:t xml:space="preserve">Entradas e validação</w:t>
+      </w:r>
+      <w:r>
+        <w:t xml:space="preserve"> </w:t>
+      </w:r>
+      <w:r>
+        <w:t xml:space="preserve">Operações realizadas</w:t>
+      </w:r>
+      <w:r>
+        <w:t xml:space="preserve"> </w:t>
+      </w:r>
+      <w:r>
+        <w:t xml:space="preserve">Medidas</w:t>
+      </w:r>
+      <w:r>
+        <w:t xml:space="preserve"> </w:t>
+      </w:r>
+      <w:r>
+        <w:t xml:space="preserve">Métrico e interpretação</w:t>
+      </w:r>
+      <w:r>
+        <w:t xml:space="preserve"> </w:t>
+      </w:r>
+      <w:r>
+        <w:t xml:space="preserve">Excepções e limitações</w:t>
+      </w:r>
+      <w:r>
+        <w:t xml:space="preserve"> </w:t>
+      </w:r>
+      <w:r>
+        <w:t xml:space="preserve">Acção, proprietário, data e novo teste</w:t>
+      </w:r>
+    </w:p>
+    <w:bookmarkEnd w:id="128"/>
+    <w:bookmarkStart w:id="130" w:name="registro-de-achados-e-retestes"/>
+    <w:p>
+      <w:pPr>
+        <w:pStyle w:val="Heading2"/>
+      </w:pPr>
+      <w:r>
+        <w:t xml:space="preserve">30.2 Registro de achados e retestes</w:t>
+      </w:r>
+    </w:p>
+    <w:p>
+      <w:pPr>
+        <w:numPr>
+          <w:ilvl w:val="0"/>
+          <w:numId w:val="1042"/>
+        </w:numPr>
+        <w:pStyle w:val="Heading2"/>
+      </w:pPr>
+      <w:bookmarkStart w:id="129" w:name="campo-entrada"/>
       <w:r>
         <w:t xml:space="preserve">Campo** * Entrada**</w:t>
       </w:r>
-      <w:r>
-        <w:t xml:space="preserve"> </w:t>
-      </w:r>
-      <w:r>
-        <w:t xml:space="preserve">(——————————– (———————– (————–)</w:t>
-      </w:r>
-    </w:p>
-    <w:p>
-      <w:pPr>
+      <w:bookmarkEnd w:id="129"/>
+    </w:p>
+    <w:p>
+      <w:pPr>
+        <w:numPr>
+          <w:ilvl w:val="0"/>
+          <w:numId w:val="1000"/>
+        </w:numPr>
         <w:pStyle w:val="Compact"/>
-        <w:numPr>
-          <w:ilvl w:val="0"/>
-          <w:numId w:val="1041"/>
-        </w:numPr>
-      </w:pPr>
-      <w:r>
-        <w:t xml:space="preserve">Salvaguarda e IG                                  </w:t>
-      </w:r>
-      <w:r>
-        <w:t xml:space="preserve"> </w:t>
-      </w:r>
-      <w:r>
-        <w:t xml:space="preserve">Classe de âmbito e de activo</w:t>
-      </w:r>
-      <w:r>
-        <w:t xml:space="preserve"> </w:t>
-      </w:r>
-      <w:r>
-        <w:t xml:space="preserve">• Proprietário e sistemas</w:t>
-      </w:r>
-      <w:r>
-        <w:t xml:space="preserve"> </w:t>
-      </w:r>
-      <w:r>
-        <w:t xml:space="preserve">Dependências e pressupostos</w:t>
-      </w:r>
-      <w:r>
-        <w:t xml:space="preserve"> </w:t>
-      </w:r>
-      <w:r>
-        <w:t xml:space="preserve">Entradas e validação</w:t>
-      </w:r>
-      <w:r>
-        <w:t xml:space="preserve"> </w:t>
-      </w:r>
-      <w:r>
-        <w:t xml:space="preserve">Operações realizadas</w:t>
-      </w:r>
-      <w:r>
-        <w:t xml:space="preserve"> </w:t>
-      </w:r>
-      <w:r>
-        <w:t xml:space="preserve">Medidas</w:t>
-      </w:r>
-      <w:r>
-        <w:t xml:space="preserve"> </w:t>
-      </w:r>
-      <w:r>
-        <w:t xml:space="preserve">Métrico e interpretação</w:t>
-      </w:r>
-      <w:r>
-        <w:t xml:space="preserve"> </w:t>
-      </w:r>
-      <w:r>
-        <w:t xml:space="preserve">Excepções e limitações</w:t>
-      </w:r>
-      <w:r>
-        <w:t xml:space="preserve"> </w:t>
-      </w:r>
-      <w:r>
-        <w:t xml:space="preserve">Acção, proprietário, data e novo teste</w:t>
-      </w:r>
-    </w:p>
-    <w:bookmarkEnd w:id="117"/>
-    <w:bookmarkStart w:id="119" w:name="registro-de-achados-e-retestes"/>
+      </w:pPr>
+      <w:r>
+        <w:t xml:space="preserve">Critérios</w:t>
+      </w:r>
+      <w:r>
+        <w:t xml:space="preserve"> </w:t>
+      </w:r>
+      <w:r>
+        <w:t xml:space="preserve">Condição e provas</w:t>
+      </w:r>
+      <w:r>
+        <w:t xml:space="preserve"> </w:t>
+      </w:r>
+      <w:r>
+        <w:t xml:space="preserve">População afectada</w:t>
+      </w:r>
+      <w:r>
+        <w:t xml:space="preserve"> </w:t>
+      </w:r>
+      <w:r>
+        <w:t xml:space="preserve">Risco e impacto</w:t>
+      </w:r>
+      <w:r>
+        <w:t xml:space="preserve"> </w:t>
+      </w:r>
+      <w:r>
+        <w:t xml:space="preserve">Causa:</w:t>
+      </w:r>
+      <w:r>
+        <w:t xml:space="preserve"> </w:t>
+      </w:r>
+      <w:r>
+        <w:t xml:space="preserve">Protecção provisória</w:t>
+      </w:r>
+      <w:r>
+        <w:t xml:space="preserve"> </w:t>
+      </w:r>
+      <w:r>
+        <w:t xml:space="preserve">Correcção e proprietário</w:t>
+      </w:r>
+      <w:r>
+        <w:t xml:space="preserve"> </w:t>
+      </w:r>
+      <w:r>
+        <w:t xml:space="preserve">Data limite</w:t>
+      </w:r>
+      <w:r>
+        <w:t xml:space="preserve"> </w:t>
+      </w:r>
+      <w:r>
+        <w:t xml:space="preserve">• Procedimento de repetição</w:t>
+      </w:r>
+      <w:r>
+        <w:t xml:space="preserve"> </w:t>
+      </w:r>
+      <w:r>
+        <w:t xml:space="preserve">Resultado final</w:t>
+      </w:r>
+    </w:p>
+    <w:bookmarkEnd w:id="130"/>
+    <w:bookmarkEnd w:id="131"/>
+    <w:bookmarkStart w:id="133" w:name="glossário"/>
+    <w:p>
+      <w:pPr>
+        <w:pStyle w:val="Heading1"/>
+      </w:pPr>
+      <w:r>
+        <w:t xml:space="preserve"># 30.3 Glossário</w:t>
+      </w:r>
+    </w:p>
+    <w:bookmarkStart w:id="132" w:name="section-20"/>
     <w:p>
       <w:pPr>
         <w:pStyle w:val="Heading2"/>
       </w:pPr>
       <w:r>
-        <w:t xml:space="preserve">30.2 Registro de achados e retestes</w:t>
-      </w:r>
-    </w:p>
+        <w:t xml:space="preserve">* ** ** ** ** ** ** **</w:t>
+      </w:r>
+    </w:p>
+    <w:p>
+      <w:pPr>
+        <w:pStyle w:val="FirstParagraph"/>
+      </w:pPr>
+      <w:r>
+        <w:t xml:space="preserve">□ Classe de ativos □ Categoria afetada por uma Salvaguarda, como dispositivos, software, dados, rede, usuários ou documentação. □</w:t>
+      </w:r>
+      <w:r>
+        <w:t xml:space="preserve"> </w:t>
+      </w:r>
+      <w:r>
+        <w:t xml:space="preserve">□ CIS Benchmark • Recomendações de configuração segura para uma tecnologia específica.</w:t>
+      </w:r>
+      <w:r>
+        <w:t xml:space="preserve"> </w:t>
+      </w:r>
+      <w:r>
+        <w:t xml:space="preserve">Controle CIS □ Uma das 18 áreas de defesa amplas.</w:t>
+      </w:r>
+      <w:r>
+        <w:t xml:space="preserve"> </w:t>
+      </w:r>
+      <w:r>
+        <w:t xml:space="preserve">CIS Salvaguarda □ Uma ação focada e implementável dentro de um controle.</w:t>
+      </w:r>
+      <w:r>
+        <w:t xml:space="preserve"> </w:t>
+      </w:r>
+      <w:r>
+        <w:t xml:space="preserve">. Cobertura .. Parte da população aplicável na qual a Salvaguarda é devidamente implementada. □</w:t>
+      </w:r>
+      <w:r>
+        <w:t xml:space="preserve"> </w:t>
+      </w:r>
+      <w:r>
+        <w:t xml:space="preserve">□ IG1 56 Higiene cibernética essencial</w:t>
+      </w:r>
+      <w:r>
+        <w:t xml:space="preserve"> </w:t>
+      </w:r>
+      <w:r>
+        <w:t xml:space="preserve">□ IG2 □ IG1 mais 74 salvaguardas adicionais.</w:t>
+      </w:r>
+      <w:r>
+        <w:t xml:space="preserve"> </w:t>
+      </w:r>
+      <w:r>
+        <w:t xml:space="preserve">. . . . . .</w:t>
+      </w:r>
+      <w:r>
+        <w:t xml:space="preserve"> </w:t>
+      </w:r>
+      <w:r>
+        <w:t xml:space="preserve">□ Medir □ Contagem, lista, data, configuração ou resultado produzidos por operações de avaliação. □</w:t>
+      </w:r>
+      <w:r>
+        <w:t xml:space="preserve"> </w:t>
+      </w:r>
+      <w:r>
+        <w:t xml:space="preserve">Cálculo ou interpretação construída a partir de medidas.</w:t>
+      </w:r>
+      <w:r>
+        <w:t xml:space="preserve"> </w:t>
+      </w:r>
+      <w:r>
+        <w:t xml:space="preserve">• População – Conjunto completo de registros, ativos, pessoas, sistemas ou eventos aplicáveis.</w:t>
+      </w:r>
+      <w:r>
+        <w:t xml:space="preserve"> </w:t>
+      </w:r>
+      <w:r>
+        <w:t xml:space="preserve">• Revisão do procedimento; avaliação manual da existência ou não de um processo necessário e que contenha elementos necessários. □</w:t>
+      </w:r>
+      <w:r>
+        <w:t xml:space="preserve"> </w:t>
+      </w:r>
+      <w:r>
+        <w:t xml:space="preserve">Função de segurança .Govern, Identificar, Proteger, Detectar, Responder ou Recuperar mapeamento. .</w:t>
+      </w:r>
+    </w:p>
+    <w:bookmarkEnd w:id="132"/>
+    <w:bookmarkEnd w:id="133"/>
+    <w:bookmarkStart w:id="141" w:name="índice-de-assunto"/>
+    <w:p>
+      <w:pPr>
+        <w:pStyle w:val="Heading1"/>
+      </w:pPr>
+      <w:r>
+        <w:t xml:space="preserve"># 30.4 Índice de assunto</w:t>
+      </w:r>
+    </w:p>
+    <w:bookmarkStart w:id="134" w:name="sujeito-capítulo"/>
     <w:p>
       <w:pPr>
         <w:pStyle w:val="Heading2"/>
-        <w:numPr>
-          <w:ilvl w:val="0"/>
-          <w:numId w:val="1042"/>
-        </w:numPr>
-      </w:pPr>
-      <w:bookmarkStart w:id="118" w:name="campo-entrada"/>
-      <w:r>
-        <w:t xml:space="preserve">Campo** * Entrada**</w:t>
-      </w:r>
-      <w:bookmarkEnd w:id="118"/>
-    </w:p>
-    <w:p>
-      <w:pPr>
-        <w:pStyle w:val="Compact"/>
-        <w:numPr>
-          <w:ilvl w:val="0"/>
-          <w:numId w:val="1000"/>
-        </w:numPr>
-      </w:pPr>
-      <w:r>
-        <w:t xml:space="preserve">Critérios</w:t>
-      </w:r>
-      <w:r>
-        <w:t xml:space="preserve"> </w:t>
-      </w:r>
-      <w:r>
-        <w:t xml:space="preserve">Condição e provas</w:t>
-      </w:r>
-      <w:r>
-        <w:t xml:space="preserve"> </w:t>
-      </w:r>
-      <w:r>
-        <w:t xml:space="preserve">População afectada</w:t>
-      </w:r>
-      <w:r>
-        <w:t xml:space="preserve"> </w:t>
-      </w:r>
-      <w:r>
-        <w:t xml:space="preserve">Risco e impacto</w:t>
-      </w:r>
-      <w:r>
-        <w:t xml:space="preserve"> </w:t>
-      </w:r>
-      <w:r>
-        <w:t xml:space="preserve">Causa:</w:t>
-      </w:r>
-      <w:r>
-        <w:t xml:space="preserve"> </w:t>
-      </w:r>
-      <w:r>
-        <w:t xml:space="preserve">Protecção provisória</w:t>
-      </w:r>
-      <w:r>
-        <w:t xml:space="preserve"> </w:t>
-      </w:r>
-      <w:r>
-        <w:t xml:space="preserve">Correcção e proprietário</w:t>
-      </w:r>
-      <w:r>
-        <w:t xml:space="preserve"> </w:t>
-      </w:r>
-      <w:r>
-        <w:t xml:space="preserve">Data limite</w:t>
-      </w:r>
-      <w:r>
-        <w:t xml:space="preserve"> </w:t>
-      </w:r>
-      <w:r>
-        <w:t xml:space="preserve">• Procedimento de repetição</w:t>
-      </w:r>
-      <w:r>
-        <w:t xml:space="preserve"> </w:t>
-      </w:r>
-      <w:r>
-        <w:t xml:space="preserve">Resultado final</w:t>
-      </w:r>
-    </w:p>
-    <w:bookmarkEnd w:id="119"/>
-    <w:bookmarkEnd w:id="120"/>
-    <w:bookmarkStart w:id="122" w:name="glossário"/>
-    <w:p>
-      <w:pPr>
-        <w:pStyle w:val="Heading1"/>
-      </w:pPr>
-      <w:r>
-        <w:t xml:space="preserve"># 30.3 Glossário</w:t>
-      </w:r>
-    </w:p>
-    <w:bookmarkStart w:id="121" w:name="section-20"/>
-    <w:p>
-      <w:pPr>
-        <w:pStyle w:val="Heading2"/>
-      </w:pPr>
-      <w:r>
-        <w:t xml:space="preserve">* ** ** ** ** ** ** **</w:t>
-      </w:r>
-    </w:p>
-    <w:p>
-      <w:pPr>
-        <w:pStyle w:val="FirstParagraph"/>
-      </w:pPr>
-      <w:r>
-        <w:t xml:space="preserve">□ Classe de ativos □ Categoria afetada por uma Salvaguarda, como dispositivos, software, dados, rede, usuários ou documentação. □</w:t>
-      </w:r>
-      <w:r>
-        <w:t xml:space="preserve"> </w:t>
-      </w:r>
-      <w:r>
-        <w:t xml:space="preserve">□ CIS Benchmark • Recomendações de configuração segura para uma tecnologia específica.</w:t>
-      </w:r>
-      <w:r>
-        <w:t xml:space="preserve"> </w:t>
-      </w:r>
-      <w:r>
-        <w:t xml:space="preserve">Controle CIS □ Uma das 18 áreas de defesa amplas.</w:t>
-      </w:r>
-      <w:r>
-        <w:t xml:space="preserve"> </w:t>
-      </w:r>
-      <w:r>
-        <w:t xml:space="preserve">CIS Salvaguarda □ Uma ação focada e implementável dentro de um controle.</w:t>
-      </w:r>
-      <w:r>
-        <w:t xml:space="preserve"> </w:t>
-      </w:r>
-      <w:r>
-        <w:t xml:space="preserve">. Cobertura .. Parte da população aplicável na qual a Salvaguarda é devidamente implementada. □</w:t>
-      </w:r>
-      <w:r>
-        <w:t xml:space="preserve"> </w:t>
-      </w:r>
-      <w:r>
-        <w:t xml:space="preserve">□ IG1 56 Higiene cibernética essencial</w:t>
-      </w:r>
-      <w:r>
-        <w:t xml:space="preserve"> </w:t>
-      </w:r>
-      <w:r>
-        <w:t xml:space="preserve">□ IG2 □ IG1 mais 74 salvaguardas adicionais.</w:t>
-      </w:r>
-      <w:r>
-        <w:t xml:space="preserve"> </w:t>
-      </w:r>
-      <w:r>
-        <w:t xml:space="preserve">. . . . . .</w:t>
-      </w:r>
-      <w:r>
-        <w:t xml:space="preserve"> </w:t>
-      </w:r>
-      <w:r>
-        <w:t xml:space="preserve">□ Medir □ Contagem, lista, data, configuração ou resultado produzidos por operações de avaliação. □</w:t>
-      </w:r>
-      <w:r>
-        <w:t xml:space="preserve"> </w:t>
-      </w:r>
-      <w:r>
-        <w:t xml:space="preserve">Cálculo ou interpretação construída a partir de medidas.</w:t>
-      </w:r>
-      <w:r>
-        <w:t xml:space="preserve"> </w:t>
-      </w:r>
-      <w:r>
-        <w:t xml:space="preserve">• População – Conjunto completo de registros, ativos, pessoas, sistemas ou eventos aplicáveis.</w:t>
-      </w:r>
-      <w:r>
-        <w:t xml:space="preserve"> </w:t>
-      </w:r>
-      <w:r>
-        <w:t xml:space="preserve">• Revisão do procedimento; avaliação manual da existência ou não de um processo necessário e que contenha elementos necessários. □</w:t>
-      </w:r>
-      <w:r>
-        <w:t xml:space="preserve"> </w:t>
-      </w:r>
-      <w:r>
-        <w:t xml:space="preserve">Função de segurança .Govern, Identificar, Proteger, Detectar, Responder ou Recuperar mapeamento. .</w:t>
-      </w:r>
-    </w:p>
-    <w:bookmarkEnd w:id="121"/>
-    <w:bookmarkEnd w:id="122"/>
-    <w:bookmarkStart w:id="130" w:name="índice-de-assunto"/>
-    <w:p>
-      <w:pPr>
-        <w:pStyle w:val="Heading1"/>
-      </w:pPr>
-      <w:r>
-        <w:t xml:space="preserve"># 30.4 Índice de assunto</w:t>
-      </w:r>
-    </w:p>
-    <w:bookmarkStart w:id="123" w:name="sujeito-capítulo"/>
-    <w:p>
-      <w:pPr>
-        <w:pStyle w:val="Heading2"/>
       </w:pPr>
       <w:r>
         <w:rPr>
+          <w:bCs/>
           <w:b/>
-          <w:bCs/>
         </w:rPr>
         <w:t xml:space="preserve">Sujeito</w:t>
       </w:r>
@@ -6172,8 +6146,8 @@
       </w:r>
       <w:r>
         <w:rPr>
+          <w:bCs/>
           <w:b/>
-          <w:bCs/>
         </w:rPr>
         <w:t xml:space="preserve">Capítulo</w:t>
       </w:r>
@@ -6294,8 +6268,8 @@
         <w:t xml:space="preserve">Gestão da vulnerabilidade</w:t>
       </w:r>
     </w:p>
-    <w:bookmarkEnd w:id="123"/>
-    <w:bookmarkStart w:id="129" w:name="referências-oficiais"/>
+    <w:bookmarkEnd w:id="134"/>
+    <w:bookmarkStart w:id="140" w:name="referências-oficiais"/>
     <w:p>
       <w:pPr>
         <w:pStyle w:val="Heading2"/>
@@ -6308,7 +6282,7 @@
       <w:pPr>
         <w:pStyle w:val="FirstParagraph"/>
       </w:pPr>
-      <w:hyperlink r:id="rId124">
+      <w:hyperlink r:id="rId135">
         <w:r>
           <w:rPr>
             <w:rStyle w:val="Hyperlink"/>
@@ -6321,7 +6295,7 @@
       <w:pPr>
         <w:pStyle w:val="BodyText"/>
       </w:pPr>
-      <w:hyperlink r:id="rId125">
+      <w:hyperlink r:id="rId136">
         <w:r>
           <w:rPr>
             <w:rStyle w:val="Hyperlink"/>
@@ -6334,7 +6308,7 @@
       <w:pPr>
         <w:pStyle w:val="BodyText"/>
       </w:pPr>
-      <w:hyperlink r:id="rId126">
+      <w:hyperlink r:id="rId137">
         <w:r>
           <w:rPr>
             <w:rStyle w:val="Hyperlink"/>
@@ -6347,7 +6321,7 @@
       <w:pPr>
         <w:pStyle w:val="BodyText"/>
       </w:pPr>
-      <w:hyperlink r:id="rId127">
+      <w:hyperlink r:id="rId138">
         <w:r>
           <w:rPr>
             <w:rStyle w:val="Hyperlink"/>
@@ -6366,7 +6340,7 @@
       <w:pPr>
         <w:pStyle w:val="BodyText"/>
       </w:pPr>
-      <w:hyperlink r:id="rId69">
+      <w:hyperlink r:id="rId80">
         <w:r>
           <w:rPr>
             <w:rStyle w:val="Hyperlink"/>
@@ -6379,7 +6353,7 @@
       <w:pPr>
         <w:pStyle w:val="BodyText"/>
       </w:pPr>
-      <w:hyperlink r:id="rId67">
+      <w:hyperlink r:id="rId78">
         <w:r>
           <w:rPr>
             <w:rStyle w:val="Hyperlink"/>
@@ -6392,7 +6366,7 @@
       <w:pPr>
         <w:pStyle w:val="BodyText"/>
       </w:pPr>
-      <w:hyperlink r:id="rId128">
+      <w:hyperlink r:id="rId139">
         <w:r>
           <w:rPr>
             <w:rStyle w:val="Hyperlink"/>
@@ -6407,8 +6381,8 @@
       </w:pPr>
       <w:r>
         <w:rPr>
+          <w:bCs/>
           <w:b/>
-          <w:bCs/>
         </w:rPr>
         <w:t xml:space="preserve">Lembramento final:</w:t>
       </w:r>
@@ -6425,13 +6399,9 @@
         <w:t xml:space="preserve">O que é que se passa?</w:t>
       </w:r>
     </w:p>
-    <w:bookmarkEnd w:id="129"/>
-    <w:bookmarkEnd w:id="130"/>
-    <w:sectPr>
-      <w:footnotePr>
-        <w:numRestart w:val="eachSect"/>
-      </w:footnotePr>
-    </w:sectPr>
+    <w:bookmarkEnd w:id="140"/>
+    <w:bookmarkEnd w:id="141"/>
+    <w:sectPr/>
   </w:body>
 </w:document>
 </file>
@@ -6462,14 +6432,14 @@
 <file path=word/numbering.xml><?xml version="1.0" encoding="utf-8"?>
 <w:numbering xmlns:w="http://schemas.openxmlformats.org/wordprocessingml/2006/main">
   <w:abstractNum w:abstractNumId="990">
-    <w:nsid w:val="0000A990"/>
+    <w:nsid w:val="A990"/>
     <w:multiLevelType w:val="multilevel"/>
     <w:lvl w:ilvl="0">
       <w:numFmt w:val="bullet"/>
       <w:lvlText w:val=" "/>
       <w:lvlJc w:val="left"/>
       <w:pPr>
-        <w:ind w:left="720" w:hanging="360"/>
+        <w:ind w:left="720" w:hanging="480"/>
       </w:pPr>
     </w:lvl>
     <w:lvl w:ilvl="1">
@@ -6477,7 +6447,7 @@
       <w:lvlText w:val=" "/>
       <w:lvlJc w:val="left"/>
       <w:pPr>
-        <w:ind w:left="1440" w:hanging="360"/>
+        <w:ind w:left="1440" w:hanging="480"/>
       </w:pPr>
     </w:lvl>
     <w:lvl w:ilvl="2">
@@ -6485,7 +6455,7 @@
       <w:lvlText w:val=" "/>
       <w:lvlJc w:val="left"/>
       <w:pPr>
-        <w:ind w:left="2160" w:hanging="360"/>
+        <w:ind w:left="2160" w:hanging="480"/>
       </w:pPr>
     </w:lvl>
     <w:lvl w:ilvl="3">
@@ -6493,7 +6463,7 @@
       <w:lvlText w:val=" "/>
       <w:lvlJc w:val="left"/>
       <w:pPr>
-        <w:ind w:left="2880" w:hanging="360"/>
+        <w:ind w:left="2880" w:hanging="480"/>
       </w:pPr>
     </w:lvl>
     <w:lvl w:ilvl="4">
@@ -6501,7 +6471,7 @@
       <w:lvlText w:val=" "/>
       <w:lvlJc w:val="left"/>
       <w:pPr>
-        <w:ind w:left="3600" w:hanging="360"/>
+        <w:ind w:left="3600" w:hanging="480"/>
       </w:pPr>
     </w:lvl>
     <w:lvl w:ilvl="5">
@@ -6509,7 +6479,7 @@
       <w:lvlText w:val=" "/>
       <w:lvlJc w:val="left"/>
       <w:pPr>
-        <w:ind w:left="4320" w:hanging="360"/>
+        <w:ind w:left="4320" w:hanging="480"/>
       </w:pPr>
     </w:lvl>
     <w:lvl w:ilvl="6">
@@ -6517,7 +6487,7 @@
       <w:lvlText w:val=" "/>
       <w:lvlJc w:val="left"/>
       <w:pPr>
-        <w:ind w:left="5040" w:hanging="360"/>
+        <w:ind w:left="5040" w:hanging="480"/>
       </w:pPr>
     </w:lvl>
     <w:lvl w:ilvl="7">
@@ -6525,7 +6495,7 @@
       <w:lvlText w:val=" "/>
       <w:lvlJc w:val="left"/>
       <w:pPr>
-        <w:ind w:left="5760" w:hanging="360"/>
+        <w:ind w:left="5760" w:hanging="480"/>
       </w:pPr>
     </w:lvl>
     <w:lvl w:ilvl="8">
@@ -6533,115 +6503,88 @@
       <w:lvlText w:val=" "/>
       <w:lvlJc w:val="left"/>
       <w:pPr>
-        <w:ind w:left="6480" w:hanging="360"/>
+        <w:ind w:left="6480" w:hanging="480"/>
       </w:pPr>
     </w:lvl>
   </w:abstractNum>
   <w:abstractNum w:abstractNumId="991">
-    <w:nsid w:val="0000A991"/>
+    <w:nsid w:val="A991"/>
     <w:multiLevelType w:val="multilevel"/>
     <w:lvl w:ilvl="0">
       <w:numFmt w:val="bullet"/>
-      <w:lvlText w:val=""/>
+      <w:lvlText w:val="•"/>
       <w:lvlJc w:val="left"/>
       <w:pPr>
-        <w:ind w:left="720" w:hanging="360"/>
-      </w:pPr>
-      <w:rPr>
-        <w:rFonts w:ascii="Symbol" w:hAnsi="Symbol" w:cs="Symbol" w:hint="default"/>
-      </w:rPr>
+        <w:ind w:left="720" w:hanging="480"/>
+      </w:pPr>
     </w:lvl>
     <w:lvl w:ilvl="1">
       <w:numFmt w:val="bullet"/>
-      <w:lvlText w:val="o"/>
+      <w:lvlText w:val="–"/>
       <w:lvlJc w:val="left"/>
       <w:pPr>
-        <w:ind w:left="1440" w:hanging="360"/>
-      </w:pPr>
-      <w:rPr>
-        <w:rFonts w:ascii="Courier New" w:hAnsi="Courier New" w:cs="Courier New" w:hint="default"/>
-      </w:rPr>
+        <w:ind w:left="1440" w:hanging="480"/>
+      </w:pPr>
     </w:lvl>
     <w:lvl w:ilvl="2">
       <w:numFmt w:val="bullet"/>
-      <w:lvlText w:val=""/>
+      <w:lvlText w:val="•"/>
       <w:lvlJc w:val="left"/>
       <w:pPr>
-        <w:ind w:left="2160" w:hanging="360"/>
-      </w:pPr>
-      <w:rPr>
-        <w:rFonts w:ascii="Wingdings" w:hAnsi="Wingdings" w:cs="Wingdings" w:hint="default"/>
-      </w:rPr>
+        <w:ind w:left="2160" w:hanging="480"/>
+      </w:pPr>
     </w:lvl>
     <w:lvl w:ilvl="3">
       <w:numFmt w:val="bullet"/>
-      <w:lvlText w:val=""/>
+      <w:lvlText w:val="–"/>
       <w:lvlJc w:val="left"/>
       <w:pPr>
-        <w:ind w:left="2880" w:hanging="360"/>
-      </w:pPr>
-      <w:rPr>
-        <w:rFonts w:ascii="Symbol" w:hAnsi="Symbol" w:cs="Symbol" w:hint="default"/>
-      </w:rPr>
+        <w:ind w:left="2880" w:hanging="480"/>
+      </w:pPr>
     </w:lvl>
     <w:lvl w:ilvl="4">
       <w:numFmt w:val="bullet"/>
-      <w:lvlText w:val="o"/>
+      <w:lvlText w:val="•"/>
       <w:lvlJc w:val="left"/>
       <w:pPr>
-        <w:ind w:left="3600" w:hanging="360"/>
-      </w:pPr>
-      <w:rPr>
-        <w:rFonts w:ascii="Courier New" w:hAnsi="Courier New" w:cs="Courier New" w:hint="default"/>
-      </w:rPr>
+        <w:ind w:left="3600" w:hanging="480"/>
+      </w:pPr>
     </w:lvl>
     <w:lvl w:ilvl="5">
       <w:numFmt w:val="bullet"/>
-      <w:lvlText w:val=""/>
+      <w:lvlText w:val="–"/>
       <w:lvlJc w:val="left"/>
       <w:pPr>
-        <w:ind w:left="4320" w:hanging="360"/>
-      </w:pPr>
-      <w:rPr>
-        <w:rFonts w:ascii="Wingdings" w:hAnsi="Wingdings" w:cs="Wingdings" w:hint="default"/>
-      </w:rPr>
+        <w:ind w:left="4320" w:hanging="480"/>
+      </w:pPr>
     </w:lvl>
     <w:lvl w:ilvl="6">
       <w:numFmt w:val="bullet"/>
-      <w:lvlText w:val=""/>
+      <w:lvlText w:val="•"/>
       <w:lvlJc w:val="left"/>
       <w:pPr>
-        <w:ind w:left="5040" w:hanging="360"/>
-      </w:pPr>
-      <w:rPr>
-        <w:rFonts w:ascii="Symbol" w:hAnsi="Symbol" w:cs="Symbol" w:hint="default"/>
-      </w:rPr>
+        <w:ind w:left="5040" w:hanging="480"/>
+      </w:pPr>
     </w:lvl>
     <w:lvl w:ilvl="7">
       <w:numFmt w:val="bullet"/>
-      <w:lvlText w:val="o"/>
+      <w:lvlText w:val="–"/>
       <w:lvlJc w:val="left"/>
       <w:pPr>
-        <w:ind w:left="5760" w:hanging="360"/>
-      </w:pPr>
-      <w:rPr>
-        <w:rFonts w:ascii="Courier New" w:hAnsi="Courier New" w:cs="Courier New" w:hint="default"/>
-      </w:rPr>
+        <w:ind w:left="5760" w:hanging="480"/>
+      </w:pPr>
     </w:lvl>
     <w:lvl w:ilvl="8">
       <w:numFmt w:val="bullet"/>
-      <w:lvlText w:val=""/>
+      <w:lvlText w:val="•"/>
       <w:lvlJc w:val="left"/>
       <w:pPr>
-        <w:ind w:left="6480" w:hanging="360"/>
-      </w:pPr>
-      <w:rPr>
-        <w:rFonts w:ascii="Wingdings" w:hAnsi="Wingdings" w:cs="Wingdings" w:hint="default"/>
-      </w:rPr>
+        <w:ind w:left="6480" w:hanging="480"/>
+      </w:pPr>
     </w:lvl>
   </w:abstractNum>
   <w:abstractNum w:abstractNumId="99412">
-    <w:nsid w:val="00A99412"/>
+    <w:nsid w:val="A99412"/>
     <w:multiLevelType w:val="multilevel"/>
     <w:lvl w:ilvl="0">
       <w:start w:val="2"/>
@@ -6649,7 +6592,7 @@
       <w:lvlText w:val="%1."/>
       <w:lvlJc w:val="left"/>
       <w:pPr>
-        <w:ind w:left="720" w:hanging="360"/>
+        <w:ind w:left="720" w:hanging="480"/>
       </w:pPr>
     </w:lvl>
     <w:lvl w:ilvl="1">
@@ -6658,7 +6601,7 @@
       <w:lvlText w:val="%2."/>
       <w:lvlJc w:val="left"/>
       <w:pPr>
-        <w:ind w:left="1440" w:hanging="360"/>
+        <w:ind w:left="1440" w:hanging="480"/>
       </w:pPr>
     </w:lvl>
     <w:lvl w:ilvl="2">
@@ -6667,7 +6610,7 @@
       <w:lvlText w:val="%3."/>
       <w:lvlJc w:val="left"/>
       <w:pPr>
-        <w:ind w:left="2160" w:hanging="360"/>
+        <w:ind w:left="2160" w:hanging="480"/>
       </w:pPr>
     </w:lvl>
     <w:lvl w:ilvl="3">
@@ -6676,7 +6619,7 @@
       <w:lvlText w:val="%4."/>
       <w:lvlJc w:val="left"/>
       <w:pPr>
-        <w:ind w:left="2880" w:hanging="360"/>
+        <w:ind w:left="2880" w:hanging="480"/>
       </w:pPr>
     </w:lvl>
     <w:lvl w:ilvl="4">
@@ -6685,7 +6628,7 @@
       <w:lvlText w:val="%5."/>
       <w:lvlJc w:val="left"/>
       <w:pPr>
-        <w:ind w:left="3600" w:hanging="360"/>
+        <w:ind w:left="3600" w:hanging="480"/>
       </w:pPr>
     </w:lvl>
     <w:lvl w:ilvl="5">
@@ -6694,7 +6637,7 @@
       <w:lvlText w:val="%6."/>
       <w:lvlJc w:val="left"/>
       <w:pPr>
-        <w:ind w:left="4320" w:hanging="360"/>
+        <w:ind w:left="4320" w:hanging="480"/>
       </w:pPr>
     </w:lvl>
     <w:lvl w:ilvl="6">
@@ -6703,7 +6646,7 @@
       <w:lvlText w:val="%7."/>
       <w:lvlJc w:val="left"/>
       <w:pPr>
-        <w:ind w:left="5040" w:hanging="360"/>
+        <w:ind w:left="5040" w:hanging="480"/>
       </w:pPr>
     </w:lvl>
     <w:lvl w:ilvl="7">
@@ -6712,7 +6655,7 @@
       <w:lvlText w:val="%8."/>
       <w:lvlJc w:val="left"/>
       <w:pPr>
-        <w:ind w:left="5760" w:hanging="360"/>
+        <w:ind w:left="5760" w:hanging="480"/>
       </w:pPr>
     </w:lvl>
     <w:lvl w:ilvl="8">
@@ -6721,12 +6664,12 @@
       <w:lvlText w:val="%9."/>
       <w:lvlJc w:val="left"/>
       <w:pPr>
-        <w:ind w:left="6480" w:hanging="360"/>
+        <w:ind w:left="6480" w:hanging="480"/>
       </w:pPr>
     </w:lvl>
   </w:abstractNum>
   <w:abstractNum w:abstractNumId="99411">
-    <w:nsid w:val="00A99411"/>
+    <w:nsid w:val="A99411"/>
     <w:multiLevelType w:val="multilevel"/>
     <w:lvl w:ilvl="0">
       <w:start w:val="1"/>
@@ -6734,7 +6677,7 @@
       <w:lvlText w:val="%1."/>
       <w:lvlJc w:val="left"/>
       <w:pPr>
-        <w:ind w:left="720" w:hanging="360"/>
+        <w:ind w:left="720" w:hanging="480"/>
       </w:pPr>
     </w:lvl>
     <w:lvl w:ilvl="1">
@@ -6743,7 +6686,7 @@
       <w:lvlText w:val="%2."/>
       <w:lvlJc w:val="left"/>
       <w:pPr>
-        <w:ind w:left="1440" w:hanging="360"/>
+        <w:ind w:left="1440" w:hanging="480"/>
       </w:pPr>
     </w:lvl>
     <w:lvl w:ilvl="2">
@@ -6752,7 +6695,7 @@
       <w:lvlText w:val="%3."/>
       <w:lvlJc w:val="left"/>
       <w:pPr>
-        <w:ind w:left="2160" w:hanging="360"/>
+        <w:ind w:left="2160" w:hanging="480"/>
       </w:pPr>
     </w:lvl>
     <w:lvl w:ilvl="3">
@@ -6761,7 +6704,7 @@
       <w:lvlText w:val="%4."/>
       <w:lvlJc w:val="left"/>
       <w:pPr>
-        <w:ind w:left="2880" w:hanging="360"/>
+        <w:ind w:left="2880" w:hanging="480"/>
       </w:pPr>
     </w:lvl>
     <w:lvl w:ilvl="4">
@@ -6770,7 +6713,7 @@
       <w:lvlText w:val="%5."/>
       <w:lvlJc w:val="left"/>
       <w:pPr>
-        <w:ind w:left="3600" w:hanging="360"/>
+        <w:ind w:left="3600" w:hanging="480"/>
       </w:pPr>
     </w:lvl>
     <w:lvl w:ilvl="5">
@@ -6779,7 +6722,7 @@
       <w:lvlText w:val="%6."/>
       <w:lvlJc w:val="left"/>
       <w:pPr>
-        <w:ind w:left="4320" w:hanging="360"/>
+        <w:ind w:left="4320" w:hanging="480"/>
       </w:pPr>
     </w:lvl>
     <w:lvl w:ilvl="6">
@@ -6788,7 +6731,7 @@
       <w:lvlText w:val="%7."/>
       <w:lvlJc w:val="left"/>
       <w:pPr>
-        <w:ind w:left="5040" w:hanging="360"/>
+        <w:ind w:left="5040" w:hanging="480"/>
       </w:pPr>
     </w:lvl>
     <w:lvl w:ilvl="7">
@@ -6797,7 +6740,7 @@
       <w:lvlText w:val="%8."/>
       <w:lvlJc w:val="left"/>
       <w:pPr>
-        <w:ind w:left="5760" w:hanging="360"/>
+        <w:ind w:left="5760" w:hanging="480"/>
       </w:pPr>
     </w:lvl>
     <w:lvl w:ilvl="8">
@@ -6806,12 +6749,12 @@
       <w:lvlText w:val="%9."/>
       <w:lvlJc w:val="left"/>
       <w:pPr>
-        <w:ind w:left="6480" w:hanging="360"/>
+        <w:ind w:left="6480" w:hanging="480"/>
       </w:pPr>
     </w:lvl>
   </w:abstractNum>
   <w:abstractNum w:abstractNumId="994129">
-    <w:nsid w:val="0A994129"/>
+    <w:nsid w:val="A994129"/>
     <w:multiLevelType w:val="multilevel"/>
     <w:lvl w:ilvl="0">
       <w:start w:val="29"/>
@@ -6819,7 +6762,7 @@
       <w:lvlText w:val="%1."/>
       <w:lvlJc w:val="left"/>
       <w:pPr>
-        <w:ind w:left="720" w:hanging="360"/>
+        <w:ind w:left="720" w:hanging="480"/>
       </w:pPr>
     </w:lvl>
     <w:lvl w:ilvl="1">
@@ -6828,7 +6771,7 @@
       <w:lvlText w:val="%2."/>
       <w:lvlJc w:val="left"/>
       <w:pPr>
-        <w:ind w:left="1440" w:hanging="360"/>
+        <w:ind w:left="1440" w:hanging="480"/>
       </w:pPr>
     </w:lvl>
     <w:lvl w:ilvl="2">
@@ -6837,7 +6780,7 @@
       <w:lvlText w:val="%3."/>
       <w:lvlJc w:val="left"/>
       <w:pPr>
-        <w:ind w:left="2160" w:hanging="360"/>
+        <w:ind w:left="2160" w:hanging="480"/>
       </w:pPr>
     </w:lvl>
     <w:lvl w:ilvl="3">
@@ -6846,7 +6789,7 @@
       <w:lvlText w:val="%4."/>
       <w:lvlJc w:val="left"/>
       <w:pPr>
-        <w:ind w:left="2880" w:hanging="360"/>
+        <w:ind w:left="2880" w:hanging="480"/>
       </w:pPr>
     </w:lvl>
     <w:lvl w:ilvl="4">
@@ -6855,7 +6798,7 @@
       <w:lvlText w:val="%5."/>
       <w:lvlJc w:val="left"/>
       <w:pPr>
-        <w:ind w:left="3600" w:hanging="360"/>
+        <w:ind w:left="3600" w:hanging="480"/>
       </w:pPr>
     </w:lvl>
     <w:lvl w:ilvl="5">
@@ -6864,7 +6807,7 @@
       <w:lvlText w:val="%6."/>
       <w:lvlJc w:val="left"/>
       <w:pPr>
-        <w:ind w:left="4320" w:hanging="360"/>
+        <w:ind w:left="4320" w:hanging="480"/>
       </w:pPr>
     </w:lvl>
     <w:lvl w:ilvl="6">
@@ -6873,7 +6816,7 @@
       <w:lvlText w:val="%7."/>
       <w:lvlJc w:val="left"/>
       <w:pPr>
-        <w:ind w:left="5040" w:hanging="360"/>
+        <w:ind w:left="5040" w:hanging="480"/>
       </w:pPr>
     </w:lvl>
     <w:lvl w:ilvl="7">
@@ -6882,7 +6825,7 @@
       <w:lvlText w:val="%8."/>
       <w:lvlJc w:val="left"/>
       <w:pPr>
-        <w:ind w:left="5760" w:hanging="360"/>
+        <w:ind w:left="5760" w:hanging="480"/>
       </w:pPr>
     </w:lvl>
     <w:lvl w:ilvl="8">
@@ -6891,7 +6834,7 @@
       <w:lvlText w:val="%9."/>
       <w:lvlJc w:val="left"/>
       <w:pPr>
-        <w:ind w:left="6480" w:hanging="360"/>
+        <w:ind w:left="6480" w:hanging="480"/>
       </w:pPr>
     </w:lvl>
   </w:abstractNum>
@@ -7167,10 +7110,10 @@
   <w:docDefaults>
     <w:rPrDefault>
       <w:rPr>
-        <w:rFonts w:asciiTheme="minorHAnsi" w:cstheme="minorBidi" w:eastAsiaTheme="minorEastAsia" w:hAnsiTheme="minorHAnsi"/>
+        <w:rFonts w:asciiTheme="minorHAnsi" w:cstheme="minorBidi" w:eastAsiaTheme="minorHAnsi" w:hAnsiTheme="minorHAnsi"/>
         <w:sz w:val="24"/>
         <w:szCs w:val="24"/>
-        <w:lang w:bidi="ar-SA" w:eastAsia="zh-CN" w:val="en-US"/>
+        <w:lang w:bidi="ar-SA" w:eastAsia="en-US" w:val="en-US"/>
       </w:rPr>
     </w:rPrDefault>
     <w:pPrDefault>
@@ -7188,10 +7131,10 @@
     <w:name w:val="Body Text"/>
     <w:basedOn w:val="Normal"/>
     <w:link w:val="BodyTextChar"/>
-    <w:qFormat/>
     <w:pPr>
       <w:spacing w:after="180" w:before="180"/>
     </w:pPr>
+    <w:qFormat/>
   </w:style>
   <w:style w:customStyle="1" w:styleId="FirstParagraph" w:type="paragraph">
     <w:name w:val="First Paragraph"/>
@@ -7211,94 +7154,57 @@
     <w:name w:val="Title"/>
     <w:basedOn w:val="Normal"/>
     <w:next w:val="BodyText"/>
-    <w:link w:val="TitleChar"/>
-    <w:uiPriority w:val="10"/>
     <w:qFormat/>
-    <w:rsid w:val="00A10FD9"/>
     <w:pPr>
-      <w:spacing w:after="80" w:line="240" w:lineRule="auto"/>
-      <w:contextualSpacing/>
+      <w:keepNext/>
+      <w:keepLines/>
+      <w:spacing w:after="240" w:before="480"/>
       <w:jc w:val="center"/>
     </w:pPr>
     <w:rPr>
       <w:rFonts w:asciiTheme="majorHAnsi" w:cstheme="majorBidi" w:eastAsiaTheme="majorEastAsia" w:hAnsiTheme="majorHAnsi"/>
-      <w:sz w:val="56"/>
-      <w:szCs w:val="56"/>
-    </w:rPr>
-  </w:style>
-  <w:style w:customStyle="1" w:styleId="TitleChar" w:type="character">
-    <w:name w:val="Title Char"/>
-    <w:basedOn w:val="DefaultParagraphFont"/>
-    <w:link w:val="Title"/>
-    <w:uiPriority w:val="10"/>
-    <w:rsid w:val="00A10FD9"/>
-    <w:rPr>
-      <w:rFonts w:asciiTheme="majorHAnsi" w:cstheme="majorBidi" w:eastAsiaTheme="majorEastAsia" w:hAnsiTheme="majorHAnsi"/>
-      <w:sz w:val="56"/>
-      <w:szCs w:val="56"/>
+      <w:b/>
+      <w:bCs/>
+      <w:color w:themeColor="accent1" w:themeShade="B5" w:val="345A8A"/>
+      <w:sz w:val="36"/>
+      <w:szCs w:val="36"/>
     </w:rPr>
   </w:style>
   <w:style w:styleId="Subtitle" w:type="paragraph">
     <w:name w:val="Subtitle"/>
     <w:basedOn w:val="Title"/>
     <w:next w:val="BodyText"/>
-    <w:link w:val="SubtitleChar"/>
-    <w:uiPriority w:val="11"/>
     <w:qFormat/>
-    <w:rsid w:val="00A10FD9"/>
     <w:pPr>
-      <w:numPr>
-        <w:ilvl w:val="1"/>
-      </w:numPr>
+      <w:keepNext/>
+      <w:keepLines/>
+      <w:spacing w:after="240" w:before="240"/>
+      <w:jc w:val="center"/>
     </w:pPr>
     <w:rPr>
-      <w:rFonts w:cstheme="majorBidi" w:eastAsiaTheme="majorEastAsia"/>
-      <w:spacing w:val="15"/>
-      <w:sz w:val="28"/>
-      <w:szCs w:val="28"/>
-    </w:rPr>
-  </w:style>
-  <w:style w:customStyle="1" w:styleId="SubtitleChar" w:type="character">
-    <w:name w:val="Subtitle Char"/>
-    <w:basedOn w:val="DefaultParagraphFont"/>
-    <w:link w:val="Subtitle"/>
-    <w:uiPriority w:val="11"/>
-    <w:rsid w:val="00A10FD9"/>
-    <w:rPr>
-      <w:rFonts w:cstheme="majorBidi" w:eastAsiaTheme="majorEastAsia"/>
-      <w:color w:themeColor="text1" w:themeTint="A6" w:val="595959"/>
-      <w:spacing w:val="15"/>
-      <w:sz w:val="28"/>
-      <w:szCs w:val="28"/>
+      <w:sz w:val="30"/>
+      <w:szCs w:val="30"/>
     </w:rPr>
   </w:style>
   <w:style w:customStyle="1" w:styleId="Author" w:type="paragraph">
     <w:name w:val="Author"/>
-    <w:basedOn w:val="Title"/>
     <w:next w:val="BodyText"/>
     <w:qFormat/>
     <w:pPr>
       <w:keepNext/>
       <w:keepLines/>
+      <w:jc w:val="center"/>
     </w:pPr>
-    <w:rPr>
-      <w:sz w:val="24"/>
-      <w:szCs w:val="24"/>
-    </w:rPr>
   </w:style>
   <w:style w:styleId="Date" w:type="paragraph">
     <w:name w:val="Date"/>
-    <w:basedOn w:val="Title"/>
     <w:next w:val="BodyText"/>
     <w:qFormat/>
     <w:pPr>
       <w:keepNext/>
       <w:keepLines/>
+      <w:jc w:val="center"/>
     </w:pPr>
-    <w:rPr>
-      <w:sz w:val="24"/>
-      <w:szCs w:val="24"/>
-    </w:rPr>
   </w:style>
   <w:style w:customStyle="1" w:styleId="AbstractTitle" w:type="paragraph">
     <w:name w:val="Abstract Title"/>
@@ -7308,13 +7214,15 @@
     <w:pPr>
       <w:keepNext/>
       <w:keepLines/>
+      <w:jc w:val="center"/>
       <w:spacing w:after="0" w:before="300"/>
-      <w:jc w:val="center"/>
     </w:pPr>
     <w:rPr>
-      <w:b/>
       <w:sz w:val="20"/>
       <w:szCs w:val="20"/>
+      <w:b/>
+      <w:color w:val="345A8A"/>
+      &gt;
     </w:rPr>
   </w:style>
   <w:style w:customStyle="1" w:styleId="Abstract" w:type="paragraph">
@@ -7341,321 +7249,191 @@
     <w:rPr/>
   </w:style>
   <w:style w:styleId="Heading1" w:type="paragraph">
-    <w:name w:val="heading 1"/>
+    <w:name w:val="Heading 1"/>
     <w:basedOn w:val="Normal"/>
     <w:next w:val="BodyText"/>
-    <w:link w:val="Heading1Char"/>
     <w:uiPriority w:val="9"/>
     <w:qFormat/>
-    <w:rsid w:val="00A10FD9"/>
     <w:pPr>
       <w:keepNext/>
       <w:keepLines/>
-      <w:spacing w:after="80" w:before="360"/>
+      <w:spacing w:after="0" w:before="480"/>
       <w:outlineLvl w:val="0"/>
     </w:pPr>
     <w:rPr>
       <w:rFonts w:asciiTheme="majorHAnsi" w:cstheme="majorBidi" w:eastAsiaTheme="majorEastAsia" w:hAnsiTheme="majorHAnsi"/>
-      <w:color w:themeColor="accent1" w:themeShade="BF" w:val="0F4761"/>
-      <w:sz w:val="40"/>
-      <w:szCs w:val="40"/>
+      <w:b/>
+      <w:bCs/>
+      <w:color w:themeColor="accent1" w:val="4F81BD"/>
+      <w:sz w:val="32"/>
+      <w:szCs w:val="32"/>
     </w:rPr>
   </w:style>
   <w:style w:styleId="Heading2" w:type="paragraph">
-    <w:name w:val="heading 2"/>
+    <w:name w:val="Heading 2"/>
     <w:basedOn w:val="Normal"/>
     <w:next w:val="BodyText"/>
-    <w:link w:val="Heading2Char"/>
     <w:uiPriority w:val="9"/>
-    <w:semiHidden/>
     <w:unhideWhenUsed/>
     <w:qFormat/>
-    <w:rsid w:val="00A10FD9"/>
     <w:pPr>
       <w:keepNext/>
       <w:keepLines/>
-      <w:spacing w:after="80" w:before="160"/>
+      <w:spacing w:after="0" w:before="200"/>
       <w:outlineLvl w:val="1"/>
     </w:pPr>
     <w:rPr>
       <w:rFonts w:asciiTheme="majorHAnsi" w:cstheme="majorBidi" w:eastAsiaTheme="majorEastAsia" w:hAnsiTheme="majorHAnsi"/>
-      <w:color w:themeColor="accent1" w:themeShade="BF" w:val="0F4761"/>
-      <w:sz w:val="32"/>
-      <w:szCs w:val="32"/>
-    </w:rPr>
-  </w:style>
-  <w:style w:styleId="Heading3" w:type="paragraph">
-    <w:name w:val="heading 3"/>
-    <w:basedOn w:val="Normal"/>
-    <w:next w:val="BodyText"/>
-    <w:link w:val="Heading3Char"/>
-    <w:uiPriority w:val="9"/>
-    <w:semiHidden/>
-    <w:unhideWhenUsed/>
-    <w:qFormat/>
-    <w:rsid w:val="00A10FD9"/>
-    <w:pPr>
-      <w:keepNext/>
-      <w:keepLines/>
-      <w:spacing w:after="80" w:before="160"/>
-      <w:outlineLvl w:val="2"/>
-    </w:pPr>
-    <w:rPr>
-      <w:rFonts w:cstheme="majorBidi" w:eastAsiaTheme="majorEastAsia"/>
-      <w:color w:themeColor="accent1" w:themeShade="BF" w:val="0F4761"/>
+      <w:b/>
+      <w:bCs/>
+      <w:color w:themeColor="accent1" w:val="4F81BD"/>
       <w:sz w:val="28"/>
       <w:szCs w:val="28"/>
     </w:rPr>
   </w:style>
-  <w:style w:styleId="Heading4" w:type="paragraph">
-    <w:name w:val="heading 4"/>
+  <w:style w:styleId="Heading3" w:type="paragraph">
+    <w:name w:val="Heading 3"/>
     <w:basedOn w:val="Normal"/>
     <w:next w:val="BodyText"/>
-    <w:link w:val="Heading4Char"/>
     <w:uiPriority w:val="9"/>
-    <w:semiHidden/>
     <w:unhideWhenUsed/>
     <w:qFormat/>
-    <w:rsid w:val="00A10FD9"/>
     <w:pPr>
       <w:keepNext/>
       <w:keepLines/>
-      <w:spacing w:after="40" w:before="80"/>
+      <w:spacing w:after="0" w:before="200"/>
+      <w:outlineLvl w:val="2"/>
+    </w:pPr>
+    <w:rPr>
+      <w:rFonts w:asciiTheme="majorHAnsi" w:cstheme="majorBidi" w:eastAsiaTheme="majorEastAsia" w:hAnsiTheme="majorHAnsi"/>
+      <w:b/>
+      <w:bCs/>
+      <w:color w:themeColor="accent1" w:val="4F81BD"/>
+      <w:sz w:val="24"/>
+      <w:szCs w:val="24"/>
+    </w:rPr>
+  </w:style>
+  <w:style w:styleId="Heading4" w:type="paragraph">
+    <w:name w:val="Heading 4"/>
+    <w:basedOn w:val="Normal"/>
+    <w:next w:val="BodyText"/>
+    <w:uiPriority w:val="9"/>
+    <w:unhideWhenUsed/>
+    <w:qFormat/>
+    <w:pPr>
+      <w:keepNext/>
+      <w:keepLines/>
+      <w:spacing w:after="0" w:before="200"/>
       <w:outlineLvl w:val="3"/>
     </w:pPr>
     <w:rPr>
-      <w:rFonts w:cstheme="majorBidi" w:eastAsiaTheme="majorEastAsia"/>
+      <w:rFonts w:asciiTheme="majorHAnsi" w:cstheme="majorBidi" w:eastAsiaTheme="majorEastAsia" w:hAnsiTheme="majorHAnsi"/>
       <w:i/>
-      <w:iCs/>
-      <w:color w:themeColor="accent1" w:themeShade="BF" w:val="0F4761"/>
+      <w:bCs/>
+      <w:color w:themeColor="accent1" w:val="4F81BD"/>
+      <w:sz w:val="24"/>
+      <w:szCs w:val="24"/>
     </w:rPr>
   </w:style>
   <w:style w:styleId="Heading5" w:type="paragraph">
-    <w:name w:val="heading 5"/>
+    <w:name w:val="Heading 5"/>
     <w:basedOn w:val="Normal"/>
     <w:next w:val="BodyText"/>
-    <w:link w:val="Heading5Char"/>
     <w:uiPriority w:val="9"/>
-    <w:semiHidden/>
     <w:unhideWhenUsed/>
     <w:qFormat/>
-    <w:rsid w:val="00A10FD9"/>
     <w:pPr>
       <w:keepNext/>
       <w:keepLines/>
-      <w:spacing w:after="40" w:before="80"/>
+      <w:spacing w:after="0" w:before="200"/>
       <w:outlineLvl w:val="4"/>
     </w:pPr>
     <w:rPr>
-      <w:rFonts w:cstheme="majorBidi" w:eastAsiaTheme="majorEastAsia"/>
-      <w:color w:themeColor="accent1" w:themeShade="BF" w:val="0F4761"/>
+      <w:rFonts w:asciiTheme="majorHAnsi" w:cstheme="majorBidi" w:eastAsiaTheme="majorEastAsia" w:hAnsiTheme="majorHAnsi"/>
+      <w:iCs/>
+      <w:color w:themeColor="accent1" w:val="4F81BD"/>
+      <w:sz w:val="24"/>
+      <w:szCs w:val="24"/>
     </w:rPr>
   </w:style>
   <w:style w:styleId="Heading6" w:type="paragraph">
-    <w:name w:val="heading 6"/>
+    <w:name w:val="Heading 6"/>
     <w:basedOn w:val="Normal"/>
     <w:next w:val="BodyText"/>
-    <w:link w:val="Heading6Char"/>
     <w:uiPriority w:val="9"/>
-    <w:semiHidden/>
     <w:unhideWhenUsed/>
     <w:qFormat/>
-    <w:rsid w:val="00A10FD9"/>
     <w:pPr>
       <w:keepNext/>
       <w:keepLines/>
-      <w:spacing w:after="0" w:before="40"/>
+      <w:spacing w:after="0" w:before="200"/>
       <w:outlineLvl w:val="5"/>
     </w:pPr>
     <w:rPr>
-      <w:rFonts w:cstheme="majorBidi" w:eastAsiaTheme="majorEastAsia"/>
-      <w:i/>
-      <w:iCs/>
-      <w:color w:themeColor="text1" w:themeTint="A6" w:val="595959"/>
+      <w:rFonts w:asciiTheme="majorHAnsi" w:cstheme="majorBidi" w:eastAsiaTheme="majorEastAsia" w:hAnsiTheme="majorHAnsi"/>
+      <w:color w:themeColor="accent1" w:val="4F81BD"/>
+      <w:sz w:val="24"/>
+      <w:szCs w:val="24"/>
     </w:rPr>
   </w:style>
   <w:style w:styleId="Heading7" w:type="paragraph">
-    <w:name w:val="heading 7"/>
+    <w:name w:val="Heading 7"/>
     <w:basedOn w:val="Normal"/>
     <w:next w:val="BodyText"/>
-    <w:link w:val="Heading7Char"/>
     <w:uiPriority w:val="9"/>
-    <w:semiHidden/>
     <w:unhideWhenUsed/>
     <w:qFormat/>
-    <w:rsid w:val="00A10FD9"/>
     <w:pPr>
       <w:keepNext/>
       <w:keepLines/>
-      <w:spacing w:after="0" w:before="40"/>
+      <w:spacing w:after="0" w:before="200"/>
       <w:outlineLvl w:val="6"/>
     </w:pPr>
     <w:rPr>
-      <w:rFonts w:cstheme="majorBidi" w:eastAsiaTheme="majorEastAsia"/>
-      <w:color w:themeColor="text1" w:themeTint="A6" w:val="595959"/>
+      <w:rFonts w:asciiTheme="majorHAnsi" w:cstheme="majorBidi" w:eastAsiaTheme="majorEastAsia" w:hAnsiTheme="majorHAnsi"/>
+      <w:color w:themeColor="accent1" w:val="4F81BD"/>
+      <w:sz w:val="24"/>
+      <w:szCs w:val="24"/>
     </w:rPr>
   </w:style>
   <w:style w:styleId="Heading8" w:type="paragraph">
-    <w:name w:val="heading 8"/>
+    <w:name w:val="Heading 8"/>
     <w:basedOn w:val="Normal"/>
     <w:next w:val="BodyText"/>
-    <w:link w:val="Heading8Char"/>
     <w:uiPriority w:val="9"/>
-    <w:semiHidden/>
     <w:unhideWhenUsed/>
     <w:qFormat/>
-    <w:rsid w:val="00A10FD9"/>
     <w:pPr>
       <w:keepNext/>
       <w:keepLines/>
-      <w:spacing w:after="0"/>
+      <w:spacing w:after="0" w:before="200"/>
       <w:outlineLvl w:val="7"/>
     </w:pPr>
     <w:rPr>
-      <w:rFonts w:cstheme="majorBidi" w:eastAsiaTheme="majorEastAsia"/>
-      <w:i/>
-      <w:iCs/>
-      <w:color w:themeColor="text1" w:themeTint="D8" w:val="272727"/>
+      <w:rFonts w:asciiTheme="majorHAnsi" w:cstheme="majorBidi" w:eastAsiaTheme="majorEastAsia" w:hAnsiTheme="majorHAnsi"/>
+      <w:color w:themeColor="accent1" w:val="4F81BD"/>
+      <w:sz w:val="24"/>
+      <w:szCs w:val="24"/>
     </w:rPr>
   </w:style>
   <w:style w:styleId="Heading9" w:type="paragraph">
-    <w:name w:val="heading 9"/>
+    <w:name w:val="Heading 9"/>
     <w:basedOn w:val="Normal"/>
     <w:next w:val="BodyText"/>
-    <w:link w:val="Heading9Char"/>
     <w:uiPriority w:val="9"/>
-    <w:semiHidden/>
     <w:unhideWhenUsed/>
     <w:qFormat/>
-    <w:rsid w:val="00A10FD9"/>
     <w:pPr>
       <w:keepNext/>
       <w:keepLines/>
-      <w:spacing w:after="0"/>
+      <w:spacing w:after="0" w:before="200"/>
       <w:outlineLvl w:val="8"/>
     </w:pPr>
     <w:rPr>
-      <w:rFonts w:cstheme="majorBidi" w:eastAsiaTheme="majorEastAsia"/>
-      <w:color w:themeColor="text1" w:themeTint="D8" w:val="272727"/>
-    </w:rPr>
-  </w:style>
-  <w:style w:customStyle="1" w:styleId="Heading1Char" w:type="character">
-    <w:name w:val="Heading 1 Char"/>
-    <w:basedOn w:val="DefaultParagraphFont"/>
-    <w:link w:val="Heading1"/>
-    <w:uiPriority w:val="9"/>
-    <w:rsid w:val="00A10FD9"/>
-    <w:rPr>
       <w:rFonts w:asciiTheme="majorHAnsi" w:cstheme="majorBidi" w:eastAsiaTheme="majorEastAsia" w:hAnsiTheme="majorHAnsi"/>
-      <w:color w:themeColor="accent1" w:themeShade="BF" w:val="0F4761"/>
-      <w:sz w:val="40"/>
-      <w:szCs w:val="40"/>
-    </w:rPr>
-  </w:style>
-  <w:style w:customStyle="1" w:styleId="Heading2Char" w:type="character">
-    <w:name w:val="Heading 2 Char"/>
-    <w:basedOn w:val="DefaultParagraphFont"/>
-    <w:link w:val="Heading2"/>
-    <w:uiPriority w:val="9"/>
-    <w:semiHidden/>
-    <w:rsid w:val="00A10FD9"/>
-    <w:rPr>
-      <w:rFonts w:asciiTheme="majorHAnsi" w:cstheme="majorBidi" w:eastAsiaTheme="majorEastAsia" w:hAnsiTheme="majorHAnsi"/>
-      <w:color w:themeColor="accent1" w:themeShade="BF" w:val="0F4761"/>
-      <w:sz w:val="32"/>
-      <w:szCs w:val="32"/>
-    </w:rPr>
-  </w:style>
-  <w:style w:customStyle="1" w:styleId="Heading3Char" w:type="character">
-    <w:name w:val="Heading 3 Char"/>
-    <w:basedOn w:val="DefaultParagraphFont"/>
-    <w:link w:val="Heading3"/>
-    <w:uiPriority w:val="9"/>
-    <w:semiHidden/>
-    <w:rsid w:val="00A10FD9"/>
-    <w:rPr>
-      <w:rFonts w:cstheme="majorBidi" w:eastAsiaTheme="majorEastAsia"/>
-      <w:color w:themeColor="accent1" w:themeShade="BF" w:val="0F4761"/>
-      <w:sz w:val="28"/>
-      <w:szCs w:val="28"/>
-    </w:rPr>
-  </w:style>
-  <w:style w:customStyle="1" w:styleId="Heading4Char" w:type="character">
-    <w:name w:val="Heading 4 Char"/>
-    <w:basedOn w:val="DefaultParagraphFont"/>
-    <w:link w:val="Heading4"/>
-    <w:uiPriority w:val="9"/>
-    <w:semiHidden/>
-    <w:rsid w:val="00A10FD9"/>
-    <w:rPr>
-      <w:rFonts w:cstheme="majorBidi" w:eastAsiaTheme="majorEastAsia"/>
-      <w:i/>
-      <w:iCs/>
-      <w:color w:themeColor="accent1" w:themeShade="BF" w:val="0F4761"/>
-    </w:rPr>
-  </w:style>
-  <w:style w:customStyle="1" w:styleId="Heading5Char" w:type="character">
-    <w:name w:val="Heading 5 Char"/>
-    <w:basedOn w:val="DefaultParagraphFont"/>
-    <w:link w:val="Heading5"/>
-    <w:uiPriority w:val="9"/>
-    <w:semiHidden/>
-    <w:rsid w:val="00A10FD9"/>
-    <w:rPr>
-      <w:rFonts w:cstheme="majorBidi" w:eastAsiaTheme="majorEastAsia"/>
-      <w:color w:themeColor="accent1" w:themeShade="BF" w:val="0F4761"/>
-    </w:rPr>
-  </w:style>
-  <w:style w:customStyle="1" w:styleId="Heading6Char" w:type="character">
-    <w:name w:val="Heading 6 Char"/>
-    <w:basedOn w:val="DefaultParagraphFont"/>
-    <w:link w:val="Heading6"/>
-    <w:uiPriority w:val="9"/>
-    <w:semiHidden/>
-    <w:rsid w:val="00A10FD9"/>
-    <w:rPr>
-      <w:rFonts w:cstheme="majorBidi" w:eastAsiaTheme="majorEastAsia"/>
-      <w:i/>
-      <w:iCs/>
-      <w:color w:themeColor="text1" w:themeTint="A6" w:val="595959"/>
-    </w:rPr>
-  </w:style>
-  <w:style w:customStyle="1" w:styleId="Heading7Char" w:type="character">
-    <w:name w:val="Heading 7 Char"/>
-    <w:basedOn w:val="DefaultParagraphFont"/>
-    <w:link w:val="Heading7"/>
-    <w:uiPriority w:val="9"/>
-    <w:semiHidden/>
-    <w:rsid w:val="00A10FD9"/>
-    <w:rPr>
-      <w:rFonts w:cstheme="majorBidi" w:eastAsiaTheme="majorEastAsia"/>
-      <w:color w:themeColor="text1" w:themeTint="A6" w:val="595959"/>
-    </w:rPr>
-  </w:style>
-  <w:style w:customStyle="1" w:styleId="Heading8Char" w:type="character">
-    <w:name w:val="Heading 8 Char"/>
-    <w:basedOn w:val="DefaultParagraphFont"/>
-    <w:link w:val="Heading8"/>
-    <w:uiPriority w:val="9"/>
-    <w:semiHidden/>
-    <w:rsid w:val="00A10FD9"/>
-    <w:rPr>
-      <w:rFonts w:cstheme="majorBidi" w:eastAsiaTheme="majorEastAsia"/>
-      <w:i/>
-      <w:iCs/>
-      <w:color w:themeColor="text1" w:themeTint="D8" w:val="272727"/>
-    </w:rPr>
-  </w:style>
-  <w:style w:customStyle="1" w:styleId="Heading9Char" w:type="character">
-    <w:name w:val="Heading 9 Char"/>
-    <w:basedOn w:val="DefaultParagraphFont"/>
-    <w:link w:val="Heading9"/>
-    <w:uiPriority w:val="9"/>
-    <w:semiHidden/>
-    <w:rsid w:val="00A10FD9"/>
-    <w:rPr>
-      <w:rFonts w:cstheme="majorBidi" w:eastAsiaTheme="majorEastAsia"/>
-      <w:color w:themeColor="text1" w:themeTint="D8" w:val="272727"/>
+      <w:color w:themeColor="accent1" w:val="4F81BD"/>
+      <w:sz w:val="24"/>
+      <w:szCs w:val="24"/>
     </w:rPr>
   </w:style>
   <w:style w:styleId="BlockText" w:type="paragraph">
@@ -7678,18 +7456,6 @@
     <w:unhideWhenUsed/>
     <w:qFormat/>
   </w:style>
-  <w:style w:styleId="FootnoteBlockText" w:type="paragraph">
-    <w:name w:val="Footnote Block Text"/>
-    <w:basedOn w:val="FootnoteText"/>
-    <w:next w:val="FootnoteText"/>
-    <w:uiPriority w:val="9"/>
-    <w:unhideWhenUsed/>
-    <w:qFormat/>
-    <w:pPr>
-      <w:spacing w:after="100" w:before="100"/>
-      <w:ind w:firstLine="0" w:left="480" w:right="480"/>
-    </w:pPr>
-  </w:style>
   <w:style w:default="1" w:styleId="DefaultParagraphFont" w:type="character">
     <w:name w:val="Default Paragraph Font"/>
     <w:semiHidden/>
@@ -7711,11 +7477,18 @@
       </w:tblCellMar>
     </w:tblPr>
     <w:tblStylePr w:type="firstRow">
+      <w:tblPr>
+        <w:jc w:val="left"/>
+        <w:tblInd w:type="dxa" w:w="0"/>
+      </w:tblPr>
+      <w:trPr>
+        <w:jc w:val="left"/>
+      </w:trPr>
       <w:tcPr>
+        <w:vAlign w:val="bottom"/>
         <w:tcBorders>
           <w:bottom w:val="single"/>
         </w:tcBorders>
-        <w:vAlign w:val="bottom"/>
       </w:tcPr>
     </w:tblStylePr>
   </w:style>
@@ -7830,8 +7603,8 @@
     <w:name w:val="KeywordTok"/>
     <w:basedOn w:val="VerbatimChar"/>
     <w:rPr>
+      <w:color w:val="007020"/>
       <w:b/>
-      <w:color w:val="007020"/>
     </w:rPr>
   </w:style>
   <w:style w:type="character" w:customStyle="1" w:styleId="DataTypeTok">
@@ -7908,42 +7681,42 @@
     <w:name w:val="ImportTok"/>
     <w:basedOn w:val="VerbatimChar"/>
     <w:rPr>
+      <w:color w:val="008000"/>
       <w:b/>
-      <w:color w:val="008000"/>
     </w:rPr>
   </w:style>
   <w:style w:type="character" w:customStyle="1" w:styleId="CommentTok">
     <w:name w:val="CommentTok"/>
     <w:basedOn w:val="VerbatimChar"/>
     <w:rPr>
+      <w:color w:val="60a0b0"/>
       <w:i/>
-      <w:color w:val="60a0b0"/>
     </w:rPr>
   </w:style>
   <w:style w:type="character" w:customStyle="1" w:styleId="DocumentationTok">
     <w:name w:val="DocumentationTok"/>
     <w:basedOn w:val="VerbatimChar"/>
     <w:rPr>
+      <w:color w:val="ba2121"/>
       <w:i/>
-      <w:color w:val="ba2121"/>
     </w:rPr>
   </w:style>
   <w:style w:type="character" w:customStyle="1" w:styleId="AnnotationTok">
     <w:name w:val="AnnotationTok"/>
     <w:basedOn w:val="VerbatimChar"/>
     <w:rPr>
+      <w:color w:val="60a0b0"/>
       <w:b/>
       <w:i/>
-      <w:color w:val="60a0b0"/>
     </w:rPr>
   </w:style>
   <w:style w:type="character" w:customStyle="1" w:styleId="CommentVarTok">
     <w:name w:val="CommentVarTok"/>
     <w:basedOn w:val="VerbatimChar"/>
     <w:rPr>
+      <w:color w:val="60a0b0"/>
       <w:b/>
       <w:i/>
-      <w:color w:val="60a0b0"/>
     </w:rPr>
   </w:style>
   <w:style w:type="character" w:customStyle="1" w:styleId="OtherTok">
@@ -7971,8 +7744,8 @@
     <w:name w:val="ControlFlowTok"/>
     <w:basedOn w:val="VerbatimChar"/>
     <w:rPr>
+      <w:color w:val="007020"/>
       <w:b/>
-      <w:color w:val="007020"/>
     </w:rPr>
   </w:style>
   <w:style w:type="character" w:customStyle="1" w:styleId="OperatorTok">
@@ -8017,34 +7790,34 @@
     <w:name w:val="InformationTok"/>
     <w:basedOn w:val="VerbatimChar"/>
     <w:rPr>
+      <w:color w:val="60a0b0"/>
       <w:b/>
       <w:i/>
-      <w:color w:val="60a0b0"/>
     </w:rPr>
   </w:style>
   <w:style w:type="character" w:customStyle="1" w:styleId="WarningTok">
     <w:name w:val="WarningTok"/>
     <w:basedOn w:val="VerbatimChar"/>
     <w:rPr>
+      <w:color w:val="60a0b0"/>
       <w:b/>
       <w:i/>
-      <w:color w:val="60a0b0"/>
     </w:rPr>
   </w:style>
   <w:style w:type="character" w:customStyle="1" w:styleId="AlertTok">
     <w:name w:val="AlertTok"/>
     <w:basedOn w:val="VerbatimChar"/>
     <w:rPr>
+      <w:color w:val="ff0000"/>
       <w:b/>
-      <w:color w:val="ff0000"/>
     </w:rPr>
   </w:style>
   <w:style w:type="character" w:customStyle="1" w:styleId="ErrorTok">
     <w:name w:val="ErrorTok"/>
     <w:basedOn w:val="VerbatimChar"/>
     <w:rPr>
+      <w:color w:val="ff0000"/>
       <w:b/>
-      <w:color w:val="ff0000"/>
     </w:rPr>
   </w:style>
   <w:style w:type="character" w:customStyle="1" w:styleId="NormalTok">
@@ -8066,44 +7839,44 @@
         <a:sysClr val="window" lastClr="FFFFFF"/>
       </a:lt1>
       <a:dk2>
-        <a:srgbClr val="0E2841"/>
+        <a:srgbClr val="1F497D"/>
       </a:dk2>
       <a:lt2>
-        <a:srgbClr val="E8E8E8"/>
+        <a:srgbClr val="EEECE1"/>
       </a:lt2>
       <a:accent1>
-        <a:srgbClr val="156082"/>
+        <a:srgbClr val="4F81BD"/>
       </a:accent1>
       <a:accent2>
-        <a:srgbClr val="E97132"/>
+        <a:srgbClr val="C0504D"/>
       </a:accent2>
       <a:accent3>
-        <a:srgbClr val="196B24"/>
+        <a:srgbClr val="9BBB59"/>
       </a:accent3>
       <a:accent4>
-        <a:srgbClr val="0F9ED5"/>
+        <a:srgbClr val="8064A2"/>
       </a:accent4>
       <a:accent5>
-        <a:srgbClr val="A02B93"/>
+        <a:srgbClr val="4BACC6"/>
       </a:accent5>
       <a:accent6>
-        <a:srgbClr val="4EA72E"/>
+        <a:srgbClr val="F79646"/>
       </a:accent6>
       <a:hlink>
-        <a:srgbClr val="467886"/>
+        <a:srgbClr val="0000FF"/>
       </a:hlink>
       <a:folHlink>
-        <a:srgbClr val="96607D"/>
+        <a:srgbClr val="800080"/>
       </a:folHlink>
     </a:clrScheme>
     <a:fontScheme name="Office">
       <a:majorFont>
-        <a:latin typeface="Aptos Display" panose="02110004020202020204"/>
+        <a:latin typeface="Calibri"/>
         <a:ea typeface=""/>
         <a:cs typeface=""/>
-        <a:font script="Jpan" typeface="游ゴシック Light"/>
+        <a:font script="Jpan" typeface="ＭＳ ゴシック"/>
         <a:font script="Hang" typeface="맑은 고딕"/>
-        <a:font script="Hans" typeface="等线 Light"/>
+        <a:font script="Hans" typeface="宋体"/>
         <a:font script="Hant" typeface="新細明體"/>
         <a:font script="Arab" typeface="Times New Roman"/>
         <a:font script="Hebr" typeface="Times New Roman"/>
@@ -8130,32 +7903,14 @@
         <a:font script="Mong" typeface="Mongolian Baiti"/>
         <a:font script="Viet" typeface="Times New Roman"/>
         <a:font script="Uigh" typeface="Microsoft Uighur"/>
-        <a:font script="Geor" typeface="Sylfaen"/>
-        <a:font script="Armn" typeface="Arial"/>
-        <a:font script="Bugi" typeface="Leelawadee UI"/>
-        <a:font script="Bopo" typeface="Microsoft JhengHei"/>
-        <a:font script="Java" typeface="Javanese Text"/>
-        <a:font script="Lisu" typeface="Segoe UI"/>
-        <a:font script="Mymr" typeface="Myanmar Text"/>
-        <a:font script="Nkoo" typeface="Ebrima"/>
-        <a:font script="Olck" typeface="Nirmala UI"/>
-        <a:font script="Osma" typeface="Ebrima"/>
-        <a:font script="Phag" typeface="Phagspa"/>
-        <a:font script="Syrn" typeface="Estrangelo Edessa"/>
-        <a:font script="Syrj" typeface="Estrangelo Edessa"/>
-        <a:font script="Syre" typeface="Estrangelo Edessa"/>
-        <a:font script="Sora" typeface="Nirmala UI"/>
-        <a:font script="Tale" typeface="Microsoft Tai Le"/>
-        <a:font script="Talu" typeface="Microsoft New Tai Lue"/>
-        <a:font script="Tfng" typeface="Ebrima"/>
       </a:majorFont>
       <a:minorFont>
-        <a:latin typeface="Aptos" panose="02110004020202020204"/>
+        <a:latin typeface="Cambria"/>
         <a:ea typeface=""/>
         <a:cs typeface=""/>
-        <a:font script="Jpan" typeface="游明朝"/>
+        <a:font script="Jpan" typeface="ＭＳ 明朝"/>
         <a:font script="Hang" typeface="맑은 고딕"/>
-        <a:font script="Hans" typeface="等线"/>
+        <a:font script="Hans" typeface="宋体"/>
         <a:font script="Hant" typeface="新細明體"/>
         <a:font script="Arab" typeface="Arial"/>
         <a:font script="Hebr" typeface="Arial"/>
@@ -8182,24 +7937,6 @@
         <a:font script="Mong" typeface="Mongolian Baiti"/>
         <a:font script="Viet" typeface="Arial"/>
         <a:font script="Uigh" typeface="Microsoft Uighur"/>
-        <a:font script="Geor" typeface="Sylfaen"/>
-        <a:font script="Armn" typeface="Arial"/>
-        <a:font script="Bugi" typeface="Leelawadee UI"/>
-        <a:font script="Bopo" typeface="Microsoft JhengHei"/>
-        <a:font script="Java" typeface="Javanese Text"/>
-        <a:font script="Lisu" typeface="Segoe UI"/>
-        <a:font script="Mymr" typeface="Myanmar Text"/>
-        <a:font script="Nkoo" typeface="Ebrima"/>
-        <a:font script="Olck" typeface="Nirmala UI"/>
-        <a:font script="Osma" typeface="Ebrima"/>
-        <a:font script="Phag" typeface="Phagspa"/>
-        <a:font script="Syrn" typeface="Estrangelo Edessa"/>
-        <a:font script="Syrj" typeface="Estrangelo Edessa"/>
-        <a:font script="Syre" typeface="Estrangelo Edessa"/>
-        <a:font script="Sora" typeface="Nirmala UI"/>
-        <a:font script="Tale" typeface="Microsoft Tai Le"/>
-        <a:font script="Talu" typeface="Microsoft New Tai Lue"/>
-        <a:font script="Tfng" typeface="Ebrima"/>
       </a:minorFont>
     </a:fontScheme>
     <a:fmtScheme name="Office">
@@ -8211,141 +7948,200 @@
           <a:gsLst>
             <a:gs pos="0">
               <a:schemeClr val="phClr">
-                <a:lumMod val="110000"/>
-                <a:satMod val="105000"/>
-                <a:tint val="67000"/>
+                <a:tint val="50000"/>
+                <a:satMod val="300000"/>
               </a:schemeClr>
             </a:gs>
-            <a:gs pos="50000">
+            <a:gs pos="35000">
               <a:schemeClr val="phClr">
-                <a:lumMod val="105000"/>
-                <a:satMod val="103000"/>
-                <a:tint val="73000"/>
+                <a:tint val="37000"/>
+                <a:satMod val="300000"/>
               </a:schemeClr>
             </a:gs>
             <a:gs pos="100000">
               <a:schemeClr val="phClr">
-                <a:lumMod val="105000"/>
-                <a:satMod val="109000"/>
-                <a:tint val="81000"/>
+                <a:tint val="15000"/>
+                <a:satMod val="350000"/>
               </a:schemeClr>
             </a:gs>
           </a:gsLst>
-          <a:lin ang="5400000" scaled="0"/>
+          <a:lin ang="16200000" scaled="1"/>
         </a:gradFill>
         <a:gradFill rotWithShape="1">
           <a:gsLst>
             <a:gs pos="0">
               <a:schemeClr val="phClr">
-                <a:satMod val="103000"/>
-                <a:lumMod val="102000"/>
-                <a:tint val="94000"/>
-              </a:schemeClr>
-            </a:gs>
-            <a:gs pos="50000">
-              <a:schemeClr val="phClr">
-                <a:satMod val="110000"/>
-                <a:lumMod val="100000"/>
+                <a:tint val="100000"/>
                 <a:shade val="100000"/>
+                <a:satMod val="130000"/>
               </a:schemeClr>
             </a:gs>
             <a:gs pos="100000">
               <a:schemeClr val="phClr">
-                <a:lumMod val="99000"/>
-                <a:satMod val="120000"/>
-                <a:shade val="78000"/>
+                <a:tint val="50000"/>
+                <a:shade val="100000"/>
+                <a:satMod val="350000"/>
               </a:schemeClr>
             </a:gs>
           </a:gsLst>
-          <a:lin ang="5400000" scaled="0"/>
+          <a:lin ang="16200000" scaled="0"/>
         </a:gradFill>
       </a:fillStyleLst>
       <a:lnStyleLst>
-        <a:ln w="6350" cap="flat" cmpd="sng" algn="ctr">
+        <a:ln w="9525" cap="flat" cmpd="sng" algn="ctr">
+          <a:solidFill>
+            <a:schemeClr val="phClr">
+              <a:shade val="95000"/>
+              <a:satMod val="105000"/>
+            </a:schemeClr>
+          </a:solidFill>
+          <a:prstDash val="solid"/>
+        </a:ln>
+        <a:ln w="25400" cap="flat" cmpd="sng" algn="ctr">
           <a:solidFill>
             <a:schemeClr val="phClr"/>
           </a:solidFill>
           <a:prstDash val="solid"/>
-          <a:miter lim="800000"/>
         </a:ln>
-        <a:ln w="12700" cap="flat" cmpd="sng" algn="ctr">
+        <a:ln w="38100" cap="flat" cmpd="sng" algn="ctr">
           <a:solidFill>
             <a:schemeClr val="phClr"/>
           </a:solidFill>
           <a:prstDash val="solid"/>
-          <a:miter lim="800000"/>
-        </a:ln>
-        <a:ln w="19050" cap="flat" cmpd="sng" algn="ctr">
-          <a:solidFill>
-            <a:schemeClr val="phClr"/>
-          </a:solidFill>
-          <a:prstDash val="solid"/>
-          <a:miter lim="800000"/>
         </a:ln>
       </a:lnStyleLst>
       <a:effectStyleLst>
         <a:effectStyle>
-          <a:effectLst/>
-        </a:effectStyle>
-        <a:effectStyle>
-          <a:effectLst/>
+          <a:effectLst>
+            <a:outerShdw blurRad="40000" dist="20000" dir="5400000" rotWithShape="0">
+              <a:srgbClr val="000000">
+                <a:alpha val="38000"/>
+              </a:srgbClr>
+            </a:outerShdw>
+          </a:effectLst>
         </a:effectStyle>
         <a:effectStyle>
           <a:effectLst>
-            <a:outerShdw blurRad="57150" dist="19050" dir="5400000" algn="ctr" rotWithShape="0">
+            <a:outerShdw blurRad="40000" dist="23000" dir="5400000" rotWithShape="0">
               <a:srgbClr val="000000">
-                <a:alpha val="63000"/>
+                <a:alpha val="35000"/>
               </a:srgbClr>
             </a:outerShdw>
           </a:effectLst>
+        </a:effectStyle>
+        <a:effectStyle>
+          <a:effectLst>
+            <a:outerShdw blurRad="40000" dist="23000" dir="5400000" rotWithShape="0">
+              <a:srgbClr val="000000">
+                <a:alpha val="35000"/>
+              </a:srgbClr>
+            </a:outerShdw>
+          </a:effectLst>
+          <a:scene3d>
+            <a:camera prst="orthographicFront">
+              <a:rot lat="0" lon="0" rev="0"/>
+            </a:camera>
+            <a:lightRig rig="threePt" dir="t">
+              <a:rot lat="0" lon="0" rev="1200000"/>
+            </a:lightRig>
+          </a:scene3d>
+          <a:sp3d>
+            <a:bevelT w="63500" h="25400"/>
+          </a:sp3d>
         </a:effectStyle>
       </a:effectStyleLst>
       <a:bgFillStyleLst>
         <a:solidFill>
           <a:schemeClr val="phClr"/>
         </a:solidFill>
-        <a:solidFill>
-          <a:schemeClr val="phClr">
-            <a:tint val="95000"/>
-            <a:satMod val="170000"/>
-          </a:schemeClr>
-        </a:solidFill>
         <a:gradFill rotWithShape="1">
           <a:gsLst>
             <a:gs pos="0">
               <a:schemeClr val="phClr">
-                <a:tint val="93000"/>
-                <a:satMod val="150000"/>
-                <a:shade val="98000"/>
-                <a:lumMod val="102000"/>
+                <a:tint val="40000"/>
+                <a:satMod val="350000"/>
               </a:schemeClr>
             </a:gs>
-            <a:gs pos="50000">
+            <a:gs pos="40000">
               <a:schemeClr val="phClr">
-                <a:tint val="98000"/>
-                <a:satMod val="130000"/>
-                <a:shade val="90000"/>
-                <a:lumMod val="103000"/>
+                <a:tint val="45000"/>
+                <a:shade val="99000"/>
+                <a:satMod val="350000"/>
               </a:schemeClr>
             </a:gs>
             <a:gs pos="100000">
               <a:schemeClr val="phClr">
-                <a:shade val="63000"/>
-                <a:satMod val="120000"/>
+                <a:shade val="20000"/>
+                <a:satMod val="255000"/>
               </a:schemeClr>
             </a:gs>
           </a:gsLst>
-          <a:lin ang="5400000" scaled="0"/>
+          <a:path path="circle">
+            <a:fillToRect l="50000" t="-80000" r="50000" b="180000"/>
+          </a:path>
+        </a:gradFill>
+        <a:gradFill rotWithShape="1">
+          <a:gsLst>
+            <a:gs pos="0">
+              <a:schemeClr val="phClr">
+                <a:tint val="80000"/>
+                <a:satMod val="300000"/>
+              </a:schemeClr>
+            </a:gs>
+            <a:gs pos="100000">
+              <a:schemeClr val="phClr">
+                <a:shade val="30000"/>
+                <a:satMod val="200000"/>
+              </a:schemeClr>
+            </a:gs>
+          </a:gsLst>
+          <a:path path="circle">
+            <a:fillToRect l="50000" t="50000" r="50000" b="50000"/>
+          </a:path>
         </a:gradFill>
       </a:bgFillStyleLst>
     </a:fmtScheme>
   </a:themeElements>
-  <a:objectDefaults/>
+  <a:objectDefaults>
+    <a:spDef>
+      <a:spPr/>
+      <a:bodyPr/>
+      <a:lstStyle/>
+      <a:style>
+        <a:lnRef idx="1">
+          <a:schemeClr val="accent1"/>
+        </a:lnRef>
+        <a:fillRef idx="3">
+          <a:schemeClr val="accent1"/>
+        </a:fillRef>
+        <a:effectRef idx="2">
+          <a:schemeClr val="accent1"/>
+        </a:effectRef>
+        <a:fontRef idx="minor">
+          <a:schemeClr val="lt1"/>
+        </a:fontRef>
+      </a:style>
+    </a:spDef>
+    <a:lnDef>
+      <a:spPr/>
+      <a:bodyPr/>
+      <a:lstStyle/>
+      <a:style>
+        <a:lnRef idx="2">
+          <a:schemeClr val="accent1"/>
+        </a:lnRef>
+        <a:fillRef idx="0">
+          <a:schemeClr val="accent1"/>
+        </a:fillRef>
+        <a:effectRef idx="1">
+          <a:schemeClr val="accent1"/>
+        </a:effectRef>
+        <a:fontRef idx="minor">
+          <a:schemeClr val="tx1"/>
+        </a:fontRef>
+      </a:style>
+    </a:lnDef>
+  </a:objectDefaults>
   <a:extraClrSchemeLst/>
-  <a:extLst>
-    <a:ext uri="{05A4C25C-085E-4340-85A3-A5531E510DB2}">
-      <thm15:themeFamily xmlns:thm15="http://schemas.microsoft.com/office/thememl/2012/main" name="Office Theme" id="{2E142A2C-CD16-42D6-873A-C26D2A0506FA}" vid="{1BDDFF52-6CD6-40A5-AB3C-68EB2F1E4D0A}"/>
-    </a:ext>
-  </a:extLst>
 </a:theme>
 </file>
--- a/01-foundations/CIS_Controls_v8.1/Portugues_BR/CIS_Critical_Security_Controls_v8.1_Practical_Manager_and_Junior_Analyst_Manual_Portugues_BR_v1.0.docx
+++ b/01-foundations/CIS_Controls_v8.1/Portugues_BR/CIS_Critical_Security_Controls_v8.1_Practical_Manager_and_Junior_Analyst_Manual_Portugues_BR_v1.0.docx
@@ -1122,7 +1122,7 @@
       </w:hyperlink>
     </w:p>
     <w:bookmarkEnd w:id="22"/>
-    <w:bookmarkStart w:id="25" w:name="cis-controls-v8.1-fundações"/>
+    <w:bookmarkStart w:id="31" w:name="cis-controls-v8.1-fundações"/>
     <w:p>
       <w:pPr>
         <w:pStyle w:val="Heading1"/>
@@ -1145,96 +1145,146 @@
     </w:p>
     <w:p>
       <w:pPr>
+        <w:pStyle w:val="CaptionedFigure"/>
+      </w:pPr>
+      <w:r>
+        <w:drawing>
+          <wp:inline>
+            <wp:extent cx="5334000" cy="3418652"/>
+            <wp:effectExtent b="0" l="0" r="0" t="0"/>
+            <wp:docPr descr="Os controles organizam 153 Salvaguardas em um programa defensivo prático." title="" id="24" name="Picture"/>
+            <a:graphic>
+              <a:graphicData uri="http://schemas.openxmlformats.org/drawingml/2006/picture">
+                <pic:pic>
+                  <pic:nvPicPr>
+                    <pic:cNvPr descr="media/image1.png" id="25" name="Picture"/>
+                    <pic:cNvPicPr>
+                      <a:picLocks noChangeArrowheads="1" noChangeAspect="1"/>
+                    </pic:cNvPicPr>
+                  </pic:nvPicPr>
+                  <pic:blipFill>
+                    <a:blip r:embed="rId23"/>
+                    <a:stretch>
+                      <a:fillRect/>
+                    </a:stretch>
+                  </pic:blipFill>
+                  <pic:spPr bwMode="auto">
+                    <a:xfrm>
+                      <a:off x="0" y="0"/>
+                      <a:ext cx="5334000" cy="3418652"/>
+                    </a:xfrm>
+                    <a:prstGeom prst="rect">
+                      <a:avLst/>
+                    </a:prstGeom>
+                    <a:noFill/>
+                    <a:ln w="9525">
+                      <a:noFill/>
+                      <a:headEnd/>
+                      <a:tailEnd/>
+                    </a:ln>
+                  </pic:spPr>
+                </pic:pic>
+              </a:graphicData>
+            </a:graphic>
+          </wp:inline>
+        </w:drawing>
+      </w:r>
+    </w:p>
+    <w:p>
+      <w:pPr>
+        <w:pStyle w:val="ImageCaption"/>
+      </w:pPr>
+      <w:r>
+        <w:t xml:space="preserve">Os controles organizam 153 Salvaguardas em um programa defensivo prático.</w:t>
+      </w:r>
+    </w:p>
+    <w:p>
+      <w:pPr>
+        <w:pStyle w:val="BodyText"/>
+      </w:pPr>
+      <w:r>
+        <w:t xml:space="preserve">Figura 1. Os 18 controles de segurança críticos CIS</w:t>
+      </w:r>
+    </w:p>
+    <w:p>
+      <w:pPr>
+        <w:numPr>
+          <w:ilvl w:val="0"/>
+          <w:numId w:val="1005"/>
+        </w:numPr>
+      </w:pPr>
+      <w:r>
+        <w:t xml:space="preserve">CIS Controls v8.1 foi publicado em junho de 2024 e continua a ser a edição atual a partir de julho de 2026.</w:t>
+      </w:r>
+    </w:p>
+    <w:p>
+      <w:pPr>
+        <w:numPr>
+          <w:ilvl w:val="0"/>
+          <w:numId w:val="1005"/>
+        </w:numPr>
+      </w:pPr>
+      <w:r>
+        <w:t xml:space="preserve">Os controles são priorizadas as melhores práticas projetadas para defender sistemas e redes contra ataques prevalentes.</w:t>
+      </w:r>
+    </w:p>
+    <w:p>
+      <w:pPr>
+        <w:numPr>
+          <w:ilvl w:val="0"/>
+          <w:numId w:val="1005"/>
+        </w:numPr>
+      </w:pPr>
+      <w:r>
+        <w:t xml:space="preserve">O quadro contém 18 controlos e 153 salvaguardas.</w:t>
+      </w:r>
+    </w:p>
+    <w:p>
+      <w:pPr>
+        <w:numPr>
+          <w:ilvl w:val="0"/>
+          <w:numId w:val="1005"/>
+        </w:numPr>
+      </w:pPr>
+      <w:r>
+        <w:t xml:space="preserve">Salvaguarda mapas para classes de ativos, funções de segurança e grupos de implementação.</w:t>
+      </w:r>
+    </w:p>
+    <w:p>
+      <w:pPr>
+        <w:numPr>
+          <w:ilvl w:val="0"/>
+          <w:numId w:val="1005"/>
+        </w:numPr>
+      </w:pPr>
+      <w:r>
+        <w:t xml:space="preserve">A versão 8.1 alinha seu mapeamento NIST CSF para CSF 2.0 e inclui mapeamentos Govern.</w:t>
+      </w:r>
+    </w:p>
+    <w:p>
+      <w:pPr>
+        <w:numPr>
+          <w:ilvl w:val="0"/>
+          <w:numId w:val="1005"/>
+        </w:numPr>
+      </w:pPr>
+      <w:r>
+        <w:t xml:space="preserve">Existem mapeamentos oficiais para múltiplos quadros, mas a implementação deve ser verificada separadamente para cada requisito aplicável.</w:t>
+      </w:r>
+    </w:p>
+    <w:bookmarkStart w:id="29" w:name="section"/>
+    <w:p>
+      <w:pPr>
+        <w:pStyle w:val="Heading2"/>
+      </w:pPr>
+      <w:r>
+        <w:t xml:space="preserve">* ** ** ** ** ** **</w:t>
+      </w:r>
+    </w:p>
+    <w:p>
+      <w:pPr>
         <w:pStyle w:val="FirstParagraph"/>
       </w:pPr>
-    </w:p>
-    <w:p>
-      <w:pPr>
-        <w:pStyle w:val="BodyText"/>
-      </w:pPr>
-      <w:r>
-        <w:t xml:space="preserve">Figura 1. Os 18 controles de segurança críticos CIS</w:t>
-      </w:r>
-    </w:p>
-    <w:p>
-      <w:pPr>
-        <w:numPr>
-          <w:ilvl w:val="0"/>
-          <w:numId w:val="1005"/>
-        </w:numPr>
-      </w:pPr>
-      <w:r>
-        <w:t xml:space="preserve">CIS Controls v8.1 foi publicado em junho de 2024 e continua a ser a edição atual a partir de julho de 2026.</w:t>
-      </w:r>
-    </w:p>
-    <w:p>
-      <w:pPr>
-        <w:numPr>
-          <w:ilvl w:val="0"/>
-          <w:numId w:val="1005"/>
-        </w:numPr>
-      </w:pPr>
-      <w:r>
-        <w:t xml:space="preserve">Os controles são priorizadas as melhores práticas projetadas para defender sistemas e redes contra ataques prevalentes.</w:t>
-      </w:r>
-    </w:p>
-    <w:p>
-      <w:pPr>
-        <w:numPr>
-          <w:ilvl w:val="0"/>
-          <w:numId w:val="1005"/>
-        </w:numPr>
-      </w:pPr>
-      <w:r>
-        <w:t xml:space="preserve">O quadro contém 18 controlos e 153 salvaguardas.</w:t>
-      </w:r>
-    </w:p>
-    <w:p>
-      <w:pPr>
-        <w:numPr>
-          <w:ilvl w:val="0"/>
-          <w:numId w:val="1005"/>
-        </w:numPr>
-      </w:pPr>
-      <w:r>
-        <w:t xml:space="preserve">Salvaguarda mapas para classes de ativos, funções de segurança e grupos de implementação.</w:t>
-      </w:r>
-    </w:p>
-    <w:p>
-      <w:pPr>
-        <w:numPr>
-          <w:ilvl w:val="0"/>
-          <w:numId w:val="1005"/>
-        </w:numPr>
-      </w:pPr>
-      <w:r>
-        <w:t xml:space="preserve">A versão 8.1 alinha seu mapeamento NIST CSF para CSF 2.0 e inclui mapeamentos Govern.</w:t>
-      </w:r>
-    </w:p>
-    <w:p>
-      <w:pPr>
-        <w:numPr>
-          <w:ilvl w:val="0"/>
-          <w:numId w:val="1005"/>
-        </w:numPr>
-      </w:pPr>
-      <w:r>
-        <w:t xml:space="preserve">Existem mapeamentos oficiais para múltiplos quadros, mas a implementação deve ser verificada separadamente para cada requisito aplicável.</w:t>
-      </w:r>
-    </w:p>
-    <w:bookmarkStart w:id="23" w:name="section"/>
-    <w:p>
-      <w:pPr>
-        <w:pStyle w:val="Heading2"/>
-      </w:pPr>
-      <w:r>
-        <w:t xml:space="preserve">* ** ** ** ** ** **</w:t>
-      </w:r>
-    </w:p>
-    <w:p>
-      <w:pPr>
-        <w:pStyle w:val="FirstParagraph"/>
-      </w:pPr>
       <w:r>
         <w:t xml:space="preserve">• Controlo • Resultado defensivo amplo, como inventário de activos ou resposta a incidentes</w:t>
       </w:r>
@@ -1295,8 +1345,58 @@
     </w:p>
     <w:p>
       <w:pPr>
-        <w:pStyle w:val="FirstParagraph"/>
-      </w:pPr>
+        <w:pStyle w:val="CaptionedFigure"/>
+      </w:pPr>
+      <w:r>
+        <w:drawing>
+          <wp:inline>
+            <wp:extent cx="5334000" cy="2945449"/>
+            <wp:effectExtent b="0" l="0" r="0" t="0"/>
+            <wp:docPr descr="Cada grupo constrói sobre o grupo anterior; IG3 contém todas as salvaguardas." title="" id="27" name="Picture"/>
+            <a:graphic>
+              <a:graphicData uri="http://schemas.openxmlformats.org/drawingml/2006/picture">
+                <pic:pic>
+                  <pic:nvPicPr>
+                    <pic:cNvPr descr="media/image2.png" id="28" name="Picture"/>
+                    <pic:cNvPicPr>
+                      <a:picLocks noChangeArrowheads="1" noChangeAspect="1"/>
+                    </pic:cNvPicPr>
+                  </pic:nvPicPr>
+                  <pic:blipFill>
+                    <a:blip r:embed="rId26"/>
+                    <a:stretch>
+                      <a:fillRect/>
+                    </a:stretch>
+                  </pic:blipFill>
+                  <pic:spPr bwMode="auto">
+                    <a:xfrm>
+                      <a:off x="0" y="0"/>
+                      <a:ext cx="5334000" cy="2945449"/>
+                    </a:xfrm>
+                    <a:prstGeom prst="rect">
+                      <a:avLst/>
+                    </a:prstGeom>
+                    <a:noFill/>
+                    <a:ln w="9525">
+                      <a:noFill/>
+                      <a:headEnd/>
+                      <a:tailEnd/>
+                    </a:ln>
+                  </pic:spPr>
+                </pic:pic>
+              </a:graphicData>
+            </a:graphic>
+          </wp:inline>
+        </w:drawing>
+      </w:r>
+    </w:p>
+    <w:p>
+      <w:pPr>
+        <w:pStyle w:val="ImageCaption"/>
+      </w:pPr>
+      <w:r>
+        <w:t xml:space="preserve">Cada grupo constrói sobre o grupo anterior; IG3 contém todas as salvaguardas.</w:t>
+      </w:r>
     </w:p>
     <w:p>
       <w:pPr>
@@ -1306,8 +1406,8 @@
         <w:t xml:space="preserve">Figura 2. Progressão do Grupo de Implementação</w:t>
       </w:r>
     </w:p>
-    <w:bookmarkEnd w:id="23"/>
-    <w:bookmarkStart w:id="24" w:name="X12712295119fbc0834529784f3daeccebe42d0e"/>
+    <w:bookmarkEnd w:id="29"/>
+    <w:bookmarkStart w:id="30" w:name="X12712295119fbc0834529784f3daeccebe42d0e"/>
     <w:p>
       <w:pPr>
         <w:pStyle w:val="Heading2"/>
@@ -1417,9 +1517,9 @@
         <w:t xml:space="preserve">Use o oficial CIS Controls Navigator para filtrar v8.1 Salvaguardas e mapeamentos de revisão.</w:t>
       </w:r>
     </w:p>
-    <w:bookmarkEnd w:id="24"/>
-    <w:bookmarkEnd w:id="25"/>
-    <w:bookmarkStart w:id="27" w:name="governança-escopo-e-propriedade"/>
+    <w:bookmarkEnd w:id="30"/>
+    <w:bookmarkEnd w:id="31"/>
+    <w:bookmarkStart w:id="33" w:name="governança-escopo-e-propriedade"/>
     <w:p>
       <w:pPr>
         <w:pStyle w:val="Heading1"/>
@@ -1516,7 +1616,7 @@
         <w:t xml:space="preserve">Operar um ciclo de governança: priorizar, implementar, medir, corrigir, reteste e melhorar.</w:t>
       </w:r>
     </w:p>
-    <w:bookmarkStart w:id="26" w:name="decisão-ou-responsabilidade"/>
+    <w:bookmarkStart w:id="32" w:name="decisão-ou-responsabilidade"/>
     <w:p>
       <w:pPr>
         <w:pStyle w:val="Heading2"/>
@@ -1573,454 +1673,373 @@
       </w:r>
       <w:r>
         <w:t xml:space="preserve">Prestador de serviços □ Controles, evidências, incidentes, mudanças e suporte de saída contratados</w:t>
-      </w:r>
-    </w:p>
-    <w:bookmarkEnd w:id="26"/>
-    <w:bookmarkEnd w:id="27"/>
-    <w:bookmarkStart w:id="29" w:name="X06493154cf1c2f0205a15d3d7c0b7800f512d13"/>
-    <w:p>
-      <w:pPr>
-        <w:pStyle w:val="Heading1"/>
-      </w:pPr>
-      <w:r>
-        <w:t xml:space="preserve">4. Medição com a especificação de avaliação CIS</w:t>
-      </w:r>
-    </w:p>
-    <w:p>
-      <w:pPr>
-        <w:numPr>
-          <w:ilvl w:val="0"/>
-          <w:numId w:val="1010"/>
-        </w:numPr>
-        <w:pStyle w:val="Compact"/>
-      </w:pPr>
-      <w:r>
-        <w:t xml:space="preserve">Um método repetitivo para decidir se as salvaguardas são implementadas.*</w:t>
-      </w:r>
-    </w:p>
-    <w:p>
-      <w:pPr>
-        <w:pStyle w:val="FirstParagraph"/>
-      </w:pPr>
-    </w:p>
-    <w:p>
-      <w:pPr>
-        <w:pStyle w:val="BodyText"/>
-      </w:pPr>
-      <w:r>
-        <w:t xml:space="preserve">Figura 3. CIS Estrutura de medição de salvaguarda</w:t>
-      </w:r>
-    </w:p>
-    <w:p>
-      <w:pPr>
-        <w:numPr>
-          <w:ilvl w:val="0"/>
-          <w:numId w:val="1011"/>
-        </w:numPr>
-        <w:pStyle w:val="Heading2"/>
-      </w:pPr>
-      <w:bookmarkStart w:id="28" w:name="elemento-pergunta"/>
-      <w:r>
-        <w:t xml:space="preserve">Elemento** ** Pergunta**</w:t>
-      </w:r>
-      <w:bookmarkEnd w:id="28"/>
-    </w:p>
-    <w:p>
-      <w:pPr>
-        <w:numPr>
-          <w:ilvl w:val="0"/>
-          <w:numId w:val="1000"/>
-        </w:numPr>
-      </w:pPr>
-      <w:r>
-        <w:t xml:space="preserve">□ Proteger metadados Qual é a segurança exata, classe de ativos, função de segurança e IG?</w:t>
-      </w:r>
-      <w:r>
-        <w:t xml:space="preserve"> </w:t>
-      </w:r>
-      <w:r>
-        <w:t xml:space="preserve">Dependências Que outras salvaguardas ou populações devem existir primeiro?</w:t>
-      </w:r>
-      <w:r>
-        <w:t xml:space="preserve"> </w:t>
-      </w:r>
-      <w:r>
-        <w:t xml:space="preserve">Assunções Qual condição aceita afeta a medição?</w:t>
-      </w:r>
-      <w:r>
-        <w:t xml:space="preserve"> </w:t>
-      </w:r>
-      <w:r>
-        <w:t xml:space="preserve">Entradas Que dados completos e confiáveis são necessários? □</w:t>
-      </w:r>
-    </w:p>
-    <w:p>
-      <w:pPr>
-        <w:numPr>
-          <w:ilvl w:val="0"/>
-          <w:numId w:val="1011"/>
-        </w:numPr>
-      </w:pPr>
-      <w:r>
-        <w:t xml:space="preserve">Operações - Que análise deve ser realizada nas entradas?</w:t>
-      </w:r>
-      <w:r>
-        <w:t xml:space="preserve"> </w:t>
-      </w:r>
-      <w:r>
-        <w:t xml:space="preserve">Medidas O que conta, listas, datas, configurações ou resultados resultam?</w:t>
-      </w:r>
-      <w:r>
-        <w:t xml:space="preserve"> </w:t>
-      </w:r>
-      <w:r>
-        <w:t xml:space="preserve">Como as medidas são calculadas e interpretadas?</w:t>
-      </w:r>
-      <w:r>
-        <w:t xml:space="preserve"> </w:t>
-      </w:r>
-      <w:r>
-        <w:t xml:space="preserve">□ Revisão de procedimentos □ Existe um processo documentado e inclui elementos necessários? □</w:t>
-      </w:r>
-    </w:p>
-    <w:p>
-      <w:pPr>
-        <w:numPr>
-          <w:ilvl w:val="0"/>
-          <w:numId w:val="1011"/>
-        </w:numPr>
-      </w:pPr>
-      <w:r>
-        <w:t xml:space="preserve">Define exactamente a segurança e a população.</w:t>
-      </w:r>
-    </w:p>
-    <w:p>
-      <w:pPr>
-        <w:numPr>
-          <w:ilvl w:val="0"/>
-          <w:numId w:val="1011"/>
-        </w:numPr>
-      </w:pPr>
-      <w:r>
-        <w:t xml:space="preserve">Obter entradas necessárias e validar a completude, precisão, tempo, propriedade e confiabilidade da fonte.</w:t>
-      </w:r>
-    </w:p>
-    <w:p>
-      <w:pPr>
-        <w:numPr>
-          <w:ilvl w:val="0"/>
-          <w:numId w:val="1011"/>
-        </w:numPr>
-      </w:pPr>
-      <w:r>
-        <w:t xml:space="preserve">Siga as operações oficiais de medição ou documento de um método equivalente confiável.</w:t>
-      </w:r>
-    </w:p>
-    <w:p>
-      <w:pPr>
-        <w:numPr>
-          <w:ilvl w:val="0"/>
-          <w:numId w:val="1011"/>
-        </w:numPr>
-      </w:pPr>
-      <w:r>
-        <w:t xml:space="preserve">Manter os cálculos das medidas e a população de excepção subjacente — não apenas uma percentagem.</w:t>
-      </w:r>
-    </w:p>
-    <w:p>
-      <w:pPr>
-        <w:numPr>
-          <w:ilvl w:val="0"/>
-          <w:numId w:val="1011"/>
-        </w:numPr>
-      </w:pPr>
-      <w:r>
-        <w:t xml:space="preserve">Avaliar se a Salvaguarda está implementada e se está funcionando bem.</w:t>
-      </w:r>
-    </w:p>
-    <w:p>
-      <w:pPr>
-        <w:numPr>
-          <w:ilvl w:val="0"/>
-          <w:numId w:val="1011"/>
-        </w:numPr>
-      </w:pPr>
-      <w:r>
-        <w:t xml:space="preserve">Atribuir uma correção por falta de cobertura, má configuração, revisão atrasada, exceções, ou dados não confiáveis.</w:t>
-      </w:r>
-    </w:p>
-    <w:p>
-      <w:pPr>
-        <w:numPr>
-          <w:ilvl w:val="0"/>
-          <w:numId w:val="1011"/>
-        </w:numPr>
-      </w:pPr>
-      <w:r>
-        <w:t xml:space="preserve">Reteste usando os mesmos critérios e população atualizada.</w:t>
-      </w:r>
-    </w:p>
-    <w:p>
-      <w:pPr>
-        <w:numPr>
-          <w:ilvl w:val="0"/>
-          <w:numId w:val="1011"/>
-        </w:numPr>
-      </w:pPr>
-      <w:r>
-        <w:t xml:space="preserve">Denunciar escopo, resultado, exceção, limitação, proprietário, ação e data.</w:t>
-      </w:r>
-    </w:p>
-    <w:bookmarkEnd w:id="29"/>
-    <w:bookmarkStart w:id="30" w:name="roteiro-de-implementação"/>
-    <w:p>
-      <w:pPr>
-        <w:pStyle w:val="Heading1"/>
-      </w:pPr>
-      <w:r>
-        <w:t xml:space="preserve">5. Roteiro de Implementação</w:t>
-      </w:r>
-    </w:p>
-    <w:p>
-      <w:pPr>
-        <w:numPr>
-          <w:ilvl w:val="0"/>
-          <w:numId w:val="1012"/>
-        </w:numPr>
-        <w:pStyle w:val="Compact"/>
-      </w:pPr>
-      <w:r>
-        <w:t xml:space="preserve">Uma sequência prática de inventários para resiliência testada.*</w:t>
-      </w:r>
-    </w:p>
-    <w:p>
-      <w:pPr>
-        <w:numPr>
-          <w:ilvl w:val="0"/>
-          <w:numId w:val="1013"/>
-        </w:numPr>
-      </w:pPr>
-      <w:r>
-        <w:t xml:space="preserve">Escolha e documente o Grupo de Implementação inicial e quaisquer adições necessárias.</w:t>
-      </w:r>
-    </w:p>
-    <w:p>
-      <w:pPr>
-        <w:numPr>
-          <w:ilvl w:val="0"/>
-          <w:numId w:val="1013"/>
-        </w:numPr>
-      </w:pPr>
-      <w:r>
-        <w:t xml:space="preserve">Construir e conciliar as populações principais: ativos, software, dados, contas, sistemas de autenticação, rede, fornecedores, aplicações e logs.</w:t>
-      </w:r>
-    </w:p>
-    <w:p>
-      <w:pPr>
-        <w:numPr>
-          <w:ilvl w:val="0"/>
-          <w:numId w:val="1013"/>
-        </w:numPr>
-      </w:pPr>
-      <w:r>
-        <w:t xml:space="preserve">Implementar salvaguardas IG1 com proprietários, procedimentos, métricas de cobertura, exceções e evidências.</w:t>
-      </w:r>
-    </w:p>
-    <w:p>
-      <w:pPr>
-        <w:numPr>
-          <w:ilvl w:val="0"/>
-          <w:numId w:val="1013"/>
-        </w:numPr>
-      </w:pPr>
-      <w:r>
-        <w:t xml:space="preserve">Identidades seguras, configurações, vulnerabilidades, e-mail, navegadores, defesas de malware, backups e monitoramento essencial.</w:t>
-      </w:r>
-    </w:p>
-    <w:p>
-      <w:pPr>
-        <w:numPr>
-          <w:ilvl w:val="0"/>
-          <w:numId w:val="1013"/>
-        </w:numPr>
-      </w:pPr>
-      <w:r>
-        <w:t xml:space="preserve">Exercite resposta incidente e recuperação antes de uma emergência real.</w:t>
-      </w:r>
-    </w:p>
-    <w:p>
-      <w:pPr>
-        <w:numPr>
-          <w:ilvl w:val="0"/>
-          <w:numId w:val="1013"/>
-        </w:numPr>
-      </w:pPr>
-      <w:r>
-        <w:t xml:space="preserve">Medir cada salvaguarda aplicável usando entradas confiáveis e operações repetitivas.</w:t>
-      </w:r>
-    </w:p>
-    <w:p>
-      <w:pPr>
-        <w:numPr>
-          <w:ilvl w:val="0"/>
-          <w:numId w:val="1013"/>
-        </w:numPr>
-      </w:pPr>
-      <w:r>
-        <w:t xml:space="preserve">Corrigir a cobertura incompleta e repetir falhas; verificar correções através do reteste.</w:t>
-      </w:r>
-    </w:p>
-    <w:p>
-      <w:pPr>
-        <w:numPr>
-          <w:ilvl w:val="0"/>
-          <w:numId w:val="1013"/>
-        </w:numPr>
-      </w:pPr>
-      <w:r>
-        <w:t xml:space="preserve">Expandir para IG2 ou IG3 com base em risco, obrigações, maturidade e exposição à ameaça.</w:t>
-      </w:r>
-    </w:p>
-    <w:p>
-      <w:pPr>
-        <w:numPr>
-          <w:ilvl w:val="0"/>
-          <w:numId w:val="1013"/>
-        </w:numPr>
-      </w:pPr>
-      <w:r>
-        <w:t xml:space="preserve">Use mapeamentos oficiais para coordenar outros frameworks sem tratar mapeamentos como conformidade automática.</w:t>
-      </w:r>
-    </w:p>
-    <w:p>
-      <w:pPr>
-        <w:pStyle w:val="FirstParagraph"/>
-      </w:pPr>
-      <w:r>
-        <w:t xml:space="preserve">Princípio de implementação:** Um grupo menor de Salvaguardas que é totalmente escopo, operado, medido e melhorado é mais defensável do que uma longa lista marcada completa sem evidência confiável. □</w:t>
-      </w:r>
-      <w:r>
-        <w:t xml:space="preserve"> </w:t>
-      </w:r>
-      <w:r>
-        <w:t xml:space="preserve">□———————————————————————————————————————————————————————————————————————————————————————————</w:t>
-      </w:r>
-    </w:p>
-    <w:bookmarkEnd w:id="30"/>
-    <w:bookmarkStart w:id="33" w:name="X7695489a38f7c692e8afcb40666cce5b46824ac"/>
-    <w:p>
-      <w:pPr>
-        <w:pStyle w:val="Heading1"/>
-      </w:pPr>
-      <w:r>
-        <w:t xml:space="preserve">6. Controle 1 — Inventário e controle de ativos empresariais</w:t>
-      </w:r>
-    </w:p>
-    <w:p>
-      <w:pPr>
-        <w:numPr>
-          <w:ilvl w:val="0"/>
-          <w:numId w:val="1014"/>
-        </w:numPr>
-        <w:pStyle w:val="Compact"/>
-      </w:pPr>
-      <w:r>
-        <w:t xml:space="preserve">Todas as 5 Salvaguardas, significado simples, foco de verificação e evidência de exemplo.*</w:t>
-      </w:r>
-    </w:p>
-    <w:p>
-      <w:pPr>
-        <w:pStyle w:val="FirstParagraph"/>
-      </w:pPr>
-    </w:p>
-    <w:p>
-      <w:pPr>
-        <w:pStyle w:val="BodyText"/>
-      </w:pPr>
-      <w:r>
-        <w:t xml:space="preserve">Figura 4. Ciclo de inventário de ativos e software</w:t>
-      </w:r>
-    </w:p>
-    <w:bookmarkStart w:id="31" w:name="X9cbcb2868390f18733d53433a304c2c0ef02e49"/>
-    <w:p>
-      <w:pPr>
-        <w:pStyle w:val="Heading2"/>
-      </w:pPr>
-      <w:r>
-        <w:t xml:space="preserve">. ** Finalidade do controlo: ** Fortalecer a empresa através da implementação e medição de salvaguardas para o inventário e controle de ativos empresariais. □</w:t>
-      </w:r>
-    </w:p>
-    <w:bookmarkEnd w:id="31"/>
-    <w:bookmarkStart w:id="32" w:name="section-1"/>
-    <w:p>
-      <w:pPr>
-        <w:pStyle w:val="Heading2"/>
-      </w:pPr>
-      <w:r>
-        <w:t xml:space="preserve">* * * * * * * * * * * * * * * * * * * * * * * * * * * * * * * * * * * * * * * * * * * * * * * * * * * *</w:t>
-      </w:r>
-    </w:p>
-    <w:p>
-      <w:pPr>
-        <w:pStyle w:val="FirstParagraph"/>
-      </w:pPr>
-      <w:r>
-        <w:t xml:space="preserve">Introdução e manutenção detalhada Inventário de ativos corporativos Coloque em prática um processo repetível, de propriedade ou controle técnico para estabelecer e manter o Inventário de ativos corporativos detalhados, então verifique cobertura e exceções. Confirmar escopo definido, população, propriedade, implementação, frequência, cobertura, exceções, correção e reteste. Inventário de ativos, proprietários, status de aprovação, descoberta ativa/passiva, logs DHCP/IPAM, tickets não autorizados</w:t>
-      </w:r>
-      <w:r>
-        <w:t xml:space="preserve"> </w:t>
-      </w:r>
-      <w:r>
-        <w:t xml:space="preserve">Endereço Activos Não Autorizados Coloque um processo repetível, de propriedade ou controle técnico no local para abordar ativos não autorizados, em seguida, verificar cobertura e exceções. Confirmar escopo definido, população, propriedade, implementação, frequência, cobertura, exceções, correção e reteste. Inventário de ativos, proprietários, status de aprovação, descoberta ativa/passiva, logs DHCP/IPAM, tickets não autorizados</w:t>
-      </w:r>
-      <w:r>
-        <w:t xml:space="preserve"> </w:t>
-      </w:r>
-      <w:r>
-        <w:t xml:space="preserve">□ 1.3 □ Utilizar uma ferramenta de descoberta ativa Coloque no lugar um processo repetível, de propriedade ou controle técnico para utilizar uma ferramenta Active Discovery, então verifique cobertura e exceções. Confirmar escopo definido, população, propriedade, implementação, frequência, cobertura, exceções, correção e reteste. Inventário de ativos, proprietários, status de aprovação, descoberta ativa/passiva, logs DHCP/IPAM, tickets não autorizados</w:t>
-      </w:r>
-      <w:r>
-        <w:t xml:space="preserve"> </w:t>
-      </w:r>
-      <w:r>
-        <w:t xml:space="preserve">Use o DHCP Logging para atualizar o Inventário de Ativos Empresariais.Põr em prática um processo repetível, de propriedade ou controle técnico para usar o DHCP Logging para atualizar o Inventário de Ativos Empresariais, em seguida, verificar a cobertura e exceções. Confirmar escopo definido, população, propriedade, implementação, frequência, cobertura, exceções, correção e reteste. Inventário de ativos, proprietários, status de aprovação, descoberta ativa/passiva, logs DHCP/IPAM, tickets não autorizados</w:t>
-      </w:r>
-      <w:r>
-        <w:t xml:space="preserve"> </w:t>
-      </w:r>
-      <w:r>
-        <w:t xml:space="preserve">Use uma ferramenta de descoberta passiva de ativos Coloque no lugar um processo repetível, de propriedade ou controle técnico para usar uma ferramenta Passive Asset Discovery, então verifique cobertura e exceções. Confirmar escopo definido, população, propriedade, implementação, frequência, cobertura, exceções, correção e reteste. Inventário de ativos, proprietários, status de aprovação, descoberta ativa/passiva, logs DHCP/IPAM, tickets não autorizados</w:t>
-      </w:r>
-    </w:p>
-    <w:p>
-      <w:pPr>
-        <w:pStyle w:val="BodyText"/>
-      </w:pPr>
-      <w:r>
-        <w:t xml:space="preserve">Use o guia oficial de Controles CIS v8.1 e Especificações de Avaliação de Controles para linguagem de Salvaguarda exata, classe de ativos, função de segurança, Grupo de Implementação, dependências, entradas, operações, medidas, métricas e revisão processual.</w:t>
       </w:r>
     </w:p>
     <w:bookmarkEnd w:id="32"/>
     <w:bookmarkEnd w:id="33"/>
-    <w:bookmarkStart w:id="35" w:name="Xeb9b34ac7dc5be396e103312241fbdff6bec423"/>
+    <w:bookmarkStart w:id="38" w:name="X06493154cf1c2f0205a15d3d7c0b7800f512d13"/>
     <w:p>
       <w:pPr>
         <w:pStyle w:val="Heading1"/>
       </w:pPr>
       <w:r>
-        <w:t xml:space="preserve">7. Controle 2 — Inventário e Controle de Ativos de Software</w:t>
-      </w:r>
-    </w:p>
-    <w:p>
-      <w:pPr>
-        <w:numPr>
-          <w:ilvl w:val="0"/>
-          <w:numId w:val="1015"/>
+        <w:t xml:space="preserve">4. Medição com a especificação de avaliação CIS</w:t>
+      </w:r>
+    </w:p>
+    <w:p>
+      <w:pPr>
+        <w:numPr>
+          <w:ilvl w:val="0"/>
+          <w:numId w:val="1010"/>
         </w:numPr>
         <w:pStyle w:val="Compact"/>
       </w:pPr>
       <w:r>
-        <w:t xml:space="preserve">Todas as 7 Salvaguardas, significado simples, foco de verificação e evidência de exemplo.*</w:t>
+        <w:t xml:space="preserve">Um método repetitivo para decidir se as salvaguardas são implementadas.*</w:t>
+      </w:r>
+    </w:p>
+    <w:p>
+      <w:pPr>
+        <w:pStyle w:val="CaptionedFigure"/>
+      </w:pPr>
+      <w:r>
+        <w:drawing>
+          <wp:inline>
+            <wp:extent cx="5334000" cy="2497753"/>
+            <wp:effectExtent b="0" l="0" r="0" t="0"/>
+            <wp:docPr descr="CIS Controls figure 3" title="" id="35" name="Picture"/>
+            <a:graphic>
+              <a:graphicData uri="http://schemas.openxmlformats.org/drawingml/2006/picture">
+                <pic:pic>
+                  <pic:nvPicPr>
+                    <pic:cNvPr descr="media/image3.png" id="36" name="Picture"/>
+                    <pic:cNvPicPr>
+                      <a:picLocks noChangeArrowheads="1" noChangeAspect="1"/>
+                    </pic:cNvPicPr>
+                  </pic:nvPicPr>
+                  <pic:blipFill>
+                    <a:blip r:embed="rId34"/>
+                    <a:stretch>
+                      <a:fillRect/>
+                    </a:stretch>
+                  </pic:blipFill>
+                  <pic:spPr bwMode="auto">
+                    <a:xfrm>
+                      <a:off x="0" y="0"/>
+                      <a:ext cx="5334000" cy="2497753"/>
+                    </a:xfrm>
+                    <a:prstGeom prst="rect">
+                      <a:avLst/>
+                    </a:prstGeom>
+                    <a:noFill/>
+                    <a:ln w="9525">
+                      <a:noFill/>
+                      <a:headEnd/>
+                      <a:tailEnd/>
+                    </a:ln>
+                  </pic:spPr>
+                </pic:pic>
+              </a:graphicData>
+            </a:graphic>
+          </wp:inline>
+        </w:drawing>
+      </w:r>
+    </w:p>
+    <w:p>
+      <w:pPr>
+        <w:pStyle w:val="ImageCaption"/>
+      </w:pPr>
+      <w:r>
+        <w:t xml:space="preserve">CIS Controls figure 3</w:t>
+      </w:r>
+    </w:p>
+    <w:p>
+      <w:pPr>
+        <w:pStyle w:val="BodyText"/>
+      </w:pPr>
+      <w:r>
+        <w:t xml:space="preserve">Figura 3. CIS Estrutura de medição de salvaguarda</w:t>
+      </w:r>
+    </w:p>
+    <w:p>
+      <w:pPr>
+        <w:numPr>
+          <w:ilvl w:val="0"/>
+          <w:numId w:val="1011"/>
+        </w:numPr>
+        <w:pStyle w:val="Heading2"/>
+      </w:pPr>
+      <w:bookmarkStart w:id="37" w:name="elemento-pergunta"/>
+      <w:r>
+        <w:t xml:space="preserve">Elemento** ** Pergunta**</w:t>
+      </w:r>
+      <w:bookmarkEnd w:id="37"/>
+    </w:p>
+    <w:p>
+      <w:pPr>
+        <w:numPr>
+          <w:ilvl w:val="0"/>
+          <w:numId w:val="1000"/>
+        </w:numPr>
+      </w:pPr>
+      <w:r>
+        <w:t xml:space="preserve">□ Proteger metadados Qual é a segurança exata, classe de ativos, função de segurança e IG?</w:t>
+      </w:r>
+      <w:r>
+        <w:t xml:space="preserve"> </w:t>
+      </w:r>
+      <w:r>
+        <w:t xml:space="preserve">Dependências Que outras salvaguardas ou populações devem existir primeiro?</w:t>
+      </w:r>
+      <w:r>
+        <w:t xml:space="preserve"> </w:t>
+      </w:r>
+      <w:r>
+        <w:t xml:space="preserve">Assunções Qual condição aceita afeta a medição?</w:t>
+      </w:r>
+      <w:r>
+        <w:t xml:space="preserve"> </w:t>
+      </w:r>
+      <w:r>
+        <w:t xml:space="preserve">Entradas Que dados completos e confiáveis são necessários? □</w:t>
+      </w:r>
+    </w:p>
+    <w:p>
+      <w:pPr>
+        <w:numPr>
+          <w:ilvl w:val="0"/>
+          <w:numId w:val="1011"/>
+        </w:numPr>
+      </w:pPr>
+      <w:r>
+        <w:t xml:space="preserve">Operações - Que análise deve ser realizada nas entradas?</w:t>
+      </w:r>
+      <w:r>
+        <w:t xml:space="preserve"> </w:t>
+      </w:r>
+      <w:r>
+        <w:t xml:space="preserve">Medidas O que conta, listas, datas, configurações ou resultados resultam?</w:t>
+      </w:r>
+      <w:r>
+        <w:t xml:space="preserve"> </w:t>
+      </w:r>
+      <w:r>
+        <w:t xml:space="preserve">Como as medidas são calculadas e interpretadas?</w:t>
+      </w:r>
+      <w:r>
+        <w:t xml:space="preserve"> </w:t>
+      </w:r>
+      <w:r>
+        <w:t xml:space="preserve">□ Revisão de procedimentos □ Existe um processo documentado e inclui elementos necessários? □</w:t>
+      </w:r>
+    </w:p>
+    <w:p>
+      <w:pPr>
+        <w:numPr>
+          <w:ilvl w:val="0"/>
+          <w:numId w:val="1011"/>
+        </w:numPr>
+      </w:pPr>
+      <w:r>
+        <w:t xml:space="preserve">Define exactamente a segurança e a população.</w:t>
+      </w:r>
+    </w:p>
+    <w:p>
+      <w:pPr>
+        <w:numPr>
+          <w:ilvl w:val="0"/>
+          <w:numId w:val="1011"/>
+        </w:numPr>
+      </w:pPr>
+      <w:r>
+        <w:t xml:space="preserve">Obter entradas necessárias e validar a completude, precisão, tempo, propriedade e confiabilidade da fonte.</w:t>
+      </w:r>
+    </w:p>
+    <w:p>
+      <w:pPr>
+        <w:numPr>
+          <w:ilvl w:val="0"/>
+          <w:numId w:val="1011"/>
+        </w:numPr>
+      </w:pPr>
+      <w:r>
+        <w:t xml:space="preserve">Siga as operações oficiais de medição ou documento de um método equivalente confiável.</w:t>
+      </w:r>
+    </w:p>
+    <w:p>
+      <w:pPr>
+        <w:numPr>
+          <w:ilvl w:val="0"/>
+          <w:numId w:val="1011"/>
+        </w:numPr>
+      </w:pPr>
+      <w:r>
+        <w:t xml:space="preserve">Manter os cálculos das medidas e a população de excepção subjacente — não apenas uma percentagem.</w:t>
+      </w:r>
+    </w:p>
+    <w:p>
+      <w:pPr>
+        <w:numPr>
+          <w:ilvl w:val="0"/>
+          <w:numId w:val="1011"/>
+        </w:numPr>
+      </w:pPr>
+      <w:r>
+        <w:t xml:space="preserve">Avaliar se a Salvaguarda está implementada e se está funcionando bem.</w:t>
+      </w:r>
+    </w:p>
+    <w:p>
+      <w:pPr>
+        <w:numPr>
+          <w:ilvl w:val="0"/>
+          <w:numId w:val="1011"/>
+        </w:numPr>
+      </w:pPr>
+      <w:r>
+        <w:t xml:space="preserve">Atribuir uma correção por falta de cobertura, má configuração, revisão atrasada, exceções, ou dados não confiáveis.</w:t>
+      </w:r>
+    </w:p>
+    <w:p>
+      <w:pPr>
+        <w:numPr>
+          <w:ilvl w:val="0"/>
+          <w:numId w:val="1011"/>
+        </w:numPr>
+      </w:pPr>
+      <w:r>
+        <w:t xml:space="preserve">Reteste usando os mesmos critérios e população atualizada.</w:t>
+      </w:r>
+    </w:p>
+    <w:p>
+      <w:pPr>
+        <w:numPr>
+          <w:ilvl w:val="0"/>
+          <w:numId w:val="1011"/>
+        </w:numPr>
+      </w:pPr>
+      <w:r>
+        <w:t xml:space="preserve">Denunciar escopo, resultado, exceção, limitação, proprietário, ação e data.</w:t>
+      </w:r>
+    </w:p>
+    <w:bookmarkEnd w:id="38"/>
+    <w:bookmarkStart w:id="39" w:name="roteiro-de-implementação"/>
+    <w:p>
+      <w:pPr>
+        <w:pStyle w:val="Heading1"/>
+      </w:pPr>
+      <w:r>
+        <w:t xml:space="preserve">5. Roteiro de Implementação</w:t>
+      </w:r>
+    </w:p>
+    <w:p>
+      <w:pPr>
+        <w:numPr>
+          <w:ilvl w:val="0"/>
+          <w:numId w:val="1012"/>
+        </w:numPr>
+        <w:pStyle w:val="Compact"/>
+      </w:pPr>
+      <w:r>
+        <w:t xml:space="preserve">Uma sequência prática de inventários para resiliência testada.*</w:t>
+      </w:r>
+    </w:p>
+    <w:p>
+      <w:pPr>
+        <w:numPr>
+          <w:ilvl w:val="0"/>
+          <w:numId w:val="1013"/>
+        </w:numPr>
+      </w:pPr>
+      <w:r>
+        <w:t xml:space="preserve">Escolha e documente o Grupo de Implementação inicial e quaisquer adições necessárias.</w:t>
+      </w:r>
+    </w:p>
+    <w:p>
+      <w:pPr>
+        <w:numPr>
+          <w:ilvl w:val="0"/>
+          <w:numId w:val="1013"/>
+        </w:numPr>
+      </w:pPr>
+      <w:r>
+        <w:t xml:space="preserve">Construir e conciliar as populações principais: ativos, software, dados, contas, sistemas de autenticação, rede, fornecedores, aplicações e logs.</w:t>
+      </w:r>
+    </w:p>
+    <w:p>
+      <w:pPr>
+        <w:numPr>
+          <w:ilvl w:val="0"/>
+          <w:numId w:val="1013"/>
+        </w:numPr>
+      </w:pPr>
+      <w:r>
+        <w:t xml:space="preserve">Implementar salvaguardas IG1 com proprietários, procedimentos, métricas de cobertura, exceções e evidências.</w:t>
+      </w:r>
+    </w:p>
+    <w:p>
+      <w:pPr>
+        <w:numPr>
+          <w:ilvl w:val="0"/>
+          <w:numId w:val="1013"/>
+        </w:numPr>
+      </w:pPr>
+      <w:r>
+        <w:t xml:space="preserve">Identidades seguras, configurações, vulnerabilidades, e-mail, navegadores, defesas de malware, backups e monitoramento essencial.</w:t>
+      </w:r>
+    </w:p>
+    <w:p>
+      <w:pPr>
+        <w:numPr>
+          <w:ilvl w:val="0"/>
+          <w:numId w:val="1013"/>
+        </w:numPr>
+      </w:pPr>
+      <w:r>
+        <w:t xml:space="preserve">Exercite resposta incidente e recuperação antes de uma emergência real.</w:t>
+      </w:r>
+    </w:p>
+    <w:p>
+      <w:pPr>
+        <w:numPr>
+          <w:ilvl w:val="0"/>
+          <w:numId w:val="1013"/>
+        </w:numPr>
+      </w:pPr>
+      <w:r>
+        <w:t xml:space="preserve">Medir cada salvaguarda aplicável usando entradas confiáveis e operações repetitivas.</w:t>
+      </w:r>
+    </w:p>
+    <w:p>
+      <w:pPr>
+        <w:numPr>
+          <w:ilvl w:val="0"/>
+          <w:numId w:val="1013"/>
+        </w:numPr>
+      </w:pPr>
+      <w:r>
+        <w:t xml:space="preserve">Corrigir a cobertura incompleta e repetir falhas; verificar correções através do reteste.</w:t>
+      </w:r>
+    </w:p>
+    <w:p>
+      <w:pPr>
+        <w:numPr>
+          <w:ilvl w:val="0"/>
+          <w:numId w:val="1013"/>
+        </w:numPr>
+      </w:pPr>
+      <w:r>
+        <w:t xml:space="preserve">Expandir para IG2 ou IG3 com base em risco, obrigações, maturidade e exposição à ameaça.</w:t>
+      </w:r>
+    </w:p>
+    <w:p>
+      <w:pPr>
+        <w:numPr>
+          <w:ilvl w:val="0"/>
+          <w:numId w:val="1013"/>
+        </w:numPr>
+      </w:pPr>
+      <w:r>
+        <w:t xml:space="preserve">Use mapeamentos oficiais para coordenar outros frameworks sem tratar mapeamentos como conformidade automática.</w:t>
       </w:r>
     </w:p>
     <w:p>
@@ -2028,21 +2047,116 @@
         <w:pStyle w:val="FirstParagraph"/>
       </w:pPr>
       <w:r>
-        <w:t xml:space="preserve">. ** Finalidade do controlo: ** Fortalecer a empresa através da implementação e medição de salvaguardas para o inventário e controle de ativos de software. □</w:t>
-      </w:r>
-      <w:r>
-        <w:t xml:space="preserve"> </w:t>
-      </w:r>
-      <w:r>
-        <w:t xml:space="preserve">□—————————————————————————————————————————————————————————————————————————————————————–</w:t>
-      </w:r>
-    </w:p>
-    <w:bookmarkStart w:id="34" w:name="section-2"/>
+        <w:t xml:space="preserve">Princípio de implementação:** Um grupo menor de Salvaguardas que é totalmente escopo, operado, medido e melhorado é mais defensável do que uma longa lista marcada completa sem evidência confiável. □</w:t>
+      </w:r>
+      <w:r>
+        <w:t xml:space="preserve"> </w:t>
+      </w:r>
+      <w:r>
+        <w:t xml:space="preserve">□———————————————————————————————————————————————————————————————————————————————————————————</w:t>
+      </w:r>
+    </w:p>
+    <w:bookmarkEnd w:id="39"/>
+    <w:bookmarkStart w:id="45" w:name="X7695489a38f7c692e8afcb40666cce5b46824ac"/>
+    <w:p>
+      <w:pPr>
+        <w:pStyle w:val="Heading1"/>
+      </w:pPr>
+      <w:r>
+        <w:t xml:space="preserve">6. Controle 1 — Inventário e controle de ativos empresariais</w:t>
+      </w:r>
+    </w:p>
+    <w:p>
+      <w:pPr>
+        <w:numPr>
+          <w:ilvl w:val="0"/>
+          <w:numId w:val="1014"/>
+        </w:numPr>
+        <w:pStyle w:val="Compact"/>
+      </w:pPr>
+      <w:r>
+        <w:t xml:space="preserve">Todas as 5 Salvaguardas, significado simples, foco de verificação e evidência de exemplo.*</w:t>
+      </w:r>
+    </w:p>
+    <w:p>
+      <w:pPr>
+        <w:pStyle w:val="CaptionedFigure"/>
+      </w:pPr>
+      <w:r>
+        <w:drawing>
+          <wp:inline>
+            <wp:extent cx="5334000" cy="2940126"/>
+            <wp:effectExtent b="0" l="0" r="0" t="0"/>
+            <wp:docPr descr="Discovery, reconciliation, response, and review keep foundal populations current." title="" id="41" name="Picture"/>
+            <a:graphic>
+              <a:graphicData uri="http://schemas.openxmlformats.org/drawingml/2006/picture">
+                <pic:pic>
+                  <pic:nvPicPr>
+                    <pic:cNvPr descr="media/image4.png" id="42" name="Picture"/>
+                    <pic:cNvPicPr>
+                      <a:picLocks noChangeArrowheads="1" noChangeAspect="1"/>
+                    </pic:cNvPicPr>
+                  </pic:nvPicPr>
+                  <pic:blipFill>
+                    <a:blip r:embed="rId40"/>
+                    <a:stretch>
+                      <a:fillRect/>
+                    </a:stretch>
+                  </pic:blipFill>
+                  <pic:spPr bwMode="auto">
+                    <a:xfrm>
+                      <a:off x="0" y="0"/>
+                      <a:ext cx="5334000" cy="2940126"/>
+                    </a:xfrm>
+                    <a:prstGeom prst="rect">
+                      <a:avLst/>
+                    </a:prstGeom>
+                    <a:noFill/>
+                    <a:ln w="9525">
+                      <a:noFill/>
+                      <a:headEnd/>
+                      <a:tailEnd/>
+                    </a:ln>
+                  </pic:spPr>
+                </pic:pic>
+              </a:graphicData>
+            </a:graphic>
+          </wp:inline>
+        </w:drawing>
+      </w:r>
+    </w:p>
+    <w:p>
+      <w:pPr>
+        <w:pStyle w:val="ImageCaption"/>
+      </w:pPr>
+      <w:r>
+        <w:t xml:space="preserve">Discovery, reconciliation, response, and review keep foundal populations current.</w:t>
+      </w:r>
+    </w:p>
+    <w:p>
+      <w:pPr>
+        <w:pStyle w:val="BodyText"/>
+      </w:pPr>
+      <w:r>
+        <w:t xml:space="preserve">Figura 4. Ciclo de inventário de ativos e software</w:t>
+      </w:r>
+    </w:p>
+    <w:bookmarkStart w:id="43" w:name="X9cbcb2868390f18733d53433a304c2c0ef02e49"/>
     <w:p>
       <w:pPr>
         <w:pStyle w:val="Heading2"/>
       </w:pPr>
       <w:r>
+        <w:t xml:space="preserve">. ** Finalidade do controlo: ** Fortalecer a empresa através da implementação e medição de salvaguardas para o inventário e controle de ativos empresariais. □</w:t>
+      </w:r>
+    </w:p>
+    <w:bookmarkEnd w:id="43"/>
+    <w:bookmarkStart w:id="44" w:name="section-1"/>
+    <w:p>
+      <w:pPr>
+        <w:pStyle w:val="Heading2"/>
+      </w:pPr>
+      <w:r>
         <w:t xml:space="preserve">* * * * * * * * * * * * * * * * * * * * * * * * * * * * * * * * * * * * * * * * * * * * * * * * * * * *</w:t>
       </w:r>
     </w:p>
@@ -2051,525 +2165,31 @@
         <w:pStyle w:val="FirstParagraph"/>
       </w:pPr>
       <w:r>
-        <w:t xml:space="preserve">Estabelecer e manter um Inventário de Software.Coloque em prática um processo repetível, de propriedade ou controle técnico para estabelecer e manter um Inventário de Software, então verifique cobertura e exceções. Confirmar escopo definido, população, propriedade, implementação, frequência, cobertura, exceções, correção e reteste. Inventário de software, status de suporte, lista aprovada, resultados de descoberta, exceções, política de allowlisting e eventos</w:t>
-      </w:r>
-      <w:r>
-        <w:t xml:space="preserve"> </w:t>
-      </w:r>
-      <w:r>
-        <w:t xml:space="preserve">• 2.2 • Certifique-se de que o Software Autorizado está atualmente suportado □ Coloque em prática um processo repetível, de propriedade ou controle técnico para garantir que o Software Autorizado esteja atualmente apoiado, então verifique cobertura e exceções. Confirmar escopo definido, população, propriedade, implementação, frequência, cobertura, exceções, correção e reteste. Inventário de software, status de suporte, lista aprovada, resultados de descoberta, exceções, política de allowlisting e eventos</w:t>
-      </w:r>
-      <w:r>
-        <w:t xml:space="preserve"> </w:t>
-      </w:r>
-      <w:r>
-        <w:t xml:space="preserve">Endereço Software não autorizado Coloque um processo repetível, de propriedade ou controle técnico no local para abordar Software não autorizado, em seguida, verificar cobertura e exceções. Confirmar escopo definido, população, propriedade, implementação, frequência, cobertura, exceções, correção e reteste. Inventário de software, status de suporte, lista aprovada, resultados de descoberta, exceções, política de allowlisting e eventos</w:t>
-      </w:r>
-      <w:r>
-        <w:t xml:space="preserve"> </w:t>
-      </w:r>
-      <w:r>
-        <w:t xml:space="preserve">□ 2.4 □ Utilizar ferramentas de inventário de software automatizadas Coloque um processo repetível, de propriedade ou controle técnico no local para utilizar Ferramentas de Inventário de Software Automatizado, em seguida, verifique cobertura e exceções. Confirmar escopo definido, população, propriedade, implementação, frequência, cobertura, exceções, correção e reteste. Inventário de software, status de suporte, lista aprovada, resultados de descoberta, exceções, política de allowlisting e eventos</w:t>
-      </w:r>
-      <w:r>
-        <w:t xml:space="preserve"> </w:t>
-      </w:r>
-      <w:r>
-        <w:t xml:space="preserve">Software Autorizado de Allowlist Coloque um processo repetível, de propriedade ou controle técnico no local para permitir o software autorizado lista, em seguida, verificar a cobertura e exceções. Confirmar escopo definido, população, propriedade, implementação, frequência, cobertura, exceções, correção e reteste. Inventário de software, status de suporte, lista aprovada, resultados de descoberta, exceções, política de allowlisting e eventos</w:t>
-      </w:r>
-      <w:r>
-        <w:t xml:space="preserve"> </w:t>
-      </w:r>
-      <w:r>
-        <w:t xml:space="preserve">2.6 □ Allowlist Bibliotecas Autorizadas □ Coloque em prática um processo repetível, de propriedade ou controle técnico para permitir a lista Bibliotecas Autorizadas, então verifique cobertura e exceções. Confirmar escopo definido, população, propriedade, implementação, frequência, cobertura, exceções, correção e reteste. Inventário de software, status de suporte, lista aprovada, resultados de descoberta, exceções, política de allowlisting e eventos</w:t>
-      </w:r>
-      <w:r>
-        <w:t xml:space="preserve"> </w:t>
-      </w:r>
-      <w:r>
-        <w:t xml:space="preserve">Lista de Allowlist Scripts Autorizados Coloque um processo repetível, de propriedade ou controle técnico no local para permitir Lista Scripts Autorizados, em seguida, verificar cobertura e exceções. Confirmar escopo definido, população, propriedade, implementação, frequência, cobertura, exceções, correção e reteste. Inventário de software, status de suporte, lista aprovada, resultados de descoberta, exceções, política de allowlisting e eventos</w:t>
-      </w:r>
-    </w:p>
-    <w:p>
-      <w:pPr>
-        <w:pStyle w:val="BodyText"/>
-      </w:pPr>
-      <w:r>
-        <w:t xml:space="preserve">Use o guia oficial de Controles CIS v8.1 e Especificações de Avaliação de Controles para linguagem de Salvaguarda exata, classe de ativos, função de segurança, Grupo de Implementação, dependências, entradas, operações, medidas, métricas e revisão processual.</w:t>
-      </w:r>
-    </w:p>
-    <w:bookmarkEnd w:id="34"/>
-    <w:bookmarkEnd w:id="35"/>
-    <w:bookmarkStart w:id="38" w:name="controle-3-proteção-de-dados"/>
-    <w:p>
-      <w:pPr>
-        <w:pStyle w:val="Heading1"/>
-      </w:pPr>
-      <w:r>
-        <w:t xml:space="preserve">8. Controle 3 — Proteção de dados</w:t>
-      </w:r>
-    </w:p>
-    <w:p>
-      <w:pPr>
-        <w:numPr>
-          <w:ilvl w:val="0"/>
-          <w:numId w:val="1016"/>
-        </w:numPr>
-        <w:pStyle w:val="Compact"/>
-      </w:pPr>
-      <w:r>
-        <w:t xml:space="preserve">Todas as 14 Salvaguardas, significado simples, foco de verificação e evidência de exemplo.*</w:t>
-      </w:r>
-    </w:p>
-    <w:p>
-      <w:pPr>
-        <w:pStyle w:val="FirstParagraph"/>
-      </w:pPr>
-    </w:p>
-    <w:p>
-      <w:pPr>
-        <w:pStyle w:val="BodyText"/>
-      </w:pPr>
-      <w:r>
-        <w:t xml:space="preserve">Figura 5. Ciclo de vida de proteção de dados</w:t>
-      </w:r>
-    </w:p>
-    <w:bookmarkStart w:id="36" w:name="Xafbf8e1b4b26e3da78f01c41e124c491db11a0b"/>
-    <w:p>
-      <w:pPr>
-        <w:pStyle w:val="Heading2"/>
-      </w:pPr>
-      <w:r>
-        <w:t xml:space="preserve">. ** Finalidade do controlo: ** Reforçar a empresa através da implementação e medição de salvaguardas para a protecção de dados. □</w:t>
-      </w:r>
-    </w:p>
-    <w:bookmarkEnd w:id="36"/>
-    <w:bookmarkStart w:id="37" w:name="section-3"/>
-    <w:p>
-      <w:pPr>
-        <w:pStyle w:val="Heading2"/>
-      </w:pPr>
-      <w:r>
-        <w:t xml:space="preserve">* * * * * * * * * * * * * * * * * * * * * * * * * * * * * * * * * * * * * * * * * * * * * * * * * * * *</w:t>
-      </w:r>
-    </w:p>
-    <w:p>
-      <w:pPr>
-        <w:pStyle w:val="FirstParagraph"/>
-      </w:pPr>
-      <w:r>
-        <w:t xml:space="preserve">3.1 Estabelecer e manter um processo de gerenciamento de dados .Põr em prática um processo repetível, de propriedade ou controle técnico para estabelecer e manter um processo de gerenciamento de dados, em seguida, verificar cobertura e exceções. Confirmar escopo definido, população, propriedade, implementação, frequência, cobertura, exceções, correção e reteste. Lista de dados, classificação, fluxos, ACLs, retenção, eliminação, criptografia, DLP e logs de acesso</w:t>
-      </w:r>
-      <w:r>
-        <w:t xml:space="preserve"> </w:t>
-      </w:r>
-      <w:r>
-        <w:t xml:space="preserve">3.2 Estabelecer e manter um Inventário de Dados .Põr em prática um processo repetível, de propriedade ou controle técnico para estabelecer e manter um Inventário de Dados, em seguida, verificar a cobertura e exceções. Confirmar escopo definido, população, propriedade, implementação, frequência, cobertura, exceções, correção e reteste. Lista de dados, classificação, fluxos, ACLs, retenção, eliminação, criptografia, DLP e logs de acesso</w:t>
-      </w:r>
-      <w:r>
-        <w:t xml:space="preserve"> </w:t>
-      </w:r>
-      <w:r>
-        <w:t xml:space="preserve">Configurar Listas de Controle de Acesso de Dados Coloque em prática um processo repetível, de propriedade ou controle técnico para configurar Listas de Controle de Acesso de Dados e, em seguida, verifique a cobertura e exceções. Confirmar escopo definido, população, propriedade, implementação, frequência, cobertura, exceções, correção e reteste. Lista de dados, classificação, fluxos, ACLs, retenção, eliminação, criptografia, DLP e logs de acesso</w:t>
-      </w:r>
-      <w:r>
-        <w:t xml:space="preserve"> </w:t>
-      </w:r>
-      <w:r>
-        <w:t xml:space="preserve">□ 3.4 □ Forçar a retenção de dados □ Coloque em prática um processo repetível, de propriedade ou controle técnico para impor a retenção de dados, em seguida, verificar a cobertura e exceções. Confirmar escopo definido, população, propriedade, implementação, frequência, cobertura, exceções, correção e reteste. Lista de dados, classificação, fluxos, ACLs, retenção, eliminação, criptografia, DLP e logs de acesso</w:t>
-      </w:r>
-      <w:r>
-        <w:t xml:space="preserve"> </w:t>
-      </w:r>
-      <w:r>
-        <w:t xml:space="preserve">3.5 □ Eliminar com segurança os dados Coloque em prática um processo repetível, de propriedade ou controle técnico para eliminar de forma segura os dados, então verifique a cobertura e exceções. Confirmar escopo definido, população, propriedade, implementação, frequência, cobertura, exceções, correção e reteste. Lista de dados, classificação, fluxos, ACLs, retenção, eliminação, criptografia, DLP e logs de acesso</w:t>
-      </w:r>
-      <w:r>
-        <w:t xml:space="preserve"> </w:t>
-      </w:r>
-      <w:r>
-        <w:t xml:space="preserve">□ 3.6 □ Criptografar Dados em Dispositivos de Usuário Final □ Coloque em prática um processo repetível, de propriedade ou controle técnico para criptografar Dados em Dispositivos de Usuário Final, então verifique cobertura e exceções. Confirmar escopo definido, população, propriedade, implementação, frequência, cobertura, exceções, correção e reteste. Lista de dados, classificação, fluxos, ACLs, retenção, eliminação, criptografia, DLP e logs de acesso</w:t>
-      </w:r>
-      <w:r>
-        <w:t xml:space="preserve"> </w:t>
-      </w:r>
-      <w:r>
-        <w:t xml:space="preserve">□ 3.7 □ Estabelecer e manter um esquema de classificação de dados □ Colocar em prática um processo repetível, de propriedade ou controle técnico para estabelecer e manter um esquema de classificação de dados, em seguida, verificar a cobertura e exceções. Confirmar escopo definido, população, propriedade, implementação, frequência, cobertura, exceções, correção e reteste. Lista de dados, classificação, fluxos, ACLs, retenção, eliminação, criptografia, DLP e logs de acesso</w:t>
-      </w:r>
-      <w:r>
-        <w:t xml:space="preserve"> </w:t>
-      </w:r>
-      <w:r>
-        <w:t xml:space="preserve">Os fluxos de dados do documento Coloque em prática um processo repetível, de propriedade ou controle técnico para documentar Fluxos de Dados, então verifique cobertura e exceções. Confirmar escopo definido, população, propriedade, implementação, frequência, cobertura, exceções, correção e reteste. Lista de dados, classificação, fluxos, ACLs, retenção, eliminação, criptografia, DLP e logs de acesso</w:t>
-      </w:r>
-      <w:r>
-        <w:t xml:space="preserve"> </w:t>
-      </w:r>
-      <w:r>
-        <w:t xml:space="preserve">.. 3.9 .. Criptografar dados em mídia removível .. Coloque um processo repetível, de propriedade ou controle técnico para criptografar dados em mídia removível, em seguida, verificar cobertura e exceções. Confirmar escopo definido, população, propriedade, implementação, frequência, cobertura, exceções, correção e reteste. Lista de dados, classificação, fluxos, ACLs, retenção, eliminação, criptografia, DLP e logs de acesso</w:t>
-      </w:r>
-      <w:r>
-        <w:t xml:space="preserve"> </w:t>
-      </w:r>
-      <w:r>
-        <w:t xml:space="preserve">3.10 Crypt Sensitive Data in Trânsito Coloque no lugar um processo repetível, de propriedade ou controle técnico para criptografar Dados Sensitivos em Trânsito, então verifique cobertura e exceções. Confirmar escopo definido, população, propriedade, implementação, frequência, cobertura, exceções, correção e reteste. Lista de dados, classificação, fluxos, ACLs, retenção, eliminação, criptografia, DLP e logs de acesso</w:t>
-      </w:r>
-      <w:r>
-        <w:t xml:space="preserve"> </w:t>
-      </w:r>
-      <w:r>
-        <w:t xml:space="preserve">Em repouso, criptografar dados sensíveis Coloque um processo repetível, de propriedade ou controle técnico no local para criptografar dados sensíveis em repouso, então verifique cobertura e exceções. Confirmar escopo definido, população, propriedade, implementação, frequência, cobertura, exceções, correção e reteste. Lista de dados, classificação, fluxos, ACLs, retenção, eliminação, criptografia, DLP e logs de acesso</w:t>
-      </w:r>
-      <w:r>
-        <w:t xml:space="preserve"> </w:t>
-      </w:r>
-      <w:r>
-        <w:t xml:space="preserve">Segmento Processamento e Armazenamento de Dados Baseado na Sensibilidade .. Coloque em prática um processo repetível, de propriedade ou controle técnico para segmentar Processamento e Armazenamento de Dados Baseado na Sensibilidade, então verifique cobertura e exceções. Confirmar escopo definido, população, propriedade, implementação, frequência, cobertura, exceções, correção e reteste. Lista de dados, classificação, fluxos, ACLs, retenção, eliminação, criptografia, DLP e logs de acesso</w:t>
-      </w:r>
-      <w:r>
-        <w:t xml:space="preserve"> </w:t>
-      </w:r>
-      <w:r>
-        <w:t xml:space="preserve">3.13 Implantar uma solução de prevenção de perda de dados Coloque em prática um processo repetível, de propriedade ou controle técnico para implantar uma Solução de Prevenção de Perda de Dados, então verifique cobertura e exceções. Confirmar escopo definido, população, propriedade, implementação, frequência, cobertura, exceções, correção e reteste. Lista de dados, classificação, fluxos, ACLs, retenção, eliminação, criptografia, DLP e logs de acesso</w:t>
-      </w:r>
-      <w:r>
-        <w:t xml:space="preserve"> </w:t>
-      </w:r>
-      <w:r>
-        <w:t xml:space="preserve">Acesso de Dados Sensíveis ao Log Coloque um processo repetível, de propriedade ou controle técnico no local para registrar o acesso de dados sensíveis, em seguida, verificar a cobertura e exceções. Confirmar escopo definido, população, propriedade, implementação, frequência, cobertura, exceções, correção e reteste. Lista de dados, classificação, fluxos, ACLs, retenção, eliminação, criptografia, DLP e logs de acesso</w:t>
-      </w:r>
-    </w:p>
-    <w:p>
-      <w:pPr>
-        <w:pStyle w:val="BodyText"/>
-      </w:pPr>
-      <w:r>
-        <w:t xml:space="preserve">Use o guia oficial de Controles CIS v8.1 e Especificações de Avaliação de Controles para linguagem de Salvaguarda exata, classe de ativos, função de segurança, Grupo de Implementação, dependências, entradas, operações, medidas, métricas e revisão processual.</w:t>
-      </w:r>
-    </w:p>
-    <w:bookmarkEnd w:id="37"/>
-    <w:bookmarkEnd w:id="38"/>
-    <w:bookmarkStart w:id="40" w:name="Xd2ef3f86512794823bc8b468f11f6ff2370559c"/>
-    <w:p>
-      <w:pPr>
-        <w:pStyle w:val="Heading1"/>
-      </w:pPr>
-      <w:r>
-        <w:t xml:space="preserve">9. Controle 4 — Configuração segura de ativos empresariais e software</w:t>
-      </w:r>
-    </w:p>
-    <w:p>
-      <w:pPr>
-        <w:numPr>
-          <w:ilvl w:val="0"/>
-          <w:numId w:val="1017"/>
-        </w:numPr>
-        <w:pStyle w:val="Compact"/>
-      </w:pPr>
-      <w:r>
-        <w:t xml:space="preserve">Todas as 12 Salvaguardas, significado simples, foco de verificação e evidência de exemplo.*</w:t>
-      </w:r>
-    </w:p>
-    <w:p>
-      <w:pPr>
-        <w:pStyle w:val="FirstParagraph"/>
-      </w:pPr>
-      <w:r>
-        <w:t xml:space="preserve">. ** Finalidade do controlo: ** Fortaleça a empresa implementando e medindo salvaguardas para a configuração segura de ativos e software da empresa. □</w:t>
-      </w:r>
-      <w:r>
-        <w:t xml:space="preserve"> </w:t>
-      </w:r>
-      <w:r>
-        <w:t xml:space="preserve">□———————————————————————————————————————————————————————————————————————————</w:t>
-      </w:r>
-    </w:p>
-    <w:bookmarkStart w:id="39" w:name="section-4"/>
-    <w:p>
-      <w:pPr>
-        <w:pStyle w:val="Heading2"/>
-      </w:pPr>
-      <w:r>
-        <w:t xml:space="preserve">* * * * * * * * * * * * * * * * * * * * * * * * * * * * * * * * * * * * * * * * * * * * * * * * * * * *</w:t>
-      </w:r>
-    </w:p>
-    <w:p>
-      <w:pPr>
-        <w:pStyle w:val="FirstParagraph"/>
-      </w:pPr>
-      <w:r>
-        <w:t xml:space="preserve">4.1 Estabelecer e manter um processo de configuração seguro .Põr em prática um processo repetível, de propriedade ou controle técnico para estabelecer e manter um processo de configuração seguro, em seguida, verificar a cobertura e exceções. Confirmar escopo definido, população, propriedade, implementação, frequência, cobertura, exceções, correção e reteste. Normas de configuração, resultados de benchmark, firewalls, bloqueios de sessão, protocolos de administração, defaults, serviços e configurações móveis</w:t>
-      </w:r>
-      <w:r>
-        <w:t xml:space="preserve"> </w:t>
-      </w:r>
-      <w:r>
-        <w:t xml:space="preserve">4.2 Estabelecer e manter um processo de configuração seguro para a infraestrutura de rede.Põr em prática um processo repetível, de propriedade ou controle técnico para estabelecer e manter um processo de configuração seguro para a infraestrutura de rede, em seguida, verificar a cobertura e exceções. Confirmar escopo definido, população, propriedade, implementação, frequência, cobertura, exceções, correção e reteste. Normas de configuração, resultados de benchmark, firewalls, bloqueios de sessão, protocolos de administração, defaults, serviços e configurações móveis</w:t>
-      </w:r>
-      <w:r>
-        <w:t xml:space="preserve"> </w:t>
-      </w:r>
-      <w:r>
-        <w:t xml:space="preserve">Configura o bloqueio automático de sessão em ativos empresariais Coloque em prática um processo repetível, de propriedade ou controle técnico para configurar o bloqueio automático de sessão em ativos corporativos, em seguida, verifique a cobertura e exceções. Confirmar escopo definido, população, propriedade, implementação, frequência, cobertura, exceções, correção e reteste. Normas de configuração, resultados de benchmark, firewalls, bloqueios de sessão, protocolos de administração, defaults, serviços e configurações móveis</w:t>
-      </w:r>
-      <w:r>
-        <w:t xml:space="preserve"> </w:t>
-      </w:r>
-      <w:r>
-        <w:t xml:space="preserve">4.4 Implementar e Gerenciar um Firewall em Servidores Coloque um processo repetível, de propriedade ou controle técnico para implementar e gerenciar um Firewall em Servidores, então verifique cobertura e exceções. Confirmar escopo definido, população, propriedade, implementação, frequência, cobertura, exceções, correção e reteste. Normas de configuração, resultados de benchmark, firewalls, bloqueios de sessão, protocolos de administração, defaults, serviços e configurações móveis</w:t>
-      </w:r>
-      <w:r>
-        <w:t xml:space="preserve"> </w:t>
-      </w:r>
-      <w:r>
-        <w:t xml:space="preserve">□ 4.5 □ Implementar e Gerenciar um Firewall em Dispositivos de Usuário Final □ Coloque em prática um processo ou controle técnico repetível, de propriedade para implementar e gerenciar um Firewall em Dispositivos de Usuário Final, em seguida, verifique cobertura e exceções. Confirmar escopo definido, população, propriedade, implementação, frequência, cobertura, exceções, correção e reteste. Normas de configuração, resultados de benchmark, firewalls, bloqueios de sessão, protocolos de administração, defaults, serviços e configurações móveis</w:t>
-      </w:r>
-      <w:r>
-        <w:t xml:space="preserve"> </w:t>
-      </w:r>
-      <w:r>
-        <w:t xml:space="preserve">Como Gerenciar com segurança os ativos e o software corporativos?Coloque no lugar um processo repetível, de propriedade ou controle técnico para Gerenciar com segurança os ativos empresariais e o software, então verifique a cobertura e exceções. Confirmar escopo definido, população, propriedade, implementação, frequência, cobertura, exceções, correção e reteste. Normas de configuração, resultados de benchmark, firewalls, bloqueios de sessão, protocolos de administração, defaults, serviços e configurações móveis</w:t>
-      </w:r>
-      <w:r>
-        <w:t xml:space="preserve"> </w:t>
-      </w:r>
-      <w:r>
-        <w:t xml:space="preserve">Como Gerenciar contas padrão em ativos e software corporativos?Coloque em prática um processo repetível, de propriedade ou controle técnico para gerenciar contas padrão em ativos corporativos e software, então verifique cobertura e exceções. Confirmar escopo definido, população, propriedade, implementação, frequência, cobertura, exceções, correção e reteste. Normas de configuração, resultados de benchmark, firewalls, bloqueios de sessão, protocolos de administração, defaults, serviços e configurações móveis</w:t>
-      </w:r>
-      <w:r>
-        <w:t xml:space="preserve"> </w:t>
-      </w:r>
-      <w:r>
-        <w:t xml:space="preserve">4.8 Desinstalar ou desativar Serviços Desnecessários em Ativos e Software Corporativos Coloque em prática um processo ou controle técnico repetível, de propriedade para desinstalar ou desativar Serviços Desnecessários em Ativos e Software Corporativos, então verifique cobertura e exceções. Confirmar escopo definido, população, propriedade, implementação, frequência, cobertura, exceções, correção e reteste. Normas de configuração, resultados de benchmark, firewalls, bloqueios de sessão, protocolos de administração, defaults, serviços e configurações móveis</w:t>
-      </w:r>
-      <w:r>
-        <w:t xml:space="preserve"> </w:t>
-      </w:r>
-      <w:r>
-        <w:t xml:space="preserve">Configura Servidores DNS confiáveis em ativos corporativos Coloque um processo repetível, de propriedade ou controle técnico para configurar Servidores DNS confiáveis em ativos corporativos, então verifique cobertura e exceções. Confirmar escopo definido, população, propriedade, implementação, frequência, cobertura, exceções, correção e reteste. Normas de configuração, resultados de benchmark, firewalls, bloqueios de sessão, protocolos de administração, defaults, serviços e configurações móveis</w:t>
-      </w:r>
-      <w:r>
-        <w:t xml:space="preserve"> </w:t>
-      </w:r>
-      <w:r>
-        <w:t xml:space="preserve">4.10 Forçar o bloqueio automático do dispositivo em dispositivos portáteis do usuário final Coloque em prática um processo repetível, de propriedade ou controle técnico para aplicar o Bloqueio Automático de Dispositivos Portáteis de Usuário Final, em seguida, verifique a cobertura e exceções. Confirmar escopo definido, população, propriedade, implementação, frequência, cobertura, exceções, correção e reteste. Normas de configuração, resultados de benchmark, firewalls, bloqueios de sessão, protocolos de administração, defaults, serviços e configurações móveis</w:t>
-      </w:r>
-      <w:r>
-        <w:t xml:space="preserve"> </w:t>
-      </w:r>
-      <w:r>
-        <w:t xml:space="preserve">• 4.11 • Forçar a capacidade de limpeza remota em dispositivos portáteis de uso final Coloque em prática um processo repetível, de propriedade ou controle técnico para impor a capacidade de limpeza remota em dispositivos portáteis de usuário final, em seguida, verifique a cobertura e exceções. Confirmar escopo definido, população, propriedade, implementação, frequência, cobertura, exceções, correção e reteste. Normas de configuração, resultados de benchmark, firewalls, bloqueios de sessão, protocolos de administração, defaults, serviços e configurações móveis</w:t>
-      </w:r>
-      <w:r>
-        <w:t xml:space="preserve"> </w:t>
-      </w:r>
-      <w:r>
-        <w:t xml:space="preserve">□ 4.12 □ Separar os espaços de trabalho empresariais em dispositivos móveis de utilização final □ Coloque em prática um processo repetível, de propriedade ou controlo técnico para separar os espaços de trabalho empresariais em dispositivos móveis de utilização final e verificar a cobertura e as exceções. Confirmar escopo definido, população, propriedade, implementação, frequência, cobertura, exceções, correção e reteste. Normas de configuração, resultados de benchmark, firewalls, bloqueios de sessão, protocolos de administração, defaults, serviços e configurações móveis</w:t>
-      </w:r>
-    </w:p>
-    <w:p>
-      <w:pPr>
-        <w:pStyle w:val="BodyText"/>
-      </w:pPr>
-      <w:r>
-        <w:t xml:space="preserve">Use o guia oficial de Controles CIS v8.1 e Especificações de Avaliação de Controles para linguagem de Salvaguarda exata, classe de ativos, função de segurança, Grupo de Implementação, dependências, entradas, operações, medidas, métricas e revisão processual.</w:t>
-      </w:r>
-    </w:p>
-    <w:bookmarkEnd w:id="39"/>
-    <w:bookmarkEnd w:id="40"/>
-    <w:bookmarkStart w:id="42" w:name="controle-5-gestão-de-contas"/>
-    <w:p>
-      <w:pPr>
-        <w:pStyle w:val="Heading1"/>
-      </w:pPr>
-      <w:r>
-        <w:t xml:space="preserve">10. Controle 5 — Gestão de Contas</w:t>
-      </w:r>
-    </w:p>
-    <w:p>
-      <w:pPr>
-        <w:numPr>
-          <w:ilvl w:val="0"/>
-          <w:numId w:val="1018"/>
-        </w:numPr>
-        <w:pStyle w:val="Compact"/>
-      </w:pPr>
-      <w:r>
-        <w:t xml:space="preserve">Todas as 6 Salvaguardas, significado simples, foco de verificação e evidência de exemplo.*</w:t>
-      </w:r>
-    </w:p>
-    <w:p>
-      <w:pPr>
-        <w:pStyle w:val="FirstParagraph"/>
-      </w:pPr>
-      <w:r>
-        <w:t xml:space="preserve">. ** Finalidade do controlo: ** Reforçar a empresa através da implementação e medição de salvaguardas para a gestão de contas. □</w:t>
-      </w:r>
-      <w:r>
-        <w:t xml:space="preserve"> </w:t>
-      </w:r>
-      <w:r>
-        <w:t xml:space="preserve">□——————————————————————————————————————————–</w:t>
-      </w:r>
-    </w:p>
-    <w:bookmarkStart w:id="41" w:name="section-5"/>
-    <w:p>
-      <w:pPr>
-        <w:pStyle w:val="Heading2"/>
-      </w:pPr>
-      <w:r>
-        <w:t xml:space="preserve">* * * * * * * * * * * * * * * * * * * * * * * * * * * * * * * * * * * * * * * * * * * * * * * * * * * *</w:t>
-      </w:r>
-    </w:p>
-    <w:p>
-      <w:pPr>
-        <w:pStyle w:val="FirstParagraph"/>
-      </w:pPr>
-      <w:r>
-        <w:t xml:space="preserve">• 5.1 • Estabelecer e manter um Inventário de Contas • Colocar em prática um processo repetível, de propriedade ou controle técnico para estabelecer e manter um Inventário de Contas, em seguida, verificar a cobertura e exceções. Confirmar escopo definido, população, propriedade, implementação, frequência, cobertura, exceções, correção e reteste. As populações da conta, os proprietários, as datas, a política da senha, as ações da conta dormente, os inventários da conta do administrador e do serviço</w:t>
-      </w:r>
-      <w:r>
-        <w:t xml:space="preserve"> </w:t>
-      </w:r>
-      <w:r>
-        <w:t xml:space="preserve">Use senhas únicas Coloque um processo repetível, de propriedade ou controle técnico para usar senhas únicas e, em seguida, verifique a cobertura e exceções. Confirmar escopo definido, população, propriedade, implementação, frequência, cobertura, exceções, correção e reteste. As populações da conta, os proprietários, as datas, a política da senha, as ações da conta dormente, os inventários da conta do administrador e do serviço</w:t>
-      </w:r>
-      <w:r>
-        <w:t xml:space="preserve"> </w:t>
-      </w:r>
-      <w:r>
-        <w:t xml:space="preserve">5.3 Desactivar contas domésticas Coloque em prática um processo repetível, de propriedade ou controle técnico para desativar Contas Dormintes e, em seguida, verificar a cobertura e exceções. Confirmar escopo definido, população, propriedade, implementação, frequência, cobertura, exceções, correção e reteste. As populações da conta, os proprietários, as datas, a política da senha, as ações da conta dormente, os inventários da conta do administrador e do serviço</w:t>
-      </w:r>
-      <w:r>
-        <w:t xml:space="preserve"> </w:t>
-      </w:r>
-      <w:r>
-        <w:t xml:space="preserve">Restringir os Privilégios de Administrador às Contas de Administradores Dedicadas Coloque em prática um processo repetível, de propriedade ou controle técnico para restringir os Privilégios de Administrador às Contas de Administrador Dedicadas, em seguida, verifique a cobertura e exceções. Confirmar escopo definido, população, propriedade, implementação, frequência, cobertura, exceções, correção e reteste. As populações da conta, os proprietários, as datas, a política da senha, as ações da conta dormente, os inventários da conta do administrador e do serviço</w:t>
-      </w:r>
-      <w:r>
-        <w:t xml:space="preserve"> </w:t>
-      </w:r>
-      <w:r>
-        <w:t xml:space="preserve">5,5 □ Estabelecer e manter um Inventário de Contas de Serviço □ Colocar em prática um processo repetível, de propriedade ou controle técnico para estabelecer e manter um Inventário de Contas de Serviço, em seguida, verificar cobertura e exceções. Confirmar escopo definido, população, propriedade, implementação, frequência, cobertura, exceções, correção e reteste. As populações da conta, os proprietários, as datas, a política da senha, as ações da conta dormente, os inventários da conta do administrador e do serviço</w:t>
-      </w:r>
-      <w:r>
-        <w:t xml:space="preserve"> </w:t>
-      </w:r>
-      <w:r>
-        <w:t xml:space="preserve">5.6 Centralizar a Gestão de Contas Coloque em prática um processo repetível, de propriedade ou controle técnico para centralizar o Gerenciamento de Contas, em seguida, verifique a cobertura e exceções. Confirmar escopo definido, população, propriedade, implementação, frequência, cobertura, exceções, correção e reteste. As populações da conta, os proprietários, as datas, a política da senha, as ações da conta dormente, os inventários da conta do administrador e do serviço</w:t>
-      </w:r>
-    </w:p>
-    <w:p>
-      <w:pPr>
-        <w:pStyle w:val="BodyText"/>
-      </w:pPr>
-      <w:r>
-        <w:t xml:space="preserve">Use o guia oficial de Controles CIS v8.1 e Especificações de Avaliação de Controles para linguagem de Salvaguarda exata, classe de ativos, função de segurança, Grupo de Implementação, dependências, entradas, operações, medidas, métricas e revisão processual.</w:t>
-      </w:r>
-    </w:p>
-    <w:bookmarkEnd w:id="41"/>
-    <w:bookmarkEnd w:id="42"/>
-    <w:bookmarkStart w:id="45" w:name="Xa894af05b3af31fdf2a084a9cec3813ac700e27"/>
-    <w:p>
-      <w:pPr>
-        <w:pStyle w:val="Heading1"/>
-      </w:pPr>
-      <w:r>
-        <w:t xml:space="preserve">11. Controle 6 — Gerenciamento de Controle de Acesso</w:t>
-      </w:r>
-    </w:p>
-    <w:p>
-      <w:pPr>
-        <w:numPr>
-          <w:ilvl w:val="0"/>
-          <w:numId w:val="1019"/>
-        </w:numPr>
-        <w:pStyle w:val="Compact"/>
-      </w:pPr>
-      <w:r>
-        <w:t xml:space="preserve">Todas as 8 Salvaguardas, significado simples, foco de verificação e evidência de exemplo.*</w:t>
-      </w:r>
-    </w:p>
-    <w:p>
-      <w:pPr>
-        <w:pStyle w:val="FirstParagraph"/>
-      </w:pPr>
-    </w:p>
-    <w:p>
-      <w:pPr>
-        <w:pStyle w:val="BodyText"/>
-      </w:pPr>
-      <w:r>
-        <w:t xml:space="preserve">Figura 6. Ciclo de vida de identidade e acesso</w:t>
-      </w:r>
-    </w:p>
-    <w:bookmarkStart w:id="43" w:name="Xcabd0b0a654464b8c9f73c37431732309c07dc8"/>
-    <w:p>
-      <w:pPr>
-        <w:pStyle w:val="Heading2"/>
-      </w:pPr>
-      <w:r>
-        <w:t xml:space="preserve">. ** Finalidade do controlo: ** Reforçar a empresa através da implementação e medição de salvaguardas para a gestão do controlo de acesso. □</w:t>
-      </w:r>
-    </w:p>
-    <w:bookmarkEnd w:id="43"/>
-    <w:bookmarkStart w:id="44" w:name="section-6"/>
-    <w:p>
-      <w:pPr>
-        <w:pStyle w:val="Heading2"/>
-      </w:pPr>
-      <w:r>
-        <w:t xml:space="preserve">* * * * * * * * * * * * * * * * * * * * * * * * * * * * * * * * * * * * * * * * * * * * * * * * * * * *</w:t>
-      </w:r>
-    </w:p>
-    <w:p>
-      <w:pPr>
-        <w:pStyle w:val="FirstParagraph"/>
-      </w:pPr>
-      <w:r>
-        <w:t xml:space="preserve">• 6.1 • Estabelecer um Processo de Concessão de Acesso • Colocar em prática um processo repetível, de propriedade ou controle técnico para estabelecer um Processo de Concessão de Acesso e, em seguida, verificar a cobertura e exceções. Confirmar escopo definido, população, propriedade, implementação, frequência, cobertura, exceções, correção e reteste. Ingressos de concessão/revoke, cobertura MFA, inventário do sistema de autenticação, funções, direitos e revisões de acesso</w:t>
-      </w:r>
-      <w:r>
-        <w:t xml:space="preserve"> </w:t>
-      </w:r>
-      <w:r>
-        <w:t xml:space="preserve">□ 6.2 □ Estabelecer um Processo de Revogação de Acesso □ Colocar um processo repetível, de propriedade ou controle técnico para estabelecer um Processo de Revogação de Acesso, em seguida, verificar a cobertura e exceções. Confirmar escopo definido, população, propriedade, implementação, frequência, cobertura, exceções, correção e reteste. Ingressos de concessão/revoke, cobertura MFA, inventário do sistema de autenticação, funções, direitos e revisões de acesso</w:t>
-      </w:r>
-      <w:r>
-        <w:t xml:space="preserve"> </w:t>
-      </w:r>
-      <w:r>
-        <w:t xml:space="preserve">□ 6.3 □ Exigir o MFA para Aplicações Expostas Externamente • Coloque em prática um processo repetível, de propriedade ou controle técnico para exigir o MFA para Aplicações Expostas Externamente e, em seguida, verifique a cobertura e exceções. Confirmar escopo definido, população, propriedade, implementação, frequência, cobertura, exceções, correção e reteste. Ingressos de concessão/revoke, cobertura MFA, inventário do sistema de autenticação, funções, direitos e revisões de acesso</w:t>
-      </w:r>
-      <w:r>
-        <w:t xml:space="preserve"> </w:t>
-      </w:r>
-      <w:r>
-        <w:t xml:space="preserve">6.4 Requer MFA para acesso remoto à rede Coloque um processo repetível, de propriedade ou controle técnico para exigir MFA para acesso remoto à rede, então verifique cobertura e exceções. Confirmar escopo definido, população, propriedade, implementação, frequência, cobertura, exceções, correção e reteste. Ingressos de concessão/revoke, cobertura MFA, inventário do sistema de autenticação, funções, direitos e revisões de acesso</w:t>
-      </w:r>
-      <w:r>
-        <w:t xml:space="preserve"> </w:t>
-      </w:r>
-      <w:r>
-        <w:t xml:space="preserve">6.5 Requer AMF para acesso administrativo Coloque um processo repetível, de propriedade ou controle técnico para exigir MFA para acesso administrativo, em seguida, verificar cobertura e exceções. Confirmar escopo definido, população, propriedade, implementação, frequência, cobertura, exceções, correção e reteste. Ingressos de concessão/revoke, cobertura MFA, inventário do sistema de autenticação, funções, direitos e revisões de acesso</w:t>
-      </w:r>
-      <w:r>
-        <w:t xml:space="preserve"> </w:t>
-      </w:r>
-      <w:r>
-        <w:t xml:space="preserve">6.6 Criar e manter um Inventário de Sistemas de Autenticação e Autorização.Põr em prática um processo repetível, de propriedade ou controle técnico para estabelecer e manter um Inventário de Sistemas de Autenticação e Autorização, em seguida, verificar a cobertura e exceções. Confirmar escopo definido, população, propriedade, implementação, frequência, cobertura, exceções, correção e reteste. Ingressos de concessão/revoke, cobertura MFA, inventário do sistema de autenticação, funções, direitos e revisões de acesso</w:t>
-      </w:r>
-      <w:r>
-        <w:t xml:space="preserve"> </w:t>
-      </w:r>
-      <w:r>
-        <w:t xml:space="preserve">6.7 Centralizar o Controle de Acesso Coloque em prática um processo repetível, de propriedade ou controle técnico para centralizar o Controle de Acesso, então verifique cobertura e exceções. Confirmar escopo definido, população, propriedade, implementação, frequência, cobertura, exceções, correção e reteste. Ingressos de concessão/revoke, cobertura MFA, inventário do sistema de autenticação, funções, direitos e revisões de acesso</w:t>
-      </w:r>
-      <w:r>
-        <w:t xml:space="preserve"> </w:t>
-      </w:r>
-      <w:r>
-        <w:t xml:space="preserve">Defina e mantenha o controle de acesso baseado em funções Coloque em prática um processo repetível, de propriedade ou controle técnico para definir e manter o controle de acesso baseado em funções, então verifique cobertura e exceções. Confirmar escopo definido, população, propriedade, implementação, frequência, cobertura, exceções, correção e reteste. Ingressos de concessão/revoke, cobertura MFA, inventário do sistema de autenticação, funções, direitos e revisões de acesso</w:t>
+        <w:t xml:space="preserve">Introdução e manutenção detalhada Inventário de ativos corporativos Coloque em prática um processo repetível, de propriedade ou controle técnico para estabelecer e manter o Inventário de ativos corporativos detalhados, então verifique cobertura e exceções. Confirmar escopo definido, população, propriedade, implementação, frequência, cobertura, exceções, correção e reteste. Inventário de ativos, proprietários, status de aprovação, descoberta ativa/passiva, logs DHCP/IPAM, tickets não autorizados</w:t>
+      </w:r>
+      <w:r>
+        <w:t xml:space="preserve"> </w:t>
+      </w:r>
+      <w:r>
+        <w:t xml:space="preserve">Endereço Activos Não Autorizados Coloque um processo repetível, de propriedade ou controle técnico no local para abordar ativos não autorizados, em seguida, verificar cobertura e exceções. Confirmar escopo definido, população, propriedade, implementação, frequência, cobertura, exceções, correção e reteste. Inventário de ativos, proprietários, status de aprovação, descoberta ativa/passiva, logs DHCP/IPAM, tickets não autorizados</w:t>
+      </w:r>
+      <w:r>
+        <w:t xml:space="preserve"> </w:t>
+      </w:r>
+      <w:r>
+        <w:t xml:space="preserve">□ 1.3 □ Utilizar uma ferramenta de descoberta ativa Coloque no lugar um processo repetível, de propriedade ou controle técnico para utilizar uma ferramenta Active Discovery, então verifique cobertura e exceções. Confirmar escopo definido, população, propriedade, implementação, frequência, cobertura, exceções, correção e reteste. Inventário de ativos, proprietários, status de aprovação, descoberta ativa/passiva, logs DHCP/IPAM, tickets não autorizados</w:t>
+      </w:r>
+      <w:r>
+        <w:t xml:space="preserve"> </w:t>
+      </w:r>
+      <w:r>
+        <w:t xml:space="preserve">Use o DHCP Logging para atualizar o Inventário de Ativos Empresariais.Põr em prática um processo repetível, de propriedade ou controle técnico para usar o DHCP Logging para atualizar o Inventário de Ativos Empresariais, em seguida, verificar a cobertura e exceções. Confirmar escopo definido, população, propriedade, implementação, frequência, cobertura, exceções, correção e reteste. Inventário de ativos, proprietários, status de aprovação, descoberta ativa/passiva, logs DHCP/IPAM, tickets não autorizados</w:t>
+      </w:r>
+      <w:r>
+        <w:t xml:space="preserve"> </w:t>
+      </w:r>
+      <w:r>
+        <w:t xml:space="preserve">Use uma ferramenta de descoberta passiva de ativos Coloque no lugar um processo repetível, de propriedade ou controle técnico para usar uma ferramenta Passive Asset Discovery, então verifique cobertura e exceções. Confirmar escopo definido, população, propriedade, implementação, frequência, cobertura, exceções, correção e reteste. Inventário de ativos, proprietários, status de aprovação, descoberta ativa/passiva, logs DHCP/IPAM, tickets não autorizados</w:t>
       </w:r>
     </w:p>
     <w:p>
@@ -2582,20 +2202,20 @@
     </w:p>
     <w:bookmarkEnd w:id="44"/>
     <w:bookmarkEnd w:id="45"/>
-    <w:bookmarkStart w:id="47" w:name="Xc417a421edbe5d2e6b240c7d3d615c29c5a6aa2"/>
+    <w:bookmarkStart w:id="47" w:name="Xeb9b34ac7dc5be396e103312241fbdff6bec423"/>
     <w:p>
       <w:pPr>
         <w:pStyle w:val="Heading1"/>
       </w:pPr>
       <w:r>
-        <w:t xml:space="preserve">12. Controle 7 — Gestão de Vulnerabilidade Contínua</w:t>
-      </w:r>
-    </w:p>
-    <w:p>
-      <w:pPr>
-        <w:numPr>
-          <w:ilvl w:val="0"/>
-          <w:numId w:val="1020"/>
+        <w:t xml:space="preserve">7. Controle 2 — Inventário e Controle de Ativos de Software</w:t>
+      </w:r>
+    </w:p>
+    <w:p>
+      <w:pPr>
+        <w:numPr>
+          <w:ilvl w:val="0"/>
+          <w:numId w:val="1015"/>
         </w:numPr>
         <w:pStyle w:val="Compact"/>
       </w:pPr>
@@ -2607,30 +2227,17 @@
       <w:pPr>
         <w:pStyle w:val="FirstParagraph"/>
       </w:pPr>
-    </w:p>
-    <w:p>
-      <w:pPr>
-        <w:pStyle w:val="BodyText"/>
-      </w:pPr>
-      <w:r>
-        <w:t xml:space="preserve">Figura 7. Gestão contínua da vulnerabilidade</w:t>
-      </w:r>
-    </w:p>
-    <w:p>
-      <w:pPr>
-        <w:pStyle w:val="BodyText"/>
-      </w:pPr>
-      <w:r>
-        <w:t xml:space="preserve">. ** Finalidade do controlo: ** Fortalecer a empresa implementando e medindo salvaguardas para a gestão contínua da vulnerabilidade. □</w:t>
-      </w:r>
-      <w:r>
-        <w:t xml:space="preserve"> </w:t>
-      </w:r>
-      <w:r>
-        <w:t xml:space="preserve">□———————————————————————————————————————————————————————————-</w:t>
-      </w:r>
-    </w:p>
-    <w:bookmarkStart w:id="46" w:name="section-7"/>
+      <w:r>
+        <w:t xml:space="preserve">. ** Finalidade do controlo: ** Fortalecer a empresa através da implementação e medição de salvaguardas para o inventário e controle de ativos de software. □</w:t>
+      </w:r>
+      <w:r>
+        <w:t xml:space="preserve"> </w:t>
+      </w:r>
+      <w:r>
+        <w:t xml:space="preserve">□—————————————————————————————————————————————————————————————————————————————————————–</w:t>
+      </w:r>
+    </w:p>
+    <w:bookmarkStart w:id="46" w:name="section-2"/>
     <w:p>
       <w:pPr>
         <w:pStyle w:val="Heading2"/>
@@ -2644,43 +2251,43 @@
         <w:pStyle w:val="FirstParagraph"/>
       </w:pPr>
       <w:r>
-        <w:t xml:space="preserve">□ 7.1 □ Estabeleça e mantenha um Processo de Gestão de Vulnerabilidade □ Coloque em prática um processo repetível, de propriedade ou controle técnico para estabelecer e manter um Processo de Gestão de Vulnerabilidade, em seguida, verifique cobertura e exceções. Confirmar escopo definido, população, propriedade, implementação, frequência, cobertura, exceções, correção e reteste. Processos, feeds, cobertura de ativos, varreduras autenticadas, resultados de patch, exceções, tickets de remediação e rescans</w:t>
-      </w:r>
-      <w:r>
-        <w:t xml:space="preserve"> </w:t>
-      </w:r>
-      <w:r>
-        <w:t xml:space="preserve">• 7,2 • Estabelecer e manter um processo de remediação; • Colocar um processo repetível, de propriedade ou controle técnico para estabelecer e manter um processo de remediação; Confirmar escopo definido, população, propriedade, implementação, frequência, cobertura, exceções, correção e reteste. Processos, feeds, cobertura de ativos, varreduras autenticadas, resultados de patch, exceções, tickets de remediação e rescans</w:t>
-      </w:r>
-      <w:r>
-        <w:t xml:space="preserve"> </w:t>
-      </w:r>
-      <w:r>
-        <w:t xml:space="preserve">Realizar o gerenciamento automático do patch do sistema operacional Coloque em prática um processo repetível, de propriedade ou controle técnico para executar o gerenciamento automático do patch do sistema operacional, então verifique a cobertura e exceções. Confirmar escopo definido, população, propriedade, implementação, frequência, cobertura, exceções, correção e reteste. Processos, feeds, cobertura de ativos, varreduras autenticadas, resultados de patch, exceções, tickets de remediação e rescans</w:t>
-      </w:r>
-      <w:r>
-        <w:t xml:space="preserve"> </w:t>
-      </w:r>
-      <w:r>
-        <w:t xml:space="preserve">Realizar o gerenciamento automatizado do patch da aplicação Coloque um processo repetível, de propriedade ou controle técnico no local para executar o gerenciamento automático de patch de aplicação, em seguida, verifique a cobertura e exceções. Confirmar escopo definido, população, propriedade, implementação, frequência, cobertura, exceções, correção e reteste. Processos, feeds, cobertura de ativos, varreduras autenticadas, resultados de patch, exceções, tickets de remediação e rescans</w:t>
-      </w:r>
-      <w:r>
-        <w:t xml:space="preserve"> </w:t>
-      </w:r>
-      <w:r>
-        <w:t xml:space="preserve">Realizar verificações automáticas de vulnerabilidade de ativos internos da empresa Coloque em prática um processo repetível, de propriedade ou controle técnico para realizar varreduras de vulnerabilidade automatizada de ativos empresariais internos, então verifique cobertura e exceções. Confirmar escopo definido, população, propriedade, implementação, frequência, cobertura, exceções, correção e reteste. Processos, feeds, cobertura de ativos, varreduras autenticadas, resultados de patch, exceções, tickets de remediação e rescans</w:t>
-      </w:r>
-      <w:r>
-        <w:t xml:space="preserve"> </w:t>
-      </w:r>
-      <w:r>
-        <w:t xml:space="preserve">Realizar verificações de vulnerabilidade automatizadas de ativos empresariais externamente expostos Coloque em prática um processo repetível, de propriedade ou controle técnico para executar varreduras de vulnerabilidade automatizada de ativos corporativos externamente expostos, então verifique cobertura e exceções. Confirmar escopo definido, população, propriedade, implementação, frequência, cobertura, exceções, correção e reteste. Processos, feeds, cobertura de ativos, varreduras autenticadas, resultados de patch, exceções, tickets de remediação e rescans</w:t>
-      </w:r>
-      <w:r>
-        <w:t xml:space="preserve"> </w:t>
-      </w:r>
-      <w:r>
-        <w:t xml:space="preserve">□ 7.7 □ Remediar Vulnerabilidades Detectadas □ Coloque no lugar um processo repetível, de propriedade ou controle técnico para corrigir Vulnerabilidades Detectadas, então verifique cobertura e exceções. Confirmar escopo definido, população, propriedade, implementação, frequência, cobertura, exceções, correção e reteste. Processos, feeds, cobertura de ativos, varreduras autenticadas, resultados de patch, exceções, tickets de remediação e rescans</w:t>
+        <w:t xml:space="preserve">Estabelecer e manter um Inventário de Software.Coloque em prática um processo repetível, de propriedade ou controle técnico para estabelecer e manter um Inventário de Software, então verifique cobertura e exceções. Confirmar escopo definido, população, propriedade, implementação, frequência, cobertura, exceções, correção e reteste. Inventário de software, status de suporte, lista aprovada, resultados de descoberta, exceções, política de allowlisting e eventos</w:t>
+      </w:r>
+      <w:r>
+        <w:t xml:space="preserve"> </w:t>
+      </w:r>
+      <w:r>
+        <w:t xml:space="preserve">• 2.2 • Certifique-se de que o Software Autorizado está atualmente suportado □ Coloque em prática um processo repetível, de propriedade ou controle técnico para garantir que o Software Autorizado esteja atualmente apoiado, então verifique cobertura e exceções. Confirmar escopo definido, população, propriedade, implementação, frequência, cobertura, exceções, correção e reteste. Inventário de software, status de suporte, lista aprovada, resultados de descoberta, exceções, política de allowlisting e eventos</w:t>
+      </w:r>
+      <w:r>
+        <w:t xml:space="preserve"> </w:t>
+      </w:r>
+      <w:r>
+        <w:t xml:space="preserve">Endereço Software não autorizado Coloque um processo repetível, de propriedade ou controle técnico no local para abordar Software não autorizado, em seguida, verificar cobertura e exceções. Confirmar escopo definido, população, propriedade, implementação, frequência, cobertura, exceções, correção e reteste. Inventário de software, status de suporte, lista aprovada, resultados de descoberta, exceções, política de allowlisting e eventos</w:t>
+      </w:r>
+      <w:r>
+        <w:t xml:space="preserve"> </w:t>
+      </w:r>
+      <w:r>
+        <w:t xml:space="preserve">□ 2.4 □ Utilizar ferramentas de inventário de software automatizadas Coloque um processo repetível, de propriedade ou controle técnico no local para utilizar Ferramentas de Inventário de Software Automatizado, em seguida, verifique cobertura e exceções. Confirmar escopo definido, população, propriedade, implementação, frequência, cobertura, exceções, correção e reteste. Inventário de software, status de suporte, lista aprovada, resultados de descoberta, exceções, política de allowlisting e eventos</w:t>
+      </w:r>
+      <w:r>
+        <w:t xml:space="preserve"> </w:t>
+      </w:r>
+      <w:r>
+        <w:t xml:space="preserve">Software Autorizado de Allowlist Coloque um processo repetível, de propriedade ou controle técnico no local para permitir o software autorizado lista, em seguida, verificar a cobertura e exceções. Confirmar escopo definido, população, propriedade, implementação, frequência, cobertura, exceções, correção e reteste. Inventário de software, status de suporte, lista aprovada, resultados de descoberta, exceções, política de allowlisting e eventos</w:t>
+      </w:r>
+      <w:r>
+        <w:t xml:space="preserve"> </w:t>
+      </w:r>
+      <w:r>
+        <w:t xml:space="preserve">2.6 □ Allowlist Bibliotecas Autorizadas □ Coloque em prática um processo repetível, de propriedade ou controle técnico para permitir a lista Bibliotecas Autorizadas, então verifique cobertura e exceções. Confirmar escopo definido, população, propriedade, implementação, frequência, cobertura, exceções, correção e reteste. Inventário de software, status de suporte, lista aprovada, resultados de descoberta, exceções, política de allowlisting e eventos</w:t>
+      </w:r>
+      <w:r>
+        <w:t xml:space="preserve"> </w:t>
+      </w:r>
+      <w:r>
+        <w:t xml:space="preserve">Lista de Allowlist Scripts Autorizados Coloque um processo repetível, de propriedade ou controle técnico no local para permitir Lista Scripts Autorizados, em seguida, verificar cobertura e exceções. Confirmar escopo definido, população, propriedade, implementação, frequência, cobertura, exceções, correção e reteste. Inventário de software, status de suporte, lista aprovada, resultados de descoberta, exceções, política de allowlisting e eventos</w:t>
       </w:r>
     </w:p>
     <w:p>
@@ -2693,24 +2300,223 @@
     </w:p>
     <w:bookmarkEnd w:id="46"/>
     <w:bookmarkEnd w:id="47"/>
-    <w:bookmarkStart w:id="49" w:name="X5849b052f89f1dbd6d1795dfe10269d3f72715f"/>
+    <w:bookmarkStart w:id="53" w:name="controle-3-proteção-de-dados"/>
     <w:p>
       <w:pPr>
         <w:pStyle w:val="Heading1"/>
       </w:pPr>
       <w:r>
-        <w:t xml:space="preserve">13. Controle 8 — Gestão do Registo de Auditoria</w:t>
-      </w:r>
-    </w:p>
-    <w:p>
-      <w:pPr>
-        <w:numPr>
-          <w:ilvl w:val="0"/>
-          <w:numId w:val="1021"/>
+        <w:t xml:space="preserve">8. Controle 3 — Proteção de dados</w:t>
+      </w:r>
+    </w:p>
+    <w:p>
+      <w:pPr>
+        <w:numPr>
+          <w:ilvl w:val="0"/>
+          <w:numId w:val="1016"/>
         </w:numPr>
         <w:pStyle w:val="Compact"/>
       </w:pPr>
       <w:r>
+        <w:t xml:space="preserve">Todas as 14 Salvaguardas, significado simples, foco de verificação e evidência de exemplo.*</w:t>
+      </w:r>
+    </w:p>
+    <w:p>
+      <w:pPr>
+        <w:pStyle w:val="CaptionedFigure"/>
+      </w:pPr>
+      <w:r>
+        <w:drawing>
+          <wp:inline>
+            <wp:extent cx="5334000" cy="2945449"/>
+            <wp:effectExtent b="0" l="0" r="0" t="0"/>
+            <wp:docPr descr="Descobrir, classificar, proteger, reter e eliminar dados de acordo com a sensibilidade e necessidade." title="" id="49" name="Picture"/>
+            <a:graphic>
+              <a:graphicData uri="http://schemas.openxmlformats.org/drawingml/2006/picture">
+                <pic:pic>
+                  <pic:nvPicPr>
+                    <pic:cNvPr descr="media/image5.png" id="50" name="Picture"/>
+                    <pic:cNvPicPr>
+                      <a:picLocks noChangeArrowheads="1" noChangeAspect="1"/>
+                    </pic:cNvPicPr>
+                  </pic:nvPicPr>
+                  <pic:blipFill>
+                    <a:blip r:embed="rId48"/>
+                    <a:stretch>
+                      <a:fillRect/>
+                    </a:stretch>
+                  </pic:blipFill>
+                  <pic:spPr bwMode="auto">
+                    <a:xfrm>
+                      <a:off x="0" y="0"/>
+                      <a:ext cx="5334000" cy="2945449"/>
+                    </a:xfrm>
+                    <a:prstGeom prst="rect">
+                      <a:avLst/>
+                    </a:prstGeom>
+                    <a:noFill/>
+                    <a:ln w="9525">
+                      <a:noFill/>
+                      <a:headEnd/>
+                      <a:tailEnd/>
+                    </a:ln>
+                  </pic:spPr>
+                </pic:pic>
+              </a:graphicData>
+            </a:graphic>
+          </wp:inline>
+        </w:drawing>
+      </w:r>
+    </w:p>
+    <w:p>
+      <w:pPr>
+        <w:pStyle w:val="ImageCaption"/>
+      </w:pPr>
+      <w:r>
+        <w:t xml:space="preserve">Descobrir, classificar, proteger, reter e eliminar dados de acordo com a sensibilidade e necessidade.</w:t>
+      </w:r>
+    </w:p>
+    <w:p>
+      <w:pPr>
+        <w:pStyle w:val="BodyText"/>
+      </w:pPr>
+      <w:r>
+        <w:t xml:space="preserve">Figura 5. Ciclo de vida de proteção de dados</w:t>
+      </w:r>
+    </w:p>
+    <w:bookmarkStart w:id="51" w:name="Xafbf8e1b4b26e3da78f01c41e124c491db11a0b"/>
+    <w:p>
+      <w:pPr>
+        <w:pStyle w:val="Heading2"/>
+      </w:pPr>
+      <w:r>
+        <w:t xml:space="preserve">. ** Finalidade do controlo: ** Reforçar a empresa através da implementação e medição de salvaguardas para a protecção de dados. □</w:t>
+      </w:r>
+    </w:p>
+    <w:bookmarkEnd w:id="51"/>
+    <w:bookmarkStart w:id="52" w:name="section-3"/>
+    <w:p>
+      <w:pPr>
+        <w:pStyle w:val="Heading2"/>
+      </w:pPr>
+      <w:r>
+        <w:t xml:space="preserve">* * * * * * * * * * * * * * * * * * * * * * * * * * * * * * * * * * * * * * * * * * * * * * * * * * * *</w:t>
+      </w:r>
+    </w:p>
+    <w:p>
+      <w:pPr>
+        <w:pStyle w:val="FirstParagraph"/>
+      </w:pPr>
+      <w:r>
+        <w:t xml:space="preserve">3.1 Estabelecer e manter um processo de gerenciamento de dados .Põr em prática um processo repetível, de propriedade ou controle técnico para estabelecer e manter um processo de gerenciamento de dados, em seguida, verificar cobertura e exceções. Confirmar escopo definido, população, propriedade, implementação, frequência, cobertura, exceções, correção e reteste. Lista de dados, classificação, fluxos, ACLs, retenção, eliminação, criptografia, DLP e logs de acesso</w:t>
+      </w:r>
+      <w:r>
+        <w:t xml:space="preserve"> </w:t>
+      </w:r>
+      <w:r>
+        <w:t xml:space="preserve">3.2 Estabelecer e manter um Inventário de Dados .Põr em prática um processo repetível, de propriedade ou controle técnico para estabelecer e manter um Inventário de Dados, em seguida, verificar a cobertura e exceções. Confirmar escopo definido, população, propriedade, implementação, frequência, cobertura, exceções, correção e reteste. Lista de dados, classificação, fluxos, ACLs, retenção, eliminação, criptografia, DLP e logs de acesso</w:t>
+      </w:r>
+      <w:r>
+        <w:t xml:space="preserve"> </w:t>
+      </w:r>
+      <w:r>
+        <w:t xml:space="preserve">Configurar Listas de Controle de Acesso de Dados Coloque em prática um processo repetível, de propriedade ou controle técnico para configurar Listas de Controle de Acesso de Dados e, em seguida, verifique a cobertura e exceções. Confirmar escopo definido, população, propriedade, implementação, frequência, cobertura, exceções, correção e reteste. Lista de dados, classificação, fluxos, ACLs, retenção, eliminação, criptografia, DLP e logs de acesso</w:t>
+      </w:r>
+      <w:r>
+        <w:t xml:space="preserve"> </w:t>
+      </w:r>
+      <w:r>
+        <w:t xml:space="preserve">□ 3.4 □ Forçar a retenção de dados □ Coloque em prática um processo repetível, de propriedade ou controle técnico para impor a retenção de dados, em seguida, verificar a cobertura e exceções. Confirmar escopo definido, população, propriedade, implementação, frequência, cobertura, exceções, correção e reteste. Lista de dados, classificação, fluxos, ACLs, retenção, eliminação, criptografia, DLP e logs de acesso</w:t>
+      </w:r>
+      <w:r>
+        <w:t xml:space="preserve"> </w:t>
+      </w:r>
+      <w:r>
+        <w:t xml:space="preserve">3.5 □ Eliminar com segurança os dados Coloque em prática um processo repetível, de propriedade ou controle técnico para eliminar de forma segura os dados, então verifique a cobertura e exceções. Confirmar escopo definido, população, propriedade, implementação, frequência, cobertura, exceções, correção e reteste. Lista de dados, classificação, fluxos, ACLs, retenção, eliminação, criptografia, DLP e logs de acesso</w:t>
+      </w:r>
+      <w:r>
+        <w:t xml:space="preserve"> </w:t>
+      </w:r>
+      <w:r>
+        <w:t xml:space="preserve">□ 3.6 □ Criptografar Dados em Dispositivos de Usuário Final □ Coloque em prática um processo repetível, de propriedade ou controle técnico para criptografar Dados em Dispositivos de Usuário Final, então verifique cobertura e exceções. Confirmar escopo definido, população, propriedade, implementação, frequência, cobertura, exceções, correção e reteste. Lista de dados, classificação, fluxos, ACLs, retenção, eliminação, criptografia, DLP e logs de acesso</w:t>
+      </w:r>
+      <w:r>
+        <w:t xml:space="preserve"> </w:t>
+      </w:r>
+      <w:r>
+        <w:t xml:space="preserve">□ 3.7 □ Estabelecer e manter um esquema de classificação de dados □ Colocar em prática um processo repetível, de propriedade ou controle técnico para estabelecer e manter um esquema de classificação de dados, em seguida, verificar a cobertura e exceções. Confirmar escopo definido, população, propriedade, implementação, frequência, cobertura, exceções, correção e reteste. Lista de dados, classificação, fluxos, ACLs, retenção, eliminação, criptografia, DLP e logs de acesso</w:t>
+      </w:r>
+      <w:r>
+        <w:t xml:space="preserve"> </w:t>
+      </w:r>
+      <w:r>
+        <w:t xml:space="preserve">Os fluxos de dados do documento Coloque em prática um processo repetível, de propriedade ou controle técnico para documentar Fluxos de Dados, então verifique cobertura e exceções. Confirmar escopo definido, população, propriedade, implementação, frequência, cobertura, exceções, correção e reteste. Lista de dados, classificação, fluxos, ACLs, retenção, eliminação, criptografia, DLP e logs de acesso</w:t>
+      </w:r>
+      <w:r>
+        <w:t xml:space="preserve"> </w:t>
+      </w:r>
+      <w:r>
+        <w:t xml:space="preserve">.. 3.9 .. Criptografar dados em mídia removível .. Coloque um processo repetível, de propriedade ou controle técnico para criptografar dados em mídia removível, em seguida, verificar cobertura e exceções. Confirmar escopo definido, população, propriedade, implementação, frequência, cobertura, exceções, correção e reteste. Lista de dados, classificação, fluxos, ACLs, retenção, eliminação, criptografia, DLP e logs de acesso</w:t>
+      </w:r>
+      <w:r>
+        <w:t xml:space="preserve"> </w:t>
+      </w:r>
+      <w:r>
+        <w:t xml:space="preserve">3.10 Crypt Sensitive Data in Trânsito Coloque no lugar um processo repetível, de propriedade ou controle técnico para criptografar Dados Sensitivos em Trânsito, então verifique cobertura e exceções. Confirmar escopo definido, população, propriedade, implementação, frequência, cobertura, exceções, correção e reteste. Lista de dados, classificação, fluxos, ACLs, retenção, eliminação, criptografia, DLP e logs de acesso</w:t>
+      </w:r>
+      <w:r>
+        <w:t xml:space="preserve"> </w:t>
+      </w:r>
+      <w:r>
+        <w:t xml:space="preserve">Em repouso, criptografar dados sensíveis Coloque um processo repetível, de propriedade ou controle técnico no local para criptografar dados sensíveis em repouso, então verifique cobertura e exceções. Confirmar escopo definido, população, propriedade, implementação, frequência, cobertura, exceções, correção e reteste. Lista de dados, classificação, fluxos, ACLs, retenção, eliminação, criptografia, DLP e logs de acesso</w:t>
+      </w:r>
+      <w:r>
+        <w:t xml:space="preserve"> </w:t>
+      </w:r>
+      <w:r>
+        <w:t xml:space="preserve">Segmento Processamento e Armazenamento de Dados Baseado na Sensibilidade .. Coloque em prática um processo repetível, de propriedade ou controle técnico para segmentar Processamento e Armazenamento de Dados Baseado na Sensibilidade, então verifique cobertura e exceções. Confirmar escopo definido, população, propriedade, implementação, frequência, cobertura, exceções, correção e reteste. Lista de dados, classificação, fluxos, ACLs, retenção, eliminação, criptografia, DLP e logs de acesso</w:t>
+      </w:r>
+      <w:r>
+        <w:t xml:space="preserve"> </w:t>
+      </w:r>
+      <w:r>
+        <w:t xml:space="preserve">3.13 Implantar uma solução de prevenção de perda de dados Coloque em prática um processo repetível, de propriedade ou controle técnico para implantar uma Solução de Prevenção de Perda de Dados, então verifique cobertura e exceções. Confirmar escopo definido, população, propriedade, implementação, frequência, cobertura, exceções, correção e reteste. Lista de dados, classificação, fluxos, ACLs, retenção, eliminação, criptografia, DLP e logs de acesso</w:t>
+      </w:r>
+      <w:r>
+        <w:t xml:space="preserve"> </w:t>
+      </w:r>
+      <w:r>
+        <w:t xml:space="preserve">Acesso de Dados Sensíveis ao Log Coloque um processo repetível, de propriedade ou controle técnico no local para registrar o acesso de dados sensíveis, em seguida, verificar a cobertura e exceções. Confirmar escopo definido, população, propriedade, implementação, frequência, cobertura, exceções, correção e reteste. Lista de dados, classificação, fluxos, ACLs, retenção, eliminação, criptografia, DLP e logs de acesso</w:t>
+      </w:r>
+    </w:p>
+    <w:p>
+      <w:pPr>
+        <w:pStyle w:val="BodyText"/>
+      </w:pPr>
+      <w:r>
+        <w:t xml:space="preserve">Use o guia oficial de Controles CIS v8.1 e Especificações de Avaliação de Controles para linguagem de Salvaguarda exata, classe de ativos, função de segurança, Grupo de Implementação, dependências, entradas, operações, medidas, métricas e revisão processual.</w:t>
+      </w:r>
+    </w:p>
+    <w:bookmarkEnd w:id="52"/>
+    <w:bookmarkEnd w:id="53"/>
+    <w:bookmarkStart w:id="55" w:name="Xd2ef3f86512794823bc8b468f11f6ff2370559c"/>
+    <w:p>
+      <w:pPr>
+        <w:pStyle w:val="Heading1"/>
+      </w:pPr>
+      <w:r>
+        <w:t xml:space="preserve">9. Controle 4 — Configuração segura de ativos empresariais e software</w:t>
+      </w:r>
+    </w:p>
+    <w:p>
+      <w:pPr>
+        <w:numPr>
+          <w:ilvl w:val="0"/>
+          <w:numId w:val="1017"/>
+        </w:numPr>
+        <w:pStyle w:val="Compact"/>
+      </w:pPr>
+      <w:r>
         <w:t xml:space="preserve">Todas as 12 Salvaguardas, significado simples, foco de verificação e evidência de exemplo.*</w:t>
       </w:r>
     </w:p>
@@ -2719,16 +2525,16 @@
         <w:pStyle w:val="FirstParagraph"/>
       </w:pPr>
       <w:r>
-        <w:t xml:space="preserve">. ** Finalidade do controlo: ** Reforçar a empresa através da implementação e medição de salvaguardas para a gestão de registos de auditoria. □</w:t>
-      </w:r>
-      <w:r>
-        <w:t xml:space="preserve"> </w:t>
-      </w:r>
-      <w:r>
-        <w:t xml:space="preserve">□————————————————————————————————————————————————-</w:t>
-      </w:r>
-    </w:p>
-    <w:bookmarkStart w:id="48" w:name="section-8"/>
+        <w:t xml:space="preserve">. ** Finalidade do controlo: ** Fortaleça a empresa implementando e medindo salvaguardas para a configuração segura de ativos e software da empresa. □</w:t>
+      </w:r>
+      <w:r>
+        <w:t xml:space="preserve"> </w:t>
+      </w:r>
+      <w:r>
+        <w:t xml:space="preserve">□———————————————————————————————————————————————————————————————————————————</w:t>
+      </w:r>
+    </w:p>
+    <w:bookmarkStart w:id="54" w:name="section-4"/>
     <w:p>
       <w:pPr>
         <w:pStyle w:val="Heading2"/>
@@ -2742,73 +2548,73 @@
         <w:pStyle w:val="FirstParagraph"/>
       </w:pPr>
       <w:r>
-        <w:t xml:space="preserve">□ 8.1 □ Estabelecer e manter um processo de gerenciamento de registro de auditoria □ Colocar em prática um processo repetível, de propriedade ou controle técnico para estabelecer e manter um processo de gerenciamento de registro de auditoria, em seguida, verificar cobertura e exceções. Confirmar escopo definido, população, propriedade, implementação, frequência, cobertura, exceções, correção e reteste. Requisitos de registro, inventário de origem, armazenamento, configurações de tempo, logs detalhados, plataforma central, comentários e retenção</w:t>
-      </w:r>
-      <w:r>
-        <w:t xml:space="preserve"> </w:t>
-      </w:r>
-      <w:r>
-        <w:t xml:space="preserve">Recolher registros de auditoria Coloque um processo repetível, de propriedade ou controle técnico no local para coletar Registros de Auditoria, em seguida, verificar a cobertura e exceções. Confirmar escopo definido, população, propriedade, implementação, frequência, cobertura, exceções, correção e reteste. Requisitos de registro, inventário de origem, armazenamento, configurações de tempo, logs detalhados, plataforma central, comentários e retenção</w:t>
-      </w:r>
-      <w:r>
-        <w:t xml:space="preserve"> </w:t>
-      </w:r>
-      <w:r>
-        <w:t xml:space="preserve">□ 8.3 □ Assegurar o armazenamento adequado do log de auditoria Coloque em prática um processo repetível, de propriedade ou controle técnico para garantir o armazenamento adequado do registro de auditoria e, em seguida, verificar a cobertura e exceções. Confirmar escopo definido, população, propriedade, implementação, frequência, cobertura, exceções, correção e reteste. Requisitos de registro, inventário de origem, armazenamento, configurações de tempo, logs detalhados, plataforma central, comentários e retenção</w:t>
-      </w:r>
-      <w:r>
-        <w:t xml:space="preserve"> </w:t>
-      </w:r>
-      <w:r>
-        <w:t xml:space="preserve">□ 8.4 □ Padronize a Sincronização do Tempo □ Coloque em prática um processo repetível, de propriedade ou controle técnico para padronizar a Sincronização do Tempo, em seguida, verifique a cobertura e exceções. Confirmar escopo definido, população, propriedade, implementação, frequência, cobertura, exceções, correção e reteste. Requisitos de registro, inventário de origem, armazenamento, configurações de tempo, logs detalhados, plataforma central, comentários e retenção</w:t>
-      </w:r>
-      <w:r>
-        <w:t xml:space="preserve"> </w:t>
-      </w:r>
-      <w:r>
-        <w:t xml:space="preserve">Recolher registros de auditoria detalhados Coloque em prática um processo repetível, de propriedade ou controle técnico para coletar registros de auditoria detalhados, em seguida, verifique a cobertura e exceções. Confirmar escopo definido, população, propriedade, implementação, frequência, cobertura, exceções, correção e reteste. Requisitos de registro, inventário de origem, armazenamento, configurações de tempo, logs detalhados, plataforma central, comentários e retenção</w:t>
-      </w:r>
-      <w:r>
-        <w:t xml:space="preserve"> </w:t>
-      </w:r>
-      <w:r>
-        <w:t xml:space="preserve">Recolher registros de auditoria do DNS Coloque um processo repetível, de propriedade ou controle técnico no local para coletar DNS Consultar Registros de Auditoria, em seguida, verificar cobertura e exceções. Confirmar escopo definido, população, propriedade, implementação, frequência, cobertura, exceções, correção e reteste. Requisitos de registro, inventário de origem, armazenamento, configurações de tempo, logs detalhados, plataforma central, comentários e retenção</w:t>
-      </w:r>
-      <w:r>
-        <w:t xml:space="preserve"> </w:t>
-      </w:r>
-      <w:r>
-        <w:t xml:space="preserve">Recolher URL Solicitar Registros de Auditoria Coloque em prática um processo repetível, de propriedade ou controle técnico para coletar URL Request Audit Logs, então verifique cobertura e exceções. Confirmar escopo definido, população, propriedade, implementação, frequência, cobertura, exceções, correção e reteste. Requisitos de registro, inventário de origem, armazenamento, configurações de tempo, logs detalhados, plataforma central, comentários e retenção</w:t>
-      </w:r>
-      <w:r>
-        <w:t xml:space="preserve"> </w:t>
-      </w:r>
-      <w:r>
-        <w:t xml:space="preserve">Recolher registros de auditoria de linha de comando Coloque um processo repetível, de propriedade ou controle técnico para coletar registros de auditoria de linha de comando, em seguida, verificar a cobertura e exceções. Confirmar escopo definido, população, propriedade, implementação, frequência, cobertura, exceções, correção e reteste. Requisitos de registro, inventário de origem, armazenamento, configurações de tempo, logs detalhados, plataforma central, comentários e retenção</w:t>
-      </w:r>
-      <w:r>
-        <w:t xml:space="preserve"> </w:t>
-      </w:r>
-      <w:r>
-        <w:t xml:space="preserve">• 8.9 □ Centralizar os Registos de Auditoria Coloque em prática um processo repetível, de propriedade ou controle técnico para centralizar os Logs de Auditoria, em seguida, verifique a cobertura e exceções. Confirmar escopo definido, população, propriedade, implementação, frequência, cobertura, exceções, correção e reteste. Requisitos de registro, inventário de origem, armazenamento, configurações de tempo, logs detalhados, plataforma central, comentários e retenção</w:t>
-      </w:r>
-      <w:r>
-        <w:t xml:space="preserve"> </w:t>
-      </w:r>
-      <w:r>
-        <w:t xml:space="preserve">* 8.10 * Manter registos de auditoria * Coloque em prática um processo repetível, de propriedade ou controle técnico para reter registros de auditoria, em seguida, verificar a cobertura e exceções. Confirmar escopo definido, população, propriedade, implementação, frequência, cobertura, exceções, correção e reteste. Requisitos de registro, inventário de origem, armazenamento, configurações de tempo, logs detalhados, plataforma central, comentários e retenção</w:t>
-      </w:r>
-      <w:r>
-        <w:t xml:space="preserve"> </w:t>
-      </w:r>
-      <w:r>
-        <w:t xml:space="preserve">• 8,11 • Realizar revisões de registos de auditoria Coloque em prática um processo repetível, de propriedade ou controle técnico para realizar Revisões de Registro de Auditoria, então verifique cobertura e exceções. Confirmar escopo definido, população, propriedade, implementação, frequência, cobertura, exceções, correção e reteste. Requisitos de registro, inventário de origem, armazenamento, configurações de tempo, logs detalhados, plataforma central, comentários e retenção</w:t>
-      </w:r>
-      <w:r>
-        <w:t xml:space="preserve"> </w:t>
-      </w:r>
-      <w:r>
-        <w:t xml:space="preserve">Recolher Registros do Provedor de Serviço Coloque em prática um processo repetível, de propriedade ou controle técnico para coletar registros de provedores de serviços, então verifique cobertura e exceções. Confirmar escopo definido, população, propriedade, implementação, frequência, cobertura, exceções, correção e reteste. Requisitos de registro, inventário de origem, armazenamento, configurações de tempo, logs detalhados, plataforma central, comentários e retenção</w:t>
+        <w:t xml:space="preserve">4.1 Estabelecer e manter um processo de configuração seguro .Põr em prática um processo repetível, de propriedade ou controle técnico para estabelecer e manter um processo de configuração seguro, em seguida, verificar a cobertura e exceções. Confirmar escopo definido, população, propriedade, implementação, frequência, cobertura, exceções, correção e reteste. Normas de configuração, resultados de benchmark, firewalls, bloqueios de sessão, protocolos de administração, defaults, serviços e configurações móveis</w:t>
+      </w:r>
+      <w:r>
+        <w:t xml:space="preserve"> </w:t>
+      </w:r>
+      <w:r>
+        <w:t xml:space="preserve">4.2 Estabelecer e manter um processo de configuração seguro para a infraestrutura de rede.Põr em prática um processo repetível, de propriedade ou controle técnico para estabelecer e manter um processo de configuração seguro para a infraestrutura de rede, em seguida, verificar a cobertura e exceções. Confirmar escopo definido, população, propriedade, implementação, frequência, cobertura, exceções, correção e reteste. Normas de configuração, resultados de benchmark, firewalls, bloqueios de sessão, protocolos de administração, defaults, serviços e configurações móveis</w:t>
+      </w:r>
+      <w:r>
+        <w:t xml:space="preserve"> </w:t>
+      </w:r>
+      <w:r>
+        <w:t xml:space="preserve">Configura o bloqueio automático de sessão em ativos empresariais Coloque em prática um processo repetível, de propriedade ou controle técnico para configurar o bloqueio automático de sessão em ativos corporativos, em seguida, verifique a cobertura e exceções. Confirmar escopo definido, população, propriedade, implementação, frequência, cobertura, exceções, correção e reteste. Normas de configuração, resultados de benchmark, firewalls, bloqueios de sessão, protocolos de administração, defaults, serviços e configurações móveis</w:t>
+      </w:r>
+      <w:r>
+        <w:t xml:space="preserve"> </w:t>
+      </w:r>
+      <w:r>
+        <w:t xml:space="preserve">4.4 Implementar e Gerenciar um Firewall em Servidores Coloque um processo repetível, de propriedade ou controle técnico para implementar e gerenciar um Firewall em Servidores, então verifique cobertura e exceções. Confirmar escopo definido, população, propriedade, implementação, frequência, cobertura, exceções, correção e reteste. Normas de configuração, resultados de benchmark, firewalls, bloqueios de sessão, protocolos de administração, defaults, serviços e configurações móveis</w:t>
+      </w:r>
+      <w:r>
+        <w:t xml:space="preserve"> </w:t>
+      </w:r>
+      <w:r>
+        <w:t xml:space="preserve">□ 4.5 □ Implementar e Gerenciar um Firewall em Dispositivos de Usuário Final □ Coloque em prática um processo ou controle técnico repetível, de propriedade para implementar e gerenciar um Firewall em Dispositivos de Usuário Final, em seguida, verifique cobertura e exceções. Confirmar escopo definido, população, propriedade, implementação, frequência, cobertura, exceções, correção e reteste. Normas de configuração, resultados de benchmark, firewalls, bloqueios de sessão, protocolos de administração, defaults, serviços e configurações móveis</w:t>
+      </w:r>
+      <w:r>
+        <w:t xml:space="preserve"> </w:t>
+      </w:r>
+      <w:r>
+        <w:t xml:space="preserve">Como Gerenciar com segurança os ativos e o software corporativos?Coloque no lugar um processo repetível, de propriedade ou controle técnico para Gerenciar com segurança os ativos empresariais e o software, então verifique a cobertura e exceções. Confirmar escopo definido, população, propriedade, implementação, frequência, cobertura, exceções, correção e reteste. Normas de configuração, resultados de benchmark, firewalls, bloqueios de sessão, protocolos de administração, defaults, serviços e configurações móveis</w:t>
+      </w:r>
+      <w:r>
+        <w:t xml:space="preserve"> </w:t>
+      </w:r>
+      <w:r>
+        <w:t xml:space="preserve">Como Gerenciar contas padrão em ativos e software corporativos?Coloque em prática um processo repetível, de propriedade ou controle técnico para gerenciar contas padrão em ativos corporativos e software, então verifique cobertura e exceções. Confirmar escopo definido, população, propriedade, implementação, frequência, cobertura, exceções, correção e reteste. Normas de configuração, resultados de benchmark, firewalls, bloqueios de sessão, protocolos de administração, defaults, serviços e configurações móveis</w:t>
+      </w:r>
+      <w:r>
+        <w:t xml:space="preserve"> </w:t>
+      </w:r>
+      <w:r>
+        <w:t xml:space="preserve">4.8 Desinstalar ou desativar Serviços Desnecessários em Ativos e Software Corporativos Coloque em prática um processo ou controle técnico repetível, de propriedade para desinstalar ou desativar Serviços Desnecessários em Ativos e Software Corporativos, então verifique cobertura e exceções. Confirmar escopo definido, população, propriedade, implementação, frequência, cobertura, exceções, correção e reteste. Normas de configuração, resultados de benchmark, firewalls, bloqueios de sessão, protocolos de administração, defaults, serviços e configurações móveis</w:t>
+      </w:r>
+      <w:r>
+        <w:t xml:space="preserve"> </w:t>
+      </w:r>
+      <w:r>
+        <w:t xml:space="preserve">Configura Servidores DNS confiáveis em ativos corporativos Coloque um processo repetível, de propriedade ou controle técnico para configurar Servidores DNS confiáveis em ativos corporativos, então verifique cobertura e exceções. Confirmar escopo definido, população, propriedade, implementação, frequência, cobertura, exceções, correção e reteste. Normas de configuração, resultados de benchmark, firewalls, bloqueios de sessão, protocolos de administração, defaults, serviços e configurações móveis</w:t>
+      </w:r>
+      <w:r>
+        <w:t xml:space="preserve"> </w:t>
+      </w:r>
+      <w:r>
+        <w:t xml:space="preserve">4.10 Forçar o bloqueio automático do dispositivo em dispositivos portáteis do usuário final Coloque em prática um processo repetível, de propriedade ou controle técnico para aplicar o Bloqueio Automático de Dispositivos Portáteis de Usuário Final, em seguida, verifique a cobertura e exceções. Confirmar escopo definido, população, propriedade, implementação, frequência, cobertura, exceções, correção e reteste. Normas de configuração, resultados de benchmark, firewalls, bloqueios de sessão, protocolos de administração, defaults, serviços e configurações móveis</w:t>
+      </w:r>
+      <w:r>
+        <w:t xml:space="preserve"> </w:t>
+      </w:r>
+      <w:r>
+        <w:t xml:space="preserve">• 4.11 • Forçar a capacidade de limpeza remota em dispositivos portáteis de uso final Coloque em prática um processo repetível, de propriedade ou controle técnico para impor a capacidade de limpeza remota em dispositivos portáteis de usuário final, em seguida, verifique a cobertura e exceções. Confirmar escopo definido, população, propriedade, implementação, frequência, cobertura, exceções, correção e reteste. Normas de configuração, resultados de benchmark, firewalls, bloqueios de sessão, protocolos de administração, defaults, serviços e configurações móveis</w:t>
+      </w:r>
+      <w:r>
+        <w:t xml:space="preserve"> </w:t>
+      </w:r>
+      <w:r>
+        <w:t xml:space="preserve">□ 4.12 □ Separar os espaços de trabalho empresariais em dispositivos móveis de utilização final □ Coloque em prática um processo repetível, de propriedade ou controlo técnico para separar os espaços de trabalho empresariais em dispositivos móveis de utilização final e verificar a cobertura e as exceções. Confirmar escopo definido, população, propriedade, implementação, frequência, cobertura, exceções, correção e reteste. Normas de configuração, resultados de benchmark, firewalls, bloqueios de sessão, protocolos de administração, defaults, serviços e configurações móveis</w:t>
       </w:r>
     </w:p>
     <w:p>
@@ -2819,27 +2625,27 @@
         <w:t xml:space="preserve">Use o guia oficial de Controles CIS v8.1 e Especificações de Avaliação de Controles para linguagem de Salvaguarda exata, classe de ativos, função de segurança, Grupo de Implementação, dependências, entradas, operações, medidas, métricas e revisão processual.</w:t>
       </w:r>
     </w:p>
-    <w:bookmarkEnd w:id="48"/>
-    <w:bookmarkEnd w:id="49"/>
-    <w:bookmarkStart w:id="51" w:name="Xefeb98fc2df86833b12ebf88d7ca750829aa89f"/>
+    <w:bookmarkEnd w:id="54"/>
+    <w:bookmarkEnd w:id="55"/>
+    <w:bookmarkStart w:id="57" w:name="controle-5-gestão-de-contas"/>
     <w:p>
       <w:pPr>
         <w:pStyle w:val="Heading1"/>
       </w:pPr>
       <w:r>
-        <w:t xml:space="preserve">14. Controle 9 — Email e Proteção de Navegador Web</w:t>
-      </w:r>
-    </w:p>
-    <w:p>
-      <w:pPr>
-        <w:numPr>
-          <w:ilvl w:val="0"/>
-          <w:numId w:val="1022"/>
+        <w:t xml:space="preserve">10. Controle 5 — Gestão de Contas</w:t>
+      </w:r>
+    </w:p>
+    <w:p>
+      <w:pPr>
+        <w:numPr>
+          <w:ilvl w:val="0"/>
+          <w:numId w:val="1018"/>
         </w:numPr>
         <w:pStyle w:val="Compact"/>
       </w:pPr>
       <w:r>
-        <w:t xml:space="preserve">Todas as 7 Salvaguardas, significado simples, foco de verificação e evidência de exemplo.*</w:t>
+        <w:t xml:space="preserve">Todas as 6 Salvaguardas, significado simples, foco de verificação e evidência de exemplo.*</w:t>
       </w:r>
     </w:p>
     <w:p>
@@ -2847,16 +2653,16 @@
         <w:pStyle w:val="FirstParagraph"/>
       </w:pPr>
       <w:r>
-        <w:t xml:space="preserve">. ** Finalidade do controlo: ** Fortaleça a empresa implementando e medindo salvaguardas para proteção de e-mail e navegador web. □</w:t>
-      </w:r>
-      <w:r>
-        <w:t xml:space="preserve"> </w:t>
-      </w:r>
-      <w:r>
-        <w:t xml:space="preserve">O que é que se passa?</w:t>
-      </w:r>
-    </w:p>
-    <w:bookmarkStart w:id="50" w:name="section-9"/>
+        <w:t xml:space="preserve">. ** Finalidade do controlo: ** Reforçar a empresa através da implementação e medição de salvaguardas para a gestão de contas. □</w:t>
+      </w:r>
+      <w:r>
+        <w:t xml:space="preserve"> </w:t>
+      </w:r>
+      <w:r>
+        <w:t xml:space="preserve">□——————————————————————————————————————————–</w:t>
+      </w:r>
+    </w:p>
+    <w:bookmarkStart w:id="56" w:name="section-5"/>
     <w:p>
       <w:pPr>
         <w:pStyle w:val="Heading2"/>
@@ -2870,219 +2676,37 @@
         <w:pStyle w:val="FirstParagraph"/>
       </w:pPr>
       <w:r>
-        <w:t xml:space="preserve">• 9.1 • Garantir o uso de apenas navegadores totalmente suportados e clientes de e-mail • Colocar um processo repetível, de propriedade ou controle técnico para garantir o uso de apenas navegadores totalmente suportados e clientes de e-mail, em seguida, verificar a cobertura e exceções. Confirmar escopo definido, população, propriedade, implementação, frequência, cobertura, exceções, correção e reteste. Lista de navegadores e e-mails, status de suporte, filtragem DNS/URL, política de extensão, controle DMARC e anexo</w:t>
-      </w:r>
-      <w:r>
-        <w:t xml:space="preserve"> </w:t>
-      </w:r>
-      <w:r>
-        <w:t xml:space="preserve">□ 9.2 □ Use os Serviços de Filtragem DNS □ Coloque em prática um processo repetível, de propriedade ou controle técnico para usar os Serviços de Filtragem DNS e, em seguida, verifique a cobertura e exceções. Confirmar escopo definido, população, propriedade, implementação, frequência, cobertura, exceções, correção e reteste. Lista de navegadores e e-mails, status de suporte, filtragem DNS/URL, política de extensão, controle DMARC e anexo</w:t>
-      </w:r>
-      <w:r>
-        <w:t xml:space="preserve"> </w:t>
-      </w:r>
-      <w:r>
-        <w:t xml:space="preserve">Manter e reforçar os filtros de URL baseados em rede Coloque um processo repetível, de propriedade ou controle técnico no local para manter e reforçar filtros de URL baseados em rede, em seguida, verifique cobertura e exceções. Confirmar escopo definido, população, propriedade, implementação, frequência, cobertura, exceções, correção e reteste. Lista de navegadores e e-mails, status de suporte, filtragem DNS/URL, política de extensão, controle DMARC e anexo</w:t>
-      </w:r>
-      <w:r>
-        <w:t xml:space="preserve"> </w:t>
-      </w:r>
-      <w:r>
-        <w:t xml:space="preserve">9.4 Restrinja Extensões Desnecessárias ou Não Autorizadas do Navegador e do Cliente de Email.Coloque em prática um processo ou controle técnico repetível, próprio para restringir Extensões Desnecessárias ou Não Autorizadas do Navegador e do Cliente de Email, então verifique cobertura e exceções. Confirmar escopo definido, população, propriedade, implementação, frequência, cobertura, exceções, correção e reteste. Lista de navegadores e e-mails, status de suporte, filtragem DNS/URL, política de extensão, controle DMARC e anexo</w:t>
-      </w:r>
-      <w:r>
-        <w:t xml:space="preserve"> </w:t>
-      </w:r>
-      <w:r>
-        <w:t xml:space="preserve">□ 9.5 □ Implementar o DMARC □ Colocar em prática um processo repetível, de propriedade ou controle técnico para implementar o DMARC, em seguida, verificar a cobertura e exceções. Confirmar escopo definido, população, propriedade, implementação, frequência, cobertura, exceções, correção e reteste. Lista de navegadores e e-mails, status de suporte, filtragem DNS/URL, política de extensão, controle DMARC e anexo</w:t>
-      </w:r>
-      <w:r>
-        <w:t xml:space="preserve"> </w:t>
-      </w:r>
-      <w:r>
-        <w:t xml:space="preserve">“!9 .. Bloquear tipos de ficheiros desnecessários Coloque um processo repetível, de propriedade ou controle técnico no local para bloquear Tipos de Arquivo Desnecessários, em seguida, verifique cobertura e exceções. Confirmar escopo definido, população, propriedade, implementação, frequência, cobertura, exceções, correção e reteste. Lista de navegadores e e-mails, status de suporte, filtragem DNS/URL, política de extensão, controle DMARC e anexo</w:t>
-      </w:r>
-      <w:r>
-        <w:t xml:space="preserve"> </w:t>
-      </w:r>
-      <w:r>
-        <w:t xml:space="preserve">□ 9.7 □ Implantar e manter as proteções anti-Malware do servidor de e-mail Coloque em prática um processo repetível, de propriedade ou controle técnico para implantar e manter as proteções anti-Malware do servidor de e-mail, em seguida, verifique a cobertura e exceções. Confirmar escopo definido, população, propriedade, implementação, frequência, cobertura, exceções, correção e reteste. Lista de navegadores e e-mails, status de suporte, filtragem DNS/URL, política de extensão, controle DMARC e anexo</w:t>
-      </w:r>
-    </w:p>
-    <w:p>
-      <w:pPr>
-        <w:pStyle w:val="BodyText"/>
-      </w:pPr>
-      <w:r>
-        <w:t xml:space="preserve">Use o guia oficial de Controles CIS v8.1 e Especificações de Avaliação de Controles para linguagem de Salvaguarda exata, classe de ativos, função de segurança, Grupo de Implementação, dependências, entradas, operações, medidas, métricas e revisão processual.</w:t>
-      </w:r>
-    </w:p>
-    <w:bookmarkEnd w:id="50"/>
-    <w:bookmarkEnd w:id="51"/>
-    <w:bookmarkStart w:id="54" w:name="controle-10-defesas-de-malware"/>
-    <w:p>
-      <w:pPr>
-        <w:pStyle w:val="Heading1"/>
-      </w:pPr>
-      <w:r>
-        <w:t xml:space="preserve">15. Controle 10 — Defesas de Malware</w:t>
-      </w:r>
-    </w:p>
-    <w:p>
-      <w:pPr>
-        <w:numPr>
-          <w:ilvl w:val="0"/>
-          <w:numId w:val="1023"/>
-        </w:numPr>
-        <w:pStyle w:val="Compact"/>
-      </w:pPr>
-      <w:r>
-        <w:t xml:space="preserve">Todas as 7 Salvaguardas, significado simples, foco de verificação e evidência de exemplo.*</w:t>
-      </w:r>
-    </w:p>
-    <w:bookmarkStart w:id="52" w:name="X31cb3c27ed506a61c5b7a87832510fc038b08f1"/>
-    <w:p>
-      <w:pPr>
-        <w:pStyle w:val="Heading2"/>
-      </w:pPr>
-      <w:r>
-        <w:t xml:space="preserve">. ** Finalidade do controlo: ** Fortaleça a empresa implementando e medindo salvaguardas para defesas de malware. □</w:t>
-      </w:r>
-    </w:p>
-    <w:bookmarkEnd w:id="52"/>
-    <w:bookmarkStart w:id="53" w:name="section-10"/>
-    <w:p>
-      <w:pPr>
-        <w:pStyle w:val="Heading2"/>
-      </w:pPr>
-      <w:r>
-        <w:t xml:space="preserve">* * * * * * * * * * * * * * * * * * * * * * * * * * * * * * * * * * * * * * * * * * * * * * * * * * * *</w:t>
-      </w:r>
-    </w:p>
-    <w:p>
-      <w:pPr>
-        <w:pStyle w:val="FirstParagraph"/>
-      </w:pPr>
-      <w:r>
-        <w:t xml:space="preserve">□ 10.1 □ Implantar e manter o software anti-Malware Coloque um processo repetível, de propriedade ou controle técnico no local para implantar e manter o software Anti-Malware, em seguida, verifique a cobertura e exceções. Confirmar escopo definido, população, propriedade, implementação, frequência, cobertura, exceções, correção e reteste. cobertura de endpoint , configuração anti-malware, atualizações, controles de mídia removível, alertas de comportamento e tickets de resposta .</w:t>
-      </w:r>
-      <w:r>
-        <w:t xml:space="preserve"> </w:t>
-      </w:r>
-      <w:r>
-        <w:t xml:space="preserve">□ 10.2 □ Configurar atualizações automáticas de assinatura anti-Malware Coloque em prática um processo repetível, de propriedade ou controle técnico para configurar Atualizações de Assinatura Automáticas Anti-Malware, então verifique cobertura e exceções. Confirmar escopo definido, população, propriedade, implementação, frequência, cobertura, exceções, correção e reteste. cobertura de endpoint , configuração anti-malware, atualizações, controles de mídia removível, alertas de comportamento e tickets de resposta .</w:t>
-      </w:r>
-      <w:r>
-        <w:t xml:space="preserve"> </w:t>
-      </w:r>
-      <w:r>
-        <w:t xml:space="preserve">□ 10.3 □ Desativar Autorun e Autoplay para mídia removível □ Coloque no lugar um processo repetível, de propriedade ou controle técnico para desativar Autorun e Autoplay para mídia removível, então verifique cobertura e exceções. Confirmar escopo definido, população, propriedade, implementação, frequência, cobertura, exceções, correção e reteste. cobertura de endpoint , configuração anti-malware, atualizações, controles de mídia removível, alertas de comportamento e tickets de resposta .</w:t>
-      </w:r>
-      <w:r>
-        <w:t xml:space="preserve"> </w:t>
-      </w:r>
-      <w:r>
-        <w:t xml:space="preserve">Configura a verificação automática anti-Malware de mídia removível Coloque em prática um processo repetível, de propriedade ou controle técnico para configurar a Digitalização Automática Anti-Malware de Mídia Removível, em seguida, verifique a cobertura e exceções. Confirmar escopo definido, população, propriedade, implementação, frequência, cobertura, exceções, correção e reteste. cobertura de endpoint , configuração anti-malware, atualizações, controles de mídia removível, alertas de comportamento e tickets de resposta .</w:t>
-      </w:r>
-      <w:r>
-        <w:t xml:space="preserve"> </w:t>
-      </w:r>
-      <w:r>
-        <w:t xml:space="preserve">Ativar recursos anti-exploração Coloque em prática um processo repetível, de propriedade ou controle técnico para permitir o Anti-exploração Características, em seguida, verificar a cobertura e exceções. Confirmar escopo definido, população, propriedade, implementação, frequência, cobertura, exceções, correção e reteste. cobertura de endpoint , configuração anti-malware, atualizações, controles de mídia removível, alertas de comportamento e tickets de resposta .</w:t>
-      </w:r>
-      <w:r>
-        <w:t xml:space="preserve"> </w:t>
-      </w:r>
-      <w:r>
-        <w:t xml:space="preserve">Gerenciar o software anti-Malware centralmente Coloque um processo repetível, de propriedade ou controle técnico no local para gerenciar centralmente o Software Anti-Malware, então verifique a cobertura e exceções. Confirmar escopo definido, população, propriedade, implementação, frequência, cobertura, exceções, correção e reteste. cobertura de endpoint , configuração anti-malware, atualizações, controles de mídia removível, alertas de comportamento e tickets de resposta .</w:t>
-      </w:r>
-      <w:r>
-        <w:t xml:space="preserve"> </w:t>
-      </w:r>
-      <w:r>
-        <w:t xml:space="preserve">Use o software anti-Malware baseado em comportamento Coloque um processo repetível, de propriedade ou controle técnico no local para usar Behavior-Based Anti-Malware Software, em seguida, verifique cobertura e exceções. Confirmar escopo definido, população, propriedade, implementação, frequência, cobertura, exceções, correção e reteste. cobertura de endpoint , configuração anti-malware, atualizações, controles de mídia removível, alertas de comportamento e tickets de resposta .</w:t>
-      </w:r>
-    </w:p>
-    <w:p>
-      <w:pPr>
-        <w:pStyle w:val="BodyText"/>
-      </w:pPr>
-      <w:r>
-        <w:t xml:space="preserve">Use o guia oficial de Controles CIS v8.1 e Especificações de Avaliação de Controles para linguagem de Salvaguarda exata, classe de ativos, função de segurança, Grupo de Implementação, dependências, entradas, operações, medidas, métricas e revisão processual.</w:t>
-      </w:r>
-    </w:p>
-    <w:bookmarkEnd w:id="53"/>
-    <w:bookmarkEnd w:id="54"/>
-    <w:bookmarkStart w:id="57" w:name="controle-11-recuperação-de-dados"/>
-    <w:p>
-      <w:pPr>
-        <w:pStyle w:val="Heading1"/>
-      </w:pPr>
-      <w:r>
-        <w:t xml:space="preserve">16. Controle 11 — Recuperação de dados</w:t>
-      </w:r>
-    </w:p>
-    <w:p>
-      <w:pPr>
-        <w:numPr>
-          <w:ilvl w:val="0"/>
-          <w:numId w:val="1024"/>
-        </w:numPr>
-        <w:pStyle w:val="Compact"/>
-      </w:pPr>
-      <w:r>
-        <w:t xml:space="preserve">Todas as 5 Salvaguardas, significado simples, foco de verificação e evidência de exemplo.*</w:t>
-      </w:r>
-    </w:p>
-    <w:bookmarkStart w:id="55" w:name="X015b0bcfd91b54beae9ac352c972dc96fc365b8"/>
-    <w:p>
-      <w:pPr>
-        <w:pStyle w:val="Heading2"/>
-      </w:pPr>
-      <w:r>
-        <w:t xml:space="preserve">. ** Finalidade do controlo: ** Reforçar a empresa através da implementação e medição de salvaguardas para a recuperação de dados. □</w:t>
-      </w:r>
-    </w:p>
-    <w:bookmarkEnd w:id="55"/>
-    <w:bookmarkStart w:id="56" w:name="section-11"/>
-    <w:p>
-      <w:pPr>
-        <w:pStyle w:val="Heading2"/>
-      </w:pPr>
-      <w:r>
-        <w:t xml:space="preserve">* * * * * * * * * * * * * * * * * * * * * * * * * * * * * * * * * * * * * * * * * * * * * * * * * * * *</w:t>
-      </w:r>
-    </w:p>
-    <w:p>
-      <w:pPr>
-        <w:pStyle w:val="FirstParagraph"/>
-      </w:pPr>
-      <w:r>
-        <w:t xml:space="preserve">.11.1 .. Estabelecer e manter um processo de recuperação de dados .. Coloque um processo repetível, de propriedade ou controle técnico no lugar para estabelecer e manter um processo de recuperação de dados, em seguida, verificar a cobertura e exceções. Confirmar escopo definido, população, propriedade, implementação, frequência, cobertura, exceções, correção e reteste. Plano de recuperação, cobertura de backup, cópias protegidas e isoladas, restaurar testes, resultados, lacunas e retestes</w:t>
-      </w:r>
-      <w:r>
-        <w:t xml:space="preserve"> </w:t>
-      </w:r>
-      <w:r>
-        <w:t xml:space="preserve">Realizar backups automatizados Coloque um processo repetível, de propriedade ou controle técnico no local para executar backups automatizados, em seguida, verifique cobertura e exceções. Confirmar escopo definido, população, propriedade, implementação, frequência, cobertura, exceções, correção e reteste. Plano de recuperação, cobertura de backup, cópias protegidas e isoladas, restaurar testes, resultados, lacunas e retestes</w:t>
-      </w:r>
-      <w:r>
-        <w:t xml:space="preserve"> </w:t>
-      </w:r>
-      <w:r>
-        <w:t xml:space="preserve">Proteger Dados de Recuperação Coloque um processo repetível, de propriedade ou controle técnico no local para proteger dados de recuperação, em seguida, verificar a cobertura e exceções. Confirmar escopo definido, população, propriedade, implementação, frequência, cobertura, exceções, correção e reteste. Plano de recuperação, cobertura de backup, cópias protegidas e isoladas, restaurar testes, resultados, lacunas e retestes</w:t>
-      </w:r>
-      <w:r>
-        <w:t xml:space="preserve"> </w:t>
-      </w:r>
-      <w:r>
-        <w:t xml:space="preserve">11.4 Estabelecer e manter uma instância isolada de dados de recuperação , colocar um processo repetível, de propriedade ou controle técnico no local para estabelecer e manter uma instância isolada de dados de recuperação, em seguida, verificar a cobertura e exceções. Confirmar escopo definido, população, propriedade, implementação, frequência, cobertura, exceções, correção e reteste. Plano de recuperação, cobertura de backup, cópias protegidas e isoladas, restaurar testes, resultados, lacunas e retestes</w:t>
-      </w:r>
-      <w:r>
-        <w:t xml:space="preserve"> </w:t>
-      </w:r>
-      <w:r>
-        <w:t xml:space="preserve">.11.5 .. Testar Recuperação de Dados .. Coloque um processo repetível, de propriedade ou controle técnico no lugar para testar a recuperação de dados, em seguida, verificar a cobertura e exceções. Confirmar escopo definido, população, propriedade, implementação, frequência, cobertura, exceções, correção e reteste. Plano de recuperação, cobertura de backup, cópias protegidas e isoladas, restaurar testes, resultados, lacunas e retestes</w:t>
+        <w:t xml:space="preserve">• 5.1 • Estabelecer e manter um Inventário de Contas • Colocar em prática um processo repetível, de propriedade ou controle técnico para estabelecer e manter um Inventário de Contas, em seguida, verificar a cobertura e exceções. Confirmar escopo definido, população, propriedade, implementação, frequência, cobertura, exceções, correção e reteste. As populações da conta, os proprietários, as datas, a política da senha, as ações da conta dormente, os inventários da conta do administrador e do serviço</w:t>
+      </w:r>
+      <w:r>
+        <w:t xml:space="preserve"> </w:t>
+      </w:r>
+      <w:r>
+        <w:t xml:space="preserve">Use senhas únicas Coloque um processo repetível, de propriedade ou controle técnico para usar senhas únicas e, em seguida, verifique a cobertura e exceções. Confirmar escopo definido, população, propriedade, implementação, frequência, cobertura, exceções, correção e reteste. As populações da conta, os proprietários, as datas, a política da senha, as ações da conta dormente, os inventários da conta do administrador e do serviço</w:t>
+      </w:r>
+      <w:r>
+        <w:t xml:space="preserve"> </w:t>
+      </w:r>
+      <w:r>
+        <w:t xml:space="preserve">5.3 Desactivar contas domésticas Coloque em prática um processo repetível, de propriedade ou controle técnico para desativar Contas Dormintes e, em seguida, verificar a cobertura e exceções. Confirmar escopo definido, população, propriedade, implementação, frequência, cobertura, exceções, correção e reteste. As populações da conta, os proprietários, as datas, a política da senha, as ações da conta dormente, os inventários da conta do administrador e do serviço</w:t>
+      </w:r>
+      <w:r>
+        <w:t xml:space="preserve"> </w:t>
+      </w:r>
+      <w:r>
+        <w:t xml:space="preserve">Restringir os Privilégios de Administrador às Contas de Administradores Dedicadas Coloque em prática um processo repetível, de propriedade ou controle técnico para restringir os Privilégios de Administrador às Contas de Administrador Dedicadas, em seguida, verifique a cobertura e exceções. Confirmar escopo definido, população, propriedade, implementação, frequência, cobertura, exceções, correção e reteste. As populações da conta, os proprietários, as datas, a política da senha, as ações da conta dormente, os inventários da conta do administrador e do serviço</w:t>
+      </w:r>
+      <w:r>
+        <w:t xml:space="preserve"> </w:t>
+      </w:r>
+      <w:r>
+        <w:t xml:space="preserve">5,5 □ Estabelecer e manter um Inventário de Contas de Serviço □ Colocar em prática um processo repetível, de propriedade ou controle técnico para estabelecer e manter um Inventário de Contas de Serviço, em seguida, verificar cobertura e exceções. Confirmar escopo definido, população, propriedade, implementação, frequência, cobertura, exceções, correção e reteste. As populações da conta, os proprietários, as datas, a política da senha, as ações da conta dormente, os inventários da conta do administrador e do serviço</w:t>
+      </w:r>
+      <w:r>
+        <w:t xml:space="preserve"> </w:t>
+      </w:r>
+      <w:r>
+        <w:t xml:space="preserve">5.6 Centralizar a Gestão de Contas Coloque em prática um processo repetível, de propriedade ou controle técnico para centralizar o Gerenciamento de Contas, em seguida, verifique a cobertura e exceções. Confirmar escopo definido, população, propriedade, implementação, frequência, cobertura, exceções, correção e reteste. As populações da conta, os proprietários, as datas, a política da senha, as ações da conta dormente, os inventários da conta do administrador e do serviço</w:t>
       </w:r>
     </w:p>
     <w:p>
@@ -3095,20 +2719,20 @@
     </w:p>
     <w:bookmarkEnd w:id="56"/>
     <w:bookmarkEnd w:id="57"/>
-    <w:bookmarkStart w:id="59" w:name="X1d5309c9ab119912d099fb58d981b232220432a"/>
+    <w:bookmarkStart w:id="63" w:name="Xa894af05b3af31fdf2a084a9cec3813ac700e27"/>
     <w:p>
       <w:pPr>
         <w:pStyle w:val="Heading1"/>
       </w:pPr>
       <w:r>
-        <w:t xml:space="preserve">17. Controle 12 — Gestão de Infraestruturas de Rede</w:t>
-      </w:r>
-    </w:p>
-    <w:p>
-      <w:pPr>
-        <w:numPr>
-          <w:ilvl w:val="0"/>
-          <w:numId w:val="1025"/>
+        <w:t xml:space="preserve">11. Controle 6 — Gerenciamento de Controle de Acesso</w:t>
+      </w:r>
+    </w:p>
+    <w:p>
+      <w:pPr>
+        <w:numPr>
+          <w:ilvl w:val="0"/>
+          <w:numId w:val="1019"/>
         </w:numPr>
         <w:pStyle w:val="Compact"/>
       </w:pPr>
@@ -3118,19 +2742,245 @@
     </w:p>
     <w:p>
       <w:pPr>
+        <w:pStyle w:val="CaptionedFigure"/>
+      </w:pPr>
+      <w:r>
+        <w:drawing>
+          <wp:inline>
+            <wp:extent cx="5334000" cy="2629639"/>
+            <wp:effectExtent b="0" l="0" r="0" t="0"/>
+            <wp:docPr descr="Contas e privilégios exigem criação aprovada, autenticação forte, revisão e revogação oportuna." title="" id="59" name="Picture"/>
+            <a:graphic>
+              <a:graphicData uri="http://schemas.openxmlformats.org/drawingml/2006/picture">
+                <pic:pic>
+                  <pic:nvPicPr>
+                    <pic:cNvPr descr="media/image6.png" id="60" name="Picture"/>
+                    <pic:cNvPicPr>
+                      <a:picLocks noChangeArrowheads="1" noChangeAspect="1"/>
+                    </pic:cNvPicPr>
+                  </pic:nvPicPr>
+                  <pic:blipFill>
+                    <a:blip r:embed="rId58"/>
+                    <a:stretch>
+                      <a:fillRect/>
+                    </a:stretch>
+                  </pic:blipFill>
+                  <pic:spPr bwMode="auto">
+                    <a:xfrm>
+                      <a:off x="0" y="0"/>
+                      <a:ext cx="5334000" cy="2629639"/>
+                    </a:xfrm>
+                    <a:prstGeom prst="rect">
+                      <a:avLst/>
+                    </a:prstGeom>
+                    <a:noFill/>
+                    <a:ln w="9525">
+                      <a:noFill/>
+                      <a:headEnd/>
+                      <a:tailEnd/>
+                    </a:ln>
+                  </pic:spPr>
+                </pic:pic>
+              </a:graphicData>
+            </a:graphic>
+          </wp:inline>
+        </w:drawing>
+      </w:r>
+    </w:p>
+    <w:p>
+      <w:pPr>
+        <w:pStyle w:val="ImageCaption"/>
+      </w:pPr>
+      <w:r>
+        <w:t xml:space="preserve">Contas e privilégios exigem criação aprovada, autenticação forte, revisão e revogação oportuna.</w:t>
+      </w:r>
+    </w:p>
+    <w:p>
+      <w:pPr>
+        <w:pStyle w:val="BodyText"/>
+      </w:pPr>
+      <w:r>
+        <w:t xml:space="preserve">Figura 6. Ciclo de vida de identidade e acesso</w:t>
+      </w:r>
+    </w:p>
+    <w:bookmarkStart w:id="61" w:name="Xcabd0b0a654464b8c9f73c37431732309c07dc8"/>
+    <w:p>
+      <w:pPr>
+        <w:pStyle w:val="Heading2"/>
+      </w:pPr>
+      <w:r>
+        <w:t xml:space="preserve">. ** Finalidade do controlo: ** Reforçar a empresa através da implementação e medição de salvaguardas para a gestão do controlo de acesso. □</w:t>
+      </w:r>
+    </w:p>
+    <w:bookmarkEnd w:id="61"/>
+    <w:bookmarkStart w:id="62" w:name="section-6"/>
+    <w:p>
+      <w:pPr>
+        <w:pStyle w:val="Heading2"/>
+      </w:pPr>
+      <w:r>
+        <w:t xml:space="preserve">* * * * * * * * * * * * * * * * * * * * * * * * * * * * * * * * * * * * * * * * * * * * * * * * * * * *</w:t>
+      </w:r>
+    </w:p>
+    <w:p>
+      <w:pPr>
         <w:pStyle w:val="FirstParagraph"/>
       </w:pPr>
       <w:r>
-        <w:t xml:space="preserve">. ** Finalidade do controlo: ** Reforçar a empresa através da implementação e medição de salvaguardas para a gestão das infra-estruturas de rede. □</w:t>
-      </w:r>
-      <w:r>
-        <w:t xml:space="preserve"> </w:t>
-      </w:r>
-      <w:r>
-        <w:t xml:space="preserve">O que é que se passa?</w:t>
-      </w:r>
-    </w:p>
-    <w:bookmarkStart w:id="58" w:name="section-12"/>
+        <w:t xml:space="preserve">• 6.1 • Estabelecer um Processo de Concessão de Acesso • Colocar em prática um processo repetível, de propriedade ou controle técnico para estabelecer um Processo de Concessão de Acesso e, em seguida, verificar a cobertura e exceções. Confirmar escopo definido, população, propriedade, implementação, frequência, cobertura, exceções, correção e reteste. Ingressos de concessão/revoke, cobertura MFA, inventário do sistema de autenticação, funções, direitos e revisões de acesso</w:t>
+      </w:r>
+      <w:r>
+        <w:t xml:space="preserve"> </w:t>
+      </w:r>
+      <w:r>
+        <w:t xml:space="preserve">□ 6.2 □ Estabelecer um Processo de Revogação de Acesso □ Colocar um processo repetível, de propriedade ou controle técnico para estabelecer um Processo de Revogação de Acesso, em seguida, verificar a cobertura e exceções. Confirmar escopo definido, população, propriedade, implementação, frequência, cobertura, exceções, correção e reteste. Ingressos de concessão/revoke, cobertura MFA, inventário do sistema de autenticação, funções, direitos e revisões de acesso</w:t>
+      </w:r>
+      <w:r>
+        <w:t xml:space="preserve"> </w:t>
+      </w:r>
+      <w:r>
+        <w:t xml:space="preserve">□ 6.3 □ Exigir o MFA para Aplicações Expostas Externamente • Coloque em prática um processo repetível, de propriedade ou controle técnico para exigir o MFA para Aplicações Expostas Externamente e, em seguida, verifique a cobertura e exceções. Confirmar escopo definido, população, propriedade, implementação, frequência, cobertura, exceções, correção e reteste. Ingressos de concessão/revoke, cobertura MFA, inventário do sistema de autenticação, funções, direitos e revisões de acesso</w:t>
+      </w:r>
+      <w:r>
+        <w:t xml:space="preserve"> </w:t>
+      </w:r>
+      <w:r>
+        <w:t xml:space="preserve">6.4 Requer MFA para acesso remoto à rede Coloque um processo repetível, de propriedade ou controle técnico para exigir MFA para acesso remoto à rede, então verifique cobertura e exceções. Confirmar escopo definido, população, propriedade, implementação, frequência, cobertura, exceções, correção e reteste. Ingressos de concessão/revoke, cobertura MFA, inventário do sistema de autenticação, funções, direitos e revisões de acesso</w:t>
+      </w:r>
+      <w:r>
+        <w:t xml:space="preserve"> </w:t>
+      </w:r>
+      <w:r>
+        <w:t xml:space="preserve">6.5 Requer AMF para acesso administrativo Coloque um processo repetível, de propriedade ou controle técnico para exigir MFA para acesso administrativo, em seguida, verificar cobertura e exceções. Confirmar escopo definido, população, propriedade, implementação, frequência, cobertura, exceções, correção e reteste. Ingressos de concessão/revoke, cobertura MFA, inventário do sistema de autenticação, funções, direitos e revisões de acesso</w:t>
+      </w:r>
+      <w:r>
+        <w:t xml:space="preserve"> </w:t>
+      </w:r>
+      <w:r>
+        <w:t xml:space="preserve">6.6 Criar e manter um Inventário de Sistemas de Autenticação e Autorização.Põr em prática um processo repetível, de propriedade ou controle técnico para estabelecer e manter um Inventário de Sistemas de Autenticação e Autorização, em seguida, verificar a cobertura e exceções. Confirmar escopo definido, população, propriedade, implementação, frequência, cobertura, exceções, correção e reteste. Ingressos de concessão/revoke, cobertura MFA, inventário do sistema de autenticação, funções, direitos e revisões de acesso</w:t>
+      </w:r>
+      <w:r>
+        <w:t xml:space="preserve"> </w:t>
+      </w:r>
+      <w:r>
+        <w:t xml:space="preserve">6.7 Centralizar o Controle de Acesso Coloque em prática um processo repetível, de propriedade ou controle técnico para centralizar o Controle de Acesso, então verifique cobertura e exceções. Confirmar escopo definido, população, propriedade, implementação, frequência, cobertura, exceções, correção e reteste. Ingressos de concessão/revoke, cobertura MFA, inventário do sistema de autenticação, funções, direitos e revisões de acesso</w:t>
+      </w:r>
+      <w:r>
+        <w:t xml:space="preserve"> </w:t>
+      </w:r>
+      <w:r>
+        <w:t xml:space="preserve">Defina e mantenha o controle de acesso baseado em funções Coloque em prática um processo repetível, de propriedade ou controle técnico para definir e manter o controle de acesso baseado em funções, então verifique cobertura e exceções. Confirmar escopo definido, população, propriedade, implementação, frequência, cobertura, exceções, correção e reteste. Ingressos de concessão/revoke, cobertura MFA, inventário do sistema de autenticação, funções, direitos e revisões de acesso</w:t>
+      </w:r>
+    </w:p>
+    <w:p>
+      <w:pPr>
+        <w:pStyle w:val="BodyText"/>
+      </w:pPr>
+      <w:r>
+        <w:t xml:space="preserve">Use o guia oficial de Controles CIS v8.1 e Especificações de Avaliação de Controles para linguagem de Salvaguarda exata, classe de ativos, função de segurança, Grupo de Implementação, dependências, entradas, operações, medidas, métricas e revisão processual.</w:t>
+      </w:r>
+    </w:p>
+    <w:bookmarkEnd w:id="62"/>
+    <w:bookmarkEnd w:id="63"/>
+    <w:bookmarkStart w:id="68" w:name="Xc417a421edbe5d2e6b240c7d3d615c29c5a6aa2"/>
+    <w:p>
+      <w:pPr>
+        <w:pStyle w:val="Heading1"/>
+      </w:pPr>
+      <w:r>
+        <w:t xml:space="preserve">12. Controle 7 — Gestão de Vulnerabilidade Contínua</w:t>
+      </w:r>
+    </w:p>
+    <w:p>
+      <w:pPr>
+        <w:numPr>
+          <w:ilvl w:val="0"/>
+          <w:numId w:val="1020"/>
+        </w:numPr>
+        <w:pStyle w:val="Compact"/>
+      </w:pPr>
+      <w:r>
+        <w:t xml:space="preserve">Todas as 7 Salvaguardas, significado simples, foco de verificação e evidência de exemplo.*</w:t>
+      </w:r>
+    </w:p>
+    <w:p>
+      <w:pPr>
+        <w:pStyle w:val="CaptionedFigure"/>
+      </w:pPr>
+      <w:r>
+        <w:drawing>
+          <wp:inline>
+            <wp:extent cx="5334000" cy="2728121"/>
+            <wp:effectExtent b="0" l="0" r="0" t="0"/>
+            <wp:docPr descr="Complete coverage and verific remediation matter more than produting scan reports." title="" id="65" name="Picture"/>
+            <a:graphic>
+              <a:graphicData uri="http://schemas.openxmlformats.org/drawingml/2006/picture">
+                <pic:pic>
+                  <pic:nvPicPr>
+                    <pic:cNvPr descr="media/image7.png" id="66" name="Picture"/>
+                    <pic:cNvPicPr>
+                      <a:picLocks noChangeArrowheads="1" noChangeAspect="1"/>
+                    </pic:cNvPicPr>
+                  </pic:nvPicPr>
+                  <pic:blipFill>
+                    <a:blip r:embed="rId64"/>
+                    <a:stretch>
+                      <a:fillRect/>
+                    </a:stretch>
+                  </pic:blipFill>
+                  <pic:spPr bwMode="auto">
+                    <a:xfrm>
+                      <a:off x="0" y="0"/>
+                      <a:ext cx="5334000" cy="2728121"/>
+                    </a:xfrm>
+                    <a:prstGeom prst="rect">
+                      <a:avLst/>
+                    </a:prstGeom>
+                    <a:noFill/>
+                    <a:ln w="9525">
+                      <a:noFill/>
+                      <a:headEnd/>
+                      <a:tailEnd/>
+                    </a:ln>
+                  </pic:spPr>
+                </pic:pic>
+              </a:graphicData>
+            </a:graphic>
+          </wp:inline>
+        </w:drawing>
+      </w:r>
+    </w:p>
+    <w:p>
+      <w:pPr>
+        <w:pStyle w:val="ImageCaption"/>
+      </w:pPr>
+      <w:r>
+        <w:t xml:space="preserve">Complete coverage and verific remediation matter more than produting scan reports.</w:t>
+      </w:r>
+    </w:p>
+    <w:p>
+      <w:pPr>
+        <w:pStyle w:val="BodyText"/>
+      </w:pPr>
+      <w:r>
+        <w:t xml:space="preserve">Figura 7. Gestão contínua da vulnerabilidade</w:t>
+      </w:r>
+    </w:p>
+    <w:p>
+      <w:pPr>
+        <w:pStyle w:val="BodyText"/>
+      </w:pPr>
+      <w:r>
+        <w:t xml:space="preserve">. ** Finalidade do controlo: ** Fortalecer a empresa implementando e medindo salvaguardas para a gestão contínua da vulnerabilidade. □</w:t>
+      </w:r>
+      <w:r>
+        <w:t xml:space="preserve"> </w:t>
+      </w:r>
+      <w:r>
+        <w:t xml:space="preserve">□———————————————————————————————————————————————————————————-</w:t>
+      </w:r>
+    </w:p>
+    <w:bookmarkStart w:id="67" w:name="section-7"/>
     <w:p>
       <w:pPr>
         <w:pStyle w:val="Heading2"/>
@@ -3144,49 +2994,43 @@
         <w:pStyle w:val="FirstParagraph"/>
       </w:pPr>
       <w:r>
-        <w:t xml:space="preserve">• 12.1 • Garantir que a infra-estrutura de rede está atualizada Coloque em prática um processo repetível, de propriedade ou controle técnico para garantir que a Infraestrutura de Rede está atualizada, então verifique cobertura e exceções. Confirmar escopo definido, população, propriedade, implementação, frequência, cobertura, exceções, correção e reteste. Inventário de rede, versões, arquitetura, diagramas, caminhos de administração, AAA, protocolos seguros, estações de trabalho VPN e admin</w:t>
-      </w:r>
-      <w:r>
-        <w:t xml:space="preserve"> </w:t>
-      </w:r>
-      <w:r>
-        <w:t xml:space="preserve">.12.2 Estabelecer e manter uma arquitetura segura de rede .. Coloque em prática um processo repetível, de propriedade ou controle técnico para estabelecer e manter uma arquitetura segura de rede, em seguida, verificar cobertura e exceções. Confirmar escopo definido, população, propriedade, implementação, frequência, cobertura, exceções, correção e reteste. Inventário de rede, versões, arquitetura, diagramas, caminhos de administração, AAA, protocolos seguros, estações de trabalho VPN e admin</w:t>
-      </w:r>
-      <w:r>
-        <w:t xml:space="preserve"> </w:t>
-      </w:r>
-      <w:r>
-        <w:t xml:space="preserve">Gestão segura da infra-estrutura de rede Coloque em prática um processo repetível, de propriedade ou controle técnico para gerenciar com segurança a infraestrutura de rede, então verifique a cobertura e exceções. Confirmar escopo definido, população, propriedade, implementação, frequência, cobertura, exceções, correção e reteste. Inventário de rede, versões, arquitetura, diagramas, caminhos de administração, AAA, protocolos seguros, estações de trabalho VPN e admin</w:t>
-      </w:r>
-      <w:r>
-        <w:t xml:space="preserve"> </w:t>
-      </w:r>
-      <w:r>
-        <w:t xml:space="preserve">.12.4 . Estabeleça e mantenha os Diagramas de Arquitetura . Coloque em prática um processo repetível, de propriedade ou controle técnico para estabelecer e manter os Diagramas de Arquitetura, então verifique a cobertura e exceções. Confirmar escopo definido, população, propriedade, implementação, frequência, cobertura, exceções, correção e reteste. Inventário de rede, versões, arquitetura, diagramas, caminhos de administração, AAA, protocolos seguros, estações de trabalho VPN e admin</w:t>
-      </w:r>
-      <w:r>
-        <w:t xml:space="preserve"> </w:t>
-      </w:r>
-      <w:r>
-        <w:t xml:space="preserve">Autenticação, Autorização e Auditoria de Redes Centralize a Autenticação, a Autorização e a Auditoria de Redes Coloque em prática um processo repetível, de propriedade ou controle técnico para centralizar a Autenticação, a Autorização e a Auditoria de Redes e, em seguida, verifique a cobertura e exceções. Confirmar escopo definido, população, propriedade, implementação, frequência, cobertura, exceções, correção e reteste. Inventário de rede, versões, arquitetura, diagramas, caminhos de administração, AAA, protocolos seguros, estações de trabalho VPN e admin</w:t>
-      </w:r>
-      <w:r>
-        <w:t xml:space="preserve"> </w:t>
-      </w:r>
-      <w:r>
-        <w:t xml:space="preserve">Utilização de protocolos seguros de gestão e comunicação de rede Coloque em prática um processo repetível, de propriedade ou controle técnico para usar os Protocolos de Gestão e Comunicação de Rede Segura e, em seguida, verifique a cobertura e exceções. Confirmar escopo definido, população, propriedade, implementação, frequência, cobertura, exceções, correção e reteste. Inventário de rede, versões, arquitetura, diagramas, caminhos de administração, AAA, protocolos seguros, estações de trabalho VPN e admin</w:t>
-      </w:r>
-      <w:r>
-        <w:t xml:space="preserve"> </w:t>
-      </w:r>
-      <w:r>
-        <w:t xml:space="preserve">□ 12.7 □ Garantir Dispositivos Remotos Use uma VPN e Enterprise AAA □ Coloque em prática um processo repetível, de propriedade ou controle técnico para garantir Dispositivos Remotos Use uma VPN e Enterprise AAA, então verifique cobertura e exceções. Confirmar escopo definido, população, propriedade, implementação, frequência, cobertura, exceções, correção e reteste. Inventário de rede, versões, arquitetura, diagramas, caminhos de administração, AAA, protocolos seguros, estações de trabalho VPN e admin</w:t>
-      </w:r>
-      <w:r>
-        <w:t xml:space="preserve"> </w:t>
-      </w:r>
-      <w:r>
-        <w:t xml:space="preserve">Manter recursos de computação dedicados para o trabalho administrativo Coloque em prática um processo repetível, de propriedade ou controle técnico para manter recursos de computação dedicados para o trabalho administrativo, em seguida, verificar a cobertura e exceções. Confirmar escopo definido, população, propriedade, implementação, frequência, cobertura, exceções, correção e reteste. Inventário de rede, versões, arquitetura, diagramas, caminhos de administração, AAA, protocolos seguros, estações de trabalho VPN e admin</w:t>
+        <w:t xml:space="preserve">□ 7.1 □ Estabeleça e mantenha um Processo de Gestão de Vulnerabilidade □ Coloque em prática um processo repetível, de propriedade ou controle técnico para estabelecer e manter um Processo de Gestão de Vulnerabilidade, em seguida, verifique cobertura e exceções. Confirmar escopo definido, população, propriedade, implementação, frequência, cobertura, exceções, correção e reteste. Processos, feeds, cobertura de ativos, varreduras autenticadas, resultados de patch, exceções, tickets de remediação e rescans</w:t>
+      </w:r>
+      <w:r>
+        <w:t xml:space="preserve"> </w:t>
+      </w:r>
+      <w:r>
+        <w:t xml:space="preserve">• 7,2 • Estabelecer e manter um processo de remediação; • Colocar um processo repetível, de propriedade ou controle técnico para estabelecer e manter um processo de remediação; Confirmar escopo definido, população, propriedade, implementação, frequência, cobertura, exceções, correção e reteste. Processos, feeds, cobertura de ativos, varreduras autenticadas, resultados de patch, exceções, tickets de remediação e rescans</w:t>
+      </w:r>
+      <w:r>
+        <w:t xml:space="preserve"> </w:t>
+      </w:r>
+      <w:r>
+        <w:t xml:space="preserve">Realizar o gerenciamento automático do patch do sistema operacional Coloque em prática um processo repetível, de propriedade ou controle técnico para executar o gerenciamento automático do patch do sistema operacional, então verifique a cobertura e exceções. Confirmar escopo definido, população, propriedade, implementação, frequência, cobertura, exceções, correção e reteste. Processos, feeds, cobertura de ativos, varreduras autenticadas, resultados de patch, exceções, tickets de remediação e rescans</w:t>
+      </w:r>
+      <w:r>
+        <w:t xml:space="preserve"> </w:t>
+      </w:r>
+      <w:r>
+        <w:t xml:space="preserve">Realizar o gerenciamento automatizado do patch da aplicação Coloque um processo repetível, de propriedade ou controle técnico no local para executar o gerenciamento automático de patch de aplicação, em seguida, verifique a cobertura e exceções. Confirmar escopo definido, população, propriedade, implementação, frequência, cobertura, exceções, correção e reteste. Processos, feeds, cobertura de ativos, varreduras autenticadas, resultados de patch, exceções, tickets de remediação e rescans</w:t>
+      </w:r>
+      <w:r>
+        <w:t xml:space="preserve"> </w:t>
+      </w:r>
+      <w:r>
+        <w:t xml:space="preserve">Realizar verificações automáticas de vulnerabilidade de ativos internos da empresa Coloque em prática um processo repetível, de propriedade ou controle técnico para realizar varreduras de vulnerabilidade automatizada de ativos empresariais internos, então verifique cobertura e exceções. Confirmar escopo definido, população, propriedade, implementação, frequência, cobertura, exceções, correção e reteste. Processos, feeds, cobertura de ativos, varreduras autenticadas, resultados de patch, exceções, tickets de remediação e rescans</w:t>
+      </w:r>
+      <w:r>
+        <w:t xml:space="preserve"> </w:t>
+      </w:r>
+      <w:r>
+        <w:t xml:space="preserve">Realizar verificações de vulnerabilidade automatizadas de ativos empresariais externamente expostos Coloque em prática um processo repetível, de propriedade ou controle técnico para executar varreduras de vulnerabilidade automatizada de ativos corporativos externamente expostos, então verifique cobertura e exceções. Confirmar escopo definido, população, propriedade, implementação, frequência, cobertura, exceções, correção e reteste. Processos, feeds, cobertura de ativos, varreduras autenticadas, resultados de patch, exceções, tickets de remediação e rescans</w:t>
+      </w:r>
+      <w:r>
+        <w:t xml:space="preserve"> </w:t>
+      </w:r>
+      <w:r>
+        <w:t xml:space="preserve">□ 7.7 □ Remediar Vulnerabilidades Detectadas □ Coloque no lugar um processo repetível, de propriedade ou controle técnico para corrigir Vulnerabilidades Detectadas, então verifique cobertura e exceções. Confirmar escopo definido, população, propriedade, implementação, frequência, cobertura, exceções, correção e reteste. Processos, feeds, cobertura de ativos, varreduras autenticadas, resultados de patch, exceções, tickets de remediação e rescans</w:t>
       </w:r>
     </w:p>
     <w:p>
@@ -3197,58 +3041,49 @@
         <w:t xml:space="preserve">Use o guia oficial de Controles CIS v8.1 e Especificações de Avaliação de Controles para linguagem de Salvaguarda exata, classe de ativos, função de segurança, Grupo de Implementação, dependências, entradas, operações, medidas, métricas e revisão processual.</w:t>
       </w:r>
     </w:p>
-    <w:bookmarkEnd w:id="58"/>
-    <w:bookmarkEnd w:id="59"/>
-    <w:bookmarkStart w:id="62" w:name="X76e070d17354a7fbaf7b14d1946632e2442e03e"/>
+    <w:bookmarkEnd w:id="67"/>
+    <w:bookmarkEnd w:id="68"/>
+    <w:bookmarkStart w:id="70" w:name="X5849b052f89f1dbd6d1795dfe10269d3f72715f"/>
     <w:p>
       <w:pPr>
         <w:pStyle w:val="Heading1"/>
       </w:pPr>
       <w:r>
-        <w:t xml:space="preserve">18. Controle 13 — Monitoramento e Defesa de Rede</w:t>
-      </w:r>
-    </w:p>
-    <w:p>
-      <w:pPr>
-        <w:numPr>
-          <w:ilvl w:val="0"/>
-          <w:numId w:val="1026"/>
+        <w:t xml:space="preserve">13. Controle 8 — Gestão do Registo de Auditoria</w:t>
+      </w:r>
+    </w:p>
+    <w:p>
+      <w:pPr>
+        <w:numPr>
+          <w:ilvl w:val="0"/>
+          <w:numId w:val="1021"/>
         </w:numPr>
         <w:pStyle w:val="Compact"/>
       </w:pPr>
       <w:r>
-        <w:t xml:space="preserve">Todas as 11 Salvaguardas, significado simples, foco de verificação e evidência de exemplo.*</w:t>
+        <w:t xml:space="preserve">Todas as 12 Salvaguardas, significado simples, foco de verificação e evidência de exemplo.*</w:t>
       </w:r>
     </w:p>
     <w:p>
       <w:pPr>
         <w:pStyle w:val="FirstParagraph"/>
       </w:pPr>
-    </w:p>
-    <w:p>
-      <w:pPr>
-        <w:pStyle w:val="BodyText"/>
-      </w:pPr>
-      <w:r>
-        <w:t xml:space="preserve">Figura 8. Fluxo de trabalho de monitorização à resposta</w:t>
-      </w:r>
-    </w:p>
-    <w:bookmarkStart w:id="60" w:name="X22f40d2393e260a55234d876d291e3404ab7edf"/>
+      <w:r>
+        <w:t xml:space="preserve">. ** Finalidade do controlo: ** Reforçar a empresa através da implementação e medição de salvaguardas para a gestão de registos de auditoria. □</w:t>
+      </w:r>
+      <w:r>
+        <w:t xml:space="preserve"> </w:t>
+      </w:r>
+      <w:r>
+        <w:t xml:space="preserve">□————————————————————————————————————————————————-</w:t>
+      </w:r>
+    </w:p>
+    <w:bookmarkStart w:id="69" w:name="section-8"/>
     <w:p>
       <w:pPr>
         <w:pStyle w:val="Heading2"/>
       </w:pPr>
       <w:r>
-        <w:t xml:space="preserve">. ** Finalidade do controlo: ** Fortalecer a empresa implementando e medindo salvaguardas para monitoramento e defesa da rede. □</w:t>
-      </w:r>
-    </w:p>
-    <w:bookmarkEnd w:id="60"/>
-    <w:bookmarkStart w:id="61" w:name="section-13"/>
-    <w:p>
-      <w:pPr>
-        <w:pStyle w:val="Heading2"/>
-      </w:pPr>
-      <w:r>
         <w:t xml:space="preserve">* * * * * * * * * * * * * * * * * * * * * * * * * * * * * * * * * * * * * * * * * * * * * * * * * * * *</w:t>
       </w:r>
     </w:p>
@@ -3257,407 +3092,73 @@
         <w:pStyle w:val="FirstParagraph"/>
       </w:pPr>
       <w:r>
-        <w:t xml:space="preserve">Alertar o Evento de Segurança Centralize o Evento de Segurança Coloque no lugar um processo repetível, de propriedade ou controle técnico para centralizar o Alerta do Evento de Segurança, então verifique a cobertura e exceções. Confirmar escopo definido, população, propriedade, implementação, frequência, cobertura, exceções, correção e reteste. Cobertura do SIEM, detecção de host/rede, segmentação, controles remotos, registros de fluxo, sistemas de prevenção e ajuste de alerta</w:t>
-      </w:r>
-      <w:r>
-        <w:t xml:space="preserve"> </w:t>
-      </w:r>
-      <w:r>
-        <w:t xml:space="preserve">Implemente uma solução de detecção de intrusão baseada em hosts Coloque em prática um processo repetível, de propriedade ou controle técnico para implantar uma Solução de Detecção de Intrusão Baseada em Host, então verifique cobertura e exceções. Confirmar escopo definido, população, propriedade, implementação, frequência, cobertura, exceções, correção e reteste. Cobertura do SIEM, detecção de host/rede, segmentação, controles remotos, registros de fluxo, sistemas de prevenção e ajuste de alerta</w:t>
-      </w:r>
-      <w:r>
-        <w:t xml:space="preserve"> </w:t>
-      </w:r>
-      <w:r>
-        <w:t xml:space="preserve">□ 13.3 □ Implantar uma solução de detecção de intrusão de rede Coloque em prática um processo repetível, de propriedade ou controle técnico para implantar uma Solução de Detecção de Intrusão de Rede, então verifique cobertura e exceções. Confirmar escopo definido, população, propriedade, implementação, frequência, cobertura, exceções, correção e reteste. Cobertura do SIEM, detecção de host/rede, segmentação, controles remotos, registros de fluxo, sistemas de prevenção e ajuste de alerta</w:t>
-      </w:r>
-      <w:r>
-        <w:t xml:space="preserve"> </w:t>
-      </w:r>
-      <w:r>
-        <w:t xml:space="preserve">Realizar filtragem de tráfego entre segmentos de rede Coloque em prática um processo repetível, de propriedade ou controle técnico para realizar Filtragem de Tráfego Entre Segmentos de Rede, então verifique cobertura e exceções. Confirmar escopo definido, população, propriedade, implementação, frequência, cobertura, exceções, correção e reteste. Cobertura do SIEM, detecção de host/rede, segmentação, controles remotos, registros de fluxo, sistemas de prevenção e ajuste de alerta</w:t>
-      </w:r>
-      <w:r>
-        <w:t xml:space="preserve"> </w:t>
-      </w:r>
-      <w:r>
-        <w:t xml:space="preserve">Gerenciar controle de acesso para ativos remotos Coloque um processo repetível, de propriedade ou controle técnico para gerenciar o controle de acesso para ativos remotos, então verifique cobertura e exceções. Confirmar escopo definido, população, propriedade, implementação, frequência, cobertura, exceções, correção e reteste. Cobertura do SIEM, detecção de host/rede, segmentação, controles remotos, registros de fluxo, sistemas de prevenção e ajuste de alerta</w:t>
-      </w:r>
-      <w:r>
-        <w:t xml:space="preserve"> </w:t>
-      </w:r>
-      <w:r>
-        <w:t xml:space="preserve">Recolher registros de fluxo de tráfego de rede Coloque um processo repetível, de propriedade ou controle técnico para coletar registros de fluxo de tráfego de rede, em seguida, verifique cobertura e exceções. Confirmar escopo definido, população, propriedade, implementação, frequência, cobertura, exceções, correção e reteste. Cobertura do SIEM, detecção de host/rede, segmentação, controles remotos, registros de fluxo, sistemas de prevenção e ajuste de alerta</w:t>
-      </w:r>
-      <w:r>
-        <w:t xml:space="preserve"> </w:t>
-      </w:r>
-      <w:r>
-        <w:t xml:space="preserve">Solução de Prevenção de Intrusão Baseada em Host Coloque em prática um processo repetível, de propriedade ou controle técnico para implantar uma Solução de Prevenção de Intrusão Baseada em Host, então verifique cobertura e exceções. Confirmar escopo definido, população, propriedade, implementação, frequência, cobertura, exceções, correção e reteste. Cobertura do SIEM, detecção de host/rede, segmentação, controles remotos, registros de fluxo, sistemas de prevenção e ajuste de alerta</w:t>
-      </w:r>
-      <w:r>
-        <w:t xml:space="preserve"> </w:t>
-      </w:r>
-      <w:r>
-        <w:t xml:space="preserve">□ 13.8 □ Implantar uma solução de prevenção de intrusão de rede □ Coloque em prática um processo repetível, de propriedade ou controle técnico para implantar uma solução de prevenção de intrusão de rede, em seguida, verifique cobertura e exceções. Confirmar escopo definido, população, propriedade, implementação, frequência, cobertura, exceções, correção e reteste. Cobertura do SIEM, detecção de host/rede, segmentação, controles remotos, registros de fluxo, sistemas de prevenção e ajuste de alerta</w:t>
-      </w:r>
-      <w:r>
-        <w:t xml:space="preserve"> </w:t>
-      </w:r>
-      <w:r>
-        <w:t xml:space="preserve">Controle de Acesso de Nível-Porto Coloque em prática um processo repetível, de propriedade ou controle técnico para implantar o Controle de Acesso de Nível-Porto, então verifique a cobertura e exceções. Confirmar escopo definido, população, propriedade, implementação, frequência, cobertura, exceções, correção e reteste. Cobertura do SIEM, detecção de host/rede, segmentação, controles remotos, registros de fluxo, sistemas de prevenção e ajuste de alerta</w:t>
-      </w:r>
-      <w:r>
-        <w:t xml:space="preserve"> </w:t>
-      </w:r>
-      <w:r>
-        <w:t xml:space="preserve">Realizar Filtragem de Camada de Aplicação Coloque um processo repetível, de propriedade ou controle técnico para executar Filtragem de Camada de Aplicação, então verifique cobertura e exceções. Confirmar escopo definido, população, propriedade, implementação, frequência, cobertura, exceções, correção e reteste. Cobertura do SIEM, detecção de host/rede, segmentação, controles remotos, registros de fluxo, sistemas de prevenção e ajuste de alerta</w:t>
-      </w:r>
-      <w:r>
-        <w:t xml:space="preserve"> </w:t>
-      </w:r>
-      <w:r>
-        <w:t xml:space="preserve">Ajustar os Limiares de Alerta de Evento de Segurança .Coloque no lugar um processo repetível, de propriedade ou controle técnico para sintonizar os Limiares de Alerta de Evento de Segurança, então verifique a cobertura e exceções. Confirmar escopo definido, população, propriedade, implementação, frequência, cobertura, exceções, correção e reteste. Cobertura do SIEM, detecção de host/rede, segmentação, controles remotos, registros de fluxo, sistemas de prevenção e ajuste de alerta</w:t>
-      </w:r>
-    </w:p>
-    <w:p>
-      <w:pPr>
-        <w:pStyle w:val="BodyText"/>
-      </w:pPr>
-      <w:r>
-        <w:t xml:space="preserve">Use o guia oficial de Controles CIS v8.1 e Especificações de Avaliação de Controles para linguagem de Salvaguarda exata, classe de ativos, função de segurança, Grupo de Implementação, dependências, entradas, operações, medidas, métricas e revisão processual.</w:t>
-      </w:r>
-    </w:p>
-    <w:bookmarkEnd w:id="61"/>
-    <w:bookmarkEnd w:id="62"/>
-    <w:bookmarkStart w:id="64" w:name="X81d6d7f1ac6530f3beb43689d4d7b8360b58626"/>
-    <w:p>
-      <w:pPr>
-        <w:pStyle w:val="Heading1"/>
-      </w:pPr>
-      <w:r>
-        <w:t xml:space="preserve">19. Controle 14 — Sensibilização de Segurança e Treinamento de Habilidades</w:t>
-      </w:r>
-    </w:p>
-    <w:p>
-      <w:pPr>
-        <w:numPr>
-          <w:ilvl w:val="0"/>
-          <w:numId w:val="1027"/>
-        </w:numPr>
-        <w:pStyle w:val="Compact"/>
-      </w:pPr>
-      <w:r>
-        <w:t xml:space="preserve">Todas as 9 Salvaguardas, significado simples, foco de verificação e evidência de exemplo.*</w:t>
-      </w:r>
-    </w:p>
-    <w:p>
-      <w:pPr>
-        <w:pStyle w:val="FirstParagraph"/>
-      </w:pPr>
-      <w:r>
-        <w:t xml:space="preserve">. ** Finalidade do controlo: ** Reforçar a empresa através da implementação e medição de salvaguardas para a sensibilização para a segurança e formação de competências. □</w:t>
-      </w:r>
-      <w:r>
-        <w:t xml:space="preserve"> </w:t>
-      </w:r>
-      <w:r>
-        <w:t xml:space="preserve">□—————————————————————————————————————————————————————————————————————–</w:t>
-      </w:r>
-    </w:p>
-    <w:bookmarkStart w:id="63" w:name="section-14"/>
-    <w:p>
-      <w:pPr>
-        <w:pStyle w:val="Heading2"/>
-      </w:pPr>
-      <w:r>
-        <w:t xml:space="preserve">* * * * * * * * * * * * * * * * * * * * * * * * * * * * * * * * * * * * * * * * * * * * * * * * * * * *</w:t>
-      </w:r>
-    </w:p>
-    <w:p>
-      <w:pPr>
-        <w:pStyle w:val="FirstParagraph"/>
-      </w:pPr>
-      <w:r>
-        <w:t xml:space="preserve">• 14,1 • Estabelecer e manter um Programa de Sensibilização de Segurança • Colocar em prática um processo repetível, de propriedade ou controle técnico para estabelecer e manter um Programa de Sensibilização de Segurança e, em seguida, verificar a cobertura e exceções. Confirmar escopo definido, população, propriedade, implementação, frequência, cobertura, exceções, correção e reteste. Programa, população de trabalhadores, currículo de funções, conclusão, simulações, avaliação, exceções e acompanhamento</w:t>
-      </w:r>
-      <w:r>
-        <w:t xml:space="preserve"> </w:t>
-      </w:r>
-      <w:r>
-        <w:t xml:space="preserve">Os membros da força de trabalho do trem para reconhecer ataques de engenharia social.Coloque em prática um processo repetível, de propriedade ou controle técnico para treinar os membros da força de trabalho para reconhecer ataques de engenharia social, então verifique cobertura e exceções. Confirmar escopo definido, população, propriedade, implementação, frequência, cobertura, exceções, correção e reteste. Programa, população de trabalhadores, currículo de funções, conclusão, simulações, avaliação, exceções e acompanhamento</w:t>
-      </w:r>
-      <w:r>
-        <w:t xml:space="preserve"> </w:t>
-      </w:r>
-      <w:r>
-        <w:t xml:space="preserve">Os membros da força de trabalho do trem sobre as melhores práticas de autenticação do trem.Coloque em prática um processo repetível, de propriedade ou controle técnico para treinar os membros da força de trabalho sobre as melhores práticas de autenticação e, em seguida, verifique a cobertura e exceções. Confirmar escopo definido, população, propriedade, implementação, frequência, cobertura, exceções, correção e reteste. Programa, população de trabalhadores, currículo de funções, conclusão, simulações, avaliação, exceções e acompanhamento</w:t>
-      </w:r>
-      <w:r>
-        <w:t xml:space="preserve"> </w:t>
-      </w:r>
-      <w:r>
-        <w:t xml:space="preserve">□ 14.4 □ Train Workforce on Data Handling Best Practices □ Coloque em prática um processo repetível, de propriedade ou controle técnico para treinar Workforce on Data Handling Best Practices, então verifique cobertura e exceções. Confirmar escopo definido, população, propriedade, implementação, frequência, cobertura, exceções, correção e reteste. Programa, população de trabalhadores, currículo de funções, conclusão, simulações, avaliação, exceções e acompanhamento</w:t>
-      </w:r>
-      <w:r>
-        <w:t xml:space="preserve"> </w:t>
-      </w:r>
-      <w:r>
-        <w:t xml:space="preserve">Os membros da força de trabalho do trem sobre causas de exposição de dados não intencionais . . . . . . . . . . . . . . . . . . . . . . . . . . . . . . . . . . . . . . . . . . . . . . . . . . . . . . . . . . . . . . Confirmar escopo definido, população, propriedade, implementação, frequência, cobertura, exceções, correção e reteste. Programa, população de trabalhadores, currículo de funções, conclusão, simulações, avaliação, exceções e acompanhamento</w:t>
-      </w:r>
-      <w:r>
-        <w:t xml:space="preserve"> </w:t>
-      </w:r>
-      <w:r>
-        <w:t xml:space="preserve">Os membros da Força de Trabalho do Trem em Incidentes de Segurança de Reconhecimento e Relato .Coloque em prática um processo repetível, de propriedade ou controle técnico para treinar os membros da Força de Trabalho em Incidentes de Segurança de Reconhecimento e Relato, em seguida, verifique cobertura e exceções. Confirmar escopo definido, população, propriedade, implementação, frequência, cobertura, exceções, correção e reteste. Programa, população de trabalhadores, currículo de funções, conclusão, simulações, avaliação, exceções e acompanhamento</w:t>
-      </w:r>
-      <w:r>
-        <w:t xml:space="preserve"> </w:t>
-      </w:r>
-      <w:r>
-        <w:t xml:space="preserve">□ 14.7 □ Força de Trabalho do Trem para Identificar e Denunciar Atualizações de Segurança Desaparecidas □ Coloque em prática um processo repetível, de propriedade ou controle técnico para treinar a Força de Trabalho para Identificar e Comunicar Atualizações de Segurança Desaparecidas, em seguida, verifique cobertura e exceções. Confirmar escopo definido, população, propriedade, implementação, frequência, cobertura, exceções, correção e reteste. Programa, população de trabalhadores, currículo de funções, conclusão, simulações, avaliação, exceções e acompanhamento</w:t>
-      </w:r>
-      <w:r>
-        <w:t xml:space="preserve"> </w:t>
-      </w:r>
-      <w:r>
-        <w:t xml:space="preserve">□ 14.8 □ Força de Trabalho do Trem em Riscos de Redes Inseguras □ Coloque em prática um processo repetível, de propriedade ou controle técnico para treinar a Força de Trabalho em Riscos de Redes Inseguras, em seguida, verifique cobertura e exceções. Confirmar escopo definido, população, propriedade, implementação, frequência, cobertura, exceções, correção e reteste. Programa, população de trabalhadores, currículo de funções, conclusão, simulações, avaliação, exceções e acompanhamento</w:t>
-      </w:r>
-      <w:r>
-        <w:t xml:space="preserve"> </w:t>
-      </w:r>
-      <w:r>
-        <w:t xml:space="preserve">□ 14.9 □ Conduzir Conscientização de Segurança Específica e Treinamento de Habilidades □ Coloque em prática um processo repetível, de propriedade ou controle técnico para conduzir a Consciência de Segurança Específica e Treinamento de Habilidades, em seguida, verifique cobertura e exceções. Confirmar escopo definido, população, propriedade, implementação, frequência, cobertura, exceções, correção e reteste. Programa, população de trabalhadores, currículo de funções, conclusão, simulações, avaliação, exceções e acompanhamento</w:t>
-      </w:r>
-    </w:p>
-    <w:p>
-      <w:pPr>
-        <w:pStyle w:val="BodyText"/>
-      </w:pPr>
-      <w:r>
-        <w:t xml:space="preserve">Use o guia oficial de Controles CIS v8.1 e Especificações de Avaliação de Controles para linguagem de Salvaguarda exata, classe de ativos, função de segurança, Grupo de Implementação, dependências, entradas, operações, medidas, métricas e revisão processual.</w:t>
-      </w:r>
-    </w:p>
-    <w:bookmarkEnd w:id="63"/>
-    <w:bookmarkEnd w:id="64"/>
-    <w:bookmarkStart w:id="67" w:name="Xd49ca9d8e48ed88f948967f818255b91d398ae1"/>
-    <w:p>
-      <w:pPr>
-        <w:pStyle w:val="Heading1"/>
-      </w:pPr>
-      <w:r>
-        <w:t xml:space="preserve">20. Controle 15 — Gestão de Prestadores de Serviços</w:t>
-      </w:r>
-    </w:p>
-    <w:p>
-      <w:pPr>
-        <w:numPr>
-          <w:ilvl w:val="0"/>
-          <w:numId w:val="1028"/>
-        </w:numPr>
-        <w:pStyle w:val="Compact"/>
-      </w:pPr>
-      <w:r>
-        <w:t xml:space="preserve">Todas as 7 Salvaguardas, significado simples, foco de verificação e evidência de exemplo.*</w:t>
-      </w:r>
-    </w:p>
-    <w:bookmarkStart w:id="65" w:name="X5f013bca2048707228eec070712629866b16068"/>
-    <w:p>
-      <w:pPr>
-        <w:pStyle w:val="Heading2"/>
-      </w:pPr>
-      <w:r>
-        <w:t xml:space="preserve">. ** Finalidade do controlo: ** Reforçar a empresa através da implementação e medição de salvaguardas para a gestão dos prestadores de serviços. □</w:t>
-      </w:r>
-    </w:p>
-    <w:bookmarkEnd w:id="65"/>
-    <w:bookmarkStart w:id="66" w:name="section-15"/>
-    <w:p>
-      <w:pPr>
-        <w:pStyle w:val="Heading2"/>
-      </w:pPr>
-      <w:r>
-        <w:t xml:space="preserve">* * * * * * * * * * * * * * * * * * * * * * * * * * * * * * * * * * * * * * * * * * * * * * * * * * * *</w:t>
-      </w:r>
-    </w:p>
-    <w:p>
-      <w:pPr>
-        <w:pStyle w:val="FirstParagraph"/>
-      </w:pPr>
-      <w:r>
-        <w:t xml:space="preserve">□ 15.1 □ Estabeleça e mantenha um Inventário de Prestadores de Serviços □ Coloque em prática um processo repetível, de propriedade ou controle técnico para estabelecer e manter um Inventário de Prestadores de Serviços, em seguida, verifique cobertura e exceções. Confirmar escopo definido, população, propriedade, implementação, frequência, cobertura, exceções, correção e reteste. Inventário, classificações, política, contratos, avaliações, acompanhamento, incidentes e provas de desmantelamento</w:t>
-      </w:r>
-      <w:r>
-        <w:t xml:space="preserve"> </w:t>
-      </w:r>
-      <w:r>
-        <w:t xml:space="preserve">• 15.2 • Estabelecer e manter uma política de gerenciamento de provedores de serviços • Colocar em prática um processo repetível, de propriedade ou controle técnico para estabelecer e manter uma política de gerenciamento de provedores de serviços e, em seguida, verificar cobertura e exceções. Confirmar escopo definido, população, propriedade, implementação, frequência, cobertura, exceções, correção e reteste. Inventário, classificações, política, contratos, avaliações, acompanhamento, incidentes e provas de desmantelamento</w:t>
-      </w:r>
-      <w:r>
-        <w:t xml:space="preserve"> </w:t>
-      </w:r>
-      <w:r>
-        <w:t xml:space="preserve">□ 15.3 □ Classifique prestadores de serviços Coloque em prática um processo repetível, de propriedade ou controle técnico para classificar os provedores de serviços, em seguida, verificar a cobertura e exceções. Confirmar escopo definido, população, propriedade, implementação, frequência, cobertura, exceções, correção e reteste. Inventário, classificações, política, contratos, avaliações, acompanhamento, incidentes e provas de desmantelamento</w:t>
-      </w:r>
-      <w:r>
-        <w:t xml:space="preserve"> </w:t>
-      </w:r>
-      <w:r>
-        <w:t xml:space="preserve">□ 15.4 □ Garanta que os contratos de prestador de serviços incluam requisitos de segurança □ Coloque em prática um processo repetível, de propriedade ou controle técnico para garantir que os contratos de prestador de serviços incluam requisitos de segurança, então verifique cobertura e exceções. Confirmar escopo definido, população, propriedade, implementação, frequência, cobertura, exceções, correção e reteste. Inventário, classificações, política, contratos, avaliações, acompanhamento, incidentes e provas de desmantelamento</w:t>
-      </w:r>
-      <w:r>
-        <w:t xml:space="preserve"> </w:t>
-      </w:r>
-      <w:r>
-        <w:t xml:space="preserve">□ 15.5 □ Avaliar Prestadores de Serviços □ Coloque em prática um processo repetível, de propriedade ou controle técnico para avaliar Prestadores de Serviços, em seguida, verificar a cobertura e exceções. Confirmar escopo definido, população, propriedade, implementação, frequência, cobertura, exceções, correção e reteste. Inventário, classificações, política, contratos, avaliações, acompanhamento, incidentes e provas de desmantelamento</w:t>
-      </w:r>
-      <w:r>
-        <w:t xml:space="preserve"> </w:t>
-      </w:r>
-      <w:r>
-        <w:t xml:space="preserve">Monitorar provedores de serviços Coloque em prática um processo repetível, de propriedade ou controle técnico para monitorar provedores de serviços, então verifique cobertura e exceções. Confirmar escopo definido, população, propriedade, implementação, frequência, cobertura, exceções, correção e reteste. Inventário, classificações, política, contratos, avaliações, acompanhamento, incidentes e provas de desmantelamento</w:t>
-      </w:r>
-      <w:r>
-        <w:t xml:space="preserve"> </w:t>
-      </w:r>
-      <w:r>
-        <w:t xml:space="preserve">15.7 Prestadores de serviços de desmantelamento seguros Coloque em prática um processo repetível, de propriedade ou controle técnico para os provedores de serviços de desactivação com segurança e, em seguida, verifique a cobertura e exceções. Confirmar escopo definido, população, propriedade, implementação, frequência, cobertura, exceções, correção e reteste. Inventário, classificações, política, contratos, avaliações, acompanhamento, incidentes e provas de desmantelamento</w:t>
-      </w:r>
-    </w:p>
-    <w:p>
-      <w:pPr>
-        <w:pStyle w:val="BodyText"/>
-      </w:pPr>
-      <w:r>
-        <w:t xml:space="preserve">Use o guia oficial de Controles CIS v8.1 e Especificações de Avaliação de Controles para linguagem de Salvaguarda exata, classe de ativos, função de segurança, Grupo de Implementação, dependências, entradas, operações, medidas, métricas e revisão processual.</w:t>
-      </w:r>
-    </w:p>
-    <w:bookmarkEnd w:id="66"/>
-    <w:bookmarkEnd w:id="67"/>
-    <w:bookmarkStart w:id="70" w:name="X462f3600ff91c676cd671f9a1a14212099b1516"/>
-    <w:p>
-      <w:pPr>
-        <w:pStyle w:val="Heading1"/>
-      </w:pPr>
-      <w:r>
-        <w:t xml:space="preserve">21. Controle 16 — Segurança de Software de Aplicação</w:t>
-      </w:r>
-    </w:p>
-    <w:p>
-      <w:pPr>
-        <w:numPr>
-          <w:ilvl w:val="0"/>
-          <w:numId w:val="1029"/>
-        </w:numPr>
-        <w:pStyle w:val="Compact"/>
-      </w:pPr>
-      <w:r>
-        <w:t xml:space="preserve">Todas as 14 Salvaguardas, significado simples, foco de verificação e evidência de exemplo.*</w:t>
-      </w:r>
-    </w:p>
-    <w:bookmarkStart w:id="68" w:name="Xb7560af9d2f4820a82522d131c5cd8c21e87fde"/>
-    <w:p>
-      <w:pPr>
-        <w:pStyle w:val="Heading2"/>
-      </w:pPr>
-      <w:r>
-        <w:t xml:space="preserve">. ** Finalidade do controlo: ** Fortaleça a empresa implementando e medindo salvaguardas para segurança de software de aplicação. □</w:t>
-      </w:r>
-    </w:p>
-    <w:bookmarkEnd w:id="68"/>
-    <w:bookmarkStart w:id="69" w:name="section-16"/>
-    <w:p>
-      <w:pPr>
-        <w:pStyle w:val="Heading2"/>
-      </w:pPr>
-      <w:r>
-        <w:t xml:space="preserve">* * * * * * * * * * * * * * * * * * * * * * * * * * * * * * * * * * * * * * * * * * * * * * * * * * * *</w:t>
-      </w:r>
-    </w:p>
-    <w:p>
-      <w:pPr>
-        <w:pStyle w:val="FirstParagraph"/>
-      </w:pPr>
-      <w:r>
-        <w:t xml:space="preserve">□ 16.1 □ Estabelecer e manter um processo seguro de desenvolvimento de aplicativos □ Colocar em prática um processo repetível, de propriedade ou controle técnico para estabelecer e manter um processo seguro de desenvolvimento de aplicativos, em seguida, verificar a cobertura e exceções. Confirmar escopo definido, população, propriedade, implementação, frequência, cobertura, exceções, correção e reteste. SDLC seguro, processo de divulgação, causa raiz, inventário de componentes, severidade, endurecimento, treinamento, testes e modelos de ameaça</w:t>
-      </w:r>
-      <w:r>
-        <w:t xml:space="preserve"> </w:t>
-      </w:r>
-      <w:r>
-        <w:t xml:space="preserve">Criar e Manter um Processo para Aceitar e Endereçar Vulnerabilidades de Software .Coloque em prática um processo repetível, de propriedade ou controle técnico para estabelecer e manter um Processo para Aceitar e Endereçar Vulnerabilidades de Software, então verifique cobertura e exceções. Confirmar escopo definido, população, propriedade, implementação, frequência, cobertura, exceções, correção e reteste. SDLC seguro, processo de divulgação, causa raiz, inventário de componentes, severidade, endurecimento, treinamento, testes e modelos de ameaça</w:t>
-      </w:r>
-      <w:r>
-        <w:t xml:space="preserve"> </w:t>
-      </w:r>
-      <w:r>
-        <w:t xml:space="preserve">Realizar análise de causas de raiz em vulnerabilidades de segurança Colocar um processo repetível, de propriedade ou controle técnico para realizar análise de causas de raiz em vulnerabilidades de segurança, em seguida, verificar a cobertura e exceções. Confirmar escopo definido, população, propriedade, implementação, frequência, cobertura, exceções, correção e reteste. SDLC seguro, processo de divulgação, causa raiz, inventário de componentes, severidade, endurecimento, treinamento, testes e modelos de ameaça</w:t>
-      </w:r>
-      <w:r>
-        <w:t xml:space="preserve"> </w:t>
-      </w:r>
-      <w:r>
-        <w:t xml:space="preserve">□ 16.4 Criar e Gerenciar um Inventário de Componentes de Software de Terceiros □ Coloque em prática um processo repetível, de propriedade ou controle técnico para estabelecer e gerenciar um Inventário de Componentes de Software de Terceiros, em seguida, verifique a cobertura e exceções. Confirmar escopo definido, população, propriedade, implementação, frequência, cobertura, exceções, correção e reteste. SDLC seguro, processo de divulgação, causa raiz, inventário de componentes, severidade, endurecimento, treinamento, testes e modelos de ameaça</w:t>
-      </w:r>
-      <w:r>
-        <w:t xml:space="preserve"> </w:t>
-      </w:r>
-      <w:r>
-        <w:t xml:space="preserve">Use componentes de software de terceiros atualizados e confiáveis Coloque em prática um processo repetível, de propriedade ou controle técnico para usar Componentes de Software Up-to-Date e Trusted Third-Party, então verifique cobertura e exceções. Confirmar escopo definido, população, propriedade, implementação, frequência, cobertura, exceções, correção e reteste. SDLC seguro, processo de divulgação, causa raiz, inventário de componentes, severidade, endurecimento, treinamento, testes e modelos de ameaça</w:t>
-      </w:r>
-      <w:r>
-        <w:t xml:space="preserve"> </w:t>
-      </w:r>
-      <w:r>
-        <w:t xml:space="preserve">□ 16.6 □ Estabeleça um Sistema de Avaliação de Severidade e um Processo para Vulnerabilidades de Aplicações □ Coloque em prática um processo repetível, de propriedade ou controle técnico para estabelecer um Sistema de Avaliação de Severidade e Processo para Vulnerabilidades de Aplicações, em seguida, verifique cobertura e exceções. Confirmar escopo definido, população, propriedade, implementação, frequência, cobertura, exceções, correção e reteste. SDLC seguro, processo de divulgação, causa raiz, inventário de componentes, severidade, endurecimento, treinamento, testes e modelos de ameaça</w:t>
-      </w:r>
-      <w:r>
-        <w:t xml:space="preserve"> </w:t>
-      </w:r>
-      <w:r>
-        <w:t xml:space="preserve">Use Modelos de Endurecimento Padrão para Infraestrutura de Aplicação □ Coloque em prática um processo repetível, de propriedade ou controle técnico para usar Modelos de Endurecimento Padrão para Infraestrutura de Aplicação, então verifique cobertura e exceções. Confirmar escopo definido, população, propriedade, implementação, frequência, cobertura, exceções, correção e reteste. SDLC seguro, processo de divulgação, causa raiz, inventário de componentes, severidade, endurecimento, treinamento, testes e modelos de ameaça</w:t>
-      </w:r>
-      <w:r>
-        <w:t xml:space="preserve"> </w:t>
-      </w:r>
-      <w:r>
-        <w:t xml:space="preserve">16,8 Sistemas de Produção e Não Produção Separados Coloque em prática um processo repetível, de propriedade ou controle técnico para separar sistemas de produção e não-produção, então verifique cobertura e exceções. Confirmar escopo definido, população, propriedade, implementação, frequência, cobertura, exceções, correção e reteste. SDLC seguro, processo de divulgação, causa raiz, inventário de componentes, severidade, endurecimento, treinamento, testes e modelos de ameaça</w:t>
-      </w:r>
-      <w:r>
-        <w:t xml:space="preserve"> </w:t>
-      </w:r>
-      <w:r>
-        <w:t xml:space="preserve">Os desenvolvedores de trens em Segurança de Aplicação e Codificação Segura . Coloque um processo repetível, de propriedade ou controle técnico para treinar desenvolvedores em Segurança de Aplicação e Codificação Segura, então verifique cobertura e exceções. Confirmar escopo definido, população, propriedade, implementação, frequência, cobertura, exceções, correção e reteste. SDLC seguro, processo de divulgação, causa raiz, inventário de componentes, severidade, endurecimento, treinamento, testes e modelos de ameaça</w:t>
-      </w:r>
-      <w:r>
-        <w:t xml:space="preserve"> </w:t>
-      </w:r>
-      <w:r>
-        <w:t xml:space="preserve">Aplique Princípios de Design Seguro em Arquiteturas de Aplicação .Coloque em prática um processo repetível, de propriedade ou controle técnico para aplicar Princípios de Design Seguro em Arquiteturas de Aplicação e, em seguida, verifique cobertura e exceções. Confirmar escopo definido, população, propriedade, implementação, frequência, cobertura, exceções, correção e reteste. SDLC seguro, processo de divulgação, causa raiz, inventário de componentes, severidade, endurecimento, treinamento, testes e modelos de ameaça</w:t>
-      </w:r>
-      <w:r>
-        <w:t xml:space="preserve"> </w:t>
-      </w:r>
-      <w:r>
-        <w:t xml:space="preserve">Use Módulos ou Serviços Vetted para Componentes de Segurança de Aplicações □ Coloque em prática um processo repetível, de propriedade ou controle técnico para usar Módulos ou Serviços Vetted para Componentes de Segurança de Aplicações, em seguida, verifique cobertura e exceções. Confirmar escopo definido, população, propriedade, implementação, frequência, cobertura, exceções, correção e reteste. SDLC seguro, processo de divulgação, causa raiz, inventário de componentes, severidade, endurecimento, treinamento, testes e modelos de ameaça</w:t>
-      </w:r>
-      <w:r>
-        <w:t xml:space="preserve"> </w:t>
-      </w:r>
-      <w:r>
-        <w:t xml:space="preserve">6.12 Implementar verificações de segurança de nível de código Coloque em prática um processo repetível, de propriedade ou controle técnico para implementar verificações de segurança de nível de código, em seguida, verificar a cobertura e exceções. Confirmar escopo definido, população, propriedade, implementação, frequência, cobertura, exceções, correção e reteste. SDLC seguro, processo de divulgação, causa raiz, inventário de componentes, severidade, endurecimento, treinamento, testes e modelos de ameaça</w:t>
-      </w:r>
-      <w:r>
-        <w:t xml:space="preserve"> </w:t>
-      </w:r>
-      <w:r>
-        <w:t xml:space="preserve">Teste de penetração de aplicação de condução Coloque em prática um processo repetível, de propriedade ou controle técnico para realizar o Teste de Penetração de Aplicação, em seguida, verifique a cobertura e exceções. Confirmar escopo definido, população, propriedade, implementação, frequência, cobertura, exceções, correção e reteste. SDLC seguro, processo de divulgação, causa raiz, inventário de componentes, severidade, endurecimento, treinamento, testes e modelos de ameaça</w:t>
-      </w:r>
-      <w:r>
-        <w:t xml:space="preserve"> </w:t>
-      </w:r>
-      <w:r>
-        <w:t xml:space="preserve">• 16.14 • Conduzir a Modelação de Ameaças • Coloque no lugar um processo repetível, de propriedade ou controle técnico para conduzir a Modelação de Ameaças, em seguida, verifique a cobertura e exceções. Confirmar escopo definido, população, propriedade, implementação, frequência, cobertura, exceções, correção e reteste. SDLC seguro, processo de divulgação, causa raiz, inventário de componentes, severidade, endurecimento, treinamento, testes e modelos de ameaça</w:t>
+        <w:t xml:space="preserve">□ 8.1 □ Estabelecer e manter um processo de gerenciamento de registro de auditoria □ Colocar em prática um processo repetível, de propriedade ou controle técnico para estabelecer e manter um processo de gerenciamento de registro de auditoria, em seguida, verificar cobertura e exceções. Confirmar escopo definido, população, propriedade, implementação, frequência, cobertura, exceções, correção e reteste. Requisitos de registro, inventário de origem, armazenamento, configurações de tempo, logs detalhados, plataforma central, comentários e retenção</w:t>
+      </w:r>
+      <w:r>
+        <w:t xml:space="preserve"> </w:t>
+      </w:r>
+      <w:r>
+        <w:t xml:space="preserve">Recolher registros de auditoria Coloque um processo repetível, de propriedade ou controle técnico no local para coletar Registros de Auditoria, em seguida, verificar a cobertura e exceções. Confirmar escopo definido, população, propriedade, implementação, frequência, cobertura, exceções, correção e reteste. Requisitos de registro, inventário de origem, armazenamento, configurações de tempo, logs detalhados, plataforma central, comentários e retenção</w:t>
+      </w:r>
+      <w:r>
+        <w:t xml:space="preserve"> </w:t>
+      </w:r>
+      <w:r>
+        <w:t xml:space="preserve">□ 8.3 □ Assegurar o armazenamento adequado do log de auditoria Coloque em prática um processo repetível, de propriedade ou controle técnico para garantir o armazenamento adequado do registro de auditoria e, em seguida, verificar a cobertura e exceções. Confirmar escopo definido, população, propriedade, implementação, frequência, cobertura, exceções, correção e reteste. Requisitos de registro, inventário de origem, armazenamento, configurações de tempo, logs detalhados, plataforma central, comentários e retenção</w:t>
+      </w:r>
+      <w:r>
+        <w:t xml:space="preserve"> </w:t>
+      </w:r>
+      <w:r>
+        <w:t xml:space="preserve">□ 8.4 □ Padronize a Sincronização do Tempo □ Coloque em prática um processo repetível, de propriedade ou controle técnico para padronizar a Sincronização do Tempo, em seguida, verifique a cobertura e exceções. Confirmar escopo definido, população, propriedade, implementação, frequência, cobertura, exceções, correção e reteste. Requisitos de registro, inventário de origem, armazenamento, configurações de tempo, logs detalhados, plataforma central, comentários e retenção</w:t>
+      </w:r>
+      <w:r>
+        <w:t xml:space="preserve"> </w:t>
+      </w:r>
+      <w:r>
+        <w:t xml:space="preserve">Recolher registros de auditoria detalhados Coloque em prática um processo repetível, de propriedade ou controle técnico para coletar registros de auditoria detalhados, em seguida, verifique a cobertura e exceções. Confirmar escopo definido, população, propriedade, implementação, frequência, cobertura, exceções, correção e reteste. Requisitos de registro, inventário de origem, armazenamento, configurações de tempo, logs detalhados, plataforma central, comentários e retenção</w:t>
+      </w:r>
+      <w:r>
+        <w:t xml:space="preserve"> </w:t>
+      </w:r>
+      <w:r>
+        <w:t xml:space="preserve">Recolher registros de auditoria do DNS Coloque um processo repetível, de propriedade ou controle técnico no local para coletar DNS Consultar Registros de Auditoria, em seguida, verificar cobertura e exceções. Confirmar escopo definido, população, propriedade, implementação, frequência, cobertura, exceções, correção e reteste. Requisitos de registro, inventário de origem, armazenamento, configurações de tempo, logs detalhados, plataforma central, comentários e retenção</w:t>
+      </w:r>
+      <w:r>
+        <w:t xml:space="preserve"> </w:t>
+      </w:r>
+      <w:r>
+        <w:t xml:space="preserve">Recolher URL Solicitar Registros de Auditoria Coloque em prática um processo repetível, de propriedade ou controle técnico para coletar URL Request Audit Logs, então verifique cobertura e exceções. Confirmar escopo definido, população, propriedade, implementação, frequência, cobertura, exceções, correção e reteste. Requisitos de registro, inventário de origem, armazenamento, configurações de tempo, logs detalhados, plataforma central, comentários e retenção</w:t>
+      </w:r>
+      <w:r>
+        <w:t xml:space="preserve"> </w:t>
+      </w:r>
+      <w:r>
+        <w:t xml:space="preserve">Recolher registros de auditoria de linha de comando Coloque um processo repetível, de propriedade ou controle técnico para coletar registros de auditoria de linha de comando, em seguida, verificar a cobertura e exceções. Confirmar escopo definido, população, propriedade, implementação, frequência, cobertura, exceções, correção e reteste. Requisitos de registro, inventário de origem, armazenamento, configurações de tempo, logs detalhados, plataforma central, comentários e retenção</w:t>
+      </w:r>
+      <w:r>
+        <w:t xml:space="preserve"> </w:t>
+      </w:r>
+      <w:r>
+        <w:t xml:space="preserve">• 8.9 □ Centralizar os Registos de Auditoria Coloque em prática um processo repetível, de propriedade ou controle técnico para centralizar os Logs de Auditoria, em seguida, verifique a cobertura e exceções. Confirmar escopo definido, população, propriedade, implementação, frequência, cobertura, exceções, correção e reteste. Requisitos de registro, inventário de origem, armazenamento, configurações de tempo, logs detalhados, plataforma central, comentários e retenção</w:t>
+      </w:r>
+      <w:r>
+        <w:t xml:space="preserve"> </w:t>
+      </w:r>
+      <w:r>
+        <w:t xml:space="preserve">* 8.10 * Manter registos de auditoria * Coloque em prática um processo repetível, de propriedade ou controle técnico para reter registros de auditoria, em seguida, verificar a cobertura e exceções. Confirmar escopo definido, população, propriedade, implementação, frequência, cobertura, exceções, correção e reteste. Requisitos de registro, inventário de origem, armazenamento, configurações de tempo, logs detalhados, plataforma central, comentários e retenção</w:t>
+      </w:r>
+      <w:r>
+        <w:t xml:space="preserve"> </w:t>
+      </w:r>
+      <w:r>
+        <w:t xml:space="preserve">• 8,11 • Realizar revisões de registos de auditoria Coloque em prática um processo repetível, de propriedade ou controle técnico para realizar Revisões de Registro de Auditoria, então verifique cobertura e exceções. Confirmar escopo definido, população, propriedade, implementação, frequência, cobertura, exceções, correção e reteste. Requisitos de registro, inventário de origem, armazenamento, configurações de tempo, logs detalhados, plataforma central, comentários e retenção</w:t>
+      </w:r>
+      <w:r>
+        <w:t xml:space="preserve"> </w:t>
+      </w:r>
+      <w:r>
+        <w:t xml:space="preserve">Recolher Registros do Provedor de Serviço Coloque em prática um processo repetível, de propriedade ou controle técnico para coletar registros de provedores de serviços, então verifique cobertura e exceções. Confirmar escopo definido, população, propriedade, implementação, frequência, cobertura, exceções, correção e reteste. Requisitos de registro, inventário de origem, armazenamento, configurações de tempo, logs detalhados, plataforma central, comentários e retenção</w:t>
       </w:r>
     </w:p>
     <w:p>
@@ -3670,56 +3171,141 @@
     </w:p>
     <w:bookmarkEnd w:id="69"/>
     <w:bookmarkEnd w:id="70"/>
-    <w:bookmarkStart w:id="73" w:name="X27cfe67134368280dae13341561ec0ab8773f97"/>
+    <w:bookmarkStart w:id="72" w:name="Xefeb98fc2df86833b12ebf88d7ca750829aa89f"/>
     <w:p>
       <w:pPr>
         <w:pStyle w:val="Heading1"/>
       </w:pPr>
       <w:r>
-        <w:t xml:space="preserve">22. Controle 17 — Gestão de Respostas a Incidentes</w:t>
-      </w:r>
-    </w:p>
-    <w:p>
-      <w:pPr>
-        <w:numPr>
-          <w:ilvl w:val="0"/>
-          <w:numId w:val="1030"/>
+        <w:t xml:space="preserve">14. Controle 9 — Email e Proteção de Navegador Web</w:t>
+      </w:r>
+    </w:p>
+    <w:p>
+      <w:pPr>
+        <w:numPr>
+          <w:ilvl w:val="0"/>
+          <w:numId w:val="1022"/>
         </w:numPr>
         <w:pStyle w:val="Compact"/>
       </w:pPr>
       <w:r>
-        <w:t xml:space="preserve">Todas as 9 Salvaguardas, significado simples, foco de verificação e evidência de exemplo.*</w:t>
+        <w:t xml:space="preserve">Todas as 7 Salvaguardas, significado simples, foco de verificação e evidência de exemplo.*</w:t>
       </w:r>
     </w:p>
     <w:p>
       <w:pPr>
         <w:pStyle w:val="FirstParagraph"/>
       </w:pPr>
-    </w:p>
-    <w:p>
-      <w:pPr>
-        <w:pStyle w:val="BodyText"/>
-      </w:pPr>
-      <w:r>
-        <w:t xml:space="preserve">Figura 9. Disponibilidade para resposta ao incidente</w:t>
-      </w:r>
-    </w:p>
-    <w:bookmarkStart w:id="71" w:name="Xeb4c58f7274f8cbcfdddfb393279b429f14d52c"/>
+      <w:r>
+        <w:t xml:space="preserve">. ** Finalidade do controlo: ** Fortaleça a empresa implementando e medindo salvaguardas para proteção de e-mail e navegador web. □</w:t>
+      </w:r>
+      <w:r>
+        <w:t xml:space="preserve"> </w:t>
+      </w:r>
+      <w:r>
+        <w:t xml:space="preserve">O que é que se passa?</w:t>
+      </w:r>
+    </w:p>
+    <w:bookmarkStart w:id="71" w:name="section-9"/>
     <w:p>
       <w:pPr>
         <w:pStyle w:val="Heading2"/>
       </w:pPr>
       <w:r>
-        <w:t xml:space="preserve">. ** Finalidade do controlo: ** Reforçar a empresa através da implementação e medição de salvaguardas para a gestão da resposta a incidentes. □</w:t>
+        <w:t xml:space="preserve">* * * * * * * * * * * * * * * * * * * * * * * * * * * * * * * * * * * * * * * * * * * * * * * * * * * *</w:t>
+      </w:r>
+    </w:p>
+    <w:p>
+      <w:pPr>
+        <w:pStyle w:val="FirstParagraph"/>
+      </w:pPr>
+      <w:r>
+        <w:t xml:space="preserve">• 9.1 • Garantir o uso de apenas navegadores totalmente suportados e clientes de e-mail • Colocar um processo repetível, de propriedade ou controle técnico para garantir o uso de apenas navegadores totalmente suportados e clientes de e-mail, em seguida, verificar a cobertura e exceções. Confirmar escopo definido, população, propriedade, implementação, frequência, cobertura, exceções, correção e reteste. Lista de navegadores e e-mails, status de suporte, filtragem DNS/URL, política de extensão, controle DMARC e anexo</w:t>
+      </w:r>
+      <w:r>
+        <w:t xml:space="preserve"> </w:t>
+      </w:r>
+      <w:r>
+        <w:t xml:space="preserve">□ 9.2 □ Use os Serviços de Filtragem DNS □ Coloque em prática um processo repetível, de propriedade ou controle técnico para usar os Serviços de Filtragem DNS e, em seguida, verifique a cobertura e exceções. Confirmar escopo definido, população, propriedade, implementação, frequência, cobertura, exceções, correção e reteste. Lista de navegadores e e-mails, status de suporte, filtragem DNS/URL, política de extensão, controle DMARC e anexo</w:t>
+      </w:r>
+      <w:r>
+        <w:t xml:space="preserve"> </w:t>
+      </w:r>
+      <w:r>
+        <w:t xml:space="preserve">Manter e reforçar os filtros de URL baseados em rede Coloque um processo repetível, de propriedade ou controle técnico no local para manter e reforçar filtros de URL baseados em rede, em seguida, verifique cobertura e exceções. Confirmar escopo definido, população, propriedade, implementação, frequência, cobertura, exceções, correção e reteste. Lista de navegadores e e-mails, status de suporte, filtragem DNS/URL, política de extensão, controle DMARC e anexo</w:t>
+      </w:r>
+      <w:r>
+        <w:t xml:space="preserve"> </w:t>
+      </w:r>
+      <w:r>
+        <w:t xml:space="preserve">9.4 Restrinja Extensões Desnecessárias ou Não Autorizadas do Navegador e do Cliente de Email.Coloque em prática um processo ou controle técnico repetível, próprio para restringir Extensões Desnecessárias ou Não Autorizadas do Navegador e do Cliente de Email, então verifique cobertura e exceções. Confirmar escopo definido, população, propriedade, implementação, frequência, cobertura, exceções, correção e reteste. Lista de navegadores e e-mails, status de suporte, filtragem DNS/URL, política de extensão, controle DMARC e anexo</w:t>
+      </w:r>
+      <w:r>
+        <w:t xml:space="preserve"> </w:t>
+      </w:r>
+      <w:r>
+        <w:t xml:space="preserve">□ 9.5 □ Implementar o DMARC □ Colocar em prática um processo repetível, de propriedade ou controle técnico para implementar o DMARC, em seguida, verificar a cobertura e exceções. Confirmar escopo definido, população, propriedade, implementação, frequência, cobertura, exceções, correção e reteste. Lista de navegadores e e-mails, status de suporte, filtragem DNS/URL, política de extensão, controle DMARC e anexo</w:t>
+      </w:r>
+      <w:r>
+        <w:t xml:space="preserve"> </w:t>
+      </w:r>
+      <w:r>
+        <w:t xml:space="preserve">“!9 .. Bloquear tipos de ficheiros desnecessários Coloque um processo repetível, de propriedade ou controle técnico no local para bloquear Tipos de Arquivo Desnecessários, em seguida, verifique cobertura e exceções. Confirmar escopo definido, população, propriedade, implementação, frequência, cobertura, exceções, correção e reteste. Lista de navegadores e e-mails, status de suporte, filtragem DNS/URL, política de extensão, controle DMARC e anexo</w:t>
+      </w:r>
+      <w:r>
+        <w:t xml:space="preserve"> </w:t>
+      </w:r>
+      <w:r>
+        <w:t xml:space="preserve">□ 9.7 □ Implantar e manter as proteções anti-Malware do servidor de e-mail Coloque em prática um processo repetível, de propriedade ou controle técnico para implantar e manter as proteções anti-Malware do servidor de e-mail, em seguida, verifique a cobertura e exceções. Confirmar escopo definido, população, propriedade, implementação, frequência, cobertura, exceções, correção e reteste. Lista de navegadores e e-mails, status de suporte, filtragem DNS/URL, política de extensão, controle DMARC e anexo</w:t>
+      </w:r>
+    </w:p>
+    <w:p>
+      <w:pPr>
+        <w:pStyle w:val="BodyText"/>
+      </w:pPr>
+      <w:r>
+        <w:t xml:space="preserve">Use o guia oficial de Controles CIS v8.1 e Especificações de Avaliação de Controles para linguagem de Salvaguarda exata, classe de ativos, função de segurança, Grupo de Implementação, dependências, entradas, operações, medidas, métricas e revisão processual.</w:t>
       </w:r>
     </w:p>
     <w:bookmarkEnd w:id="71"/>
-    <w:bookmarkStart w:id="72" w:name="section-17"/>
+    <w:bookmarkEnd w:id="72"/>
+    <w:bookmarkStart w:id="75" w:name="controle-10-defesas-de-malware"/>
+    <w:p>
+      <w:pPr>
+        <w:pStyle w:val="Heading1"/>
+      </w:pPr>
+      <w:r>
+        <w:t xml:space="preserve">15. Controle 10 — Defesas de Malware</w:t>
+      </w:r>
+    </w:p>
+    <w:p>
+      <w:pPr>
+        <w:numPr>
+          <w:ilvl w:val="0"/>
+          <w:numId w:val="1023"/>
+        </w:numPr>
+        <w:pStyle w:val="Compact"/>
+      </w:pPr>
+      <w:r>
+        <w:t xml:space="preserve">Todas as 7 Salvaguardas, significado simples, foco de verificação e evidência de exemplo.*</w:t>
+      </w:r>
+    </w:p>
+    <w:bookmarkStart w:id="73" w:name="X31cb3c27ed506a61c5b7a87832510fc038b08f1"/>
     <w:p>
       <w:pPr>
         <w:pStyle w:val="Heading2"/>
       </w:pPr>
       <w:r>
+        <w:t xml:space="preserve">. ** Finalidade do controlo: ** Fortaleça a empresa implementando e medindo salvaguardas para defesas de malware. □</w:t>
+      </w:r>
+    </w:p>
+    <w:bookmarkEnd w:id="73"/>
+    <w:bookmarkStart w:id="74" w:name="section-10"/>
+    <w:p>
+      <w:pPr>
+        <w:pStyle w:val="Heading2"/>
+      </w:pPr>
+      <w:r>
         <w:t xml:space="preserve">* * * * * * * * * * * * * * * * * * * * * * * * * * * * * * * * * * * * * * * * * * * * * * * * * * * *</w:t>
       </w:r>
     </w:p>
@@ -3728,141 +3314,43 @@
         <w:pStyle w:val="FirstParagraph"/>
       </w:pPr>
       <w:r>
-        <w:t xml:space="preserve">□ 17.1 □ Designar Pessoal para Gerenciar o Tratamento de Incidentes □ Coloque em prática um processo repetível, de propriedade ou controle técnico para designar Pessoal para Gerenciar o Tratamento de Incidentes e, em seguida, verificar a cobertura e exceções. Confirmar escopo definido, população, propriedade, implementação, frequência, cobertura, exceções, correção e reteste. Líderes incidentes, contatos, relatórios, planos, funções, comunicações, exercícios, revisões e limiares</w:t>
-      </w:r>
-      <w:r>
-        <w:t xml:space="preserve"> </w:t>
-      </w:r>
-      <w:r>
-        <w:t xml:space="preserve">• 17,2 • Mantenha as informações de contato para os incidentes de segurança de relatórios • Coloque em prática um processo repetível, de propriedade ou controle técnico para manter as informações de contato para os incidentes de segurança de relatórios e, em seguida, verifique a cobertura e exceções. Confirmar escopo definido, população, propriedade, implementação, frequência, cobertura, exceções, correção e reteste. Líderes incidentes, contatos, relatórios, planos, funções, comunicações, exercícios, revisões e limiares</w:t>
-      </w:r>
-      <w:r>
-        <w:t xml:space="preserve"> </w:t>
-      </w:r>
-      <w:r>
-        <w:t xml:space="preserve">Manter um Processo Empresarial para Incidentes de Relato . Coloque em prática um processo repetível, de propriedade ou controle técnico para manter um Processo Empresarial para Incidentes de Relato, então verifique cobertura e exceções. Confirmar escopo definido, população, propriedade, implementação, frequência, cobertura, exceções, correção e reteste. Líderes incidentes, contatos, relatórios, planos, funções, comunicações, exercícios, revisões e limiares</w:t>
-      </w:r>
-      <w:r>
-        <w:t xml:space="preserve"> </w:t>
-      </w:r>
-      <w:r>
-        <w:t xml:space="preserve">□ 17.4 □ Estabelecer e manter um Processo de Resposta a Incidentes □ Colocar em prática um processo repetível, de propriedade ou controle técnico para estabelecer e manter um Processo de Resposta a Incidentes, em seguida, verificar a cobertura e exceções. Confirmar escopo definido, população, propriedade, implementação, frequência, cobertura, exceções, correção e reteste. Líderes incidentes, contatos, relatórios, planos, funções, comunicações, exercícios, revisões e limiares</w:t>
-      </w:r>
-      <w:r>
-        <w:t xml:space="preserve"> </w:t>
-      </w:r>
-      <w:r>
-        <w:t xml:space="preserve">Atribuir funções-chave e responsabilidades .Coloque no lugar um processo repetível, de propriedade ou controle técnico para atribuir funções-chave e responsabilidades, então verifique cobertura e exceções. Confirmar escopo definido, população, propriedade, implementação, frequência, cobertura, exceções, correção e reteste. Líderes incidentes, contatos, relatórios, planos, funções, comunicações, exercícios, revisões e limiares</w:t>
-      </w:r>
-      <w:r>
-        <w:t xml:space="preserve"> </w:t>
-      </w:r>
-      <w:r>
-        <w:t xml:space="preserve">Define mecanismos para comunicação durante a resposta ao incidente Coloque em prática um processo repetível, de propriedade ou controle técnico para definir Mecanismos de Comunicação Durante a Resposta a Incidentes, então verifique cobertura e exceções. Confirmar escopo definido, população, propriedade, implementação, frequência, cobertura, exceções, correção e reteste. Líderes incidentes, contatos, relatórios, planos, funções, comunicações, exercícios, revisões e limiares</w:t>
-      </w:r>
-      <w:r>
-        <w:t xml:space="preserve"> </w:t>
-      </w:r>
-      <w:r>
-        <w:t xml:space="preserve">Exercícios de resposta de incidentes de rotina Coloque em prática um processo repetível, de propriedade ou controle técnico para realizar exercícios de resposta a incidentes de rotina, então verifique cobertura e exceções. Confirmar escopo definido, população, propriedade, implementação, frequência, cobertura, exceções, correção e reteste. Líderes incidentes, contatos, relatórios, planos, funções, comunicações, exercícios, revisões e limiares</w:t>
-      </w:r>
-      <w:r>
-        <w:t xml:space="preserve"> </w:t>
-      </w:r>
-      <w:r>
-        <w:t xml:space="preserve">17.8 Comentários Pós-Incidentes Coloque em prática um processo repetível, de propriedade ou controle técnico para realizar Revisões Pós-Incidentes, em seguida, verifique cobertura e exceções. Confirmar escopo definido, população, propriedade, implementação, frequência, cobertura, exceções, correção e reteste. Líderes incidentes, contatos, relatórios, planos, funções, comunicações, exercícios, revisões e limiares</w:t>
-      </w:r>
-      <w:r>
-        <w:t xml:space="preserve"> </w:t>
-      </w:r>
-      <w:r>
-        <w:t xml:space="preserve">□ 17.9 □ Estabelecer e Manter Limiares de Incidente de Segurança □ Colocar um processo repetível, de propriedade ou controle técnico para estabelecer e manter Limiares de Incidente de Segurança, em seguida, verificar a cobertura e exceções. Confirmar escopo definido, população, propriedade, implementação, frequência, cobertura, exceções, correção e reteste. Líderes incidentes, contatos, relatórios, planos, funções, comunicações, exercícios, revisões e limiares</w:t>
-      </w:r>
-    </w:p>
-    <w:p>
-      <w:pPr>
-        <w:pStyle w:val="BodyText"/>
-      </w:pPr>
-      <w:r>
-        <w:t xml:space="preserve">Use o guia oficial de Controles CIS v8.1 e Especificações de Avaliação de Controles para linguagem de Salvaguarda exata, classe de ativos, função de segurança, Grupo de Implementação, dependências, entradas, operações, medidas, métricas e revisão processual.</w:t>
-      </w:r>
-    </w:p>
-    <w:bookmarkEnd w:id="72"/>
-    <w:bookmarkEnd w:id="73"/>
-    <w:bookmarkStart w:id="75" w:name="controle-18-testes-de-penetração"/>
-    <w:p>
-      <w:pPr>
-        <w:pStyle w:val="Heading1"/>
-      </w:pPr>
-      <w:r>
-        <w:t xml:space="preserve">23. Controle 18 — Testes de penetração</w:t>
-      </w:r>
-    </w:p>
-    <w:p>
-      <w:pPr>
-        <w:numPr>
-          <w:ilvl w:val="0"/>
-          <w:numId w:val="1031"/>
-        </w:numPr>
-        <w:pStyle w:val="Compact"/>
-      </w:pPr>
-      <w:r>
-        <w:t xml:space="preserve">Todas as 5 Salvaguardas, significado simples, foco de verificação e evidência de exemplo.*</w:t>
-      </w:r>
-    </w:p>
-    <w:p>
-      <w:pPr>
-        <w:pStyle w:val="FirstParagraph"/>
-      </w:pPr>
-      <w:r>
-        <w:t xml:space="preserve">. ** Finalidade do controlo: ** Reforçar a empresa através da implementação e medição de salvaguardas para testes de penetração. □</w:t>
-      </w:r>
-      <w:r>
-        <w:t xml:space="preserve"> </w:t>
-      </w:r>
-      <w:r>
-        <w:t xml:space="preserve">□————————————————————————————————————————————————–</w:t>
-      </w:r>
-    </w:p>
-    <w:bookmarkStart w:id="74" w:name="section-18"/>
-    <w:p>
-      <w:pPr>
-        <w:pStyle w:val="Heading2"/>
-      </w:pPr>
-      <w:r>
-        <w:t xml:space="preserve">* * * * * * * * * * * * * * * * * * * * * * * * * * * * * * * * * * * * * * * * * * * * * * * * * * * *</w:t>
-      </w:r>
-    </w:p>
-    <w:p>
-      <w:pPr>
-        <w:pStyle w:val="FirstParagraph"/>
-      </w:pPr>
-      <w:r>
-        <w:t xml:space="preserve">Criar e Manter um Programa de Teste de Penetração.Coloque em prática um processo repetível, de propriedade ou controle técnico para estabelecer e manter um Programa de Teste de Penetração, então verifique cobertura e exceções. Confirmar escopo definido, população, propriedade, implementação, frequência, cobertura, exceções, correção e reteste. As regras aprovadas de engajamento, escopo, testadores qualificados, relatórios, remediação, reteste e evidência de validação .</w:t>
-      </w:r>
-      <w:r>
-        <w:t xml:space="preserve"> </w:t>
-      </w:r>
-      <w:r>
-        <w:t xml:space="preserve">• 18.2 • Realizar Testes Periódicos de Penetração Externa Coloque um processo repetível, de propriedade ou controle técnico para realizar testes de penetração externa periódica, em seguida, verificar a cobertura e exceções. Confirmar escopo definido, população, propriedade, implementação, frequência, cobertura, exceções, correção e reteste. As regras aprovadas de engajamento, escopo, testadores qualificados, relatórios, remediação, reteste e evidência de validação .</w:t>
-      </w:r>
-      <w:r>
-        <w:t xml:space="preserve"> </w:t>
-      </w:r>
-      <w:r>
-        <w:t xml:space="preserve">• 18,3 • Resultados do teste de penetração corretiva Coloque um processo repetível, de propriedade ou controle técnico no local para corrigir os resultados do teste de penetração, em seguida, verificar a cobertura e exceções. Confirmar escopo definido, população, propriedade, implementação, frequência, cobertura, exceções, correção e reteste. As regras aprovadas de engajamento, escopo, testadores qualificados, relatórios, remediação, reteste e evidência de validação .</w:t>
-      </w:r>
-      <w:r>
-        <w:t xml:space="preserve"> </w:t>
-      </w:r>
-      <w:r>
-        <w:t xml:space="preserve">18.4 Validar medidas de segurança Coloque em prática um processo repetível, de propriedade ou controle técnico para validar medidas de segurança, em seguida, verificar a cobertura e exceções. Confirmar escopo definido, população, propriedade, implementação, frequência, cobertura, exceções, correção e reteste. As regras aprovadas de engajamento, escopo, testadores qualificados, relatórios, remediação, reteste e evidência de validação .</w:t>
-      </w:r>
-      <w:r>
-        <w:t xml:space="preserve"> </w:t>
-      </w:r>
-      <w:r>
-        <w:t xml:space="preserve">Realizar testes de penetração interna periódica Coloque um processo repetível, de propriedade ou controle técnico para realizar testes de penetração interna periódica, em seguida, verificar a cobertura e exceções. Confirmar escopo definido, população, propriedade, implementação, frequência, cobertura, exceções, correção e reteste. As regras aprovadas de engajamento, escopo, testadores qualificados, relatórios, remediação, reteste e evidência de validação .</w:t>
+        <w:t xml:space="preserve">□ 10.1 □ Implantar e manter o software anti-Malware Coloque um processo repetível, de propriedade ou controle técnico no local para implantar e manter o software Anti-Malware, em seguida, verifique a cobertura e exceções. Confirmar escopo definido, população, propriedade, implementação, frequência, cobertura, exceções, correção e reteste. cobertura de endpoint , configuração anti-malware, atualizações, controles de mídia removível, alertas de comportamento e tickets de resposta .</w:t>
+      </w:r>
+      <w:r>
+        <w:t xml:space="preserve"> </w:t>
+      </w:r>
+      <w:r>
+        <w:t xml:space="preserve">□ 10.2 □ Configurar atualizações automáticas de assinatura anti-Malware Coloque em prática um processo repetível, de propriedade ou controle técnico para configurar Atualizações de Assinatura Automáticas Anti-Malware, então verifique cobertura e exceções. Confirmar escopo definido, população, propriedade, implementação, frequência, cobertura, exceções, correção e reteste. cobertura de endpoint , configuração anti-malware, atualizações, controles de mídia removível, alertas de comportamento e tickets de resposta .</w:t>
+      </w:r>
+      <w:r>
+        <w:t xml:space="preserve"> </w:t>
+      </w:r>
+      <w:r>
+        <w:t xml:space="preserve">□ 10.3 □ Desativar Autorun e Autoplay para mídia removível □ Coloque no lugar um processo repetível, de propriedade ou controle técnico para desativar Autorun e Autoplay para mídia removível, então verifique cobertura e exceções. Confirmar escopo definido, população, propriedade, implementação, frequência, cobertura, exceções, correção e reteste. cobertura de endpoint , configuração anti-malware, atualizações, controles de mídia removível, alertas de comportamento e tickets de resposta .</w:t>
+      </w:r>
+      <w:r>
+        <w:t xml:space="preserve"> </w:t>
+      </w:r>
+      <w:r>
+        <w:t xml:space="preserve">Configura a verificação automática anti-Malware de mídia removível Coloque em prática um processo repetível, de propriedade ou controle técnico para configurar a Digitalização Automática Anti-Malware de Mídia Removível, em seguida, verifique a cobertura e exceções. Confirmar escopo definido, população, propriedade, implementação, frequência, cobertura, exceções, correção e reteste. cobertura de endpoint , configuração anti-malware, atualizações, controles de mídia removível, alertas de comportamento e tickets de resposta .</w:t>
+      </w:r>
+      <w:r>
+        <w:t xml:space="preserve"> </w:t>
+      </w:r>
+      <w:r>
+        <w:t xml:space="preserve">Ativar recursos anti-exploração Coloque em prática um processo repetível, de propriedade ou controle técnico para permitir o Anti-exploração Características, em seguida, verificar a cobertura e exceções. Confirmar escopo definido, população, propriedade, implementação, frequência, cobertura, exceções, correção e reteste. cobertura de endpoint , configuração anti-malware, atualizações, controles de mídia removível, alertas de comportamento e tickets de resposta .</w:t>
+      </w:r>
+      <w:r>
+        <w:t xml:space="preserve"> </w:t>
+      </w:r>
+      <w:r>
+        <w:t xml:space="preserve">Gerenciar o software anti-Malware centralmente Coloque um processo repetível, de propriedade ou controle técnico no local para gerenciar centralmente o Software Anti-Malware, então verifique a cobertura e exceções. Confirmar escopo definido, população, propriedade, implementação, frequência, cobertura, exceções, correção e reteste. cobertura de endpoint , configuração anti-malware, atualizações, controles de mídia removível, alertas de comportamento e tickets de resposta .</w:t>
+      </w:r>
+      <w:r>
+        <w:t xml:space="preserve"> </w:t>
+      </w:r>
+      <w:r>
+        <w:t xml:space="preserve">Use o software anti-Malware baseado em comportamento Coloque um processo repetível, de propriedade ou controle técnico no local para usar Behavior-Based Anti-Malware Software, em seguida, verifique cobertura e exceções. Confirmar escopo definido, população, propriedade, implementação, frequência, cobertura, exceções, correção e reteste. cobertura de endpoint , configuração anti-malware, atualizações, controles de mídia removível, alertas de comportamento e tickets de resposta .</w:t>
       </w:r>
     </w:p>
     <w:p>
@@ -3875,12 +3363,974 @@
     </w:p>
     <w:bookmarkEnd w:id="74"/>
     <w:bookmarkEnd w:id="75"/>
-    <w:bookmarkStart w:id="77" w:name="ferramentas-de-código-aberto"/>
+    <w:bookmarkStart w:id="78" w:name="controle-11-recuperação-de-dados"/>
     <w:p>
       <w:pPr>
         <w:pStyle w:val="Heading1"/>
       </w:pPr>
       <w:r>
+        <w:t xml:space="preserve">16. Controle 11 — Recuperação de dados</w:t>
+      </w:r>
+    </w:p>
+    <w:p>
+      <w:pPr>
+        <w:numPr>
+          <w:ilvl w:val="0"/>
+          <w:numId w:val="1024"/>
+        </w:numPr>
+        <w:pStyle w:val="Compact"/>
+      </w:pPr>
+      <w:r>
+        <w:t xml:space="preserve">Todas as 5 Salvaguardas, significado simples, foco de verificação e evidência de exemplo.*</w:t>
+      </w:r>
+    </w:p>
+    <w:bookmarkStart w:id="76" w:name="X015b0bcfd91b54beae9ac352c972dc96fc365b8"/>
+    <w:p>
+      <w:pPr>
+        <w:pStyle w:val="Heading2"/>
+      </w:pPr>
+      <w:r>
+        <w:t xml:space="preserve">. ** Finalidade do controlo: ** Reforçar a empresa através da implementação e medição de salvaguardas para a recuperação de dados. □</w:t>
+      </w:r>
+    </w:p>
+    <w:bookmarkEnd w:id="76"/>
+    <w:bookmarkStart w:id="77" w:name="section-11"/>
+    <w:p>
+      <w:pPr>
+        <w:pStyle w:val="Heading2"/>
+      </w:pPr>
+      <w:r>
+        <w:t xml:space="preserve">* * * * * * * * * * * * * * * * * * * * * * * * * * * * * * * * * * * * * * * * * * * * * * * * * * * *</w:t>
+      </w:r>
+    </w:p>
+    <w:p>
+      <w:pPr>
+        <w:pStyle w:val="FirstParagraph"/>
+      </w:pPr>
+      <w:r>
+        <w:t xml:space="preserve">.11.1 .. Estabelecer e manter um processo de recuperação de dados .. Coloque um processo repetível, de propriedade ou controle técnico no lugar para estabelecer e manter um processo de recuperação de dados, em seguida, verificar a cobertura e exceções. Confirmar escopo definido, população, propriedade, implementação, frequência, cobertura, exceções, correção e reteste. Plano de recuperação, cobertura de backup, cópias protegidas e isoladas, restaurar testes, resultados, lacunas e retestes</w:t>
+      </w:r>
+      <w:r>
+        <w:t xml:space="preserve"> </w:t>
+      </w:r>
+      <w:r>
+        <w:t xml:space="preserve">Realizar backups automatizados Coloque um processo repetível, de propriedade ou controle técnico no local para executar backups automatizados, em seguida, verifique cobertura e exceções. Confirmar escopo definido, população, propriedade, implementação, frequência, cobertura, exceções, correção e reteste. Plano de recuperação, cobertura de backup, cópias protegidas e isoladas, restaurar testes, resultados, lacunas e retestes</w:t>
+      </w:r>
+      <w:r>
+        <w:t xml:space="preserve"> </w:t>
+      </w:r>
+      <w:r>
+        <w:t xml:space="preserve">Proteger Dados de Recuperação Coloque um processo repetível, de propriedade ou controle técnico no local para proteger dados de recuperação, em seguida, verificar a cobertura e exceções. Confirmar escopo definido, população, propriedade, implementação, frequência, cobertura, exceções, correção e reteste. Plano de recuperação, cobertura de backup, cópias protegidas e isoladas, restaurar testes, resultados, lacunas e retestes</w:t>
+      </w:r>
+      <w:r>
+        <w:t xml:space="preserve"> </w:t>
+      </w:r>
+      <w:r>
+        <w:t xml:space="preserve">11.4 Estabelecer e manter uma instância isolada de dados de recuperação , colocar um processo repetível, de propriedade ou controle técnico no local para estabelecer e manter uma instância isolada de dados de recuperação, em seguida, verificar a cobertura e exceções. Confirmar escopo definido, população, propriedade, implementação, frequência, cobertura, exceções, correção e reteste. Plano de recuperação, cobertura de backup, cópias protegidas e isoladas, restaurar testes, resultados, lacunas e retestes</w:t>
+      </w:r>
+      <w:r>
+        <w:t xml:space="preserve"> </w:t>
+      </w:r>
+      <w:r>
+        <w:t xml:space="preserve">.11.5 .. Testar Recuperação de Dados .. Coloque um processo repetível, de propriedade ou controle técnico no lugar para testar a recuperação de dados, em seguida, verificar a cobertura e exceções. Confirmar escopo definido, população, propriedade, implementação, frequência, cobertura, exceções, correção e reteste. Plano de recuperação, cobertura de backup, cópias protegidas e isoladas, restaurar testes, resultados, lacunas e retestes</w:t>
+      </w:r>
+    </w:p>
+    <w:p>
+      <w:pPr>
+        <w:pStyle w:val="BodyText"/>
+      </w:pPr>
+      <w:r>
+        <w:t xml:space="preserve">Use o guia oficial de Controles CIS v8.1 e Especificações de Avaliação de Controles para linguagem de Salvaguarda exata, classe de ativos, função de segurança, Grupo de Implementação, dependências, entradas, operações, medidas, métricas e revisão processual.</w:t>
+      </w:r>
+    </w:p>
+    <w:bookmarkEnd w:id="77"/>
+    <w:bookmarkEnd w:id="78"/>
+    <w:bookmarkStart w:id="80" w:name="X1d5309c9ab119912d099fb58d981b232220432a"/>
+    <w:p>
+      <w:pPr>
+        <w:pStyle w:val="Heading1"/>
+      </w:pPr>
+      <w:r>
+        <w:t xml:space="preserve">17. Controle 12 — Gestão de Infraestruturas de Rede</w:t>
+      </w:r>
+    </w:p>
+    <w:p>
+      <w:pPr>
+        <w:numPr>
+          <w:ilvl w:val="0"/>
+          <w:numId w:val="1025"/>
+        </w:numPr>
+        <w:pStyle w:val="Compact"/>
+      </w:pPr>
+      <w:r>
+        <w:t xml:space="preserve">Todas as 8 Salvaguardas, significado simples, foco de verificação e evidência de exemplo.*</w:t>
+      </w:r>
+    </w:p>
+    <w:p>
+      <w:pPr>
+        <w:pStyle w:val="FirstParagraph"/>
+      </w:pPr>
+      <w:r>
+        <w:t xml:space="preserve">. ** Finalidade do controlo: ** Reforçar a empresa através da implementação e medição de salvaguardas para a gestão das infra-estruturas de rede. □</w:t>
+      </w:r>
+      <w:r>
+        <w:t xml:space="preserve"> </w:t>
+      </w:r>
+      <w:r>
+        <w:t xml:space="preserve">O que é que se passa?</w:t>
+      </w:r>
+    </w:p>
+    <w:bookmarkStart w:id="79" w:name="section-12"/>
+    <w:p>
+      <w:pPr>
+        <w:pStyle w:val="Heading2"/>
+      </w:pPr>
+      <w:r>
+        <w:t xml:space="preserve">* * * * * * * * * * * * * * * * * * * * * * * * * * * * * * * * * * * * * * * * * * * * * * * * * * * *</w:t>
+      </w:r>
+    </w:p>
+    <w:p>
+      <w:pPr>
+        <w:pStyle w:val="FirstParagraph"/>
+      </w:pPr>
+      <w:r>
+        <w:t xml:space="preserve">• 12.1 • Garantir que a infra-estrutura de rede está atualizada Coloque em prática um processo repetível, de propriedade ou controle técnico para garantir que a Infraestrutura de Rede está atualizada, então verifique cobertura e exceções. Confirmar escopo definido, população, propriedade, implementação, frequência, cobertura, exceções, correção e reteste. Inventário de rede, versões, arquitetura, diagramas, caminhos de administração, AAA, protocolos seguros, estações de trabalho VPN e admin</w:t>
+      </w:r>
+      <w:r>
+        <w:t xml:space="preserve"> </w:t>
+      </w:r>
+      <w:r>
+        <w:t xml:space="preserve">.12.2 Estabelecer e manter uma arquitetura segura de rede .. Coloque em prática um processo repetível, de propriedade ou controle técnico para estabelecer e manter uma arquitetura segura de rede, em seguida, verificar cobertura e exceções. Confirmar escopo definido, população, propriedade, implementação, frequência, cobertura, exceções, correção e reteste. Inventário de rede, versões, arquitetura, diagramas, caminhos de administração, AAA, protocolos seguros, estações de trabalho VPN e admin</w:t>
+      </w:r>
+      <w:r>
+        <w:t xml:space="preserve"> </w:t>
+      </w:r>
+      <w:r>
+        <w:t xml:space="preserve">Gestão segura da infra-estrutura de rede Coloque em prática um processo repetível, de propriedade ou controle técnico para gerenciar com segurança a infraestrutura de rede, então verifique a cobertura e exceções. Confirmar escopo definido, população, propriedade, implementação, frequência, cobertura, exceções, correção e reteste. Inventário de rede, versões, arquitetura, diagramas, caminhos de administração, AAA, protocolos seguros, estações de trabalho VPN e admin</w:t>
+      </w:r>
+      <w:r>
+        <w:t xml:space="preserve"> </w:t>
+      </w:r>
+      <w:r>
+        <w:t xml:space="preserve">.12.4 . Estabeleça e mantenha os Diagramas de Arquitetura . Coloque em prática um processo repetível, de propriedade ou controle técnico para estabelecer e manter os Diagramas de Arquitetura, então verifique a cobertura e exceções. Confirmar escopo definido, população, propriedade, implementação, frequência, cobertura, exceções, correção e reteste. Inventário de rede, versões, arquitetura, diagramas, caminhos de administração, AAA, protocolos seguros, estações de trabalho VPN e admin</w:t>
+      </w:r>
+      <w:r>
+        <w:t xml:space="preserve"> </w:t>
+      </w:r>
+      <w:r>
+        <w:t xml:space="preserve">Autenticação, Autorização e Auditoria de Redes Centralize a Autenticação, a Autorização e a Auditoria de Redes Coloque em prática um processo repetível, de propriedade ou controle técnico para centralizar a Autenticação, a Autorização e a Auditoria de Redes e, em seguida, verifique a cobertura e exceções. Confirmar escopo definido, população, propriedade, implementação, frequência, cobertura, exceções, correção e reteste. Inventário de rede, versões, arquitetura, diagramas, caminhos de administração, AAA, protocolos seguros, estações de trabalho VPN e admin</w:t>
+      </w:r>
+      <w:r>
+        <w:t xml:space="preserve"> </w:t>
+      </w:r>
+      <w:r>
+        <w:t xml:space="preserve">Utilização de protocolos seguros de gestão e comunicação de rede Coloque em prática um processo repetível, de propriedade ou controle técnico para usar os Protocolos de Gestão e Comunicação de Rede Segura e, em seguida, verifique a cobertura e exceções. Confirmar escopo definido, população, propriedade, implementação, frequência, cobertura, exceções, correção e reteste. Inventário de rede, versões, arquitetura, diagramas, caminhos de administração, AAA, protocolos seguros, estações de trabalho VPN e admin</w:t>
+      </w:r>
+      <w:r>
+        <w:t xml:space="preserve"> </w:t>
+      </w:r>
+      <w:r>
+        <w:t xml:space="preserve">□ 12.7 □ Garantir Dispositivos Remotos Use uma VPN e Enterprise AAA □ Coloque em prática um processo repetível, de propriedade ou controle técnico para garantir Dispositivos Remotos Use uma VPN e Enterprise AAA, então verifique cobertura e exceções. Confirmar escopo definido, população, propriedade, implementação, frequência, cobertura, exceções, correção e reteste. Inventário de rede, versões, arquitetura, diagramas, caminhos de administração, AAA, protocolos seguros, estações de trabalho VPN e admin</w:t>
+      </w:r>
+      <w:r>
+        <w:t xml:space="preserve"> </w:t>
+      </w:r>
+      <w:r>
+        <w:t xml:space="preserve">Manter recursos de computação dedicados para o trabalho administrativo Coloque em prática um processo repetível, de propriedade ou controle técnico para manter recursos de computação dedicados para o trabalho administrativo, em seguida, verificar a cobertura e exceções. Confirmar escopo definido, população, propriedade, implementação, frequência, cobertura, exceções, correção e reteste. Inventário de rede, versões, arquitetura, diagramas, caminhos de administração, AAA, protocolos seguros, estações de trabalho VPN e admin</w:t>
+      </w:r>
+    </w:p>
+    <w:p>
+      <w:pPr>
+        <w:pStyle w:val="BodyText"/>
+      </w:pPr>
+      <w:r>
+        <w:t xml:space="preserve">Use o guia oficial de Controles CIS v8.1 e Especificações de Avaliação de Controles para linguagem de Salvaguarda exata, classe de ativos, função de segurança, Grupo de Implementação, dependências, entradas, operações, medidas, métricas e revisão processual.</w:t>
+      </w:r>
+    </w:p>
+    <w:bookmarkEnd w:id="79"/>
+    <w:bookmarkEnd w:id="80"/>
+    <w:bookmarkStart w:id="86" w:name="X76e070d17354a7fbaf7b14d1946632e2442e03e"/>
+    <w:p>
+      <w:pPr>
+        <w:pStyle w:val="Heading1"/>
+      </w:pPr>
+      <w:r>
+        <w:t xml:space="preserve">18. Controle 13 — Monitoramento e Defesa de Rede</w:t>
+      </w:r>
+    </w:p>
+    <w:p>
+      <w:pPr>
+        <w:numPr>
+          <w:ilvl w:val="0"/>
+          <w:numId w:val="1026"/>
+        </w:numPr>
+        <w:pStyle w:val="Compact"/>
+      </w:pPr>
+      <w:r>
+        <w:t xml:space="preserve">Todas as 11 Salvaguardas, significado simples, foco de verificação e evidência de exemplo.*</w:t>
+      </w:r>
+    </w:p>
+    <w:p>
+      <w:pPr>
+        <w:pStyle w:val="CaptionedFigure"/>
+      </w:pPr>
+      <w:r>
+        <w:drawing>
+          <wp:inline>
+            <wp:extent cx="5334000" cy="2776228"/>
+            <wp:effectExtent b="0" l="0" r="0" t="0"/>
+            <wp:docPr descr="Contexto centralizado, detecção sintonizada, investigação humana e resposta criam defesa útil." title="" id="82" name="Picture"/>
+            <a:graphic>
+              <a:graphicData uri="http://schemas.openxmlformats.org/drawingml/2006/picture">
+                <pic:pic>
+                  <pic:nvPicPr>
+                    <pic:cNvPr descr="media/image8.png" id="83" name="Picture"/>
+                    <pic:cNvPicPr>
+                      <a:picLocks noChangeArrowheads="1" noChangeAspect="1"/>
+                    </pic:cNvPicPr>
+                  </pic:nvPicPr>
+                  <pic:blipFill>
+                    <a:blip r:embed="rId81"/>
+                    <a:stretch>
+                      <a:fillRect/>
+                    </a:stretch>
+                  </pic:blipFill>
+                  <pic:spPr bwMode="auto">
+                    <a:xfrm>
+                      <a:off x="0" y="0"/>
+                      <a:ext cx="5334000" cy="2776228"/>
+                    </a:xfrm>
+                    <a:prstGeom prst="rect">
+                      <a:avLst/>
+                    </a:prstGeom>
+                    <a:noFill/>
+                    <a:ln w="9525">
+                      <a:noFill/>
+                      <a:headEnd/>
+                      <a:tailEnd/>
+                    </a:ln>
+                  </pic:spPr>
+                </pic:pic>
+              </a:graphicData>
+            </a:graphic>
+          </wp:inline>
+        </w:drawing>
+      </w:r>
+    </w:p>
+    <w:p>
+      <w:pPr>
+        <w:pStyle w:val="ImageCaption"/>
+      </w:pPr>
+      <w:r>
+        <w:t xml:space="preserve">Contexto centralizado, detecção sintonizada, investigação humana e resposta criam defesa útil.</w:t>
+      </w:r>
+    </w:p>
+    <w:p>
+      <w:pPr>
+        <w:pStyle w:val="BodyText"/>
+      </w:pPr>
+      <w:r>
+        <w:t xml:space="preserve">Figura 8. Fluxo de trabalho de monitorização à resposta</w:t>
+      </w:r>
+    </w:p>
+    <w:bookmarkStart w:id="84" w:name="X22f40d2393e260a55234d876d291e3404ab7edf"/>
+    <w:p>
+      <w:pPr>
+        <w:pStyle w:val="Heading2"/>
+      </w:pPr>
+      <w:r>
+        <w:t xml:space="preserve">. ** Finalidade do controlo: ** Fortalecer a empresa implementando e medindo salvaguardas para monitoramento e defesa da rede. □</w:t>
+      </w:r>
+    </w:p>
+    <w:bookmarkEnd w:id="84"/>
+    <w:bookmarkStart w:id="85" w:name="section-13"/>
+    <w:p>
+      <w:pPr>
+        <w:pStyle w:val="Heading2"/>
+      </w:pPr>
+      <w:r>
+        <w:t xml:space="preserve">* * * * * * * * * * * * * * * * * * * * * * * * * * * * * * * * * * * * * * * * * * * * * * * * * * * *</w:t>
+      </w:r>
+    </w:p>
+    <w:p>
+      <w:pPr>
+        <w:pStyle w:val="FirstParagraph"/>
+      </w:pPr>
+      <w:r>
+        <w:t xml:space="preserve">Alertar o Evento de Segurança Centralize o Evento de Segurança Coloque no lugar um processo repetível, de propriedade ou controle técnico para centralizar o Alerta do Evento de Segurança, então verifique a cobertura e exceções. Confirmar escopo definido, população, propriedade, implementação, frequência, cobertura, exceções, correção e reteste. Cobertura do SIEM, detecção de host/rede, segmentação, controles remotos, registros de fluxo, sistemas de prevenção e ajuste de alerta</w:t>
+      </w:r>
+      <w:r>
+        <w:t xml:space="preserve"> </w:t>
+      </w:r>
+      <w:r>
+        <w:t xml:space="preserve">Implemente uma solução de detecção de intrusão baseada em hosts Coloque em prática um processo repetível, de propriedade ou controle técnico para implantar uma Solução de Detecção de Intrusão Baseada em Host, então verifique cobertura e exceções. Confirmar escopo definido, população, propriedade, implementação, frequência, cobertura, exceções, correção e reteste. Cobertura do SIEM, detecção de host/rede, segmentação, controles remotos, registros de fluxo, sistemas de prevenção e ajuste de alerta</w:t>
+      </w:r>
+      <w:r>
+        <w:t xml:space="preserve"> </w:t>
+      </w:r>
+      <w:r>
+        <w:t xml:space="preserve">□ 13.3 □ Implantar uma solução de detecção de intrusão de rede Coloque em prática um processo repetível, de propriedade ou controle técnico para implantar uma Solução de Detecção de Intrusão de Rede, então verifique cobertura e exceções. Confirmar escopo definido, população, propriedade, implementação, frequência, cobertura, exceções, correção e reteste. Cobertura do SIEM, detecção de host/rede, segmentação, controles remotos, registros de fluxo, sistemas de prevenção e ajuste de alerta</w:t>
+      </w:r>
+      <w:r>
+        <w:t xml:space="preserve"> </w:t>
+      </w:r>
+      <w:r>
+        <w:t xml:space="preserve">Realizar filtragem de tráfego entre segmentos de rede Coloque em prática um processo repetível, de propriedade ou controle técnico para realizar Filtragem de Tráfego Entre Segmentos de Rede, então verifique cobertura e exceções. Confirmar escopo definido, população, propriedade, implementação, frequência, cobertura, exceções, correção e reteste. Cobertura do SIEM, detecção de host/rede, segmentação, controles remotos, registros de fluxo, sistemas de prevenção e ajuste de alerta</w:t>
+      </w:r>
+      <w:r>
+        <w:t xml:space="preserve"> </w:t>
+      </w:r>
+      <w:r>
+        <w:t xml:space="preserve">Gerenciar controle de acesso para ativos remotos Coloque um processo repetível, de propriedade ou controle técnico para gerenciar o controle de acesso para ativos remotos, então verifique cobertura e exceções. Confirmar escopo definido, população, propriedade, implementação, frequência, cobertura, exceções, correção e reteste. Cobertura do SIEM, detecção de host/rede, segmentação, controles remotos, registros de fluxo, sistemas de prevenção e ajuste de alerta</w:t>
+      </w:r>
+      <w:r>
+        <w:t xml:space="preserve"> </w:t>
+      </w:r>
+      <w:r>
+        <w:t xml:space="preserve">Recolher registros de fluxo de tráfego de rede Coloque um processo repetível, de propriedade ou controle técnico para coletar registros de fluxo de tráfego de rede, em seguida, verifique cobertura e exceções. Confirmar escopo definido, população, propriedade, implementação, frequência, cobertura, exceções, correção e reteste. Cobertura do SIEM, detecção de host/rede, segmentação, controles remotos, registros de fluxo, sistemas de prevenção e ajuste de alerta</w:t>
+      </w:r>
+      <w:r>
+        <w:t xml:space="preserve"> </w:t>
+      </w:r>
+      <w:r>
+        <w:t xml:space="preserve">Solução de Prevenção de Intrusão Baseada em Host Coloque em prática um processo repetível, de propriedade ou controle técnico para implantar uma Solução de Prevenção de Intrusão Baseada em Host, então verifique cobertura e exceções. Confirmar escopo definido, população, propriedade, implementação, frequência, cobertura, exceções, correção e reteste. Cobertura do SIEM, detecção de host/rede, segmentação, controles remotos, registros de fluxo, sistemas de prevenção e ajuste de alerta</w:t>
+      </w:r>
+      <w:r>
+        <w:t xml:space="preserve"> </w:t>
+      </w:r>
+      <w:r>
+        <w:t xml:space="preserve">□ 13.8 □ Implantar uma solução de prevenção de intrusão de rede □ Coloque em prática um processo repetível, de propriedade ou controle técnico para implantar uma solução de prevenção de intrusão de rede, em seguida, verifique cobertura e exceções. Confirmar escopo definido, população, propriedade, implementação, frequência, cobertura, exceções, correção e reteste. Cobertura do SIEM, detecção de host/rede, segmentação, controles remotos, registros de fluxo, sistemas de prevenção e ajuste de alerta</w:t>
+      </w:r>
+      <w:r>
+        <w:t xml:space="preserve"> </w:t>
+      </w:r>
+      <w:r>
+        <w:t xml:space="preserve">Controle de Acesso de Nível-Porto Coloque em prática um processo repetível, de propriedade ou controle técnico para implantar o Controle de Acesso de Nível-Porto, então verifique a cobertura e exceções. Confirmar escopo definido, população, propriedade, implementação, frequência, cobertura, exceções, correção e reteste. Cobertura do SIEM, detecção de host/rede, segmentação, controles remotos, registros de fluxo, sistemas de prevenção e ajuste de alerta</w:t>
+      </w:r>
+      <w:r>
+        <w:t xml:space="preserve"> </w:t>
+      </w:r>
+      <w:r>
+        <w:t xml:space="preserve">Realizar Filtragem de Camada de Aplicação Coloque um processo repetível, de propriedade ou controle técnico para executar Filtragem de Camada de Aplicação, então verifique cobertura e exceções. Confirmar escopo definido, população, propriedade, implementação, frequência, cobertura, exceções, correção e reteste. Cobertura do SIEM, detecção de host/rede, segmentação, controles remotos, registros de fluxo, sistemas de prevenção e ajuste de alerta</w:t>
+      </w:r>
+      <w:r>
+        <w:t xml:space="preserve"> </w:t>
+      </w:r>
+      <w:r>
+        <w:t xml:space="preserve">Ajustar os Limiares de Alerta de Evento de Segurança .Coloque no lugar um processo repetível, de propriedade ou controle técnico para sintonizar os Limiares de Alerta de Evento de Segurança, então verifique a cobertura e exceções. Confirmar escopo definido, população, propriedade, implementação, frequência, cobertura, exceções, correção e reteste. Cobertura do SIEM, detecção de host/rede, segmentação, controles remotos, registros de fluxo, sistemas de prevenção e ajuste de alerta</w:t>
+      </w:r>
+    </w:p>
+    <w:p>
+      <w:pPr>
+        <w:pStyle w:val="BodyText"/>
+      </w:pPr>
+      <w:r>
+        <w:t xml:space="preserve">Use o guia oficial de Controles CIS v8.1 e Especificações de Avaliação de Controles para linguagem de Salvaguarda exata, classe de ativos, função de segurança, Grupo de Implementação, dependências, entradas, operações, medidas, métricas e revisão processual.</w:t>
+      </w:r>
+    </w:p>
+    <w:bookmarkEnd w:id="85"/>
+    <w:bookmarkEnd w:id="86"/>
+    <w:bookmarkStart w:id="88" w:name="X81d6d7f1ac6530f3beb43689d4d7b8360b58626"/>
+    <w:p>
+      <w:pPr>
+        <w:pStyle w:val="Heading1"/>
+      </w:pPr>
+      <w:r>
+        <w:t xml:space="preserve">19. Controle 14 — Sensibilização de Segurança e Treinamento de Habilidades</w:t>
+      </w:r>
+    </w:p>
+    <w:p>
+      <w:pPr>
+        <w:numPr>
+          <w:ilvl w:val="0"/>
+          <w:numId w:val="1027"/>
+        </w:numPr>
+        <w:pStyle w:val="Compact"/>
+      </w:pPr>
+      <w:r>
+        <w:t xml:space="preserve">Todas as 9 Salvaguardas, significado simples, foco de verificação e evidência de exemplo.*</w:t>
+      </w:r>
+    </w:p>
+    <w:p>
+      <w:pPr>
+        <w:pStyle w:val="FirstParagraph"/>
+      </w:pPr>
+      <w:r>
+        <w:t xml:space="preserve">. ** Finalidade do controlo: ** Reforçar a empresa através da implementação e medição de salvaguardas para a sensibilização para a segurança e formação de competências. □</w:t>
+      </w:r>
+      <w:r>
+        <w:t xml:space="preserve"> </w:t>
+      </w:r>
+      <w:r>
+        <w:t xml:space="preserve">□—————————————————————————————————————————————————————————————————————–</w:t>
+      </w:r>
+    </w:p>
+    <w:bookmarkStart w:id="87" w:name="section-14"/>
+    <w:p>
+      <w:pPr>
+        <w:pStyle w:val="Heading2"/>
+      </w:pPr>
+      <w:r>
+        <w:t xml:space="preserve">* * * * * * * * * * * * * * * * * * * * * * * * * * * * * * * * * * * * * * * * * * * * * * * * * * * *</w:t>
+      </w:r>
+    </w:p>
+    <w:p>
+      <w:pPr>
+        <w:pStyle w:val="FirstParagraph"/>
+      </w:pPr>
+      <w:r>
+        <w:t xml:space="preserve">• 14,1 • Estabelecer e manter um Programa de Sensibilização de Segurança • Colocar em prática um processo repetível, de propriedade ou controle técnico para estabelecer e manter um Programa de Sensibilização de Segurança e, em seguida, verificar a cobertura e exceções. Confirmar escopo definido, população, propriedade, implementação, frequência, cobertura, exceções, correção e reteste. Programa, população de trabalhadores, currículo de funções, conclusão, simulações, avaliação, exceções e acompanhamento</w:t>
+      </w:r>
+      <w:r>
+        <w:t xml:space="preserve"> </w:t>
+      </w:r>
+      <w:r>
+        <w:t xml:space="preserve">Os membros da força de trabalho do trem para reconhecer ataques de engenharia social.Coloque em prática um processo repetível, de propriedade ou controle técnico para treinar os membros da força de trabalho para reconhecer ataques de engenharia social, então verifique cobertura e exceções. Confirmar escopo definido, população, propriedade, implementação, frequência, cobertura, exceções, correção e reteste. Programa, população de trabalhadores, currículo de funções, conclusão, simulações, avaliação, exceções e acompanhamento</w:t>
+      </w:r>
+      <w:r>
+        <w:t xml:space="preserve"> </w:t>
+      </w:r>
+      <w:r>
+        <w:t xml:space="preserve">Os membros da força de trabalho do trem sobre as melhores práticas de autenticação do trem.Coloque em prática um processo repetível, de propriedade ou controle técnico para treinar os membros da força de trabalho sobre as melhores práticas de autenticação e, em seguida, verifique a cobertura e exceções. Confirmar escopo definido, população, propriedade, implementação, frequência, cobertura, exceções, correção e reteste. Programa, população de trabalhadores, currículo de funções, conclusão, simulações, avaliação, exceções e acompanhamento</w:t>
+      </w:r>
+      <w:r>
+        <w:t xml:space="preserve"> </w:t>
+      </w:r>
+      <w:r>
+        <w:t xml:space="preserve">□ 14.4 □ Train Workforce on Data Handling Best Practices □ Coloque em prática um processo repetível, de propriedade ou controle técnico para treinar Workforce on Data Handling Best Practices, então verifique cobertura e exceções. Confirmar escopo definido, população, propriedade, implementação, frequência, cobertura, exceções, correção e reteste. Programa, população de trabalhadores, currículo de funções, conclusão, simulações, avaliação, exceções e acompanhamento</w:t>
+      </w:r>
+      <w:r>
+        <w:t xml:space="preserve"> </w:t>
+      </w:r>
+      <w:r>
+        <w:t xml:space="preserve">Os membros da força de trabalho do trem sobre causas de exposição de dados não intencionais . . . . . . . . . . . . . . . . . . . . . . . . . . . . . . . . . . . . . . . . . . . . . . . . . . . . . . . . . . . . . . Confirmar escopo definido, população, propriedade, implementação, frequência, cobertura, exceções, correção e reteste. Programa, população de trabalhadores, currículo de funções, conclusão, simulações, avaliação, exceções e acompanhamento</w:t>
+      </w:r>
+      <w:r>
+        <w:t xml:space="preserve"> </w:t>
+      </w:r>
+      <w:r>
+        <w:t xml:space="preserve">Os membros da Força de Trabalho do Trem em Incidentes de Segurança de Reconhecimento e Relato .Coloque em prática um processo repetível, de propriedade ou controle técnico para treinar os membros da Força de Trabalho em Incidentes de Segurança de Reconhecimento e Relato, em seguida, verifique cobertura e exceções. Confirmar escopo definido, população, propriedade, implementação, frequência, cobertura, exceções, correção e reteste. Programa, população de trabalhadores, currículo de funções, conclusão, simulações, avaliação, exceções e acompanhamento</w:t>
+      </w:r>
+      <w:r>
+        <w:t xml:space="preserve"> </w:t>
+      </w:r>
+      <w:r>
+        <w:t xml:space="preserve">□ 14.7 □ Força de Trabalho do Trem para Identificar e Denunciar Atualizações de Segurança Desaparecidas □ Coloque em prática um processo repetível, de propriedade ou controle técnico para treinar a Força de Trabalho para Identificar e Comunicar Atualizações de Segurança Desaparecidas, em seguida, verifique cobertura e exceções. Confirmar escopo definido, população, propriedade, implementação, frequência, cobertura, exceções, correção e reteste. Programa, população de trabalhadores, currículo de funções, conclusão, simulações, avaliação, exceções e acompanhamento</w:t>
+      </w:r>
+      <w:r>
+        <w:t xml:space="preserve"> </w:t>
+      </w:r>
+      <w:r>
+        <w:t xml:space="preserve">□ 14.8 □ Força de Trabalho do Trem em Riscos de Redes Inseguras □ Coloque em prática um processo repetível, de propriedade ou controle técnico para treinar a Força de Trabalho em Riscos de Redes Inseguras, em seguida, verifique cobertura e exceções. Confirmar escopo definido, população, propriedade, implementação, frequência, cobertura, exceções, correção e reteste. Programa, população de trabalhadores, currículo de funções, conclusão, simulações, avaliação, exceções e acompanhamento</w:t>
+      </w:r>
+      <w:r>
+        <w:t xml:space="preserve"> </w:t>
+      </w:r>
+      <w:r>
+        <w:t xml:space="preserve">□ 14.9 □ Conduzir Conscientização de Segurança Específica e Treinamento de Habilidades □ Coloque em prática um processo repetível, de propriedade ou controle técnico para conduzir a Consciência de Segurança Específica e Treinamento de Habilidades, em seguida, verifique cobertura e exceções. Confirmar escopo definido, população, propriedade, implementação, frequência, cobertura, exceções, correção e reteste. Programa, população de trabalhadores, currículo de funções, conclusão, simulações, avaliação, exceções e acompanhamento</w:t>
+      </w:r>
+    </w:p>
+    <w:p>
+      <w:pPr>
+        <w:pStyle w:val="BodyText"/>
+      </w:pPr>
+      <w:r>
+        <w:t xml:space="preserve">Use o guia oficial de Controles CIS v8.1 e Especificações de Avaliação de Controles para linguagem de Salvaguarda exata, classe de ativos, função de segurança, Grupo de Implementação, dependências, entradas, operações, medidas, métricas e revisão processual.</w:t>
+      </w:r>
+    </w:p>
+    <w:bookmarkEnd w:id="87"/>
+    <w:bookmarkEnd w:id="88"/>
+    <w:bookmarkStart w:id="91" w:name="Xd49ca9d8e48ed88f948967f818255b91d398ae1"/>
+    <w:p>
+      <w:pPr>
+        <w:pStyle w:val="Heading1"/>
+      </w:pPr>
+      <w:r>
+        <w:t xml:space="preserve">20. Controle 15 — Gestão de Prestadores de Serviços</w:t>
+      </w:r>
+    </w:p>
+    <w:p>
+      <w:pPr>
+        <w:numPr>
+          <w:ilvl w:val="0"/>
+          <w:numId w:val="1028"/>
+        </w:numPr>
+        <w:pStyle w:val="Compact"/>
+      </w:pPr>
+      <w:r>
+        <w:t xml:space="preserve">Todas as 7 Salvaguardas, significado simples, foco de verificação e evidência de exemplo.*</w:t>
+      </w:r>
+    </w:p>
+    <w:bookmarkStart w:id="89" w:name="X5f013bca2048707228eec070712629866b16068"/>
+    <w:p>
+      <w:pPr>
+        <w:pStyle w:val="Heading2"/>
+      </w:pPr>
+      <w:r>
+        <w:t xml:space="preserve">. ** Finalidade do controlo: ** Reforçar a empresa através da implementação e medição de salvaguardas para a gestão dos prestadores de serviços. □</w:t>
+      </w:r>
+    </w:p>
+    <w:bookmarkEnd w:id="89"/>
+    <w:bookmarkStart w:id="90" w:name="section-15"/>
+    <w:p>
+      <w:pPr>
+        <w:pStyle w:val="Heading2"/>
+      </w:pPr>
+      <w:r>
+        <w:t xml:space="preserve">* * * * * * * * * * * * * * * * * * * * * * * * * * * * * * * * * * * * * * * * * * * * * * * * * * * *</w:t>
+      </w:r>
+    </w:p>
+    <w:p>
+      <w:pPr>
+        <w:pStyle w:val="FirstParagraph"/>
+      </w:pPr>
+      <w:r>
+        <w:t xml:space="preserve">□ 15.1 □ Estabeleça e mantenha um Inventário de Prestadores de Serviços □ Coloque em prática um processo repetível, de propriedade ou controle técnico para estabelecer e manter um Inventário de Prestadores de Serviços, em seguida, verifique cobertura e exceções. Confirmar escopo definido, população, propriedade, implementação, frequência, cobertura, exceções, correção e reteste. Inventário, classificações, política, contratos, avaliações, acompanhamento, incidentes e provas de desmantelamento</w:t>
+      </w:r>
+      <w:r>
+        <w:t xml:space="preserve"> </w:t>
+      </w:r>
+      <w:r>
+        <w:t xml:space="preserve">• 15.2 • Estabelecer e manter uma política de gerenciamento de provedores de serviços • Colocar em prática um processo repetível, de propriedade ou controle técnico para estabelecer e manter uma política de gerenciamento de provedores de serviços e, em seguida, verificar cobertura e exceções. Confirmar escopo definido, população, propriedade, implementação, frequência, cobertura, exceções, correção e reteste. Inventário, classificações, política, contratos, avaliações, acompanhamento, incidentes e provas de desmantelamento</w:t>
+      </w:r>
+      <w:r>
+        <w:t xml:space="preserve"> </w:t>
+      </w:r>
+      <w:r>
+        <w:t xml:space="preserve">□ 15.3 □ Classifique prestadores de serviços Coloque em prática um processo repetível, de propriedade ou controle técnico para classificar os provedores de serviços, em seguida, verificar a cobertura e exceções. Confirmar escopo definido, população, propriedade, implementação, frequência, cobertura, exceções, correção e reteste. Inventário, classificações, política, contratos, avaliações, acompanhamento, incidentes e provas de desmantelamento</w:t>
+      </w:r>
+      <w:r>
+        <w:t xml:space="preserve"> </w:t>
+      </w:r>
+      <w:r>
+        <w:t xml:space="preserve">□ 15.4 □ Garanta que os contratos de prestador de serviços incluam requisitos de segurança □ Coloque em prática um processo repetível, de propriedade ou controle técnico para garantir que os contratos de prestador de serviços incluam requisitos de segurança, então verifique cobertura e exceções. Confirmar escopo definido, população, propriedade, implementação, frequência, cobertura, exceções, correção e reteste. Inventário, classificações, política, contratos, avaliações, acompanhamento, incidentes e provas de desmantelamento</w:t>
+      </w:r>
+      <w:r>
+        <w:t xml:space="preserve"> </w:t>
+      </w:r>
+      <w:r>
+        <w:t xml:space="preserve">□ 15.5 □ Avaliar Prestadores de Serviços □ Coloque em prática um processo repetível, de propriedade ou controle técnico para avaliar Prestadores de Serviços, em seguida, verificar a cobertura e exceções. Confirmar escopo definido, população, propriedade, implementação, frequência, cobertura, exceções, correção e reteste. Inventário, classificações, política, contratos, avaliações, acompanhamento, incidentes e provas de desmantelamento</w:t>
+      </w:r>
+      <w:r>
+        <w:t xml:space="preserve"> </w:t>
+      </w:r>
+      <w:r>
+        <w:t xml:space="preserve">Monitorar provedores de serviços Coloque em prática um processo repetível, de propriedade ou controle técnico para monitorar provedores de serviços, então verifique cobertura e exceções. Confirmar escopo definido, população, propriedade, implementação, frequência, cobertura, exceções, correção e reteste. Inventário, classificações, política, contratos, avaliações, acompanhamento, incidentes e provas de desmantelamento</w:t>
+      </w:r>
+      <w:r>
+        <w:t xml:space="preserve"> </w:t>
+      </w:r>
+      <w:r>
+        <w:t xml:space="preserve">15.7 Prestadores de serviços de desmantelamento seguros Coloque em prática um processo repetível, de propriedade ou controle técnico para os provedores de serviços de desactivação com segurança e, em seguida, verifique a cobertura e exceções. Confirmar escopo definido, população, propriedade, implementação, frequência, cobertura, exceções, correção e reteste. Inventário, classificações, política, contratos, avaliações, acompanhamento, incidentes e provas de desmantelamento</w:t>
+      </w:r>
+    </w:p>
+    <w:p>
+      <w:pPr>
+        <w:pStyle w:val="BodyText"/>
+      </w:pPr>
+      <w:r>
+        <w:t xml:space="preserve">Use o guia oficial de Controles CIS v8.1 e Especificações de Avaliação de Controles para linguagem de Salvaguarda exata, classe de ativos, função de segurança, Grupo de Implementação, dependências, entradas, operações, medidas, métricas e revisão processual.</w:t>
+      </w:r>
+    </w:p>
+    <w:bookmarkEnd w:id="90"/>
+    <w:bookmarkEnd w:id="91"/>
+    <w:bookmarkStart w:id="94" w:name="X462f3600ff91c676cd671f9a1a14212099b1516"/>
+    <w:p>
+      <w:pPr>
+        <w:pStyle w:val="Heading1"/>
+      </w:pPr>
+      <w:r>
+        <w:t xml:space="preserve">21. Controle 16 — Segurança de Software de Aplicação</w:t>
+      </w:r>
+    </w:p>
+    <w:p>
+      <w:pPr>
+        <w:numPr>
+          <w:ilvl w:val="0"/>
+          <w:numId w:val="1029"/>
+        </w:numPr>
+        <w:pStyle w:val="Compact"/>
+      </w:pPr>
+      <w:r>
+        <w:t xml:space="preserve">Todas as 14 Salvaguardas, significado simples, foco de verificação e evidência de exemplo.*</w:t>
+      </w:r>
+    </w:p>
+    <w:bookmarkStart w:id="92" w:name="Xb7560af9d2f4820a82522d131c5cd8c21e87fde"/>
+    <w:p>
+      <w:pPr>
+        <w:pStyle w:val="Heading2"/>
+      </w:pPr>
+      <w:r>
+        <w:t xml:space="preserve">. ** Finalidade do controlo: ** Fortaleça a empresa implementando e medindo salvaguardas para segurança de software de aplicação. □</w:t>
+      </w:r>
+    </w:p>
+    <w:bookmarkEnd w:id="92"/>
+    <w:bookmarkStart w:id="93" w:name="section-16"/>
+    <w:p>
+      <w:pPr>
+        <w:pStyle w:val="Heading2"/>
+      </w:pPr>
+      <w:r>
+        <w:t xml:space="preserve">* * * * * * * * * * * * * * * * * * * * * * * * * * * * * * * * * * * * * * * * * * * * * * * * * * * *</w:t>
+      </w:r>
+    </w:p>
+    <w:p>
+      <w:pPr>
+        <w:pStyle w:val="FirstParagraph"/>
+      </w:pPr>
+      <w:r>
+        <w:t xml:space="preserve">□ 16.1 □ Estabelecer e manter um processo seguro de desenvolvimento de aplicativos □ Colocar em prática um processo repetível, de propriedade ou controle técnico para estabelecer e manter um processo seguro de desenvolvimento de aplicativos, em seguida, verificar a cobertura e exceções. Confirmar escopo definido, população, propriedade, implementação, frequência, cobertura, exceções, correção e reteste. SDLC seguro, processo de divulgação, causa raiz, inventário de componentes, severidade, endurecimento, treinamento, testes e modelos de ameaça</w:t>
+      </w:r>
+      <w:r>
+        <w:t xml:space="preserve"> </w:t>
+      </w:r>
+      <w:r>
+        <w:t xml:space="preserve">Criar e Manter um Processo para Aceitar e Endereçar Vulnerabilidades de Software .Coloque em prática um processo repetível, de propriedade ou controle técnico para estabelecer e manter um Processo para Aceitar e Endereçar Vulnerabilidades de Software, então verifique cobertura e exceções. Confirmar escopo definido, população, propriedade, implementação, frequência, cobertura, exceções, correção e reteste. SDLC seguro, processo de divulgação, causa raiz, inventário de componentes, severidade, endurecimento, treinamento, testes e modelos de ameaça</w:t>
+      </w:r>
+      <w:r>
+        <w:t xml:space="preserve"> </w:t>
+      </w:r>
+      <w:r>
+        <w:t xml:space="preserve">Realizar análise de causas de raiz em vulnerabilidades de segurança Colocar um processo repetível, de propriedade ou controle técnico para realizar análise de causas de raiz em vulnerabilidades de segurança, em seguida, verificar a cobertura e exceções. Confirmar escopo definido, população, propriedade, implementação, frequência, cobertura, exceções, correção e reteste. SDLC seguro, processo de divulgação, causa raiz, inventário de componentes, severidade, endurecimento, treinamento, testes e modelos de ameaça</w:t>
+      </w:r>
+      <w:r>
+        <w:t xml:space="preserve"> </w:t>
+      </w:r>
+      <w:r>
+        <w:t xml:space="preserve">□ 16.4 Criar e Gerenciar um Inventário de Componentes de Software de Terceiros □ Coloque em prática um processo repetível, de propriedade ou controle técnico para estabelecer e gerenciar um Inventário de Componentes de Software de Terceiros, em seguida, verifique a cobertura e exceções. Confirmar escopo definido, população, propriedade, implementação, frequência, cobertura, exceções, correção e reteste. SDLC seguro, processo de divulgação, causa raiz, inventário de componentes, severidade, endurecimento, treinamento, testes e modelos de ameaça</w:t>
+      </w:r>
+      <w:r>
+        <w:t xml:space="preserve"> </w:t>
+      </w:r>
+      <w:r>
+        <w:t xml:space="preserve">Use componentes de software de terceiros atualizados e confiáveis Coloque em prática um processo repetível, de propriedade ou controle técnico para usar Componentes de Software Up-to-Date e Trusted Third-Party, então verifique cobertura e exceções. Confirmar escopo definido, população, propriedade, implementação, frequência, cobertura, exceções, correção e reteste. SDLC seguro, processo de divulgação, causa raiz, inventário de componentes, severidade, endurecimento, treinamento, testes e modelos de ameaça</w:t>
+      </w:r>
+      <w:r>
+        <w:t xml:space="preserve"> </w:t>
+      </w:r>
+      <w:r>
+        <w:t xml:space="preserve">□ 16.6 □ Estabeleça um Sistema de Avaliação de Severidade e um Processo para Vulnerabilidades de Aplicações □ Coloque em prática um processo repetível, de propriedade ou controle técnico para estabelecer um Sistema de Avaliação de Severidade e Processo para Vulnerabilidades de Aplicações, em seguida, verifique cobertura e exceções. Confirmar escopo definido, população, propriedade, implementação, frequência, cobertura, exceções, correção e reteste. SDLC seguro, processo de divulgação, causa raiz, inventário de componentes, severidade, endurecimento, treinamento, testes e modelos de ameaça</w:t>
+      </w:r>
+      <w:r>
+        <w:t xml:space="preserve"> </w:t>
+      </w:r>
+      <w:r>
+        <w:t xml:space="preserve">Use Modelos de Endurecimento Padrão para Infraestrutura de Aplicação □ Coloque em prática um processo repetível, de propriedade ou controle técnico para usar Modelos de Endurecimento Padrão para Infraestrutura de Aplicação, então verifique cobertura e exceções. Confirmar escopo definido, população, propriedade, implementação, frequência, cobertura, exceções, correção e reteste. SDLC seguro, processo de divulgação, causa raiz, inventário de componentes, severidade, endurecimento, treinamento, testes e modelos de ameaça</w:t>
+      </w:r>
+      <w:r>
+        <w:t xml:space="preserve"> </w:t>
+      </w:r>
+      <w:r>
+        <w:t xml:space="preserve">16,8 Sistemas de Produção e Não Produção Separados Coloque em prática um processo repetível, de propriedade ou controle técnico para separar sistemas de produção e não-produção, então verifique cobertura e exceções. Confirmar escopo definido, população, propriedade, implementação, frequência, cobertura, exceções, correção e reteste. SDLC seguro, processo de divulgação, causa raiz, inventário de componentes, severidade, endurecimento, treinamento, testes e modelos de ameaça</w:t>
+      </w:r>
+      <w:r>
+        <w:t xml:space="preserve"> </w:t>
+      </w:r>
+      <w:r>
+        <w:t xml:space="preserve">Os desenvolvedores de trens em Segurança de Aplicação e Codificação Segura . Coloque um processo repetível, de propriedade ou controle técnico para treinar desenvolvedores em Segurança de Aplicação e Codificação Segura, então verifique cobertura e exceções. Confirmar escopo definido, população, propriedade, implementação, frequência, cobertura, exceções, correção e reteste. SDLC seguro, processo de divulgação, causa raiz, inventário de componentes, severidade, endurecimento, treinamento, testes e modelos de ameaça</w:t>
+      </w:r>
+      <w:r>
+        <w:t xml:space="preserve"> </w:t>
+      </w:r>
+      <w:r>
+        <w:t xml:space="preserve">Aplique Princípios de Design Seguro em Arquiteturas de Aplicação .Coloque em prática um processo repetível, de propriedade ou controle técnico para aplicar Princípios de Design Seguro em Arquiteturas de Aplicação e, em seguida, verifique cobertura e exceções. Confirmar escopo definido, população, propriedade, implementação, frequência, cobertura, exceções, correção e reteste. SDLC seguro, processo de divulgação, causa raiz, inventário de componentes, severidade, endurecimento, treinamento, testes e modelos de ameaça</w:t>
+      </w:r>
+      <w:r>
+        <w:t xml:space="preserve"> </w:t>
+      </w:r>
+      <w:r>
+        <w:t xml:space="preserve">Use Módulos ou Serviços Vetted para Componentes de Segurança de Aplicações □ Coloque em prática um processo repetível, de propriedade ou controle técnico para usar Módulos ou Serviços Vetted para Componentes de Segurança de Aplicações, em seguida, verifique cobertura e exceções. Confirmar escopo definido, população, propriedade, implementação, frequência, cobertura, exceções, correção e reteste. SDLC seguro, processo de divulgação, causa raiz, inventário de componentes, severidade, endurecimento, treinamento, testes e modelos de ameaça</w:t>
+      </w:r>
+      <w:r>
+        <w:t xml:space="preserve"> </w:t>
+      </w:r>
+      <w:r>
+        <w:t xml:space="preserve">6.12 Implementar verificações de segurança de nível de código Coloque em prática um processo repetível, de propriedade ou controle técnico para implementar verificações de segurança de nível de código, em seguida, verificar a cobertura e exceções. Confirmar escopo definido, população, propriedade, implementação, frequência, cobertura, exceções, correção e reteste. SDLC seguro, processo de divulgação, causa raiz, inventário de componentes, severidade, endurecimento, treinamento, testes e modelos de ameaça</w:t>
+      </w:r>
+      <w:r>
+        <w:t xml:space="preserve"> </w:t>
+      </w:r>
+      <w:r>
+        <w:t xml:space="preserve">Teste de penetração de aplicação de condução Coloque em prática um processo repetível, de propriedade ou controle técnico para realizar o Teste de Penetração de Aplicação, em seguida, verifique a cobertura e exceções. Confirmar escopo definido, população, propriedade, implementação, frequência, cobertura, exceções, correção e reteste. SDLC seguro, processo de divulgação, causa raiz, inventário de componentes, severidade, endurecimento, treinamento, testes e modelos de ameaça</w:t>
+      </w:r>
+      <w:r>
+        <w:t xml:space="preserve"> </w:t>
+      </w:r>
+      <w:r>
+        <w:t xml:space="preserve">• 16.14 • Conduzir a Modelação de Ameaças • Coloque no lugar um processo repetível, de propriedade ou controle técnico para conduzir a Modelação de Ameaças, em seguida, verifique a cobertura e exceções. Confirmar escopo definido, população, propriedade, implementação, frequência, cobertura, exceções, correção e reteste. SDLC seguro, processo de divulgação, causa raiz, inventário de componentes, severidade, endurecimento, treinamento, testes e modelos de ameaça</w:t>
+      </w:r>
+    </w:p>
+    <w:p>
+      <w:pPr>
+        <w:pStyle w:val="BodyText"/>
+      </w:pPr>
+      <w:r>
+        <w:t xml:space="preserve">Use o guia oficial de Controles CIS v8.1 e Especificações de Avaliação de Controles para linguagem de Salvaguarda exata, classe de ativos, função de segurança, Grupo de Implementação, dependências, entradas, operações, medidas, métricas e revisão processual.</w:t>
+      </w:r>
+    </w:p>
+    <w:bookmarkEnd w:id="93"/>
+    <w:bookmarkEnd w:id="94"/>
+    <w:bookmarkStart w:id="100" w:name="X27cfe67134368280dae13341561ec0ab8773f97"/>
+    <w:p>
+      <w:pPr>
+        <w:pStyle w:val="Heading1"/>
+      </w:pPr>
+      <w:r>
+        <w:t xml:space="preserve">22. Controle 17 — Gestão de Respostas a Incidentes</w:t>
+      </w:r>
+    </w:p>
+    <w:p>
+      <w:pPr>
+        <w:numPr>
+          <w:ilvl w:val="0"/>
+          <w:numId w:val="1030"/>
+        </w:numPr>
+        <w:pStyle w:val="Compact"/>
+      </w:pPr>
+      <w:r>
+        <w:t xml:space="preserve">Todas as 9 Salvaguardas, significado simples, foco de verificação e evidência de exemplo.*</w:t>
+      </w:r>
+    </w:p>
+    <w:p>
+      <w:pPr>
+        <w:pStyle w:val="CaptionedFigure"/>
+      </w:pPr>
+      <w:r>
+        <w:drawing>
+          <wp:inline>
+            <wp:extent cx="5334000" cy="2711450"/>
+            <wp:effectExtent b="0" l="0" r="0" t="0"/>
+            <wp:docPr descr="Preparados papéis, relatórios, comunicação, exercícios e comentários reduzem o impacto incidente." title="" id="96" name="Picture"/>
+            <a:graphic>
+              <a:graphicData uri="http://schemas.openxmlformats.org/drawingml/2006/picture">
+                <pic:pic>
+                  <pic:nvPicPr>
+                    <pic:cNvPr descr="media/image9.png" id="97" name="Picture"/>
+                    <pic:cNvPicPr>
+                      <a:picLocks noChangeArrowheads="1" noChangeAspect="1"/>
+                    </pic:cNvPicPr>
+                  </pic:nvPicPr>
+                  <pic:blipFill>
+                    <a:blip r:embed="rId95"/>
+                    <a:stretch>
+                      <a:fillRect/>
+                    </a:stretch>
+                  </pic:blipFill>
+                  <pic:spPr bwMode="auto">
+                    <a:xfrm>
+                      <a:off x="0" y="0"/>
+                      <a:ext cx="5334000" cy="2711450"/>
+                    </a:xfrm>
+                    <a:prstGeom prst="rect">
+                      <a:avLst/>
+                    </a:prstGeom>
+                    <a:noFill/>
+                    <a:ln w="9525">
+                      <a:noFill/>
+                      <a:headEnd/>
+                      <a:tailEnd/>
+                    </a:ln>
+                  </pic:spPr>
+                </pic:pic>
+              </a:graphicData>
+            </a:graphic>
+          </wp:inline>
+        </w:drawing>
+      </w:r>
+    </w:p>
+    <w:p>
+      <w:pPr>
+        <w:pStyle w:val="ImageCaption"/>
+      </w:pPr>
+      <w:r>
+        <w:t xml:space="preserve">Preparados papéis, relatórios, comunicação, exercícios e comentários reduzem o impacto incidente.</w:t>
+      </w:r>
+    </w:p>
+    <w:p>
+      <w:pPr>
+        <w:pStyle w:val="BodyText"/>
+      </w:pPr>
+      <w:r>
+        <w:t xml:space="preserve">Figura 9. Disponibilidade para resposta ao incidente</w:t>
+      </w:r>
+    </w:p>
+    <w:bookmarkStart w:id="98" w:name="Xeb4c58f7274f8cbcfdddfb393279b429f14d52c"/>
+    <w:p>
+      <w:pPr>
+        <w:pStyle w:val="Heading2"/>
+      </w:pPr>
+      <w:r>
+        <w:t xml:space="preserve">. ** Finalidade do controlo: ** Reforçar a empresa através da implementação e medição de salvaguardas para a gestão da resposta a incidentes. □</w:t>
+      </w:r>
+    </w:p>
+    <w:bookmarkEnd w:id="98"/>
+    <w:bookmarkStart w:id="99" w:name="section-17"/>
+    <w:p>
+      <w:pPr>
+        <w:pStyle w:val="Heading2"/>
+      </w:pPr>
+      <w:r>
+        <w:t xml:space="preserve">* * * * * * * * * * * * * * * * * * * * * * * * * * * * * * * * * * * * * * * * * * * * * * * * * * * *</w:t>
+      </w:r>
+    </w:p>
+    <w:p>
+      <w:pPr>
+        <w:pStyle w:val="FirstParagraph"/>
+      </w:pPr>
+      <w:r>
+        <w:t xml:space="preserve">□ 17.1 □ Designar Pessoal para Gerenciar o Tratamento de Incidentes □ Coloque em prática um processo repetível, de propriedade ou controle técnico para designar Pessoal para Gerenciar o Tratamento de Incidentes e, em seguida, verificar a cobertura e exceções. Confirmar escopo definido, população, propriedade, implementação, frequência, cobertura, exceções, correção e reteste. Líderes incidentes, contatos, relatórios, planos, funções, comunicações, exercícios, revisões e limiares</w:t>
+      </w:r>
+      <w:r>
+        <w:t xml:space="preserve"> </w:t>
+      </w:r>
+      <w:r>
+        <w:t xml:space="preserve">• 17,2 • Mantenha as informações de contato para os incidentes de segurança de relatórios • Coloque em prática um processo repetível, de propriedade ou controle técnico para manter as informações de contato para os incidentes de segurança de relatórios e, em seguida, verifique a cobertura e exceções. Confirmar escopo definido, população, propriedade, implementação, frequência, cobertura, exceções, correção e reteste. Líderes incidentes, contatos, relatórios, planos, funções, comunicações, exercícios, revisões e limiares</w:t>
+      </w:r>
+      <w:r>
+        <w:t xml:space="preserve"> </w:t>
+      </w:r>
+      <w:r>
+        <w:t xml:space="preserve">Manter um Processo Empresarial para Incidentes de Relato . Coloque em prática um processo repetível, de propriedade ou controle técnico para manter um Processo Empresarial para Incidentes de Relato, então verifique cobertura e exceções. Confirmar escopo definido, população, propriedade, implementação, frequência, cobertura, exceções, correção e reteste. Líderes incidentes, contatos, relatórios, planos, funções, comunicações, exercícios, revisões e limiares</w:t>
+      </w:r>
+      <w:r>
+        <w:t xml:space="preserve"> </w:t>
+      </w:r>
+      <w:r>
+        <w:t xml:space="preserve">□ 17.4 □ Estabelecer e manter um Processo de Resposta a Incidentes □ Colocar em prática um processo repetível, de propriedade ou controle técnico para estabelecer e manter um Processo de Resposta a Incidentes, em seguida, verificar a cobertura e exceções. Confirmar escopo definido, população, propriedade, implementação, frequência, cobertura, exceções, correção e reteste. Líderes incidentes, contatos, relatórios, planos, funções, comunicações, exercícios, revisões e limiares</w:t>
+      </w:r>
+      <w:r>
+        <w:t xml:space="preserve"> </w:t>
+      </w:r>
+      <w:r>
+        <w:t xml:space="preserve">Atribuir funções-chave e responsabilidades .Coloque no lugar um processo repetível, de propriedade ou controle técnico para atribuir funções-chave e responsabilidades, então verifique cobertura e exceções. Confirmar escopo definido, população, propriedade, implementação, frequência, cobertura, exceções, correção e reteste. Líderes incidentes, contatos, relatórios, planos, funções, comunicações, exercícios, revisões e limiares</w:t>
+      </w:r>
+      <w:r>
+        <w:t xml:space="preserve"> </w:t>
+      </w:r>
+      <w:r>
+        <w:t xml:space="preserve">Define mecanismos para comunicação durante a resposta ao incidente Coloque em prática um processo repetível, de propriedade ou controle técnico para definir Mecanismos de Comunicação Durante a Resposta a Incidentes, então verifique cobertura e exceções. Confirmar escopo definido, população, propriedade, implementação, frequência, cobertura, exceções, correção e reteste. Líderes incidentes, contatos, relatórios, planos, funções, comunicações, exercícios, revisões e limiares</w:t>
+      </w:r>
+      <w:r>
+        <w:t xml:space="preserve"> </w:t>
+      </w:r>
+      <w:r>
+        <w:t xml:space="preserve">Exercícios de resposta de incidentes de rotina Coloque em prática um processo repetível, de propriedade ou controle técnico para realizar exercícios de resposta a incidentes de rotina, então verifique cobertura e exceções. Confirmar escopo definido, população, propriedade, implementação, frequência, cobertura, exceções, correção e reteste. Líderes incidentes, contatos, relatórios, planos, funções, comunicações, exercícios, revisões e limiares</w:t>
+      </w:r>
+      <w:r>
+        <w:t xml:space="preserve"> </w:t>
+      </w:r>
+      <w:r>
+        <w:t xml:space="preserve">17.8 Comentários Pós-Incidentes Coloque em prática um processo repetível, de propriedade ou controle técnico para realizar Revisões Pós-Incidentes, em seguida, verifique cobertura e exceções. Confirmar escopo definido, população, propriedade, implementação, frequência, cobertura, exceções, correção e reteste. Líderes incidentes, contatos, relatórios, planos, funções, comunicações, exercícios, revisões e limiares</w:t>
+      </w:r>
+      <w:r>
+        <w:t xml:space="preserve"> </w:t>
+      </w:r>
+      <w:r>
+        <w:t xml:space="preserve">□ 17.9 □ Estabelecer e Manter Limiares de Incidente de Segurança □ Colocar um processo repetível, de propriedade ou controle técnico para estabelecer e manter Limiares de Incidente de Segurança, em seguida, verificar a cobertura e exceções. Confirmar escopo definido, população, propriedade, implementação, frequência, cobertura, exceções, correção e reteste. Líderes incidentes, contatos, relatórios, planos, funções, comunicações, exercícios, revisões e limiares</w:t>
+      </w:r>
+    </w:p>
+    <w:p>
+      <w:pPr>
+        <w:pStyle w:val="BodyText"/>
+      </w:pPr>
+      <w:r>
+        <w:t xml:space="preserve">Use o guia oficial de Controles CIS v8.1 e Especificações de Avaliação de Controles para linguagem de Salvaguarda exata, classe de ativos, função de segurança, Grupo de Implementação, dependências, entradas, operações, medidas, métricas e revisão processual.</w:t>
+      </w:r>
+    </w:p>
+    <w:bookmarkEnd w:id="99"/>
+    <w:bookmarkEnd w:id="100"/>
+    <w:bookmarkStart w:id="102" w:name="controle-18-testes-de-penetração"/>
+    <w:p>
+      <w:pPr>
+        <w:pStyle w:val="Heading1"/>
+      </w:pPr>
+      <w:r>
+        <w:t xml:space="preserve">23. Controle 18 — Testes de penetração</w:t>
+      </w:r>
+    </w:p>
+    <w:p>
+      <w:pPr>
+        <w:numPr>
+          <w:ilvl w:val="0"/>
+          <w:numId w:val="1031"/>
+        </w:numPr>
+        <w:pStyle w:val="Compact"/>
+      </w:pPr>
+      <w:r>
+        <w:t xml:space="preserve">Todas as 5 Salvaguardas, significado simples, foco de verificação e evidência de exemplo.*</w:t>
+      </w:r>
+    </w:p>
+    <w:p>
+      <w:pPr>
+        <w:pStyle w:val="FirstParagraph"/>
+      </w:pPr>
+      <w:r>
+        <w:t xml:space="preserve">. ** Finalidade do controlo: ** Reforçar a empresa através da implementação e medição de salvaguardas para testes de penetração. □</w:t>
+      </w:r>
+      <w:r>
+        <w:t xml:space="preserve"> </w:t>
+      </w:r>
+      <w:r>
+        <w:t xml:space="preserve">□————————————————————————————————————————————————–</w:t>
+      </w:r>
+    </w:p>
+    <w:bookmarkStart w:id="101" w:name="section-18"/>
+    <w:p>
+      <w:pPr>
+        <w:pStyle w:val="Heading2"/>
+      </w:pPr>
+      <w:r>
+        <w:t xml:space="preserve">* * * * * * * * * * * * * * * * * * * * * * * * * * * * * * * * * * * * * * * * * * * * * * * * * * * *</w:t>
+      </w:r>
+    </w:p>
+    <w:p>
+      <w:pPr>
+        <w:pStyle w:val="FirstParagraph"/>
+      </w:pPr>
+      <w:r>
+        <w:t xml:space="preserve">Criar e Manter um Programa de Teste de Penetração.Coloque em prática um processo repetível, de propriedade ou controle técnico para estabelecer e manter um Programa de Teste de Penetração, então verifique cobertura e exceções. Confirmar escopo definido, população, propriedade, implementação, frequência, cobertura, exceções, correção e reteste. As regras aprovadas de engajamento, escopo, testadores qualificados, relatórios, remediação, reteste e evidência de validação .</w:t>
+      </w:r>
+      <w:r>
+        <w:t xml:space="preserve"> </w:t>
+      </w:r>
+      <w:r>
+        <w:t xml:space="preserve">• 18.2 • Realizar Testes Periódicos de Penetração Externa Coloque um processo repetível, de propriedade ou controle técnico para realizar testes de penetração externa periódica, em seguida, verificar a cobertura e exceções. Confirmar escopo definido, população, propriedade, implementação, frequência, cobertura, exceções, correção e reteste. As regras aprovadas de engajamento, escopo, testadores qualificados, relatórios, remediação, reteste e evidência de validação .</w:t>
+      </w:r>
+      <w:r>
+        <w:t xml:space="preserve"> </w:t>
+      </w:r>
+      <w:r>
+        <w:t xml:space="preserve">• 18,3 • Resultados do teste de penetração corretiva Coloque um processo repetível, de propriedade ou controle técnico no local para corrigir os resultados do teste de penetração, em seguida, verificar a cobertura e exceções. Confirmar escopo definido, população, propriedade, implementação, frequência, cobertura, exceções, correção e reteste. As regras aprovadas de engajamento, escopo, testadores qualificados, relatórios, remediação, reteste e evidência de validação .</w:t>
+      </w:r>
+      <w:r>
+        <w:t xml:space="preserve"> </w:t>
+      </w:r>
+      <w:r>
+        <w:t xml:space="preserve">18.4 Validar medidas de segurança Coloque em prática um processo repetível, de propriedade ou controle técnico para validar medidas de segurança, em seguida, verificar a cobertura e exceções. Confirmar escopo definido, população, propriedade, implementação, frequência, cobertura, exceções, correção e reteste. As regras aprovadas de engajamento, escopo, testadores qualificados, relatórios, remediação, reteste e evidência de validação .</w:t>
+      </w:r>
+      <w:r>
+        <w:t xml:space="preserve"> </w:t>
+      </w:r>
+      <w:r>
+        <w:t xml:space="preserve">Realizar testes de penetração interna periódica Coloque um processo repetível, de propriedade ou controle técnico para realizar testes de penetração interna periódica, em seguida, verificar a cobertura e exceções. Confirmar escopo definido, população, propriedade, implementação, frequência, cobertura, exceções, correção e reteste. As regras aprovadas de engajamento, escopo, testadores qualificados, relatórios, remediação, reteste e evidência de validação .</w:t>
+      </w:r>
+    </w:p>
+    <w:p>
+      <w:pPr>
+        <w:pStyle w:val="BodyText"/>
+      </w:pPr>
+      <w:r>
+        <w:t xml:space="preserve">Use o guia oficial de Controles CIS v8.1 e Especificações de Avaliação de Controles para linguagem de Salvaguarda exata, classe de ativos, função de segurança, Grupo de Implementação, dependências, entradas, operações, medidas, métricas e revisão processual.</w:t>
+      </w:r>
+    </w:p>
+    <w:bookmarkEnd w:id="101"/>
+    <w:bookmarkEnd w:id="102"/>
+    <w:bookmarkStart w:id="104" w:name="ferramentas-de-código-aberto"/>
+    <w:p>
+      <w:pPr>
+        <w:pStyle w:val="Heading1"/>
+      </w:pPr>
+      <w:r>
         <w:t xml:space="preserve">24. Ferramentas de Código Aberto</w:t>
       </w:r>
     </w:p>
@@ -3896,7 +4346,7 @@
         <w:t xml:space="preserve">Links oficiais, inícios rápidos seguros, evidências e limitações.*</w:t>
       </w:r>
     </w:p>
-    <w:bookmarkStart w:id="76" w:name="ferramenta-purpose-controles-possíveis"/>
+    <w:bookmarkStart w:id="103" w:name="ferramenta-purpose-controles-possíveis"/>
     <w:p>
       <w:pPr>
         <w:pStyle w:val="Heading2"/>
@@ -4137,9 +4587,9 @@
         <w:t xml:space="preserve">□—————————————————————————————————————————————————————————————————————————————————————————————————————————————</w:t>
       </w:r>
     </w:p>
-    <w:bookmarkEnd w:id="76"/>
-    <w:bookmarkEnd w:id="77"/>
-    <w:bookmarkStart w:id="79" w:name="cis-controla-navegador"/>
+    <w:bookmarkEnd w:id="103"/>
+    <w:bookmarkEnd w:id="104"/>
+    <w:bookmarkStart w:id="106" w:name="cis-controla-navegador"/>
     <w:p>
       <w:pPr>
         <w:pStyle w:val="Heading1"/>
@@ -4158,7 +4608,7 @@
       <w:r>
         <w:t xml:space="preserve"> </w:t>
       </w:r>
-      <w:hyperlink r:id="rId78">
+      <w:hyperlink r:id="rId105">
         <w:r>
           <w:rPr>
             <w:rStyle w:val="Hyperlink"/>
@@ -4183,8 +4633,8 @@
         <w:t xml:space="preserve">Evidências: escopo aprovado, versão, configuração, cobertura, dados fonte, resultados, revisão humana, exceção, remediação e reteste. Proteger o acesso administrativo e dados recolhidos.</w:t>
       </w:r>
     </w:p>
-    <w:bookmarkEnd w:id="79"/>
-    <w:bookmarkStart w:id="81" w:name="X043313d27a7cbf114a8c44e80cfb2dad5fc6c09"/>
+    <w:bookmarkEnd w:id="106"/>
+    <w:bookmarkStart w:id="108" w:name="X043313d27a7cbf114a8c44e80cfb2dad5fc6c09"/>
     <w:p>
       <w:pPr>
         <w:pStyle w:val="Heading1"/>
@@ -4203,7 +4653,7 @@
       <w:r>
         <w:t xml:space="preserve"> </w:t>
       </w:r>
-      <w:hyperlink r:id="rId80">
+      <w:hyperlink r:id="rId107">
         <w:r>
           <w:rPr>
             <w:rStyle w:val="Hyperlink"/>
@@ -4228,8 +4678,8 @@
         <w:t xml:space="preserve">Evidências: escopo aprovado, versão, configuração, cobertura, dados fonte, resultados, revisão humana, exceção, remediação e reteste. Proteger o acesso administrativo e dados recolhidos.</w:t>
       </w:r>
     </w:p>
-    <w:bookmarkEnd w:id="81"/>
-    <w:bookmarkStart w:id="83" w:name="cis-cat-lite"/>
+    <w:bookmarkEnd w:id="108"/>
+    <w:bookmarkStart w:id="110" w:name="cis-cat-lite"/>
     <w:p>
       <w:pPr>
         <w:pStyle w:val="Heading1"/>
@@ -4248,7 +4698,7 @@
       <w:r>
         <w:t xml:space="preserve"> </w:t>
       </w:r>
-      <w:hyperlink r:id="rId82">
+      <w:hyperlink r:id="rId109">
         <w:r>
           <w:rPr>
             <w:rStyle w:val="Hyperlink"/>
@@ -4273,8 +4723,8 @@
         <w:t xml:space="preserve">Evidências: escopo aprovado, versão, configuração, cobertura, dados fonte, resultados, revisão humana, exceção, remediação e reteste. Proteger o acesso administrativo e dados recolhidos.</w:t>
       </w:r>
     </w:p>
-    <w:bookmarkEnd w:id="83"/>
-    <w:bookmarkStart w:id="85" w:name="assistente-ciso"/>
+    <w:bookmarkEnd w:id="110"/>
+    <w:bookmarkStart w:id="112" w:name="assistente-ciso"/>
     <w:p>
       <w:pPr>
         <w:pStyle w:val="Heading1"/>
@@ -4293,7 +4743,7 @@
       <w:r>
         <w:t xml:space="preserve"> </w:t>
       </w:r>
-      <w:hyperlink r:id="rId84">
+      <w:hyperlink r:id="rId111">
         <w:r>
           <w:rPr>
             <w:rStyle w:val="Hyperlink"/>
@@ -4318,8 +4768,8 @@
         <w:t xml:space="preserve">Evidências: escopo aprovado, versão, configuração, cobertura, dados fonte, resultados, revisão humana, exceção, remediação e reteste. Proteger o acesso administrativo e dados recolhidos.</w:t>
       </w:r>
     </w:p>
-    <w:bookmarkEnd w:id="85"/>
-    <w:bookmarkStart w:id="87" w:name="wazuh"/>
+    <w:bookmarkEnd w:id="112"/>
+    <w:bookmarkStart w:id="114" w:name="wazuh"/>
     <w:p>
       <w:pPr>
         <w:pStyle w:val="Heading1"/>
@@ -4338,7 +4788,7 @@
       <w:r>
         <w:t xml:space="preserve"> </w:t>
       </w:r>
-      <w:hyperlink r:id="rId86">
+      <w:hyperlink r:id="rId113">
         <w:r>
           <w:rPr>
             <w:rStyle w:val="Hyperlink"/>
@@ -4363,8 +4813,8 @@
         <w:t xml:space="preserve">Evidências: escopo aprovado, versão, configuração, cobertura, dados fonte, resultados, revisão humana, exceção, remediação e reteste. Proteger o acesso administrativo e dados recolhidos.</w:t>
       </w:r>
     </w:p>
-    <w:bookmarkEnd w:id="87"/>
-    <w:bookmarkStart w:id="89" w:name="osquery"/>
+    <w:bookmarkEnd w:id="114"/>
+    <w:bookmarkStart w:id="116" w:name="osquery"/>
     <w:p>
       <w:pPr>
         <w:pStyle w:val="Heading1"/>
@@ -4383,7 +4833,7 @@
       <w:r>
         <w:t xml:space="preserve"> </w:t>
       </w:r>
-      <w:hyperlink r:id="rId88">
+      <w:hyperlink r:id="rId115">
         <w:r>
           <w:rPr>
             <w:rStyle w:val="Hyperlink"/>
@@ -4408,8 +4858,8 @@
         <w:t xml:space="preserve">Evidências: escopo aprovado, versão, configuração, cobertura, dados fonte, resultados, revisão humana, exceção, remediação e reteste. Proteger o acesso administrativo e dados recolhidos.</w:t>
       </w:r>
     </w:p>
-    <w:bookmarkEnd w:id="89"/>
-    <w:bookmarkStart w:id="93" w:name="openscap"/>
+    <w:bookmarkEnd w:id="116"/>
+    <w:bookmarkStart w:id="120" w:name="openscap"/>
     <w:p>
       <w:pPr>
         <w:pStyle w:val="Heading1"/>
@@ -4428,7 +4878,7 @@
       <w:r>
         <w:t xml:space="preserve"> </w:t>
       </w:r>
-      <w:hyperlink r:id="rId90">
+      <w:hyperlink r:id="rId117">
         <w:r>
           <w:rPr>
             <w:rStyle w:val="Hyperlink"/>
@@ -4453,7 +4903,7 @@
         <w:t xml:space="preserve">Evidências: escopo aprovado, versão, configuração, cobertura, dados fonte, resultados, revisão humana, exceção, remediação e reteste. Proteger o acesso administrativo e dados recolhidos.</w:t>
       </w:r>
     </w:p>
-    <w:bookmarkStart w:id="92" w:name="lynis"/>
+    <w:bookmarkStart w:id="119" w:name="lynis"/>
     <w:p>
       <w:pPr>
         <w:pStyle w:val="Heading2"/>
@@ -4472,7 +4922,7 @@
       <w:r>
         <w:t xml:space="preserve"> </w:t>
       </w:r>
-      <w:hyperlink r:id="rId91">
+      <w:hyperlink r:id="rId118">
         <w:r>
           <w:rPr>
             <w:rStyle w:val="Hyperlink"/>
@@ -4497,9 +4947,9 @@
         <w:t xml:space="preserve">Evidências: escopo aprovado, versão, configuração, cobertura, dados fonte, resultados, revisão humana, exceção, remediação e reteste. Proteger o acesso administrativo e dados recolhidos.</w:t>
       </w:r>
     </w:p>
-    <w:bookmarkEnd w:id="92"/>
-    <w:bookmarkEnd w:id="93"/>
-    <w:bookmarkStart w:id="95" w:name="nmap"/>
+    <w:bookmarkEnd w:id="119"/>
+    <w:bookmarkEnd w:id="120"/>
+    <w:bookmarkStart w:id="122" w:name="nmap"/>
     <w:p>
       <w:pPr>
         <w:pStyle w:val="Heading1"/>
@@ -4518,7 +4968,7 @@
       <w:r>
         <w:t xml:space="preserve"> </w:t>
       </w:r>
-      <w:hyperlink r:id="rId94">
+      <w:hyperlink r:id="rId121">
         <w:r>
           <w:rPr>
             <w:rStyle w:val="Hyperlink"/>
@@ -4543,8 +4993,8 @@
         <w:t xml:space="preserve">Evidências: escopo aprovado, versão, configuração, cobertura, dados fonte, resultados, revisão humana, exceção, remediação e reteste. Proteger o acesso administrativo e dados recolhidos.</w:t>
       </w:r>
     </w:p>
-    <w:bookmarkEnd w:id="95"/>
-    <w:bookmarkStart w:id="97" w:name="greenbone-community-edition"/>
+    <w:bookmarkEnd w:id="122"/>
+    <w:bookmarkStart w:id="124" w:name="greenbone-community-edition"/>
     <w:p>
       <w:pPr>
         <w:pStyle w:val="Heading1"/>
@@ -4563,7 +5013,7 @@
       <w:r>
         <w:t xml:space="preserve"> </w:t>
       </w:r>
-      <w:hyperlink r:id="rId96">
+      <w:hyperlink r:id="rId123">
         <w:r>
           <w:rPr>
             <w:rStyle w:val="Hyperlink"/>
@@ -4588,8 +5038,8 @@
         <w:t xml:space="preserve">Evidências: escopo aprovado, versão, configuração, cobertura, dados fonte, resultados, revisão humana, exceção, remediação e reteste. Proteger o acesso administrativo e dados recolhidos.</w:t>
       </w:r>
     </w:p>
-    <w:bookmarkEnd w:id="97"/>
-    <w:bookmarkStart w:id="99" w:name="trivy"/>
+    <w:bookmarkEnd w:id="124"/>
+    <w:bookmarkStart w:id="126" w:name="trivy"/>
     <w:p>
       <w:pPr>
         <w:pStyle w:val="Heading1"/>
@@ -4608,7 +5058,7 @@
       <w:r>
         <w:t xml:space="preserve"> </w:t>
       </w:r>
-      <w:hyperlink r:id="rId98">
+      <w:hyperlink r:id="rId125">
         <w:r>
           <w:rPr>
             <w:rStyle w:val="Hyperlink"/>
@@ -4633,8 +5083,8 @@
         <w:t xml:space="preserve">Evidências: escopo aprovado, versão, configuração, cobertura, dados fonte, resultados, revisão humana, exceção, remediação e reteste. Proteger o acesso administrativo e dados recolhidos.</w:t>
       </w:r>
     </w:p>
-    <w:bookmarkEnd w:id="99"/>
-    <w:bookmarkStart w:id="101" w:name="owasp-zap"/>
+    <w:bookmarkEnd w:id="126"/>
+    <w:bookmarkStart w:id="128" w:name="owasp-zap"/>
     <w:p>
       <w:pPr>
         <w:pStyle w:val="Heading1"/>
@@ -4653,7 +5103,7 @@
       <w:r>
         <w:t xml:space="preserve"> </w:t>
       </w:r>
-      <w:hyperlink r:id="rId100">
+      <w:hyperlink r:id="rId127">
         <w:r>
           <w:rPr>
             <w:rStyle w:val="Hyperlink"/>
@@ -4678,8 +5128,8 @@
         <w:t xml:space="preserve">Evidências: escopo aprovado, versão, configuração, cobertura, dados fonte, resultados, revisão humana, exceção, remediação e reteste. Proteger o acesso administrativo e dados recolhidos.</w:t>
       </w:r>
     </w:p>
-    <w:bookmarkEnd w:id="101"/>
-    <w:bookmarkStart w:id="103" w:name="suricata"/>
+    <w:bookmarkEnd w:id="128"/>
+    <w:bookmarkStart w:id="130" w:name="suricata"/>
     <w:p>
       <w:pPr>
         <w:pStyle w:val="Heading1"/>
@@ -4698,7 +5148,7 @@
       <w:r>
         <w:t xml:space="preserve"> </w:t>
       </w:r>
-      <w:hyperlink r:id="rId102">
+      <w:hyperlink r:id="rId129">
         <w:r>
           <w:rPr>
             <w:rStyle w:val="Hyperlink"/>
@@ -4723,8 +5173,8 @@
         <w:t xml:space="preserve">Evidências: escopo aprovado, versão, configuração, cobertura, dados fonte, resultados, revisão humana, exceção, remediação e reteste. Proteger o acesso administrativo e dados recolhidos.</w:t>
       </w:r>
     </w:p>
-    <w:bookmarkEnd w:id="103"/>
-    <w:bookmarkStart w:id="105" w:name="keycloak"/>
+    <w:bookmarkEnd w:id="130"/>
+    <w:bookmarkStart w:id="132" w:name="keycloak"/>
     <w:p>
       <w:pPr>
         <w:pStyle w:val="Heading1"/>
@@ -4743,7 +5193,7 @@
       <w:r>
         <w:t xml:space="preserve"> </w:t>
       </w:r>
-      <w:hyperlink r:id="rId104">
+      <w:hyperlink r:id="rId131">
         <w:r>
           <w:rPr>
             <w:rStyle w:val="Hyperlink"/>
@@ -4768,8 +5218,8 @@
         <w:t xml:space="preserve">Evidências: escopo aprovado, versão, configuração, cobertura, dados fonte, resultados, revisão humana, exceção, remediação e reteste. Proteger o acesso administrativo e dados recolhidos.</w:t>
       </w:r>
     </w:p>
-    <w:bookmarkEnd w:id="105"/>
-    <w:bookmarkStart w:id="107" w:name="defectdojo"/>
+    <w:bookmarkEnd w:id="132"/>
+    <w:bookmarkStart w:id="134" w:name="defectdojo"/>
     <w:p>
       <w:pPr>
         <w:pStyle w:val="Heading1"/>
@@ -4788,7 +5238,7 @@
       <w:r>
         <w:t xml:space="preserve"> </w:t>
       </w:r>
-      <w:hyperlink r:id="rId106">
+      <w:hyperlink r:id="rId133">
         <w:r>
           <w:rPr>
             <w:rStyle w:val="Hyperlink"/>
@@ -4813,8 +5263,8 @@
         <w:t xml:space="preserve">Evidências: escopo aprovado, versão, configuração, cobertura, dados fonte, resultados, revisão humana, exceção, remediação e reteste. Proteger o acesso administrativo e dados recolhidos.</w:t>
       </w:r>
     </w:p>
-    <w:bookmarkEnd w:id="107"/>
-    <w:bookmarkStart w:id="109" w:name="velociraptor"/>
+    <w:bookmarkEnd w:id="134"/>
+    <w:bookmarkStart w:id="136" w:name="velociraptor"/>
     <w:p>
       <w:pPr>
         <w:pStyle w:val="Heading1"/>
@@ -4833,7 +5283,7 @@
       <w:r>
         <w:t xml:space="preserve"> </w:t>
       </w:r>
-      <w:hyperlink r:id="rId108">
+      <w:hyperlink r:id="rId135">
         <w:r>
           <w:rPr>
             <w:rStyle w:val="Hyperlink"/>
@@ -4858,8 +5308,8 @@
         <w:t xml:space="preserve">Evidências: escopo aprovado, versão, configuração, cobertura, dados fonte, resultados, revisão humana, exceção, remediação e reteste. Proteger o acesso administrativo e dados recolhidos.</w:t>
       </w:r>
     </w:p>
-    <w:bookmarkEnd w:id="109"/>
-    <w:bookmarkStart w:id="111" w:name="manual-dos-controles-cis-para-gerentes"/>
+    <w:bookmarkEnd w:id="136"/>
+    <w:bookmarkStart w:id="138" w:name="manual-dos-controles-cis-para-gerentes"/>
     <w:p>
       <w:pPr>
         <w:pStyle w:val="Heading1"/>
@@ -4968,7 +5418,7 @@
         <w:t xml:space="preserve">Que financiamento, pessoal, tempo de engenharia, ou decisão de negócios está bloqueando correção?</w:t>
       </w:r>
     </w:p>
-    <w:bookmarkStart w:id="110" w:name="section-19"/>
+    <w:bookmarkStart w:id="137" w:name="section-19"/>
     <w:p>
       <w:pPr>
         <w:pStyle w:val="Heading2"/>
@@ -5027,9 +5477,9 @@
         <w:t xml:space="preserve">Assegura-te que os testes, as limitações, os resultados e os retestes são suportáveis? Verde / Amarelo / Vermelho</w:t>
       </w:r>
     </w:p>
-    <w:bookmarkEnd w:id="110"/>
-    <w:bookmarkEnd w:id="111"/>
-    <w:bookmarkStart w:id="112" w:name="guia-de-carreira-do-analista-júnior"/>
+    <w:bookmarkEnd w:id="137"/>
+    <w:bookmarkEnd w:id="138"/>
+    <w:bookmarkStart w:id="142" w:name="guia-de-carreira-do-analista-júnior"/>
     <w:p>
       <w:pPr>
         <w:pStyle w:val="Heading1"/>
@@ -5052,8 +5502,58 @@
     </w:p>
     <w:p>
       <w:pPr>
-        <w:pStyle w:val="BodyText"/>
-      </w:pPr>
+        <w:pStyle w:val="CaptionedFigure"/>
+      </w:pPr>
+      <w:r>
+        <w:drawing>
+          <wp:inline>
+            <wp:extent cx="5334000" cy="2597450"/>
+            <wp:effectExtent b="0" l="0" r="0" t="0"/>
+            <wp:docPr descr="Learn the framework, map Safeguards, measure evidence, report gaps, and build an honest portfolio." title="" id="140" name="Picture"/>
+            <a:graphic>
+              <a:graphicData uri="http://schemas.openxmlformats.org/drawingml/2006/picture">
+                <pic:pic>
+                  <pic:nvPicPr>
+                    <pic:cNvPr descr="media/image10.png" id="141" name="Picture"/>
+                    <pic:cNvPicPr>
+                      <a:picLocks noChangeArrowheads="1" noChangeAspect="1"/>
+                    </pic:cNvPicPr>
+                  </pic:nvPicPr>
+                  <pic:blipFill>
+                    <a:blip r:embed="rId139"/>
+                    <a:stretch>
+                      <a:fillRect/>
+                    </a:stretch>
+                  </pic:blipFill>
+                  <pic:spPr bwMode="auto">
+                    <a:xfrm>
+                      <a:off x="0" y="0"/>
+                      <a:ext cx="5334000" cy="2597450"/>
+                    </a:xfrm>
+                    <a:prstGeom prst="rect">
+                      <a:avLst/>
+                    </a:prstGeom>
+                    <a:noFill/>
+                    <a:ln w="9525">
+                      <a:noFill/>
+                      <a:headEnd/>
+                      <a:tailEnd/>
+                    </a:ln>
+                  </pic:spPr>
+                </pic:pic>
+              </a:graphicData>
+            </a:graphic>
+          </wp:inline>
+        </w:drawing>
+      </w:r>
+    </w:p>
+    <w:p>
+      <w:pPr>
+        <w:pStyle w:val="ImageCaption"/>
+      </w:pPr>
+      <w:r>
+        <w:t xml:space="preserve">Learn the framework, map Safeguards, measure evidence, report gaps, and build an honest portfolio.</w:t>
+      </w:r>
     </w:p>
     <w:p>
       <w:pPr>
@@ -5127,8 +5627,8 @@
         <w:t xml:space="preserve">Analista do Programa de Cibersegurança</w:t>
       </w:r>
     </w:p>
-    <w:bookmarkEnd w:id="112"/>
-    <w:bookmarkStart w:id="114" w:name="típico-trabalho-júnior"/>
+    <w:bookmarkEnd w:id="142"/>
+    <w:bookmarkStart w:id="144" w:name="típico-trabalho-júnior"/>
     <w:p>
       <w:pPr>
         <w:pStyle w:val="Heading1"/>
@@ -5214,7 +5714,7 @@
         <w:t xml:space="preserve">Escreva conclusões claras sem reivindicar autoridade ou certeza além das provas.</w:t>
       </w:r>
     </w:p>
-    <w:bookmarkStart w:id="113" w:name="competência-comprovação-de-portfólio"/>
+    <w:bookmarkStart w:id="143" w:name="competência-comprovação-de-portfólio"/>
     <w:p>
       <w:pPr>
         <w:pStyle w:val="Heading2"/>
@@ -5267,9 +5767,9 @@
         <w:t xml:space="preserve">Ético Use dados sintéticos, autorização, limites de escopo e alegações honestas</w:t>
       </w:r>
     </w:p>
-    <w:bookmarkEnd w:id="113"/>
-    <w:bookmarkEnd w:id="114"/>
-    <w:bookmarkStart w:id="116" w:name="laboratório-fictício-e-portfólio"/>
+    <w:bookmarkEnd w:id="143"/>
+    <w:bookmarkEnd w:id="144"/>
+    <w:bookmarkStart w:id="146" w:name="laboratório-fictício-e-portfólio"/>
     <w:p>
       <w:pPr>
         <w:pStyle w:val="Heading1"/>
@@ -5425,7 +5925,7 @@
         <w:t xml:space="preserve">Publicar apenas artefatos higienizados e afirmar claramente que o projeto é fictício e não uma avaliação formal CIS.</w:t>
       </w:r>
     </w:p>
-    <w:bookmarkStart w:id="115" w:name="artifact-artifact-artifact"/>
+    <w:bookmarkStart w:id="145" w:name="artifact-artifact-artifact"/>
     <w:p>
       <w:pPr>
         <w:pStyle w:val="Heading2"/>
@@ -5484,9 +5984,9 @@
         <w:t xml:space="preserve">Painel do gerente ..Limpar a comunicação de risco e ação .</w:t>
       </w:r>
     </w:p>
-    <w:bookmarkEnd w:id="115"/>
-    <w:bookmarkEnd w:id="116"/>
-    <w:bookmarkStart w:id="119" w:name="plano-de-aprendizagem-de-trinta-dias"/>
+    <w:bookmarkEnd w:id="145"/>
+    <w:bookmarkEnd w:id="146"/>
+    <w:bookmarkStart w:id="149" w:name="plano-de-aprendizagem-de-trinta-dias"/>
     <w:p>
       <w:pPr>
         <w:pStyle w:val="Heading1"/>
@@ -5514,11 +6014,11 @@
         </w:numPr>
         <w:pStyle w:val="Heading2"/>
       </w:pPr>
-      <w:bookmarkStart w:id="117" w:name="dias-foco-entrega"/>
+      <w:bookmarkStart w:id="147" w:name="dias-foco-entrega"/>
       <w:r>
         <w:t xml:space="preserve">Dias** * Foco** * Entrega**</w:t>
       </w:r>
-      <w:bookmarkEnd w:id="117"/>
+      <w:bookmarkEnd w:id="147"/>
     </w:p>
     <w:p>
       <w:pPr>
@@ -5603,7 +6103,7 @@
         <w:t xml:space="preserve">Respostas claras, cenários práticos e perguntas para o empregador.*</w:t>
       </w:r>
     </w:p>
-    <w:bookmarkStart w:id="118" w:name="quais-são-os-controles-cis"/>
+    <w:bookmarkStart w:id="148" w:name="quais-são-os-controles-cis"/>
     <w:p>
       <w:pPr>
         <w:pStyle w:val="Heading2"/>
@@ -5620,9 +6120,9 @@
         <w:t xml:space="preserve">Um conjunto priorizado de melhores práticas defensivas organizadas em 18 Controles e 153 Salvaguardas focadas.</w:t>
       </w:r>
     </w:p>
-    <w:bookmarkEnd w:id="118"/>
-    <w:bookmarkEnd w:id="119"/>
-    <w:bookmarkStart w:id="120" w:name="o-que-é-o-ig1"/>
+    <w:bookmarkEnd w:id="148"/>
+    <w:bookmarkEnd w:id="149"/>
+    <w:bookmarkStart w:id="150" w:name="o-que-é-o-ig1"/>
     <w:p>
       <w:pPr>
         <w:pStyle w:val="Heading1"/>
@@ -5639,8 +6139,8 @@
         <w:t xml:space="preserve">O ponto de partida de higiene cibernética essencial 56-Safeguard que a CIS recomenda a cada empresa que comece.</w:t>
       </w:r>
     </w:p>
-    <w:bookmarkEnd w:id="120"/>
-    <w:bookmarkStart w:id="126" w:name="o-ig1-se-encaixa-em-todos-os-requisitos"/>
+    <w:bookmarkEnd w:id="150"/>
+    <w:bookmarkStart w:id="156" w:name="o-ig1-se-encaixa-em-todos-os-requisitos"/>
     <w:p>
       <w:pPr>
         <w:pStyle w:val="Heading1"/>
@@ -5657,7 +6157,7 @@
         <w:t xml:space="preserve">É uma linha de base de priorização. Risco material, contratos, leis, clientes ou serviços críticos podem exigir salvaguardas adicionais.</w:t>
       </w:r>
     </w:p>
-    <w:bookmarkStart w:id="121" w:name="como-mede-uma-salvaguarda"/>
+    <w:bookmarkStart w:id="151" w:name="como-mede-uma-salvaguarda"/>
     <w:p>
       <w:pPr>
         <w:pStyle w:val="Heading2"/>
@@ -5674,8 +6174,8 @@
         <w:t xml:space="preserve">Use critérios oficiais, dependências, suposições, entradas completas, operações definidas, medidas, métricas, revisão de procedimentos, exceções e reteste.</w:t>
       </w:r>
     </w:p>
-    <w:bookmarkEnd w:id="121"/>
-    <w:bookmarkStart w:id="122" w:name="por-que-os-inventários-são-importantes"/>
+    <w:bookmarkEnd w:id="151"/>
+    <w:bookmarkStart w:id="152" w:name="por-que-os-inventários-são-importantes"/>
     <w:p>
       <w:pPr>
         <w:pStyle w:val="Heading2"/>
@@ -5692,8 +6192,8 @@
         <w:t xml:space="preserve">Eles definem as populações que os controles de configuração, vulnerabilidade, registro, recuperação e resposta devem cobrir.</w:t>
       </w:r>
     </w:p>
-    <w:bookmarkEnd w:id="122"/>
-    <w:bookmarkStart w:id="123" w:name="X5faff83a01d7b0e8292502c8985ade671742931"/>
+    <w:bookmarkEnd w:id="152"/>
+    <w:bookmarkStart w:id="153" w:name="X5faff83a01d7b0e8292502c8985ade671742931"/>
     <w:p>
       <w:pPr>
         <w:pStyle w:val="Heading2"/>
@@ -5710,8 +6210,8 @@
         <w:t xml:space="preserve">Um scan identifica principalmente fraquezas conhecidas; teste de penetração usa análise humana qualificada e exploração controlada para avaliar o impacto e resiliência.</w:t>
       </w:r>
     </w:p>
-    <w:bookmarkEnd w:id="123"/>
-    <w:bookmarkStart w:id="124" w:name="X18ec6286101b55f9f7988a74b90583c927e5d87"/>
+    <w:bookmarkEnd w:id="153"/>
+    <w:bookmarkStart w:id="154" w:name="X18ec6286101b55f9f7988a74b90583c927e5d87"/>
     <w:p>
       <w:pPr>
         <w:pStyle w:val="Heading2"/>
@@ -5728,8 +6228,8 @@
         <w:t xml:space="preserve">Não. Identifica relações, mas a organização deve testar o requisito e a evidência exatos aplicáveis.</w:t>
       </w:r>
     </w:p>
-    <w:bookmarkEnd w:id="124"/>
-    <w:bookmarkStart w:id="125" w:name="o-que-pode-concluir-um-analista-júnior"/>
+    <w:bookmarkEnd w:id="154"/>
+    <w:bookmarkStart w:id="155" w:name="o-que-pode-concluir-um-analista-júnior"/>
     <w:p>
       <w:pPr>
         <w:pStyle w:val="Heading2"/>
@@ -5746,9 +6246,9 @@
         <w:t xml:space="preserve">Apenas o que o escopo definido e o suporte de evidência confiável, com amostragem e limitações claramente divulgadas.</w:t>
       </w:r>
     </w:p>
-    <w:bookmarkEnd w:id="125"/>
-    <w:bookmarkEnd w:id="126"/>
-    <w:bookmarkStart w:id="127" w:name="perguntas-para-perguntar-ao-empregador"/>
+    <w:bookmarkEnd w:id="155"/>
+    <w:bookmarkEnd w:id="156"/>
+    <w:bookmarkStart w:id="157" w:name="perguntas-para-perguntar-ao-empregador"/>
     <w:p>
       <w:pPr>
         <w:pStyle w:val="Heading1"/>
@@ -5813,8 +6313,8 @@
         <w:t xml:space="preserve">Como avaliará o trabalho júnior?</w:t>
       </w:r>
     </w:p>
-    <w:bookmarkEnd w:id="127"/>
-    <w:bookmarkStart w:id="131" w:name="modelos-glossário-índice-e-referências"/>
+    <w:bookmarkEnd w:id="157"/>
+    <w:bookmarkStart w:id="161" w:name="modelos-glossário-índice-e-referências"/>
     <w:p>
       <w:pPr>
         <w:pStyle w:val="Heading1"/>
@@ -5835,7 +6335,7 @@
         <w:t xml:space="preserve">Estruturas de trabalho reutilizáveis, termos importantes e pontos de partida autoritários.*</w:t>
       </w:r>
     </w:p>
-    <w:bookmarkStart w:id="128" w:name="papel-de-medição-de-proteção"/>
+    <w:bookmarkStart w:id="158" w:name="papel-de-medição-de-proteção"/>
     <w:p>
       <w:pPr>
         <w:pStyle w:val="Heading2"/>
@@ -5928,8 +6428,8 @@
         <w:t xml:space="preserve">Acção, proprietário, data e novo teste</w:t>
       </w:r>
     </w:p>
-    <w:bookmarkEnd w:id="128"/>
-    <w:bookmarkStart w:id="130" w:name="registro-de-achados-e-retestes"/>
+    <w:bookmarkEnd w:id="158"/>
+    <w:bookmarkStart w:id="160" w:name="registro-de-achados-e-retestes"/>
     <w:p>
       <w:pPr>
         <w:pStyle w:val="Heading2"/>
@@ -5946,11 +6446,11 @@
         </w:numPr>
         <w:pStyle w:val="Heading2"/>
       </w:pPr>
-      <w:bookmarkStart w:id="129" w:name="campo-entrada"/>
+      <w:bookmarkStart w:id="159" w:name="campo-entrada"/>
       <w:r>
         <w:t xml:space="preserve">Campo** * Entrada**</w:t>
       </w:r>
-      <w:bookmarkEnd w:id="129"/>
+      <w:bookmarkEnd w:id="159"/>
     </w:p>
     <w:p>
       <w:pPr>
@@ -6018,9 +6518,9 @@
         <w:t xml:space="preserve">Resultado final</w:t>
       </w:r>
     </w:p>
-    <w:bookmarkEnd w:id="130"/>
-    <w:bookmarkEnd w:id="131"/>
-    <w:bookmarkStart w:id="133" w:name="glossário"/>
+    <w:bookmarkEnd w:id="160"/>
+    <w:bookmarkEnd w:id="161"/>
+    <w:bookmarkStart w:id="163" w:name="glossário"/>
     <w:p>
       <w:pPr>
         <w:pStyle w:val="Heading1"/>
@@ -6029,7 +6529,7 @@
         <w:t xml:space="preserve"># 30.3 Glossário</w:t>
       </w:r>
     </w:p>
-    <w:bookmarkStart w:id="132" w:name="section-20"/>
+    <w:bookmarkStart w:id="162" w:name="section-20"/>
     <w:p>
       <w:pPr>
         <w:pStyle w:val="Heading2"/>
@@ -6118,9 +6618,9 @@
         <w:t xml:space="preserve">Função de segurança .Govern, Identificar, Proteger, Detectar, Responder ou Recuperar mapeamento. .</w:t>
       </w:r>
     </w:p>
-    <w:bookmarkEnd w:id="132"/>
-    <w:bookmarkEnd w:id="133"/>
-    <w:bookmarkStart w:id="141" w:name="índice-de-assunto"/>
+    <w:bookmarkEnd w:id="162"/>
+    <w:bookmarkEnd w:id="163"/>
+    <w:bookmarkStart w:id="171" w:name="índice-de-assunto"/>
     <w:p>
       <w:pPr>
         <w:pStyle w:val="Heading1"/>
@@ -6129,7 +6629,7 @@
         <w:t xml:space="preserve"># 30.4 Índice de assunto</w:t>
       </w:r>
     </w:p>
-    <w:bookmarkStart w:id="134" w:name="sujeito-capítulo"/>
+    <w:bookmarkStart w:id="164" w:name="sujeito-capítulo"/>
     <w:p>
       <w:pPr>
         <w:pStyle w:val="Heading2"/>
@@ -6268,8 +6768,8 @@
         <w:t xml:space="preserve">Gestão da vulnerabilidade</w:t>
       </w:r>
     </w:p>
-    <w:bookmarkEnd w:id="134"/>
-    <w:bookmarkStart w:id="140" w:name="referências-oficiais"/>
+    <w:bookmarkEnd w:id="164"/>
+    <w:bookmarkStart w:id="170" w:name="referências-oficiais"/>
     <w:p>
       <w:pPr>
         <w:pStyle w:val="Heading2"/>
@@ -6282,7 +6782,7 @@
       <w:pPr>
         <w:pStyle w:val="FirstParagraph"/>
       </w:pPr>
-      <w:hyperlink r:id="rId135">
+      <w:hyperlink r:id="rId165">
         <w:r>
           <w:rPr>
             <w:rStyle w:val="Hyperlink"/>
@@ -6295,7 +6795,7 @@
       <w:pPr>
         <w:pStyle w:val="BodyText"/>
       </w:pPr>
-      <w:hyperlink r:id="rId136">
+      <w:hyperlink r:id="rId166">
         <w:r>
           <w:rPr>
             <w:rStyle w:val="Hyperlink"/>
@@ -6308,7 +6808,7 @@
       <w:pPr>
         <w:pStyle w:val="BodyText"/>
       </w:pPr>
-      <w:hyperlink r:id="rId137">
+      <w:hyperlink r:id="rId167">
         <w:r>
           <w:rPr>
             <w:rStyle w:val="Hyperlink"/>
@@ -6321,7 +6821,7 @@
       <w:pPr>
         <w:pStyle w:val="BodyText"/>
       </w:pPr>
-      <w:hyperlink r:id="rId138">
+      <w:hyperlink r:id="rId168">
         <w:r>
           <w:rPr>
             <w:rStyle w:val="Hyperlink"/>
@@ -6340,7 +6840,7 @@
       <w:pPr>
         <w:pStyle w:val="BodyText"/>
       </w:pPr>
-      <w:hyperlink r:id="rId80">
+      <w:hyperlink r:id="rId107">
         <w:r>
           <w:rPr>
             <w:rStyle w:val="Hyperlink"/>
@@ -6353,7 +6853,7 @@
       <w:pPr>
         <w:pStyle w:val="BodyText"/>
       </w:pPr>
-      <w:hyperlink r:id="rId78">
+      <w:hyperlink r:id="rId105">
         <w:r>
           <w:rPr>
             <w:rStyle w:val="Hyperlink"/>
@@ -6366,7 +6866,7 @@
       <w:pPr>
         <w:pStyle w:val="BodyText"/>
       </w:pPr>
-      <w:hyperlink r:id="rId139">
+      <w:hyperlink r:id="rId169">
         <w:r>
           <w:rPr>
             <w:rStyle w:val="Hyperlink"/>
@@ -6399,8 +6899,8 @@
         <w:t xml:space="preserve">O que é que se passa?</w:t>
       </w:r>
     </w:p>
-    <w:bookmarkEnd w:id="140"/>
-    <w:bookmarkEnd w:id="141"/>
+    <w:bookmarkEnd w:id="170"/>
+    <w:bookmarkEnd w:id="171"/>
     <w:sectPr/>
   </w:body>
 </w:document>

--- a/01-foundations/CIS_Controls_v8.1/Portugues_BR/CIS_Critical_Security_Controls_v8.1_Practical_Manager_and_Junior_Analyst_Manual_Portugues_BR_v1.0.docx
+++ b/01-foundations/CIS_Controls_v8.1/Portugues_BR/CIS_Critical_Security_Controls_v8.1_Practical_Manager_and_Junior_Analyst_Manual_Portugues_BR_v1.0.docx
@@ -7639,7 +7639,7 @@
         <w:rFonts w:asciiTheme="minorHAnsi" w:cstheme="minorBidi" w:eastAsiaTheme="minorHAnsi" w:hAnsiTheme="minorHAnsi"/>
         <w:sz w:val="24"/>
         <w:szCs w:val="24"/>
-        <w:lang w:bidi="ar-SA" w:eastAsia="en-US" w:val="en-US"/>
+        <w:lang w:bidi="ar-SA" w:eastAsia="pt-BR" w:val="pt-BR"/>
       </w:rPr>
     </w:rPrDefault>
     <w:pPrDefault>

--- a/01-foundations/CIS_Controls_v8.1/Portugues_BR/CIS_Critical_Security_Controls_v8.1_Practical_Manager_and_Junior_Analyst_Manual_Portugues_BR_v1.0.docx
+++ b/01-foundations/CIS_Controls_v8.1/Portugues_BR/CIS_Critical_Security_Controls_v8.1_Practical_Manager_and_Junior_Analyst_Manual_Portugues_BR_v1.0.docx
@@ -2083,13 +2083,3512 @@
       </w:r>
     </w:p>
     <w:bookmarkEnd w:id="39"/>
-    <w:bookmarkStart w:id="45" w:name="X7695489a38f7c692e8afcb40666cce5b46824ac"/>
+    <w:bookmarkStart w:id="40" w:name="X7695489a38f7c692e8afcb40666cce5b46824ac"/>
     <w:p>
       <w:pPr>
         <w:pStyle w:val="Heading1"/>
       </w:pPr>
       <w:r>
         <w:t xml:space="preserve">6. Controle 1 — Inventário e controle de ativos empresariais</w:t>
+      </w:r>
+    </w:p>
+    <w:p>
+      <w:pPr>
+        <w:pStyle w:val="FirstParagraph"/>
+      </w:pPr>
+      <w:r>
+        <w:rPr>
+          <w:iCs/>
+          <w:i/>
+        </w:rPr>
+        <w:t xml:space="preserve">As 5 Salvaguardas, seu significado claro, o enfoque de verificação e exemplos de evidências.</w:t>
+      </w:r>
+    </w:p>
+    <w:p>
+      <w:pPr>
+        <w:pStyle w:val="BodyText"/>
+      </w:pPr>
+    </w:p>
+    <w:p>
+      <w:pPr>
+        <w:pStyle w:val="BodyText"/>
+      </w:pPr>
+      <w:r>
+        <w:t xml:space="preserve">Figura 4. Ciclo de inventário de ativos e software</w:t>
+      </w:r>
+    </w:p>
+    <w:tbl>
+      <w:tblPr>
+        <w:tblStyle w:val="Table"/>
+        <w:tblW w:type="pct" w:w="5000"/>
+        <w:tblLook w:firstRow="1" w:lastRow="0" w:firstColumn="0" w:lastColumn="0" w:noHBand="0" w:noVBand="0" w:val="0020"/>
+        <w:jc w:val="start"/>
+      </w:tblPr>
+      <w:tblGrid>
+        <w:gridCol w:w="7920"/>
+      </w:tblGrid>
+      <w:tr>
+        <w:trPr>
+          <w:tblHeader w:val="true"/>
+        </w:trPr>
+        <w:tc>
+          <w:tcPr/>
+          <w:p>
+            <w:pPr>
+              <w:pStyle w:val="Compact"/>
+              <w:jc w:val="left"/>
+            </w:pPr>
+            <w:r>
+              <w:rPr>
+                <w:bCs/>
+                <w:b/>
+              </w:rPr>
+              <w:t xml:space="preserve">Finalidade do Controle:</w:t>
+            </w:r>
+            <w:r>
+              <w:t xml:space="preserve"> </w:t>
+            </w:r>
+            <w:r>
+              <w:t xml:space="preserve">Fortalecer a organização por meio da implementação e medição das Salvaguardas de inventário e controle de ativos empresariais.</w:t>
+            </w:r>
+          </w:p>
+        </w:tc>
+      </w:tr>
+    </w:tbl>
+    <w:p/>
+    <w:tbl>
+      <w:tblPr>
+        <w:tblStyle w:val="Table"/>
+        <w:tblW w:type="pct" w:w="5000"/>
+        <w:tblLook w:firstRow="1" w:lastRow="0" w:firstColumn="0" w:lastColumn="0" w:noHBand="0" w:noVBand="0" w:val="0020"/>
+        <w:jc w:val="start"/>
+      </w:tblPr>
+      <w:tblGrid>
+        <w:gridCol w:w="1584"/>
+        <w:gridCol w:w="1584"/>
+        <w:gridCol w:w="1584"/>
+        <w:gridCol w:w="1584"/>
+        <w:gridCol w:w="1584"/>
+      </w:tblGrid>
+      <w:tr>
+        <w:trPr>
+          <w:tblHeader w:val="true"/>
+        </w:trPr>
+        <w:tc>
+          <w:tcPr/>
+          <w:p>
+            <w:pPr>
+              <w:pStyle w:val="Compact"/>
+              <w:jc w:val="left"/>
+            </w:pPr>
+            <w:r>
+              <w:t xml:space="preserve">ID</w:t>
+            </w:r>
+          </w:p>
+        </w:tc>
+        <w:tc>
+          <w:tcPr/>
+          <w:p>
+            <w:pPr>
+              <w:pStyle w:val="Compact"/>
+              <w:jc w:val="left"/>
+            </w:pPr>
+            <w:r>
+              <w:t xml:space="preserve">Salvaguarda</w:t>
+            </w:r>
+          </w:p>
+        </w:tc>
+        <w:tc>
+          <w:tcPr/>
+          <w:p>
+            <w:pPr>
+              <w:pStyle w:val="Compact"/>
+              <w:jc w:val="left"/>
+            </w:pPr>
+            <w:r>
+              <w:t xml:space="preserve">Significado claro</w:t>
+            </w:r>
+          </w:p>
+        </w:tc>
+        <w:tc>
+          <w:tcPr/>
+          <w:p>
+            <w:pPr>
+              <w:pStyle w:val="Compact"/>
+              <w:jc w:val="left"/>
+            </w:pPr>
+            <w:r>
+              <w:t xml:space="preserve">Enfoque de verificação</w:t>
+            </w:r>
+          </w:p>
+        </w:tc>
+        <w:tc>
+          <w:tcPr/>
+          <w:p>
+            <w:pPr>
+              <w:pStyle w:val="Compact"/>
+              <w:jc w:val="left"/>
+            </w:pPr>
+            <w:r>
+              <w:t xml:space="preserve">Exemplos de evidências</w:t>
+            </w:r>
+          </w:p>
+        </w:tc>
+      </w:tr>
+      <w:tr>
+        <w:tc>
+          <w:tcPr/>
+          <w:p>
+            <w:pPr>
+              <w:pStyle w:val="Compact"/>
+              <w:jc w:val="left"/>
+            </w:pPr>
+            <w:r>
+              <w:t xml:space="preserve">1.1</w:t>
+            </w:r>
+          </w:p>
+        </w:tc>
+        <w:tc>
+          <w:tcPr/>
+          <w:p>
+            <w:pPr>
+              <w:pStyle w:val="Compact"/>
+              <w:jc w:val="left"/>
+            </w:pPr>
+            <w:r>
+              <w:t xml:space="preserve">Estabelecer e manter um inventário detalhado de ativos empresariais</w:t>
+            </w:r>
+          </w:p>
+        </w:tc>
+        <w:tc>
+          <w:tcPr/>
+          <w:p>
+            <w:pPr>
+              <w:pStyle w:val="Compact"/>
+              <w:jc w:val="left"/>
+            </w:pPr>
+            <w:r>
+              <w:t xml:space="preserve">Manter um inventário completo, atualizado e com responsável definido.</w:t>
+            </w:r>
+          </w:p>
+        </w:tc>
+        <w:tc>
+          <w:tcPr/>
+          <w:p>
+            <w:pPr>
+              <w:pStyle w:val="Compact"/>
+              <w:jc w:val="left"/>
+            </w:pPr>
+            <w:r>
+              <w:t xml:space="preserve">Confirmar escopo, população, responsável, frequência, cobertura, exceções, correção e novo teste.</w:t>
+            </w:r>
+          </w:p>
+        </w:tc>
+        <w:tc>
+          <w:tcPr/>
+          <w:p>
+            <w:pPr>
+              <w:pStyle w:val="Compact"/>
+              <w:jc w:val="left"/>
+            </w:pPr>
+            <w:r>
+              <w:t xml:space="preserve">Inventário de ativos, responsáveis, estado de aprovação, descoberta ativa e passiva, registros DHCP/IPAM e tickets de ativos não autorizados.</w:t>
+            </w:r>
+          </w:p>
+        </w:tc>
+      </w:tr>
+      <w:tr>
+        <w:tc>
+          <w:tcPr/>
+          <w:p>
+            <w:pPr>
+              <w:pStyle w:val="Compact"/>
+              <w:jc w:val="left"/>
+            </w:pPr>
+            <w:r>
+              <w:t xml:space="preserve">1.2</w:t>
+            </w:r>
+          </w:p>
+        </w:tc>
+        <w:tc>
+          <w:tcPr/>
+          <w:p>
+            <w:pPr>
+              <w:pStyle w:val="Compact"/>
+              <w:jc w:val="left"/>
+            </w:pPr>
+            <w:r>
+              <w:t xml:space="preserve">Tratar ativos não autorizados</w:t>
+            </w:r>
+          </w:p>
+        </w:tc>
+        <w:tc>
+          <w:tcPr/>
+          <w:p>
+            <w:pPr>
+              <w:pStyle w:val="Compact"/>
+              <w:jc w:val="left"/>
+            </w:pPr>
+            <w:r>
+              <w:t xml:space="preserve">Detectar, investigar e remover, isolar ou autorizar formalmente ativos não autorizados.</w:t>
+            </w:r>
+          </w:p>
+        </w:tc>
+        <w:tc>
+          <w:tcPr/>
+          <w:p>
+            <w:pPr>
+              <w:pStyle w:val="Compact"/>
+              <w:jc w:val="left"/>
+            </w:pPr>
+            <w:r>
+              <w:t xml:space="preserve">Verificar que alertas geram ações rastreáveis e tempestivas.</w:t>
+            </w:r>
+          </w:p>
+        </w:tc>
+        <w:tc>
+          <w:tcPr/>
+          <w:p>
+            <w:pPr>
+              <w:pStyle w:val="Compact"/>
+              <w:jc w:val="left"/>
+            </w:pPr>
+            <w:r>
+              <w:t xml:space="preserve">Alertas, tickets, registros de isolamento, autorizações e evidências de encerramento.</w:t>
+            </w:r>
+          </w:p>
+        </w:tc>
+      </w:tr>
+      <w:tr>
+        <w:tc>
+          <w:tcPr/>
+          <w:p>
+            <w:pPr>
+              <w:pStyle w:val="Compact"/>
+              <w:jc w:val="left"/>
+            </w:pPr>
+            <w:r>
+              <w:t xml:space="preserve">1.3</w:t>
+            </w:r>
+          </w:p>
+        </w:tc>
+        <w:tc>
+          <w:tcPr/>
+          <w:p>
+            <w:pPr>
+              <w:pStyle w:val="Compact"/>
+              <w:jc w:val="left"/>
+            </w:pPr>
+            <w:r>
+              <w:t xml:space="preserve">Utilizar uma ferramenta de descoberta ativa</w:t>
+            </w:r>
+          </w:p>
+        </w:tc>
+        <w:tc>
+          <w:tcPr/>
+          <w:p>
+            <w:pPr>
+              <w:pStyle w:val="Compact"/>
+              <w:jc w:val="left"/>
+            </w:pPr>
+            <w:r>
+              <w:t xml:space="preserve">Executar descoberta ativa para identificar ativos conectados e conciliar os resultados com o inventário.</w:t>
+            </w:r>
+          </w:p>
+        </w:tc>
+        <w:tc>
+          <w:tcPr/>
+          <w:p>
+            <w:pPr>
+              <w:pStyle w:val="Compact"/>
+              <w:jc w:val="left"/>
+            </w:pPr>
+            <w:r>
+              <w:t xml:space="preserve">Confirmar cobertura, programação, exclusões e conciliação.</w:t>
+            </w:r>
+          </w:p>
+        </w:tc>
+        <w:tc>
+          <w:tcPr/>
+          <w:p>
+            <w:pPr>
+              <w:pStyle w:val="Compact"/>
+              <w:jc w:val="left"/>
+            </w:pPr>
+            <w:r>
+              <w:t xml:space="preserve">Configuração de varredura, resultados, inventário atualizado e exceções aprovadas.</w:t>
+            </w:r>
+          </w:p>
+        </w:tc>
+      </w:tr>
+      <w:tr>
+        <w:tc>
+          <w:tcPr/>
+          <w:p>
+            <w:pPr>
+              <w:pStyle w:val="Compact"/>
+              <w:jc w:val="left"/>
+            </w:pPr>
+            <w:r>
+              <w:t xml:space="preserve">1.4</w:t>
+            </w:r>
+          </w:p>
+        </w:tc>
+        <w:tc>
+          <w:tcPr/>
+          <w:p>
+            <w:pPr>
+              <w:pStyle w:val="Compact"/>
+              <w:jc w:val="left"/>
+            </w:pPr>
+            <w:r>
+              <w:t xml:space="preserve">Utilizar registros DHCP para atualizar o inventário de ativos empresariais</w:t>
+            </w:r>
+          </w:p>
+        </w:tc>
+        <w:tc>
+          <w:tcPr/>
+          <w:p>
+            <w:pPr>
+              <w:pStyle w:val="Compact"/>
+              <w:jc w:val="left"/>
+            </w:pPr>
+            <w:r>
+              <w:t xml:space="preserve">Integrar registros DHCP ao processo de atualização e conciliação do inventário.</w:t>
+            </w:r>
+          </w:p>
+        </w:tc>
+        <w:tc>
+          <w:tcPr/>
+          <w:p>
+            <w:pPr>
+              <w:pStyle w:val="Compact"/>
+              <w:jc w:val="left"/>
+            </w:pPr>
+            <w:r>
+              <w:t xml:space="preserve">Verificar ingestão, frequência, cobertura e tratamento de divergências.</w:t>
+            </w:r>
+          </w:p>
+        </w:tc>
+        <w:tc>
+          <w:tcPr/>
+          <w:p>
+            <w:pPr>
+              <w:pStyle w:val="Compact"/>
+              <w:jc w:val="left"/>
+            </w:pPr>
+            <w:r>
+              <w:t xml:space="preserve">Registros DHCP, integrações, relatórios de conciliação e tickets.</w:t>
+            </w:r>
+          </w:p>
+        </w:tc>
+      </w:tr>
+      <w:tr>
+        <w:tc>
+          <w:tcPr/>
+          <w:p>
+            <w:pPr>
+              <w:pStyle w:val="Compact"/>
+              <w:jc w:val="left"/>
+            </w:pPr>
+            <w:r>
+              <w:t xml:space="preserve">1.5</w:t>
+            </w:r>
+          </w:p>
+        </w:tc>
+        <w:tc>
+          <w:tcPr/>
+          <w:p>
+            <w:pPr>
+              <w:pStyle w:val="Compact"/>
+              <w:jc w:val="left"/>
+            </w:pPr>
+            <w:r>
+              <w:t xml:space="preserve">Utilizar uma ferramenta de descoberta passiva de ativos</w:t>
+            </w:r>
+          </w:p>
+        </w:tc>
+        <w:tc>
+          <w:tcPr/>
+          <w:p>
+            <w:pPr>
+              <w:pStyle w:val="Compact"/>
+              <w:jc w:val="left"/>
+            </w:pPr>
+            <w:r>
+              <w:t xml:space="preserve">Monitorar tráfego ou telemetria para identificar ativos sem gerar varredura ativa.</w:t>
+            </w:r>
+          </w:p>
+        </w:tc>
+        <w:tc>
+          <w:tcPr/>
+          <w:p>
+            <w:pPr>
+              <w:pStyle w:val="Compact"/>
+              <w:jc w:val="left"/>
+            </w:pPr>
+            <w:r>
+              <w:t xml:space="preserve">Confirmar sensores, segmentos cobertos, alertas e conciliação.</w:t>
+            </w:r>
+          </w:p>
+        </w:tc>
+        <w:tc>
+          <w:tcPr/>
+          <w:p>
+            <w:pPr>
+              <w:pStyle w:val="Compact"/>
+              <w:jc w:val="left"/>
+            </w:pPr>
+            <w:r>
+              <w:t xml:space="preserve">Configuração de sensores, resultados, cobertura de rede e atualizações do inventário.</w:t>
+            </w:r>
+          </w:p>
+        </w:tc>
+      </w:tr>
+    </w:tbl>
+    <w:p>
+      <w:pPr>
+        <w:pStyle w:val="BodyText"/>
+      </w:pPr>
+      <w:r>
+        <w:t xml:space="preserve">Consulte os CIS Controls v8.1 e a CIS Controls Assessment Specification oficiais para confirmar linguagem exata, classe de ativo, função de segurança, Grupo de Implementação, dependências, entradas, operações, medidas, métricas e revisão de procedimentos.</w:t>
+      </w:r>
+    </w:p>
+    <w:bookmarkEnd w:id="40"/>
+    <w:bookmarkStart w:id="41" w:name="Xeb9b34ac7dc5be396e103312241fbdff6bec423"/>
+    <w:p>
+      <w:pPr>
+        <w:pStyle w:val="Heading1"/>
+      </w:pPr>
+      <w:r>
+        <w:t xml:space="preserve">7. Controle 2 — Inventário e controle de ativos de software</w:t>
+      </w:r>
+    </w:p>
+    <w:p>
+      <w:pPr>
+        <w:pStyle w:val="FirstParagraph"/>
+      </w:pPr>
+      <w:r>
+        <w:rPr>
+          <w:iCs/>
+          <w:i/>
+        </w:rPr>
+        <w:t xml:space="preserve">As 7 Salvaguardas, seu significado claro, o enfoque de verificação e exemplos de evidências.</w:t>
+      </w:r>
+    </w:p>
+    <w:tbl>
+      <w:tblPr>
+        <w:tblStyle w:val="Table"/>
+        <w:tblW w:type="pct" w:w="5000"/>
+        <w:tblLook w:firstRow="1" w:lastRow="0" w:firstColumn="0" w:lastColumn="0" w:noHBand="0" w:noVBand="0" w:val="0020"/>
+        <w:jc w:val="start"/>
+      </w:tblPr>
+      <w:tblGrid>
+        <w:gridCol w:w="7920"/>
+      </w:tblGrid>
+      <w:tr>
+        <w:trPr>
+          <w:tblHeader w:val="true"/>
+        </w:trPr>
+        <w:tc>
+          <w:tcPr/>
+          <w:p>
+            <w:pPr>
+              <w:pStyle w:val="Compact"/>
+              <w:jc w:val="left"/>
+            </w:pPr>
+            <w:r>
+              <w:rPr>
+                <w:bCs/>
+                <w:b/>
+              </w:rPr>
+              <w:t xml:space="preserve">Finalidade do Controle:</w:t>
+            </w:r>
+            <w:r>
+              <w:t xml:space="preserve"> </w:t>
+            </w:r>
+            <w:r>
+              <w:t xml:space="preserve">Fortalecer a organização por meio da implementação e medição das Salvaguardas de inventário e controle de ativos de software.</w:t>
+            </w:r>
+          </w:p>
+        </w:tc>
+      </w:tr>
+    </w:tbl>
+    <w:p/>
+    <w:tbl>
+      <w:tblPr>
+        <w:tblStyle w:val="Table"/>
+        <w:tblW w:type="pct" w:w="5000"/>
+        <w:tblLook w:firstRow="1" w:lastRow="0" w:firstColumn="0" w:lastColumn="0" w:noHBand="0" w:noVBand="0" w:val="0020"/>
+        <w:jc w:val="start"/>
+      </w:tblPr>
+      <w:tblGrid>
+        <w:gridCol w:w="1584"/>
+        <w:gridCol w:w="1584"/>
+        <w:gridCol w:w="1584"/>
+        <w:gridCol w:w="1584"/>
+        <w:gridCol w:w="1584"/>
+      </w:tblGrid>
+      <w:tr>
+        <w:trPr>
+          <w:tblHeader w:val="true"/>
+        </w:trPr>
+        <w:tc>
+          <w:tcPr/>
+          <w:p>
+            <w:pPr>
+              <w:pStyle w:val="Compact"/>
+              <w:jc w:val="left"/>
+            </w:pPr>
+            <w:r>
+              <w:t xml:space="preserve">ID</w:t>
+            </w:r>
+          </w:p>
+        </w:tc>
+        <w:tc>
+          <w:tcPr/>
+          <w:p>
+            <w:pPr>
+              <w:pStyle w:val="Compact"/>
+              <w:jc w:val="left"/>
+            </w:pPr>
+            <w:r>
+              <w:t xml:space="preserve">Salvaguarda</w:t>
+            </w:r>
+          </w:p>
+        </w:tc>
+        <w:tc>
+          <w:tcPr/>
+          <w:p>
+            <w:pPr>
+              <w:pStyle w:val="Compact"/>
+              <w:jc w:val="left"/>
+            </w:pPr>
+            <w:r>
+              <w:t xml:space="preserve">Significado claro</w:t>
+            </w:r>
+          </w:p>
+        </w:tc>
+        <w:tc>
+          <w:tcPr/>
+          <w:p>
+            <w:pPr>
+              <w:pStyle w:val="Compact"/>
+              <w:jc w:val="left"/>
+            </w:pPr>
+            <w:r>
+              <w:t xml:space="preserve">Enfoque de verificação</w:t>
+            </w:r>
+          </w:p>
+        </w:tc>
+        <w:tc>
+          <w:tcPr/>
+          <w:p>
+            <w:pPr>
+              <w:pStyle w:val="Compact"/>
+              <w:jc w:val="left"/>
+            </w:pPr>
+            <w:r>
+              <w:t xml:space="preserve">Exemplos de evidências</w:t>
+            </w:r>
+          </w:p>
+        </w:tc>
+      </w:tr>
+      <w:tr>
+        <w:tc>
+          <w:tcPr/>
+          <w:p>
+            <w:pPr>
+              <w:pStyle w:val="Compact"/>
+              <w:jc w:val="left"/>
+            </w:pPr>
+            <w:r>
+              <w:t xml:space="preserve">2.1</w:t>
+            </w:r>
+          </w:p>
+        </w:tc>
+        <w:tc>
+          <w:tcPr/>
+          <w:p>
+            <w:pPr>
+              <w:pStyle w:val="Compact"/>
+              <w:jc w:val="left"/>
+            </w:pPr>
+            <w:r>
+              <w:t xml:space="preserve">Estabelecer e manter um inventário de software</w:t>
+            </w:r>
+          </w:p>
+        </w:tc>
+        <w:tc>
+          <w:tcPr/>
+          <w:p>
+            <w:pPr>
+              <w:pStyle w:val="Compact"/>
+              <w:jc w:val="left"/>
+            </w:pPr>
+            <w:r>
+              <w:t xml:space="preserve">Manter um inventário autorizado, atualizado e com responsáveis definidos.</w:t>
+            </w:r>
+          </w:p>
+        </w:tc>
+        <w:tc>
+          <w:tcPr/>
+          <w:p>
+            <w:pPr>
+              <w:pStyle w:val="Compact"/>
+              <w:jc w:val="left"/>
+            </w:pPr>
+            <w:r>
+              <w:t xml:space="preserve">Confirmar escopo, responsável, frequência, cobertura e exceções.</w:t>
+            </w:r>
+          </w:p>
+        </w:tc>
+        <w:tc>
+          <w:tcPr/>
+          <w:p>
+            <w:pPr>
+              <w:pStyle w:val="Compact"/>
+              <w:jc w:val="left"/>
+            </w:pPr>
+            <w:r>
+              <w:t xml:space="preserve">Inventário, versões, responsáveis, estado de suporte e resultados de descoberta.</w:t>
+            </w:r>
+          </w:p>
+        </w:tc>
+      </w:tr>
+      <w:tr>
+        <w:tc>
+          <w:tcPr/>
+          <w:p>
+            <w:pPr>
+              <w:pStyle w:val="Compact"/>
+              <w:jc w:val="left"/>
+            </w:pPr>
+            <w:r>
+              <w:t xml:space="preserve">2.2</w:t>
+            </w:r>
+          </w:p>
+        </w:tc>
+        <w:tc>
+          <w:tcPr/>
+          <w:p>
+            <w:pPr>
+              <w:pStyle w:val="Compact"/>
+              <w:jc w:val="left"/>
+            </w:pPr>
+            <w:r>
+              <w:t xml:space="preserve">Assegurar que o software autorizado tenha suporte vigente</w:t>
+            </w:r>
+          </w:p>
+        </w:tc>
+        <w:tc>
+          <w:tcPr/>
+          <w:p>
+            <w:pPr>
+              <w:pStyle w:val="Compact"/>
+              <w:jc w:val="left"/>
+            </w:pPr>
+            <w:r>
+              <w:t xml:space="preserve">Identificar software sem suporte e atualizá-lo, substituí-lo ou tratá-lo por meio de exceção aprovada.</w:t>
+            </w:r>
+          </w:p>
+        </w:tc>
+        <w:tc>
+          <w:tcPr/>
+          <w:p>
+            <w:pPr>
+              <w:pStyle w:val="Compact"/>
+              <w:jc w:val="left"/>
+            </w:pPr>
+            <w:r>
+              <w:t xml:space="preserve">Verificar datas de fim de suporte e ações corretivas.</w:t>
+            </w:r>
+          </w:p>
+        </w:tc>
+        <w:tc>
+          <w:tcPr/>
+          <w:p>
+            <w:pPr>
+              <w:pStyle w:val="Compact"/>
+              <w:jc w:val="left"/>
+            </w:pPr>
+            <w:r>
+              <w:t xml:space="preserve">Inventário, boletins de fornecedores, planos de atualização e exceções.</w:t>
+            </w:r>
+          </w:p>
+        </w:tc>
+      </w:tr>
+      <w:tr>
+        <w:tc>
+          <w:tcPr/>
+          <w:p>
+            <w:pPr>
+              <w:pStyle w:val="Compact"/>
+              <w:jc w:val="left"/>
+            </w:pPr>
+            <w:r>
+              <w:t xml:space="preserve">2.3</w:t>
+            </w:r>
+          </w:p>
+        </w:tc>
+        <w:tc>
+          <w:tcPr/>
+          <w:p>
+            <w:pPr>
+              <w:pStyle w:val="Compact"/>
+              <w:jc w:val="left"/>
+            </w:pPr>
+            <w:r>
+              <w:t xml:space="preserve">Tratar software não autorizado</w:t>
+            </w:r>
+          </w:p>
+        </w:tc>
+        <w:tc>
+          <w:tcPr/>
+          <w:p>
+            <w:pPr>
+              <w:pStyle w:val="Compact"/>
+              <w:jc w:val="left"/>
+            </w:pPr>
+            <w:r>
+              <w:t xml:space="preserve">Detectar e remover, bloquear ou aprovar formalmente software não autorizado.</w:t>
+            </w:r>
+          </w:p>
+        </w:tc>
+        <w:tc>
+          <w:tcPr/>
+          <w:p>
+            <w:pPr>
+              <w:pStyle w:val="Compact"/>
+              <w:jc w:val="left"/>
+            </w:pPr>
+            <w:r>
+              <w:t xml:space="preserve">Confirmar que os achados geram ações rastreáveis.</w:t>
+            </w:r>
+          </w:p>
+        </w:tc>
+        <w:tc>
+          <w:tcPr/>
+          <w:p>
+            <w:pPr>
+              <w:pStyle w:val="Compact"/>
+              <w:jc w:val="left"/>
+            </w:pPr>
+            <w:r>
+              <w:t xml:space="preserve">Alertas, tickets, registros de desinstalação, bloqueios e aprovações.</w:t>
+            </w:r>
+          </w:p>
+        </w:tc>
+      </w:tr>
+      <w:tr>
+        <w:tc>
+          <w:tcPr/>
+          <w:p>
+            <w:pPr>
+              <w:pStyle w:val="Compact"/>
+              <w:jc w:val="left"/>
+            </w:pPr>
+            <w:r>
+              <w:t xml:space="preserve">2.4</w:t>
+            </w:r>
+          </w:p>
+        </w:tc>
+        <w:tc>
+          <w:tcPr/>
+          <w:p>
+            <w:pPr>
+              <w:pStyle w:val="Compact"/>
+              <w:jc w:val="left"/>
+            </w:pPr>
+            <w:r>
+              <w:t xml:space="preserve">Utilizar ferramentas automatizadas de inventário de software</w:t>
+            </w:r>
+          </w:p>
+        </w:tc>
+        <w:tc>
+          <w:tcPr/>
+          <w:p>
+            <w:pPr>
+              <w:pStyle w:val="Compact"/>
+              <w:jc w:val="left"/>
+            </w:pPr>
+            <w:r>
+              <w:t xml:space="preserve">Automatizar a detecção de software instalado e conciliá-la com o inventário autorizado.</w:t>
+            </w:r>
+          </w:p>
+        </w:tc>
+        <w:tc>
+          <w:tcPr/>
+          <w:p>
+            <w:pPr>
+              <w:pStyle w:val="Compact"/>
+              <w:jc w:val="left"/>
+            </w:pPr>
+            <w:r>
+              <w:t xml:space="preserve">Verificar cobertura, frequência e tratamento de divergências.</w:t>
+            </w:r>
+          </w:p>
+        </w:tc>
+        <w:tc>
+          <w:tcPr/>
+          <w:p>
+            <w:pPr>
+              <w:pStyle w:val="Compact"/>
+              <w:jc w:val="left"/>
+            </w:pPr>
+            <w:r>
+              <w:t xml:space="preserve">Configuração das ferramentas, resultados e relatórios de conciliação.</w:t>
+            </w:r>
+          </w:p>
+        </w:tc>
+      </w:tr>
+      <w:tr>
+        <w:tc>
+          <w:tcPr/>
+          <w:p>
+            <w:pPr>
+              <w:pStyle w:val="Compact"/>
+              <w:jc w:val="left"/>
+            </w:pPr>
+            <w:r>
+              <w:t xml:space="preserve">2.5</w:t>
+            </w:r>
+          </w:p>
+        </w:tc>
+        <w:tc>
+          <w:tcPr/>
+          <w:p>
+            <w:pPr>
+              <w:pStyle w:val="Compact"/>
+              <w:jc w:val="left"/>
+            </w:pPr>
+            <w:r>
+              <w:t xml:space="preserve">Criar uma lista de software autorizado</w:t>
+            </w:r>
+          </w:p>
+        </w:tc>
+        <w:tc>
+          <w:tcPr/>
+          <w:p>
+            <w:pPr>
+              <w:pStyle w:val="Compact"/>
+              <w:jc w:val="left"/>
+            </w:pPr>
+            <w:r>
+              <w:t xml:space="preserve">Permitir a execução apenas de software aprovado conforme o risco e a necessidade do negócio.</w:t>
+            </w:r>
+          </w:p>
+        </w:tc>
+        <w:tc>
+          <w:tcPr/>
+          <w:p>
+            <w:pPr>
+              <w:pStyle w:val="Compact"/>
+              <w:jc w:val="left"/>
+            </w:pPr>
+            <w:r>
+              <w:t xml:space="preserve">Confirmar política, cobertura, exceções e eventos de bloqueio.</w:t>
+            </w:r>
+          </w:p>
+        </w:tc>
+        <w:tc>
+          <w:tcPr/>
+          <w:p>
+            <w:pPr>
+              <w:pStyle w:val="Compact"/>
+              <w:jc w:val="left"/>
+            </w:pPr>
+            <w:r>
+              <w:t xml:space="preserve">Política de allowlisting, regras, exceções e registros de eventos.</w:t>
+            </w:r>
+          </w:p>
+        </w:tc>
+      </w:tr>
+      <w:tr>
+        <w:tc>
+          <w:tcPr/>
+          <w:p>
+            <w:pPr>
+              <w:pStyle w:val="Compact"/>
+              <w:jc w:val="left"/>
+            </w:pPr>
+            <w:r>
+              <w:t xml:space="preserve">2.6</w:t>
+            </w:r>
+          </w:p>
+        </w:tc>
+        <w:tc>
+          <w:tcPr/>
+          <w:p>
+            <w:pPr>
+              <w:pStyle w:val="Compact"/>
+              <w:jc w:val="left"/>
+            </w:pPr>
+            <w:r>
+              <w:t xml:space="preserve">Criar uma lista de bibliotecas autorizadas</w:t>
+            </w:r>
+          </w:p>
+        </w:tc>
+        <w:tc>
+          <w:tcPr/>
+          <w:p>
+            <w:pPr>
+              <w:pStyle w:val="Compact"/>
+              <w:jc w:val="left"/>
+            </w:pPr>
+            <w:r>
+              <w:t xml:space="preserve">Restringir bibliotecas e componentes carregados a versões aprovadas.</w:t>
+            </w:r>
+          </w:p>
+        </w:tc>
+        <w:tc>
+          <w:tcPr/>
+          <w:p>
+            <w:pPr>
+              <w:pStyle w:val="Compact"/>
+              <w:jc w:val="left"/>
+            </w:pPr>
+            <w:r>
+              <w:t xml:space="preserve">Verificar regras, cobertura e exceções.</w:t>
+            </w:r>
+          </w:p>
+        </w:tc>
+        <w:tc>
+          <w:tcPr/>
+          <w:p>
+            <w:pPr>
+              <w:pStyle w:val="Compact"/>
+              <w:jc w:val="left"/>
+            </w:pPr>
+            <w:r>
+              <w:t xml:space="preserve">Configuração, inventário de bibliotecas, eventos e aprovações.</w:t>
+            </w:r>
+          </w:p>
+        </w:tc>
+      </w:tr>
+      <w:tr>
+        <w:tc>
+          <w:tcPr/>
+          <w:p>
+            <w:pPr>
+              <w:pStyle w:val="Compact"/>
+              <w:jc w:val="left"/>
+            </w:pPr>
+            <w:r>
+              <w:t xml:space="preserve">2.7</w:t>
+            </w:r>
+          </w:p>
+        </w:tc>
+        <w:tc>
+          <w:tcPr/>
+          <w:p>
+            <w:pPr>
+              <w:pStyle w:val="Compact"/>
+              <w:jc w:val="left"/>
+            </w:pPr>
+            <w:r>
+              <w:t xml:space="preserve">Criar uma lista de scripts autorizados</w:t>
+            </w:r>
+          </w:p>
+        </w:tc>
+        <w:tc>
+          <w:tcPr/>
+          <w:p>
+            <w:pPr>
+              <w:pStyle w:val="Compact"/>
+              <w:jc w:val="left"/>
+            </w:pPr>
+            <w:r>
+              <w:t xml:space="preserve">Restringir a execução de scripts aos aprovados e controlados.</w:t>
+            </w:r>
+          </w:p>
+        </w:tc>
+        <w:tc>
+          <w:tcPr/>
+          <w:p>
+            <w:pPr>
+              <w:pStyle w:val="Compact"/>
+              <w:jc w:val="left"/>
+            </w:pPr>
+            <w:r>
+              <w:t xml:space="preserve">Confirmar assinatura, regras, cobertura e exceções.</w:t>
+            </w:r>
+          </w:p>
+        </w:tc>
+        <w:tc>
+          <w:tcPr/>
+          <w:p>
+            <w:pPr>
+              <w:pStyle w:val="Compact"/>
+              <w:jc w:val="left"/>
+            </w:pPr>
+            <w:r>
+              <w:t xml:space="preserve">Repositório aprovado, assinaturas, regras de execução e eventos.</w:t>
+            </w:r>
+          </w:p>
+        </w:tc>
+      </w:tr>
+    </w:tbl>
+    <w:p>
+      <w:pPr>
+        <w:pStyle w:val="BodyText"/>
+      </w:pPr>
+      <w:r>
+        <w:t xml:space="preserve">Consulte os recursos oficiais do CIS para confirmar a linguagem e os critérios de avaliação.</w:t>
+      </w:r>
+    </w:p>
+    <w:bookmarkEnd w:id="41"/>
+    <w:bookmarkStart w:id="42" w:name="controle-3-proteção-de-dados"/>
+    <w:p>
+      <w:pPr>
+        <w:pStyle w:val="Heading1"/>
+      </w:pPr>
+      <w:r>
+        <w:t xml:space="preserve">8. Controle 3 — Proteção de dados</w:t>
+      </w:r>
+    </w:p>
+    <w:p>
+      <w:pPr>
+        <w:pStyle w:val="FirstParagraph"/>
+      </w:pPr>
+      <w:r>
+        <w:rPr>
+          <w:iCs/>
+          <w:i/>
+        </w:rPr>
+        <w:t xml:space="preserve">As 14 Salvaguardas, seu significado claro, o enfoque de verificação e exemplos de evidências.</w:t>
+      </w:r>
+    </w:p>
+    <w:p>
+      <w:pPr>
+        <w:pStyle w:val="BodyText"/>
+      </w:pPr>
+    </w:p>
+    <w:p>
+      <w:pPr>
+        <w:pStyle w:val="BodyText"/>
+      </w:pPr>
+      <w:r>
+        <w:t xml:space="preserve">Figura 5. Ciclo de vida da proteção de dados</w:t>
+      </w:r>
+    </w:p>
+    <w:tbl>
+      <w:tblPr>
+        <w:tblStyle w:val="Table"/>
+        <w:tblW w:type="pct" w:w="5000"/>
+        <w:tblLook w:firstRow="1" w:lastRow="0" w:firstColumn="0" w:lastColumn="0" w:noHBand="0" w:noVBand="0" w:val="0020"/>
+        <w:jc w:val="start"/>
+      </w:tblPr>
+      <w:tblGrid>
+        <w:gridCol w:w="7920"/>
+      </w:tblGrid>
+      <w:tr>
+        <w:trPr>
+          <w:tblHeader w:val="true"/>
+        </w:trPr>
+        <w:tc>
+          <w:tcPr/>
+          <w:p>
+            <w:pPr>
+              <w:pStyle w:val="Compact"/>
+              <w:jc w:val="left"/>
+            </w:pPr>
+            <w:r>
+              <w:rPr>
+                <w:bCs/>
+                <w:b/>
+              </w:rPr>
+              <w:t xml:space="preserve">Finalidade do Controle:</w:t>
+            </w:r>
+            <w:r>
+              <w:t xml:space="preserve"> </w:t>
+            </w:r>
+            <w:r>
+              <w:t xml:space="preserve">Fortalecer a organização por meio da implementação e medição das Salvaguardas de proteção de dados.</w:t>
+            </w:r>
+          </w:p>
+        </w:tc>
+      </w:tr>
+    </w:tbl>
+    <w:p/>
+    <w:tbl>
+      <w:tblPr>
+        <w:tblStyle w:val="Table"/>
+        <w:tblW w:type="pct" w:w="5000"/>
+        <w:tblLook w:firstRow="1" w:lastRow="0" w:firstColumn="0" w:lastColumn="0" w:noHBand="0" w:noVBand="0" w:val="0020"/>
+        <w:jc w:val="start"/>
+      </w:tblPr>
+      <w:tblGrid>
+        <w:gridCol w:w="1584"/>
+        <w:gridCol w:w="1584"/>
+        <w:gridCol w:w="1584"/>
+        <w:gridCol w:w="1584"/>
+        <w:gridCol w:w="1584"/>
+      </w:tblGrid>
+      <w:tr>
+        <w:trPr>
+          <w:tblHeader w:val="true"/>
+        </w:trPr>
+        <w:tc>
+          <w:tcPr/>
+          <w:p>
+            <w:pPr>
+              <w:pStyle w:val="Compact"/>
+              <w:jc w:val="left"/>
+            </w:pPr>
+            <w:r>
+              <w:t xml:space="preserve">ID</w:t>
+            </w:r>
+          </w:p>
+        </w:tc>
+        <w:tc>
+          <w:tcPr/>
+          <w:p>
+            <w:pPr>
+              <w:pStyle w:val="Compact"/>
+              <w:jc w:val="left"/>
+            </w:pPr>
+            <w:r>
+              <w:t xml:space="preserve">Salvaguarda</w:t>
+            </w:r>
+          </w:p>
+        </w:tc>
+        <w:tc>
+          <w:tcPr/>
+          <w:p>
+            <w:pPr>
+              <w:pStyle w:val="Compact"/>
+              <w:jc w:val="left"/>
+            </w:pPr>
+            <w:r>
+              <w:t xml:space="preserve">Significado claro</w:t>
+            </w:r>
+          </w:p>
+        </w:tc>
+        <w:tc>
+          <w:tcPr/>
+          <w:p>
+            <w:pPr>
+              <w:pStyle w:val="Compact"/>
+              <w:jc w:val="left"/>
+            </w:pPr>
+            <w:r>
+              <w:t xml:space="preserve">Enfoque de verificação</w:t>
+            </w:r>
+          </w:p>
+        </w:tc>
+        <w:tc>
+          <w:tcPr/>
+          <w:p>
+            <w:pPr>
+              <w:pStyle w:val="Compact"/>
+              <w:jc w:val="left"/>
+            </w:pPr>
+            <w:r>
+              <w:t xml:space="preserve">Exemplos de evidências</w:t>
+            </w:r>
+          </w:p>
+        </w:tc>
+      </w:tr>
+      <w:tr>
+        <w:tc>
+          <w:tcPr/>
+          <w:p>
+            <w:pPr>
+              <w:pStyle w:val="Compact"/>
+              <w:jc w:val="left"/>
+            </w:pPr>
+            <w:r>
+              <w:t xml:space="preserve">3.1</w:t>
+            </w:r>
+          </w:p>
+        </w:tc>
+        <w:tc>
+          <w:tcPr/>
+          <w:p>
+            <w:pPr>
+              <w:pStyle w:val="Compact"/>
+              <w:jc w:val="left"/>
+            </w:pPr>
+            <w:r>
+              <w:t xml:space="preserve">Estabelecer e manter um processo de gestão de dados</w:t>
+            </w:r>
+          </w:p>
+        </w:tc>
+        <w:tc>
+          <w:tcPr/>
+          <w:p>
+            <w:pPr>
+              <w:pStyle w:val="Compact"/>
+              <w:jc w:val="left"/>
+            </w:pPr>
+            <w:r>
+              <w:t xml:space="preserve">Definir como os dados são identificados, classificados, protegidos, retidos e eliminados.</w:t>
+            </w:r>
+          </w:p>
+        </w:tc>
+        <w:tc>
+          <w:tcPr/>
+          <w:p>
+            <w:pPr>
+              <w:pStyle w:val="Compact"/>
+              <w:jc w:val="left"/>
+            </w:pPr>
+            <w:r>
+              <w:t xml:space="preserve">Confirmar escopo, responsável, revisão e aplicação.</w:t>
+            </w:r>
+          </w:p>
+        </w:tc>
+        <w:tc>
+          <w:tcPr/>
+          <w:p>
+            <w:pPr>
+              <w:pStyle w:val="Compact"/>
+              <w:jc w:val="left"/>
+            </w:pPr>
+            <w:r>
+              <w:t xml:space="preserve">Política, procedimentos, responsáveis e registros de revisão.</w:t>
+            </w:r>
+          </w:p>
+        </w:tc>
+      </w:tr>
+      <w:tr>
+        <w:tc>
+          <w:tcPr/>
+          <w:p>
+            <w:pPr>
+              <w:pStyle w:val="Compact"/>
+              <w:jc w:val="left"/>
+            </w:pPr>
+            <w:r>
+              <w:t xml:space="preserve">3.2</w:t>
+            </w:r>
+          </w:p>
+        </w:tc>
+        <w:tc>
+          <w:tcPr/>
+          <w:p>
+            <w:pPr>
+              <w:pStyle w:val="Compact"/>
+              <w:jc w:val="left"/>
+            </w:pPr>
+            <w:r>
+              <w:t xml:space="preserve">Estabelecer e manter um inventário de dados</w:t>
+            </w:r>
+          </w:p>
+        </w:tc>
+        <w:tc>
+          <w:tcPr/>
+          <w:p>
+            <w:pPr>
+              <w:pStyle w:val="Compact"/>
+              <w:jc w:val="left"/>
+            </w:pPr>
+            <w:r>
+              <w:t xml:space="preserve">Manter inventário de conjuntos de dados, localização, responsável, sensibilidade e uso.</w:t>
+            </w:r>
+          </w:p>
+        </w:tc>
+        <w:tc>
+          <w:tcPr/>
+          <w:p>
+            <w:pPr>
+              <w:pStyle w:val="Compact"/>
+              <w:jc w:val="left"/>
+            </w:pPr>
+            <w:r>
+              <w:t xml:space="preserve">Verificar cobertura, atualidade e conciliação.</w:t>
+            </w:r>
+          </w:p>
+        </w:tc>
+        <w:tc>
+          <w:tcPr/>
+          <w:p>
+            <w:pPr>
+              <w:pStyle w:val="Compact"/>
+              <w:jc w:val="left"/>
+            </w:pPr>
+            <w:r>
+              <w:t xml:space="preserve">Inventário, catálogos, responsáveis e resultados de descoberta.</w:t>
+            </w:r>
+          </w:p>
+        </w:tc>
+      </w:tr>
+      <w:tr>
+        <w:tc>
+          <w:tcPr/>
+          <w:p>
+            <w:pPr>
+              <w:pStyle w:val="Compact"/>
+              <w:jc w:val="left"/>
+            </w:pPr>
+            <w:r>
+              <w:t xml:space="preserve">3.3</w:t>
+            </w:r>
+          </w:p>
+        </w:tc>
+        <w:tc>
+          <w:tcPr/>
+          <w:p>
+            <w:pPr>
+              <w:pStyle w:val="Compact"/>
+              <w:jc w:val="left"/>
+            </w:pPr>
+            <w:r>
+              <w:t xml:space="preserve">Configurar listas de controle de acesso a dados</w:t>
+            </w:r>
+          </w:p>
+        </w:tc>
+        <w:tc>
+          <w:tcPr/>
+          <w:p>
+            <w:pPr>
+              <w:pStyle w:val="Compact"/>
+              <w:jc w:val="left"/>
+            </w:pPr>
+            <w:r>
+              <w:t xml:space="preserve">Limitar o acesso a dados de acordo com a necessidade e a autorização.</w:t>
+            </w:r>
+          </w:p>
+        </w:tc>
+        <w:tc>
+          <w:tcPr/>
+          <w:p>
+            <w:pPr>
+              <w:pStyle w:val="Compact"/>
+              <w:jc w:val="left"/>
+            </w:pPr>
+            <w:r>
+              <w:t xml:space="preserve">Revisar permissões, funções, exceções e recertificações.</w:t>
+            </w:r>
+          </w:p>
+        </w:tc>
+        <w:tc>
+          <w:tcPr/>
+          <w:p>
+            <w:pPr>
+              <w:pStyle w:val="Compact"/>
+              <w:jc w:val="left"/>
+            </w:pPr>
+            <w:r>
+              <w:t xml:space="preserve">ACLs, funções, aprovações e revisões de acesso.</w:t>
+            </w:r>
+          </w:p>
+        </w:tc>
+      </w:tr>
+      <w:tr>
+        <w:tc>
+          <w:tcPr/>
+          <w:p>
+            <w:pPr>
+              <w:pStyle w:val="Compact"/>
+              <w:jc w:val="left"/>
+            </w:pPr>
+            <w:r>
+              <w:t xml:space="preserve">3.4</w:t>
+            </w:r>
+          </w:p>
+        </w:tc>
+        <w:tc>
+          <w:tcPr/>
+          <w:p>
+            <w:pPr>
+              <w:pStyle w:val="Compact"/>
+              <w:jc w:val="left"/>
+            </w:pPr>
+            <w:r>
+              <w:t xml:space="preserve">Aplicar a retenção de dados</w:t>
+            </w:r>
+          </w:p>
+        </w:tc>
+        <w:tc>
+          <w:tcPr/>
+          <w:p>
+            <w:pPr>
+              <w:pStyle w:val="Compact"/>
+              <w:jc w:val="left"/>
+            </w:pPr>
+            <w:r>
+              <w:t xml:space="preserve">Reter dados durante o período aprovado e exigido.</w:t>
+            </w:r>
+          </w:p>
+        </w:tc>
+        <w:tc>
+          <w:tcPr/>
+          <w:p>
+            <w:pPr>
+              <w:pStyle w:val="Compact"/>
+              <w:jc w:val="left"/>
+            </w:pPr>
+            <w:r>
+              <w:t xml:space="preserve">Comparar regras, sistemas e resultados.</w:t>
+            </w:r>
+          </w:p>
+        </w:tc>
+        <w:tc>
+          <w:tcPr/>
+          <w:p>
+            <w:pPr>
+              <w:pStyle w:val="Compact"/>
+              <w:jc w:val="left"/>
+            </w:pPr>
+            <w:r>
+              <w:t xml:space="preserve">Cronograma de retenção, configurações e registros.</w:t>
+            </w:r>
+          </w:p>
+        </w:tc>
+      </w:tr>
+      <w:tr>
+        <w:tc>
+          <w:tcPr/>
+          <w:p>
+            <w:pPr>
+              <w:pStyle w:val="Compact"/>
+              <w:jc w:val="left"/>
+            </w:pPr>
+            <w:r>
+              <w:t xml:space="preserve">3.5</w:t>
+            </w:r>
+          </w:p>
+        </w:tc>
+        <w:tc>
+          <w:tcPr/>
+          <w:p>
+            <w:pPr>
+              <w:pStyle w:val="Compact"/>
+              <w:jc w:val="left"/>
+            </w:pPr>
+            <w:r>
+              <w:t xml:space="preserve">Eliminar dados de forma segura</w:t>
+            </w:r>
+          </w:p>
+        </w:tc>
+        <w:tc>
+          <w:tcPr/>
+          <w:p>
+            <w:pPr>
+              <w:pStyle w:val="Compact"/>
+              <w:jc w:val="left"/>
+            </w:pPr>
+            <w:r>
+              <w:t xml:space="preserve">Destruir ou apagar dados de modo verificável quando não forem mais necessários.</w:t>
+            </w:r>
+          </w:p>
+        </w:tc>
+        <w:tc>
+          <w:tcPr/>
+          <w:p>
+            <w:pPr>
+              <w:pStyle w:val="Compact"/>
+              <w:jc w:val="left"/>
+            </w:pPr>
+            <w:r>
+              <w:t xml:space="preserve">Confirmar método, cobertura e evidência de eliminação.</w:t>
+            </w:r>
+          </w:p>
+        </w:tc>
+        <w:tc>
+          <w:tcPr/>
+          <w:p>
+            <w:pPr>
+              <w:pStyle w:val="Compact"/>
+              <w:jc w:val="left"/>
+            </w:pPr>
+            <w:r>
+              <w:t xml:space="preserve">Certificados, registros, tickets e testes de apagamento.</w:t>
+            </w:r>
+          </w:p>
+        </w:tc>
+      </w:tr>
+      <w:tr>
+        <w:tc>
+          <w:tcPr/>
+          <w:p>
+            <w:pPr>
+              <w:pStyle w:val="Compact"/>
+              <w:jc w:val="left"/>
+            </w:pPr>
+            <w:r>
+              <w:t xml:space="preserve">3.6</w:t>
+            </w:r>
+          </w:p>
+        </w:tc>
+        <w:tc>
+          <w:tcPr/>
+          <w:p>
+            <w:pPr>
+              <w:pStyle w:val="Compact"/>
+              <w:jc w:val="left"/>
+            </w:pPr>
+            <w:r>
+              <w:t xml:space="preserve">Criptografar dados em dispositivos de usuários finais</w:t>
+            </w:r>
+          </w:p>
+        </w:tc>
+        <w:tc>
+          <w:tcPr/>
+          <w:p>
+            <w:pPr>
+              <w:pStyle w:val="Compact"/>
+              <w:jc w:val="left"/>
+            </w:pPr>
+            <w:r>
+              <w:t xml:space="preserve">Proteger dados armazenados em dispositivos por meio de criptografia gerenciada.</w:t>
+            </w:r>
+          </w:p>
+        </w:tc>
+        <w:tc>
+          <w:tcPr/>
+          <w:p>
+            <w:pPr>
+              <w:pStyle w:val="Compact"/>
+              <w:jc w:val="left"/>
+            </w:pPr>
+            <w:r>
+              <w:t xml:space="preserve">Verificar cobertura, chaves, exceções e estado.</w:t>
+            </w:r>
+          </w:p>
+        </w:tc>
+        <w:tc>
+          <w:tcPr/>
+          <w:p>
+            <w:pPr>
+              <w:pStyle w:val="Compact"/>
+              <w:jc w:val="left"/>
+            </w:pPr>
+            <w:r>
+              <w:t xml:space="preserve">Console de criptografia, inventário, políticas e exceções.</w:t>
+            </w:r>
+          </w:p>
+        </w:tc>
+      </w:tr>
+      <w:tr>
+        <w:tc>
+          <w:tcPr/>
+          <w:p>
+            <w:pPr>
+              <w:pStyle w:val="Compact"/>
+              <w:jc w:val="left"/>
+            </w:pPr>
+            <w:r>
+              <w:t xml:space="preserve">3.7</w:t>
+            </w:r>
+          </w:p>
+        </w:tc>
+        <w:tc>
+          <w:tcPr/>
+          <w:p>
+            <w:pPr>
+              <w:pStyle w:val="Compact"/>
+              <w:jc w:val="left"/>
+            </w:pPr>
+            <w:r>
+              <w:t xml:space="preserve">Estabelecer e manter um esquema de classificação de dados</w:t>
+            </w:r>
+          </w:p>
+        </w:tc>
+        <w:tc>
+          <w:tcPr/>
+          <w:p>
+            <w:pPr>
+              <w:pStyle w:val="Compact"/>
+              <w:jc w:val="left"/>
+            </w:pPr>
+            <w:r>
+              <w:t xml:space="preserve">Definir níveis de sensibilidade e regras de tratamento.</w:t>
+            </w:r>
+          </w:p>
+        </w:tc>
+        <w:tc>
+          <w:tcPr/>
+          <w:p>
+            <w:pPr>
+              <w:pStyle w:val="Compact"/>
+              <w:jc w:val="left"/>
+            </w:pPr>
+            <w:r>
+              <w:t xml:space="preserve">Confirmar critérios, aprovação, comunicação e uso.</w:t>
+            </w:r>
+          </w:p>
+        </w:tc>
+        <w:tc>
+          <w:tcPr/>
+          <w:p>
+            <w:pPr>
+              <w:pStyle w:val="Compact"/>
+              <w:jc w:val="left"/>
+            </w:pPr>
+            <w:r>
+              <w:t xml:space="preserve">Esquema, etiquetas, procedimentos e treinamento.</w:t>
+            </w:r>
+          </w:p>
+        </w:tc>
+      </w:tr>
+      <w:tr>
+        <w:tc>
+          <w:tcPr/>
+          <w:p>
+            <w:pPr>
+              <w:pStyle w:val="Compact"/>
+              <w:jc w:val="left"/>
+            </w:pPr>
+            <w:r>
+              <w:t xml:space="preserve">3.8</w:t>
+            </w:r>
+          </w:p>
+        </w:tc>
+        <w:tc>
+          <w:tcPr/>
+          <w:p>
+            <w:pPr>
+              <w:pStyle w:val="Compact"/>
+              <w:jc w:val="left"/>
+            </w:pPr>
+            <w:r>
+              <w:t xml:space="preserve">Documentar fluxos de dados</w:t>
+            </w:r>
+          </w:p>
+        </w:tc>
+        <w:tc>
+          <w:tcPr/>
+          <w:p>
+            <w:pPr>
+              <w:pStyle w:val="Compact"/>
+              <w:jc w:val="left"/>
+            </w:pPr>
+            <w:r>
+              <w:t xml:space="preserve">Manter diagramas e registros de como os dados são coletados, processados, armazenados e transferidos.</w:t>
+            </w:r>
+          </w:p>
+        </w:tc>
+        <w:tc>
+          <w:tcPr/>
+          <w:p>
+            <w:pPr>
+              <w:pStyle w:val="Compact"/>
+              <w:jc w:val="left"/>
+            </w:pPr>
+            <w:r>
+              <w:t xml:space="preserve">Verificar integridade, atualidade e responsáveis.</w:t>
+            </w:r>
+          </w:p>
+        </w:tc>
+        <w:tc>
+          <w:tcPr/>
+          <w:p>
+            <w:pPr>
+              <w:pStyle w:val="Compact"/>
+              <w:jc w:val="left"/>
+            </w:pPr>
+            <w:r>
+              <w:t xml:space="preserve">Diagramas, registros de tratamento e interfaces.</w:t>
+            </w:r>
+          </w:p>
+        </w:tc>
+      </w:tr>
+      <w:tr>
+        <w:tc>
+          <w:tcPr/>
+          <w:p>
+            <w:pPr>
+              <w:pStyle w:val="Compact"/>
+              <w:jc w:val="left"/>
+            </w:pPr>
+            <w:r>
+              <w:t xml:space="preserve">3.9</w:t>
+            </w:r>
+          </w:p>
+        </w:tc>
+        <w:tc>
+          <w:tcPr/>
+          <w:p>
+            <w:pPr>
+              <w:pStyle w:val="Compact"/>
+              <w:jc w:val="left"/>
+            </w:pPr>
+            <w:r>
+              <w:t xml:space="preserve">Criptografar dados em mídias removíveis</w:t>
+            </w:r>
+          </w:p>
+        </w:tc>
+        <w:tc>
+          <w:tcPr/>
+          <w:p>
+            <w:pPr>
+              <w:pStyle w:val="Compact"/>
+              <w:jc w:val="left"/>
+            </w:pPr>
+            <w:r>
+              <w:t xml:space="preserve">Exigir criptografia para dados armazenados em mídias removíveis.</w:t>
+            </w:r>
+          </w:p>
+        </w:tc>
+        <w:tc>
+          <w:tcPr/>
+          <w:p>
+            <w:pPr>
+              <w:pStyle w:val="Compact"/>
+              <w:jc w:val="left"/>
+            </w:pPr>
+            <w:r>
+              <w:t xml:space="preserve">Confirmar política, configuração e exceções.</w:t>
+            </w:r>
+          </w:p>
+        </w:tc>
+        <w:tc>
+          <w:tcPr/>
+          <w:p>
+            <w:pPr>
+              <w:pStyle w:val="Compact"/>
+              <w:jc w:val="left"/>
+            </w:pPr>
+            <w:r>
+              <w:t xml:space="preserve">Configuração, inventário de mídias e registros.</w:t>
+            </w:r>
+          </w:p>
+        </w:tc>
+      </w:tr>
+      <w:tr>
+        <w:tc>
+          <w:tcPr/>
+          <w:p>
+            <w:pPr>
+              <w:pStyle w:val="Compact"/>
+              <w:jc w:val="left"/>
+            </w:pPr>
+            <w:r>
+              <w:t xml:space="preserve">3.10</w:t>
+            </w:r>
+          </w:p>
+        </w:tc>
+        <w:tc>
+          <w:tcPr/>
+          <w:p>
+            <w:pPr>
+              <w:pStyle w:val="Compact"/>
+              <w:jc w:val="left"/>
+            </w:pPr>
+            <w:r>
+              <w:t xml:space="preserve">Criptografar dados sensíveis em trânsito</w:t>
+            </w:r>
+          </w:p>
+        </w:tc>
+        <w:tc>
+          <w:tcPr/>
+          <w:p>
+            <w:pPr>
+              <w:pStyle w:val="Compact"/>
+              <w:jc w:val="left"/>
+            </w:pPr>
+            <w:r>
+              <w:t xml:space="preserve">Proteger comunicações que transportam dados sensíveis.</w:t>
+            </w:r>
+          </w:p>
+        </w:tc>
+        <w:tc>
+          <w:tcPr/>
+          <w:p>
+            <w:pPr>
+              <w:pStyle w:val="Compact"/>
+              <w:jc w:val="left"/>
+            </w:pPr>
+            <w:r>
+              <w:t xml:space="preserve">Revisar protocolos, certificados, cobertura e exceções.</w:t>
+            </w:r>
+          </w:p>
+        </w:tc>
+        <w:tc>
+          <w:tcPr/>
+          <w:p>
+            <w:pPr>
+              <w:pStyle w:val="Compact"/>
+              <w:jc w:val="left"/>
+            </w:pPr>
+            <w:r>
+              <w:t xml:space="preserve">Configuração TLS/VPN, certificados e resultados de testes.</w:t>
+            </w:r>
+          </w:p>
+        </w:tc>
+      </w:tr>
+      <w:tr>
+        <w:tc>
+          <w:tcPr/>
+          <w:p>
+            <w:pPr>
+              <w:pStyle w:val="Compact"/>
+              <w:jc w:val="left"/>
+            </w:pPr>
+            <w:r>
+              <w:t xml:space="preserve">3.11</w:t>
+            </w:r>
+          </w:p>
+        </w:tc>
+        <w:tc>
+          <w:tcPr/>
+          <w:p>
+            <w:pPr>
+              <w:pStyle w:val="Compact"/>
+              <w:jc w:val="left"/>
+            </w:pPr>
+            <w:r>
+              <w:t xml:space="preserve">Criptografar dados sensíveis em repouso</w:t>
+            </w:r>
+          </w:p>
+        </w:tc>
+        <w:tc>
+          <w:tcPr/>
+          <w:p>
+            <w:pPr>
+              <w:pStyle w:val="Compact"/>
+              <w:jc w:val="left"/>
+            </w:pPr>
+            <w:r>
+              <w:t xml:space="preserve">Proteger dados sensíveis armazenados em bancos, arquivos e cópias de segurança.</w:t>
+            </w:r>
+          </w:p>
+        </w:tc>
+        <w:tc>
+          <w:tcPr/>
+          <w:p>
+            <w:pPr>
+              <w:pStyle w:val="Compact"/>
+              <w:jc w:val="left"/>
+            </w:pPr>
+            <w:r>
+              <w:t xml:space="preserve">Confirmar algoritmos, chaves, cobertura e exceções.</w:t>
+            </w:r>
+          </w:p>
+        </w:tc>
+        <w:tc>
+          <w:tcPr/>
+          <w:p>
+            <w:pPr>
+              <w:pStyle w:val="Compact"/>
+              <w:jc w:val="left"/>
+            </w:pPr>
+            <w:r>
+              <w:t xml:space="preserve">Configuração, KMS/HSM, inventários e testes.</w:t>
+            </w:r>
+          </w:p>
+        </w:tc>
+      </w:tr>
+      <w:tr>
+        <w:tc>
+          <w:tcPr/>
+          <w:p>
+            <w:pPr>
+              <w:pStyle w:val="Compact"/>
+              <w:jc w:val="left"/>
+            </w:pPr>
+            <w:r>
+              <w:t xml:space="preserve">3.12</w:t>
+            </w:r>
+          </w:p>
+        </w:tc>
+        <w:tc>
+          <w:tcPr/>
+          <w:p>
+            <w:pPr>
+              <w:pStyle w:val="Compact"/>
+              <w:jc w:val="left"/>
+            </w:pPr>
+            <w:r>
+              <w:t xml:space="preserve">Segmentar o processamento e o armazenamento de dados de acordo com a sensibilidade</w:t>
+            </w:r>
+          </w:p>
+        </w:tc>
+        <w:tc>
+          <w:tcPr/>
+          <w:p>
+            <w:pPr>
+              <w:pStyle w:val="Compact"/>
+              <w:jc w:val="left"/>
+            </w:pPr>
+            <w:r>
+              <w:t xml:space="preserve">Separar ambientes e repositórios conforme a classificação e o risco.</w:t>
+            </w:r>
+          </w:p>
+        </w:tc>
+        <w:tc>
+          <w:tcPr/>
+          <w:p>
+            <w:pPr>
+              <w:pStyle w:val="Compact"/>
+              <w:jc w:val="left"/>
+            </w:pPr>
+            <w:r>
+              <w:t xml:space="preserve">Revisar arquitetura, regras e fluxos permitidos.</w:t>
+            </w:r>
+          </w:p>
+        </w:tc>
+        <w:tc>
+          <w:tcPr/>
+          <w:p>
+            <w:pPr>
+              <w:pStyle w:val="Compact"/>
+              <w:jc w:val="left"/>
+            </w:pPr>
+            <w:r>
+              <w:t xml:space="preserve">Diagramas, segmentação, regras e resultados de testes.</w:t>
+            </w:r>
+          </w:p>
+        </w:tc>
+      </w:tr>
+      <w:tr>
+        <w:tc>
+          <w:tcPr/>
+          <w:p>
+            <w:pPr>
+              <w:pStyle w:val="Compact"/>
+              <w:jc w:val="left"/>
+            </w:pPr>
+            <w:r>
+              <w:t xml:space="preserve">3.13</w:t>
+            </w:r>
+          </w:p>
+        </w:tc>
+        <w:tc>
+          <w:tcPr/>
+          <w:p>
+            <w:pPr>
+              <w:pStyle w:val="Compact"/>
+              <w:jc w:val="left"/>
+            </w:pPr>
+            <w:r>
+              <w:t xml:space="preserve">Implementar uma solução de prevenção contra perda de dados</w:t>
+            </w:r>
+          </w:p>
+        </w:tc>
+        <w:tc>
+          <w:tcPr/>
+          <w:p>
+            <w:pPr>
+              <w:pStyle w:val="Compact"/>
+              <w:jc w:val="left"/>
+            </w:pPr>
+            <w:r>
+              <w:t xml:space="preserve">Detectar e controlar transferências não autorizadas de dados sensíveis.</w:t>
+            </w:r>
+          </w:p>
+        </w:tc>
+        <w:tc>
+          <w:tcPr/>
+          <w:p>
+            <w:pPr>
+              <w:pStyle w:val="Compact"/>
+              <w:jc w:val="left"/>
+            </w:pPr>
+            <w:r>
+              <w:t xml:space="preserve">Verificar cobertura, regras, alertas, exceções e resposta.</w:t>
+            </w:r>
+          </w:p>
+        </w:tc>
+        <w:tc>
+          <w:tcPr/>
+          <w:p>
+            <w:pPr>
+              <w:pStyle w:val="Compact"/>
+              <w:jc w:val="left"/>
+            </w:pPr>
+            <w:r>
+              <w:t xml:space="preserve">Políticas DLP, eventos, tickets e métricas.</w:t>
+            </w:r>
+          </w:p>
+        </w:tc>
+      </w:tr>
+      <w:tr>
+        <w:tc>
+          <w:tcPr/>
+          <w:p>
+            <w:pPr>
+              <w:pStyle w:val="Compact"/>
+              <w:jc w:val="left"/>
+            </w:pPr>
+            <w:r>
+              <w:t xml:space="preserve">3.14</w:t>
+            </w:r>
+          </w:p>
+        </w:tc>
+        <w:tc>
+          <w:tcPr/>
+          <w:p>
+            <w:pPr>
+              <w:pStyle w:val="Compact"/>
+              <w:jc w:val="left"/>
+            </w:pPr>
+            <w:r>
+              <w:t xml:space="preserve">Registrar o acesso a dados sensíveis</w:t>
+            </w:r>
+          </w:p>
+        </w:tc>
+        <w:tc>
+          <w:tcPr/>
+          <w:p>
+            <w:pPr>
+              <w:pStyle w:val="Compact"/>
+              <w:jc w:val="left"/>
+            </w:pPr>
+            <w:r>
+              <w:t xml:space="preserve">Manter registros suficientes para identificar quem acessou dados sensíveis e quais ações foram realizadas.</w:t>
+            </w:r>
+          </w:p>
+        </w:tc>
+        <w:tc>
+          <w:tcPr/>
+          <w:p>
+            <w:pPr>
+              <w:pStyle w:val="Compact"/>
+              <w:jc w:val="left"/>
+            </w:pPr>
+            <w:r>
+              <w:t xml:space="preserve">Confirmar fontes, detalhamento, retenção e revisão.</w:t>
+            </w:r>
+          </w:p>
+        </w:tc>
+        <w:tc>
+          <w:tcPr/>
+          <w:p>
+            <w:pPr>
+              <w:pStyle w:val="Compact"/>
+              <w:jc w:val="left"/>
+            </w:pPr>
+            <w:r>
+              <w:t xml:space="preserve">Registros de acesso, SIEM, alertas e revisões.</w:t>
+            </w:r>
+          </w:p>
+        </w:tc>
+      </w:tr>
+    </w:tbl>
+    <w:p>
+      <w:pPr>
+        <w:pStyle w:val="BodyText"/>
+      </w:pPr>
+      <w:r>
+        <w:t xml:space="preserve">Consulte os recursos oficiais do CIS para confirmar a linguagem e os critérios de avaliação.</w:t>
+      </w:r>
+    </w:p>
+    <w:bookmarkEnd w:id="42"/>
+    <w:bookmarkStart w:id="43" w:name="Xd2ef3f86512794823bc8b468f11f6ff2370559c"/>
+    <w:p>
+      <w:pPr>
+        <w:pStyle w:val="Heading1"/>
+      </w:pPr>
+      <w:r>
+        <w:t xml:space="preserve">9. Controle 4 — Configuração segura de ativos empresariais e software</w:t>
+      </w:r>
+    </w:p>
+    <w:p>
+      <w:pPr>
+        <w:pStyle w:val="FirstParagraph"/>
+      </w:pPr>
+      <w:r>
+        <w:rPr>
+          <w:iCs/>
+          <w:i/>
+        </w:rPr>
+        <w:t xml:space="preserve">As 12 Salvaguardas, seu significado claro, o enfoque de verificação e exemplos de evidências.</w:t>
+      </w:r>
+    </w:p>
+    <w:tbl>
+      <w:tblPr>
+        <w:tblStyle w:val="Table"/>
+        <w:tblW w:type="pct" w:w="5000"/>
+        <w:tblLook w:firstRow="1" w:lastRow="0" w:firstColumn="0" w:lastColumn="0" w:noHBand="0" w:noVBand="0" w:val="0020"/>
+        <w:jc w:val="start"/>
+      </w:tblPr>
+      <w:tblGrid>
+        <w:gridCol w:w="7920"/>
+      </w:tblGrid>
+      <w:tr>
+        <w:trPr>
+          <w:tblHeader w:val="true"/>
+        </w:trPr>
+        <w:tc>
+          <w:tcPr/>
+          <w:p>
+            <w:pPr>
+              <w:pStyle w:val="Compact"/>
+              <w:jc w:val="left"/>
+            </w:pPr>
+            <w:r>
+              <w:rPr>
+                <w:bCs/>
+                <w:b/>
+              </w:rPr>
+              <w:t xml:space="preserve">Finalidade do Controle:</w:t>
+            </w:r>
+            <w:r>
+              <w:t xml:space="preserve"> </w:t>
+            </w:r>
+            <w:r>
+              <w:t xml:space="preserve">Fortalecer a organização por meio da implementação e medição das Salvaguardas de configuração segura de ativos empresariais e software.</w:t>
+            </w:r>
+          </w:p>
+        </w:tc>
+      </w:tr>
+    </w:tbl>
+    <w:p/>
+    <w:tbl>
+      <w:tblPr>
+        <w:tblStyle w:val="Table"/>
+        <w:tblW w:type="pct" w:w="5000"/>
+        <w:tblLook w:firstRow="1" w:lastRow="0" w:firstColumn="0" w:lastColumn="0" w:noHBand="0" w:noVBand="0" w:val="0020"/>
+        <w:jc w:val="start"/>
+      </w:tblPr>
+      <w:tblGrid>
+        <w:gridCol w:w="1584"/>
+        <w:gridCol w:w="1584"/>
+        <w:gridCol w:w="1584"/>
+        <w:gridCol w:w="1584"/>
+        <w:gridCol w:w="1584"/>
+      </w:tblGrid>
+      <w:tr>
+        <w:trPr>
+          <w:tblHeader w:val="true"/>
+        </w:trPr>
+        <w:tc>
+          <w:tcPr/>
+          <w:p>
+            <w:pPr>
+              <w:pStyle w:val="Compact"/>
+              <w:jc w:val="left"/>
+            </w:pPr>
+            <w:r>
+              <w:t xml:space="preserve">ID</w:t>
+            </w:r>
+          </w:p>
+        </w:tc>
+        <w:tc>
+          <w:tcPr/>
+          <w:p>
+            <w:pPr>
+              <w:pStyle w:val="Compact"/>
+              <w:jc w:val="left"/>
+            </w:pPr>
+            <w:r>
+              <w:t xml:space="preserve">Salvaguarda</w:t>
+            </w:r>
+          </w:p>
+        </w:tc>
+        <w:tc>
+          <w:tcPr/>
+          <w:p>
+            <w:pPr>
+              <w:pStyle w:val="Compact"/>
+              <w:jc w:val="left"/>
+            </w:pPr>
+            <w:r>
+              <w:t xml:space="preserve">Significado claro</w:t>
+            </w:r>
+          </w:p>
+        </w:tc>
+        <w:tc>
+          <w:tcPr/>
+          <w:p>
+            <w:pPr>
+              <w:pStyle w:val="Compact"/>
+              <w:jc w:val="left"/>
+            </w:pPr>
+            <w:r>
+              <w:t xml:space="preserve">Enfoque de verificação</w:t>
+            </w:r>
+          </w:p>
+        </w:tc>
+        <w:tc>
+          <w:tcPr/>
+          <w:p>
+            <w:pPr>
+              <w:pStyle w:val="Compact"/>
+              <w:jc w:val="left"/>
+            </w:pPr>
+            <w:r>
+              <w:t xml:space="preserve">Exemplos de evidências</w:t>
+            </w:r>
+          </w:p>
+        </w:tc>
+      </w:tr>
+      <w:tr>
+        <w:tc>
+          <w:tcPr/>
+          <w:p>
+            <w:pPr>
+              <w:pStyle w:val="Compact"/>
+              <w:jc w:val="left"/>
+            </w:pPr>
+            <w:r>
+              <w:t xml:space="preserve">4.1</w:t>
+            </w:r>
+          </w:p>
+        </w:tc>
+        <w:tc>
+          <w:tcPr/>
+          <w:p>
+            <w:pPr>
+              <w:pStyle w:val="Compact"/>
+              <w:jc w:val="left"/>
+            </w:pPr>
+            <w:r>
+              <w:t xml:space="preserve">Estabelecer e manter um processo de configuração segura</w:t>
+            </w:r>
+          </w:p>
+        </w:tc>
+        <w:tc>
+          <w:tcPr/>
+          <w:p>
+            <w:pPr>
+              <w:pStyle w:val="Compact"/>
+              <w:jc w:val="left"/>
+            </w:pPr>
+            <w:r>
+              <w:t xml:space="preserve">Definir, aprovar, implementar e revisar configurações seguras para ativos e software.</w:t>
+            </w:r>
+          </w:p>
+        </w:tc>
+        <w:tc>
+          <w:tcPr/>
+          <w:p>
+            <w:pPr>
+              <w:pStyle w:val="Compact"/>
+              <w:jc w:val="left"/>
+            </w:pPr>
+            <w:r>
+              <w:t xml:space="preserve">Confirmar padrões, responsáveis, frequência, cobertura e exceções.</w:t>
+            </w:r>
+          </w:p>
+        </w:tc>
+        <w:tc>
+          <w:tcPr/>
+          <w:p>
+            <w:pPr>
+              <w:pStyle w:val="Compact"/>
+              <w:jc w:val="left"/>
+            </w:pPr>
+            <w:r>
+              <w:t xml:space="preserve">Padrões, linhas de base, resultados de avaliação e exceções.</w:t>
+            </w:r>
+          </w:p>
+        </w:tc>
+      </w:tr>
+      <w:tr>
+        <w:tc>
+          <w:tcPr/>
+          <w:p>
+            <w:pPr>
+              <w:pStyle w:val="Compact"/>
+              <w:jc w:val="left"/>
+            </w:pPr>
+            <w:r>
+              <w:t xml:space="preserve">4.2</w:t>
+            </w:r>
+          </w:p>
+        </w:tc>
+        <w:tc>
+          <w:tcPr/>
+          <w:p>
+            <w:pPr>
+              <w:pStyle w:val="Compact"/>
+              <w:jc w:val="left"/>
+            </w:pPr>
+            <w:r>
+              <w:t xml:space="preserve">Estabelecer e manter um processo de configuração segura para a infraestrutura de rede</w:t>
+            </w:r>
+          </w:p>
+        </w:tc>
+        <w:tc>
+          <w:tcPr/>
+          <w:p>
+            <w:pPr>
+              <w:pStyle w:val="Compact"/>
+              <w:jc w:val="left"/>
+            </w:pPr>
+            <w:r>
+              <w:t xml:space="preserve">Aplicar linhas de base seguras a dispositivos e serviços de rede.</w:t>
+            </w:r>
+          </w:p>
+        </w:tc>
+        <w:tc>
+          <w:tcPr/>
+          <w:p>
+            <w:pPr>
+              <w:pStyle w:val="Compact"/>
+              <w:jc w:val="left"/>
+            </w:pPr>
+            <w:r>
+              <w:t xml:space="preserve">Revisar cobertura, mudanças, desvios e correções.</w:t>
+            </w:r>
+          </w:p>
+        </w:tc>
+        <w:tc>
+          <w:tcPr/>
+          <w:p>
+            <w:pPr>
+              <w:pStyle w:val="Compact"/>
+              <w:jc w:val="left"/>
+            </w:pPr>
+            <w:r>
+              <w:t xml:space="preserve">Configurações, backups, comparações e tickets.</w:t>
+            </w:r>
+          </w:p>
+        </w:tc>
+      </w:tr>
+      <w:tr>
+        <w:tc>
+          <w:tcPr/>
+          <w:p>
+            <w:pPr>
+              <w:pStyle w:val="Compact"/>
+              <w:jc w:val="left"/>
+            </w:pPr>
+            <w:r>
+              <w:t xml:space="preserve">4.3</w:t>
+            </w:r>
+          </w:p>
+        </w:tc>
+        <w:tc>
+          <w:tcPr/>
+          <w:p>
+            <w:pPr>
+              <w:pStyle w:val="Compact"/>
+              <w:jc w:val="left"/>
+            </w:pPr>
+            <w:r>
+              <w:t xml:space="preserve">Configurar o bloqueio automático de sessão em ativos empresariais</w:t>
+            </w:r>
+          </w:p>
+        </w:tc>
+        <w:tc>
+          <w:tcPr/>
+          <w:p>
+            <w:pPr>
+              <w:pStyle w:val="Compact"/>
+              <w:jc w:val="left"/>
+            </w:pPr>
+            <w:r>
+              <w:t xml:space="preserve">Bloquear sessões inativas após o período aprovado.</w:t>
+            </w:r>
+          </w:p>
+        </w:tc>
+        <w:tc>
+          <w:tcPr/>
+          <w:p>
+            <w:pPr>
+              <w:pStyle w:val="Compact"/>
+              <w:jc w:val="left"/>
+            </w:pPr>
+            <w:r>
+              <w:t xml:space="preserve">Verificar política, configuração e cobertura.</w:t>
+            </w:r>
+          </w:p>
+        </w:tc>
+        <w:tc>
+          <w:tcPr/>
+          <w:p>
+            <w:pPr>
+              <w:pStyle w:val="Compact"/>
+              <w:jc w:val="left"/>
+            </w:pPr>
+            <w:r>
+              <w:t xml:space="preserve">GPO/MDM, resultados de consulta e exceções.</w:t>
+            </w:r>
+          </w:p>
+        </w:tc>
+      </w:tr>
+      <w:tr>
+        <w:tc>
+          <w:tcPr/>
+          <w:p>
+            <w:pPr>
+              <w:pStyle w:val="Compact"/>
+              <w:jc w:val="left"/>
+            </w:pPr>
+            <w:r>
+              <w:t xml:space="preserve">4.4</w:t>
+            </w:r>
+          </w:p>
+        </w:tc>
+        <w:tc>
+          <w:tcPr/>
+          <w:p>
+            <w:pPr>
+              <w:pStyle w:val="Compact"/>
+              <w:jc w:val="left"/>
+            </w:pPr>
+            <w:r>
+              <w:t xml:space="preserve">Implementar e gerenciar um firewall em servidores</w:t>
+            </w:r>
+          </w:p>
+        </w:tc>
+        <w:tc>
+          <w:tcPr/>
+          <w:p>
+            <w:pPr>
+              <w:pStyle w:val="Compact"/>
+              <w:jc w:val="left"/>
+            </w:pPr>
+            <w:r>
+              <w:t xml:space="preserve">Habilitar e gerenciar regras de firewall em servidores.</w:t>
+            </w:r>
+          </w:p>
+        </w:tc>
+        <w:tc>
+          <w:tcPr/>
+          <w:p>
+            <w:pPr>
+              <w:pStyle w:val="Compact"/>
+              <w:jc w:val="left"/>
+            </w:pPr>
+            <w:r>
+              <w:t xml:space="preserve">Revisar cobertura, regras, mudanças e exceções.</w:t>
+            </w:r>
+          </w:p>
+        </w:tc>
+        <w:tc>
+          <w:tcPr/>
+          <w:p>
+            <w:pPr>
+              <w:pStyle w:val="Compact"/>
+              <w:jc w:val="left"/>
+            </w:pPr>
+            <w:r>
+              <w:t xml:space="preserve">Configuração, inventário, regras e registros.</w:t>
+            </w:r>
+          </w:p>
+        </w:tc>
+      </w:tr>
+      <w:tr>
+        <w:tc>
+          <w:tcPr/>
+          <w:p>
+            <w:pPr>
+              <w:pStyle w:val="Compact"/>
+              <w:jc w:val="left"/>
+            </w:pPr>
+            <w:r>
+              <w:t xml:space="preserve">4.5</w:t>
+            </w:r>
+          </w:p>
+        </w:tc>
+        <w:tc>
+          <w:tcPr/>
+          <w:p>
+            <w:pPr>
+              <w:pStyle w:val="Compact"/>
+              <w:jc w:val="left"/>
+            </w:pPr>
+            <w:r>
+              <w:t xml:space="preserve">Implementar e gerenciar um firewall em dispositivos de usuários finais</w:t>
+            </w:r>
+          </w:p>
+        </w:tc>
+        <w:tc>
+          <w:tcPr/>
+          <w:p>
+            <w:pPr>
+              <w:pStyle w:val="Compact"/>
+              <w:jc w:val="left"/>
+            </w:pPr>
+            <w:r>
+              <w:t xml:space="preserve">Habilitar e gerenciar o firewall local em endpoints.</w:t>
+            </w:r>
+          </w:p>
+        </w:tc>
+        <w:tc>
+          <w:tcPr/>
+          <w:p>
+            <w:pPr>
+              <w:pStyle w:val="Compact"/>
+              <w:jc w:val="left"/>
+            </w:pPr>
+            <w:r>
+              <w:t xml:space="preserve">Confirmar cobertura e estado centralizado.</w:t>
+            </w:r>
+          </w:p>
+        </w:tc>
+        <w:tc>
+          <w:tcPr/>
+          <w:p>
+            <w:pPr>
+              <w:pStyle w:val="Compact"/>
+              <w:jc w:val="left"/>
+            </w:pPr>
+            <w:r>
+              <w:t xml:space="preserve">Console, políticas e relatórios de conformidade.</w:t>
+            </w:r>
+          </w:p>
+        </w:tc>
+      </w:tr>
+      <w:tr>
+        <w:tc>
+          <w:tcPr/>
+          <w:p>
+            <w:pPr>
+              <w:pStyle w:val="Compact"/>
+              <w:jc w:val="left"/>
+            </w:pPr>
+            <w:r>
+              <w:t xml:space="preserve">4.6</w:t>
+            </w:r>
+          </w:p>
+        </w:tc>
+        <w:tc>
+          <w:tcPr/>
+          <w:p>
+            <w:pPr>
+              <w:pStyle w:val="Compact"/>
+              <w:jc w:val="left"/>
+            </w:pPr>
+            <w:r>
+              <w:t xml:space="preserve">Gerenciar de forma segura ativos empresariais e software</w:t>
+            </w:r>
+          </w:p>
+        </w:tc>
+        <w:tc>
+          <w:tcPr/>
+          <w:p>
+            <w:pPr>
+              <w:pStyle w:val="Compact"/>
+              <w:jc w:val="left"/>
+            </w:pPr>
+            <w:r>
+              <w:t xml:space="preserve">Utilizar protocolos e canais administrativos seguros.</w:t>
+            </w:r>
+          </w:p>
+        </w:tc>
+        <w:tc>
+          <w:tcPr/>
+          <w:p>
+            <w:pPr>
+              <w:pStyle w:val="Compact"/>
+              <w:jc w:val="left"/>
+            </w:pPr>
+            <w:r>
+              <w:t xml:space="preserve">Revisar métodos de administração, autenticação e registros.</w:t>
+            </w:r>
+          </w:p>
+        </w:tc>
+        <w:tc>
+          <w:tcPr/>
+          <w:p>
+            <w:pPr>
+              <w:pStyle w:val="Compact"/>
+              <w:jc w:val="left"/>
+            </w:pPr>
+            <w:r>
+              <w:t xml:space="preserve">Configuração, listas de administradores e registros.</w:t>
+            </w:r>
+          </w:p>
+        </w:tc>
+      </w:tr>
+      <w:tr>
+        <w:tc>
+          <w:tcPr/>
+          <w:p>
+            <w:pPr>
+              <w:pStyle w:val="Compact"/>
+              <w:jc w:val="left"/>
+            </w:pPr>
+            <w:r>
+              <w:t xml:space="preserve">4.7</w:t>
+            </w:r>
+          </w:p>
+        </w:tc>
+        <w:tc>
+          <w:tcPr/>
+          <w:p>
+            <w:pPr>
+              <w:pStyle w:val="Compact"/>
+              <w:jc w:val="left"/>
+            </w:pPr>
+            <w:r>
+              <w:t xml:space="preserve">Gerenciar contas padrão em ativos empresariais e software</w:t>
+            </w:r>
+          </w:p>
+        </w:tc>
+        <w:tc>
+          <w:tcPr/>
+          <w:p>
+            <w:pPr>
+              <w:pStyle w:val="Compact"/>
+              <w:jc w:val="left"/>
+            </w:pPr>
+            <w:r>
+              <w:t xml:space="preserve">Desabilitar, alterar ou controlar contas padrão.</w:t>
+            </w:r>
+          </w:p>
+        </w:tc>
+        <w:tc>
+          <w:tcPr/>
+          <w:p>
+            <w:pPr>
+              <w:pStyle w:val="Compact"/>
+              <w:jc w:val="left"/>
+            </w:pPr>
+            <w:r>
+              <w:t xml:space="preserve">Confirmar inventário, estado e exceções.</w:t>
+            </w:r>
+          </w:p>
+        </w:tc>
+        <w:tc>
+          <w:tcPr/>
+          <w:p>
+            <w:pPr>
+              <w:pStyle w:val="Compact"/>
+              <w:jc w:val="left"/>
+            </w:pPr>
+            <w:r>
+              <w:t xml:space="preserve">Resultados de varredura, configuração e tickets.</w:t>
+            </w:r>
+          </w:p>
+        </w:tc>
+      </w:tr>
+      <w:tr>
+        <w:tc>
+          <w:tcPr/>
+          <w:p>
+            <w:pPr>
+              <w:pStyle w:val="Compact"/>
+              <w:jc w:val="left"/>
+            </w:pPr>
+            <w:r>
+              <w:t xml:space="preserve">4.8</w:t>
+            </w:r>
+          </w:p>
+        </w:tc>
+        <w:tc>
+          <w:tcPr/>
+          <w:p>
+            <w:pPr>
+              <w:pStyle w:val="Compact"/>
+              <w:jc w:val="left"/>
+            </w:pPr>
+            <w:r>
+              <w:t xml:space="preserve">Desinstalar ou desabilitar serviços desnecessários</w:t>
+            </w:r>
+          </w:p>
+        </w:tc>
+        <w:tc>
+          <w:tcPr/>
+          <w:p>
+            <w:pPr>
+              <w:pStyle w:val="Compact"/>
+              <w:jc w:val="left"/>
+            </w:pPr>
+            <w:r>
+              <w:t xml:space="preserve">Reduzir a superfície de ataque removendo serviços não exigidos.</w:t>
+            </w:r>
+          </w:p>
+        </w:tc>
+        <w:tc>
+          <w:tcPr/>
+          <w:p>
+            <w:pPr>
+              <w:pStyle w:val="Compact"/>
+              <w:jc w:val="left"/>
+            </w:pPr>
+            <w:r>
+              <w:t xml:space="preserve">Comparar linhas de base, serviços ativos e exceções.</w:t>
+            </w:r>
+          </w:p>
+        </w:tc>
+        <w:tc>
+          <w:tcPr/>
+          <w:p>
+            <w:pPr>
+              <w:pStyle w:val="Compact"/>
+              <w:jc w:val="left"/>
+            </w:pPr>
+            <w:r>
+              <w:t xml:space="preserve">Inventário de serviços, configuração e aprovações.</w:t>
+            </w:r>
+          </w:p>
+        </w:tc>
+      </w:tr>
+      <w:tr>
+        <w:tc>
+          <w:tcPr/>
+          <w:p>
+            <w:pPr>
+              <w:pStyle w:val="Compact"/>
+              <w:jc w:val="left"/>
+            </w:pPr>
+            <w:r>
+              <w:t xml:space="preserve">4.9</w:t>
+            </w:r>
+          </w:p>
+        </w:tc>
+        <w:tc>
+          <w:tcPr/>
+          <w:p>
+            <w:pPr>
+              <w:pStyle w:val="Compact"/>
+              <w:jc w:val="left"/>
+            </w:pPr>
+            <w:r>
+              <w:t xml:space="preserve">Configurar servidores DNS confiáveis em ativos empresariais</w:t>
+            </w:r>
+          </w:p>
+        </w:tc>
+        <w:tc>
+          <w:tcPr/>
+          <w:p>
+            <w:pPr>
+              <w:pStyle w:val="Compact"/>
+              <w:jc w:val="left"/>
+            </w:pPr>
+            <w:r>
+              <w:t xml:space="preserve">Forçar o uso de resolvedores DNS aprovados.</w:t>
+            </w:r>
+          </w:p>
+        </w:tc>
+        <w:tc>
+          <w:tcPr/>
+          <w:p>
+            <w:pPr>
+              <w:pStyle w:val="Compact"/>
+              <w:jc w:val="left"/>
+            </w:pPr>
+            <w:r>
+              <w:t xml:space="preserve">Verificar configuração, cobertura e desvios.</w:t>
+            </w:r>
+          </w:p>
+        </w:tc>
+        <w:tc>
+          <w:tcPr/>
+          <w:p>
+            <w:pPr>
+              <w:pStyle w:val="Compact"/>
+              <w:jc w:val="left"/>
+            </w:pPr>
+            <w:r>
+              <w:t xml:space="preserve">GPO/MDM, configuração de rede e registros DNS.</w:t>
+            </w:r>
+          </w:p>
+        </w:tc>
+      </w:tr>
+      <w:tr>
+        <w:tc>
+          <w:tcPr/>
+          <w:p>
+            <w:pPr>
+              <w:pStyle w:val="Compact"/>
+              <w:jc w:val="left"/>
+            </w:pPr>
+            <w:r>
+              <w:t xml:space="preserve">4.10</w:t>
+            </w:r>
+          </w:p>
+        </w:tc>
+        <w:tc>
+          <w:tcPr/>
+          <w:p>
+            <w:pPr>
+              <w:pStyle w:val="Compact"/>
+              <w:jc w:val="left"/>
+            </w:pPr>
+            <w:r>
+              <w:t xml:space="preserve">Aplicar bloqueio automático do dispositivo em equipamentos portáteis de usuários finais</w:t>
+            </w:r>
+          </w:p>
+        </w:tc>
+        <w:tc>
+          <w:tcPr/>
+          <w:p>
+            <w:pPr>
+              <w:pStyle w:val="Compact"/>
+              <w:jc w:val="left"/>
+            </w:pPr>
+            <w:r>
+              <w:t xml:space="preserve">Bloquear dispositivos portáteis após inatividade ou tentativas malsucedidas.</w:t>
+            </w:r>
+          </w:p>
+        </w:tc>
+        <w:tc>
+          <w:tcPr/>
+          <w:p>
+            <w:pPr>
+              <w:pStyle w:val="Compact"/>
+              <w:jc w:val="left"/>
+            </w:pPr>
+            <w:r>
+              <w:t xml:space="preserve">Confirmar política, configuração e cobertura.</w:t>
+            </w:r>
+          </w:p>
+        </w:tc>
+        <w:tc>
+          <w:tcPr/>
+          <w:p>
+            <w:pPr>
+              <w:pStyle w:val="Compact"/>
+              <w:jc w:val="left"/>
+            </w:pPr>
+            <w:r>
+              <w:t xml:space="preserve">MDM, políticas e relatórios.</w:t>
+            </w:r>
+          </w:p>
+        </w:tc>
+      </w:tr>
+      <w:tr>
+        <w:tc>
+          <w:tcPr/>
+          <w:p>
+            <w:pPr>
+              <w:pStyle w:val="Compact"/>
+              <w:jc w:val="left"/>
+            </w:pPr>
+            <w:r>
+              <w:t xml:space="preserve">4.11</w:t>
+            </w:r>
+          </w:p>
+        </w:tc>
+        <w:tc>
+          <w:tcPr/>
+          <w:p>
+            <w:pPr>
+              <w:pStyle w:val="Compact"/>
+              <w:jc w:val="left"/>
+            </w:pPr>
+            <w:r>
+              <w:t xml:space="preserve">Aplicar capacidade de apagamento remoto em dispositivos portáteis de usuários finais</w:t>
+            </w:r>
+          </w:p>
+        </w:tc>
+        <w:tc>
+          <w:tcPr/>
+          <w:p>
+            <w:pPr>
+              <w:pStyle w:val="Compact"/>
+              <w:jc w:val="left"/>
+            </w:pPr>
+            <w:r>
+              <w:t xml:space="preserve">Permitir apagamento remoto gerenciado quando o risco exigir.</w:t>
+            </w:r>
+          </w:p>
+        </w:tc>
+        <w:tc>
+          <w:tcPr/>
+          <w:p>
+            <w:pPr>
+              <w:pStyle w:val="Compact"/>
+              <w:jc w:val="left"/>
+            </w:pPr>
+            <w:r>
+              <w:t xml:space="preserve">Verificar cobertura, autorização e testes.</w:t>
+            </w:r>
+          </w:p>
+        </w:tc>
+        <w:tc>
+          <w:tcPr/>
+          <w:p>
+            <w:pPr>
+              <w:pStyle w:val="Compact"/>
+              <w:jc w:val="left"/>
+            </w:pPr>
+            <w:r>
+              <w:t xml:space="preserve">Console MDM, procedimentos e registros de testes.</w:t>
+            </w:r>
+          </w:p>
+        </w:tc>
+      </w:tr>
+      <w:tr>
+        <w:tc>
+          <w:tcPr/>
+          <w:p>
+            <w:pPr>
+              <w:pStyle w:val="Compact"/>
+              <w:jc w:val="left"/>
+            </w:pPr>
+            <w:r>
+              <w:t xml:space="preserve">4.12</w:t>
+            </w:r>
+          </w:p>
+        </w:tc>
+        <w:tc>
+          <w:tcPr/>
+          <w:p>
+            <w:pPr>
+              <w:pStyle w:val="Compact"/>
+              <w:jc w:val="left"/>
+            </w:pPr>
+            <w:r>
+              <w:t xml:space="preserve">Separar espaços de trabalho empresariais em dispositivos móveis de usuários finais</w:t>
+            </w:r>
+          </w:p>
+        </w:tc>
+        <w:tc>
+          <w:tcPr/>
+          <w:p>
+            <w:pPr>
+              <w:pStyle w:val="Compact"/>
+              <w:jc w:val="left"/>
+            </w:pPr>
+            <w:r>
+              <w:t xml:space="preserve">Separar dados e aplicações empresariais dos pessoais.</w:t>
+            </w:r>
+          </w:p>
+        </w:tc>
+        <w:tc>
+          <w:tcPr/>
+          <w:p>
+            <w:pPr>
+              <w:pStyle w:val="Compact"/>
+              <w:jc w:val="left"/>
+            </w:pPr>
+            <w:r>
+              <w:t xml:space="preserve">Revisar perfis, políticas e cobertura.</w:t>
+            </w:r>
+          </w:p>
+        </w:tc>
+        <w:tc>
+          <w:tcPr/>
+          <w:p>
+            <w:pPr>
+              <w:pStyle w:val="Compact"/>
+              <w:jc w:val="left"/>
+            </w:pPr>
+            <w:r>
+              <w:t xml:space="preserve">Configuração MDM/MAM, inventário e relatórios.</w:t>
+            </w:r>
+          </w:p>
+        </w:tc>
+      </w:tr>
+    </w:tbl>
+    <w:p>
+      <w:pPr>
+        <w:pStyle w:val="BodyText"/>
+      </w:pPr>
+      <w:r>
+        <w:t xml:space="preserve">Consulte os recursos oficiais do CIS para confirmar a linguagem e os critérios de avaliação.</w:t>
+      </w:r>
+    </w:p>
+    <w:bookmarkEnd w:id="43"/>
+    <w:bookmarkStart w:id="44" w:name="controle-5-gestão-de-contas"/>
+    <w:p>
+      <w:pPr>
+        <w:pStyle w:val="Heading1"/>
+      </w:pPr>
+      <w:r>
+        <w:t xml:space="preserve">10. Controle 5 — Gestão de contas</w:t>
+      </w:r>
+    </w:p>
+    <w:p>
+      <w:pPr>
+        <w:pStyle w:val="FirstParagraph"/>
+      </w:pPr>
+      <w:r>
+        <w:rPr>
+          <w:iCs/>
+          <w:i/>
+        </w:rPr>
+        <w:t xml:space="preserve">As 6 Salvaguardas, seu significado claro, o enfoque de verificação e exemplos de evidências.</w:t>
+      </w:r>
+    </w:p>
+    <w:tbl>
+      <w:tblPr>
+        <w:tblStyle w:val="Table"/>
+        <w:tblW w:type="pct" w:w="5000"/>
+        <w:tblLook w:firstRow="1" w:lastRow="0" w:firstColumn="0" w:lastColumn="0" w:noHBand="0" w:noVBand="0" w:val="0020"/>
+        <w:jc w:val="start"/>
+      </w:tblPr>
+      <w:tblGrid>
+        <w:gridCol w:w="7920"/>
+      </w:tblGrid>
+      <w:tr>
+        <w:trPr>
+          <w:tblHeader w:val="true"/>
+        </w:trPr>
+        <w:tc>
+          <w:tcPr/>
+          <w:p>
+            <w:pPr>
+              <w:pStyle w:val="Compact"/>
+              <w:jc w:val="left"/>
+            </w:pPr>
+            <w:r>
+              <w:rPr>
+                <w:bCs/>
+                <w:b/>
+              </w:rPr>
+              <w:t xml:space="preserve">Finalidade do Controle:</w:t>
+            </w:r>
+            <w:r>
+              <w:t xml:space="preserve"> </w:t>
+            </w:r>
+            <w:r>
+              <w:t xml:space="preserve">Fortalecer a organização por meio da implementação e medição das Salvaguardas de gestão de contas.</w:t>
+            </w:r>
+          </w:p>
+        </w:tc>
+      </w:tr>
+    </w:tbl>
+    <w:p/>
+    <w:tbl>
+      <w:tblPr>
+        <w:tblStyle w:val="Table"/>
+        <w:tblW w:type="pct" w:w="5000"/>
+        <w:tblLook w:firstRow="1" w:lastRow="0" w:firstColumn="0" w:lastColumn="0" w:noHBand="0" w:noVBand="0" w:val="0020"/>
+        <w:jc w:val="start"/>
+      </w:tblPr>
+      <w:tblGrid>
+        <w:gridCol w:w="1584"/>
+        <w:gridCol w:w="1584"/>
+        <w:gridCol w:w="1584"/>
+        <w:gridCol w:w="1584"/>
+        <w:gridCol w:w="1584"/>
+      </w:tblGrid>
+      <w:tr>
+        <w:trPr>
+          <w:tblHeader w:val="true"/>
+        </w:trPr>
+        <w:tc>
+          <w:tcPr/>
+          <w:p>
+            <w:pPr>
+              <w:pStyle w:val="Compact"/>
+              <w:jc w:val="left"/>
+            </w:pPr>
+            <w:r>
+              <w:t xml:space="preserve">ID</w:t>
+            </w:r>
+          </w:p>
+        </w:tc>
+        <w:tc>
+          <w:tcPr/>
+          <w:p>
+            <w:pPr>
+              <w:pStyle w:val="Compact"/>
+              <w:jc w:val="left"/>
+            </w:pPr>
+            <w:r>
+              <w:t xml:space="preserve">Salvaguarda</w:t>
+            </w:r>
+          </w:p>
+        </w:tc>
+        <w:tc>
+          <w:tcPr/>
+          <w:p>
+            <w:pPr>
+              <w:pStyle w:val="Compact"/>
+              <w:jc w:val="left"/>
+            </w:pPr>
+            <w:r>
+              <w:t xml:space="preserve">Significado claro</w:t>
+            </w:r>
+          </w:p>
+        </w:tc>
+        <w:tc>
+          <w:tcPr/>
+          <w:p>
+            <w:pPr>
+              <w:pStyle w:val="Compact"/>
+              <w:jc w:val="left"/>
+            </w:pPr>
+            <w:r>
+              <w:t xml:space="preserve">Enfoque de verificação</w:t>
+            </w:r>
+          </w:p>
+        </w:tc>
+        <w:tc>
+          <w:tcPr/>
+          <w:p>
+            <w:pPr>
+              <w:pStyle w:val="Compact"/>
+              <w:jc w:val="left"/>
+            </w:pPr>
+            <w:r>
+              <w:t xml:space="preserve">Exemplos de evidências</w:t>
+            </w:r>
+          </w:p>
+        </w:tc>
+      </w:tr>
+      <w:tr>
+        <w:tc>
+          <w:tcPr/>
+          <w:p>
+            <w:pPr>
+              <w:pStyle w:val="Compact"/>
+              <w:jc w:val="left"/>
+            </w:pPr>
+            <w:r>
+              <w:t xml:space="preserve">5.1</w:t>
+            </w:r>
+          </w:p>
+        </w:tc>
+        <w:tc>
+          <w:tcPr/>
+          <w:p>
+            <w:pPr>
+              <w:pStyle w:val="Compact"/>
+              <w:jc w:val="left"/>
+            </w:pPr>
+            <w:r>
+              <w:t xml:space="preserve">Estabelecer e manter um inventário de contas</w:t>
+            </w:r>
+          </w:p>
+        </w:tc>
+        <w:tc>
+          <w:tcPr/>
+          <w:p>
+            <w:pPr>
+              <w:pStyle w:val="Compact"/>
+              <w:jc w:val="left"/>
+            </w:pPr>
+            <w:r>
+              <w:t xml:space="preserve">Manter uma população completa de contas com responsável, tipo, estado e datas relevantes.</w:t>
+            </w:r>
+          </w:p>
+        </w:tc>
+        <w:tc>
+          <w:tcPr/>
+          <w:p>
+            <w:pPr>
+              <w:pStyle w:val="Compact"/>
+              <w:jc w:val="left"/>
+            </w:pPr>
+            <w:r>
+              <w:t xml:space="preserve">Confirmar cobertura, atualidade, responsáveis e conciliação.</w:t>
+            </w:r>
+          </w:p>
+        </w:tc>
+        <w:tc>
+          <w:tcPr/>
+          <w:p>
+            <w:pPr>
+              <w:pStyle w:val="Compact"/>
+              <w:jc w:val="left"/>
+            </w:pPr>
+            <w:r>
+              <w:t xml:space="preserve">Inventários, diretórios, relatórios e revisões.</w:t>
+            </w:r>
+          </w:p>
+        </w:tc>
+      </w:tr>
+      <w:tr>
+        <w:tc>
+          <w:tcPr/>
+          <w:p>
+            <w:pPr>
+              <w:pStyle w:val="Compact"/>
+              <w:jc w:val="left"/>
+            </w:pPr>
+            <w:r>
+              <w:t xml:space="preserve">5.2</w:t>
+            </w:r>
+          </w:p>
+        </w:tc>
+        <w:tc>
+          <w:tcPr/>
+          <w:p>
+            <w:pPr>
+              <w:pStyle w:val="Compact"/>
+              <w:jc w:val="left"/>
+            </w:pPr>
+            <w:r>
+              <w:t xml:space="preserve">Utilizar senhas exclusivas</w:t>
+            </w:r>
+          </w:p>
+        </w:tc>
+        <w:tc>
+          <w:tcPr/>
+          <w:p>
+            <w:pPr>
+              <w:pStyle w:val="Compact"/>
+              <w:jc w:val="left"/>
+            </w:pPr>
+            <w:r>
+              <w:t xml:space="preserve">Impedir a reutilização de senhas entre contas gerenciadas.</w:t>
+            </w:r>
+          </w:p>
+        </w:tc>
+        <w:tc>
+          <w:tcPr/>
+          <w:p>
+            <w:pPr>
+              <w:pStyle w:val="Compact"/>
+              <w:jc w:val="left"/>
+            </w:pPr>
+            <w:r>
+              <w:t xml:space="preserve">Revisar política, configuração, exceções e testes.</w:t>
+            </w:r>
+          </w:p>
+        </w:tc>
+        <w:tc>
+          <w:tcPr/>
+          <w:p>
+            <w:pPr>
+              <w:pStyle w:val="Compact"/>
+              <w:jc w:val="left"/>
+            </w:pPr>
+            <w:r>
+              <w:t xml:space="preserve">Política, configuração de identidade e resultados de auditoria.</w:t>
+            </w:r>
+          </w:p>
+        </w:tc>
+      </w:tr>
+      <w:tr>
+        <w:tc>
+          <w:tcPr/>
+          <w:p>
+            <w:pPr>
+              <w:pStyle w:val="Compact"/>
+              <w:jc w:val="left"/>
+            </w:pPr>
+            <w:r>
+              <w:t xml:space="preserve">5.3</w:t>
+            </w:r>
+          </w:p>
+        </w:tc>
+        <w:tc>
+          <w:tcPr/>
+          <w:p>
+            <w:pPr>
+              <w:pStyle w:val="Compact"/>
+              <w:jc w:val="left"/>
+            </w:pPr>
+            <w:r>
+              <w:t xml:space="preserve">Desabilitar contas inativas</w:t>
+            </w:r>
+          </w:p>
+        </w:tc>
+        <w:tc>
+          <w:tcPr/>
+          <w:p>
+            <w:pPr>
+              <w:pStyle w:val="Compact"/>
+              <w:jc w:val="left"/>
+            </w:pPr>
+            <w:r>
+              <w:t xml:space="preserve">Desabilitar oportunamente contas que ultrapassem o período de inatividade aprovado.</w:t>
+            </w:r>
+          </w:p>
+        </w:tc>
+        <w:tc>
+          <w:tcPr/>
+          <w:p>
+            <w:pPr>
+              <w:pStyle w:val="Compact"/>
+              <w:jc w:val="left"/>
+            </w:pPr>
+            <w:r>
+              <w:t xml:space="preserve">Confirmar limite, execução, exceções e acompanhamento.</w:t>
+            </w:r>
+          </w:p>
+        </w:tc>
+        <w:tc>
+          <w:tcPr/>
+          <w:p>
+            <w:pPr>
+              <w:pStyle w:val="Compact"/>
+              <w:jc w:val="left"/>
+            </w:pPr>
+            <w:r>
+              <w:t xml:space="preserve">Relatórios, tickets, registros e aprovações.</w:t>
+            </w:r>
+          </w:p>
+        </w:tc>
+      </w:tr>
+      <w:tr>
+        <w:tc>
+          <w:tcPr/>
+          <w:p>
+            <w:pPr>
+              <w:pStyle w:val="Compact"/>
+              <w:jc w:val="left"/>
+            </w:pPr>
+            <w:r>
+              <w:t xml:space="preserve">5.4</w:t>
+            </w:r>
+          </w:p>
+        </w:tc>
+        <w:tc>
+          <w:tcPr/>
+          <w:p>
+            <w:pPr>
+              <w:pStyle w:val="Compact"/>
+              <w:jc w:val="left"/>
+            </w:pPr>
+            <w:r>
+              <w:t xml:space="preserve">Restringir privilégios administrativos a contas administrativas dedicadas</w:t>
+            </w:r>
+          </w:p>
+        </w:tc>
+        <w:tc>
+          <w:tcPr/>
+          <w:p>
+            <w:pPr>
+              <w:pStyle w:val="Compact"/>
+              <w:jc w:val="left"/>
+            </w:pPr>
+            <w:r>
+              <w:t xml:space="preserve">Separar atividades administrativas das contas de uso normal.</w:t>
+            </w:r>
+          </w:p>
+        </w:tc>
+        <w:tc>
+          <w:tcPr/>
+          <w:p>
+            <w:pPr>
+              <w:pStyle w:val="Compact"/>
+              <w:jc w:val="left"/>
+            </w:pPr>
+            <w:r>
+              <w:t xml:space="preserve">Revisar população, privilégios, uso e exceções.</w:t>
+            </w:r>
+          </w:p>
+        </w:tc>
+        <w:tc>
+          <w:tcPr/>
+          <w:p>
+            <w:pPr>
+              <w:pStyle w:val="Compact"/>
+              <w:jc w:val="left"/>
+            </w:pPr>
+            <w:r>
+              <w:t xml:space="preserve">Diretórios, grupos privilegiados, PAM e registros de atividade.</w:t>
+            </w:r>
+          </w:p>
+        </w:tc>
+      </w:tr>
+      <w:tr>
+        <w:tc>
+          <w:tcPr/>
+          <w:p>
+            <w:pPr>
+              <w:pStyle w:val="Compact"/>
+              <w:jc w:val="left"/>
+            </w:pPr>
+            <w:r>
+              <w:t xml:space="preserve">5.5</w:t>
+            </w:r>
+          </w:p>
+        </w:tc>
+        <w:tc>
+          <w:tcPr/>
+          <w:p>
+            <w:pPr>
+              <w:pStyle w:val="Compact"/>
+              <w:jc w:val="left"/>
+            </w:pPr>
+            <w:r>
+              <w:t xml:space="preserve">Estabelecer e manter um inventário de contas de serviço</w:t>
+            </w:r>
+          </w:p>
+        </w:tc>
+        <w:tc>
+          <w:tcPr/>
+          <w:p>
+            <w:pPr>
+              <w:pStyle w:val="Compact"/>
+              <w:jc w:val="left"/>
+            </w:pPr>
+            <w:r>
+              <w:t xml:space="preserve">Manter responsável, finalidade, dependências, credenciais e revisão para cada conta de serviço.</w:t>
+            </w:r>
+          </w:p>
+        </w:tc>
+        <w:tc>
+          <w:tcPr/>
+          <w:p>
+            <w:pPr>
+              <w:pStyle w:val="Compact"/>
+              <w:jc w:val="left"/>
+            </w:pPr>
+            <w:r>
+              <w:t xml:space="preserve">Confirmar cobertura, rotação, uso e exceções.</w:t>
+            </w:r>
+          </w:p>
+        </w:tc>
+        <w:tc>
+          <w:tcPr/>
+          <w:p>
+            <w:pPr>
+              <w:pStyle w:val="Compact"/>
+              <w:jc w:val="left"/>
+            </w:pPr>
+            <w:r>
+              <w:t xml:space="preserve">Inventário, cofre de segredos, registros de rotação e revisões.</w:t>
+            </w:r>
+          </w:p>
+        </w:tc>
+      </w:tr>
+      <w:tr>
+        <w:tc>
+          <w:tcPr/>
+          <w:p>
+            <w:pPr>
+              <w:pStyle w:val="Compact"/>
+              <w:jc w:val="left"/>
+            </w:pPr>
+            <w:r>
+              <w:t xml:space="preserve">5.6</w:t>
+            </w:r>
+          </w:p>
+        </w:tc>
+        <w:tc>
+          <w:tcPr/>
+          <w:p>
+            <w:pPr>
+              <w:pStyle w:val="Compact"/>
+              <w:jc w:val="left"/>
+            </w:pPr>
+            <w:r>
+              <w:t xml:space="preserve">Centralizar a gestão de contas</w:t>
+            </w:r>
+          </w:p>
+        </w:tc>
+        <w:tc>
+          <w:tcPr/>
+          <w:p>
+            <w:pPr>
+              <w:pStyle w:val="Compact"/>
+              <w:jc w:val="left"/>
+            </w:pPr>
+            <w:r>
+              <w:t xml:space="preserve">Utilizar sistemas centrais de identidade para criar, alterar, desabilitar e revisar contas.</w:t>
+            </w:r>
+          </w:p>
+        </w:tc>
+        <w:tc>
+          <w:tcPr/>
+          <w:p>
+            <w:pPr>
+              <w:pStyle w:val="Compact"/>
+              <w:jc w:val="left"/>
+            </w:pPr>
+            <w:r>
+              <w:t xml:space="preserve">Verificar integrações, cobertura, processos e divergências.</w:t>
+            </w:r>
+          </w:p>
+        </w:tc>
+        <w:tc>
+          <w:tcPr/>
+          <w:p>
+            <w:pPr>
+              <w:pStyle w:val="Compact"/>
+              <w:jc w:val="left"/>
+            </w:pPr>
+            <w:r>
+              <w:t xml:space="preserve">Diretórios, IAM, fluxos de provisionamento e relatórios de conciliação.</w:t>
+            </w:r>
+          </w:p>
+        </w:tc>
+      </w:tr>
+    </w:tbl>
+    <w:p>
+      <w:pPr>
+        <w:pStyle w:val="BodyText"/>
+      </w:pPr>
+      <w:r>
+        <w:t xml:space="preserve">Consulte os recursos oficiais do CIS para confirmar a linguagem e os critérios de avaliação.</w:t>
+      </w:r>
+    </w:p>
+    <w:bookmarkEnd w:id="44"/>
+    <w:bookmarkStart w:id="50" w:name="Xa894af05b3af31fdf2a084a9cec3813ac700e27"/>
+    <w:p>
+      <w:pPr>
+        <w:pStyle w:val="Heading1"/>
+      </w:pPr>
+      <w:r>
+        <w:t xml:space="preserve">11. Controle 6 — Gerenciamento de Controle de Acesso</w:t>
       </w:r>
     </w:p>
     <w:p>
@@ -2101,7 +5600,7 @@
         <w:pStyle w:val="Compact"/>
       </w:pPr>
       <w:r>
-        <w:t xml:space="preserve">Todas as 5 Salvaguardas, significado simples, foco de verificação e evidência de exemplo.*</w:t>
+        <w:t xml:space="preserve">Todas as 8 Salvaguardas, significado simples, foco de verificação e evidência de exemplo.*</w:t>
       </w:r>
     </w:p>
     <w:p>
@@ -2111,682 +5610,20 @@
       <w:r>
         <w:drawing>
           <wp:inline>
-            <wp:extent cx="5334000" cy="2940126"/>
+            <wp:extent cx="5334000" cy="2629639"/>
             <wp:effectExtent b="0" l="0" r="0" t="0"/>
-            <wp:docPr descr="Discovery, reconciliation, response, and review keep foundal populations current." title="" id="41" name="Picture"/>
+            <wp:docPr descr="Contas e privilégios exigem criação aprovada, autenticação forte, revisão e revogação oportuna." title="" id="46" name="Picture"/>
             <a:graphic>
               <a:graphicData uri="http://schemas.openxmlformats.org/drawingml/2006/picture">
                 <pic:pic>
                   <pic:nvPicPr>
-                    <pic:cNvPr descr="media/image4.png" id="42" name="Picture"/>
+                    <pic:cNvPr descr="media/image6.png" id="47" name="Picture"/>
                     <pic:cNvPicPr>
                       <a:picLocks noChangeArrowheads="1" noChangeAspect="1"/>
                     </pic:cNvPicPr>
                   </pic:nvPicPr>
                   <pic:blipFill>
-                    <a:blip r:embed="rId40"/>
-                    <a:stretch>
-                      <a:fillRect/>
-                    </a:stretch>
-                  </pic:blipFill>
-                  <pic:spPr bwMode="auto">
-                    <a:xfrm>
-                      <a:off x="0" y="0"/>
-                      <a:ext cx="5334000" cy="2940126"/>
-                    </a:xfrm>
-                    <a:prstGeom prst="rect">
-                      <a:avLst/>
-                    </a:prstGeom>
-                    <a:noFill/>
-                    <a:ln w="9525">
-                      <a:noFill/>
-                      <a:headEnd/>
-                      <a:tailEnd/>
-                    </a:ln>
-                  </pic:spPr>
-                </pic:pic>
-              </a:graphicData>
-            </a:graphic>
-          </wp:inline>
-        </w:drawing>
-      </w:r>
-    </w:p>
-    <w:p>
-      <w:pPr>
-        <w:pStyle w:val="ImageCaption"/>
-      </w:pPr>
-      <w:r>
-        <w:t xml:space="preserve">Discovery, reconciliation, response, and review keep foundal populations current.</w:t>
-      </w:r>
-    </w:p>
-    <w:p>
-      <w:pPr>
-        <w:pStyle w:val="BodyText"/>
-      </w:pPr>
-      <w:r>
-        <w:t xml:space="preserve">Figura 4. Ciclo de inventário de ativos e software</w:t>
-      </w:r>
-    </w:p>
-    <w:bookmarkStart w:id="43" w:name="X9cbcb2868390f18733d53433a304c2c0ef02e49"/>
-    <w:p>
-      <w:pPr>
-        <w:pStyle w:val="Heading2"/>
-      </w:pPr>
-      <w:r>
-        <w:t xml:space="preserve">. ** Finalidade do controlo: ** Fortalecer a empresa através da implementação e medição de salvaguardas para o inventário e controle de ativos empresariais. □</w:t>
-      </w:r>
-    </w:p>
-    <w:bookmarkEnd w:id="43"/>
-    <w:bookmarkStart w:id="44" w:name="section-1"/>
-    <w:p>
-      <w:pPr>
-        <w:pStyle w:val="Heading2"/>
-      </w:pPr>
-      <w:r>
-        <w:t xml:space="preserve">* * * * * * * * * * * * * * * * * * * * * * * * * * * * * * * * * * * * * * * * * * * * * * * * * * * *</w:t>
-      </w:r>
-    </w:p>
-    <w:p>
-      <w:pPr>
-        <w:pStyle w:val="FirstParagraph"/>
-      </w:pPr>
-      <w:r>
-        <w:t xml:space="preserve">Introdução e manutenção detalhada Inventário de ativos corporativos Coloque em prática um processo repetível, de propriedade ou controle técnico para estabelecer e manter o Inventário de ativos corporativos detalhados, então verifique cobertura e exceções. Confirmar escopo definido, população, propriedade, implementação, frequência, cobertura, exceções, correção e reteste. Inventário de ativos, proprietários, status de aprovação, descoberta ativa/passiva, logs DHCP/IPAM, tickets não autorizados</w:t>
-      </w:r>
-      <w:r>
-        <w:t xml:space="preserve"> </w:t>
-      </w:r>
-      <w:r>
-        <w:t xml:space="preserve">Endereço Activos Não Autorizados Coloque um processo repetível, de propriedade ou controle técnico no local para abordar ativos não autorizados, em seguida, verificar cobertura e exceções. Confirmar escopo definido, população, propriedade, implementação, frequência, cobertura, exceções, correção e reteste. Inventário de ativos, proprietários, status de aprovação, descoberta ativa/passiva, logs DHCP/IPAM, tickets não autorizados</w:t>
-      </w:r>
-      <w:r>
-        <w:t xml:space="preserve"> </w:t>
-      </w:r>
-      <w:r>
-        <w:t xml:space="preserve">□ 1.3 □ Utilizar uma ferramenta de descoberta ativa Coloque no lugar um processo repetível, de propriedade ou controle técnico para utilizar uma ferramenta Active Discovery, então verifique cobertura e exceções. Confirmar escopo definido, população, propriedade, implementação, frequência, cobertura, exceções, correção e reteste. Inventário de ativos, proprietários, status de aprovação, descoberta ativa/passiva, logs DHCP/IPAM, tickets não autorizados</w:t>
-      </w:r>
-      <w:r>
-        <w:t xml:space="preserve"> </w:t>
-      </w:r>
-      <w:r>
-        <w:t xml:space="preserve">Use o DHCP Logging para atualizar o Inventário de Ativos Empresariais.Põr em prática um processo repetível, de propriedade ou controle técnico para usar o DHCP Logging para atualizar o Inventário de Ativos Empresariais, em seguida, verificar a cobertura e exceções. Confirmar escopo definido, população, propriedade, implementação, frequência, cobertura, exceções, correção e reteste. Inventário de ativos, proprietários, status de aprovação, descoberta ativa/passiva, logs DHCP/IPAM, tickets não autorizados</w:t>
-      </w:r>
-      <w:r>
-        <w:t xml:space="preserve"> </w:t>
-      </w:r>
-      <w:r>
-        <w:t xml:space="preserve">Use uma ferramenta de descoberta passiva de ativos Coloque no lugar um processo repetível, de propriedade ou controle técnico para usar uma ferramenta Passive Asset Discovery, então verifique cobertura e exceções. Confirmar escopo definido, população, propriedade, implementação, frequência, cobertura, exceções, correção e reteste. Inventário de ativos, proprietários, status de aprovação, descoberta ativa/passiva, logs DHCP/IPAM, tickets não autorizados</w:t>
-      </w:r>
-    </w:p>
-    <w:p>
-      <w:pPr>
-        <w:pStyle w:val="BodyText"/>
-      </w:pPr>
-      <w:r>
-        <w:t xml:space="preserve">Use o guia oficial de Controles CIS v8.1 e Especificações de Avaliação de Controles para linguagem de Salvaguarda exata, classe de ativos, função de segurança, Grupo de Implementação, dependências, entradas, operações, medidas, métricas e revisão processual.</w:t>
-      </w:r>
-    </w:p>
-    <w:bookmarkEnd w:id="44"/>
-    <w:bookmarkEnd w:id="45"/>
-    <w:bookmarkStart w:id="47" w:name="Xeb9b34ac7dc5be396e103312241fbdff6bec423"/>
-    <w:p>
-      <w:pPr>
-        <w:pStyle w:val="Heading1"/>
-      </w:pPr>
-      <w:r>
-        <w:t xml:space="preserve">7. Controle 2 — Inventário e Controle de Ativos de Software</w:t>
-      </w:r>
-    </w:p>
-    <w:p>
-      <w:pPr>
-        <w:numPr>
-          <w:ilvl w:val="0"/>
-          <w:numId w:val="1015"/>
-        </w:numPr>
-        <w:pStyle w:val="Compact"/>
-      </w:pPr>
-      <w:r>
-        <w:t xml:space="preserve">Todas as 7 Salvaguardas, significado simples, foco de verificação e evidência de exemplo.*</w:t>
-      </w:r>
-    </w:p>
-    <w:p>
-      <w:pPr>
-        <w:pStyle w:val="FirstParagraph"/>
-      </w:pPr>
-      <w:r>
-        <w:t xml:space="preserve">. ** Finalidade do controlo: ** Fortalecer a empresa através da implementação e medição de salvaguardas para o inventário e controle de ativos de software. □</w:t>
-      </w:r>
-      <w:r>
-        <w:t xml:space="preserve"> </w:t>
-      </w:r>
-      <w:r>
-        <w:t xml:space="preserve">□—————————————————————————————————————————————————————————————————————————————————————–</w:t>
-      </w:r>
-    </w:p>
-    <w:bookmarkStart w:id="46" w:name="section-2"/>
-    <w:p>
-      <w:pPr>
-        <w:pStyle w:val="Heading2"/>
-      </w:pPr>
-      <w:r>
-        <w:t xml:space="preserve">* * * * * * * * * * * * * * * * * * * * * * * * * * * * * * * * * * * * * * * * * * * * * * * * * * * *</w:t>
-      </w:r>
-    </w:p>
-    <w:p>
-      <w:pPr>
-        <w:pStyle w:val="FirstParagraph"/>
-      </w:pPr>
-      <w:r>
-        <w:t xml:space="preserve">Estabelecer e manter um Inventário de Software.Coloque em prática um processo repetível, de propriedade ou controle técnico para estabelecer e manter um Inventário de Software, então verifique cobertura e exceções. Confirmar escopo definido, população, propriedade, implementação, frequência, cobertura, exceções, correção e reteste. Inventário de software, status de suporte, lista aprovada, resultados de descoberta, exceções, política de allowlisting e eventos</w:t>
-      </w:r>
-      <w:r>
-        <w:t xml:space="preserve"> </w:t>
-      </w:r>
-      <w:r>
-        <w:t xml:space="preserve">• 2.2 • Certifique-se de que o Software Autorizado está atualmente suportado □ Coloque em prática um processo repetível, de propriedade ou controle técnico para garantir que o Software Autorizado esteja atualmente apoiado, então verifique cobertura e exceções. Confirmar escopo definido, população, propriedade, implementação, frequência, cobertura, exceções, correção e reteste. Inventário de software, status de suporte, lista aprovada, resultados de descoberta, exceções, política de allowlisting e eventos</w:t>
-      </w:r>
-      <w:r>
-        <w:t xml:space="preserve"> </w:t>
-      </w:r>
-      <w:r>
-        <w:t xml:space="preserve">Endereço Software não autorizado Coloque um processo repetível, de propriedade ou controle técnico no local para abordar Software não autorizado, em seguida, verificar cobertura e exceções. Confirmar escopo definido, população, propriedade, implementação, frequência, cobertura, exceções, correção e reteste. Inventário de software, status de suporte, lista aprovada, resultados de descoberta, exceções, política de allowlisting e eventos</w:t>
-      </w:r>
-      <w:r>
-        <w:t xml:space="preserve"> </w:t>
-      </w:r>
-      <w:r>
-        <w:t xml:space="preserve">□ 2.4 □ Utilizar ferramentas de inventário de software automatizadas Coloque um processo repetível, de propriedade ou controle técnico no local para utilizar Ferramentas de Inventário de Software Automatizado, em seguida, verifique cobertura e exceções. Confirmar escopo definido, população, propriedade, implementação, frequência, cobertura, exceções, correção e reteste. Inventário de software, status de suporte, lista aprovada, resultados de descoberta, exceções, política de allowlisting e eventos</w:t>
-      </w:r>
-      <w:r>
-        <w:t xml:space="preserve"> </w:t>
-      </w:r>
-      <w:r>
-        <w:t xml:space="preserve">Software Autorizado de Allowlist Coloque um processo repetível, de propriedade ou controle técnico no local para permitir o software autorizado lista, em seguida, verificar a cobertura e exceções. Confirmar escopo definido, população, propriedade, implementação, frequência, cobertura, exceções, correção e reteste. Inventário de software, status de suporte, lista aprovada, resultados de descoberta, exceções, política de allowlisting e eventos</w:t>
-      </w:r>
-      <w:r>
-        <w:t xml:space="preserve"> </w:t>
-      </w:r>
-      <w:r>
-        <w:t xml:space="preserve">2.6 □ Allowlist Bibliotecas Autorizadas □ Coloque em prática um processo repetível, de propriedade ou controle técnico para permitir a lista Bibliotecas Autorizadas, então verifique cobertura e exceções. Confirmar escopo definido, população, propriedade, implementação, frequência, cobertura, exceções, correção e reteste. Inventário de software, status de suporte, lista aprovada, resultados de descoberta, exceções, política de allowlisting e eventos</w:t>
-      </w:r>
-      <w:r>
-        <w:t xml:space="preserve"> </w:t>
-      </w:r>
-      <w:r>
-        <w:t xml:space="preserve">Lista de Allowlist Scripts Autorizados Coloque um processo repetível, de propriedade ou controle técnico no local para permitir Lista Scripts Autorizados, em seguida, verificar cobertura e exceções. Confirmar escopo definido, população, propriedade, implementação, frequência, cobertura, exceções, correção e reteste. Inventário de software, status de suporte, lista aprovada, resultados de descoberta, exceções, política de allowlisting e eventos</w:t>
-      </w:r>
-    </w:p>
-    <w:p>
-      <w:pPr>
-        <w:pStyle w:val="BodyText"/>
-      </w:pPr>
-      <w:r>
-        <w:t xml:space="preserve">Use o guia oficial de Controles CIS v8.1 e Especificações de Avaliação de Controles para linguagem de Salvaguarda exata, classe de ativos, função de segurança, Grupo de Implementação, dependências, entradas, operações, medidas, métricas e revisão processual.</w:t>
-      </w:r>
-    </w:p>
-    <w:bookmarkEnd w:id="46"/>
-    <w:bookmarkEnd w:id="47"/>
-    <w:bookmarkStart w:id="53" w:name="controle-3-proteção-de-dados"/>
-    <w:p>
-      <w:pPr>
-        <w:pStyle w:val="Heading1"/>
-      </w:pPr>
-      <w:r>
-        <w:t xml:space="preserve">8. Controle 3 — Proteção de dados</w:t>
-      </w:r>
-    </w:p>
-    <w:p>
-      <w:pPr>
-        <w:numPr>
-          <w:ilvl w:val="0"/>
-          <w:numId w:val="1016"/>
-        </w:numPr>
-        <w:pStyle w:val="Compact"/>
-      </w:pPr>
-      <w:r>
-        <w:t xml:space="preserve">Todas as 14 Salvaguardas, significado simples, foco de verificação e evidência de exemplo.*</w:t>
-      </w:r>
-    </w:p>
-    <w:p>
-      <w:pPr>
-        <w:pStyle w:val="CaptionedFigure"/>
-      </w:pPr>
-      <w:r>
-        <w:drawing>
-          <wp:inline>
-            <wp:extent cx="5334000" cy="2945449"/>
-            <wp:effectExtent b="0" l="0" r="0" t="0"/>
-            <wp:docPr descr="Descobrir, classificar, proteger, reter e eliminar dados de acordo com a sensibilidade e necessidade." title="" id="49" name="Picture"/>
-            <a:graphic>
-              <a:graphicData uri="http://schemas.openxmlformats.org/drawingml/2006/picture">
-                <pic:pic>
-                  <pic:nvPicPr>
-                    <pic:cNvPr descr="media/image5.png" id="50" name="Picture"/>
-                    <pic:cNvPicPr>
-                      <a:picLocks noChangeArrowheads="1" noChangeAspect="1"/>
-                    </pic:cNvPicPr>
-                  </pic:nvPicPr>
-                  <pic:blipFill>
-                    <a:blip r:embed="rId48"/>
-                    <a:stretch>
-                      <a:fillRect/>
-                    </a:stretch>
-                  </pic:blipFill>
-                  <pic:spPr bwMode="auto">
-                    <a:xfrm>
-                      <a:off x="0" y="0"/>
-                      <a:ext cx="5334000" cy="2945449"/>
-                    </a:xfrm>
-                    <a:prstGeom prst="rect">
-                      <a:avLst/>
-                    </a:prstGeom>
-                    <a:noFill/>
-                    <a:ln w="9525">
-                      <a:noFill/>
-                      <a:headEnd/>
-                      <a:tailEnd/>
-                    </a:ln>
-                  </pic:spPr>
-                </pic:pic>
-              </a:graphicData>
-            </a:graphic>
-          </wp:inline>
-        </w:drawing>
-      </w:r>
-    </w:p>
-    <w:p>
-      <w:pPr>
-        <w:pStyle w:val="ImageCaption"/>
-      </w:pPr>
-      <w:r>
-        <w:t xml:space="preserve">Descobrir, classificar, proteger, reter e eliminar dados de acordo com a sensibilidade e necessidade.</w:t>
-      </w:r>
-    </w:p>
-    <w:p>
-      <w:pPr>
-        <w:pStyle w:val="BodyText"/>
-      </w:pPr>
-      <w:r>
-        <w:t xml:space="preserve">Figura 5. Ciclo de vida de proteção de dados</w:t>
-      </w:r>
-    </w:p>
-    <w:bookmarkStart w:id="51" w:name="Xafbf8e1b4b26e3da78f01c41e124c491db11a0b"/>
-    <w:p>
-      <w:pPr>
-        <w:pStyle w:val="Heading2"/>
-      </w:pPr>
-      <w:r>
-        <w:t xml:space="preserve">. ** Finalidade do controlo: ** Reforçar a empresa através da implementação e medição de salvaguardas para a protecção de dados. □</w:t>
-      </w:r>
-    </w:p>
-    <w:bookmarkEnd w:id="51"/>
-    <w:bookmarkStart w:id="52" w:name="section-3"/>
-    <w:p>
-      <w:pPr>
-        <w:pStyle w:val="Heading2"/>
-      </w:pPr>
-      <w:r>
-        <w:t xml:space="preserve">* * * * * * * * * * * * * * * * * * * * * * * * * * * * * * * * * * * * * * * * * * * * * * * * * * * *</w:t>
-      </w:r>
-    </w:p>
-    <w:p>
-      <w:pPr>
-        <w:pStyle w:val="FirstParagraph"/>
-      </w:pPr>
-      <w:r>
-        <w:t xml:space="preserve">3.1 Estabelecer e manter um processo de gerenciamento de dados .Põr em prática um processo repetível, de propriedade ou controle técnico para estabelecer e manter um processo de gerenciamento de dados, em seguida, verificar cobertura e exceções. Confirmar escopo definido, população, propriedade, implementação, frequência, cobertura, exceções, correção e reteste. Lista de dados, classificação, fluxos, ACLs, retenção, eliminação, criptografia, DLP e logs de acesso</w:t>
-      </w:r>
-      <w:r>
-        <w:t xml:space="preserve"> </w:t>
-      </w:r>
-      <w:r>
-        <w:t xml:space="preserve">3.2 Estabelecer e manter um Inventário de Dados .Põr em prática um processo repetível, de propriedade ou controle técnico para estabelecer e manter um Inventário de Dados, em seguida, verificar a cobertura e exceções. Confirmar escopo definido, população, propriedade, implementação, frequência, cobertura, exceções, correção e reteste. Lista de dados, classificação, fluxos, ACLs, retenção, eliminação, criptografia, DLP e logs de acesso</w:t>
-      </w:r>
-      <w:r>
-        <w:t xml:space="preserve"> </w:t>
-      </w:r>
-      <w:r>
-        <w:t xml:space="preserve">Configurar Listas de Controle de Acesso de Dados Coloque em prática um processo repetível, de propriedade ou controle técnico para configurar Listas de Controle de Acesso de Dados e, em seguida, verifique a cobertura e exceções. Confirmar escopo definido, população, propriedade, implementação, frequência, cobertura, exceções, correção e reteste. Lista de dados, classificação, fluxos, ACLs, retenção, eliminação, criptografia, DLP e logs de acesso</w:t>
-      </w:r>
-      <w:r>
-        <w:t xml:space="preserve"> </w:t>
-      </w:r>
-      <w:r>
-        <w:t xml:space="preserve">□ 3.4 □ Forçar a retenção de dados □ Coloque em prática um processo repetível, de propriedade ou controle técnico para impor a retenção de dados, em seguida, verificar a cobertura e exceções. Confirmar escopo definido, população, propriedade, implementação, frequência, cobertura, exceções, correção e reteste. Lista de dados, classificação, fluxos, ACLs, retenção, eliminação, criptografia, DLP e logs de acesso</w:t>
-      </w:r>
-      <w:r>
-        <w:t xml:space="preserve"> </w:t>
-      </w:r>
-      <w:r>
-        <w:t xml:space="preserve">3.5 □ Eliminar com segurança os dados Coloque em prática um processo repetível, de propriedade ou controle técnico para eliminar de forma segura os dados, então verifique a cobertura e exceções. Confirmar escopo definido, população, propriedade, implementação, frequência, cobertura, exceções, correção e reteste. Lista de dados, classificação, fluxos, ACLs, retenção, eliminação, criptografia, DLP e logs de acesso</w:t>
-      </w:r>
-      <w:r>
-        <w:t xml:space="preserve"> </w:t>
-      </w:r>
-      <w:r>
-        <w:t xml:space="preserve">□ 3.6 □ Criptografar Dados em Dispositivos de Usuário Final □ Coloque em prática um processo repetível, de propriedade ou controle técnico para criptografar Dados em Dispositivos de Usuário Final, então verifique cobertura e exceções. Confirmar escopo definido, população, propriedade, implementação, frequência, cobertura, exceções, correção e reteste. Lista de dados, classificação, fluxos, ACLs, retenção, eliminação, criptografia, DLP e logs de acesso</w:t>
-      </w:r>
-      <w:r>
-        <w:t xml:space="preserve"> </w:t>
-      </w:r>
-      <w:r>
-        <w:t xml:space="preserve">□ 3.7 □ Estabelecer e manter um esquema de classificação de dados □ Colocar em prática um processo repetível, de propriedade ou controle técnico para estabelecer e manter um esquema de classificação de dados, em seguida, verificar a cobertura e exceções. Confirmar escopo definido, população, propriedade, implementação, frequência, cobertura, exceções, correção e reteste. Lista de dados, classificação, fluxos, ACLs, retenção, eliminação, criptografia, DLP e logs de acesso</w:t>
-      </w:r>
-      <w:r>
-        <w:t xml:space="preserve"> </w:t>
-      </w:r>
-      <w:r>
-        <w:t xml:space="preserve">Os fluxos de dados do documento Coloque em prática um processo repetível, de propriedade ou controle técnico para documentar Fluxos de Dados, então verifique cobertura e exceções. Confirmar escopo definido, população, propriedade, implementação, frequência, cobertura, exceções, correção e reteste. Lista de dados, classificação, fluxos, ACLs, retenção, eliminação, criptografia, DLP e logs de acesso</w:t>
-      </w:r>
-      <w:r>
-        <w:t xml:space="preserve"> </w:t>
-      </w:r>
-      <w:r>
-        <w:t xml:space="preserve">.. 3.9 .. Criptografar dados em mídia removível .. Coloque um processo repetível, de propriedade ou controle técnico para criptografar dados em mídia removível, em seguida, verificar cobertura e exceções. Confirmar escopo definido, população, propriedade, implementação, frequência, cobertura, exceções, correção e reteste. Lista de dados, classificação, fluxos, ACLs, retenção, eliminação, criptografia, DLP e logs de acesso</w:t>
-      </w:r>
-      <w:r>
-        <w:t xml:space="preserve"> </w:t>
-      </w:r>
-      <w:r>
-        <w:t xml:space="preserve">3.10 Crypt Sensitive Data in Trânsito Coloque no lugar um processo repetível, de propriedade ou controle técnico para criptografar Dados Sensitivos em Trânsito, então verifique cobertura e exceções. Confirmar escopo definido, população, propriedade, implementação, frequência, cobertura, exceções, correção e reteste. Lista de dados, classificação, fluxos, ACLs, retenção, eliminação, criptografia, DLP e logs de acesso</w:t>
-      </w:r>
-      <w:r>
-        <w:t xml:space="preserve"> </w:t>
-      </w:r>
-      <w:r>
-        <w:t xml:space="preserve">Em repouso, criptografar dados sensíveis Coloque um processo repetível, de propriedade ou controle técnico no local para criptografar dados sensíveis em repouso, então verifique cobertura e exceções. Confirmar escopo definido, população, propriedade, implementação, frequência, cobertura, exceções, correção e reteste. Lista de dados, classificação, fluxos, ACLs, retenção, eliminação, criptografia, DLP e logs de acesso</w:t>
-      </w:r>
-      <w:r>
-        <w:t xml:space="preserve"> </w:t>
-      </w:r>
-      <w:r>
-        <w:t xml:space="preserve">Segmento Processamento e Armazenamento de Dados Baseado na Sensibilidade .. Coloque em prática um processo repetível, de propriedade ou controle técnico para segmentar Processamento e Armazenamento de Dados Baseado na Sensibilidade, então verifique cobertura e exceções. Confirmar escopo definido, população, propriedade, implementação, frequência, cobertura, exceções, correção e reteste. Lista de dados, classificação, fluxos, ACLs, retenção, eliminação, criptografia, DLP e logs de acesso</w:t>
-      </w:r>
-      <w:r>
-        <w:t xml:space="preserve"> </w:t>
-      </w:r>
-      <w:r>
-        <w:t xml:space="preserve">3.13 Implantar uma solução de prevenção de perda de dados Coloque em prática um processo repetível, de propriedade ou controle técnico para implantar uma Solução de Prevenção de Perda de Dados, então verifique cobertura e exceções. Confirmar escopo definido, população, propriedade, implementação, frequência, cobertura, exceções, correção e reteste. Lista de dados, classificação, fluxos, ACLs, retenção, eliminação, criptografia, DLP e logs de acesso</w:t>
-      </w:r>
-      <w:r>
-        <w:t xml:space="preserve"> </w:t>
-      </w:r>
-      <w:r>
-        <w:t xml:space="preserve">Acesso de Dados Sensíveis ao Log Coloque um processo repetível, de propriedade ou controle técnico no local para registrar o acesso de dados sensíveis, em seguida, verificar a cobertura e exceções. Confirmar escopo definido, população, propriedade, implementação, frequência, cobertura, exceções, correção e reteste. Lista de dados, classificação, fluxos, ACLs, retenção, eliminação, criptografia, DLP e logs de acesso</w:t>
-      </w:r>
-    </w:p>
-    <w:p>
-      <w:pPr>
-        <w:pStyle w:val="BodyText"/>
-      </w:pPr>
-      <w:r>
-        <w:t xml:space="preserve">Use o guia oficial de Controles CIS v8.1 e Especificações de Avaliação de Controles para linguagem de Salvaguarda exata, classe de ativos, função de segurança, Grupo de Implementação, dependências, entradas, operações, medidas, métricas e revisão processual.</w:t>
-      </w:r>
-    </w:p>
-    <w:bookmarkEnd w:id="52"/>
-    <w:bookmarkEnd w:id="53"/>
-    <w:bookmarkStart w:id="55" w:name="Xd2ef3f86512794823bc8b468f11f6ff2370559c"/>
-    <w:p>
-      <w:pPr>
-        <w:pStyle w:val="Heading1"/>
-      </w:pPr>
-      <w:r>
-        <w:t xml:space="preserve">9. Controle 4 — Configuração segura de ativos empresariais e software</w:t>
-      </w:r>
-    </w:p>
-    <w:p>
-      <w:pPr>
-        <w:numPr>
-          <w:ilvl w:val="0"/>
-          <w:numId w:val="1017"/>
-        </w:numPr>
-        <w:pStyle w:val="Compact"/>
-      </w:pPr>
-      <w:r>
-        <w:t xml:space="preserve">Todas as 12 Salvaguardas, significado simples, foco de verificação e evidência de exemplo.*</w:t>
-      </w:r>
-    </w:p>
-    <w:p>
-      <w:pPr>
-        <w:pStyle w:val="FirstParagraph"/>
-      </w:pPr>
-      <w:r>
-        <w:t xml:space="preserve">. ** Finalidade do controlo: ** Fortaleça a empresa implementando e medindo salvaguardas para a configuração segura de ativos e software da empresa. □</w:t>
-      </w:r>
-      <w:r>
-        <w:t xml:space="preserve"> </w:t>
-      </w:r>
-      <w:r>
-        <w:t xml:space="preserve">□———————————————————————————————————————————————————————————————————————————</w:t>
-      </w:r>
-    </w:p>
-    <w:bookmarkStart w:id="54" w:name="section-4"/>
-    <w:p>
-      <w:pPr>
-        <w:pStyle w:val="Heading2"/>
-      </w:pPr>
-      <w:r>
-        <w:t xml:space="preserve">* * * * * * * * * * * * * * * * * * * * * * * * * * * * * * * * * * * * * * * * * * * * * * * * * * * *</w:t>
-      </w:r>
-    </w:p>
-    <w:p>
-      <w:pPr>
-        <w:pStyle w:val="FirstParagraph"/>
-      </w:pPr>
-      <w:r>
-        <w:t xml:space="preserve">4.1 Estabelecer e manter um processo de configuração seguro .Põr em prática um processo repetível, de propriedade ou controle técnico para estabelecer e manter um processo de configuração seguro, em seguida, verificar a cobertura e exceções. Confirmar escopo definido, população, propriedade, implementação, frequência, cobertura, exceções, correção e reteste. Normas de configuração, resultados de benchmark, firewalls, bloqueios de sessão, protocolos de administração, defaults, serviços e configurações móveis</w:t>
-      </w:r>
-      <w:r>
-        <w:t xml:space="preserve"> </w:t>
-      </w:r>
-      <w:r>
-        <w:t xml:space="preserve">4.2 Estabelecer e manter um processo de configuração seguro para a infraestrutura de rede.Põr em prática um processo repetível, de propriedade ou controle técnico para estabelecer e manter um processo de configuração seguro para a infraestrutura de rede, em seguida, verificar a cobertura e exceções. Confirmar escopo definido, população, propriedade, implementação, frequência, cobertura, exceções, correção e reteste. Normas de configuração, resultados de benchmark, firewalls, bloqueios de sessão, protocolos de administração, defaults, serviços e configurações móveis</w:t>
-      </w:r>
-      <w:r>
-        <w:t xml:space="preserve"> </w:t>
-      </w:r>
-      <w:r>
-        <w:t xml:space="preserve">Configura o bloqueio automático de sessão em ativos empresariais Coloque em prática um processo repetível, de propriedade ou controle técnico para configurar o bloqueio automático de sessão em ativos corporativos, em seguida, verifique a cobertura e exceções. Confirmar escopo definido, população, propriedade, implementação, frequência, cobertura, exceções, correção e reteste. Normas de configuração, resultados de benchmark, firewalls, bloqueios de sessão, protocolos de administração, defaults, serviços e configurações móveis</w:t>
-      </w:r>
-      <w:r>
-        <w:t xml:space="preserve"> </w:t>
-      </w:r>
-      <w:r>
-        <w:t xml:space="preserve">4.4 Implementar e Gerenciar um Firewall em Servidores Coloque um processo repetível, de propriedade ou controle técnico para implementar e gerenciar um Firewall em Servidores, então verifique cobertura e exceções. Confirmar escopo definido, população, propriedade, implementação, frequência, cobertura, exceções, correção e reteste. Normas de configuração, resultados de benchmark, firewalls, bloqueios de sessão, protocolos de administração, defaults, serviços e configurações móveis</w:t>
-      </w:r>
-      <w:r>
-        <w:t xml:space="preserve"> </w:t>
-      </w:r>
-      <w:r>
-        <w:t xml:space="preserve">□ 4.5 □ Implementar e Gerenciar um Firewall em Dispositivos de Usuário Final □ Coloque em prática um processo ou controle técnico repetível, de propriedade para implementar e gerenciar um Firewall em Dispositivos de Usuário Final, em seguida, verifique cobertura e exceções. Confirmar escopo definido, população, propriedade, implementação, frequência, cobertura, exceções, correção e reteste. Normas de configuração, resultados de benchmark, firewalls, bloqueios de sessão, protocolos de administração, defaults, serviços e configurações móveis</w:t>
-      </w:r>
-      <w:r>
-        <w:t xml:space="preserve"> </w:t>
-      </w:r>
-      <w:r>
-        <w:t xml:space="preserve">Como Gerenciar com segurança os ativos e o software corporativos?Coloque no lugar um processo repetível, de propriedade ou controle técnico para Gerenciar com segurança os ativos empresariais e o software, então verifique a cobertura e exceções. Confirmar escopo definido, população, propriedade, implementação, frequência, cobertura, exceções, correção e reteste. Normas de configuração, resultados de benchmark, firewalls, bloqueios de sessão, protocolos de administração, defaults, serviços e configurações móveis</w:t>
-      </w:r>
-      <w:r>
-        <w:t xml:space="preserve"> </w:t>
-      </w:r>
-      <w:r>
-        <w:t xml:space="preserve">Como Gerenciar contas padrão em ativos e software corporativos?Coloque em prática um processo repetível, de propriedade ou controle técnico para gerenciar contas padrão em ativos corporativos e software, então verifique cobertura e exceções. Confirmar escopo definido, população, propriedade, implementação, frequência, cobertura, exceções, correção e reteste. Normas de configuração, resultados de benchmark, firewalls, bloqueios de sessão, protocolos de administração, defaults, serviços e configurações móveis</w:t>
-      </w:r>
-      <w:r>
-        <w:t xml:space="preserve"> </w:t>
-      </w:r>
-      <w:r>
-        <w:t xml:space="preserve">4.8 Desinstalar ou desativar Serviços Desnecessários em Ativos e Software Corporativos Coloque em prática um processo ou controle técnico repetível, de propriedade para desinstalar ou desativar Serviços Desnecessários em Ativos e Software Corporativos, então verifique cobertura e exceções. Confirmar escopo definido, população, propriedade, implementação, frequência, cobertura, exceções, correção e reteste. Normas de configuração, resultados de benchmark, firewalls, bloqueios de sessão, protocolos de administração, defaults, serviços e configurações móveis</w:t>
-      </w:r>
-      <w:r>
-        <w:t xml:space="preserve"> </w:t>
-      </w:r>
-      <w:r>
-        <w:t xml:space="preserve">Configura Servidores DNS confiáveis em ativos corporativos Coloque um processo repetível, de propriedade ou controle técnico para configurar Servidores DNS confiáveis em ativos corporativos, então verifique cobertura e exceções. Confirmar escopo definido, população, propriedade, implementação, frequência, cobertura, exceções, correção e reteste. Normas de configuração, resultados de benchmark, firewalls, bloqueios de sessão, protocolos de administração, defaults, serviços e configurações móveis</w:t>
-      </w:r>
-      <w:r>
-        <w:t xml:space="preserve"> </w:t>
-      </w:r>
-      <w:r>
-        <w:t xml:space="preserve">4.10 Forçar o bloqueio automático do dispositivo em dispositivos portáteis do usuário final Coloque em prática um processo repetível, de propriedade ou controle técnico para aplicar o Bloqueio Automático de Dispositivos Portáteis de Usuário Final, em seguida, verifique a cobertura e exceções. Confirmar escopo definido, população, propriedade, implementação, frequência, cobertura, exceções, correção e reteste. Normas de configuração, resultados de benchmark, firewalls, bloqueios de sessão, protocolos de administração, defaults, serviços e configurações móveis</w:t>
-      </w:r>
-      <w:r>
-        <w:t xml:space="preserve"> </w:t>
-      </w:r>
-      <w:r>
-        <w:t xml:space="preserve">• 4.11 • Forçar a capacidade de limpeza remota em dispositivos portáteis de uso final Coloque em prática um processo repetível, de propriedade ou controle técnico para impor a capacidade de limpeza remota em dispositivos portáteis de usuário final, em seguida, verifique a cobertura e exceções. Confirmar escopo definido, população, propriedade, implementação, frequência, cobertura, exceções, correção e reteste. Normas de configuração, resultados de benchmark, firewalls, bloqueios de sessão, protocolos de administração, defaults, serviços e configurações móveis</w:t>
-      </w:r>
-      <w:r>
-        <w:t xml:space="preserve"> </w:t>
-      </w:r>
-      <w:r>
-        <w:t xml:space="preserve">□ 4.12 □ Separar os espaços de trabalho empresariais em dispositivos móveis de utilização final □ Coloque em prática um processo repetível, de propriedade ou controlo técnico para separar os espaços de trabalho empresariais em dispositivos móveis de utilização final e verificar a cobertura e as exceções. Confirmar escopo definido, população, propriedade, implementação, frequência, cobertura, exceções, correção e reteste. Normas de configuração, resultados de benchmark, firewalls, bloqueios de sessão, protocolos de administração, defaults, serviços e configurações móveis</w:t>
-      </w:r>
-    </w:p>
-    <w:p>
-      <w:pPr>
-        <w:pStyle w:val="BodyText"/>
-      </w:pPr>
-      <w:r>
-        <w:t xml:space="preserve">Use o guia oficial de Controles CIS v8.1 e Especificações de Avaliação de Controles para linguagem de Salvaguarda exata, classe de ativos, função de segurança, Grupo de Implementação, dependências, entradas, operações, medidas, métricas e revisão processual.</w:t>
-      </w:r>
-    </w:p>
-    <w:bookmarkEnd w:id="54"/>
-    <w:bookmarkEnd w:id="55"/>
-    <w:bookmarkStart w:id="57" w:name="controle-5-gestão-de-contas"/>
-    <w:p>
-      <w:pPr>
-        <w:pStyle w:val="Heading1"/>
-      </w:pPr>
-      <w:r>
-        <w:t xml:space="preserve">10. Controle 5 — Gestão de Contas</w:t>
-      </w:r>
-    </w:p>
-    <w:p>
-      <w:pPr>
-        <w:numPr>
-          <w:ilvl w:val="0"/>
-          <w:numId w:val="1018"/>
-        </w:numPr>
-        <w:pStyle w:val="Compact"/>
-      </w:pPr>
-      <w:r>
-        <w:t xml:space="preserve">Todas as 6 Salvaguardas, significado simples, foco de verificação e evidência de exemplo.*</w:t>
-      </w:r>
-    </w:p>
-    <w:p>
-      <w:pPr>
-        <w:pStyle w:val="FirstParagraph"/>
-      </w:pPr>
-      <w:r>
-        <w:t xml:space="preserve">. ** Finalidade do controlo: ** Reforçar a empresa através da implementação e medição de salvaguardas para a gestão de contas. □</w:t>
-      </w:r>
-      <w:r>
-        <w:t xml:space="preserve"> </w:t>
-      </w:r>
-      <w:r>
-        <w:t xml:space="preserve">□——————————————————————————————————————————–</w:t>
-      </w:r>
-    </w:p>
-    <w:bookmarkStart w:id="56" w:name="section-5"/>
-    <w:p>
-      <w:pPr>
-        <w:pStyle w:val="Heading2"/>
-      </w:pPr>
-      <w:r>
-        <w:t xml:space="preserve">* * * * * * * * * * * * * * * * * * * * * * * * * * * * * * * * * * * * * * * * * * * * * * * * * * * *</w:t>
-      </w:r>
-    </w:p>
-    <w:p>
-      <w:pPr>
-        <w:pStyle w:val="FirstParagraph"/>
-      </w:pPr>
-      <w:r>
-        <w:t xml:space="preserve">• 5.1 • Estabelecer e manter um Inventário de Contas • Colocar em prática um processo repetível, de propriedade ou controle técnico para estabelecer e manter um Inventário de Contas, em seguida, verificar a cobertura e exceções. Confirmar escopo definido, população, propriedade, implementação, frequência, cobertura, exceções, correção e reteste. As populações da conta, os proprietários, as datas, a política da senha, as ações da conta dormente, os inventários da conta do administrador e do serviço</w:t>
-      </w:r>
-      <w:r>
-        <w:t xml:space="preserve"> </w:t>
-      </w:r>
-      <w:r>
-        <w:t xml:space="preserve">Use senhas únicas Coloque um processo repetível, de propriedade ou controle técnico para usar senhas únicas e, em seguida, verifique a cobertura e exceções. Confirmar escopo definido, população, propriedade, implementação, frequência, cobertura, exceções, correção e reteste. As populações da conta, os proprietários, as datas, a política da senha, as ações da conta dormente, os inventários da conta do administrador e do serviço</w:t>
-      </w:r>
-      <w:r>
-        <w:t xml:space="preserve"> </w:t>
-      </w:r>
-      <w:r>
-        <w:t xml:space="preserve">5.3 Desactivar contas domésticas Coloque em prática um processo repetível, de propriedade ou controle técnico para desativar Contas Dormintes e, em seguida, verificar a cobertura e exceções. Confirmar escopo definido, população, propriedade, implementação, frequência, cobertura, exceções, correção e reteste. As populações da conta, os proprietários, as datas, a política da senha, as ações da conta dormente, os inventários da conta do administrador e do serviço</w:t>
-      </w:r>
-      <w:r>
-        <w:t xml:space="preserve"> </w:t>
-      </w:r>
-      <w:r>
-        <w:t xml:space="preserve">Restringir os Privilégios de Administrador às Contas de Administradores Dedicadas Coloque em prática um processo repetível, de propriedade ou controle técnico para restringir os Privilégios de Administrador às Contas de Administrador Dedicadas, em seguida, verifique a cobertura e exceções. Confirmar escopo definido, população, propriedade, implementação, frequência, cobertura, exceções, correção e reteste. As populações da conta, os proprietários, as datas, a política da senha, as ações da conta dormente, os inventários da conta do administrador e do serviço</w:t>
-      </w:r>
-      <w:r>
-        <w:t xml:space="preserve"> </w:t>
-      </w:r>
-      <w:r>
-        <w:t xml:space="preserve">5,5 □ Estabelecer e manter um Inventário de Contas de Serviço □ Colocar em prática um processo repetível, de propriedade ou controle técnico para estabelecer e manter um Inventário de Contas de Serviço, em seguida, verificar cobertura e exceções. Confirmar escopo definido, população, propriedade, implementação, frequência, cobertura, exceções, correção e reteste. As populações da conta, os proprietários, as datas, a política da senha, as ações da conta dormente, os inventários da conta do administrador e do serviço</w:t>
-      </w:r>
-      <w:r>
-        <w:t xml:space="preserve"> </w:t>
-      </w:r>
-      <w:r>
-        <w:t xml:space="preserve">5.6 Centralizar a Gestão de Contas Coloque em prática um processo repetível, de propriedade ou controle técnico para centralizar o Gerenciamento de Contas, em seguida, verifique a cobertura e exceções. Confirmar escopo definido, população, propriedade, implementação, frequência, cobertura, exceções, correção e reteste. As populações da conta, os proprietários, as datas, a política da senha, as ações da conta dormente, os inventários da conta do administrador e do serviço</w:t>
-      </w:r>
-    </w:p>
-    <w:p>
-      <w:pPr>
-        <w:pStyle w:val="BodyText"/>
-      </w:pPr>
-      <w:r>
-        <w:t xml:space="preserve">Use o guia oficial de Controles CIS v8.1 e Especificações de Avaliação de Controles para linguagem de Salvaguarda exata, classe de ativos, função de segurança, Grupo de Implementação, dependências, entradas, operações, medidas, métricas e revisão processual.</w:t>
-      </w:r>
-    </w:p>
-    <w:bookmarkEnd w:id="56"/>
-    <w:bookmarkEnd w:id="57"/>
-    <w:bookmarkStart w:id="63" w:name="Xa894af05b3af31fdf2a084a9cec3813ac700e27"/>
-    <w:p>
-      <w:pPr>
-        <w:pStyle w:val="Heading1"/>
-      </w:pPr>
-      <w:r>
-        <w:t xml:space="preserve">11. Controle 6 — Gerenciamento de Controle de Acesso</w:t>
-      </w:r>
-    </w:p>
-    <w:p>
-      <w:pPr>
-        <w:numPr>
-          <w:ilvl w:val="0"/>
-          <w:numId w:val="1019"/>
-        </w:numPr>
-        <w:pStyle w:val="Compact"/>
-      </w:pPr>
-      <w:r>
-        <w:t xml:space="preserve">Todas as 8 Salvaguardas, significado simples, foco de verificação e evidência de exemplo.*</w:t>
-      </w:r>
-    </w:p>
-    <w:p>
-      <w:pPr>
-        <w:pStyle w:val="CaptionedFigure"/>
-      </w:pPr>
-      <w:r>
-        <w:drawing>
-          <wp:inline>
-            <wp:extent cx="5334000" cy="2629639"/>
-            <wp:effectExtent b="0" l="0" r="0" t="0"/>
-            <wp:docPr descr="Contas e privilégios exigem criação aprovada, autenticação forte, revisão e revogação oportuna." title="" id="59" name="Picture"/>
-            <a:graphic>
-              <a:graphicData uri="http://schemas.openxmlformats.org/drawingml/2006/picture">
-                <pic:pic>
-                  <pic:nvPicPr>
-                    <pic:cNvPr descr="media/image6.png" id="60" name="Picture"/>
-                    <pic:cNvPicPr>
-                      <a:picLocks noChangeArrowheads="1" noChangeAspect="1"/>
-                    </pic:cNvPicPr>
-                  </pic:nvPicPr>
-                  <pic:blipFill>
-                    <a:blip r:embed="rId58"/>
+                    <a:blip r:embed="rId45"/>
                     <a:stretch>
                       <a:fillRect/>
                     </a:stretch>
@@ -2829,7 +5666,7 @@
         <w:t xml:space="preserve">Figura 6. Ciclo de vida de identidade e acesso</w:t>
       </w:r>
     </w:p>
-    <w:bookmarkStart w:id="61" w:name="Xcabd0b0a654464b8c9f73c37431732309c07dc8"/>
+    <w:bookmarkStart w:id="48" w:name="Xcabd0b0a654464b8c9f73c37431732309c07dc8"/>
     <w:p>
       <w:pPr>
         <w:pStyle w:val="Heading2"/>
@@ -2838,8 +5675,8 @@
         <w:t xml:space="preserve">. ** Finalidade do controlo: ** Reforçar a empresa através da implementação e medição de salvaguardas para a gestão do controlo de acesso. □</w:t>
       </w:r>
     </w:p>
-    <w:bookmarkEnd w:id="61"/>
-    <w:bookmarkStart w:id="62" w:name="section-6"/>
+    <w:bookmarkEnd w:id="48"/>
+    <w:bookmarkStart w:id="49" w:name="section-1"/>
     <w:p>
       <w:pPr>
         <w:pStyle w:val="Heading2"/>
@@ -2906,9 +5743,9 @@
         <w:t xml:space="preserve">Use o guia oficial de Controles CIS v8.1 e Especificações de Avaliação de Controles para linguagem de Salvaguarda exata, classe de ativos, função de segurança, Grupo de Implementação, dependências, entradas, operações, medidas, métricas e revisão processual.</w:t>
       </w:r>
     </w:p>
-    <w:bookmarkEnd w:id="62"/>
-    <w:bookmarkEnd w:id="63"/>
-    <w:bookmarkStart w:id="68" w:name="Xc417a421edbe5d2e6b240c7d3d615c29c5a6aa2"/>
+    <w:bookmarkEnd w:id="49"/>
+    <w:bookmarkEnd w:id="50"/>
+    <w:bookmarkStart w:id="55" w:name="Xc417a421edbe5d2e6b240c7d3d615c29c5a6aa2"/>
     <w:p>
       <w:pPr>
         <w:pStyle w:val="Heading1"/>
@@ -2921,7 +5758,7 @@
       <w:pPr>
         <w:numPr>
           <w:ilvl w:val="0"/>
-          <w:numId w:val="1020"/>
+          <w:numId w:val="1015"/>
         </w:numPr>
         <w:pStyle w:val="Compact"/>
       </w:pPr>
@@ -2938,18 +5775,18 @@
           <wp:inline>
             <wp:extent cx="5334000" cy="2728121"/>
             <wp:effectExtent b="0" l="0" r="0" t="0"/>
-            <wp:docPr descr="Complete coverage and verific remediation matter more than produting scan reports." title="" id="65" name="Picture"/>
+            <wp:docPr descr="Complete coverage and verific remediation matter more than produting scan reports." title="" id="52" name="Picture"/>
             <a:graphic>
               <a:graphicData uri="http://schemas.openxmlformats.org/drawingml/2006/picture">
                 <pic:pic>
                   <pic:nvPicPr>
-                    <pic:cNvPr descr="media/image7.png" id="66" name="Picture"/>
+                    <pic:cNvPr descr="media/image7.png" id="53" name="Picture"/>
                     <pic:cNvPicPr>
                       <a:picLocks noChangeArrowheads="1" noChangeAspect="1"/>
                     </pic:cNvPicPr>
                   </pic:nvPicPr>
                   <pic:blipFill>
-                    <a:blip r:embed="rId64"/>
+                    <a:blip r:embed="rId51"/>
                     <a:stretch>
                       <a:fillRect/>
                     </a:stretch>
@@ -3006,7 +5843,7 @@
         <w:t xml:space="preserve">□———————————————————————————————————————————————————————————-</w:t>
       </w:r>
     </w:p>
-    <w:bookmarkStart w:id="67" w:name="section-7"/>
+    <w:bookmarkStart w:id="54" w:name="section-2"/>
     <w:p>
       <w:pPr>
         <w:pStyle w:val="Heading2"/>
@@ -3067,15 +5904,521 @@
         <w:t xml:space="preserve">Use o guia oficial de Controles CIS v8.1 e Especificações de Avaliação de Controles para linguagem de Salvaguarda exata, classe de ativos, função de segurança, Grupo de Implementação, dependências, entradas, operações, medidas, métricas e revisão processual.</w:t>
       </w:r>
     </w:p>
+    <w:bookmarkEnd w:id="54"/>
+    <w:bookmarkEnd w:id="55"/>
+    <w:bookmarkStart w:id="57" w:name="X5849b052f89f1dbd6d1795dfe10269d3f72715f"/>
+    <w:p>
+      <w:pPr>
+        <w:pStyle w:val="Heading1"/>
+      </w:pPr>
+      <w:r>
+        <w:t xml:space="preserve">13. Controle 8 — Gestão do Registo de Auditoria</w:t>
+      </w:r>
+    </w:p>
+    <w:p>
+      <w:pPr>
+        <w:numPr>
+          <w:ilvl w:val="0"/>
+          <w:numId w:val="1016"/>
+        </w:numPr>
+        <w:pStyle w:val="Compact"/>
+      </w:pPr>
+      <w:r>
+        <w:t xml:space="preserve">Todas as 12 Salvaguardas, significado simples, foco de verificação e evidência de exemplo.*</w:t>
+      </w:r>
+    </w:p>
+    <w:p>
+      <w:pPr>
+        <w:pStyle w:val="FirstParagraph"/>
+      </w:pPr>
+      <w:r>
+        <w:t xml:space="preserve">. ** Finalidade do controlo: ** Reforçar a empresa através da implementação e medição de salvaguardas para a gestão de registos de auditoria. □</w:t>
+      </w:r>
+      <w:r>
+        <w:t xml:space="preserve"> </w:t>
+      </w:r>
+      <w:r>
+        <w:t xml:space="preserve">□————————————————————————————————————————————————-</w:t>
+      </w:r>
+    </w:p>
+    <w:bookmarkStart w:id="56" w:name="section-3"/>
+    <w:p>
+      <w:pPr>
+        <w:pStyle w:val="Heading2"/>
+      </w:pPr>
+      <w:r>
+        <w:t xml:space="preserve">* * * * * * * * * * * * * * * * * * * * * * * * * * * * * * * * * * * * * * * * * * * * * * * * * * * *</w:t>
+      </w:r>
+    </w:p>
+    <w:p>
+      <w:pPr>
+        <w:pStyle w:val="FirstParagraph"/>
+      </w:pPr>
+      <w:r>
+        <w:t xml:space="preserve">□ 8.1 □ Estabelecer e manter um processo de gerenciamento de registro de auditoria □ Colocar em prática um processo repetível, de propriedade ou controle técnico para estabelecer e manter um processo de gerenciamento de registro de auditoria, em seguida, verificar cobertura e exceções. Confirmar escopo definido, população, propriedade, implementação, frequência, cobertura, exceções, correção e reteste. Requisitos de registro, inventário de origem, armazenamento, configurações de tempo, logs detalhados, plataforma central, comentários e retenção</w:t>
+      </w:r>
+      <w:r>
+        <w:t xml:space="preserve"> </w:t>
+      </w:r>
+      <w:r>
+        <w:t xml:space="preserve">Recolher registros de auditoria Coloque um processo repetível, de propriedade ou controle técnico no local para coletar Registros de Auditoria, em seguida, verificar a cobertura e exceções. Confirmar escopo definido, população, propriedade, implementação, frequência, cobertura, exceções, correção e reteste. Requisitos de registro, inventário de origem, armazenamento, configurações de tempo, logs detalhados, plataforma central, comentários e retenção</w:t>
+      </w:r>
+      <w:r>
+        <w:t xml:space="preserve"> </w:t>
+      </w:r>
+      <w:r>
+        <w:t xml:space="preserve">□ 8.3 □ Assegurar o armazenamento adequado do log de auditoria Coloque em prática um processo repetível, de propriedade ou controle técnico para garantir o armazenamento adequado do registro de auditoria e, em seguida, verificar a cobertura e exceções. Confirmar escopo definido, população, propriedade, implementação, frequência, cobertura, exceções, correção e reteste. Requisitos de registro, inventário de origem, armazenamento, configurações de tempo, logs detalhados, plataforma central, comentários e retenção</w:t>
+      </w:r>
+      <w:r>
+        <w:t xml:space="preserve"> </w:t>
+      </w:r>
+      <w:r>
+        <w:t xml:space="preserve">□ 8.4 □ Padronize a Sincronização do Tempo □ Coloque em prática um processo repetível, de propriedade ou controle técnico para padronizar a Sincronização do Tempo, em seguida, verifique a cobertura e exceções. Confirmar escopo definido, população, propriedade, implementação, frequência, cobertura, exceções, correção e reteste. Requisitos de registro, inventário de origem, armazenamento, configurações de tempo, logs detalhados, plataforma central, comentários e retenção</w:t>
+      </w:r>
+      <w:r>
+        <w:t xml:space="preserve"> </w:t>
+      </w:r>
+      <w:r>
+        <w:t xml:space="preserve">Recolher registros de auditoria detalhados Coloque em prática um processo repetível, de propriedade ou controle técnico para coletar registros de auditoria detalhados, em seguida, verifique a cobertura e exceções. Confirmar escopo definido, população, propriedade, implementação, frequência, cobertura, exceções, correção e reteste. Requisitos de registro, inventário de origem, armazenamento, configurações de tempo, logs detalhados, plataforma central, comentários e retenção</w:t>
+      </w:r>
+      <w:r>
+        <w:t xml:space="preserve"> </w:t>
+      </w:r>
+      <w:r>
+        <w:t xml:space="preserve">Recolher registros de auditoria do DNS Coloque um processo repetível, de propriedade ou controle técnico no local para coletar DNS Consultar Registros de Auditoria, em seguida, verificar cobertura e exceções. Confirmar escopo definido, população, propriedade, implementação, frequência, cobertura, exceções, correção e reteste. Requisitos de registro, inventário de origem, armazenamento, configurações de tempo, logs detalhados, plataforma central, comentários e retenção</w:t>
+      </w:r>
+      <w:r>
+        <w:t xml:space="preserve"> </w:t>
+      </w:r>
+      <w:r>
+        <w:t xml:space="preserve">Recolher URL Solicitar Registros de Auditoria Coloque em prática um processo repetível, de propriedade ou controle técnico para coletar URL Request Audit Logs, então verifique cobertura e exceções. Confirmar escopo definido, população, propriedade, implementação, frequência, cobertura, exceções, correção e reteste. Requisitos de registro, inventário de origem, armazenamento, configurações de tempo, logs detalhados, plataforma central, comentários e retenção</w:t>
+      </w:r>
+      <w:r>
+        <w:t xml:space="preserve"> </w:t>
+      </w:r>
+      <w:r>
+        <w:t xml:space="preserve">Recolher registros de auditoria de linha de comando Coloque um processo repetível, de propriedade ou controle técnico para coletar registros de auditoria de linha de comando, em seguida, verificar a cobertura e exceções. Confirmar escopo definido, população, propriedade, implementação, frequência, cobertura, exceções, correção e reteste. Requisitos de registro, inventário de origem, armazenamento, configurações de tempo, logs detalhados, plataforma central, comentários e retenção</w:t>
+      </w:r>
+      <w:r>
+        <w:t xml:space="preserve"> </w:t>
+      </w:r>
+      <w:r>
+        <w:t xml:space="preserve">• 8.9 □ Centralizar os Registos de Auditoria Coloque em prática um processo repetível, de propriedade ou controle técnico para centralizar os Logs de Auditoria, em seguida, verifique a cobertura e exceções. Confirmar escopo definido, população, propriedade, implementação, frequência, cobertura, exceções, correção e reteste. Requisitos de registro, inventário de origem, armazenamento, configurações de tempo, logs detalhados, plataforma central, comentários e retenção</w:t>
+      </w:r>
+      <w:r>
+        <w:t xml:space="preserve"> </w:t>
+      </w:r>
+      <w:r>
+        <w:t xml:space="preserve">* 8.10 * Manter registos de auditoria * Coloque em prática um processo repetível, de propriedade ou controle técnico para reter registros de auditoria, em seguida, verificar a cobertura e exceções. Confirmar escopo definido, população, propriedade, implementação, frequência, cobertura, exceções, correção e reteste. Requisitos de registro, inventário de origem, armazenamento, configurações de tempo, logs detalhados, plataforma central, comentários e retenção</w:t>
+      </w:r>
+      <w:r>
+        <w:t xml:space="preserve"> </w:t>
+      </w:r>
+      <w:r>
+        <w:t xml:space="preserve">• 8,11 • Realizar revisões de registos de auditoria Coloque em prática um processo repetível, de propriedade ou controle técnico para realizar Revisões de Registro de Auditoria, então verifique cobertura e exceções. Confirmar escopo definido, população, propriedade, implementação, frequência, cobertura, exceções, correção e reteste. Requisitos de registro, inventário de origem, armazenamento, configurações de tempo, logs detalhados, plataforma central, comentários e retenção</w:t>
+      </w:r>
+      <w:r>
+        <w:t xml:space="preserve"> </w:t>
+      </w:r>
+      <w:r>
+        <w:t xml:space="preserve">Recolher Registros do Provedor de Serviço Coloque em prática um processo repetível, de propriedade ou controle técnico para coletar registros de provedores de serviços, então verifique cobertura e exceções. Confirmar escopo definido, população, propriedade, implementação, frequência, cobertura, exceções, correção e reteste. Requisitos de registro, inventário de origem, armazenamento, configurações de tempo, logs detalhados, plataforma central, comentários e retenção</w:t>
+      </w:r>
+    </w:p>
+    <w:p>
+      <w:pPr>
+        <w:pStyle w:val="BodyText"/>
+      </w:pPr>
+      <w:r>
+        <w:t xml:space="preserve">Use o guia oficial de Controles CIS v8.1 e Especificações de Avaliação de Controles para linguagem de Salvaguarda exata, classe de ativos, função de segurança, Grupo de Implementação, dependências, entradas, operações, medidas, métricas e revisão processual.</w:t>
+      </w:r>
+    </w:p>
+    <w:bookmarkEnd w:id="56"/>
+    <w:bookmarkEnd w:id="57"/>
+    <w:bookmarkStart w:id="59" w:name="Xefeb98fc2df86833b12ebf88d7ca750829aa89f"/>
+    <w:p>
+      <w:pPr>
+        <w:pStyle w:val="Heading1"/>
+      </w:pPr>
+      <w:r>
+        <w:t xml:space="preserve">14. Controle 9 — Email e Proteção de Navegador Web</w:t>
+      </w:r>
+    </w:p>
+    <w:p>
+      <w:pPr>
+        <w:numPr>
+          <w:ilvl w:val="0"/>
+          <w:numId w:val="1017"/>
+        </w:numPr>
+        <w:pStyle w:val="Compact"/>
+      </w:pPr>
+      <w:r>
+        <w:t xml:space="preserve">Todas as 7 Salvaguardas, significado simples, foco de verificação e evidência de exemplo.*</w:t>
+      </w:r>
+    </w:p>
+    <w:p>
+      <w:pPr>
+        <w:pStyle w:val="FirstParagraph"/>
+      </w:pPr>
+      <w:r>
+        <w:t xml:space="preserve">. ** Finalidade do controlo: ** Fortaleça a empresa implementando e medindo salvaguardas para proteção de e-mail e navegador web. □</w:t>
+      </w:r>
+      <w:r>
+        <w:t xml:space="preserve"> </w:t>
+      </w:r>
+      <w:r>
+        <w:t xml:space="preserve">O que é que se passa?</w:t>
+      </w:r>
+    </w:p>
+    <w:bookmarkStart w:id="58" w:name="section-4"/>
+    <w:p>
+      <w:pPr>
+        <w:pStyle w:val="Heading2"/>
+      </w:pPr>
+      <w:r>
+        <w:t xml:space="preserve">* * * * * * * * * * * * * * * * * * * * * * * * * * * * * * * * * * * * * * * * * * * * * * * * * * * *</w:t>
+      </w:r>
+    </w:p>
+    <w:p>
+      <w:pPr>
+        <w:pStyle w:val="FirstParagraph"/>
+      </w:pPr>
+      <w:r>
+        <w:t xml:space="preserve">• 9.1 • Garantir o uso de apenas navegadores totalmente suportados e clientes de e-mail • Colocar um processo repetível, de propriedade ou controle técnico para garantir o uso de apenas navegadores totalmente suportados e clientes de e-mail, em seguida, verificar a cobertura e exceções. Confirmar escopo definido, população, propriedade, implementação, frequência, cobertura, exceções, correção e reteste. Lista de navegadores e e-mails, status de suporte, filtragem DNS/URL, política de extensão, controle DMARC e anexo</w:t>
+      </w:r>
+      <w:r>
+        <w:t xml:space="preserve"> </w:t>
+      </w:r>
+      <w:r>
+        <w:t xml:space="preserve">□ 9.2 □ Use os Serviços de Filtragem DNS □ Coloque em prática um processo repetível, de propriedade ou controle técnico para usar os Serviços de Filtragem DNS e, em seguida, verifique a cobertura e exceções. Confirmar escopo definido, população, propriedade, implementação, frequência, cobertura, exceções, correção e reteste. Lista de navegadores e e-mails, status de suporte, filtragem DNS/URL, política de extensão, controle DMARC e anexo</w:t>
+      </w:r>
+      <w:r>
+        <w:t xml:space="preserve"> </w:t>
+      </w:r>
+      <w:r>
+        <w:t xml:space="preserve">Manter e reforçar os filtros de URL baseados em rede Coloque um processo repetível, de propriedade ou controle técnico no local para manter e reforçar filtros de URL baseados em rede, em seguida, verifique cobertura e exceções. Confirmar escopo definido, população, propriedade, implementação, frequência, cobertura, exceções, correção e reteste. Lista de navegadores e e-mails, status de suporte, filtragem DNS/URL, política de extensão, controle DMARC e anexo</w:t>
+      </w:r>
+      <w:r>
+        <w:t xml:space="preserve"> </w:t>
+      </w:r>
+      <w:r>
+        <w:t xml:space="preserve">9.4 Restrinja Extensões Desnecessárias ou Não Autorizadas do Navegador e do Cliente de Email.Coloque em prática um processo ou controle técnico repetível, próprio para restringir Extensões Desnecessárias ou Não Autorizadas do Navegador e do Cliente de Email, então verifique cobertura e exceções. Confirmar escopo definido, população, propriedade, implementação, frequência, cobertura, exceções, correção e reteste. Lista de navegadores e e-mails, status de suporte, filtragem DNS/URL, política de extensão, controle DMARC e anexo</w:t>
+      </w:r>
+      <w:r>
+        <w:t xml:space="preserve"> </w:t>
+      </w:r>
+      <w:r>
+        <w:t xml:space="preserve">□ 9.5 □ Implementar o DMARC □ Colocar em prática um processo repetível, de propriedade ou controle técnico para implementar o DMARC, em seguida, verificar a cobertura e exceções. Confirmar escopo definido, população, propriedade, implementação, frequência, cobertura, exceções, correção e reteste. Lista de navegadores e e-mails, status de suporte, filtragem DNS/URL, política de extensão, controle DMARC e anexo</w:t>
+      </w:r>
+      <w:r>
+        <w:t xml:space="preserve"> </w:t>
+      </w:r>
+      <w:r>
+        <w:t xml:space="preserve">“!9 .. Bloquear tipos de ficheiros desnecessários Coloque um processo repetível, de propriedade ou controle técnico no local para bloquear Tipos de Arquivo Desnecessários, em seguida, verifique cobertura e exceções. Confirmar escopo definido, população, propriedade, implementação, frequência, cobertura, exceções, correção e reteste. Lista de navegadores e e-mails, status de suporte, filtragem DNS/URL, política de extensão, controle DMARC e anexo</w:t>
+      </w:r>
+      <w:r>
+        <w:t xml:space="preserve"> </w:t>
+      </w:r>
+      <w:r>
+        <w:t xml:space="preserve">□ 9.7 □ Implantar e manter as proteções anti-Malware do servidor de e-mail Coloque em prática um processo repetível, de propriedade ou controle técnico para implantar e manter as proteções anti-Malware do servidor de e-mail, em seguida, verifique a cobertura e exceções. Confirmar escopo definido, população, propriedade, implementação, frequência, cobertura, exceções, correção e reteste. Lista de navegadores e e-mails, status de suporte, filtragem DNS/URL, política de extensão, controle DMARC e anexo</w:t>
+      </w:r>
+    </w:p>
+    <w:p>
+      <w:pPr>
+        <w:pStyle w:val="BodyText"/>
+      </w:pPr>
+      <w:r>
+        <w:t xml:space="preserve">Use o guia oficial de Controles CIS v8.1 e Especificações de Avaliação de Controles para linguagem de Salvaguarda exata, classe de ativos, função de segurança, Grupo de Implementação, dependências, entradas, operações, medidas, métricas e revisão processual.</w:t>
+      </w:r>
+    </w:p>
+    <w:bookmarkEnd w:id="58"/>
+    <w:bookmarkEnd w:id="59"/>
+    <w:bookmarkStart w:id="62" w:name="controle-10-defesas-de-malware"/>
+    <w:p>
+      <w:pPr>
+        <w:pStyle w:val="Heading1"/>
+      </w:pPr>
+      <w:r>
+        <w:t xml:space="preserve">15. Controle 10 — Defesas de Malware</w:t>
+      </w:r>
+    </w:p>
+    <w:p>
+      <w:pPr>
+        <w:numPr>
+          <w:ilvl w:val="0"/>
+          <w:numId w:val="1018"/>
+        </w:numPr>
+        <w:pStyle w:val="Compact"/>
+      </w:pPr>
+      <w:r>
+        <w:t xml:space="preserve">Todas as 7 Salvaguardas, significado simples, foco de verificação e evidência de exemplo.*</w:t>
+      </w:r>
+    </w:p>
+    <w:bookmarkStart w:id="60" w:name="X31cb3c27ed506a61c5b7a87832510fc038b08f1"/>
+    <w:p>
+      <w:pPr>
+        <w:pStyle w:val="Heading2"/>
+      </w:pPr>
+      <w:r>
+        <w:t xml:space="preserve">. ** Finalidade do controlo: ** Fortaleça a empresa implementando e medindo salvaguardas para defesas de malware. □</w:t>
+      </w:r>
+    </w:p>
+    <w:bookmarkEnd w:id="60"/>
+    <w:bookmarkStart w:id="61" w:name="section-5"/>
+    <w:p>
+      <w:pPr>
+        <w:pStyle w:val="Heading2"/>
+      </w:pPr>
+      <w:r>
+        <w:t xml:space="preserve">* * * * * * * * * * * * * * * * * * * * * * * * * * * * * * * * * * * * * * * * * * * * * * * * * * * *</w:t>
+      </w:r>
+    </w:p>
+    <w:p>
+      <w:pPr>
+        <w:pStyle w:val="FirstParagraph"/>
+      </w:pPr>
+      <w:r>
+        <w:t xml:space="preserve">□ 10.1 □ Implantar e manter o software anti-Malware Coloque um processo repetível, de propriedade ou controle técnico no local para implantar e manter o software Anti-Malware, em seguida, verifique a cobertura e exceções. Confirmar escopo definido, população, propriedade, implementação, frequência, cobertura, exceções, correção e reteste. cobertura de endpoint , configuração anti-malware, atualizações, controles de mídia removível, alertas de comportamento e tickets de resposta .</w:t>
+      </w:r>
+      <w:r>
+        <w:t xml:space="preserve"> </w:t>
+      </w:r>
+      <w:r>
+        <w:t xml:space="preserve">□ 10.2 □ Configurar atualizações automáticas de assinatura anti-Malware Coloque em prática um processo repetível, de propriedade ou controle técnico para configurar Atualizações de Assinatura Automáticas Anti-Malware, então verifique cobertura e exceções. Confirmar escopo definido, população, propriedade, implementação, frequência, cobertura, exceções, correção e reteste. cobertura de endpoint , configuração anti-malware, atualizações, controles de mídia removível, alertas de comportamento e tickets de resposta .</w:t>
+      </w:r>
+      <w:r>
+        <w:t xml:space="preserve"> </w:t>
+      </w:r>
+      <w:r>
+        <w:t xml:space="preserve">□ 10.3 □ Desativar Autorun e Autoplay para mídia removível □ Coloque no lugar um processo repetível, de propriedade ou controle técnico para desativar Autorun e Autoplay para mídia removível, então verifique cobertura e exceções. Confirmar escopo definido, população, propriedade, implementação, frequência, cobertura, exceções, correção e reteste. cobertura de endpoint , configuração anti-malware, atualizações, controles de mídia removível, alertas de comportamento e tickets de resposta .</w:t>
+      </w:r>
+      <w:r>
+        <w:t xml:space="preserve"> </w:t>
+      </w:r>
+      <w:r>
+        <w:t xml:space="preserve">Configura a verificação automática anti-Malware de mídia removível Coloque em prática um processo repetível, de propriedade ou controle técnico para configurar a Digitalização Automática Anti-Malware de Mídia Removível, em seguida, verifique a cobertura e exceções. Confirmar escopo definido, população, propriedade, implementação, frequência, cobertura, exceções, correção e reteste. cobertura de endpoint , configuração anti-malware, atualizações, controles de mídia removível, alertas de comportamento e tickets de resposta .</w:t>
+      </w:r>
+      <w:r>
+        <w:t xml:space="preserve"> </w:t>
+      </w:r>
+      <w:r>
+        <w:t xml:space="preserve">Ativar recursos anti-exploração Coloque em prática um processo repetível, de propriedade ou controle técnico para permitir o Anti-exploração Características, em seguida, verificar a cobertura e exceções. Confirmar escopo definido, população, propriedade, implementação, frequência, cobertura, exceções, correção e reteste. cobertura de endpoint , configuração anti-malware, atualizações, controles de mídia removível, alertas de comportamento e tickets de resposta .</w:t>
+      </w:r>
+      <w:r>
+        <w:t xml:space="preserve"> </w:t>
+      </w:r>
+      <w:r>
+        <w:t xml:space="preserve">Gerenciar o software anti-Malware centralmente Coloque um processo repetível, de propriedade ou controle técnico no local para gerenciar centralmente o Software Anti-Malware, então verifique a cobertura e exceções. Confirmar escopo definido, população, propriedade, implementação, frequência, cobertura, exceções, correção e reteste. cobertura de endpoint , configuração anti-malware, atualizações, controles de mídia removível, alertas de comportamento e tickets de resposta .</w:t>
+      </w:r>
+      <w:r>
+        <w:t xml:space="preserve"> </w:t>
+      </w:r>
+      <w:r>
+        <w:t xml:space="preserve">Use o software anti-Malware baseado em comportamento Coloque um processo repetível, de propriedade ou controle técnico no local para usar Behavior-Based Anti-Malware Software, em seguida, verifique cobertura e exceções. Confirmar escopo definido, população, propriedade, implementação, frequência, cobertura, exceções, correção e reteste. cobertura de endpoint , configuração anti-malware, atualizações, controles de mídia removível, alertas de comportamento e tickets de resposta .</w:t>
+      </w:r>
+    </w:p>
+    <w:p>
+      <w:pPr>
+        <w:pStyle w:val="BodyText"/>
+      </w:pPr>
+      <w:r>
+        <w:t xml:space="preserve">Use o guia oficial de Controles CIS v8.1 e Especificações de Avaliação de Controles para linguagem de Salvaguarda exata, classe de ativos, função de segurança, Grupo de Implementação, dependências, entradas, operações, medidas, métricas e revisão processual.</w:t>
+      </w:r>
+    </w:p>
+    <w:bookmarkEnd w:id="61"/>
+    <w:bookmarkEnd w:id="62"/>
+    <w:bookmarkStart w:id="65" w:name="controle-11-recuperação-de-dados"/>
+    <w:p>
+      <w:pPr>
+        <w:pStyle w:val="Heading1"/>
+      </w:pPr>
+      <w:r>
+        <w:t xml:space="preserve">16. Controle 11 — Recuperação de dados</w:t>
+      </w:r>
+    </w:p>
+    <w:p>
+      <w:pPr>
+        <w:numPr>
+          <w:ilvl w:val="0"/>
+          <w:numId w:val="1019"/>
+        </w:numPr>
+        <w:pStyle w:val="Compact"/>
+      </w:pPr>
+      <w:r>
+        <w:t xml:space="preserve">Todas as 5 Salvaguardas, significado simples, foco de verificação e evidência de exemplo.*</w:t>
+      </w:r>
+    </w:p>
+    <w:bookmarkStart w:id="63" w:name="X015b0bcfd91b54beae9ac352c972dc96fc365b8"/>
+    <w:p>
+      <w:pPr>
+        <w:pStyle w:val="Heading2"/>
+      </w:pPr>
+      <w:r>
+        <w:t xml:space="preserve">. ** Finalidade do controlo: ** Reforçar a empresa através da implementação e medição de salvaguardas para a recuperação de dados. □</w:t>
+      </w:r>
+    </w:p>
+    <w:bookmarkEnd w:id="63"/>
+    <w:bookmarkStart w:id="64" w:name="section-6"/>
+    <w:p>
+      <w:pPr>
+        <w:pStyle w:val="Heading2"/>
+      </w:pPr>
+      <w:r>
+        <w:t xml:space="preserve">* * * * * * * * * * * * * * * * * * * * * * * * * * * * * * * * * * * * * * * * * * * * * * * * * * * *</w:t>
+      </w:r>
+    </w:p>
+    <w:p>
+      <w:pPr>
+        <w:pStyle w:val="FirstParagraph"/>
+      </w:pPr>
+      <w:r>
+        <w:t xml:space="preserve">.11.1 .. Estabelecer e manter um processo de recuperação de dados .. Coloque um processo repetível, de propriedade ou controle técnico no lugar para estabelecer e manter um processo de recuperação de dados, em seguida, verificar a cobertura e exceções. Confirmar escopo definido, população, propriedade, implementação, frequência, cobertura, exceções, correção e reteste. Plano de recuperação, cobertura de backup, cópias protegidas e isoladas, restaurar testes, resultados, lacunas e retestes</w:t>
+      </w:r>
+      <w:r>
+        <w:t xml:space="preserve"> </w:t>
+      </w:r>
+      <w:r>
+        <w:t xml:space="preserve">Realizar backups automatizados Coloque um processo repetível, de propriedade ou controle técnico no local para executar backups automatizados, em seguida, verifique cobertura e exceções. Confirmar escopo definido, população, propriedade, implementação, frequência, cobertura, exceções, correção e reteste. Plano de recuperação, cobertura de backup, cópias protegidas e isoladas, restaurar testes, resultados, lacunas e retestes</w:t>
+      </w:r>
+      <w:r>
+        <w:t xml:space="preserve"> </w:t>
+      </w:r>
+      <w:r>
+        <w:t xml:space="preserve">Proteger Dados de Recuperação Coloque um processo repetível, de propriedade ou controle técnico no local para proteger dados de recuperação, em seguida, verificar a cobertura e exceções. Confirmar escopo definido, população, propriedade, implementação, frequência, cobertura, exceções, correção e reteste. Plano de recuperação, cobertura de backup, cópias protegidas e isoladas, restaurar testes, resultados, lacunas e retestes</w:t>
+      </w:r>
+      <w:r>
+        <w:t xml:space="preserve"> </w:t>
+      </w:r>
+      <w:r>
+        <w:t xml:space="preserve">11.4 Estabelecer e manter uma instância isolada de dados de recuperação , colocar um processo repetível, de propriedade ou controle técnico no local para estabelecer e manter uma instância isolada de dados de recuperação, em seguida, verificar a cobertura e exceções. Confirmar escopo definido, população, propriedade, implementação, frequência, cobertura, exceções, correção e reteste. Plano de recuperação, cobertura de backup, cópias protegidas e isoladas, restaurar testes, resultados, lacunas e retestes</w:t>
+      </w:r>
+      <w:r>
+        <w:t xml:space="preserve"> </w:t>
+      </w:r>
+      <w:r>
+        <w:t xml:space="preserve">.11.5 .. Testar Recuperação de Dados .. Coloque um processo repetível, de propriedade ou controle técnico no lugar para testar a recuperação de dados, em seguida, verificar a cobertura e exceções. Confirmar escopo definido, população, propriedade, implementação, frequência, cobertura, exceções, correção e reteste. Plano de recuperação, cobertura de backup, cópias protegidas e isoladas, restaurar testes, resultados, lacunas e retestes</w:t>
+      </w:r>
+    </w:p>
+    <w:p>
+      <w:pPr>
+        <w:pStyle w:val="BodyText"/>
+      </w:pPr>
+      <w:r>
+        <w:t xml:space="preserve">Use o guia oficial de Controles CIS v8.1 e Especificações de Avaliação de Controles para linguagem de Salvaguarda exata, classe de ativos, função de segurança, Grupo de Implementação, dependências, entradas, operações, medidas, métricas e revisão processual.</w:t>
+      </w:r>
+    </w:p>
+    <w:bookmarkEnd w:id="64"/>
+    <w:bookmarkEnd w:id="65"/>
+    <w:bookmarkStart w:id="67" w:name="X1d5309c9ab119912d099fb58d981b232220432a"/>
+    <w:p>
+      <w:pPr>
+        <w:pStyle w:val="Heading1"/>
+      </w:pPr>
+      <w:r>
+        <w:t xml:space="preserve">17. Controle 12 — Gestão de Infraestruturas de Rede</w:t>
+      </w:r>
+    </w:p>
+    <w:p>
+      <w:pPr>
+        <w:numPr>
+          <w:ilvl w:val="0"/>
+          <w:numId w:val="1020"/>
+        </w:numPr>
+        <w:pStyle w:val="Compact"/>
+      </w:pPr>
+      <w:r>
+        <w:t xml:space="preserve">Todas as 8 Salvaguardas, significado simples, foco de verificação e evidência de exemplo.*</w:t>
+      </w:r>
+    </w:p>
+    <w:p>
+      <w:pPr>
+        <w:pStyle w:val="FirstParagraph"/>
+      </w:pPr>
+      <w:r>
+        <w:t xml:space="preserve">. ** Finalidade do controlo: ** Reforçar a empresa através da implementação e medição de salvaguardas para a gestão das infra-estruturas de rede. □</w:t>
+      </w:r>
+      <w:r>
+        <w:t xml:space="preserve"> </w:t>
+      </w:r>
+      <w:r>
+        <w:t xml:space="preserve">O que é que se passa?</w:t>
+      </w:r>
+    </w:p>
+    <w:bookmarkStart w:id="66" w:name="section-7"/>
+    <w:p>
+      <w:pPr>
+        <w:pStyle w:val="Heading2"/>
+      </w:pPr>
+      <w:r>
+        <w:t xml:space="preserve">* * * * * * * * * * * * * * * * * * * * * * * * * * * * * * * * * * * * * * * * * * * * * * * * * * * *</w:t>
+      </w:r>
+    </w:p>
+    <w:p>
+      <w:pPr>
+        <w:pStyle w:val="FirstParagraph"/>
+      </w:pPr>
+      <w:r>
+        <w:t xml:space="preserve">• 12.1 • Garantir que a infra-estrutura de rede está atualizada Coloque em prática um processo repetível, de propriedade ou controle técnico para garantir que a Infraestrutura de Rede está atualizada, então verifique cobertura e exceções. Confirmar escopo definido, população, propriedade, implementação, frequência, cobertura, exceções, correção e reteste. Inventário de rede, versões, arquitetura, diagramas, caminhos de administração, AAA, protocolos seguros, estações de trabalho VPN e admin</w:t>
+      </w:r>
+      <w:r>
+        <w:t xml:space="preserve"> </w:t>
+      </w:r>
+      <w:r>
+        <w:t xml:space="preserve">.12.2 Estabelecer e manter uma arquitetura segura de rede .. Coloque em prática um processo repetível, de propriedade ou controle técnico para estabelecer e manter uma arquitetura segura de rede, em seguida, verificar cobertura e exceções. Confirmar escopo definido, população, propriedade, implementação, frequência, cobertura, exceções, correção e reteste. Inventário de rede, versões, arquitetura, diagramas, caminhos de administração, AAA, protocolos seguros, estações de trabalho VPN e admin</w:t>
+      </w:r>
+      <w:r>
+        <w:t xml:space="preserve"> </w:t>
+      </w:r>
+      <w:r>
+        <w:t xml:space="preserve">Gestão segura da infra-estrutura de rede Coloque em prática um processo repetível, de propriedade ou controle técnico para gerenciar com segurança a infraestrutura de rede, então verifique a cobertura e exceções. Confirmar escopo definido, população, propriedade, implementação, frequência, cobertura, exceções, correção e reteste. Inventário de rede, versões, arquitetura, diagramas, caminhos de administração, AAA, protocolos seguros, estações de trabalho VPN e admin</w:t>
+      </w:r>
+      <w:r>
+        <w:t xml:space="preserve"> </w:t>
+      </w:r>
+      <w:r>
+        <w:t xml:space="preserve">.12.4 . Estabeleça e mantenha os Diagramas de Arquitetura . Coloque em prática um processo repetível, de propriedade ou controle técnico para estabelecer e manter os Diagramas de Arquitetura, então verifique a cobertura e exceções. Confirmar escopo definido, população, propriedade, implementação, frequência, cobertura, exceções, correção e reteste. Inventário de rede, versões, arquitetura, diagramas, caminhos de administração, AAA, protocolos seguros, estações de trabalho VPN e admin</w:t>
+      </w:r>
+      <w:r>
+        <w:t xml:space="preserve"> </w:t>
+      </w:r>
+      <w:r>
+        <w:t xml:space="preserve">Autenticação, Autorização e Auditoria de Redes Centralize a Autenticação, a Autorização e a Auditoria de Redes Coloque em prática um processo repetível, de propriedade ou controle técnico para centralizar a Autenticação, a Autorização e a Auditoria de Redes e, em seguida, verifique a cobertura e exceções. Confirmar escopo definido, população, propriedade, implementação, frequência, cobertura, exceções, correção e reteste. Inventário de rede, versões, arquitetura, diagramas, caminhos de administração, AAA, protocolos seguros, estações de trabalho VPN e admin</w:t>
+      </w:r>
+      <w:r>
+        <w:t xml:space="preserve"> </w:t>
+      </w:r>
+      <w:r>
+        <w:t xml:space="preserve">Utilização de protocolos seguros de gestão e comunicação de rede Coloque em prática um processo repetível, de propriedade ou controle técnico para usar os Protocolos de Gestão e Comunicação de Rede Segura e, em seguida, verifique a cobertura e exceções. Confirmar escopo definido, população, propriedade, implementação, frequência, cobertura, exceções, correção e reteste. Inventário de rede, versões, arquitetura, diagramas, caminhos de administração, AAA, protocolos seguros, estações de trabalho VPN e admin</w:t>
+      </w:r>
+      <w:r>
+        <w:t xml:space="preserve"> </w:t>
+      </w:r>
+      <w:r>
+        <w:t xml:space="preserve">□ 12.7 □ Garantir Dispositivos Remotos Use uma VPN e Enterprise AAA □ Coloque em prática um processo repetível, de propriedade ou controle técnico para garantir Dispositivos Remotos Use uma VPN e Enterprise AAA, então verifique cobertura e exceções. Confirmar escopo definido, população, propriedade, implementação, frequência, cobertura, exceções, correção e reteste. Inventário de rede, versões, arquitetura, diagramas, caminhos de administração, AAA, protocolos seguros, estações de trabalho VPN e admin</w:t>
+      </w:r>
+      <w:r>
+        <w:t xml:space="preserve"> </w:t>
+      </w:r>
+      <w:r>
+        <w:t xml:space="preserve">Manter recursos de computação dedicados para o trabalho administrativo Coloque em prática um processo repetível, de propriedade ou controle técnico para manter recursos de computação dedicados para o trabalho administrativo, em seguida, verificar a cobertura e exceções. Confirmar escopo definido, população, propriedade, implementação, frequência, cobertura, exceções, correção e reteste. Inventário de rede, versões, arquitetura, diagramas, caminhos de administração, AAA, protocolos seguros, estações de trabalho VPN e admin</w:t>
+      </w:r>
+    </w:p>
+    <w:p>
+      <w:pPr>
+        <w:pStyle w:val="BodyText"/>
+      </w:pPr>
+      <w:r>
+        <w:t xml:space="preserve">Use o guia oficial de Controles CIS v8.1 e Especificações de Avaliação de Controles para linguagem de Salvaguarda exata, classe de ativos, função de segurança, Grupo de Implementação, dependências, entradas, operações, medidas, métricas e revisão processual.</w:t>
+      </w:r>
+    </w:p>
+    <w:bookmarkEnd w:id="66"/>
     <w:bookmarkEnd w:id="67"/>
-    <w:bookmarkEnd w:id="68"/>
-    <w:bookmarkStart w:id="70" w:name="X5849b052f89f1dbd6d1795dfe10269d3f72715f"/>
+    <w:bookmarkStart w:id="73" w:name="X76e070d17354a7fbaf7b14d1946632e2442e03e"/>
     <w:p>
       <w:pPr>
         <w:pStyle w:val="Heading1"/>
       </w:pPr>
       <w:r>
-        <w:t xml:space="preserve">13. Controle 8 — Gestão do Registo de Auditoria</w:t>
+        <w:t xml:space="preserve">18. Controle 13 — Monitoramento e Defesa de Rede</w:t>
       </w:r>
     </w:p>
     <w:p>
@@ -3087,512 +6430,6 @@
         <w:pStyle w:val="Compact"/>
       </w:pPr>
       <w:r>
-        <w:t xml:space="preserve">Todas as 12 Salvaguardas, significado simples, foco de verificação e evidência de exemplo.*</w:t>
-      </w:r>
-    </w:p>
-    <w:p>
-      <w:pPr>
-        <w:pStyle w:val="FirstParagraph"/>
-      </w:pPr>
-      <w:r>
-        <w:t xml:space="preserve">. ** Finalidade do controlo: ** Reforçar a empresa através da implementação e medição de salvaguardas para a gestão de registos de auditoria. □</w:t>
-      </w:r>
-      <w:r>
-        <w:t xml:space="preserve"> </w:t>
-      </w:r>
-      <w:r>
-        <w:t xml:space="preserve">□————————————————————————————————————————————————-</w:t>
-      </w:r>
-    </w:p>
-    <w:bookmarkStart w:id="69" w:name="section-8"/>
-    <w:p>
-      <w:pPr>
-        <w:pStyle w:val="Heading2"/>
-      </w:pPr>
-      <w:r>
-        <w:t xml:space="preserve">* * * * * * * * * * * * * * * * * * * * * * * * * * * * * * * * * * * * * * * * * * * * * * * * * * * *</w:t>
-      </w:r>
-    </w:p>
-    <w:p>
-      <w:pPr>
-        <w:pStyle w:val="FirstParagraph"/>
-      </w:pPr>
-      <w:r>
-        <w:t xml:space="preserve">□ 8.1 □ Estabelecer e manter um processo de gerenciamento de registro de auditoria □ Colocar em prática um processo repetível, de propriedade ou controle técnico para estabelecer e manter um processo de gerenciamento de registro de auditoria, em seguida, verificar cobertura e exceções. Confirmar escopo definido, população, propriedade, implementação, frequência, cobertura, exceções, correção e reteste. Requisitos de registro, inventário de origem, armazenamento, configurações de tempo, logs detalhados, plataforma central, comentários e retenção</w:t>
-      </w:r>
-      <w:r>
-        <w:t xml:space="preserve"> </w:t>
-      </w:r>
-      <w:r>
-        <w:t xml:space="preserve">Recolher registros de auditoria Coloque um processo repetível, de propriedade ou controle técnico no local para coletar Registros de Auditoria, em seguida, verificar a cobertura e exceções. Confirmar escopo definido, população, propriedade, implementação, frequência, cobertura, exceções, correção e reteste. Requisitos de registro, inventário de origem, armazenamento, configurações de tempo, logs detalhados, plataforma central, comentários e retenção</w:t>
-      </w:r>
-      <w:r>
-        <w:t xml:space="preserve"> </w:t>
-      </w:r>
-      <w:r>
-        <w:t xml:space="preserve">□ 8.3 □ Assegurar o armazenamento adequado do log de auditoria Coloque em prática um processo repetível, de propriedade ou controle técnico para garantir o armazenamento adequado do registro de auditoria e, em seguida, verificar a cobertura e exceções. Confirmar escopo definido, população, propriedade, implementação, frequência, cobertura, exceções, correção e reteste. Requisitos de registro, inventário de origem, armazenamento, configurações de tempo, logs detalhados, plataforma central, comentários e retenção</w:t>
-      </w:r>
-      <w:r>
-        <w:t xml:space="preserve"> </w:t>
-      </w:r>
-      <w:r>
-        <w:t xml:space="preserve">□ 8.4 □ Padronize a Sincronização do Tempo □ Coloque em prática um processo repetível, de propriedade ou controle técnico para padronizar a Sincronização do Tempo, em seguida, verifique a cobertura e exceções. Confirmar escopo definido, população, propriedade, implementação, frequência, cobertura, exceções, correção e reteste. Requisitos de registro, inventário de origem, armazenamento, configurações de tempo, logs detalhados, plataforma central, comentários e retenção</w:t>
-      </w:r>
-      <w:r>
-        <w:t xml:space="preserve"> </w:t>
-      </w:r>
-      <w:r>
-        <w:t xml:space="preserve">Recolher registros de auditoria detalhados Coloque em prática um processo repetível, de propriedade ou controle técnico para coletar registros de auditoria detalhados, em seguida, verifique a cobertura e exceções. Confirmar escopo definido, população, propriedade, implementação, frequência, cobertura, exceções, correção e reteste. Requisitos de registro, inventário de origem, armazenamento, configurações de tempo, logs detalhados, plataforma central, comentários e retenção</w:t>
-      </w:r>
-      <w:r>
-        <w:t xml:space="preserve"> </w:t>
-      </w:r>
-      <w:r>
-        <w:t xml:space="preserve">Recolher registros de auditoria do DNS Coloque um processo repetível, de propriedade ou controle técnico no local para coletar DNS Consultar Registros de Auditoria, em seguida, verificar cobertura e exceções. Confirmar escopo definido, população, propriedade, implementação, frequência, cobertura, exceções, correção e reteste. Requisitos de registro, inventário de origem, armazenamento, configurações de tempo, logs detalhados, plataforma central, comentários e retenção</w:t>
-      </w:r>
-      <w:r>
-        <w:t xml:space="preserve"> </w:t>
-      </w:r>
-      <w:r>
-        <w:t xml:space="preserve">Recolher URL Solicitar Registros de Auditoria Coloque em prática um processo repetível, de propriedade ou controle técnico para coletar URL Request Audit Logs, então verifique cobertura e exceções. Confirmar escopo definido, população, propriedade, implementação, frequência, cobertura, exceções, correção e reteste. Requisitos de registro, inventário de origem, armazenamento, configurações de tempo, logs detalhados, plataforma central, comentários e retenção</w:t>
-      </w:r>
-      <w:r>
-        <w:t xml:space="preserve"> </w:t>
-      </w:r>
-      <w:r>
-        <w:t xml:space="preserve">Recolher registros de auditoria de linha de comando Coloque um processo repetível, de propriedade ou controle técnico para coletar registros de auditoria de linha de comando, em seguida, verificar a cobertura e exceções. Confirmar escopo definido, população, propriedade, implementação, frequência, cobertura, exceções, correção e reteste. Requisitos de registro, inventário de origem, armazenamento, configurações de tempo, logs detalhados, plataforma central, comentários e retenção</w:t>
-      </w:r>
-      <w:r>
-        <w:t xml:space="preserve"> </w:t>
-      </w:r>
-      <w:r>
-        <w:t xml:space="preserve">• 8.9 □ Centralizar os Registos de Auditoria Coloque em prática um processo repetível, de propriedade ou controle técnico para centralizar os Logs de Auditoria, em seguida, verifique a cobertura e exceções. Confirmar escopo definido, população, propriedade, implementação, frequência, cobertura, exceções, correção e reteste. Requisitos de registro, inventário de origem, armazenamento, configurações de tempo, logs detalhados, plataforma central, comentários e retenção</w:t>
-      </w:r>
-      <w:r>
-        <w:t xml:space="preserve"> </w:t>
-      </w:r>
-      <w:r>
-        <w:t xml:space="preserve">* 8.10 * Manter registos de auditoria * Coloque em prática um processo repetível, de propriedade ou controle técnico para reter registros de auditoria, em seguida, verificar a cobertura e exceções. Confirmar escopo definido, população, propriedade, implementação, frequência, cobertura, exceções, correção e reteste. Requisitos de registro, inventário de origem, armazenamento, configurações de tempo, logs detalhados, plataforma central, comentários e retenção</w:t>
-      </w:r>
-      <w:r>
-        <w:t xml:space="preserve"> </w:t>
-      </w:r>
-      <w:r>
-        <w:t xml:space="preserve">• 8,11 • Realizar revisões de registos de auditoria Coloque em prática um processo repetível, de propriedade ou controle técnico para realizar Revisões de Registro de Auditoria, então verifique cobertura e exceções. Confirmar escopo definido, população, propriedade, implementação, frequência, cobertura, exceções, correção e reteste. Requisitos de registro, inventário de origem, armazenamento, configurações de tempo, logs detalhados, plataforma central, comentários e retenção</w:t>
-      </w:r>
-      <w:r>
-        <w:t xml:space="preserve"> </w:t>
-      </w:r>
-      <w:r>
-        <w:t xml:space="preserve">Recolher Registros do Provedor de Serviço Coloque em prática um processo repetível, de propriedade ou controle técnico para coletar registros de provedores de serviços, então verifique cobertura e exceções. Confirmar escopo definido, população, propriedade, implementação, frequência, cobertura, exceções, correção e reteste. Requisitos de registro, inventário de origem, armazenamento, configurações de tempo, logs detalhados, plataforma central, comentários e retenção</w:t>
-      </w:r>
-    </w:p>
-    <w:p>
-      <w:pPr>
-        <w:pStyle w:val="BodyText"/>
-      </w:pPr>
-      <w:r>
-        <w:t xml:space="preserve">Use o guia oficial de Controles CIS v8.1 e Especificações de Avaliação de Controles para linguagem de Salvaguarda exata, classe de ativos, função de segurança, Grupo de Implementação, dependências, entradas, operações, medidas, métricas e revisão processual.</w:t>
-      </w:r>
-    </w:p>
-    <w:bookmarkEnd w:id="69"/>
-    <w:bookmarkEnd w:id="70"/>
-    <w:bookmarkStart w:id="72" w:name="Xefeb98fc2df86833b12ebf88d7ca750829aa89f"/>
-    <w:p>
-      <w:pPr>
-        <w:pStyle w:val="Heading1"/>
-      </w:pPr>
-      <w:r>
-        <w:t xml:space="preserve">14. Controle 9 — Email e Proteção de Navegador Web</w:t>
-      </w:r>
-    </w:p>
-    <w:p>
-      <w:pPr>
-        <w:numPr>
-          <w:ilvl w:val="0"/>
-          <w:numId w:val="1022"/>
-        </w:numPr>
-        <w:pStyle w:val="Compact"/>
-      </w:pPr>
-      <w:r>
-        <w:t xml:space="preserve">Todas as 7 Salvaguardas, significado simples, foco de verificação e evidência de exemplo.*</w:t>
-      </w:r>
-    </w:p>
-    <w:p>
-      <w:pPr>
-        <w:pStyle w:val="FirstParagraph"/>
-      </w:pPr>
-      <w:r>
-        <w:t xml:space="preserve">. ** Finalidade do controlo: ** Fortaleça a empresa implementando e medindo salvaguardas para proteção de e-mail e navegador web. □</w:t>
-      </w:r>
-      <w:r>
-        <w:t xml:space="preserve"> </w:t>
-      </w:r>
-      <w:r>
-        <w:t xml:space="preserve">O que é que se passa?</w:t>
-      </w:r>
-    </w:p>
-    <w:bookmarkStart w:id="71" w:name="section-9"/>
-    <w:p>
-      <w:pPr>
-        <w:pStyle w:val="Heading2"/>
-      </w:pPr>
-      <w:r>
-        <w:t xml:space="preserve">* * * * * * * * * * * * * * * * * * * * * * * * * * * * * * * * * * * * * * * * * * * * * * * * * * * *</w:t>
-      </w:r>
-    </w:p>
-    <w:p>
-      <w:pPr>
-        <w:pStyle w:val="FirstParagraph"/>
-      </w:pPr>
-      <w:r>
-        <w:t xml:space="preserve">• 9.1 • Garantir o uso de apenas navegadores totalmente suportados e clientes de e-mail • Colocar um processo repetível, de propriedade ou controle técnico para garantir o uso de apenas navegadores totalmente suportados e clientes de e-mail, em seguida, verificar a cobertura e exceções. Confirmar escopo definido, população, propriedade, implementação, frequência, cobertura, exceções, correção e reteste. Lista de navegadores e e-mails, status de suporte, filtragem DNS/URL, política de extensão, controle DMARC e anexo</w:t>
-      </w:r>
-      <w:r>
-        <w:t xml:space="preserve"> </w:t>
-      </w:r>
-      <w:r>
-        <w:t xml:space="preserve">□ 9.2 □ Use os Serviços de Filtragem DNS □ Coloque em prática um processo repetível, de propriedade ou controle técnico para usar os Serviços de Filtragem DNS e, em seguida, verifique a cobertura e exceções. Confirmar escopo definido, população, propriedade, implementação, frequência, cobertura, exceções, correção e reteste. Lista de navegadores e e-mails, status de suporte, filtragem DNS/URL, política de extensão, controle DMARC e anexo</w:t>
-      </w:r>
-      <w:r>
-        <w:t xml:space="preserve"> </w:t>
-      </w:r>
-      <w:r>
-        <w:t xml:space="preserve">Manter e reforçar os filtros de URL baseados em rede Coloque um processo repetível, de propriedade ou controle técnico no local para manter e reforçar filtros de URL baseados em rede, em seguida, verifique cobertura e exceções. Confirmar escopo definido, população, propriedade, implementação, frequência, cobertura, exceções, correção e reteste. Lista de navegadores e e-mails, status de suporte, filtragem DNS/URL, política de extensão, controle DMARC e anexo</w:t>
-      </w:r>
-      <w:r>
-        <w:t xml:space="preserve"> </w:t>
-      </w:r>
-      <w:r>
-        <w:t xml:space="preserve">9.4 Restrinja Extensões Desnecessárias ou Não Autorizadas do Navegador e do Cliente de Email.Coloque em prática um processo ou controle técnico repetível, próprio para restringir Extensões Desnecessárias ou Não Autorizadas do Navegador e do Cliente de Email, então verifique cobertura e exceções. Confirmar escopo definido, população, propriedade, implementação, frequência, cobertura, exceções, correção e reteste. Lista de navegadores e e-mails, status de suporte, filtragem DNS/URL, política de extensão, controle DMARC e anexo</w:t>
-      </w:r>
-      <w:r>
-        <w:t xml:space="preserve"> </w:t>
-      </w:r>
-      <w:r>
-        <w:t xml:space="preserve">□ 9.5 □ Implementar o DMARC □ Colocar em prática um processo repetível, de propriedade ou controle técnico para implementar o DMARC, em seguida, verificar a cobertura e exceções. Confirmar escopo definido, população, propriedade, implementação, frequência, cobertura, exceções, correção e reteste. Lista de navegadores e e-mails, status de suporte, filtragem DNS/URL, política de extensão, controle DMARC e anexo</w:t>
-      </w:r>
-      <w:r>
-        <w:t xml:space="preserve"> </w:t>
-      </w:r>
-      <w:r>
-        <w:t xml:space="preserve">“!9 .. Bloquear tipos de ficheiros desnecessários Coloque um processo repetível, de propriedade ou controle técnico no local para bloquear Tipos de Arquivo Desnecessários, em seguida, verifique cobertura e exceções. Confirmar escopo definido, população, propriedade, implementação, frequência, cobertura, exceções, correção e reteste. Lista de navegadores e e-mails, status de suporte, filtragem DNS/URL, política de extensão, controle DMARC e anexo</w:t>
-      </w:r>
-      <w:r>
-        <w:t xml:space="preserve"> </w:t>
-      </w:r>
-      <w:r>
-        <w:t xml:space="preserve">□ 9.7 □ Implantar e manter as proteções anti-Malware do servidor de e-mail Coloque em prática um processo repetível, de propriedade ou controle técnico para implantar e manter as proteções anti-Malware do servidor de e-mail, em seguida, verifique a cobertura e exceções. Confirmar escopo definido, população, propriedade, implementação, frequência, cobertura, exceções, correção e reteste. Lista de navegadores e e-mails, status de suporte, filtragem DNS/URL, política de extensão, controle DMARC e anexo</w:t>
-      </w:r>
-    </w:p>
-    <w:p>
-      <w:pPr>
-        <w:pStyle w:val="BodyText"/>
-      </w:pPr>
-      <w:r>
-        <w:t xml:space="preserve">Use o guia oficial de Controles CIS v8.1 e Especificações de Avaliação de Controles para linguagem de Salvaguarda exata, classe de ativos, função de segurança, Grupo de Implementação, dependências, entradas, operações, medidas, métricas e revisão processual.</w:t>
-      </w:r>
-    </w:p>
-    <w:bookmarkEnd w:id="71"/>
-    <w:bookmarkEnd w:id="72"/>
-    <w:bookmarkStart w:id="75" w:name="controle-10-defesas-de-malware"/>
-    <w:p>
-      <w:pPr>
-        <w:pStyle w:val="Heading1"/>
-      </w:pPr>
-      <w:r>
-        <w:t xml:space="preserve">15. Controle 10 — Defesas de Malware</w:t>
-      </w:r>
-    </w:p>
-    <w:p>
-      <w:pPr>
-        <w:numPr>
-          <w:ilvl w:val="0"/>
-          <w:numId w:val="1023"/>
-        </w:numPr>
-        <w:pStyle w:val="Compact"/>
-      </w:pPr>
-      <w:r>
-        <w:t xml:space="preserve">Todas as 7 Salvaguardas, significado simples, foco de verificação e evidência de exemplo.*</w:t>
-      </w:r>
-    </w:p>
-    <w:bookmarkStart w:id="73" w:name="X31cb3c27ed506a61c5b7a87832510fc038b08f1"/>
-    <w:p>
-      <w:pPr>
-        <w:pStyle w:val="Heading2"/>
-      </w:pPr>
-      <w:r>
-        <w:t xml:space="preserve">. ** Finalidade do controlo: ** Fortaleça a empresa implementando e medindo salvaguardas para defesas de malware. □</w:t>
-      </w:r>
-    </w:p>
-    <w:bookmarkEnd w:id="73"/>
-    <w:bookmarkStart w:id="74" w:name="section-10"/>
-    <w:p>
-      <w:pPr>
-        <w:pStyle w:val="Heading2"/>
-      </w:pPr>
-      <w:r>
-        <w:t xml:space="preserve">* * * * * * * * * * * * * * * * * * * * * * * * * * * * * * * * * * * * * * * * * * * * * * * * * * * *</w:t>
-      </w:r>
-    </w:p>
-    <w:p>
-      <w:pPr>
-        <w:pStyle w:val="FirstParagraph"/>
-      </w:pPr>
-      <w:r>
-        <w:t xml:space="preserve">□ 10.1 □ Implantar e manter o software anti-Malware Coloque um processo repetível, de propriedade ou controle técnico no local para implantar e manter o software Anti-Malware, em seguida, verifique a cobertura e exceções. Confirmar escopo definido, população, propriedade, implementação, frequência, cobertura, exceções, correção e reteste. cobertura de endpoint , configuração anti-malware, atualizações, controles de mídia removível, alertas de comportamento e tickets de resposta .</w:t>
-      </w:r>
-      <w:r>
-        <w:t xml:space="preserve"> </w:t>
-      </w:r>
-      <w:r>
-        <w:t xml:space="preserve">□ 10.2 □ Configurar atualizações automáticas de assinatura anti-Malware Coloque em prática um processo repetível, de propriedade ou controle técnico para configurar Atualizações de Assinatura Automáticas Anti-Malware, então verifique cobertura e exceções. Confirmar escopo definido, população, propriedade, implementação, frequência, cobertura, exceções, correção e reteste. cobertura de endpoint , configuração anti-malware, atualizações, controles de mídia removível, alertas de comportamento e tickets de resposta .</w:t>
-      </w:r>
-      <w:r>
-        <w:t xml:space="preserve"> </w:t>
-      </w:r>
-      <w:r>
-        <w:t xml:space="preserve">□ 10.3 □ Desativar Autorun e Autoplay para mídia removível □ Coloque no lugar um processo repetível, de propriedade ou controle técnico para desativar Autorun e Autoplay para mídia removível, então verifique cobertura e exceções. Confirmar escopo definido, população, propriedade, implementação, frequência, cobertura, exceções, correção e reteste. cobertura de endpoint , configuração anti-malware, atualizações, controles de mídia removível, alertas de comportamento e tickets de resposta .</w:t>
-      </w:r>
-      <w:r>
-        <w:t xml:space="preserve"> </w:t>
-      </w:r>
-      <w:r>
-        <w:t xml:space="preserve">Configura a verificação automática anti-Malware de mídia removível Coloque em prática um processo repetível, de propriedade ou controle técnico para configurar a Digitalização Automática Anti-Malware de Mídia Removível, em seguida, verifique a cobertura e exceções. Confirmar escopo definido, população, propriedade, implementação, frequência, cobertura, exceções, correção e reteste. cobertura de endpoint , configuração anti-malware, atualizações, controles de mídia removível, alertas de comportamento e tickets de resposta .</w:t>
-      </w:r>
-      <w:r>
-        <w:t xml:space="preserve"> </w:t>
-      </w:r>
-      <w:r>
-        <w:t xml:space="preserve">Ativar recursos anti-exploração Coloque em prática um processo repetível, de propriedade ou controle técnico para permitir o Anti-exploração Características, em seguida, verificar a cobertura e exceções. Confirmar escopo definido, população, propriedade, implementação, frequência, cobertura, exceções, correção e reteste. cobertura de endpoint , configuração anti-malware, atualizações, controles de mídia removível, alertas de comportamento e tickets de resposta .</w:t>
-      </w:r>
-      <w:r>
-        <w:t xml:space="preserve"> </w:t>
-      </w:r>
-      <w:r>
-        <w:t xml:space="preserve">Gerenciar o software anti-Malware centralmente Coloque um processo repetível, de propriedade ou controle técnico no local para gerenciar centralmente o Software Anti-Malware, então verifique a cobertura e exceções. Confirmar escopo definido, população, propriedade, implementação, frequência, cobertura, exceções, correção e reteste. cobertura de endpoint , configuração anti-malware, atualizações, controles de mídia removível, alertas de comportamento e tickets de resposta .</w:t>
-      </w:r>
-      <w:r>
-        <w:t xml:space="preserve"> </w:t>
-      </w:r>
-      <w:r>
-        <w:t xml:space="preserve">Use o software anti-Malware baseado em comportamento Coloque um processo repetível, de propriedade ou controle técnico no local para usar Behavior-Based Anti-Malware Software, em seguida, verifique cobertura e exceções. Confirmar escopo definido, população, propriedade, implementação, frequência, cobertura, exceções, correção e reteste. cobertura de endpoint , configuração anti-malware, atualizações, controles de mídia removível, alertas de comportamento e tickets de resposta .</w:t>
-      </w:r>
-    </w:p>
-    <w:p>
-      <w:pPr>
-        <w:pStyle w:val="BodyText"/>
-      </w:pPr>
-      <w:r>
-        <w:t xml:space="preserve">Use o guia oficial de Controles CIS v8.1 e Especificações de Avaliação de Controles para linguagem de Salvaguarda exata, classe de ativos, função de segurança, Grupo de Implementação, dependências, entradas, operações, medidas, métricas e revisão processual.</w:t>
-      </w:r>
-    </w:p>
-    <w:bookmarkEnd w:id="74"/>
-    <w:bookmarkEnd w:id="75"/>
-    <w:bookmarkStart w:id="78" w:name="controle-11-recuperação-de-dados"/>
-    <w:p>
-      <w:pPr>
-        <w:pStyle w:val="Heading1"/>
-      </w:pPr>
-      <w:r>
-        <w:t xml:space="preserve">16. Controle 11 — Recuperação de dados</w:t>
-      </w:r>
-    </w:p>
-    <w:p>
-      <w:pPr>
-        <w:numPr>
-          <w:ilvl w:val="0"/>
-          <w:numId w:val="1024"/>
-        </w:numPr>
-        <w:pStyle w:val="Compact"/>
-      </w:pPr>
-      <w:r>
-        <w:t xml:space="preserve">Todas as 5 Salvaguardas, significado simples, foco de verificação e evidência de exemplo.*</w:t>
-      </w:r>
-    </w:p>
-    <w:bookmarkStart w:id="76" w:name="X015b0bcfd91b54beae9ac352c972dc96fc365b8"/>
-    <w:p>
-      <w:pPr>
-        <w:pStyle w:val="Heading2"/>
-      </w:pPr>
-      <w:r>
-        <w:t xml:space="preserve">. ** Finalidade do controlo: ** Reforçar a empresa através da implementação e medição de salvaguardas para a recuperação de dados. □</w:t>
-      </w:r>
-    </w:p>
-    <w:bookmarkEnd w:id="76"/>
-    <w:bookmarkStart w:id="77" w:name="section-11"/>
-    <w:p>
-      <w:pPr>
-        <w:pStyle w:val="Heading2"/>
-      </w:pPr>
-      <w:r>
-        <w:t xml:space="preserve">* * * * * * * * * * * * * * * * * * * * * * * * * * * * * * * * * * * * * * * * * * * * * * * * * * * *</w:t>
-      </w:r>
-    </w:p>
-    <w:p>
-      <w:pPr>
-        <w:pStyle w:val="FirstParagraph"/>
-      </w:pPr>
-      <w:r>
-        <w:t xml:space="preserve">.11.1 .. Estabelecer e manter um processo de recuperação de dados .. Coloque um processo repetível, de propriedade ou controle técnico no lugar para estabelecer e manter um processo de recuperação de dados, em seguida, verificar a cobertura e exceções. Confirmar escopo definido, população, propriedade, implementação, frequência, cobertura, exceções, correção e reteste. Plano de recuperação, cobertura de backup, cópias protegidas e isoladas, restaurar testes, resultados, lacunas e retestes</w:t>
-      </w:r>
-      <w:r>
-        <w:t xml:space="preserve"> </w:t>
-      </w:r>
-      <w:r>
-        <w:t xml:space="preserve">Realizar backups automatizados Coloque um processo repetível, de propriedade ou controle técnico no local para executar backups automatizados, em seguida, verifique cobertura e exceções. Confirmar escopo definido, população, propriedade, implementação, frequência, cobertura, exceções, correção e reteste. Plano de recuperação, cobertura de backup, cópias protegidas e isoladas, restaurar testes, resultados, lacunas e retestes</w:t>
-      </w:r>
-      <w:r>
-        <w:t xml:space="preserve"> </w:t>
-      </w:r>
-      <w:r>
-        <w:t xml:space="preserve">Proteger Dados de Recuperação Coloque um processo repetível, de propriedade ou controle técnico no local para proteger dados de recuperação, em seguida, verificar a cobertura e exceções. Confirmar escopo definido, população, propriedade, implementação, frequência, cobertura, exceções, correção e reteste. Plano de recuperação, cobertura de backup, cópias protegidas e isoladas, restaurar testes, resultados, lacunas e retestes</w:t>
-      </w:r>
-      <w:r>
-        <w:t xml:space="preserve"> </w:t>
-      </w:r>
-      <w:r>
-        <w:t xml:space="preserve">11.4 Estabelecer e manter uma instância isolada de dados de recuperação , colocar um processo repetível, de propriedade ou controle técnico no local para estabelecer e manter uma instância isolada de dados de recuperação, em seguida, verificar a cobertura e exceções. Confirmar escopo definido, população, propriedade, implementação, frequência, cobertura, exceções, correção e reteste. Plano de recuperação, cobertura de backup, cópias protegidas e isoladas, restaurar testes, resultados, lacunas e retestes</w:t>
-      </w:r>
-      <w:r>
-        <w:t xml:space="preserve"> </w:t>
-      </w:r>
-      <w:r>
-        <w:t xml:space="preserve">.11.5 .. Testar Recuperação de Dados .. Coloque um processo repetível, de propriedade ou controle técnico no lugar para testar a recuperação de dados, em seguida, verificar a cobertura e exceções. Confirmar escopo definido, população, propriedade, implementação, frequência, cobertura, exceções, correção e reteste. Plano de recuperação, cobertura de backup, cópias protegidas e isoladas, restaurar testes, resultados, lacunas e retestes</w:t>
-      </w:r>
-    </w:p>
-    <w:p>
-      <w:pPr>
-        <w:pStyle w:val="BodyText"/>
-      </w:pPr>
-      <w:r>
-        <w:t xml:space="preserve">Use o guia oficial de Controles CIS v8.1 e Especificações de Avaliação de Controles para linguagem de Salvaguarda exata, classe de ativos, função de segurança, Grupo de Implementação, dependências, entradas, operações, medidas, métricas e revisão processual.</w:t>
-      </w:r>
-    </w:p>
-    <w:bookmarkEnd w:id="77"/>
-    <w:bookmarkEnd w:id="78"/>
-    <w:bookmarkStart w:id="80" w:name="X1d5309c9ab119912d099fb58d981b232220432a"/>
-    <w:p>
-      <w:pPr>
-        <w:pStyle w:val="Heading1"/>
-      </w:pPr>
-      <w:r>
-        <w:t xml:space="preserve">17. Controle 12 — Gestão de Infraestruturas de Rede</w:t>
-      </w:r>
-    </w:p>
-    <w:p>
-      <w:pPr>
-        <w:numPr>
-          <w:ilvl w:val="0"/>
-          <w:numId w:val="1025"/>
-        </w:numPr>
-        <w:pStyle w:val="Compact"/>
-      </w:pPr>
-      <w:r>
-        <w:t xml:space="preserve">Todas as 8 Salvaguardas, significado simples, foco de verificação e evidência de exemplo.*</w:t>
-      </w:r>
-    </w:p>
-    <w:p>
-      <w:pPr>
-        <w:pStyle w:val="FirstParagraph"/>
-      </w:pPr>
-      <w:r>
-        <w:t xml:space="preserve">. ** Finalidade do controlo: ** Reforçar a empresa através da implementação e medição de salvaguardas para a gestão das infra-estruturas de rede. □</w:t>
-      </w:r>
-      <w:r>
-        <w:t xml:space="preserve"> </w:t>
-      </w:r>
-      <w:r>
-        <w:t xml:space="preserve">O que é que se passa?</w:t>
-      </w:r>
-    </w:p>
-    <w:bookmarkStart w:id="79" w:name="section-12"/>
-    <w:p>
-      <w:pPr>
-        <w:pStyle w:val="Heading2"/>
-      </w:pPr>
-      <w:r>
-        <w:t xml:space="preserve">* * * * * * * * * * * * * * * * * * * * * * * * * * * * * * * * * * * * * * * * * * * * * * * * * * * *</w:t>
-      </w:r>
-    </w:p>
-    <w:p>
-      <w:pPr>
-        <w:pStyle w:val="FirstParagraph"/>
-      </w:pPr>
-      <w:r>
-        <w:t xml:space="preserve">• 12.1 • Garantir que a infra-estrutura de rede está atualizada Coloque em prática um processo repetível, de propriedade ou controle técnico para garantir que a Infraestrutura de Rede está atualizada, então verifique cobertura e exceções. Confirmar escopo definido, população, propriedade, implementação, frequência, cobertura, exceções, correção e reteste. Inventário de rede, versões, arquitetura, diagramas, caminhos de administração, AAA, protocolos seguros, estações de trabalho VPN e admin</w:t>
-      </w:r>
-      <w:r>
-        <w:t xml:space="preserve"> </w:t>
-      </w:r>
-      <w:r>
-        <w:t xml:space="preserve">.12.2 Estabelecer e manter uma arquitetura segura de rede .. Coloque em prática um processo repetível, de propriedade ou controle técnico para estabelecer e manter uma arquitetura segura de rede, em seguida, verificar cobertura e exceções. Confirmar escopo definido, população, propriedade, implementação, frequência, cobertura, exceções, correção e reteste. Inventário de rede, versões, arquitetura, diagramas, caminhos de administração, AAA, protocolos seguros, estações de trabalho VPN e admin</w:t>
-      </w:r>
-      <w:r>
-        <w:t xml:space="preserve"> </w:t>
-      </w:r>
-      <w:r>
-        <w:t xml:space="preserve">Gestão segura da infra-estrutura de rede Coloque em prática um processo repetível, de propriedade ou controle técnico para gerenciar com segurança a infraestrutura de rede, então verifique a cobertura e exceções. Confirmar escopo definido, população, propriedade, implementação, frequência, cobertura, exceções, correção e reteste. Inventário de rede, versões, arquitetura, diagramas, caminhos de administração, AAA, protocolos seguros, estações de trabalho VPN e admin</w:t>
-      </w:r>
-      <w:r>
-        <w:t xml:space="preserve"> </w:t>
-      </w:r>
-      <w:r>
-        <w:t xml:space="preserve">.12.4 . Estabeleça e mantenha os Diagramas de Arquitetura . Coloque em prática um processo repetível, de propriedade ou controle técnico para estabelecer e manter os Diagramas de Arquitetura, então verifique a cobertura e exceções. Confirmar escopo definido, população, propriedade, implementação, frequência, cobertura, exceções, correção e reteste. Inventário de rede, versões, arquitetura, diagramas, caminhos de administração, AAA, protocolos seguros, estações de trabalho VPN e admin</w:t>
-      </w:r>
-      <w:r>
-        <w:t xml:space="preserve"> </w:t>
-      </w:r>
-      <w:r>
-        <w:t xml:space="preserve">Autenticação, Autorização e Auditoria de Redes Centralize a Autenticação, a Autorização e a Auditoria de Redes Coloque em prática um processo repetível, de propriedade ou controle técnico para centralizar a Autenticação, a Autorização e a Auditoria de Redes e, em seguida, verifique a cobertura e exceções. Confirmar escopo definido, população, propriedade, implementação, frequência, cobertura, exceções, correção e reteste. Inventário de rede, versões, arquitetura, diagramas, caminhos de administração, AAA, protocolos seguros, estações de trabalho VPN e admin</w:t>
-      </w:r>
-      <w:r>
-        <w:t xml:space="preserve"> </w:t>
-      </w:r>
-      <w:r>
-        <w:t xml:space="preserve">Utilização de protocolos seguros de gestão e comunicação de rede Coloque em prática um processo repetível, de propriedade ou controle técnico para usar os Protocolos de Gestão e Comunicação de Rede Segura e, em seguida, verifique a cobertura e exceções. Confirmar escopo definido, população, propriedade, implementação, frequência, cobertura, exceções, correção e reteste. Inventário de rede, versões, arquitetura, diagramas, caminhos de administração, AAA, protocolos seguros, estações de trabalho VPN e admin</w:t>
-      </w:r>
-      <w:r>
-        <w:t xml:space="preserve"> </w:t>
-      </w:r>
-      <w:r>
-        <w:t xml:space="preserve">□ 12.7 □ Garantir Dispositivos Remotos Use uma VPN e Enterprise AAA □ Coloque em prática um processo repetível, de propriedade ou controle técnico para garantir Dispositivos Remotos Use uma VPN e Enterprise AAA, então verifique cobertura e exceções. Confirmar escopo definido, população, propriedade, implementação, frequência, cobertura, exceções, correção e reteste. Inventário de rede, versões, arquitetura, diagramas, caminhos de administração, AAA, protocolos seguros, estações de trabalho VPN e admin</w:t>
-      </w:r>
-      <w:r>
-        <w:t xml:space="preserve"> </w:t>
-      </w:r>
-      <w:r>
-        <w:t xml:space="preserve">Manter recursos de computação dedicados para o trabalho administrativo Coloque em prática um processo repetível, de propriedade ou controle técnico para manter recursos de computação dedicados para o trabalho administrativo, em seguida, verificar a cobertura e exceções. Confirmar escopo definido, população, propriedade, implementação, frequência, cobertura, exceções, correção e reteste. Inventário de rede, versões, arquitetura, diagramas, caminhos de administração, AAA, protocolos seguros, estações de trabalho VPN e admin</w:t>
-      </w:r>
-    </w:p>
-    <w:p>
-      <w:pPr>
-        <w:pStyle w:val="BodyText"/>
-      </w:pPr>
-      <w:r>
-        <w:t xml:space="preserve">Use o guia oficial de Controles CIS v8.1 e Especificações de Avaliação de Controles para linguagem de Salvaguarda exata, classe de ativos, função de segurança, Grupo de Implementação, dependências, entradas, operações, medidas, métricas e revisão processual.</w:t>
-      </w:r>
-    </w:p>
-    <w:bookmarkEnd w:id="79"/>
-    <w:bookmarkEnd w:id="80"/>
-    <w:bookmarkStart w:id="86" w:name="X76e070d17354a7fbaf7b14d1946632e2442e03e"/>
-    <w:p>
-      <w:pPr>
-        <w:pStyle w:val="Heading1"/>
-      </w:pPr>
-      <w:r>
-        <w:t xml:space="preserve">18. Controle 13 — Monitoramento e Defesa de Rede</w:t>
-      </w:r>
-    </w:p>
-    <w:p>
-      <w:pPr>
-        <w:numPr>
-          <w:ilvl w:val="0"/>
-          <w:numId w:val="1026"/>
-        </w:numPr>
-        <w:pStyle w:val="Compact"/>
-      </w:pPr>
-      <w:r>
         <w:t xml:space="preserve">Todas as 11 Salvaguardas, significado simples, foco de verificação e evidência de exemplo.*</w:t>
       </w:r>
     </w:p>
@@ -3605,18 +6442,18 @@
           <wp:inline>
             <wp:extent cx="5334000" cy="2776228"/>
             <wp:effectExtent b="0" l="0" r="0" t="0"/>
-            <wp:docPr descr="Contexto centralizado, detecção sintonizada, investigação humana e resposta criam defesa útil." title="" id="82" name="Picture"/>
+            <wp:docPr descr="Contexto centralizado, detecção sintonizada, investigação humana e resposta criam defesa útil." title="" id="69" name="Picture"/>
             <a:graphic>
               <a:graphicData uri="http://schemas.openxmlformats.org/drawingml/2006/picture">
                 <pic:pic>
                   <pic:nvPicPr>
-                    <pic:cNvPr descr="media/image8.png" id="83" name="Picture"/>
+                    <pic:cNvPr descr="media/image8.png" id="70" name="Picture"/>
                     <pic:cNvPicPr>
                       <a:picLocks noChangeArrowheads="1" noChangeAspect="1"/>
                     </pic:cNvPicPr>
                   </pic:nvPicPr>
                   <pic:blipFill>
-                    <a:blip r:embed="rId81"/>
+                    <a:blip r:embed="rId68"/>
                     <a:stretch>
                       <a:fillRect/>
                     </a:stretch>
@@ -3659,7 +6496,7 @@
         <w:t xml:space="preserve">Figura 8. Fluxo de trabalho de monitorização à resposta</w:t>
       </w:r>
     </w:p>
-    <w:bookmarkStart w:id="84" w:name="X22f40d2393e260a55234d876d291e3404ab7edf"/>
+    <w:bookmarkStart w:id="71" w:name="X22f40d2393e260a55234d876d291e3404ab7edf"/>
     <w:p>
       <w:pPr>
         <w:pStyle w:val="Heading2"/>
@@ -3668,8 +6505,8 @@
         <w:t xml:space="preserve">. ** Finalidade do controlo: ** Fortalecer a empresa implementando e medindo salvaguardas para monitoramento e defesa da rede. □</w:t>
       </w:r>
     </w:p>
-    <w:bookmarkEnd w:id="84"/>
-    <w:bookmarkStart w:id="85" w:name="section-13"/>
+    <w:bookmarkEnd w:id="71"/>
+    <w:bookmarkStart w:id="72" w:name="section-8"/>
     <w:p>
       <w:pPr>
         <w:pStyle w:val="Heading2"/>
@@ -3754,9 +6591,9 @@
         <w:t xml:space="preserve">Use o guia oficial de Controles CIS v8.1 e Especificações de Avaliação de Controles para linguagem de Salvaguarda exata, classe de ativos, função de segurança, Grupo de Implementação, dependências, entradas, operações, medidas, métricas e revisão processual.</w:t>
       </w:r>
     </w:p>
-    <w:bookmarkEnd w:id="85"/>
-    <w:bookmarkEnd w:id="86"/>
-    <w:bookmarkStart w:id="88" w:name="X81d6d7f1ac6530f3beb43689d4d7b8360b58626"/>
+    <w:bookmarkEnd w:id="72"/>
+    <w:bookmarkEnd w:id="73"/>
+    <w:bookmarkStart w:id="75" w:name="X81d6d7f1ac6530f3beb43689d4d7b8360b58626"/>
     <w:p>
       <w:pPr>
         <w:pStyle w:val="Heading1"/>
@@ -3769,7 +6606,7 @@
       <w:pPr>
         <w:numPr>
           <w:ilvl w:val="0"/>
-          <w:numId w:val="1027"/>
+          <w:numId w:val="1022"/>
         </w:numPr>
         <w:pStyle w:val="Compact"/>
       </w:pPr>
@@ -3791,7 +6628,7 @@
         <w:t xml:space="preserve">□—————————————————————————————————————————————————————————————————————–</w:t>
       </w:r>
     </w:p>
-    <w:bookmarkStart w:id="87" w:name="section-14"/>
+    <w:bookmarkStart w:id="74" w:name="section-9"/>
     <w:p>
       <w:pPr>
         <w:pStyle w:val="Heading2"/>
@@ -3864,9 +6701,9 @@
         <w:t xml:space="preserve">Use o guia oficial de Controles CIS v8.1 e Especificações de Avaliação de Controles para linguagem de Salvaguarda exata, classe de ativos, função de segurança, Grupo de Implementação, dependências, entradas, operações, medidas, métricas e revisão processual.</w:t>
       </w:r>
     </w:p>
-    <w:bookmarkEnd w:id="87"/>
-    <w:bookmarkEnd w:id="88"/>
-    <w:bookmarkStart w:id="91" w:name="Xd49ca9d8e48ed88f948967f818255b91d398ae1"/>
+    <w:bookmarkEnd w:id="74"/>
+    <w:bookmarkEnd w:id="75"/>
+    <w:bookmarkStart w:id="78" w:name="Xd49ca9d8e48ed88f948967f818255b91d398ae1"/>
     <w:p>
       <w:pPr>
         <w:pStyle w:val="Heading1"/>
@@ -3879,7 +6716,7 @@
       <w:pPr>
         <w:numPr>
           <w:ilvl w:val="0"/>
-          <w:numId w:val="1028"/>
+          <w:numId w:val="1023"/>
         </w:numPr>
         <w:pStyle w:val="Compact"/>
       </w:pPr>
@@ -3887,7 +6724,7 @@
         <w:t xml:space="preserve">Todas as 7 Salvaguardas, significado simples, foco de verificação e evidência de exemplo.*</w:t>
       </w:r>
     </w:p>
-    <w:bookmarkStart w:id="89" w:name="X5f013bca2048707228eec070712629866b16068"/>
+    <w:bookmarkStart w:id="76" w:name="X5f013bca2048707228eec070712629866b16068"/>
     <w:p>
       <w:pPr>
         <w:pStyle w:val="Heading2"/>
@@ -3896,8 +6733,8 @@
         <w:t xml:space="preserve">. ** Finalidade do controlo: ** Reforçar a empresa através da implementação e medição de salvaguardas para a gestão dos prestadores de serviços. □</w:t>
       </w:r>
     </w:p>
-    <w:bookmarkEnd w:id="89"/>
-    <w:bookmarkStart w:id="90" w:name="section-15"/>
+    <w:bookmarkEnd w:id="76"/>
+    <w:bookmarkStart w:id="77" w:name="section-10"/>
     <w:p>
       <w:pPr>
         <w:pStyle w:val="Heading2"/>
@@ -3958,9 +6795,9 @@
         <w:t xml:space="preserve">Use o guia oficial de Controles CIS v8.1 e Especificações de Avaliação de Controles para linguagem de Salvaguarda exata, classe de ativos, função de segurança, Grupo de Implementação, dependências, entradas, operações, medidas, métricas e revisão processual.</w:t>
       </w:r>
     </w:p>
-    <w:bookmarkEnd w:id="90"/>
-    <w:bookmarkEnd w:id="91"/>
-    <w:bookmarkStart w:id="94" w:name="X462f3600ff91c676cd671f9a1a14212099b1516"/>
+    <w:bookmarkEnd w:id="77"/>
+    <w:bookmarkEnd w:id="78"/>
+    <w:bookmarkStart w:id="81" w:name="X462f3600ff91c676cd671f9a1a14212099b1516"/>
     <w:p>
       <w:pPr>
         <w:pStyle w:val="Heading1"/>
@@ -3973,7 +6810,7 @@
       <w:pPr>
         <w:numPr>
           <w:ilvl w:val="0"/>
-          <w:numId w:val="1029"/>
+          <w:numId w:val="1024"/>
         </w:numPr>
         <w:pStyle w:val="Compact"/>
       </w:pPr>
@@ -3981,7 +6818,7 @@
         <w:t xml:space="preserve">Todas as 14 Salvaguardas, significado simples, foco de verificação e evidência de exemplo.*</w:t>
       </w:r>
     </w:p>
-    <w:bookmarkStart w:id="92" w:name="Xb7560af9d2f4820a82522d131c5cd8c21e87fde"/>
+    <w:bookmarkStart w:id="79" w:name="Xb7560af9d2f4820a82522d131c5cd8c21e87fde"/>
     <w:p>
       <w:pPr>
         <w:pStyle w:val="Heading2"/>
@@ -3990,8 +6827,8 @@
         <w:t xml:space="preserve">. ** Finalidade do controlo: ** Fortaleça a empresa implementando e medindo salvaguardas para segurança de software de aplicação. □</w:t>
       </w:r>
     </w:p>
-    <w:bookmarkEnd w:id="92"/>
-    <w:bookmarkStart w:id="93" w:name="section-16"/>
+    <w:bookmarkEnd w:id="79"/>
+    <w:bookmarkStart w:id="80" w:name="section-11"/>
     <w:p>
       <w:pPr>
         <w:pStyle w:val="Heading2"/>
@@ -4094,9 +6931,9 @@
         <w:t xml:space="preserve">Use o guia oficial de Controles CIS v8.1 e Especificações de Avaliação de Controles para linguagem de Salvaguarda exata, classe de ativos, função de segurança, Grupo de Implementação, dependências, entradas, operações, medidas, métricas e revisão processual.</w:t>
       </w:r>
     </w:p>
-    <w:bookmarkEnd w:id="93"/>
-    <w:bookmarkEnd w:id="94"/>
-    <w:bookmarkStart w:id="100" w:name="X27cfe67134368280dae13341561ec0ab8773f97"/>
+    <w:bookmarkEnd w:id="80"/>
+    <w:bookmarkEnd w:id="81"/>
+    <w:bookmarkStart w:id="87" w:name="X27cfe67134368280dae13341561ec0ab8773f97"/>
     <w:p>
       <w:pPr>
         <w:pStyle w:val="Heading1"/>
@@ -4109,7 +6946,7 @@
       <w:pPr>
         <w:numPr>
           <w:ilvl w:val="0"/>
-          <w:numId w:val="1030"/>
+          <w:numId w:val="1025"/>
         </w:numPr>
         <w:pStyle w:val="Compact"/>
       </w:pPr>
@@ -4126,18 +6963,18 @@
           <wp:inline>
             <wp:extent cx="5334000" cy="2711450"/>
             <wp:effectExtent b="0" l="0" r="0" t="0"/>
-            <wp:docPr descr="Preparados papéis, relatórios, comunicação, exercícios e comentários reduzem o impacto incidente." title="" id="96" name="Picture"/>
+            <wp:docPr descr="Preparados papéis, relatórios, comunicação, exercícios e comentários reduzem o impacto incidente." title="" id="83" name="Picture"/>
             <a:graphic>
               <a:graphicData uri="http://schemas.openxmlformats.org/drawingml/2006/picture">
                 <pic:pic>
                   <pic:nvPicPr>
-                    <pic:cNvPr descr="media/image9.png" id="97" name="Picture"/>
+                    <pic:cNvPr descr="media/image9.png" id="84" name="Picture"/>
                     <pic:cNvPicPr>
                       <a:picLocks noChangeArrowheads="1" noChangeAspect="1"/>
                     </pic:cNvPicPr>
                   </pic:nvPicPr>
                   <pic:blipFill>
-                    <a:blip r:embed="rId95"/>
+                    <a:blip r:embed="rId82"/>
                     <a:stretch>
                       <a:fillRect/>
                     </a:stretch>
@@ -4180,7 +7017,7 @@
         <w:t xml:space="preserve">Figura 9. Disponibilidade para resposta ao incidente</w:t>
       </w:r>
     </w:p>
-    <w:bookmarkStart w:id="98" w:name="Xeb4c58f7274f8cbcfdddfb393279b429f14d52c"/>
+    <w:bookmarkStart w:id="85" w:name="Xeb4c58f7274f8cbcfdddfb393279b429f14d52c"/>
     <w:p>
       <w:pPr>
         <w:pStyle w:val="Heading2"/>
@@ -4189,8 +7026,8 @@
         <w:t xml:space="preserve">. ** Finalidade do controlo: ** Reforçar a empresa através da implementação e medição de salvaguardas para a gestão da resposta a incidentes. □</w:t>
       </w:r>
     </w:p>
-    <w:bookmarkEnd w:id="98"/>
-    <w:bookmarkStart w:id="99" w:name="section-17"/>
+    <w:bookmarkEnd w:id="85"/>
+    <w:bookmarkStart w:id="86" w:name="section-12"/>
     <w:p>
       <w:pPr>
         <w:pStyle w:val="Heading2"/>
@@ -4263,9 +7100,9 @@
         <w:t xml:space="preserve">Use o guia oficial de Controles CIS v8.1 e Especificações de Avaliação de Controles para linguagem de Salvaguarda exata, classe de ativos, função de segurança, Grupo de Implementação, dependências, entradas, operações, medidas, métricas e revisão processual.</w:t>
       </w:r>
     </w:p>
-    <w:bookmarkEnd w:id="99"/>
-    <w:bookmarkEnd w:id="100"/>
-    <w:bookmarkStart w:id="102" w:name="controle-18-testes-de-penetração"/>
+    <w:bookmarkEnd w:id="86"/>
+    <w:bookmarkEnd w:id="87"/>
+    <w:bookmarkStart w:id="89" w:name="controle-18-testes-de-penetração"/>
     <w:p>
       <w:pPr>
         <w:pStyle w:val="Heading1"/>
@@ -4278,7 +7115,7 @@
       <w:pPr>
         <w:numPr>
           <w:ilvl w:val="0"/>
-          <w:numId w:val="1031"/>
+          <w:numId w:val="1026"/>
         </w:numPr>
         <w:pStyle w:val="Compact"/>
       </w:pPr>
@@ -4300,7 +7137,7 @@
         <w:t xml:space="preserve">□————————————————————————————————————————————————–</w:t>
       </w:r>
     </w:p>
-    <w:bookmarkStart w:id="101" w:name="section-18"/>
+    <w:bookmarkStart w:id="88" w:name="section-13"/>
     <w:p>
       <w:pPr>
         <w:pStyle w:val="Heading2"/>
@@ -4349,9 +7186,9 @@
         <w:t xml:space="preserve">Use o guia oficial de Controles CIS v8.1 e Especificações de Avaliação de Controles para linguagem de Salvaguarda exata, classe de ativos, função de segurança, Grupo de Implementação, dependências, entradas, operações, medidas, métricas e revisão processual.</w:t>
       </w:r>
     </w:p>
-    <w:bookmarkEnd w:id="101"/>
-    <w:bookmarkEnd w:id="102"/>
-    <w:bookmarkStart w:id="104" w:name="ferramentas-de-código-aberto"/>
+    <w:bookmarkEnd w:id="88"/>
+    <w:bookmarkEnd w:id="89"/>
+    <w:bookmarkStart w:id="91" w:name="ferramentas-de-código-aberto"/>
     <w:p>
       <w:pPr>
         <w:pStyle w:val="Heading1"/>
@@ -4364,7 +7201,7 @@
       <w:pPr>
         <w:numPr>
           <w:ilvl w:val="0"/>
-          <w:numId w:val="1032"/>
+          <w:numId w:val="1027"/>
         </w:numPr>
         <w:pStyle w:val="Compact"/>
       </w:pPr>
@@ -4372,7 +7209,7 @@
         <w:t xml:space="preserve">Links oficiais, inícios rápidos seguros, evidências e limitações.*</w:t>
       </w:r>
     </w:p>
-    <w:bookmarkStart w:id="103" w:name="ferramenta-purpose-controles-possíveis"/>
+    <w:bookmarkStart w:id="90" w:name="ferramenta-purpose-controles-possíveis"/>
     <w:p>
       <w:pPr>
         <w:pStyle w:val="Heading2"/>
@@ -4613,9 +7450,9 @@
         <w:t xml:space="preserve">□—————————————————————————————————————————————————————————————————————————————————————————————————————————————</w:t>
       </w:r>
     </w:p>
-    <w:bookmarkEnd w:id="103"/>
-    <w:bookmarkEnd w:id="104"/>
-    <w:bookmarkStart w:id="106" w:name="cis-controla-navegador"/>
+    <w:bookmarkEnd w:id="90"/>
+    <w:bookmarkEnd w:id="91"/>
+    <w:bookmarkStart w:id="93" w:name="cis-controla-navegador"/>
     <w:p>
       <w:pPr>
         <w:pStyle w:val="Heading1"/>
@@ -4634,7 +7471,7 @@
       <w:r>
         <w:t xml:space="preserve"> </w:t>
       </w:r>
-      <w:hyperlink r:id="rId105">
+      <w:hyperlink r:id="rId92">
         <w:r>
           <w:rPr>
             <w:rStyle w:val="Hyperlink"/>
@@ -4659,8 +7496,8 @@
         <w:t xml:space="preserve">Evidências: escopo aprovado, versão, configuração, cobertura, dados fonte, resultados, revisão humana, exceção, remediação e reteste. Proteger o acesso administrativo e dados recolhidos.</w:t>
       </w:r>
     </w:p>
-    <w:bookmarkEnd w:id="106"/>
-    <w:bookmarkStart w:id="108" w:name="X043313d27a7cbf114a8c44e80cfb2dad5fc6c09"/>
+    <w:bookmarkEnd w:id="93"/>
+    <w:bookmarkStart w:id="95" w:name="X043313d27a7cbf114a8c44e80cfb2dad5fc6c09"/>
     <w:p>
       <w:pPr>
         <w:pStyle w:val="Heading1"/>
@@ -4679,7 +7516,7 @@
       <w:r>
         <w:t xml:space="preserve"> </w:t>
       </w:r>
-      <w:hyperlink r:id="rId107">
+      <w:hyperlink r:id="rId94">
         <w:r>
           <w:rPr>
             <w:rStyle w:val="Hyperlink"/>
@@ -4704,8 +7541,8 @@
         <w:t xml:space="preserve">Evidências: escopo aprovado, versão, configuração, cobertura, dados fonte, resultados, revisão humana, exceção, remediação e reteste. Proteger o acesso administrativo e dados recolhidos.</w:t>
       </w:r>
     </w:p>
-    <w:bookmarkEnd w:id="108"/>
-    <w:bookmarkStart w:id="110" w:name="cis-cat-lite"/>
+    <w:bookmarkEnd w:id="95"/>
+    <w:bookmarkStart w:id="97" w:name="cis-cat-lite"/>
     <w:p>
       <w:pPr>
         <w:pStyle w:val="Heading1"/>
@@ -4724,7 +7561,7 @@
       <w:r>
         <w:t xml:space="preserve"> </w:t>
       </w:r>
-      <w:hyperlink r:id="rId109">
+      <w:hyperlink r:id="rId96">
         <w:r>
           <w:rPr>
             <w:rStyle w:val="Hyperlink"/>
@@ -4749,8 +7586,8 @@
         <w:t xml:space="preserve">Evidências: escopo aprovado, versão, configuração, cobertura, dados fonte, resultados, revisão humana, exceção, remediação e reteste. Proteger o acesso administrativo e dados recolhidos.</w:t>
       </w:r>
     </w:p>
-    <w:bookmarkEnd w:id="110"/>
-    <w:bookmarkStart w:id="112" w:name="assistente-ciso"/>
+    <w:bookmarkEnd w:id="97"/>
+    <w:bookmarkStart w:id="99" w:name="assistente-ciso"/>
     <w:p>
       <w:pPr>
         <w:pStyle w:val="Heading1"/>
@@ -4769,7 +7606,7 @@
       <w:r>
         <w:t xml:space="preserve"> </w:t>
       </w:r>
-      <w:hyperlink r:id="rId111">
+      <w:hyperlink r:id="rId98">
         <w:r>
           <w:rPr>
             <w:rStyle w:val="Hyperlink"/>
@@ -4794,8 +7631,8 @@
         <w:t xml:space="preserve">Evidências: escopo aprovado, versão, configuração, cobertura, dados fonte, resultados, revisão humana, exceção, remediação e reteste. Proteger o acesso administrativo e dados recolhidos.</w:t>
       </w:r>
     </w:p>
-    <w:bookmarkEnd w:id="112"/>
-    <w:bookmarkStart w:id="114" w:name="wazuh"/>
+    <w:bookmarkEnd w:id="99"/>
+    <w:bookmarkStart w:id="101" w:name="wazuh"/>
     <w:p>
       <w:pPr>
         <w:pStyle w:val="Heading1"/>
@@ -4814,7 +7651,7 @@
       <w:r>
         <w:t xml:space="preserve"> </w:t>
       </w:r>
-      <w:hyperlink r:id="rId113">
+      <w:hyperlink r:id="rId100">
         <w:r>
           <w:rPr>
             <w:rStyle w:val="Hyperlink"/>
@@ -4839,8 +7676,8 @@
         <w:t xml:space="preserve">Evidências: escopo aprovado, versão, configuração, cobertura, dados fonte, resultados, revisão humana, exceção, remediação e reteste. Proteger o acesso administrativo e dados recolhidos.</w:t>
       </w:r>
     </w:p>
-    <w:bookmarkEnd w:id="114"/>
-    <w:bookmarkStart w:id="116" w:name="osquery"/>
+    <w:bookmarkEnd w:id="101"/>
+    <w:bookmarkStart w:id="103" w:name="osquery"/>
     <w:p>
       <w:pPr>
         <w:pStyle w:val="Heading1"/>
@@ -4859,7 +7696,7 @@
       <w:r>
         <w:t xml:space="preserve"> </w:t>
       </w:r>
-      <w:hyperlink r:id="rId115">
+      <w:hyperlink r:id="rId102">
         <w:r>
           <w:rPr>
             <w:rStyle w:val="Hyperlink"/>
@@ -4884,8 +7721,8 @@
         <w:t xml:space="preserve">Evidências: escopo aprovado, versão, configuração, cobertura, dados fonte, resultados, revisão humana, exceção, remediação e reteste. Proteger o acesso administrativo e dados recolhidos.</w:t>
       </w:r>
     </w:p>
-    <w:bookmarkEnd w:id="116"/>
-    <w:bookmarkStart w:id="120" w:name="openscap"/>
+    <w:bookmarkEnd w:id="103"/>
+    <w:bookmarkStart w:id="107" w:name="openscap"/>
     <w:p>
       <w:pPr>
         <w:pStyle w:val="Heading1"/>
@@ -4904,7 +7741,7 @@
       <w:r>
         <w:t xml:space="preserve"> </w:t>
       </w:r>
-      <w:hyperlink r:id="rId117">
+      <w:hyperlink r:id="rId104">
         <w:r>
           <w:rPr>
             <w:rStyle w:val="Hyperlink"/>
@@ -4929,7 +7766,7 @@
         <w:t xml:space="preserve">Evidências: escopo aprovado, versão, configuração, cobertura, dados fonte, resultados, revisão humana, exceção, remediação e reteste. Proteger o acesso administrativo e dados recolhidos.</w:t>
       </w:r>
     </w:p>
-    <w:bookmarkStart w:id="119" w:name="lynis"/>
+    <w:bookmarkStart w:id="106" w:name="lynis"/>
     <w:p>
       <w:pPr>
         <w:pStyle w:val="Heading2"/>
@@ -4948,7 +7785,7 @@
       <w:r>
         <w:t xml:space="preserve"> </w:t>
       </w:r>
-      <w:hyperlink r:id="rId118">
+      <w:hyperlink r:id="rId105">
         <w:r>
           <w:rPr>
             <w:rStyle w:val="Hyperlink"/>
@@ -4973,9 +7810,9 @@
         <w:t xml:space="preserve">Evidências: escopo aprovado, versão, configuração, cobertura, dados fonte, resultados, revisão humana, exceção, remediação e reteste. Proteger o acesso administrativo e dados recolhidos.</w:t>
       </w:r>
     </w:p>
-    <w:bookmarkEnd w:id="119"/>
-    <w:bookmarkEnd w:id="120"/>
-    <w:bookmarkStart w:id="122" w:name="nmap"/>
+    <w:bookmarkEnd w:id="106"/>
+    <w:bookmarkEnd w:id="107"/>
+    <w:bookmarkStart w:id="109" w:name="nmap"/>
     <w:p>
       <w:pPr>
         <w:pStyle w:val="Heading1"/>
@@ -4994,7 +7831,7 @@
       <w:r>
         <w:t xml:space="preserve"> </w:t>
       </w:r>
-      <w:hyperlink r:id="rId121">
+      <w:hyperlink r:id="rId108">
         <w:r>
           <w:rPr>
             <w:rStyle w:val="Hyperlink"/>
@@ -5019,8 +7856,8 @@
         <w:t xml:space="preserve">Evidências: escopo aprovado, versão, configuração, cobertura, dados fonte, resultados, revisão humana, exceção, remediação e reteste. Proteger o acesso administrativo e dados recolhidos.</w:t>
       </w:r>
     </w:p>
-    <w:bookmarkEnd w:id="122"/>
-    <w:bookmarkStart w:id="124" w:name="greenbone-community-edition"/>
+    <w:bookmarkEnd w:id="109"/>
+    <w:bookmarkStart w:id="111" w:name="greenbone-community-edition"/>
     <w:p>
       <w:pPr>
         <w:pStyle w:val="Heading1"/>
@@ -5039,7 +7876,7 @@
       <w:r>
         <w:t xml:space="preserve"> </w:t>
       </w:r>
-      <w:hyperlink r:id="rId123">
+      <w:hyperlink r:id="rId110">
         <w:r>
           <w:rPr>
             <w:rStyle w:val="Hyperlink"/>
@@ -5064,8 +7901,8 @@
         <w:t xml:space="preserve">Evidências: escopo aprovado, versão, configuração, cobertura, dados fonte, resultados, revisão humana, exceção, remediação e reteste. Proteger o acesso administrativo e dados recolhidos.</w:t>
       </w:r>
     </w:p>
-    <w:bookmarkEnd w:id="124"/>
-    <w:bookmarkStart w:id="126" w:name="trivy"/>
+    <w:bookmarkEnd w:id="111"/>
+    <w:bookmarkStart w:id="113" w:name="trivy"/>
     <w:p>
       <w:pPr>
         <w:pStyle w:val="Heading1"/>
@@ -5084,7 +7921,7 @@
       <w:r>
         <w:t xml:space="preserve"> </w:t>
       </w:r>
-      <w:hyperlink r:id="rId125">
+      <w:hyperlink r:id="rId112">
         <w:r>
           <w:rPr>
             <w:rStyle w:val="Hyperlink"/>
@@ -5109,8 +7946,8 @@
         <w:t xml:space="preserve">Evidências: escopo aprovado, versão, configuração, cobertura, dados fonte, resultados, revisão humana, exceção, remediação e reteste. Proteger o acesso administrativo e dados recolhidos.</w:t>
       </w:r>
     </w:p>
-    <w:bookmarkEnd w:id="126"/>
-    <w:bookmarkStart w:id="128" w:name="owasp-zap"/>
+    <w:bookmarkEnd w:id="113"/>
+    <w:bookmarkStart w:id="115" w:name="owasp-zap"/>
     <w:p>
       <w:pPr>
         <w:pStyle w:val="Heading1"/>
@@ -5129,7 +7966,7 @@
       <w:r>
         <w:t xml:space="preserve"> </w:t>
       </w:r>
-      <w:hyperlink r:id="rId127">
+      <w:hyperlink r:id="rId114">
         <w:r>
           <w:rPr>
             <w:rStyle w:val="Hyperlink"/>
@@ -5154,8 +7991,8 @@
         <w:t xml:space="preserve">Evidências: escopo aprovado, versão, configuração, cobertura, dados fonte, resultados, revisão humana, exceção, remediação e reteste. Proteger o acesso administrativo e dados recolhidos.</w:t>
       </w:r>
     </w:p>
-    <w:bookmarkEnd w:id="128"/>
-    <w:bookmarkStart w:id="130" w:name="suricata"/>
+    <w:bookmarkEnd w:id="115"/>
+    <w:bookmarkStart w:id="117" w:name="suricata"/>
     <w:p>
       <w:pPr>
         <w:pStyle w:val="Heading1"/>
@@ -5174,7 +8011,7 @@
       <w:r>
         <w:t xml:space="preserve"> </w:t>
       </w:r>
-      <w:hyperlink r:id="rId129">
+      <w:hyperlink r:id="rId116">
         <w:r>
           <w:rPr>
             <w:rStyle w:val="Hyperlink"/>
@@ -5199,8 +8036,8 @@
         <w:t xml:space="preserve">Evidências: escopo aprovado, versão, configuração, cobertura, dados fonte, resultados, revisão humana, exceção, remediação e reteste. Proteger o acesso administrativo e dados recolhidos.</w:t>
       </w:r>
     </w:p>
-    <w:bookmarkEnd w:id="130"/>
-    <w:bookmarkStart w:id="132" w:name="keycloak"/>
+    <w:bookmarkEnd w:id="117"/>
+    <w:bookmarkStart w:id="119" w:name="keycloak"/>
     <w:p>
       <w:pPr>
         <w:pStyle w:val="Heading1"/>
@@ -5219,7 +8056,7 @@
       <w:r>
         <w:t xml:space="preserve"> </w:t>
       </w:r>
-      <w:hyperlink r:id="rId131">
+      <w:hyperlink r:id="rId118">
         <w:r>
           <w:rPr>
             <w:rStyle w:val="Hyperlink"/>
@@ -5244,8 +8081,8 @@
         <w:t xml:space="preserve">Evidências: escopo aprovado, versão, configuração, cobertura, dados fonte, resultados, revisão humana, exceção, remediação e reteste. Proteger o acesso administrativo e dados recolhidos.</w:t>
       </w:r>
     </w:p>
-    <w:bookmarkEnd w:id="132"/>
-    <w:bookmarkStart w:id="134" w:name="defectdojo"/>
+    <w:bookmarkEnd w:id="119"/>
+    <w:bookmarkStart w:id="121" w:name="defectdojo"/>
     <w:p>
       <w:pPr>
         <w:pStyle w:val="Heading1"/>
@@ -5264,7 +8101,7 @@
       <w:r>
         <w:t xml:space="preserve"> </w:t>
       </w:r>
-      <w:hyperlink r:id="rId133">
+      <w:hyperlink r:id="rId120">
         <w:r>
           <w:rPr>
             <w:rStyle w:val="Hyperlink"/>
@@ -5289,8 +8126,8 @@
         <w:t xml:space="preserve">Evidências: escopo aprovado, versão, configuração, cobertura, dados fonte, resultados, revisão humana, exceção, remediação e reteste. Proteger o acesso administrativo e dados recolhidos.</w:t>
       </w:r>
     </w:p>
-    <w:bookmarkEnd w:id="134"/>
-    <w:bookmarkStart w:id="136" w:name="velociraptor"/>
+    <w:bookmarkEnd w:id="121"/>
+    <w:bookmarkStart w:id="123" w:name="velociraptor"/>
     <w:p>
       <w:pPr>
         <w:pStyle w:val="Heading1"/>
@@ -5309,7 +8146,7 @@
       <w:r>
         <w:t xml:space="preserve"> </w:t>
       </w:r>
-      <w:hyperlink r:id="rId135">
+      <w:hyperlink r:id="rId122">
         <w:r>
           <w:rPr>
             <w:rStyle w:val="Hyperlink"/>
@@ -5334,8 +8171,8 @@
         <w:t xml:space="preserve">Evidências: escopo aprovado, versão, configuração, cobertura, dados fonte, resultados, revisão humana, exceção, remediação e reteste. Proteger o acesso administrativo e dados recolhidos.</w:t>
       </w:r>
     </w:p>
-    <w:bookmarkEnd w:id="136"/>
-    <w:bookmarkStart w:id="138" w:name="manual-dos-controles-cis-para-gerentes"/>
+    <w:bookmarkEnd w:id="123"/>
+    <w:bookmarkStart w:id="125" w:name="manual-dos-controles-cis-para-gerentes"/>
     <w:p>
       <w:pPr>
         <w:pStyle w:val="Heading1"/>
@@ -5360,7 +8197,7 @@
       <w:pPr>
         <w:numPr>
           <w:ilvl w:val="0"/>
-          <w:numId w:val="1033"/>
+          <w:numId w:val="1028"/>
         </w:numPr>
       </w:pPr>
       <w:r>
@@ -5371,7 +8208,7 @@
       <w:pPr>
         <w:numPr>
           <w:ilvl w:val="0"/>
-          <w:numId w:val="1033"/>
+          <w:numId w:val="1028"/>
         </w:numPr>
       </w:pPr>
       <w:r>
@@ -5382,7 +8219,7 @@
       <w:pPr>
         <w:numPr>
           <w:ilvl w:val="0"/>
-          <w:numId w:val="1033"/>
+          <w:numId w:val="1028"/>
         </w:numPr>
       </w:pPr>
       <w:r>
@@ -5393,7 +8230,7 @@
       <w:pPr>
         <w:numPr>
           <w:ilvl w:val="0"/>
-          <w:numId w:val="1033"/>
+          <w:numId w:val="1028"/>
         </w:numPr>
       </w:pPr>
       <w:r>
@@ -5404,7 +8241,7 @@
       <w:pPr>
         <w:numPr>
           <w:ilvl w:val="0"/>
-          <w:numId w:val="1033"/>
+          <w:numId w:val="1028"/>
         </w:numPr>
       </w:pPr>
       <w:r>
@@ -5415,7 +8252,7 @@
       <w:pPr>
         <w:numPr>
           <w:ilvl w:val="0"/>
-          <w:numId w:val="1033"/>
+          <w:numId w:val="1028"/>
         </w:numPr>
       </w:pPr>
       <w:r>
@@ -5426,7 +8263,7 @@
       <w:pPr>
         <w:numPr>
           <w:ilvl w:val="0"/>
-          <w:numId w:val="1033"/>
+          <w:numId w:val="1028"/>
         </w:numPr>
       </w:pPr>
       <w:r>
@@ -5437,14 +8274,14 @@
       <w:pPr>
         <w:numPr>
           <w:ilvl w:val="0"/>
-          <w:numId w:val="1033"/>
+          <w:numId w:val="1028"/>
         </w:numPr>
       </w:pPr>
       <w:r>
         <w:t xml:space="preserve">Que financiamento, pessoal, tempo de engenharia, ou decisão de negócios está bloqueando correção?</w:t>
       </w:r>
     </w:p>
-    <w:bookmarkStart w:id="137" w:name="section-19"/>
+    <w:bookmarkStart w:id="124" w:name="section-14"/>
     <w:p>
       <w:pPr>
         <w:pStyle w:val="Heading2"/>
@@ -5503,9 +8340,9 @@
         <w:t xml:space="preserve">Assegura-te que os testes, as limitações, os resultados e os retestes são suportáveis? Verde / Amarelo / Vermelho</w:t>
       </w:r>
     </w:p>
-    <w:bookmarkEnd w:id="137"/>
-    <w:bookmarkEnd w:id="138"/>
-    <w:bookmarkStart w:id="142" w:name="guia-de-carreira-do-analista-júnior"/>
+    <w:bookmarkEnd w:id="124"/>
+    <w:bookmarkEnd w:id="125"/>
+    <w:bookmarkStart w:id="129" w:name="guia-de-carreira-do-analista-júnior"/>
     <w:p>
       <w:pPr>
         <w:pStyle w:val="Heading1"/>
@@ -5535,18 +8372,18 @@
           <wp:inline>
             <wp:extent cx="5334000" cy="2597450"/>
             <wp:effectExtent b="0" l="0" r="0" t="0"/>
-            <wp:docPr descr="Learn the framework, map Safeguards, measure evidence, report gaps, and build an honest portfolio." title="" id="140" name="Picture"/>
+            <wp:docPr descr="Learn the framework, map Safeguards, measure evidence, report gaps, and build an honest portfolio." title="" id="127" name="Picture"/>
             <a:graphic>
               <a:graphicData uri="http://schemas.openxmlformats.org/drawingml/2006/picture">
                 <pic:pic>
                   <pic:nvPicPr>
-                    <pic:cNvPr descr="media/image10.png" id="141" name="Picture"/>
+                    <pic:cNvPr descr="media/image10.png" id="128" name="Picture"/>
                     <pic:cNvPicPr>
                       <a:picLocks noChangeArrowheads="1" noChangeAspect="1"/>
                     </pic:cNvPicPr>
                   </pic:nvPicPr>
                   <pic:blipFill>
-                    <a:blip r:embed="rId139"/>
+                    <a:blip r:embed="rId126"/>
                     <a:stretch>
                       <a:fillRect/>
                     </a:stretch>
@@ -5653,14 +8490,468 @@
         <w:t xml:space="preserve">Analista do Programa de Cibersegurança</w:t>
       </w:r>
     </w:p>
-    <w:bookmarkEnd w:id="142"/>
-    <w:bookmarkStart w:id="144" w:name="típico-trabalho-júnior"/>
+    <w:bookmarkEnd w:id="129"/>
+    <w:bookmarkStart w:id="131" w:name="típico-trabalho-júnior"/>
     <w:p>
       <w:pPr>
         <w:pStyle w:val="Heading1"/>
       </w:pPr>
       <w:r>
         <w:t xml:space="preserve"># 26.1 Típico trabalho júnior</w:t>
+      </w:r>
+    </w:p>
+    <w:p>
+      <w:pPr>
+        <w:numPr>
+          <w:ilvl w:val="0"/>
+          <w:numId w:val="1029"/>
+        </w:numPr>
+      </w:pPr>
+      <w:r>
+        <w:t xml:space="preserve">Manter inventários de ativos, software, dados, contas, sistemas de rede, fornecedores, aplicações, descobertas e evidências.</w:t>
+      </w:r>
+    </w:p>
+    <w:p>
+      <w:pPr>
+        <w:numPr>
+          <w:ilvl w:val="0"/>
+          <w:numId w:val="1029"/>
+        </w:numPr>
+      </w:pPr>
+      <w:r>
+        <w:t xml:space="preserve">Recolher provas sem alterar os registos de origem e validar a completude da população.</w:t>
+      </w:r>
+    </w:p>
+    <w:p>
+      <w:pPr>
+        <w:numPr>
+          <w:ilvl w:val="0"/>
+          <w:numId w:val="1029"/>
+        </w:numPr>
+      </w:pPr>
+      <w:r>
+        <w:t xml:space="preserve">Mapa Salvaguardas para proprietários, sistemas, procedimentos, configuração, evidências, métricas, exceções e ações.</w:t>
+      </w:r>
+    </w:p>
+    <w:p>
+      <w:pPr>
+        <w:numPr>
+          <w:ilvl w:val="0"/>
+          <w:numId w:val="1029"/>
+        </w:numPr>
+      </w:pPr>
+      <w:r>
+        <w:t xml:space="preserve">Execute ferramentas autorizadas de descoberta, configuração, vulnerabilidade, registro ou segurança de aplicativos sob procedimentos aprovados.</w:t>
+      </w:r>
+    </w:p>
+    <w:p>
+      <w:pPr>
+        <w:numPr>
+          <w:ilvl w:val="0"/>
+          <w:numId w:val="1029"/>
+        </w:numPr>
+      </w:pPr>
+      <w:r>
+        <w:t xml:space="preserve">Calcular as métricas de cobertura e exceção utilizando a estrutura oficial de avaliação.</w:t>
+      </w:r>
+    </w:p>
+    <w:p>
+      <w:pPr>
+        <w:numPr>
+          <w:ilvl w:val="0"/>
+          <w:numId w:val="1029"/>
+        </w:numPr>
+      </w:pPr>
+      <w:r>
+        <w:t xml:space="preserve">Rastreie software não suportado, ativos não autorizados, problemas de acesso, vulnerabilidades, backups falhados, falhas de alerta e descobertas do fornecedor através do reteste.</w:t>
+      </w:r>
+    </w:p>
+    <w:p>
+      <w:pPr>
+        <w:numPr>
+          <w:ilvl w:val="0"/>
+          <w:numId w:val="1029"/>
+        </w:numPr>
+      </w:pPr>
+      <w:r>
+        <w:t xml:space="preserve">Escreva conclusões claras sem reivindicar autoridade ou certeza além das provas.</w:t>
+      </w:r>
+    </w:p>
+    <w:bookmarkStart w:id="130" w:name="competência-comprovação-de-portfólio"/>
+    <w:p>
+      <w:pPr>
+        <w:pStyle w:val="Heading2"/>
+      </w:pPr>
+      <w:r>
+        <w:t xml:space="preserve">Competência** Comprovação de Portfólio**</w:t>
+      </w:r>
+    </w:p>
+    <w:p>
+      <w:pPr>
+        <w:pStyle w:val="FirstParagraph"/>
+      </w:pPr>
+      <w:r>
+        <w:t xml:space="preserve">□ Framework □ Explique os 18 Controles, IGs, classes de ativos e funções</w:t>
+      </w:r>
+      <w:r>
+        <w:t xml:space="preserve"> </w:t>
+      </w:r>
+      <w:r>
+        <w:t xml:space="preserve">Inventário Reconcile duas fontes independentes e explique diferenças</w:t>
+      </w:r>
+      <w:r>
+        <w:t xml:space="preserve"> </w:t>
+      </w:r>
+      <w:r>
+        <w:t xml:space="preserve">□ Medição □ Mostrar entradas, operações, medidas, métrica, lista de exceções e conclusão □</w:t>
+      </w:r>
+      <w:r>
+        <w:t xml:space="preserve"> </w:t>
+      </w:r>
+      <w:r>
+        <w:t xml:space="preserve">□ Alfabetização técnica □ Configuração de intérpretes, identidade, digitalização, log, recuperação e evidência de aplicativos</w:t>
+      </w:r>
+      <w:r>
+        <w:t xml:space="preserve"> </w:t>
+      </w:r>
+      <w:r>
+        <w:t xml:space="preserve">• Remediação • Rastrear o dono, data de vencimento, correção e reteste verificado</w:t>
+      </w:r>
+      <w:r>
+        <w:t xml:space="preserve"> </w:t>
+      </w:r>
+      <w:r>
+        <w:t xml:space="preserve">• Comunicação – Escreva um resumo do gestor de uma página e um documento de trabalho detalhado</w:t>
+      </w:r>
+      <w:r>
+        <w:t xml:space="preserve"> </w:t>
+      </w:r>
+      <w:r>
+        <w:t xml:space="preserve">Ético Use dados sintéticos, autorização, limites de escopo e alegações honestas</w:t>
+      </w:r>
+    </w:p>
+    <w:bookmarkEnd w:id="130"/>
+    <w:bookmarkEnd w:id="131"/>
+    <w:bookmarkStart w:id="133" w:name="laboratório-fictício-e-portfólio"/>
+    <w:p>
+      <w:pPr>
+        <w:pStyle w:val="Heading1"/>
+      </w:pPr>
+      <w:r>
+        <w:t xml:space="preserve">27. Laboratório Fictício e Portfólio</w:t>
+      </w:r>
+    </w:p>
+    <w:p>
+      <w:pPr>
+        <w:numPr>
+          <w:ilvl w:val="0"/>
+          <w:numId w:val="1030"/>
+        </w:numPr>
+        <w:pStyle w:val="Compact"/>
+      </w:pPr>
+      <w:r>
+        <w:t xml:space="preserve">Um ambiente de prática segura usando dados sintéticos e sistemas de laboratório autorizados.*</w:t>
+      </w:r>
+    </w:p>
+    <w:p>
+      <w:pPr>
+        <w:pStyle w:val="FirstParagraph"/>
+      </w:pPr>
+      <w:r>
+        <w:t xml:space="preserve">Regra do laboratório:** Use organizações ficcionais, dados sintéticos, sistemas isolados e autorização escrita. Nunca ataque alvos públicos, use credenciais reais, ou publique saída de ferramenta sensível.</w:t>
+      </w:r>
+      <w:r>
+        <w:t xml:space="preserve"> </w:t>
+      </w:r>
+      <w:r>
+        <w:t xml:space="preserve">□——————————————————————————————————————————————————————————————————————————————————————————————————————————————————————————–</w:t>
+      </w:r>
+    </w:p>
+    <w:p>
+      <w:pPr>
+        <w:numPr>
+          <w:ilvl w:val="0"/>
+          <w:numId w:val="1031"/>
+        </w:numPr>
+      </w:pPr>
+      <w:r>
+        <w:t xml:space="preserve">Crie uma empresa fictícia de 50 pessoas com laptops, servidores, serviços de nuvem, uma aplicação web, pessoal remoto e cinco fornecedores.</w:t>
+      </w:r>
+    </w:p>
+    <w:p>
+      <w:pPr>
+        <w:numPr>
+          <w:ilvl w:val="0"/>
+          <w:numId w:val="1031"/>
+        </w:numPr>
+      </w:pPr>
+      <w:r>
+        <w:t xml:space="preserve">Selecione IG1 e documentar três adições baseadas em risco do IG2 ou IG3.</w:t>
+      </w:r>
+    </w:p>
+    <w:p>
+      <w:pPr>
+        <w:numPr>
+          <w:ilvl w:val="0"/>
+          <w:numId w:val="1031"/>
+        </w:numPr>
+      </w:pPr>
+      <w:r>
+        <w:t xml:space="preserve">Build Enterprise-asset, software, dados, conta, sistema de autenticação, rede, fornecedor, aplicativo e log-source inventários.</w:t>
+      </w:r>
+    </w:p>
+    <w:p>
+      <w:pPr>
+        <w:numPr>
+          <w:ilvl w:val="0"/>
+          <w:numId w:val="1031"/>
+        </w:numPr>
+      </w:pPr>
+      <w:r>
+        <w:t xml:space="preserve">Use Nmap e osquery em um laboratório isolado para conciliar inventários de ativos e software.</w:t>
+      </w:r>
+    </w:p>
+    <w:p>
+      <w:pPr>
+        <w:numPr>
+          <w:ilvl w:val="0"/>
+          <w:numId w:val="1031"/>
+        </w:numPr>
+      </w:pPr>
+      <w:r>
+        <w:t xml:space="preserve">Use OpenSCAP ou Lynis em um host de laboratório; conclusões de configuração do documento, exceções, correções e reavaliação.</w:t>
+      </w:r>
+    </w:p>
+    <w:p>
+      <w:pPr>
+        <w:numPr>
+          <w:ilvl w:val="0"/>
+          <w:numId w:val="1031"/>
+        </w:numPr>
+      </w:pPr>
+      <w:r>
+        <w:t xml:space="preserve">Use Greenbone em alvos de laboratório aprovados; valide cobertura, achados, remediação e rescan.</w:t>
+      </w:r>
+    </w:p>
+    <w:p>
+      <w:pPr>
+        <w:numPr>
+          <w:ilvl w:val="0"/>
+          <w:numId w:val="1031"/>
+        </w:numPr>
+      </w:pPr>
+      <w:r>
+        <w:t xml:space="preserve">Use Wazuh ou Suricata para gerar e investigar um alerta de teste seguro.</w:t>
+      </w:r>
+    </w:p>
+    <w:p>
+      <w:pPr>
+        <w:numPr>
+          <w:ilvl w:val="0"/>
+          <w:numId w:val="1031"/>
+        </w:numPr>
+      </w:pPr>
+      <w:r>
+        <w:t xml:space="preserve">Use Trivy ou ZAP em um repositório de treinamento ou aplicação e corrigir registro e reteste.</w:t>
+      </w:r>
+    </w:p>
+    <w:p>
+      <w:pPr>
+        <w:numPr>
+          <w:ilvl w:val="0"/>
+          <w:numId w:val="1031"/>
+        </w:numPr>
+      </w:pPr>
+      <w:r>
+        <w:t xml:space="preserve">Escreva um teste de backup-restore e incidente registro de mesa.</w:t>
+      </w:r>
+    </w:p>
+    <w:p>
+      <w:pPr>
+        <w:numPr>
+          <w:ilvl w:val="0"/>
+          <w:numId w:val="1031"/>
+        </w:numPr>
+      </w:pPr>
+      <w:r>
+        <w:t xml:space="preserve">Crie cinco trabalhos CIS Assessment Specification com entradas, operações, medidas, métricas, listas de exceções e conclusões.</w:t>
+      </w:r>
+    </w:p>
+    <w:p>
+      <w:pPr>
+        <w:numPr>
+          <w:ilvl w:val="0"/>
+          <w:numId w:val="1031"/>
+        </w:numPr>
+      </w:pPr>
+      <w:r>
+        <w:t xml:space="preserve">Publicar apenas artefatos higienizados e afirmar claramente que o projeto é fictício e não uma avaliação formal CIS.</w:t>
+      </w:r>
+    </w:p>
+    <w:bookmarkStart w:id="132" w:name="artifact-artifact-artifact"/>
+    <w:p>
+      <w:pPr>
+        <w:pStyle w:val="Heading2"/>
+      </w:pPr>
+      <w:r>
+        <w:t xml:space="preserve">Artifact** Artifact** Artifact</w:t>
+      </w:r>
+    </w:p>
+    <w:p>
+      <w:pPr>
+        <w:pStyle w:val="FirstParagraph"/>
+      </w:pPr>
+      <w:r>
+        <w:t xml:space="preserve">Memorando de seleção □ Priorização e raciocínio de risco</w:t>
+      </w:r>
+      <w:r>
+        <w:t xml:space="preserve"> </w:t>
+      </w:r>
+      <w:r>
+        <w:t xml:space="preserve">• Reconciliação de inventários</w:t>
+      </w:r>
+      <w:r>
+        <w:t xml:space="preserve"> </w:t>
+      </w:r>
+      <w:r>
+        <w:t xml:space="preserve">□ Guardar papel de trabalho ; Estrutura e evidência oficiais de medição</w:t>
+      </w:r>
+      <w:r>
+        <w:t xml:space="preserve"> </w:t>
+      </w:r>
+      <w:r>
+        <w:t xml:space="preserve">Reavaliação de configuração</w:t>
+      </w:r>
+      <w:r>
+        <w:t xml:space="preserve"> </w:t>
+      </w:r>
+      <w:r>
+        <w:t xml:space="preserve">Relato de vulnerabilidade, cobertura, priorização, exceção e remediação</w:t>
+      </w:r>
+      <w:r>
+        <w:t xml:space="preserve"> </w:t>
+      </w:r>
+      <w:r>
+        <w:t xml:space="preserve">Caso de Detecção, validação de alerta, investigação e resposta</w:t>
+      </w:r>
+      <w:r>
+        <w:t xml:space="preserve"> </w:t>
+      </w:r>
+      <w:r>
+        <w:t xml:space="preserve">Restaurar teste de disponibilidade e evidência de recuperação</w:t>
+      </w:r>
+      <w:r>
+        <w:t xml:space="preserve"> </w:t>
+      </w:r>
+      <w:r>
+        <w:t xml:space="preserve">Painel do gerente ..Limpar a comunicação de risco e ação .</w:t>
+      </w:r>
+    </w:p>
+    <w:bookmarkEnd w:id="132"/>
+    <w:bookmarkEnd w:id="133"/>
+    <w:bookmarkStart w:id="136" w:name="plano-de-aprendizagem-de-trinta-dias"/>
+    <w:p>
+      <w:pPr>
+        <w:pStyle w:val="Heading1"/>
+      </w:pPr>
+      <w:r>
+        <w:t xml:space="preserve">28. Plano de Aprendizagem de Trinta Dias</w:t>
+      </w:r>
+    </w:p>
+    <w:p>
+      <w:pPr>
+        <w:numPr>
+          <w:ilvl w:val="0"/>
+          <w:numId w:val="1032"/>
+        </w:numPr>
+      </w:pPr>
+      <w:r>
+        <w:t xml:space="preserve">Uma programação focada para uma capacidade útil de nível júnior.*</w:t>
+      </w:r>
+    </w:p>
+    <w:p>
+      <w:pPr>
+        <w:numPr>
+          <w:ilvl w:val="0"/>
+          <w:numId w:val="1032"/>
+        </w:numPr>
+        <w:pStyle w:val="Heading2"/>
+      </w:pPr>
+      <w:bookmarkStart w:id="134" w:name="dias-foco-entrega"/>
+      <w:r>
+        <w:t xml:space="preserve">Dias** * Foco** * Entrega**</w:t>
+      </w:r>
+      <w:bookmarkEnd w:id="134"/>
+    </w:p>
+    <w:p>
+      <w:pPr>
+        <w:numPr>
+          <w:ilvl w:val="0"/>
+          <w:numId w:val="1000"/>
+        </w:numPr>
+      </w:pPr>
+      <w:r>
+        <w:t xml:space="preserve">□ 1–4 □ Framework, 18 Controlos, 153 Salvaguardas, IGs, classes de activos, funções</w:t>
+      </w:r>
+      <w:r>
+        <w:t xml:space="preserve"> </w:t>
+      </w:r>
+      <w:r>
+        <w:t xml:space="preserve">4 inventários reconciliados</w:t>
+      </w:r>
+      <w:r>
+        <w:t xml:space="preserve"> </w:t>
+      </w:r>
+      <w:r>
+        <w:t xml:space="preserve">Configuração, vulnerabilidade, e-mail, malware</w:t>
+      </w:r>
+      <w:r>
+        <w:t xml:space="preserve"> </w:t>
+      </w:r>
+      <w:r>
+        <w:t xml:space="preserve">• 13–16 • Registros, monitoramento, defesa de rede • Mapa de log-source e caso de alerta seguro</w:t>
+      </w:r>
+      <w:r>
+        <w:t xml:space="preserve"> </w:t>
+      </w:r>
+      <w:r>
+        <w:t xml:space="preserve">Recuperação e resposta de incidentes</w:t>
+      </w:r>
+      <w:r>
+        <w:t xml:space="preserve"> </w:t>
+      </w:r>
+      <w:r>
+        <w:t xml:space="preserve">• 20–22 • Fornecedores e segurança da aplicação • Avaliação do fornecedor e lista de verificação de desenvolvimento seguro</w:t>
+      </w:r>
+      <w:r>
+        <w:t xml:space="preserve"> </w:t>
+      </w:r>
+      <w:r>
+        <w:t xml:space="preserve">• 23–25 • Especificação de Avaliação • Cinco medições completas de salvaguarda</w:t>
+      </w:r>
+      <w:r>
+        <w:t xml:space="preserve"> </w:t>
+      </w:r>
+      <w:r>
+        <w:t xml:space="preserve">26–28 Laboratório de ferramentas e remediação Autorizados</w:t>
+      </w:r>
+      <w:r>
+        <w:t xml:space="preserve"> </w:t>
+      </w:r>
+      <w:r>
+        <w:t xml:space="preserve">29-30 - Portfólio e entrevistas - Portfólio higiénico e cinco histórias de STAR</w:t>
+      </w:r>
+    </w:p>
+    <w:p>
+      <w:pPr>
+        <w:numPr>
+          <w:ilvl w:val="0"/>
+          <w:numId w:val="1033"/>
+        </w:numPr>
+        <w:pStyle w:val="Compact"/>
+      </w:pPr>
+      <w:r>
+        <w:t xml:space="preserve">Preparação da entrevista</w:t>
       </w:r>
     </w:p>
     <w:p>
@@ -5669,84 +8960,19 @@
           <w:ilvl w:val="0"/>
           <w:numId w:val="1034"/>
         </w:numPr>
-      </w:pPr>
-      <w:r>
-        <w:t xml:space="preserve">Manter inventários de ativos, software, dados, contas, sistemas de rede, fornecedores, aplicações, descobertas e evidências.</w:t>
-      </w:r>
-    </w:p>
-    <w:p>
-      <w:pPr>
-        <w:numPr>
-          <w:ilvl w:val="0"/>
-          <w:numId w:val="1034"/>
-        </w:numPr>
-      </w:pPr>
-      <w:r>
-        <w:t xml:space="preserve">Recolher provas sem alterar os registos de origem e validar a completude da população.</w:t>
-      </w:r>
-    </w:p>
-    <w:p>
-      <w:pPr>
-        <w:numPr>
-          <w:ilvl w:val="0"/>
-          <w:numId w:val="1034"/>
-        </w:numPr>
-      </w:pPr>
-      <w:r>
-        <w:t xml:space="preserve">Mapa Salvaguardas para proprietários, sistemas, procedimentos, configuração, evidências, métricas, exceções e ações.</w:t>
-      </w:r>
-    </w:p>
-    <w:p>
-      <w:pPr>
-        <w:numPr>
-          <w:ilvl w:val="0"/>
-          <w:numId w:val="1034"/>
-        </w:numPr>
-      </w:pPr>
-      <w:r>
-        <w:t xml:space="preserve">Execute ferramentas autorizadas de descoberta, configuração, vulnerabilidade, registro ou segurança de aplicativos sob procedimentos aprovados.</w:t>
-      </w:r>
-    </w:p>
-    <w:p>
-      <w:pPr>
-        <w:numPr>
-          <w:ilvl w:val="0"/>
-          <w:numId w:val="1034"/>
-        </w:numPr>
-      </w:pPr>
-      <w:r>
-        <w:t xml:space="preserve">Calcular as métricas de cobertura e exceção utilizando a estrutura oficial de avaliação.</w:t>
-      </w:r>
-    </w:p>
-    <w:p>
-      <w:pPr>
-        <w:numPr>
-          <w:ilvl w:val="0"/>
-          <w:numId w:val="1034"/>
-        </w:numPr>
-      </w:pPr>
-      <w:r>
-        <w:t xml:space="preserve">Rastreie software não suportado, ativos não autorizados, problemas de acesso, vulnerabilidades, backups falhados, falhas de alerta e descobertas do fornecedor através do reteste.</w:t>
-      </w:r>
-    </w:p>
-    <w:p>
-      <w:pPr>
-        <w:numPr>
-          <w:ilvl w:val="0"/>
-          <w:numId w:val="1034"/>
-        </w:numPr>
-      </w:pPr>
-      <w:r>
-        <w:t xml:space="preserve">Escreva conclusões claras sem reivindicar autoridade ou certeza além das provas.</w:t>
-      </w:r>
-    </w:p>
-    <w:bookmarkStart w:id="143" w:name="competência-comprovação-de-portfólio"/>
+        <w:pStyle w:val="Compact"/>
+      </w:pPr>
+      <w:r>
+        <w:t xml:space="preserve">Respostas claras, cenários práticos e perguntas para o empregador.*</w:t>
+      </w:r>
+    </w:p>
+    <w:bookmarkStart w:id="135" w:name="quais-são-os-controles-cis"/>
     <w:p>
       <w:pPr>
         <w:pStyle w:val="Heading2"/>
       </w:pPr>
       <w:r>
-        <w:t xml:space="preserve">Competência** Comprovação de Portfólio**</w:t>
+        <w:t xml:space="preserve">29.1 Quais são os controles CIS?</w:t>
       </w:r>
     </w:p>
     <w:p>
@@ -5754,54 +8980,210 @@
         <w:pStyle w:val="FirstParagraph"/>
       </w:pPr>
       <w:r>
-        <w:t xml:space="preserve">□ Framework □ Explique os 18 Controles, IGs, classes de ativos e funções</w:t>
-      </w:r>
-      <w:r>
-        <w:t xml:space="preserve"> </w:t>
-      </w:r>
-      <w:r>
-        <w:t xml:space="preserve">Inventário Reconcile duas fontes independentes e explique diferenças</w:t>
-      </w:r>
-      <w:r>
-        <w:t xml:space="preserve"> </w:t>
-      </w:r>
-      <w:r>
-        <w:t xml:space="preserve">□ Medição □ Mostrar entradas, operações, medidas, métrica, lista de exceções e conclusão □</w:t>
-      </w:r>
-      <w:r>
-        <w:t xml:space="preserve"> </w:t>
-      </w:r>
-      <w:r>
-        <w:t xml:space="preserve">□ Alfabetização técnica □ Configuração de intérpretes, identidade, digitalização, log, recuperação e evidência de aplicativos</w:t>
-      </w:r>
-      <w:r>
-        <w:t xml:space="preserve"> </w:t>
-      </w:r>
-      <w:r>
-        <w:t xml:space="preserve">• Remediação • Rastrear o dono, data de vencimento, correção e reteste verificado</w:t>
-      </w:r>
-      <w:r>
-        <w:t xml:space="preserve"> </w:t>
-      </w:r>
-      <w:r>
-        <w:t xml:space="preserve">• Comunicação – Escreva um resumo do gestor de uma página e um documento de trabalho detalhado</w:t>
-      </w:r>
-      <w:r>
-        <w:t xml:space="preserve"> </w:t>
-      </w:r>
-      <w:r>
-        <w:t xml:space="preserve">Ético Use dados sintéticos, autorização, limites de escopo e alegações honestas</w:t>
-      </w:r>
-    </w:p>
+        <w:t xml:space="preserve">Um conjunto priorizado de melhores práticas defensivas organizadas em 18 Controles e 153 Salvaguardas focadas.</w:t>
+      </w:r>
+    </w:p>
+    <w:bookmarkEnd w:id="135"/>
+    <w:bookmarkEnd w:id="136"/>
+    <w:bookmarkStart w:id="137" w:name="o-que-é-o-ig1"/>
+    <w:p>
+      <w:pPr>
+        <w:pStyle w:val="Heading1"/>
+      </w:pPr>
+      <w:r>
+        <w:t xml:space="preserve"># 29,2 O que é o IG1?</w:t>
+      </w:r>
+    </w:p>
+    <w:p>
+      <w:pPr>
+        <w:pStyle w:val="FirstParagraph"/>
+      </w:pPr>
+      <w:r>
+        <w:t xml:space="preserve">O ponto de partida de higiene cibernética essencial 56-Safeguard que a CIS recomenda a cada empresa que comece.</w:t>
+      </w:r>
+    </w:p>
+    <w:bookmarkEnd w:id="137"/>
+    <w:bookmarkStart w:id="143" w:name="o-ig1-se-encaixa-em-todos-os-requisitos"/>
+    <w:p>
+      <w:pPr>
+        <w:pStyle w:val="Heading1"/>
+      </w:pPr>
+      <w:r>
+        <w:t xml:space="preserve"># 29.3 O IG1 se encaixa em todos os requisitos?</w:t>
+      </w:r>
+    </w:p>
+    <w:p>
+      <w:pPr>
+        <w:pStyle w:val="FirstParagraph"/>
+      </w:pPr>
+      <w:r>
+        <w:t xml:space="preserve">É uma linha de base de priorização. Risco material, contratos, leis, clientes ou serviços críticos podem exigir salvaguardas adicionais.</w:t>
+      </w:r>
+    </w:p>
+    <w:bookmarkStart w:id="138" w:name="como-mede-uma-salvaguarda"/>
+    <w:p>
+      <w:pPr>
+        <w:pStyle w:val="Heading2"/>
+      </w:pPr>
+      <w:r>
+        <w:t xml:space="preserve">29.4 Como mede uma Salvaguarda?</w:t>
+      </w:r>
+    </w:p>
+    <w:p>
+      <w:pPr>
+        <w:pStyle w:val="FirstParagraph"/>
+      </w:pPr>
+      <w:r>
+        <w:t xml:space="preserve">Use critérios oficiais, dependências, suposições, entradas completas, operações definidas, medidas, métricas, revisão de procedimentos, exceções e reteste.</w:t>
+      </w:r>
+    </w:p>
+    <w:bookmarkEnd w:id="138"/>
+    <w:bookmarkStart w:id="139" w:name="por-que-os-inventários-são-importantes"/>
+    <w:p>
+      <w:pPr>
+        <w:pStyle w:val="Heading2"/>
+      </w:pPr>
+      <w:r>
+        <w:t xml:space="preserve">29.5 Por que os inventários são importantes?</w:t>
+      </w:r>
+    </w:p>
+    <w:p>
+      <w:pPr>
+        <w:pStyle w:val="FirstParagraph"/>
+      </w:pPr>
+      <w:r>
+        <w:t xml:space="preserve">Eles definem as populações que os controles de configuração, vulnerabilidade, registro, recuperação e resposta devem cobrir.</w:t>
+      </w:r>
+    </w:p>
+    <w:bookmarkEnd w:id="139"/>
+    <w:bookmarkStart w:id="140" w:name="X5faff83a01d7b0e8292502c8985ade671742931"/>
+    <w:p>
+      <w:pPr>
+        <w:pStyle w:val="Heading2"/>
+      </w:pPr>
+      <w:r>
+        <w:t xml:space="preserve">29.6 Varredura de vulnerabilidade versus teste de penetração?</w:t>
+      </w:r>
+    </w:p>
+    <w:p>
+      <w:pPr>
+        <w:pStyle w:val="FirstParagraph"/>
+      </w:pPr>
+      <w:r>
+        <w:t xml:space="preserve">Um scan identifica principalmente fraquezas conhecidas; teste de penetração usa análise humana qualificada e exploração controlada para avaliar o impacto e resiliência.</w:t>
+      </w:r>
+    </w:p>
+    <w:bookmarkEnd w:id="140"/>
+    <w:bookmarkStart w:id="141" w:name="X18ec6286101b55f9f7988a74b90583c927e5d87"/>
+    <w:p>
+      <w:pPr>
+        <w:pStyle w:val="Heading2"/>
+      </w:pPr>
+      <w:r>
+        <w:t xml:space="preserve">29.7 Um mapeamento de framework prova conformidade?</w:t>
+      </w:r>
+    </w:p>
+    <w:p>
+      <w:pPr>
+        <w:pStyle w:val="FirstParagraph"/>
+      </w:pPr>
+      <w:r>
+        <w:t xml:space="preserve">Não. Identifica relações, mas a organização deve testar o requisito e a evidência exatos aplicáveis.</w:t>
+      </w:r>
+    </w:p>
+    <w:bookmarkEnd w:id="141"/>
+    <w:bookmarkStart w:id="142" w:name="o-que-pode-concluir-um-analista-júnior"/>
+    <w:p>
+      <w:pPr>
+        <w:pStyle w:val="Heading2"/>
+      </w:pPr>
+      <w:r>
+        <w:t xml:space="preserve">29.8 O que pode concluir um analista júnior?</w:t>
+      </w:r>
+    </w:p>
+    <w:p>
+      <w:pPr>
+        <w:pStyle w:val="FirstParagraph"/>
+      </w:pPr>
+      <w:r>
+        <w:t xml:space="preserve">Apenas o que o escopo definido e o suporte de evidência confiável, com amostragem e limitações claramente divulgadas.</w:t>
+      </w:r>
+    </w:p>
+    <w:bookmarkEnd w:id="142"/>
     <w:bookmarkEnd w:id="143"/>
+    <w:bookmarkStart w:id="144" w:name="perguntas-para-perguntar-ao-empregador"/>
+    <w:p>
+      <w:pPr>
+        <w:pStyle w:val="Heading1"/>
+      </w:pPr>
+      <w:r>
+        <w:t xml:space="preserve"># 29.9 Perguntas para perguntar ao empregador</w:t>
+      </w:r>
+    </w:p>
+    <w:p>
+      <w:pPr>
+        <w:pStyle w:val="FirstParagraph"/>
+      </w:pPr>
+      <w:r>
+        <w:t xml:space="preserve">Que Grupo de Implementação e adições estão no escopo?</w:t>
+      </w:r>
+    </w:p>
+    <w:p>
+      <w:pPr>
+        <w:pStyle w:val="BodyText"/>
+      </w:pPr>
+      <w:r>
+        <w:t xml:space="preserve">Como são criadas e reconciliadas populações de inventário?</w:t>
+      </w:r>
+    </w:p>
+    <w:p>
+      <w:pPr>
+        <w:pStyle w:val="BodyText"/>
+      </w:pPr>
+      <w:r>
+        <w:t xml:space="preserve">Quais salvaguardas têm a cobertura mais incompleta?</w:t>
+      </w:r>
+    </w:p>
+    <w:p>
+      <w:pPr>
+        <w:pStyle w:val="BodyText"/>
+      </w:pPr>
+      <w:r>
+        <w:t xml:space="preserve">Como são revisados os dados e exceções de medição?</w:t>
+      </w:r>
+    </w:p>
+    <w:p>
+      <w:pPr>
+        <w:pStyle w:val="BodyText"/>
+      </w:pPr>
+      <w:r>
+        <w:t xml:space="preserve">Quais ferramentas open-source e comerciais são aprovadas?</w:t>
+      </w:r>
+    </w:p>
+    <w:p>
+      <w:pPr>
+        <w:pStyle w:val="BodyText"/>
+      </w:pPr>
+      <w:r>
+        <w:t xml:space="preserve">Como os resultados são priorizados, financiados e retestados?</w:t>
+      </w:r>
+    </w:p>
+    <w:p>
+      <w:pPr>
+        <w:pStyle w:val="BodyText"/>
+      </w:pPr>
+      <w:r>
+        <w:t xml:space="preserve">Como avaliará o trabalho júnior?</w:t>
+      </w:r>
+    </w:p>
     <w:bookmarkEnd w:id="144"/>
-    <w:bookmarkStart w:id="146" w:name="laboratório-fictício-e-portfólio"/>
+    <w:bookmarkStart w:id="148" w:name="modelos-glossário-índice-e-referências"/>
     <w:p>
       <w:pPr>
         <w:pStyle w:val="Heading1"/>
       </w:pPr>
       <w:r>
-        <w:t xml:space="preserve">27. Laboratório Fictício e Portfólio</w:t>
+        <w:t xml:space="preserve">30. Modelos, Glossário, Índice e Referências</w:t>
       </w:r>
     </w:p>
     <w:p>
@@ -5813,21 +9195,16 @@
         <w:pStyle w:val="Compact"/>
       </w:pPr>
       <w:r>
-        <w:t xml:space="preserve">Um ambiente de prática segura usando dados sintéticos e sistemas de laboratório autorizados.*</w:t>
-      </w:r>
-    </w:p>
-    <w:p>
-      <w:pPr>
-        <w:pStyle w:val="FirstParagraph"/>
-      </w:pPr>
-      <w:r>
-        <w:t xml:space="preserve">Regra do laboratório:** Use organizações ficcionais, dados sintéticos, sistemas isolados e autorização escrita. Nunca ataque alvos públicos, use credenciais reais, ou publique saída de ferramenta sensível.</w:t>
-      </w:r>
-      <w:r>
-        <w:t xml:space="preserve"> </w:t>
-      </w:r>
-      <w:r>
-        <w:t xml:space="preserve">□——————————————————————————————————————————————————————————————————————————————————————————————————————————————————————————–</w:t>
+        <w:t xml:space="preserve">Estruturas de trabalho reutilizáveis, termos importantes e pontos de partida autoritários.*</w:t>
+      </w:r>
+    </w:p>
+    <w:bookmarkStart w:id="145" w:name="papel-de-medição-de-proteção"/>
+    <w:p>
+      <w:pPr>
+        <w:pStyle w:val="Heading2"/>
+      </w:pPr>
+      <w:r>
+        <w:t xml:space="preserve">30.1 Papel de medição de proteção</w:t>
       </w:r>
     </w:p>
     <w:p>
@@ -5836,9 +9213,16 @@
           <w:ilvl w:val="0"/>
           <w:numId w:val="1036"/>
         </w:numPr>
-      </w:pPr>
-      <w:r>
-        <w:t xml:space="preserve">Crie uma empresa fictícia de 50 pessoas com laptops, servidores, serviços de nuvem, uma aplicação web, pessoal remoto e cinco fornecedores.</w:t>
+        <w:pStyle w:val="Compact"/>
+      </w:pPr>
+      <w:r>
+        <w:t xml:space="preserve">Campo** * Entrada**</w:t>
+      </w:r>
+      <w:r>
+        <w:t xml:space="preserve"> </w:t>
+      </w:r>
+      <w:r>
+        <w:t xml:space="preserve">(——————————– (———————– (————–)</w:t>
       </w:r>
     </w:p>
     <w:p>
@@ -5847,189 +9231,74 @@
           <w:ilvl w:val="0"/>
           <w:numId w:val="1036"/>
         </w:numPr>
-      </w:pPr>
-      <w:r>
-        <w:t xml:space="preserve">Selecione IG1 e documentar três adições baseadas em risco do IG2 ou IG3.</w:t>
-      </w:r>
-    </w:p>
-    <w:p>
-      <w:pPr>
-        <w:numPr>
-          <w:ilvl w:val="0"/>
-          <w:numId w:val="1036"/>
-        </w:numPr>
-      </w:pPr>
-      <w:r>
-        <w:t xml:space="preserve">Build Enterprise-asset, software, dados, conta, sistema de autenticação, rede, fornecedor, aplicativo e log-source inventários.</w:t>
-      </w:r>
-    </w:p>
-    <w:p>
-      <w:pPr>
-        <w:numPr>
-          <w:ilvl w:val="0"/>
-          <w:numId w:val="1036"/>
-        </w:numPr>
-      </w:pPr>
-      <w:r>
-        <w:t xml:space="preserve">Use Nmap e osquery em um laboratório isolado para conciliar inventários de ativos e software.</w:t>
-      </w:r>
-    </w:p>
-    <w:p>
-      <w:pPr>
-        <w:numPr>
-          <w:ilvl w:val="0"/>
-          <w:numId w:val="1036"/>
-        </w:numPr>
-      </w:pPr>
-      <w:r>
-        <w:t xml:space="preserve">Use OpenSCAP ou Lynis em um host de laboratório; conclusões de configuração do documento, exceções, correções e reavaliação.</w:t>
-      </w:r>
-    </w:p>
-    <w:p>
-      <w:pPr>
-        <w:numPr>
-          <w:ilvl w:val="0"/>
-          <w:numId w:val="1036"/>
-        </w:numPr>
-      </w:pPr>
-      <w:r>
-        <w:t xml:space="preserve">Use Greenbone em alvos de laboratório aprovados; valide cobertura, achados, remediação e rescan.</w:t>
-      </w:r>
-    </w:p>
-    <w:p>
-      <w:pPr>
-        <w:numPr>
-          <w:ilvl w:val="0"/>
-          <w:numId w:val="1036"/>
-        </w:numPr>
-      </w:pPr>
-      <w:r>
-        <w:t xml:space="preserve">Use Wazuh ou Suricata para gerar e investigar um alerta de teste seguro.</w:t>
-      </w:r>
-    </w:p>
-    <w:p>
-      <w:pPr>
-        <w:numPr>
-          <w:ilvl w:val="0"/>
-          <w:numId w:val="1036"/>
-        </w:numPr>
-      </w:pPr>
-      <w:r>
-        <w:t xml:space="preserve">Use Trivy ou ZAP em um repositório de treinamento ou aplicação e corrigir registro e reteste.</w:t>
-      </w:r>
-    </w:p>
-    <w:p>
-      <w:pPr>
-        <w:numPr>
-          <w:ilvl w:val="0"/>
-          <w:numId w:val="1036"/>
-        </w:numPr>
-      </w:pPr>
-      <w:r>
-        <w:t xml:space="preserve">Escreva um teste de backup-restore e incidente registro de mesa.</w:t>
-      </w:r>
-    </w:p>
-    <w:p>
-      <w:pPr>
-        <w:numPr>
-          <w:ilvl w:val="0"/>
-          <w:numId w:val="1036"/>
-        </w:numPr>
-      </w:pPr>
-      <w:r>
-        <w:t xml:space="preserve">Crie cinco trabalhos CIS Assessment Specification com entradas, operações, medidas, métricas, listas de exceções e conclusões.</w:t>
-      </w:r>
-    </w:p>
-    <w:p>
-      <w:pPr>
-        <w:numPr>
-          <w:ilvl w:val="0"/>
-          <w:numId w:val="1036"/>
-        </w:numPr>
-      </w:pPr>
-      <w:r>
-        <w:t xml:space="preserve">Publicar apenas artefatos higienizados e afirmar claramente que o projeto é fictício e não uma avaliação formal CIS.</w:t>
-      </w:r>
-    </w:p>
-    <w:bookmarkStart w:id="145" w:name="artifact-artifact-artifact"/>
+        <w:pStyle w:val="Compact"/>
+      </w:pPr>
+      <w:r>
+        <w:t xml:space="preserve">Salvaguarda e IG                                  </w:t>
+      </w:r>
+      <w:r>
+        <w:t xml:space="preserve"> </w:t>
+      </w:r>
+      <w:r>
+        <w:t xml:space="preserve">Classe de âmbito e de activo</w:t>
+      </w:r>
+      <w:r>
+        <w:t xml:space="preserve"> </w:t>
+      </w:r>
+      <w:r>
+        <w:t xml:space="preserve">• Proprietário e sistemas</w:t>
+      </w:r>
+      <w:r>
+        <w:t xml:space="preserve"> </w:t>
+      </w:r>
+      <w:r>
+        <w:t xml:space="preserve">Dependências e pressupostos</w:t>
+      </w:r>
+      <w:r>
+        <w:t xml:space="preserve"> </w:t>
+      </w:r>
+      <w:r>
+        <w:t xml:space="preserve">Entradas e validação</w:t>
+      </w:r>
+      <w:r>
+        <w:t xml:space="preserve"> </w:t>
+      </w:r>
+      <w:r>
+        <w:t xml:space="preserve">Operações realizadas</w:t>
+      </w:r>
+      <w:r>
+        <w:t xml:space="preserve"> </w:t>
+      </w:r>
+      <w:r>
+        <w:t xml:space="preserve">Medidas</w:t>
+      </w:r>
+      <w:r>
+        <w:t xml:space="preserve"> </w:t>
+      </w:r>
+      <w:r>
+        <w:t xml:space="preserve">Métrico e interpretação</w:t>
+      </w:r>
+      <w:r>
+        <w:t xml:space="preserve"> </w:t>
+      </w:r>
+      <w:r>
+        <w:t xml:space="preserve">Excepções e limitações</w:t>
+      </w:r>
+      <w:r>
+        <w:t xml:space="preserve"> </w:t>
+      </w:r>
+      <w:r>
+        <w:t xml:space="preserve">Acção, proprietário, data e novo teste</w:t>
+      </w:r>
+    </w:p>
+    <w:bookmarkEnd w:id="145"/>
+    <w:bookmarkStart w:id="147" w:name="registro-de-achados-e-retestes"/>
     <w:p>
       <w:pPr>
         <w:pStyle w:val="Heading2"/>
       </w:pPr>
       <w:r>
-        <w:t xml:space="preserve">Artifact** Artifact** Artifact</w:t>
-      </w:r>
-    </w:p>
-    <w:p>
-      <w:pPr>
-        <w:pStyle w:val="FirstParagraph"/>
-      </w:pPr>
-      <w:r>
-        <w:t xml:space="preserve">Memorando de seleção □ Priorização e raciocínio de risco</w:t>
-      </w:r>
-      <w:r>
-        <w:t xml:space="preserve"> </w:t>
-      </w:r>
-      <w:r>
-        <w:t xml:space="preserve">• Reconciliação de inventários</w:t>
-      </w:r>
-      <w:r>
-        <w:t xml:space="preserve"> </w:t>
-      </w:r>
-      <w:r>
-        <w:t xml:space="preserve">□ Guardar papel de trabalho ; Estrutura e evidência oficiais de medição</w:t>
-      </w:r>
-      <w:r>
-        <w:t xml:space="preserve"> </w:t>
-      </w:r>
-      <w:r>
-        <w:t xml:space="preserve">Reavaliação de configuração</w:t>
-      </w:r>
-      <w:r>
-        <w:t xml:space="preserve"> </w:t>
-      </w:r>
-      <w:r>
-        <w:t xml:space="preserve">Relato de vulnerabilidade, cobertura, priorização, exceção e remediação</w:t>
-      </w:r>
-      <w:r>
-        <w:t xml:space="preserve"> </w:t>
-      </w:r>
-      <w:r>
-        <w:t xml:space="preserve">Caso de Detecção, validação de alerta, investigação e resposta</w:t>
-      </w:r>
-      <w:r>
-        <w:t xml:space="preserve"> </w:t>
-      </w:r>
-      <w:r>
-        <w:t xml:space="preserve">Restaurar teste de disponibilidade e evidência de recuperação</w:t>
-      </w:r>
-      <w:r>
-        <w:t xml:space="preserve"> </w:t>
-      </w:r>
-      <w:r>
-        <w:t xml:space="preserve">Painel do gerente ..Limpar a comunicação de risco e ação .</w:t>
-      </w:r>
-    </w:p>
-    <w:bookmarkEnd w:id="145"/>
-    <w:bookmarkEnd w:id="146"/>
-    <w:bookmarkStart w:id="149" w:name="plano-de-aprendizagem-de-trinta-dias"/>
-    <w:p>
-      <w:pPr>
-        <w:pStyle w:val="Heading1"/>
-      </w:pPr>
-      <w:r>
-        <w:t xml:space="preserve">28. Plano de Aprendizagem de Trinta Dias</w:t>
-      </w:r>
-    </w:p>
-    <w:p>
-      <w:pPr>
-        <w:numPr>
-          <w:ilvl w:val="0"/>
-          <w:numId w:val="1037"/>
-        </w:numPr>
-      </w:pPr>
-      <w:r>
-        <w:t xml:space="preserve">Uma programação focada para uma capacidade útil de nível júnior.*</w:t>
+        <w:t xml:space="preserve">30.2 Registro de achados e retestes</w:t>
       </w:r>
     </w:p>
     <w:p>
@@ -6040,443 +9309,11 @@
         </w:numPr>
         <w:pStyle w:val="Heading2"/>
       </w:pPr>
-      <w:bookmarkStart w:id="147" w:name="dias-foco-entrega"/>
-      <w:r>
-        <w:t xml:space="preserve">Dias** * Foco** * Entrega**</w:t>
-      </w:r>
-      <w:bookmarkEnd w:id="147"/>
-    </w:p>
-    <w:p>
-      <w:pPr>
-        <w:numPr>
-          <w:ilvl w:val="0"/>
-          <w:numId w:val="1000"/>
-        </w:numPr>
-      </w:pPr>
-      <w:r>
-        <w:t xml:space="preserve">□ 1–4 □ Framework, 18 Controlos, 153 Salvaguardas, IGs, classes de activos, funções</w:t>
-      </w:r>
-      <w:r>
-        <w:t xml:space="preserve"> </w:t>
-      </w:r>
-      <w:r>
-        <w:t xml:space="preserve">4 inventários reconciliados</w:t>
-      </w:r>
-      <w:r>
-        <w:t xml:space="preserve"> </w:t>
-      </w:r>
-      <w:r>
-        <w:t xml:space="preserve">Configuração, vulnerabilidade, e-mail, malware</w:t>
-      </w:r>
-      <w:r>
-        <w:t xml:space="preserve"> </w:t>
-      </w:r>
-      <w:r>
-        <w:t xml:space="preserve">• 13–16 • Registros, monitoramento, defesa de rede • Mapa de log-source e caso de alerta seguro</w:t>
-      </w:r>
-      <w:r>
-        <w:t xml:space="preserve"> </w:t>
-      </w:r>
-      <w:r>
-        <w:t xml:space="preserve">Recuperação e resposta de incidentes</w:t>
-      </w:r>
-      <w:r>
-        <w:t xml:space="preserve"> </w:t>
-      </w:r>
-      <w:r>
-        <w:t xml:space="preserve">• 20–22 • Fornecedores e segurança da aplicação • Avaliação do fornecedor e lista de verificação de desenvolvimento seguro</w:t>
-      </w:r>
-      <w:r>
-        <w:t xml:space="preserve"> </w:t>
-      </w:r>
-      <w:r>
-        <w:t xml:space="preserve">• 23–25 • Especificação de Avaliação • Cinco medições completas de salvaguarda</w:t>
-      </w:r>
-      <w:r>
-        <w:t xml:space="preserve"> </w:t>
-      </w:r>
-      <w:r>
-        <w:t xml:space="preserve">26–28 Laboratório de ferramentas e remediação Autorizados</w:t>
-      </w:r>
-      <w:r>
-        <w:t xml:space="preserve"> </w:t>
-      </w:r>
-      <w:r>
-        <w:t xml:space="preserve">29-30 - Portfólio e entrevistas - Portfólio higiénico e cinco histórias de STAR</w:t>
-      </w:r>
-    </w:p>
-    <w:p>
-      <w:pPr>
-        <w:numPr>
-          <w:ilvl w:val="0"/>
-          <w:numId w:val="1038"/>
-        </w:numPr>
-        <w:pStyle w:val="Compact"/>
-      </w:pPr>
-      <w:r>
-        <w:t xml:space="preserve">Preparação da entrevista</w:t>
-      </w:r>
-    </w:p>
-    <w:p>
-      <w:pPr>
-        <w:numPr>
-          <w:ilvl w:val="0"/>
-          <w:numId w:val="1039"/>
-        </w:numPr>
-        <w:pStyle w:val="Compact"/>
-      </w:pPr>
-      <w:r>
-        <w:t xml:space="preserve">Respostas claras, cenários práticos e perguntas para o empregador.*</w:t>
-      </w:r>
-    </w:p>
-    <w:bookmarkStart w:id="148" w:name="quais-são-os-controles-cis"/>
-    <w:p>
-      <w:pPr>
-        <w:pStyle w:val="Heading2"/>
-      </w:pPr>
-      <w:r>
-        <w:t xml:space="preserve">29.1 Quais são os controles CIS?</w:t>
-      </w:r>
-    </w:p>
-    <w:p>
-      <w:pPr>
-        <w:pStyle w:val="FirstParagraph"/>
-      </w:pPr>
-      <w:r>
-        <w:t xml:space="preserve">Um conjunto priorizado de melhores práticas defensivas organizadas em 18 Controles e 153 Salvaguardas focadas.</w:t>
-      </w:r>
-    </w:p>
-    <w:bookmarkEnd w:id="148"/>
-    <w:bookmarkEnd w:id="149"/>
-    <w:bookmarkStart w:id="150" w:name="o-que-é-o-ig1"/>
-    <w:p>
-      <w:pPr>
-        <w:pStyle w:val="Heading1"/>
-      </w:pPr>
-      <w:r>
-        <w:t xml:space="preserve"># 29,2 O que é o IG1?</w:t>
-      </w:r>
-    </w:p>
-    <w:p>
-      <w:pPr>
-        <w:pStyle w:val="FirstParagraph"/>
-      </w:pPr>
-      <w:r>
-        <w:t xml:space="preserve">O ponto de partida de higiene cibernética essencial 56-Safeguard que a CIS recomenda a cada empresa que comece.</w:t>
-      </w:r>
-    </w:p>
-    <w:bookmarkEnd w:id="150"/>
-    <w:bookmarkStart w:id="156" w:name="o-ig1-se-encaixa-em-todos-os-requisitos"/>
-    <w:p>
-      <w:pPr>
-        <w:pStyle w:val="Heading1"/>
-      </w:pPr>
-      <w:r>
-        <w:t xml:space="preserve"># 29.3 O IG1 se encaixa em todos os requisitos?</w:t>
-      </w:r>
-    </w:p>
-    <w:p>
-      <w:pPr>
-        <w:pStyle w:val="FirstParagraph"/>
-      </w:pPr>
-      <w:r>
-        <w:t xml:space="preserve">É uma linha de base de priorização. Risco material, contratos, leis, clientes ou serviços críticos podem exigir salvaguardas adicionais.</w:t>
-      </w:r>
-    </w:p>
-    <w:bookmarkStart w:id="151" w:name="como-mede-uma-salvaguarda"/>
-    <w:p>
-      <w:pPr>
-        <w:pStyle w:val="Heading2"/>
-      </w:pPr>
-      <w:r>
-        <w:t xml:space="preserve">29.4 Como mede uma Salvaguarda?</w:t>
-      </w:r>
-    </w:p>
-    <w:p>
-      <w:pPr>
-        <w:pStyle w:val="FirstParagraph"/>
-      </w:pPr>
-      <w:r>
-        <w:t xml:space="preserve">Use critérios oficiais, dependências, suposições, entradas completas, operações definidas, medidas, métricas, revisão de procedimentos, exceções e reteste.</w:t>
-      </w:r>
-    </w:p>
-    <w:bookmarkEnd w:id="151"/>
-    <w:bookmarkStart w:id="152" w:name="por-que-os-inventários-são-importantes"/>
-    <w:p>
-      <w:pPr>
-        <w:pStyle w:val="Heading2"/>
-      </w:pPr>
-      <w:r>
-        <w:t xml:space="preserve">29.5 Por que os inventários são importantes?</w:t>
-      </w:r>
-    </w:p>
-    <w:p>
-      <w:pPr>
-        <w:pStyle w:val="FirstParagraph"/>
-      </w:pPr>
-      <w:r>
-        <w:t xml:space="preserve">Eles definem as populações que os controles de configuração, vulnerabilidade, registro, recuperação e resposta devem cobrir.</w:t>
-      </w:r>
-    </w:p>
-    <w:bookmarkEnd w:id="152"/>
-    <w:bookmarkStart w:id="153" w:name="X5faff83a01d7b0e8292502c8985ade671742931"/>
-    <w:p>
-      <w:pPr>
-        <w:pStyle w:val="Heading2"/>
-      </w:pPr>
-      <w:r>
-        <w:t xml:space="preserve">29.6 Varredura de vulnerabilidade versus teste de penetração?</w:t>
-      </w:r>
-    </w:p>
-    <w:p>
-      <w:pPr>
-        <w:pStyle w:val="FirstParagraph"/>
-      </w:pPr>
-      <w:r>
-        <w:t xml:space="preserve">Um scan identifica principalmente fraquezas conhecidas; teste de penetração usa análise humana qualificada e exploração controlada para avaliar o impacto e resiliência.</w:t>
-      </w:r>
-    </w:p>
-    <w:bookmarkEnd w:id="153"/>
-    <w:bookmarkStart w:id="154" w:name="X18ec6286101b55f9f7988a74b90583c927e5d87"/>
-    <w:p>
-      <w:pPr>
-        <w:pStyle w:val="Heading2"/>
-      </w:pPr>
-      <w:r>
-        <w:t xml:space="preserve">29.7 Um mapeamento de framework prova conformidade?</w:t>
-      </w:r>
-    </w:p>
-    <w:p>
-      <w:pPr>
-        <w:pStyle w:val="FirstParagraph"/>
-      </w:pPr>
-      <w:r>
-        <w:t xml:space="preserve">Não. Identifica relações, mas a organização deve testar o requisito e a evidência exatos aplicáveis.</w:t>
-      </w:r>
-    </w:p>
-    <w:bookmarkEnd w:id="154"/>
-    <w:bookmarkStart w:id="155" w:name="o-que-pode-concluir-um-analista-júnior"/>
-    <w:p>
-      <w:pPr>
-        <w:pStyle w:val="Heading2"/>
-      </w:pPr>
-      <w:r>
-        <w:t xml:space="preserve">29.8 O que pode concluir um analista júnior?</w:t>
-      </w:r>
-    </w:p>
-    <w:p>
-      <w:pPr>
-        <w:pStyle w:val="FirstParagraph"/>
-      </w:pPr>
-      <w:r>
-        <w:t xml:space="preserve">Apenas o que o escopo definido e o suporte de evidência confiável, com amostragem e limitações claramente divulgadas.</w:t>
-      </w:r>
-    </w:p>
-    <w:bookmarkEnd w:id="155"/>
-    <w:bookmarkEnd w:id="156"/>
-    <w:bookmarkStart w:id="157" w:name="perguntas-para-perguntar-ao-empregador"/>
-    <w:p>
-      <w:pPr>
-        <w:pStyle w:val="Heading1"/>
-      </w:pPr>
-      <w:r>
-        <w:t xml:space="preserve"># 29.9 Perguntas para perguntar ao empregador</w:t>
-      </w:r>
-    </w:p>
-    <w:p>
-      <w:pPr>
-        <w:pStyle w:val="FirstParagraph"/>
-      </w:pPr>
-      <w:r>
-        <w:t xml:space="preserve">Que Grupo de Implementação e adições estão no escopo?</w:t>
-      </w:r>
-    </w:p>
-    <w:p>
-      <w:pPr>
-        <w:pStyle w:val="BodyText"/>
-      </w:pPr>
-      <w:r>
-        <w:t xml:space="preserve">Como são criadas e reconciliadas populações de inventário?</w:t>
-      </w:r>
-    </w:p>
-    <w:p>
-      <w:pPr>
-        <w:pStyle w:val="BodyText"/>
-      </w:pPr>
-      <w:r>
-        <w:t xml:space="preserve">Quais salvaguardas têm a cobertura mais incompleta?</w:t>
-      </w:r>
-    </w:p>
-    <w:p>
-      <w:pPr>
-        <w:pStyle w:val="BodyText"/>
-      </w:pPr>
-      <w:r>
-        <w:t xml:space="preserve">Como são revisados os dados e exceções de medição?</w:t>
-      </w:r>
-    </w:p>
-    <w:p>
-      <w:pPr>
-        <w:pStyle w:val="BodyText"/>
-      </w:pPr>
-      <w:r>
-        <w:t xml:space="preserve">Quais ferramentas open-source e comerciais são aprovadas?</w:t>
-      </w:r>
-    </w:p>
-    <w:p>
-      <w:pPr>
-        <w:pStyle w:val="BodyText"/>
-      </w:pPr>
-      <w:r>
-        <w:t xml:space="preserve">Como os resultados são priorizados, financiados e retestados?</w:t>
-      </w:r>
-    </w:p>
-    <w:p>
-      <w:pPr>
-        <w:pStyle w:val="BodyText"/>
-      </w:pPr>
-      <w:r>
-        <w:t xml:space="preserve">Como avaliará o trabalho júnior?</w:t>
-      </w:r>
-    </w:p>
-    <w:bookmarkEnd w:id="157"/>
-    <w:bookmarkStart w:id="161" w:name="modelos-glossário-índice-e-referências"/>
-    <w:p>
-      <w:pPr>
-        <w:pStyle w:val="Heading1"/>
-      </w:pPr>
-      <w:r>
-        <w:t xml:space="preserve">30. Modelos, Glossário, Índice e Referências</w:t>
-      </w:r>
-    </w:p>
-    <w:p>
-      <w:pPr>
-        <w:numPr>
-          <w:ilvl w:val="0"/>
-          <w:numId w:val="1040"/>
-        </w:numPr>
-        <w:pStyle w:val="Compact"/>
-      </w:pPr>
-      <w:r>
-        <w:t xml:space="preserve">Estruturas de trabalho reutilizáveis, termos importantes e pontos de partida autoritários.*</w:t>
-      </w:r>
-    </w:p>
-    <w:bookmarkStart w:id="158" w:name="papel-de-medição-de-proteção"/>
-    <w:p>
-      <w:pPr>
-        <w:pStyle w:val="Heading2"/>
-      </w:pPr>
-      <w:r>
-        <w:t xml:space="preserve">30.1 Papel de medição de proteção</w:t>
-      </w:r>
-    </w:p>
-    <w:p>
-      <w:pPr>
-        <w:numPr>
-          <w:ilvl w:val="0"/>
-          <w:numId w:val="1041"/>
-        </w:numPr>
-        <w:pStyle w:val="Compact"/>
-      </w:pPr>
+      <w:bookmarkStart w:id="146" w:name="campo-entrada"/>
       <w:r>
         <w:t xml:space="preserve">Campo** * Entrada**</w:t>
       </w:r>
-      <w:r>
-        <w:t xml:space="preserve"> </w:t>
-      </w:r>
-      <w:r>
-        <w:t xml:space="preserve">(——————————– (———————– (————–)</w:t>
-      </w:r>
-    </w:p>
-    <w:p>
-      <w:pPr>
-        <w:numPr>
-          <w:ilvl w:val="0"/>
-          <w:numId w:val="1041"/>
-        </w:numPr>
-        <w:pStyle w:val="Compact"/>
-      </w:pPr>
-      <w:r>
-        <w:t xml:space="preserve">Salvaguarda e IG                                  </w:t>
-      </w:r>
-      <w:r>
-        <w:t xml:space="preserve"> </w:t>
-      </w:r>
-      <w:r>
-        <w:t xml:space="preserve">Classe de âmbito e de activo</w:t>
-      </w:r>
-      <w:r>
-        <w:t xml:space="preserve"> </w:t>
-      </w:r>
-      <w:r>
-        <w:t xml:space="preserve">• Proprietário e sistemas</w:t>
-      </w:r>
-      <w:r>
-        <w:t xml:space="preserve"> </w:t>
-      </w:r>
-      <w:r>
-        <w:t xml:space="preserve">Dependências e pressupostos</w:t>
-      </w:r>
-      <w:r>
-        <w:t xml:space="preserve"> </w:t>
-      </w:r>
-      <w:r>
-        <w:t xml:space="preserve">Entradas e validação</w:t>
-      </w:r>
-      <w:r>
-        <w:t xml:space="preserve"> </w:t>
-      </w:r>
-      <w:r>
-        <w:t xml:space="preserve">Operações realizadas</w:t>
-      </w:r>
-      <w:r>
-        <w:t xml:space="preserve"> </w:t>
-      </w:r>
-      <w:r>
-        <w:t xml:space="preserve">Medidas</w:t>
-      </w:r>
-      <w:r>
-        <w:t xml:space="preserve"> </w:t>
-      </w:r>
-      <w:r>
-        <w:t xml:space="preserve">Métrico e interpretação</w:t>
-      </w:r>
-      <w:r>
-        <w:t xml:space="preserve"> </w:t>
-      </w:r>
-      <w:r>
-        <w:t xml:space="preserve">Excepções e limitações</w:t>
-      </w:r>
-      <w:r>
-        <w:t xml:space="preserve"> </w:t>
-      </w:r>
-      <w:r>
-        <w:t xml:space="preserve">Acção, proprietário, data e novo teste</w:t>
-      </w:r>
-    </w:p>
-    <w:bookmarkEnd w:id="158"/>
-    <w:bookmarkStart w:id="160" w:name="registro-de-achados-e-retestes"/>
-    <w:p>
-      <w:pPr>
-        <w:pStyle w:val="Heading2"/>
-      </w:pPr>
-      <w:r>
-        <w:t xml:space="preserve">30.2 Registro de achados e retestes</w:t>
-      </w:r>
-    </w:p>
-    <w:p>
-      <w:pPr>
-        <w:numPr>
-          <w:ilvl w:val="0"/>
-          <w:numId w:val="1042"/>
-        </w:numPr>
-        <w:pStyle w:val="Heading2"/>
-      </w:pPr>
-      <w:bookmarkStart w:id="159" w:name="campo-entrada"/>
-      <w:r>
-        <w:t xml:space="preserve">Campo** * Entrada**</w:t>
-      </w:r>
-      <w:bookmarkEnd w:id="159"/>
+      <w:bookmarkEnd w:id="146"/>
     </w:p>
     <w:p>
       <w:pPr>
@@ -6544,9 +9381,9 @@
         <w:t xml:space="preserve">Resultado final</w:t>
       </w:r>
     </w:p>
-    <w:bookmarkEnd w:id="160"/>
-    <w:bookmarkEnd w:id="161"/>
-    <w:bookmarkStart w:id="163" w:name="glossário"/>
+    <w:bookmarkEnd w:id="147"/>
+    <w:bookmarkEnd w:id="148"/>
+    <w:bookmarkStart w:id="150" w:name="glossário"/>
     <w:p>
       <w:pPr>
         <w:pStyle w:val="Heading1"/>
@@ -6555,7 +9392,7 @@
         <w:t xml:space="preserve"># 30.3 Glossário</w:t>
       </w:r>
     </w:p>
-    <w:bookmarkStart w:id="162" w:name="section-20"/>
+    <w:bookmarkStart w:id="149" w:name="section-15"/>
     <w:p>
       <w:pPr>
         <w:pStyle w:val="Heading2"/>
@@ -6644,9 +9481,9 @@
         <w:t xml:space="preserve">Função de segurança .Govern, Identificar, Proteger, Detectar, Responder ou Recuperar mapeamento. .</w:t>
       </w:r>
     </w:p>
-    <w:bookmarkEnd w:id="162"/>
-    <w:bookmarkEnd w:id="163"/>
-    <w:bookmarkStart w:id="171" w:name="índice-de-assunto"/>
+    <w:bookmarkEnd w:id="149"/>
+    <w:bookmarkEnd w:id="150"/>
+    <w:bookmarkStart w:id="158" w:name="índice-de-assunto"/>
     <w:p>
       <w:pPr>
         <w:pStyle w:val="Heading1"/>
@@ -6655,7 +9492,7 @@
         <w:t xml:space="preserve"># 30.4 Índice de assunto</w:t>
       </w:r>
     </w:p>
-    <w:bookmarkStart w:id="164" w:name="sujeito-capítulo"/>
+    <w:bookmarkStart w:id="151" w:name="sujeito-capítulo"/>
     <w:p>
       <w:pPr>
         <w:pStyle w:val="Heading2"/>
@@ -6794,8 +9631,8 @@
         <w:t xml:space="preserve">Gestão da vulnerabilidade</w:t>
       </w:r>
     </w:p>
-    <w:bookmarkEnd w:id="164"/>
-    <w:bookmarkStart w:id="170" w:name="referências-oficiais"/>
+    <w:bookmarkEnd w:id="151"/>
+    <w:bookmarkStart w:id="157" w:name="referências-oficiais"/>
     <w:p>
       <w:pPr>
         <w:pStyle w:val="Heading2"/>
@@ -6808,7 +9645,7 @@
       <w:pPr>
         <w:pStyle w:val="FirstParagraph"/>
       </w:pPr>
-      <w:hyperlink r:id="rId165">
+      <w:hyperlink r:id="rId152">
         <w:r>
           <w:rPr>
             <w:rStyle w:val="Hyperlink"/>
@@ -6821,7 +9658,7 @@
       <w:pPr>
         <w:pStyle w:val="BodyText"/>
       </w:pPr>
-      <w:hyperlink r:id="rId166">
+      <w:hyperlink r:id="rId153">
         <w:r>
           <w:rPr>
             <w:rStyle w:val="Hyperlink"/>
@@ -6834,7 +9671,7 @@
       <w:pPr>
         <w:pStyle w:val="BodyText"/>
       </w:pPr>
-      <w:hyperlink r:id="rId167">
+      <w:hyperlink r:id="rId154">
         <w:r>
           <w:rPr>
             <w:rStyle w:val="Hyperlink"/>
@@ -6847,7 +9684,7 @@
       <w:pPr>
         <w:pStyle w:val="BodyText"/>
       </w:pPr>
-      <w:hyperlink r:id="rId168">
+      <w:hyperlink r:id="rId155">
         <w:r>
           <w:rPr>
             <w:rStyle w:val="Hyperlink"/>
@@ -6866,7 +9703,7 @@
       <w:pPr>
         <w:pStyle w:val="BodyText"/>
       </w:pPr>
-      <w:hyperlink r:id="rId107">
+      <w:hyperlink r:id="rId94">
         <w:r>
           <w:rPr>
             <w:rStyle w:val="Hyperlink"/>
@@ -6879,7 +9716,7 @@
       <w:pPr>
         <w:pStyle w:val="BodyText"/>
       </w:pPr>
-      <w:hyperlink r:id="rId105">
+      <w:hyperlink r:id="rId92">
         <w:r>
           <w:rPr>
             <w:rStyle w:val="Hyperlink"/>
@@ -6892,7 +9729,7 @@
       <w:pPr>
         <w:pStyle w:val="BodyText"/>
       </w:pPr>
-      <w:hyperlink r:id="rId169">
+      <w:hyperlink r:id="rId156">
         <w:r>
           <w:rPr>
             <w:rStyle w:val="Hyperlink"/>
@@ -6925,8 +9762,8 @@
         <w:t xml:space="preserve">O que é que se passa?</w:t>
       </w:r>
     </w:p>
-    <w:bookmarkEnd w:id="170"/>
-    <w:bookmarkEnd w:id="171"/>
+    <w:bookmarkEnd w:id="157"/>
+    <w:bookmarkEnd w:id="158"/>
     <w:sectPr/>
   </w:body>
 </w:document>
@@ -7503,21 +10340,6 @@
     <w:abstractNumId w:val="991"/>
   </w:num>
   <w:num w:numId="1028">
-    <w:abstractNumId w:val="991"/>
-  </w:num>
-  <w:num w:numId="1029">
-    <w:abstractNumId w:val="991"/>
-  </w:num>
-  <w:num w:numId="1030">
-    <w:abstractNumId w:val="991"/>
-  </w:num>
-  <w:num w:numId="1031">
-    <w:abstractNumId w:val="991"/>
-  </w:num>
-  <w:num w:numId="1032">
-    <w:abstractNumId w:val="991"/>
-  </w:num>
-  <w:num w:numId="1033">
     <w:abstractNumId w:val="99411"/>
     <w:lvlOverride w:ilvl="0">
       <w:startOverride w:val="1"/>
@@ -7547,13 +10369,13 @@
       <w:startOverride w:val="1"/>
     </w:lvlOverride>
   </w:num>
-  <w:num w:numId="1034">
+  <w:num w:numId="1029">
     <w:abstractNumId w:val="991"/>
   </w:num>
-  <w:num w:numId="1035">
+  <w:num w:numId="1030">
     <w:abstractNumId w:val="991"/>
   </w:num>
-  <w:num w:numId="1036">
+  <w:num w:numId="1031">
     <w:abstractNumId w:val="99411"/>
     <w:lvlOverride w:ilvl="0">
       <w:startOverride w:val="1"/>
@@ -7583,10 +10405,10 @@
       <w:startOverride w:val="1"/>
     </w:lvlOverride>
   </w:num>
-  <w:num w:numId="1037">
+  <w:num w:numId="1032">
     <w:abstractNumId w:val="991"/>
   </w:num>
-  <w:num w:numId="1038">
+  <w:num w:numId="1033">
     <w:abstractNumId w:val="994129"/>
     <w:lvlOverride w:ilvl="0">
       <w:startOverride w:val="29"/>
@@ -7616,16 +10438,16 @@
       <w:startOverride w:val="29"/>
     </w:lvlOverride>
   </w:num>
-  <w:num w:numId="1039">
+  <w:num w:numId="1034">
     <w:abstractNumId w:val="991"/>
   </w:num>
-  <w:num w:numId="1040">
+  <w:num w:numId="1035">
     <w:abstractNumId w:val="991"/>
   </w:num>
-  <w:num w:numId="1041">
+  <w:num w:numId="1036">
     <w:abstractNumId w:val="991"/>
   </w:num>
-  <w:num w:numId="1042">
+  <w:num w:numId="1037">
     <w:abstractNumId w:val="991"/>
   </w:num>
 </w:numbering>

--- a/01-foundations/CIS_Controls_v8.1/Portugues_BR/CIS_Critical_Security_Controls_v8.1_Practical_Manager_and_Junior_Analyst_Manual_Portugues_BR_v1.0.docx
+++ b/01-foundations/CIS_Controls_v8.1/Portugues_BR/CIS_Critical_Security_Controls_v8.1_Practical_Manager_and_Junior_Analyst_Manual_Portugues_BR_v1.0.docx
@@ -43,7 +43,7 @@
         <w:t xml:space="preserve"> </w:t>
       </w:r>
       <w:r>
-        <w:t xml:space="preserve">Rascunho de tradução assistida por máquina. Requer revisão humana de terminologia, significado, links, formatação e atualidade técnica antes de ser marcado como edição final.</w:t>
+        <w:t xml:space="preserve">Edição de revisão controlada. Requer validação humana de terminologia, significado, links, formatação, acessibilidade e atualidade técnica antes da publicação final.</w:t>
       </w:r>
     </w:p>
     <w:p>
@@ -51,7 +51,11 @@
         <w:pStyle w:val="FirstParagraph"/>
       </w:pPr>
       <w:r>
-        <w:t xml:space="preserve">** SÉRIES PRÁTICAS DE CIBERSegurança, PRIVACIDADE E CONFORMIDADE</w:t>
+        <w:rPr>
+          <w:bCs/>
+          <w:b/>
+        </w:rPr>
+        <w:t xml:space="preserve">SÉRIE PRÁTICA DE CIBERSEGURANÇA, PRIVACIDADE E CONFORMIDADE</w:t>
       </w:r>
     </w:p>
     <w:p>
@@ -71,7 +75,196 @@
         <w:pStyle w:val="BodyText"/>
       </w:pPr>
       <w:r>
-        <w:t xml:space="preserve">**Implementação Prática, Medição, Evidência e Ferramentas de Código Aberto</w:t>
+        <w:rPr>
+          <w:bCs/>
+          <w:b/>
+        </w:rPr>
+        <w:t xml:space="preserve">Implementação prática, medição, evidências e ferramentas de código aberto</w:t>
+      </w:r>
+    </w:p>
+    <w:p>
+      <w:pPr>
+        <w:pStyle w:val="BodyText"/>
+      </w:pPr>
+      <w:r>
+        <w:rPr>
+          <w:iCs/>
+          <w:i/>
+        </w:rPr>
+        <w:t xml:space="preserve">Manual de trabalho para gestores, analistas juniores, estudantes, profissionais em transição de carreira, avaliadores e equipes de segurança</w:t>
+      </w:r>
+    </w:p>
+    <w:p>
+      <w:pPr>
+        <w:pStyle w:val="BodyText"/>
+      </w:pPr>
+      <w:r>
+        <w:rPr>
+          <w:bCs/>
+          <w:b/>
+        </w:rPr>
+        <w:t xml:space="preserve">Alberto (Al) Leiva</w:t>
+      </w:r>
+    </w:p>
+    <w:p>
+      <w:pPr>
+        <w:pStyle w:val="BodyText"/>
+      </w:pPr>
+      <w:r>
+        <w:t xml:space="preserve">Primeira edição • Julho de 2026</w:t>
+      </w:r>
+    </w:p>
+    <w:tbl>
+      <w:tblPr>
+        <w:tblStyle w:val="Table"/>
+        <w:tblW w:type="pct" w:w="5000"/>
+        <w:tblLook w:firstRow="1" w:lastRow="0" w:firstColumn="0" w:lastColumn="0" w:noHBand="0" w:noVBand="0" w:val="0020"/>
+        <w:jc w:val="start"/>
+      </w:tblPr>
+      <w:tblGrid>
+        <w:gridCol w:w="7920"/>
+      </w:tblGrid>
+      <w:tr>
+        <w:trPr>
+          <w:tblHeader w:val="true"/>
+        </w:trPr>
+        <w:tc>
+          <w:tcPr/>
+          <w:p>
+            <w:pPr>
+              <w:pStyle w:val="Compact"/>
+              <w:jc w:val="left"/>
+            </w:pPr>
+            <w:r>
+              <w:rPr>
+                <w:bCs/>
+                <w:b/>
+              </w:rPr>
+              <w:t xml:space="preserve">Conteúdo:</w:t>
+            </w:r>
+            <w:r>
+              <w:t xml:space="preserve"> </w:t>
+            </w:r>
+            <w:r>
+              <w:t xml:space="preserve">18 Controles • 153 Salvaguardas • IG1, IG2 e IG3 • medição • evidências • ferramentas • guia para gestores • laboratórios • preparação profissional</w:t>
+            </w:r>
+          </w:p>
+        </w:tc>
+      </w:tr>
+    </w:tbl>
+    <w:bookmarkStart w:id="21" w:name="aviso-de-publicação-e-uso"/>
+    <w:p>
+      <w:pPr>
+        <w:pStyle w:val="Heading1"/>
+      </w:pPr>
+      <w:r>
+        <w:t xml:space="preserve">Aviso de publicação e uso</w:t>
+      </w:r>
+    </w:p>
+    <w:p>
+      <w:pPr>
+        <w:pStyle w:val="FirstParagraph"/>
+      </w:pPr>
+      <w:r>
+        <w:t xml:space="preserve">Autor: Alberto (Al) Leiva</w:t>
+      </w:r>
+    </w:p>
+    <w:p>
+      <w:pPr>
+        <w:pStyle w:val="BodyText"/>
+      </w:pPr>
+      <w:r>
+        <w:t xml:space="preserve">Edição: Primeira edição, julho de 2026</w:t>
+      </w:r>
+    </w:p>
+    <w:p>
+      <w:pPr>
+        <w:pStyle w:val="BodyText"/>
+      </w:pPr>
+      <w:r>
+        <w:t xml:space="preserve">Este manual educacional independente não é uma publicação, certificação, acreditação, relatório de auditoria, opinião jurídica ou garantia de segurança ou conformidade emitida pelo Center for Internet Security. CIS Controls e CIS Benchmarks são marcas do Center for Internet Security. Consulte os recursos oficiais do CIS para obter o conteúdo exato e a orientação vigente.</w:t>
+      </w:r>
+    </w:p>
+    <w:p>
+      <w:pPr>
+        <w:pStyle w:val="BodyText"/>
+      </w:pPr>
+      <w:r>
+        <w:t xml:space="preserve">Os CIS Controls representam boas práticas de cibersegurança. Eles não substituem leis, regulamentos, contratos, requisitos setoriais, avaliações de risco ou responsabilidades de gestão aplicáveis. Um mapeamento demonstra relações entre estruturas; não comprova automaticamente a conformidade com outra estrutura.</w:t>
+      </w:r>
+    </w:p>
+    <w:bookmarkStart w:id="20" w:name="uso-ético-e-autorizado"/>
+    <w:p>
+      <w:pPr>
+        <w:pStyle w:val="Heading2"/>
+      </w:pPr>
+      <w:r>
+        <w:t xml:space="preserve">Uso ético e autorizado</w:t>
+      </w:r>
+    </w:p>
+    <w:p>
+      <w:pPr>
+        <w:pStyle w:val="FirstParagraph"/>
+      </w:pPr>
+      <w:r>
+        <w:t xml:space="preserve">Utilize ferramentas técnicas somente em ativos, redes, aplicações, contas de nuvem, repositórios e dados que você possui ou para os quais recebeu autorização específica por escrito. Em laboratórios, utilize informações sintéticas e sistemas isolados.</w:t>
+      </w:r>
+    </w:p>
+    <w:bookmarkEnd w:id="20"/>
+    <w:bookmarkEnd w:id="21"/>
+    <w:bookmarkStart w:id="22" w:name="prefácio"/>
+    <w:p>
+      <w:pPr>
+        <w:pStyle w:val="Heading1"/>
+      </w:pPr>
+      <w:r>
+        <w:t xml:space="preserve">Prefácio</w:t>
+      </w:r>
+    </w:p>
+    <w:p>
+      <w:pPr>
+        <w:pStyle w:val="FirstParagraph"/>
+      </w:pPr>
+      <w:r>
+        <w:rPr>
+          <w:iCs/>
+          <w:i/>
+        </w:rPr>
+        <w:t xml:space="preserve">Introdução prática à defesa cibernética priorizada e à medição baseada em evidências.</w:t>
+      </w:r>
+    </w:p>
+    <w:p>
+      <w:pPr>
+        <w:pStyle w:val="BodyText"/>
+      </w:pPr>
+      <w:r>
+        <w:t xml:space="preserve">Os CIS Controls transformam necessidades defensivas comuns em Salvaguardas específicas. Sua principal força é a priorização prática: conhecer os ativos, controlar software e dados, proteger configurações e identidades, gerenciar vulnerabilidades e registros, preparar-se para interrupções e ataques e testar se as defesas funcionam.</w:t>
+      </w:r>
+    </w:p>
+    <w:p>
+      <w:pPr>
+        <w:pStyle w:val="BodyText"/>
+      </w:pPr>
+      <w:r>
+        <w:t xml:space="preserve">A versão 8.1 é uma atualização iterativa da versão 8. Ela realinhou os mapeamentos ao NIST CSF 2.0, ampliou definições de termos reservados, revisou classes de ativos e mapeamentos de Salvaguardas, corrigiu questões menores, esclareceu determinadas Salvaguardas e incorporou a função Governar aos mapeamentos. Os 18 Controles e as 153 Salvaguardas permanecem como estrutura central.</w:t>
+      </w:r>
+    </w:p>
+    <w:p>
+      <w:pPr>
+        <w:pStyle w:val="BodyText"/>
+      </w:pPr>
+      <w:r>
+        <w:t xml:space="preserve">A instalação de uma ferramenta não equivale à implementação de um controle. Uma implementação efetiva exige escopo definido, populações completas, configuração segura, evidência operacional, responsáveis capacitados, tratamento de exceções, medição, correção e novos testes. Gestores definem prioridades e recursos; analistas tornam essas decisões confiáveis por meio de inventários e evidências precisos.</w:t>
+      </w:r>
+    </w:p>
+    <w:bookmarkEnd w:id="22"/>
+    <w:bookmarkStart w:id="23" w:name="como-usar-este-manual"/>
+    <w:p>
+      <w:pPr>
+        <w:pStyle w:val="Heading1"/>
+      </w:pPr>
+      <w:r>
+        <w:t xml:space="preserve">Como usar este manual</w:t>
       </w:r>
     </w:p>
     <w:p>
@@ -83,100 +276,91 @@
         <w:pStyle w:val="Compact"/>
       </w:pPr>
       <w:r>
-        <w:t xml:space="preserve">Um manual de trabalho para gerentes, analistas júnior, estudantes, profissionais de mudança de carreira, avaliadores e equipes de segurança*</w:t>
-      </w:r>
-    </w:p>
-    <w:p>
-      <w:pPr>
-        <w:pStyle w:val="FirstParagraph"/>
-      </w:pPr>
-      <w:r>
-        <w:t xml:space="preserve">** Alberto (Al) Leiva**</w:t>
-      </w:r>
-    </w:p>
-    <w:p>
-      <w:pPr>
-        <w:pStyle w:val="BodyText"/>
-      </w:pPr>
-      <w:r>
-        <w:t xml:space="preserve">Primeira edição • Julho de 2026</w:t>
-      </w:r>
-    </w:p>
-    <w:bookmarkStart w:id="20" w:name="Xf8a1e4956e8634914e3835ca3b453af7660da75"/>
-    <w:p>
-      <w:pPr>
-        <w:pStyle w:val="Heading2"/>
-      </w:pPr>
-      <w:r>
-        <w:t xml:space="preserve">No interior:** 18 Controlos • 153 Salvaguardas • IG1, IG2, IG3 • medição • evidência • ferramentas • livro de instruções do gestor • laboratórios • preparação para a carreira</w:t>
-      </w:r>
-    </w:p>
-    <w:bookmarkEnd w:id="20"/>
-    <w:bookmarkStart w:id="21" w:name="publicação-e-aviso-de-uso"/>
+        <w:t xml:space="preserve">Gestores devem começar pelos capítulos 1–5 e 24–25.</w:t>
+      </w:r>
+    </w:p>
+    <w:p>
+      <w:pPr>
+        <w:numPr>
+          <w:ilvl w:val="0"/>
+          <w:numId w:val="1001"/>
+        </w:numPr>
+        <w:pStyle w:val="Compact"/>
+      </w:pPr>
+      <w:r>
+        <w:t xml:space="preserve">Analistas juniores devem estudar os 18 capítulos de Controles, o método de medição, as ferramentas, o laboratório e o capítulo de entrevistas.</w:t>
+      </w:r>
+    </w:p>
+    <w:p>
+      <w:pPr>
+        <w:numPr>
+          <w:ilvl w:val="0"/>
+          <w:numId w:val="1001"/>
+        </w:numPr>
+        <w:pStyle w:val="Compact"/>
+      </w:pPr>
+      <w:r>
+        <w:t xml:space="preserve">Equipes técnicas devem relacionar cada Salvaguarda a ativos, dados, responsáveis, procedimentos, configurações, monitoramento, exceções e evidências.</w:t>
+      </w:r>
+    </w:p>
+    <w:p>
+      <w:pPr>
+        <w:numPr>
+          <w:ilvl w:val="0"/>
+          <w:numId w:val="1001"/>
+        </w:numPr>
+        <w:pStyle w:val="Compact"/>
+      </w:pPr>
+      <w:r>
+        <w:t xml:space="preserve">Avaliadores devem utilizar a especificação oficial de avaliação dos CIS Controls para confirmar entradas, operações, medidas, métricas, premissas e revisões de procedimentos.</w:t>
+      </w:r>
+    </w:p>
+    <w:tbl>
+      <w:tblPr>
+        <w:tblStyle w:val="Table"/>
+        <w:tblW w:type="pct" w:w="5000"/>
+        <w:tblLook w:firstRow="1" w:lastRow="0" w:firstColumn="0" w:lastColumn="0" w:noHBand="0" w:noVBand="0" w:val="0020"/>
+        <w:jc w:val="start"/>
+      </w:tblPr>
+      <w:tblGrid>
+        <w:gridCol w:w="7920"/>
+      </w:tblGrid>
+      <w:tr>
+        <w:trPr>
+          <w:tblHeader w:val="true"/>
+        </w:trPr>
+        <w:tc>
+          <w:tcPr/>
+          <w:p>
+            <w:pPr>
+              <w:pStyle w:val="Compact"/>
+              <w:jc w:val="left"/>
+            </w:pPr>
+            <w:r>
+              <w:rPr>
+                <w:bCs/>
+                <w:b/>
+              </w:rPr>
+              <w:t xml:space="preserve">Sumário no Word:</w:t>
+            </w:r>
+            <w:r>
+              <w:t xml:space="preserve"> </w:t>
+            </w:r>
+            <w:r>
+              <w:t xml:space="preserve">O arquivo DOCX pode conter um campo nativo de sumário. Após qualquer edição, atualize o campo e selecione a opção para atualizar a tabela inteira.</w:t>
+            </w:r>
+          </w:p>
+        </w:tc>
+      </w:tr>
+    </w:tbl>
+    <w:bookmarkEnd w:id="23"/>
+    <w:bookmarkStart w:id="24" w:name="sumário"/>
     <w:p>
       <w:pPr>
         <w:pStyle w:val="Heading1"/>
       </w:pPr>
       <w:r>
-        <w:t xml:space="preserve">Publicação e Aviso de Uso</w:t>
-      </w:r>
-    </w:p>
-    <w:p>
-      <w:pPr>
-        <w:pStyle w:val="FirstParagraph"/>
-      </w:pPr>
-      <w:r>
-        <w:t xml:space="preserve">Autor: Alberto (Al) Leiva</w:t>
-      </w:r>
-    </w:p>
-    <w:p>
-      <w:pPr>
-        <w:pStyle w:val="BodyText"/>
-      </w:pPr>
-      <w:r>
-        <w:t xml:space="preserve">Edição: Primeira Edição, Julho 2026</w:t>
-      </w:r>
-    </w:p>
-    <w:p>
-      <w:pPr>
-        <w:pStyle w:val="BodyText"/>
-      </w:pPr>
-      <w:r>
-        <w:t xml:space="preserve">Este manual educacional independente não é um Centro de Segurança da Internet publicação, certificação, acreditação, relatório de auditoria, opinião jurídica, ou garantia de segurança ou conformidade. CIS Controls e CIS Benchmarks são marcas comerciais do Centro de Segurança da Internet. Use recursos oficiais CIS para o conteúdo exato e orientação atual.</w:t>
-      </w:r>
-    </w:p>
-    <w:p>
-      <w:pPr>
-        <w:pStyle w:val="BodyText"/>
-      </w:pPr>
-      <w:r>
-        <w:t xml:space="preserve">Os controles CIS são as melhores práticas de segurança cibernética. Não substituem as leis, regulamentos, contratos, requisitos do setor, avaliação de risco ou responsabilidade de gestão aplicáveis. Um mapeamento mostra relacionamentos; ele não prova automaticamente conformidade com outro framework.</w:t>
-      </w:r>
-    </w:p>
-    <w:bookmarkEnd w:id="21"/>
-    <w:bookmarkStart w:id="22" w:name="uso-ético-e-autorizado"/>
-    <w:p>
-      <w:pPr>
-        <w:pStyle w:val="Heading1"/>
-      </w:pPr>
-      <w:r>
-        <w:t xml:space="preserve"># Uso ético e autorizado</w:t>
-      </w:r>
-    </w:p>
-    <w:p>
-      <w:pPr>
-        <w:pStyle w:val="FirstParagraph"/>
-      </w:pPr>
-      <w:r>
-        <w:t xml:space="preserve">Use ferramentas técnicas apenas em ativos, redes, aplicativos, contas em nuvem, repositórios e dados que você possui ou estão especificamente autorizados por escrito para avaliar. Use informações sintéticas e sistemas isolados em laboratórios.</w:t>
-      </w:r>
-    </w:p>
-    <w:p>
-      <w:pPr>
-        <w:pStyle w:val="BodyText"/>
-      </w:pPr>
-      <w:r>
-        <w:t xml:space="preserve">Prefácio</w:t>
+        <w:t xml:space="preserve">Sumário</w:t>
       </w:r>
     </w:p>
     <w:p>
@@ -188,7 +372,188 @@
         <w:pStyle w:val="Compact"/>
       </w:pPr>
       <w:r>
-        <w:t xml:space="preserve">Uma introdução prática para a defesa cibernética priorizada e medição baseada em evidências.*</w:t>
+        <w:t xml:space="preserve">Fundamentos dos CIS Controls v8.1</w:t>
+      </w:r>
+      <w:r>
+        <w:br/>
+      </w:r>
+    </w:p>
+    <w:p>
+      <w:pPr>
+        <w:numPr>
+          <w:ilvl w:val="0"/>
+          <w:numId w:val="1002"/>
+        </w:numPr>
+        <w:pStyle w:val="Compact"/>
+      </w:pPr>
+      <w:r>
+        <w:t xml:space="preserve">Grupos de Implementação e priorização</w:t>
+      </w:r>
+      <w:r>
+        <w:br/>
+      </w:r>
+    </w:p>
+    <w:p>
+      <w:pPr>
+        <w:numPr>
+          <w:ilvl w:val="0"/>
+          <w:numId w:val="1002"/>
+        </w:numPr>
+        <w:pStyle w:val="Compact"/>
+      </w:pPr>
+      <w:r>
+        <w:t xml:space="preserve">Governança, escopo e responsabilidades</w:t>
+      </w:r>
+      <w:r>
+        <w:br/>
+      </w:r>
+    </w:p>
+    <w:p>
+      <w:pPr>
+        <w:numPr>
+          <w:ilvl w:val="0"/>
+          <w:numId w:val="1002"/>
+        </w:numPr>
+        <w:pStyle w:val="Compact"/>
+      </w:pPr>
+      <w:r>
+        <w:t xml:space="preserve">Medição com a especificação de avaliação do CIS</w:t>
+      </w:r>
+      <w:r>
+        <w:br/>
+      </w:r>
+    </w:p>
+    <w:p>
+      <w:pPr>
+        <w:numPr>
+          <w:ilvl w:val="0"/>
+          <w:numId w:val="1002"/>
+        </w:numPr>
+        <w:pStyle w:val="Compact"/>
+      </w:pPr>
+      <w:r>
+        <w:t xml:space="preserve">Roteiro de implementação</w:t>
+      </w:r>
+      <w:r>
+        <w:br/>
+      </w:r>
+      <w:r>
+        <w:t xml:space="preserve">6–23. Os 18 CIS Controls</w:t>
+      </w:r>
+      <w:r>
+        <w:br/>
+      </w:r>
+    </w:p>
+    <w:p>
+      <w:pPr>
+        <w:numPr>
+          <w:ilvl w:val="0"/>
+          <w:numId w:val="1002"/>
+        </w:numPr>
+        <w:pStyle w:val="Compact"/>
+      </w:pPr>
+      <w:r>
+        <w:t xml:space="preserve">Ferramentas de código aberto</w:t>
+      </w:r>
+      <w:r>
+        <w:br/>
+      </w:r>
+    </w:p>
+    <w:p>
+      <w:pPr>
+        <w:numPr>
+          <w:ilvl w:val="0"/>
+          <w:numId w:val="1002"/>
+        </w:numPr>
+        <w:pStyle w:val="Compact"/>
+      </w:pPr>
+      <w:r>
+        <w:t xml:space="preserve">Guia dos CIS Controls para gestores</w:t>
+      </w:r>
+      <w:r>
+        <w:br/>
+      </w:r>
+    </w:p>
+    <w:p>
+      <w:pPr>
+        <w:numPr>
+          <w:ilvl w:val="0"/>
+          <w:numId w:val="1002"/>
+        </w:numPr>
+        <w:pStyle w:val="Compact"/>
+      </w:pPr>
+      <w:r>
+        <w:t xml:space="preserve">Guia profissional para analistas juniores</w:t>
+      </w:r>
+      <w:r>
+        <w:br/>
+      </w:r>
+    </w:p>
+    <w:p>
+      <w:pPr>
+        <w:numPr>
+          <w:ilvl w:val="0"/>
+          <w:numId w:val="1002"/>
+        </w:numPr>
+        <w:pStyle w:val="Compact"/>
+      </w:pPr>
+      <w:r>
+        <w:t xml:space="preserve">Laboratório fictício e portfólio</w:t>
+      </w:r>
+      <w:r>
+        <w:br/>
+      </w:r>
+    </w:p>
+    <w:p>
+      <w:pPr>
+        <w:numPr>
+          <w:ilvl w:val="0"/>
+          <w:numId w:val="1002"/>
+        </w:numPr>
+        <w:pStyle w:val="Compact"/>
+      </w:pPr>
+      <w:r>
+        <w:t xml:space="preserve">Plano de aprendizagem de trinta dias</w:t>
+      </w:r>
+      <w:r>
+        <w:br/>
+      </w:r>
+    </w:p>
+    <w:p>
+      <w:pPr>
+        <w:numPr>
+          <w:ilvl w:val="0"/>
+          <w:numId w:val="1002"/>
+        </w:numPr>
+        <w:pStyle w:val="Compact"/>
+      </w:pPr>
+      <w:r>
+        <w:t xml:space="preserve">Preparação para entrevistas</w:t>
+      </w:r>
+      <w:r>
+        <w:br/>
+      </w:r>
+    </w:p>
+    <w:p>
+      <w:pPr>
+        <w:numPr>
+          <w:ilvl w:val="0"/>
+          <w:numId w:val="1002"/>
+        </w:numPr>
+        <w:pStyle w:val="Compact"/>
+      </w:pPr>
+      <w:r>
+        <w:t xml:space="preserve">Modelos, glossário, índice e referências</w:t>
+      </w:r>
+    </w:p>
+    <w:bookmarkEnd w:id="24"/>
+    <w:bookmarkStart w:id="25" w:name="fundamentos-dos-cis-controls-v8.1"/>
+    <w:p>
+      <w:pPr>
+        <w:pStyle w:val="Heading1"/>
+      </w:pPr>
+      <w:r>
+        <w:t xml:space="preserve">1. Fundamentos dos CIS Controls v8.1</w:t>
       </w:r>
     </w:p>
     <w:p>
@@ -196,31 +561,24 @@
         <w:pStyle w:val="FirstParagraph"/>
       </w:pPr>
       <w:r>
-        <w:t xml:space="preserve">Os controles CIS transformam as necessidades defensivas comuns em salvaguardas focadas. Sua força é a priorização prática: saiba o que você possui, controle software e dados, configure configurações e identidades seguras, gerencie vulnerabilidades e logs, prepare-se para rupturas e ataques e teste se as defesas funcionam.</w:t>
+        <w:rPr>
+          <w:iCs/>
+          <w:i/>
+        </w:rPr>
+        <w:t xml:space="preserve">A versão atual, sua estrutura, finalidade e limitações.</w:t>
       </w:r>
     </w:p>
     <w:p>
       <w:pPr>
         <w:pStyle w:val="BodyText"/>
       </w:pPr>
-      <w:r>
-        <w:t xml:space="preserve">Versão 8.1 é a edição atual. É uma atualização iterativa para v8 que realinhava mapeamentos para NIST CSF 2.0, expandiu definições de prazo reservado, revisou classes de ativos e mapeamentos de Salvaguarda, corrigiu problemas menores, clarificou algumas Salvaguardas, e incorporou a função de segurança do governo em mapeamentos. Os 18 Controlos e 153 Salvaguardas continuam a ser a estrutura central.</w:t>
-      </w:r>
     </w:p>
     <w:p>
       <w:pPr>
         <w:pStyle w:val="BodyText"/>
       </w:pPr>
       <w:r>
-        <w:t xml:space="preserve">Uma instalação de ferramenta não é implementação. A implementação efetiva requer escopo definido, populações completas, configuração segura, evidência operacional, proprietários treinados, manipulação de exceção, medição, correção e reteste. Os gestores decidem prioridades e recursos; os analistas tornam essas decisões confiáveis através de inventários e evidências precisas.</w:t>
-      </w:r>
-    </w:p>
-    <w:p>
-      <w:pPr>
-        <w:pStyle w:val="BodyText"/>
-      </w:pPr>
-      <w:r>
-        <w:t xml:space="preserve">Como usar este manual</w:t>
+        <w:t xml:space="preserve">Figura 1. Os 18 CIS Critical Security Controls</w:t>
       </w:r>
     </w:p>
     <w:p>
@@ -229,9 +587,10 @@
           <w:ilvl w:val="0"/>
           <w:numId w:val="1003"/>
         </w:numPr>
-      </w:pPr>
-      <w:r>
-        <w:t xml:space="preserve">Os gestores devem começar pelos capítulos 1–5 e 24–25.</w:t>
+        <w:pStyle w:val="Compact"/>
+      </w:pPr>
+      <w:r>
+        <w:t xml:space="preserve">Os CIS Controls v8.1 foram publicados em junho de 2024.</w:t>
       </w:r>
     </w:p>
     <w:p>
@@ -240,9 +599,10 @@
           <w:ilvl w:val="0"/>
           <w:numId w:val="1003"/>
         </w:numPr>
-      </w:pPr>
-      <w:r>
-        <w:t xml:space="preserve">Os analistas júnior devem estudar os 18 capítulos de controle, método de medição, ferramentas, laboratório e capítulo de entrevista.</w:t>
+        <w:pStyle w:val="Compact"/>
+      </w:pPr>
+      <w:r>
+        <w:t xml:space="preserve">Os Controles são boas práticas priorizadas para defender sistemas e redes contra ataques prevalentes.</w:t>
       </w:r>
     </w:p>
     <w:p>
@@ -251,9 +611,10 @@
           <w:ilvl w:val="0"/>
           <w:numId w:val="1003"/>
         </w:numPr>
-      </w:pPr>
-      <w:r>
-        <w:t xml:space="preserve">Equipes técnicas devem conectar cada Salvaguarda a ativos, dados, proprietários, procedimentos, configuração, monitoramento, manipulação de exceções e evidências.</w:t>
+        <w:pStyle w:val="Compact"/>
+      </w:pPr>
+      <w:r>
+        <w:t xml:space="preserve">A estrutura contém 18 Controles e 153 Salvaguardas.</w:t>
       </w:r>
     </w:p>
     <w:p>
@@ -262,9 +623,241 @@
           <w:ilvl w:val="0"/>
           <w:numId w:val="1003"/>
         </w:numPr>
-      </w:pPr>
-      <w:r>
-        <w:t xml:space="preserve">Os avaliadores devem usar a especificação oficial de avaliação de controles CIS para entradas exatas, operações, medidas, métricas, pressupostos e revisões de procedimentos.</w:t>
+        <w:pStyle w:val="Compact"/>
+      </w:pPr>
+      <w:r>
+        <w:t xml:space="preserve">As Salvaguardas são relacionadas a classes de ativos, funções de segurança e Grupos de Implementação.</w:t>
+      </w:r>
+    </w:p>
+    <w:p>
+      <w:pPr>
+        <w:numPr>
+          <w:ilvl w:val="0"/>
+          <w:numId w:val="1003"/>
+        </w:numPr>
+        <w:pStyle w:val="Compact"/>
+      </w:pPr>
+      <w:r>
+        <w:t xml:space="preserve">A versão 8.1 alinha o mapeamento ao NIST CSF 2.0 e inclui a função Governar.</w:t>
+      </w:r>
+    </w:p>
+    <w:p>
+      <w:pPr>
+        <w:numPr>
+          <w:ilvl w:val="0"/>
+          <w:numId w:val="1003"/>
+        </w:numPr>
+        <w:pStyle w:val="Compact"/>
+      </w:pPr>
+      <w:r>
+        <w:t xml:space="preserve">Existem mapeamentos oficiais para várias estruturas, mas cada requisito aplicável deve ser verificado separadamente.</w:t>
+      </w:r>
+    </w:p>
+    <w:tbl>
+      <w:tblPr>
+        <w:tblStyle w:val="Table"/>
+        <w:tblW w:type="pct" w:w="5000"/>
+        <w:tblLook w:firstRow="1" w:lastRow="0" w:firstColumn="0" w:lastColumn="0" w:noHBand="0" w:noVBand="0" w:val="0020"/>
+        <w:jc w:val="start"/>
+      </w:tblPr>
+      <w:tblGrid>
+        <w:gridCol w:w="3960"/>
+        <w:gridCol w:w="3960"/>
+      </w:tblGrid>
+      <w:tr>
+        <w:trPr>
+          <w:tblHeader w:val="true"/>
+        </w:trPr>
+        <w:tc>
+          <w:tcPr/>
+          <w:p>
+            <w:pPr>
+              <w:pStyle w:val="Compact"/>
+              <w:jc w:val="left"/>
+            </w:pPr>
+            <w:r>
+              <w:t xml:space="preserve">Camada</w:t>
+            </w:r>
+          </w:p>
+        </w:tc>
+        <w:tc>
+          <w:tcPr/>
+          <w:p>
+            <w:pPr>
+              <w:pStyle w:val="Compact"/>
+              <w:jc w:val="left"/>
+            </w:pPr>
+            <w:r>
+              <w:t xml:space="preserve">Finalidade</w:t>
+            </w:r>
+          </w:p>
+        </w:tc>
+      </w:tr>
+      <w:tr>
+        <w:tc>
+          <w:tcPr/>
+          <w:p>
+            <w:pPr>
+              <w:pStyle w:val="Compact"/>
+              <w:jc w:val="left"/>
+            </w:pPr>
+            <w:r>
+              <w:t xml:space="preserve">Controle</w:t>
+            </w:r>
+          </w:p>
+        </w:tc>
+        <w:tc>
+          <w:tcPr/>
+          <w:p>
+            <w:pPr>
+              <w:pStyle w:val="Compact"/>
+              <w:jc w:val="left"/>
+            </w:pPr>
+            <w:r>
+              <w:t xml:space="preserve">Resultado defensivo amplo, como inventário de ativos ou resposta a incidentes.</w:t>
+            </w:r>
+          </w:p>
+        </w:tc>
+      </w:tr>
+      <w:tr>
+        <w:tc>
+          <w:tcPr/>
+          <w:p>
+            <w:pPr>
+              <w:pStyle w:val="Compact"/>
+              <w:jc w:val="left"/>
+            </w:pPr>
+            <w:r>
+              <w:t xml:space="preserve">Salvaguarda</w:t>
+            </w:r>
+          </w:p>
+        </w:tc>
+        <w:tc>
+          <w:tcPr/>
+          <w:p>
+            <w:pPr>
+              <w:pStyle w:val="Compact"/>
+              <w:jc w:val="left"/>
+            </w:pPr>
+            <w:r>
+              <w:t xml:space="preserve">Ação específica que pode ser atribuída, implementada e medida.</w:t>
+            </w:r>
+          </w:p>
+        </w:tc>
+      </w:tr>
+      <w:tr>
+        <w:tc>
+          <w:tcPr/>
+          <w:p>
+            <w:pPr>
+              <w:pStyle w:val="Compact"/>
+              <w:jc w:val="left"/>
+            </w:pPr>
+            <w:r>
+              <w:t xml:space="preserve">Classe de ativo</w:t>
+            </w:r>
+          </w:p>
+        </w:tc>
+        <w:tc>
+          <w:tcPr/>
+          <w:p>
+            <w:pPr>
+              <w:pStyle w:val="Compact"/>
+              <w:jc w:val="left"/>
+            </w:pPr>
+            <w:r>
+              <w:t xml:space="preserve">Tipo de elemento afetado, como dispositivos, software, dados, redes, usuários ou documentação.</w:t>
+            </w:r>
+          </w:p>
+        </w:tc>
+      </w:tr>
+      <w:tr>
+        <w:tc>
+          <w:tcPr/>
+          <w:p>
+            <w:pPr>
+              <w:pStyle w:val="Compact"/>
+              <w:jc w:val="left"/>
+            </w:pPr>
+            <w:r>
+              <w:t xml:space="preserve">Função de segurança</w:t>
+            </w:r>
+          </w:p>
+        </w:tc>
+        <w:tc>
+          <w:tcPr/>
+          <w:p>
+            <w:pPr>
+              <w:pStyle w:val="Compact"/>
+              <w:jc w:val="left"/>
+            </w:pPr>
+            <w:r>
+              <w:t xml:space="preserve">Mapeamento para Governar, Identificar, Proteger, Detectar, Responder ou Recuperar.</w:t>
+            </w:r>
+          </w:p>
+        </w:tc>
+      </w:tr>
+      <w:tr>
+        <w:tc>
+          <w:tcPr/>
+          <w:p>
+            <w:pPr>
+              <w:pStyle w:val="Compact"/>
+              <w:jc w:val="left"/>
+            </w:pPr>
+            <w:r>
+              <w:t xml:space="preserve">Grupo de Implementação</w:t>
+            </w:r>
+          </w:p>
+        </w:tc>
+        <w:tc>
+          <w:tcPr/>
+          <w:p>
+            <w:pPr>
+              <w:pStyle w:val="Compact"/>
+              <w:jc w:val="left"/>
+            </w:pPr>
+            <w:r>
+              <w:t xml:space="preserve">Priorização recomendada de acordo com o perfil de risco e os recursos.</w:t>
+            </w:r>
+          </w:p>
+        </w:tc>
+      </w:tr>
+      <w:tr>
+        <w:tc>
+          <w:tcPr/>
+          <w:p>
+            <w:pPr>
+              <w:pStyle w:val="Compact"/>
+              <w:jc w:val="left"/>
+            </w:pPr>
+            <w:r>
+              <w:t xml:space="preserve">Medida de avaliação</w:t>
+            </w:r>
+          </w:p>
+        </w:tc>
+        <w:tc>
+          <w:tcPr/>
+          <w:p>
+            <w:pPr>
+              <w:pStyle w:val="Compact"/>
+              <w:jc w:val="left"/>
+            </w:pPr>
+            <w:r>
+              <w:t xml:space="preserve">Entradas, operações, medidas, métricas e revisão de procedimentos usadas para avaliar uma Salvaguarda.</w:t>
+            </w:r>
+          </w:p>
+        </w:tc>
+      </w:tr>
+    </w:tbl>
+    <w:bookmarkEnd w:id="25"/>
+    <w:bookmarkStart w:id="26" w:name="grupos-de-implementação-e-priorização"/>
+    <w:p>
+      <w:pPr>
+        <w:pStyle w:val="Heading1"/>
+      </w:pPr>
+      <w:r>
+        <w:t xml:space="preserve">2. Grupos de Implementação e priorização</w:t>
       </w:r>
     </w:p>
     <w:p>
@@ -272,891 +865,243 @@
         <w:pStyle w:val="FirstParagraph"/>
       </w:pPr>
       <w:r>
-        <w:t xml:space="preserve">*Conteúdo:** Este documento contém um campo nativo da tabela de conteúdos do Word. O guia do capítulo conterá números de página verificados para esta edição. Depois de editar, clique com o botão direito do mouse no conteúdo e escolha o Campo de Atualização e, em seguida, atualize a tabela inteira.</w:t>
-      </w:r>
-      <w:r>
-        <w:t xml:space="preserve"> </w:t>
-      </w:r>
-      <w:r>
-        <w:t xml:space="preserve">□———————————————————————————————————————————————————————————————————————– (————————————–</w:t>
+        <w:rPr>
+          <w:iCs/>
+          <w:i/>
+        </w:rPr>
+        <w:t xml:space="preserve">Como IG1, IG2 e IG3 ajudam organizações a escolher um ponto de partida realista.</w:t>
       </w:r>
     </w:p>
     <w:p>
       <w:pPr>
         <w:pStyle w:val="BodyText"/>
       </w:pPr>
-      <w:r>
-        <w:t xml:space="preserve">Sumário</w:t>
-      </w:r>
     </w:p>
     <w:p>
       <w:pPr>
         <w:pStyle w:val="BodyText"/>
       </w:pPr>
-      <w:hyperlink w:anchor="publication-and-use-notice">
-        <w:r>
-          <w:rPr>
-            <w:rStyle w:val="Hyperlink"/>
-          </w:rPr>
-          <w:t xml:space="preserve">Comunicação de publicação e utilização [2](#publication-and-use-notice)</w:t>
-        </w:r>
-      </w:hyperlink>
-    </w:p>
-    <w:p>
-      <w:pPr>
-        <w:pStyle w:val="BodyText"/>
-      </w:pPr>
-      <w:hyperlink w:anchor="ethical-and-authorized-use">
-        <w:r>
-          <w:rPr>
-            <w:rStyle w:val="Hyperlink"/>
-          </w:rPr>
-          <w:t xml:space="preserve">Utilização ética e autorizada [2](#ethical-and-authorized-use)</w:t>
-        </w:r>
-      </w:hyperlink>
-    </w:p>
-    <w:p>
-      <w:pPr>
-        <w:pStyle w:val="BodyText"/>
-      </w:pPr>
-      <w:hyperlink w:anchor="preface">
-        <w:r>
-          <w:rPr>
-            <w:rStyle w:val="Hyperlink"/>
-          </w:rPr>
-          <w:t xml:space="preserve">Prefácio [3](#preface)</w:t>
-        </w:r>
-      </w:hyperlink>
-    </w:p>
-    <w:p>
-      <w:pPr>
-        <w:pStyle w:val="BodyText"/>
-      </w:pPr>
-      <w:hyperlink w:anchor="how-to-use-this-manual">
-        <w:r>
-          <w:rPr>
-            <w:rStyle w:val="Hyperlink"/>
-          </w:rPr>
-          <w:t xml:space="preserve">Como usar este manual [4](#how-to-use-this-manual)</w:t>
-        </w:r>
-      </w:hyperlink>
-    </w:p>
-    <w:p>
-      <w:pPr>
-        <w:pStyle w:val="BodyText"/>
-      </w:pPr>
-      <w:hyperlink w:anchor="table-of-contents">
-        <w:r>
-          <w:rPr>
-            <w:rStyle w:val="Hyperlink"/>
-          </w:rPr>
-          <w:t xml:space="preserve">Quadro de conteúdos [4](#table-of-contents)</w:t>
-        </w:r>
-      </w:hyperlink>
-    </w:p>
-    <w:p>
-      <w:pPr>
-        <w:pStyle w:val="BodyText"/>
-      </w:pPr>
-      <w:hyperlink w:anchor="cis-controls-v8.1-foundations">
-        <w:r>
-          <w:rPr>
-            <w:rStyle w:val="Hyperlink"/>
-          </w:rPr>
-          <w:t xml:space="preserve">1. CIS Controls v8.1 Fundações [7](#cis-controls-v8.1-foundations)</w:t>
-        </w:r>
-      </w:hyperlink>
-    </w:p>
-    <w:p>
-      <w:pPr>
-        <w:pStyle w:val="BodyText"/>
-      </w:pPr>
-      <w:hyperlink w:anchor="implementation-groups-and-prioritization">
-        <w:r>
-          <w:rPr>
-            <w:rStyle w:val="Hyperlink"/>
-          </w:rPr>
-          <w:t xml:space="preserve">2. Grupos de implementação e priorização [8](#implementation-groups-and-prioritization)</w:t>
-        </w:r>
-      </w:hyperlink>
-    </w:p>
-    <w:p>
-      <w:pPr>
-        <w:pStyle w:val="BodyText"/>
-      </w:pPr>
-      <w:hyperlink w:anchor="governance-scope-and-ownership">
-        <w:r>
-          <w:rPr>
-            <w:rStyle w:val="Hyperlink"/>
-          </w:rPr>
-          <w:t xml:space="preserve">3. Governança, Âmbito e Propriedade [9](#governance-scope-and-ownership)</w:t>
-        </w:r>
-      </w:hyperlink>
-    </w:p>
-    <w:p>
-      <w:pPr>
-        <w:pStyle w:val="BodyText"/>
-      </w:pPr>
-      <w:hyperlink w:anchor="Xbf3924bf8cf932d25fff63d7863e0f18b56dc49">
-        <w:r>
-          <w:rPr>
-            <w:rStyle w:val="Hyperlink"/>
-          </w:rPr>
-          <w:t xml:space="preserve">4. Medição com a especificação de avaliação CIS [10](#measurement-with-the-cis-assessment-specification)</w:t>
-        </w:r>
-      </w:hyperlink>
-    </w:p>
-    <w:p>
-      <w:pPr>
-        <w:pStyle w:val="BodyText"/>
-      </w:pPr>
-      <w:hyperlink w:anchor="implementation-roadmap">
-        <w:r>
-          <w:rPr>
-            <w:rStyle w:val="Hyperlink"/>
-          </w:rPr>
-          <w:t xml:space="preserve">5. Roteiro de aplicação [11](#implementation-roadmap)</w:t>
-        </w:r>
-      </w:hyperlink>
-    </w:p>
-    <w:p>
-      <w:pPr>
-        <w:pStyle w:val="BodyText"/>
-      </w:pPr>
-      <w:hyperlink w:anchor="Xcb905b754d5b3fc518484cc33ef0e68fd88528b">
-        <w:r>
-          <w:rPr>
-            <w:rStyle w:val="Hyperlink"/>
-          </w:rPr>
-          <w:t xml:space="preserve">6. Controlo 1 — Inventário e controlo dos activos empresariais [12](#control-1-inventory-and-control-of-enterprise-assets)</w:t>
-        </w:r>
-      </w:hyperlink>
-    </w:p>
-    <w:p>
-      <w:pPr>
-        <w:pStyle w:val="BodyText"/>
-      </w:pPr>
-      <w:hyperlink w:anchor="X37956519be140f8819326ca191a7b0b5dac97d7">
-        <w:r>
-          <w:rPr>
-            <w:rStyle w:val="Hyperlink"/>
-          </w:rPr>
-          <w:t xml:space="preserve">7. Controlo 2 — Inventário e controlo de activos de software [13](#control-2-inventory-and-control-of-software-assets)</w:t>
-        </w:r>
-      </w:hyperlink>
-    </w:p>
-    <w:p>
-      <w:pPr>
-        <w:pStyle w:val="BodyText"/>
-      </w:pPr>
-      <w:hyperlink w:anchor="control-3-data-protection">
-        <w:r>
-          <w:rPr>
-            <w:rStyle w:val="Hyperlink"/>
-          </w:rPr>
-          <w:t xml:space="preserve">8. Controlo 3 — Protecção de dados [14](#control-3-data-protection)</w:t>
-        </w:r>
-      </w:hyperlink>
-    </w:p>
-    <w:p>
-      <w:pPr>
-        <w:pStyle w:val="BodyText"/>
-      </w:pPr>
-      <w:hyperlink w:anchor="X1f8ac71b523efde6c301607dbc3b8be7dc7da65">
-        <w:r>
-          <w:rPr>
-            <w:rStyle w:val="Hyperlink"/>
-          </w:rPr>
-          <w:t xml:space="preserve">9. Controlo 4 — Configuração segura dos activos empresariais e do software [16](#control-4-secure-configuration-of-enterprise-assets-and-software)</w:t>
-        </w:r>
-      </w:hyperlink>
-    </w:p>
-    <w:p>
-      <w:pPr>
-        <w:pStyle w:val="BodyText"/>
-      </w:pPr>
-      <w:hyperlink w:anchor="control-5-account-management">
-        <w:r>
-          <w:rPr>
-            <w:rStyle w:val="Hyperlink"/>
-          </w:rPr>
-          <w:t xml:space="preserve">10. Controlo 5 — Gestão de Contas [18](#control-5-account-management)</w:t>
-        </w:r>
-      </w:hyperlink>
-    </w:p>
-    <w:p>
-      <w:pPr>
-        <w:pStyle w:val="BodyText"/>
-      </w:pPr>
-      <w:hyperlink w:anchor="control-6-access-control-management">
-        <w:r>
-          <w:rPr>
-            <w:rStyle w:val="Hyperlink"/>
-          </w:rPr>
-          <w:t xml:space="preserve">11. Controlo 6 — Gestão do controlo do acesso [19](#control-6-access-control-management)</w:t>
-        </w:r>
-      </w:hyperlink>
-    </w:p>
-    <w:p>
-      <w:pPr>
-        <w:pStyle w:val="BodyText"/>
-      </w:pPr>
-      <w:hyperlink w:anchor="X6aa7aa662c4cef37250530fa9e87c30ae468952">
-        <w:r>
-          <w:rPr>
-            <w:rStyle w:val="Hyperlink"/>
-          </w:rPr>
-          <w:t xml:space="preserve">12. Controlo 7 — Gestão contínua da vulnerabilidade [21](#control-7-continuous-vulnerability-management)</w:t>
-        </w:r>
-      </w:hyperlink>
-    </w:p>
-    <w:p>
-      <w:pPr>
-        <w:pStyle w:val="BodyText"/>
-      </w:pPr>
-      <w:hyperlink w:anchor="control-8-audit-log-management">
-        <w:r>
-          <w:rPr>
-            <w:rStyle w:val="Hyperlink"/>
-          </w:rPr>
-          <w:t xml:space="preserve">13. Controlo 8 — Gestão do Registo de Auditoria [23](#control-8-audit-log-management)</w:t>
-        </w:r>
-      </w:hyperlink>
-    </w:p>
-    <w:p>
-      <w:pPr>
-        <w:pStyle w:val="BodyText"/>
-      </w:pPr>
-      <w:hyperlink w:anchor="X791d7a48cfae6ee35ec03e49d25cc37606e6fcb">
-        <w:r>
-          <w:rPr>
-            <w:rStyle w:val="Hyperlink"/>
-          </w:rPr>
-          <w:t xml:space="preserve">14. Controlo 9 — Proteção por e-mail e navegador Web [24](#control-9-email-and-web-browser-protections)</w:t>
-        </w:r>
-      </w:hyperlink>
-    </w:p>
-    <w:p>
-      <w:pPr>
-        <w:pStyle w:val="BodyText"/>
-      </w:pPr>
-      <w:hyperlink w:anchor="control-10-malware-defenses">
-        <w:r>
-          <w:rPr>
-            <w:rStyle w:val="Hyperlink"/>
-          </w:rPr>
-          <w:t xml:space="preserve">15. Controle 10 — Defesas de malware [25](#control-10-malware-defenses)</w:t>
-        </w:r>
-      </w:hyperlink>
-    </w:p>
-    <w:p>
-      <w:pPr>
-        <w:pStyle w:val="BodyText"/>
-      </w:pPr>
-      <w:hyperlink w:anchor="control-11-data-recovery">
-        <w:r>
-          <w:rPr>
-            <w:rStyle w:val="Hyperlink"/>
-          </w:rPr>
-          <w:t xml:space="preserve">16. Controlo 11 — Recuperação de dados [26](#control-11-data-recovery)</w:t>
-        </w:r>
-      </w:hyperlink>
-    </w:p>
-    <w:p>
-      <w:pPr>
-        <w:pStyle w:val="BodyText"/>
-      </w:pPr>
-      <w:hyperlink w:anchor="X891e0655540f271c3a6629f29eea3dad08d94f6">
-        <w:r>
-          <w:rPr>
-            <w:rStyle w:val="Hyperlink"/>
-          </w:rPr>
-          <w:t xml:space="preserve">17. Controlo 12 — Gestão da infra-estrutura da rede [27](#control-12-network-infrastructure-management)</w:t>
-        </w:r>
-      </w:hyperlink>
-    </w:p>
-    <w:p>
-      <w:pPr>
-        <w:pStyle w:val="BodyText"/>
-      </w:pPr>
-      <w:hyperlink w:anchor="X70229194786b2abc2dfe755a6454a63b37ad7a9">
-        <w:r>
-          <w:rPr>
-            <w:rStyle w:val="Hyperlink"/>
-          </w:rPr>
-          <w:t xml:space="preserve">18. Controlo 13 — Monitorização e Defesa da Rede [28](#control-13-network-monitoring-and-defense)</w:t>
-        </w:r>
-      </w:hyperlink>
-    </w:p>
-    <w:p>
-      <w:pPr>
-        <w:pStyle w:val="BodyText"/>
-      </w:pPr>
-      <w:hyperlink w:anchor="Xb079703dfd4ce592406be53f1ae423c569da4c7">
-        <w:r>
-          <w:rPr>
-            <w:rStyle w:val="Hyperlink"/>
-          </w:rPr>
-          <w:t xml:space="preserve">19. Controlo 14 — Formação em matéria de sensibilização e competências para a segurança [30](#control-14-security-awareness-and-skills-training)</w:t>
-        </w:r>
-      </w:hyperlink>
-    </w:p>
-    <w:p>
-      <w:pPr>
-        <w:pStyle w:val="BodyText"/>
-      </w:pPr>
-      <w:hyperlink w:anchor="control-15-service-provider-management">
-        <w:r>
-          <w:rPr>
-            <w:rStyle w:val="Hyperlink"/>
-          </w:rPr>
-          <w:t xml:space="preserve">20. Controlo 15 — Gestão do prestador de serviços [31](#control-15-service-provider-management)</w:t>
-        </w:r>
-      </w:hyperlink>
-    </w:p>
-    <w:p>
-      <w:pPr>
-        <w:pStyle w:val="BodyText"/>
-      </w:pPr>
-      <w:hyperlink w:anchor="control-16-application-software-security">
-        <w:r>
-          <w:rPr>
-            <w:rStyle w:val="Hyperlink"/>
-          </w:rPr>
-          <w:t xml:space="preserve">21. Controlo 16 — Segurança do software de aplicação [32](#control-16-application-software-security)</w:t>
-        </w:r>
-      </w:hyperlink>
-    </w:p>
-    <w:p>
-      <w:pPr>
-        <w:pStyle w:val="BodyText"/>
-      </w:pPr>
-      <w:hyperlink w:anchor="control-17-incident-response-management">
-        <w:r>
-          <w:rPr>
-            <w:rStyle w:val="Hyperlink"/>
-          </w:rPr>
-          <w:t xml:space="preserve">22. Controlo 17 — Gestão da resposta a incidentes [34](#control-17-incident-response-management)</w:t>
-        </w:r>
-      </w:hyperlink>
-    </w:p>
-    <w:p>
-      <w:pPr>
-        <w:pStyle w:val="BodyText"/>
-      </w:pPr>
-      <w:hyperlink w:anchor="control-18-penetration-testing">
-        <w:r>
-          <w:rPr>
-            <w:rStyle w:val="Hyperlink"/>
-          </w:rPr>
-          <w:t xml:space="preserve">23. Controlo 18 — Ensaio de penetração [36](#control-18-penetration-testing)</w:t>
-        </w:r>
-      </w:hyperlink>
-    </w:p>
-    <w:p>
-      <w:pPr>
-        <w:pStyle w:val="BodyText"/>
-      </w:pPr>
-      <w:hyperlink w:anchor="open-source-tools">
-        <w:r>
-          <w:rPr>
-            <w:rStyle w:val="Hyperlink"/>
-          </w:rPr>
-          <w:t xml:space="preserve">24. Ferramentas de Código Aberto [37](#open-source-tools)</w:t>
-        </w:r>
-      </w:hyperlink>
-    </w:p>
-    <w:p>
-      <w:pPr>
-        <w:pStyle w:val="BodyText"/>
-      </w:pPr>
-      <w:hyperlink w:anchor="cis-controls-navigator">
-        <w:r>
-          <w:rPr>
-            <w:rStyle w:val="Hyperlink"/>
-          </w:rPr>
-          <w:t xml:space="preserve">24,1 CIS Controls Navigator [37](#cis-controls-navigator)</w:t>
-        </w:r>
-      </w:hyperlink>
-    </w:p>
-    <w:p>
-      <w:pPr>
-        <w:pStyle w:val="BodyText"/>
-      </w:pPr>
-      <w:hyperlink w:anchor="cis-controls-assessment-specification">
-        <w:r>
-          <w:rPr>
-            <w:rStyle w:val="Hyperlink"/>
-          </w:rPr>
-          <w:t xml:space="preserve">24,2 CIS Controls Assessment Specification [37](#cis-controls-assessment-specification)</w:t>
-        </w:r>
-      </w:hyperlink>
-    </w:p>
-    <w:p>
-      <w:pPr>
-        <w:pStyle w:val="BodyText"/>
-      </w:pPr>
-      <w:hyperlink w:anchor="cis-cat-lite">
-        <w:r>
-          <w:rPr>
-            <w:rStyle w:val="Hyperlink"/>
-          </w:rPr>
-          <w:t xml:space="preserve">24,3 CIS-CAT Lite [37](#cis-cat-lite)</w:t>
-        </w:r>
-      </w:hyperlink>
-    </w:p>
-    <w:p>
-      <w:pPr>
-        <w:pStyle w:val="BodyText"/>
-      </w:pPr>
-      <w:hyperlink w:anchor="ciso-assistant">
-        <w:r>
-          <w:rPr>
-            <w:rStyle w:val="Hyperlink"/>
-          </w:rPr>
-          <w:t xml:space="preserve">24.4 Assistente CISO [38](#ciso-assistant)</w:t>
-        </w:r>
-      </w:hyperlink>
-    </w:p>
-    <w:p>
-      <w:pPr>
-        <w:pStyle w:val="BodyText"/>
-      </w:pPr>
-      <w:hyperlink w:anchor="wazuh">
-        <w:r>
-          <w:rPr>
-            <w:rStyle w:val="Hyperlink"/>
-          </w:rPr>
-          <w:t xml:space="preserve">24.5 Wazuh [38](#wazuh)</w:t>
-        </w:r>
-      </w:hyperlink>
-    </w:p>
-    <w:p>
-      <w:pPr>
-        <w:pStyle w:val="BodyText"/>
-      </w:pPr>
-      <w:hyperlink w:anchor="osquery">
-        <w:r>
-          <w:rPr>
-            <w:rStyle w:val="Hyperlink"/>
-          </w:rPr>
-          <w:t xml:space="preserve">24.6 osquery [38](#osquery)</w:t>
-        </w:r>
-      </w:hyperlink>
-    </w:p>
-    <w:p>
-      <w:pPr>
-        <w:pStyle w:val="BodyText"/>
-      </w:pPr>
-      <w:hyperlink w:anchor="openscap">
-        <w:r>
-          <w:rPr>
-            <w:rStyle w:val="Hyperlink"/>
-          </w:rPr>
-          <w:t xml:space="preserve">24.7 OpenSCAP [38](#openscap)</w:t>
-        </w:r>
-      </w:hyperlink>
-    </w:p>
-    <w:p>
-      <w:pPr>
-        <w:pStyle w:val="BodyText"/>
-      </w:pPr>
-      <w:hyperlink w:anchor="lynis">
-        <w:r>
-          <w:rPr>
-            <w:rStyle w:val="Hyperlink"/>
-          </w:rPr>
-          <w:t xml:space="preserve">24.8 Lynis [38](#lynis)</w:t>
-        </w:r>
-      </w:hyperlink>
-    </w:p>
-    <w:p>
-      <w:pPr>
-        <w:pStyle w:val="BodyText"/>
-      </w:pPr>
-      <w:hyperlink w:anchor="nmap">
-        <w:r>
-          <w:rPr>
-            <w:rStyle w:val="Hyperlink"/>
-          </w:rPr>
-          <w:t xml:space="preserve">24,9 Nmap [39](#nmap)</w:t>
-        </w:r>
-      </w:hyperlink>
-    </w:p>
-    <w:p>
-      <w:pPr>
-        <w:pStyle w:val="BodyText"/>
-      </w:pPr>
-      <w:hyperlink w:anchor="greenbone-community-edition">
-        <w:r>
-          <w:rPr>
-            <w:rStyle w:val="Hyperlink"/>
-          </w:rPr>
-          <w:t xml:space="preserve">24.10 Greenbone Community Edition [39](#greenbone-community-edition)</w:t>
-        </w:r>
-      </w:hyperlink>
-    </w:p>
-    <w:p>
-      <w:pPr>
-        <w:pStyle w:val="BodyText"/>
-      </w:pPr>
-      <w:hyperlink w:anchor="trivy">
-        <w:r>
-          <w:rPr>
-            <w:rStyle w:val="Hyperlink"/>
-          </w:rPr>
-          <w:t xml:space="preserve">24.11 Trivy [39](#trivy)</w:t>
-        </w:r>
-      </w:hyperlink>
-    </w:p>
-    <w:p>
-      <w:pPr>
-        <w:pStyle w:val="BodyText"/>
-      </w:pPr>
-      <w:hyperlink w:anchor="owasp-zap">
-        <w:r>
-          <w:rPr>
-            <w:rStyle w:val="Hyperlink"/>
-          </w:rPr>
-          <w:t xml:space="preserve">24,12 OWASP ZAP [39](#owasp-zap)</w:t>
-        </w:r>
-      </w:hyperlink>
-    </w:p>
-    <w:p>
-      <w:pPr>
-        <w:pStyle w:val="BodyText"/>
-      </w:pPr>
-      <w:hyperlink w:anchor="suricata">
-        <w:r>
-          <w:rPr>
-            <w:rStyle w:val="Hyperlink"/>
-          </w:rPr>
-          <w:t xml:space="preserve">24.13 Suricata [39](#suricata)</w:t>
-        </w:r>
-      </w:hyperlink>
-    </w:p>
-    <w:p>
-      <w:pPr>
-        <w:pStyle w:val="BodyText"/>
-      </w:pPr>
-      <w:hyperlink w:anchor="keycloak">
-        <w:r>
-          <w:rPr>
-            <w:rStyle w:val="Hyperlink"/>
-          </w:rPr>
-          <w:t xml:space="preserve">24.14 Keycloak [39](#keycloak)</w:t>
-        </w:r>
-      </w:hyperlink>
-    </w:p>
-    <w:p>
-      <w:pPr>
-        <w:pStyle w:val="BodyText"/>
-      </w:pPr>
-      <w:hyperlink w:anchor="defectdojo">
-        <w:r>
-          <w:rPr>
-            <w:rStyle w:val="Hyperlink"/>
-          </w:rPr>
-          <w:t xml:space="preserve">24.15 DefectDojo [40](#defectdojo)</w:t>
-        </w:r>
-      </w:hyperlink>
-    </w:p>
-    <w:p>
-      <w:pPr>
-        <w:pStyle w:val="BodyText"/>
-      </w:pPr>
-      <w:hyperlink w:anchor="velociraptor">
-        <w:r>
-          <w:rPr>
-            <w:rStyle w:val="Hyperlink"/>
-          </w:rPr>
-          <w:t xml:space="preserve">24.16 Velociraptor [40](#velociraptor)</w:t>
-        </w:r>
-      </w:hyperlink>
-    </w:p>
-    <w:p>
-      <w:pPr>
-        <w:pStyle w:val="BodyText"/>
-      </w:pPr>
-      <w:hyperlink w:anchor="managers-cis-controls-playbook">
-        <w:r>
-          <w:rPr>
-            <w:rStyle w:val="Hyperlink"/>
-          </w:rPr>
-          <w:t xml:space="preserve">25. Manual dos Controles CIS para gerentes [41](#managers-cis-controls-playbook)</w:t>
-        </w:r>
-      </w:hyperlink>
-    </w:p>
-    <w:p>
-      <w:pPr>
-        <w:pStyle w:val="BodyText"/>
-      </w:pPr>
-      <w:hyperlink w:anchor="junior-analyst-career-guide">
-        <w:r>
-          <w:rPr>
-            <w:rStyle w:val="Hyperlink"/>
-          </w:rPr>
-          <w:t xml:space="preserve">26. Guia de carreira do analista júnior [42](#junior-analyst-career-guide)</w:t>
-        </w:r>
-      </w:hyperlink>
-    </w:p>
-    <w:p>
-      <w:pPr>
-        <w:pStyle w:val="BodyText"/>
-      </w:pPr>
-      <w:hyperlink w:anchor="typical-junior-work">
-        <w:r>
-          <w:rPr>
-            <w:rStyle w:val="Hyperlink"/>
-          </w:rPr>
-          <w:t xml:space="preserve">26.1 Trabalho júnior típico [42](#typical-junior-work)</w:t>
-        </w:r>
-      </w:hyperlink>
-    </w:p>
-    <w:p>
-      <w:pPr>
-        <w:pStyle w:val="BodyText"/>
-      </w:pPr>
-      <w:hyperlink w:anchor="fictional-laboratory-and-portfolio">
-        <w:r>
-          <w:rPr>
-            <w:rStyle w:val="Hyperlink"/>
-          </w:rPr>
-          <w:t xml:space="preserve">27. Laboratório e Portfólio Fictícios [44](#fictional-laboratory-and-portfolio)</w:t>
-        </w:r>
-      </w:hyperlink>
-    </w:p>
-    <w:p>
-      <w:pPr>
-        <w:pStyle w:val="BodyText"/>
-      </w:pPr>
-      <w:hyperlink w:anchor="thirty-day-learning-plan">
-        <w:r>
-          <w:rPr>
-            <w:rStyle w:val="Hyperlink"/>
-          </w:rPr>
-          <w:t xml:space="preserve">28. Plano de Aprendizagem de Trinta Dias [45](#thirty-day-learning-plan)</w:t>
-        </w:r>
-      </w:hyperlink>
-    </w:p>
-    <w:p>
-      <w:pPr>
-        <w:pStyle w:val="BodyText"/>
-      </w:pPr>
-      <w:hyperlink w:anchor="interview-preparation">
-        <w:r>
-          <w:rPr>
-            <w:rStyle w:val="Hyperlink"/>
-          </w:rPr>
-          <w:t xml:space="preserve">29. Preparação da entrevista [46](#interview-preparation)</w:t>
-        </w:r>
-      </w:hyperlink>
-    </w:p>
-    <w:p>
-      <w:pPr>
-        <w:pStyle w:val="BodyText"/>
-      </w:pPr>
-      <w:hyperlink w:anchor="what-are-the-cis-controls">
-        <w:r>
-          <w:rPr>
-            <w:rStyle w:val="Hyperlink"/>
-          </w:rPr>
-          <w:t xml:space="preserve">29.1 Quais são os controles CIS? [46](#what-are-the-cis-controls)</w:t>
-        </w:r>
-      </w:hyperlink>
-    </w:p>
-    <w:p>
-      <w:pPr>
-        <w:pStyle w:val="BodyText"/>
-      </w:pPr>
-      <w:hyperlink w:anchor="what-is-ig1">
-        <w:r>
-          <w:rPr>
-            <w:rStyle w:val="Hyperlink"/>
-          </w:rPr>
-          <w:t xml:space="preserve">29.2 O que é IG1? [46](#what-is-ig1)</w:t>
-        </w:r>
-      </w:hyperlink>
-    </w:p>
-    <w:p>
-      <w:pPr>
-        <w:pStyle w:val="BodyText"/>
-      </w:pPr>
-      <w:hyperlink w:anchor="does-ig1-fit-every-requirement">
-        <w:r>
-          <w:rPr>
-            <w:rStyle w:val="Hyperlink"/>
-          </w:rPr>
-          <w:t xml:space="preserve">29.3 O IG1 corresponde a todos os requisitos? [46](#does-ig1-fit-every-requirement)</w:t>
-        </w:r>
-      </w:hyperlink>
-    </w:p>
-    <w:p>
-      <w:pPr>
-        <w:pStyle w:val="BodyText"/>
-      </w:pPr>
-      <w:hyperlink w:anchor="how-do-you-measure-a-safeguard">
-        <w:r>
-          <w:rPr>
-            <w:rStyle w:val="Hyperlink"/>
-          </w:rPr>
-          <w:t xml:space="preserve">29.4 Como medir uma salvaguarda? [46](#how-do-you-measure-a-safeguard)</w:t>
-        </w:r>
-      </w:hyperlink>
-    </w:p>
-    <w:p>
-      <w:pPr>
-        <w:pStyle w:val="BodyText"/>
-      </w:pPr>
-      <w:hyperlink w:anchor="why-are-inventories-important">
-        <w:r>
-          <w:rPr>
-            <w:rStyle w:val="Hyperlink"/>
-          </w:rPr>
-          <w:t xml:space="preserve">29.5 Por que os inventários são importantes? [46](#why-are-inventories-important)</w:t>
-        </w:r>
-      </w:hyperlink>
-    </w:p>
-    <w:p>
-      <w:pPr>
-        <w:pStyle w:val="BodyText"/>
-      </w:pPr>
-      <w:hyperlink w:anchor="Xe496931795d3c2c579a2f694457ec81aab2623f">
-        <w:r>
-          <w:rPr>
-            <w:rStyle w:val="Hyperlink"/>
-          </w:rPr>
-          <w:t xml:space="preserve">29.6 Teste de vulnerabilidade versus penetração? [46](#vulnerability-scan-versus-penetration-test)</w:t>
-        </w:r>
-      </w:hyperlink>
-    </w:p>
-    <w:p>
-      <w:pPr>
-        <w:pStyle w:val="BodyText"/>
-      </w:pPr>
-      <w:hyperlink w:anchor="X1c47685cc75c258d8e077fdbf935fe97d64cfe1">
-        <w:r>
-          <w:rPr>
-            <w:rStyle w:val="Hyperlink"/>
-          </w:rPr>
-          <w:t xml:space="preserve">29.7 Um mapeamento de framework prova conformidade? [46](#does-a-framework-mapping-prove-compliance)</w:t>
-        </w:r>
-      </w:hyperlink>
-    </w:p>
-    <w:p>
-      <w:pPr>
-        <w:pStyle w:val="BodyText"/>
-      </w:pPr>
-      <w:hyperlink w:anchor="what-can-a-junior-analyst-conclude">
-        <w:r>
-          <w:rPr>
-            <w:rStyle w:val="Hyperlink"/>
-          </w:rPr>
-          <w:t xml:space="preserve">29,8 O que pode um analista júnior concluir? [46](#what-can-a-junior-analyst-conclude)</w:t>
-        </w:r>
-      </w:hyperlink>
-    </w:p>
-    <w:p>
-      <w:pPr>
-        <w:pStyle w:val="BodyText"/>
-      </w:pPr>
-      <w:hyperlink w:anchor="questions-to-ask-the-employer">
-        <w:r>
-          <w:rPr>
-            <w:rStyle w:val="Hyperlink"/>
-          </w:rPr>
-          <w:t xml:space="preserve">29.9 Perguntas ao empregador [46](#questions-to-ask-the-employer)</w:t>
-        </w:r>
-      </w:hyperlink>
-    </w:p>
-    <w:p>
-      <w:pPr>
-        <w:pStyle w:val="BodyText"/>
-      </w:pPr>
-      <w:hyperlink w:anchor="templates-glossary-index-and-references">
-        <w:r>
-          <w:rPr>
-            <w:rStyle w:val="Hyperlink"/>
-          </w:rPr>
-          <w:t xml:space="preserve">30. Modelos, Glossário, Índice e Referências [48](#templates-glossary-index-and-references)</w:t>
-        </w:r>
-      </w:hyperlink>
-    </w:p>
-    <w:p>
-      <w:pPr>
-        <w:pStyle w:val="BodyText"/>
-      </w:pPr>
-      <w:hyperlink w:anchor="safeguard-measurement-workpaper">
-        <w:r>
-          <w:rPr>
-            <w:rStyle w:val="Hyperlink"/>
-          </w:rPr>
-          <w:t xml:space="preserve">30.1 Papel de medição de salvaguarda [48](#safeguard-measurement-workpaper)</w:t>
-        </w:r>
-      </w:hyperlink>
-    </w:p>
-    <w:p>
-      <w:pPr>
-        <w:pStyle w:val="BodyText"/>
-      </w:pPr>
-      <w:hyperlink w:anchor="finding-and-retest-record">
-        <w:r>
-          <w:rPr>
-            <w:rStyle w:val="Hyperlink"/>
-          </w:rPr>
-          <w:t xml:space="preserve">30.2 Registro de achados e retestes [48](#finding-and-retest-record)</w:t>
-        </w:r>
-      </w:hyperlink>
-    </w:p>
-    <w:p>
-      <w:pPr>
-        <w:pStyle w:val="BodyText"/>
-      </w:pPr>
-      <w:hyperlink w:anchor="glossary">
-        <w:r>
-          <w:rPr>
-            <w:rStyle w:val="Hyperlink"/>
-          </w:rPr>
-          <w:t xml:space="preserve">30,3 Glossário [48](#glossary)</w:t>
-        </w:r>
-      </w:hyperlink>
-    </w:p>
-    <w:p>
-      <w:pPr>
-        <w:pStyle w:val="BodyText"/>
-      </w:pPr>
-      <w:hyperlink w:anchor="subject-index">
-        <w:r>
-          <w:rPr>
-            <w:rStyle w:val="Hyperlink"/>
-          </w:rPr>
-          <w:t xml:space="preserve">30,4 Índice de assunto [49](#subject-index)</w:t>
-        </w:r>
-      </w:hyperlink>
-    </w:p>
-    <w:p>
-      <w:pPr>
-        <w:pStyle w:val="BodyText"/>
-      </w:pPr>
-      <w:hyperlink w:anchor="official-references">
-        <w:r>
-          <w:rPr>
-            <w:rStyle w:val="Hyperlink"/>
-          </w:rPr>
-          <w:t xml:space="preserve">30,5 Referências oficiais [49](#official-references)</w:t>
-        </w:r>
-      </w:hyperlink>
-    </w:p>
-    <w:bookmarkEnd w:id="22"/>
-    <w:bookmarkStart w:id="31" w:name="cis-controls-v8.1-fundações"/>
-    <w:p>
-      <w:pPr>
-        <w:pStyle w:val="Heading1"/>
-      </w:pPr>
-      <w:r>
-        <w:t xml:space="preserve">1. CIS Controls v8.1 Fundações</w:t>
-      </w:r>
-    </w:p>
+      <w:r>
+        <w:t xml:space="preserve">Figura 2. Progressão dos Grupos de Implementação</w:t>
+      </w:r>
+    </w:p>
+    <w:tbl>
+      <w:tblPr>
+        <w:tblStyle w:val="Table"/>
+        <w:tblW w:type="pct" w:w="5000"/>
+        <w:tblLook w:firstRow="1" w:lastRow="0" w:firstColumn="0" w:lastColumn="0" w:noHBand="0" w:noVBand="0" w:val="0020"/>
+        <w:jc w:val="start"/>
+      </w:tblPr>
+      <w:tblGrid>
+        <w:gridCol w:w="1827"/>
+        <w:gridCol w:w="2436"/>
+        <w:gridCol w:w="1827"/>
+        <w:gridCol w:w="1827"/>
+      </w:tblGrid>
+      <w:tr>
+        <w:trPr>
+          <w:tblHeader w:val="true"/>
+        </w:trPr>
+        <w:tc>
+          <w:tcPr/>
+          <w:p>
+            <w:pPr>
+              <w:pStyle w:val="Compact"/>
+              <w:jc w:val="left"/>
+            </w:pPr>
+            <w:r>
+              <w:t xml:space="preserve">Grupo</w:t>
+            </w:r>
+          </w:p>
+        </w:tc>
+        <w:tc>
+          <w:tcPr/>
+          <w:p>
+            <w:pPr>
+              <w:pStyle w:val="Compact"/>
+              <w:jc w:val="right"/>
+            </w:pPr>
+            <w:r>
+              <w:t xml:space="preserve">Salvaguardas</w:t>
+            </w:r>
+          </w:p>
+        </w:tc>
+        <w:tc>
+          <w:tcPr/>
+          <w:p>
+            <w:pPr>
+              <w:pStyle w:val="Compact"/>
+              <w:jc w:val="left"/>
+            </w:pPr>
+            <w:r>
+              <w:t xml:space="preserve">Situação típica</w:t>
+            </w:r>
+          </w:p>
+        </w:tc>
+        <w:tc>
+          <w:tcPr/>
+          <w:p>
+            <w:pPr>
+              <w:pStyle w:val="Compact"/>
+              <w:jc w:val="left"/>
+            </w:pPr>
+            <w:r>
+              <w:t xml:space="preserve">Objetivo</w:t>
+            </w:r>
+          </w:p>
+        </w:tc>
+      </w:tr>
+      <w:tr>
+        <w:tc>
+          <w:tcPr/>
+          <w:p>
+            <w:pPr>
+              <w:pStyle w:val="Compact"/>
+              <w:jc w:val="left"/>
+            </w:pPr>
+            <w:r>
+              <w:t xml:space="preserve">IG1</w:t>
+            </w:r>
+          </w:p>
+        </w:tc>
+        <w:tc>
+          <w:tcPr/>
+          <w:p>
+            <w:pPr>
+              <w:pStyle w:val="Compact"/>
+              <w:jc w:val="right"/>
+            </w:pPr>
+            <w:r>
+              <w:t xml:space="preserve">56</w:t>
+            </w:r>
+          </w:p>
+        </w:tc>
+        <w:tc>
+          <w:tcPr/>
+          <w:p>
+            <w:pPr>
+              <w:pStyle w:val="Compact"/>
+              <w:jc w:val="left"/>
+            </w:pPr>
+            <w:r>
+              <w:t xml:space="preserve">Recursos e experiência de segurança limitados; menor sensibilidade; necessidade elevada de continuidade básica.</w:t>
+            </w:r>
+          </w:p>
+        </w:tc>
+        <w:tc>
+          <w:tcPr/>
+          <w:p>
+            <w:pPr>
+              <w:pStyle w:val="Compact"/>
+              <w:jc w:val="left"/>
+            </w:pPr>
+            <w:r>
+              <w:t xml:space="preserve">Higiene cibernética essencial contra ataques comuns.</w:t>
+            </w:r>
+          </w:p>
+        </w:tc>
+      </w:tr>
+      <w:tr>
+        <w:tc>
+          <w:tcPr/>
+          <w:p>
+            <w:pPr>
+              <w:pStyle w:val="Compact"/>
+              <w:jc w:val="left"/>
+            </w:pPr>
+            <w:r>
+              <w:t xml:space="preserve">IG2</w:t>
+            </w:r>
+          </w:p>
+        </w:tc>
+        <w:tc>
+          <w:tcPr/>
+          <w:p>
+            <w:pPr>
+              <w:pStyle w:val="Compact"/>
+              <w:jc w:val="right"/>
+            </w:pPr>
+            <w:r>
+              <w:t xml:space="preserve">IG1 + 74</w:t>
+            </w:r>
+          </w:p>
+        </w:tc>
+        <w:tc>
+          <w:tcPr/>
+          <w:p>
+            <w:pPr>
+              <w:pStyle w:val="Compact"/>
+              <w:jc w:val="left"/>
+            </w:pPr>
+            <w:r>
+              <w:t xml:space="preserve">Vários departamentos, maior complexidade, informações sensíveis e maior dependência operacional.</w:t>
+            </w:r>
+          </w:p>
+        </w:tc>
+        <w:tc>
+          <w:tcPr/>
+          <w:p>
+            <w:pPr>
+              <w:pStyle w:val="Compact"/>
+              <w:jc w:val="left"/>
+            </w:pPr>
+            <w:r>
+              <w:t xml:space="preserve">Gerenciar riscos e complexidade operacional crescentes.</w:t>
+            </w:r>
+          </w:p>
+        </w:tc>
+      </w:tr>
+      <w:tr>
+        <w:tc>
+          <w:tcPr/>
+          <w:p>
+            <w:pPr>
+              <w:pStyle w:val="Compact"/>
+              <w:jc w:val="left"/>
+            </w:pPr>
+            <w:r>
+              <w:t xml:space="preserve">IG3</w:t>
+            </w:r>
+          </w:p>
+        </w:tc>
+        <w:tc>
+          <w:tcPr/>
+          <w:p>
+            <w:pPr>
+              <w:pStyle w:val="Compact"/>
+              <w:jc w:val="right"/>
+            </w:pPr>
+            <w:r>
+              <w:t xml:space="preserve">IG1 + IG2 + 23 = 153</w:t>
+            </w:r>
+          </w:p>
+        </w:tc>
+        <w:tc>
+          <w:tcPr/>
+          <w:p>
+            <w:pPr>
+              <w:pStyle w:val="Compact"/>
+              <w:jc w:val="left"/>
+            </w:pPr>
+            <w:r>
+              <w:t xml:space="preserve">Especialistas em segurança, dados sensíveis ou regulamentados, serviços críticos e ameaças sofisticadas.</w:t>
+            </w:r>
+          </w:p>
+        </w:tc>
+        <w:tc>
+          <w:tcPr/>
+          <w:p>
+            <w:pPr>
+              <w:pStyle w:val="Compact"/>
+              <w:jc w:val="left"/>
+            </w:pPr>
+            <w:r>
+              <w:t xml:space="preserve">Reduzir o impacto de ataques direcionados e avançados.</w:t>
+            </w:r>
+          </w:p>
+        </w:tc>
+      </w:tr>
+    </w:tbl>
     <w:p>
       <w:pPr>
         <w:numPr>
@@ -1166,70 +1111,77 @@
         <w:pStyle w:val="Compact"/>
       </w:pPr>
       <w:r>
-        <w:t xml:space="preserve">A versão atual, estrutura, propósito e limitações.*</w:t>
-      </w:r>
-    </w:p>
-    <w:p>
-      <w:pPr>
-        <w:pStyle w:val="CaptionedFigure"/>
-      </w:pPr>
-      <w:r>
-        <w:drawing>
-          <wp:inline>
-            <wp:extent cx="5334000" cy="3418652"/>
-            <wp:effectExtent b="0" l="0" r="0" t="0"/>
-            <wp:docPr descr="Os controles organizam 153 Salvaguardas em um programa defensivo prático." title="" id="24" name="Picture"/>
-            <a:graphic>
-              <a:graphicData uri="http://schemas.openxmlformats.org/drawingml/2006/picture">
-                <pic:pic>
-                  <pic:nvPicPr>
-                    <pic:cNvPr descr="media/image1.png" id="25" name="Picture"/>
-                    <pic:cNvPicPr>
-                      <a:picLocks noChangeArrowheads="1" noChangeAspect="1"/>
-                    </pic:cNvPicPr>
-                  </pic:nvPicPr>
-                  <pic:blipFill>
-                    <a:blip r:embed="rId23"/>
-                    <a:stretch>
-                      <a:fillRect/>
-                    </a:stretch>
-                  </pic:blipFill>
-                  <pic:spPr bwMode="auto">
-                    <a:xfrm>
-                      <a:off x="0" y="0"/>
-                      <a:ext cx="5334000" cy="3418652"/>
-                    </a:xfrm>
-                    <a:prstGeom prst="rect">
-                      <a:avLst/>
-                    </a:prstGeom>
-                    <a:noFill/>
-                    <a:ln w="9525">
-                      <a:noFill/>
-                      <a:headEnd/>
-                      <a:tailEnd/>
-                    </a:ln>
-                  </pic:spPr>
-                </pic:pic>
-              </a:graphicData>
-            </a:graphic>
-          </wp:inline>
-        </w:drawing>
-      </w:r>
-    </w:p>
-    <w:p>
-      <w:pPr>
-        <w:pStyle w:val="ImageCaption"/>
-      </w:pPr>
-      <w:r>
-        <w:t xml:space="preserve">Os controles organizam 153 Salvaguardas em um programa defensivo prático.</w:t>
-      </w:r>
-    </w:p>
-    <w:p>
-      <w:pPr>
-        <w:pStyle w:val="BodyText"/>
-      </w:pPr>
-      <w:r>
-        <w:t xml:space="preserve">Figura 1. Os 18 controles de segurança críticos CIS</w:t>
+        <w:t xml:space="preserve">Toda organização deve considerar o IG1 como ponto de partida, conforme a orientação do CIS.</w:t>
+      </w:r>
+    </w:p>
+    <w:p>
+      <w:pPr>
+        <w:numPr>
+          <w:ilvl w:val="0"/>
+          <w:numId w:val="1004"/>
+        </w:numPr>
+        <w:pStyle w:val="Compact"/>
+      </w:pPr>
+      <w:r>
+        <w:t xml:space="preserve">A seleção do grupo deve considerar sensibilidade dos dados, serviços críticos, exposição a ameaças, obrigações legais e contratuais, tolerância do negócio, tecnologia, pessoal e experiência.</w:t>
+      </w:r>
+    </w:p>
+    <w:p>
+      <w:pPr>
+        <w:numPr>
+          <w:ilvl w:val="0"/>
+          <w:numId w:val="1004"/>
+        </w:numPr>
+        <w:pStyle w:val="Compact"/>
+      </w:pPr>
+      <w:r>
+        <w:t xml:space="preserve">Um Grupo de Implementação é um mecanismo de priorização; não autoriza ignorar riscos materiais ou requisitos obrigatórios.</w:t>
+      </w:r>
+    </w:p>
+    <w:p>
+      <w:pPr>
+        <w:numPr>
+          <w:ilvl w:val="0"/>
+          <w:numId w:val="1004"/>
+        </w:numPr>
+        <w:pStyle w:val="Compact"/>
+      </w:pPr>
+      <w:r>
+        <w:t xml:space="preserve">Documente acréscimos, sequência, exceções, aceitação de risco, responsáveis e datas.</w:t>
+      </w:r>
+    </w:p>
+    <w:p>
+      <w:pPr>
+        <w:numPr>
+          <w:ilvl w:val="0"/>
+          <w:numId w:val="1004"/>
+        </w:numPr>
+        <w:pStyle w:val="Compact"/>
+      </w:pPr>
+      <w:r>
+        <w:t xml:space="preserve">Utilize o CIS Controls Navigator oficial para filtrar as Salvaguardas v8.1 e consultar os mapeamentos.</w:t>
+      </w:r>
+    </w:p>
+    <w:bookmarkEnd w:id="26"/>
+    <w:bookmarkStart w:id="27" w:name="governança-escopo-e-responsabilidades"/>
+    <w:p>
+      <w:pPr>
+        <w:pStyle w:val="Heading1"/>
+      </w:pPr>
+      <w:r>
+        <w:t xml:space="preserve">3. Governança, escopo e responsabilidades</w:t>
+      </w:r>
+    </w:p>
+    <w:p>
+      <w:pPr>
+        <w:pStyle w:val="FirstParagraph"/>
+      </w:pPr>
+      <w:r>
+        <w:rPr>
+          <w:iCs/>
+          <w:i/>
+        </w:rPr>
+        <w:t xml:space="preserve">A base de gestão necessária para operar as Salvaguardas de maneira consistente.</w:t>
       </w:r>
     </w:p>
     <w:p>
@@ -1238,9 +1190,10 @@
           <w:ilvl w:val="0"/>
           <w:numId w:val="1005"/>
         </w:numPr>
-      </w:pPr>
-      <w:r>
-        <w:t xml:space="preserve">CIS Controls v8.1 foi publicado em junho de 2024 e continua a ser a edição atual a partir de julho de 2026.</w:t>
+        <w:pStyle w:val="Compact"/>
+      </w:pPr>
+      <w:r>
+        <w:t xml:space="preserve">Defina objetivos de negócio, serviços críticos, dados sensíveis, obrigações legais e contratuais, perfil de ameaças, tolerância ao risco e Grupo de Implementação selecionado.</w:t>
       </w:r>
     </w:p>
     <w:p>
@@ -1249,9 +1202,10 @@
           <w:ilvl w:val="0"/>
           <w:numId w:val="1005"/>
         </w:numPr>
-      </w:pPr>
-      <w:r>
-        <w:t xml:space="preserve">Os controles são priorizadas as melhores práticas projetadas para defender sistemas e redes contra ataques prevalentes.</w:t>
+        <w:pStyle w:val="Compact"/>
+      </w:pPr>
+      <w:r>
+        <w:t xml:space="preserve">Mantenha inventários completos de ativos empresariais, software, dados, contas, sistemas de autenticação, infraestrutura de rede, registros, fornecedores, aplicações e recursos de recuperação.</w:t>
       </w:r>
     </w:p>
     <w:p>
@@ -1260,9 +1214,10 @@
           <w:ilvl w:val="0"/>
           <w:numId w:val="1005"/>
         </w:numPr>
-      </w:pPr>
-      <w:r>
-        <w:t xml:space="preserve">O quadro contém 18 controlos e 153 salvaguardas.</w:t>
+        <w:pStyle w:val="Compact"/>
+      </w:pPr>
+      <w:r>
+        <w:t xml:space="preserve">Designe um responsável principal para cada Salvaguarda e responsáveis operacionais para cada plataforma ou processo afetado.</w:t>
       </w:r>
     </w:p>
     <w:p>
@@ -1271,9 +1226,10 @@
           <w:ilvl w:val="0"/>
           <w:numId w:val="1005"/>
         </w:numPr>
-      </w:pPr>
-      <w:r>
-        <w:t xml:space="preserve">Salvaguarda mapas para classes de ativos, funções de segurança e grupos de implementação.</w:t>
+        <w:pStyle w:val="Compact"/>
+      </w:pPr>
+      <w:r>
+        <w:t xml:space="preserve">Defina escopo, aplicabilidade, dependências, responsabilidades de prestadores de serviços, exceções permitidas, autoridade de aprovação e gatilhos de revisão.</w:t>
       </w:r>
     </w:p>
     <w:p>
@@ -1282,9 +1238,10 @@
           <w:ilvl w:val="0"/>
           <w:numId w:val="1005"/>
         </w:numPr>
-      </w:pPr>
-      <w:r>
-        <w:t xml:space="preserve">A versão 8.1 alinha seu mapeamento NIST CSF para CSF 2.0 e inclui mapeamentos Govern.</w:t>
+        <w:pStyle w:val="Compact"/>
+      </w:pPr>
+      <w:r>
+        <w:t xml:space="preserve">Planeje orçamento, pessoas, competências, tecnologia, tempo e gestão de mudanças.</w:t>
       </w:r>
     </w:p>
     <w:p>
@@ -1293,18 +1250,281 @@
           <w:ilvl w:val="0"/>
           <w:numId w:val="1005"/>
         </w:numPr>
-      </w:pPr>
-      <w:r>
-        <w:t xml:space="preserve">Existem mapeamentos oficiais para múltiplos quadros, mas a implementação deve ser verificada separadamente para cada requisito aplicável.</w:t>
-      </w:r>
-    </w:p>
-    <w:bookmarkStart w:id="29" w:name="section"/>
-    <w:p>
-      <w:pPr>
-        <w:pStyle w:val="Heading2"/>
-      </w:pPr>
-      <w:r>
-        <w:t xml:space="preserve">* ** ** ** ** ** **</w:t>
+        <w:pStyle w:val="Compact"/>
+      </w:pPr>
+      <w:r>
+        <w:t xml:space="preserve">Defina métricas e relatórios antes da implementação para tornar visíveis a cobertura e as falhas.</w:t>
+      </w:r>
+    </w:p>
+    <w:p>
+      <w:pPr>
+        <w:numPr>
+          <w:ilvl w:val="0"/>
+          <w:numId w:val="1005"/>
+        </w:numPr>
+        <w:pStyle w:val="Compact"/>
+      </w:pPr>
+      <w:r>
+        <w:t xml:space="preserve">Opere um ciclo de governança: priorizar, implementar, medir, corrigir, testar novamente e melhorar.</w:t>
+      </w:r>
+    </w:p>
+    <w:tbl>
+      <w:tblPr>
+        <w:tblStyle w:val="Table"/>
+        <w:tblW w:type="pct" w:w="5000"/>
+        <w:tblLook w:firstRow="1" w:lastRow="0" w:firstColumn="0" w:lastColumn="0" w:noHBand="0" w:noVBand="0" w:val="0020"/>
+        <w:jc w:val="start"/>
+      </w:tblPr>
+      <w:tblGrid>
+        <w:gridCol w:w="3960"/>
+        <w:gridCol w:w="3960"/>
+      </w:tblGrid>
+      <w:tr>
+        <w:trPr>
+          <w:tblHeader w:val="true"/>
+        </w:trPr>
+        <w:tc>
+          <w:tcPr/>
+          <w:p>
+            <w:pPr>
+              <w:pStyle w:val="Compact"/>
+              <w:jc w:val="left"/>
+            </w:pPr>
+            <w:r>
+              <w:t xml:space="preserve">Função</w:t>
+            </w:r>
+          </w:p>
+        </w:tc>
+        <w:tc>
+          <w:tcPr/>
+          <w:p>
+            <w:pPr>
+              <w:pStyle w:val="Compact"/>
+              <w:jc w:val="left"/>
+            </w:pPr>
+            <w:r>
+              <w:t xml:space="preserve">Decisão ou responsabilidade</w:t>
+            </w:r>
+          </w:p>
+        </w:tc>
+      </w:tr>
+      <w:tr>
+        <w:tc>
+          <w:tcPr/>
+          <w:p>
+            <w:pPr>
+              <w:pStyle w:val="Compact"/>
+              <w:jc w:val="left"/>
+            </w:pPr>
+            <w:r>
+              <w:t xml:space="preserve">Patrocinador executivo</w:t>
+            </w:r>
+          </w:p>
+        </w:tc>
+        <w:tc>
+          <w:tcPr/>
+          <w:p>
+            <w:pPr>
+              <w:pStyle w:val="Compact"/>
+              <w:jc w:val="left"/>
+            </w:pPr>
+            <w:r>
+              <w:t xml:space="preserve">Direção, tolerância ao risco, orçamento, escalonamento e responsabilidade final.</w:t>
+            </w:r>
+          </w:p>
+        </w:tc>
+      </w:tr>
+      <w:tr>
+        <w:tc>
+          <w:tcPr/>
+          <w:p>
+            <w:pPr>
+              <w:pStyle w:val="Compact"/>
+              <w:jc w:val="left"/>
+            </w:pPr>
+            <w:r>
+              <w:t xml:space="preserve">Responsável pelo Controle</w:t>
+            </w:r>
+          </w:p>
+        </w:tc>
+        <w:tc>
+          <w:tcPr/>
+          <w:p>
+            <w:pPr>
+              <w:pStyle w:val="Compact"/>
+              <w:jc w:val="left"/>
+            </w:pPr>
+            <w:r>
+              <w:t xml:space="preserve">Desenho da Salvaguarda, escopo, procedimento, medição, exceções e melhoria.</w:t>
+            </w:r>
+          </w:p>
+        </w:tc>
+      </w:tr>
+      <w:tr>
+        <w:tc>
+          <w:tcPr/>
+          <w:p>
+            <w:pPr>
+              <w:pStyle w:val="Compact"/>
+              <w:jc w:val="left"/>
+            </w:pPr>
+            <w:r>
+              <w:t xml:space="preserve">Responsável pelo ativo ou serviço</w:t>
+            </w:r>
+          </w:p>
+        </w:tc>
+        <w:tc>
+          <w:tcPr/>
+          <w:p>
+            <w:pPr>
+              <w:pStyle w:val="Compact"/>
+              <w:jc w:val="left"/>
+            </w:pPr>
+            <w:r>
+              <w:t xml:space="preserve">Inventário preciso, uso aprovado, configuração, impacto de negócio e remediação.</w:t>
+            </w:r>
+          </w:p>
+        </w:tc>
+      </w:tr>
+      <w:tr>
+        <w:tc>
+          <w:tcPr/>
+          <w:p>
+            <w:pPr>
+              <w:pStyle w:val="Compact"/>
+              <w:jc w:val="left"/>
+            </w:pPr>
+            <w:r>
+              <w:t xml:space="preserve">Operações de segurança</w:t>
+            </w:r>
+          </w:p>
+        </w:tc>
+        <w:tc>
+          <w:tcPr/>
+          <w:p>
+            <w:pPr>
+              <w:pStyle w:val="Compact"/>
+              <w:jc w:val="left"/>
+            </w:pPr>
+            <w:r>
+              <w:t xml:space="preserve">Monitoramento, alertas, investigação, resposta e evidências.</w:t>
+            </w:r>
+          </w:p>
+        </w:tc>
+      </w:tr>
+      <w:tr>
+        <w:tc>
+          <w:tcPr/>
+          <w:p>
+            <w:pPr>
+              <w:pStyle w:val="Compact"/>
+              <w:jc w:val="left"/>
+            </w:pPr>
+            <w:r>
+              <w:t xml:space="preserve">TI e engenharia</w:t>
+            </w:r>
+          </w:p>
+        </w:tc>
+        <w:tc>
+          <w:tcPr/>
+          <w:p>
+            <w:pPr>
+              <w:pStyle w:val="Compact"/>
+              <w:jc w:val="left"/>
+            </w:pPr>
+            <w:r>
+              <w:t xml:space="preserve">Implementação, gestão de mudanças, correções, configuração e recuperação.</w:t>
+            </w:r>
+          </w:p>
+        </w:tc>
+      </w:tr>
+      <w:tr>
+        <w:tc>
+          <w:tcPr/>
+          <w:p>
+            <w:pPr>
+              <w:pStyle w:val="Compact"/>
+              <w:jc w:val="left"/>
+            </w:pPr>
+            <w:r>
+              <w:t xml:space="preserve">GRC ou analista</w:t>
+            </w:r>
+          </w:p>
+        </w:tc>
+        <w:tc>
+          <w:tcPr/>
+          <w:p>
+            <w:pPr>
+              <w:pStyle w:val="Compact"/>
+              <w:jc w:val="left"/>
+            </w:pPr>
+            <w:r>
+              <w:t xml:space="preserve">Mapeamento, evidências, medição, achados, acompanhamento de ações e relatórios.</w:t>
+            </w:r>
+          </w:p>
+        </w:tc>
+      </w:tr>
+      <w:tr>
+        <w:tc>
+          <w:tcPr/>
+          <w:p>
+            <w:pPr>
+              <w:pStyle w:val="Compact"/>
+              <w:jc w:val="left"/>
+            </w:pPr>
+            <w:r>
+              <w:t xml:space="preserve">Auditoria interna ou avaliador</w:t>
+            </w:r>
+          </w:p>
+        </w:tc>
+        <w:tc>
+          <w:tcPr/>
+          <w:p>
+            <w:pPr>
+              <w:pStyle w:val="Compact"/>
+              <w:jc w:val="left"/>
+            </w:pPr>
+            <w:r>
+              <w:t xml:space="preserve">Critérios objetivos, testes, limitações e conclusões.</w:t>
+            </w:r>
+          </w:p>
+        </w:tc>
+      </w:tr>
+      <w:tr>
+        <w:tc>
+          <w:tcPr/>
+          <w:p>
+            <w:pPr>
+              <w:pStyle w:val="Compact"/>
+              <w:jc w:val="left"/>
+            </w:pPr>
+            <w:r>
+              <w:t xml:space="preserve">Prestador de serviços</w:t>
+            </w:r>
+          </w:p>
+        </w:tc>
+        <w:tc>
+          <w:tcPr/>
+          <w:p>
+            <w:pPr>
+              <w:pStyle w:val="Compact"/>
+              <w:jc w:val="left"/>
+            </w:pPr>
+            <w:r>
+              <w:t xml:space="preserve">Controles contratados, evidências, incidentes, mudanças e apoio à saída.</w:t>
+            </w:r>
+          </w:p>
+        </w:tc>
+      </w:tr>
+    </w:tbl>
+    <w:bookmarkEnd w:id="27"/>
+    <w:bookmarkStart w:id="28" w:name="Xc1dbbaed163de0e771631a46865d2ddbabfc7b2"/>
+    <w:p>
+      <w:pPr>
+        <w:pStyle w:val="Heading1"/>
+      </w:pPr>
+      <w:r>
+        <w:t xml:space="preserve">4. Medição com a especificação de avaliação do CIS</w:t>
       </w:r>
     </w:p>
     <w:p>
@@ -1312,39 +1532,275 @@
         <w:pStyle w:val="FirstParagraph"/>
       </w:pPr>
       <w:r>
-        <w:t xml:space="preserve">• Controlo • Resultado defensivo amplo, como inventário de activos ou resposta a incidentes</w:t>
-      </w:r>
-      <w:r>
-        <w:t xml:space="preserve"> </w:t>
-      </w:r>
-      <w:r>
-        <w:t xml:space="preserve">□ Salvaguarda □ Ação focada que pode ser atribuída, implementada e medida</w:t>
-      </w:r>
-      <w:r>
-        <w:t xml:space="preserve"> </w:t>
-      </w:r>
-      <w:r>
-        <w:t xml:space="preserve">Tipo de assunto afetado, como dispositivos, software, dados, rede, usuários ou documentação</w:t>
-      </w:r>
-      <w:r>
-        <w:t xml:space="preserve"> </w:t>
-      </w:r>
-      <w:r>
-        <w:t xml:space="preserve">Função de segurança □ Govern, Identificar, Proteger, Detectar, Responder, ou Recuperar mapeamento</w:t>
-      </w:r>
-      <w:r>
-        <w:t xml:space="preserve"> </w:t>
-      </w:r>
-      <w:r>
-        <w:t xml:space="preserve">Grupo de Implementação □ Priorização recomendada baseada no perfil de risco e nos recursos</w:t>
-      </w:r>
-      <w:r>
-        <w:t xml:space="preserve"> </w:t>
-      </w:r>
-      <w:r>
-        <w:t xml:space="preserve">□ Medida de avaliação □ Entradas, operações, medidas, métricas e revisão de procedimentos utilizados para avaliar uma Salvaguarda</w:t>
-      </w:r>
-    </w:p>
+        <w:rPr>
+          <w:iCs/>
+          <w:i/>
+        </w:rPr>
+        <w:t xml:space="preserve">Um método repetível para determinar se as Salvaguardas estão implementadas.</w:t>
+      </w:r>
+    </w:p>
+    <w:p>
+      <w:pPr>
+        <w:pStyle w:val="BodyText"/>
+      </w:pPr>
+    </w:p>
+    <w:p>
+      <w:pPr>
+        <w:pStyle w:val="BodyText"/>
+      </w:pPr>
+      <w:r>
+        <w:t xml:space="preserve">Figura 3. Estrutura de medição das Salvaguardas CIS</w:t>
+      </w:r>
+    </w:p>
+    <w:tbl>
+      <w:tblPr>
+        <w:tblStyle w:val="Table"/>
+        <w:tblW w:type="pct" w:w="5000"/>
+        <w:tblLook w:firstRow="1" w:lastRow="0" w:firstColumn="0" w:lastColumn="0" w:noHBand="0" w:noVBand="0" w:val="0020"/>
+        <w:jc w:val="start"/>
+      </w:tblPr>
+      <w:tblGrid>
+        <w:gridCol w:w="3960"/>
+        <w:gridCol w:w="3960"/>
+      </w:tblGrid>
+      <w:tr>
+        <w:trPr>
+          <w:tblHeader w:val="true"/>
+        </w:trPr>
+        <w:tc>
+          <w:tcPr/>
+          <w:p>
+            <w:pPr>
+              <w:pStyle w:val="Compact"/>
+              <w:jc w:val="left"/>
+            </w:pPr>
+            <w:r>
+              <w:t xml:space="preserve">Elemento</w:t>
+            </w:r>
+          </w:p>
+        </w:tc>
+        <w:tc>
+          <w:tcPr/>
+          <w:p>
+            <w:pPr>
+              <w:pStyle w:val="Compact"/>
+              <w:jc w:val="left"/>
+            </w:pPr>
+            <w:r>
+              <w:t xml:space="preserve">Pergunta</w:t>
+            </w:r>
+          </w:p>
+        </w:tc>
+      </w:tr>
+      <w:tr>
+        <w:tc>
+          <w:tcPr/>
+          <w:p>
+            <w:pPr>
+              <w:pStyle w:val="Compact"/>
+              <w:jc w:val="left"/>
+            </w:pPr>
+            <w:r>
+              <w:t xml:space="preserve">Metadados da Salvaguarda</w:t>
+            </w:r>
+          </w:p>
+        </w:tc>
+        <w:tc>
+          <w:tcPr/>
+          <w:p>
+            <w:pPr>
+              <w:pStyle w:val="Compact"/>
+              <w:jc w:val="left"/>
+            </w:pPr>
+            <w:r>
+              <w:t xml:space="preserve">Qual é a Salvaguarda exata, a classe de ativo, a função de segurança e o IG?</w:t>
+            </w:r>
+          </w:p>
+        </w:tc>
+      </w:tr>
+      <w:tr>
+        <w:tc>
+          <w:tcPr/>
+          <w:p>
+            <w:pPr>
+              <w:pStyle w:val="Compact"/>
+              <w:jc w:val="left"/>
+            </w:pPr>
+            <w:r>
+              <w:t xml:space="preserve">Dependências</w:t>
+            </w:r>
+          </w:p>
+        </w:tc>
+        <w:tc>
+          <w:tcPr/>
+          <w:p>
+            <w:pPr>
+              <w:pStyle w:val="Compact"/>
+              <w:jc w:val="left"/>
+            </w:pPr>
+            <w:r>
+              <w:t xml:space="preserve">Quais outras Salvaguardas ou populações devem existir primeiro?</w:t>
+            </w:r>
+          </w:p>
+        </w:tc>
+      </w:tr>
+      <w:tr>
+        <w:tc>
+          <w:tcPr/>
+          <w:p>
+            <w:pPr>
+              <w:pStyle w:val="Compact"/>
+              <w:jc w:val="left"/>
+            </w:pPr>
+            <w:r>
+              <w:t xml:space="preserve">Premissas</w:t>
+            </w:r>
+          </w:p>
+        </w:tc>
+        <w:tc>
+          <w:tcPr/>
+          <w:p>
+            <w:pPr>
+              <w:pStyle w:val="Compact"/>
+              <w:jc w:val="left"/>
+            </w:pPr>
+            <w:r>
+              <w:t xml:space="preserve">Qual condição aceita afeta a medição?</w:t>
+            </w:r>
+          </w:p>
+        </w:tc>
+      </w:tr>
+      <w:tr>
+        <w:tc>
+          <w:tcPr/>
+          <w:p>
+            <w:pPr>
+              <w:pStyle w:val="Compact"/>
+              <w:jc w:val="left"/>
+            </w:pPr>
+            <w:r>
+              <w:t xml:space="preserve">Entradas</w:t>
+            </w:r>
+          </w:p>
+        </w:tc>
+        <w:tc>
+          <w:tcPr/>
+          <w:p>
+            <w:pPr>
+              <w:pStyle w:val="Compact"/>
+              <w:jc w:val="left"/>
+            </w:pPr>
+            <w:r>
+              <w:t xml:space="preserve">Quais dados completos e confiáveis são necessários?</w:t>
+            </w:r>
+          </w:p>
+        </w:tc>
+      </w:tr>
+      <w:tr>
+        <w:tc>
+          <w:tcPr/>
+          <w:p>
+            <w:pPr>
+              <w:pStyle w:val="Compact"/>
+              <w:jc w:val="left"/>
+            </w:pPr>
+            <w:r>
+              <w:t xml:space="preserve">Operações</w:t>
+            </w:r>
+          </w:p>
+        </w:tc>
+        <w:tc>
+          <w:tcPr/>
+          <w:p>
+            <w:pPr>
+              <w:pStyle w:val="Compact"/>
+              <w:jc w:val="left"/>
+            </w:pPr>
+            <w:r>
+              <w:t xml:space="preserve">Qual análise deve ser realizada sobre as entradas?</w:t>
+            </w:r>
+          </w:p>
+        </w:tc>
+      </w:tr>
+      <w:tr>
+        <w:tc>
+          <w:tcPr/>
+          <w:p>
+            <w:pPr>
+              <w:pStyle w:val="Compact"/>
+              <w:jc w:val="left"/>
+            </w:pPr>
+            <w:r>
+              <w:t xml:space="preserve">Medidas</w:t>
+            </w:r>
+          </w:p>
+        </w:tc>
+        <w:tc>
+          <w:tcPr/>
+          <w:p>
+            <w:pPr>
+              <w:pStyle w:val="Compact"/>
+              <w:jc w:val="left"/>
+            </w:pPr>
+            <w:r>
+              <w:t xml:space="preserve">Quais contagens, listas, datas, configurações ou resultados são produzidos?</w:t>
+            </w:r>
+          </w:p>
+        </w:tc>
+      </w:tr>
+      <w:tr>
+        <w:tc>
+          <w:tcPr/>
+          <w:p>
+            <w:pPr>
+              <w:pStyle w:val="Compact"/>
+              <w:jc w:val="left"/>
+            </w:pPr>
+            <w:r>
+              <w:t xml:space="preserve">Métricas</w:t>
+            </w:r>
+          </w:p>
+        </w:tc>
+        <w:tc>
+          <w:tcPr/>
+          <w:p>
+            <w:pPr>
+              <w:pStyle w:val="Compact"/>
+              <w:jc w:val="left"/>
+            </w:pPr>
+            <w:r>
+              <w:t xml:space="preserve">Como as medidas são calculadas e interpretadas?</w:t>
+            </w:r>
+          </w:p>
+        </w:tc>
+      </w:tr>
+      <w:tr>
+        <w:tc>
+          <w:tcPr/>
+          <w:p>
+            <w:pPr>
+              <w:pStyle w:val="Compact"/>
+              <w:jc w:val="left"/>
+            </w:pPr>
+            <w:r>
+              <w:t xml:space="preserve">Revisão de procedimentos</w:t>
+            </w:r>
+          </w:p>
+        </w:tc>
+        <w:tc>
+          <w:tcPr/>
+          <w:p>
+            <w:pPr>
+              <w:pStyle w:val="Compact"/>
+              <w:jc w:val="left"/>
+            </w:pPr>
+            <w:r>
+              <w:t xml:space="preserve">Existe um processo documentado e ele contém os elementos necessários?</w:t>
+            </w:r>
+          </w:p>
+        </w:tc>
+      </w:tr>
+    </w:tbl>
     <w:p>
       <w:pPr>
         <w:numPr>
@@ -1354,7 +1810,113 @@
         <w:pStyle w:val="Compact"/>
       </w:pPr>
       <w:r>
-        <w:t xml:space="preserve">Grupos de Implementação e Priorização</w:t>
+        <w:t xml:space="preserve">Defina com precisão a Salvaguarda e a população aplicável.</w:t>
+      </w:r>
+    </w:p>
+    <w:p>
+      <w:pPr>
+        <w:numPr>
+          <w:ilvl w:val="0"/>
+          <w:numId w:val="1006"/>
+        </w:numPr>
+        <w:pStyle w:val="Compact"/>
+      </w:pPr>
+      <w:r>
+        <w:t xml:space="preserve">Obtenha as entradas necessárias e valide completude, precisão, atualidade, propriedade e confiabilidade da fonte.</w:t>
+      </w:r>
+    </w:p>
+    <w:p>
+      <w:pPr>
+        <w:numPr>
+          <w:ilvl w:val="0"/>
+          <w:numId w:val="1006"/>
+        </w:numPr>
+        <w:pStyle w:val="Compact"/>
+      </w:pPr>
+      <w:r>
+        <w:t xml:space="preserve">Siga as operações oficiais de medição ou documente um método equivalente e confiável.</w:t>
+      </w:r>
+    </w:p>
+    <w:p>
+      <w:pPr>
+        <w:numPr>
+          <w:ilvl w:val="0"/>
+          <w:numId w:val="1006"/>
+        </w:numPr>
+        <w:pStyle w:val="Compact"/>
+      </w:pPr>
+      <w:r>
+        <w:t xml:space="preserve">Preserve os cálculos das medidas e a população de exceções subjacente, não apenas uma porcentagem.</w:t>
+      </w:r>
+    </w:p>
+    <w:p>
+      <w:pPr>
+        <w:numPr>
+          <w:ilvl w:val="0"/>
+          <w:numId w:val="1006"/>
+        </w:numPr>
+        <w:pStyle w:val="Compact"/>
+      </w:pPr>
+      <w:r>
+        <w:t xml:space="preserve">Avalie se a Salvaguarda está implementada e opera adequadamente.</w:t>
+      </w:r>
+    </w:p>
+    <w:p>
+      <w:pPr>
+        <w:numPr>
+          <w:ilvl w:val="0"/>
+          <w:numId w:val="1006"/>
+        </w:numPr>
+        <w:pStyle w:val="Compact"/>
+      </w:pPr>
+      <w:r>
+        <w:t xml:space="preserve">Atribua correções para cobertura ausente, configuração inadequada, revisão atrasada, exceções ou dados não confiáveis.</w:t>
+      </w:r>
+    </w:p>
+    <w:p>
+      <w:pPr>
+        <w:numPr>
+          <w:ilvl w:val="0"/>
+          <w:numId w:val="1006"/>
+        </w:numPr>
+        <w:pStyle w:val="Compact"/>
+      </w:pPr>
+      <w:r>
+        <w:t xml:space="preserve">Execute novos testes utilizando os mesmos critérios e a população atualizada.</w:t>
+      </w:r>
+    </w:p>
+    <w:p>
+      <w:pPr>
+        <w:numPr>
+          <w:ilvl w:val="0"/>
+          <w:numId w:val="1006"/>
+        </w:numPr>
+        <w:pStyle w:val="Compact"/>
+      </w:pPr>
+      <w:r>
+        <w:t xml:space="preserve">Relate escopo, resultado, exceções, limitações, responsável, ação e data.</w:t>
+      </w:r>
+    </w:p>
+    <w:bookmarkEnd w:id="28"/>
+    <w:bookmarkStart w:id="29" w:name="roteiro-de-implementação"/>
+    <w:p>
+      <w:pPr>
+        <w:pStyle w:val="Heading1"/>
+      </w:pPr>
+      <w:r>
+        <w:t xml:space="preserve">5. Roteiro de implementação</w:t>
+      </w:r>
+    </w:p>
+    <w:p>
+      <w:pPr>
+        <w:pStyle w:val="FirstParagraph"/>
+      </w:pPr>
+      <w:r>
+        <w:rPr>
+          <w:iCs/>
+          <w:i/>
+        </w:rPr>
+        <w:t xml:space="preserve">Uma sequência prática que começa com inventários e termina com resiliência testada.</w:t>
       </w:r>
     </w:p>
     <w:p>
@@ -1366,724 +1928,125 @@
         <w:pStyle w:val="Compact"/>
       </w:pPr>
       <w:r>
-        <w:t xml:space="preserve">Como IG1, IG2 e IG3 ajudam as organizações a escolher um ponto de partida realista.*</w:t>
-      </w:r>
-    </w:p>
-    <w:p>
-      <w:pPr>
-        <w:pStyle w:val="CaptionedFigure"/>
-      </w:pPr>
-      <w:r>
-        <w:drawing>
-          <wp:inline>
-            <wp:extent cx="5334000" cy="2945449"/>
-            <wp:effectExtent b="0" l="0" r="0" t="0"/>
-            <wp:docPr descr="Cada grupo constrói sobre o grupo anterior; IG3 contém todas as salvaguardas." title="" id="27" name="Picture"/>
-            <a:graphic>
-              <a:graphicData uri="http://schemas.openxmlformats.org/drawingml/2006/picture">
-                <pic:pic>
-                  <pic:nvPicPr>
-                    <pic:cNvPr descr="media/image2.png" id="28" name="Picture"/>
-                    <pic:cNvPicPr>
-                      <a:picLocks noChangeArrowheads="1" noChangeAspect="1"/>
-                    </pic:cNvPicPr>
-                  </pic:nvPicPr>
-                  <pic:blipFill>
-                    <a:blip r:embed="rId26"/>
-                    <a:stretch>
-                      <a:fillRect/>
-                    </a:stretch>
-                  </pic:blipFill>
-                  <pic:spPr bwMode="auto">
-                    <a:xfrm>
-                      <a:off x="0" y="0"/>
-                      <a:ext cx="5334000" cy="2945449"/>
-                    </a:xfrm>
-                    <a:prstGeom prst="rect">
-                      <a:avLst/>
-                    </a:prstGeom>
-                    <a:noFill/>
-                    <a:ln w="9525">
-                      <a:noFill/>
-                      <a:headEnd/>
-                      <a:tailEnd/>
-                    </a:ln>
-                  </pic:spPr>
-                </pic:pic>
-              </a:graphicData>
-            </a:graphic>
-          </wp:inline>
-        </w:drawing>
-      </w:r>
-    </w:p>
-    <w:p>
-      <w:pPr>
-        <w:pStyle w:val="ImageCaption"/>
-      </w:pPr>
-      <w:r>
-        <w:t xml:space="preserve">Cada grupo constrói sobre o grupo anterior; IG3 contém todas as salvaguardas.</w:t>
-      </w:r>
-    </w:p>
-    <w:p>
-      <w:pPr>
-        <w:pStyle w:val="BodyText"/>
-      </w:pPr>
-      <w:r>
-        <w:t xml:space="preserve">Figura 2. Progressão do Grupo de Implementação</w:t>
-      </w:r>
-    </w:p>
-    <w:bookmarkEnd w:id="29"/>
-    <w:bookmarkStart w:id="30" w:name="X12712295119fbc0834529784f3daeccebe42d0e"/>
-    <w:p>
-      <w:pPr>
-        <w:pStyle w:val="Heading2"/>
-      </w:pPr>
-      <w:r>
-        <w:t xml:space="preserve">Grupo** Grupo**</w:t>
-      </w:r>
-      <w:r>
-        <w:t xml:space="preserve"> </w:t>
-      </w:r>
+        <w:t xml:space="preserve">Selecione e documente o Grupo de Implementação inicial e os acréscimos necessários.</w:t>
+      </w:r>
+    </w:p>
+    <w:p>
+      <w:pPr>
+        <w:numPr>
+          <w:ilvl w:val="0"/>
+          <w:numId w:val="1007"/>
+        </w:numPr>
+        <w:pStyle w:val="Compact"/>
+      </w:pPr>
+      <w:r>
+        <w:t xml:space="preserve">Construa e concilie as populações principais: ativos, software, dados, contas, sistemas de autenticação, redes, fornecedores, aplicações e registros.</w:t>
+      </w:r>
+    </w:p>
+    <w:p>
+      <w:pPr>
+        <w:numPr>
+          <w:ilvl w:val="0"/>
+          <w:numId w:val="1007"/>
+        </w:numPr>
+        <w:pStyle w:val="Compact"/>
+      </w:pPr>
+      <w:r>
+        <w:t xml:space="preserve">Implemente as Salvaguardas do IG1 com responsáveis, procedimentos, métricas de cobertura, exceções e evidências.</w:t>
+      </w:r>
+    </w:p>
+    <w:p>
+      <w:pPr>
+        <w:numPr>
+          <w:ilvl w:val="0"/>
+          <w:numId w:val="1007"/>
+        </w:numPr>
+        <w:pStyle w:val="Compact"/>
+      </w:pPr>
+      <w:r>
+        <w:t xml:space="preserve">Proteja identidades e configurações; gerencie vulnerabilidades, e-mail, navegadores, defesas contra malware, cópias de segurança e monitoramento essencial.</w:t>
+      </w:r>
+    </w:p>
+    <w:p>
+      <w:pPr>
+        <w:numPr>
+          <w:ilvl w:val="0"/>
+          <w:numId w:val="1007"/>
+        </w:numPr>
+        <w:pStyle w:val="Compact"/>
+      </w:pPr>
+      <w:r>
+        <w:t xml:space="preserve">Exercite resposta a incidentes e recuperação antes de uma emergência real.</w:t>
+      </w:r>
+    </w:p>
+    <w:p>
+      <w:pPr>
+        <w:numPr>
+          <w:ilvl w:val="0"/>
+          <w:numId w:val="1007"/>
+        </w:numPr>
+        <w:pStyle w:val="Compact"/>
+      </w:pPr>
+      <w:r>
+        <w:t xml:space="preserve">Meça cada Salvaguarda aplicável utilizando entradas confiáveis e operações repetíveis.</w:t>
+      </w:r>
+    </w:p>
+    <w:p>
+      <w:pPr>
+        <w:numPr>
+          <w:ilvl w:val="0"/>
+          <w:numId w:val="1007"/>
+        </w:numPr>
+        <w:pStyle w:val="Compact"/>
+      </w:pPr>
+      <w:r>
+        <w:t xml:space="preserve">Corrija cobertura incompleta e falhas recorrentes; confirme as correções por meio de novos testes.</w:t>
+      </w:r>
+    </w:p>
+    <w:p>
+      <w:pPr>
+        <w:numPr>
+          <w:ilvl w:val="0"/>
+          <w:numId w:val="1007"/>
+        </w:numPr>
+        <w:pStyle w:val="Compact"/>
+      </w:pPr>
+      <w:r>
+        <w:t xml:space="preserve">Expanda para IG2 ou IG3 conforme o risco, as obrigações, a maturidade e a exposição a ameaças.</w:t>
+      </w:r>
+    </w:p>
+    <w:p>
+      <w:pPr>
+        <w:numPr>
+          <w:ilvl w:val="0"/>
+          <w:numId w:val="1007"/>
+        </w:numPr>
+        <w:pStyle w:val="Compact"/>
+      </w:pPr>
+      <w:r>
+        <w:t xml:space="preserve">Utilize mapeamentos oficiais para coordenar outras estruturas sem tratar o mapeamento como comprovação automática de conformidade.</w:t>
+      </w:r>
+    </w:p>
+    <w:p>
+      <w:pPr>
+        <w:pStyle w:val="FirstParagraph"/>
+      </w:pPr>
       <w:r>
         <w:rPr>
           <w:bCs/>
           <w:b/>
         </w:rPr>
-        <w:t xml:space="preserve">Segurança</w:t>
-      </w:r>
-      <w:r>
-        <w:t xml:space="preserve"> </w:t>
-      </w:r>
-      <w:r>
-        <w:t xml:space="preserve">** Situação típica**</w:t>
-      </w:r>
-      <w:r>
-        <w:t xml:space="preserve"> </w:t>
-      </w:r>
-      <w:r>
-        <w:rPr>
-          <w:bCs/>
-          <w:b/>
-        </w:rPr>
-        <w:t xml:space="preserve">Objetivo</w:t>
-      </w:r>
-    </w:p>
-    <w:p>
-      <w:pPr>
-        <w:pStyle w:val="FirstParagraph"/>
-      </w:pPr>
-      <w:r>
-        <w:t xml:space="preserve">. . . . . 56 . . recursos de segurança limitados e experiência; menor sensibilidade; alta necessidade de continuidade básica . .</w:t>
-      </w:r>
-      <w:r>
-        <w:t xml:space="preserve"> </w:t>
-      </w:r>
-      <w:r>
-        <w:t xml:space="preserve">. . . . . . . . . .</w:t>
-      </w:r>
-      <w:r>
-        <w:t xml:space="preserve"> </w:t>
-      </w:r>
-      <w:r>
-        <w:t xml:space="preserve">□ IG3 □ IG1 + IG2 + 23 = 153 □ Especialistas em segurança, dados sensíveis ou regulamentados, serviços críticos e ameaças sofisticadas</w:t>
-      </w:r>
-    </w:p>
-    <w:p>
-      <w:pPr>
-        <w:numPr>
-          <w:ilvl w:val="0"/>
-          <w:numId w:val="1008"/>
-        </w:numPr>
-      </w:pPr>
-      <w:r>
-        <w:t xml:space="preserve">Cada empresa deve começar com IG1 de acordo com a orientação CIS.</w:t>
-      </w:r>
-    </w:p>
-    <w:p>
-      <w:pPr>
-        <w:numPr>
-          <w:ilvl w:val="0"/>
-          <w:numId w:val="1008"/>
-        </w:numPr>
-      </w:pPr>
-      <w:r>
-        <w:t xml:space="preserve">Selecione um IG considerando sensibilidade de dados, serviços críticos, exposição a ameaças, deveres legais e contratuais, tolerância aos negócios, tecnologia, pessoal e experiência.</w:t>
-      </w:r>
-    </w:p>
-    <w:p>
-      <w:pPr>
-        <w:numPr>
-          <w:ilvl w:val="0"/>
-          <w:numId w:val="1008"/>
-        </w:numPr>
-      </w:pPr>
-      <w:r>
-        <w:t xml:space="preserve">Um GI é uma ajuda de priorização, não permissão para ignorar um risco material ou exigência obrigatória.</w:t>
-      </w:r>
-    </w:p>
-    <w:p>
-      <w:pPr>
-        <w:numPr>
-          <w:ilvl w:val="0"/>
-          <w:numId w:val="1008"/>
-        </w:numPr>
-      </w:pPr>
-      <w:r>
-        <w:t xml:space="preserve">Adições sob medida do documento, sequenciamento, exceções, aceitação de risco, proprietários e datas.</w:t>
-      </w:r>
-    </w:p>
-    <w:p>
-      <w:pPr>
-        <w:numPr>
-          <w:ilvl w:val="0"/>
-          <w:numId w:val="1008"/>
-        </w:numPr>
-      </w:pPr>
-      <w:r>
-        <w:t xml:space="preserve">Use o oficial CIS Controls Navigator para filtrar v8.1 Salvaguardas e mapeamentos de revisão.</w:t>
-      </w:r>
-    </w:p>
-    <w:bookmarkEnd w:id="30"/>
-    <w:bookmarkEnd w:id="31"/>
-    <w:bookmarkStart w:id="33" w:name="governança-escopo-e-propriedade"/>
-    <w:p>
-      <w:pPr>
-        <w:pStyle w:val="Heading1"/>
-      </w:pPr>
-      <w:r>
-        <w:t xml:space="preserve">3. Governança, Escopo e Propriedade</w:t>
-      </w:r>
-    </w:p>
-    <w:p>
-      <w:pPr>
-        <w:numPr>
-          <w:ilvl w:val="0"/>
-          <w:numId w:val="1009"/>
-        </w:numPr>
-      </w:pPr>
-      <w:r>
-        <w:t xml:space="preserve">A fundação de gestão necessária para que as Salvaguardas funcionem de forma consistente.*</w:t>
-      </w:r>
-    </w:p>
-    <w:p>
-      <w:pPr>
-        <w:numPr>
-          <w:ilvl w:val="0"/>
-          <w:numId w:val="1009"/>
-        </w:numPr>
-      </w:pPr>
-      <w:r>
-        <w:t xml:space="preserve">Defina objetivos comerciais, serviços críticos, dados sensíveis, obrigações legais e contratuais, perfil de ameaça, tolerância ao risco e Grupo de Implementação escolhido.</w:t>
-      </w:r>
-    </w:p>
-    <w:p>
-      <w:pPr>
-        <w:numPr>
-          <w:ilvl w:val="0"/>
-          <w:numId w:val="1009"/>
-        </w:numPr>
-      </w:pPr>
-      <w:r>
-        <w:t xml:space="preserve">Criar inventários completos para ativos empresariais, software, dados, contas, sistemas de autenticação, infraestrutura de rede, logs, fornecedores, aplicativos e recursos de recuperação.</w:t>
-      </w:r>
-    </w:p>
-    <w:p>
-      <w:pPr>
-        <w:numPr>
-          <w:ilvl w:val="0"/>
-          <w:numId w:val="1009"/>
-        </w:numPr>
-      </w:pPr>
-      <w:r>
-        <w:t xml:space="preserve">Atribuir um proprietário responsável para cada proprietário de Salvaguarda e operacional para cada plataforma ou processo afetado.</w:t>
-      </w:r>
-    </w:p>
-    <w:p>
-      <w:pPr>
-        <w:numPr>
-          <w:ilvl w:val="0"/>
-          <w:numId w:val="1009"/>
-        </w:numPr>
-      </w:pPr>
-      <w:r>
-        <w:t xml:space="preserve">Definir escopo, aplicabilidade, dependências, responsabilidades prestadoras de serviços, exceções permitidas, autoridade de aprovação e gatilhos de revisão.</w:t>
-      </w:r>
-    </w:p>
-    <w:p>
-      <w:pPr>
-        <w:numPr>
-          <w:ilvl w:val="0"/>
-          <w:numId w:val="1009"/>
-        </w:numPr>
-      </w:pPr>
-      <w:r>
-        <w:t xml:space="preserve">Planeje financiamento, pessoas, habilidades, tecnologia, tempo e gestão de mudanças.</w:t>
-      </w:r>
-    </w:p>
-    <w:p>
-      <w:pPr>
-        <w:numPr>
-          <w:ilvl w:val="0"/>
-          <w:numId w:val="1009"/>
-        </w:numPr>
-      </w:pPr>
-      <w:r>
-        <w:t xml:space="preserve">Defina métricas e relatórios antes da implementação para que a cobertura e falha sejam visíveis.</w:t>
-      </w:r>
-    </w:p>
-    <w:p>
-      <w:pPr>
-        <w:numPr>
-          <w:ilvl w:val="0"/>
-          <w:numId w:val="1009"/>
-        </w:numPr>
-      </w:pPr>
-      <w:r>
-        <w:t xml:space="preserve">Operar um ciclo de governança: priorizar, implementar, medir, corrigir, reteste e melhorar.</w:t>
-      </w:r>
-    </w:p>
-    <w:bookmarkStart w:id="32" w:name="decisão-ou-responsabilidade"/>
-    <w:p>
-      <w:pPr>
-        <w:pStyle w:val="Heading2"/>
-      </w:pPr>
-      <w:r>
-        <w:t xml:space="preserve">• ** ** ** ** ** Decisão ou responsabilidade **</w:t>
-      </w:r>
-    </w:p>
-    <w:p>
-      <w:pPr>
-        <w:pStyle w:val="FirstParagraph"/>
-      </w:pPr>
-      <w:r>
-        <w:t xml:space="preserve">• Patrocinador executivo □ Direção, tolerância ao risco, financiamento, escalada e responsabilização</w:t>
-      </w:r>
-      <w:r>
-        <w:t xml:space="preserve"> </w:t>
-      </w:r>
-      <w:r>
-        <w:t xml:space="preserve">□ Controlar o proprietário; Proteger o projeto, o escopo, o procedimento, a medição, as exceções e a melhoria;</w:t>
-      </w:r>
-      <w:r>
-        <w:t xml:space="preserve"> </w:t>
-      </w:r>
-      <w:r>
-        <w:t xml:space="preserve">□ Ativo ou proprietário de serviço □ Inventário preciso, uso aprovado, configuração, impacto de negócios e remediação</w:t>
-      </w:r>
-      <w:r>
-        <w:t xml:space="preserve"> </w:t>
-      </w:r>
-      <w:r>
-        <w:t xml:space="preserve">• Operações de segurança • Monitoramento, alerta, investigação, resposta e evidência</w:t>
-      </w:r>
-      <w:r>
-        <w:t xml:space="preserve"> </w:t>
-      </w:r>
-      <w:r>
-        <w:t xml:space="preserve">Implementação, controle de mudança, patching, configuração e recuperação</w:t>
-      </w:r>
-      <w:r>
-        <w:t xml:space="preserve"> </w:t>
-      </w:r>
-      <w:r>
-        <w:t xml:space="preserve">GRC / Analisador</w:t>
-      </w:r>
-      <w:r>
-        <w:t xml:space="preserve"> </w:t>
-      </w:r>
-      <w:r>
-        <w:t xml:space="preserve">• Auditoria interna / avaliador</w:t>
-      </w:r>
-      <w:r>
-        <w:t xml:space="preserve"> </w:t>
-      </w:r>
-      <w:r>
-        <w:t xml:space="preserve">Prestador de serviços □ Controles, evidências, incidentes, mudanças e suporte de saída contratados</w:t>
-      </w:r>
-    </w:p>
-    <w:bookmarkEnd w:id="32"/>
-    <w:bookmarkEnd w:id="33"/>
-    <w:bookmarkStart w:id="38" w:name="X06493154cf1c2f0205a15d3d7c0b7800f512d13"/>
-    <w:p>
-      <w:pPr>
-        <w:pStyle w:val="Heading1"/>
-      </w:pPr>
-      <w:r>
-        <w:t xml:space="preserve">4. Medição com a especificação de avaliação CIS</w:t>
-      </w:r>
-    </w:p>
-    <w:p>
-      <w:pPr>
-        <w:numPr>
-          <w:ilvl w:val="0"/>
-          <w:numId w:val="1010"/>
-        </w:numPr>
-        <w:pStyle w:val="Compact"/>
-      </w:pPr>
-      <w:r>
-        <w:t xml:space="preserve">Um método repetitivo para decidir se as salvaguardas são implementadas.*</w:t>
-      </w:r>
-    </w:p>
-    <w:p>
-      <w:pPr>
-        <w:pStyle w:val="CaptionedFigure"/>
-      </w:pPr>
-      <w:r>
-        <w:drawing>
-          <wp:inline>
-            <wp:extent cx="5334000" cy="2497753"/>
-            <wp:effectExtent b="0" l="0" r="0" t="0"/>
-            <wp:docPr descr="CIS Controls figure 3" title="" id="35" name="Picture"/>
-            <a:graphic>
-              <a:graphicData uri="http://schemas.openxmlformats.org/drawingml/2006/picture">
-                <pic:pic>
-                  <pic:nvPicPr>
-                    <pic:cNvPr descr="media/image3.png" id="36" name="Picture"/>
-                    <pic:cNvPicPr>
-                      <a:picLocks noChangeArrowheads="1" noChangeAspect="1"/>
-                    </pic:cNvPicPr>
-                  </pic:nvPicPr>
-                  <pic:blipFill>
-                    <a:blip r:embed="rId34"/>
-                    <a:stretch>
-                      <a:fillRect/>
-                    </a:stretch>
-                  </pic:blipFill>
-                  <pic:spPr bwMode="auto">
-                    <a:xfrm>
-                      <a:off x="0" y="0"/>
-                      <a:ext cx="5334000" cy="2497753"/>
-                    </a:xfrm>
-                    <a:prstGeom prst="rect">
-                      <a:avLst/>
-                    </a:prstGeom>
-                    <a:noFill/>
-                    <a:ln w="9525">
-                      <a:noFill/>
-                      <a:headEnd/>
-                      <a:tailEnd/>
-                    </a:ln>
-                  </pic:spPr>
-                </pic:pic>
-              </a:graphicData>
-            </a:graphic>
-          </wp:inline>
-        </w:drawing>
-      </w:r>
-    </w:p>
-    <w:p>
-      <w:pPr>
-        <w:pStyle w:val="ImageCaption"/>
-      </w:pPr>
-      <w:r>
-        <w:t xml:space="preserve">CIS Controls figure 3</w:t>
-      </w:r>
-    </w:p>
-    <w:p>
-      <w:pPr>
-        <w:pStyle w:val="BodyText"/>
-      </w:pPr>
-      <w:r>
-        <w:t xml:space="preserve">Figura 3. CIS Estrutura de medição de salvaguarda</w:t>
-      </w:r>
-    </w:p>
-    <w:p>
-      <w:pPr>
-        <w:numPr>
-          <w:ilvl w:val="0"/>
-          <w:numId w:val="1011"/>
-        </w:numPr>
-        <w:pStyle w:val="Heading2"/>
-      </w:pPr>
-      <w:bookmarkStart w:id="37" w:name="elemento-pergunta"/>
-      <w:r>
-        <w:t xml:space="preserve">Elemento** ** Pergunta**</w:t>
-      </w:r>
-      <w:bookmarkEnd w:id="37"/>
-    </w:p>
-    <w:p>
-      <w:pPr>
-        <w:numPr>
-          <w:ilvl w:val="0"/>
-          <w:numId w:val="1000"/>
-        </w:numPr>
-      </w:pPr>
-      <w:r>
-        <w:t xml:space="preserve">□ Proteger metadados Qual é a segurança exata, classe de ativos, função de segurança e IG?</w:t>
-      </w:r>
-      <w:r>
-        <w:t xml:space="preserve"> </w:t>
-      </w:r>
-      <w:r>
-        <w:t xml:space="preserve">Dependências Que outras salvaguardas ou populações devem existir primeiro?</w:t>
-      </w:r>
-      <w:r>
-        <w:t xml:space="preserve"> </w:t>
-      </w:r>
-      <w:r>
-        <w:t xml:space="preserve">Assunções Qual condição aceita afeta a medição?</w:t>
-      </w:r>
-      <w:r>
-        <w:t xml:space="preserve"> </w:t>
-      </w:r>
-      <w:r>
-        <w:t xml:space="preserve">Entradas Que dados completos e confiáveis são necessários? □</w:t>
-      </w:r>
-    </w:p>
-    <w:p>
-      <w:pPr>
-        <w:numPr>
-          <w:ilvl w:val="0"/>
-          <w:numId w:val="1011"/>
-        </w:numPr>
-      </w:pPr>
-      <w:r>
-        <w:t xml:space="preserve">Operações - Que análise deve ser realizada nas entradas?</w:t>
-      </w:r>
-      <w:r>
-        <w:t xml:space="preserve"> </w:t>
-      </w:r>
-      <w:r>
-        <w:t xml:space="preserve">Medidas O que conta, listas, datas, configurações ou resultados resultam?</w:t>
-      </w:r>
-      <w:r>
-        <w:t xml:space="preserve"> </w:t>
-      </w:r>
-      <w:r>
-        <w:t xml:space="preserve">Como as medidas são calculadas e interpretadas?</w:t>
-      </w:r>
-      <w:r>
-        <w:t xml:space="preserve"> </w:t>
-      </w:r>
-      <w:r>
-        <w:t xml:space="preserve">□ Revisão de procedimentos □ Existe um processo documentado e inclui elementos necessários? □</w:t>
-      </w:r>
-    </w:p>
-    <w:p>
-      <w:pPr>
-        <w:numPr>
-          <w:ilvl w:val="0"/>
-          <w:numId w:val="1011"/>
-        </w:numPr>
-      </w:pPr>
-      <w:r>
-        <w:t xml:space="preserve">Define exactamente a segurança e a população.</w:t>
-      </w:r>
-    </w:p>
-    <w:p>
-      <w:pPr>
-        <w:numPr>
-          <w:ilvl w:val="0"/>
-          <w:numId w:val="1011"/>
-        </w:numPr>
-      </w:pPr>
-      <w:r>
-        <w:t xml:space="preserve">Obter entradas necessárias e validar a completude, precisão, tempo, propriedade e confiabilidade da fonte.</w:t>
-      </w:r>
-    </w:p>
-    <w:p>
-      <w:pPr>
-        <w:numPr>
-          <w:ilvl w:val="0"/>
-          <w:numId w:val="1011"/>
-        </w:numPr>
-      </w:pPr>
-      <w:r>
-        <w:t xml:space="preserve">Siga as operações oficiais de medição ou documento de um método equivalente confiável.</w:t>
-      </w:r>
-    </w:p>
-    <w:p>
-      <w:pPr>
-        <w:numPr>
-          <w:ilvl w:val="0"/>
-          <w:numId w:val="1011"/>
-        </w:numPr>
-      </w:pPr>
-      <w:r>
-        <w:t xml:space="preserve">Manter os cálculos das medidas e a população de excepção subjacente — não apenas uma percentagem.</w:t>
-      </w:r>
-    </w:p>
-    <w:p>
-      <w:pPr>
-        <w:numPr>
-          <w:ilvl w:val="0"/>
-          <w:numId w:val="1011"/>
-        </w:numPr>
-      </w:pPr>
-      <w:r>
-        <w:t xml:space="preserve">Avaliar se a Salvaguarda está implementada e se está funcionando bem.</w:t>
-      </w:r>
-    </w:p>
-    <w:p>
-      <w:pPr>
-        <w:numPr>
-          <w:ilvl w:val="0"/>
-          <w:numId w:val="1011"/>
-        </w:numPr>
-      </w:pPr>
-      <w:r>
-        <w:t xml:space="preserve">Atribuir uma correção por falta de cobertura, má configuração, revisão atrasada, exceções, ou dados não confiáveis.</w:t>
-      </w:r>
-    </w:p>
-    <w:p>
-      <w:pPr>
-        <w:numPr>
-          <w:ilvl w:val="0"/>
-          <w:numId w:val="1011"/>
-        </w:numPr>
-      </w:pPr>
-      <w:r>
-        <w:t xml:space="preserve">Reteste usando os mesmos critérios e população atualizada.</w:t>
-      </w:r>
-    </w:p>
-    <w:p>
-      <w:pPr>
-        <w:numPr>
-          <w:ilvl w:val="0"/>
-          <w:numId w:val="1011"/>
-        </w:numPr>
-      </w:pPr>
-      <w:r>
-        <w:t xml:space="preserve">Denunciar escopo, resultado, exceção, limitação, proprietário, ação e data.</w:t>
-      </w:r>
-    </w:p>
-    <w:bookmarkEnd w:id="38"/>
-    <w:bookmarkStart w:id="39" w:name="roteiro-de-implementação"/>
-    <w:p>
-      <w:pPr>
-        <w:pStyle w:val="Heading1"/>
-      </w:pPr>
-      <w:r>
-        <w:t xml:space="preserve">5. Roteiro de Implementação</w:t>
-      </w:r>
-    </w:p>
-    <w:p>
-      <w:pPr>
-        <w:numPr>
-          <w:ilvl w:val="0"/>
-          <w:numId w:val="1012"/>
-        </w:numPr>
-        <w:pStyle w:val="Compact"/>
-      </w:pPr>
-      <w:r>
-        <w:t xml:space="preserve">Uma sequência prática de inventários para resiliência testada.*</w:t>
-      </w:r>
-    </w:p>
-    <w:p>
-      <w:pPr>
-        <w:numPr>
-          <w:ilvl w:val="0"/>
-          <w:numId w:val="1013"/>
-        </w:numPr>
-      </w:pPr>
-      <w:r>
-        <w:t xml:space="preserve">Escolha e documente o Grupo de Implementação inicial e quaisquer adições necessárias.</w:t>
-      </w:r>
-    </w:p>
-    <w:p>
-      <w:pPr>
-        <w:numPr>
-          <w:ilvl w:val="0"/>
-          <w:numId w:val="1013"/>
-        </w:numPr>
-      </w:pPr>
-      <w:r>
-        <w:t xml:space="preserve">Construir e conciliar as populações principais: ativos, software, dados, contas, sistemas de autenticação, rede, fornecedores, aplicações e logs.</w:t>
-      </w:r>
-    </w:p>
-    <w:p>
-      <w:pPr>
-        <w:numPr>
-          <w:ilvl w:val="0"/>
-          <w:numId w:val="1013"/>
-        </w:numPr>
-      </w:pPr>
-      <w:r>
-        <w:t xml:space="preserve">Implementar salvaguardas IG1 com proprietários, procedimentos, métricas de cobertura, exceções e evidências.</w:t>
-      </w:r>
-    </w:p>
-    <w:p>
-      <w:pPr>
-        <w:numPr>
-          <w:ilvl w:val="0"/>
-          <w:numId w:val="1013"/>
-        </w:numPr>
-      </w:pPr>
-      <w:r>
-        <w:t xml:space="preserve">Identidades seguras, configurações, vulnerabilidades, e-mail, navegadores, defesas de malware, backups e monitoramento essencial.</w:t>
-      </w:r>
-    </w:p>
-    <w:p>
-      <w:pPr>
-        <w:numPr>
-          <w:ilvl w:val="0"/>
-          <w:numId w:val="1013"/>
-        </w:numPr>
-      </w:pPr>
-      <w:r>
-        <w:t xml:space="preserve">Exercite resposta incidente e recuperação antes de uma emergência real.</w:t>
-      </w:r>
-    </w:p>
-    <w:p>
-      <w:pPr>
-        <w:numPr>
-          <w:ilvl w:val="0"/>
-          <w:numId w:val="1013"/>
-        </w:numPr>
-      </w:pPr>
-      <w:r>
-        <w:t xml:space="preserve">Medir cada salvaguarda aplicável usando entradas confiáveis e operações repetitivas.</w:t>
-      </w:r>
-    </w:p>
-    <w:p>
-      <w:pPr>
-        <w:numPr>
-          <w:ilvl w:val="0"/>
-          <w:numId w:val="1013"/>
-        </w:numPr>
-      </w:pPr>
-      <w:r>
-        <w:t xml:space="preserve">Corrigir a cobertura incompleta e repetir falhas; verificar correções através do reteste.</w:t>
-      </w:r>
-    </w:p>
-    <w:p>
-      <w:pPr>
-        <w:numPr>
-          <w:ilvl w:val="0"/>
-          <w:numId w:val="1013"/>
-        </w:numPr>
-      </w:pPr>
-      <w:r>
-        <w:t xml:space="preserve">Expandir para IG2 ou IG3 com base em risco, obrigações, maturidade e exposição à ameaça.</w:t>
-      </w:r>
-    </w:p>
-    <w:p>
-      <w:pPr>
-        <w:numPr>
-          <w:ilvl w:val="0"/>
-          <w:numId w:val="1013"/>
-        </w:numPr>
-      </w:pPr>
-      <w:r>
-        <w:t xml:space="preserve">Use mapeamentos oficiais para coordenar outros frameworks sem tratar mapeamentos como conformidade automática.</w:t>
-      </w:r>
-    </w:p>
-    <w:p>
-      <w:pPr>
-        <w:pStyle w:val="FirstParagraph"/>
-      </w:pPr>
-      <w:r>
-        <w:t xml:space="preserve">Princípio de implementação:** Um grupo menor de Salvaguardas que é totalmente escopo, operado, medido e melhorado é mais defensável do que uma longa lista marcada completa sem evidência confiável. □</w:t>
-      </w:r>
-      <w:r>
-        <w:t xml:space="preserve"> </w:t>
-      </w:r>
-      <w:r>
-        <w:t xml:space="preserve">□———————————————————————————————————————————————————————————————————————————————————————————</w:t>
-      </w:r>
-    </w:p>
-    <w:bookmarkEnd w:id="39"/>
-    <w:bookmarkStart w:id="40" w:name="X7695489a38f7c692e8afcb40666cce5b46824ac"/>
+        <w:t xml:space="preserve">Princípio de implementação:</w:t>
+      </w:r>
+      <w:r>
+        <w:t xml:space="preserve"> </w:t>
+      </w:r>
+      <w:r>
+        <w:t xml:space="preserve">Um conjunto menor de Salvaguardas, com escopo completo, operação consistente, medição e melhoria contínua, é mais defensável do que uma lista extensa marcada como concluída sem evidências confiáveis.</w:t>
+      </w:r>
+    </w:p>
+    <w:bookmarkEnd w:id="29"/>
+    <w:bookmarkStart w:id="30" w:name="X7695489a38f7c692e8afcb40666cce5b46824ac"/>
     <w:p>
       <w:pPr>
         <w:pStyle w:val="Heading1"/>
@@ -2554,8 +2517,8 @@
         <w:t xml:space="preserve">Consulte os CIS Controls v8.1 e a CIS Controls Assessment Specification oficiais para confirmar linguagem exata, classe de ativo, função de segurança, Grupo de Implementação, dependências, entradas, operações, medidas, métricas e revisão de procedimentos.</w:t>
       </w:r>
     </w:p>
-    <w:bookmarkEnd w:id="40"/>
-    <w:bookmarkStart w:id="41" w:name="Xeb9b34ac7dc5be396e103312241fbdff6bec423"/>
+    <w:bookmarkEnd w:id="30"/>
+    <w:bookmarkStart w:id="31" w:name="Xeb9b34ac7dc5be396e103312241fbdff6bec423"/>
     <w:p>
       <w:pPr>
         <w:pStyle w:val="Heading1"/>
@@ -3137,8 +3100,8 @@
         <w:t xml:space="preserve">Consulte os recursos oficiais do CIS para confirmar a linguagem e os critérios de avaliação.</w:t>
       </w:r>
     </w:p>
-    <w:bookmarkEnd w:id="41"/>
-    <w:bookmarkStart w:id="42" w:name="controle-3-proteção-de-dados"/>
+    <w:bookmarkEnd w:id="31"/>
+    <w:bookmarkStart w:id="32" w:name="controle-3-proteção-de-dados"/>
     <w:p>
       <w:pPr>
         <w:pStyle w:val="Heading1"/>
@@ -4167,8 +4130,8 @@
         <w:t xml:space="preserve">Consulte os recursos oficiais do CIS para confirmar a linguagem e os critérios de avaliação.</w:t>
       </w:r>
     </w:p>
-    <w:bookmarkEnd w:id="42"/>
-    <w:bookmarkStart w:id="43" w:name="Xd2ef3f86512794823bc8b468f11f6ff2370559c"/>
+    <w:bookmarkEnd w:id="32"/>
+    <w:bookmarkStart w:id="33" w:name="Xd2ef3f86512794823bc8b468f11f6ff2370559c"/>
     <w:p>
       <w:pPr>
         <w:pStyle w:val="Heading1"/>
@@ -5060,8 +5023,8 @@
         <w:t xml:space="preserve">Consulte os recursos oficiais do CIS para confirmar a linguagem e os critérios de avaliação.</w:t>
       </w:r>
     </w:p>
-    <w:bookmarkEnd w:id="43"/>
-    <w:bookmarkStart w:id="44" w:name="controle-5-gestão-de-contas"/>
+    <w:bookmarkEnd w:id="33"/>
+    <w:bookmarkStart w:id="34" w:name="controle-5-gestão-de-contas"/>
     <w:p>
       <w:pPr>
         <w:pStyle w:val="Heading1"/>
@@ -5581,8 +5544,8 @@
         <w:t xml:space="preserve">Consulte os recursos oficiais do CIS para confirmar a linguagem e os critérios de avaliação.</w:t>
       </w:r>
     </w:p>
-    <w:bookmarkEnd w:id="44"/>
-    <w:bookmarkStart w:id="50" w:name="Xa894af05b3af31fdf2a084a9cec3813ac700e27"/>
+    <w:bookmarkEnd w:id="34"/>
+    <w:bookmarkStart w:id="40" w:name="Xa894af05b3af31fdf2a084a9cec3813ac700e27"/>
     <w:p>
       <w:pPr>
         <w:pStyle w:val="Heading1"/>
@@ -5595,7 +5558,7 @@
       <w:pPr>
         <w:numPr>
           <w:ilvl w:val="0"/>
-          <w:numId w:val="1014"/>
+          <w:numId w:val="1008"/>
         </w:numPr>
         <w:pStyle w:val="Compact"/>
       </w:pPr>
@@ -5612,18 +5575,18 @@
           <wp:inline>
             <wp:extent cx="5334000" cy="2629639"/>
             <wp:effectExtent b="0" l="0" r="0" t="0"/>
-            <wp:docPr descr="Contas e privilégios exigem criação aprovada, autenticação forte, revisão e revogação oportuna." title="" id="46" name="Picture"/>
+            <wp:docPr descr="Contas e privilégios exigem criação aprovada, autenticação forte, revisão e revogação oportuna." title="" id="36" name="Picture"/>
             <a:graphic>
               <a:graphicData uri="http://schemas.openxmlformats.org/drawingml/2006/picture">
                 <pic:pic>
                   <pic:nvPicPr>
-                    <pic:cNvPr descr="media/image6.png" id="47" name="Picture"/>
+                    <pic:cNvPr descr="media/image6.png" id="37" name="Picture"/>
                     <pic:cNvPicPr>
                       <a:picLocks noChangeArrowheads="1" noChangeAspect="1"/>
                     </pic:cNvPicPr>
                   </pic:nvPicPr>
                   <pic:blipFill>
-                    <a:blip r:embed="rId45"/>
+                    <a:blip r:embed="rId35"/>
                     <a:stretch>
                       <a:fillRect/>
                     </a:stretch>
@@ -5666,7 +5629,7 @@
         <w:t xml:space="preserve">Figura 6. Ciclo de vida de identidade e acesso</w:t>
       </w:r>
     </w:p>
-    <w:bookmarkStart w:id="48" w:name="Xcabd0b0a654464b8c9f73c37431732309c07dc8"/>
+    <w:bookmarkStart w:id="38" w:name="Xcabd0b0a654464b8c9f73c37431732309c07dc8"/>
     <w:p>
       <w:pPr>
         <w:pStyle w:val="Heading2"/>
@@ -5675,8 +5638,8 @@
         <w:t xml:space="preserve">. ** Finalidade do controlo: ** Reforçar a empresa através da implementação e medição de salvaguardas para a gestão do controlo de acesso. □</w:t>
       </w:r>
     </w:p>
-    <w:bookmarkEnd w:id="48"/>
-    <w:bookmarkStart w:id="49" w:name="section-1"/>
+    <w:bookmarkEnd w:id="38"/>
+    <w:bookmarkStart w:id="39" w:name="section"/>
     <w:p>
       <w:pPr>
         <w:pStyle w:val="Heading2"/>
@@ -5743,9 +5706,9 @@
         <w:t xml:space="preserve">Use o guia oficial de Controles CIS v8.1 e Especificações de Avaliação de Controles para linguagem de Salvaguarda exata, classe de ativos, função de segurança, Grupo de Implementação, dependências, entradas, operações, medidas, métricas e revisão processual.</w:t>
       </w:r>
     </w:p>
-    <w:bookmarkEnd w:id="49"/>
-    <w:bookmarkEnd w:id="50"/>
-    <w:bookmarkStart w:id="55" w:name="Xc417a421edbe5d2e6b240c7d3d615c29c5a6aa2"/>
+    <w:bookmarkEnd w:id="39"/>
+    <w:bookmarkEnd w:id="40"/>
+    <w:bookmarkStart w:id="45" w:name="Xc417a421edbe5d2e6b240c7d3d615c29c5a6aa2"/>
     <w:p>
       <w:pPr>
         <w:pStyle w:val="Heading1"/>
@@ -5758,7 +5721,7 @@
       <w:pPr>
         <w:numPr>
           <w:ilvl w:val="0"/>
-          <w:numId w:val="1015"/>
+          <w:numId w:val="1009"/>
         </w:numPr>
         <w:pStyle w:val="Compact"/>
       </w:pPr>
@@ -5775,18 +5738,18 @@
           <wp:inline>
             <wp:extent cx="5334000" cy="2728121"/>
             <wp:effectExtent b="0" l="0" r="0" t="0"/>
-            <wp:docPr descr="Complete coverage and verific remediation matter more than produting scan reports." title="" id="52" name="Picture"/>
+            <wp:docPr descr="Complete coverage and verific remediation matter more than produting scan reports." title="" id="42" name="Picture"/>
             <a:graphic>
               <a:graphicData uri="http://schemas.openxmlformats.org/drawingml/2006/picture">
                 <pic:pic>
                   <pic:nvPicPr>
-                    <pic:cNvPr descr="media/image7.png" id="53" name="Picture"/>
+                    <pic:cNvPr descr="media/image7.png" id="43" name="Picture"/>
                     <pic:cNvPicPr>
                       <a:picLocks noChangeArrowheads="1" noChangeAspect="1"/>
                     </pic:cNvPicPr>
                   </pic:nvPicPr>
                   <pic:blipFill>
-                    <a:blip r:embed="rId51"/>
+                    <a:blip r:embed="rId41"/>
                     <a:stretch>
                       <a:fillRect/>
                     </a:stretch>
@@ -5843,7 +5806,7 @@
         <w:t xml:space="preserve">□———————————————————————————————————————————————————————————-</w:t>
       </w:r>
     </w:p>
-    <w:bookmarkStart w:id="54" w:name="section-2"/>
+    <w:bookmarkStart w:id="44" w:name="section-1"/>
     <w:p>
       <w:pPr>
         <w:pStyle w:val="Heading2"/>
@@ -5894,6 +5857,408 @@
       </w:r>
       <w:r>
         <w:t xml:space="preserve">□ 7.7 □ Remediar Vulnerabilidades Detectadas □ Coloque no lugar um processo repetível, de propriedade ou controle técnico para corrigir Vulnerabilidades Detectadas, então verifique cobertura e exceções. Confirmar escopo definido, população, propriedade, implementação, frequência, cobertura, exceções, correção e reteste. Processos, feeds, cobertura de ativos, varreduras autenticadas, resultados de patch, exceções, tickets de remediação e rescans</w:t>
+      </w:r>
+    </w:p>
+    <w:p>
+      <w:pPr>
+        <w:pStyle w:val="BodyText"/>
+      </w:pPr>
+      <w:r>
+        <w:t xml:space="preserve">Use o guia oficial de Controles CIS v8.1 e Especificações de Avaliação de Controles para linguagem de Salvaguarda exata, classe de ativos, função de segurança, Grupo de Implementação, dependências, entradas, operações, medidas, métricas e revisão processual.</w:t>
+      </w:r>
+    </w:p>
+    <w:bookmarkEnd w:id="44"/>
+    <w:bookmarkEnd w:id="45"/>
+    <w:bookmarkStart w:id="47" w:name="X5849b052f89f1dbd6d1795dfe10269d3f72715f"/>
+    <w:p>
+      <w:pPr>
+        <w:pStyle w:val="Heading1"/>
+      </w:pPr>
+      <w:r>
+        <w:t xml:space="preserve">13. Controle 8 — Gestão do Registo de Auditoria</w:t>
+      </w:r>
+    </w:p>
+    <w:p>
+      <w:pPr>
+        <w:numPr>
+          <w:ilvl w:val="0"/>
+          <w:numId w:val="1010"/>
+        </w:numPr>
+        <w:pStyle w:val="Compact"/>
+      </w:pPr>
+      <w:r>
+        <w:t xml:space="preserve">Todas as 12 Salvaguardas, significado simples, foco de verificação e evidência de exemplo.*</w:t>
+      </w:r>
+    </w:p>
+    <w:p>
+      <w:pPr>
+        <w:pStyle w:val="FirstParagraph"/>
+      </w:pPr>
+      <w:r>
+        <w:t xml:space="preserve">. ** Finalidade do controlo: ** Reforçar a empresa através da implementação e medição de salvaguardas para a gestão de registos de auditoria. □</w:t>
+      </w:r>
+      <w:r>
+        <w:t xml:space="preserve"> </w:t>
+      </w:r>
+      <w:r>
+        <w:t xml:space="preserve">□————————————————————————————————————————————————-</w:t>
+      </w:r>
+    </w:p>
+    <w:bookmarkStart w:id="46" w:name="section-2"/>
+    <w:p>
+      <w:pPr>
+        <w:pStyle w:val="Heading2"/>
+      </w:pPr>
+      <w:r>
+        <w:t xml:space="preserve">* * * * * * * * * * * * * * * * * * * * * * * * * * * * * * * * * * * * * * * * * * * * * * * * * * * *</w:t>
+      </w:r>
+    </w:p>
+    <w:p>
+      <w:pPr>
+        <w:pStyle w:val="FirstParagraph"/>
+      </w:pPr>
+      <w:r>
+        <w:t xml:space="preserve">□ 8.1 □ Estabelecer e manter um processo de gerenciamento de registro de auditoria □ Colocar em prática um processo repetível, de propriedade ou controle técnico para estabelecer e manter um processo de gerenciamento de registro de auditoria, em seguida, verificar cobertura e exceções. Confirmar escopo definido, população, propriedade, implementação, frequência, cobertura, exceções, correção e reteste. Requisitos de registro, inventário de origem, armazenamento, configurações de tempo, logs detalhados, plataforma central, comentários e retenção</w:t>
+      </w:r>
+      <w:r>
+        <w:t xml:space="preserve"> </w:t>
+      </w:r>
+      <w:r>
+        <w:t xml:space="preserve">Recolher registros de auditoria Coloque um processo repetível, de propriedade ou controle técnico no local para coletar Registros de Auditoria, em seguida, verificar a cobertura e exceções. Confirmar escopo definido, população, propriedade, implementação, frequência, cobertura, exceções, correção e reteste. Requisitos de registro, inventário de origem, armazenamento, configurações de tempo, logs detalhados, plataforma central, comentários e retenção</w:t>
+      </w:r>
+      <w:r>
+        <w:t xml:space="preserve"> </w:t>
+      </w:r>
+      <w:r>
+        <w:t xml:space="preserve">□ 8.3 □ Assegurar o armazenamento adequado do log de auditoria Coloque em prática um processo repetível, de propriedade ou controle técnico para garantir o armazenamento adequado do registro de auditoria e, em seguida, verificar a cobertura e exceções. Confirmar escopo definido, população, propriedade, implementação, frequência, cobertura, exceções, correção e reteste. Requisitos de registro, inventário de origem, armazenamento, configurações de tempo, logs detalhados, plataforma central, comentários e retenção</w:t>
+      </w:r>
+      <w:r>
+        <w:t xml:space="preserve"> </w:t>
+      </w:r>
+      <w:r>
+        <w:t xml:space="preserve">□ 8.4 □ Padronize a Sincronização do Tempo □ Coloque em prática um processo repetível, de propriedade ou controle técnico para padronizar a Sincronização do Tempo, em seguida, verifique a cobertura e exceções. Confirmar escopo definido, população, propriedade, implementação, frequência, cobertura, exceções, correção e reteste. Requisitos de registro, inventário de origem, armazenamento, configurações de tempo, logs detalhados, plataforma central, comentários e retenção</w:t>
+      </w:r>
+      <w:r>
+        <w:t xml:space="preserve"> </w:t>
+      </w:r>
+      <w:r>
+        <w:t xml:space="preserve">Recolher registros de auditoria detalhados Coloque em prática um processo repetível, de propriedade ou controle técnico para coletar registros de auditoria detalhados, em seguida, verifique a cobertura e exceções. Confirmar escopo definido, população, propriedade, implementação, frequência, cobertura, exceções, correção e reteste. Requisitos de registro, inventário de origem, armazenamento, configurações de tempo, logs detalhados, plataforma central, comentários e retenção</w:t>
+      </w:r>
+      <w:r>
+        <w:t xml:space="preserve"> </w:t>
+      </w:r>
+      <w:r>
+        <w:t xml:space="preserve">Recolher registros de auditoria do DNS Coloque um processo repetível, de propriedade ou controle técnico no local para coletar DNS Consultar Registros de Auditoria, em seguida, verificar cobertura e exceções. Confirmar escopo definido, população, propriedade, implementação, frequência, cobertura, exceções, correção e reteste. Requisitos de registro, inventário de origem, armazenamento, configurações de tempo, logs detalhados, plataforma central, comentários e retenção</w:t>
+      </w:r>
+      <w:r>
+        <w:t xml:space="preserve"> </w:t>
+      </w:r>
+      <w:r>
+        <w:t xml:space="preserve">Recolher URL Solicitar Registros de Auditoria Coloque em prática um processo repetível, de propriedade ou controle técnico para coletar URL Request Audit Logs, então verifique cobertura e exceções. Confirmar escopo definido, população, propriedade, implementação, frequência, cobertura, exceções, correção e reteste. Requisitos de registro, inventário de origem, armazenamento, configurações de tempo, logs detalhados, plataforma central, comentários e retenção</w:t>
+      </w:r>
+      <w:r>
+        <w:t xml:space="preserve"> </w:t>
+      </w:r>
+      <w:r>
+        <w:t xml:space="preserve">Recolher registros de auditoria de linha de comando Coloque um processo repetível, de propriedade ou controle técnico para coletar registros de auditoria de linha de comando, em seguida, verificar a cobertura e exceções. Confirmar escopo definido, população, propriedade, implementação, frequência, cobertura, exceções, correção e reteste. Requisitos de registro, inventário de origem, armazenamento, configurações de tempo, logs detalhados, plataforma central, comentários e retenção</w:t>
+      </w:r>
+      <w:r>
+        <w:t xml:space="preserve"> </w:t>
+      </w:r>
+      <w:r>
+        <w:t xml:space="preserve">• 8.9 □ Centralizar os Registos de Auditoria Coloque em prática um processo repetível, de propriedade ou controle técnico para centralizar os Logs de Auditoria, em seguida, verifique a cobertura e exceções. Confirmar escopo definido, população, propriedade, implementação, frequência, cobertura, exceções, correção e reteste. Requisitos de registro, inventário de origem, armazenamento, configurações de tempo, logs detalhados, plataforma central, comentários e retenção</w:t>
+      </w:r>
+      <w:r>
+        <w:t xml:space="preserve"> </w:t>
+      </w:r>
+      <w:r>
+        <w:t xml:space="preserve">* 8.10 * Manter registos de auditoria * Coloque em prática um processo repetível, de propriedade ou controle técnico para reter registros de auditoria, em seguida, verificar a cobertura e exceções. Confirmar escopo definido, população, propriedade, implementação, frequência, cobertura, exceções, correção e reteste. Requisitos de registro, inventário de origem, armazenamento, configurações de tempo, logs detalhados, plataforma central, comentários e retenção</w:t>
+      </w:r>
+      <w:r>
+        <w:t xml:space="preserve"> </w:t>
+      </w:r>
+      <w:r>
+        <w:t xml:space="preserve">• 8,11 • Realizar revisões de registos de auditoria Coloque em prática um processo repetível, de propriedade ou controle técnico para realizar Revisões de Registro de Auditoria, então verifique cobertura e exceções. Confirmar escopo definido, população, propriedade, implementação, frequência, cobertura, exceções, correção e reteste. Requisitos de registro, inventário de origem, armazenamento, configurações de tempo, logs detalhados, plataforma central, comentários e retenção</w:t>
+      </w:r>
+      <w:r>
+        <w:t xml:space="preserve"> </w:t>
+      </w:r>
+      <w:r>
+        <w:t xml:space="preserve">Recolher Registros do Provedor de Serviço Coloque em prática um processo repetível, de propriedade ou controle técnico para coletar registros de provedores de serviços, então verifique cobertura e exceções. Confirmar escopo definido, população, propriedade, implementação, frequência, cobertura, exceções, correção e reteste. Requisitos de registro, inventário de origem, armazenamento, configurações de tempo, logs detalhados, plataforma central, comentários e retenção</w:t>
+      </w:r>
+    </w:p>
+    <w:p>
+      <w:pPr>
+        <w:pStyle w:val="BodyText"/>
+      </w:pPr>
+      <w:r>
+        <w:t xml:space="preserve">Use o guia oficial de Controles CIS v8.1 e Especificações de Avaliação de Controles para linguagem de Salvaguarda exata, classe de ativos, função de segurança, Grupo de Implementação, dependências, entradas, operações, medidas, métricas e revisão processual.</w:t>
+      </w:r>
+    </w:p>
+    <w:bookmarkEnd w:id="46"/>
+    <w:bookmarkEnd w:id="47"/>
+    <w:bookmarkStart w:id="49" w:name="Xefeb98fc2df86833b12ebf88d7ca750829aa89f"/>
+    <w:p>
+      <w:pPr>
+        <w:pStyle w:val="Heading1"/>
+      </w:pPr>
+      <w:r>
+        <w:t xml:space="preserve">14. Controle 9 — Email e Proteção de Navegador Web</w:t>
+      </w:r>
+    </w:p>
+    <w:p>
+      <w:pPr>
+        <w:numPr>
+          <w:ilvl w:val="0"/>
+          <w:numId w:val="1011"/>
+        </w:numPr>
+        <w:pStyle w:val="Compact"/>
+      </w:pPr>
+      <w:r>
+        <w:t xml:space="preserve">Todas as 7 Salvaguardas, significado simples, foco de verificação e evidência de exemplo.*</w:t>
+      </w:r>
+    </w:p>
+    <w:p>
+      <w:pPr>
+        <w:pStyle w:val="FirstParagraph"/>
+      </w:pPr>
+      <w:r>
+        <w:t xml:space="preserve">. ** Finalidade do controlo: ** Fortaleça a empresa implementando e medindo salvaguardas para proteção de e-mail e navegador web. □</w:t>
+      </w:r>
+      <w:r>
+        <w:t xml:space="preserve"> </w:t>
+      </w:r>
+      <w:r>
+        <w:t xml:space="preserve">O que é que se passa?</w:t>
+      </w:r>
+    </w:p>
+    <w:bookmarkStart w:id="48" w:name="section-3"/>
+    <w:p>
+      <w:pPr>
+        <w:pStyle w:val="Heading2"/>
+      </w:pPr>
+      <w:r>
+        <w:t xml:space="preserve">* * * * * * * * * * * * * * * * * * * * * * * * * * * * * * * * * * * * * * * * * * * * * * * * * * * *</w:t>
+      </w:r>
+    </w:p>
+    <w:p>
+      <w:pPr>
+        <w:pStyle w:val="FirstParagraph"/>
+      </w:pPr>
+      <w:r>
+        <w:t xml:space="preserve">• 9.1 • Garantir o uso de apenas navegadores totalmente suportados e clientes de e-mail • Colocar um processo repetível, de propriedade ou controle técnico para garantir o uso de apenas navegadores totalmente suportados e clientes de e-mail, em seguida, verificar a cobertura e exceções. Confirmar escopo definido, população, propriedade, implementação, frequência, cobertura, exceções, correção e reteste. Lista de navegadores e e-mails, status de suporte, filtragem DNS/URL, política de extensão, controle DMARC e anexo</w:t>
+      </w:r>
+      <w:r>
+        <w:t xml:space="preserve"> </w:t>
+      </w:r>
+      <w:r>
+        <w:t xml:space="preserve">□ 9.2 □ Use os Serviços de Filtragem DNS □ Coloque em prática um processo repetível, de propriedade ou controle técnico para usar os Serviços de Filtragem DNS e, em seguida, verifique a cobertura e exceções. Confirmar escopo definido, população, propriedade, implementação, frequência, cobertura, exceções, correção e reteste. Lista de navegadores e e-mails, status de suporte, filtragem DNS/URL, política de extensão, controle DMARC e anexo</w:t>
+      </w:r>
+      <w:r>
+        <w:t xml:space="preserve"> </w:t>
+      </w:r>
+      <w:r>
+        <w:t xml:space="preserve">Manter e reforçar os filtros de URL baseados em rede Coloque um processo repetível, de propriedade ou controle técnico no local para manter e reforçar filtros de URL baseados em rede, em seguida, verifique cobertura e exceções. Confirmar escopo definido, população, propriedade, implementação, frequência, cobertura, exceções, correção e reteste. Lista de navegadores e e-mails, status de suporte, filtragem DNS/URL, política de extensão, controle DMARC e anexo</w:t>
+      </w:r>
+      <w:r>
+        <w:t xml:space="preserve"> </w:t>
+      </w:r>
+      <w:r>
+        <w:t xml:space="preserve">9.4 Restrinja Extensões Desnecessárias ou Não Autorizadas do Navegador e do Cliente de Email.Coloque em prática um processo ou controle técnico repetível, próprio para restringir Extensões Desnecessárias ou Não Autorizadas do Navegador e do Cliente de Email, então verifique cobertura e exceções. Confirmar escopo definido, população, propriedade, implementação, frequência, cobertura, exceções, correção e reteste. Lista de navegadores e e-mails, status de suporte, filtragem DNS/URL, política de extensão, controle DMARC e anexo</w:t>
+      </w:r>
+      <w:r>
+        <w:t xml:space="preserve"> </w:t>
+      </w:r>
+      <w:r>
+        <w:t xml:space="preserve">□ 9.5 □ Implementar o DMARC □ Colocar em prática um processo repetível, de propriedade ou controle técnico para implementar o DMARC, em seguida, verificar a cobertura e exceções. Confirmar escopo definido, população, propriedade, implementação, frequência, cobertura, exceções, correção e reteste. Lista de navegadores e e-mails, status de suporte, filtragem DNS/URL, política de extensão, controle DMARC e anexo</w:t>
+      </w:r>
+      <w:r>
+        <w:t xml:space="preserve"> </w:t>
+      </w:r>
+      <w:r>
+        <w:t xml:space="preserve">“!9 .. Bloquear tipos de ficheiros desnecessários Coloque um processo repetível, de propriedade ou controle técnico no local para bloquear Tipos de Arquivo Desnecessários, em seguida, verifique cobertura e exceções. Confirmar escopo definido, população, propriedade, implementação, frequência, cobertura, exceções, correção e reteste. Lista de navegadores e e-mails, status de suporte, filtragem DNS/URL, política de extensão, controle DMARC e anexo</w:t>
+      </w:r>
+      <w:r>
+        <w:t xml:space="preserve"> </w:t>
+      </w:r>
+      <w:r>
+        <w:t xml:space="preserve">□ 9.7 □ Implantar e manter as proteções anti-Malware do servidor de e-mail Coloque em prática um processo repetível, de propriedade ou controle técnico para implantar e manter as proteções anti-Malware do servidor de e-mail, em seguida, verifique a cobertura e exceções. Confirmar escopo definido, população, propriedade, implementação, frequência, cobertura, exceções, correção e reteste. Lista de navegadores e e-mails, status de suporte, filtragem DNS/URL, política de extensão, controle DMARC e anexo</w:t>
+      </w:r>
+    </w:p>
+    <w:p>
+      <w:pPr>
+        <w:pStyle w:val="BodyText"/>
+      </w:pPr>
+      <w:r>
+        <w:t xml:space="preserve">Use o guia oficial de Controles CIS v8.1 e Especificações de Avaliação de Controles para linguagem de Salvaguarda exata, classe de ativos, função de segurança, Grupo de Implementação, dependências, entradas, operações, medidas, métricas e revisão processual.</w:t>
+      </w:r>
+    </w:p>
+    <w:bookmarkEnd w:id="48"/>
+    <w:bookmarkEnd w:id="49"/>
+    <w:bookmarkStart w:id="52" w:name="controle-10-defesas-de-malware"/>
+    <w:p>
+      <w:pPr>
+        <w:pStyle w:val="Heading1"/>
+      </w:pPr>
+      <w:r>
+        <w:t xml:space="preserve">15. Controle 10 — Defesas de Malware</w:t>
+      </w:r>
+    </w:p>
+    <w:p>
+      <w:pPr>
+        <w:numPr>
+          <w:ilvl w:val="0"/>
+          <w:numId w:val="1012"/>
+        </w:numPr>
+        <w:pStyle w:val="Compact"/>
+      </w:pPr>
+      <w:r>
+        <w:t xml:space="preserve">Todas as 7 Salvaguardas, significado simples, foco de verificação e evidência de exemplo.*</w:t>
+      </w:r>
+    </w:p>
+    <w:bookmarkStart w:id="50" w:name="X31cb3c27ed506a61c5b7a87832510fc038b08f1"/>
+    <w:p>
+      <w:pPr>
+        <w:pStyle w:val="Heading2"/>
+      </w:pPr>
+      <w:r>
+        <w:t xml:space="preserve">. ** Finalidade do controlo: ** Fortaleça a empresa implementando e medindo salvaguardas para defesas de malware. □</w:t>
+      </w:r>
+    </w:p>
+    <w:bookmarkEnd w:id="50"/>
+    <w:bookmarkStart w:id="51" w:name="section-4"/>
+    <w:p>
+      <w:pPr>
+        <w:pStyle w:val="Heading2"/>
+      </w:pPr>
+      <w:r>
+        <w:t xml:space="preserve">* * * * * * * * * * * * * * * * * * * * * * * * * * * * * * * * * * * * * * * * * * * * * * * * * * * *</w:t>
+      </w:r>
+    </w:p>
+    <w:p>
+      <w:pPr>
+        <w:pStyle w:val="FirstParagraph"/>
+      </w:pPr>
+      <w:r>
+        <w:t xml:space="preserve">□ 10.1 □ Implantar e manter o software anti-Malware Coloque um processo repetível, de propriedade ou controle técnico no local para implantar e manter o software Anti-Malware, em seguida, verifique a cobertura e exceções. Confirmar escopo definido, população, propriedade, implementação, frequência, cobertura, exceções, correção e reteste. cobertura de endpoint , configuração anti-malware, atualizações, controles de mídia removível, alertas de comportamento e tickets de resposta .</w:t>
+      </w:r>
+      <w:r>
+        <w:t xml:space="preserve"> </w:t>
+      </w:r>
+      <w:r>
+        <w:t xml:space="preserve">□ 10.2 □ Configurar atualizações automáticas de assinatura anti-Malware Coloque em prática um processo repetível, de propriedade ou controle técnico para configurar Atualizações de Assinatura Automáticas Anti-Malware, então verifique cobertura e exceções. Confirmar escopo definido, população, propriedade, implementação, frequência, cobertura, exceções, correção e reteste. cobertura de endpoint , configuração anti-malware, atualizações, controles de mídia removível, alertas de comportamento e tickets de resposta .</w:t>
+      </w:r>
+      <w:r>
+        <w:t xml:space="preserve"> </w:t>
+      </w:r>
+      <w:r>
+        <w:t xml:space="preserve">□ 10.3 □ Desativar Autorun e Autoplay para mídia removível □ Coloque no lugar um processo repetível, de propriedade ou controle técnico para desativar Autorun e Autoplay para mídia removível, então verifique cobertura e exceções. Confirmar escopo definido, população, propriedade, implementação, frequência, cobertura, exceções, correção e reteste. cobertura de endpoint , configuração anti-malware, atualizações, controles de mídia removível, alertas de comportamento e tickets de resposta .</w:t>
+      </w:r>
+      <w:r>
+        <w:t xml:space="preserve"> </w:t>
+      </w:r>
+      <w:r>
+        <w:t xml:space="preserve">Configura a verificação automática anti-Malware de mídia removível Coloque em prática um processo repetível, de propriedade ou controle técnico para configurar a Digitalização Automática Anti-Malware de Mídia Removível, em seguida, verifique a cobertura e exceções. Confirmar escopo definido, população, propriedade, implementação, frequência, cobertura, exceções, correção e reteste. cobertura de endpoint , configuração anti-malware, atualizações, controles de mídia removível, alertas de comportamento e tickets de resposta .</w:t>
+      </w:r>
+      <w:r>
+        <w:t xml:space="preserve"> </w:t>
+      </w:r>
+      <w:r>
+        <w:t xml:space="preserve">Ativar recursos anti-exploração Coloque em prática um processo repetível, de propriedade ou controle técnico para permitir o Anti-exploração Características, em seguida, verificar a cobertura e exceções. Confirmar escopo definido, população, propriedade, implementação, frequência, cobertura, exceções, correção e reteste. cobertura de endpoint , configuração anti-malware, atualizações, controles de mídia removível, alertas de comportamento e tickets de resposta .</w:t>
+      </w:r>
+      <w:r>
+        <w:t xml:space="preserve"> </w:t>
+      </w:r>
+      <w:r>
+        <w:t xml:space="preserve">Gerenciar o software anti-Malware centralmente Coloque um processo repetível, de propriedade ou controle técnico no local para gerenciar centralmente o Software Anti-Malware, então verifique a cobertura e exceções. Confirmar escopo definido, população, propriedade, implementação, frequência, cobertura, exceções, correção e reteste. cobertura de endpoint , configuração anti-malware, atualizações, controles de mídia removível, alertas de comportamento e tickets de resposta .</w:t>
+      </w:r>
+      <w:r>
+        <w:t xml:space="preserve"> </w:t>
+      </w:r>
+      <w:r>
+        <w:t xml:space="preserve">Use o software anti-Malware baseado em comportamento Coloque um processo repetível, de propriedade ou controle técnico no local para usar Behavior-Based Anti-Malware Software, em seguida, verifique cobertura e exceções. Confirmar escopo definido, população, propriedade, implementação, frequência, cobertura, exceções, correção e reteste. cobertura de endpoint , configuração anti-malware, atualizações, controles de mídia removível, alertas de comportamento e tickets de resposta .</w:t>
+      </w:r>
+    </w:p>
+    <w:p>
+      <w:pPr>
+        <w:pStyle w:val="BodyText"/>
+      </w:pPr>
+      <w:r>
+        <w:t xml:space="preserve">Use o guia oficial de Controles CIS v8.1 e Especificações de Avaliação de Controles para linguagem de Salvaguarda exata, classe de ativos, função de segurança, Grupo de Implementação, dependências, entradas, operações, medidas, métricas e revisão processual.</w:t>
+      </w:r>
+    </w:p>
+    <w:bookmarkEnd w:id="51"/>
+    <w:bookmarkEnd w:id="52"/>
+    <w:bookmarkStart w:id="55" w:name="controle-11-recuperação-de-dados"/>
+    <w:p>
+      <w:pPr>
+        <w:pStyle w:val="Heading1"/>
+      </w:pPr>
+      <w:r>
+        <w:t xml:space="preserve">16. Controle 11 — Recuperação de dados</w:t>
+      </w:r>
+    </w:p>
+    <w:p>
+      <w:pPr>
+        <w:numPr>
+          <w:ilvl w:val="0"/>
+          <w:numId w:val="1013"/>
+        </w:numPr>
+        <w:pStyle w:val="Compact"/>
+      </w:pPr>
+      <w:r>
+        <w:t xml:space="preserve">Todas as 5 Salvaguardas, significado simples, foco de verificação e evidência de exemplo.*</w:t>
+      </w:r>
+    </w:p>
+    <w:bookmarkStart w:id="53" w:name="X015b0bcfd91b54beae9ac352c972dc96fc365b8"/>
+    <w:p>
+      <w:pPr>
+        <w:pStyle w:val="Heading2"/>
+      </w:pPr>
+      <w:r>
+        <w:t xml:space="preserve">. ** Finalidade do controlo: ** Reforçar a empresa através da implementação e medição de salvaguardas para a recuperação de dados. □</w:t>
+      </w:r>
+    </w:p>
+    <w:bookmarkEnd w:id="53"/>
+    <w:bookmarkStart w:id="54" w:name="section-5"/>
+    <w:p>
+      <w:pPr>
+        <w:pStyle w:val="Heading2"/>
+      </w:pPr>
+      <w:r>
+        <w:t xml:space="preserve">* * * * * * * * * * * * * * * * * * * * * * * * * * * * * * * * * * * * * * * * * * * * * * * * * * * *</w:t>
+      </w:r>
+    </w:p>
+    <w:p>
+      <w:pPr>
+        <w:pStyle w:val="FirstParagraph"/>
+      </w:pPr>
+      <w:r>
+        <w:t xml:space="preserve">.11.1 .. Estabelecer e manter um processo de recuperação de dados .. Coloque um processo repetível, de propriedade ou controle técnico no lugar para estabelecer e manter um processo de recuperação de dados, em seguida, verificar a cobertura e exceções. Confirmar escopo definido, população, propriedade, implementação, frequência, cobertura, exceções, correção e reteste. Plano de recuperação, cobertura de backup, cópias protegidas e isoladas, restaurar testes, resultados, lacunas e retestes</w:t>
+      </w:r>
+      <w:r>
+        <w:t xml:space="preserve"> </w:t>
+      </w:r>
+      <w:r>
+        <w:t xml:space="preserve">Realizar backups automatizados Coloque um processo repetível, de propriedade ou controle técnico no local para executar backups automatizados, em seguida, verifique cobertura e exceções. Confirmar escopo definido, população, propriedade, implementação, frequência, cobertura, exceções, correção e reteste. Plano de recuperação, cobertura de backup, cópias protegidas e isoladas, restaurar testes, resultados, lacunas e retestes</w:t>
+      </w:r>
+      <w:r>
+        <w:t xml:space="preserve"> </w:t>
+      </w:r>
+      <w:r>
+        <w:t xml:space="preserve">Proteger Dados de Recuperação Coloque um processo repetível, de propriedade ou controle técnico no local para proteger dados de recuperação, em seguida, verificar a cobertura e exceções. Confirmar escopo definido, população, propriedade, implementação, frequência, cobertura, exceções, correção e reteste. Plano de recuperação, cobertura de backup, cópias protegidas e isoladas, restaurar testes, resultados, lacunas e retestes</w:t>
+      </w:r>
+      <w:r>
+        <w:t xml:space="preserve"> </w:t>
+      </w:r>
+      <w:r>
+        <w:t xml:space="preserve">11.4 Estabelecer e manter uma instância isolada de dados de recuperação , colocar um processo repetível, de propriedade ou controle técnico no local para estabelecer e manter uma instância isolada de dados de recuperação, em seguida, verificar a cobertura e exceções. Confirmar escopo definido, população, propriedade, implementação, frequência, cobertura, exceções, correção e reteste. Plano de recuperação, cobertura de backup, cópias protegidas e isoladas, restaurar testes, resultados, lacunas e retestes</w:t>
+      </w:r>
+      <w:r>
+        <w:t xml:space="preserve"> </w:t>
+      </w:r>
+      <w:r>
+        <w:t xml:space="preserve">.11.5 .. Testar Recuperação de Dados .. Coloque um processo repetível, de propriedade ou controle técnico no lugar para testar a recuperação de dados, em seguida, verificar a cobertura e exceções. Confirmar escopo definido, população, propriedade, implementação, frequência, cobertura, exceções, correção e reteste. Plano de recuperação, cobertura de backup, cópias protegidas e isoladas, restaurar testes, resultados, lacunas e retestes</w:t>
       </w:r>
     </w:p>
     <w:p>
@@ -5906,25 +6271,25 @@
     </w:p>
     <w:bookmarkEnd w:id="54"/>
     <w:bookmarkEnd w:id="55"/>
-    <w:bookmarkStart w:id="57" w:name="X5849b052f89f1dbd6d1795dfe10269d3f72715f"/>
+    <w:bookmarkStart w:id="57" w:name="X1d5309c9ab119912d099fb58d981b232220432a"/>
     <w:p>
       <w:pPr>
         <w:pStyle w:val="Heading1"/>
       </w:pPr>
       <w:r>
-        <w:t xml:space="preserve">13. Controle 8 — Gestão do Registo de Auditoria</w:t>
+        <w:t xml:space="preserve">17. Controle 12 — Gestão de Infraestruturas de Rede</w:t>
       </w:r>
     </w:p>
     <w:p>
       <w:pPr>
         <w:numPr>
           <w:ilvl w:val="0"/>
-          <w:numId w:val="1016"/>
+          <w:numId w:val="1014"/>
         </w:numPr>
         <w:pStyle w:val="Compact"/>
       </w:pPr>
       <w:r>
-        <w:t xml:space="preserve">Todas as 12 Salvaguardas, significado simples, foco de verificação e evidência de exemplo.*</w:t>
+        <w:t xml:space="preserve">Todas as 8 Salvaguardas, significado simples, foco de verificação e evidência de exemplo.*</w:t>
       </w:r>
     </w:p>
     <w:p>
@@ -5932,16 +6297,16 @@
         <w:pStyle w:val="FirstParagraph"/>
       </w:pPr>
       <w:r>
-        <w:t xml:space="preserve">. ** Finalidade do controlo: ** Reforçar a empresa através da implementação e medição de salvaguardas para a gestão de registos de auditoria. □</w:t>
-      </w:r>
-      <w:r>
-        <w:t xml:space="preserve"> </w:t>
-      </w:r>
-      <w:r>
-        <w:t xml:space="preserve">□————————————————————————————————————————————————-</w:t>
-      </w:r>
-    </w:p>
-    <w:bookmarkStart w:id="56" w:name="section-3"/>
+        <w:t xml:space="preserve">. ** Finalidade do controlo: ** Reforçar a empresa através da implementação e medição de salvaguardas para a gestão das infra-estruturas de rede. □</w:t>
+      </w:r>
+      <w:r>
+        <w:t xml:space="preserve"> </w:t>
+      </w:r>
+      <w:r>
+        <w:t xml:space="preserve">O que é que se passa?</w:t>
+      </w:r>
+    </w:p>
+    <w:bookmarkStart w:id="56" w:name="section-6"/>
     <w:p>
       <w:pPr>
         <w:pStyle w:val="Heading2"/>
@@ -5955,73 +6320,49 @@
         <w:pStyle w:val="FirstParagraph"/>
       </w:pPr>
       <w:r>
-        <w:t xml:space="preserve">□ 8.1 □ Estabelecer e manter um processo de gerenciamento de registro de auditoria □ Colocar em prática um processo repetível, de propriedade ou controle técnico para estabelecer e manter um processo de gerenciamento de registro de auditoria, em seguida, verificar cobertura e exceções. Confirmar escopo definido, população, propriedade, implementação, frequência, cobertura, exceções, correção e reteste. Requisitos de registro, inventário de origem, armazenamento, configurações de tempo, logs detalhados, plataforma central, comentários e retenção</w:t>
-      </w:r>
-      <w:r>
-        <w:t xml:space="preserve"> </w:t>
-      </w:r>
-      <w:r>
-        <w:t xml:space="preserve">Recolher registros de auditoria Coloque um processo repetível, de propriedade ou controle técnico no local para coletar Registros de Auditoria, em seguida, verificar a cobertura e exceções. Confirmar escopo definido, população, propriedade, implementação, frequência, cobertura, exceções, correção e reteste. Requisitos de registro, inventário de origem, armazenamento, configurações de tempo, logs detalhados, plataforma central, comentários e retenção</w:t>
-      </w:r>
-      <w:r>
-        <w:t xml:space="preserve"> </w:t>
-      </w:r>
-      <w:r>
-        <w:t xml:space="preserve">□ 8.3 □ Assegurar o armazenamento adequado do log de auditoria Coloque em prática um processo repetível, de propriedade ou controle técnico para garantir o armazenamento adequado do registro de auditoria e, em seguida, verificar a cobertura e exceções. Confirmar escopo definido, população, propriedade, implementação, frequência, cobertura, exceções, correção e reteste. Requisitos de registro, inventário de origem, armazenamento, configurações de tempo, logs detalhados, plataforma central, comentários e retenção</w:t>
-      </w:r>
-      <w:r>
-        <w:t xml:space="preserve"> </w:t>
-      </w:r>
-      <w:r>
-        <w:t xml:space="preserve">□ 8.4 □ Padronize a Sincronização do Tempo □ Coloque em prática um processo repetível, de propriedade ou controle técnico para padronizar a Sincronização do Tempo, em seguida, verifique a cobertura e exceções. Confirmar escopo definido, população, propriedade, implementação, frequência, cobertura, exceções, correção e reteste. Requisitos de registro, inventário de origem, armazenamento, configurações de tempo, logs detalhados, plataforma central, comentários e retenção</w:t>
-      </w:r>
-      <w:r>
-        <w:t xml:space="preserve"> </w:t>
-      </w:r>
-      <w:r>
-        <w:t xml:space="preserve">Recolher registros de auditoria detalhados Coloque em prática um processo repetível, de propriedade ou controle técnico para coletar registros de auditoria detalhados, em seguida, verifique a cobertura e exceções. Confirmar escopo definido, população, propriedade, implementação, frequência, cobertura, exceções, correção e reteste. Requisitos de registro, inventário de origem, armazenamento, configurações de tempo, logs detalhados, plataforma central, comentários e retenção</w:t>
-      </w:r>
-      <w:r>
-        <w:t xml:space="preserve"> </w:t>
-      </w:r>
-      <w:r>
-        <w:t xml:space="preserve">Recolher registros de auditoria do DNS Coloque um processo repetível, de propriedade ou controle técnico no local para coletar DNS Consultar Registros de Auditoria, em seguida, verificar cobertura e exceções. Confirmar escopo definido, população, propriedade, implementação, frequência, cobertura, exceções, correção e reteste. Requisitos de registro, inventário de origem, armazenamento, configurações de tempo, logs detalhados, plataforma central, comentários e retenção</w:t>
-      </w:r>
-      <w:r>
-        <w:t xml:space="preserve"> </w:t>
-      </w:r>
-      <w:r>
-        <w:t xml:space="preserve">Recolher URL Solicitar Registros de Auditoria Coloque em prática um processo repetível, de propriedade ou controle técnico para coletar URL Request Audit Logs, então verifique cobertura e exceções. Confirmar escopo definido, população, propriedade, implementação, frequência, cobertura, exceções, correção e reteste. Requisitos de registro, inventário de origem, armazenamento, configurações de tempo, logs detalhados, plataforma central, comentários e retenção</w:t>
-      </w:r>
-      <w:r>
-        <w:t xml:space="preserve"> </w:t>
-      </w:r>
-      <w:r>
-        <w:t xml:space="preserve">Recolher registros de auditoria de linha de comando Coloque um processo repetível, de propriedade ou controle técnico para coletar registros de auditoria de linha de comando, em seguida, verificar a cobertura e exceções. Confirmar escopo definido, população, propriedade, implementação, frequência, cobertura, exceções, correção e reteste. Requisitos de registro, inventário de origem, armazenamento, configurações de tempo, logs detalhados, plataforma central, comentários e retenção</w:t>
-      </w:r>
-      <w:r>
-        <w:t xml:space="preserve"> </w:t>
-      </w:r>
-      <w:r>
-        <w:t xml:space="preserve">• 8.9 □ Centralizar os Registos de Auditoria Coloque em prática um processo repetível, de propriedade ou controle técnico para centralizar os Logs de Auditoria, em seguida, verifique a cobertura e exceções. Confirmar escopo definido, população, propriedade, implementação, frequência, cobertura, exceções, correção e reteste. Requisitos de registro, inventário de origem, armazenamento, configurações de tempo, logs detalhados, plataforma central, comentários e retenção</w:t>
-      </w:r>
-      <w:r>
-        <w:t xml:space="preserve"> </w:t>
-      </w:r>
-      <w:r>
-        <w:t xml:space="preserve">* 8.10 * Manter registos de auditoria * Coloque em prática um processo repetível, de propriedade ou controle técnico para reter registros de auditoria, em seguida, verificar a cobertura e exceções. Confirmar escopo definido, população, propriedade, implementação, frequência, cobertura, exceções, correção e reteste. Requisitos de registro, inventário de origem, armazenamento, configurações de tempo, logs detalhados, plataforma central, comentários e retenção</w:t>
-      </w:r>
-      <w:r>
-        <w:t xml:space="preserve"> </w:t>
-      </w:r>
-      <w:r>
-        <w:t xml:space="preserve">• 8,11 • Realizar revisões de registos de auditoria Coloque em prática um processo repetível, de propriedade ou controle técnico para realizar Revisões de Registro de Auditoria, então verifique cobertura e exceções. Confirmar escopo definido, população, propriedade, implementação, frequência, cobertura, exceções, correção e reteste. Requisitos de registro, inventário de origem, armazenamento, configurações de tempo, logs detalhados, plataforma central, comentários e retenção</w:t>
-      </w:r>
-      <w:r>
-        <w:t xml:space="preserve"> </w:t>
-      </w:r>
-      <w:r>
-        <w:t xml:space="preserve">Recolher Registros do Provedor de Serviço Coloque em prática um processo repetível, de propriedade ou controle técnico para coletar registros de provedores de serviços, então verifique cobertura e exceções. Confirmar escopo definido, população, propriedade, implementação, frequência, cobertura, exceções, correção e reteste. Requisitos de registro, inventário de origem, armazenamento, configurações de tempo, logs detalhados, plataforma central, comentários e retenção</w:t>
+        <w:t xml:space="preserve">• 12.1 • Garantir que a infra-estrutura de rede está atualizada Coloque em prática um processo repetível, de propriedade ou controle técnico para garantir que a Infraestrutura de Rede está atualizada, então verifique cobertura e exceções. Confirmar escopo definido, população, propriedade, implementação, frequência, cobertura, exceções, correção e reteste. Inventário de rede, versões, arquitetura, diagramas, caminhos de administração, AAA, protocolos seguros, estações de trabalho VPN e admin</w:t>
+      </w:r>
+      <w:r>
+        <w:t xml:space="preserve"> </w:t>
+      </w:r>
+      <w:r>
+        <w:t xml:space="preserve">.12.2 Estabelecer e manter uma arquitetura segura de rede .. Coloque em prática um processo repetível, de propriedade ou controle técnico para estabelecer e manter uma arquitetura segura de rede, em seguida, verificar cobertura e exceções. Confirmar escopo definido, população, propriedade, implementação, frequência, cobertura, exceções, correção e reteste. Inventário de rede, versões, arquitetura, diagramas, caminhos de administração, AAA, protocolos seguros, estações de trabalho VPN e admin</w:t>
+      </w:r>
+      <w:r>
+        <w:t xml:space="preserve"> </w:t>
+      </w:r>
+      <w:r>
+        <w:t xml:space="preserve">Gestão segura da infra-estrutura de rede Coloque em prática um processo repetível, de propriedade ou controle técnico para gerenciar com segurança a infraestrutura de rede, então verifique a cobertura e exceções. Confirmar escopo definido, população, propriedade, implementação, frequência, cobertura, exceções, correção e reteste. Inventário de rede, versões, arquitetura, diagramas, caminhos de administração, AAA, protocolos seguros, estações de trabalho VPN e admin</w:t>
+      </w:r>
+      <w:r>
+        <w:t xml:space="preserve"> </w:t>
+      </w:r>
+      <w:r>
+        <w:t xml:space="preserve">.12.4 . Estabeleça e mantenha os Diagramas de Arquitetura . Coloque em prática um processo repetível, de propriedade ou controle técnico para estabelecer e manter os Diagramas de Arquitetura, então verifique a cobertura e exceções. Confirmar escopo definido, população, propriedade, implementação, frequência, cobertura, exceções, correção e reteste. Inventário de rede, versões, arquitetura, diagramas, caminhos de administração, AAA, protocolos seguros, estações de trabalho VPN e admin</w:t>
+      </w:r>
+      <w:r>
+        <w:t xml:space="preserve"> </w:t>
+      </w:r>
+      <w:r>
+        <w:t xml:space="preserve">Autenticação, Autorização e Auditoria de Redes Centralize a Autenticação, a Autorização e a Auditoria de Redes Coloque em prática um processo repetível, de propriedade ou controle técnico para centralizar a Autenticação, a Autorização e a Auditoria de Redes e, em seguida, verifique a cobertura e exceções. Confirmar escopo definido, população, propriedade, implementação, frequência, cobertura, exceções, correção e reteste. Inventário de rede, versões, arquitetura, diagramas, caminhos de administração, AAA, protocolos seguros, estações de trabalho VPN e admin</w:t>
+      </w:r>
+      <w:r>
+        <w:t xml:space="preserve"> </w:t>
+      </w:r>
+      <w:r>
+        <w:t xml:space="preserve">Utilização de protocolos seguros de gestão e comunicação de rede Coloque em prática um processo repetível, de propriedade ou controle técnico para usar os Protocolos de Gestão e Comunicação de Rede Segura e, em seguida, verifique a cobertura e exceções. Confirmar escopo definido, população, propriedade, implementação, frequência, cobertura, exceções, correção e reteste. Inventário de rede, versões, arquitetura, diagramas, caminhos de administração, AAA, protocolos seguros, estações de trabalho VPN e admin</w:t>
+      </w:r>
+      <w:r>
+        <w:t xml:space="preserve"> </w:t>
+      </w:r>
+      <w:r>
+        <w:t xml:space="preserve">□ 12.7 □ Garantir Dispositivos Remotos Use uma VPN e Enterprise AAA □ Coloque em prática um processo repetível, de propriedade ou controle técnico para garantir Dispositivos Remotos Use uma VPN e Enterprise AAA, então verifique cobertura e exceções. Confirmar escopo definido, população, propriedade, implementação, frequência, cobertura, exceções, correção e reteste. Inventário de rede, versões, arquitetura, diagramas, caminhos de administração, AAA, protocolos seguros, estações de trabalho VPN e admin</w:t>
+      </w:r>
+      <w:r>
+        <w:t xml:space="preserve"> </w:t>
+      </w:r>
+      <w:r>
+        <w:t xml:space="preserve">Manter recursos de computação dedicados para o trabalho administrativo Coloque em prática um processo repetível, de propriedade ou controle técnico para manter recursos de computação dedicados para o trabalho administrativo, em seguida, verificar a cobertura e exceções. Confirmar escopo definido, população, propriedade, implementação, frequência, cobertura, exceções, correção e reteste. Inventário de rede, versões, arquitetura, diagramas, caminhos de administração, AAA, protocolos seguros, estações de trabalho VPN e admin</w:t>
       </w:r>
     </w:p>
     <w:p>
@@ -6034,398 +6375,20 @@
     </w:p>
     <w:bookmarkEnd w:id="56"/>
     <w:bookmarkEnd w:id="57"/>
-    <w:bookmarkStart w:id="59" w:name="Xefeb98fc2df86833b12ebf88d7ca750829aa89f"/>
+    <w:bookmarkStart w:id="63" w:name="X76e070d17354a7fbaf7b14d1946632e2442e03e"/>
     <w:p>
       <w:pPr>
         <w:pStyle w:val="Heading1"/>
       </w:pPr>
       <w:r>
-        <w:t xml:space="preserve">14. Controle 9 — Email e Proteção de Navegador Web</w:t>
+        <w:t xml:space="preserve">18. Controle 13 — Monitoramento e Defesa de Rede</w:t>
       </w:r>
     </w:p>
     <w:p>
       <w:pPr>
         <w:numPr>
           <w:ilvl w:val="0"/>
-          <w:numId w:val="1017"/>
-        </w:numPr>
-        <w:pStyle w:val="Compact"/>
-      </w:pPr>
-      <w:r>
-        <w:t xml:space="preserve">Todas as 7 Salvaguardas, significado simples, foco de verificação e evidência de exemplo.*</w:t>
-      </w:r>
-    </w:p>
-    <w:p>
-      <w:pPr>
-        <w:pStyle w:val="FirstParagraph"/>
-      </w:pPr>
-      <w:r>
-        <w:t xml:space="preserve">. ** Finalidade do controlo: ** Fortaleça a empresa implementando e medindo salvaguardas para proteção de e-mail e navegador web. □</w:t>
-      </w:r>
-      <w:r>
-        <w:t xml:space="preserve"> </w:t>
-      </w:r>
-      <w:r>
-        <w:t xml:space="preserve">O que é que se passa?</w:t>
-      </w:r>
-    </w:p>
-    <w:bookmarkStart w:id="58" w:name="section-4"/>
-    <w:p>
-      <w:pPr>
-        <w:pStyle w:val="Heading2"/>
-      </w:pPr>
-      <w:r>
-        <w:t xml:space="preserve">* * * * * * * * * * * * * * * * * * * * * * * * * * * * * * * * * * * * * * * * * * * * * * * * * * * *</w:t>
-      </w:r>
-    </w:p>
-    <w:p>
-      <w:pPr>
-        <w:pStyle w:val="FirstParagraph"/>
-      </w:pPr>
-      <w:r>
-        <w:t xml:space="preserve">• 9.1 • Garantir o uso de apenas navegadores totalmente suportados e clientes de e-mail • Colocar um processo repetível, de propriedade ou controle técnico para garantir o uso de apenas navegadores totalmente suportados e clientes de e-mail, em seguida, verificar a cobertura e exceções. Confirmar escopo definido, população, propriedade, implementação, frequência, cobertura, exceções, correção e reteste. Lista de navegadores e e-mails, status de suporte, filtragem DNS/URL, política de extensão, controle DMARC e anexo</w:t>
-      </w:r>
-      <w:r>
-        <w:t xml:space="preserve"> </w:t>
-      </w:r>
-      <w:r>
-        <w:t xml:space="preserve">□ 9.2 □ Use os Serviços de Filtragem DNS □ Coloque em prática um processo repetível, de propriedade ou controle técnico para usar os Serviços de Filtragem DNS e, em seguida, verifique a cobertura e exceções. Confirmar escopo definido, população, propriedade, implementação, frequência, cobertura, exceções, correção e reteste. Lista de navegadores e e-mails, status de suporte, filtragem DNS/URL, política de extensão, controle DMARC e anexo</w:t>
-      </w:r>
-      <w:r>
-        <w:t xml:space="preserve"> </w:t>
-      </w:r>
-      <w:r>
-        <w:t xml:space="preserve">Manter e reforçar os filtros de URL baseados em rede Coloque um processo repetível, de propriedade ou controle técnico no local para manter e reforçar filtros de URL baseados em rede, em seguida, verifique cobertura e exceções. Confirmar escopo definido, população, propriedade, implementação, frequência, cobertura, exceções, correção e reteste. Lista de navegadores e e-mails, status de suporte, filtragem DNS/URL, política de extensão, controle DMARC e anexo</w:t>
-      </w:r>
-      <w:r>
-        <w:t xml:space="preserve"> </w:t>
-      </w:r>
-      <w:r>
-        <w:t xml:space="preserve">9.4 Restrinja Extensões Desnecessárias ou Não Autorizadas do Navegador e do Cliente de Email.Coloque em prática um processo ou controle técnico repetível, próprio para restringir Extensões Desnecessárias ou Não Autorizadas do Navegador e do Cliente de Email, então verifique cobertura e exceções. Confirmar escopo definido, população, propriedade, implementação, frequência, cobertura, exceções, correção e reteste. Lista de navegadores e e-mails, status de suporte, filtragem DNS/URL, política de extensão, controle DMARC e anexo</w:t>
-      </w:r>
-      <w:r>
-        <w:t xml:space="preserve"> </w:t>
-      </w:r>
-      <w:r>
-        <w:t xml:space="preserve">□ 9.5 □ Implementar o DMARC □ Colocar em prática um processo repetível, de propriedade ou controle técnico para implementar o DMARC, em seguida, verificar a cobertura e exceções. Confirmar escopo definido, população, propriedade, implementação, frequência, cobertura, exceções, correção e reteste. Lista de navegadores e e-mails, status de suporte, filtragem DNS/URL, política de extensão, controle DMARC e anexo</w:t>
-      </w:r>
-      <w:r>
-        <w:t xml:space="preserve"> </w:t>
-      </w:r>
-      <w:r>
-        <w:t xml:space="preserve">“!9 .. Bloquear tipos de ficheiros desnecessários Coloque um processo repetível, de propriedade ou controle técnico no local para bloquear Tipos de Arquivo Desnecessários, em seguida, verifique cobertura e exceções. Confirmar escopo definido, população, propriedade, implementação, frequência, cobertura, exceções, correção e reteste. Lista de navegadores e e-mails, status de suporte, filtragem DNS/URL, política de extensão, controle DMARC e anexo</w:t>
-      </w:r>
-      <w:r>
-        <w:t xml:space="preserve"> </w:t>
-      </w:r>
-      <w:r>
-        <w:t xml:space="preserve">□ 9.7 □ Implantar e manter as proteções anti-Malware do servidor de e-mail Coloque em prática um processo repetível, de propriedade ou controle técnico para implantar e manter as proteções anti-Malware do servidor de e-mail, em seguida, verifique a cobertura e exceções. Confirmar escopo definido, população, propriedade, implementação, frequência, cobertura, exceções, correção e reteste. Lista de navegadores e e-mails, status de suporte, filtragem DNS/URL, política de extensão, controle DMARC e anexo</w:t>
-      </w:r>
-    </w:p>
-    <w:p>
-      <w:pPr>
-        <w:pStyle w:val="BodyText"/>
-      </w:pPr>
-      <w:r>
-        <w:t xml:space="preserve">Use o guia oficial de Controles CIS v8.1 e Especificações de Avaliação de Controles para linguagem de Salvaguarda exata, classe de ativos, função de segurança, Grupo de Implementação, dependências, entradas, operações, medidas, métricas e revisão processual.</w:t>
-      </w:r>
-    </w:p>
-    <w:bookmarkEnd w:id="58"/>
-    <w:bookmarkEnd w:id="59"/>
-    <w:bookmarkStart w:id="62" w:name="controle-10-defesas-de-malware"/>
-    <w:p>
-      <w:pPr>
-        <w:pStyle w:val="Heading1"/>
-      </w:pPr>
-      <w:r>
-        <w:t xml:space="preserve">15. Controle 10 — Defesas de Malware</w:t>
-      </w:r>
-    </w:p>
-    <w:p>
-      <w:pPr>
-        <w:numPr>
-          <w:ilvl w:val="0"/>
-          <w:numId w:val="1018"/>
-        </w:numPr>
-        <w:pStyle w:val="Compact"/>
-      </w:pPr>
-      <w:r>
-        <w:t xml:space="preserve">Todas as 7 Salvaguardas, significado simples, foco de verificação e evidência de exemplo.*</w:t>
-      </w:r>
-    </w:p>
-    <w:bookmarkStart w:id="60" w:name="X31cb3c27ed506a61c5b7a87832510fc038b08f1"/>
-    <w:p>
-      <w:pPr>
-        <w:pStyle w:val="Heading2"/>
-      </w:pPr>
-      <w:r>
-        <w:t xml:space="preserve">. ** Finalidade do controlo: ** Fortaleça a empresa implementando e medindo salvaguardas para defesas de malware. □</w:t>
-      </w:r>
-    </w:p>
-    <w:bookmarkEnd w:id="60"/>
-    <w:bookmarkStart w:id="61" w:name="section-5"/>
-    <w:p>
-      <w:pPr>
-        <w:pStyle w:val="Heading2"/>
-      </w:pPr>
-      <w:r>
-        <w:t xml:space="preserve">* * * * * * * * * * * * * * * * * * * * * * * * * * * * * * * * * * * * * * * * * * * * * * * * * * * *</w:t>
-      </w:r>
-    </w:p>
-    <w:p>
-      <w:pPr>
-        <w:pStyle w:val="FirstParagraph"/>
-      </w:pPr>
-      <w:r>
-        <w:t xml:space="preserve">□ 10.1 □ Implantar e manter o software anti-Malware Coloque um processo repetível, de propriedade ou controle técnico no local para implantar e manter o software Anti-Malware, em seguida, verifique a cobertura e exceções. Confirmar escopo definido, população, propriedade, implementação, frequência, cobertura, exceções, correção e reteste. cobertura de endpoint , configuração anti-malware, atualizações, controles de mídia removível, alertas de comportamento e tickets de resposta .</w:t>
-      </w:r>
-      <w:r>
-        <w:t xml:space="preserve"> </w:t>
-      </w:r>
-      <w:r>
-        <w:t xml:space="preserve">□ 10.2 □ Configurar atualizações automáticas de assinatura anti-Malware Coloque em prática um processo repetível, de propriedade ou controle técnico para configurar Atualizações de Assinatura Automáticas Anti-Malware, então verifique cobertura e exceções. Confirmar escopo definido, população, propriedade, implementação, frequência, cobertura, exceções, correção e reteste. cobertura de endpoint , configuração anti-malware, atualizações, controles de mídia removível, alertas de comportamento e tickets de resposta .</w:t>
-      </w:r>
-      <w:r>
-        <w:t xml:space="preserve"> </w:t>
-      </w:r>
-      <w:r>
-        <w:t xml:space="preserve">□ 10.3 □ Desativar Autorun e Autoplay para mídia removível □ Coloque no lugar um processo repetível, de propriedade ou controle técnico para desativar Autorun e Autoplay para mídia removível, então verifique cobertura e exceções. Confirmar escopo definido, população, propriedade, implementação, frequência, cobertura, exceções, correção e reteste. cobertura de endpoint , configuração anti-malware, atualizações, controles de mídia removível, alertas de comportamento e tickets de resposta .</w:t>
-      </w:r>
-      <w:r>
-        <w:t xml:space="preserve"> </w:t>
-      </w:r>
-      <w:r>
-        <w:t xml:space="preserve">Configura a verificação automática anti-Malware de mídia removível Coloque em prática um processo repetível, de propriedade ou controle técnico para configurar a Digitalização Automática Anti-Malware de Mídia Removível, em seguida, verifique a cobertura e exceções. Confirmar escopo definido, população, propriedade, implementação, frequência, cobertura, exceções, correção e reteste. cobertura de endpoint , configuração anti-malware, atualizações, controles de mídia removível, alertas de comportamento e tickets de resposta .</w:t>
-      </w:r>
-      <w:r>
-        <w:t xml:space="preserve"> </w:t>
-      </w:r>
-      <w:r>
-        <w:t xml:space="preserve">Ativar recursos anti-exploração Coloque em prática um processo repetível, de propriedade ou controle técnico para permitir o Anti-exploração Características, em seguida, verificar a cobertura e exceções. Confirmar escopo definido, população, propriedade, implementação, frequência, cobertura, exceções, correção e reteste. cobertura de endpoint , configuração anti-malware, atualizações, controles de mídia removível, alertas de comportamento e tickets de resposta .</w:t>
-      </w:r>
-      <w:r>
-        <w:t xml:space="preserve"> </w:t>
-      </w:r>
-      <w:r>
-        <w:t xml:space="preserve">Gerenciar o software anti-Malware centralmente Coloque um processo repetível, de propriedade ou controle técnico no local para gerenciar centralmente o Software Anti-Malware, então verifique a cobertura e exceções. Confirmar escopo definido, população, propriedade, implementação, frequência, cobertura, exceções, correção e reteste. cobertura de endpoint , configuração anti-malware, atualizações, controles de mídia removível, alertas de comportamento e tickets de resposta .</w:t>
-      </w:r>
-      <w:r>
-        <w:t xml:space="preserve"> </w:t>
-      </w:r>
-      <w:r>
-        <w:t xml:space="preserve">Use o software anti-Malware baseado em comportamento Coloque um processo repetível, de propriedade ou controle técnico no local para usar Behavior-Based Anti-Malware Software, em seguida, verifique cobertura e exceções. Confirmar escopo definido, população, propriedade, implementação, frequência, cobertura, exceções, correção e reteste. cobertura de endpoint , configuração anti-malware, atualizações, controles de mídia removível, alertas de comportamento e tickets de resposta .</w:t>
-      </w:r>
-    </w:p>
-    <w:p>
-      <w:pPr>
-        <w:pStyle w:val="BodyText"/>
-      </w:pPr>
-      <w:r>
-        <w:t xml:space="preserve">Use o guia oficial de Controles CIS v8.1 e Especificações de Avaliação de Controles para linguagem de Salvaguarda exata, classe de ativos, função de segurança, Grupo de Implementação, dependências, entradas, operações, medidas, métricas e revisão processual.</w:t>
-      </w:r>
-    </w:p>
-    <w:bookmarkEnd w:id="61"/>
-    <w:bookmarkEnd w:id="62"/>
-    <w:bookmarkStart w:id="65" w:name="controle-11-recuperação-de-dados"/>
-    <w:p>
-      <w:pPr>
-        <w:pStyle w:val="Heading1"/>
-      </w:pPr>
-      <w:r>
-        <w:t xml:space="preserve">16. Controle 11 — Recuperação de dados</w:t>
-      </w:r>
-    </w:p>
-    <w:p>
-      <w:pPr>
-        <w:numPr>
-          <w:ilvl w:val="0"/>
-          <w:numId w:val="1019"/>
-        </w:numPr>
-        <w:pStyle w:val="Compact"/>
-      </w:pPr>
-      <w:r>
-        <w:t xml:space="preserve">Todas as 5 Salvaguardas, significado simples, foco de verificação e evidência de exemplo.*</w:t>
-      </w:r>
-    </w:p>
-    <w:bookmarkStart w:id="63" w:name="X015b0bcfd91b54beae9ac352c972dc96fc365b8"/>
-    <w:p>
-      <w:pPr>
-        <w:pStyle w:val="Heading2"/>
-      </w:pPr>
-      <w:r>
-        <w:t xml:space="preserve">. ** Finalidade do controlo: ** Reforçar a empresa através da implementação e medição de salvaguardas para a recuperação de dados. □</w:t>
-      </w:r>
-    </w:p>
-    <w:bookmarkEnd w:id="63"/>
-    <w:bookmarkStart w:id="64" w:name="section-6"/>
-    <w:p>
-      <w:pPr>
-        <w:pStyle w:val="Heading2"/>
-      </w:pPr>
-      <w:r>
-        <w:t xml:space="preserve">* * * * * * * * * * * * * * * * * * * * * * * * * * * * * * * * * * * * * * * * * * * * * * * * * * * *</w:t>
-      </w:r>
-    </w:p>
-    <w:p>
-      <w:pPr>
-        <w:pStyle w:val="FirstParagraph"/>
-      </w:pPr>
-      <w:r>
-        <w:t xml:space="preserve">.11.1 .. Estabelecer e manter um processo de recuperação de dados .. Coloque um processo repetível, de propriedade ou controle técnico no lugar para estabelecer e manter um processo de recuperação de dados, em seguida, verificar a cobertura e exceções. Confirmar escopo definido, população, propriedade, implementação, frequência, cobertura, exceções, correção e reteste. Plano de recuperação, cobertura de backup, cópias protegidas e isoladas, restaurar testes, resultados, lacunas e retestes</w:t>
-      </w:r>
-      <w:r>
-        <w:t xml:space="preserve"> </w:t>
-      </w:r>
-      <w:r>
-        <w:t xml:space="preserve">Realizar backups automatizados Coloque um processo repetível, de propriedade ou controle técnico no local para executar backups automatizados, em seguida, verifique cobertura e exceções. Confirmar escopo definido, população, propriedade, implementação, frequência, cobertura, exceções, correção e reteste. Plano de recuperação, cobertura de backup, cópias protegidas e isoladas, restaurar testes, resultados, lacunas e retestes</w:t>
-      </w:r>
-      <w:r>
-        <w:t xml:space="preserve"> </w:t>
-      </w:r>
-      <w:r>
-        <w:t xml:space="preserve">Proteger Dados de Recuperação Coloque um processo repetível, de propriedade ou controle técnico no local para proteger dados de recuperação, em seguida, verificar a cobertura e exceções. Confirmar escopo definido, população, propriedade, implementação, frequência, cobertura, exceções, correção e reteste. Plano de recuperação, cobertura de backup, cópias protegidas e isoladas, restaurar testes, resultados, lacunas e retestes</w:t>
-      </w:r>
-      <w:r>
-        <w:t xml:space="preserve"> </w:t>
-      </w:r>
-      <w:r>
-        <w:t xml:space="preserve">11.4 Estabelecer e manter uma instância isolada de dados de recuperação , colocar um processo repetível, de propriedade ou controle técnico no local para estabelecer e manter uma instância isolada de dados de recuperação, em seguida, verificar a cobertura e exceções. Confirmar escopo definido, população, propriedade, implementação, frequência, cobertura, exceções, correção e reteste. Plano de recuperação, cobertura de backup, cópias protegidas e isoladas, restaurar testes, resultados, lacunas e retestes</w:t>
-      </w:r>
-      <w:r>
-        <w:t xml:space="preserve"> </w:t>
-      </w:r>
-      <w:r>
-        <w:t xml:space="preserve">.11.5 .. Testar Recuperação de Dados .. Coloque um processo repetível, de propriedade ou controle técnico no lugar para testar a recuperação de dados, em seguida, verificar a cobertura e exceções. Confirmar escopo definido, população, propriedade, implementação, frequência, cobertura, exceções, correção e reteste. Plano de recuperação, cobertura de backup, cópias protegidas e isoladas, restaurar testes, resultados, lacunas e retestes</w:t>
-      </w:r>
-    </w:p>
-    <w:p>
-      <w:pPr>
-        <w:pStyle w:val="BodyText"/>
-      </w:pPr>
-      <w:r>
-        <w:t xml:space="preserve">Use o guia oficial de Controles CIS v8.1 e Especificações de Avaliação de Controles para linguagem de Salvaguarda exata, classe de ativos, função de segurança, Grupo de Implementação, dependências, entradas, operações, medidas, métricas e revisão processual.</w:t>
-      </w:r>
-    </w:p>
-    <w:bookmarkEnd w:id="64"/>
-    <w:bookmarkEnd w:id="65"/>
-    <w:bookmarkStart w:id="67" w:name="X1d5309c9ab119912d099fb58d981b232220432a"/>
-    <w:p>
-      <w:pPr>
-        <w:pStyle w:val="Heading1"/>
-      </w:pPr>
-      <w:r>
-        <w:t xml:space="preserve">17. Controle 12 — Gestão de Infraestruturas de Rede</w:t>
-      </w:r>
-    </w:p>
-    <w:p>
-      <w:pPr>
-        <w:numPr>
-          <w:ilvl w:val="0"/>
-          <w:numId w:val="1020"/>
-        </w:numPr>
-        <w:pStyle w:val="Compact"/>
-      </w:pPr>
-      <w:r>
-        <w:t xml:space="preserve">Todas as 8 Salvaguardas, significado simples, foco de verificação e evidência de exemplo.*</w:t>
-      </w:r>
-    </w:p>
-    <w:p>
-      <w:pPr>
-        <w:pStyle w:val="FirstParagraph"/>
-      </w:pPr>
-      <w:r>
-        <w:t xml:space="preserve">. ** Finalidade do controlo: ** Reforçar a empresa através da implementação e medição de salvaguardas para a gestão das infra-estruturas de rede. □</w:t>
-      </w:r>
-      <w:r>
-        <w:t xml:space="preserve"> </w:t>
-      </w:r>
-      <w:r>
-        <w:t xml:space="preserve">O que é que se passa?</w:t>
-      </w:r>
-    </w:p>
-    <w:bookmarkStart w:id="66" w:name="section-7"/>
-    <w:p>
-      <w:pPr>
-        <w:pStyle w:val="Heading2"/>
-      </w:pPr>
-      <w:r>
-        <w:t xml:space="preserve">* * * * * * * * * * * * * * * * * * * * * * * * * * * * * * * * * * * * * * * * * * * * * * * * * * * *</w:t>
-      </w:r>
-    </w:p>
-    <w:p>
-      <w:pPr>
-        <w:pStyle w:val="FirstParagraph"/>
-      </w:pPr>
-      <w:r>
-        <w:t xml:space="preserve">• 12.1 • Garantir que a infra-estrutura de rede está atualizada Coloque em prática um processo repetível, de propriedade ou controle técnico para garantir que a Infraestrutura de Rede está atualizada, então verifique cobertura e exceções. Confirmar escopo definido, população, propriedade, implementação, frequência, cobertura, exceções, correção e reteste. Inventário de rede, versões, arquitetura, diagramas, caminhos de administração, AAA, protocolos seguros, estações de trabalho VPN e admin</w:t>
-      </w:r>
-      <w:r>
-        <w:t xml:space="preserve"> </w:t>
-      </w:r>
-      <w:r>
-        <w:t xml:space="preserve">.12.2 Estabelecer e manter uma arquitetura segura de rede .. Coloque em prática um processo repetível, de propriedade ou controle técnico para estabelecer e manter uma arquitetura segura de rede, em seguida, verificar cobertura e exceções. Confirmar escopo definido, população, propriedade, implementação, frequência, cobertura, exceções, correção e reteste. Inventário de rede, versões, arquitetura, diagramas, caminhos de administração, AAA, protocolos seguros, estações de trabalho VPN e admin</w:t>
-      </w:r>
-      <w:r>
-        <w:t xml:space="preserve"> </w:t>
-      </w:r>
-      <w:r>
-        <w:t xml:space="preserve">Gestão segura da infra-estrutura de rede Coloque em prática um processo repetível, de propriedade ou controle técnico para gerenciar com segurança a infraestrutura de rede, então verifique a cobertura e exceções. Confirmar escopo definido, população, propriedade, implementação, frequência, cobertura, exceções, correção e reteste. Inventário de rede, versões, arquitetura, diagramas, caminhos de administração, AAA, protocolos seguros, estações de trabalho VPN e admin</w:t>
-      </w:r>
-      <w:r>
-        <w:t xml:space="preserve"> </w:t>
-      </w:r>
-      <w:r>
-        <w:t xml:space="preserve">.12.4 . Estabeleça e mantenha os Diagramas de Arquitetura . Coloque em prática um processo repetível, de propriedade ou controle técnico para estabelecer e manter os Diagramas de Arquitetura, então verifique a cobertura e exceções. Confirmar escopo definido, população, propriedade, implementação, frequência, cobertura, exceções, correção e reteste. Inventário de rede, versões, arquitetura, diagramas, caminhos de administração, AAA, protocolos seguros, estações de trabalho VPN e admin</w:t>
-      </w:r>
-      <w:r>
-        <w:t xml:space="preserve"> </w:t>
-      </w:r>
-      <w:r>
-        <w:t xml:space="preserve">Autenticação, Autorização e Auditoria de Redes Centralize a Autenticação, a Autorização e a Auditoria de Redes Coloque em prática um processo repetível, de propriedade ou controle técnico para centralizar a Autenticação, a Autorização e a Auditoria de Redes e, em seguida, verifique a cobertura e exceções. Confirmar escopo definido, população, propriedade, implementação, frequência, cobertura, exceções, correção e reteste. Inventário de rede, versões, arquitetura, diagramas, caminhos de administração, AAA, protocolos seguros, estações de trabalho VPN e admin</w:t>
-      </w:r>
-      <w:r>
-        <w:t xml:space="preserve"> </w:t>
-      </w:r>
-      <w:r>
-        <w:t xml:space="preserve">Utilização de protocolos seguros de gestão e comunicação de rede Coloque em prática um processo repetível, de propriedade ou controle técnico para usar os Protocolos de Gestão e Comunicação de Rede Segura e, em seguida, verifique a cobertura e exceções. Confirmar escopo definido, população, propriedade, implementação, frequência, cobertura, exceções, correção e reteste. Inventário de rede, versões, arquitetura, diagramas, caminhos de administração, AAA, protocolos seguros, estações de trabalho VPN e admin</w:t>
-      </w:r>
-      <w:r>
-        <w:t xml:space="preserve"> </w:t>
-      </w:r>
-      <w:r>
-        <w:t xml:space="preserve">□ 12.7 □ Garantir Dispositivos Remotos Use uma VPN e Enterprise AAA □ Coloque em prática um processo repetível, de propriedade ou controle técnico para garantir Dispositivos Remotos Use uma VPN e Enterprise AAA, então verifique cobertura e exceções. Confirmar escopo definido, população, propriedade, implementação, frequência, cobertura, exceções, correção e reteste. Inventário de rede, versões, arquitetura, diagramas, caminhos de administração, AAA, protocolos seguros, estações de trabalho VPN e admin</w:t>
-      </w:r>
-      <w:r>
-        <w:t xml:space="preserve"> </w:t>
-      </w:r>
-      <w:r>
-        <w:t xml:space="preserve">Manter recursos de computação dedicados para o trabalho administrativo Coloque em prática um processo repetível, de propriedade ou controle técnico para manter recursos de computação dedicados para o trabalho administrativo, em seguida, verificar a cobertura e exceções. Confirmar escopo definido, população, propriedade, implementação, frequência, cobertura, exceções, correção e reteste. Inventário de rede, versões, arquitetura, diagramas, caminhos de administração, AAA, protocolos seguros, estações de trabalho VPN e admin</w:t>
-      </w:r>
-    </w:p>
-    <w:p>
-      <w:pPr>
-        <w:pStyle w:val="BodyText"/>
-      </w:pPr>
-      <w:r>
-        <w:t xml:space="preserve">Use o guia oficial de Controles CIS v8.1 e Especificações de Avaliação de Controles para linguagem de Salvaguarda exata, classe de ativos, função de segurança, Grupo de Implementação, dependências, entradas, operações, medidas, métricas e revisão processual.</w:t>
-      </w:r>
-    </w:p>
-    <w:bookmarkEnd w:id="66"/>
-    <w:bookmarkEnd w:id="67"/>
-    <w:bookmarkStart w:id="73" w:name="X76e070d17354a7fbaf7b14d1946632e2442e03e"/>
-    <w:p>
-      <w:pPr>
-        <w:pStyle w:val="Heading1"/>
-      </w:pPr>
-      <w:r>
-        <w:t xml:space="preserve">18. Controle 13 — Monitoramento e Defesa de Rede</w:t>
-      </w:r>
-    </w:p>
-    <w:p>
-      <w:pPr>
-        <w:numPr>
-          <w:ilvl w:val="0"/>
-          <w:numId w:val="1021"/>
+          <w:numId w:val="1015"/>
         </w:numPr>
         <w:pStyle w:val="Compact"/>
       </w:pPr>
@@ -6442,18 +6405,18 @@
           <wp:inline>
             <wp:extent cx="5334000" cy="2776228"/>
             <wp:effectExtent b="0" l="0" r="0" t="0"/>
-            <wp:docPr descr="Contexto centralizado, detecção sintonizada, investigação humana e resposta criam defesa útil." title="" id="69" name="Picture"/>
+            <wp:docPr descr="Contexto centralizado, detecção sintonizada, investigação humana e resposta criam defesa útil." title="" id="59" name="Picture"/>
             <a:graphic>
               <a:graphicData uri="http://schemas.openxmlformats.org/drawingml/2006/picture">
                 <pic:pic>
                   <pic:nvPicPr>
-                    <pic:cNvPr descr="media/image8.png" id="70" name="Picture"/>
+                    <pic:cNvPr descr="media/image8.png" id="60" name="Picture"/>
                     <pic:cNvPicPr>
                       <a:picLocks noChangeArrowheads="1" noChangeAspect="1"/>
                     </pic:cNvPicPr>
                   </pic:nvPicPr>
                   <pic:blipFill>
-                    <a:blip r:embed="rId68"/>
+                    <a:blip r:embed="rId58"/>
                     <a:stretch>
                       <a:fillRect/>
                     </a:stretch>
@@ -6496,7 +6459,7 @@
         <w:t xml:space="preserve">Figura 8. Fluxo de trabalho de monitorização à resposta</w:t>
       </w:r>
     </w:p>
-    <w:bookmarkStart w:id="71" w:name="X22f40d2393e260a55234d876d291e3404ab7edf"/>
+    <w:bookmarkStart w:id="61" w:name="X22f40d2393e260a55234d876d291e3404ab7edf"/>
     <w:p>
       <w:pPr>
         <w:pStyle w:val="Heading2"/>
@@ -6505,8 +6468,8 @@
         <w:t xml:space="preserve">. ** Finalidade do controlo: ** Fortalecer a empresa implementando e medindo salvaguardas para monitoramento e defesa da rede. □</w:t>
       </w:r>
     </w:p>
-    <w:bookmarkEnd w:id="71"/>
-    <w:bookmarkStart w:id="72" w:name="section-8"/>
+    <w:bookmarkEnd w:id="61"/>
+    <w:bookmarkStart w:id="62" w:name="section-7"/>
     <w:p>
       <w:pPr>
         <w:pStyle w:val="Heading2"/>
@@ -6591,9 +6554,9 @@
         <w:t xml:space="preserve">Use o guia oficial de Controles CIS v8.1 e Especificações de Avaliação de Controles para linguagem de Salvaguarda exata, classe de ativos, função de segurança, Grupo de Implementação, dependências, entradas, operações, medidas, métricas e revisão processual.</w:t>
       </w:r>
     </w:p>
-    <w:bookmarkEnd w:id="72"/>
-    <w:bookmarkEnd w:id="73"/>
-    <w:bookmarkStart w:id="75" w:name="X81d6d7f1ac6530f3beb43689d4d7b8360b58626"/>
+    <w:bookmarkEnd w:id="62"/>
+    <w:bookmarkEnd w:id="63"/>
+    <w:bookmarkStart w:id="65" w:name="X81d6d7f1ac6530f3beb43689d4d7b8360b58626"/>
     <w:p>
       <w:pPr>
         <w:pStyle w:val="Heading1"/>
@@ -6606,7 +6569,7 @@
       <w:pPr>
         <w:numPr>
           <w:ilvl w:val="0"/>
-          <w:numId w:val="1022"/>
+          <w:numId w:val="1016"/>
         </w:numPr>
         <w:pStyle w:val="Compact"/>
       </w:pPr>
@@ -6628,7 +6591,7 @@
         <w:t xml:space="preserve">□—————————————————————————————————————————————————————————————————————–</w:t>
       </w:r>
     </w:p>
-    <w:bookmarkStart w:id="74" w:name="section-9"/>
+    <w:bookmarkStart w:id="64" w:name="section-8"/>
     <w:p>
       <w:pPr>
         <w:pStyle w:val="Heading2"/>
@@ -6701,9 +6664,9 @@
         <w:t xml:space="preserve">Use o guia oficial de Controles CIS v8.1 e Especificações de Avaliação de Controles para linguagem de Salvaguarda exata, classe de ativos, função de segurança, Grupo de Implementação, dependências, entradas, operações, medidas, métricas e revisão processual.</w:t>
       </w:r>
     </w:p>
-    <w:bookmarkEnd w:id="74"/>
-    <w:bookmarkEnd w:id="75"/>
-    <w:bookmarkStart w:id="78" w:name="Xd49ca9d8e48ed88f948967f818255b91d398ae1"/>
+    <w:bookmarkEnd w:id="64"/>
+    <w:bookmarkEnd w:id="65"/>
+    <w:bookmarkStart w:id="68" w:name="Xd49ca9d8e48ed88f948967f818255b91d398ae1"/>
     <w:p>
       <w:pPr>
         <w:pStyle w:val="Heading1"/>
@@ -6716,7 +6679,7 @@
       <w:pPr>
         <w:numPr>
           <w:ilvl w:val="0"/>
-          <w:numId w:val="1023"/>
+          <w:numId w:val="1017"/>
         </w:numPr>
         <w:pStyle w:val="Compact"/>
       </w:pPr>
@@ -6724,7 +6687,7 @@
         <w:t xml:space="preserve">Todas as 7 Salvaguardas, significado simples, foco de verificação e evidência de exemplo.*</w:t>
       </w:r>
     </w:p>
-    <w:bookmarkStart w:id="76" w:name="X5f013bca2048707228eec070712629866b16068"/>
+    <w:bookmarkStart w:id="66" w:name="X5f013bca2048707228eec070712629866b16068"/>
     <w:p>
       <w:pPr>
         <w:pStyle w:val="Heading2"/>
@@ -6733,8 +6696,8 @@
         <w:t xml:space="preserve">. ** Finalidade do controlo: ** Reforçar a empresa através da implementação e medição de salvaguardas para a gestão dos prestadores de serviços. □</w:t>
       </w:r>
     </w:p>
-    <w:bookmarkEnd w:id="76"/>
-    <w:bookmarkStart w:id="77" w:name="section-10"/>
+    <w:bookmarkEnd w:id="66"/>
+    <w:bookmarkStart w:id="67" w:name="section-9"/>
     <w:p>
       <w:pPr>
         <w:pStyle w:val="Heading2"/>
@@ -6795,9 +6758,9 @@
         <w:t xml:space="preserve">Use o guia oficial de Controles CIS v8.1 e Especificações de Avaliação de Controles para linguagem de Salvaguarda exata, classe de ativos, função de segurança, Grupo de Implementação, dependências, entradas, operações, medidas, métricas e revisão processual.</w:t>
       </w:r>
     </w:p>
-    <w:bookmarkEnd w:id="77"/>
-    <w:bookmarkEnd w:id="78"/>
-    <w:bookmarkStart w:id="81" w:name="X462f3600ff91c676cd671f9a1a14212099b1516"/>
+    <w:bookmarkEnd w:id="67"/>
+    <w:bookmarkEnd w:id="68"/>
+    <w:bookmarkStart w:id="71" w:name="X462f3600ff91c676cd671f9a1a14212099b1516"/>
     <w:p>
       <w:pPr>
         <w:pStyle w:val="Heading1"/>
@@ -6810,7 +6773,7 @@
       <w:pPr>
         <w:numPr>
           <w:ilvl w:val="0"/>
-          <w:numId w:val="1024"/>
+          <w:numId w:val="1018"/>
         </w:numPr>
         <w:pStyle w:val="Compact"/>
       </w:pPr>
@@ -6818,7 +6781,7 @@
         <w:t xml:space="preserve">Todas as 14 Salvaguardas, significado simples, foco de verificação e evidência de exemplo.*</w:t>
       </w:r>
     </w:p>
-    <w:bookmarkStart w:id="79" w:name="Xb7560af9d2f4820a82522d131c5cd8c21e87fde"/>
+    <w:bookmarkStart w:id="69" w:name="Xb7560af9d2f4820a82522d131c5cd8c21e87fde"/>
     <w:p>
       <w:pPr>
         <w:pStyle w:val="Heading2"/>
@@ -6827,8 +6790,8 @@
         <w:t xml:space="preserve">. ** Finalidade do controlo: ** Fortaleça a empresa implementando e medindo salvaguardas para segurança de software de aplicação. □</w:t>
       </w:r>
     </w:p>
-    <w:bookmarkEnd w:id="79"/>
-    <w:bookmarkStart w:id="80" w:name="section-11"/>
+    <w:bookmarkEnd w:id="69"/>
+    <w:bookmarkStart w:id="70" w:name="section-10"/>
     <w:p>
       <w:pPr>
         <w:pStyle w:val="Heading2"/>
@@ -6931,9 +6894,9 @@
         <w:t xml:space="preserve">Use o guia oficial de Controles CIS v8.1 e Especificações de Avaliação de Controles para linguagem de Salvaguarda exata, classe de ativos, função de segurança, Grupo de Implementação, dependências, entradas, operações, medidas, métricas e revisão processual.</w:t>
       </w:r>
     </w:p>
-    <w:bookmarkEnd w:id="80"/>
-    <w:bookmarkEnd w:id="81"/>
-    <w:bookmarkStart w:id="87" w:name="X27cfe67134368280dae13341561ec0ab8773f97"/>
+    <w:bookmarkEnd w:id="70"/>
+    <w:bookmarkEnd w:id="71"/>
+    <w:bookmarkStart w:id="77" w:name="X27cfe67134368280dae13341561ec0ab8773f97"/>
     <w:p>
       <w:pPr>
         <w:pStyle w:val="Heading1"/>
@@ -6946,7 +6909,7 @@
       <w:pPr>
         <w:numPr>
           <w:ilvl w:val="0"/>
-          <w:numId w:val="1025"/>
+          <w:numId w:val="1019"/>
         </w:numPr>
         <w:pStyle w:val="Compact"/>
       </w:pPr>
@@ -6963,18 +6926,18 @@
           <wp:inline>
             <wp:extent cx="5334000" cy="2711450"/>
             <wp:effectExtent b="0" l="0" r="0" t="0"/>
-            <wp:docPr descr="Preparados papéis, relatórios, comunicação, exercícios e comentários reduzem o impacto incidente." title="" id="83" name="Picture"/>
+            <wp:docPr descr="Preparados papéis, relatórios, comunicação, exercícios e comentários reduzem o impacto incidente." title="" id="73" name="Picture"/>
             <a:graphic>
               <a:graphicData uri="http://schemas.openxmlformats.org/drawingml/2006/picture">
                 <pic:pic>
                   <pic:nvPicPr>
-                    <pic:cNvPr descr="media/image9.png" id="84" name="Picture"/>
+                    <pic:cNvPr descr="media/image9.png" id="74" name="Picture"/>
                     <pic:cNvPicPr>
                       <a:picLocks noChangeArrowheads="1" noChangeAspect="1"/>
                     </pic:cNvPicPr>
                   </pic:nvPicPr>
                   <pic:blipFill>
-                    <a:blip r:embed="rId82"/>
+                    <a:blip r:embed="rId72"/>
                     <a:stretch>
                       <a:fillRect/>
                     </a:stretch>
@@ -7017,7 +6980,7 @@
         <w:t xml:space="preserve">Figura 9. Disponibilidade para resposta ao incidente</w:t>
       </w:r>
     </w:p>
-    <w:bookmarkStart w:id="85" w:name="Xeb4c58f7274f8cbcfdddfb393279b429f14d52c"/>
+    <w:bookmarkStart w:id="75" w:name="Xeb4c58f7274f8cbcfdddfb393279b429f14d52c"/>
     <w:p>
       <w:pPr>
         <w:pStyle w:val="Heading2"/>
@@ -7026,8 +6989,8 @@
         <w:t xml:space="preserve">. ** Finalidade do controlo: ** Reforçar a empresa através da implementação e medição de salvaguardas para a gestão da resposta a incidentes. □</w:t>
       </w:r>
     </w:p>
-    <w:bookmarkEnd w:id="85"/>
-    <w:bookmarkStart w:id="86" w:name="section-12"/>
+    <w:bookmarkEnd w:id="75"/>
+    <w:bookmarkStart w:id="76" w:name="section-11"/>
     <w:p>
       <w:pPr>
         <w:pStyle w:val="Heading2"/>
@@ -7100,9 +7063,9 @@
         <w:t xml:space="preserve">Use o guia oficial de Controles CIS v8.1 e Especificações de Avaliação de Controles para linguagem de Salvaguarda exata, classe de ativos, função de segurança, Grupo de Implementação, dependências, entradas, operações, medidas, métricas e revisão processual.</w:t>
       </w:r>
     </w:p>
-    <w:bookmarkEnd w:id="86"/>
-    <w:bookmarkEnd w:id="87"/>
-    <w:bookmarkStart w:id="89" w:name="controle-18-testes-de-penetração"/>
+    <w:bookmarkEnd w:id="76"/>
+    <w:bookmarkEnd w:id="77"/>
+    <w:bookmarkStart w:id="79" w:name="controle-18-testes-de-penetração"/>
     <w:p>
       <w:pPr>
         <w:pStyle w:val="Heading1"/>
@@ -7115,7 +7078,7 @@
       <w:pPr>
         <w:numPr>
           <w:ilvl w:val="0"/>
-          <w:numId w:val="1026"/>
+          <w:numId w:val="1020"/>
         </w:numPr>
         <w:pStyle w:val="Compact"/>
       </w:pPr>
@@ -7137,7 +7100,7 @@
         <w:t xml:space="preserve">□————————————————————————————————————————————————–</w:t>
       </w:r>
     </w:p>
-    <w:bookmarkStart w:id="88" w:name="section-13"/>
+    <w:bookmarkStart w:id="78" w:name="section-12"/>
     <w:p>
       <w:pPr>
         <w:pStyle w:val="Heading2"/>
@@ -7186,9 +7149,9 @@
         <w:t xml:space="preserve">Use o guia oficial de Controles CIS v8.1 e Especificações de Avaliação de Controles para linguagem de Salvaguarda exata, classe de ativos, função de segurança, Grupo de Implementação, dependências, entradas, operações, medidas, métricas e revisão processual.</w:t>
       </w:r>
     </w:p>
-    <w:bookmarkEnd w:id="88"/>
-    <w:bookmarkEnd w:id="89"/>
-    <w:bookmarkStart w:id="91" w:name="ferramentas-de-código-aberto"/>
+    <w:bookmarkEnd w:id="78"/>
+    <w:bookmarkEnd w:id="79"/>
+    <w:bookmarkStart w:id="81" w:name="ferramentas-de-código-aberto"/>
     <w:p>
       <w:pPr>
         <w:pStyle w:val="Heading1"/>
@@ -7201,7 +7164,7 @@
       <w:pPr>
         <w:numPr>
           <w:ilvl w:val="0"/>
-          <w:numId w:val="1027"/>
+          <w:numId w:val="1021"/>
         </w:numPr>
         <w:pStyle w:val="Compact"/>
       </w:pPr>
@@ -7209,7 +7172,7 @@
         <w:t xml:space="preserve">Links oficiais, inícios rápidos seguros, evidências e limitações.*</w:t>
       </w:r>
     </w:p>
-    <w:bookmarkStart w:id="90" w:name="ferramenta-purpose-controles-possíveis"/>
+    <w:bookmarkStart w:id="80" w:name="ferramenta-purpose-controles-possíveis"/>
     <w:p>
       <w:pPr>
         <w:pStyle w:val="Heading2"/>
@@ -7450,9 +7413,9 @@
         <w:t xml:space="preserve">□—————————————————————————————————————————————————————————————————————————————————————————————————————————————</w:t>
       </w:r>
     </w:p>
-    <w:bookmarkEnd w:id="90"/>
-    <w:bookmarkEnd w:id="91"/>
-    <w:bookmarkStart w:id="93" w:name="cis-controla-navegador"/>
+    <w:bookmarkEnd w:id="80"/>
+    <w:bookmarkEnd w:id="81"/>
+    <w:bookmarkStart w:id="83" w:name="cis-controla-navegador"/>
     <w:p>
       <w:pPr>
         <w:pStyle w:val="Heading1"/>
@@ -7471,7 +7434,7 @@
       <w:r>
         <w:t xml:space="preserve"> </w:t>
       </w:r>
-      <w:hyperlink r:id="rId92">
+      <w:hyperlink r:id="rId82">
         <w:r>
           <w:rPr>
             <w:rStyle w:val="Hyperlink"/>
@@ -7496,8 +7459,8 @@
         <w:t xml:space="preserve">Evidências: escopo aprovado, versão, configuração, cobertura, dados fonte, resultados, revisão humana, exceção, remediação e reteste. Proteger o acesso administrativo e dados recolhidos.</w:t>
       </w:r>
     </w:p>
-    <w:bookmarkEnd w:id="93"/>
-    <w:bookmarkStart w:id="95" w:name="X043313d27a7cbf114a8c44e80cfb2dad5fc6c09"/>
+    <w:bookmarkEnd w:id="83"/>
+    <w:bookmarkStart w:id="85" w:name="X043313d27a7cbf114a8c44e80cfb2dad5fc6c09"/>
     <w:p>
       <w:pPr>
         <w:pStyle w:val="Heading1"/>
@@ -7516,7 +7479,7 @@
       <w:r>
         <w:t xml:space="preserve"> </w:t>
       </w:r>
-      <w:hyperlink r:id="rId94">
+      <w:hyperlink r:id="rId84">
         <w:r>
           <w:rPr>
             <w:rStyle w:val="Hyperlink"/>
@@ -7541,8 +7504,8 @@
         <w:t xml:space="preserve">Evidências: escopo aprovado, versão, configuração, cobertura, dados fonte, resultados, revisão humana, exceção, remediação e reteste. Proteger o acesso administrativo e dados recolhidos.</w:t>
       </w:r>
     </w:p>
-    <w:bookmarkEnd w:id="95"/>
-    <w:bookmarkStart w:id="97" w:name="cis-cat-lite"/>
+    <w:bookmarkEnd w:id="85"/>
+    <w:bookmarkStart w:id="87" w:name="cis-cat-lite"/>
     <w:p>
       <w:pPr>
         <w:pStyle w:val="Heading1"/>
@@ -7561,7 +7524,7 @@
       <w:r>
         <w:t xml:space="preserve"> </w:t>
       </w:r>
-      <w:hyperlink r:id="rId96">
+      <w:hyperlink r:id="rId86">
         <w:r>
           <w:rPr>
             <w:rStyle w:val="Hyperlink"/>
@@ -7586,8 +7549,8 @@
         <w:t xml:space="preserve">Evidências: escopo aprovado, versão, configuração, cobertura, dados fonte, resultados, revisão humana, exceção, remediação e reteste. Proteger o acesso administrativo e dados recolhidos.</w:t>
       </w:r>
     </w:p>
-    <w:bookmarkEnd w:id="97"/>
-    <w:bookmarkStart w:id="99" w:name="assistente-ciso"/>
+    <w:bookmarkEnd w:id="87"/>
+    <w:bookmarkStart w:id="89" w:name="assistente-ciso"/>
     <w:p>
       <w:pPr>
         <w:pStyle w:val="Heading1"/>
@@ -7606,7 +7569,7 @@
       <w:r>
         <w:t xml:space="preserve"> </w:t>
       </w:r>
-      <w:hyperlink r:id="rId98">
+      <w:hyperlink r:id="rId88">
         <w:r>
           <w:rPr>
             <w:rStyle w:val="Hyperlink"/>
@@ -7631,8 +7594,8 @@
         <w:t xml:space="preserve">Evidências: escopo aprovado, versão, configuração, cobertura, dados fonte, resultados, revisão humana, exceção, remediação e reteste. Proteger o acesso administrativo e dados recolhidos.</w:t>
       </w:r>
     </w:p>
-    <w:bookmarkEnd w:id="99"/>
-    <w:bookmarkStart w:id="101" w:name="wazuh"/>
+    <w:bookmarkEnd w:id="89"/>
+    <w:bookmarkStart w:id="91" w:name="wazuh"/>
     <w:p>
       <w:pPr>
         <w:pStyle w:val="Heading1"/>
@@ -7651,7 +7614,7 @@
       <w:r>
         <w:t xml:space="preserve"> </w:t>
       </w:r>
-      <w:hyperlink r:id="rId100">
+      <w:hyperlink r:id="rId90">
         <w:r>
           <w:rPr>
             <w:rStyle w:val="Hyperlink"/>
@@ -7676,8 +7639,8 @@
         <w:t xml:space="preserve">Evidências: escopo aprovado, versão, configuração, cobertura, dados fonte, resultados, revisão humana, exceção, remediação e reteste. Proteger o acesso administrativo e dados recolhidos.</w:t>
       </w:r>
     </w:p>
-    <w:bookmarkEnd w:id="101"/>
-    <w:bookmarkStart w:id="103" w:name="osquery"/>
+    <w:bookmarkEnd w:id="91"/>
+    <w:bookmarkStart w:id="93" w:name="osquery"/>
     <w:p>
       <w:pPr>
         <w:pStyle w:val="Heading1"/>
@@ -7696,7 +7659,7 @@
       <w:r>
         <w:t xml:space="preserve"> </w:t>
       </w:r>
-      <w:hyperlink r:id="rId102">
+      <w:hyperlink r:id="rId92">
         <w:r>
           <w:rPr>
             <w:rStyle w:val="Hyperlink"/>
@@ -7721,8 +7684,8 @@
         <w:t xml:space="preserve">Evidências: escopo aprovado, versão, configuração, cobertura, dados fonte, resultados, revisão humana, exceção, remediação e reteste. Proteger o acesso administrativo e dados recolhidos.</w:t>
       </w:r>
     </w:p>
-    <w:bookmarkEnd w:id="103"/>
-    <w:bookmarkStart w:id="107" w:name="openscap"/>
+    <w:bookmarkEnd w:id="93"/>
+    <w:bookmarkStart w:id="97" w:name="openscap"/>
     <w:p>
       <w:pPr>
         <w:pStyle w:val="Heading1"/>
@@ -7741,7 +7704,7 @@
       <w:r>
         <w:t xml:space="preserve"> </w:t>
       </w:r>
-      <w:hyperlink r:id="rId104">
+      <w:hyperlink r:id="rId94">
         <w:r>
           <w:rPr>
             <w:rStyle w:val="Hyperlink"/>
@@ -7766,7 +7729,7 @@
         <w:t xml:space="preserve">Evidências: escopo aprovado, versão, configuração, cobertura, dados fonte, resultados, revisão humana, exceção, remediação e reteste. Proteger o acesso administrativo e dados recolhidos.</w:t>
       </w:r>
     </w:p>
-    <w:bookmarkStart w:id="106" w:name="lynis"/>
+    <w:bookmarkStart w:id="96" w:name="lynis"/>
     <w:p>
       <w:pPr>
         <w:pStyle w:val="Heading2"/>
@@ -7785,7 +7748,7 @@
       <w:r>
         <w:t xml:space="preserve"> </w:t>
       </w:r>
-      <w:hyperlink r:id="rId105">
+      <w:hyperlink r:id="rId95">
         <w:r>
           <w:rPr>
             <w:rStyle w:val="Hyperlink"/>
@@ -7810,9 +7773,9 @@
         <w:t xml:space="preserve">Evidências: escopo aprovado, versão, configuração, cobertura, dados fonte, resultados, revisão humana, exceção, remediação e reteste. Proteger o acesso administrativo e dados recolhidos.</w:t>
       </w:r>
     </w:p>
-    <w:bookmarkEnd w:id="106"/>
-    <w:bookmarkEnd w:id="107"/>
-    <w:bookmarkStart w:id="109" w:name="nmap"/>
+    <w:bookmarkEnd w:id="96"/>
+    <w:bookmarkEnd w:id="97"/>
+    <w:bookmarkStart w:id="99" w:name="nmap"/>
     <w:p>
       <w:pPr>
         <w:pStyle w:val="Heading1"/>
@@ -7831,7 +7794,7 @@
       <w:r>
         <w:t xml:space="preserve"> </w:t>
       </w:r>
-      <w:hyperlink r:id="rId108">
+      <w:hyperlink r:id="rId98">
         <w:r>
           <w:rPr>
             <w:rStyle w:val="Hyperlink"/>
@@ -7856,8 +7819,8 @@
         <w:t xml:space="preserve">Evidências: escopo aprovado, versão, configuração, cobertura, dados fonte, resultados, revisão humana, exceção, remediação e reteste. Proteger o acesso administrativo e dados recolhidos.</w:t>
       </w:r>
     </w:p>
-    <w:bookmarkEnd w:id="109"/>
-    <w:bookmarkStart w:id="111" w:name="greenbone-community-edition"/>
+    <w:bookmarkEnd w:id="99"/>
+    <w:bookmarkStart w:id="101" w:name="greenbone-community-edition"/>
     <w:p>
       <w:pPr>
         <w:pStyle w:val="Heading1"/>
@@ -7876,7 +7839,7 @@
       <w:r>
         <w:t xml:space="preserve"> </w:t>
       </w:r>
-      <w:hyperlink r:id="rId110">
+      <w:hyperlink r:id="rId100">
         <w:r>
           <w:rPr>
             <w:rStyle w:val="Hyperlink"/>
@@ -7901,8 +7864,8 @@
         <w:t xml:space="preserve">Evidências: escopo aprovado, versão, configuração, cobertura, dados fonte, resultados, revisão humana, exceção, remediação e reteste. Proteger o acesso administrativo e dados recolhidos.</w:t>
       </w:r>
     </w:p>
-    <w:bookmarkEnd w:id="111"/>
-    <w:bookmarkStart w:id="113" w:name="trivy"/>
+    <w:bookmarkEnd w:id="101"/>
+    <w:bookmarkStart w:id="103" w:name="trivy"/>
     <w:p>
       <w:pPr>
         <w:pStyle w:val="Heading1"/>
@@ -7921,7 +7884,7 @@
       <w:r>
         <w:t xml:space="preserve"> </w:t>
       </w:r>
-      <w:hyperlink r:id="rId112">
+      <w:hyperlink r:id="rId102">
         <w:r>
           <w:rPr>
             <w:rStyle w:val="Hyperlink"/>
@@ -7946,8 +7909,8 @@
         <w:t xml:space="preserve">Evidências: escopo aprovado, versão, configuração, cobertura, dados fonte, resultados, revisão humana, exceção, remediação e reteste. Proteger o acesso administrativo e dados recolhidos.</w:t>
       </w:r>
     </w:p>
-    <w:bookmarkEnd w:id="113"/>
-    <w:bookmarkStart w:id="115" w:name="owasp-zap"/>
+    <w:bookmarkEnd w:id="103"/>
+    <w:bookmarkStart w:id="105" w:name="owasp-zap"/>
     <w:p>
       <w:pPr>
         <w:pStyle w:val="Heading1"/>
@@ -7966,7 +7929,7 @@
       <w:r>
         <w:t xml:space="preserve"> </w:t>
       </w:r>
-      <w:hyperlink r:id="rId114">
+      <w:hyperlink r:id="rId104">
         <w:r>
           <w:rPr>
             <w:rStyle w:val="Hyperlink"/>
@@ -7991,8 +7954,8 @@
         <w:t xml:space="preserve">Evidências: escopo aprovado, versão, configuração, cobertura, dados fonte, resultados, revisão humana, exceção, remediação e reteste. Proteger o acesso administrativo e dados recolhidos.</w:t>
       </w:r>
     </w:p>
-    <w:bookmarkEnd w:id="115"/>
-    <w:bookmarkStart w:id="117" w:name="suricata"/>
+    <w:bookmarkEnd w:id="105"/>
+    <w:bookmarkStart w:id="107" w:name="suricata"/>
     <w:p>
       <w:pPr>
         <w:pStyle w:val="Heading1"/>
@@ -8011,7 +7974,7 @@
       <w:r>
         <w:t xml:space="preserve"> </w:t>
       </w:r>
-      <w:hyperlink r:id="rId116">
+      <w:hyperlink r:id="rId106">
         <w:r>
           <w:rPr>
             <w:rStyle w:val="Hyperlink"/>
@@ -8036,8 +7999,8 @@
         <w:t xml:space="preserve">Evidências: escopo aprovado, versão, configuração, cobertura, dados fonte, resultados, revisão humana, exceção, remediação e reteste. Proteger o acesso administrativo e dados recolhidos.</w:t>
       </w:r>
     </w:p>
-    <w:bookmarkEnd w:id="117"/>
-    <w:bookmarkStart w:id="119" w:name="keycloak"/>
+    <w:bookmarkEnd w:id="107"/>
+    <w:bookmarkStart w:id="109" w:name="keycloak"/>
     <w:p>
       <w:pPr>
         <w:pStyle w:val="Heading1"/>
@@ -8056,7 +8019,7 @@
       <w:r>
         <w:t xml:space="preserve"> </w:t>
       </w:r>
-      <w:hyperlink r:id="rId118">
+      <w:hyperlink r:id="rId108">
         <w:r>
           <w:rPr>
             <w:rStyle w:val="Hyperlink"/>
@@ -8081,8 +8044,8 @@
         <w:t xml:space="preserve">Evidências: escopo aprovado, versão, configuração, cobertura, dados fonte, resultados, revisão humana, exceção, remediação e reteste. Proteger o acesso administrativo e dados recolhidos.</w:t>
       </w:r>
     </w:p>
-    <w:bookmarkEnd w:id="119"/>
-    <w:bookmarkStart w:id="121" w:name="defectdojo"/>
+    <w:bookmarkEnd w:id="109"/>
+    <w:bookmarkStart w:id="111" w:name="defectdojo"/>
     <w:p>
       <w:pPr>
         <w:pStyle w:val="Heading1"/>
@@ -8101,7 +8064,7 @@
       <w:r>
         <w:t xml:space="preserve"> </w:t>
       </w:r>
-      <w:hyperlink r:id="rId120">
+      <w:hyperlink r:id="rId110">
         <w:r>
           <w:rPr>
             <w:rStyle w:val="Hyperlink"/>
@@ -8126,8 +8089,8 @@
         <w:t xml:space="preserve">Evidências: escopo aprovado, versão, configuração, cobertura, dados fonte, resultados, revisão humana, exceção, remediação e reteste. Proteger o acesso administrativo e dados recolhidos.</w:t>
       </w:r>
     </w:p>
-    <w:bookmarkEnd w:id="121"/>
-    <w:bookmarkStart w:id="123" w:name="velociraptor"/>
+    <w:bookmarkEnd w:id="111"/>
+    <w:bookmarkStart w:id="113" w:name="velociraptor"/>
     <w:p>
       <w:pPr>
         <w:pStyle w:val="Heading1"/>
@@ -8146,7 +8109,7 @@
       <w:r>
         <w:t xml:space="preserve"> </w:t>
       </w:r>
-      <w:hyperlink r:id="rId122">
+      <w:hyperlink r:id="rId112">
         <w:r>
           <w:rPr>
             <w:rStyle w:val="Hyperlink"/>
@@ -8171,8 +8134,8 @@
         <w:t xml:space="preserve">Evidências: escopo aprovado, versão, configuração, cobertura, dados fonte, resultados, revisão humana, exceção, remediação e reteste. Proteger o acesso administrativo e dados recolhidos.</w:t>
       </w:r>
     </w:p>
-    <w:bookmarkEnd w:id="123"/>
-    <w:bookmarkStart w:id="125" w:name="manual-dos-controles-cis-para-gerentes"/>
+    <w:bookmarkEnd w:id="113"/>
+    <w:bookmarkStart w:id="115" w:name="manual-dos-controles-cis-para-gerentes"/>
     <w:p>
       <w:pPr>
         <w:pStyle w:val="Heading1"/>
@@ -8197,7 +8160,7 @@
       <w:pPr>
         <w:numPr>
           <w:ilvl w:val="0"/>
-          <w:numId w:val="1028"/>
+          <w:numId w:val="1022"/>
         </w:numPr>
       </w:pPr>
       <w:r>
@@ -8208,7 +8171,7 @@
       <w:pPr>
         <w:numPr>
           <w:ilvl w:val="0"/>
-          <w:numId w:val="1028"/>
+          <w:numId w:val="1022"/>
         </w:numPr>
       </w:pPr>
       <w:r>
@@ -8219,7 +8182,7 @@
       <w:pPr>
         <w:numPr>
           <w:ilvl w:val="0"/>
-          <w:numId w:val="1028"/>
+          <w:numId w:val="1022"/>
         </w:numPr>
       </w:pPr>
       <w:r>
@@ -8230,7 +8193,7 @@
       <w:pPr>
         <w:numPr>
           <w:ilvl w:val="0"/>
-          <w:numId w:val="1028"/>
+          <w:numId w:val="1022"/>
         </w:numPr>
       </w:pPr>
       <w:r>
@@ -8241,7 +8204,7 @@
       <w:pPr>
         <w:numPr>
           <w:ilvl w:val="0"/>
-          <w:numId w:val="1028"/>
+          <w:numId w:val="1022"/>
         </w:numPr>
       </w:pPr>
       <w:r>
@@ -8252,7 +8215,7 @@
       <w:pPr>
         <w:numPr>
           <w:ilvl w:val="0"/>
-          <w:numId w:val="1028"/>
+          <w:numId w:val="1022"/>
         </w:numPr>
       </w:pPr>
       <w:r>
@@ -8263,7 +8226,7 @@
       <w:pPr>
         <w:numPr>
           <w:ilvl w:val="0"/>
-          <w:numId w:val="1028"/>
+          <w:numId w:val="1022"/>
         </w:numPr>
       </w:pPr>
       <w:r>
@@ -8274,14 +8237,14 @@
       <w:pPr>
         <w:numPr>
           <w:ilvl w:val="0"/>
-          <w:numId w:val="1028"/>
+          <w:numId w:val="1022"/>
         </w:numPr>
       </w:pPr>
       <w:r>
         <w:t xml:space="preserve">Que financiamento, pessoal, tempo de engenharia, ou decisão de negócios está bloqueando correção?</w:t>
       </w:r>
     </w:p>
-    <w:bookmarkStart w:id="124" w:name="section-14"/>
+    <w:bookmarkStart w:id="114" w:name="section-13"/>
     <w:p>
       <w:pPr>
         <w:pStyle w:val="Heading2"/>
@@ -8340,9 +8303,9 @@
         <w:t xml:space="preserve">Assegura-te que os testes, as limitações, os resultados e os retestes são suportáveis? Verde / Amarelo / Vermelho</w:t>
       </w:r>
     </w:p>
-    <w:bookmarkEnd w:id="124"/>
-    <w:bookmarkEnd w:id="125"/>
-    <w:bookmarkStart w:id="129" w:name="guia-de-carreira-do-analista-júnior"/>
+    <w:bookmarkEnd w:id="114"/>
+    <w:bookmarkEnd w:id="115"/>
+    <w:bookmarkStart w:id="119" w:name="guia-de-carreira-do-analista-júnior"/>
     <w:p>
       <w:pPr>
         <w:pStyle w:val="Heading1"/>
@@ -8372,18 +8335,18 @@
           <wp:inline>
             <wp:extent cx="5334000" cy="2597450"/>
             <wp:effectExtent b="0" l="0" r="0" t="0"/>
-            <wp:docPr descr="Learn the framework, map Safeguards, measure evidence, report gaps, and build an honest portfolio." title="" id="127" name="Picture"/>
+            <wp:docPr descr="Learn the framework, map Safeguards, measure evidence, report gaps, and build an honest portfolio." title="" id="117" name="Picture"/>
             <a:graphic>
               <a:graphicData uri="http://schemas.openxmlformats.org/drawingml/2006/picture">
                 <pic:pic>
                   <pic:nvPicPr>
-                    <pic:cNvPr descr="media/image10.png" id="128" name="Picture"/>
+                    <pic:cNvPr descr="media/image10.png" id="118" name="Picture"/>
                     <pic:cNvPicPr>
                       <a:picLocks noChangeArrowheads="1" noChangeAspect="1"/>
                     </pic:cNvPicPr>
                   </pic:nvPicPr>
                   <pic:blipFill>
-                    <a:blip r:embed="rId126"/>
+                    <a:blip r:embed="rId116"/>
                     <a:stretch>
                       <a:fillRect/>
                     </a:stretch>
@@ -8490,14 +8453,700 @@
         <w:t xml:space="preserve">Analista do Programa de Cibersegurança</w:t>
       </w:r>
     </w:p>
+    <w:bookmarkEnd w:id="119"/>
+    <w:bookmarkStart w:id="121" w:name="típico-trabalho-júnior"/>
+    <w:p>
+      <w:pPr>
+        <w:pStyle w:val="Heading1"/>
+      </w:pPr>
+      <w:r>
+        <w:t xml:space="preserve"># 26.1 Típico trabalho júnior</w:t>
+      </w:r>
+    </w:p>
+    <w:p>
+      <w:pPr>
+        <w:numPr>
+          <w:ilvl w:val="0"/>
+          <w:numId w:val="1023"/>
+        </w:numPr>
+      </w:pPr>
+      <w:r>
+        <w:t xml:space="preserve">Manter inventários de ativos, software, dados, contas, sistemas de rede, fornecedores, aplicações, descobertas e evidências.</w:t>
+      </w:r>
+    </w:p>
+    <w:p>
+      <w:pPr>
+        <w:numPr>
+          <w:ilvl w:val="0"/>
+          <w:numId w:val="1023"/>
+        </w:numPr>
+      </w:pPr>
+      <w:r>
+        <w:t xml:space="preserve">Recolher provas sem alterar os registos de origem e validar a completude da população.</w:t>
+      </w:r>
+    </w:p>
+    <w:p>
+      <w:pPr>
+        <w:numPr>
+          <w:ilvl w:val="0"/>
+          <w:numId w:val="1023"/>
+        </w:numPr>
+      </w:pPr>
+      <w:r>
+        <w:t xml:space="preserve">Mapa Salvaguardas para proprietários, sistemas, procedimentos, configuração, evidências, métricas, exceções e ações.</w:t>
+      </w:r>
+    </w:p>
+    <w:p>
+      <w:pPr>
+        <w:numPr>
+          <w:ilvl w:val="0"/>
+          <w:numId w:val="1023"/>
+        </w:numPr>
+      </w:pPr>
+      <w:r>
+        <w:t xml:space="preserve">Execute ferramentas autorizadas de descoberta, configuração, vulnerabilidade, registro ou segurança de aplicativos sob procedimentos aprovados.</w:t>
+      </w:r>
+    </w:p>
+    <w:p>
+      <w:pPr>
+        <w:numPr>
+          <w:ilvl w:val="0"/>
+          <w:numId w:val="1023"/>
+        </w:numPr>
+      </w:pPr>
+      <w:r>
+        <w:t xml:space="preserve">Calcular as métricas de cobertura e exceção utilizando a estrutura oficial de avaliação.</w:t>
+      </w:r>
+    </w:p>
+    <w:p>
+      <w:pPr>
+        <w:numPr>
+          <w:ilvl w:val="0"/>
+          <w:numId w:val="1023"/>
+        </w:numPr>
+      </w:pPr>
+      <w:r>
+        <w:t xml:space="preserve">Rastreie software não suportado, ativos não autorizados, problemas de acesso, vulnerabilidades, backups falhados, falhas de alerta e descobertas do fornecedor através do reteste.</w:t>
+      </w:r>
+    </w:p>
+    <w:p>
+      <w:pPr>
+        <w:numPr>
+          <w:ilvl w:val="0"/>
+          <w:numId w:val="1023"/>
+        </w:numPr>
+      </w:pPr>
+      <w:r>
+        <w:t xml:space="preserve">Escreva conclusões claras sem reivindicar autoridade ou certeza além das provas.</w:t>
+      </w:r>
+    </w:p>
+    <w:bookmarkStart w:id="120" w:name="competência-comprovação-de-portfólio"/>
+    <w:p>
+      <w:pPr>
+        <w:pStyle w:val="Heading2"/>
+      </w:pPr>
+      <w:r>
+        <w:t xml:space="preserve">Competência** Comprovação de Portfólio**</w:t>
+      </w:r>
+    </w:p>
+    <w:p>
+      <w:pPr>
+        <w:pStyle w:val="FirstParagraph"/>
+      </w:pPr>
+      <w:r>
+        <w:t xml:space="preserve">□ Framework □ Explique os 18 Controles, IGs, classes de ativos e funções</w:t>
+      </w:r>
+      <w:r>
+        <w:t xml:space="preserve"> </w:t>
+      </w:r>
+      <w:r>
+        <w:t xml:space="preserve">Inventário Reconcile duas fontes independentes e explique diferenças</w:t>
+      </w:r>
+      <w:r>
+        <w:t xml:space="preserve"> </w:t>
+      </w:r>
+      <w:r>
+        <w:t xml:space="preserve">□ Medição □ Mostrar entradas, operações, medidas, métrica, lista de exceções e conclusão □</w:t>
+      </w:r>
+      <w:r>
+        <w:t xml:space="preserve"> </w:t>
+      </w:r>
+      <w:r>
+        <w:t xml:space="preserve">□ Alfabetização técnica □ Configuração de intérpretes, identidade, digitalização, log, recuperação e evidência de aplicativos</w:t>
+      </w:r>
+      <w:r>
+        <w:t xml:space="preserve"> </w:t>
+      </w:r>
+      <w:r>
+        <w:t xml:space="preserve">• Remediação • Rastrear o dono, data de vencimento, correção e reteste verificado</w:t>
+      </w:r>
+      <w:r>
+        <w:t xml:space="preserve"> </w:t>
+      </w:r>
+      <w:r>
+        <w:t xml:space="preserve">• Comunicação – Escreva um resumo do gestor de uma página e um documento de trabalho detalhado</w:t>
+      </w:r>
+      <w:r>
+        <w:t xml:space="preserve"> </w:t>
+      </w:r>
+      <w:r>
+        <w:t xml:space="preserve">Ético Use dados sintéticos, autorização, limites de escopo e alegações honestas</w:t>
+      </w:r>
+    </w:p>
+    <w:bookmarkEnd w:id="120"/>
+    <w:bookmarkEnd w:id="121"/>
+    <w:bookmarkStart w:id="123" w:name="laboratório-fictício-e-portfólio"/>
+    <w:p>
+      <w:pPr>
+        <w:pStyle w:val="Heading1"/>
+      </w:pPr>
+      <w:r>
+        <w:t xml:space="preserve">27. Laboratório Fictício e Portfólio</w:t>
+      </w:r>
+    </w:p>
+    <w:p>
+      <w:pPr>
+        <w:numPr>
+          <w:ilvl w:val="0"/>
+          <w:numId w:val="1024"/>
+        </w:numPr>
+        <w:pStyle w:val="Compact"/>
+      </w:pPr>
+      <w:r>
+        <w:t xml:space="preserve">Um ambiente de prática segura usando dados sintéticos e sistemas de laboratório autorizados.*</w:t>
+      </w:r>
+    </w:p>
+    <w:p>
+      <w:pPr>
+        <w:pStyle w:val="FirstParagraph"/>
+      </w:pPr>
+      <w:r>
+        <w:t xml:space="preserve">Regra do laboratório:** Use organizações ficcionais, dados sintéticos, sistemas isolados e autorização escrita. Nunca ataque alvos públicos, use credenciais reais, ou publique saída de ferramenta sensível.</w:t>
+      </w:r>
+      <w:r>
+        <w:t xml:space="preserve"> </w:t>
+      </w:r>
+      <w:r>
+        <w:t xml:space="preserve">□——————————————————————————————————————————————————————————————————————————————————————————————————————————————————————————–</w:t>
+      </w:r>
+    </w:p>
+    <w:p>
+      <w:pPr>
+        <w:numPr>
+          <w:ilvl w:val="0"/>
+          <w:numId w:val="1025"/>
+        </w:numPr>
+      </w:pPr>
+      <w:r>
+        <w:t xml:space="preserve">Crie uma empresa fictícia de 50 pessoas com laptops, servidores, serviços de nuvem, uma aplicação web, pessoal remoto e cinco fornecedores.</w:t>
+      </w:r>
+    </w:p>
+    <w:p>
+      <w:pPr>
+        <w:numPr>
+          <w:ilvl w:val="0"/>
+          <w:numId w:val="1025"/>
+        </w:numPr>
+      </w:pPr>
+      <w:r>
+        <w:t xml:space="preserve">Selecione IG1 e documentar três adições baseadas em risco do IG2 ou IG3.</w:t>
+      </w:r>
+    </w:p>
+    <w:p>
+      <w:pPr>
+        <w:numPr>
+          <w:ilvl w:val="0"/>
+          <w:numId w:val="1025"/>
+        </w:numPr>
+      </w:pPr>
+      <w:r>
+        <w:t xml:space="preserve">Build Enterprise-asset, software, dados, conta, sistema de autenticação, rede, fornecedor, aplicativo e log-source inventários.</w:t>
+      </w:r>
+    </w:p>
+    <w:p>
+      <w:pPr>
+        <w:numPr>
+          <w:ilvl w:val="0"/>
+          <w:numId w:val="1025"/>
+        </w:numPr>
+      </w:pPr>
+      <w:r>
+        <w:t xml:space="preserve">Use Nmap e osquery em um laboratório isolado para conciliar inventários de ativos e software.</w:t>
+      </w:r>
+    </w:p>
+    <w:p>
+      <w:pPr>
+        <w:numPr>
+          <w:ilvl w:val="0"/>
+          <w:numId w:val="1025"/>
+        </w:numPr>
+      </w:pPr>
+      <w:r>
+        <w:t xml:space="preserve">Use OpenSCAP ou Lynis em um host de laboratório; conclusões de configuração do documento, exceções, correções e reavaliação.</w:t>
+      </w:r>
+    </w:p>
+    <w:p>
+      <w:pPr>
+        <w:numPr>
+          <w:ilvl w:val="0"/>
+          <w:numId w:val="1025"/>
+        </w:numPr>
+      </w:pPr>
+      <w:r>
+        <w:t xml:space="preserve">Use Greenbone em alvos de laboratório aprovados; valide cobertura, achados, remediação e rescan.</w:t>
+      </w:r>
+    </w:p>
+    <w:p>
+      <w:pPr>
+        <w:numPr>
+          <w:ilvl w:val="0"/>
+          <w:numId w:val="1025"/>
+        </w:numPr>
+      </w:pPr>
+      <w:r>
+        <w:t xml:space="preserve">Use Wazuh ou Suricata para gerar e investigar um alerta de teste seguro.</w:t>
+      </w:r>
+    </w:p>
+    <w:p>
+      <w:pPr>
+        <w:numPr>
+          <w:ilvl w:val="0"/>
+          <w:numId w:val="1025"/>
+        </w:numPr>
+      </w:pPr>
+      <w:r>
+        <w:t xml:space="preserve">Use Trivy ou ZAP em um repositório de treinamento ou aplicação e corrigir registro e reteste.</w:t>
+      </w:r>
+    </w:p>
+    <w:p>
+      <w:pPr>
+        <w:numPr>
+          <w:ilvl w:val="0"/>
+          <w:numId w:val="1025"/>
+        </w:numPr>
+      </w:pPr>
+      <w:r>
+        <w:t xml:space="preserve">Escreva um teste de backup-restore e incidente registro de mesa.</w:t>
+      </w:r>
+    </w:p>
+    <w:p>
+      <w:pPr>
+        <w:numPr>
+          <w:ilvl w:val="0"/>
+          <w:numId w:val="1025"/>
+        </w:numPr>
+      </w:pPr>
+      <w:r>
+        <w:t xml:space="preserve">Crie cinco trabalhos CIS Assessment Specification com entradas, operações, medidas, métricas, listas de exceções e conclusões.</w:t>
+      </w:r>
+    </w:p>
+    <w:p>
+      <w:pPr>
+        <w:numPr>
+          <w:ilvl w:val="0"/>
+          <w:numId w:val="1025"/>
+        </w:numPr>
+      </w:pPr>
+      <w:r>
+        <w:t xml:space="preserve">Publicar apenas artefatos higienizados e afirmar claramente que o projeto é fictício e não uma avaliação formal CIS.</w:t>
+      </w:r>
+    </w:p>
+    <w:bookmarkStart w:id="122" w:name="artifact-artifact-artifact"/>
+    <w:p>
+      <w:pPr>
+        <w:pStyle w:val="Heading2"/>
+      </w:pPr>
+      <w:r>
+        <w:t xml:space="preserve">Artifact** Artifact** Artifact</w:t>
+      </w:r>
+    </w:p>
+    <w:p>
+      <w:pPr>
+        <w:pStyle w:val="FirstParagraph"/>
+      </w:pPr>
+      <w:r>
+        <w:t xml:space="preserve">Memorando de seleção □ Priorização e raciocínio de risco</w:t>
+      </w:r>
+      <w:r>
+        <w:t xml:space="preserve"> </w:t>
+      </w:r>
+      <w:r>
+        <w:t xml:space="preserve">• Reconciliação de inventários</w:t>
+      </w:r>
+      <w:r>
+        <w:t xml:space="preserve"> </w:t>
+      </w:r>
+      <w:r>
+        <w:t xml:space="preserve">□ Guardar papel de trabalho ; Estrutura e evidência oficiais de medição</w:t>
+      </w:r>
+      <w:r>
+        <w:t xml:space="preserve"> </w:t>
+      </w:r>
+      <w:r>
+        <w:t xml:space="preserve">Reavaliação de configuração</w:t>
+      </w:r>
+      <w:r>
+        <w:t xml:space="preserve"> </w:t>
+      </w:r>
+      <w:r>
+        <w:t xml:space="preserve">Relato de vulnerabilidade, cobertura, priorização, exceção e remediação</w:t>
+      </w:r>
+      <w:r>
+        <w:t xml:space="preserve"> </w:t>
+      </w:r>
+      <w:r>
+        <w:t xml:space="preserve">Caso de Detecção, validação de alerta, investigação e resposta</w:t>
+      </w:r>
+      <w:r>
+        <w:t xml:space="preserve"> </w:t>
+      </w:r>
+      <w:r>
+        <w:t xml:space="preserve">Restaurar teste de disponibilidade e evidência de recuperação</w:t>
+      </w:r>
+      <w:r>
+        <w:t xml:space="preserve"> </w:t>
+      </w:r>
+      <w:r>
+        <w:t xml:space="preserve">Painel do gerente ..Limpar a comunicação de risco e ação .</w:t>
+      </w:r>
+    </w:p>
+    <w:bookmarkEnd w:id="122"/>
+    <w:bookmarkEnd w:id="123"/>
+    <w:bookmarkStart w:id="126" w:name="plano-de-aprendizagem-de-trinta-dias"/>
+    <w:p>
+      <w:pPr>
+        <w:pStyle w:val="Heading1"/>
+      </w:pPr>
+      <w:r>
+        <w:t xml:space="preserve">28. Plano de Aprendizagem de Trinta Dias</w:t>
+      </w:r>
+    </w:p>
+    <w:p>
+      <w:pPr>
+        <w:numPr>
+          <w:ilvl w:val="0"/>
+          <w:numId w:val="1026"/>
+        </w:numPr>
+      </w:pPr>
+      <w:r>
+        <w:t xml:space="preserve">Uma programação focada para uma capacidade útil de nível júnior.*</w:t>
+      </w:r>
+    </w:p>
+    <w:p>
+      <w:pPr>
+        <w:numPr>
+          <w:ilvl w:val="0"/>
+          <w:numId w:val="1026"/>
+        </w:numPr>
+        <w:pStyle w:val="Heading2"/>
+      </w:pPr>
+      <w:bookmarkStart w:id="124" w:name="dias-foco-entrega"/>
+      <w:r>
+        <w:t xml:space="preserve">Dias** * Foco** * Entrega**</w:t>
+      </w:r>
+      <w:bookmarkEnd w:id="124"/>
+    </w:p>
+    <w:p>
+      <w:pPr>
+        <w:numPr>
+          <w:ilvl w:val="0"/>
+          <w:numId w:val="1000"/>
+        </w:numPr>
+      </w:pPr>
+      <w:r>
+        <w:t xml:space="preserve">□ 1–4 □ Framework, 18 Controlos, 153 Salvaguardas, IGs, classes de activos, funções</w:t>
+      </w:r>
+      <w:r>
+        <w:t xml:space="preserve"> </w:t>
+      </w:r>
+      <w:r>
+        <w:t xml:space="preserve">4 inventários reconciliados</w:t>
+      </w:r>
+      <w:r>
+        <w:t xml:space="preserve"> </w:t>
+      </w:r>
+      <w:r>
+        <w:t xml:space="preserve">Configuração, vulnerabilidade, e-mail, malware</w:t>
+      </w:r>
+      <w:r>
+        <w:t xml:space="preserve"> </w:t>
+      </w:r>
+      <w:r>
+        <w:t xml:space="preserve">• 13–16 • Registros, monitoramento, defesa de rede • Mapa de log-source e caso de alerta seguro</w:t>
+      </w:r>
+      <w:r>
+        <w:t xml:space="preserve"> </w:t>
+      </w:r>
+      <w:r>
+        <w:t xml:space="preserve">Recuperação e resposta de incidentes</w:t>
+      </w:r>
+      <w:r>
+        <w:t xml:space="preserve"> </w:t>
+      </w:r>
+      <w:r>
+        <w:t xml:space="preserve">• 20–22 • Fornecedores e segurança da aplicação • Avaliação do fornecedor e lista de verificação de desenvolvimento seguro</w:t>
+      </w:r>
+      <w:r>
+        <w:t xml:space="preserve"> </w:t>
+      </w:r>
+      <w:r>
+        <w:t xml:space="preserve">• 23–25 • Especificação de Avaliação • Cinco medições completas de salvaguarda</w:t>
+      </w:r>
+      <w:r>
+        <w:t xml:space="preserve"> </w:t>
+      </w:r>
+      <w:r>
+        <w:t xml:space="preserve">26–28 Laboratório de ferramentas e remediação Autorizados</w:t>
+      </w:r>
+      <w:r>
+        <w:t xml:space="preserve"> </w:t>
+      </w:r>
+      <w:r>
+        <w:t xml:space="preserve">29-30 - Portfólio e entrevistas - Portfólio higiénico e cinco histórias de STAR</w:t>
+      </w:r>
+    </w:p>
+    <w:p>
+      <w:pPr>
+        <w:numPr>
+          <w:ilvl w:val="0"/>
+          <w:numId w:val="1027"/>
+        </w:numPr>
+        <w:pStyle w:val="Compact"/>
+      </w:pPr>
+      <w:r>
+        <w:t xml:space="preserve">Preparação da entrevista</w:t>
+      </w:r>
+    </w:p>
+    <w:p>
+      <w:pPr>
+        <w:numPr>
+          <w:ilvl w:val="0"/>
+          <w:numId w:val="1028"/>
+        </w:numPr>
+        <w:pStyle w:val="Compact"/>
+      </w:pPr>
+      <w:r>
+        <w:t xml:space="preserve">Respostas claras, cenários práticos e perguntas para o empregador.*</w:t>
+      </w:r>
+    </w:p>
+    <w:bookmarkStart w:id="125" w:name="quais-são-os-controles-cis"/>
+    <w:p>
+      <w:pPr>
+        <w:pStyle w:val="Heading2"/>
+      </w:pPr>
+      <w:r>
+        <w:t xml:space="preserve">29.1 Quais são os controles CIS?</w:t>
+      </w:r>
+    </w:p>
+    <w:p>
+      <w:pPr>
+        <w:pStyle w:val="FirstParagraph"/>
+      </w:pPr>
+      <w:r>
+        <w:t xml:space="preserve">Um conjunto priorizado de melhores práticas defensivas organizadas em 18 Controles e 153 Salvaguardas focadas.</w:t>
+      </w:r>
+    </w:p>
+    <w:bookmarkEnd w:id="125"/>
+    <w:bookmarkEnd w:id="126"/>
+    <w:bookmarkStart w:id="127" w:name="o-que-é-o-ig1"/>
+    <w:p>
+      <w:pPr>
+        <w:pStyle w:val="Heading1"/>
+      </w:pPr>
+      <w:r>
+        <w:t xml:space="preserve"># 29,2 O que é o IG1?</w:t>
+      </w:r>
+    </w:p>
+    <w:p>
+      <w:pPr>
+        <w:pStyle w:val="FirstParagraph"/>
+      </w:pPr>
+      <w:r>
+        <w:t xml:space="preserve">O ponto de partida de higiene cibernética essencial 56-Safeguard que a CIS recomenda a cada empresa que comece.</w:t>
+      </w:r>
+    </w:p>
+    <w:bookmarkEnd w:id="127"/>
+    <w:bookmarkStart w:id="133" w:name="o-ig1-se-encaixa-em-todos-os-requisitos"/>
+    <w:p>
+      <w:pPr>
+        <w:pStyle w:val="Heading1"/>
+      </w:pPr>
+      <w:r>
+        <w:t xml:space="preserve"># 29.3 O IG1 se encaixa em todos os requisitos?</w:t>
+      </w:r>
+    </w:p>
+    <w:p>
+      <w:pPr>
+        <w:pStyle w:val="FirstParagraph"/>
+      </w:pPr>
+      <w:r>
+        <w:t xml:space="preserve">É uma linha de base de priorização. Risco material, contratos, leis, clientes ou serviços críticos podem exigir salvaguardas adicionais.</w:t>
+      </w:r>
+    </w:p>
+    <w:bookmarkStart w:id="128" w:name="como-mede-uma-salvaguarda"/>
+    <w:p>
+      <w:pPr>
+        <w:pStyle w:val="Heading2"/>
+      </w:pPr>
+      <w:r>
+        <w:t xml:space="preserve">29.4 Como mede uma Salvaguarda?</w:t>
+      </w:r>
+    </w:p>
+    <w:p>
+      <w:pPr>
+        <w:pStyle w:val="FirstParagraph"/>
+      </w:pPr>
+      <w:r>
+        <w:t xml:space="preserve">Use critérios oficiais, dependências, suposições, entradas completas, operações definidas, medidas, métricas, revisão de procedimentos, exceções e reteste.</w:t>
+      </w:r>
+    </w:p>
+    <w:bookmarkEnd w:id="128"/>
+    <w:bookmarkStart w:id="129" w:name="por-que-os-inventários-são-importantes"/>
+    <w:p>
+      <w:pPr>
+        <w:pStyle w:val="Heading2"/>
+      </w:pPr>
+      <w:r>
+        <w:t xml:space="preserve">29.5 Por que os inventários são importantes?</w:t>
+      </w:r>
+    </w:p>
+    <w:p>
+      <w:pPr>
+        <w:pStyle w:val="FirstParagraph"/>
+      </w:pPr>
+      <w:r>
+        <w:t xml:space="preserve">Eles definem as populações que os controles de configuração, vulnerabilidade, registro, recuperação e resposta devem cobrir.</w:t>
+      </w:r>
+    </w:p>
     <w:bookmarkEnd w:id="129"/>
-    <w:bookmarkStart w:id="131" w:name="típico-trabalho-júnior"/>
+    <w:bookmarkStart w:id="130" w:name="X5faff83a01d7b0e8292502c8985ade671742931"/>
+    <w:p>
+      <w:pPr>
+        <w:pStyle w:val="Heading2"/>
+      </w:pPr>
+      <w:r>
+        <w:t xml:space="preserve">29.6 Varredura de vulnerabilidade versus teste de penetração?</w:t>
+      </w:r>
+    </w:p>
+    <w:p>
+      <w:pPr>
+        <w:pStyle w:val="FirstParagraph"/>
+      </w:pPr>
+      <w:r>
+        <w:t xml:space="preserve">Um scan identifica principalmente fraquezas conhecidas; teste de penetração usa análise humana qualificada e exploração controlada para avaliar o impacto e resiliência.</w:t>
+      </w:r>
+    </w:p>
+    <w:bookmarkEnd w:id="130"/>
+    <w:bookmarkStart w:id="131" w:name="X18ec6286101b55f9f7988a74b90583c927e5d87"/>
+    <w:p>
+      <w:pPr>
+        <w:pStyle w:val="Heading2"/>
+      </w:pPr>
+      <w:r>
+        <w:t xml:space="preserve">29.7 Um mapeamento de framework prova conformidade?</w:t>
+      </w:r>
+    </w:p>
+    <w:p>
+      <w:pPr>
+        <w:pStyle w:val="FirstParagraph"/>
+      </w:pPr>
+      <w:r>
+        <w:t xml:space="preserve">Não. Identifica relações, mas a organização deve testar o requisito e a evidência exatos aplicáveis.</w:t>
+      </w:r>
+    </w:p>
+    <w:bookmarkEnd w:id="131"/>
+    <w:bookmarkStart w:id="132" w:name="o-que-pode-concluir-um-analista-júnior"/>
+    <w:p>
+      <w:pPr>
+        <w:pStyle w:val="Heading2"/>
+      </w:pPr>
+      <w:r>
+        <w:t xml:space="preserve">29.8 O que pode concluir um analista júnior?</w:t>
+      </w:r>
+    </w:p>
+    <w:p>
+      <w:pPr>
+        <w:pStyle w:val="FirstParagraph"/>
+      </w:pPr>
+      <w:r>
+        <w:t xml:space="preserve">Apenas o que o escopo definido e o suporte de evidência confiável, com amostragem e limitações claramente divulgadas.</w:t>
+      </w:r>
+    </w:p>
+    <w:bookmarkEnd w:id="132"/>
+    <w:bookmarkEnd w:id="133"/>
+    <w:bookmarkStart w:id="134" w:name="perguntas-para-perguntar-ao-empregador"/>
     <w:p>
       <w:pPr>
         <w:pStyle w:val="Heading1"/>
       </w:pPr>
       <w:r>
-        <w:t xml:space="preserve"># 26.1 Típico trabalho júnior</w:t>
+        <w:t xml:space="preserve"># 29.9 Perguntas para perguntar ao empregador</w:t>
+      </w:r>
+    </w:p>
+    <w:p>
+      <w:pPr>
+        <w:pStyle w:val="FirstParagraph"/>
+      </w:pPr>
+      <w:r>
+        <w:t xml:space="preserve">Que Grupo de Implementação e adições estão no escopo?</w:t>
+      </w:r>
+    </w:p>
+    <w:p>
+      <w:pPr>
+        <w:pStyle w:val="BodyText"/>
+      </w:pPr>
+      <w:r>
+        <w:t xml:space="preserve">Como são criadas e reconciliadas populações de inventário?</w:t>
+      </w:r>
+    </w:p>
+    <w:p>
+      <w:pPr>
+        <w:pStyle w:val="BodyText"/>
+      </w:pPr>
+      <w:r>
+        <w:t xml:space="preserve">Quais salvaguardas têm a cobertura mais incompleta?</w:t>
+      </w:r>
+    </w:p>
+    <w:p>
+      <w:pPr>
+        <w:pStyle w:val="BodyText"/>
+      </w:pPr>
+      <w:r>
+        <w:t xml:space="preserve">Como são revisados os dados e exceções de medição?</w:t>
+      </w:r>
+    </w:p>
+    <w:p>
+      <w:pPr>
+        <w:pStyle w:val="BodyText"/>
+      </w:pPr>
+      <w:r>
+        <w:t xml:space="preserve">Quais ferramentas open-source e comerciais são aprovadas?</w:t>
+      </w:r>
+    </w:p>
+    <w:p>
+      <w:pPr>
+        <w:pStyle w:val="BodyText"/>
+      </w:pPr>
+      <w:r>
+        <w:t xml:space="preserve">Como os resultados são priorizados, financiados e retestados?</w:t>
+      </w:r>
+    </w:p>
+    <w:p>
+      <w:pPr>
+        <w:pStyle w:val="BodyText"/>
+      </w:pPr>
+      <w:r>
+        <w:t xml:space="preserve">Como avaliará o trabalho júnior?</w:t>
+      </w:r>
+    </w:p>
+    <w:bookmarkEnd w:id="134"/>
+    <w:bookmarkStart w:id="138" w:name="modelos-glossário-índice-e-referências"/>
+    <w:p>
+      <w:pPr>
+        <w:pStyle w:val="Heading1"/>
+      </w:pPr>
+      <w:r>
+        <w:t xml:space="preserve">30. Modelos, Glossário, Índice e Referências</w:t>
       </w:r>
     </w:p>
     <w:p>
@@ -8506,139 +9155,19 @@
           <w:ilvl w:val="0"/>
           <w:numId w:val="1029"/>
         </w:numPr>
-      </w:pPr>
-      <w:r>
-        <w:t xml:space="preserve">Manter inventários de ativos, software, dados, contas, sistemas de rede, fornecedores, aplicações, descobertas e evidências.</w:t>
-      </w:r>
-    </w:p>
-    <w:p>
-      <w:pPr>
-        <w:numPr>
-          <w:ilvl w:val="0"/>
-          <w:numId w:val="1029"/>
-        </w:numPr>
-      </w:pPr>
-      <w:r>
-        <w:t xml:space="preserve">Recolher provas sem alterar os registos de origem e validar a completude da população.</w:t>
-      </w:r>
-    </w:p>
-    <w:p>
-      <w:pPr>
-        <w:numPr>
-          <w:ilvl w:val="0"/>
-          <w:numId w:val="1029"/>
-        </w:numPr>
-      </w:pPr>
-      <w:r>
-        <w:t xml:space="preserve">Mapa Salvaguardas para proprietários, sistemas, procedimentos, configuração, evidências, métricas, exceções e ações.</w:t>
-      </w:r>
-    </w:p>
-    <w:p>
-      <w:pPr>
-        <w:numPr>
-          <w:ilvl w:val="0"/>
-          <w:numId w:val="1029"/>
-        </w:numPr>
-      </w:pPr>
-      <w:r>
-        <w:t xml:space="preserve">Execute ferramentas autorizadas de descoberta, configuração, vulnerabilidade, registro ou segurança de aplicativos sob procedimentos aprovados.</w:t>
-      </w:r>
-    </w:p>
-    <w:p>
-      <w:pPr>
-        <w:numPr>
-          <w:ilvl w:val="0"/>
-          <w:numId w:val="1029"/>
-        </w:numPr>
-      </w:pPr>
-      <w:r>
-        <w:t xml:space="preserve">Calcular as métricas de cobertura e exceção utilizando a estrutura oficial de avaliação.</w:t>
-      </w:r>
-    </w:p>
-    <w:p>
-      <w:pPr>
-        <w:numPr>
-          <w:ilvl w:val="0"/>
-          <w:numId w:val="1029"/>
-        </w:numPr>
-      </w:pPr>
-      <w:r>
-        <w:t xml:space="preserve">Rastreie software não suportado, ativos não autorizados, problemas de acesso, vulnerabilidades, backups falhados, falhas de alerta e descobertas do fornecedor através do reteste.</w:t>
-      </w:r>
-    </w:p>
-    <w:p>
-      <w:pPr>
-        <w:numPr>
-          <w:ilvl w:val="0"/>
-          <w:numId w:val="1029"/>
-        </w:numPr>
-      </w:pPr>
-      <w:r>
-        <w:t xml:space="preserve">Escreva conclusões claras sem reivindicar autoridade ou certeza além das provas.</w:t>
-      </w:r>
-    </w:p>
-    <w:bookmarkStart w:id="130" w:name="competência-comprovação-de-portfólio"/>
+        <w:pStyle w:val="Compact"/>
+      </w:pPr>
+      <w:r>
+        <w:t xml:space="preserve">Estruturas de trabalho reutilizáveis, termos importantes e pontos de partida autoritários.*</w:t>
+      </w:r>
+    </w:p>
+    <w:bookmarkStart w:id="135" w:name="papel-de-medição-de-proteção"/>
     <w:p>
       <w:pPr>
         <w:pStyle w:val="Heading2"/>
       </w:pPr>
       <w:r>
-        <w:t xml:space="preserve">Competência** Comprovação de Portfólio**</w:t>
-      </w:r>
-    </w:p>
-    <w:p>
-      <w:pPr>
-        <w:pStyle w:val="FirstParagraph"/>
-      </w:pPr>
-      <w:r>
-        <w:t xml:space="preserve">□ Framework □ Explique os 18 Controles, IGs, classes de ativos e funções</w:t>
-      </w:r>
-      <w:r>
-        <w:t xml:space="preserve"> </w:t>
-      </w:r>
-      <w:r>
-        <w:t xml:space="preserve">Inventário Reconcile duas fontes independentes e explique diferenças</w:t>
-      </w:r>
-      <w:r>
-        <w:t xml:space="preserve"> </w:t>
-      </w:r>
-      <w:r>
-        <w:t xml:space="preserve">□ Medição □ Mostrar entradas, operações, medidas, métrica, lista de exceções e conclusão □</w:t>
-      </w:r>
-      <w:r>
-        <w:t xml:space="preserve"> </w:t>
-      </w:r>
-      <w:r>
-        <w:t xml:space="preserve">□ Alfabetização técnica □ Configuração de intérpretes, identidade, digitalização, log, recuperação e evidência de aplicativos</w:t>
-      </w:r>
-      <w:r>
-        <w:t xml:space="preserve"> </w:t>
-      </w:r>
-      <w:r>
-        <w:t xml:space="preserve">• Remediação • Rastrear o dono, data de vencimento, correção e reteste verificado</w:t>
-      </w:r>
-      <w:r>
-        <w:t xml:space="preserve"> </w:t>
-      </w:r>
-      <w:r>
-        <w:t xml:space="preserve">• Comunicação – Escreva um resumo do gestor de uma página e um documento de trabalho detalhado</w:t>
-      </w:r>
-      <w:r>
-        <w:t xml:space="preserve"> </w:t>
-      </w:r>
-      <w:r>
-        <w:t xml:space="preserve">Ético Use dados sintéticos, autorização, limites de escopo e alegações honestas</w:t>
-      </w:r>
-    </w:p>
-    <w:bookmarkEnd w:id="130"/>
-    <w:bookmarkEnd w:id="131"/>
-    <w:bookmarkStart w:id="133" w:name="laboratório-fictício-e-portfólio"/>
-    <w:p>
-      <w:pPr>
-        <w:pStyle w:val="Heading1"/>
-      </w:pPr>
-      <w:r>
-        <w:t xml:space="preserve">27. Laboratório Fictício e Portfólio</w:t>
+        <w:t xml:space="preserve">30.1 Papel de medição de proteção</w:t>
       </w:r>
     </w:p>
     <w:p>
@@ -8650,21 +9179,89 @@
         <w:pStyle w:val="Compact"/>
       </w:pPr>
       <w:r>
-        <w:t xml:space="preserve">Um ambiente de prática segura usando dados sintéticos e sistemas de laboratório autorizados.*</w:t>
-      </w:r>
-    </w:p>
-    <w:p>
-      <w:pPr>
-        <w:pStyle w:val="FirstParagraph"/>
-      </w:pPr>
-      <w:r>
-        <w:t xml:space="preserve">Regra do laboratório:** Use organizações ficcionais, dados sintéticos, sistemas isolados e autorização escrita. Nunca ataque alvos públicos, use credenciais reais, ou publique saída de ferramenta sensível.</w:t>
-      </w:r>
-      <w:r>
-        <w:t xml:space="preserve"> </w:t>
-      </w:r>
-      <w:r>
-        <w:t xml:space="preserve">□——————————————————————————————————————————————————————————————————————————————————————————————————————————————————————————–</w:t>
+        <w:t xml:space="preserve">Campo** * Entrada**</w:t>
+      </w:r>
+      <w:r>
+        <w:t xml:space="preserve"> </w:t>
+      </w:r>
+      <w:r>
+        <w:t xml:space="preserve">(——————————– (———————– (————–)</w:t>
+      </w:r>
+    </w:p>
+    <w:p>
+      <w:pPr>
+        <w:numPr>
+          <w:ilvl w:val="0"/>
+          <w:numId w:val="1030"/>
+        </w:numPr>
+        <w:pStyle w:val="Compact"/>
+      </w:pPr>
+      <w:r>
+        <w:t xml:space="preserve">Salvaguarda e IG                                  </w:t>
+      </w:r>
+      <w:r>
+        <w:t xml:space="preserve"> </w:t>
+      </w:r>
+      <w:r>
+        <w:t xml:space="preserve">Classe de âmbito e de activo</w:t>
+      </w:r>
+      <w:r>
+        <w:t xml:space="preserve"> </w:t>
+      </w:r>
+      <w:r>
+        <w:t xml:space="preserve">• Proprietário e sistemas</w:t>
+      </w:r>
+      <w:r>
+        <w:t xml:space="preserve"> </w:t>
+      </w:r>
+      <w:r>
+        <w:t xml:space="preserve">Dependências e pressupostos</w:t>
+      </w:r>
+      <w:r>
+        <w:t xml:space="preserve"> </w:t>
+      </w:r>
+      <w:r>
+        <w:t xml:space="preserve">Entradas e validação</w:t>
+      </w:r>
+      <w:r>
+        <w:t xml:space="preserve"> </w:t>
+      </w:r>
+      <w:r>
+        <w:t xml:space="preserve">Operações realizadas</w:t>
+      </w:r>
+      <w:r>
+        <w:t xml:space="preserve"> </w:t>
+      </w:r>
+      <w:r>
+        <w:t xml:space="preserve">Medidas</w:t>
+      </w:r>
+      <w:r>
+        <w:t xml:space="preserve"> </w:t>
+      </w:r>
+      <w:r>
+        <w:t xml:space="preserve">Métrico e interpretação</w:t>
+      </w:r>
+      <w:r>
+        <w:t xml:space="preserve"> </w:t>
+      </w:r>
+      <w:r>
+        <w:t xml:space="preserve">Excepções e limitações</w:t>
+      </w:r>
+      <w:r>
+        <w:t xml:space="preserve"> </w:t>
+      </w:r>
+      <w:r>
+        <w:t xml:space="preserve">Acção, proprietário, data e novo teste</w:t>
+      </w:r>
+    </w:p>
+    <w:bookmarkEnd w:id="135"/>
+    <w:bookmarkStart w:id="137" w:name="registro-de-achados-e-retestes"/>
+    <w:p>
+      <w:pPr>
+        <w:pStyle w:val="Heading2"/>
+      </w:pPr>
+      <w:r>
+        <w:t xml:space="preserve">30.2 Registro de achados e retestes</w:t>
       </w:r>
     </w:p>
     <w:p>
@@ -8673,647 +9270,13 @@
           <w:ilvl w:val="0"/>
           <w:numId w:val="1031"/>
         </w:numPr>
-      </w:pPr>
-      <w:r>
-        <w:t xml:space="preserve">Crie uma empresa fictícia de 50 pessoas com laptops, servidores, serviços de nuvem, uma aplicação web, pessoal remoto e cinco fornecedores.</w:t>
-      </w:r>
-    </w:p>
-    <w:p>
-      <w:pPr>
-        <w:numPr>
-          <w:ilvl w:val="0"/>
-          <w:numId w:val="1031"/>
-        </w:numPr>
-      </w:pPr>
-      <w:r>
-        <w:t xml:space="preserve">Selecione IG1 e documentar três adições baseadas em risco do IG2 ou IG3.</w:t>
-      </w:r>
-    </w:p>
-    <w:p>
-      <w:pPr>
-        <w:numPr>
-          <w:ilvl w:val="0"/>
-          <w:numId w:val="1031"/>
-        </w:numPr>
-      </w:pPr>
-      <w:r>
-        <w:t xml:space="preserve">Build Enterprise-asset, software, dados, conta, sistema de autenticação, rede, fornecedor, aplicativo e log-source inventários.</w:t>
-      </w:r>
-    </w:p>
-    <w:p>
-      <w:pPr>
-        <w:numPr>
-          <w:ilvl w:val="0"/>
-          <w:numId w:val="1031"/>
-        </w:numPr>
-      </w:pPr>
-      <w:r>
-        <w:t xml:space="preserve">Use Nmap e osquery em um laboratório isolado para conciliar inventários de ativos e software.</w:t>
-      </w:r>
-    </w:p>
-    <w:p>
-      <w:pPr>
-        <w:numPr>
-          <w:ilvl w:val="0"/>
-          <w:numId w:val="1031"/>
-        </w:numPr>
-      </w:pPr>
-      <w:r>
-        <w:t xml:space="preserve">Use OpenSCAP ou Lynis em um host de laboratório; conclusões de configuração do documento, exceções, correções e reavaliação.</w:t>
-      </w:r>
-    </w:p>
-    <w:p>
-      <w:pPr>
-        <w:numPr>
-          <w:ilvl w:val="0"/>
-          <w:numId w:val="1031"/>
-        </w:numPr>
-      </w:pPr>
-      <w:r>
-        <w:t xml:space="preserve">Use Greenbone em alvos de laboratório aprovados; valide cobertura, achados, remediação e rescan.</w:t>
-      </w:r>
-    </w:p>
-    <w:p>
-      <w:pPr>
-        <w:numPr>
-          <w:ilvl w:val="0"/>
-          <w:numId w:val="1031"/>
-        </w:numPr>
-      </w:pPr>
-      <w:r>
-        <w:t xml:space="preserve">Use Wazuh ou Suricata para gerar e investigar um alerta de teste seguro.</w:t>
-      </w:r>
-    </w:p>
-    <w:p>
-      <w:pPr>
-        <w:numPr>
-          <w:ilvl w:val="0"/>
-          <w:numId w:val="1031"/>
-        </w:numPr>
-      </w:pPr>
-      <w:r>
-        <w:t xml:space="preserve">Use Trivy ou ZAP em um repositório de treinamento ou aplicação e corrigir registro e reteste.</w:t>
-      </w:r>
-    </w:p>
-    <w:p>
-      <w:pPr>
-        <w:numPr>
-          <w:ilvl w:val="0"/>
-          <w:numId w:val="1031"/>
-        </w:numPr>
-      </w:pPr>
-      <w:r>
-        <w:t xml:space="preserve">Escreva um teste de backup-restore e incidente registro de mesa.</w:t>
-      </w:r>
-    </w:p>
-    <w:p>
-      <w:pPr>
-        <w:numPr>
-          <w:ilvl w:val="0"/>
-          <w:numId w:val="1031"/>
-        </w:numPr>
-      </w:pPr>
-      <w:r>
-        <w:t xml:space="preserve">Crie cinco trabalhos CIS Assessment Specification com entradas, operações, medidas, métricas, listas de exceções e conclusões.</w:t>
-      </w:r>
-    </w:p>
-    <w:p>
-      <w:pPr>
-        <w:numPr>
-          <w:ilvl w:val="0"/>
-          <w:numId w:val="1031"/>
-        </w:numPr>
-      </w:pPr>
-      <w:r>
-        <w:t xml:space="preserve">Publicar apenas artefatos higienizados e afirmar claramente que o projeto é fictício e não uma avaliação formal CIS.</w:t>
-      </w:r>
-    </w:p>
-    <w:bookmarkStart w:id="132" w:name="artifact-artifact-artifact"/>
-    <w:p>
-      <w:pPr>
         <w:pStyle w:val="Heading2"/>
       </w:pPr>
-      <w:r>
-        <w:t xml:space="preserve">Artifact** Artifact** Artifact</w:t>
-      </w:r>
-    </w:p>
-    <w:p>
-      <w:pPr>
-        <w:pStyle w:val="FirstParagraph"/>
-      </w:pPr>
-      <w:r>
-        <w:t xml:space="preserve">Memorando de seleção □ Priorização e raciocínio de risco</w:t>
-      </w:r>
-      <w:r>
-        <w:t xml:space="preserve"> </w:t>
-      </w:r>
-      <w:r>
-        <w:t xml:space="preserve">• Reconciliação de inventários</w:t>
-      </w:r>
-      <w:r>
-        <w:t xml:space="preserve"> </w:t>
-      </w:r>
-      <w:r>
-        <w:t xml:space="preserve">□ Guardar papel de trabalho ; Estrutura e evidência oficiais de medição</w:t>
-      </w:r>
-      <w:r>
-        <w:t xml:space="preserve"> </w:t>
-      </w:r>
-      <w:r>
-        <w:t xml:space="preserve">Reavaliação de configuração</w:t>
-      </w:r>
-      <w:r>
-        <w:t xml:space="preserve"> </w:t>
-      </w:r>
-      <w:r>
-        <w:t xml:space="preserve">Relato de vulnerabilidade, cobertura, priorização, exceção e remediação</w:t>
-      </w:r>
-      <w:r>
-        <w:t xml:space="preserve"> </w:t>
-      </w:r>
-      <w:r>
-        <w:t xml:space="preserve">Caso de Detecção, validação de alerta, investigação e resposta</w:t>
-      </w:r>
-      <w:r>
-        <w:t xml:space="preserve"> </w:t>
-      </w:r>
-      <w:r>
-        <w:t xml:space="preserve">Restaurar teste de disponibilidade e evidência de recuperação</w:t>
-      </w:r>
-      <w:r>
-        <w:t xml:space="preserve"> </w:t>
-      </w:r>
-      <w:r>
-        <w:t xml:space="preserve">Painel do gerente ..Limpar a comunicação de risco e ação .</w:t>
-      </w:r>
-    </w:p>
-    <w:bookmarkEnd w:id="132"/>
-    <w:bookmarkEnd w:id="133"/>
-    <w:bookmarkStart w:id="136" w:name="plano-de-aprendizagem-de-trinta-dias"/>
-    <w:p>
-      <w:pPr>
-        <w:pStyle w:val="Heading1"/>
-      </w:pPr>
-      <w:r>
-        <w:t xml:space="preserve">28. Plano de Aprendizagem de Trinta Dias</w:t>
-      </w:r>
-    </w:p>
-    <w:p>
-      <w:pPr>
-        <w:numPr>
-          <w:ilvl w:val="0"/>
-          <w:numId w:val="1032"/>
-        </w:numPr>
-      </w:pPr>
-      <w:r>
-        <w:t xml:space="preserve">Uma programação focada para uma capacidade útil de nível júnior.*</w:t>
-      </w:r>
-    </w:p>
-    <w:p>
-      <w:pPr>
-        <w:numPr>
-          <w:ilvl w:val="0"/>
-          <w:numId w:val="1032"/>
-        </w:numPr>
-        <w:pStyle w:val="Heading2"/>
-      </w:pPr>
-      <w:bookmarkStart w:id="134" w:name="dias-foco-entrega"/>
-      <w:r>
-        <w:t xml:space="preserve">Dias** * Foco** * Entrega**</w:t>
-      </w:r>
-      <w:bookmarkEnd w:id="134"/>
-    </w:p>
-    <w:p>
-      <w:pPr>
-        <w:numPr>
-          <w:ilvl w:val="0"/>
-          <w:numId w:val="1000"/>
-        </w:numPr>
-      </w:pPr>
-      <w:r>
-        <w:t xml:space="preserve">□ 1–4 □ Framework, 18 Controlos, 153 Salvaguardas, IGs, classes de activos, funções</w:t>
-      </w:r>
-      <w:r>
-        <w:t xml:space="preserve"> </w:t>
-      </w:r>
-      <w:r>
-        <w:t xml:space="preserve">4 inventários reconciliados</w:t>
-      </w:r>
-      <w:r>
-        <w:t xml:space="preserve"> </w:t>
-      </w:r>
-      <w:r>
-        <w:t xml:space="preserve">Configuração, vulnerabilidade, e-mail, malware</w:t>
-      </w:r>
-      <w:r>
-        <w:t xml:space="preserve"> </w:t>
-      </w:r>
-      <w:r>
-        <w:t xml:space="preserve">• 13–16 • Registros, monitoramento, defesa de rede • Mapa de log-source e caso de alerta seguro</w:t>
-      </w:r>
-      <w:r>
-        <w:t xml:space="preserve"> </w:t>
-      </w:r>
-      <w:r>
-        <w:t xml:space="preserve">Recuperação e resposta de incidentes</w:t>
-      </w:r>
-      <w:r>
-        <w:t xml:space="preserve"> </w:t>
-      </w:r>
-      <w:r>
-        <w:t xml:space="preserve">• 20–22 • Fornecedores e segurança da aplicação • Avaliação do fornecedor e lista de verificação de desenvolvimento seguro</w:t>
-      </w:r>
-      <w:r>
-        <w:t xml:space="preserve"> </w:t>
-      </w:r>
-      <w:r>
-        <w:t xml:space="preserve">• 23–25 • Especificação de Avaliação • Cinco medições completas de salvaguarda</w:t>
-      </w:r>
-      <w:r>
-        <w:t xml:space="preserve"> </w:t>
-      </w:r>
-      <w:r>
-        <w:t xml:space="preserve">26–28 Laboratório de ferramentas e remediação Autorizados</w:t>
-      </w:r>
-      <w:r>
-        <w:t xml:space="preserve"> </w:t>
-      </w:r>
-      <w:r>
-        <w:t xml:space="preserve">29-30 - Portfólio e entrevistas - Portfólio higiénico e cinco histórias de STAR</w:t>
-      </w:r>
-    </w:p>
-    <w:p>
-      <w:pPr>
-        <w:numPr>
-          <w:ilvl w:val="0"/>
-          <w:numId w:val="1033"/>
-        </w:numPr>
-        <w:pStyle w:val="Compact"/>
-      </w:pPr>
-      <w:r>
-        <w:t xml:space="preserve">Preparação da entrevista</w:t>
-      </w:r>
-    </w:p>
-    <w:p>
-      <w:pPr>
-        <w:numPr>
-          <w:ilvl w:val="0"/>
-          <w:numId w:val="1034"/>
-        </w:numPr>
-        <w:pStyle w:val="Compact"/>
-      </w:pPr>
-      <w:r>
-        <w:t xml:space="preserve">Respostas claras, cenários práticos e perguntas para o empregador.*</w:t>
-      </w:r>
-    </w:p>
-    <w:bookmarkStart w:id="135" w:name="quais-são-os-controles-cis"/>
-    <w:p>
-      <w:pPr>
-        <w:pStyle w:val="Heading2"/>
-      </w:pPr>
-      <w:r>
-        <w:t xml:space="preserve">29.1 Quais são os controles CIS?</w:t>
-      </w:r>
-    </w:p>
-    <w:p>
-      <w:pPr>
-        <w:pStyle w:val="FirstParagraph"/>
-      </w:pPr>
-      <w:r>
-        <w:t xml:space="preserve">Um conjunto priorizado de melhores práticas defensivas organizadas em 18 Controles e 153 Salvaguardas focadas.</w:t>
-      </w:r>
-    </w:p>
-    <w:bookmarkEnd w:id="135"/>
-    <w:bookmarkEnd w:id="136"/>
-    <w:bookmarkStart w:id="137" w:name="o-que-é-o-ig1"/>
-    <w:p>
-      <w:pPr>
-        <w:pStyle w:val="Heading1"/>
-      </w:pPr>
-      <w:r>
-        <w:t xml:space="preserve"># 29,2 O que é o IG1?</w:t>
-      </w:r>
-    </w:p>
-    <w:p>
-      <w:pPr>
-        <w:pStyle w:val="FirstParagraph"/>
-      </w:pPr>
-      <w:r>
-        <w:t xml:space="preserve">O ponto de partida de higiene cibernética essencial 56-Safeguard que a CIS recomenda a cada empresa que comece.</w:t>
-      </w:r>
-    </w:p>
-    <w:bookmarkEnd w:id="137"/>
-    <w:bookmarkStart w:id="143" w:name="o-ig1-se-encaixa-em-todos-os-requisitos"/>
-    <w:p>
-      <w:pPr>
-        <w:pStyle w:val="Heading1"/>
-      </w:pPr>
-      <w:r>
-        <w:t xml:space="preserve"># 29.3 O IG1 se encaixa em todos os requisitos?</w:t>
-      </w:r>
-    </w:p>
-    <w:p>
-      <w:pPr>
-        <w:pStyle w:val="FirstParagraph"/>
-      </w:pPr>
-      <w:r>
-        <w:t xml:space="preserve">É uma linha de base de priorização. Risco material, contratos, leis, clientes ou serviços críticos podem exigir salvaguardas adicionais.</w:t>
-      </w:r>
-    </w:p>
-    <w:bookmarkStart w:id="138" w:name="como-mede-uma-salvaguarda"/>
-    <w:p>
-      <w:pPr>
-        <w:pStyle w:val="Heading2"/>
-      </w:pPr>
-      <w:r>
-        <w:t xml:space="preserve">29.4 Como mede uma Salvaguarda?</w:t>
-      </w:r>
-    </w:p>
-    <w:p>
-      <w:pPr>
-        <w:pStyle w:val="FirstParagraph"/>
-      </w:pPr>
-      <w:r>
-        <w:t xml:space="preserve">Use critérios oficiais, dependências, suposições, entradas completas, operações definidas, medidas, métricas, revisão de procedimentos, exceções e reteste.</w:t>
-      </w:r>
-    </w:p>
-    <w:bookmarkEnd w:id="138"/>
-    <w:bookmarkStart w:id="139" w:name="por-que-os-inventários-são-importantes"/>
-    <w:p>
-      <w:pPr>
-        <w:pStyle w:val="Heading2"/>
-      </w:pPr>
-      <w:r>
-        <w:t xml:space="preserve">29.5 Por que os inventários são importantes?</w:t>
-      </w:r>
-    </w:p>
-    <w:p>
-      <w:pPr>
-        <w:pStyle w:val="FirstParagraph"/>
-      </w:pPr>
-      <w:r>
-        <w:t xml:space="preserve">Eles definem as populações que os controles de configuração, vulnerabilidade, registro, recuperação e resposta devem cobrir.</w:t>
-      </w:r>
-    </w:p>
-    <w:bookmarkEnd w:id="139"/>
-    <w:bookmarkStart w:id="140" w:name="X5faff83a01d7b0e8292502c8985ade671742931"/>
-    <w:p>
-      <w:pPr>
-        <w:pStyle w:val="Heading2"/>
-      </w:pPr>
-      <w:r>
-        <w:t xml:space="preserve">29.6 Varredura de vulnerabilidade versus teste de penetração?</w:t>
-      </w:r>
-    </w:p>
-    <w:p>
-      <w:pPr>
-        <w:pStyle w:val="FirstParagraph"/>
-      </w:pPr>
-      <w:r>
-        <w:t xml:space="preserve">Um scan identifica principalmente fraquezas conhecidas; teste de penetração usa análise humana qualificada e exploração controlada para avaliar o impacto e resiliência.</w:t>
-      </w:r>
-    </w:p>
-    <w:bookmarkEnd w:id="140"/>
-    <w:bookmarkStart w:id="141" w:name="X18ec6286101b55f9f7988a74b90583c927e5d87"/>
-    <w:p>
-      <w:pPr>
-        <w:pStyle w:val="Heading2"/>
-      </w:pPr>
-      <w:r>
-        <w:t xml:space="preserve">29.7 Um mapeamento de framework prova conformidade?</w:t>
-      </w:r>
-    </w:p>
-    <w:p>
-      <w:pPr>
-        <w:pStyle w:val="FirstParagraph"/>
-      </w:pPr>
-      <w:r>
-        <w:t xml:space="preserve">Não. Identifica relações, mas a organização deve testar o requisito e a evidência exatos aplicáveis.</w:t>
-      </w:r>
-    </w:p>
-    <w:bookmarkEnd w:id="141"/>
-    <w:bookmarkStart w:id="142" w:name="o-que-pode-concluir-um-analista-júnior"/>
-    <w:p>
-      <w:pPr>
-        <w:pStyle w:val="Heading2"/>
-      </w:pPr>
-      <w:r>
-        <w:t xml:space="preserve">29.8 O que pode concluir um analista júnior?</w:t>
-      </w:r>
-    </w:p>
-    <w:p>
-      <w:pPr>
-        <w:pStyle w:val="FirstParagraph"/>
-      </w:pPr>
-      <w:r>
-        <w:t xml:space="preserve">Apenas o que o escopo definido e o suporte de evidência confiável, com amostragem e limitações claramente divulgadas.</w:t>
-      </w:r>
-    </w:p>
-    <w:bookmarkEnd w:id="142"/>
-    <w:bookmarkEnd w:id="143"/>
-    <w:bookmarkStart w:id="144" w:name="perguntas-para-perguntar-ao-empregador"/>
-    <w:p>
-      <w:pPr>
-        <w:pStyle w:val="Heading1"/>
-      </w:pPr>
-      <w:r>
-        <w:t xml:space="preserve"># 29.9 Perguntas para perguntar ao empregador</w:t>
-      </w:r>
-    </w:p>
-    <w:p>
-      <w:pPr>
-        <w:pStyle w:val="FirstParagraph"/>
-      </w:pPr>
-      <w:r>
-        <w:t xml:space="preserve">Que Grupo de Implementação e adições estão no escopo?</w:t>
-      </w:r>
-    </w:p>
-    <w:p>
-      <w:pPr>
-        <w:pStyle w:val="BodyText"/>
-      </w:pPr>
-      <w:r>
-        <w:t xml:space="preserve">Como são criadas e reconciliadas populações de inventário?</w:t>
-      </w:r>
-    </w:p>
-    <w:p>
-      <w:pPr>
-        <w:pStyle w:val="BodyText"/>
-      </w:pPr>
-      <w:r>
-        <w:t xml:space="preserve">Quais salvaguardas têm a cobertura mais incompleta?</w:t>
-      </w:r>
-    </w:p>
-    <w:p>
-      <w:pPr>
-        <w:pStyle w:val="BodyText"/>
-      </w:pPr>
-      <w:r>
-        <w:t xml:space="preserve">Como são revisados os dados e exceções de medição?</w:t>
-      </w:r>
-    </w:p>
-    <w:p>
-      <w:pPr>
-        <w:pStyle w:val="BodyText"/>
-      </w:pPr>
-      <w:r>
-        <w:t xml:space="preserve">Quais ferramentas open-source e comerciais são aprovadas?</w:t>
-      </w:r>
-    </w:p>
-    <w:p>
-      <w:pPr>
-        <w:pStyle w:val="BodyText"/>
-      </w:pPr>
-      <w:r>
-        <w:t xml:space="preserve">Como os resultados são priorizados, financiados e retestados?</w:t>
-      </w:r>
-    </w:p>
-    <w:p>
-      <w:pPr>
-        <w:pStyle w:val="BodyText"/>
-      </w:pPr>
-      <w:r>
-        <w:t xml:space="preserve">Como avaliará o trabalho júnior?</w:t>
-      </w:r>
-    </w:p>
-    <w:bookmarkEnd w:id="144"/>
-    <w:bookmarkStart w:id="148" w:name="modelos-glossário-índice-e-referências"/>
-    <w:p>
-      <w:pPr>
-        <w:pStyle w:val="Heading1"/>
-      </w:pPr>
-      <w:r>
-        <w:t xml:space="preserve">30. Modelos, Glossário, Índice e Referências</w:t>
-      </w:r>
-    </w:p>
-    <w:p>
-      <w:pPr>
-        <w:numPr>
-          <w:ilvl w:val="0"/>
-          <w:numId w:val="1035"/>
-        </w:numPr>
-        <w:pStyle w:val="Compact"/>
-      </w:pPr>
-      <w:r>
-        <w:t xml:space="preserve">Estruturas de trabalho reutilizáveis, termos importantes e pontos de partida autoritários.*</w:t>
-      </w:r>
-    </w:p>
-    <w:bookmarkStart w:id="145" w:name="papel-de-medição-de-proteção"/>
-    <w:p>
-      <w:pPr>
-        <w:pStyle w:val="Heading2"/>
-      </w:pPr>
-      <w:r>
-        <w:t xml:space="preserve">30.1 Papel de medição de proteção</w:t>
-      </w:r>
-    </w:p>
-    <w:p>
-      <w:pPr>
-        <w:numPr>
-          <w:ilvl w:val="0"/>
-          <w:numId w:val="1036"/>
-        </w:numPr>
-        <w:pStyle w:val="Compact"/>
-      </w:pPr>
+      <w:bookmarkStart w:id="136" w:name="campo-entrada"/>
       <w:r>
         <w:t xml:space="preserve">Campo** * Entrada**</w:t>
       </w:r>
-      <w:r>
-        <w:t xml:space="preserve"> </w:t>
-      </w:r>
-      <w:r>
-        <w:t xml:space="preserve">(——————————– (———————– (————–)</w:t>
-      </w:r>
-    </w:p>
-    <w:p>
-      <w:pPr>
-        <w:numPr>
-          <w:ilvl w:val="0"/>
-          <w:numId w:val="1036"/>
-        </w:numPr>
-        <w:pStyle w:val="Compact"/>
-      </w:pPr>
-      <w:r>
-        <w:t xml:space="preserve">Salvaguarda e IG                                  </w:t>
-      </w:r>
-      <w:r>
-        <w:t xml:space="preserve"> </w:t>
-      </w:r>
-      <w:r>
-        <w:t xml:space="preserve">Classe de âmbito e de activo</w:t>
-      </w:r>
-      <w:r>
-        <w:t xml:space="preserve"> </w:t>
-      </w:r>
-      <w:r>
-        <w:t xml:space="preserve">• Proprietário e sistemas</w:t>
-      </w:r>
-      <w:r>
-        <w:t xml:space="preserve"> </w:t>
-      </w:r>
-      <w:r>
-        <w:t xml:space="preserve">Dependências e pressupostos</w:t>
-      </w:r>
-      <w:r>
-        <w:t xml:space="preserve"> </w:t>
-      </w:r>
-      <w:r>
-        <w:t xml:space="preserve">Entradas e validação</w:t>
-      </w:r>
-      <w:r>
-        <w:t xml:space="preserve"> </w:t>
-      </w:r>
-      <w:r>
-        <w:t xml:space="preserve">Operações realizadas</w:t>
-      </w:r>
-      <w:r>
-        <w:t xml:space="preserve"> </w:t>
-      </w:r>
-      <w:r>
-        <w:t xml:space="preserve">Medidas</w:t>
-      </w:r>
-      <w:r>
-        <w:t xml:space="preserve"> </w:t>
-      </w:r>
-      <w:r>
-        <w:t xml:space="preserve">Métrico e interpretação</w:t>
-      </w:r>
-      <w:r>
-        <w:t xml:space="preserve"> </w:t>
-      </w:r>
-      <w:r>
-        <w:t xml:space="preserve">Excepções e limitações</w:t>
-      </w:r>
-      <w:r>
-        <w:t xml:space="preserve"> </w:t>
-      </w:r>
-      <w:r>
-        <w:t xml:space="preserve">Acção, proprietário, data e novo teste</w:t>
-      </w:r>
-    </w:p>
-    <w:bookmarkEnd w:id="145"/>
-    <w:bookmarkStart w:id="147" w:name="registro-de-achados-e-retestes"/>
-    <w:p>
-      <w:pPr>
-        <w:pStyle w:val="Heading2"/>
-      </w:pPr>
-      <w:r>
-        <w:t xml:space="preserve">30.2 Registro de achados e retestes</w:t>
-      </w:r>
-    </w:p>
-    <w:p>
-      <w:pPr>
-        <w:numPr>
-          <w:ilvl w:val="0"/>
-          <w:numId w:val="1037"/>
-        </w:numPr>
-        <w:pStyle w:val="Heading2"/>
-      </w:pPr>
-      <w:bookmarkStart w:id="146" w:name="campo-entrada"/>
-      <w:r>
-        <w:t xml:space="preserve">Campo** * Entrada**</w:t>
-      </w:r>
-      <w:bookmarkEnd w:id="146"/>
+      <w:bookmarkEnd w:id="136"/>
     </w:p>
     <w:p>
       <w:pPr>
@@ -9381,9 +9344,9 @@
         <w:t xml:space="preserve">Resultado final</w:t>
       </w:r>
     </w:p>
-    <w:bookmarkEnd w:id="147"/>
-    <w:bookmarkEnd w:id="148"/>
-    <w:bookmarkStart w:id="150" w:name="glossário"/>
+    <w:bookmarkEnd w:id="137"/>
+    <w:bookmarkEnd w:id="138"/>
+    <w:bookmarkStart w:id="140" w:name="glossário"/>
     <w:p>
       <w:pPr>
         <w:pStyle w:val="Heading1"/>
@@ -9392,7 +9355,7 @@
         <w:t xml:space="preserve"># 30.3 Glossário</w:t>
       </w:r>
     </w:p>
-    <w:bookmarkStart w:id="149" w:name="section-15"/>
+    <w:bookmarkStart w:id="139" w:name="section-14"/>
     <w:p>
       <w:pPr>
         <w:pStyle w:val="Heading2"/>
@@ -9481,9 +9444,9 @@
         <w:t xml:space="preserve">Função de segurança .Govern, Identificar, Proteger, Detectar, Responder ou Recuperar mapeamento. .</w:t>
       </w:r>
     </w:p>
-    <w:bookmarkEnd w:id="149"/>
-    <w:bookmarkEnd w:id="150"/>
-    <w:bookmarkStart w:id="158" w:name="índice-de-assunto"/>
+    <w:bookmarkEnd w:id="139"/>
+    <w:bookmarkEnd w:id="140"/>
+    <w:bookmarkStart w:id="148" w:name="índice-de-assunto"/>
     <w:p>
       <w:pPr>
         <w:pStyle w:val="Heading1"/>
@@ -9492,7 +9455,7 @@
         <w:t xml:space="preserve"># 30.4 Índice de assunto</w:t>
       </w:r>
     </w:p>
-    <w:bookmarkStart w:id="151" w:name="sujeito-capítulo"/>
+    <w:bookmarkStart w:id="141" w:name="sujeito-capítulo"/>
     <w:p>
       <w:pPr>
         <w:pStyle w:val="Heading2"/>
@@ -9631,8 +9594,8 @@
         <w:t xml:space="preserve">Gestão da vulnerabilidade</w:t>
       </w:r>
     </w:p>
-    <w:bookmarkEnd w:id="151"/>
-    <w:bookmarkStart w:id="157" w:name="referências-oficiais"/>
+    <w:bookmarkEnd w:id="141"/>
+    <w:bookmarkStart w:id="147" w:name="referências-oficiais"/>
     <w:p>
       <w:pPr>
         <w:pStyle w:val="Heading2"/>
@@ -9645,7 +9608,7 @@
       <w:pPr>
         <w:pStyle w:val="FirstParagraph"/>
       </w:pPr>
-      <w:hyperlink r:id="rId152">
+      <w:hyperlink r:id="rId142">
         <w:r>
           <w:rPr>
             <w:rStyle w:val="Hyperlink"/>
@@ -9658,7 +9621,7 @@
       <w:pPr>
         <w:pStyle w:val="BodyText"/>
       </w:pPr>
-      <w:hyperlink r:id="rId153">
+      <w:hyperlink r:id="rId143">
         <w:r>
           <w:rPr>
             <w:rStyle w:val="Hyperlink"/>
@@ -9671,7 +9634,7 @@
       <w:pPr>
         <w:pStyle w:val="BodyText"/>
       </w:pPr>
-      <w:hyperlink r:id="rId154">
+      <w:hyperlink r:id="rId144">
         <w:r>
           <w:rPr>
             <w:rStyle w:val="Hyperlink"/>
@@ -9684,7 +9647,7 @@
       <w:pPr>
         <w:pStyle w:val="BodyText"/>
       </w:pPr>
-      <w:hyperlink r:id="rId155">
+      <w:hyperlink r:id="rId145">
         <w:r>
           <w:rPr>
             <w:rStyle w:val="Hyperlink"/>
@@ -9703,7 +9666,7 @@
       <w:pPr>
         <w:pStyle w:val="BodyText"/>
       </w:pPr>
-      <w:hyperlink r:id="rId94">
+      <w:hyperlink r:id="rId84">
         <w:r>
           <w:rPr>
             <w:rStyle w:val="Hyperlink"/>
@@ -9716,7 +9679,7 @@
       <w:pPr>
         <w:pStyle w:val="BodyText"/>
       </w:pPr>
-      <w:hyperlink r:id="rId92">
+      <w:hyperlink r:id="rId82">
         <w:r>
           <w:rPr>
             <w:rStyle w:val="Hyperlink"/>
@@ -9729,7 +9692,7 @@
       <w:pPr>
         <w:pStyle w:val="BodyText"/>
       </w:pPr>
-      <w:hyperlink r:id="rId156">
+      <w:hyperlink r:id="rId146">
         <w:r>
           <w:rPr>
             <w:rStyle w:val="Hyperlink"/>
@@ -9762,8 +9725,8 @@
         <w:t xml:space="preserve">O que é que se passa?</w:t>
       </w:r>
     </w:p>
-    <w:bookmarkEnd w:id="157"/>
-    <w:bookmarkEnd w:id="158"/>
+    <w:bookmarkEnd w:id="147"/>
+    <w:bookmarkEnd w:id="148"/>
     <w:sectPr/>
   </w:body>
 </w:document>
@@ -9946,91 +9909,6 @@
       </w:pPr>
     </w:lvl>
   </w:abstractNum>
-  <w:abstractNum w:abstractNumId="99412">
-    <w:nsid w:val="A99412"/>
-    <w:multiLevelType w:val="multilevel"/>
-    <w:lvl w:ilvl="0">
-      <w:start w:val="2"/>
-      <w:numFmt w:val="decimal"/>
-      <w:lvlText w:val="%1."/>
-      <w:lvlJc w:val="left"/>
-      <w:pPr>
-        <w:ind w:left="720" w:hanging="480"/>
-      </w:pPr>
-    </w:lvl>
-    <w:lvl w:ilvl="1">
-      <w:start w:val="2"/>
-      <w:numFmt w:val="decimal"/>
-      <w:lvlText w:val="%2."/>
-      <w:lvlJc w:val="left"/>
-      <w:pPr>
-        <w:ind w:left="1440" w:hanging="480"/>
-      </w:pPr>
-    </w:lvl>
-    <w:lvl w:ilvl="2">
-      <w:start w:val="2"/>
-      <w:numFmt w:val="decimal"/>
-      <w:lvlText w:val="%3."/>
-      <w:lvlJc w:val="left"/>
-      <w:pPr>
-        <w:ind w:left="2160" w:hanging="480"/>
-      </w:pPr>
-    </w:lvl>
-    <w:lvl w:ilvl="3">
-      <w:start w:val="2"/>
-      <w:numFmt w:val="decimal"/>
-      <w:lvlText w:val="%4."/>
-      <w:lvlJc w:val="left"/>
-      <w:pPr>
-        <w:ind w:left="2880" w:hanging="480"/>
-      </w:pPr>
-    </w:lvl>
-    <w:lvl w:ilvl="4">
-      <w:start w:val="2"/>
-      <w:numFmt w:val="decimal"/>
-      <w:lvlText w:val="%5."/>
-      <w:lvlJc w:val="left"/>
-      <w:pPr>
-        <w:ind w:left="3600" w:hanging="480"/>
-      </w:pPr>
-    </w:lvl>
-    <w:lvl w:ilvl="5">
-      <w:start w:val="2"/>
-      <w:numFmt w:val="decimal"/>
-      <w:lvlText w:val="%6."/>
-      <w:lvlJc w:val="left"/>
-      <w:pPr>
-        <w:ind w:left="4320" w:hanging="480"/>
-      </w:pPr>
-    </w:lvl>
-    <w:lvl w:ilvl="6">
-      <w:start w:val="2"/>
-      <w:numFmt w:val="decimal"/>
-      <w:lvlText w:val="%7."/>
-      <w:lvlJc w:val="left"/>
-      <w:pPr>
-        <w:ind w:left="5040" w:hanging="480"/>
-      </w:pPr>
-    </w:lvl>
-    <w:lvl w:ilvl="7">
-      <w:start w:val="2"/>
-      <w:numFmt w:val="decimal"/>
-      <w:lvlText w:val="%8."/>
-      <w:lvlJc w:val="left"/>
-      <w:pPr>
-        <w:ind w:left="5760" w:hanging="480"/>
-      </w:pPr>
-    </w:lvl>
-    <w:lvl w:ilvl="8">
-      <w:start w:val="2"/>
-      <w:numFmt w:val="decimal"/>
-      <w:lvlText w:val="%9."/>
-      <w:lvlJc w:val="left"/>
-      <w:pPr>
-        <w:ind w:left="6480" w:hanging="480"/>
-      </w:pPr>
-    </w:lvl>
-  </w:abstractNum>
   <w:abstractNum w:abstractNumId="99411">
     <w:nsid w:val="A99411"/>
     <w:multiLevelType w:val="multilevel"/>
@@ -10208,66 +10086,6 @@
     <w:abstractNumId w:val="991"/>
   </w:num>
   <w:num w:numId="1002">
-    <w:abstractNumId w:val="991"/>
-  </w:num>
-  <w:num w:numId="1003">
-    <w:abstractNumId w:val="991"/>
-  </w:num>
-  <w:num w:numId="1004">
-    <w:abstractNumId w:val="991"/>
-  </w:num>
-  <w:num w:numId="1005">
-    <w:abstractNumId w:val="991"/>
-  </w:num>
-  <w:num w:numId="1006">
-    <w:abstractNumId w:val="99412"/>
-    <w:lvlOverride w:ilvl="0">
-      <w:startOverride w:val="2"/>
-    </w:lvlOverride>
-    <w:lvlOverride w:ilvl="1">
-      <w:startOverride w:val="2"/>
-    </w:lvlOverride>
-    <w:lvlOverride w:ilvl="2">
-      <w:startOverride w:val="2"/>
-    </w:lvlOverride>
-    <w:lvlOverride w:ilvl="3">
-      <w:startOverride w:val="2"/>
-    </w:lvlOverride>
-    <w:lvlOverride w:ilvl="4">
-      <w:startOverride w:val="2"/>
-    </w:lvlOverride>
-    <w:lvlOverride w:ilvl="5">
-      <w:startOverride w:val="2"/>
-    </w:lvlOverride>
-    <w:lvlOverride w:ilvl="6">
-      <w:startOverride w:val="2"/>
-    </w:lvlOverride>
-    <w:lvlOverride w:ilvl="7">
-      <w:startOverride w:val="2"/>
-    </w:lvlOverride>
-    <w:lvlOverride w:ilvl="8">
-      <w:startOverride w:val="2"/>
-    </w:lvlOverride>
-  </w:num>
-  <w:num w:numId="1007">
-    <w:abstractNumId w:val="991"/>
-  </w:num>
-  <w:num w:numId="1008">
-    <w:abstractNumId w:val="991"/>
-  </w:num>
-  <w:num w:numId="1009">
-    <w:abstractNumId w:val="991"/>
-  </w:num>
-  <w:num w:numId="1010">
-    <w:abstractNumId w:val="991"/>
-  </w:num>
-  <w:num w:numId="1011">
-    <w:abstractNumId w:val="991"/>
-  </w:num>
-  <w:num w:numId="1012">
-    <w:abstractNumId w:val="991"/>
-  </w:num>
-  <w:num w:numId="1013">
     <w:abstractNumId w:val="99411"/>
     <w:lvlOverride w:ilvl="0">
       <w:startOverride w:val="1"/>
@@ -10297,49 +10115,19 @@
       <w:startOverride w:val="1"/>
     </w:lvlOverride>
   </w:num>
-  <w:num w:numId="1014">
+  <w:num w:numId="1003">
     <w:abstractNumId w:val="991"/>
   </w:num>
-  <w:num w:numId="1015">
+  <w:num w:numId="1004">
     <w:abstractNumId w:val="991"/>
   </w:num>
-  <w:num w:numId="1016">
+  <w:num w:numId="1005">
     <w:abstractNumId w:val="991"/>
   </w:num>
-  <w:num w:numId="1017">
+  <w:num w:numId="1006">
     <w:abstractNumId w:val="991"/>
   </w:num>
-  <w:num w:numId="1018">
-    <w:abstractNumId w:val="991"/>
-  </w:num>
-  <w:num w:numId="1019">
-    <w:abstractNumId w:val="991"/>
-  </w:num>
-  <w:num w:numId="1020">
-    <w:abstractNumId w:val="991"/>
-  </w:num>
-  <w:num w:numId="1021">
-    <w:abstractNumId w:val="991"/>
-  </w:num>
-  <w:num w:numId="1022">
-    <w:abstractNumId w:val="991"/>
-  </w:num>
-  <w:num w:numId="1023">
-    <w:abstractNumId w:val="991"/>
-  </w:num>
-  <w:num w:numId="1024">
-    <w:abstractNumId w:val="991"/>
-  </w:num>
-  <w:num w:numId="1025">
-    <w:abstractNumId w:val="991"/>
-  </w:num>
-  <w:num w:numId="1026">
-    <w:abstractNumId w:val="991"/>
-  </w:num>
-  <w:num w:numId="1027">
-    <w:abstractNumId w:val="991"/>
-  </w:num>
-  <w:num w:numId="1028">
+  <w:num w:numId="1007">
     <w:abstractNumId w:val="99411"/>
     <w:lvlOverride w:ilvl="0">
       <w:startOverride w:val="1"/>
@@ -10369,13 +10157,49 @@
       <w:startOverride w:val="1"/>
     </w:lvlOverride>
   </w:num>
-  <w:num w:numId="1029">
+  <w:num w:numId="1008">
     <w:abstractNumId w:val="991"/>
   </w:num>
-  <w:num w:numId="1030">
+  <w:num w:numId="1009">
     <w:abstractNumId w:val="991"/>
   </w:num>
-  <w:num w:numId="1031">
+  <w:num w:numId="1010">
+    <w:abstractNumId w:val="991"/>
+  </w:num>
+  <w:num w:numId="1011">
+    <w:abstractNumId w:val="991"/>
+  </w:num>
+  <w:num w:numId="1012">
+    <w:abstractNumId w:val="991"/>
+  </w:num>
+  <w:num w:numId="1013">
+    <w:abstractNumId w:val="991"/>
+  </w:num>
+  <w:num w:numId="1014">
+    <w:abstractNumId w:val="991"/>
+  </w:num>
+  <w:num w:numId="1015">
+    <w:abstractNumId w:val="991"/>
+  </w:num>
+  <w:num w:numId="1016">
+    <w:abstractNumId w:val="991"/>
+  </w:num>
+  <w:num w:numId="1017">
+    <w:abstractNumId w:val="991"/>
+  </w:num>
+  <w:num w:numId="1018">
+    <w:abstractNumId w:val="991"/>
+  </w:num>
+  <w:num w:numId="1019">
+    <w:abstractNumId w:val="991"/>
+  </w:num>
+  <w:num w:numId="1020">
+    <w:abstractNumId w:val="991"/>
+  </w:num>
+  <w:num w:numId="1021">
+    <w:abstractNumId w:val="991"/>
+  </w:num>
+  <w:num w:numId="1022">
     <w:abstractNumId w:val="99411"/>
     <w:lvlOverride w:ilvl="0">
       <w:startOverride w:val="1"/>
@@ -10405,10 +10229,46 @@
       <w:startOverride w:val="1"/>
     </w:lvlOverride>
   </w:num>
-  <w:num w:numId="1032">
+  <w:num w:numId="1023">
     <w:abstractNumId w:val="991"/>
   </w:num>
-  <w:num w:numId="1033">
+  <w:num w:numId="1024">
+    <w:abstractNumId w:val="991"/>
+  </w:num>
+  <w:num w:numId="1025">
+    <w:abstractNumId w:val="99411"/>
+    <w:lvlOverride w:ilvl="0">
+      <w:startOverride w:val="1"/>
+    </w:lvlOverride>
+    <w:lvlOverride w:ilvl="1">
+      <w:startOverride w:val="1"/>
+    </w:lvlOverride>
+    <w:lvlOverride w:ilvl="2">
+      <w:startOverride w:val="1"/>
+    </w:lvlOverride>
+    <w:lvlOverride w:ilvl="3">
+      <w:startOverride w:val="1"/>
+    </w:lvlOverride>
+    <w:lvlOverride w:ilvl="4">
+      <w:startOverride w:val="1"/>
+    </w:lvlOverride>
+    <w:lvlOverride w:ilvl="5">
+      <w:startOverride w:val="1"/>
+    </w:lvlOverride>
+    <w:lvlOverride w:ilvl="6">
+      <w:startOverride w:val="1"/>
+    </w:lvlOverride>
+    <w:lvlOverride w:ilvl="7">
+      <w:startOverride w:val="1"/>
+    </w:lvlOverride>
+    <w:lvlOverride w:ilvl="8">
+      <w:startOverride w:val="1"/>
+    </w:lvlOverride>
+  </w:num>
+  <w:num w:numId="1026">
+    <w:abstractNumId w:val="991"/>
+  </w:num>
+  <w:num w:numId="1027">
     <w:abstractNumId w:val="994129"/>
     <w:lvlOverride w:ilvl="0">
       <w:startOverride w:val="29"/>
@@ -10438,16 +10298,16 @@
       <w:startOverride w:val="29"/>
     </w:lvlOverride>
   </w:num>
-  <w:num w:numId="1034">
+  <w:num w:numId="1028">
     <w:abstractNumId w:val="991"/>
   </w:num>
-  <w:num w:numId="1035">
+  <w:num w:numId="1029">
     <w:abstractNumId w:val="991"/>
   </w:num>
-  <w:num w:numId="1036">
+  <w:num w:numId="1030">
     <w:abstractNumId w:val="991"/>
   </w:num>
-  <w:num w:numId="1037">
+  <w:num w:numId="1031">
     <w:abstractNumId w:val="991"/>
   </w:num>
 </w:numbering>

--- a/01-foundations/CIS_Controls_v8.1/Portugues_BR/CIS_Critical_Security_Controls_v8.1_Practical_Manager_and_Junior_Analyst_Manual_Portugues_BR_v1.0.docx
+++ b/01-foundations/CIS_Controls_v8.1/Portugues_BR/CIS_Critical_Security_Controls_v8.1_Practical_Manager_and_Junior_Analyst_Manual_Portugues_BR_v1.0.docx
@@ -5545,13 +5545,3326 @@
       </w:r>
     </w:p>
     <w:bookmarkEnd w:id="34"/>
-    <w:bookmarkStart w:id="40" w:name="Xa894af05b3af31fdf2a084a9cec3813ac700e27"/>
+    <w:bookmarkStart w:id="35" w:name="controle-6-gestão-do-controle-de-acesso"/>
     <w:p>
       <w:pPr>
         <w:pStyle w:val="Heading1"/>
       </w:pPr>
       <w:r>
-        <w:t xml:space="preserve">11. Controle 6 — Gerenciamento de Controle de Acesso</w:t>
+        <w:t xml:space="preserve">11. Controle 6 — Gestão do controle de acesso</w:t>
+      </w:r>
+    </w:p>
+    <w:p>
+      <w:pPr>
+        <w:pStyle w:val="FirstParagraph"/>
+      </w:pPr>
+      <w:r>
+        <w:rPr>
+          <w:iCs/>
+          <w:i/>
+        </w:rPr>
+        <w:t xml:space="preserve">As 8 Salvaguardas, seu significado claro, o enfoque de verificação e exemplos de evidências.</w:t>
+      </w:r>
+    </w:p>
+    <w:p>
+      <w:pPr>
+        <w:pStyle w:val="BodyText"/>
+      </w:pPr>
+    </w:p>
+    <w:p>
+      <w:pPr>
+        <w:pStyle w:val="BodyText"/>
+      </w:pPr>
+      <w:r>
+        <w:t xml:space="preserve">Figura 6. Ciclo de vida de identidade e acesso</w:t>
+      </w:r>
+    </w:p>
+    <w:tbl>
+      <w:tblPr>
+        <w:tblStyle w:val="Table"/>
+        <w:tblW w:type="pct" w:w="5000"/>
+        <w:tblLook w:firstRow="1" w:lastRow="0" w:firstColumn="0" w:lastColumn="0" w:noHBand="0" w:noVBand="0" w:val="0020"/>
+        <w:jc w:val="start"/>
+      </w:tblPr>
+      <w:tblGrid>
+        <w:gridCol w:w="7920"/>
+      </w:tblGrid>
+      <w:tr>
+        <w:trPr>
+          <w:tblHeader w:val="true"/>
+        </w:trPr>
+        <w:tc>
+          <w:tcPr/>
+          <w:p>
+            <w:pPr>
+              <w:pStyle w:val="Compact"/>
+              <w:jc w:val="left"/>
+            </w:pPr>
+            <w:r>
+              <w:rPr>
+                <w:bCs/>
+                <w:b/>
+              </w:rPr>
+              <w:t xml:space="preserve">Finalidade do Controle:</w:t>
+            </w:r>
+            <w:r>
+              <w:t xml:space="preserve"> </w:t>
+            </w:r>
+            <w:r>
+              <w:t xml:space="preserve">Fortalecer a organização por meio da implementação e medição das Salvaguardas de gestão do controle de acesso.</w:t>
+            </w:r>
+          </w:p>
+        </w:tc>
+      </w:tr>
+    </w:tbl>
+    <w:p/>
+    <w:tbl>
+      <w:tblPr>
+        <w:tblStyle w:val="Table"/>
+        <w:tblW w:type="pct" w:w="5000"/>
+        <w:tblLook w:firstRow="1" w:lastRow="0" w:firstColumn="0" w:lastColumn="0" w:noHBand="0" w:noVBand="0" w:val="0020"/>
+        <w:jc w:val="start"/>
+      </w:tblPr>
+      <w:tblGrid>
+        <w:gridCol w:w="1584"/>
+        <w:gridCol w:w="1584"/>
+        <w:gridCol w:w="1584"/>
+        <w:gridCol w:w="1584"/>
+        <w:gridCol w:w="1584"/>
+      </w:tblGrid>
+      <w:tr>
+        <w:trPr>
+          <w:tblHeader w:val="true"/>
+        </w:trPr>
+        <w:tc>
+          <w:tcPr/>
+          <w:p>
+            <w:pPr>
+              <w:pStyle w:val="Compact"/>
+              <w:jc w:val="left"/>
+            </w:pPr>
+            <w:r>
+              <w:t xml:space="preserve">ID</w:t>
+            </w:r>
+          </w:p>
+        </w:tc>
+        <w:tc>
+          <w:tcPr/>
+          <w:p>
+            <w:pPr>
+              <w:pStyle w:val="Compact"/>
+              <w:jc w:val="left"/>
+            </w:pPr>
+            <w:r>
+              <w:t xml:space="preserve">Salvaguarda</w:t>
+            </w:r>
+          </w:p>
+        </w:tc>
+        <w:tc>
+          <w:tcPr/>
+          <w:p>
+            <w:pPr>
+              <w:pStyle w:val="Compact"/>
+              <w:jc w:val="left"/>
+            </w:pPr>
+            <w:r>
+              <w:t xml:space="preserve">Significado claro</w:t>
+            </w:r>
+          </w:p>
+        </w:tc>
+        <w:tc>
+          <w:tcPr/>
+          <w:p>
+            <w:pPr>
+              <w:pStyle w:val="Compact"/>
+              <w:jc w:val="left"/>
+            </w:pPr>
+            <w:r>
+              <w:t xml:space="preserve">Enfoque de verificação</w:t>
+            </w:r>
+          </w:p>
+        </w:tc>
+        <w:tc>
+          <w:tcPr/>
+          <w:p>
+            <w:pPr>
+              <w:pStyle w:val="Compact"/>
+              <w:jc w:val="left"/>
+            </w:pPr>
+            <w:r>
+              <w:t xml:space="preserve">Exemplos de evidências</w:t>
+            </w:r>
+          </w:p>
+        </w:tc>
+      </w:tr>
+      <w:tr>
+        <w:tc>
+          <w:tcPr/>
+          <w:p>
+            <w:pPr>
+              <w:pStyle w:val="Compact"/>
+              <w:jc w:val="left"/>
+            </w:pPr>
+            <w:r>
+              <w:t xml:space="preserve">6.1</w:t>
+            </w:r>
+          </w:p>
+        </w:tc>
+        <w:tc>
+          <w:tcPr/>
+          <w:p>
+            <w:pPr>
+              <w:pStyle w:val="Compact"/>
+              <w:jc w:val="left"/>
+            </w:pPr>
+            <w:r>
+              <w:t xml:space="preserve">Estabelecer um processo de concessão de acesso</w:t>
+            </w:r>
+          </w:p>
+        </w:tc>
+        <w:tc>
+          <w:tcPr/>
+          <w:p>
+            <w:pPr>
+              <w:pStyle w:val="Compact"/>
+              <w:jc w:val="left"/>
+            </w:pPr>
+            <w:r>
+              <w:t xml:space="preserve">Autorizar e provisionar acesso com base em necessidade, função e aprovação documentada.</w:t>
+            </w:r>
+          </w:p>
+        </w:tc>
+        <w:tc>
+          <w:tcPr/>
+          <w:p>
+            <w:pPr>
+              <w:pStyle w:val="Compact"/>
+              <w:jc w:val="left"/>
+            </w:pPr>
+            <w:r>
+              <w:t xml:space="preserve">Confirmar escopo, população, aprovadores, segregação de funções, prazo e exceções.</w:t>
+            </w:r>
+          </w:p>
+        </w:tc>
+        <w:tc>
+          <w:tcPr/>
+          <w:p>
+            <w:pPr>
+              <w:pStyle w:val="Compact"/>
+              <w:jc w:val="left"/>
+            </w:pPr>
+            <w:r>
+              <w:t xml:space="preserve">Solicitações, aprovações, registros de provisionamento, funções e revisões.</w:t>
+            </w:r>
+          </w:p>
+        </w:tc>
+      </w:tr>
+      <w:tr>
+        <w:tc>
+          <w:tcPr/>
+          <w:p>
+            <w:pPr>
+              <w:pStyle w:val="Compact"/>
+              <w:jc w:val="left"/>
+            </w:pPr>
+            <w:r>
+              <w:t xml:space="preserve">6.2</w:t>
+            </w:r>
+          </w:p>
+        </w:tc>
+        <w:tc>
+          <w:tcPr/>
+          <w:p>
+            <w:pPr>
+              <w:pStyle w:val="Compact"/>
+              <w:jc w:val="left"/>
+            </w:pPr>
+            <w:r>
+              <w:t xml:space="preserve">Estabelecer um processo de revogação de acesso</w:t>
+            </w:r>
+          </w:p>
+        </w:tc>
+        <w:tc>
+          <w:tcPr/>
+          <w:p>
+            <w:pPr>
+              <w:pStyle w:val="Compact"/>
+              <w:jc w:val="left"/>
+            </w:pPr>
+            <w:r>
+              <w:t xml:space="preserve">Remover ou ajustar acessos quando pessoas mudam de função, saem ou deixam de necessitar deles.</w:t>
+            </w:r>
+          </w:p>
+        </w:tc>
+        <w:tc>
+          <w:tcPr/>
+          <w:p>
+            <w:pPr>
+              <w:pStyle w:val="Compact"/>
+              <w:jc w:val="left"/>
+            </w:pPr>
+            <w:r>
+              <w:t xml:space="preserve">Verificar tempestividade, cobertura, integrações e exceções.</w:t>
+            </w:r>
+          </w:p>
+        </w:tc>
+        <w:tc>
+          <w:tcPr/>
+          <w:p>
+            <w:pPr>
+              <w:pStyle w:val="Compact"/>
+              <w:jc w:val="left"/>
+            </w:pPr>
+            <w:r>
+              <w:t xml:space="preserve">Tickets, registros de desligamento, relatórios de revogação e conciliações.</w:t>
+            </w:r>
+          </w:p>
+        </w:tc>
+      </w:tr>
+      <w:tr>
+        <w:tc>
+          <w:tcPr/>
+          <w:p>
+            <w:pPr>
+              <w:pStyle w:val="Compact"/>
+              <w:jc w:val="left"/>
+            </w:pPr>
+            <w:r>
+              <w:t xml:space="preserve">6.3</w:t>
+            </w:r>
+          </w:p>
+        </w:tc>
+        <w:tc>
+          <w:tcPr/>
+          <w:p>
+            <w:pPr>
+              <w:pStyle w:val="Compact"/>
+              <w:jc w:val="left"/>
+            </w:pPr>
+            <w:r>
+              <w:t xml:space="preserve">Exigir MFA para aplicações expostas externamente</w:t>
+            </w:r>
+          </w:p>
+        </w:tc>
+        <w:tc>
+          <w:tcPr/>
+          <w:p>
+            <w:pPr>
+              <w:pStyle w:val="Compact"/>
+              <w:jc w:val="left"/>
+            </w:pPr>
+            <w:r>
+              <w:t xml:space="preserve">Proteger aplicações acessíveis pela internet com autenticação multifator.</w:t>
+            </w:r>
+          </w:p>
+        </w:tc>
+        <w:tc>
+          <w:tcPr/>
+          <w:p>
+            <w:pPr>
+              <w:pStyle w:val="Compact"/>
+              <w:jc w:val="left"/>
+            </w:pPr>
+            <w:r>
+              <w:t xml:space="preserve">Confirmar cobertura por aplicação, usuários, métodos permitidos e exceções.</w:t>
+            </w:r>
+          </w:p>
+        </w:tc>
+        <w:tc>
+          <w:tcPr/>
+          <w:p>
+            <w:pPr>
+              <w:pStyle w:val="Compact"/>
+              <w:jc w:val="left"/>
+            </w:pPr>
+            <w:r>
+              <w:t xml:space="preserve">Configurações de identidade, relatórios de MFA, inventário de aplicações e exceções.</w:t>
+            </w:r>
+          </w:p>
+        </w:tc>
+      </w:tr>
+      <w:tr>
+        <w:tc>
+          <w:tcPr/>
+          <w:p>
+            <w:pPr>
+              <w:pStyle w:val="Compact"/>
+              <w:jc w:val="left"/>
+            </w:pPr>
+            <w:r>
+              <w:t xml:space="preserve">6.4</w:t>
+            </w:r>
+          </w:p>
+        </w:tc>
+        <w:tc>
+          <w:tcPr/>
+          <w:p>
+            <w:pPr>
+              <w:pStyle w:val="Compact"/>
+              <w:jc w:val="left"/>
+            </w:pPr>
+            <w:r>
+              <w:t xml:space="preserve">Exigir MFA para acesso remoto à rede</w:t>
+            </w:r>
+          </w:p>
+        </w:tc>
+        <w:tc>
+          <w:tcPr/>
+          <w:p>
+            <w:pPr>
+              <w:pStyle w:val="Compact"/>
+              <w:jc w:val="left"/>
+            </w:pPr>
+            <w:r>
+              <w:t xml:space="preserve">Proteger VPN e outros métodos de acesso remoto com MFA.</w:t>
+            </w:r>
+          </w:p>
+        </w:tc>
+        <w:tc>
+          <w:tcPr/>
+          <w:p>
+            <w:pPr>
+              <w:pStyle w:val="Compact"/>
+              <w:jc w:val="left"/>
+            </w:pPr>
+            <w:r>
+              <w:t xml:space="preserve">Verificar cobertura, protocolos, grupos e exceções.</w:t>
+            </w:r>
+          </w:p>
+        </w:tc>
+        <w:tc>
+          <w:tcPr/>
+          <w:p>
+            <w:pPr>
+              <w:pStyle w:val="Compact"/>
+              <w:jc w:val="left"/>
+            </w:pPr>
+            <w:r>
+              <w:t xml:space="preserve">Configuração VPN, políticas de identidade, registros e testes.</w:t>
+            </w:r>
+          </w:p>
+        </w:tc>
+      </w:tr>
+      <w:tr>
+        <w:tc>
+          <w:tcPr/>
+          <w:p>
+            <w:pPr>
+              <w:pStyle w:val="Compact"/>
+              <w:jc w:val="left"/>
+            </w:pPr>
+            <w:r>
+              <w:t xml:space="preserve">6.5</w:t>
+            </w:r>
+          </w:p>
+        </w:tc>
+        <w:tc>
+          <w:tcPr/>
+          <w:p>
+            <w:pPr>
+              <w:pStyle w:val="Compact"/>
+              <w:jc w:val="left"/>
+            </w:pPr>
+            <w:r>
+              <w:t xml:space="preserve">Exigir MFA para acesso administrativo</w:t>
+            </w:r>
+          </w:p>
+        </w:tc>
+        <w:tc>
+          <w:tcPr/>
+          <w:p>
+            <w:pPr>
+              <w:pStyle w:val="Compact"/>
+              <w:jc w:val="left"/>
+            </w:pPr>
+            <w:r>
+              <w:t xml:space="preserve">Exigir MFA para contas e operações privilegiadas.</w:t>
+            </w:r>
+          </w:p>
+        </w:tc>
+        <w:tc>
+          <w:tcPr/>
+          <w:p>
+            <w:pPr>
+              <w:pStyle w:val="Compact"/>
+              <w:jc w:val="left"/>
+            </w:pPr>
+            <w:r>
+              <w:t xml:space="preserve">Confirmar população administrativa, plataformas cobertas e métodos resistentes a fraude quando aplicável.</w:t>
+            </w:r>
+          </w:p>
+        </w:tc>
+        <w:tc>
+          <w:tcPr/>
+          <w:p>
+            <w:pPr>
+              <w:pStyle w:val="Compact"/>
+              <w:jc w:val="left"/>
+            </w:pPr>
+            <w:r>
+              <w:t xml:space="preserve">PAM, diretórios, políticas, registros de autenticação e exceções.</w:t>
+            </w:r>
+          </w:p>
+        </w:tc>
+      </w:tr>
+      <w:tr>
+        <w:tc>
+          <w:tcPr/>
+          <w:p>
+            <w:pPr>
+              <w:pStyle w:val="Compact"/>
+              <w:jc w:val="left"/>
+            </w:pPr>
+            <w:r>
+              <w:t xml:space="preserve">6.6</w:t>
+            </w:r>
+          </w:p>
+        </w:tc>
+        <w:tc>
+          <w:tcPr/>
+          <w:p>
+            <w:pPr>
+              <w:pStyle w:val="Compact"/>
+              <w:jc w:val="left"/>
+            </w:pPr>
+            <w:r>
+              <w:t xml:space="preserve">Estabelecer e manter um inventário de sistemas de autenticação e autorização</w:t>
+            </w:r>
+          </w:p>
+        </w:tc>
+        <w:tc>
+          <w:tcPr/>
+          <w:p>
+            <w:pPr>
+              <w:pStyle w:val="Compact"/>
+              <w:jc w:val="left"/>
+            </w:pPr>
+            <w:r>
+              <w:t xml:space="preserve">Manter uma lista atualizada dos sistemas que autenticam usuários ou concedem permissões.</w:t>
+            </w:r>
+          </w:p>
+        </w:tc>
+        <w:tc>
+          <w:tcPr/>
+          <w:p>
+            <w:pPr>
+              <w:pStyle w:val="Compact"/>
+              <w:jc w:val="left"/>
+            </w:pPr>
+            <w:r>
+              <w:t xml:space="preserve">Verificar responsável, finalidade, integrações, criticidade e revisão.</w:t>
+            </w:r>
+          </w:p>
+        </w:tc>
+        <w:tc>
+          <w:tcPr/>
+          <w:p>
+            <w:pPr>
+              <w:pStyle w:val="Compact"/>
+              <w:jc w:val="left"/>
+            </w:pPr>
+            <w:r>
+              <w:t xml:space="preserve">Inventário, diagramas, responsáveis, integrações e revisões.</w:t>
+            </w:r>
+          </w:p>
+        </w:tc>
+      </w:tr>
+      <w:tr>
+        <w:tc>
+          <w:tcPr/>
+          <w:p>
+            <w:pPr>
+              <w:pStyle w:val="Compact"/>
+              <w:jc w:val="left"/>
+            </w:pPr>
+            <w:r>
+              <w:t xml:space="preserve">6.7</w:t>
+            </w:r>
+          </w:p>
+        </w:tc>
+        <w:tc>
+          <w:tcPr/>
+          <w:p>
+            <w:pPr>
+              <w:pStyle w:val="Compact"/>
+              <w:jc w:val="left"/>
+            </w:pPr>
+            <w:r>
+              <w:t xml:space="preserve">Centralizar o controle de acesso</w:t>
+            </w:r>
+          </w:p>
+        </w:tc>
+        <w:tc>
+          <w:tcPr/>
+          <w:p>
+            <w:pPr>
+              <w:pStyle w:val="Compact"/>
+              <w:jc w:val="left"/>
+            </w:pPr>
+            <w:r>
+              <w:t xml:space="preserve">Utilizar serviços centrais de identidade e autorização sempre que viável.</w:t>
+            </w:r>
+          </w:p>
+        </w:tc>
+        <w:tc>
+          <w:tcPr/>
+          <w:p>
+            <w:pPr>
+              <w:pStyle w:val="Compact"/>
+              <w:jc w:val="left"/>
+            </w:pPr>
+            <w:r>
+              <w:t xml:space="preserve">Confirmar cobertura, integrações, contas locais residuais e tratamento de divergências.</w:t>
+            </w:r>
+          </w:p>
+        </w:tc>
+        <w:tc>
+          <w:tcPr/>
+          <w:p>
+            <w:pPr>
+              <w:pStyle w:val="Compact"/>
+              <w:jc w:val="left"/>
+            </w:pPr>
+            <w:r>
+              <w:t xml:space="preserve">Diretórios, IAM, SSO, relatórios de integração e exceções.</w:t>
+            </w:r>
+          </w:p>
+        </w:tc>
+      </w:tr>
+      <w:tr>
+        <w:tc>
+          <w:tcPr/>
+          <w:p>
+            <w:pPr>
+              <w:pStyle w:val="Compact"/>
+              <w:jc w:val="left"/>
+            </w:pPr>
+            <w:r>
+              <w:t xml:space="preserve">6.8</w:t>
+            </w:r>
+          </w:p>
+        </w:tc>
+        <w:tc>
+          <w:tcPr/>
+          <w:p>
+            <w:pPr>
+              <w:pStyle w:val="Compact"/>
+              <w:jc w:val="left"/>
+            </w:pPr>
+            <w:r>
+              <w:t xml:space="preserve">Definir e manter controle de acesso baseado em funções</w:t>
+            </w:r>
+          </w:p>
+        </w:tc>
+        <w:tc>
+          <w:tcPr/>
+          <w:p>
+            <w:pPr>
+              <w:pStyle w:val="Compact"/>
+              <w:jc w:val="left"/>
+            </w:pPr>
+            <w:r>
+              <w:t xml:space="preserve">Associar permissões a funções aprovadas e revisar sua adequação.</w:t>
+            </w:r>
+          </w:p>
+        </w:tc>
+        <w:tc>
+          <w:tcPr/>
+          <w:p>
+            <w:pPr>
+              <w:pStyle w:val="Compact"/>
+              <w:jc w:val="left"/>
+            </w:pPr>
+            <w:r>
+              <w:t xml:space="preserve">Verificar catálogo de funções, proprietários, conflitos, revisões e exceções.</w:t>
+            </w:r>
+          </w:p>
+        </w:tc>
+        <w:tc>
+          <w:tcPr/>
+          <w:p>
+            <w:pPr>
+              <w:pStyle w:val="Compact"/>
+              <w:jc w:val="left"/>
+            </w:pPr>
+            <w:r>
+              <w:t xml:space="preserve">Matriz de funções, aprovações, recertificações e relatórios de conflito.</w:t>
+            </w:r>
+          </w:p>
+        </w:tc>
+      </w:tr>
+    </w:tbl>
+    <w:p>
+      <w:pPr>
+        <w:pStyle w:val="BodyText"/>
+      </w:pPr>
+      <w:r>
+        <w:t xml:space="preserve">Consulte os recursos oficiais do CIS para confirmar a linguagem exata e os critérios de avaliação.</w:t>
+      </w:r>
+    </w:p>
+    <w:bookmarkEnd w:id="35"/>
+    <w:bookmarkStart w:id="36" w:name="X06fea277411b6ffc3a6398f4e21a06270df3ac3"/>
+    <w:p>
+      <w:pPr>
+        <w:pStyle w:val="Heading1"/>
+      </w:pPr>
+      <w:r>
+        <w:t xml:space="preserve">12. Controle 7 — Gestão contínua de vulnerabilidades</w:t>
+      </w:r>
+    </w:p>
+    <w:p>
+      <w:pPr>
+        <w:pStyle w:val="FirstParagraph"/>
+      </w:pPr>
+      <w:r>
+        <w:rPr>
+          <w:iCs/>
+          <w:i/>
+        </w:rPr>
+        <w:t xml:space="preserve">As 7 Salvaguardas, seu significado claro, o enfoque de verificação e exemplos de evidências.</w:t>
+      </w:r>
+    </w:p>
+    <w:p>
+      <w:pPr>
+        <w:pStyle w:val="BodyText"/>
+      </w:pPr>
+    </w:p>
+    <w:p>
+      <w:pPr>
+        <w:pStyle w:val="BodyText"/>
+      </w:pPr>
+      <w:r>
+        <w:t xml:space="preserve">Figura 7. Gestão contínua de vulnerabilidades</w:t>
+      </w:r>
+    </w:p>
+    <w:tbl>
+      <w:tblPr>
+        <w:tblStyle w:val="Table"/>
+        <w:tblW w:type="pct" w:w="5000"/>
+        <w:tblLook w:firstRow="1" w:lastRow="0" w:firstColumn="0" w:lastColumn="0" w:noHBand="0" w:noVBand="0" w:val="0020"/>
+        <w:jc w:val="start"/>
+      </w:tblPr>
+      <w:tblGrid>
+        <w:gridCol w:w="7920"/>
+      </w:tblGrid>
+      <w:tr>
+        <w:trPr>
+          <w:tblHeader w:val="true"/>
+        </w:trPr>
+        <w:tc>
+          <w:tcPr/>
+          <w:p>
+            <w:pPr>
+              <w:pStyle w:val="Compact"/>
+              <w:jc w:val="left"/>
+            </w:pPr>
+            <w:r>
+              <w:rPr>
+                <w:bCs/>
+                <w:b/>
+              </w:rPr>
+              <w:t xml:space="preserve">Finalidade do Controle:</w:t>
+            </w:r>
+            <w:r>
+              <w:t xml:space="preserve"> </w:t>
+            </w:r>
+            <w:r>
+              <w:t xml:space="preserve">Fortalecer a organização por meio da implementação e medição das Salvaguardas de gestão contínua de vulnerabilidades.</w:t>
+            </w:r>
+          </w:p>
+        </w:tc>
+      </w:tr>
+    </w:tbl>
+    <w:p/>
+    <w:tbl>
+      <w:tblPr>
+        <w:tblStyle w:val="Table"/>
+        <w:tblW w:type="pct" w:w="5000"/>
+        <w:tblLook w:firstRow="1" w:lastRow="0" w:firstColumn="0" w:lastColumn="0" w:noHBand="0" w:noVBand="0" w:val="0020"/>
+        <w:jc w:val="start"/>
+      </w:tblPr>
+      <w:tblGrid>
+        <w:gridCol w:w="1584"/>
+        <w:gridCol w:w="1584"/>
+        <w:gridCol w:w="1584"/>
+        <w:gridCol w:w="1584"/>
+        <w:gridCol w:w="1584"/>
+      </w:tblGrid>
+      <w:tr>
+        <w:trPr>
+          <w:tblHeader w:val="true"/>
+        </w:trPr>
+        <w:tc>
+          <w:tcPr/>
+          <w:p>
+            <w:pPr>
+              <w:pStyle w:val="Compact"/>
+              <w:jc w:val="left"/>
+            </w:pPr>
+            <w:r>
+              <w:t xml:space="preserve">ID</w:t>
+            </w:r>
+          </w:p>
+        </w:tc>
+        <w:tc>
+          <w:tcPr/>
+          <w:p>
+            <w:pPr>
+              <w:pStyle w:val="Compact"/>
+              <w:jc w:val="left"/>
+            </w:pPr>
+            <w:r>
+              <w:t xml:space="preserve">Salvaguarda</w:t>
+            </w:r>
+          </w:p>
+        </w:tc>
+        <w:tc>
+          <w:tcPr/>
+          <w:p>
+            <w:pPr>
+              <w:pStyle w:val="Compact"/>
+              <w:jc w:val="left"/>
+            </w:pPr>
+            <w:r>
+              <w:t xml:space="preserve">Significado claro</w:t>
+            </w:r>
+          </w:p>
+        </w:tc>
+        <w:tc>
+          <w:tcPr/>
+          <w:p>
+            <w:pPr>
+              <w:pStyle w:val="Compact"/>
+              <w:jc w:val="left"/>
+            </w:pPr>
+            <w:r>
+              <w:t xml:space="preserve">Enfoque de verificação</w:t>
+            </w:r>
+          </w:p>
+        </w:tc>
+        <w:tc>
+          <w:tcPr/>
+          <w:p>
+            <w:pPr>
+              <w:pStyle w:val="Compact"/>
+              <w:jc w:val="left"/>
+            </w:pPr>
+            <w:r>
+              <w:t xml:space="preserve">Exemplos de evidências</w:t>
+            </w:r>
+          </w:p>
+        </w:tc>
+      </w:tr>
+      <w:tr>
+        <w:tc>
+          <w:tcPr/>
+          <w:p>
+            <w:pPr>
+              <w:pStyle w:val="Compact"/>
+              <w:jc w:val="left"/>
+            </w:pPr>
+            <w:r>
+              <w:t xml:space="preserve">7.1</w:t>
+            </w:r>
+          </w:p>
+        </w:tc>
+        <w:tc>
+          <w:tcPr/>
+          <w:p>
+            <w:pPr>
+              <w:pStyle w:val="Compact"/>
+              <w:jc w:val="left"/>
+            </w:pPr>
+            <w:r>
+              <w:t xml:space="preserve">Estabelecer e manter um processo de gestão de vulnerabilidades</w:t>
+            </w:r>
+          </w:p>
+        </w:tc>
+        <w:tc>
+          <w:tcPr/>
+          <w:p>
+            <w:pPr>
+              <w:pStyle w:val="Compact"/>
+              <w:jc w:val="left"/>
+            </w:pPr>
+            <w:r>
+              <w:t xml:space="preserve">Definir escopo, responsáveis, fontes, frequência, priorização, correção e novos testes.</w:t>
+            </w:r>
+          </w:p>
+        </w:tc>
+        <w:tc>
+          <w:tcPr/>
+          <w:p>
+            <w:pPr>
+              <w:pStyle w:val="Compact"/>
+              <w:jc w:val="left"/>
+            </w:pPr>
+            <w:r>
+              <w:t xml:space="preserve">Confirmar cobertura, critérios, exceções e governança.</w:t>
+            </w:r>
+          </w:p>
+        </w:tc>
+        <w:tc>
+          <w:tcPr/>
+          <w:p>
+            <w:pPr>
+              <w:pStyle w:val="Compact"/>
+              <w:jc w:val="left"/>
+            </w:pPr>
+            <w:r>
+              <w:t xml:space="preserve">Política, procedimento, inventários, métricas e atas de revisão.</w:t>
+            </w:r>
+          </w:p>
+        </w:tc>
+      </w:tr>
+      <w:tr>
+        <w:tc>
+          <w:tcPr/>
+          <w:p>
+            <w:pPr>
+              <w:pStyle w:val="Compact"/>
+              <w:jc w:val="left"/>
+            </w:pPr>
+            <w:r>
+              <w:t xml:space="preserve">7.2</w:t>
+            </w:r>
+          </w:p>
+        </w:tc>
+        <w:tc>
+          <w:tcPr/>
+          <w:p>
+            <w:pPr>
+              <w:pStyle w:val="Compact"/>
+              <w:jc w:val="left"/>
+            </w:pPr>
+            <w:r>
+              <w:t xml:space="preserve">Estabelecer e manter um processo de remediação</w:t>
+            </w:r>
+          </w:p>
+        </w:tc>
+        <w:tc>
+          <w:tcPr/>
+          <w:p>
+            <w:pPr>
+              <w:pStyle w:val="Compact"/>
+              <w:jc w:val="left"/>
+            </w:pPr>
+            <w:r>
+              <w:t xml:space="preserve">Priorizar e corrigir vulnerabilidades conforme risco e prazo aprovado.</w:t>
+            </w:r>
+          </w:p>
+        </w:tc>
+        <w:tc>
+          <w:tcPr/>
+          <w:p>
+            <w:pPr>
+              <w:pStyle w:val="Compact"/>
+              <w:jc w:val="left"/>
+            </w:pPr>
+            <w:r>
+              <w:t xml:space="preserve">Verificar SLAs, responsáveis, exceções, compensações e escalonamento.</w:t>
+            </w:r>
+          </w:p>
+        </w:tc>
+        <w:tc>
+          <w:tcPr/>
+          <w:p>
+            <w:pPr>
+              <w:pStyle w:val="Compact"/>
+              <w:jc w:val="left"/>
+            </w:pPr>
+            <w:r>
+              <w:t xml:space="preserve">Tickets, planos, exceções, aprovações e métricas.</w:t>
+            </w:r>
+          </w:p>
+        </w:tc>
+      </w:tr>
+      <w:tr>
+        <w:tc>
+          <w:tcPr/>
+          <w:p>
+            <w:pPr>
+              <w:pStyle w:val="Compact"/>
+              <w:jc w:val="left"/>
+            </w:pPr>
+            <w:r>
+              <w:t xml:space="preserve">7.3</w:t>
+            </w:r>
+          </w:p>
+        </w:tc>
+        <w:tc>
+          <w:tcPr/>
+          <w:p>
+            <w:pPr>
+              <w:pStyle w:val="Compact"/>
+              <w:jc w:val="left"/>
+            </w:pPr>
+            <w:r>
+              <w:t xml:space="preserve">Realizar gestão automatizada de correções do sistema operacional</w:t>
+            </w:r>
+          </w:p>
+        </w:tc>
+        <w:tc>
+          <w:tcPr/>
+          <w:p>
+            <w:pPr>
+              <w:pStyle w:val="Compact"/>
+              <w:jc w:val="left"/>
+            </w:pPr>
+            <w:r>
+              <w:t xml:space="preserve">Automatizar a distribuição e verificação de correções de sistemas operacionais.</w:t>
+            </w:r>
+          </w:p>
+        </w:tc>
+        <w:tc>
+          <w:tcPr/>
+          <w:p>
+            <w:pPr>
+              <w:pStyle w:val="Compact"/>
+              <w:jc w:val="left"/>
+            </w:pPr>
+            <w:r>
+              <w:t xml:space="preserve">Confirmar cobertura, anéis de teste, falhas, prazos e exceções.</w:t>
+            </w:r>
+          </w:p>
+        </w:tc>
+        <w:tc>
+          <w:tcPr/>
+          <w:p>
+            <w:pPr>
+              <w:pStyle w:val="Compact"/>
+              <w:jc w:val="left"/>
+            </w:pPr>
+            <w:r>
+              <w:t xml:space="preserve">Console de patch, relatórios, registros de mudança e tickets.</w:t>
+            </w:r>
+          </w:p>
+        </w:tc>
+      </w:tr>
+      <w:tr>
+        <w:tc>
+          <w:tcPr/>
+          <w:p>
+            <w:pPr>
+              <w:pStyle w:val="Compact"/>
+              <w:jc w:val="left"/>
+            </w:pPr>
+            <w:r>
+              <w:t xml:space="preserve">7.4</w:t>
+            </w:r>
+          </w:p>
+        </w:tc>
+        <w:tc>
+          <w:tcPr/>
+          <w:p>
+            <w:pPr>
+              <w:pStyle w:val="Compact"/>
+              <w:jc w:val="left"/>
+            </w:pPr>
+            <w:r>
+              <w:t xml:space="preserve">Realizar gestão automatizada de correções de aplicações</w:t>
+            </w:r>
+          </w:p>
+        </w:tc>
+        <w:tc>
+          <w:tcPr/>
+          <w:p>
+            <w:pPr>
+              <w:pStyle w:val="Compact"/>
+              <w:jc w:val="left"/>
+            </w:pPr>
+            <w:r>
+              <w:t xml:space="preserve">Automatizar a atualização de aplicações e componentes gerenciados.</w:t>
+            </w:r>
+          </w:p>
+        </w:tc>
+        <w:tc>
+          <w:tcPr/>
+          <w:p>
+            <w:pPr>
+              <w:pStyle w:val="Compact"/>
+              <w:jc w:val="left"/>
+            </w:pPr>
+            <w:r>
+              <w:t xml:space="preserve">Verificar inventário, cobertura, versões, falhas e exceções.</w:t>
+            </w:r>
+          </w:p>
+        </w:tc>
+        <w:tc>
+          <w:tcPr/>
+          <w:p>
+            <w:pPr>
+              <w:pStyle w:val="Compact"/>
+              <w:jc w:val="left"/>
+            </w:pPr>
+            <w:r>
+              <w:t xml:space="preserve">Ferramentas de gestão, relatórios, inventário e registros de mudança.</w:t>
+            </w:r>
+          </w:p>
+        </w:tc>
+      </w:tr>
+      <w:tr>
+        <w:tc>
+          <w:tcPr/>
+          <w:p>
+            <w:pPr>
+              <w:pStyle w:val="Compact"/>
+              <w:jc w:val="left"/>
+            </w:pPr>
+            <w:r>
+              <w:t xml:space="preserve">7.5</w:t>
+            </w:r>
+          </w:p>
+        </w:tc>
+        <w:tc>
+          <w:tcPr/>
+          <w:p>
+            <w:pPr>
+              <w:pStyle w:val="Compact"/>
+              <w:jc w:val="left"/>
+            </w:pPr>
+            <w:r>
+              <w:t xml:space="preserve">Executar varreduras automatizadas de vulnerabilidades em ativos internos</w:t>
+            </w:r>
+          </w:p>
+        </w:tc>
+        <w:tc>
+          <w:tcPr/>
+          <w:p>
+            <w:pPr>
+              <w:pStyle w:val="Compact"/>
+              <w:jc w:val="left"/>
+            </w:pPr>
+            <w:r>
+              <w:t xml:space="preserve">Avaliar periodicamente ativos internos, preferencialmente com autenticação.</w:t>
+            </w:r>
+          </w:p>
+        </w:tc>
+        <w:tc>
+          <w:tcPr/>
+          <w:p>
+            <w:pPr>
+              <w:pStyle w:val="Compact"/>
+              <w:jc w:val="left"/>
+            </w:pPr>
+            <w:r>
+              <w:t xml:space="preserve">Confirmar população, credenciais, frequência, exclusões e qualidade dos resultados.</w:t>
+            </w:r>
+          </w:p>
+        </w:tc>
+        <w:tc>
+          <w:tcPr/>
+          <w:p>
+            <w:pPr>
+              <w:pStyle w:val="Compact"/>
+              <w:jc w:val="left"/>
+            </w:pPr>
+            <w:r>
+              <w:t xml:space="preserve">Configurações de varredura, resultados, cobertura e exceções.</w:t>
+            </w:r>
+          </w:p>
+        </w:tc>
+      </w:tr>
+      <w:tr>
+        <w:tc>
+          <w:tcPr/>
+          <w:p>
+            <w:pPr>
+              <w:pStyle w:val="Compact"/>
+              <w:jc w:val="left"/>
+            </w:pPr>
+            <w:r>
+              <w:t xml:space="preserve">7.6</w:t>
+            </w:r>
+          </w:p>
+        </w:tc>
+        <w:tc>
+          <w:tcPr/>
+          <w:p>
+            <w:pPr>
+              <w:pStyle w:val="Compact"/>
+              <w:jc w:val="left"/>
+            </w:pPr>
+            <w:r>
+              <w:t xml:space="preserve">Executar varreduras automatizadas de vulnerabilidades em ativos expostos externamente</w:t>
+            </w:r>
+          </w:p>
+        </w:tc>
+        <w:tc>
+          <w:tcPr/>
+          <w:p>
+            <w:pPr>
+              <w:pStyle w:val="Compact"/>
+              <w:jc w:val="left"/>
+            </w:pPr>
+            <w:r>
+              <w:t xml:space="preserve">Avaliar ativos voltados à internet com frequência e escopo definidos.</w:t>
+            </w:r>
+          </w:p>
+        </w:tc>
+        <w:tc>
+          <w:tcPr/>
+          <w:p>
+            <w:pPr>
+              <w:pStyle w:val="Compact"/>
+              <w:jc w:val="left"/>
+            </w:pPr>
+            <w:r>
+              <w:t xml:space="preserve">Verificar inventário externo, cobertura, frequência, validação e exceções.</w:t>
+            </w:r>
+          </w:p>
+        </w:tc>
+        <w:tc>
+          <w:tcPr/>
+          <w:p>
+            <w:pPr>
+              <w:pStyle w:val="Compact"/>
+              <w:jc w:val="left"/>
+            </w:pPr>
+            <w:r>
+              <w:t xml:space="preserve">Inventário, resultados, relatórios de exposição e tickets.</w:t>
+            </w:r>
+          </w:p>
+        </w:tc>
+      </w:tr>
+      <w:tr>
+        <w:tc>
+          <w:tcPr/>
+          <w:p>
+            <w:pPr>
+              <w:pStyle w:val="Compact"/>
+              <w:jc w:val="left"/>
+            </w:pPr>
+            <w:r>
+              <w:t xml:space="preserve">7.7</w:t>
+            </w:r>
+          </w:p>
+        </w:tc>
+        <w:tc>
+          <w:tcPr/>
+          <w:p>
+            <w:pPr>
+              <w:pStyle w:val="Compact"/>
+              <w:jc w:val="left"/>
+            </w:pPr>
+            <w:r>
+              <w:t xml:space="preserve">Corrigir vulnerabilidades detectadas</w:t>
+            </w:r>
+          </w:p>
+        </w:tc>
+        <w:tc>
+          <w:tcPr/>
+          <w:p>
+            <w:pPr>
+              <w:pStyle w:val="Compact"/>
+              <w:jc w:val="left"/>
+            </w:pPr>
+            <w:r>
+              <w:t xml:space="preserve">Remediar ou tratar formalmente vulnerabilidades identificadas.</w:t>
+            </w:r>
+          </w:p>
+        </w:tc>
+        <w:tc>
+          <w:tcPr/>
+          <w:p>
+            <w:pPr>
+              <w:pStyle w:val="Compact"/>
+              <w:jc w:val="left"/>
+            </w:pPr>
+            <w:r>
+              <w:t xml:space="preserve">Confirmar prioridade, ação, prazo, evidência de correção e novo teste.</w:t>
+            </w:r>
+          </w:p>
+        </w:tc>
+        <w:tc>
+          <w:tcPr/>
+          <w:p>
+            <w:pPr>
+              <w:pStyle w:val="Compact"/>
+              <w:jc w:val="left"/>
+            </w:pPr>
+            <w:r>
+              <w:t xml:space="preserve">Tickets, alterações, exceções, rescans e evidências de encerramento.</w:t>
+            </w:r>
+          </w:p>
+        </w:tc>
+      </w:tr>
+    </w:tbl>
+    <w:p>
+      <w:pPr>
+        <w:pStyle w:val="BodyText"/>
+      </w:pPr>
+      <w:r>
+        <w:t xml:space="preserve">Consulte os recursos oficiais do CIS para confirmar a linguagem exata e os critérios de avaliação.</w:t>
+      </w:r>
+    </w:p>
+    <w:bookmarkEnd w:id="36"/>
+    <w:bookmarkStart w:id="37" w:name="Xf50acdf6cf87cfad2b73b5a64dfca01a425ab8c"/>
+    <w:p>
+      <w:pPr>
+        <w:pStyle w:val="Heading1"/>
+      </w:pPr>
+      <w:r>
+        <w:t xml:space="preserve">13. Controle 8 — Gestão de registros de auditoria</w:t>
+      </w:r>
+    </w:p>
+    <w:p>
+      <w:pPr>
+        <w:pStyle w:val="FirstParagraph"/>
+      </w:pPr>
+      <w:r>
+        <w:rPr>
+          <w:iCs/>
+          <w:i/>
+        </w:rPr>
+        <w:t xml:space="preserve">As 12 Salvaguardas, seu significado claro, o enfoque de verificação e exemplos de evidências.</w:t>
+      </w:r>
+    </w:p>
+    <w:tbl>
+      <w:tblPr>
+        <w:tblStyle w:val="Table"/>
+        <w:tblW w:type="pct" w:w="5000"/>
+        <w:tblLook w:firstRow="1" w:lastRow="0" w:firstColumn="0" w:lastColumn="0" w:noHBand="0" w:noVBand="0" w:val="0020"/>
+        <w:jc w:val="start"/>
+      </w:tblPr>
+      <w:tblGrid>
+        <w:gridCol w:w="7920"/>
+      </w:tblGrid>
+      <w:tr>
+        <w:trPr>
+          <w:tblHeader w:val="true"/>
+        </w:trPr>
+        <w:tc>
+          <w:tcPr/>
+          <w:p>
+            <w:pPr>
+              <w:pStyle w:val="Compact"/>
+              <w:jc w:val="left"/>
+            </w:pPr>
+            <w:r>
+              <w:rPr>
+                <w:bCs/>
+                <w:b/>
+              </w:rPr>
+              <w:t xml:space="preserve">Finalidade do Controle:</w:t>
+            </w:r>
+            <w:r>
+              <w:t xml:space="preserve"> </w:t>
+            </w:r>
+            <w:r>
+              <w:t xml:space="preserve">Fortalecer a organização por meio da implementação e medição das Salvaguardas de gestão de registros de auditoria.</w:t>
+            </w:r>
+          </w:p>
+        </w:tc>
+      </w:tr>
+    </w:tbl>
+    <w:p/>
+    <w:tbl>
+      <w:tblPr>
+        <w:tblStyle w:val="Table"/>
+        <w:tblW w:type="pct" w:w="5000"/>
+        <w:tblLook w:firstRow="1" w:lastRow="0" w:firstColumn="0" w:lastColumn="0" w:noHBand="0" w:noVBand="0" w:val="0020"/>
+        <w:jc w:val="start"/>
+      </w:tblPr>
+      <w:tblGrid>
+        <w:gridCol w:w="1584"/>
+        <w:gridCol w:w="1584"/>
+        <w:gridCol w:w="1584"/>
+        <w:gridCol w:w="1584"/>
+        <w:gridCol w:w="1584"/>
+      </w:tblGrid>
+      <w:tr>
+        <w:trPr>
+          <w:tblHeader w:val="true"/>
+        </w:trPr>
+        <w:tc>
+          <w:tcPr/>
+          <w:p>
+            <w:pPr>
+              <w:pStyle w:val="Compact"/>
+              <w:jc w:val="left"/>
+            </w:pPr>
+            <w:r>
+              <w:t xml:space="preserve">ID</w:t>
+            </w:r>
+          </w:p>
+        </w:tc>
+        <w:tc>
+          <w:tcPr/>
+          <w:p>
+            <w:pPr>
+              <w:pStyle w:val="Compact"/>
+              <w:jc w:val="left"/>
+            </w:pPr>
+            <w:r>
+              <w:t xml:space="preserve">Salvaguarda</w:t>
+            </w:r>
+          </w:p>
+        </w:tc>
+        <w:tc>
+          <w:tcPr/>
+          <w:p>
+            <w:pPr>
+              <w:pStyle w:val="Compact"/>
+              <w:jc w:val="left"/>
+            </w:pPr>
+            <w:r>
+              <w:t xml:space="preserve">Significado claro</w:t>
+            </w:r>
+          </w:p>
+        </w:tc>
+        <w:tc>
+          <w:tcPr/>
+          <w:p>
+            <w:pPr>
+              <w:pStyle w:val="Compact"/>
+              <w:jc w:val="left"/>
+            </w:pPr>
+            <w:r>
+              <w:t xml:space="preserve">Enfoque de verificação</w:t>
+            </w:r>
+          </w:p>
+        </w:tc>
+        <w:tc>
+          <w:tcPr/>
+          <w:p>
+            <w:pPr>
+              <w:pStyle w:val="Compact"/>
+              <w:jc w:val="left"/>
+            </w:pPr>
+            <w:r>
+              <w:t xml:space="preserve">Exemplos de evidências</w:t>
+            </w:r>
+          </w:p>
+        </w:tc>
+      </w:tr>
+      <w:tr>
+        <w:tc>
+          <w:tcPr/>
+          <w:p>
+            <w:pPr>
+              <w:pStyle w:val="Compact"/>
+              <w:jc w:val="left"/>
+            </w:pPr>
+            <w:r>
+              <w:t xml:space="preserve">8.1</w:t>
+            </w:r>
+          </w:p>
+        </w:tc>
+        <w:tc>
+          <w:tcPr/>
+          <w:p>
+            <w:pPr>
+              <w:pStyle w:val="Compact"/>
+              <w:jc w:val="left"/>
+            </w:pPr>
+            <w:r>
+              <w:t xml:space="preserve">Estabelecer e manter um processo de gestão de registros de auditoria</w:t>
+            </w:r>
+          </w:p>
+        </w:tc>
+        <w:tc>
+          <w:tcPr/>
+          <w:p>
+            <w:pPr>
+              <w:pStyle w:val="Compact"/>
+              <w:jc w:val="left"/>
+            </w:pPr>
+            <w:r>
+              <w:t xml:space="preserve">Definir fontes, requisitos, responsáveis, proteção, retenção e revisão de logs.</w:t>
+            </w:r>
+          </w:p>
+        </w:tc>
+        <w:tc>
+          <w:tcPr/>
+          <w:p>
+            <w:pPr>
+              <w:pStyle w:val="Compact"/>
+              <w:jc w:val="left"/>
+            </w:pPr>
+            <w:r>
+              <w:t xml:space="preserve">Confirmar escopo, inventário, padrões, exceções e atualização.</w:t>
+            </w:r>
+          </w:p>
+        </w:tc>
+        <w:tc>
+          <w:tcPr/>
+          <w:p>
+            <w:pPr>
+              <w:pStyle w:val="Compact"/>
+              <w:jc w:val="left"/>
+            </w:pPr>
+            <w:r>
+              <w:t xml:space="preserve">Política, procedimento, inventário de fontes e registros de revisão.</w:t>
+            </w:r>
+          </w:p>
+        </w:tc>
+      </w:tr>
+      <w:tr>
+        <w:tc>
+          <w:tcPr/>
+          <w:p>
+            <w:pPr>
+              <w:pStyle w:val="Compact"/>
+              <w:jc w:val="left"/>
+            </w:pPr>
+            <w:r>
+              <w:t xml:space="preserve">8.2</w:t>
+            </w:r>
+          </w:p>
+        </w:tc>
+        <w:tc>
+          <w:tcPr/>
+          <w:p>
+            <w:pPr>
+              <w:pStyle w:val="Compact"/>
+              <w:jc w:val="left"/>
+            </w:pPr>
+            <w:r>
+              <w:t xml:space="preserve">Coletar registros de auditoria</w:t>
+            </w:r>
+          </w:p>
+        </w:tc>
+        <w:tc>
+          <w:tcPr/>
+          <w:p>
+            <w:pPr>
+              <w:pStyle w:val="Compact"/>
+              <w:jc w:val="left"/>
+            </w:pPr>
+            <w:r>
+              <w:t xml:space="preserve">Habilitar e coletar eventos necessários nos sistemas aplicáveis.</w:t>
+            </w:r>
+          </w:p>
+        </w:tc>
+        <w:tc>
+          <w:tcPr/>
+          <w:p>
+            <w:pPr>
+              <w:pStyle w:val="Compact"/>
+              <w:jc w:val="left"/>
+            </w:pPr>
+            <w:r>
+              <w:t xml:space="preserve">Verificar cobertura, tipos de evento, falhas de coleta e exceções.</w:t>
+            </w:r>
+          </w:p>
+        </w:tc>
+        <w:tc>
+          <w:tcPr/>
+          <w:p>
+            <w:pPr>
+              <w:pStyle w:val="Compact"/>
+              <w:jc w:val="left"/>
+            </w:pPr>
+            <w:r>
+              <w:t xml:space="preserve">Configurações, amostras de logs, relatórios de ingestão e alertas.</w:t>
+            </w:r>
+          </w:p>
+        </w:tc>
+      </w:tr>
+      <w:tr>
+        <w:tc>
+          <w:tcPr/>
+          <w:p>
+            <w:pPr>
+              <w:pStyle w:val="Compact"/>
+              <w:jc w:val="left"/>
+            </w:pPr>
+            <w:r>
+              <w:t xml:space="preserve">8.3</w:t>
+            </w:r>
+          </w:p>
+        </w:tc>
+        <w:tc>
+          <w:tcPr/>
+          <w:p>
+            <w:pPr>
+              <w:pStyle w:val="Compact"/>
+              <w:jc w:val="left"/>
+            </w:pPr>
+            <w:r>
+              <w:t xml:space="preserve">Garantir armazenamento adequado dos registros de auditoria</w:t>
+            </w:r>
+          </w:p>
+        </w:tc>
+        <w:tc>
+          <w:tcPr/>
+          <w:p>
+            <w:pPr>
+              <w:pStyle w:val="Compact"/>
+              <w:jc w:val="left"/>
+            </w:pPr>
+            <w:r>
+              <w:t xml:space="preserve">Dimensionar e proteger armazenamento para evitar perda ou alteração indevida.</w:t>
+            </w:r>
+          </w:p>
+        </w:tc>
+        <w:tc>
+          <w:tcPr/>
+          <w:p>
+            <w:pPr>
+              <w:pStyle w:val="Compact"/>
+              <w:jc w:val="left"/>
+            </w:pPr>
+            <w:r>
+              <w:t xml:space="preserve">Confirmar capacidade, integridade, acesso, monitoramento e exceções.</w:t>
+            </w:r>
+          </w:p>
+        </w:tc>
+        <w:tc>
+          <w:tcPr/>
+          <w:p>
+            <w:pPr>
+              <w:pStyle w:val="Compact"/>
+              <w:jc w:val="left"/>
+            </w:pPr>
+            <w:r>
+              <w:t xml:space="preserve">Configuração, métricas de capacidade, controles de acesso e alertas.</w:t>
+            </w:r>
+          </w:p>
+        </w:tc>
+      </w:tr>
+      <w:tr>
+        <w:tc>
+          <w:tcPr/>
+          <w:p>
+            <w:pPr>
+              <w:pStyle w:val="Compact"/>
+              <w:jc w:val="left"/>
+            </w:pPr>
+            <w:r>
+              <w:t xml:space="preserve">8.4</w:t>
+            </w:r>
+          </w:p>
+        </w:tc>
+        <w:tc>
+          <w:tcPr/>
+          <w:p>
+            <w:pPr>
+              <w:pStyle w:val="Compact"/>
+              <w:jc w:val="left"/>
+            </w:pPr>
+            <w:r>
+              <w:t xml:space="preserve">Padronizar a sincronização de tempo</w:t>
+            </w:r>
+          </w:p>
+        </w:tc>
+        <w:tc>
+          <w:tcPr/>
+          <w:p>
+            <w:pPr>
+              <w:pStyle w:val="Compact"/>
+              <w:jc w:val="left"/>
+            </w:pPr>
+            <w:r>
+              <w:t xml:space="preserve">Sincronizar relógios com fontes aprovadas para permitir correlação confiável.</w:t>
+            </w:r>
+          </w:p>
+        </w:tc>
+        <w:tc>
+          <w:tcPr/>
+          <w:p>
+            <w:pPr>
+              <w:pStyle w:val="Compact"/>
+              <w:jc w:val="left"/>
+            </w:pPr>
+            <w:r>
+              <w:t xml:space="preserve">Verificar fontes, cobertura, deriva, alertas e exceções.</w:t>
+            </w:r>
+          </w:p>
+        </w:tc>
+        <w:tc>
+          <w:tcPr/>
+          <w:p>
+            <w:pPr>
+              <w:pStyle w:val="Compact"/>
+              <w:jc w:val="left"/>
+            </w:pPr>
+            <w:r>
+              <w:t xml:space="preserve">Configuração NTP, inventário, métricas e registros.</w:t>
+            </w:r>
+          </w:p>
+        </w:tc>
+      </w:tr>
+      <w:tr>
+        <w:tc>
+          <w:tcPr/>
+          <w:p>
+            <w:pPr>
+              <w:pStyle w:val="Compact"/>
+              <w:jc w:val="left"/>
+            </w:pPr>
+            <w:r>
+              <w:t xml:space="preserve">8.5</w:t>
+            </w:r>
+          </w:p>
+        </w:tc>
+        <w:tc>
+          <w:tcPr/>
+          <w:p>
+            <w:pPr>
+              <w:pStyle w:val="Compact"/>
+              <w:jc w:val="left"/>
+            </w:pPr>
+            <w:r>
+              <w:t xml:space="preserve">Coletar registros detalhados de auditoria</w:t>
+            </w:r>
+          </w:p>
+        </w:tc>
+        <w:tc>
+          <w:tcPr/>
+          <w:p>
+            <w:pPr>
+              <w:pStyle w:val="Compact"/>
+              <w:jc w:val="left"/>
+            </w:pPr>
+            <w:r>
+              <w:t xml:space="preserve">Registrar detalhes suficientes para investigação e responsabilização.</w:t>
+            </w:r>
+          </w:p>
+        </w:tc>
+        <w:tc>
+          <w:tcPr/>
+          <w:p>
+            <w:pPr>
+              <w:pStyle w:val="Compact"/>
+              <w:jc w:val="left"/>
+            </w:pPr>
+            <w:r>
+              <w:t xml:space="preserve">Confirmar campos, identidade, ação, objeto, resultado, origem e horário.</w:t>
+            </w:r>
+          </w:p>
+        </w:tc>
+        <w:tc>
+          <w:tcPr/>
+          <w:p>
+            <w:pPr>
+              <w:pStyle w:val="Compact"/>
+              <w:jc w:val="left"/>
+            </w:pPr>
+            <w:r>
+              <w:t xml:space="preserve">Configurações, amostras de eventos e validações.</w:t>
+            </w:r>
+          </w:p>
+        </w:tc>
+      </w:tr>
+      <w:tr>
+        <w:tc>
+          <w:tcPr/>
+          <w:p>
+            <w:pPr>
+              <w:pStyle w:val="Compact"/>
+              <w:jc w:val="left"/>
+            </w:pPr>
+            <w:r>
+              <w:t xml:space="preserve">8.6</w:t>
+            </w:r>
+          </w:p>
+        </w:tc>
+        <w:tc>
+          <w:tcPr/>
+          <w:p>
+            <w:pPr>
+              <w:pStyle w:val="Compact"/>
+              <w:jc w:val="left"/>
+            </w:pPr>
+            <w:r>
+              <w:t xml:space="preserve">Coletar registros de consultas DNS</w:t>
+            </w:r>
+          </w:p>
+        </w:tc>
+        <w:tc>
+          <w:tcPr/>
+          <w:p>
+            <w:pPr>
+              <w:pStyle w:val="Compact"/>
+              <w:jc w:val="left"/>
+            </w:pPr>
+            <w:r>
+              <w:t xml:space="preserve">Registrar consultas DNS relevantes para detecção e investigação.</w:t>
+            </w:r>
+          </w:p>
+        </w:tc>
+        <w:tc>
+          <w:tcPr/>
+          <w:p>
+            <w:pPr>
+              <w:pStyle w:val="Compact"/>
+              <w:jc w:val="left"/>
+            </w:pPr>
+            <w:r>
+              <w:t xml:space="preserve">Verificar resolvedores cobertos, campos, retenção e ingestão.</w:t>
+            </w:r>
+          </w:p>
+        </w:tc>
+        <w:tc>
+          <w:tcPr/>
+          <w:p>
+            <w:pPr>
+              <w:pStyle w:val="Compact"/>
+              <w:jc w:val="left"/>
+            </w:pPr>
+            <w:r>
+              <w:t xml:space="preserve">Logs DNS, configuração, SIEM e relatórios de cobertura.</w:t>
+            </w:r>
+          </w:p>
+        </w:tc>
+      </w:tr>
+      <w:tr>
+        <w:tc>
+          <w:tcPr/>
+          <w:p>
+            <w:pPr>
+              <w:pStyle w:val="Compact"/>
+              <w:jc w:val="left"/>
+            </w:pPr>
+            <w:r>
+              <w:t xml:space="preserve">8.7</w:t>
+            </w:r>
+          </w:p>
+        </w:tc>
+        <w:tc>
+          <w:tcPr/>
+          <w:p>
+            <w:pPr>
+              <w:pStyle w:val="Compact"/>
+              <w:jc w:val="left"/>
+            </w:pPr>
+            <w:r>
+              <w:t xml:space="preserve">Coletar registros de solicitações de URL</w:t>
+            </w:r>
+          </w:p>
+        </w:tc>
+        <w:tc>
+          <w:tcPr/>
+          <w:p>
+            <w:pPr>
+              <w:pStyle w:val="Compact"/>
+              <w:jc w:val="left"/>
+            </w:pPr>
+            <w:r>
+              <w:t xml:space="preserve">Registrar solicitações web relevantes em proxies, gateways ou serviços equivalentes.</w:t>
+            </w:r>
+          </w:p>
+        </w:tc>
+        <w:tc>
+          <w:tcPr/>
+          <w:p>
+            <w:pPr>
+              <w:pStyle w:val="Compact"/>
+              <w:jc w:val="left"/>
+            </w:pPr>
+            <w:r>
+              <w:t xml:space="preserve">Confirmar fontes, campos, privacidade, retenção e ingestão.</w:t>
+            </w:r>
+          </w:p>
+        </w:tc>
+        <w:tc>
+          <w:tcPr/>
+          <w:p>
+            <w:pPr>
+              <w:pStyle w:val="Compact"/>
+              <w:jc w:val="left"/>
+            </w:pPr>
+            <w:r>
+              <w:t xml:space="preserve">Logs de proxy, gateway, SIEM e testes.</w:t>
+            </w:r>
+          </w:p>
+        </w:tc>
+      </w:tr>
+      <w:tr>
+        <w:tc>
+          <w:tcPr/>
+          <w:p>
+            <w:pPr>
+              <w:pStyle w:val="Compact"/>
+              <w:jc w:val="left"/>
+            </w:pPr>
+            <w:r>
+              <w:t xml:space="preserve">8.8</w:t>
+            </w:r>
+          </w:p>
+        </w:tc>
+        <w:tc>
+          <w:tcPr/>
+          <w:p>
+            <w:pPr>
+              <w:pStyle w:val="Compact"/>
+              <w:jc w:val="left"/>
+            </w:pPr>
+            <w:r>
+              <w:t xml:space="preserve">Coletar registros de linha de comando</w:t>
+            </w:r>
+          </w:p>
+        </w:tc>
+        <w:tc>
+          <w:tcPr/>
+          <w:p>
+            <w:pPr>
+              <w:pStyle w:val="Compact"/>
+              <w:jc w:val="left"/>
+            </w:pPr>
+            <w:r>
+              <w:t xml:space="preserve">Registrar execução de comandos onde aplicável ao risco.</w:t>
+            </w:r>
+          </w:p>
+        </w:tc>
+        <w:tc>
+          <w:tcPr/>
+          <w:p>
+            <w:pPr>
+              <w:pStyle w:val="Compact"/>
+              <w:jc w:val="left"/>
+            </w:pPr>
+            <w:r>
+              <w:t xml:space="preserve">Verificar plataformas, usuários, integridade, privacidade e cobertura.</w:t>
+            </w:r>
+          </w:p>
+        </w:tc>
+        <w:tc>
+          <w:tcPr/>
+          <w:p>
+            <w:pPr>
+              <w:pStyle w:val="Compact"/>
+              <w:jc w:val="left"/>
+            </w:pPr>
+            <w:r>
+              <w:t xml:space="preserve">Políticas de auditoria, EDR, amostras de eventos e exceções.</w:t>
+            </w:r>
+          </w:p>
+        </w:tc>
+      </w:tr>
+      <w:tr>
+        <w:tc>
+          <w:tcPr/>
+          <w:p>
+            <w:pPr>
+              <w:pStyle w:val="Compact"/>
+              <w:jc w:val="left"/>
+            </w:pPr>
+            <w:r>
+              <w:t xml:space="preserve">8.9</w:t>
+            </w:r>
+          </w:p>
+        </w:tc>
+        <w:tc>
+          <w:tcPr/>
+          <w:p>
+            <w:pPr>
+              <w:pStyle w:val="Compact"/>
+              <w:jc w:val="left"/>
+            </w:pPr>
+            <w:r>
+              <w:t xml:space="preserve">Centralizar registros de auditoria</w:t>
+            </w:r>
+          </w:p>
+        </w:tc>
+        <w:tc>
+          <w:tcPr/>
+          <w:p>
+            <w:pPr>
+              <w:pStyle w:val="Compact"/>
+              <w:jc w:val="left"/>
+            </w:pPr>
+            <w:r>
+              <w:t xml:space="preserve">Enviar logs relevantes a uma plataforma central protegida.</w:t>
+            </w:r>
+          </w:p>
+        </w:tc>
+        <w:tc>
+          <w:tcPr/>
+          <w:p>
+            <w:pPr>
+              <w:pStyle w:val="Compact"/>
+              <w:jc w:val="left"/>
+            </w:pPr>
+            <w:r>
+              <w:t xml:space="preserve">Confirmar fontes, disponibilidade, atrasos, falhas e exceções.</w:t>
+            </w:r>
+          </w:p>
+        </w:tc>
+        <w:tc>
+          <w:tcPr/>
+          <w:p>
+            <w:pPr>
+              <w:pStyle w:val="Compact"/>
+              <w:jc w:val="left"/>
+            </w:pPr>
+            <w:r>
+              <w:t xml:space="preserve">SIEM, coletores, painéis de ingestão e alertas.</w:t>
+            </w:r>
+          </w:p>
+        </w:tc>
+      </w:tr>
+      <w:tr>
+        <w:tc>
+          <w:tcPr/>
+          <w:p>
+            <w:pPr>
+              <w:pStyle w:val="Compact"/>
+              <w:jc w:val="left"/>
+            </w:pPr>
+            <w:r>
+              <w:t xml:space="preserve">8.10</w:t>
+            </w:r>
+          </w:p>
+        </w:tc>
+        <w:tc>
+          <w:tcPr/>
+          <w:p>
+            <w:pPr>
+              <w:pStyle w:val="Compact"/>
+              <w:jc w:val="left"/>
+            </w:pPr>
+            <w:r>
+              <w:t xml:space="preserve">Reter registros de auditoria</w:t>
+            </w:r>
+          </w:p>
+        </w:tc>
+        <w:tc>
+          <w:tcPr/>
+          <w:p>
+            <w:pPr>
+              <w:pStyle w:val="Compact"/>
+              <w:jc w:val="left"/>
+            </w:pPr>
+            <w:r>
+              <w:t xml:space="preserve">Manter logs pelo período definido por risco e obrigações.</w:t>
+            </w:r>
+          </w:p>
+        </w:tc>
+        <w:tc>
+          <w:tcPr/>
+          <w:p>
+            <w:pPr>
+              <w:pStyle w:val="Compact"/>
+              <w:jc w:val="left"/>
+            </w:pPr>
+            <w:r>
+              <w:t xml:space="preserve">Verificar política, configuração, armazenamento e descarte.</w:t>
+            </w:r>
+          </w:p>
+        </w:tc>
+        <w:tc>
+          <w:tcPr/>
+          <w:p>
+            <w:pPr>
+              <w:pStyle w:val="Compact"/>
+              <w:jc w:val="left"/>
+            </w:pPr>
+            <w:r>
+              <w:t xml:space="preserve">Política de retenção, configurações, testes e relatórios.</w:t>
+            </w:r>
+          </w:p>
+        </w:tc>
+      </w:tr>
+      <w:tr>
+        <w:tc>
+          <w:tcPr/>
+          <w:p>
+            <w:pPr>
+              <w:pStyle w:val="Compact"/>
+              <w:jc w:val="left"/>
+            </w:pPr>
+            <w:r>
+              <w:t xml:space="preserve">8.11</w:t>
+            </w:r>
+          </w:p>
+        </w:tc>
+        <w:tc>
+          <w:tcPr/>
+          <w:p>
+            <w:pPr>
+              <w:pStyle w:val="Compact"/>
+              <w:jc w:val="left"/>
+            </w:pPr>
+            <w:r>
+              <w:t xml:space="preserve">Realizar revisões de registros de auditoria</w:t>
+            </w:r>
+          </w:p>
+        </w:tc>
+        <w:tc>
+          <w:tcPr/>
+          <w:p>
+            <w:pPr>
+              <w:pStyle w:val="Compact"/>
+              <w:jc w:val="left"/>
+            </w:pPr>
+            <w:r>
+              <w:t xml:space="preserve">Revisar eventos e alertas com frequência e responsabilidade definidas.</w:t>
+            </w:r>
+          </w:p>
+        </w:tc>
+        <w:tc>
+          <w:tcPr/>
+          <w:p>
+            <w:pPr>
+              <w:pStyle w:val="Compact"/>
+              <w:jc w:val="left"/>
+            </w:pPr>
+            <w:r>
+              <w:t xml:space="preserve">Confirmar casos de uso, responsáveis, frequência, escalonamento e evidências.</w:t>
+            </w:r>
+          </w:p>
+        </w:tc>
+        <w:tc>
+          <w:tcPr/>
+          <w:p>
+            <w:pPr>
+              <w:pStyle w:val="Compact"/>
+              <w:jc w:val="left"/>
+            </w:pPr>
+            <w:r>
+              <w:t xml:space="preserve">Procedimentos, tickets, investigações, métricas e atas.</w:t>
+            </w:r>
+          </w:p>
+        </w:tc>
+      </w:tr>
+      <w:tr>
+        <w:tc>
+          <w:tcPr/>
+          <w:p>
+            <w:pPr>
+              <w:pStyle w:val="Compact"/>
+              <w:jc w:val="left"/>
+            </w:pPr>
+            <w:r>
+              <w:t xml:space="preserve">8.12</w:t>
+            </w:r>
+          </w:p>
+        </w:tc>
+        <w:tc>
+          <w:tcPr/>
+          <w:p>
+            <w:pPr>
+              <w:pStyle w:val="Compact"/>
+              <w:jc w:val="left"/>
+            </w:pPr>
+            <w:r>
+              <w:t xml:space="preserve">Coletar registros de prestadores de serviços</w:t>
+            </w:r>
+          </w:p>
+        </w:tc>
+        <w:tc>
+          <w:tcPr/>
+          <w:p>
+            <w:pPr>
+              <w:pStyle w:val="Compact"/>
+              <w:jc w:val="left"/>
+            </w:pPr>
+            <w:r>
+              <w:t xml:space="preserve">Obter logs necessários de serviços terceirizados e em nuvem.</w:t>
+            </w:r>
+          </w:p>
+        </w:tc>
+        <w:tc>
+          <w:tcPr/>
+          <w:p>
+            <w:pPr>
+              <w:pStyle w:val="Compact"/>
+              <w:jc w:val="left"/>
+            </w:pPr>
+            <w:r>
+              <w:t xml:space="preserve">Verificar contratos, fontes, acesso, retenção, integração e lacunas.</w:t>
+            </w:r>
+          </w:p>
+        </w:tc>
+        <w:tc>
+          <w:tcPr/>
+          <w:p>
+            <w:pPr>
+              <w:pStyle w:val="Compact"/>
+              <w:jc w:val="left"/>
+            </w:pPr>
+            <w:r>
+              <w:t xml:space="preserve">Contratos, configurações de exportação, logs, SIEM e exceções.</w:t>
+            </w:r>
+          </w:p>
+        </w:tc>
+      </w:tr>
+    </w:tbl>
+    <w:p>
+      <w:pPr>
+        <w:pStyle w:val="BodyText"/>
+      </w:pPr>
+      <w:r>
+        <w:t xml:space="preserve">Consulte os recursos oficiais do CIS para confirmar a linguagem exata e os critérios de avaliação.</w:t>
+      </w:r>
+    </w:p>
+    <w:bookmarkEnd w:id="37"/>
+    <w:bookmarkStart w:id="38" w:name="X5100dd7fcf7dc021ae0a986a36f75dd228b1ca4"/>
+    <w:p>
+      <w:pPr>
+        <w:pStyle w:val="Heading1"/>
+      </w:pPr>
+      <w:r>
+        <w:t xml:space="preserve">14. Controle 9 — Proteções de e-mail e navegador web</w:t>
+      </w:r>
+    </w:p>
+    <w:p>
+      <w:pPr>
+        <w:pStyle w:val="FirstParagraph"/>
+      </w:pPr>
+      <w:r>
+        <w:rPr>
+          <w:iCs/>
+          <w:i/>
+        </w:rPr>
+        <w:t xml:space="preserve">As 7 Salvaguardas, seu significado claro, o enfoque de verificação e exemplos de evidências.</w:t>
+      </w:r>
+    </w:p>
+    <w:tbl>
+      <w:tblPr>
+        <w:tblStyle w:val="Table"/>
+        <w:tblW w:type="pct" w:w="5000"/>
+        <w:tblLook w:firstRow="1" w:lastRow="0" w:firstColumn="0" w:lastColumn="0" w:noHBand="0" w:noVBand="0" w:val="0020"/>
+        <w:jc w:val="start"/>
+      </w:tblPr>
+      <w:tblGrid>
+        <w:gridCol w:w="7920"/>
+      </w:tblGrid>
+      <w:tr>
+        <w:trPr>
+          <w:tblHeader w:val="true"/>
+        </w:trPr>
+        <w:tc>
+          <w:tcPr/>
+          <w:p>
+            <w:pPr>
+              <w:pStyle w:val="Compact"/>
+              <w:jc w:val="left"/>
+            </w:pPr>
+            <w:r>
+              <w:rPr>
+                <w:bCs/>
+                <w:b/>
+              </w:rPr>
+              <w:t xml:space="preserve">Finalidade do Controle:</w:t>
+            </w:r>
+            <w:r>
+              <w:t xml:space="preserve"> </w:t>
+            </w:r>
+            <w:r>
+              <w:t xml:space="preserve">Fortalecer a organização por meio da implementação e medição das Salvaguardas de proteção de e-mail e navegador web.</w:t>
+            </w:r>
+          </w:p>
+        </w:tc>
+      </w:tr>
+    </w:tbl>
+    <w:p/>
+    <w:tbl>
+      <w:tblPr>
+        <w:tblStyle w:val="Table"/>
+        <w:tblW w:type="pct" w:w="5000"/>
+        <w:tblLook w:firstRow="1" w:lastRow="0" w:firstColumn="0" w:lastColumn="0" w:noHBand="0" w:noVBand="0" w:val="0020"/>
+        <w:jc w:val="start"/>
+      </w:tblPr>
+      <w:tblGrid>
+        <w:gridCol w:w="1584"/>
+        <w:gridCol w:w="1584"/>
+        <w:gridCol w:w="1584"/>
+        <w:gridCol w:w="1584"/>
+        <w:gridCol w:w="1584"/>
+      </w:tblGrid>
+      <w:tr>
+        <w:trPr>
+          <w:tblHeader w:val="true"/>
+        </w:trPr>
+        <w:tc>
+          <w:tcPr/>
+          <w:p>
+            <w:pPr>
+              <w:pStyle w:val="Compact"/>
+              <w:jc w:val="left"/>
+            </w:pPr>
+            <w:r>
+              <w:t xml:space="preserve">ID</w:t>
+            </w:r>
+          </w:p>
+        </w:tc>
+        <w:tc>
+          <w:tcPr/>
+          <w:p>
+            <w:pPr>
+              <w:pStyle w:val="Compact"/>
+              <w:jc w:val="left"/>
+            </w:pPr>
+            <w:r>
+              <w:t xml:space="preserve">Salvaguarda</w:t>
+            </w:r>
+          </w:p>
+        </w:tc>
+        <w:tc>
+          <w:tcPr/>
+          <w:p>
+            <w:pPr>
+              <w:pStyle w:val="Compact"/>
+              <w:jc w:val="left"/>
+            </w:pPr>
+            <w:r>
+              <w:t xml:space="preserve">Significado claro</w:t>
+            </w:r>
+          </w:p>
+        </w:tc>
+        <w:tc>
+          <w:tcPr/>
+          <w:p>
+            <w:pPr>
+              <w:pStyle w:val="Compact"/>
+              <w:jc w:val="left"/>
+            </w:pPr>
+            <w:r>
+              <w:t xml:space="preserve">Enfoque de verificação</w:t>
+            </w:r>
+          </w:p>
+        </w:tc>
+        <w:tc>
+          <w:tcPr/>
+          <w:p>
+            <w:pPr>
+              <w:pStyle w:val="Compact"/>
+              <w:jc w:val="left"/>
+            </w:pPr>
+            <w:r>
+              <w:t xml:space="preserve">Exemplos de evidências</w:t>
+            </w:r>
+          </w:p>
+        </w:tc>
+      </w:tr>
+      <w:tr>
+        <w:tc>
+          <w:tcPr/>
+          <w:p>
+            <w:pPr>
+              <w:pStyle w:val="Compact"/>
+              <w:jc w:val="left"/>
+            </w:pPr>
+            <w:r>
+              <w:t xml:space="preserve">9.1</w:t>
+            </w:r>
+          </w:p>
+        </w:tc>
+        <w:tc>
+          <w:tcPr/>
+          <w:p>
+            <w:pPr>
+              <w:pStyle w:val="Compact"/>
+              <w:jc w:val="left"/>
+            </w:pPr>
+            <w:r>
+              <w:t xml:space="preserve">Garantir o uso apenas de navegadores e clientes de e-mail com suporte vigente</w:t>
+            </w:r>
+          </w:p>
+        </w:tc>
+        <w:tc>
+          <w:tcPr/>
+          <w:p>
+            <w:pPr>
+              <w:pStyle w:val="Compact"/>
+              <w:jc w:val="left"/>
+            </w:pPr>
+            <w:r>
+              <w:t xml:space="preserve">Permitir somente versões suportadas e atualizadas.</w:t>
+            </w:r>
+          </w:p>
+        </w:tc>
+        <w:tc>
+          <w:tcPr/>
+          <w:p>
+            <w:pPr>
+              <w:pStyle w:val="Compact"/>
+              <w:jc w:val="left"/>
+            </w:pPr>
+            <w:r>
+              <w:t xml:space="preserve">Confirmar inventário, versões, bloqueios, exceções e atualização.</w:t>
+            </w:r>
+          </w:p>
+        </w:tc>
+        <w:tc>
+          <w:tcPr/>
+          <w:p>
+            <w:pPr>
+              <w:pStyle w:val="Compact"/>
+              <w:jc w:val="left"/>
+            </w:pPr>
+            <w:r>
+              <w:t xml:space="preserve">Inventário, políticas, relatórios de versão e tickets.</w:t>
+            </w:r>
+          </w:p>
+        </w:tc>
+      </w:tr>
+      <w:tr>
+        <w:tc>
+          <w:tcPr/>
+          <w:p>
+            <w:pPr>
+              <w:pStyle w:val="Compact"/>
+              <w:jc w:val="left"/>
+            </w:pPr>
+            <w:r>
+              <w:t xml:space="preserve">9.2</w:t>
+            </w:r>
+          </w:p>
+        </w:tc>
+        <w:tc>
+          <w:tcPr/>
+          <w:p>
+            <w:pPr>
+              <w:pStyle w:val="Compact"/>
+              <w:jc w:val="left"/>
+            </w:pPr>
+            <w:r>
+              <w:t xml:space="preserve">Utilizar serviços de filtragem DNS</w:t>
+            </w:r>
+          </w:p>
+        </w:tc>
+        <w:tc>
+          <w:tcPr/>
+          <w:p>
+            <w:pPr>
+              <w:pStyle w:val="Compact"/>
+              <w:jc w:val="left"/>
+            </w:pPr>
+            <w:r>
+              <w:t xml:space="preserve">Bloquear domínios maliciosos ou não autorizados por meio de resolvedores aprovados.</w:t>
+            </w:r>
+          </w:p>
+        </w:tc>
+        <w:tc>
+          <w:tcPr/>
+          <w:p>
+            <w:pPr>
+              <w:pStyle w:val="Compact"/>
+              <w:jc w:val="left"/>
+            </w:pPr>
+            <w:r>
+              <w:t xml:space="preserve">Verificar cobertura, políticas, bypass, eventos e exceções.</w:t>
+            </w:r>
+          </w:p>
+        </w:tc>
+        <w:tc>
+          <w:tcPr/>
+          <w:p>
+            <w:pPr>
+              <w:pStyle w:val="Compact"/>
+              <w:jc w:val="left"/>
+            </w:pPr>
+            <w:r>
+              <w:t xml:space="preserve">Configuração DNS, políticas, logs e relatórios.</w:t>
+            </w:r>
+          </w:p>
+        </w:tc>
+      </w:tr>
+      <w:tr>
+        <w:tc>
+          <w:tcPr/>
+          <w:p>
+            <w:pPr>
+              <w:pStyle w:val="Compact"/>
+              <w:jc w:val="left"/>
+            </w:pPr>
+            <w:r>
+              <w:t xml:space="preserve">9.3</w:t>
+            </w:r>
+          </w:p>
+        </w:tc>
+        <w:tc>
+          <w:tcPr/>
+          <w:p>
+            <w:pPr>
+              <w:pStyle w:val="Compact"/>
+              <w:jc w:val="left"/>
+            </w:pPr>
+            <w:r>
+              <w:t xml:space="preserve">Manter e aplicar filtros de URL baseados em rede</w:t>
+            </w:r>
+          </w:p>
+        </w:tc>
+        <w:tc>
+          <w:tcPr/>
+          <w:p>
+            <w:pPr>
+              <w:pStyle w:val="Compact"/>
+              <w:jc w:val="left"/>
+            </w:pPr>
+            <w:r>
+              <w:t xml:space="preserve">Controlar acesso a categorias e destinos web conforme política.</w:t>
+            </w:r>
+          </w:p>
+        </w:tc>
+        <w:tc>
+          <w:tcPr/>
+          <w:p>
+            <w:pPr>
+              <w:pStyle w:val="Compact"/>
+              <w:jc w:val="left"/>
+            </w:pPr>
+            <w:r>
+              <w:t xml:space="preserve">Confirmar cobertura, regras, atualização, eventos e exceções.</w:t>
+            </w:r>
+          </w:p>
+        </w:tc>
+        <w:tc>
+          <w:tcPr/>
+          <w:p>
+            <w:pPr>
+              <w:pStyle w:val="Compact"/>
+              <w:jc w:val="left"/>
+            </w:pPr>
+            <w:r>
+              <w:t xml:space="preserve">Gateway web, proxy, políticas, logs e tickets.</w:t>
+            </w:r>
+          </w:p>
+        </w:tc>
+      </w:tr>
+      <w:tr>
+        <w:tc>
+          <w:tcPr/>
+          <w:p>
+            <w:pPr>
+              <w:pStyle w:val="Compact"/>
+              <w:jc w:val="left"/>
+            </w:pPr>
+            <w:r>
+              <w:t xml:space="preserve">9.4</w:t>
+            </w:r>
+          </w:p>
+        </w:tc>
+        <w:tc>
+          <w:tcPr/>
+          <w:p>
+            <w:pPr>
+              <w:pStyle w:val="Compact"/>
+              <w:jc w:val="left"/>
+            </w:pPr>
+            <w:r>
+              <w:t xml:space="preserve">Restringir extensões desnecessárias ou não autorizadas de navegadores e clientes de e-mail</w:t>
+            </w:r>
+          </w:p>
+        </w:tc>
+        <w:tc>
+          <w:tcPr/>
+          <w:p>
+            <w:pPr>
+              <w:pStyle w:val="Compact"/>
+              <w:jc w:val="left"/>
+            </w:pPr>
+            <w:r>
+              <w:t xml:space="preserve">Permitir somente extensões aprovadas e necessárias.</w:t>
+            </w:r>
+          </w:p>
+        </w:tc>
+        <w:tc>
+          <w:tcPr/>
+          <w:p>
+            <w:pPr>
+              <w:pStyle w:val="Compact"/>
+              <w:jc w:val="left"/>
+            </w:pPr>
+            <w:r>
+              <w:t xml:space="preserve">Verificar listas permitidas, aplicação, eventos e exceções.</w:t>
+            </w:r>
+          </w:p>
+        </w:tc>
+        <w:tc>
+          <w:tcPr/>
+          <w:p>
+            <w:pPr>
+              <w:pStyle w:val="Compact"/>
+              <w:jc w:val="left"/>
+            </w:pPr>
+            <w:r>
+              <w:t xml:space="preserve">GPO/MDM, catálogo aprovado, relatórios e tickets.</w:t>
+            </w:r>
+          </w:p>
+        </w:tc>
+      </w:tr>
+      <w:tr>
+        <w:tc>
+          <w:tcPr/>
+          <w:p>
+            <w:pPr>
+              <w:pStyle w:val="Compact"/>
+              <w:jc w:val="left"/>
+            </w:pPr>
+            <w:r>
+              <w:t xml:space="preserve">9.5</w:t>
+            </w:r>
+          </w:p>
+        </w:tc>
+        <w:tc>
+          <w:tcPr/>
+          <w:p>
+            <w:pPr>
+              <w:pStyle w:val="Compact"/>
+              <w:jc w:val="left"/>
+            </w:pPr>
+            <w:r>
+              <w:t xml:space="preserve">Implementar DMARC</w:t>
+            </w:r>
+          </w:p>
+        </w:tc>
+        <w:tc>
+          <w:tcPr/>
+          <w:p>
+            <w:pPr>
+              <w:pStyle w:val="Compact"/>
+              <w:jc w:val="left"/>
+            </w:pPr>
+            <w:r>
+              <w:t xml:space="preserve">Configurar SPF, DKIM e política DMARC apropriada para domínios de e-mail.</w:t>
+            </w:r>
+          </w:p>
+        </w:tc>
+        <w:tc>
+          <w:tcPr/>
+          <w:p>
+            <w:pPr>
+              <w:pStyle w:val="Compact"/>
+              <w:jc w:val="left"/>
+            </w:pPr>
+            <w:r>
+              <w:t xml:space="preserve">Confirmar cobertura de domínios, alinhamento, política, relatórios e exceções.</w:t>
+            </w:r>
+          </w:p>
+        </w:tc>
+        <w:tc>
+          <w:tcPr/>
+          <w:p>
+            <w:pPr>
+              <w:pStyle w:val="Compact"/>
+              <w:jc w:val="left"/>
+            </w:pPr>
+            <w:r>
+              <w:t xml:space="preserve">Registros DNS, relatórios DMARC, inventário de domínios e mudanças.</w:t>
+            </w:r>
+          </w:p>
+        </w:tc>
+      </w:tr>
+      <w:tr>
+        <w:tc>
+          <w:tcPr/>
+          <w:p>
+            <w:pPr>
+              <w:pStyle w:val="Compact"/>
+              <w:jc w:val="left"/>
+            </w:pPr>
+            <w:r>
+              <w:t xml:space="preserve">9.6</w:t>
+            </w:r>
+          </w:p>
+        </w:tc>
+        <w:tc>
+          <w:tcPr/>
+          <w:p>
+            <w:pPr>
+              <w:pStyle w:val="Compact"/>
+              <w:jc w:val="left"/>
+            </w:pPr>
+            <w:r>
+              <w:t xml:space="preserve">Bloquear tipos de arquivo desnecessários</w:t>
+            </w:r>
+          </w:p>
+        </w:tc>
+        <w:tc>
+          <w:tcPr/>
+          <w:p>
+            <w:pPr>
+              <w:pStyle w:val="Compact"/>
+              <w:jc w:val="left"/>
+            </w:pPr>
+            <w:r>
+              <w:t xml:space="preserve">Impedir anexos e downloads de tipos de arquivo não necessários ou de alto risco.</w:t>
+            </w:r>
+          </w:p>
+        </w:tc>
+        <w:tc>
+          <w:tcPr/>
+          <w:p>
+            <w:pPr>
+              <w:pStyle w:val="Compact"/>
+              <w:jc w:val="left"/>
+            </w:pPr>
+            <w:r>
+              <w:t xml:space="preserve">Verificar regras, cobertura, quarentena, eventos e exceções.</w:t>
+            </w:r>
+          </w:p>
+        </w:tc>
+        <w:tc>
+          <w:tcPr/>
+          <w:p>
+            <w:pPr>
+              <w:pStyle w:val="Compact"/>
+              <w:jc w:val="left"/>
+            </w:pPr>
+            <w:r>
+              <w:t xml:space="preserve">Políticas de gateway, registros, amostras e aprovações.</w:t>
+            </w:r>
+          </w:p>
+        </w:tc>
+      </w:tr>
+      <w:tr>
+        <w:tc>
+          <w:tcPr/>
+          <w:p>
+            <w:pPr>
+              <w:pStyle w:val="Compact"/>
+              <w:jc w:val="left"/>
+            </w:pPr>
+            <w:r>
+              <w:t xml:space="preserve">9.7</w:t>
+            </w:r>
+          </w:p>
+        </w:tc>
+        <w:tc>
+          <w:tcPr/>
+          <w:p>
+            <w:pPr>
+              <w:pStyle w:val="Compact"/>
+              <w:jc w:val="left"/>
+            </w:pPr>
+            <w:r>
+              <w:t xml:space="preserve">Implantar e manter proteção antimalware em servidores de e-mail</w:t>
+            </w:r>
+          </w:p>
+        </w:tc>
+        <w:tc>
+          <w:tcPr/>
+          <w:p>
+            <w:pPr>
+              <w:pStyle w:val="Compact"/>
+              <w:jc w:val="left"/>
+            </w:pPr>
+            <w:r>
+              <w:t xml:space="preserve">Verificar mensagens e anexos com mecanismos atualizados.</w:t>
+            </w:r>
+          </w:p>
+        </w:tc>
+        <w:tc>
+          <w:tcPr/>
+          <w:p>
+            <w:pPr>
+              <w:pStyle w:val="Compact"/>
+              <w:jc w:val="left"/>
+            </w:pPr>
+            <w:r>
+              <w:t xml:space="preserve">Confirmar cobertura, atualização, detecção, quarentena e resposta.</w:t>
+            </w:r>
+          </w:p>
+        </w:tc>
+        <w:tc>
+          <w:tcPr/>
+          <w:p>
+            <w:pPr>
+              <w:pStyle w:val="Compact"/>
+              <w:jc w:val="left"/>
+            </w:pPr>
+            <w:r>
+              <w:t xml:space="preserve">Configuração, relatórios, alertas, tickets e métricas.</w:t>
+            </w:r>
+          </w:p>
+        </w:tc>
+      </w:tr>
+    </w:tbl>
+    <w:p>
+      <w:pPr>
+        <w:pStyle w:val="BodyText"/>
+      </w:pPr>
+      <w:r>
+        <w:t xml:space="preserve">Consulte os recursos oficiais do CIS para confirmar a linguagem exata e os critérios de avaliação.</w:t>
+      </w:r>
+    </w:p>
+    <w:bookmarkEnd w:id="38"/>
+    <w:bookmarkStart w:id="39" w:name="controle-10-defesas-contra-malware"/>
+    <w:p>
+      <w:pPr>
+        <w:pStyle w:val="Heading1"/>
+      </w:pPr>
+      <w:r>
+        <w:t xml:space="preserve">15. Controle 10 — Defesas contra malware</w:t>
+      </w:r>
+    </w:p>
+    <w:p>
+      <w:pPr>
+        <w:pStyle w:val="FirstParagraph"/>
+      </w:pPr>
+      <w:r>
+        <w:rPr>
+          <w:iCs/>
+          <w:i/>
+        </w:rPr>
+        <w:t xml:space="preserve">As 7 Salvaguardas, seu significado claro, o enfoque de verificação e exemplos de evidências.</w:t>
+      </w:r>
+    </w:p>
+    <w:tbl>
+      <w:tblPr>
+        <w:tblStyle w:val="Table"/>
+        <w:tblW w:type="pct" w:w="5000"/>
+        <w:tblLook w:firstRow="1" w:lastRow="0" w:firstColumn="0" w:lastColumn="0" w:noHBand="0" w:noVBand="0" w:val="0020"/>
+        <w:jc w:val="start"/>
+      </w:tblPr>
+      <w:tblGrid>
+        <w:gridCol w:w="7920"/>
+      </w:tblGrid>
+      <w:tr>
+        <w:trPr>
+          <w:tblHeader w:val="true"/>
+        </w:trPr>
+        <w:tc>
+          <w:tcPr/>
+          <w:p>
+            <w:pPr>
+              <w:pStyle w:val="Compact"/>
+              <w:jc w:val="left"/>
+            </w:pPr>
+            <w:r>
+              <w:rPr>
+                <w:bCs/>
+                <w:b/>
+              </w:rPr>
+              <w:t xml:space="preserve">Finalidade do Controle:</w:t>
+            </w:r>
+            <w:r>
+              <w:t xml:space="preserve"> </w:t>
+            </w:r>
+            <w:r>
+              <w:t xml:space="preserve">Fortalecer a organização por meio da implementação e medição das Salvaguardas de defesa contra malware.</w:t>
+            </w:r>
+          </w:p>
+        </w:tc>
+      </w:tr>
+    </w:tbl>
+    <w:p/>
+    <w:tbl>
+      <w:tblPr>
+        <w:tblStyle w:val="Table"/>
+        <w:tblW w:type="pct" w:w="5000"/>
+        <w:tblLook w:firstRow="1" w:lastRow="0" w:firstColumn="0" w:lastColumn="0" w:noHBand="0" w:noVBand="0" w:val="0020"/>
+        <w:jc w:val="start"/>
+      </w:tblPr>
+      <w:tblGrid>
+        <w:gridCol w:w="1584"/>
+        <w:gridCol w:w="1584"/>
+        <w:gridCol w:w="1584"/>
+        <w:gridCol w:w="1584"/>
+        <w:gridCol w:w="1584"/>
+      </w:tblGrid>
+      <w:tr>
+        <w:trPr>
+          <w:tblHeader w:val="true"/>
+        </w:trPr>
+        <w:tc>
+          <w:tcPr/>
+          <w:p>
+            <w:pPr>
+              <w:pStyle w:val="Compact"/>
+              <w:jc w:val="left"/>
+            </w:pPr>
+            <w:r>
+              <w:t xml:space="preserve">ID</w:t>
+            </w:r>
+          </w:p>
+        </w:tc>
+        <w:tc>
+          <w:tcPr/>
+          <w:p>
+            <w:pPr>
+              <w:pStyle w:val="Compact"/>
+              <w:jc w:val="left"/>
+            </w:pPr>
+            <w:r>
+              <w:t xml:space="preserve">Salvaguarda</w:t>
+            </w:r>
+          </w:p>
+        </w:tc>
+        <w:tc>
+          <w:tcPr/>
+          <w:p>
+            <w:pPr>
+              <w:pStyle w:val="Compact"/>
+              <w:jc w:val="left"/>
+            </w:pPr>
+            <w:r>
+              <w:t xml:space="preserve">Significado claro</w:t>
+            </w:r>
+          </w:p>
+        </w:tc>
+        <w:tc>
+          <w:tcPr/>
+          <w:p>
+            <w:pPr>
+              <w:pStyle w:val="Compact"/>
+              <w:jc w:val="left"/>
+            </w:pPr>
+            <w:r>
+              <w:t xml:space="preserve">Enfoque de verificação</w:t>
+            </w:r>
+          </w:p>
+        </w:tc>
+        <w:tc>
+          <w:tcPr/>
+          <w:p>
+            <w:pPr>
+              <w:pStyle w:val="Compact"/>
+              <w:jc w:val="left"/>
+            </w:pPr>
+            <w:r>
+              <w:t xml:space="preserve">Exemplos de evidências</w:t>
+            </w:r>
+          </w:p>
+        </w:tc>
+      </w:tr>
+      <w:tr>
+        <w:tc>
+          <w:tcPr/>
+          <w:p>
+            <w:pPr>
+              <w:pStyle w:val="Compact"/>
+              <w:jc w:val="left"/>
+            </w:pPr>
+            <w:r>
+              <w:t xml:space="preserve">10.1</w:t>
+            </w:r>
+          </w:p>
+        </w:tc>
+        <w:tc>
+          <w:tcPr/>
+          <w:p>
+            <w:pPr>
+              <w:pStyle w:val="Compact"/>
+              <w:jc w:val="left"/>
+            </w:pPr>
+            <w:r>
+              <w:t xml:space="preserve">Implantar e manter software antimalware</w:t>
+            </w:r>
+          </w:p>
+        </w:tc>
+        <w:tc>
+          <w:tcPr/>
+          <w:p>
+            <w:pPr>
+              <w:pStyle w:val="Compact"/>
+              <w:jc w:val="left"/>
+            </w:pPr>
+            <w:r>
+              <w:t xml:space="preserve">Proteger ativos aplicáveis com solução antimalware gerenciada.</w:t>
+            </w:r>
+          </w:p>
+        </w:tc>
+        <w:tc>
+          <w:tcPr/>
+          <w:p>
+            <w:pPr>
+              <w:pStyle w:val="Compact"/>
+              <w:jc w:val="left"/>
+            </w:pPr>
+            <w:r>
+              <w:t xml:space="preserve">Confirmar cobertura, estado, políticas, alertas e exceções.</w:t>
+            </w:r>
+          </w:p>
+        </w:tc>
+        <w:tc>
+          <w:tcPr/>
+          <w:p>
+            <w:pPr>
+              <w:pStyle w:val="Compact"/>
+              <w:jc w:val="left"/>
+            </w:pPr>
+            <w:r>
+              <w:t xml:space="preserve">Console, inventário, relatórios de cobertura e tickets.</w:t>
+            </w:r>
+          </w:p>
+        </w:tc>
+      </w:tr>
+      <w:tr>
+        <w:tc>
+          <w:tcPr/>
+          <w:p>
+            <w:pPr>
+              <w:pStyle w:val="Compact"/>
+              <w:jc w:val="left"/>
+            </w:pPr>
+            <w:r>
+              <w:t xml:space="preserve">10.2</w:t>
+            </w:r>
+          </w:p>
+        </w:tc>
+        <w:tc>
+          <w:tcPr/>
+          <w:p>
+            <w:pPr>
+              <w:pStyle w:val="Compact"/>
+              <w:jc w:val="left"/>
+            </w:pPr>
+            <w:r>
+              <w:t xml:space="preserve">Configurar atualizações automáticas de assinaturas antimalware</w:t>
+            </w:r>
+          </w:p>
+        </w:tc>
+        <w:tc>
+          <w:tcPr/>
+          <w:p>
+            <w:pPr>
+              <w:pStyle w:val="Compact"/>
+              <w:jc w:val="left"/>
+            </w:pPr>
+            <w:r>
+              <w:t xml:space="preserve">Atualizar automaticamente mecanismos, assinaturas e inteligência.</w:t>
+            </w:r>
+          </w:p>
+        </w:tc>
+        <w:tc>
+          <w:tcPr/>
+          <w:p>
+            <w:pPr>
+              <w:pStyle w:val="Compact"/>
+              <w:jc w:val="left"/>
+            </w:pPr>
+            <w:r>
+              <w:t xml:space="preserve">Verificar frequência, falhas, cobertura e exceções.</w:t>
+            </w:r>
+          </w:p>
+        </w:tc>
+        <w:tc>
+          <w:tcPr/>
+          <w:p>
+            <w:pPr>
+              <w:pStyle w:val="Compact"/>
+              <w:jc w:val="left"/>
+            </w:pPr>
+            <w:r>
+              <w:t xml:space="preserve">Configuração, relatórios de atualização e alertas.</w:t>
+            </w:r>
+          </w:p>
+        </w:tc>
+      </w:tr>
+      <w:tr>
+        <w:tc>
+          <w:tcPr/>
+          <w:p>
+            <w:pPr>
+              <w:pStyle w:val="Compact"/>
+              <w:jc w:val="left"/>
+            </w:pPr>
+            <w:r>
+              <w:t xml:space="preserve">10.3</w:t>
+            </w:r>
+          </w:p>
+        </w:tc>
+        <w:tc>
+          <w:tcPr/>
+          <w:p>
+            <w:pPr>
+              <w:pStyle w:val="Compact"/>
+              <w:jc w:val="left"/>
+            </w:pPr>
+            <w:r>
+              <w:t xml:space="preserve">Desabilitar execução automática e reprodução automática em mídias removíveis</w:t>
+            </w:r>
+          </w:p>
+        </w:tc>
+        <w:tc>
+          <w:tcPr/>
+          <w:p>
+            <w:pPr>
+              <w:pStyle w:val="Compact"/>
+              <w:jc w:val="left"/>
+            </w:pPr>
+            <w:r>
+              <w:t xml:space="preserve">Impedir execução automática de conteúdo de mídias removíveis.</w:t>
+            </w:r>
+          </w:p>
+        </w:tc>
+        <w:tc>
+          <w:tcPr/>
+          <w:p>
+            <w:pPr>
+              <w:pStyle w:val="Compact"/>
+              <w:jc w:val="left"/>
+            </w:pPr>
+            <w:r>
+              <w:t xml:space="preserve">Confirmar política, plataformas, cobertura e exceções.</w:t>
+            </w:r>
+          </w:p>
+        </w:tc>
+        <w:tc>
+          <w:tcPr/>
+          <w:p>
+            <w:pPr>
+              <w:pStyle w:val="Compact"/>
+              <w:jc w:val="left"/>
+            </w:pPr>
+            <w:r>
+              <w:t xml:space="preserve">GPO/MDM, configuração, testes e relatórios.</w:t>
+            </w:r>
+          </w:p>
+        </w:tc>
+      </w:tr>
+      <w:tr>
+        <w:tc>
+          <w:tcPr/>
+          <w:p>
+            <w:pPr>
+              <w:pStyle w:val="Compact"/>
+              <w:jc w:val="left"/>
+            </w:pPr>
+            <w:r>
+              <w:t xml:space="preserve">10.4</w:t>
+            </w:r>
+          </w:p>
+        </w:tc>
+        <w:tc>
+          <w:tcPr/>
+          <w:p>
+            <w:pPr>
+              <w:pStyle w:val="Compact"/>
+              <w:jc w:val="left"/>
+            </w:pPr>
+            <w:r>
+              <w:t xml:space="preserve">Configurar varredura antimalware automática de mídias removíveis</w:t>
+            </w:r>
+          </w:p>
+        </w:tc>
+        <w:tc>
+          <w:tcPr/>
+          <w:p>
+            <w:pPr>
+              <w:pStyle w:val="Compact"/>
+              <w:jc w:val="left"/>
+            </w:pPr>
+            <w:r>
+              <w:t xml:space="preserve">Verificar mídias removíveis antes ou durante o uso.</w:t>
+            </w:r>
+          </w:p>
+        </w:tc>
+        <w:tc>
+          <w:tcPr/>
+          <w:p>
+            <w:pPr>
+              <w:pStyle w:val="Compact"/>
+              <w:jc w:val="left"/>
+            </w:pPr>
+            <w:r>
+              <w:t xml:space="preserve">Confirmar política, eventos, bloqueios, cobertura e exceções.</w:t>
+            </w:r>
+          </w:p>
+        </w:tc>
+        <w:tc>
+          <w:tcPr/>
+          <w:p>
+            <w:pPr>
+              <w:pStyle w:val="Compact"/>
+              <w:jc w:val="left"/>
+            </w:pPr>
+            <w:r>
+              <w:t xml:space="preserve">Configuração, logs, alertas e testes.</w:t>
+            </w:r>
+          </w:p>
+        </w:tc>
+      </w:tr>
+      <w:tr>
+        <w:tc>
+          <w:tcPr/>
+          <w:p>
+            <w:pPr>
+              <w:pStyle w:val="Compact"/>
+              <w:jc w:val="left"/>
+            </w:pPr>
+            <w:r>
+              <w:t xml:space="preserve">10.5</w:t>
+            </w:r>
+          </w:p>
+        </w:tc>
+        <w:tc>
+          <w:tcPr/>
+          <w:p>
+            <w:pPr>
+              <w:pStyle w:val="Compact"/>
+              <w:jc w:val="left"/>
+            </w:pPr>
+            <w:r>
+              <w:t xml:space="preserve">Habilitar recursos antiexploração</w:t>
+            </w:r>
+          </w:p>
+        </w:tc>
+        <w:tc>
+          <w:tcPr/>
+          <w:p>
+            <w:pPr>
+              <w:pStyle w:val="Compact"/>
+              <w:jc w:val="left"/>
+            </w:pPr>
+            <w:r>
+              <w:t xml:space="preserve">Ativar proteções contra exploração de memória e comportamento malicioso.</w:t>
+            </w:r>
+          </w:p>
+        </w:tc>
+        <w:tc>
+          <w:tcPr/>
+          <w:p>
+            <w:pPr>
+              <w:pStyle w:val="Compact"/>
+              <w:jc w:val="left"/>
+            </w:pPr>
+            <w:r>
+              <w:t xml:space="preserve">Verificar plataformas, políticas, compatibilidade, eventos e exceções.</w:t>
+            </w:r>
+          </w:p>
+        </w:tc>
+        <w:tc>
+          <w:tcPr/>
+          <w:p>
+            <w:pPr>
+              <w:pStyle w:val="Compact"/>
+              <w:jc w:val="left"/>
+            </w:pPr>
+            <w:r>
+              <w:t xml:space="preserve">EDR, políticas, relatórios e testes.</w:t>
+            </w:r>
+          </w:p>
+        </w:tc>
+      </w:tr>
+      <w:tr>
+        <w:tc>
+          <w:tcPr/>
+          <w:p>
+            <w:pPr>
+              <w:pStyle w:val="Compact"/>
+              <w:jc w:val="left"/>
+            </w:pPr>
+            <w:r>
+              <w:t xml:space="preserve">10.6</w:t>
+            </w:r>
+          </w:p>
+        </w:tc>
+        <w:tc>
+          <w:tcPr/>
+          <w:p>
+            <w:pPr>
+              <w:pStyle w:val="Compact"/>
+              <w:jc w:val="left"/>
+            </w:pPr>
+            <w:r>
+              <w:t xml:space="preserve">Gerenciar software antimalware de forma centralizada</w:t>
+            </w:r>
+          </w:p>
+        </w:tc>
+        <w:tc>
+          <w:tcPr/>
+          <w:p>
+            <w:pPr>
+              <w:pStyle w:val="Compact"/>
+              <w:jc w:val="left"/>
+            </w:pPr>
+            <w:r>
+              <w:t xml:space="preserve">Administrar políticas, atualizações, alertas e resposta em console central.</w:t>
+            </w:r>
+          </w:p>
+        </w:tc>
+        <w:tc>
+          <w:tcPr/>
+          <w:p>
+            <w:pPr>
+              <w:pStyle w:val="Compact"/>
+              <w:jc w:val="left"/>
+            </w:pPr>
+            <w:r>
+              <w:t xml:space="preserve">Confirmar cobertura, acesso administrativo, monitoramento e exceções.</w:t>
+            </w:r>
+          </w:p>
+        </w:tc>
+        <w:tc>
+          <w:tcPr/>
+          <w:p>
+            <w:pPr>
+              <w:pStyle w:val="Compact"/>
+              <w:jc w:val="left"/>
+            </w:pPr>
+            <w:r>
+              <w:t xml:space="preserve">Console, funções, políticas, alertas e métricas.</w:t>
+            </w:r>
+          </w:p>
+        </w:tc>
+      </w:tr>
+      <w:tr>
+        <w:tc>
+          <w:tcPr/>
+          <w:p>
+            <w:pPr>
+              <w:pStyle w:val="Compact"/>
+              <w:jc w:val="left"/>
+            </w:pPr>
+            <w:r>
+              <w:t xml:space="preserve">10.7</w:t>
+            </w:r>
+          </w:p>
+        </w:tc>
+        <w:tc>
+          <w:tcPr/>
+          <w:p>
+            <w:pPr>
+              <w:pStyle w:val="Compact"/>
+              <w:jc w:val="left"/>
+            </w:pPr>
+            <w:r>
+              <w:t xml:space="preserve">Utilizar software antimalware baseado em comportamento</w:t>
+            </w:r>
+          </w:p>
+        </w:tc>
+        <w:tc>
+          <w:tcPr/>
+          <w:p>
+            <w:pPr>
+              <w:pStyle w:val="Compact"/>
+              <w:jc w:val="left"/>
+            </w:pPr>
+            <w:r>
+              <w:t xml:space="preserve">Detectar atividades suspeitas além de assinaturas conhecidas.</w:t>
+            </w:r>
+          </w:p>
+        </w:tc>
+        <w:tc>
+          <w:tcPr/>
+          <w:p>
+            <w:pPr>
+              <w:pStyle w:val="Compact"/>
+              <w:jc w:val="left"/>
+            </w:pPr>
+            <w:r>
+              <w:t xml:space="preserve">Verificar cobertura, regras, alertas, investigação e ajuste.</w:t>
+            </w:r>
+          </w:p>
+        </w:tc>
+        <w:tc>
+          <w:tcPr/>
+          <w:p>
+            <w:pPr>
+              <w:pStyle w:val="Compact"/>
+              <w:jc w:val="left"/>
+            </w:pPr>
+            <w:r>
+              <w:t xml:space="preserve">EDR, eventos, casos de investigação, tickets e métricas.</w:t>
+            </w:r>
+          </w:p>
+        </w:tc>
+      </w:tr>
+    </w:tbl>
+    <w:p>
+      <w:pPr>
+        <w:pStyle w:val="BodyText"/>
+      </w:pPr>
+      <w:r>
+        <w:t xml:space="preserve">Consulte os recursos oficiais do CIS para confirmar a linguagem exata e os critérios de avaliação.</w:t>
+      </w:r>
+    </w:p>
+    <w:bookmarkEnd w:id="39"/>
+    <w:bookmarkStart w:id="42" w:name="controle-11-recuperação-de-dados"/>
+    <w:p>
+      <w:pPr>
+        <w:pStyle w:val="Heading1"/>
+      </w:pPr>
+      <w:r>
+        <w:t xml:space="preserve">16. Controle 11 — Recuperação de dados</w:t>
       </w:r>
     </w:p>
     <w:p>
@@ -5563,7 +8876,193 @@
         <w:pStyle w:val="Compact"/>
       </w:pPr>
       <w:r>
+        <w:t xml:space="preserve">Todas as 5 Salvaguardas, significado simples, foco de verificação e evidência de exemplo.*</w:t>
+      </w:r>
+    </w:p>
+    <w:bookmarkStart w:id="40" w:name="X015b0bcfd91b54beae9ac352c972dc96fc365b8"/>
+    <w:p>
+      <w:pPr>
+        <w:pStyle w:val="Heading2"/>
+      </w:pPr>
+      <w:r>
+        <w:t xml:space="preserve">. ** Finalidade do controlo: ** Reforçar a empresa através da implementação e medição de salvaguardas para a recuperação de dados. □</w:t>
+      </w:r>
+    </w:p>
+    <w:bookmarkEnd w:id="40"/>
+    <w:bookmarkStart w:id="41" w:name="section"/>
+    <w:p>
+      <w:pPr>
+        <w:pStyle w:val="Heading2"/>
+      </w:pPr>
+      <w:r>
+        <w:t xml:space="preserve">* * * * * * * * * * * * * * * * * * * * * * * * * * * * * * * * * * * * * * * * * * * * * * * * * * * *</w:t>
+      </w:r>
+    </w:p>
+    <w:p>
+      <w:pPr>
+        <w:pStyle w:val="FirstParagraph"/>
+      </w:pPr>
+      <w:r>
+        <w:t xml:space="preserve">.11.1 .. Estabelecer e manter um processo de recuperação de dados .. Coloque um processo repetível, de propriedade ou controle técnico no lugar para estabelecer e manter um processo de recuperação de dados, em seguida, verificar a cobertura e exceções. Confirmar escopo definido, população, propriedade, implementação, frequência, cobertura, exceções, correção e reteste. Plano de recuperação, cobertura de backup, cópias protegidas e isoladas, restaurar testes, resultados, lacunas e retestes</w:t>
+      </w:r>
+      <w:r>
+        <w:t xml:space="preserve"> </w:t>
+      </w:r>
+      <w:r>
+        <w:t xml:space="preserve">Realizar backups automatizados Coloque um processo repetível, de propriedade ou controle técnico no local para executar backups automatizados, em seguida, verifique cobertura e exceções. Confirmar escopo definido, população, propriedade, implementação, frequência, cobertura, exceções, correção e reteste. Plano de recuperação, cobertura de backup, cópias protegidas e isoladas, restaurar testes, resultados, lacunas e retestes</w:t>
+      </w:r>
+      <w:r>
+        <w:t xml:space="preserve"> </w:t>
+      </w:r>
+      <w:r>
+        <w:t xml:space="preserve">Proteger Dados de Recuperação Coloque um processo repetível, de propriedade ou controle técnico no local para proteger dados de recuperação, em seguida, verificar a cobertura e exceções. Confirmar escopo definido, população, propriedade, implementação, frequência, cobertura, exceções, correção e reteste. Plano de recuperação, cobertura de backup, cópias protegidas e isoladas, restaurar testes, resultados, lacunas e retestes</w:t>
+      </w:r>
+      <w:r>
+        <w:t xml:space="preserve"> </w:t>
+      </w:r>
+      <w:r>
+        <w:t xml:space="preserve">11.4 Estabelecer e manter uma instância isolada de dados de recuperação , colocar um processo repetível, de propriedade ou controle técnico no local para estabelecer e manter uma instância isolada de dados de recuperação, em seguida, verificar a cobertura e exceções. Confirmar escopo definido, população, propriedade, implementação, frequência, cobertura, exceções, correção e reteste. Plano de recuperação, cobertura de backup, cópias protegidas e isoladas, restaurar testes, resultados, lacunas e retestes</w:t>
+      </w:r>
+      <w:r>
+        <w:t xml:space="preserve"> </w:t>
+      </w:r>
+      <w:r>
+        <w:t xml:space="preserve">.11.5 .. Testar Recuperação de Dados .. Coloque um processo repetível, de propriedade ou controle técnico no lugar para testar a recuperação de dados, em seguida, verificar a cobertura e exceções. Confirmar escopo definido, população, propriedade, implementação, frequência, cobertura, exceções, correção e reteste. Plano de recuperação, cobertura de backup, cópias protegidas e isoladas, restaurar testes, resultados, lacunas e retestes</w:t>
+      </w:r>
+    </w:p>
+    <w:p>
+      <w:pPr>
+        <w:pStyle w:val="BodyText"/>
+      </w:pPr>
+      <w:r>
+        <w:t xml:space="preserve">Use o guia oficial de Controles CIS v8.1 e Especificações de Avaliação de Controles para linguagem de Salvaguarda exata, classe de ativos, função de segurança, Grupo de Implementação, dependências, entradas, operações, medidas, métricas e revisão processual.</w:t>
+      </w:r>
+    </w:p>
+    <w:bookmarkEnd w:id="41"/>
+    <w:bookmarkEnd w:id="42"/>
+    <w:bookmarkStart w:id="44" w:name="X1d5309c9ab119912d099fb58d981b232220432a"/>
+    <w:p>
+      <w:pPr>
+        <w:pStyle w:val="Heading1"/>
+      </w:pPr>
+      <w:r>
+        <w:t xml:space="preserve">17. Controle 12 — Gestão de Infraestruturas de Rede</w:t>
+      </w:r>
+    </w:p>
+    <w:p>
+      <w:pPr>
+        <w:numPr>
+          <w:ilvl w:val="0"/>
+          <w:numId w:val="1009"/>
+        </w:numPr>
+        <w:pStyle w:val="Compact"/>
+      </w:pPr>
+      <w:r>
         <w:t xml:space="preserve">Todas as 8 Salvaguardas, significado simples, foco de verificação e evidência de exemplo.*</w:t>
+      </w:r>
+    </w:p>
+    <w:p>
+      <w:pPr>
+        <w:pStyle w:val="FirstParagraph"/>
+      </w:pPr>
+      <w:r>
+        <w:t xml:space="preserve">. ** Finalidade do controlo: ** Reforçar a empresa através da implementação e medição de salvaguardas para a gestão das infra-estruturas de rede. □</w:t>
+      </w:r>
+      <w:r>
+        <w:t xml:space="preserve"> </w:t>
+      </w:r>
+      <w:r>
+        <w:t xml:space="preserve">O que é que se passa?</w:t>
+      </w:r>
+    </w:p>
+    <w:bookmarkStart w:id="43" w:name="section-1"/>
+    <w:p>
+      <w:pPr>
+        <w:pStyle w:val="Heading2"/>
+      </w:pPr>
+      <w:r>
+        <w:t xml:space="preserve">* * * * * * * * * * * * * * * * * * * * * * * * * * * * * * * * * * * * * * * * * * * * * * * * * * * *</w:t>
+      </w:r>
+    </w:p>
+    <w:p>
+      <w:pPr>
+        <w:pStyle w:val="FirstParagraph"/>
+      </w:pPr>
+      <w:r>
+        <w:t xml:space="preserve">• 12.1 • Garantir que a infra-estrutura de rede está atualizada Coloque em prática um processo repetível, de propriedade ou controle técnico para garantir que a Infraestrutura de Rede está atualizada, então verifique cobertura e exceções. Confirmar escopo definido, população, propriedade, implementação, frequência, cobertura, exceções, correção e reteste. Inventário de rede, versões, arquitetura, diagramas, caminhos de administração, AAA, protocolos seguros, estações de trabalho VPN e admin</w:t>
+      </w:r>
+      <w:r>
+        <w:t xml:space="preserve"> </w:t>
+      </w:r>
+      <w:r>
+        <w:t xml:space="preserve">.12.2 Estabelecer e manter uma arquitetura segura de rede .. Coloque em prática um processo repetível, de propriedade ou controle técnico para estabelecer e manter uma arquitetura segura de rede, em seguida, verificar cobertura e exceções. Confirmar escopo definido, população, propriedade, implementação, frequência, cobertura, exceções, correção e reteste. Inventário de rede, versões, arquitetura, diagramas, caminhos de administração, AAA, protocolos seguros, estações de trabalho VPN e admin</w:t>
+      </w:r>
+      <w:r>
+        <w:t xml:space="preserve"> </w:t>
+      </w:r>
+      <w:r>
+        <w:t xml:space="preserve">Gestão segura da infra-estrutura de rede Coloque em prática um processo repetível, de propriedade ou controle técnico para gerenciar com segurança a infraestrutura de rede, então verifique a cobertura e exceções. Confirmar escopo definido, população, propriedade, implementação, frequência, cobertura, exceções, correção e reteste. Inventário de rede, versões, arquitetura, diagramas, caminhos de administração, AAA, protocolos seguros, estações de trabalho VPN e admin</w:t>
+      </w:r>
+      <w:r>
+        <w:t xml:space="preserve"> </w:t>
+      </w:r>
+      <w:r>
+        <w:t xml:space="preserve">.12.4 . Estabeleça e mantenha os Diagramas de Arquitetura . Coloque em prática um processo repetível, de propriedade ou controle técnico para estabelecer e manter os Diagramas de Arquitetura, então verifique a cobertura e exceções. Confirmar escopo definido, população, propriedade, implementação, frequência, cobertura, exceções, correção e reteste. Inventário de rede, versões, arquitetura, diagramas, caminhos de administração, AAA, protocolos seguros, estações de trabalho VPN e admin</w:t>
+      </w:r>
+      <w:r>
+        <w:t xml:space="preserve"> </w:t>
+      </w:r>
+      <w:r>
+        <w:t xml:space="preserve">Autenticação, Autorização e Auditoria de Redes Centralize a Autenticação, a Autorização e a Auditoria de Redes Coloque em prática um processo repetível, de propriedade ou controle técnico para centralizar a Autenticação, a Autorização e a Auditoria de Redes e, em seguida, verifique a cobertura e exceções. Confirmar escopo definido, população, propriedade, implementação, frequência, cobertura, exceções, correção e reteste. Inventário de rede, versões, arquitetura, diagramas, caminhos de administração, AAA, protocolos seguros, estações de trabalho VPN e admin</w:t>
+      </w:r>
+      <w:r>
+        <w:t xml:space="preserve"> </w:t>
+      </w:r>
+      <w:r>
+        <w:t xml:space="preserve">Utilização de protocolos seguros de gestão e comunicação de rede Coloque em prática um processo repetível, de propriedade ou controle técnico para usar os Protocolos de Gestão e Comunicação de Rede Segura e, em seguida, verifique a cobertura e exceções. Confirmar escopo definido, população, propriedade, implementação, frequência, cobertura, exceções, correção e reteste. Inventário de rede, versões, arquitetura, diagramas, caminhos de administração, AAA, protocolos seguros, estações de trabalho VPN e admin</w:t>
+      </w:r>
+      <w:r>
+        <w:t xml:space="preserve"> </w:t>
+      </w:r>
+      <w:r>
+        <w:t xml:space="preserve">□ 12.7 □ Garantir Dispositivos Remotos Use uma VPN e Enterprise AAA □ Coloque em prática um processo repetível, de propriedade ou controle técnico para garantir Dispositivos Remotos Use uma VPN e Enterprise AAA, então verifique cobertura e exceções. Confirmar escopo definido, população, propriedade, implementação, frequência, cobertura, exceções, correção e reteste. Inventário de rede, versões, arquitetura, diagramas, caminhos de administração, AAA, protocolos seguros, estações de trabalho VPN e admin</w:t>
+      </w:r>
+      <w:r>
+        <w:t xml:space="preserve"> </w:t>
+      </w:r>
+      <w:r>
+        <w:t xml:space="preserve">Manter recursos de computação dedicados para o trabalho administrativo Coloque em prática um processo repetível, de propriedade ou controle técnico para manter recursos de computação dedicados para o trabalho administrativo, em seguida, verificar a cobertura e exceções. Confirmar escopo definido, população, propriedade, implementação, frequência, cobertura, exceções, correção e reteste. Inventário de rede, versões, arquitetura, diagramas, caminhos de administração, AAA, protocolos seguros, estações de trabalho VPN e admin</w:t>
+      </w:r>
+    </w:p>
+    <w:p>
+      <w:pPr>
+        <w:pStyle w:val="BodyText"/>
+      </w:pPr>
+      <w:r>
+        <w:t xml:space="preserve">Use o guia oficial de Controles CIS v8.1 e Especificações de Avaliação de Controles para linguagem de Salvaguarda exata, classe de ativos, função de segurança, Grupo de Implementação, dependências, entradas, operações, medidas, métricas e revisão processual.</w:t>
+      </w:r>
+    </w:p>
+    <w:bookmarkEnd w:id="43"/>
+    <w:bookmarkEnd w:id="44"/>
+    <w:bookmarkStart w:id="50" w:name="X76e070d17354a7fbaf7b14d1946632e2442e03e"/>
+    <w:p>
+      <w:pPr>
+        <w:pStyle w:val="Heading1"/>
+      </w:pPr>
+      <w:r>
+        <w:t xml:space="preserve">18. Controle 13 — Monitoramento e Defesa de Rede</w:t>
+      </w:r>
+    </w:p>
+    <w:p>
+      <w:pPr>
+        <w:numPr>
+          <w:ilvl w:val="0"/>
+          <w:numId w:val="1010"/>
+        </w:numPr>
+        <w:pStyle w:val="Compact"/>
+      </w:pPr>
+      <w:r>
+        <w:t xml:space="preserve">Todas as 11 Salvaguardas, significado simples, foco de verificação e evidência de exemplo.*</w:t>
       </w:r>
     </w:p>
     <w:p>
@@ -5573,850 +9072,20 @@
       <w:r>
         <w:drawing>
           <wp:inline>
-            <wp:extent cx="5334000" cy="2629639"/>
+            <wp:extent cx="5334000" cy="2776228"/>
             <wp:effectExtent b="0" l="0" r="0" t="0"/>
-            <wp:docPr descr="Contas e privilégios exigem criação aprovada, autenticação forte, revisão e revogação oportuna." title="" id="36" name="Picture"/>
+            <wp:docPr descr="Contexto centralizado, detecção sintonizada, investigação humana e resposta criam defesa útil." title="" id="46" name="Picture"/>
             <a:graphic>
               <a:graphicData uri="http://schemas.openxmlformats.org/drawingml/2006/picture">
                 <pic:pic>
                   <pic:nvPicPr>
-                    <pic:cNvPr descr="media/image6.png" id="37" name="Picture"/>
+                    <pic:cNvPr descr="media/image8.png" id="47" name="Picture"/>
                     <pic:cNvPicPr>
                       <a:picLocks noChangeArrowheads="1" noChangeAspect="1"/>
                     </pic:cNvPicPr>
                   </pic:nvPicPr>
                   <pic:blipFill>
-                    <a:blip r:embed="rId35"/>
-                    <a:stretch>
-                      <a:fillRect/>
-                    </a:stretch>
-                  </pic:blipFill>
-                  <pic:spPr bwMode="auto">
-                    <a:xfrm>
-                      <a:off x="0" y="0"/>
-                      <a:ext cx="5334000" cy="2629639"/>
-                    </a:xfrm>
-                    <a:prstGeom prst="rect">
-                      <a:avLst/>
-                    </a:prstGeom>
-                    <a:noFill/>
-                    <a:ln w="9525">
-                      <a:noFill/>
-                      <a:headEnd/>
-                      <a:tailEnd/>
-                    </a:ln>
-                  </pic:spPr>
-                </pic:pic>
-              </a:graphicData>
-            </a:graphic>
-          </wp:inline>
-        </w:drawing>
-      </w:r>
-    </w:p>
-    <w:p>
-      <w:pPr>
-        <w:pStyle w:val="ImageCaption"/>
-      </w:pPr>
-      <w:r>
-        <w:t xml:space="preserve">Contas e privilégios exigem criação aprovada, autenticação forte, revisão e revogação oportuna.</w:t>
-      </w:r>
-    </w:p>
-    <w:p>
-      <w:pPr>
-        <w:pStyle w:val="BodyText"/>
-      </w:pPr>
-      <w:r>
-        <w:t xml:space="preserve">Figura 6. Ciclo de vida de identidade e acesso</w:t>
-      </w:r>
-    </w:p>
-    <w:bookmarkStart w:id="38" w:name="Xcabd0b0a654464b8c9f73c37431732309c07dc8"/>
-    <w:p>
-      <w:pPr>
-        <w:pStyle w:val="Heading2"/>
-      </w:pPr>
-      <w:r>
-        <w:t xml:space="preserve">. ** Finalidade do controlo: ** Reforçar a empresa através da implementação e medição de salvaguardas para a gestão do controlo de acesso. □</w:t>
-      </w:r>
-    </w:p>
-    <w:bookmarkEnd w:id="38"/>
-    <w:bookmarkStart w:id="39" w:name="section"/>
-    <w:p>
-      <w:pPr>
-        <w:pStyle w:val="Heading2"/>
-      </w:pPr>
-      <w:r>
-        <w:t xml:space="preserve">* * * * * * * * * * * * * * * * * * * * * * * * * * * * * * * * * * * * * * * * * * * * * * * * * * * *</w:t>
-      </w:r>
-    </w:p>
-    <w:p>
-      <w:pPr>
-        <w:pStyle w:val="FirstParagraph"/>
-      </w:pPr>
-      <w:r>
-        <w:t xml:space="preserve">• 6.1 • Estabelecer um Processo de Concessão de Acesso • Colocar em prática um processo repetível, de propriedade ou controle técnico para estabelecer um Processo de Concessão de Acesso e, em seguida, verificar a cobertura e exceções. Confirmar escopo definido, população, propriedade, implementação, frequência, cobertura, exceções, correção e reteste. Ingressos de concessão/revoke, cobertura MFA, inventário do sistema de autenticação, funções, direitos e revisões de acesso</w:t>
-      </w:r>
-      <w:r>
-        <w:t xml:space="preserve"> </w:t>
-      </w:r>
-      <w:r>
-        <w:t xml:space="preserve">□ 6.2 □ Estabelecer um Processo de Revogação de Acesso □ Colocar um processo repetível, de propriedade ou controle técnico para estabelecer um Processo de Revogação de Acesso, em seguida, verificar a cobertura e exceções. Confirmar escopo definido, população, propriedade, implementação, frequência, cobertura, exceções, correção e reteste. Ingressos de concessão/revoke, cobertura MFA, inventário do sistema de autenticação, funções, direitos e revisões de acesso</w:t>
-      </w:r>
-      <w:r>
-        <w:t xml:space="preserve"> </w:t>
-      </w:r>
-      <w:r>
-        <w:t xml:space="preserve">□ 6.3 □ Exigir o MFA para Aplicações Expostas Externamente • Coloque em prática um processo repetível, de propriedade ou controle técnico para exigir o MFA para Aplicações Expostas Externamente e, em seguida, verifique a cobertura e exceções. Confirmar escopo definido, população, propriedade, implementação, frequência, cobertura, exceções, correção e reteste. Ingressos de concessão/revoke, cobertura MFA, inventário do sistema de autenticação, funções, direitos e revisões de acesso</w:t>
-      </w:r>
-      <w:r>
-        <w:t xml:space="preserve"> </w:t>
-      </w:r>
-      <w:r>
-        <w:t xml:space="preserve">6.4 Requer MFA para acesso remoto à rede Coloque um processo repetível, de propriedade ou controle técnico para exigir MFA para acesso remoto à rede, então verifique cobertura e exceções. Confirmar escopo definido, população, propriedade, implementação, frequência, cobertura, exceções, correção e reteste. Ingressos de concessão/revoke, cobertura MFA, inventário do sistema de autenticação, funções, direitos e revisões de acesso</w:t>
-      </w:r>
-      <w:r>
-        <w:t xml:space="preserve"> </w:t>
-      </w:r>
-      <w:r>
-        <w:t xml:space="preserve">6.5 Requer AMF para acesso administrativo Coloque um processo repetível, de propriedade ou controle técnico para exigir MFA para acesso administrativo, em seguida, verificar cobertura e exceções. Confirmar escopo definido, população, propriedade, implementação, frequência, cobertura, exceções, correção e reteste. Ingressos de concessão/revoke, cobertura MFA, inventário do sistema de autenticação, funções, direitos e revisões de acesso</w:t>
-      </w:r>
-      <w:r>
-        <w:t xml:space="preserve"> </w:t>
-      </w:r>
-      <w:r>
-        <w:t xml:space="preserve">6.6 Criar e manter um Inventário de Sistemas de Autenticação e Autorização.Põr em prática um processo repetível, de propriedade ou controle técnico para estabelecer e manter um Inventário de Sistemas de Autenticação e Autorização, em seguida, verificar a cobertura e exceções. Confirmar escopo definido, população, propriedade, implementação, frequência, cobertura, exceções, correção e reteste. Ingressos de concessão/revoke, cobertura MFA, inventário do sistema de autenticação, funções, direitos e revisões de acesso</w:t>
-      </w:r>
-      <w:r>
-        <w:t xml:space="preserve"> </w:t>
-      </w:r>
-      <w:r>
-        <w:t xml:space="preserve">6.7 Centralizar o Controle de Acesso Coloque em prática um processo repetível, de propriedade ou controle técnico para centralizar o Controle de Acesso, então verifique cobertura e exceções. Confirmar escopo definido, população, propriedade, implementação, frequência, cobertura, exceções, correção e reteste. Ingressos de concessão/revoke, cobertura MFA, inventário do sistema de autenticação, funções, direitos e revisões de acesso</w:t>
-      </w:r>
-      <w:r>
-        <w:t xml:space="preserve"> </w:t>
-      </w:r>
-      <w:r>
-        <w:t xml:space="preserve">Defina e mantenha o controle de acesso baseado em funções Coloque em prática um processo repetível, de propriedade ou controle técnico para definir e manter o controle de acesso baseado em funções, então verifique cobertura e exceções. Confirmar escopo definido, população, propriedade, implementação, frequência, cobertura, exceções, correção e reteste. Ingressos de concessão/revoke, cobertura MFA, inventário do sistema de autenticação, funções, direitos e revisões de acesso</w:t>
-      </w:r>
-    </w:p>
-    <w:p>
-      <w:pPr>
-        <w:pStyle w:val="BodyText"/>
-      </w:pPr>
-      <w:r>
-        <w:t xml:space="preserve">Use o guia oficial de Controles CIS v8.1 e Especificações de Avaliação de Controles para linguagem de Salvaguarda exata, classe de ativos, função de segurança, Grupo de Implementação, dependências, entradas, operações, medidas, métricas e revisão processual.</w:t>
-      </w:r>
-    </w:p>
-    <w:bookmarkEnd w:id="39"/>
-    <w:bookmarkEnd w:id="40"/>
-    <w:bookmarkStart w:id="45" w:name="Xc417a421edbe5d2e6b240c7d3d615c29c5a6aa2"/>
-    <w:p>
-      <w:pPr>
-        <w:pStyle w:val="Heading1"/>
-      </w:pPr>
-      <w:r>
-        <w:t xml:space="preserve">12. Controle 7 — Gestão de Vulnerabilidade Contínua</w:t>
-      </w:r>
-    </w:p>
-    <w:p>
-      <w:pPr>
-        <w:numPr>
-          <w:ilvl w:val="0"/>
-          <w:numId w:val="1009"/>
-        </w:numPr>
-        <w:pStyle w:val="Compact"/>
-      </w:pPr>
-      <w:r>
-        <w:t xml:space="preserve">Todas as 7 Salvaguardas, significado simples, foco de verificação e evidência de exemplo.*</w:t>
-      </w:r>
-    </w:p>
-    <w:p>
-      <w:pPr>
-        <w:pStyle w:val="CaptionedFigure"/>
-      </w:pPr>
-      <w:r>
-        <w:drawing>
-          <wp:inline>
-            <wp:extent cx="5334000" cy="2728121"/>
-            <wp:effectExtent b="0" l="0" r="0" t="0"/>
-            <wp:docPr descr="Complete coverage and verific remediation matter more than produting scan reports." title="" id="42" name="Picture"/>
-            <a:graphic>
-              <a:graphicData uri="http://schemas.openxmlformats.org/drawingml/2006/picture">
-                <pic:pic>
-                  <pic:nvPicPr>
-                    <pic:cNvPr descr="media/image7.png" id="43" name="Picture"/>
-                    <pic:cNvPicPr>
-                      <a:picLocks noChangeArrowheads="1" noChangeAspect="1"/>
-                    </pic:cNvPicPr>
-                  </pic:nvPicPr>
-                  <pic:blipFill>
-                    <a:blip r:embed="rId41"/>
-                    <a:stretch>
-                      <a:fillRect/>
-                    </a:stretch>
-                  </pic:blipFill>
-                  <pic:spPr bwMode="auto">
-                    <a:xfrm>
-                      <a:off x="0" y="0"/>
-                      <a:ext cx="5334000" cy="2728121"/>
-                    </a:xfrm>
-                    <a:prstGeom prst="rect">
-                      <a:avLst/>
-                    </a:prstGeom>
-                    <a:noFill/>
-                    <a:ln w="9525">
-                      <a:noFill/>
-                      <a:headEnd/>
-                      <a:tailEnd/>
-                    </a:ln>
-                  </pic:spPr>
-                </pic:pic>
-              </a:graphicData>
-            </a:graphic>
-          </wp:inline>
-        </w:drawing>
-      </w:r>
-    </w:p>
-    <w:p>
-      <w:pPr>
-        <w:pStyle w:val="ImageCaption"/>
-      </w:pPr>
-      <w:r>
-        <w:t xml:space="preserve">Complete coverage and verific remediation matter more than produting scan reports.</w:t>
-      </w:r>
-    </w:p>
-    <w:p>
-      <w:pPr>
-        <w:pStyle w:val="BodyText"/>
-      </w:pPr>
-      <w:r>
-        <w:t xml:space="preserve">Figura 7. Gestão contínua da vulnerabilidade</w:t>
-      </w:r>
-    </w:p>
-    <w:p>
-      <w:pPr>
-        <w:pStyle w:val="BodyText"/>
-      </w:pPr>
-      <w:r>
-        <w:t xml:space="preserve">. ** Finalidade do controlo: ** Fortalecer a empresa implementando e medindo salvaguardas para a gestão contínua da vulnerabilidade. □</w:t>
-      </w:r>
-      <w:r>
-        <w:t xml:space="preserve"> </w:t>
-      </w:r>
-      <w:r>
-        <w:t xml:space="preserve">□———————————————————————————————————————————————————————————-</w:t>
-      </w:r>
-    </w:p>
-    <w:bookmarkStart w:id="44" w:name="section-1"/>
-    <w:p>
-      <w:pPr>
-        <w:pStyle w:val="Heading2"/>
-      </w:pPr>
-      <w:r>
-        <w:t xml:space="preserve">* * * * * * * * * * * * * * * * * * * * * * * * * * * * * * * * * * * * * * * * * * * * * * * * * * * *</w:t>
-      </w:r>
-    </w:p>
-    <w:p>
-      <w:pPr>
-        <w:pStyle w:val="FirstParagraph"/>
-      </w:pPr>
-      <w:r>
-        <w:t xml:space="preserve">□ 7.1 □ Estabeleça e mantenha um Processo de Gestão de Vulnerabilidade □ Coloque em prática um processo repetível, de propriedade ou controle técnico para estabelecer e manter um Processo de Gestão de Vulnerabilidade, em seguida, verifique cobertura e exceções. Confirmar escopo definido, população, propriedade, implementação, frequência, cobertura, exceções, correção e reteste. Processos, feeds, cobertura de ativos, varreduras autenticadas, resultados de patch, exceções, tickets de remediação e rescans</w:t>
-      </w:r>
-      <w:r>
-        <w:t xml:space="preserve"> </w:t>
-      </w:r>
-      <w:r>
-        <w:t xml:space="preserve">• 7,2 • Estabelecer e manter um processo de remediação; • Colocar um processo repetível, de propriedade ou controle técnico para estabelecer e manter um processo de remediação; Confirmar escopo definido, população, propriedade, implementação, frequência, cobertura, exceções, correção e reteste. Processos, feeds, cobertura de ativos, varreduras autenticadas, resultados de patch, exceções, tickets de remediação e rescans</w:t>
-      </w:r>
-      <w:r>
-        <w:t xml:space="preserve"> </w:t>
-      </w:r>
-      <w:r>
-        <w:t xml:space="preserve">Realizar o gerenciamento automático do patch do sistema operacional Coloque em prática um processo repetível, de propriedade ou controle técnico para executar o gerenciamento automático do patch do sistema operacional, então verifique a cobertura e exceções. Confirmar escopo definido, população, propriedade, implementação, frequência, cobertura, exceções, correção e reteste. Processos, feeds, cobertura de ativos, varreduras autenticadas, resultados de patch, exceções, tickets de remediação e rescans</w:t>
-      </w:r>
-      <w:r>
-        <w:t xml:space="preserve"> </w:t>
-      </w:r>
-      <w:r>
-        <w:t xml:space="preserve">Realizar o gerenciamento automatizado do patch da aplicação Coloque um processo repetível, de propriedade ou controle técnico no local para executar o gerenciamento automático de patch de aplicação, em seguida, verifique a cobertura e exceções. Confirmar escopo definido, população, propriedade, implementação, frequência, cobertura, exceções, correção e reteste. Processos, feeds, cobertura de ativos, varreduras autenticadas, resultados de patch, exceções, tickets de remediação e rescans</w:t>
-      </w:r>
-      <w:r>
-        <w:t xml:space="preserve"> </w:t>
-      </w:r>
-      <w:r>
-        <w:t xml:space="preserve">Realizar verificações automáticas de vulnerabilidade de ativos internos da empresa Coloque em prática um processo repetível, de propriedade ou controle técnico para realizar varreduras de vulnerabilidade automatizada de ativos empresariais internos, então verifique cobertura e exceções. Confirmar escopo definido, população, propriedade, implementação, frequência, cobertura, exceções, correção e reteste. Processos, feeds, cobertura de ativos, varreduras autenticadas, resultados de patch, exceções, tickets de remediação e rescans</w:t>
-      </w:r>
-      <w:r>
-        <w:t xml:space="preserve"> </w:t>
-      </w:r>
-      <w:r>
-        <w:t xml:space="preserve">Realizar verificações de vulnerabilidade automatizadas de ativos empresariais externamente expostos Coloque em prática um processo repetível, de propriedade ou controle técnico para executar varreduras de vulnerabilidade automatizada de ativos corporativos externamente expostos, então verifique cobertura e exceções. Confirmar escopo definido, população, propriedade, implementação, frequência, cobertura, exceções, correção e reteste. Processos, feeds, cobertura de ativos, varreduras autenticadas, resultados de patch, exceções, tickets de remediação e rescans</w:t>
-      </w:r>
-      <w:r>
-        <w:t xml:space="preserve"> </w:t>
-      </w:r>
-      <w:r>
-        <w:t xml:space="preserve">□ 7.7 □ Remediar Vulnerabilidades Detectadas □ Coloque no lugar um processo repetível, de propriedade ou controle técnico para corrigir Vulnerabilidades Detectadas, então verifique cobertura e exceções. Confirmar escopo definido, população, propriedade, implementação, frequência, cobertura, exceções, correção e reteste. Processos, feeds, cobertura de ativos, varreduras autenticadas, resultados de patch, exceções, tickets de remediação e rescans</w:t>
-      </w:r>
-    </w:p>
-    <w:p>
-      <w:pPr>
-        <w:pStyle w:val="BodyText"/>
-      </w:pPr>
-      <w:r>
-        <w:t xml:space="preserve">Use o guia oficial de Controles CIS v8.1 e Especificações de Avaliação de Controles para linguagem de Salvaguarda exata, classe de ativos, função de segurança, Grupo de Implementação, dependências, entradas, operações, medidas, métricas e revisão processual.</w:t>
-      </w:r>
-    </w:p>
-    <w:bookmarkEnd w:id="44"/>
-    <w:bookmarkEnd w:id="45"/>
-    <w:bookmarkStart w:id="47" w:name="X5849b052f89f1dbd6d1795dfe10269d3f72715f"/>
-    <w:p>
-      <w:pPr>
-        <w:pStyle w:val="Heading1"/>
-      </w:pPr>
-      <w:r>
-        <w:t xml:space="preserve">13. Controle 8 — Gestão do Registo de Auditoria</w:t>
-      </w:r>
-    </w:p>
-    <w:p>
-      <w:pPr>
-        <w:numPr>
-          <w:ilvl w:val="0"/>
-          <w:numId w:val="1010"/>
-        </w:numPr>
-        <w:pStyle w:val="Compact"/>
-      </w:pPr>
-      <w:r>
-        <w:t xml:space="preserve">Todas as 12 Salvaguardas, significado simples, foco de verificação e evidência de exemplo.*</w:t>
-      </w:r>
-    </w:p>
-    <w:p>
-      <w:pPr>
-        <w:pStyle w:val="FirstParagraph"/>
-      </w:pPr>
-      <w:r>
-        <w:t xml:space="preserve">. ** Finalidade do controlo: ** Reforçar a empresa através da implementação e medição de salvaguardas para a gestão de registos de auditoria. □</w:t>
-      </w:r>
-      <w:r>
-        <w:t xml:space="preserve"> </w:t>
-      </w:r>
-      <w:r>
-        <w:t xml:space="preserve">□————————————————————————————————————————————————-</w:t>
-      </w:r>
-    </w:p>
-    <w:bookmarkStart w:id="46" w:name="section-2"/>
-    <w:p>
-      <w:pPr>
-        <w:pStyle w:val="Heading2"/>
-      </w:pPr>
-      <w:r>
-        <w:t xml:space="preserve">* * * * * * * * * * * * * * * * * * * * * * * * * * * * * * * * * * * * * * * * * * * * * * * * * * * *</w:t>
-      </w:r>
-    </w:p>
-    <w:p>
-      <w:pPr>
-        <w:pStyle w:val="FirstParagraph"/>
-      </w:pPr>
-      <w:r>
-        <w:t xml:space="preserve">□ 8.1 □ Estabelecer e manter um processo de gerenciamento de registro de auditoria □ Colocar em prática um processo repetível, de propriedade ou controle técnico para estabelecer e manter um processo de gerenciamento de registro de auditoria, em seguida, verificar cobertura e exceções. Confirmar escopo definido, população, propriedade, implementação, frequência, cobertura, exceções, correção e reteste. Requisitos de registro, inventário de origem, armazenamento, configurações de tempo, logs detalhados, plataforma central, comentários e retenção</w:t>
-      </w:r>
-      <w:r>
-        <w:t xml:space="preserve"> </w:t>
-      </w:r>
-      <w:r>
-        <w:t xml:space="preserve">Recolher registros de auditoria Coloque um processo repetível, de propriedade ou controle técnico no local para coletar Registros de Auditoria, em seguida, verificar a cobertura e exceções. Confirmar escopo definido, população, propriedade, implementação, frequência, cobertura, exceções, correção e reteste. Requisitos de registro, inventário de origem, armazenamento, configurações de tempo, logs detalhados, plataforma central, comentários e retenção</w:t>
-      </w:r>
-      <w:r>
-        <w:t xml:space="preserve"> </w:t>
-      </w:r>
-      <w:r>
-        <w:t xml:space="preserve">□ 8.3 □ Assegurar o armazenamento adequado do log de auditoria Coloque em prática um processo repetível, de propriedade ou controle técnico para garantir o armazenamento adequado do registro de auditoria e, em seguida, verificar a cobertura e exceções. Confirmar escopo definido, população, propriedade, implementação, frequência, cobertura, exceções, correção e reteste. Requisitos de registro, inventário de origem, armazenamento, configurações de tempo, logs detalhados, plataforma central, comentários e retenção</w:t>
-      </w:r>
-      <w:r>
-        <w:t xml:space="preserve"> </w:t>
-      </w:r>
-      <w:r>
-        <w:t xml:space="preserve">□ 8.4 □ Padronize a Sincronização do Tempo □ Coloque em prática um processo repetível, de propriedade ou controle técnico para padronizar a Sincronização do Tempo, em seguida, verifique a cobertura e exceções. Confirmar escopo definido, população, propriedade, implementação, frequência, cobertura, exceções, correção e reteste. Requisitos de registro, inventário de origem, armazenamento, configurações de tempo, logs detalhados, plataforma central, comentários e retenção</w:t>
-      </w:r>
-      <w:r>
-        <w:t xml:space="preserve"> </w:t>
-      </w:r>
-      <w:r>
-        <w:t xml:space="preserve">Recolher registros de auditoria detalhados Coloque em prática um processo repetível, de propriedade ou controle técnico para coletar registros de auditoria detalhados, em seguida, verifique a cobertura e exceções. Confirmar escopo definido, população, propriedade, implementação, frequência, cobertura, exceções, correção e reteste. Requisitos de registro, inventário de origem, armazenamento, configurações de tempo, logs detalhados, plataforma central, comentários e retenção</w:t>
-      </w:r>
-      <w:r>
-        <w:t xml:space="preserve"> </w:t>
-      </w:r>
-      <w:r>
-        <w:t xml:space="preserve">Recolher registros de auditoria do DNS Coloque um processo repetível, de propriedade ou controle técnico no local para coletar DNS Consultar Registros de Auditoria, em seguida, verificar cobertura e exceções. Confirmar escopo definido, população, propriedade, implementação, frequência, cobertura, exceções, correção e reteste. Requisitos de registro, inventário de origem, armazenamento, configurações de tempo, logs detalhados, plataforma central, comentários e retenção</w:t>
-      </w:r>
-      <w:r>
-        <w:t xml:space="preserve"> </w:t>
-      </w:r>
-      <w:r>
-        <w:t xml:space="preserve">Recolher URL Solicitar Registros de Auditoria Coloque em prática um processo repetível, de propriedade ou controle técnico para coletar URL Request Audit Logs, então verifique cobertura e exceções. Confirmar escopo definido, população, propriedade, implementação, frequência, cobertura, exceções, correção e reteste. Requisitos de registro, inventário de origem, armazenamento, configurações de tempo, logs detalhados, plataforma central, comentários e retenção</w:t>
-      </w:r>
-      <w:r>
-        <w:t xml:space="preserve"> </w:t>
-      </w:r>
-      <w:r>
-        <w:t xml:space="preserve">Recolher registros de auditoria de linha de comando Coloque um processo repetível, de propriedade ou controle técnico para coletar registros de auditoria de linha de comando, em seguida, verificar a cobertura e exceções. Confirmar escopo definido, população, propriedade, implementação, frequência, cobertura, exceções, correção e reteste. Requisitos de registro, inventário de origem, armazenamento, configurações de tempo, logs detalhados, plataforma central, comentários e retenção</w:t>
-      </w:r>
-      <w:r>
-        <w:t xml:space="preserve"> </w:t>
-      </w:r>
-      <w:r>
-        <w:t xml:space="preserve">• 8.9 □ Centralizar os Registos de Auditoria Coloque em prática um processo repetível, de propriedade ou controle técnico para centralizar os Logs de Auditoria, em seguida, verifique a cobertura e exceções. Confirmar escopo definido, população, propriedade, implementação, frequência, cobertura, exceções, correção e reteste. Requisitos de registro, inventário de origem, armazenamento, configurações de tempo, logs detalhados, plataforma central, comentários e retenção</w:t>
-      </w:r>
-      <w:r>
-        <w:t xml:space="preserve"> </w:t>
-      </w:r>
-      <w:r>
-        <w:t xml:space="preserve">* 8.10 * Manter registos de auditoria * Coloque em prática um processo repetível, de propriedade ou controle técnico para reter registros de auditoria, em seguida, verificar a cobertura e exceções. Confirmar escopo definido, população, propriedade, implementação, frequência, cobertura, exceções, correção e reteste. Requisitos de registro, inventário de origem, armazenamento, configurações de tempo, logs detalhados, plataforma central, comentários e retenção</w:t>
-      </w:r>
-      <w:r>
-        <w:t xml:space="preserve"> </w:t>
-      </w:r>
-      <w:r>
-        <w:t xml:space="preserve">• 8,11 • Realizar revisões de registos de auditoria Coloque em prática um processo repetível, de propriedade ou controle técnico para realizar Revisões de Registro de Auditoria, então verifique cobertura e exceções. Confirmar escopo definido, população, propriedade, implementação, frequência, cobertura, exceções, correção e reteste. Requisitos de registro, inventário de origem, armazenamento, configurações de tempo, logs detalhados, plataforma central, comentários e retenção</w:t>
-      </w:r>
-      <w:r>
-        <w:t xml:space="preserve"> </w:t>
-      </w:r>
-      <w:r>
-        <w:t xml:space="preserve">Recolher Registros do Provedor de Serviço Coloque em prática um processo repetível, de propriedade ou controle técnico para coletar registros de provedores de serviços, então verifique cobertura e exceções. Confirmar escopo definido, população, propriedade, implementação, frequência, cobertura, exceções, correção e reteste. Requisitos de registro, inventário de origem, armazenamento, configurações de tempo, logs detalhados, plataforma central, comentários e retenção</w:t>
-      </w:r>
-    </w:p>
-    <w:p>
-      <w:pPr>
-        <w:pStyle w:val="BodyText"/>
-      </w:pPr>
-      <w:r>
-        <w:t xml:space="preserve">Use o guia oficial de Controles CIS v8.1 e Especificações de Avaliação de Controles para linguagem de Salvaguarda exata, classe de ativos, função de segurança, Grupo de Implementação, dependências, entradas, operações, medidas, métricas e revisão processual.</w:t>
-      </w:r>
-    </w:p>
-    <w:bookmarkEnd w:id="46"/>
-    <w:bookmarkEnd w:id="47"/>
-    <w:bookmarkStart w:id="49" w:name="Xefeb98fc2df86833b12ebf88d7ca750829aa89f"/>
-    <w:p>
-      <w:pPr>
-        <w:pStyle w:val="Heading1"/>
-      </w:pPr>
-      <w:r>
-        <w:t xml:space="preserve">14. Controle 9 — Email e Proteção de Navegador Web</w:t>
-      </w:r>
-    </w:p>
-    <w:p>
-      <w:pPr>
-        <w:numPr>
-          <w:ilvl w:val="0"/>
-          <w:numId w:val="1011"/>
-        </w:numPr>
-        <w:pStyle w:val="Compact"/>
-      </w:pPr>
-      <w:r>
-        <w:t xml:space="preserve">Todas as 7 Salvaguardas, significado simples, foco de verificação e evidência de exemplo.*</w:t>
-      </w:r>
-    </w:p>
-    <w:p>
-      <w:pPr>
-        <w:pStyle w:val="FirstParagraph"/>
-      </w:pPr>
-      <w:r>
-        <w:t xml:space="preserve">. ** Finalidade do controlo: ** Fortaleça a empresa implementando e medindo salvaguardas para proteção de e-mail e navegador web. □</w:t>
-      </w:r>
-      <w:r>
-        <w:t xml:space="preserve"> </w:t>
-      </w:r>
-      <w:r>
-        <w:t xml:space="preserve">O que é que se passa?</w:t>
-      </w:r>
-    </w:p>
-    <w:bookmarkStart w:id="48" w:name="section-3"/>
-    <w:p>
-      <w:pPr>
-        <w:pStyle w:val="Heading2"/>
-      </w:pPr>
-      <w:r>
-        <w:t xml:space="preserve">* * * * * * * * * * * * * * * * * * * * * * * * * * * * * * * * * * * * * * * * * * * * * * * * * * * *</w:t>
-      </w:r>
-    </w:p>
-    <w:p>
-      <w:pPr>
-        <w:pStyle w:val="FirstParagraph"/>
-      </w:pPr>
-      <w:r>
-        <w:t xml:space="preserve">• 9.1 • Garantir o uso de apenas navegadores totalmente suportados e clientes de e-mail • Colocar um processo repetível, de propriedade ou controle técnico para garantir o uso de apenas navegadores totalmente suportados e clientes de e-mail, em seguida, verificar a cobertura e exceções. Confirmar escopo definido, população, propriedade, implementação, frequência, cobertura, exceções, correção e reteste. Lista de navegadores e e-mails, status de suporte, filtragem DNS/URL, política de extensão, controle DMARC e anexo</w:t>
-      </w:r>
-      <w:r>
-        <w:t xml:space="preserve"> </w:t>
-      </w:r>
-      <w:r>
-        <w:t xml:space="preserve">□ 9.2 □ Use os Serviços de Filtragem DNS □ Coloque em prática um processo repetível, de propriedade ou controle técnico para usar os Serviços de Filtragem DNS e, em seguida, verifique a cobertura e exceções. Confirmar escopo definido, população, propriedade, implementação, frequência, cobertura, exceções, correção e reteste. Lista de navegadores e e-mails, status de suporte, filtragem DNS/URL, política de extensão, controle DMARC e anexo</w:t>
-      </w:r>
-      <w:r>
-        <w:t xml:space="preserve"> </w:t>
-      </w:r>
-      <w:r>
-        <w:t xml:space="preserve">Manter e reforçar os filtros de URL baseados em rede Coloque um processo repetível, de propriedade ou controle técnico no local para manter e reforçar filtros de URL baseados em rede, em seguida, verifique cobertura e exceções. Confirmar escopo definido, população, propriedade, implementação, frequência, cobertura, exceções, correção e reteste. Lista de navegadores e e-mails, status de suporte, filtragem DNS/URL, política de extensão, controle DMARC e anexo</w:t>
-      </w:r>
-      <w:r>
-        <w:t xml:space="preserve"> </w:t>
-      </w:r>
-      <w:r>
-        <w:t xml:space="preserve">9.4 Restrinja Extensões Desnecessárias ou Não Autorizadas do Navegador e do Cliente de Email.Coloque em prática um processo ou controle técnico repetível, próprio para restringir Extensões Desnecessárias ou Não Autorizadas do Navegador e do Cliente de Email, então verifique cobertura e exceções. Confirmar escopo definido, população, propriedade, implementação, frequência, cobertura, exceções, correção e reteste. Lista de navegadores e e-mails, status de suporte, filtragem DNS/URL, política de extensão, controle DMARC e anexo</w:t>
-      </w:r>
-      <w:r>
-        <w:t xml:space="preserve"> </w:t>
-      </w:r>
-      <w:r>
-        <w:t xml:space="preserve">□ 9.5 □ Implementar o DMARC □ Colocar em prática um processo repetível, de propriedade ou controle técnico para implementar o DMARC, em seguida, verificar a cobertura e exceções. Confirmar escopo definido, população, propriedade, implementação, frequência, cobertura, exceções, correção e reteste. Lista de navegadores e e-mails, status de suporte, filtragem DNS/URL, política de extensão, controle DMARC e anexo</w:t>
-      </w:r>
-      <w:r>
-        <w:t xml:space="preserve"> </w:t>
-      </w:r>
-      <w:r>
-        <w:t xml:space="preserve">“!9 .. Bloquear tipos de ficheiros desnecessários Coloque um processo repetível, de propriedade ou controle técnico no local para bloquear Tipos de Arquivo Desnecessários, em seguida, verifique cobertura e exceções. Confirmar escopo definido, população, propriedade, implementação, frequência, cobertura, exceções, correção e reteste. Lista de navegadores e e-mails, status de suporte, filtragem DNS/URL, política de extensão, controle DMARC e anexo</w:t>
-      </w:r>
-      <w:r>
-        <w:t xml:space="preserve"> </w:t>
-      </w:r>
-      <w:r>
-        <w:t xml:space="preserve">□ 9.7 □ Implantar e manter as proteções anti-Malware do servidor de e-mail Coloque em prática um processo repetível, de propriedade ou controle técnico para implantar e manter as proteções anti-Malware do servidor de e-mail, em seguida, verifique a cobertura e exceções. Confirmar escopo definido, população, propriedade, implementação, frequência, cobertura, exceções, correção e reteste. Lista de navegadores e e-mails, status de suporte, filtragem DNS/URL, política de extensão, controle DMARC e anexo</w:t>
-      </w:r>
-    </w:p>
-    <w:p>
-      <w:pPr>
-        <w:pStyle w:val="BodyText"/>
-      </w:pPr>
-      <w:r>
-        <w:t xml:space="preserve">Use o guia oficial de Controles CIS v8.1 e Especificações de Avaliação de Controles para linguagem de Salvaguarda exata, classe de ativos, função de segurança, Grupo de Implementação, dependências, entradas, operações, medidas, métricas e revisão processual.</w:t>
-      </w:r>
-    </w:p>
-    <w:bookmarkEnd w:id="48"/>
-    <w:bookmarkEnd w:id="49"/>
-    <w:bookmarkStart w:id="52" w:name="controle-10-defesas-de-malware"/>
-    <w:p>
-      <w:pPr>
-        <w:pStyle w:val="Heading1"/>
-      </w:pPr>
-      <w:r>
-        <w:t xml:space="preserve">15. Controle 10 — Defesas de Malware</w:t>
-      </w:r>
-    </w:p>
-    <w:p>
-      <w:pPr>
-        <w:numPr>
-          <w:ilvl w:val="0"/>
-          <w:numId w:val="1012"/>
-        </w:numPr>
-        <w:pStyle w:val="Compact"/>
-      </w:pPr>
-      <w:r>
-        <w:t xml:space="preserve">Todas as 7 Salvaguardas, significado simples, foco de verificação e evidência de exemplo.*</w:t>
-      </w:r>
-    </w:p>
-    <w:bookmarkStart w:id="50" w:name="X31cb3c27ed506a61c5b7a87832510fc038b08f1"/>
-    <w:p>
-      <w:pPr>
-        <w:pStyle w:val="Heading2"/>
-      </w:pPr>
-      <w:r>
-        <w:t xml:space="preserve">. ** Finalidade do controlo: ** Fortaleça a empresa implementando e medindo salvaguardas para defesas de malware. □</w:t>
-      </w:r>
-    </w:p>
-    <w:bookmarkEnd w:id="50"/>
-    <w:bookmarkStart w:id="51" w:name="section-4"/>
-    <w:p>
-      <w:pPr>
-        <w:pStyle w:val="Heading2"/>
-      </w:pPr>
-      <w:r>
-        <w:t xml:space="preserve">* * * * * * * * * * * * * * * * * * * * * * * * * * * * * * * * * * * * * * * * * * * * * * * * * * * *</w:t>
-      </w:r>
-    </w:p>
-    <w:p>
-      <w:pPr>
-        <w:pStyle w:val="FirstParagraph"/>
-      </w:pPr>
-      <w:r>
-        <w:t xml:space="preserve">□ 10.1 □ Implantar e manter o software anti-Malware Coloque um processo repetível, de propriedade ou controle técnico no local para implantar e manter o software Anti-Malware, em seguida, verifique a cobertura e exceções. Confirmar escopo definido, população, propriedade, implementação, frequência, cobertura, exceções, correção e reteste. cobertura de endpoint , configuração anti-malware, atualizações, controles de mídia removível, alertas de comportamento e tickets de resposta .</w:t>
-      </w:r>
-      <w:r>
-        <w:t xml:space="preserve"> </w:t>
-      </w:r>
-      <w:r>
-        <w:t xml:space="preserve">□ 10.2 □ Configurar atualizações automáticas de assinatura anti-Malware Coloque em prática um processo repetível, de propriedade ou controle técnico para configurar Atualizações de Assinatura Automáticas Anti-Malware, então verifique cobertura e exceções. Confirmar escopo definido, população, propriedade, implementação, frequência, cobertura, exceções, correção e reteste. cobertura de endpoint , configuração anti-malware, atualizações, controles de mídia removível, alertas de comportamento e tickets de resposta .</w:t>
-      </w:r>
-      <w:r>
-        <w:t xml:space="preserve"> </w:t>
-      </w:r>
-      <w:r>
-        <w:t xml:space="preserve">□ 10.3 □ Desativar Autorun e Autoplay para mídia removível □ Coloque no lugar um processo repetível, de propriedade ou controle técnico para desativar Autorun e Autoplay para mídia removível, então verifique cobertura e exceções. Confirmar escopo definido, população, propriedade, implementação, frequência, cobertura, exceções, correção e reteste. cobertura de endpoint , configuração anti-malware, atualizações, controles de mídia removível, alertas de comportamento e tickets de resposta .</w:t>
-      </w:r>
-      <w:r>
-        <w:t xml:space="preserve"> </w:t>
-      </w:r>
-      <w:r>
-        <w:t xml:space="preserve">Configura a verificação automática anti-Malware de mídia removível Coloque em prática um processo repetível, de propriedade ou controle técnico para configurar a Digitalização Automática Anti-Malware de Mídia Removível, em seguida, verifique a cobertura e exceções. Confirmar escopo definido, população, propriedade, implementação, frequência, cobertura, exceções, correção e reteste. cobertura de endpoint , configuração anti-malware, atualizações, controles de mídia removível, alertas de comportamento e tickets de resposta .</w:t>
-      </w:r>
-      <w:r>
-        <w:t xml:space="preserve"> </w:t>
-      </w:r>
-      <w:r>
-        <w:t xml:space="preserve">Ativar recursos anti-exploração Coloque em prática um processo repetível, de propriedade ou controle técnico para permitir o Anti-exploração Características, em seguida, verificar a cobertura e exceções. Confirmar escopo definido, população, propriedade, implementação, frequência, cobertura, exceções, correção e reteste. cobertura de endpoint , configuração anti-malware, atualizações, controles de mídia removível, alertas de comportamento e tickets de resposta .</w:t>
-      </w:r>
-      <w:r>
-        <w:t xml:space="preserve"> </w:t>
-      </w:r>
-      <w:r>
-        <w:t xml:space="preserve">Gerenciar o software anti-Malware centralmente Coloque um processo repetível, de propriedade ou controle técnico no local para gerenciar centralmente o Software Anti-Malware, então verifique a cobertura e exceções. Confirmar escopo definido, população, propriedade, implementação, frequência, cobertura, exceções, correção e reteste. cobertura de endpoint , configuração anti-malware, atualizações, controles de mídia removível, alertas de comportamento e tickets de resposta .</w:t>
-      </w:r>
-      <w:r>
-        <w:t xml:space="preserve"> </w:t>
-      </w:r>
-      <w:r>
-        <w:t xml:space="preserve">Use o software anti-Malware baseado em comportamento Coloque um processo repetível, de propriedade ou controle técnico no local para usar Behavior-Based Anti-Malware Software, em seguida, verifique cobertura e exceções. Confirmar escopo definido, população, propriedade, implementação, frequência, cobertura, exceções, correção e reteste. cobertura de endpoint , configuração anti-malware, atualizações, controles de mídia removível, alertas de comportamento e tickets de resposta .</w:t>
-      </w:r>
-    </w:p>
-    <w:p>
-      <w:pPr>
-        <w:pStyle w:val="BodyText"/>
-      </w:pPr>
-      <w:r>
-        <w:t xml:space="preserve">Use o guia oficial de Controles CIS v8.1 e Especificações de Avaliação de Controles para linguagem de Salvaguarda exata, classe de ativos, função de segurança, Grupo de Implementação, dependências, entradas, operações, medidas, métricas e revisão processual.</w:t>
-      </w:r>
-    </w:p>
-    <w:bookmarkEnd w:id="51"/>
-    <w:bookmarkEnd w:id="52"/>
-    <w:bookmarkStart w:id="55" w:name="controle-11-recuperação-de-dados"/>
-    <w:p>
-      <w:pPr>
-        <w:pStyle w:val="Heading1"/>
-      </w:pPr>
-      <w:r>
-        <w:t xml:space="preserve">16. Controle 11 — Recuperação de dados</w:t>
-      </w:r>
-    </w:p>
-    <w:p>
-      <w:pPr>
-        <w:numPr>
-          <w:ilvl w:val="0"/>
-          <w:numId w:val="1013"/>
-        </w:numPr>
-        <w:pStyle w:val="Compact"/>
-      </w:pPr>
-      <w:r>
-        <w:t xml:space="preserve">Todas as 5 Salvaguardas, significado simples, foco de verificação e evidência de exemplo.*</w:t>
-      </w:r>
-    </w:p>
-    <w:bookmarkStart w:id="53" w:name="X015b0bcfd91b54beae9ac352c972dc96fc365b8"/>
-    <w:p>
-      <w:pPr>
-        <w:pStyle w:val="Heading2"/>
-      </w:pPr>
-      <w:r>
-        <w:t xml:space="preserve">. ** Finalidade do controlo: ** Reforçar a empresa através da implementação e medição de salvaguardas para a recuperação de dados. □</w:t>
-      </w:r>
-    </w:p>
-    <w:bookmarkEnd w:id="53"/>
-    <w:bookmarkStart w:id="54" w:name="section-5"/>
-    <w:p>
-      <w:pPr>
-        <w:pStyle w:val="Heading2"/>
-      </w:pPr>
-      <w:r>
-        <w:t xml:space="preserve">* * * * * * * * * * * * * * * * * * * * * * * * * * * * * * * * * * * * * * * * * * * * * * * * * * * *</w:t>
-      </w:r>
-    </w:p>
-    <w:p>
-      <w:pPr>
-        <w:pStyle w:val="FirstParagraph"/>
-      </w:pPr>
-      <w:r>
-        <w:t xml:space="preserve">.11.1 .. Estabelecer e manter um processo de recuperação de dados .. Coloque um processo repetível, de propriedade ou controle técnico no lugar para estabelecer e manter um processo de recuperação de dados, em seguida, verificar a cobertura e exceções. Confirmar escopo definido, população, propriedade, implementação, frequência, cobertura, exceções, correção e reteste. Plano de recuperação, cobertura de backup, cópias protegidas e isoladas, restaurar testes, resultados, lacunas e retestes</w:t>
-      </w:r>
-      <w:r>
-        <w:t xml:space="preserve"> </w:t>
-      </w:r>
-      <w:r>
-        <w:t xml:space="preserve">Realizar backups automatizados Coloque um processo repetível, de propriedade ou controle técnico no local para executar backups automatizados, em seguida, verifique cobertura e exceções. Confirmar escopo definido, população, propriedade, implementação, frequência, cobertura, exceções, correção e reteste. Plano de recuperação, cobertura de backup, cópias protegidas e isoladas, restaurar testes, resultados, lacunas e retestes</w:t>
-      </w:r>
-      <w:r>
-        <w:t xml:space="preserve"> </w:t>
-      </w:r>
-      <w:r>
-        <w:t xml:space="preserve">Proteger Dados de Recuperação Coloque um processo repetível, de propriedade ou controle técnico no local para proteger dados de recuperação, em seguida, verificar a cobertura e exceções. Confirmar escopo definido, população, propriedade, implementação, frequência, cobertura, exceções, correção e reteste. Plano de recuperação, cobertura de backup, cópias protegidas e isoladas, restaurar testes, resultados, lacunas e retestes</w:t>
-      </w:r>
-      <w:r>
-        <w:t xml:space="preserve"> </w:t>
-      </w:r>
-      <w:r>
-        <w:t xml:space="preserve">11.4 Estabelecer e manter uma instância isolada de dados de recuperação , colocar um processo repetível, de propriedade ou controle técnico no local para estabelecer e manter uma instância isolada de dados de recuperação, em seguida, verificar a cobertura e exceções. Confirmar escopo definido, população, propriedade, implementação, frequência, cobertura, exceções, correção e reteste. Plano de recuperação, cobertura de backup, cópias protegidas e isoladas, restaurar testes, resultados, lacunas e retestes</w:t>
-      </w:r>
-      <w:r>
-        <w:t xml:space="preserve"> </w:t>
-      </w:r>
-      <w:r>
-        <w:t xml:space="preserve">.11.5 .. Testar Recuperação de Dados .. Coloque um processo repetível, de propriedade ou controle técnico no lugar para testar a recuperação de dados, em seguida, verificar a cobertura e exceções. Confirmar escopo definido, população, propriedade, implementação, frequência, cobertura, exceções, correção e reteste. Plano de recuperação, cobertura de backup, cópias protegidas e isoladas, restaurar testes, resultados, lacunas e retestes</w:t>
-      </w:r>
-    </w:p>
-    <w:p>
-      <w:pPr>
-        <w:pStyle w:val="BodyText"/>
-      </w:pPr>
-      <w:r>
-        <w:t xml:space="preserve">Use o guia oficial de Controles CIS v8.1 e Especificações de Avaliação de Controles para linguagem de Salvaguarda exata, classe de ativos, função de segurança, Grupo de Implementação, dependências, entradas, operações, medidas, métricas e revisão processual.</w:t>
-      </w:r>
-    </w:p>
-    <w:bookmarkEnd w:id="54"/>
-    <w:bookmarkEnd w:id="55"/>
-    <w:bookmarkStart w:id="57" w:name="X1d5309c9ab119912d099fb58d981b232220432a"/>
-    <w:p>
-      <w:pPr>
-        <w:pStyle w:val="Heading1"/>
-      </w:pPr>
-      <w:r>
-        <w:t xml:space="preserve">17. Controle 12 — Gestão de Infraestruturas de Rede</w:t>
-      </w:r>
-    </w:p>
-    <w:p>
-      <w:pPr>
-        <w:numPr>
-          <w:ilvl w:val="0"/>
-          <w:numId w:val="1014"/>
-        </w:numPr>
-        <w:pStyle w:val="Compact"/>
-      </w:pPr>
-      <w:r>
-        <w:t xml:space="preserve">Todas as 8 Salvaguardas, significado simples, foco de verificação e evidência de exemplo.*</w:t>
-      </w:r>
-    </w:p>
-    <w:p>
-      <w:pPr>
-        <w:pStyle w:val="FirstParagraph"/>
-      </w:pPr>
-      <w:r>
-        <w:t xml:space="preserve">. ** Finalidade do controlo: ** Reforçar a empresa através da implementação e medição de salvaguardas para a gestão das infra-estruturas de rede. □</w:t>
-      </w:r>
-      <w:r>
-        <w:t xml:space="preserve"> </w:t>
-      </w:r>
-      <w:r>
-        <w:t xml:space="preserve">O que é que se passa?</w:t>
-      </w:r>
-    </w:p>
-    <w:bookmarkStart w:id="56" w:name="section-6"/>
-    <w:p>
-      <w:pPr>
-        <w:pStyle w:val="Heading2"/>
-      </w:pPr>
-      <w:r>
-        <w:t xml:space="preserve">* * * * * * * * * * * * * * * * * * * * * * * * * * * * * * * * * * * * * * * * * * * * * * * * * * * *</w:t>
-      </w:r>
-    </w:p>
-    <w:p>
-      <w:pPr>
-        <w:pStyle w:val="FirstParagraph"/>
-      </w:pPr>
-      <w:r>
-        <w:t xml:space="preserve">• 12.1 • Garantir que a infra-estrutura de rede está atualizada Coloque em prática um processo repetível, de propriedade ou controle técnico para garantir que a Infraestrutura de Rede está atualizada, então verifique cobertura e exceções. Confirmar escopo definido, população, propriedade, implementação, frequência, cobertura, exceções, correção e reteste. Inventário de rede, versões, arquitetura, diagramas, caminhos de administração, AAA, protocolos seguros, estações de trabalho VPN e admin</w:t>
-      </w:r>
-      <w:r>
-        <w:t xml:space="preserve"> </w:t>
-      </w:r>
-      <w:r>
-        <w:t xml:space="preserve">.12.2 Estabelecer e manter uma arquitetura segura de rede .. Coloque em prática um processo repetível, de propriedade ou controle técnico para estabelecer e manter uma arquitetura segura de rede, em seguida, verificar cobertura e exceções. Confirmar escopo definido, população, propriedade, implementação, frequência, cobertura, exceções, correção e reteste. Inventário de rede, versões, arquitetura, diagramas, caminhos de administração, AAA, protocolos seguros, estações de trabalho VPN e admin</w:t>
-      </w:r>
-      <w:r>
-        <w:t xml:space="preserve"> </w:t>
-      </w:r>
-      <w:r>
-        <w:t xml:space="preserve">Gestão segura da infra-estrutura de rede Coloque em prática um processo repetível, de propriedade ou controle técnico para gerenciar com segurança a infraestrutura de rede, então verifique a cobertura e exceções. Confirmar escopo definido, população, propriedade, implementação, frequência, cobertura, exceções, correção e reteste. Inventário de rede, versões, arquitetura, diagramas, caminhos de administração, AAA, protocolos seguros, estações de trabalho VPN e admin</w:t>
-      </w:r>
-      <w:r>
-        <w:t xml:space="preserve"> </w:t>
-      </w:r>
-      <w:r>
-        <w:t xml:space="preserve">.12.4 . Estabeleça e mantenha os Diagramas de Arquitetura . Coloque em prática um processo repetível, de propriedade ou controle técnico para estabelecer e manter os Diagramas de Arquitetura, então verifique a cobertura e exceções. Confirmar escopo definido, população, propriedade, implementação, frequência, cobertura, exceções, correção e reteste. Inventário de rede, versões, arquitetura, diagramas, caminhos de administração, AAA, protocolos seguros, estações de trabalho VPN e admin</w:t>
-      </w:r>
-      <w:r>
-        <w:t xml:space="preserve"> </w:t>
-      </w:r>
-      <w:r>
-        <w:t xml:space="preserve">Autenticação, Autorização e Auditoria de Redes Centralize a Autenticação, a Autorização e a Auditoria de Redes Coloque em prática um processo repetível, de propriedade ou controle técnico para centralizar a Autenticação, a Autorização e a Auditoria de Redes e, em seguida, verifique a cobertura e exceções. Confirmar escopo definido, população, propriedade, implementação, frequência, cobertura, exceções, correção e reteste. Inventário de rede, versões, arquitetura, diagramas, caminhos de administração, AAA, protocolos seguros, estações de trabalho VPN e admin</w:t>
-      </w:r>
-      <w:r>
-        <w:t xml:space="preserve"> </w:t>
-      </w:r>
-      <w:r>
-        <w:t xml:space="preserve">Utilização de protocolos seguros de gestão e comunicação de rede Coloque em prática um processo repetível, de propriedade ou controle técnico para usar os Protocolos de Gestão e Comunicação de Rede Segura e, em seguida, verifique a cobertura e exceções. Confirmar escopo definido, população, propriedade, implementação, frequência, cobertura, exceções, correção e reteste. Inventário de rede, versões, arquitetura, diagramas, caminhos de administração, AAA, protocolos seguros, estações de trabalho VPN e admin</w:t>
-      </w:r>
-      <w:r>
-        <w:t xml:space="preserve"> </w:t>
-      </w:r>
-      <w:r>
-        <w:t xml:space="preserve">□ 12.7 □ Garantir Dispositivos Remotos Use uma VPN e Enterprise AAA □ Coloque em prática um processo repetível, de propriedade ou controle técnico para garantir Dispositivos Remotos Use uma VPN e Enterprise AAA, então verifique cobertura e exceções. Confirmar escopo definido, população, propriedade, implementação, frequência, cobertura, exceções, correção e reteste. Inventário de rede, versões, arquitetura, diagramas, caminhos de administração, AAA, protocolos seguros, estações de trabalho VPN e admin</w:t>
-      </w:r>
-      <w:r>
-        <w:t xml:space="preserve"> </w:t>
-      </w:r>
-      <w:r>
-        <w:t xml:space="preserve">Manter recursos de computação dedicados para o trabalho administrativo Coloque em prática um processo repetível, de propriedade ou controle técnico para manter recursos de computação dedicados para o trabalho administrativo, em seguida, verificar a cobertura e exceções. Confirmar escopo definido, população, propriedade, implementação, frequência, cobertura, exceções, correção e reteste. Inventário de rede, versões, arquitetura, diagramas, caminhos de administração, AAA, protocolos seguros, estações de trabalho VPN e admin</w:t>
-      </w:r>
-    </w:p>
-    <w:p>
-      <w:pPr>
-        <w:pStyle w:val="BodyText"/>
-      </w:pPr>
-      <w:r>
-        <w:t xml:space="preserve">Use o guia oficial de Controles CIS v8.1 e Especificações de Avaliação de Controles para linguagem de Salvaguarda exata, classe de ativos, função de segurança, Grupo de Implementação, dependências, entradas, operações, medidas, métricas e revisão processual.</w:t>
-      </w:r>
-    </w:p>
-    <w:bookmarkEnd w:id="56"/>
-    <w:bookmarkEnd w:id="57"/>
-    <w:bookmarkStart w:id="63" w:name="X76e070d17354a7fbaf7b14d1946632e2442e03e"/>
-    <w:p>
-      <w:pPr>
-        <w:pStyle w:val="Heading1"/>
-      </w:pPr>
-      <w:r>
-        <w:t xml:space="preserve">18. Controle 13 — Monitoramento e Defesa de Rede</w:t>
-      </w:r>
-    </w:p>
-    <w:p>
-      <w:pPr>
-        <w:numPr>
-          <w:ilvl w:val="0"/>
-          <w:numId w:val="1015"/>
-        </w:numPr>
-        <w:pStyle w:val="Compact"/>
-      </w:pPr>
-      <w:r>
-        <w:t xml:space="preserve">Todas as 11 Salvaguardas, significado simples, foco de verificação e evidência de exemplo.*</w:t>
-      </w:r>
-    </w:p>
-    <w:p>
-      <w:pPr>
-        <w:pStyle w:val="CaptionedFigure"/>
-      </w:pPr>
-      <w:r>
-        <w:drawing>
-          <wp:inline>
-            <wp:extent cx="5334000" cy="2776228"/>
-            <wp:effectExtent b="0" l="0" r="0" t="0"/>
-            <wp:docPr descr="Contexto centralizado, detecção sintonizada, investigação humana e resposta criam defesa útil." title="" id="59" name="Picture"/>
-            <a:graphic>
-              <a:graphicData uri="http://schemas.openxmlformats.org/drawingml/2006/picture">
-                <pic:pic>
-                  <pic:nvPicPr>
-                    <pic:cNvPr descr="media/image8.png" id="60" name="Picture"/>
-                    <pic:cNvPicPr>
-                      <a:picLocks noChangeArrowheads="1" noChangeAspect="1"/>
-                    </pic:cNvPicPr>
-                  </pic:nvPicPr>
-                  <pic:blipFill>
-                    <a:blip r:embed="rId58"/>
+                    <a:blip r:embed="rId45"/>
                     <a:stretch>
                       <a:fillRect/>
                     </a:stretch>
@@ -6459,7 +9128,7 @@
         <w:t xml:space="preserve">Figura 8. Fluxo de trabalho de monitorização à resposta</w:t>
       </w:r>
     </w:p>
-    <w:bookmarkStart w:id="61" w:name="X22f40d2393e260a55234d876d291e3404ab7edf"/>
+    <w:bookmarkStart w:id="48" w:name="X22f40d2393e260a55234d876d291e3404ab7edf"/>
     <w:p>
       <w:pPr>
         <w:pStyle w:val="Heading2"/>
@@ -6468,8 +9137,8 @@
         <w:t xml:space="preserve">. ** Finalidade do controlo: ** Fortalecer a empresa implementando e medindo salvaguardas para monitoramento e defesa da rede. □</w:t>
       </w:r>
     </w:p>
-    <w:bookmarkEnd w:id="61"/>
-    <w:bookmarkStart w:id="62" w:name="section-7"/>
+    <w:bookmarkEnd w:id="48"/>
+    <w:bookmarkStart w:id="49" w:name="section-2"/>
     <w:p>
       <w:pPr>
         <w:pStyle w:val="Heading2"/>
@@ -6554,9 +9223,9 @@
         <w:t xml:space="preserve">Use o guia oficial de Controles CIS v8.1 e Especificações de Avaliação de Controles para linguagem de Salvaguarda exata, classe de ativos, função de segurança, Grupo de Implementação, dependências, entradas, operações, medidas, métricas e revisão processual.</w:t>
       </w:r>
     </w:p>
-    <w:bookmarkEnd w:id="62"/>
-    <w:bookmarkEnd w:id="63"/>
-    <w:bookmarkStart w:id="65" w:name="X81d6d7f1ac6530f3beb43689d4d7b8360b58626"/>
+    <w:bookmarkEnd w:id="49"/>
+    <w:bookmarkEnd w:id="50"/>
+    <w:bookmarkStart w:id="52" w:name="X81d6d7f1ac6530f3beb43689d4d7b8360b58626"/>
     <w:p>
       <w:pPr>
         <w:pStyle w:val="Heading1"/>
@@ -6569,7 +9238,7 @@
       <w:pPr>
         <w:numPr>
           <w:ilvl w:val="0"/>
-          <w:numId w:val="1016"/>
+          <w:numId w:val="1011"/>
         </w:numPr>
         <w:pStyle w:val="Compact"/>
       </w:pPr>
@@ -6591,7 +9260,7 @@
         <w:t xml:space="preserve">□—————————————————————————————————————————————————————————————————————–</w:t>
       </w:r>
     </w:p>
-    <w:bookmarkStart w:id="64" w:name="section-8"/>
+    <w:bookmarkStart w:id="51" w:name="section-3"/>
     <w:p>
       <w:pPr>
         <w:pStyle w:val="Heading2"/>
@@ -6664,9 +9333,9 @@
         <w:t xml:space="preserve">Use o guia oficial de Controles CIS v8.1 e Especificações de Avaliação de Controles para linguagem de Salvaguarda exata, classe de ativos, função de segurança, Grupo de Implementação, dependências, entradas, operações, medidas, métricas e revisão processual.</w:t>
       </w:r>
     </w:p>
-    <w:bookmarkEnd w:id="64"/>
-    <w:bookmarkEnd w:id="65"/>
-    <w:bookmarkStart w:id="68" w:name="Xd49ca9d8e48ed88f948967f818255b91d398ae1"/>
+    <w:bookmarkEnd w:id="51"/>
+    <w:bookmarkEnd w:id="52"/>
+    <w:bookmarkStart w:id="55" w:name="Xd49ca9d8e48ed88f948967f818255b91d398ae1"/>
     <w:p>
       <w:pPr>
         <w:pStyle w:val="Heading1"/>
@@ -6679,7 +9348,7 @@
       <w:pPr>
         <w:numPr>
           <w:ilvl w:val="0"/>
-          <w:numId w:val="1017"/>
+          <w:numId w:val="1012"/>
         </w:numPr>
         <w:pStyle w:val="Compact"/>
       </w:pPr>
@@ -6687,7 +9356,7 @@
         <w:t xml:space="preserve">Todas as 7 Salvaguardas, significado simples, foco de verificação e evidência de exemplo.*</w:t>
       </w:r>
     </w:p>
-    <w:bookmarkStart w:id="66" w:name="X5f013bca2048707228eec070712629866b16068"/>
+    <w:bookmarkStart w:id="53" w:name="X5f013bca2048707228eec070712629866b16068"/>
     <w:p>
       <w:pPr>
         <w:pStyle w:val="Heading2"/>
@@ -6696,8 +9365,8 @@
         <w:t xml:space="preserve">. ** Finalidade do controlo: ** Reforçar a empresa através da implementação e medição de salvaguardas para a gestão dos prestadores de serviços. □</w:t>
       </w:r>
     </w:p>
-    <w:bookmarkEnd w:id="66"/>
-    <w:bookmarkStart w:id="67" w:name="section-9"/>
+    <w:bookmarkEnd w:id="53"/>
+    <w:bookmarkStart w:id="54" w:name="section-4"/>
     <w:p>
       <w:pPr>
         <w:pStyle w:val="Heading2"/>
@@ -6758,9 +9427,9 @@
         <w:t xml:space="preserve">Use o guia oficial de Controles CIS v8.1 e Especificações de Avaliação de Controles para linguagem de Salvaguarda exata, classe de ativos, função de segurança, Grupo de Implementação, dependências, entradas, operações, medidas, métricas e revisão processual.</w:t>
       </w:r>
     </w:p>
-    <w:bookmarkEnd w:id="67"/>
-    <w:bookmarkEnd w:id="68"/>
-    <w:bookmarkStart w:id="71" w:name="X462f3600ff91c676cd671f9a1a14212099b1516"/>
+    <w:bookmarkEnd w:id="54"/>
+    <w:bookmarkEnd w:id="55"/>
+    <w:bookmarkStart w:id="58" w:name="X462f3600ff91c676cd671f9a1a14212099b1516"/>
     <w:p>
       <w:pPr>
         <w:pStyle w:val="Heading1"/>
@@ -6773,7 +9442,7 @@
       <w:pPr>
         <w:numPr>
           <w:ilvl w:val="0"/>
-          <w:numId w:val="1018"/>
+          <w:numId w:val="1013"/>
         </w:numPr>
         <w:pStyle w:val="Compact"/>
       </w:pPr>
@@ -6781,7 +9450,7 @@
         <w:t xml:space="preserve">Todas as 14 Salvaguardas, significado simples, foco de verificação e evidência de exemplo.*</w:t>
       </w:r>
     </w:p>
-    <w:bookmarkStart w:id="69" w:name="Xb7560af9d2f4820a82522d131c5cd8c21e87fde"/>
+    <w:bookmarkStart w:id="56" w:name="Xb7560af9d2f4820a82522d131c5cd8c21e87fde"/>
     <w:p>
       <w:pPr>
         <w:pStyle w:val="Heading2"/>
@@ -6790,8 +9459,8 @@
         <w:t xml:space="preserve">. ** Finalidade do controlo: ** Fortaleça a empresa implementando e medindo salvaguardas para segurança de software de aplicação. □</w:t>
       </w:r>
     </w:p>
-    <w:bookmarkEnd w:id="69"/>
-    <w:bookmarkStart w:id="70" w:name="section-10"/>
+    <w:bookmarkEnd w:id="56"/>
+    <w:bookmarkStart w:id="57" w:name="section-5"/>
     <w:p>
       <w:pPr>
         <w:pStyle w:val="Heading2"/>
@@ -6894,9 +9563,9 @@
         <w:t xml:space="preserve">Use o guia oficial de Controles CIS v8.1 e Especificações de Avaliação de Controles para linguagem de Salvaguarda exata, classe de ativos, função de segurança, Grupo de Implementação, dependências, entradas, operações, medidas, métricas e revisão processual.</w:t>
       </w:r>
     </w:p>
-    <w:bookmarkEnd w:id="70"/>
-    <w:bookmarkEnd w:id="71"/>
-    <w:bookmarkStart w:id="77" w:name="X27cfe67134368280dae13341561ec0ab8773f97"/>
+    <w:bookmarkEnd w:id="57"/>
+    <w:bookmarkEnd w:id="58"/>
+    <w:bookmarkStart w:id="64" w:name="X27cfe67134368280dae13341561ec0ab8773f97"/>
     <w:p>
       <w:pPr>
         <w:pStyle w:val="Heading1"/>
@@ -6909,7 +9578,7 @@
       <w:pPr>
         <w:numPr>
           <w:ilvl w:val="0"/>
-          <w:numId w:val="1019"/>
+          <w:numId w:val="1014"/>
         </w:numPr>
         <w:pStyle w:val="Compact"/>
       </w:pPr>
@@ -6926,18 +9595,18 @@
           <wp:inline>
             <wp:extent cx="5334000" cy="2711450"/>
             <wp:effectExtent b="0" l="0" r="0" t="0"/>
-            <wp:docPr descr="Preparados papéis, relatórios, comunicação, exercícios e comentários reduzem o impacto incidente." title="" id="73" name="Picture"/>
+            <wp:docPr descr="Preparados papéis, relatórios, comunicação, exercícios e comentários reduzem o impacto incidente." title="" id="60" name="Picture"/>
             <a:graphic>
               <a:graphicData uri="http://schemas.openxmlformats.org/drawingml/2006/picture">
                 <pic:pic>
                   <pic:nvPicPr>
-                    <pic:cNvPr descr="media/image9.png" id="74" name="Picture"/>
+                    <pic:cNvPr descr="media/image9.png" id="61" name="Picture"/>
                     <pic:cNvPicPr>
                       <a:picLocks noChangeArrowheads="1" noChangeAspect="1"/>
                     </pic:cNvPicPr>
                   </pic:nvPicPr>
                   <pic:blipFill>
-                    <a:blip r:embed="rId72"/>
+                    <a:blip r:embed="rId59"/>
                     <a:stretch>
                       <a:fillRect/>
                     </a:stretch>
@@ -6980,7 +9649,7 @@
         <w:t xml:space="preserve">Figura 9. Disponibilidade para resposta ao incidente</w:t>
       </w:r>
     </w:p>
-    <w:bookmarkStart w:id="75" w:name="Xeb4c58f7274f8cbcfdddfb393279b429f14d52c"/>
+    <w:bookmarkStart w:id="62" w:name="Xeb4c58f7274f8cbcfdddfb393279b429f14d52c"/>
     <w:p>
       <w:pPr>
         <w:pStyle w:val="Heading2"/>
@@ -6989,8 +9658,8 @@
         <w:t xml:space="preserve">. ** Finalidade do controlo: ** Reforçar a empresa através da implementação e medição de salvaguardas para a gestão da resposta a incidentes. □</w:t>
       </w:r>
     </w:p>
-    <w:bookmarkEnd w:id="75"/>
-    <w:bookmarkStart w:id="76" w:name="section-11"/>
+    <w:bookmarkEnd w:id="62"/>
+    <w:bookmarkStart w:id="63" w:name="section-6"/>
     <w:p>
       <w:pPr>
         <w:pStyle w:val="Heading2"/>
@@ -7063,9 +9732,9 @@
         <w:t xml:space="preserve">Use o guia oficial de Controles CIS v8.1 e Especificações de Avaliação de Controles para linguagem de Salvaguarda exata, classe de ativos, função de segurança, Grupo de Implementação, dependências, entradas, operações, medidas, métricas e revisão processual.</w:t>
       </w:r>
     </w:p>
-    <w:bookmarkEnd w:id="76"/>
-    <w:bookmarkEnd w:id="77"/>
-    <w:bookmarkStart w:id="79" w:name="controle-18-testes-de-penetração"/>
+    <w:bookmarkEnd w:id="63"/>
+    <w:bookmarkEnd w:id="64"/>
+    <w:bookmarkStart w:id="66" w:name="controle-18-testes-de-penetração"/>
     <w:p>
       <w:pPr>
         <w:pStyle w:val="Heading1"/>
@@ -7078,7 +9747,7 @@
       <w:pPr>
         <w:numPr>
           <w:ilvl w:val="0"/>
-          <w:numId w:val="1020"/>
+          <w:numId w:val="1015"/>
         </w:numPr>
         <w:pStyle w:val="Compact"/>
       </w:pPr>
@@ -7100,7 +9769,7 @@
         <w:t xml:space="preserve">□————————————————————————————————————————————————–</w:t>
       </w:r>
     </w:p>
-    <w:bookmarkStart w:id="78" w:name="section-12"/>
+    <w:bookmarkStart w:id="65" w:name="section-7"/>
     <w:p>
       <w:pPr>
         <w:pStyle w:val="Heading2"/>
@@ -7149,9 +9818,9 @@
         <w:t xml:space="preserve">Use o guia oficial de Controles CIS v8.1 e Especificações de Avaliação de Controles para linguagem de Salvaguarda exata, classe de ativos, função de segurança, Grupo de Implementação, dependências, entradas, operações, medidas, métricas e revisão processual.</w:t>
       </w:r>
     </w:p>
-    <w:bookmarkEnd w:id="78"/>
-    <w:bookmarkEnd w:id="79"/>
-    <w:bookmarkStart w:id="81" w:name="ferramentas-de-código-aberto"/>
+    <w:bookmarkEnd w:id="65"/>
+    <w:bookmarkEnd w:id="66"/>
+    <w:bookmarkStart w:id="68" w:name="ferramentas-de-código-aberto"/>
     <w:p>
       <w:pPr>
         <w:pStyle w:val="Heading1"/>
@@ -7164,7 +9833,7 @@
       <w:pPr>
         <w:numPr>
           <w:ilvl w:val="0"/>
-          <w:numId w:val="1021"/>
+          <w:numId w:val="1016"/>
         </w:numPr>
         <w:pStyle w:val="Compact"/>
       </w:pPr>
@@ -7172,7 +9841,7 @@
         <w:t xml:space="preserve">Links oficiais, inícios rápidos seguros, evidências e limitações.*</w:t>
       </w:r>
     </w:p>
-    <w:bookmarkStart w:id="80" w:name="ferramenta-purpose-controles-possíveis"/>
+    <w:bookmarkStart w:id="67" w:name="ferramenta-purpose-controles-possíveis"/>
     <w:p>
       <w:pPr>
         <w:pStyle w:val="Heading2"/>
@@ -7413,9 +10082,9 @@
         <w:t xml:space="preserve">□—————————————————————————————————————————————————————————————————————————————————————————————————————————————</w:t>
       </w:r>
     </w:p>
-    <w:bookmarkEnd w:id="80"/>
-    <w:bookmarkEnd w:id="81"/>
-    <w:bookmarkStart w:id="83" w:name="cis-controla-navegador"/>
+    <w:bookmarkEnd w:id="67"/>
+    <w:bookmarkEnd w:id="68"/>
+    <w:bookmarkStart w:id="70" w:name="cis-controla-navegador"/>
     <w:p>
       <w:pPr>
         <w:pStyle w:val="Heading1"/>
@@ -7434,7 +10103,7 @@
       <w:r>
         <w:t xml:space="preserve"> </w:t>
       </w:r>
-      <w:hyperlink r:id="rId82">
+      <w:hyperlink r:id="rId69">
         <w:r>
           <w:rPr>
             <w:rStyle w:val="Hyperlink"/>
@@ -7459,8 +10128,8 @@
         <w:t xml:space="preserve">Evidências: escopo aprovado, versão, configuração, cobertura, dados fonte, resultados, revisão humana, exceção, remediação e reteste. Proteger o acesso administrativo e dados recolhidos.</w:t>
       </w:r>
     </w:p>
-    <w:bookmarkEnd w:id="83"/>
-    <w:bookmarkStart w:id="85" w:name="X043313d27a7cbf114a8c44e80cfb2dad5fc6c09"/>
+    <w:bookmarkEnd w:id="70"/>
+    <w:bookmarkStart w:id="72" w:name="X043313d27a7cbf114a8c44e80cfb2dad5fc6c09"/>
     <w:p>
       <w:pPr>
         <w:pStyle w:val="Heading1"/>
@@ -7479,7 +10148,7 @@
       <w:r>
         <w:t xml:space="preserve"> </w:t>
       </w:r>
-      <w:hyperlink r:id="rId84">
+      <w:hyperlink r:id="rId71">
         <w:r>
           <w:rPr>
             <w:rStyle w:val="Hyperlink"/>
@@ -7504,8 +10173,8 @@
         <w:t xml:space="preserve">Evidências: escopo aprovado, versão, configuração, cobertura, dados fonte, resultados, revisão humana, exceção, remediação e reteste. Proteger o acesso administrativo e dados recolhidos.</w:t>
       </w:r>
     </w:p>
-    <w:bookmarkEnd w:id="85"/>
-    <w:bookmarkStart w:id="87" w:name="cis-cat-lite"/>
+    <w:bookmarkEnd w:id="72"/>
+    <w:bookmarkStart w:id="74" w:name="cis-cat-lite"/>
     <w:p>
       <w:pPr>
         <w:pStyle w:val="Heading1"/>
@@ -7524,7 +10193,7 @@
       <w:r>
         <w:t xml:space="preserve"> </w:t>
       </w:r>
-      <w:hyperlink r:id="rId86">
+      <w:hyperlink r:id="rId73">
         <w:r>
           <w:rPr>
             <w:rStyle w:val="Hyperlink"/>
@@ -7549,8 +10218,8 @@
         <w:t xml:space="preserve">Evidências: escopo aprovado, versão, configuração, cobertura, dados fonte, resultados, revisão humana, exceção, remediação e reteste. Proteger o acesso administrativo e dados recolhidos.</w:t>
       </w:r>
     </w:p>
-    <w:bookmarkEnd w:id="87"/>
-    <w:bookmarkStart w:id="89" w:name="assistente-ciso"/>
+    <w:bookmarkEnd w:id="74"/>
+    <w:bookmarkStart w:id="76" w:name="assistente-ciso"/>
     <w:p>
       <w:pPr>
         <w:pStyle w:val="Heading1"/>
@@ -7569,7 +10238,7 @@
       <w:r>
         <w:t xml:space="preserve"> </w:t>
       </w:r>
-      <w:hyperlink r:id="rId88">
+      <w:hyperlink r:id="rId75">
         <w:r>
           <w:rPr>
             <w:rStyle w:val="Hyperlink"/>
@@ -7594,8 +10263,8 @@
         <w:t xml:space="preserve">Evidências: escopo aprovado, versão, configuração, cobertura, dados fonte, resultados, revisão humana, exceção, remediação e reteste. Proteger o acesso administrativo e dados recolhidos.</w:t>
       </w:r>
     </w:p>
-    <w:bookmarkEnd w:id="89"/>
-    <w:bookmarkStart w:id="91" w:name="wazuh"/>
+    <w:bookmarkEnd w:id="76"/>
+    <w:bookmarkStart w:id="78" w:name="wazuh"/>
     <w:p>
       <w:pPr>
         <w:pStyle w:val="Heading1"/>
@@ -7614,7 +10283,7 @@
       <w:r>
         <w:t xml:space="preserve"> </w:t>
       </w:r>
-      <w:hyperlink r:id="rId90">
+      <w:hyperlink r:id="rId77">
         <w:r>
           <w:rPr>
             <w:rStyle w:val="Hyperlink"/>
@@ -7639,8 +10308,8 @@
         <w:t xml:space="preserve">Evidências: escopo aprovado, versão, configuração, cobertura, dados fonte, resultados, revisão humana, exceção, remediação e reteste. Proteger o acesso administrativo e dados recolhidos.</w:t>
       </w:r>
     </w:p>
-    <w:bookmarkEnd w:id="91"/>
-    <w:bookmarkStart w:id="93" w:name="osquery"/>
+    <w:bookmarkEnd w:id="78"/>
+    <w:bookmarkStart w:id="80" w:name="osquery"/>
     <w:p>
       <w:pPr>
         <w:pStyle w:val="Heading1"/>
@@ -7659,7 +10328,7 @@
       <w:r>
         <w:t xml:space="preserve"> </w:t>
       </w:r>
-      <w:hyperlink r:id="rId92">
+      <w:hyperlink r:id="rId79">
         <w:r>
           <w:rPr>
             <w:rStyle w:val="Hyperlink"/>
@@ -7684,8 +10353,8 @@
         <w:t xml:space="preserve">Evidências: escopo aprovado, versão, configuração, cobertura, dados fonte, resultados, revisão humana, exceção, remediação e reteste. Proteger o acesso administrativo e dados recolhidos.</w:t>
       </w:r>
     </w:p>
-    <w:bookmarkEnd w:id="93"/>
-    <w:bookmarkStart w:id="97" w:name="openscap"/>
+    <w:bookmarkEnd w:id="80"/>
+    <w:bookmarkStart w:id="84" w:name="openscap"/>
     <w:p>
       <w:pPr>
         <w:pStyle w:val="Heading1"/>
@@ -7704,7 +10373,7 @@
       <w:r>
         <w:t xml:space="preserve"> </w:t>
       </w:r>
-      <w:hyperlink r:id="rId94">
+      <w:hyperlink r:id="rId81">
         <w:r>
           <w:rPr>
             <w:rStyle w:val="Hyperlink"/>
@@ -7729,7 +10398,7 @@
         <w:t xml:space="preserve">Evidências: escopo aprovado, versão, configuração, cobertura, dados fonte, resultados, revisão humana, exceção, remediação e reteste. Proteger o acesso administrativo e dados recolhidos.</w:t>
       </w:r>
     </w:p>
-    <w:bookmarkStart w:id="96" w:name="lynis"/>
+    <w:bookmarkStart w:id="83" w:name="lynis"/>
     <w:p>
       <w:pPr>
         <w:pStyle w:val="Heading2"/>
@@ -7748,7 +10417,7 @@
       <w:r>
         <w:t xml:space="preserve"> </w:t>
       </w:r>
-      <w:hyperlink r:id="rId95">
+      <w:hyperlink r:id="rId82">
         <w:r>
           <w:rPr>
             <w:rStyle w:val="Hyperlink"/>
@@ -7773,9 +10442,9 @@
         <w:t xml:space="preserve">Evidências: escopo aprovado, versão, configuração, cobertura, dados fonte, resultados, revisão humana, exceção, remediação e reteste. Proteger o acesso administrativo e dados recolhidos.</w:t>
       </w:r>
     </w:p>
-    <w:bookmarkEnd w:id="96"/>
-    <w:bookmarkEnd w:id="97"/>
-    <w:bookmarkStart w:id="99" w:name="nmap"/>
+    <w:bookmarkEnd w:id="83"/>
+    <w:bookmarkEnd w:id="84"/>
+    <w:bookmarkStart w:id="86" w:name="nmap"/>
     <w:p>
       <w:pPr>
         <w:pStyle w:val="Heading1"/>
@@ -7794,7 +10463,7 @@
       <w:r>
         <w:t xml:space="preserve"> </w:t>
       </w:r>
-      <w:hyperlink r:id="rId98">
+      <w:hyperlink r:id="rId85">
         <w:r>
           <w:rPr>
             <w:rStyle w:val="Hyperlink"/>
@@ -7819,8 +10488,8 @@
         <w:t xml:space="preserve">Evidências: escopo aprovado, versão, configuração, cobertura, dados fonte, resultados, revisão humana, exceção, remediação e reteste. Proteger o acesso administrativo e dados recolhidos.</w:t>
       </w:r>
     </w:p>
-    <w:bookmarkEnd w:id="99"/>
-    <w:bookmarkStart w:id="101" w:name="greenbone-community-edition"/>
+    <w:bookmarkEnd w:id="86"/>
+    <w:bookmarkStart w:id="88" w:name="greenbone-community-edition"/>
     <w:p>
       <w:pPr>
         <w:pStyle w:val="Heading1"/>
@@ -7839,7 +10508,7 @@
       <w:r>
         <w:t xml:space="preserve"> </w:t>
       </w:r>
-      <w:hyperlink r:id="rId100">
+      <w:hyperlink r:id="rId87">
         <w:r>
           <w:rPr>
             <w:rStyle w:val="Hyperlink"/>
@@ -7864,8 +10533,8 @@
         <w:t xml:space="preserve">Evidências: escopo aprovado, versão, configuração, cobertura, dados fonte, resultados, revisão humana, exceção, remediação e reteste. Proteger o acesso administrativo e dados recolhidos.</w:t>
       </w:r>
     </w:p>
-    <w:bookmarkEnd w:id="101"/>
-    <w:bookmarkStart w:id="103" w:name="trivy"/>
+    <w:bookmarkEnd w:id="88"/>
+    <w:bookmarkStart w:id="90" w:name="trivy"/>
     <w:p>
       <w:pPr>
         <w:pStyle w:val="Heading1"/>
@@ -7884,7 +10553,7 @@
       <w:r>
         <w:t xml:space="preserve"> </w:t>
       </w:r>
-      <w:hyperlink r:id="rId102">
+      <w:hyperlink r:id="rId89">
         <w:r>
           <w:rPr>
             <w:rStyle w:val="Hyperlink"/>
@@ -7909,8 +10578,8 @@
         <w:t xml:space="preserve">Evidências: escopo aprovado, versão, configuração, cobertura, dados fonte, resultados, revisão humana, exceção, remediação e reteste. Proteger o acesso administrativo e dados recolhidos.</w:t>
       </w:r>
     </w:p>
-    <w:bookmarkEnd w:id="103"/>
-    <w:bookmarkStart w:id="105" w:name="owasp-zap"/>
+    <w:bookmarkEnd w:id="90"/>
+    <w:bookmarkStart w:id="92" w:name="owasp-zap"/>
     <w:p>
       <w:pPr>
         <w:pStyle w:val="Heading1"/>
@@ -7929,7 +10598,7 @@
       <w:r>
         <w:t xml:space="preserve"> </w:t>
       </w:r>
-      <w:hyperlink r:id="rId104">
+      <w:hyperlink r:id="rId91">
         <w:r>
           <w:rPr>
             <w:rStyle w:val="Hyperlink"/>
@@ -7954,8 +10623,8 @@
         <w:t xml:space="preserve">Evidências: escopo aprovado, versão, configuração, cobertura, dados fonte, resultados, revisão humana, exceção, remediação e reteste. Proteger o acesso administrativo e dados recolhidos.</w:t>
       </w:r>
     </w:p>
-    <w:bookmarkEnd w:id="105"/>
-    <w:bookmarkStart w:id="107" w:name="suricata"/>
+    <w:bookmarkEnd w:id="92"/>
+    <w:bookmarkStart w:id="94" w:name="suricata"/>
     <w:p>
       <w:pPr>
         <w:pStyle w:val="Heading1"/>
@@ -7974,7 +10643,7 @@
       <w:r>
         <w:t xml:space="preserve"> </w:t>
       </w:r>
-      <w:hyperlink r:id="rId106">
+      <w:hyperlink r:id="rId93">
         <w:r>
           <w:rPr>
             <w:rStyle w:val="Hyperlink"/>
@@ -7999,8 +10668,8 @@
         <w:t xml:space="preserve">Evidências: escopo aprovado, versão, configuração, cobertura, dados fonte, resultados, revisão humana, exceção, remediação e reteste. Proteger o acesso administrativo e dados recolhidos.</w:t>
       </w:r>
     </w:p>
-    <w:bookmarkEnd w:id="107"/>
-    <w:bookmarkStart w:id="109" w:name="keycloak"/>
+    <w:bookmarkEnd w:id="94"/>
+    <w:bookmarkStart w:id="96" w:name="keycloak"/>
     <w:p>
       <w:pPr>
         <w:pStyle w:val="Heading1"/>
@@ -8019,7 +10688,7 @@
       <w:r>
         <w:t xml:space="preserve"> </w:t>
       </w:r>
-      <w:hyperlink r:id="rId108">
+      <w:hyperlink r:id="rId95">
         <w:r>
           <w:rPr>
             <w:rStyle w:val="Hyperlink"/>
@@ -8044,8 +10713,8 @@
         <w:t xml:space="preserve">Evidências: escopo aprovado, versão, configuração, cobertura, dados fonte, resultados, revisão humana, exceção, remediação e reteste. Proteger o acesso administrativo e dados recolhidos.</w:t>
       </w:r>
     </w:p>
-    <w:bookmarkEnd w:id="109"/>
-    <w:bookmarkStart w:id="111" w:name="defectdojo"/>
+    <w:bookmarkEnd w:id="96"/>
+    <w:bookmarkStart w:id="98" w:name="defectdojo"/>
     <w:p>
       <w:pPr>
         <w:pStyle w:val="Heading1"/>
@@ -8064,7 +10733,7 @@
       <w:r>
         <w:t xml:space="preserve"> </w:t>
       </w:r>
-      <w:hyperlink r:id="rId110">
+      <w:hyperlink r:id="rId97">
         <w:r>
           <w:rPr>
             <w:rStyle w:val="Hyperlink"/>
@@ -8089,8 +10758,8 @@
         <w:t xml:space="preserve">Evidências: escopo aprovado, versão, configuração, cobertura, dados fonte, resultados, revisão humana, exceção, remediação e reteste. Proteger o acesso administrativo e dados recolhidos.</w:t>
       </w:r>
     </w:p>
-    <w:bookmarkEnd w:id="111"/>
-    <w:bookmarkStart w:id="113" w:name="velociraptor"/>
+    <w:bookmarkEnd w:id="98"/>
+    <w:bookmarkStart w:id="100" w:name="velociraptor"/>
     <w:p>
       <w:pPr>
         <w:pStyle w:val="Heading1"/>
@@ -8109,7 +10778,7 @@
       <w:r>
         <w:t xml:space="preserve"> </w:t>
       </w:r>
-      <w:hyperlink r:id="rId112">
+      <w:hyperlink r:id="rId99">
         <w:r>
           <w:rPr>
             <w:rStyle w:val="Hyperlink"/>
@@ -8134,8 +10803,8 @@
         <w:t xml:space="preserve">Evidências: escopo aprovado, versão, configuração, cobertura, dados fonte, resultados, revisão humana, exceção, remediação e reteste. Proteger o acesso administrativo e dados recolhidos.</w:t>
       </w:r>
     </w:p>
-    <w:bookmarkEnd w:id="113"/>
-    <w:bookmarkStart w:id="115" w:name="manual-dos-controles-cis-para-gerentes"/>
+    <w:bookmarkEnd w:id="100"/>
+    <w:bookmarkStart w:id="102" w:name="manual-dos-controles-cis-para-gerentes"/>
     <w:p>
       <w:pPr>
         <w:pStyle w:val="Heading1"/>
@@ -8160,7 +10829,7 @@
       <w:pPr>
         <w:numPr>
           <w:ilvl w:val="0"/>
-          <w:numId w:val="1022"/>
+          <w:numId w:val="1017"/>
         </w:numPr>
       </w:pPr>
       <w:r>
@@ -8171,7 +10840,7 @@
       <w:pPr>
         <w:numPr>
           <w:ilvl w:val="0"/>
-          <w:numId w:val="1022"/>
+          <w:numId w:val="1017"/>
         </w:numPr>
       </w:pPr>
       <w:r>
@@ -8182,7 +10851,7 @@
       <w:pPr>
         <w:numPr>
           <w:ilvl w:val="0"/>
-          <w:numId w:val="1022"/>
+          <w:numId w:val="1017"/>
         </w:numPr>
       </w:pPr>
       <w:r>
@@ -8193,7 +10862,7 @@
       <w:pPr>
         <w:numPr>
           <w:ilvl w:val="0"/>
-          <w:numId w:val="1022"/>
+          <w:numId w:val="1017"/>
         </w:numPr>
       </w:pPr>
       <w:r>
@@ -8204,7 +10873,7 @@
       <w:pPr>
         <w:numPr>
           <w:ilvl w:val="0"/>
-          <w:numId w:val="1022"/>
+          <w:numId w:val="1017"/>
         </w:numPr>
       </w:pPr>
       <w:r>
@@ -8215,7 +10884,7 @@
       <w:pPr>
         <w:numPr>
           <w:ilvl w:val="0"/>
-          <w:numId w:val="1022"/>
+          <w:numId w:val="1017"/>
         </w:numPr>
       </w:pPr>
       <w:r>
@@ -8226,7 +10895,7 @@
       <w:pPr>
         <w:numPr>
           <w:ilvl w:val="0"/>
-          <w:numId w:val="1022"/>
+          <w:numId w:val="1017"/>
         </w:numPr>
       </w:pPr>
       <w:r>
@@ -8237,14 +10906,14 @@
       <w:pPr>
         <w:numPr>
           <w:ilvl w:val="0"/>
-          <w:numId w:val="1022"/>
+          <w:numId w:val="1017"/>
         </w:numPr>
       </w:pPr>
       <w:r>
         <w:t xml:space="preserve">Que financiamento, pessoal, tempo de engenharia, ou decisão de negócios está bloqueando correção?</w:t>
       </w:r>
     </w:p>
-    <w:bookmarkStart w:id="114" w:name="section-13"/>
+    <w:bookmarkStart w:id="101" w:name="section-8"/>
     <w:p>
       <w:pPr>
         <w:pStyle w:val="Heading2"/>
@@ -8303,9 +10972,9 @@
         <w:t xml:space="preserve">Assegura-te que os testes, as limitações, os resultados e os retestes são suportáveis? Verde / Amarelo / Vermelho</w:t>
       </w:r>
     </w:p>
-    <w:bookmarkEnd w:id="114"/>
-    <w:bookmarkEnd w:id="115"/>
-    <w:bookmarkStart w:id="119" w:name="guia-de-carreira-do-analista-júnior"/>
+    <w:bookmarkEnd w:id="101"/>
+    <w:bookmarkEnd w:id="102"/>
+    <w:bookmarkStart w:id="106" w:name="guia-de-carreira-do-analista-júnior"/>
     <w:p>
       <w:pPr>
         <w:pStyle w:val="Heading1"/>
@@ -8335,18 +11004,18 @@
           <wp:inline>
             <wp:extent cx="5334000" cy="2597450"/>
             <wp:effectExtent b="0" l="0" r="0" t="0"/>
-            <wp:docPr descr="Learn the framework, map Safeguards, measure evidence, report gaps, and build an honest portfolio." title="" id="117" name="Picture"/>
+            <wp:docPr descr="Learn the framework, map Safeguards, measure evidence, report gaps, and build an honest portfolio." title="" id="104" name="Picture"/>
             <a:graphic>
               <a:graphicData uri="http://schemas.openxmlformats.org/drawingml/2006/picture">
                 <pic:pic>
                   <pic:nvPicPr>
-                    <pic:cNvPr descr="media/image10.png" id="118" name="Picture"/>
+                    <pic:cNvPr descr="media/image10.png" id="105" name="Picture"/>
                     <pic:cNvPicPr>
                       <a:picLocks noChangeArrowheads="1" noChangeAspect="1"/>
                     </pic:cNvPicPr>
                   </pic:nvPicPr>
                   <pic:blipFill>
-                    <a:blip r:embed="rId116"/>
+                    <a:blip r:embed="rId103"/>
                     <a:stretch>
                       <a:fillRect/>
                     </a:stretch>
@@ -8453,14 +11122,468 @@
         <w:t xml:space="preserve">Analista do Programa de Cibersegurança</w:t>
       </w:r>
     </w:p>
-    <w:bookmarkEnd w:id="119"/>
-    <w:bookmarkStart w:id="121" w:name="típico-trabalho-júnior"/>
+    <w:bookmarkEnd w:id="106"/>
+    <w:bookmarkStart w:id="108" w:name="típico-trabalho-júnior"/>
     <w:p>
       <w:pPr>
         <w:pStyle w:val="Heading1"/>
       </w:pPr>
       <w:r>
         <w:t xml:space="preserve"># 26.1 Típico trabalho júnior</w:t>
+      </w:r>
+    </w:p>
+    <w:p>
+      <w:pPr>
+        <w:numPr>
+          <w:ilvl w:val="0"/>
+          <w:numId w:val="1018"/>
+        </w:numPr>
+      </w:pPr>
+      <w:r>
+        <w:t xml:space="preserve">Manter inventários de ativos, software, dados, contas, sistemas de rede, fornecedores, aplicações, descobertas e evidências.</w:t>
+      </w:r>
+    </w:p>
+    <w:p>
+      <w:pPr>
+        <w:numPr>
+          <w:ilvl w:val="0"/>
+          <w:numId w:val="1018"/>
+        </w:numPr>
+      </w:pPr>
+      <w:r>
+        <w:t xml:space="preserve">Recolher provas sem alterar os registos de origem e validar a completude da população.</w:t>
+      </w:r>
+    </w:p>
+    <w:p>
+      <w:pPr>
+        <w:numPr>
+          <w:ilvl w:val="0"/>
+          <w:numId w:val="1018"/>
+        </w:numPr>
+      </w:pPr>
+      <w:r>
+        <w:t xml:space="preserve">Mapa Salvaguardas para proprietários, sistemas, procedimentos, configuração, evidências, métricas, exceções e ações.</w:t>
+      </w:r>
+    </w:p>
+    <w:p>
+      <w:pPr>
+        <w:numPr>
+          <w:ilvl w:val="0"/>
+          <w:numId w:val="1018"/>
+        </w:numPr>
+      </w:pPr>
+      <w:r>
+        <w:t xml:space="preserve">Execute ferramentas autorizadas de descoberta, configuração, vulnerabilidade, registro ou segurança de aplicativos sob procedimentos aprovados.</w:t>
+      </w:r>
+    </w:p>
+    <w:p>
+      <w:pPr>
+        <w:numPr>
+          <w:ilvl w:val="0"/>
+          <w:numId w:val="1018"/>
+        </w:numPr>
+      </w:pPr>
+      <w:r>
+        <w:t xml:space="preserve">Calcular as métricas de cobertura e exceção utilizando a estrutura oficial de avaliação.</w:t>
+      </w:r>
+    </w:p>
+    <w:p>
+      <w:pPr>
+        <w:numPr>
+          <w:ilvl w:val="0"/>
+          <w:numId w:val="1018"/>
+        </w:numPr>
+      </w:pPr>
+      <w:r>
+        <w:t xml:space="preserve">Rastreie software não suportado, ativos não autorizados, problemas de acesso, vulnerabilidades, backups falhados, falhas de alerta e descobertas do fornecedor através do reteste.</w:t>
+      </w:r>
+    </w:p>
+    <w:p>
+      <w:pPr>
+        <w:numPr>
+          <w:ilvl w:val="0"/>
+          <w:numId w:val="1018"/>
+        </w:numPr>
+      </w:pPr>
+      <w:r>
+        <w:t xml:space="preserve">Escreva conclusões claras sem reivindicar autoridade ou certeza além das provas.</w:t>
+      </w:r>
+    </w:p>
+    <w:bookmarkStart w:id="107" w:name="competência-comprovação-de-portfólio"/>
+    <w:p>
+      <w:pPr>
+        <w:pStyle w:val="Heading2"/>
+      </w:pPr>
+      <w:r>
+        <w:t xml:space="preserve">Competência** Comprovação de Portfólio**</w:t>
+      </w:r>
+    </w:p>
+    <w:p>
+      <w:pPr>
+        <w:pStyle w:val="FirstParagraph"/>
+      </w:pPr>
+      <w:r>
+        <w:t xml:space="preserve">□ Framework □ Explique os 18 Controles, IGs, classes de ativos e funções</w:t>
+      </w:r>
+      <w:r>
+        <w:t xml:space="preserve"> </w:t>
+      </w:r>
+      <w:r>
+        <w:t xml:space="preserve">Inventário Reconcile duas fontes independentes e explique diferenças</w:t>
+      </w:r>
+      <w:r>
+        <w:t xml:space="preserve"> </w:t>
+      </w:r>
+      <w:r>
+        <w:t xml:space="preserve">□ Medição □ Mostrar entradas, operações, medidas, métrica, lista de exceções e conclusão □</w:t>
+      </w:r>
+      <w:r>
+        <w:t xml:space="preserve"> </w:t>
+      </w:r>
+      <w:r>
+        <w:t xml:space="preserve">□ Alfabetização técnica □ Configuração de intérpretes, identidade, digitalização, log, recuperação e evidência de aplicativos</w:t>
+      </w:r>
+      <w:r>
+        <w:t xml:space="preserve"> </w:t>
+      </w:r>
+      <w:r>
+        <w:t xml:space="preserve">• Remediação • Rastrear o dono, data de vencimento, correção e reteste verificado</w:t>
+      </w:r>
+      <w:r>
+        <w:t xml:space="preserve"> </w:t>
+      </w:r>
+      <w:r>
+        <w:t xml:space="preserve">• Comunicação – Escreva um resumo do gestor de uma página e um documento de trabalho detalhado</w:t>
+      </w:r>
+      <w:r>
+        <w:t xml:space="preserve"> </w:t>
+      </w:r>
+      <w:r>
+        <w:t xml:space="preserve">Ético Use dados sintéticos, autorização, limites de escopo e alegações honestas</w:t>
+      </w:r>
+    </w:p>
+    <w:bookmarkEnd w:id="107"/>
+    <w:bookmarkEnd w:id="108"/>
+    <w:bookmarkStart w:id="110" w:name="laboratório-fictício-e-portfólio"/>
+    <w:p>
+      <w:pPr>
+        <w:pStyle w:val="Heading1"/>
+      </w:pPr>
+      <w:r>
+        <w:t xml:space="preserve">27. Laboratório Fictício e Portfólio</w:t>
+      </w:r>
+    </w:p>
+    <w:p>
+      <w:pPr>
+        <w:numPr>
+          <w:ilvl w:val="0"/>
+          <w:numId w:val="1019"/>
+        </w:numPr>
+        <w:pStyle w:val="Compact"/>
+      </w:pPr>
+      <w:r>
+        <w:t xml:space="preserve">Um ambiente de prática segura usando dados sintéticos e sistemas de laboratório autorizados.*</w:t>
+      </w:r>
+    </w:p>
+    <w:p>
+      <w:pPr>
+        <w:pStyle w:val="FirstParagraph"/>
+      </w:pPr>
+      <w:r>
+        <w:t xml:space="preserve">Regra do laboratório:** Use organizações ficcionais, dados sintéticos, sistemas isolados e autorização escrita. Nunca ataque alvos públicos, use credenciais reais, ou publique saída de ferramenta sensível.</w:t>
+      </w:r>
+      <w:r>
+        <w:t xml:space="preserve"> </w:t>
+      </w:r>
+      <w:r>
+        <w:t xml:space="preserve">□——————————————————————————————————————————————————————————————————————————————————————————————————————————————————————————–</w:t>
+      </w:r>
+    </w:p>
+    <w:p>
+      <w:pPr>
+        <w:numPr>
+          <w:ilvl w:val="0"/>
+          <w:numId w:val="1020"/>
+        </w:numPr>
+      </w:pPr>
+      <w:r>
+        <w:t xml:space="preserve">Crie uma empresa fictícia de 50 pessoas com laptops, servidores, serviços de nuvem, uma aplicação web, pessoal remoto e cinco fornecedores.</w:t>
+      </w:r>
+    </w:p>
+    <w:p>
+      <w:pPr>
+        <w:numPr>
+          <w:ilvl w:val="0"/>
+          <w:numId w:val="1020"/>
+        </w:numPr>
+      </w:pPr>
+      <w:r>
+        <w:t xml:space="preserve">Selecione IG1 e documentar três adições baseadas em risco do IG2 ou IG3.</w:t>
+      </w:r>
+    </w:p>
+    <w:p>
+      <w:pPr>
+        <w:numPr>
+          <w:ilvl w:val="0"/>
+          <w:numId w:val="1020"/>
+        </w:numPr>
+      </w:pPr>
+      <w:r>
+        <w:t xml:space="preserve">Build Enterprise-asset, software, dados, conta, sistema de autenticação, rede, fornecedor, aplicativo e log-source inventários.</w:t>
+      </w:r>
+    </w:p>
+    <w:p>
+      <w:pPr>
+        <w:numPr>
+          <w:ilvl w:val="0"/>
+          <w:numId w:val="1020"/>
+        </w:numPr>
+      </w:pPr>
+      <w:r>
+        <w:t xml:space="preserve">Use Nmap e osquery em um laboratório isolado para conciliar inventários de ativos e software.</w:t>
+      </w:r>
+    </w:p>
+    <w:p>
+      <w:pPr>
+        <w:numPr>
+          <w:ilvl w:val="0"/>
+          <w:numId w:val="1020"/>
+        </w:numPr>
+      </w:pPr>
+      <w:r>
+        <w:t xml:space="preserve">Use OpenSCAP ou Lynis em um host de laboratório; conclusões de configuração do documento, exceções, correções e reavaliação.</w:t>
+      </w:r>
+    </w:p>
+    <w:p>
+      <w:pPr>
+        <w:numPr>
+          <w:ilvl w:val="0"/>
+          <w:numId w:val="1020"/>
+        </w:numPr>
+      </w:pPr>
+      <w:r>
+        <w:t xml:space="preserve">Use Greenbone em alvos de laboratório aprovados; valide cobertura, achados, remediação e rescan.</w:t>
+      </w:r>
+    </w:p>
+    <w:p>
+      <w:pPr>
+        <w:numPr>
+          <w:ilvl w:val="0"/>
+          <w:numId w:val="1020"/>
+        </w:numPr>
+      </w:pPr>
+      <w:r>
+        <w:t xml:space="preserve">Use Wazuh ou Suricata para gerar e investigar um alerta de teste seguro.</w:t>
+      </w:r>
+    </w:p>
+    <w:p>
+      <w:pPr>
+        <w:numPr>
+          <w:ilvl w:val="0"/>
+          <w:numId w:val="1020"/>
+        </w:numPr>
+      </w:pPr>
+      <w:r>
+        <w:t xml:space="preserve">Use Trivy ou ZAP em um repositório de treinamento ou aplicação e corrigir registro e reteste.</w:t>
+      </w:r>
+    </w:p>
+    <w:p>
+      <w:pPr>
+        <w:numPr>
+          <w:ilvl w:val="0"/>
+          <w:numId w:val="1020"/>
+        </w:numPr>
+      </w:pPr>
+      <w:r>
+        <w:t xml:space="preserve">Escreva um teste de backup-restore e incidente registro de mesa.</w:t>
+      </w:r>
+    </w:p>
+    <w:p>
+      <w:pPr>
+        <w:numPr>
+          <w:ilvl w:val="0"/>
+          <w:numId w:val="1020"/>
+        </w:numPr>
+      </w:pPr>
+      <w:r>
+        <w:t xml:space="preserve">Crie cinco trabalhos CIS Assessment Specification com entradas, operações, medidas, métricas, listas de exceções e conclusões.</w:t>
+      </w:r>
+    </w:p>
+    <w:p>
+      <w:pPr>
+        <w:numPr>
+          <w:ilvl w:val="0"/>
+          <w:numId w:val="1020"/>
+        </w:numPr>
+      </w:pPr>
+      <w:r>
+        <w:t xml:space="preserve">Publicar apenas artefatos higienizados e afirmar claramente que o projeto é fictício e não uma avaliação formal CIS.</w:t>
+      </w:r>
+    </w:p>
+    <w:bookmarkStart w:id="109" w:name="artifact-artifact-artifact"/>
+    <w:p>
+      <w:pPr>
+        <w:pStyle w:val="Heading2"/>
+      </w:pPr>
+      <w:r>
+        <w:t xml:space="preserve">Artifact** Artifact** Artifact</w:t>
+      </w:r>
+    </w:p>
+    <w:p>
+      <w:pPr>
+        <w:pStyle w:val="FirstParagraph"/>
+      </w:pPr>
+      <w:r>
+        <w:t xml:space="preserve">Memorando de seleção □ Priorização e raciocínio de risco</w:t>
+      </w:r>
+      <w:r>
+        <w:t xml:space="preserve"> </w:t>
+      </w:r>
+      <w:r>
+        <w:t xml:space="preserve">• Reconciliação de inventários</w:t>
+      </w:r>
+      <w:r>
+        <w:t xml:space="preserve"> </w:t>
+      </w:r>
+      <w:r>
+        <w:t xml:space="preserve">□ Guardar papel de trabalho ; Estrutura e evidência oficiais de medição</w:t>
+      </w:r>
+      <w:r>
+        <w:t xml:space="preserve"> </w:t>
+      </w:r>
+      <w:r>
+        <w:t xml:space="preserve">Reavaliação de configuração</w:t>
+      </w:r>
+      <w:r>
+        <w:t xml:space="preserve"> </w:t>
+      </w:r>
+      <w:r>
+        <w:t xml:space="preserve">Relato de vulnerabilidade, cobertura, priorização, exceção e remediação</w:t>
+      </w:r>
+      <w:r>
+        <w:t xml:space="preserve"> </w:t>
+      </w:r>
+      <w:r>
+        <w:t xml:space="preserve">Caso de Detecção, validação de alerta, investigação e resposta</w:t>
+      </w:r>
+      <w:r>
+        <w:t xml:space="preserve"> </w:t>
+      </w:r>
+      <w:r>
+        <w:t xml:space="preserve">Restaurar teste de disponibilidade e evidência de recuperação</w:t>
+      </w:r>
+      <w:r>
+        <w:t xml:space="preserve"> </w:t>
+      </w:r>
+      <w:r>
+        <w:t xml:space="preserve">Painel do gerente ..Limpar a comunicação de risco e ação .</w:t>
+      </w:r>
+    </w:p>
+    <w:bookmarkEnd w:id="109"/>
+    <w:bookmarkEnd w:id="110"/>
+    <w:bookmarkStart w:id="113" w:name="plano-de-aprendizagem-de-trinta-dias"/>
+    <w:p>
+      <w:pPr>
+        <w:pStyle w:val="Heading1"/>
+      </w:pPr>
+      <w:r>
+        <w:t xml:space="preserve">28. Plano de Aprendizagem de Trinta Dias</w:t>
+      </w:r>
+    </w:p>
+    <w:p>
+      <w:pPr>
+        <w:numPr>
+          <w:ilvl w:val="0"/>
+          <w:numId w:val="1021"/>
+        </w:numPr>
+      </w:pPr>
+      <w:r>
+        <w:t xml:space="preserve">Uma programação focada para uma capacidade útil de nível júnior.*</w:t>
+      </w:r>
+    </w:p>
+    <w:p>
+      <w:pPr>
+        <w:numPr>
+          <w:ilvl w:val="0"/>
+          <w:numId w:val="1021"/>
+        </w:numPr>
+        <w:pStyle w:val="Heading2"/>
+      </w:pPr>
+      <w:bookmarkStart w:id="111" w:name="dias-foco-entrega"/>
+      <w:r>
+        <w:t xml:space="preserve">Dias** * Foco** * Entrega**</w:t>
+      </w:r>
+      <w:bookmarkEnd w:id="111"/>
+    </w:p>
+    <w:p>
+      <w:pPr>
+        <w:numPr>
+          <w:ilvl w:val="0"/>
+          <w:numId w:val="1000"/>
+        </w:numPr>
+      </w:pPr>
+      <w:r>
+        <w:t xml:space="preserve">□ 1–4 □ Framework, 18 Controlos, 153 Salvaguardas, IGs, classes de activos, funções</w:t>
+      </w:r>
+      <w:r>
+        <w:t xml:space="preserve"> </w:t>
+      </w:r>
+      <w:r>
+        <w:t xml:space="preserve">4 inventários reconciliados</w:t>
+      </w:r>
+      <w:r>
+        <w:t xml:space="preserve"> </w:t>
+      </w:r>
+      <w:r>
+        <w:t xml:space="preserve">Configuração, vulnerabilidade, e-mail, malware</w:t>
+      </w:r>
+      <w:r>
+        <w:t xml:space="preserve"> </w:t>
+      </w:r>
+      <w:r>
+        <w:t xml:space="preserve">• 13–16 • Registros, monitoramento, defesa de rede • Mapa de log-source e caso de alerta seguro</w:t>
+      </w:r>
+      <w:r>
+        <w:t xml:space="preserve"> </w:t>
+      </w:r>
+      <w:r>
+        <w:t xml:space="preserve">Recuperação e resposta de incidentes</w:t>
+      </w:r>
+      <w:r>
+        <w:t xml:space="preserve"> </w:t>
+      </w:r>
+      <w:r>
+        <w:t xml:space="preserve">• 20–22 • Fornecedores e segurança da aplicação • Avaliação do fornecedor e lista de verificação de desenvolvimento seguro</w:t>
+      </w:r>
+      <w:r>
+        <w:t xml:space="preserve"> </w:t>
+      </w:r>
+      <w:r>
+        <w:t xml:space="preserve">• 23–25 • Especificação de Avaliação • Cinco medições completas de salvaguarda</w:t>
+      </w:r>
+      <w:r>
+        <w:t xml:space="preserve"> </w:t>
+      </w:r>
+      <w:r>
+        <w:t xml:space="preserve">26–28 Laboratório de ferramentas e remediação Autorizados</w:t>
+      </w:r>
+      <w:r>
+        <w:t xml:space="preserve"> </w:t>
+      </w:r>
+      <w:r>
+        <w:t xml:space="preserve">29-30 - Portfólio e entrevistas - Portfólio higiénico e cinco histórias de STAR</w:t>
+      </w:r>
+    </w:p>
+    <w:p>
+      <w:pPr>
+        <w:numPr>
+          <w:ilvl w:val="0"/>
+          <w:numId w:val="1022"/>
+        </w:numPr>
+        <w:pStyle w:val="Compact"/>
+      </w:pPr>
+      <w:r>
+        <w:t xml:space="preserve">Preparação da entrevista</w:t>
       </w:r>
     </w:p>
     <w:p>
@@ -8469,84 +11592,19 @@
           <w:ilvl w:val="0"/>
           <w:numId w:val="1023"/>
         </w:numPr>
-      </w:pPr>
-      <w:r>
-        <w:t xml:space="preserve">Manter inventários de ativos, software, dados, contas, sistemas de rede, fornecedores, aplicações, descobertas e evidências.</w:t>
-      </w:r>
-    </w:p>
-    <w:p>
-      <w:pPr>
-        <w:numPr>
-          <w:ilvl w:val="0"/>
-          <w:numId w:val="1023"/>
-        </w:numPr>
-      </w:pPr>
-      <w:r>
-        <w:t xml:space="preserve">Recolher provas sem alterar os registos de origem e validar a completude da população.</w:t>
-      </w:r>
-    </w:p>
-    <w:p>
-      <w:pPr>
-        <w:numPr>
-          <w:ilvl w:val="0"/>
-          <w:numId w:val="1023"/>
-        </w:numPr>
-      </w:pPr>
-      <w:r>
-        <w:t xml:space="preserve">Mapa Salvaguardas para proprietários, sistemas, procedimentos, configuração, evidências, métricas, exceções e ações.</w:t>
-      </w:r>
-    </w:p>
-    <w:p>
-      <w:pPr>
-        <w:numPr>
-          <w:ilvl w:val="0"/>
-          <w:numId w:val="1023"/>
-        </w:numPr>
-      </w:pPr>
-      <w:r>
-        <w:t xml:space="preserve">Execute ferramentas autorizadas de descoberta, configuração, vulnerabilidade, registro ou segurança de aplicativos sob procedimentos aprovados.</w:t>
-      </w:r>
-    </w:p>
-    <w:p>
-      <w:pPr>
-        <w:numPr>
-          <w:ilvl w:val="0"/>
-          <w:numId w:val="1023"/>
-        </w:numPr>
-      </w:pPr>
-      <w:r>
-        <w:t xml:space="preserve">Calcular as métricas de cobertura e exceção utilizando a estrutura oficial de avaliação.</w:t>
-      </w:r>
-    </w:p>
-    <w:p>
-      <w:pPr>
-        <w:numPr>
-          <w:ilvl w:val="0"/>
-          <w:numId w:val="1023"/>
-        </w:numPr>
-      </w:pPr>
-      <w:r>
-        <w:t xml:space="preserve">Rastreie software não suportado, ativos não autorizados, problemas de acesso, vulnerabilidades, backups falhados, falhas de alerta e descobertas do fornecedor através do reteste.</w:t>
-      </w:r>
-    </w:p>
-    <w:p>
-      <w:pPr>
-        <w:numPr>
-          <w:ilvl w:val="0"/>
-          <w:numId w:val="1023"/>
-        </w:numPr>
-      </w:pPr>
-      <w:r>
-        <w:t xml:space="preserve">Escreva conclusões claras sem reivindicar autoridade ou certeza além das provas.</w:t>
-      </w:r>
-    </w:p>
-    <w:bookmarkStart w:id="120" w:name="competência-comprovação-de-portfólio"/>
+        <w:pStyle w:val="Compact"/>
+      </w:pPr>
+      <w:r>
+        <w:t xml:space="preserve">Respostas claras, cenários práticos e perguntas para o empregador.*</w:t>
+      </w:r>
+    </w:p>
+    <w:bookmarkStart w:id="112" w:name="quais-são-os-controles-cis"/>
     <w:p>
       <w:pPr>
         <w:pStyle w:val="Heading2"/>
       </w:pPr>
       <w:r>
-        <w:t xml:space="preserve">Competência** Comprovação de Portfólio**</w:t>
+        <w:t xml:space="preserve">29.1 Quais são os controles CIS?</w:t>
       </w:r>
     </w:p>
     <w:p>
@@ -8554,54 +11612,210 @@
         <w:pStyle w:val="FirstParagraph"/>
       </w:pPr>
       <w:r>
-        <w:t xml:space="preserve">□ Framework □ Explique os 18 Controles, IGs, classes de ativos e funções</w:t>
-      </w:r>
-      <w:r>
-        <w:t xml:space="preserve"> </w:t>
-      </w:r>
-      <w:r>
-        <w:t xml:space="preserve">Inventário Reconcile duas fontes independentes e explique diferenças</w:t>
-      </w:r>
-      <w:r>
-        <w:t xml:space="preserve"> </w:t>
-      </w:r>
-      <w:r>
-        <w:t xml:space="preserve">□ Medição □ Mostrar entradas, operações, medidas, métrica, lista de exceções e conclusão □</w:t>
-      </w:r>
-      <w:r>
-        <w:t xml:space="preserve"> </w:t>
-      </w:r>
-      <w:r>
-        <w:t xml:space="preserve">□ Alfabetização técnica □ Configuração de intérpretes, identidade, digitalização, log, recuperação e evidência de aplicativos</w:t>
-      </w:r>
-      <w:r>
-        <w:t xml:space="preserve"> </w:t>
-      </w:r>
-      <w:r>
-        <w:t xml:space="preserve">• Remediação • Rastrear o dono, data de vencimento, correção e reteste verificado</w:t>
-      </w:r>
-      <w:r>
-        <w:t xml:space="preserve"> </w:t>
-      </w:r>
-      <w:r>
-        <w:t xml:space="preserve">• Comunicação – Escreva um resumo do gestor de uma página e um documento de trabalho detalhado</w:t>
-      </w:r>
-      <w:r>
-        <w:t xml:space="preserve"> </w:t>
-      </w:r>
-      <w:r>
-        <w:t xml:space="preserve">Ético Use dados sintéticos, autorização, limites de escopo e alegações honestas</w:t>
-      </w:r>
-    </w:p>
+        <w:t xml:space="preserve">Um conjunto priorizado de melhores práticas defensivas organizadas em 18 Controles e 153 Salvaguardas focadas.</w:t>
+      </w:r>
+    </w:p>
+    <w:bookmarkEnd w:id="112"/>
+    <w:bookmarkEnd w:id="113"/>
+    <w:bookmarkStart w:id="114" w:name="o-que-é-o-ig1"/>
+    <w:p>
+      <w:pPr>
+        <w:pStyle w:val="Heading1"/>
+      </w:pPr>
+      <w:r>
+        <w:t xml:space="preserve"># 29,2 O que é o IG1?</w:t>
+      </w:r>
+    </w:p>
+    <w:p>
+      <w:pPr>
+        <w:pStyle w:val="FirstParagraph"/>
+      </w:pPr>
+      <w:r>
+        <w:t xml:space="preserve">O ponto de partida de higiene cibernética essencial 56-Safeguard que a CIS recomenda a cada empresa que comece.</w:t>
+      </w:r>
+    </w:p>
+    <w:bookmarkEnd w:id="114"/>
+    <w:bookmarkStart w:id="120" w:name="o-ig1-se-encaixa-em-todos-os-requisitos"/>
+    <w:p>
+      <w:pPr>
+        <w:pStyle w:val="Heading1"/>
+      </w:pPr>
+      <w:r>
+        <w:t xml:space="preserve"># 29.3 O IG1 se encaixa em todos os requisitos?</w:t>
+      </w:r>
+    </w:p>
+    <w:p>
+      <w:pPr>
+        <w:pStyle w:val="FirstParagraph"/>
+      </w:pPr>
+      <w:r>
+        <w:t xml:space="preserve">É uma linha de base de priorização. Risco material, contratos, leis, clientes ou serviços críticos podem exigir salvaguardas adicionais.</w:t>
+      </w:r>
+    </w:p>
+    <w:bookmarkStart w:id="115" w:name="como-mede-uma-salvaguarda"/>
+    <w:p>
+      <w:pPr>
+        <w:pStyle w:val="Heading2"/>
+      </w:pPr>
+      <w:r>
+        <w:t xml:space="preserve">29.4 Como mede uma Salvaguarda?</w:t>
+      </w:r>
+    </w:p>
+    <w:p>
+      <w:pPr>
+        <w:pStyle w:val="FirstParagraph"/>
+      </w:pPr>
+      <w:r>
+        <w:t xml:space="preserve">Use critérios oficiais, dependências, suposições, entradas completas, operações definidas, medidas, métricas, revisão de procedimentos, exceções e reteste.</w:t>
+      </w:r>
+    </w:p>
+    <w:bookmarkEnd w:id="115"/>
+    <w:bookmarkStart w:id="116" w:name="por-que-os-inventários-são-importantes"/>
+    <w:p>
+      <w:pPr>
+        <w:pStyle w:val="Heading2"/>
+      </w:pPr>
+      <w:r>
+        <w:t xml:space="preserve">29.5 Por que os inventários são importantes?</w:t>
+      </w:r>
+    </w:p>
+    <w:p>
+      <w:pPr>
+        <w:pStyle w:val="FirstParagraph"/>
+      </w:pPr>
+      <w:r>
+        <w:t xml:space="preserve">Eles definem as populações que os controles de configuração, vulnerabilidade, registro, recuperação e resposta devem cobrir.</w:t>
+      </w:r>
+    </w:p>
+    <w:bookmarkEnd w:id="116"/>
+    <w:bookmarkStart w:id="117" w:name="X5faff83a01d7b0e8292502c8985ade671742931"/>
+    <w:p>
+      <w:pPr>
+        <w:pStyle w:val="Heading2"/>
+      </w:pPr>
+      <w:r>
+        <w:t xml:space="preserve">29.6 Varredura de vulnerabilidade versus teste de penetração?</w:t>
+      </w:r>
+    </w:p>
+    <w:p>
+      <w:pPr>
+        <w:pStyle w:val="FirstParagraph"/>
+      </w:pPr>
+      <w:r>
+        <w:t xml:space="preserve">Um scan identifica principalmente fraquezas conhecidas; teste de penetração usa análise humana qualificada e exploração controlada para avaliar o impacto e resiliência.</w:t>
+      </w:r>
+    </w:p>
+    <w:bookmarkEnd w:id="117"/>
+    <w:bookmarkStart w:id="118" w:name="X18ec6286101b55f9f7988a74b90583c927e5d87"/>
+    <w:p>
+      <w:pPr>
+        <w:pStyle w:val="Heading2"/>
+      </w:pPr>
+      <w:r>
+        <w:t xml:space="preserve">29.7 Um mapeamento de framework prova conformidade?</w:t>
+      </w:r>
+    </w:p>
+    <w:p>
+      <w:pPr>
+        <w:pStyle w:val="FirstParagraph"/>
+      </w:pPr>
+      <w:r>
+        <w:t xml:space="preserve">Não. Identifica relações, mas a organização deve testar o requisito e a evidência exatos aplicáveis.</w:t>
+      </w:r>
+    </w:p>
+    <w:bookmarkEnd w:id="118"/>
+    <w:bookmarkStart w:id="119" w:name="o-que-pode-concluir-um-analista-júnior"/>
+    <w:p>
+      <w:pPr>
+        <w:pStyle w:val="Heading2"/>
+      </w:pPr>
+      <w:r>
+        <w:t xml:space="preserve">29.8 O que pode concluir um analista júnior?</w:t>
+      </w:r>
+    </w:p>
+    <w:p>
+      <w:pPr>
+        <w:pStyle w:val="FirstParagraph"/>
+      </w:pPr>
+      <w:r>
+        <w:t xml:space="preserve">Apenas o que o escopo definido e o suporte de evidência confiável, com amostragem e limitações claramente divulgadas.</w:t>
+      </w:r>
+    </w:p>
+    <w:bookmarkEnd w:id="119"/>
     <w:bookmarkEnd w:id="120"/>
+    <w:bookmarkStart w:id="121" w:name="perguntas-para-perguntar-ao-empregador"/>
+    <w:p>
+      <w:pPr>
+        <w:pStyle w:val="Heading1"/>
+      </w:pPr>
+      <w:r>
+        <w:t xml:space="preserve"># 29.9 Perguntas para perguntar ao empregador</w:t>
+      </w:r>
+    </w:p>
+    <w:p>
+      <w:pPr>
+        <w:pStyle w:val="FirstParagraph"/>
+      </w:pPr>
+      <w:r>
+        <w:t xml:space="preserve">Que Grupo de Implementação e adições estão no escopo?</w:t>
+      </w:r>
+    </w:p>
+    <w:p>
+      <w:pPr>
+        <w:pStyle w:val="BodyText"/>
+      </w:pPr>
+      <w:r>
+        <w:t xml:space="preserve">Como são criadas e reconciliadas populações de inventário?</w:t>
+      </w:r>
+    </w:p>
+    <w:p>
+      <w:pPr>
+        <w:pStyle w:val="BodyText"/>
+      </w:pPr>
+      <w:r>
+        <w:t xml:space="preserve">Quais salvaguardas têm a cobertura mais incompleta?</w:t>
+      </w:r>
+    </w:p>
+    <w:p>
+      <w:pPr>
+        <w:pStyle w:val="BodyText"/>
+      </w:pPr>
+      <w:r>
+        <w:t xml:space="preserve">Como são revisados os dados e exceções de medição?</w:t>
+      </w:r>
+    </w:p>
+    <w:p>
+      <w:pPr>
+        <w:pStyle w:val="BodyText"/>
+      </w:pPr>
+      <w:r>
+        <w:t xml:space="preserve">Quais ferramentas open-source e comerciais são aprovadas?</w:t>
+      </w:r>
+    </w:p>
+    <w:p>
+      <w:pPr>
+        <w:pStyle w:val="BodyText"/>
+      </w:pPr>
+      <w:r>
+        <w:t xml:space="preserve">Como os resultados são priorizados, financiados e retestados?</w:t>
+      </w:r>
+    </w:p>
+    <w:p>
+      <w:pPr>
+        <w:pStyle w:val="BodyText"/>
+      </w:pPr>
+      <w:r>
+        <w:t xml:space="preserve">Como avaliará o trabalho júnior?</w:t>
+      </w:r>
+    </w:p>
     <w:bookmarkEnd w:id="121"/>
-    <w:bookmarkStart w:id="123" w:name="laboratório-fictício-e-portfólio"/>
+    <w:bookmarkStart w:id="125" w:name="modelos-glossário-índice-e-referências"/>
     <w:p>
       <w:pPr>
         <w:pStyle w:val="Heading1"/>
       </w:pPr>
       <w:r>
-        <w:t xml:space="preserve">27. Laboratório Fictício e Portfólio</w:t>
+        <w:t xml:space="preserve">30. Modelos, Glossário, Índice e Referências</w:t>
       </w:r>
     </w:p>
     <w:p>
@@ -8613,21 +11827,16 @@
         <w:pStyle w:val="Compact"/>
       </w:pPr>
       <w:r>
-        <w:t xml:space="preserve">Um ambiente de prática segura usando dados sintéticos e sistemas de laboratório autorizados.*</w:t>
-      </w:r>
-    </w:p>
-    <w:p>
-      <w:pPr>
-        <w:pStyle w:val="FirstParagraph"/>
-      </w:pPr>
-      <w:r>
-        <w:t xml:space="preserve">Regra do laboratório:** Use organizações ficcionais, dados sintéticos, sistemas isolados e autorização escrita. Nunca ataque alvos públicos, use credenciais reais, ou publique saída de ferramenta sensível.</w:t>
-      </w:r>
-      <w:r>
-        <w:t xml:space="preserve"> </w:t>
-      </w:r>
-      <w:r>
-        <w:t xml:space="preserve">□——————————————————————————————————————————————————————————————————————————————————————————————————————————————————————————–</w:t>
+        <w:t xml:space="preserve">Estruturas de trabalho reutilizáveis, termos importantes e pontos de partida autoritários.*</w:t>
+      </w:r>
+    </w:p>
+    <w:bookmarkStart w:id="122" w:name="papel-de-medição-de-proteção"/>
+    <w:p>
+      <w:pPr>
+        <w:pStyle w:val="Heading2"/>
+      </w:pPr>
+      <w:r>
+        <w:t xml:space="preserve">30.1 Papel de medição de proteção</w:t>
       </w:r>
     </w:p>
     <w:p>
@@ -8636,9 +11845,16 @@
           <w:ilvl w:val="0"/>
           <w:numId w:val="1025"/>
         </w:numPr>
-      </w:pPr>
-      <w:r>
-        <w:t xml:space="preserve">Crie uma empresa fictícia de 50 pessoas com laptops, servidores, serviços de nuvem, uma aplicação web, pessoal remoto e cinco fornecedores.</w:t>
+        <w:pStyle w:val="Compact"/>
+      </w:pPr>
+      <w:r>
+        <w:t xml:space="preserve">Campo** * Entrada**</w:t>
+      </w:r>
+      <w:r>
+        <w:t xml:space="preserve"> </w:t>
+      </w:r>
+      <w:r>
+        <w:t xml:space="preserve">(——————————– (———————– (————–)</w:t>
       </w:r>
     </w:p>
     <w:p>
@@ -8647,189 +11863,74 @@
           <w:ilvl w:val="0"/>
           <w:numId w:val="1025"/>
         </w:numPr>
-      </w:pPr>
-      <w:r>
-        <w:t xml:space="preserve">Selecione IG1 e documentar três adições baseadas em risco do IG2 ou IG3.</w:t>
-      </w:r>
-    </w:p>
-    <w:p>
-      <w:pPr>
-        <w:numPr>
-          <w:ilvl w:val="0"/>
-          <w:numId w:val="1025"/>
-        </w:numPr>
-      </w:pPr>
-      <w:r>
-        <w:t xml:space="preserve">Build Enterprise-asset, software, dados, conta, sistema de autenticação, rede, fornecedor, aplicativo e log-source inventários.</w:t>
-      </w:r>
-    </w:p>
-    <w:p>
-      <w:pPr>
-        <w:numPr>
-          <w:ilvl w:val="0"/>
-          <w:numId w:val="1025"/>
-        </w:numPr>
-      </w:pPr>
-      <w:r>
-        <w:t xml:space="preserve">Use Nmap e osquery em um laboratório isolado para conciliar inventários de ativos e software.</w:t>
-      </w:r>
-    </w:p>
-    <w:p>
-      <w:pPr>
-        <w:numPr>
-          <w:ilvl w:val="0"/>
-          <w:numId w:val="1025"/>
-        </w:numPr>
-      </w:pPr>
-      <w:r>
-        <w:t xml:space="preserve">Use OpenSCAP ou Lynis em um host de laboratório; conclusões de configuração do documento, exceções, correções e reavaliação.</w:t>
-      </w:r>
-    </w:p>
-    <w:p>
-      <w:pPr>
-        <w:numPr>
-          <w:ilvl w:val="0"/>
-          <w:numId w:val="1025"/>
-        </w:numPr>
-      </w:pPr>
-      <w:r>
-        <w:t xml:space="preserve">Use Greenbone em alvos de laboratório aprovados; valide cobertura, achados, remediação e rescan.</w:t>
-      </w:r>
-    </w:p>
-    <w:p>
-      <w:pPr>
-        <w:numPr>
-          <w:ilvl w:val="0"/>
-          <w:numId w:val="1025"/>
-        </w:numPr>
-      </w:pPr>
-      <w:r>
-        <w:t xml:space="preserve">Use Wazuh ou Suricata para gerar e investigar um alerta de teste seguro.</w:t>
-      </w:r>
-    </w:p>
-    <w:p>
-      <w:pPr>
-        <w:numPr>
-          <w:ilvl w:val="0"/>
-          <w:numId w:val="1025"/>
-        </w:numPr>
-      </w:pPr>
-      <w:r>
-        <w:t xml:space="preserve">Use Trivy ou ZAP em um repositório de treinamento ou aplicação e corrigir registro e reteste.</w:t>
-      </w:r>
-    </w:p>
-    <w:p>
-      <w:pPr>
-        <w:numPr>
-          <w:ilvl w:val="0"/>
-          <w:numId w:val="1025"/>
-        </w:numPr>
-      </w:pPr>
-      <w:r>
-        <w:t xml:space="preserve">Escreva um teste de backup-restore e incidente registro de mesa.</w:t>
-      </w:r>
-    </w:p>
-    <w:p>
-      <w:pPr>
-        <w:numPr>
-          <w:ilvl w:val="0"/>
-          <w:numId w:val="1025"/>
-        </w:numPr>
-      </w:pPr>
-      <w:r>
-        <w:t xml:space="preserve">Crie cinco trabalhos CIS Assessment Specification com entradas, operações, medidas, métricas, listas de exceções e conclusões.</w:t>
-      </w:r>
-    </w:p>
-    <w:p>
-      <w:pPr>
-        <w:numPr>
-          <w:ilvl w:val="0"/>
-          <w:numId w:val="1025"/>
-        </w:numPr>
-      </w:pPr>
-      <w:r>
-        <w:t xml:space="preserve">Publicar apenas artefatos higienizados e afirmar claramente que o projeto é fictício e não uma avaliação formal CIS.</w:t>
-      </w:r>
-    </w:p>
-    <w:bookmarkStart w:id="122" w:name="artifact-artifact-artifact"/>
+        <w:pStyle w:val="Compact"/>
+      </w:pPr>
+      <w:r>
+        <w:t xml:space="preserve">Salvaguarda e IG                                  </w:t>
+      </w:r>
+      <w:r>
+        <w:t xml:space="preserve"> </w:t>
+      </w:r>
+      <w:r>
+        <w:t xml:space="preserve">Classe de âmbito e de activo</w:t>
+      </w:r>
+      <w:r>
+        <w:t xml:space="preserve"> </w:t>
+      </w:r>
+      <w:r>
+        <w:t xml:space="preserve">• Proprietário e sistemas</w:t>
+      </w:r>
+      <w:r>
+        <w:t xml:space="preserve"> </w:t>
+      </w:r>
+      <w:r>
+        <w:t xml:space="preserve">Dependências e pressupostos</w:t>
+      </w:r>
+      <w:r>
+        <w:t xml:space="preserve"> </w:t>
+      </w:r>
+      <w:r>
+        <w:t xml:space="preserve">Entradas e validação</w:t>
+      </w:r>
+      <w:r>
+        <w:t xml:space="preserve"> </w:t>
+      </w:r>
+      <w:r>
+        <w:t xml:space="preserve">Operações realizadas</w:t>
+      </w:r>
+      <w:r>
+        <w:t xml:space="preserve"> </w:t>
+      </w:r>
+      <w:r>
+        <w:t xml:space="preserve">Medidas</w:t>
+      </w:r>
+      <w:r>
+        <w:t xml:space="preserve"> </w:t>
+      </w:r>
+      <w:r>
+        <w:t xml:space="preserve">Métrico e interpretação</w:t>
+      </w:r>
+      <w:r>
+        <w:t xml:space="preserve"> </w:t>
+      </w:r>
+      <w:r>
+        <w:t xml:space="preserve">Excepções e limitações</w:t>
+      </w:r>
+      <w:r>
+        <w:t xml:space="preserve"> </w:t>
+      </w:r>
+      <w:r>
+        <w:t xml:space="preserve">Acção, proprietário, data e novo teste</w:t>
+      </w:r>
+    </w:p>
+    <w:bookmarkEnd w:id="122"/>
+    <w:bookmarkStart w:id="124" w:name="registro-de-achados-e-retestes"/>
     <w:p>
       <w:pPr>
         <w:pStyle w:val="Heading2"/>
       </w:pPr>
       <w:r>
-        <w:t xml:space="preserve">Artifact** Artifact** Artifact</w:t>
-      </w:r>
-    </w:p>
-    <w:p>
-      <w:pPr>
-        <w:pStyle w:val="FirstParagraph"/>
-      </w:pPr>
-      <w:r>
-        <w:t xml:space="preserve">Memorando de seleção □ Priorização e raciocínio de risco</w:t>
-      </w:r>
-      <w:r>
-        <w:t xml:space="preserve"> </w:t>
-      </w:r>
-      <w:r>
-        <w:t xml:space="preserve">• Reconciliação de inventários</w:t>
-      </w:r>
-      <w:r>
-        <w:t xml:space="preserve"> </w:t>
-      </w:r>
-      <w:r>
-        <w:t xml:space="preserve">□ Guardar papel de trabalho ; Estrutura e evidência oficiais de medição</w:t>
-      </w:r>
-      <w:r>
-        <w:t xml:space="preserve"> </w:t>
-      </w:r>
-      <w:r>
-        <w:t xml:space="preserve">Reavaliação de configuração</w:t>
-      </w:r>
-      <w:r>
-        <w:t xml:space="preserve"> </w:t>
-      </w:r>
-      <w:r>
-        <w:t xml:space="preserve">Relato de vulnerabilidade, cobertura, priorização, exceção e remediação</w:t>
-      </w:r>
-      <w:r>
-        <w:t xml:space="preserve"> </w:t>
-      </w:r>
-      <w:r>
-        <w:t xml:space="preserve">Caso de Detecção, validação de alerta, investigação e resposta</w:t>
-      </w:r>
-      <w:r>
-        <w:t xml:space="preserve"> </w:t>
-      </w:r>
-      <w:r>
-        <w:t xml:space="preserve">Restaurar teste de disponibilidade e evidência de recuperação</w:t>
-      </w:r>
-      <w:r>
-        <w:t xml:space="preserve"> </w:t>
-      </w:r>
-      <w:r>
-        <w:t xml:space="preserve">Painel do gerente ..Limpar a comunicação de risco e ação .</w:t>
-      </w:r>
-    </w:p>
-    <w:bookmarkEnd w:id="122"/>
-    <w:bookmarkEnd w:id="123"/>
-    <w:bookmarkStart w:id="126" w:name="plano-de-aprendizagem-de-trinta-dias"/>
-    <w:p>
-      <w:pPr>
-        <w:pStyle w:val="Heading1"/>
-      </w:pPr>
-      <w:r>
-        <w:t xml:space="preserve">28. Plano de Aprendizagem de Trinta Dias</w:t>
-      </w:r>
-    </w:p>
-    <w:p>
-      <w:pPr>
-        <w:numPr>
-          <w:ilvl w:val="0"/>
-          <w:numId w:val="1026"/>
-        </w:numPr>
-      </w:pPr>
-      <w:r>
-        <w:t xml:space="preserve">Uma programação focada para uma capacidade útil de nível júnior.*</w:t>
+        <w:t xml:space="preserve">30.2 Registro de achados e retestes</w:t>
       </w:r>
     </w:p>
     <w:p>
@@ -8840,443 +11941,11 @@
         </w:numPr>
         <w:pStyle w:val="Heading2"/>
       </w:pPr>
-      <w:bookmarkStart w:id="124" w:name="dias-foco-entrega"/>
-      <w:r>
-        <w:t xml:space="preserve">Dias** * Foco** * Entrega**</w:t>
-      </w:r>
-      <w:bookmarkEnd w:id="124"/>
-    </w:p>
-    <w:p>
-      <w:pPr>
-        <w:numPr>
-          <w:ilvl w:val="0"/>
-          <w:numId w:val="1000"/>
-        </w:numPr>
-      </w:pPr>
-      <w:r>
-        <w:t xml:space="preserve">□ 1–4 □ Framework, 18 Controlos, 153 Salvaguardas, IGs, classes de activos, funções</w:t>
-      </w:r>
-      <w:r>
-        <w:t xml:space="preserve"> </w:t>
-      </w:r>
-      <w:r>
-        <w:t xml:space="preserve">4 inventários reconciliados</w:t>
-      </w:r>
-      <w:r>
-        <w:t xml:space="preserve"> </w:t>
-      </w:r>
-      <w:r>
-        <w:t xml:space="preserve">Configuração, vulnerabilidade, e-mail, malware</w:t>
-      </w:r>
-      <w:r>
-        <w:t xml:space="preserve"> </w:t>
-      </w:r>
-      <w:r>
-        <w:t xml:space="preserve">• 13–16 • Registros, monitoramento, defesa de rede • Mapa de log-source e caso de alerta seguro</w:t>
-      </w:r>
-      <w:r>
-        <w:t xml:space="preserve"> </w:t>
-      </w:r>
-      <w:r>
-        <w:t xml:space="preserve">Recuperação e resposta de incidentes</w:t>
-      </w:r>
-      <w:r>
-        <w:t xml:space="preserve"> </w:t>
-      </w:r>
-      <w:r>
-        <w:t xml:space="preserve">• 20–22 • Fornecedores e segurança da aplicação • Avaliação do fornecedor e lista de verificação de desenvolvimento seguro</w:t>
-      </w:r>
-      <w:r>
-        <w:t xml:space="preserve"> </w:t>
-      </w:r>
-      <w:r>
-        <w:t xml:space="preserve">• 23–25 • Especificação de Avaliação • Cinco medições completas de salvaguarda</w:t>
-      </w:r>
-      <w:r>
-        <w:t xml:space="preserve"> </w:t>
-      </w:r>
-      <w:r>
-        <w:t xml:space="preserve">26–28 Laboratório de ferramentas e remediação Autorizados</w:t>
-      </w:r>
-      <w:r>
-        <w:t xml:space="preserve"> </w:t>
-      </w:r>
-      <w:r>
-        <w:t xml:space="preserve">29-30 - Portfólio e entrevistas - Portfólio higiénico e cinco histórias de STAR</w:t>
-      </w:r>
-    </w:p>
-    <w:p>
-      <w:pPr>
-        <w:numPr>
-          <w:ilvl w:val="0"/>
-          <w:numId w:val="1027"/>
-        </w:numPr>
-        <w:pStyle w:val="Compact"/>
-      </w:pPr>
-      <w:r>
-        <w:t xml:space="preserve">Preparação da entrevista</w:t>
-      </w:r>
-    </w:p>
-    <w:p>
-      <w:pPr>
-        <w:numPr>
-          <w:ilvl w:val="0"/>
-          <w:numId w:val="1028"/>
-        </w:numPr>
-        <w:pStyle w:val="Compact"/>
-      </w:pPr>
-      <w:r>
-        <w:t xml:space="preserve">Respostas claras, cenários práticos e perguntas para o empregador.*</w:t>
-      </w:r>
-    </w:p>
-    <w:bookmarkStart w:id="125" w:name="quais-são-os-controles-cis"/>
-    <w:p>
-      <w:pPr>
-        <w:pStyle w:val="Heading2"/>
-      </w:pPr>
-      <w:r>
-        <w:t xml:space="preserve">29.1 Quais são os controles CIS?</w:t>
-      </w:r>
-    </w:p>
-    <w:p>
-      <w:pPr>
-        <w:pStyle w:val="FirstParagraph"/>
-      </w:pPr>
-      <w:r>
-        <w:t xml:space="preserve">Um conjunto priorizado de melhores práticas defensivas organizadas em 18 Controles e 153 Salvaguardas focadas.</w:t>
-      </w:r>
-    </w:p>
-    <w:bookmarkEnd w:id="125"/>
-    <w:bookmarkEnd w:id="126"/>
-    <w:bookmarkStart w:id="127" w:name="o-que-é-o-ig1"/>
-    <w:p>
-      <w:pPr>
-        <w:pStyle w:val="Heading1"/>
-      </w:pPr>
-      <w:r>
-        <w:t xml:space="preserve"># 29,2 O que é o IG1?</w:t>
-      </w:r>
-    </w:p>
-    <w:p>
-      <w:pPr>
-        <w:pStyle w:val="FirstParagraph"/>
-      </w:pPr>
-      <w:r>
-        <w:t xml:space="preserve">O ponto de partida de higiene cibernética essencial 56-Safeguard que a CIS recomenda a cada empresa que comece.</w:t>
-      </w:r>
-    </w:p>
-    <w:bookmarkEnd w:id="127"/>
-    <w:bookmarkStart w:id="133" w:name="o-ig1-se-encaixa-em-todos-os-requisitos"/>
-    <w:p>
-      <w:pPr>
-        <w:pStyle w:val="Heading1"/>
-      </w:pPr>
-      <w:r>
-        <w:t xml:space="preserve"># 29.3 O IG1 se encaixa em todos os requisitos?</w:t>
-      </w:r>
-    </w:p>
-    <w:p>
-      <w:pPr>
-        <w:pStyle w:val="FirstParagraph"/>
-      </w:pPr>
-      <w:r>
-        <w:t xml:space="preserve">É uma linha de base de priorização. Risco material, contratos, leis, clientes ou serviços críticos podem exigir salvaguardas adicionais.</w:t>
-      </w:r>
-    </w:p>
-    <w:bookmarkStart w:id="128" w:name="como-mede-uma-salvaguarda"/>
-    <w:p>
-      <w:pPr>
-        <w:pStyle w:val="Heading2"/>
-      </w:pPr>
-      <w:r>
-        <w:t xml:space="preserve">29.4 Como mede uma Salvaguarda?</w:t>
-      </w:r>
-    </w:p>
-    <w:p>
-      <w:pPr>
-        <w:pStyle w:val="FirstParagraph"/>
-      </w:pPr>
-      <w:r>
-        <w:t xml:space="preserve">Use critérios oficiais, dependências, suposições, entradas completas, operações definidas, medidas, métricas, revisão de procedimentos, exceções e reteste.</w:t>
-      </w:r>
-    </w:p>
-    <w:bookmarkEnd w:id="128"/>
-    <w:bookmarkStart w:id="129" w:name="por-que-os-inventários-são-importantes"/>
-    <w:p>
-      <w:pPr>
-        <w:pStyle w:val="Heading2"/>
-      </w:pPr>
-      <w:r>
-        <w:t xml:space="preserve">29.5 Por que os inventários são importantes?</w:t>
-      </w:r>
-    </w:p>
-    <w:p>
-      <w:pPr>
-        <w:pStyle w:val="FirstParagraph"/>
-      </w:pPr>
-      <w:r>
-        <w:t xml:space="preserve">Eles definem as populações que os controles de configuração, vulnerabilidade, registro, recuperação e resposta devem cobrir.</w:t>
-      </w:r>
-    </w:p>
-    <w:bookmarkEnd w:id="129"/>
-    <w:bookmarkStart w:id="130" w:name="X5faff83a01d7b0e8292502c8985ade671742931"/>
-    <w:p>
-      <w:pPr>
-        <w:pStyle w:val="Heading2"/>
-      </w:pPr>
-      <w:r>
-        <w:t xml:space="preserve">29.6 Varredura de vulnerabilidade versus teste de penetração?</w:t>
-      </w:r>
-    </w:p>
-    <w:p>
-      <w:pPr>
-        <w:pStyle w:val="FirstParagraph"/>
-      </w:pPr>
-      <w:r>
-        <w:t xml:space="preserve">Um scan identifica principalmente fraquezas conhecidas; teste de penetração usa análise humana qualificada e exploração controlada para avaliar o impacto e resiliência.</w:t>
-      </w:r>
-    </w:p>
-    <w:bookmarkEnd w:id="130"/>
-    <w:bookmarkStart w:id="131" w:name="X18ec6286101b55f9f7988a74b90583c927e5d87"/>
-    <w:p>
-      <w:pPr>
-        <w:pStyle w:val="Heading2"/>
-      </w:pPr>
-      <w:r>
-        <w:t xml:space="preserve">29.7 Um mapeamento de framework prova conformidade?</w:t>
-      </w:r>
-    </w:p>
-    <w:p>
-      <w:pPr>
-        <w:pStyle w:val="FirstParagraph"/>
-      </w:pPr>
-      <w:r>
-        <w:t xml:space="preserve">Não. Identifica relações, mas a organização deve testar o requisito e a evidência exatos aplicáveis.</w:t>
-      </w:r>
-    </w:p>
-    <w:bookmarkEnd w:id="131"/>
-    <w:bookmarkStart w:id="132" w:name="o-que-pode-concluir-um-analista-júnior"/>
-    <w:p>
-      <w:pPr>
-        <w:pStyle w:val="Heading2"/>
-      </w:pPr>
-      <w:r>
-        <w:t xml:space="preserve">29.8 O que pode concluir um analista júnior?</w:t>
-      </w:r>
-    </w:p>
-    <w:p>
-      <w:pPr>
-        <w:pStyle w:val="FirstParagraph"/>
-      </w:pPr>
-      <w:r>
-        <w:t xml:space="preserve">Apenas o que o escopo definido e o suporte de evidência confiável, com amostragem e limitações claramente divulgadas.</w:t>
-      </w:r>
-    </w:p>
-    <w:bookmarkEnd w:id="132"/>
-    <w:bookmarkEnd w:id="133"/>
-    <w:bookmarkStart w:id="134" w:name="perguntas-para-perguntar-ao-empregador"/>
-    <w:p>
-      <w:pPr>
-        <w:pStyle w:val="Heading1"/>
-      </w:pPr>
-      <w:r>
-        <w:t xml:space="preserve"># 29.9 Perguntas para perguntar ao empregador</w:t>
-      </w:r>
-    </w:p>
-    <w:p>
-      <w:pPr>
-        <w:pStyle w:val="FirstParagraph"/>
-      </w:pPr>
-      <w:r>
-        <w:t xml:space="preserve">Que Grupo de Implementação e adições estão no escopo?</w:t>
-      </w:r>
-    </w:p>
-    <w:p>
-      <w:pPr>
-        <w:pStyle w:val="BodyText"/>
-      </w:pPr>
-      <w:r>
-        <w:t xml:space="preserve">Como são criadas e reconciliadas populações de inventário?</w:t>
-      </w:r>
-    </w:p>
-    <w:p>
-      <w:pPr>
-        <w:pStyle w:val="BodyText"/>
-      </w:pPr>
-      <w:r>
-        <w:t xml:space="preserve">Quais salvaguardas têm a cobertura mais incompleta?</w:t>
-      </w:r>
-    </w:p>
-    <w:p>
-      <w:pPr>
-        <w:pStyle w:val="BodyText"/>
-      </w:pPr>
-      <w:r>
-        <w:t xml:space="preserve">Como são revisados os dados e exceções de medição?</w:t>
-      </w:r>
-    </w:p>
-    <w:p>
-      <w:pPr>
-        <w:pStyle w:val="BodyText"/>
-      </w:pPr>
-      <w:r>
-        <w:t xml:space="preserve">Quais ferramentas open-source e comerciais são aprovadas?</w:t>
-      </w:r>
-    </w:p>
-    <w:p>
-      <w:pPr>
-        <w:pStyle w:val="BodyText"/>
-      </w:pPr>
-      <w:r>
-        <w:t xml:space="preserve">Como os resultados são priorizados, financiados e retestados?</w:t>
-      </w:r>
-    </w:p>
-    <w:p>
-      <w:pPr>
-        <w:pStyle w:val="BodyText"/>
-      </w:pPr>
-      <w:r>
-        <w:t xml:space="preserve">Como avaliará o trabalho júnior?</w:t>
-      </w:r>
-    </w:p>
-    <w:bookmarkEnd w:id="134"/>
-    <w:bookmarkStart w:id="138" w:name="modelos-glossário-índice-e-referências"/>
-    <w:p>
-      <w:pPr>
-        <w:pStyle w:val="Heading1"/>
-      </w:pPr>
-      <w:r>
-        <w:t xml:space="preserve">30. Modelos, Glossário, Índice e Referências</w:t>
-      </w:r>
-    </w:p>
-    <w:p>
-      <w:pPr>
-        <w:numPr>
-          <w:ilvl w:val="0"/>
-          <w:numId w:val="1029"/>
-        </w:numPr>
-        <w:pStyle w:val="Compact"/>
-      </w:pPr>
-      <w:r>
-        <w:t xml:space="preserve">Estruturas de trabalho reutilizáveis, termos importantes e pontos de partida autoritários.*</w:t>
-      </w:r>
-    </w:p>
-    <w:bookmarkStart w:id="135" w:name="papel-de-medição-de-proteção"/>
-    <w:p>
-      <w:pPr>
-        <w:pStyle w:val="Heading2"/>
-      </w:pPr>
-      <w:r>
-        <w:t xml:space="preserve">30.1 Papel de medição de proteção</w:t>
-      </w:r>
-    </w:p>
-    <w:p>
-      <w:pPr>
-        <w:numPr>
-          <w:ilvl w:val="0"/>
-          <w:numId w:val="1030"/>
-        </w:numPr>
-        <w:pStyle w:val="Compact"/>
-      </w:pPr>
+      <w:bookmarkStart w:id="123" w:name="campo-entrada"/>
       <w:r>
         <w:t xml:space="preserve">Campo** * Entrada**</w:t>
       </w:r>
-      <w:r>
-        <w:t xml:space="preserve"> </w:t>
-      </w:r>
-      <w:r>
-        <w:t xml:space="preserve">(——————————– (———————– (————–)</w:t>
-      </w:r>
-    </w:p>
-    <w:p>
-      <w:pPr>
-        <w:numPr>
-          <w:ilvl w:val="0"/>
-          <w:numId w:val="1030"/>
-        </w:numPr>
-        <w:pStyle w:val="Compact"/>
-      </w:pPr>
-      <w:r>
-        <w:t xml:space="preserve">Salvaguarda e IG                                  </w:t>
-      </w:r>
-      <w:r>
-        <w:t xml:space="preserve"> </w:t>
-      </w:r>
-      <w:r>
-        <w:t xml:space="preserve">Classe de âmbito e de activo</w:t>
-      </w:r>
-      <w:r>
-        <w:t xml:space="preserve"> </w:t>
-      </w:r>
-      <w:r>
-        <w:t xml:space="preserve">• Proprietário e sistemas</w:t>
-      </w:r>
-      <w:r>
-        <w:t xml:space="preserve"> </w:t>
-      </w:r>
-      <w:r>
-        <w:t xml:space="preserve">Dependências e pressupostos</w:t>
-      </w:r>
-      <w:r>
-        <w:t xml:space="preserve"> </w:t>
-      </w:r>
-      <w:r>
-        <w:t xml:space="preserve">Entradas e validação</w:t>
-      </w:r>
-      <w:r>
-        <w:t xml:space="preserve"> </w:t>
-      </w:r>
-      <w:r>
-        <w:t xml:space="preserve">Operações realizadas</w:t>
-      </w:r>
-      <w:r>
-        <w:t xml:space="preserve"> </w:t>
-      </w:r>
-      <w:r>
-        <w:t xml:space="preserve">Medidas</w:t>
-      </w:r>
-      <w:r>
-        <w:t xml:space="preserve"> </w:t>
-      </w:r>
-      <w:r>
-        <w:t xml:space="preserve">Métrico e interpretação</w:t>
-      </w:r>
-      <w:r>
-        <w:t xml:space="preserve"> </w:t>
-      </w:r>
-      <w:r>
-        <w:t xml:space="preserve">Excepções e limitações</w:t>
-      </w:r>
-      <w:r>
-        <w:t xml:space="preserve"> </w:t>
-      </w:r>
-      <w:r>
-        <w:t xml:space="preserve">Acção, proprietário, data e novo teste</w:t>
-      </w:r>
-    </w:p>
-    <w:bookmarkEnd w:id="135"/>
-    <w:bookmarkStart w:id="137" w:name="registro-de-achados-e-retestes"/>
-    <w:p>
-      <w:pPr>
-        <w:pStyle w:val="Heading2"/>
-      </w:pPr>
-      <w:r>
-        <w:t xml:space="preserve">30.2 Registro de achados e retestes</w:t>
-      </w:r>
-    </w:p>
-    <w:p>
-      <w:pPr>
-        <w:numPr>
-          <w:ilvl w:val="0"/>
-          <w:numId w:val="1031"/>
-        </w:numPr>
-        <w:pStyle w:val="Heading2"/>
-      </w:pPr>
-      <w:bookmarkStart w:id="136" w:name="campo-entrada"/>
-      <w:r>
-        <w:t xml:space="preserve">Campo** * Entrada**</w:t>
-      </w:r>
-      <w:bookmarkEnd w:id="136"/>
+      <w:bookmarkEnd w:id="123"/>
     </w:p>
     <w:p>
       <w:pPr>
@@ -9344,9 +12013,9 @@
         <w:t xml:space="preserve">Resultado final</w:t>
       </w:r>
     </w:p>
-    <w:bookmarkEnd w:id="137"/>
-    <w:bookmarkEnd w:id="138"/>
-    <w:bookmarkStart w:id="140" w:name="glossário"/>
+    <w:bookmarkEnd w:id="124"/>
+    <w:bookmarkEnd w:id="125"/>
+    <w:bookmarkStart w:id="127" w:name="glossário"/>
     <w:p>
       <w:pPr>
         <w:pStyle w:val="Heading1"/>
@@ -9355,7 +12024,7 @@
         <w:t xml:space="preserve"># 30.3 Glossário</w:t>
       </w:r>
     </w:p>
-    <w:bookmarkStart w:id="139" w:name="section-14"/>
+    <w:bookmarkStart w:id="126" w:name="section-9"/>
     <w:p>
       <w:pPr>
         <w:pStyle w:val="Heading2"/>
@@ -9444,9 +12113,9 @@
         <w:t xml:space="preserve">Função de segurança .Govern, Identificar, Proteger, Detectar, Responder ou Recuperar mapeamento. .</w:t>
       </w:r>
     </w:p>
-    <w:bookmarkEnd w:id="139"/>
-    <w:bookmarkEnd w:id="140"/>
-    <w:bookmarkStart w:id="148" w:name="índice-de-assunto"/>
+    <w:bookmarkEnd w:id="126"/>
+    <w:bookmarkEnd w:id="127"/>
+    <w:bookmarkStart w:id="135" w:name="índice-de-assunto"/>
     <w:p>
       <w:pPr>
         <w:pStyle w:val="Heading1"/>
@@ -9455,7 +12124,7 @@
         <w:t xml:space="preserve"># 30.4 Índice de assunto</w:t>
       </w:r>
     </w:p>
-    <w:bookmarkStart w:id="141" w:name="sujeito-capítulo"/>
+    <w:bookmarkStart w:id="128" w:name="sujeito-capítulo"/>
     <w:p>
       <w:pPr>
         <w:pStyle w:val="Heading2"/>
@@ -9594,8 +12263,8 @@
         <w:t xml:space="preserve">Gestão da vulnerabilidade</w:t>
       </w:r>
     </w:p>
-    <w:bookmarkEnd w:id="141"/>
-    <w:bookmarkStart w:id="147" w:name="referências-oficiais"/>
+    <w:bookmarkEnd w:id="128"/>
+    <w:bookmarkStart w:id="134" w:name="referências-oficiais"/>
     <w:p>
       <w:pPr>
         <w:pStyle w:val="Heading2"/>
@@ -9608,7 +12277,7 @@
       <w:pPr>
         <w:pStyle w:val="FirstParagraph"/>
       </w:pPr>
-      <w:hyperlink r:id="rId142">
+      <w:hyperlink r:id="rId129">
         <w:r>
           <w:rPr>
             <w:rStyle w:val="Hyperlink"/>
@@ -9621,7 +12290,7 @@
       <w:pPr>
         <w:pStyle w:val="BodyText"/>
       </w:pPr>
-      <w:hyperlink r:id="rId143">
+      <w:hyperlink r:id="rId130">
         <w:r>
           <w:rPr>
             <w:rStyle w:val="Hyperlink"/>
@@ -9634,7 +12303,7 @@
       <w:pPr>
         <w:pStyle w:val="BodyText"/>
       </w:pPr>
-      <w:hyperlink r:id="rId144">
+      <w:hyperlink r:id="rId131">
         <w:r>
           <w:rPr>
             <w:rStyle w:val="Hyperlink"/>
@@ -9647,7 +12316,7 @@
       <w:pPr>
         <w:pStyle w:val="BodyText"/>
       </w:pPr>
-      <w:hyperlink r:id="rId145">
+      <w:hyperlink r:id="rId132">
         <w:r>
           <w:rPr>
             <w:rStyle w:val="Hyperlink"/>
@@ -9666,7 +12335,7 @@
       <w:pPr>
         <w:pStyle w:val="BodyText"/>
       </w:pPr>
-      <w:hyperlink r:id="rId84">
+      <w:hyperlink r:id="rId71">
         <w:r>
           <w:rPr>
             <w:rStyle w:val="Hyperlink"/>
@@ -9679,7 +12348,7 @@
       <w:pPr>
         <w:pStyle w:val="BodyText"/>
       </w:pPr>
-      <w:hyperlink r:id="rId82">
+      <w:hyperlink r:id="rId69">
         <w:r>
           <w:rPr>
             <w:rStyle w:val="Hyperlink"/>
@@ -9692,7 +12361,7 @@
       <w:pPr>
         <w:pStyle w:val="BodyText"/>
       </w:pPr>
-      <w:hyperlink r:id="rId146">
+      <w:hyperlink r:id="rId133">
         <w:r>
           <w:rPr>
             <w:rStyle w:val="Hyperlink"/>
@@ -9725,8 +12394,8 @@
         <w:t xml:space="preserve">O que é que se passa?</w:t>
       </w:r>
     </w:p>
-    <w:bookmarkEnd w:id="147"/>
-    <w:bookmarkEnd w:id="148"/>
+    <w:bookmarkEnd w:id="134"/>
+    <w:bookmarkEnd w:id="135"/>
     <w:sectPr/>
   </w:body>
 </w:document>
@@ -10185,21 +12854,6 @@
     <w:abstractNumId w:val="991"/>
   </w:num>
   <w:num w:numId="1017">
-    <w:abstractNumId w:val="991"/>
-  </w:num>
-  <w:num w:numId="1018">
-    <w:abstractNumId w:val="991"/>
-  </w:num>
-  <w:num w:numId="1019">
-    <w:abstractNumId w:val="991"/>
-  </w:num>
-  <w:num w:numId="1020">
-    <w:abstractNumId w:val="991"/>
-  </w:num>
-  <w:num w:numId="1021">
-    <w:abstractNumId w:val="991"/>
-  </w:num>
-  <w:num w:numId="1022">
     <w:abstractNumId w:val="99411"/>
     <w:lvlOverride w:ilvl="0">
       <w:startOverride w:val="1"/>
@@ -10229,13 +12883,13 @@
       <w:startOverride w:val="1"/>
     </w:lvlOverride>
   </w:num>
-  <w:num w:numId="1023">
+  <w:num w:numId="1018">
     <w:abstractNumId w:val="991"/>
   </w:num>
-  <w:num w:numId="1024">
+  <w:num w:numId="1019">
     <w:abstractNumId w:val="991"/>
   </w:num>
-  <w:num w:numId="1025">
+  <w:num w:numId="1020">
     <w:abstractNumId w:val="99411"/>
     <w:lvlOverride w:ilvl="0">
       <w:startOverride w:val="1"/>
@@ -10265,10 +12919,10 @@
       <w:startOverride w:val="1"/>
     </w:lvlOverride>
   </w:num>
-  <w:num w:numId="1026">
+  <w:num w:numId="1021">
     <w:abstractNumId w:val="991"/>
   </w:num>
-  <w:num w:numId="1027">
+  <w:num w:numId="1022">
     <w:abstractNumId w:val="994129"/>
     <w:lvlOverride w:ilvl="0">
       <w:startOverride w:val="29"/>
@@ -10298,16 +12952,16 @@
       <w:startOverride w:val="29"/>
     </w:lvlOverride>
   </w:num>
-  <w:num w:numId="1028">
+  <w:num w:numId="1023">
     <w:abstractNumId w:val="991"/>
   </w:num>
-  <w:num w:numId="1029">
+  <w:num w:numId="1024">
     <w:abstractNumId w:val="991"/>
   </w:num>
-  <w:num w:numId="1030">
+  <w:num w:numId="1025">
     <w:abstractNumId w:val="991"/>
   </w:num>
-  <w:num w:numId="1031">
+  <w:num w:numId="1026">
     <w:abstractNumId w:val="991"/>
   </w:num>
 </w:numbering>

--- a/01-foundations/CIS_Controls_v8.1/Portugues_BR/CIS_Critical_Security_Controls_v8.1_Practical_Manager_and_Junior_Analyst_Manual_Portugues_BR_v1.0.docx
+++ b/01-foundations/CIS_Controls_v8.1/Portugues_BR/CIS_Critical_Security_Controls_v8.1_Practical_Manager_and_Junior_Analyst_Manual_Portugues_BR_v1.0.docx
@@ -8858,13 +8858,2668 @@
       </w:r>
     </w:p>
     <w:bookmarkEnd w:id="39"/>
-    <w:bookmarkStart w:id="42" w:name="controle-11-recuperação-de-dados"/>
+    <w:bookmarkStart w:id="40" w:name="controle-11-recuperação-de-dados"/>
     <w:p>
       <w:pPr>
         <w:pStyle w:val="Heading1"/>
       </w:pPr>
       <w:r>
         <w:t xml:space="preserve">16. Controle 11 — Recuperação de dados</w:t>
+      </w:r>
+    </w:p>
+    <w:p>
+      <w:pPr>
+        <w:pStyle w:val="FirstParagraph"/>
+      </w:pPr>
+      <w:r>
+        <w:rPr>
+          <w:iCs/>
+          <w:i/>
+        </w:rPr>
+        <w:t xml:space="preserve">As 5 Salvaguardas, seu significado claro, o enfoque de verificação e exemplos de evidências.</w:t>
+      </w:r>
+    </w:p>
+    <w:tbl>
+      <w:tblPr>
+        <w:tblStyle w:val="Table"/>
+        <w:tblW w:type="pct" w:w="5000"/>
+        <w:tblLook w:firstRow="1" w:lastRow="0" w:firstColumn="0" w:lastColumn="0" w:noHBand="0" w:noVBand="0" w:val="0020"/>
+        <w:jc w:val="start"/>
+      </w:tblPr>
+      <w:tblGrid>
+        <w:gridCol w:w="7920"/>
+      </w:tblGrid>
+      <w:tr>
+        <w:trPr>
+          <w:tblHeader w:val="true"/>
+        </w:trPr>
+        <w:tc>
+          <w:tcPr/>
+          <w:p>
+            <w:pPr>
+              <w:pStyle w:val="Compact"/>
+              <w:jc w:val="left"/>
+            </w:pPr>
+            <w:r>
+              <w:rPr>
+                <w:bCs/>
+                <w:b/>
+              </w:rPr>
+              <w:t xml:space="preserve">Finalidade do Controle:</w:t>
+            </w:r>
+            <w:r>
+              <w:t xml:space="preserve"> </w:t>
+            </w:r>
+            <w:r>
+              <w:t xml:space="preserve">Fortalecer a organização por meio da implementação e medição das Salvaguardas de recuperação de dados.</w:t>
+            </w:r>
+          </w:p>
+        </w:tc>
+      </w:tr>
+    </w:tbl>
+    <w:p/>
+    <w:tbl>
+      <w:tblPr>
+        <w:tblStyle w:val="Table"/>
+        <w:tblW w:type="pct" w:w="5000"/>
+        <w:tblLook w:firstRow="1" w:lastRow="0" w:firstColumn="0" w:lastColumn="0" w:noHBand="0" w:noVBand="0" w:val="0020"/>
+        <w:jc w:val="start"/>
+      </w:tblPr>
+      <w:tblGrid>
+        <w:gridCol w:w="1584"/>
+        <w:gridCol w:w="1584"/>
+        <w:gridCol w:w="1584"/>
+        <w:gridCol w:w="1584"/>
+        <w:gridCol w:w="1584"/>
+      </w:tblGrid>
+      <w:tr>
+        <w:trPr>
+          <w:tblHeader w:val="true"/>
+        </w:trPr>
+        <w:tc>
+          <w:tcPr/>
+          <w:p>
+            <w:pPr>
+              <w:pStyle w:val="Compact"/>
+              <w:jc w:val="left"/>
+            </w:pPr>
+            <w:r>
+              <w:t xml:space="preserve">ID</w:t>
+            </w:r>
+          </w:p>
+        </w:tc>
+        <w:tc>
+          <w:tcPr/>
+          <w:p>
+            <w:pPr>
+              <w:pStyle w:val="Compact"/>
+              <w:jc w:val="left"/>
+            </w:pPr>
+            <w:r>
+              <w:t xml:space="preserve">Salvaguarda</w:t>
+            </w:r>
+          </w:p>
+        </w:tc>
+        <w:tc>
+          <w:tcPr/>
+          <w:p>
+            <w:pPr>
+              <w:pStyle w:val="Compact"/>
+              <w:jc w:val="left"/>
+            </w:pPr>
+            <w:r>
+              <w:t xml:space="preserve">Significado claro</w:t>
+            </w:r>
+          </w:p>
+        </w:tc>
+        <w:tc>
+          <w:tcPr/>
+          <w:p>
+            <w:pPr>
+              <w:pStyle w:val="Compact"/>
+              <w:jc w:val="left"/>
+            </w:pPr>
+            <w:r>
+              <w:t xml:space="preserve">Enfoque de verificação</w:t>
+            </w:r>
+          </w:p>
+        </w:tc>
+        <w:tc>
+          <w:tcPr/>
+          <w:p>
+            <w:pPr>
+              <w:pStyle w:val="Compact"/>
+              <w:jc w:val="left"/>
+            </w:pPr>
+            <w:r>
+              <w:t xml:space="preserve">Exemplos de evidências</w:t>
+            </w:r>
+          </w:p>
+        </w:tc>
+      </w:tr>
+      <w:tr>
+        <w:tc>
+          <w:tcPr/>
+          <w:p>
+            <w:pPr>
+              <w:pStyle w:val="Compact"/>
+              <w:jc w:val="left"/>
+            </w:pPr>
+            <w:r>
+              <w:t xml:space="preserve">11.1</w:t>
+            </w:r>
+          </w:p>
+        </w:tc>
+        <w:tc>
+          <w:tcPr/>
+          <w:p>
+            <w:pPr>
+              <w:pStyle w:val="Compact"/>
+              <w:jc w:val="left"/>
+            </w:pPr>
+            <w:r>
+              <w:t xml:space="preserve">Estabelecer e manter um processo de recuperação de dados</w:t>
+            </w:r>
+          </w:p>
+        </w:tc>
+        <w:tc>
+          <w:tcPr/>
+          <w:p>
+            <w:pPr>
+              <w:pStyle w:val="Compact"/>
+              <w:jc w:val="left"/>
+            </w:pPr>
+            <w:r>
+              <w:t xml:space="preserve">Definir responsabilidades, escopo, prioridades, dependências, objetivos e procedimentos para recuperar dados e serviços.</w:t>
+            </w:r>
+          </w:p>
+        </w:tc>
+        <w:tc>
+          <w:tcPr/>
+          <w:p>
+            <w:pPr>
+              <w:pStyle w:val="Compact"/>
+              <w:jc w:val="left"/>
+            </w:pPr>
+            <w:r>
+              <w:t xml:space="preserve">Confirmar aprovação, responsáveis, cobertura, revisão e alinhamento com necessidades de negócio.</w:t>
+            </w:r>
+          </w:p>
+        </w:tc>
+        <w:tc>
+          <w:tcPr/>
+          <w:p>
+            <w:pPr>
+              <w:pStyle w:val="Compact"/>
+              <w:jc w:val="left"/>
+            </w:pPr>
+            <w:r>
+              <w:t xml:space="preserve">Política, plano de recuperação, inventário de sistemas, RTO/RPO, responsáveis e registros de revisão.</w:t>
+            </w:r>
+          </w:p>
+        </w:tc>
+      </w:tr>
+      <w:tr>
+        <w:tc>
+          <w:tcPr/>
+          <w:p>
+            <w:pPr>
+              <w:pStyle w:val="Compact"/>
+              <w:jc w:val="left"/>
+            </w:pPr>
+            <w:r>
+              <w:t xml:space="preserve">11.2</w:t>
+            </w:r>
+          </w:p>
+        </w:tc>
+        <w:tc>
+          <w:tcPr/>
+          <w:p>
+            <w:pPr>
+              <w:pStyle w:val="Compact"/>
+              <w:jc w:val="left"/>
+            </w:pPr>
+            <w:r>
+              <w:t xml:space="preserve">Executar backups automatizados</w:t>
+            </w:r>
+          </w:p>
+        </w:tc>
+        <w:tc>
+          <w:tcPr/>
+          <w:p>
+            <w:pPr>
+              <w:pStyle w:val="Compact"/>
+              <w:jc w:val="left"/>
+            </w:pPr>
+            <w:r>
+              <w:t xml:space="preserve">Realizar cópias de segurança de dados e configurações conforme uma programação aprovada.</w:t>
+            </w:r>
+          </w:p>
+        </w:tc>
+        <w:tc>
+          <w:tcPr/>
+          <w:p>
+            <w:pPr>
+              <w:pStyle w:val="Compact"/>
+              <w:jc w:val="left"/>
+            </w:pPr>
+            <w:r>
+              <w:t xml:space="preserve">Verificar cobertura, frequência, falhas, alertas e tratamento de exceções.</w:t>
+            </w:r>
+          </w:p>
+        </w:tc>
+        <w:tc>
+          <w:tcPr/>
+          <w:p>
+            <w:pPr>
+              <w:pStyle w:val="Compact"/>
+              <w:jc w:val="left"/>
+            </w:pPr>
+            <w:r>
+              <w:t xml:space="preserve">Configuração de backup, relatórios de execução, alertas, tickets e métricas de sucesso.</w:t>
+            </w:r>
+          </w:p>
+        </w:tc>
+      </w:tr>
+      <w:tr>
+        <w:tc>
+          <w:tcPr/>
+          <w:p>
+            <w:pPr>
+              <w:pStyle w:val="Compact"/>
+              <w:jc w:val="left"/>
+            </w:pPr>
+            <w:r>
+              <w:t xml:space="preserve">11.3</w:t>
+            </w:r>
+          </w:p>
+        </w:tc>
+        <w:tc>
+          <w:tcPr/>
+          <w:p>
+            <w:pPr>
+              <w:pStyle w:val="Compact"/>
+              <w:jc w:val="left"/>
+            </w:pPr>
+            <w:r>
+              <w:t xml:space="preserve">Proteger os dados de recuperação</w:t>
+            </w:r>
+          </w:p>
+        </w:tc>
+        <w:tc>
+          <w:tcPr/>
+          <w:p>
+            <w:pPr>
+              <w:pStyle w:val="Compact"/>
+              <w:jc w:val="left"/>
+            </w:pPr>
+            <w:r>
+              <w:t xml:space="preserve">Proteger backups contra acesso, alteração, exclusão e criptografia não autorizados.</w:t>
+            </w:r>
+          </w:p>
+        </w:tc>
+        <w:tc>
+          <w:tcPr/>
+          <w:p>
+            <w:pPr>
+              <w:pStyle w:val="Compact"/>
+              <w:jc w:val="left"/>
+            </w:pPr>
+            <w:r>
+              <w:t xml:space="preserve">Revisar acesso, criptografia, imutabilidade, segregação e monitoramento.</w:t>
+            </w:r>
+          </w:p>
+        </w:tc>
+        <w:tc>
+          <w:tcPr/>
+          <w:p>
+            <w:pPr>
+              <w:pStyle w:val="Compact"/>
+              <w:jc w:val="left"/>
+            </w:pPr>
+            <w:r>
+              <w:t xml:space="preserve">ACLs, KMS, armazenamento imutável, registros de acesso e alertas.</w:t>
+            </w:r>
+          </w:p>
+        </w:tc>
+      </w:tr>
+      <w:tr>
+        <w:tc>
+          <w:tcPr/>
+          <w:p>
+            <w:pPr>
+              <w:pStyle w:val="Compact"/>
+              <w:jc w:val="left"/>
+            </w:pPr>
+            <w:r>
+              <w:t xml:space="preserve">11.4</w:t>
+            </w:r>
+          </w:p>
+        </w:tc>
+        <w:tc>
+          <w:tcPr/>
+          <w:p>
+            <w:pPr>
+              <w:pStyle w:val="Compact"/>
+              <w:jc w:val="left"/>
+            </w:pPr>
+            <w:r>
+              <w:t xml:space="preserve">Estabelecer e manter uma instância isolada de dados de recuperação</w:t>
+            </w:r>
+          </w:p>
+        </w:tc>
+        <w:tc>
+          <w:tcPr/>
+          <w:p>
+            <w:pPr>
+              <w:pStyle w:val="Compact"/>
+              <w:jc w:val="left"/>
+            </w:pPr>
+            <w:r>
+              <w:t xml:space="preserve">Manter pelo menos uma cópia de recuperação separada do ambiente de produção.</w:t>
+            </w:r>
+          </w:p>
+        </w:tc>
+        <w:tc>
+          <w:tcPr/>
+          <w:p>
+            <w:pPr>
+              <w:pStyle w:val="Compact"/>
+              <w:jc w:val="left"/>
+  